--- a/系統文件/系統文件.docx
+++ b/系統文件/系統文件.docx
@@ -48,7 +48,7 @@
         <w:ind w:firstLine="560"/>
         <w:jc w:val="both"/>
         <w:rPr>
-          <w:rFonts w:ascii="標楷體" w:eastAsia="標楷體" w:hAnsi="標楷體" w:hint="eastAsia"/>
+          <w:rFonts w:ascii="標楷體" w:eastAsia="標楷體" w:hAnsi="標楷體"/>
           <w:sz w:val="28"/>
           <w:szCs w:val="28"/>
         </w:rPr>
@@ -85,7 +85,7 @@
         <w:ind w:firstLine="560"/>
         <w:jc w:val="both"/>
         <w:rPr>
-          <w:rFonts w:ascii="標楷體" w:eastAsia="標楷體" w:hAnsi="標楷體" w:hint="eastAsia"/>
+          <w:rFonts w:ascii="標楷體" w:eastAsia="標楷體" w:hAnsi="標楷體"/>
           <w:sz w:val="28"/>
           <w:szCs w:val="28"/>
         </w:rPr>
@@ -132,20 +132,17 @@
     <w:p>
       <w:pPr>
         <w:pStyle w:val="-"/>
+      </w:pPr>
+      <w:r>
         <w:rPr>
           <w:rFonts w:hint="eastAsia"/>
         </w:rPr>
-      </w:pPr>
+        <w:t xml:space="preserve">1-2 </w:t>
+      </w:r>
       <w:r>
         <w:rPr>
           <w:rFonts w:hint="eastAsia"/>
         </w:rPr>
-        <w:t xml:space="preserve">1-2 </w:t>
-      </w:r>
-      <w:r>
-        <w:rPr>
-          <w:rFonts w:hint="eastAsia"/>
-        </w:rPr>
         <w:t>動機</w:t>
       </w:r>
     </w:p>
@@ -154,7 +151,7 @@
         <w:ind w:firstLine="560"/>
         <w:jc w:val="both"/>
         <w:rPr>
-          <w:rFonts w:ascii="標楷體" w:eastAsia="標楷體" w:hAnsi="標楷體" w:hint="eastAsia"/>
+          <w:rFonts w:ascii="標楷體" w:eastAsia="標楷體" w:hAnsi="標楷體"/>
           <w:sz w:val="28"/>
           <w:szCs w:val="28"/>
         </w:rPr>
@@ -178,7 +175,7 @@
         <w:ind w:leftChars="0" w:firstLineChars="0"/>
         <w:jc w:val="both"/>
         <w:rPr>
-          <w:rFonts w:ascii="標楷體" w:eastAsia="標楷體" w:hAnsi="標楷體" w:hint="eastAsia"/>
+          <w:rFonts w:ascii="標楷體" w:eastAsia="標楷體" w:hAnsi="標楷體"/>
           <w:sz w:val="28"/>
           <w:szCs w:val="28"/>
         </w:rPr>
@@ -220,7 +217,7 @@
         <w:ind w:leftChars="0" w:firstLineChars="0"/>
         <w:jc w:val="both"/>
         <w:rPr>
-          <w:rFonts w:ascii="標楷體" w:eastAsia="標楷體" w:hAnsi="標楷體" w:hint="eastAsia"/>
+          <w:rFonts w:ascii="標楷體" w:eastAsia="標楷體" w:hAnsi="標楷體"/>
           <w:sz w:val="28"/>
           <w:szCs w:val="28"/>
         </w:rPr>
@@ -244,7 +241,7 @@
         <w:ind w:leftChars="0" w:firstLineChars="0"/>
         <w:jc w:val="both"/>
         <w:rPr>
-          <w:rFonts w:ascii="標楷體" w:eastAsia="標楷體" w:hAnsi="標楷體" w:hint="eastAsia"/>
+          <w:rFonts w:ascii="標楷體" w:eastAsia="標楷體" w:hAnsi="標楷體"/>
           <w:sz w:val="28"/>
           <w:szCs w:val="28"/>
         </w:rPr>
@@ -268,7 +265,7 @@
         <w:ind w:leftChars="0" w:firstLineChars="0"/>
         <w:jc w:val="both"/>
         <w:rPr>
-          <w:rFonts w:ascii="標楷體" w:eastAsia="標楷體" w:hAnsi="標楷體" w:hint="eastAsia"/>
+          <w:rFonts w:ascii="標楷體" w:eastAsia="標楷體" w:hAnsi="標楷體"/>
           <w:sz w:val="28"/>
           <w:szCs w:val="28"/>
         </w:rPr>
@@ -287,7 +284,7 @@
         <w:ind w:firstLine="560"/>
         <w:jc w:val="both"/>
         <w:rPr>
-          <w:rFonts w:ascii="標楷體" w:eastAsia="標楷體" w:hAnsi="標楷體" w:hint="eastAsia"/>
+          <w:rFonts w:ascii="標楷體" w:eastAsia="標楷體" w:hAnsi="標楷體"/>
           <w:sz w:val="28"/>
           <w:szCs w:val="28"/>
         </w:rPr>
@@ -315,21 +312,17 @@
     <w:p>
       <w:pPr>
         <w:pStyle w:val="-"/>
+      </w:pPr>
+      <w:r>
         <w:rPr>
           <w:rFonts w:hint="eastAsia"/>
         </w:rPr>
-      </w:pPr>
+        <w:t>1-3</w:t>
+      </w:r>
       <w:r>
         <w:rPr>
           <w:rFonts w:hint="eastAsia"/>
         </w:rPr>
-        <w:lastRenderedPageBreak/>
-        <w:t>1-3</w:t>
-      </w:r>
-      <w:r>
-        <w:rPr>
-          <w:rFonts w:hint="eastAsia"/>
-        </w:rPr>
         <w:t>系統目的與目標</w:t>
       </w:r>
     </w:p>
@@ -338,7 +331,7 @@
         <w:ind w:firstLine="560"/>
         <w:jc w:val="both"/>
         <w:rPr>
-          <w:rFonts w:ascii="標楷體" w:eastAsia="標楷體" w:hAnsi="標楷體" w:hint="eastAsia"/>
+          <w:rFonts w:ascii="標楷體" w:eastAsia="標楷體" w:hAnsi="標楷體"/>
           <w:sz w:val="28"/>
           <w:szCs w:val="28"/>
         </w:rPr>
@@ -357,7 +350,7 @@
         <w:ind w:firstLine="560"/>
         <w:jc w:val="both"/>
         <w:rPr>
-          <w:rFonts w:ascii="標楷體" w:eastAsia="標楷體" w:hAnsi="標楷體" w:hint="eastAsia"/>
+          <w:rFonts w:ascii="標楷體" w:eastAsia="標楷體" w:hAnsi="標楷體"/>
           <w:sz w:val="28"/>
           <w:szCs w:val="28"/>
         </w:rPr>
@@ -381,7 +374,7 @@
         <w:ind w:leftChars="0" w:firstLineChars="0"/>
         <w:jc w:val="both"/>
         <w:rPr>
-          <w:rFonts w:ascii="標楷體" w:eastAsia="標楷體" w:hAnsi="標楷體" w:hint="eastAsia"/>
+          <w:rFonts w:ascii="標楷體" w:eastAsia="標楷體" w:hAnsi="標楷體"/>
           <w:sz w:val="28"/>
           <w:szCs w:val="28"/>
         </w:rPr>
@@ -405,7 +398,7 @@
         <w:ind w:leftChars="0" w:firstLineChars="0"/>
         <w:jc w:val="both"/>
         <w:rPr>
-          <w:rFonts w:ascii="標楷體" w:eastAsia="標楷體" w:hAnsi="標楷體" w:hint="eastAsia"/>
+          <w:rFonts w:ascii="標楷體" w:eastAsia="標楷體" w:hAnsi="標楷體"/>
           <w:sz w:val="28"/>
           <w:szCs w:val="28"/>
         </w:rPr>
@@ -429,7 +422,7 @@
         <w:ind w:leftChars="0" w:firstLineChars="0"/>
         <w:jc w:val="both"/>
         <w:rPr>
-          <w:rFonts w:ascii="標楷體" w:eastAsia="標楷體" w:hAnsi="標楷體" w:hint="eastAsia"/>
+          <w:rFonts w:ascii="標楷體" w:eastAsia="標楷體" w:hAnsi="標楷體"/>
           <w:sz w:val="28"/>
           <w:szCs w:val="28"/>
         </w:rPr>
@@ -466,7 +459,7 @@
         <w:ind w:firstLine="560"/>
         <w:jc w:val="both"/>
         <w:rPr>
-          <w:rFonts w:ascii="標楷體" w:eastAsia="標楷體" w:hAnsi="標楷體" w:hint="eastAsia"/>
+          <w:rFonts w:ascii="標楷體" w:eastAsia="標楷體" w:hAnsi="標楷體"/>
           <w:sz w:val="28"/>
           <w:szCs w:val="28"/>
         </w:rPr>
@@ -490,7 +483,7 @@
         <w:ind w:leftChars="0" w:firstLineChars="0"/>
         <w:jc w:val="both"/>
         <w:rPr>
-          <w:rFonts w:ascii="標楷體" w:eastAsia="標楷體" w:hAnsi="標楷體" w:hint="eastAsia"/>
+          <w:rFonts w:ascii="標楷體" w:eastAsia="標楷體" w:hAnsi="標楷體"/>
           <w:sz w:val="28"/>
           <w:szCs w:val="28"/>
         </w:rPr>
@@ -514,7 +507,7 @@
         <w:ind w:leftChars="0" w:firstLineChars="0"/>
         <w:jc w:val="both"/>
         <w:rPr>
-          <w:rFonts w:ascii="標楷體" w:eastAsia="標楷體" w:hAnsi="標楷體" w:hint="eastAsia"/>
+          <w:rFonts w:ascii="標楷體" w:eastAsia="標楷體" w:hAnsi="標楷體"/>
           <w:sz w:val="28"/>
           <w:szCs w:val="28"/>
         </w:rPr>
@@ -538,7 +531,7 @@
         <w:ind w:leftChars="0" w:firstLineChars="0"/>
         <w:jc w:val="both"/>
         <w:rPr>
-          <w:rFonts w:ascii="標楷體" w:eastAsia="標楷體" w:hAnsi="標楷體" w:hint="eastAsia"/>
+          <w:rFonts w:ascii="標楷體" w:eastAsia="標楷體" w:hAnsi="標楷體"/>
           <w:sz w:val="28"/>
           <w:szCs w:val="28"/>
         </w:rPr>
@@ -557,7 +550,7 @@
         <w:ind w:firstLine="560"/>
         <w:jc w:val="both"/>
         <w:rPr>
-          <w:rFonts w:ascii="標楷體" w:eastAsia="標楷體" w:hAnsi="標楷體" w:hint="eastAsia"/>
+          <w:rFonts w:ascii="標楷體" w:eastAsia="標楷體" w:hAnsi="標楷體"/>
           <w:sz w:val="28"/>
           <w:szCs w:val="28"/>
         </w:rPr>
@@ -581,7 +574,7 @@
         <w:ind w:leftChars="0" w:firstLineChars="0"/>
         <w:jc w:val="both"/>
         <w:rPr>
-          <w:rFonts w:ascii="標楷體" w:eastAsia="標楷體" w:hAnsi="標楷體" w:hint="eastAsia"/>
+          <w:rFonts w:ascii="標楷體" w:eastAsia="標楷體" w:hAnsi="標楷體"/>
           <w:sz w:val="28"/>
           <w:szCs w:val="28"/>
         </w:rPr>
@@ -605,7 +598,7 @@
         <w:ind w:leftChars="0" w:firstLineChars="0"/>
         <w:jc w:val="both"/>
         <w:rPr>
-          <w:rFonts w:ascii="標楷體" w:eastAsia="標楷體" w:hAnsi="標楷體" w:hint="eastAsia"/>
+          <w:rFonts w:ascii="標楷體" w:eastAsia="標楷體" w:hAnsi="標楷體"/>
           <w:sz w:val="28"/>
           <w:szCs w:val="28"/>
         </w:rPr>
@@ -629,7 +622,7 @@
         <w:ind w:leftChars="0" w:firstLineChars="0"/>
         <w:jc w:val="both"/>
         <w:rPr>
-          <w:rFonts w:ascii="標楷體" w:eastAsia="標楷體" w:hAnsi="標楷體" w:hint="eastAsia"/>
+          <w:rFonts w:ascii="標楷體" w:eastAsia="標楷體" w:hAnsi="標楷體"/>
           <w:sz w:val="28"/>
           <w:szCs w:val="28"/>
         </w:rPr>
@@ -653,7 +646,7 @@
         <w:ind w:leftChars="0" w:firstLineChars="0"/>
         <w:jc w:val="both"/>
         <w:rPr>
-          <w:rFonts w:ascii="標楷體" w:eastAsia="標楷體" w:hAnsi="標楷體" w:hint="eastAsia"/>
+          <w:rFonts w:ascii="標楷體" w:eastAsia="標楷體" w:hAnsi="標楷體"/>
           <w:sz w:val="28"/>
           <w:szCs w:val="28"/>
         </w:rPr>
@@ -672,17 +665,18 @@
         <w:ind w:firstLine="560"/>
         <w:jc w:val="both"/>
         <w:rPr>
-          <w:rFonts w:ascii="標楷體" w:eastAsia="標楷體" w:hAnsi="標楷體" w:hint="eastAsia"/>
-          <w:sz w:val="28"/>
-          <w:szCs w:val="28"/>
-        </w:rPr>
-      </w:pPr>
-      <w:r>
-        <w:rPr>
-          <w:rFonts w:ascii="標楷體" w:eastAsia="標楷體" w:hAnsi="標楷體" w:hint="eastAsia"/>
-          <w:sz w:val="28"/>
-          <w:szCs w:val="28"/>
-        </w:rPr>
+          <w:rFonts w:ascii="標楷體" w:eastAsia="標楷體" w:hAnsi="標楷體"/>
+          <w:sz w:val="28"/>
+          <w:szCs w:val="28"/>
+        </w:rPr>
+      </w:pPr>
+      <w:r>
+        <w:rPr>
+          <w:rFonts w:ascii="標楷體" w:eastAsia="標楷體" w:hAnsi="標楷體" w:hint="eastAsia"/>
+          <w:sz w:val="28"/>
+          <w:szCs w:val="28"/>
+        </w:rPr>
+        <w:lastRenderedPageBreak/>
         <w:t>商業模式與服務支援</w:t>
       </w:r>
     </w:p>
@@ -696,7 +690,7 @@
         <w:ind w:leftChars="0" w:firstLineChars="0"/>
         <w:jc w:val="both"/>
         <w:rPr>
-          <w:rFonts w:ascii="標楷體" w:eastAsia="標楷體" w:hAnsi="標楷體" w:hint="eastAsia"/>
+          <w:rFonts w:ascii="標楷體" w:eastAsia="標楷體" w:hAnsi="標楷體"/>
           <w:sz w:val="28"/>
           <w:szCs w:val="28"/>
         </w:rPr>
@@ -725,16 +719,7 @@
           <w:sz w:val="28"/>
           <w:szCs w:val="28"/>
         </w:rPr>
-        <w:t>進階</w:t>
-      </w:r>
-      <w:r>
-        <w:rPr>
-          <w:rFonts w:ascii="標楷體" w:eastAsia="標楷體" w:hAnsi="標楷體" w:hint="eastAsia"/>
-          <w:sz w:val="28"/>
-          <w:szCs w:val="28"/>
-        </w:rPr>
-        <w:lastRenderedPageBreak/>
-        <w:t>功能。</w:t>
+        <w:t>進階功能。</w:t>
       </w:r>
     </w:p>
     <w:p>
@@ -747,7 +732,7 @@
         <w:ind w:leftChars="0" w:firstLineChars="0"/>
         <w:jc w:val="both"/>
         <w:rPr>
-          <w:rFonts w:ascii="標楷體" w:eastAsia="標楷體" w:hAnsi="標楷體" w:hint="eastAsia"/>
+          <w:rFonts w:ascii="標楷體" w:eastAsia="標楷體" w:hAnsi="標楷體"/>
           <w:sz w:val="28"/>
           <w:szCs w:val="28"/>
         </w:rPr>
@@ -771,7 +756,7 @@
         <w:ind w:leftChars="0" w:firstLineChars="0"/>
         <w:jc w:val="both"/>
         <w:rPr>
-          <w:rFonts w:ascii="標楷體" w:eastAsia="標楷體" w:hAnsi="標楷體" w:hint="eastAsia"/>
+          <w:rFonts w:ascii="標楷體" w:eastAsia="標楷體" w:hAnsi="標楷體"/>
           <w:sz w:val="28"/>
           <w:szCs w:val="28"/>
         </w:rPr>
@@ -799,9 +784,6 @@
     <w:p>
       <w:pPr>
         <w:pStyle w:val="-"/>
-        <w:rPr>
-          <w:rFonts w:hint="eastAsia"/>
-        </w:rPr>
       </w:pPr>
       <w:r>
         <w:rPr>
@@ -826,7 +808,7 @@
         <w:ind w:leftChars="0" w:firstLineChars="0"/>
         <w:jc w:val="both"/>
         <w:rPr>
-          <w:rFonts w:ascii="標楷體" w:eastAsia="標楷體" w:hAnsi="標楷體" w:hint="eastAsia"/>
+          <w:rFonts w:ascii="標楷體" w:eastAsia="標楷體" w:hAnsi="標楷體"/>
           <w:sz w:val="28"/>
           <w:szCs w:val="28"/>
         </w:rPr>
@@ -940,7 +922,7 @@
         <w:ind w:leftChars="0" w:firstLineChars="0"/>
         <w:jc w:val="both"/>
         <w:rPr>
-          <w:rFonts w:ascii="標楷體" w:eastAsia="標楷體" w:hAnsi="標楷體" w:hint="eastAsia"/>
+          <w:rFonts w:ascii="標楷體" w:eastAsia="標楷體" w:hAnsi="標楷體"/>
           <w:sz w:val="28"/>
           <w:szCs w:val="28"/>
         </w:rPr>
@@ -992,20 +974,17 @@
     <w:p>
       <w:pPr>
         <w:pStyle w:val="-"/>
+      </w:pPr>
+      <w:r>
         <w:rPr>
           <w:rFonts w:hint="eastAsia"/>
         </w:rPr>
-      </w:pPr>
+        <w:t xml:space="preserve">2-1 </w:t>
+      </w:r>
       <w:r>
         <w:rPr>
           <w:rFonts w:hint="eastAsia"/>
         </w:rPr>
-        <w:t xml:space="preserve">2-1 </w:t>
-      </w:r>
-      <w:r>
-        <w:rPr>
-          <w:rFonts w:hint="eastAsia"/>
-        </w:rPr>
         <w:t>可行性分析</w:t>
       </w:r>
     </w:p>
@@ -1014,17 +993,18 @@
         <w:ind w:firstLine="560"/>
         <w:jc w:val="both"/>
         <w:rPr>
-          <w:rFonts w:ascii="標楷體" w:eastAsia="標楷體" w:hAnsi="標楷體" w:hint="eastAsia"/>
-          <w:sz w:val="28"/>
-          <w:szCs w:val="28"/>
-        </w:rPr>
-      </w:pPr>
-      <w:r>
-        <w:rPr>
-          <w:rFonts w:ascii="標楷體" w:eastAsia="標楷體" w:hAnsi="標楷體" w:hint="eastAsia"/>
-          <w:sz w:val="28"/>
-          <w:szCs w:val="28"/>
-        </w:rPr>
+          <w:rFonts w:ascii="標楷體" w:eastAsia="標楷體" w:hAnsi="標楷體"/>
+          <w:sz w:val="28"/>
+          <w:szCs w:val="28"/>
+        </w:rPr>
+      </w:pPr>
+      <w:r>
+        <w:rPr>
+          <w:rFonts w:ascii="標楷體" w:eastAsia="標楷體" w:hAnsi="標楷體" w:hint="eastAsia"/>
+          <w:sz w:val="28"/>
+          <w:szCs w:val="28"/>
+        </w:rPr>
+        <w:lastRenderedPageBreak/>
         <w:t>針對本 AI 日語對話學習系統之可行性進行以下分析：</w:t>
       </w:r>
     </w:p>
@@ -1038,7 +1018,7 @@
         <w:ind w:leftChars="0" w:firstLineChars="0"/>
         <w:jc w:val="both"/>
         <w:rPr>
-          <w:rFonts w:ascii="標楷體" w:eastAsia="標楷體" w:hAnsi="標楷體" w:hint="eastAsia"/>
+          <w:rFonts w:ascii="標楷體" w:eastAsia="標楷體" w:hAnsi="標楷體"/>
           <w:sz w:val="28"/>
           <w:szCs w:val="28"/>
         </w:rPr>
@@ -1062,27 +1042,18 @@
         <w:ind w:leftChars="0" w:firstLineChars="0"/>
         <w:jc w:val="both"/>
         <w:rPr>
-          <w:rFonts w:ascii="標楷體" w:eastAsia="標楷體" w:hAnsi="標楷體" w:hint="eastAsia"/>
-          <w:sz w:val="28"/>
-          <w:szCs w:val="28"/>
-        </w:rPr>
-      </w:pPr>
-      <w:r>
-        <w:rPr>
-          <w:rFonts w:ascii="標楷體" w:eastAsia="標楷體" w:hAnsi="標楷體" w:hint="eastAsia"/>
-          <w:sz w:val="28"/>
-          <w:szCs w:val="28"/>
-        </w:rPr>
-        <w:t>介面設計： 系統採用直觀的對話式介面，操作邏輯與常見的通訊軟體類似，使</w:t>
-      </w:r>
-      <w:r>
-        <w:rPr>
-          <w:rFonts w:ascii="標楷體" w:eastAsia="標楷體" w:hAnsi="標楷體" w:hint="eastAsia"/>
-          <w:sz w:val="28"/>
-          <w:szCs w:val="28"/>
-        </w:rPr>
-        <w:lastRenderedPageBreak/>
-        <w:t>用者無須額外花費學習成本即可上手。</w:t>
+          <w:rFonts w:ascii="標楷體" w:eastAsia="標楷體" w:hAnsi="標楷體"/>
+          <w:sz w:val="28"/>
+          <w:szCs w:val="28"/>
+        </w:rPr>
+      </w:pPr>
+      <w:r>
+        <w:rPr>
+          <w:rFonts w:ascii="標楷體" w:eastAsia="標楷體" w:hAnsi="標楷體" w:hint="eastAsia"/>
+          <w:sz w:val="28"/>
+          <w:szCs w:val="28"/>
+        </w:rPr>
+        <w:t>介面設計： 系統採用直觀的對話式介面，操作邏輯與常見的通訊軟體類似，使用者無須額外花費學習成本即可上手。</w:t>
       </w:r>
     </w:p>
     <w:p>
@@ -1095,7 +1066,7 @@
         <w:ind w:leftChars="0" w:firstLineChars="0"/>
         <w:jc w:val="both"/>
         <w:rPr>
-          <w:rFonts w:ascii="標楷體" w:eastAsia="標楷體" w:hAnsi="標楷體" w:hint="eastAsia"/>
+          <w:rFonts w:ascii="標楷體" w:eastAsia="標楷體" w:hAnsi="標楷體"/>
           <w:sz w:val="28"/>
           <w:szCs w:val="28"/>
         </w:rPr>
@@ -1119,7 +1090,7 @@
         <w:ind w:leftChars="0" w:firstLineChars="0"/>
         <w:jc w:val="both"/>
         <w:rPr>
-          <w:rFonts w:ascii="標楷體" w:eastAsia="標楷體" w:hAnsi="標楷體" w:hint="eastAsia"/>
+          <w:rFonts w:ascii="標楷體" w:eastAsia="標楷體" w:hAnsi="標楷體"/>
           <w:sz w:val="28"/>
           <w:szCs w:val="28"/>
         </w:rPr>
@@ -1143,7 +1114,7 @@
         <w:ind w:leftChars="0" w:firstLineChars="0"/>
         <w:jc w:val="both"/>
         <w:rPr>
-          <w:rFonts w:ascii="標楷體" w:eastAsia="標楷體" w:hAnsi="標楷體" w:hint="eastAsia"/>
+          <w:rFonts w:ascii="標楷體" w:eastAsia="標楷體" w:hAnsi="標楷體"/>
           <w:sz w:val="28"/>
           <w:szCs w:val="28"/>
         </w:rPr>
@@ -1203,7 +1174,7 @@
         <w:ind w:leftChars="0" w:firstLineChars="0"/>
         <w:jc w:val="both"/>
         <w:rPr>
-          <w:rFonts w:ascii="標楷體" w:eastAsia="標楷體" w:hAnsi="標楷體" w:hint="eastAsia"/>
+          <w:rFonts w:ascii="標楷體" w:eastAsia="標楷體" w:hAnsi="標楷體"/>
           <w:sz w:val="28"/>
           <w:szCs w:val="28"/>
         </w:rPr>
@@ -1227,7 +1198,7 @@
         <w:ind w:leftChars="0" w:firstLineChars="0"/>
         <w:jc w:val="both"/>
         <w:rPr>
-          <w:rFonts w:ascii="標楷體" w:eastAsia="標楷體" w:hAnsi="標楷體" w:hint="eastAsia"/>
+          <w:rFonts w:ascii="標楷體" w:eastAsia="標楷體" w:hAnsi="標楷體"/>
           <w:sz w:val="28"/>
           <w:szCs w:val="28"/>
         </w:rPr>
@@ -1251,7 +1222,7 @@
         <w:ind w:leftChars="0" w:firstLineChars="0"/>
         <w:jc w:val="both"/>
         <w:rPr>
-          <w:rFonts w:ascii="標楷體" w:eastAsia="標楷體" w:hAnsi="標楷體" w:hint="eastAsia"/>
+          <w:rFonts w:ascii="標楷體" w:eastAsia="標楷體" w:hAnsi="標楷體"/>
           <w:sz w:val="28"/>
           <w:szCs w:val="28"/>
         </w:rPr>
@@ -1275,7 +1246,7 @@
         <w:ind w:leftChars="0" w:firstLineChars="0"/>
         <w:jc w:val="both"/>
         <w:rPr>
-          <w:rFonts w:ascii="標楷體" w:eastAsia="標楷體" w:hAnsi="標楷體" w:hint="eastAsia"/>
+          <w:rFonts w:ascii="標楷體" w:eastAsia="標楷體" w:hAnsi="標楷體"/>
           <w:sz w:val="28"/>
           <w:szCs w:val="28"/>
         </w:rPr>
@@ -1299,7 +1270,7 @@
         <w:ind w:leftChars="0" w:firstLineChars="0"/>
         <w:jc w:val="both"/>
         <w:rPr>
-          <w:rFonts w:ascii="標楷體" w:eastAsia="標楷體" w:hAnsi="標楷體" w:hint="eastAsia"/>
+          <w:rFonts w:ascii="標楷體" w:eastAsia="標楷體" w:hAnsi="標楷體"/>
           <w:sz w:val="28"/>
           <w:szCs w:val="28"/>
         </w:rPr>
@@ -1323,7 +1294,7 @@
         <w:ind w:leftChars="0" w:firstLineChars="0"/>
         <w:jc w:val="both"/>
         <w:rPr>
-          <w:rFonts w:ascii="標楷體" w:eastAsia="標楷體" w:hAnsi="標楷體" w:hint="eastAsia"/>
+          <w:rFonts w:ascii="標楷體" w:eastAsia="標楷體" w:hAnsi="標楷體"/>
           <w:sz w:val="28"/>
           <w:szCs w:val="28"/>
         </w:rPr>
@@ -1347,18 +1318,27 @@
         <w:ind w:leftChars="0" w:firstLineChars="0"/>
         <w:jc w:val="both"/>
         <w:rPr>
-          <w:rFonts w:ascii="標楷體" w:eastAsia="標楷體" w:hAnsi="標楷體" w:hint="eastAsia"/>
-          <w:sz w:val="28"/>
-          <w:szCs w:val="28"/>
-        </w:rPr>
-      </w:pPr>
-      <w:r>
-        <w:rPr>
-          <w:rFonts w:ascii="標楷體" w:eastAsia="標楷體" w:hAnsi="標楷體" w:hint="eastAsia"/>
-          <w:sz w:val="28"/>
-          <w:szCs w:val="28"/>
-        </w:rPr>
-        <w:t>架構穩定性： 系統採用成熟的 API 串接架構與雲端部署技術，並對資料傳輸進行加密處理（如個人化學習進度保存），確保系統穩定性與資料安全。</w:t>
+          <w:rFonts w:ascii="標楷體" w:eastAsia="標楷體" w:hAnsi="標楷體"/>
+          <w:sz w:val="28"/>
+          <w:szCs w:val="28"/>
+        </w:rPr>
+      </w:pPr>
+      <w:r>
+        <w:rPr>
+          <w:rFonts w:ascii="標楷體" w:eastAsia="標楷體" w:hAnsi="標楷體" w:hint="eastAsia"/>
+          <w:sz w:val="28"/>
+          <w:szCs w:val="28"/>
+        </w:rPr>
+        <w:t>架構穩定性： 系統採用成熟的 API 串接架構與雲端部署技術，並對資料傳輸進</w:t>
+      </w:r>
+      <w:r>
+        <w:rPr>
+          <w:rFonts w:ascii="標楷體" w:eastAsia="標楷體" w:hAnsi="標楷體" w:hint="eastAsia"/>
+          <w:sz w:val="28"/>
+          <w:szCs w:val="28"/>
+        </w:rPr>
+        <w:lastRenderedPageBreak/>
+        <w:t>行加密處理（如個人化學習進度保存），確保系統穩定性與資料安全。</w:t>
       </w:r>
     </w:p>
     <w:p>
@@ -1371,7 +1351,7 @@
         <w:ind w:leftChars="0" w:firstLineChars="0"/>
         <w:jc w:val="both"/>
         <w:rPr>
-          <w:rFonts w:ascii="標楷體" w:eastAsia="標楷體" w:hAnsi="標楷體" w:hint="eastAsia"/>
+          <w:rFonts w:ascii="標楷體" w:eastAsia="標楷體" w:hAnsi="標楷體"/>
           <w:sz w:val="28"/>
           <w:szCs w:val="28"/>
         </w:rPr>
@@ -1395,7 +1375,7 @@
         <w:ind w:leftChars="0" w:firstLineChars="0"/>
         <w:jc w:val="both"/>
         <w:rPr>
-          <w:rFonts w:ascii="標楷體" w:eastAsia="標楷體" w:hAnsi="標楷體" w:hint="eastAsia"/>
+          <w:rFonts w:ascii="標楷體" w:eastAsia="標楷體" w:hAnsi="標楷體"/>
           <w:sz w:val="28"/>
           <w:szCs w:val="28"/>
         </w:rPr>
@@ -1437,18 +1417,17 @@
         <w:ind w:leftChars="0" w:firstLineChars="0"/>
         <w:jc w:val="both"/>
         <w:rPr>
-          <w:rFonts w:ascii="標楷體" w:eastAsia="標楷體" w:hAnsi="標楷體" w:hint="eastAsia"/>
-          <w:sz w:val="28"/>
-          <w:szCs w:val="28"/>
-        </w:rPr>
-      </w:pPr>
-      <w:r>
-        <w:rPr>
-          <w:rFonts w:ascii="標楷體" w:eastAsia="標楷體" w:hAnsi="標楷體" w:hint="eastAsia"/>
-          <w:sz w:val="28"/>
-          <w:szCs w:val="28"/>
-        </w:rPr>
-        <w:lastRenderedPageBreak/>
+          <w:rFonts w:ascii="標楷體" w:eastAsia="標楷體" w:hAnsi="標楷體"/>
+          <w:sz w:val="28"/>
+          <w:szCs w:val="28"/>
+        </w:rPr>
+      </w:pPr>
+      <w:r>
+        <w:rPr>
+          <w:rFonts w:ascii="標楷體" w:eastAsia="標楷體" w:hAnsi="標楷體" w:hint="eastAsia"/>
+          <w:sz w:val="28"/>
+          <w:szCs w:val="28"/>
+        </w:rPr>
         <w:t xml:space="preserve">第三方規範： 系統開發與 API 使用皆符合第三方 AI 平台（如 </w:t>
       </w:r>
       <w:proofErr w:type="spellStart"/>
@@ -1475,7 +1454,7 @@
         <w:ind w:firstLineChars="0" w:firstLine="0"/>
         <w:jc w:val="both"/>
         <w:rPr>
-          <w:rFonts w:ascii="標楷體" w:eastAsia="標楷體" w:hAnsi="標楷體" w:hint="eastAsia"/>
+          <w:rFonts w:ascii="標楷體" w:eastAsia="標楷體" w:hAnsi="標楷體"/>
           <w:sz w:val="28"/>
           <w:szCs w:val="28"/>
         </w:rPr>
@@ -1494,7 +1473,7 @@
         <w:ind w:firstLine="560"/>
         <w:jc w:val="both"/>
         <w:rPr>
-          <w:rFonts w:ascii="標楷體" w:eastAsia="標楷體" w:hAnsi="標楷體" w:hint="eastAsia"/>
+          <w:rFonts w:ascii="標楷體" w:eastAsia="標楷體" w:hAnsi="標楷體"/>
           <w:sz w:val="28"/>
           <w:szCs w:val="28"/>
         </w:rPr>
@@ -1548,9 +1527,6 @@
     <w:p>
       <w:pPr>
         <w:pStyle w:val="-"/>
-        <w:rPr>
-          <w:rFonts w:hint="eastAsia"/>
-        </w:rPr>
       </w:pPr>
       <w:r>
         <w:rPr>
@@ -1581,7 +1557,7 @@
         <w:ind w:leftChars="0" w:firstLineChars="0"/>
         <w:jc w:val="both"/>
         <w:rPr>
-          <w:rFonts w:ascii="標楷體" w:eastAsia="標楷體" w:hAnsi="標楷體" w:hint="eastAsia"/>
+          <w:rFonts w:ascii="標楷體" w:eastAsia="標楷體" w:hAnsi="標楷體"/>
           <w:sz w:val="28"/>
           <w:szCs w:val="28"/>
         </w:rPr>
@@ -1623,7 +1599,7 @@
         <w:ind w:leftChars="0" w:firstLineChars="0"/>
         <w:jc w:val="both"/>
         <w:rPr>
-          <w:rFonts w:ascii="標楷體" w:eastAsia="標楷體" w:hAnsi="標楷體" w:hint="eastAsia"/>
+          <w:rFonts w:ascii="標楷體" w:eastAsia="標楷體" w:hAnsi="標楷體"/>
           <w:sz w:val="28"/>
           <w:szCs w:val="28"/>
         </w:rPr>
@@ -1647,7 +1623,7 @@
         <w:ind w:leftChars="0" w:firstLineChars="0"/>
         <w:jc w:val="both"/>
         <w:rPr>
-          <w:rFonts w:ascii="標楷體" w:eastAsia="標楷體" w:hAnsi="標楷體" w:hint="eastAsia"/>
+          <w:rFonts w:ascii="標楷體" w:eastAsia="標楷體" w:hAnsi="標楷體"/>
           <w:sz w:val="28"/>
           <w:szCs w:val="28"/>
         </w:rPr>
@@ -1676,7 +1652,16 @@
           <w:sz w:val="28"/>
           <w:szCs w:val="28"/>
         </w:rPr>
-        <w:t>展示 AI 實際對話的有趣過程，精</w:t>
+        <w:t>展示 AI 實際</w:t>
+      </w:r>
+      <w:r>
+        <w:rPr>
+          <w:rFonts w:ascii="標楷體" w:eastAsia="標楷體" w:hAnsi="標楷體" w:hint="eastAsia"/>
+          <w:sz w:val="28"/>
+          <w:szCs w:val="28"/>
+        </w:rPr>
+        <w:lastRenderedPageBreak/>
+        <w:t>對話的有趣過程，精</w:t>
       </w:r>
       <w:proofErr w:type="gramStart"/>
       <w:r>
@@ -1707,7 +1692,7 @@
         <w:ind w:leftChars="0" w:firstLineChars="0"/>
         <w:jc w:val="both"/>
         <w:rPr>
-          <w:rFonts w:ascii="標楷體" w:eastAsia="標楷體" w:hAnsi="標楷體" w:hint="eastAsia"/>
+          <w:rFonts w:ascii="標楷體" w:eastAsia="標楷體" w:hAnsi="標楷體"/>
           <w:sz w:val="28"/>
           <w:szCs w:val="28"/>
         </w:rPr>
@@ -1731,18 +1716,17 @@
         <w:ind w:leftChars="0" w:firstLineChars="0"/>
         <w:jc w:val="both"/>
         <w:rPr>
-          <w:rFonts w:ascii="標楷體" w:eastAsia="標楷體" w:hAnsi="標楷體" w:hint="eastAsia"/>
-          <w:sz w:val="28"/>
-          <w:szCs w:val="28"/>
-        </w:rPr>
-      </w:pPr>
-      <w:r>
-        <w:rPr>
-          <w:rFonts w:ascii="標楷體" w:eastAsia="標楷體" w:hAnsi="標楷體" w:hint="eastAsia"/>
-          <w:sz w:val="28"/>
-          <w:szCs w:val="28"/>
-        </w:rPr>
-        <w:lastRenderedPageBreak/>
+          <w:rFonts w:ascii="標楷體" w:eastAsia="標楷體" w:hAnsi="標楷體"/>
+          <w:sz w:val="28"/>
+          <w:szCs w:val="28"/>
+        </w:rPr>
+      </w:pPr>
+      <w:r>
+        <w:rPr>
+          <w:rFonts w:ascii="標楷體" w:eastAsia="標楷體" w:hAnsi="標楷體" w:hint="eastAsia"/>
+          <w:sz w:val="28"/>
+          <w:szCs w:val="28"/>
+        </w:rPr>
         <w:t>關鍵活動 持續優化 Python 後端與 AI API 的串接穩定度、設計並微調各種情境的 Prompt（提示詞）以確保 AI 角色扮演的自然度與準確性、App 介面（UI/UX）更新維護，以及收集使用者回饋來擴充更多元的對話場景。</w:t>
       </w:r>
     </w:p>
@@ -1756,7 +1740,7 @@
         <w:ind w:leftChars="0" w:firstLineChars="0"/>
         <w:jc w:val="both"/>
         <w:rPr>
-          <w:rFonts w:ascii="標楷體" w:eastAsia="標楷體" w:hAnsi="標楷體" w:hint="eastAsia"/>
+          <w:rFonts w:ascii="標楷體" w:eastAsia="標楷體" w:hAnsi="標楷體"/>
           <w:sz w:val="28"/>
           <w:szCs w:val="28"/>
         </w:rPr>
@@ -1780,7 +1764,7 @@
         <w:ind w:leftChars="0" w:firstLineChars="0"/>
         <w:jc w:val="both"/>
         <w:rPr>
-          <w:rFonts w:ascii="標楷體" w:eastAsia="標楷體" w:hAnsi="標楷體" w:hint="eastAsia"/>
+          <w:rFonts w:ascii="標楷體" w:eastAsia="標楷體" w:hAnsi="標楷體"/>
           <w:sz w:val="28"/>
           <w:szCs w:val="28"/>
         </w:rPr>
@@ -1804,7 +1788,7 @@
         <w:ind w:leftChars="0" w:firstLineChars="0"/>
         <w:jc w:val="both"/>
         <w:rPr>
-          <w:rFonts w:ascii="標楷體" w:eastAsia="標楷體" w:hAnsi="標楷體" w:hint="eastAsia"/>
+          <w:rFonts w:ascii="標楷體" w:eastAsia="標楷體" w:hAnsi="標楷體"/>
           <w:sz w:val="28"/>
           <w:szCs w:val="28"/>
         </w:rPr>
@@ -1882,7 +1866,7 @@
         <w:ind w:leftChars="0" w:firstLineChars="0"/>
         <w:jc w:val="both"/>
         <w:rPr>
-          <w:rFonts w:ascii="標楷體" w:eastAsia="標楷體" w:hAnsi="標楷體" w:hint="eastAsia"/>
+          <w:rFonts w:ascii="標楷體" w:eastAsia="標楷體" w:hAnsi="標楷體"/>
           <w:sz w:val="28"/>
           <w:szCs w:val="28"/>
         </w:rPr>
@@ -1910,9 +1894,6 @@
     <w:p>
       <w:pPr>
         <w:pStyle w:val="-"/>
-        <w:rPr>
-          <w:rFonts w:hint="eastAsia"/>
-        </w:rPr>
       </w:pPr>
       <w:r>
         <w:rPr>
@@ -1943,17 +1924,18 @@
         <w:ind w:leftChars="0" w:firstLineChars="0"/>
         <w:jc w:val="both"/>
         <w:rPr>
-          <w:rFonts w:ascii="標楷體" w:eastAsia="標楷體" w:hAnsi="標楷體" w:hint="eastAsia"/>
-          <w:sz w:val="28"/>
-          <w:szCs w:val="28"/>
-        </w:rPr>
-      </w:pPr>
-      <w:r>
-        <w:rPr>
-          <w:rFonts w:ascii="標楷體" w:eastAsia="標楷體" w:hAnsi="標楷體" w:hint="eastAsia"/>
-          <w:sz w:val="28"/>
-          <w:szCs w:val="28"/>
-        </w:rPr>
+          <w:rFonts w:ascii="標楷體" w:eastAsia="標楷體" w:hAnsi="標楷體"/>
+          <w:sz w:val="28"/>
+          <w:szCs w:val="28"/>
+        </w:rPr>
+      </w:pPr>
+      <w:r>
+        <w:rPr>
+          <w:rFonts w:ascii="標楷體" w:eastAsia="標楷體" w:hAnsi="標楷體" w:hint="eastAsia"/>
+          <w:sz w:val="28"/>
+          <w:szCs w:val="28"/>
+        </w:rPr>
+        <w:lastRenderedPageBreak/>
         <w:t>市場區隔 (Segmentation)</w:t>
       </w:r>
     </w:p>
@@ -1962,18 +1944,18 @@
         <w:ind w:firstLine="560"/>
         <w:jc w:val="both"/>
         <w:rPr>
-          <w:rFonts w:ascii="標楷體" w:eastAsia="標楷體" w:hAnsi="標楷體" w:hint="eastAsia"/>
-          <w:sz w:val="28"/>
-          <w:szCs w:val="28"/>
-        </w:rPr>
-      </w:pPr>
-      <w:r>
-        <w:rPr>
-          <w:rFonts w:ascii="標楷體" w:eastAsia="標楷體" w:hAnsi="標楷體" w:hint="eastAsia"/>
-          <w:sz w:val="28"/>
-          <w:szCs w:val="28"/>
-        </w:rPr>
-        <w:t>目前台灣的日語學習市場龐大，若依據消費者的**「學習動機」與「學習痛點」**，我們可將市場區分為以下幾種類型：</w:t>
+          <w:rFonts w:ascii="標楷體" w:eastAsia="標楷體" w:hAnsi="標楷體"/>
+          <w:sz w:val="28"/>
+          <w:szCs w:val="28"/>
+        </w:rPr>
+      </w:pPr>
+      <w:r>
+        <w:rPr>
+          <w:rFonts w:ascii="標楷體" w:eastAsia="標楷體" w:hAnsi="標楷體" w:hint="eastAsia"/>
+          <w:sz w:val="28"/>
+          <w:szCs w:val="28"/>
+        </w:rPr>
+        <w:t>目前台灣的日語學習市場龐大，若依據消費者的「學習動機」與「學習痛點」，我們可將市場區分為以下幾種類型：</w:t>
       </w:r>
     </w:p>
     <w:p>
@@ -1986,7 +1968,7 @@
         <w:ind w:leftChars="0" w:firstLineChars="0"/>
         <w:jc w:val="both"/>
         <w:rPr>
-          <w:rFonts w:ascii="標楷體" w:eastAsia="標楷體" w:hAnsi="標楷體" w:hint="eastAsia"/>
+          <w:rFonts w:ascii="標楷體" w:eastAsia="標楷體" w:hAnsi="標楷體"/>
           <w:sz w:val="28"/>
           <w:szCs w:val="28"/>
         </w:rPr>
@@ -2010,7 +1992,7 @@
         <w:ind w:leftChars="0" w:firstLineChars="0"/>
         <w:jc w:val="both"/>
         <w:rPr>
-          <w:rFonts w:ascii="標楷體" w:eastAsia="標楷體" w:hAnsi="標楷體" w:hint="eastAsia"/>
+          <w:rFonts w:ascii="標楷體" w:eastAsia="標楷體" w:hAnsi="標楷體"/>
           <w:sz w:val="28"/>
           <w:szCs w:val="28"/>
         </w:rPr>
@@ -2039,16 +2021,7 @@
           <w:sz w:val="28"/>
           <w:szCs w:val="28"/>
         </w:rPr>
-        <w:t>解決</w:t>
-      </w:r>
-      <w:r>
-        <w:rPr>
-          <w:rFonts w:ascii="標楷體" w:eastAsia="標楷體" w:hAnsi="標楷體" w:hint="eastAsia"/>
-          <w:sz w:val="28"/>
-          <w:szCs w:val="28"/>
-        </w:rPr>
-        <w:lastRenderedPageBreak/>
-        <w:t>「點餐、問路、購物」等實用生存需求。</w:t>
+        <w:t>解決「點餐、問路、購物」等實用生存需求。</w:t>
       </w:r>
     </w:p>
     <w:p>
@@ -2061,7 +2034,7 @@
         <w:ind w:leftChars="0" w:firstLineChars="0"/>
         <w:jc w:val="both"/>
         <w:rPr>
-          <w:rFonts w:ascii="標楷體" w:eastAsia="標楷體" w:hAnsi="標楷體" w:hint="eastAsia"/>
+          <w:rFonts w:ascii="標楷體" w:eastAsia="標楷體" w:hAnsi="標楷體"/>
           <w:sz w:val="28"/>
           <w:szCs w:val="28"/>
         </w:rPr>
@@ -2103,7 +2076,7 @@
         <w:ind w:leftChars="0" w:firstLineChars="0"/>
         <w:jc w:val="both"/>
         <w:rPr>
-          <w:rFonts w:ascii="標楷體" w:eastAsia="標楷體" w:hAnsi="標楷體" w:hint="eastAsia"/>
+          <w:rFonts w:ascii="標楷體" w:eastAsia="標楷體" w:hAnsi="標楷體"/>
           <w:sz w:val="28"/>
           <w:szCs w:val="28"/>
         </w:rPr>
@@ -2127,7 +2100,7 @@
         <w:ind w:leftChars="0" w:firstLineChars="0"/>
         <w:jc w:val="both"/>
         <w:rPr>
-          <w:rFonts w:ascii="標楷體" w:eastAsia="標楷體" w:hAnsi="標楷體" w:hint="eastAsia"/>
+          <w:rFonts w:ascii="標楷體" w:eastAsia="標楷體" w:hAnsi="標楷體"/>
           <w:sz w:val="28"/>
           <w:szCs w:val="28"/>
         </w:rPr>
@@ -2146,7 +2119,7 @@
         <w:ind w:firstLine="560"/>
         <w:jc w:val="both"/>
         <w:rPr>
-          <w:rFonts w:ascii="標楷體" w:eastAsia="標楷體" w:hAnsi="標楷體" w:hint="eastAsia"/>
+          <w:rFonts w:ascii="標楷體" w:eastAsia="標楷體" w:hAnsi="標楷體"/>
           <w:sz w:val="28"/>
           <w:szCs w:val="28"/>
         </w:rPr>
@@ -2188,7 +2161,7 @@
         <w:ind w:leftChars="0" w:firstLineChars="0"/>
         <w:jc w:val="both"/>
         <w:rPr>
-          <w:rFonts w:ascii="標楷體" w:eastAsia="標楷體" w:hAnsi="標楷體" w:hint="eastAsia"/>
+          <w:rFonts w:ascii="標楷體" w:eastAsia="標楷體" w:hAnsi="標楷體"/>
           <w:sz w:val="28"/>
           <w:szCs w:val="28"/>
         </w:rPr>
@@ -2212,7 +2185,7 @@
         <w:ind w:leftChars="0" w:firstLineChars="0"/>
         <w:jc w:val="both"/>
         <w:rPr>
-          <w:rFonts w:ascii="標楷體" w:eastAsia="標楷體" w:hAnsi="標楷體" w:hint="eastAsia"/>
+          <w:rFonts w:ascii="標楷體" w:eastAsia="標楷體" w:hAnsi="標楷體"/>
           <w:sz w:val="28"/>
           <w:szCs w:val="28"/>
         </w:rPr>
@@ -2272,18 +2245,27 @@
         <w:ind w:leftChars="0" w:firstLineChars="0"/>
         <w:jc w:val="both"/>
         <w:rPr>
-          <w:rFonts w:ascii="標楷體" w:eastAsia="標楷體" w:hAnsi="標楷體" w:hint="eastAsia"/>
-          <w:sz w:val="28"/>
-          <w:szCs w:val="28"/>
-        </w:rPr>
-      </w:pPr>
-      <w:r>
-        <w:rPr>
-          <w:rFonts w:ascii="標楷體" w:eastAsia="標楷體" w:hAnsi="標楷體" w:hint="eastAsia"/>
-          <w:sz w:val="28"/>
-          <w:szCs w:val="28"/>
-        </w:rPr>
-        <w:t>日本流行文化愛好者： 對 AI 角色扮演（Roleplay）有高度興趣，願意為「特定設定角色對話」付費解鎖的深度玩家。</w:t>
+          <w:rFonts w:ascii="標楷體" w:eastAsia="標楷體" w:hAnsi="標楷體"/>
+          <w:sz w:val="28"/>
+          <w:szCs w:val="28"/>
+        </w:rPr>
+      </w:pPr>
+      <w:r>
+        <w:rPr>
+          <w:rFonts w:ascii="標楷體" w:eastAsia="標楷體" w:hAnsi="標楷體" w:hint="eastAsia"/>
+          <w:sz w:val="28"/>
+          <w:szCs w:val="28"/>
+        </w:rPr>
+        <w:t>日本流行文化愛好者： 對 AI 角色扮演（Roleplay）有高度興趣，願意為「特</w:t>
+      </w:r>
+      <w:r>
+        <w:rPr>
+          <w:rFonts w:ascii="標楷體" w:eastAsia="標楷體" w:hAnsi="標楷體" w:hint="eastAsia"/>
+          <w:sz w:val="28"/>
+          <w:szCs w:val="28"/>
+        </w:rPr>
+        <w:lastRenderedPageBreak/>
+        <w:t>定設定角色對話」付費解鎖的深度玩家。</w:t>
       </w:r>
     </w:p>
     <w:p>
@@ -2296,7 +2278,7 @@
         <w:ind w:leftChars="0" w:firstLineChars="0"/>
         <w:jc w:val="both"/>
         <w:rPr>
-          <w:rFonts w:ascii="標楷體" w:eastAsia="標楷體" w:hAnsi="標楷體" w:hint="eastAsia"/>
+          <w:rFonts w:ascii="標楷體" w:eastAsia="標楷體" w:hAnsi="標楷體"/>
           <w:sz w:val="28"/>
           <w:szCs w:val="28"/>
         </w:rPr>
@@ -2315,7 +2297,7 @@
         <w:ind w:firstLine="560"/>
         <w:jc w:val="both"/>
         <w:rPr>
-          <w:rFonts w:ascii="標楷體" w:eastAsia="標楷體" w:hAnsi="標楷體" w:hint="eastAsia"/>
+          <w:rFonts w:ascii="標楷體" w:eastAsia="標楷體" w:hAnsi="標楷體"/>
           <w:sz w:val="28"/>
           <w:szCs w:val="28"/>
         </w:rPr>
@@ -2416,7 +2398,7 @@
         <w:ind w:firstLine="560"/>
         <w:jc w:val="both"/>
         <w:rPr>
-          <w:rFonts w:ascii="標楷體" w:eastAsia="標楷體" w:hAnsi="標楷體" w:hint="eastAsia"/>
+          <w:rFonts w:ascii="標楷體" w:eastAsia="標楷體" w:hAnsi="標楷體"/>
           <w:sz w:val="28"/>
           <w:szCs w:val="28"/>
         </w:rPr>
@@ -2467,16 +2449,7 @@
           <w:sz w:val="28"/>
           <w:szCs w:val="28"/>
         </w:rPr>
-        <w:t>，讓使用者以極低的成本（Freemium 模式），隨時隨地享受有如真人般自然、且能即時糾正語法的對話體驗，填補「傳統 App」</w:t>
-      </w:r>
-      <w:r>
-        <w:rPr>
-          <w:rFonts w:ascii="標楷體" w:eastAsia="標楷體" w:hAnsi="標楷體" w:hint="eastAsia"/>
-          <w:sz w:val="28"/>
-          <w:szCs w:val="28"/>
-        </w:rPr>
-        <w:lastRenderedPageBreak/>
-        <w:t>與「</w:t>
+        <w:t>，讓使用者以極低的成本（Freemium 模式），隨時隨地享受有如真人般自然、且能即時糾正語法的對話體驗，填補「傳統 App」與「</w:t>
       </w:r>
       <w:proofErr w:type="gramStart"/>
       <w:r>
@@ -2539,22 +2512,23 @@
         <w:tc>
           <w:tcPr>
             <w:tcW w:w="2623" w:type="pct"/>
+            <w:shd w:val="clear" w:color="auto" w:fill="D9D9D9" w:themeFill="background1" w:themeFillShade="D9"/>
           </w:tcPr>
           <w:p>
             <w:pPr>
-              <w:ind w:firstLine="720"/>
+              <w:ind w:firstLineChars="0" w:firstLine="0"/>
               <w:jc w:val="center"/>
               <w:rPr>
                 <w:rFonts w:ascii="標楷體" w:eastAsia="標楷體" w:hAnsi="標楷體"/>
-                <w:sz w:val="36"/>
-                <w:szCs w:val="36"/>
+                <w:sz w:val="28"/>
+                <w:szCs w:val="28"/>
               </w:rPr>
             </w:pPr>
             <w:r>
               <w:rPr>
                 <w:rFonts w:ascii="標楷體" w:eastAsia="標楷體" w:hAnsi="標楷體" w:hint="eastAsia"/>
-                <w:sz w:val="36"/>
-                <w:szCs w:val="36"/>
+                <w:sz w:val="28"/>
+                <w:szCs w:val="28"/>
               </w:rPr>
               <w:t>優勢 (Strengths)</w:t>
             </w:r>
@@ -2563,22 +2537,23 @@
         <w:tc>
           <w:tcPr>
             <w:tcW w:w="2377" w:type="pct"/>
+            <w:shd w:val="clear" w:color="auto" w:fill="D9D9D9" w:themeFill="background1" w:themeFillShade="D9"/>
           </w:tcPr>
           <w:p>
             <w:pPr>
-              <w:ind w:firstLine="720"/>
+              <w:ind w:firstLineChars="0" w:firstLine="0"/>
               <w:jc w:val="center"/>
               <w:rPr>
                 <w:rFonts w:ascii="標楷體" w:eastAsia="標楷體" w:hAnsi="標楷體"/>
-                <w:sz w:val="36"/>
-                <w:szCs w:val="36"/>
+                <w:sz w:val="28"/>
+                <w:szCs w:val="28"/>
               </w:rPr>
             </w:pPr>
             <w:r>
               <w:rPr>
                 <w:rFonts w:ascii="標楷體" w:eastAsia="標楷體" w:hAnsi="標楷體" w:hint="eastAsia"/>
-                <w:sz w:val="36"/>
-                <w:szCs w:val="36"/>
+                <w:sz w:val="28"/>
+                <w:szCs w:val="28"/>
               </w:rPr>
               <w:t>劣勢 (Weaknesses)</w:t>
             </w:r>
@@ -2600,18 +2575,18 @@
                 <w:ilvl w:val="0"/>
                 <w:numId w:val="27"/>
               </w:numPr>
-              <w:ind w:leftChars="0" w:firstLine="600"/>
+              <w:ind w:leftChars="0" w:firstLineChars="0" w:firstLine="0"/>
               <w:rPr>
                 <w:rFonts w:ascii="標楷體" w:eastAsia="標楷體" w:hAnsi="標楷體"/>
-                <w:sz w:val="30"/>
-                <w:szCs w:val="30"/>
+                <w:sz w:val="28"/>
+                <w:szCs w:val="28"/>
               </w:rPr>
             </w:pPr>
             <w:r>
               <w:rPr>
                 <w:rFonts w:ascii="標楷體" w:eastAsia="標楷體" w:hAnsi="標楷體" w:hint="eastAsia"/>
-                <w:sz w:val="30"/>
-                <w:szCs w:val="30"/>
+                <w:sz w:val="28"/>
+                <w:szCs w:val="28"/>
               </w:rPr>
               <w:t>拍照即學，學習門檻低，生活即教材</w:t>
             </w:r>
@@ -2623,18 +2598,18 @@
                 <w:ilvl w:val="0"/>
                 <w:numId w:val="27"/>
               </w:numPr>
-              <w:ind w:leftChars="0" w:firstLine="600"/>
+              <w:ind w:leftChars="0" w:firstLineChars="0" w:firstLine="0"/>
               <w:rPr>
                 <w:rFonts w:ascii="標楷體" w:eastAsia="標楷體" w:hAnsi="標楷體"/>
-                <w:sz w:val="30"/>
-                <w:szCs w:val="30"/>
+                <w:sz w:val="28"/>
+                <w:szCs w:val="28"/>
               </w:rPr>
             </w:pPr>
             <w:r>
               <w:rPr>
                 <w:rFonts w:ascii="標楷體" w:eastAsia="標楷體" w:hAnsi="標楷體" w:hint="eastAsia"/>
-                <w:sz w:val="30"/>
-                <w:szCs w:val="30"/>
+                <w:sz w:val="28"/>
+                <w:szCs w:val="28"/>
               </w:rPr>
               <w:t>情境化單字</w:t>
             </w:r>
@@ -2642,8 +2617,8 @@
             <w:r>
               <w:rPr>
                 <w:rFonts w:ascii="標楷體" w:eastAsia="標楷體" w:hAnsi="標楷體" w:hint="eastAsia"/>
-                <w:sz w:val="30"/>
-                <w:szCs w:val="30"/>
+                <w:sz w:val="28"/>
+                <w:szCs w:val="28"/>
               </w:rPr>
               <w:t>記憶點強</w:t>
             </w:r>
@@ -2651,8 +2626,8 @@
             <w:r>
               <w:rPr>
                 <w:rFonts w:ascii="標楷體" w:eastAsia="標楷體" w:hAnsi="標楷體" w:hint="eastAsia"/>
-                <w:sz w:val="30"/>
-                <w:szCs w:val="30"/>
+                <w:sz w:val="28"/>
+                <w:szCs w:val="28"/>
               </w:rPr>
               <w:t>，優於傳統背單字</w:t>
             </w:r>
@@ -2664,18 +2639,18 @@
                 <w:ilvl w:val="0"/>
                 <w:numId w:val="27"/>
               </w:numPr>
-              <w:ind w:leftChars="0" w:firstLine="600"/>
+              <w:ind w:leftChars="0" w:firstLineChars="0" w:firstLine="0"/>
               <w:rPr>
                 <w:rFonts w:ascii="標楷體" w:eastAsia="標楷體" w:hAnsi="標楷體"/>
-                <w:sz w:val="30"/>
-                <w:szCs w:val="30"/>
+                <w:sz w:val="28"/>
+                <w:szCs w:val="28"/>
               </w:rPr>
             </w:pPr>
             <w:r>
               <w:rPr>
                 <w:rFonts w:ascii="標楷體" w:eastAsia="標楷體" w:hAnsi="標楷體" w:hint="eastAsia"/>
-                <w:sz w:val="30"/>
-                <w:szCs w:val="30"/>
+                <w:sz w:val="28"/>
+                <w:szCs w:val="28"/>
               </w:rPr>
               <w:t>社群互動（好友、小組、徽章）提升黏著度</w:t>
             </w:r>
@@ -2687,18 +2662,18 @@
                 <w:ilvl w:val="0"/>
                 <w:numId w:val="27"/>
               </w:numPr>
-              <w:ind w:leftChars="0" w:firstLine="600"/>
+              <w:ind w:leftChars="0" w:firstLineChars="0" w:firstLine="0"/>
               <w:rPr>
                 <w:rFonts w:ascii="標楷體" w:eastAsia="標楷體" w:hAnsi="標楷體"/>
-                <w:sz w:val="30"/>
-                <w:szCs w:val="30"/>
+                <w:sz w:val="28"/>
+                <w:szCs w:val="28"/>
               </w:rPr>
             </w:pPr>
             <w:r>
               <w:rPr>
                 <w:rFonts w:ascii="標楷體" w:eastAsia="標楷體" w:hAnsi="標楷體" w:hint="eastAsia"/>
-                <w:sz w:val="30"/>
-                <w:szCs w:val="30"/>
+                <w:sz w:val="28"/>
+                <w:szCs w:val="28"/>
               </w:rPr>
               <w:t>整合 Google Gemini AI，功能多元</w:t>
             </w:r>
@@ -2710,20 +2685,29 @@
                 <w:ilvl w:val="0"/>
                 <w:numId w:val="27"/>
               </w:numPr>
-              <w:ind w:leftChars="0" w:firstLine="600"/>
+              <w:ind w:leftChars="0" w:firstLineChars="0" w:firstLine="0"/>
               <w:rPr>
                 <w:rFonts w:ascii="標楷體" w:eastAsia="標楷體" w:hAnsi="標楷體"/>
-                <w:sz w:val="30"/>
-                <w:szCs w:val="30"/>
+                <w:sz w:val="28"/>
+                <w:szCs w:val="28"/>
               </w:rPr>
             </w:pPr>
             <w:r>
               <w:rPr>
                 <w:rFonts w:ascii="標楷體" w:eastAsia="標楷體" w:hAnsi="標楷體" w:hint="eastAsia"/>
-                <w:sz w:val="30"/>
-                <w:szCs w:val="30"/>
+                <w:sz w:val="28"/>
+                <w:szCs w:val="28"/>
               </w:rPr>
-              <w:t>個人化設定完善（字體、通知、收藏夾）</w:t>
+              <w:t>個人化設定完善（字體、通知、</w:t>
+            </w:r>
+            <w:r>
+              <w:rPr>
+                <w:rFonts w:ascii="標楷體" w:eastAsia="標楷體" w:hAnsi="標楷體" w:hint="eastAsia"/>
+                <w:sz w:val="28"/>
+                <w:szCs w:val="28"/>
+              </w:rPr>
+              <w:lastRenderedPageBreak/>
+              <w:t>收藏夾）</w:t>
             </w:r>
           </w:p>
         </w:tc>
@@ -2738,19 +2722,20 @@
                 <w:ilvl w:val="0"/>
                 <w:numId w:val="27"/>
               </w:numPr>
-              <w:ind w:leftChars="0" w:firstLine="600"/>
+              <w:ind w:leftChars="0" w:firstLineChars="0" w:firstLine="0"/>
               <w:rPr>
                 <w:rFonts w:ascii="標楷體" w:eastAsia="標楷體" w:hAnsi="標楷體"/>
-                <w:sz w:val="30"/>
-                <w:szCs w:val="30"/>
+                <w:sz w:val="28"/>
+                <w:szCs w:val="28"/>
               </w:rPr>
             </w:pPr>
             <w:r>
               <w:rPr>
                 <w:rFonts w:ascii="標楷體" w:eastAsia="標楷體" w:hAnsi="標楷體" w:hint="eastAsia"/>
-                <w:sz w:val="30"/>
-                <w:szCs w:val="30"/>
+                <w:sz w:val="28"/>
+                <w:szCs w:val="28"/>
               </w:rPr>
+              <w:lastRenderedPageBreak/>
               <w:t>AI 辨識準確度易受照片品質影響</w:t>
             </w:r>
           </w:p>
@@ -2761,18 +2746,18 @@
                 <w:ilvl w:val="0"/>
                 <w:numId w:val="27"/>
               </w:numPr>
-              <w:ind w:leftChars="0" w:firstLine="600"/>
+              <w:ind w:leftChars="0" w:firstLineChars="0" w:firstLine="0"/>
               <w:rPr>
                 <w:rFonts w:ascii="標楷體" w:eastAsia="標楷體" w:hAnsi="標楷體"/>
-                <w:sz w:val="30"/>
-                <w:szCs w:val="30"/>
+                <w:sz w:val="28"/>
+                <w:szCs w:val="28"/>
               </w:rPr>
             </w:pPr>
             <w:r>
               <w:rPr>
                 <w:rFonts w:ascii="標楷體" w:eastAsia="標楷體" w:hAnsi="標楷體" w:hint="eastAsia"/>
-                <w:sz w:val="30"/>
-                <w:szCs w:val="30"/>
+                <w:sz w:val="28"/>
+                <w:szCs w:val="28"/>
               </w:rPr>
               <w:t>單字內容依賴 AI 生成，專業度待加強</w:t>
             </w:r>
@@ -2784,18 +2769,18 @@
                 <w:ilvl w:val="0"/>
                 <w:numId w:val="27"/>
               </w:numPr>
-              <w:ind w:leftChars="0" w:firstLine="600"/>
+              <w:ind w:leftChars="0" w:firstLineChars="0" w:firstLine="0"/>
               <w:rPr>
                 <w:rFonts w:ascii="標楷體" w:eastAsia="標楷體" w:hAnsi="標楷體"/>
-                <w:sz w:val="30"/>
-                <w:szCs w:val="30"/>
+                <w:sz w:val="28"/>
+                <w:szCs w:val="28"/>
               </w:rPr>
             </w:pPr>
             <w:r>
               <w:rPr>
                 <w:rFonts w:ascii="標楷體" w:eastAsia="標楷體" w:hAnsi="標楷體" w:hint="eastAsia"/>
-                <w:sz w:val="30"/>
-                <w:szCs w:val="30"/>
+                <w:sz w:val="28"/>
+                <w:szCs w:val="28"/>
               </w:rPr>
               <w:t>需連網使用，</w:t>
             </w:r>
@@ -2803,8 +2788,8 @@
             <w:r>
               <w:rPr>
                 <w:rFonts w:ascii="標楷體" w:eastAsia="標楷體" w:hAnsi="標楷體" w:hint="eastAsia"/>
-                <w:sz w:val="30"/>
-                <w:szCs w:val="30"/>
+                <w:sz w:val="28"/>
+                <w:szCs w:val="28"/>
               </w:rPr>
               <w:t>無離線</w:t>
             </w:r>
@@ -2812,19 +2797,19 @@
             <w:r>
               <w:rPr>
                 <w:rFonts w:ascii="標楷體" w:eastAsia="標楷體" w:hAnsi="標楷體" w:hint="eastAsia"/>
-                <w:sz w:val="30"/>
-                <w:szCs w:val="30"/>
+                <w:sz w:val="28"/>
+                <w:szCs w:val="28"/>
               </w:rPr>
               <w:t>學習功能</w:t>
             </w:r>
           </w:p>
           <w:p>
             <w:pPr>
-              <w:ind w:firstLine="600"/>
+              <w:ind w:firstLineChars="0" w:firstLine="0"/>
               <w:rPr>
                 <w:rFonts w:ascii="標楷體" w:eastAsia="標楷體" w:hAnsi="標楷體"/>
-                <w:sz w:val="30"/>
-                <w:szCs w:val="30"/>
+                <w:sz w:val="28"/>
+                <w:szCs w:val="28"/>
               </w:rPr>
             </w:pPr>
           </w:p>
@@ -2834,22 +2819,23 @@
         <w:tc>
           <w:tcPr>
             <w:tcW w:w="2623" w:type="pct"/>
+            <w:shd w:val="clear" w:color="auto" w:fill="D9D9D9" w:themeFill="background1" w:themeFillShade="D9"/>
           </w:tcPr>
           <w:p>
             <w:pPr>
-              <w:ind w:firstLine="720"/>
+              <w:ind w:firstLineChars="0" w:firstLine="0"/>
               <w:jc w:val="center"/>
               <w:rPr>
                 <w:rFonts w:ascii="標楷體" w:eastAsia="標楷體" w:hAnsi="標楷體"/>
-                <w:sz w:val="36"/>
-                <w:szCs w:val="36"/>
+                <w:sz w:val="28"/>
+                <w:szCs w:val="28"/>
               </w:rPr>
             </w:pPr>
             <w:r>
               <w:rPr>
                 <w:rFonts w:ascii="標楷體" w:eastAsia="標楷體" w:hAnsi="標楷體" w:hint="eastAsia"/>
-                <w:sz w:val="36"/>
-                <w:szCs w:val="36"/>
+                <w:sz w:val="28"/>
+                <w:szCs w:val="28"/>
               </w:rPr>
               <w:t>機會 (Opportunities)</w:t>
             </w:r>
@@ -2858,22 +2844,23 @@
         <w:tc>
           <w:tcPr>
             <w:tcW w:w="2377" w:type="pct"/>
+            <w:shd w:val="clear" w:color="auto" w:fill="D9D9D9" w:themeFill="background1" w:themeFillShade="D9"/>
           </w:tcPr>
           <w:p>
             <w:pPr>
-              <w:ind w:firstLine="720"/>
+              <w:ind w:firstLineChars="0" w:firstLine="0"/>
               <w:jc w:val="center"/>
               <w:rPr>
                 <w:rFonts w:ascii="標楷體" w:eastAsia="標楷體" w:hAnsi="標楷體"/>
-                <w:sz w:val="36"/>
-                <w:szCs w:val="36"/>
+                <w:sz w:val="28"/>
+                <w:szCs w:val="28"/>
               </w:rPr>
             </w:pPr>
             <w:r>
               <w:rPr>
                 <w:rFonts w:ascii="標楷體" w:eastAsia="標楷體" w:hAnsi="標楷體" w:hint="eastAsia"/>
-                <w:sz w:val="36"/>
-                <w:szCs w:val="36"/>
+                <w:sz w:val="28"/>
+                <w:szCs w:val="28"/>
               </w:rPr>
               <w:t>威脅 (Threats)</w:t>
             </w:r>
@@ -2895,20 +2882,19 @@
                 <w:ilvl w:val="0"/>
                 <w:numId w:val="28"/>
               </w:numPr>
-              <w:ind w:leftChars="0" w:firstLine="600"/>
+              <w:ind w:leftChars="0" w:firstLineChars="0" w:firstLine="0"/>
               <w:rPr>
                 <w:rFonts w:ascii="標楷體" w:eastAsia="標楷體" w:hAnsi="標楷體"/>
-                <w:sz w:val="36"/>
-                <w:szCs w:val="36"/>
+                <w:sz w:val="28"/>
+                <w:szCs w:val="28"/>
               </w:rPr>
             </w:pPr>
             <w:r>
               <w:rPr>
                 <w:rFonts w:ascii="標楷體" w:eastAsia="標楷體" w:hAnsi="標楷體" w:hint="eastAsia"/>
-                <w:sz w:val="30"/>
-                <w:szCs w:val="30"/>
+                <w:sz w:val="28"/>
+                <w:szCs w:val="28"/>
               </w:rPr>
-              <w:lastRenderedPageBreak/>
               <w:t>赴日觀光人次持續成長，旅遊日文需求大</w:t>
             </w:r>
           </w:p>
@@ -2919,18 +2905,18 @@
                 <w:ilvl w:val="0"/>
                 <w:numId w:val="28"/>
               </w:numPr>
-              <w:ind w:leftChars="0" w:firstLine="600"/>
+              <w:ind w:leftChars="0" w:firstLineChars="0" w:firstLine="0"/>
               <w:rPr>
                 <w:rFonts w:ascii="標楷體" w:eastAsia="標楷體" w:hAnsi="標楷體"/>
-                <w:sz w:val="36"/>
-                <w:szCs w:val="36"/>
+                <w:sz w:val="28"/>
+                <w:szCs w:val="28"/>
               </w:rPr>
             </w:pPr>
             <w:r>
               <w:rPr>
                 <w:rFonts w:ascii="標楷體" w:eastAsia="標楷體" w:hAnsi="標楷體" w:hint="eastAsia"/>
-                <w:sz w:val="30"/>
-                <w:szCs w:val="30"/>
+                <w:sz w:val="28"/>
+                <w:szCs w:val="28"/>
               </w:rPr>
               <w:t>AI 技術快速進化，辨識能力持續提升</w:t>
             </w:r>
@@ -2942,18 +2928,18 @@
                 <w:ilvl w:val="0"/>
                 <w:numId w:val="28"/>
               </w:numPr>
-              <w:ind w:leftChars="0" w:firstLine="600"/>
+              <w:ind w:leftChars="0" w:firstLineChars="0" w:firstLine="0"/>
               <w:rPr>
                 <w:rFonts w:ascii="標楷體" w:eastAsia="標楷體" w:hAnsi="標楷體"/>
-                <w:sz w:val="30"/>
-                <w:szCs w:val="30"/>
+                <w:sz w:val="28"/>
+                <w:szCs w:val="28"/>
               </w:rPr>
             </w:pPr>
             <w:r>
               <w:rPr>
                 <w:rFonts w:ascii="標楷體" w:eastAsia="標楷體" w:hAnsi="標楷體" w:hint="eastAsia"/>
-                <w:sz w:val="30"/>
-                <w:szCs w:val="30"/>
+                <w:sz w:val="28"/>
+                <w:szCs w:val="28"/>
               </w:rPr>
               <w:t>行動學習趨勢符合「拍照即學」定位</w:t>
             </w:r>
@@ -2965,18 +2951,18 @@
                 <w:ilvl w:val="0"/>
                 <w:numId w:val="28"/>
               </w:numPr>
-              <w:ind w:leftChars="0" w:firstLine="600"/>
+              <w:ind w:leftChars="0" w:firstLineChars="0" w:firstLine="0"/>
               <w:rPr>
                 <w:rFonts w:ascii="標楷體" w:eastAsia="標楷體" w:hAnsi="標楷體"/>
-                <w:sz w:val="30"/>
-                <w:szCs w:val="30"/>
+                <w:sz w:val="28"/>
+                <w:szCs w:val="28"/>
               </w:rPr>
             </w:pPr>
             <w:r>
               <w:rPr>
                 <w:rFonts w:ascii="標楷體" w:eastAsia="標楷體" w:hAnsi="標楷體" w:hint="eastAsia"/>
-                <w:sz w:val="30"/>
-                <w:szCs w:val="30"/>
+                <w:sz w:val="28"/>
+                <w:szCs w:val="28"/>
               </w:rPr>
               <w:t>市場缺乏情境化日文產品，差異化空間大</w:t>
             </w:r>
@@ -2988,18 +2974,18 @@
                 <w:ilvl w:val="0"/>
                 <w:numId w:val="28"/>
               </w:numPr>
-              <w:ind w:leftChars="0" w:firstLine="600"/>
+              <w:ind w:leftChars="0" w:firstLineChars="0" w:firstLine="0"/>
               <w:rPr>
                 <w:rFonts w:ascii="標楷體" w:eastAsia="標楷體" w:hAnsi="標楷體"/>
-                <w:sz w:val="36"/>
-                <w:szCs w:val="36"/>
+                <w:sz w:val="28"/>
+                <w:szCs w:val="28"/>
               </w:rPr>
             </w:pPr>
             <w:r>
               <w:rPr>
                 <w:rFonts w:ascii="標楷體" w:eastAsia="標楷體" w:hAnsi="標楷體" w:hint="eastAsia"/>
-                <w:sz w:val="30"/>
-                <w:szCs w:val="30"/>
+                <w:sz w:val="28"/>
+                <w:szCs w:val="28"/>
               </w:rPr>
               <w:t>社群功能可延伸至教育機構市場</w:t>
             </w:r>
@@ -3016,18 +3002,18 @@
                 <w:ilvl w:val="0"/>
                 <w:numId w:val="28"/>
               </w:numPr>
-              <w:ind w:leftChars="0" w:firstLine="600"/>
+              <w:ind w:leftChars="0" w:firstLineChars="0" w:firstLine="0"/>
               <w:rPr>
                 <w:rFonts w:ascii="標楷體" w:eastAsia="標楷體" w:hAnsi="標楷體"/>
-                <w:sz w:val="30"/>
-                <w:szCs w:val="30"/>
+                <w:sz w:val="28"/>
+                <w:szCs w:val="28"/>
               </w:rPr>
             </w:pPr>
             <w:r>
               <w:rPr>
                 <w:rFonts w:ascii="標楷體" w:eastAsia="標楷體" w:hAnsi="標楷體" w:hint="eastAsia"/>
-                <w:sz w:val="30"/>
-                <w:szCs w:val="30"/>
+                <w:sz w:val="28"/>
+                <w:szCs w:val="28"/>
               </w:rPr>
               <w:t>語言學習 App 使用者流失率高</w:t>
             </w:r>
@@ -3039,18 +3025,18 @@
                 <w:ilvl w:val="0"/>
                 <w:numId w:val="28"/>
               </w:numPr>
-              <w:ind w:leftChars="0" w:firstLine="600"/>
+              <w:ind w:leftChars="0" w:firstLineChars="0" w:firstLine="0"/>
               <w:rPr>
                 <w:rFonts w:ascii="標楷體" w:eastAsia="標楷體" w:hAnsi="標楷體"/>
-                <w:sz w:val="36"/>
-                <w:szCs w:val="36"/>
+                <w:sz w:val="28"/>
+                <w:szCs w:val="28"/>
               </w:rPr>
             </w:pPr>
             <w:r>
               <w:rPr>
                 <w:rFonts w:ascii="標楷體" w:eastAsia="標楷體" w:hAnsi="標楷體" w:hint="eastAsia"/>
-                <w:sz w:val="30"/>
-                <w:szCs w:val="30"/>
+                <w:sz w:val="28"/>
+                <w:szCs w:val="28"/>
               </w:rPr>
               <w:t>拍照上傳涉及隱私議題</w:t>
             </w:r>
@@ -3081,45 +3067,46 @@
         <w:tc>
           <w:tcPr>
             <w:tcW w:w="2540" w:type="pct"/>
+            <w:shd w:val="clear" w:color="auto" w:fill="D9D9D9" w:themeFill="background1" w:themeFillShade="D9"/>
           </w:tcPr>
           <w:p>
             <w:pPr>
-              <w:ind w:firstLine="600"/>
+              <w:ind w:firstLineChars="0" w:firstLine="0"/>
               <w:jc w:val="center"/>
               <w:rPr>
-                <w:sz w:val="30"/>
-                <w:szCs w:val="30"/>
+                <w:sz w:val="28"/>
+                <w:szCs w:val="28"/>
               </w:rPr>
             </w:pPr>
             <w:r>
               <w:rPr>
                 <w:rFonts w:hint="eastAsia"/>
-                <w:sz w:val="30"/>
-                <w:szCs w:val="30"/>
+                <w:sz w:val="28"/>
+                <w:szCs w:val="28"/>
               </w:rPr>
               <w:t>優勢</w:t>
             </w:r>
             <w:r>
               <w:rPr>
                 <w:rFonts w:hint="eastAsia"/>
-                <w:sz w:val="30"/>
-                <w:szCs w:val="30"/>
+                <w:sz w:val="28"/>
+                <w:szCs w:val="28"/>
               </w:rPr>
               <w:t>/</w:t>
             </w:r>
             <w:r>
               <w:rPr>
                 <w:rFonts w:hint="eastAsia"/>
-                <w:sz w:val="30"/>
-                <w:szCs w:val="30"/>
+                <w:sz w:val="28"/>
+                <w:szCs w:val="28"/>
               </w:rPr>
               <w:t>機會</w:t>
             </w:r>
             <w:r>
               <w:rPr>
                 <w:rFonts w:hint="eastAsia"/>
-                <w:sz w:val="30"/>
-                <w:szCs w:val="30"/>
+                <w:sz w:val="28"/>
+                <w:szCs w:val="28"/>
               </w:rPr>
               <w:t xml:space="preserve"> (S-O)</w:t>
             </w:r>
@@ -3128,45 +3115,46 @@
         <w:tc>
           <w:tcPr>
             <w:tcW w:w="2460" w:type="pct"/>
+            <w:shd w:val="clear" w:color="auto" w:fill="D9D9D9" w:themeFill="background1" w:themeFillShade="D9"/>
           </w:tcPr>
           <w:p>
             <w:pPr>
-              <w:ind w:firstLine="600"/>
+              <w:ind w:firstLineChars="0" w:firstLine="0"/>
               <w:jc w:val="center"/>
               <w:rPr>
-                <w:sz w:val="36"/>
-                <w:szCs w:val="36"/>
+                <w:sz w:val="28"/>
+                <w:szCs w:val="28"/>
               </w:rPr>
             </w:pPr>
             <w:r>
               <w:rPr>
                 <w:rFonts w:hint="eastAsia"/>
-                <w:sz w:val="30"/>
-                <w:szCs w:val="30"/>
+                <w:sz w:val="28"/>
+                <w:szCs w:val="28"/>
               </w:rPr>
               <w:t>劣勢</w:t>
             </w:r>
             <w:r>
               <w:rPr>
                 <w:rFonts w:hint="eastAsia"/>
-                <w:sz w:val="30"/>
-                <w:szCs w:val="30"/>
+                <w:sz w:val="28"/>
+                <w:szCs w:val="28"/>
               </w:rPr>
               <w:t>/</w:t>
             </w:r>
             <w:r>
               <w:rPr>
                 <w:rFonts w:hint="eastAsia"/>
-                <w:sz w:val="30"/>
-                <w:szCs w:val="30"/>
+                <w:sz w:val="28"/>
+                <w:szCs w:val="28"/>
               </w:rPr>
               <w:t>機會</w:t>
             </w:r>
             <w:r>
               <w:rPr>
                 <w:rFonts w:hint="eastAsia"/>
-                <w:sz w:val="30"/>
-                <w:szCs w:val="30"/>
+                <w:sz w:val="28"/>
+                <w:szCs w:val="28"/>
               </w:rPr>
               <w:t xml:space="preserve"> (W-O)</w:t>
             </w:r>
@@ -3188,19 +3176,20 @@
                 <w:ilvl w:val="0"/>
                 <w:numId w:val="29"/>
               </w:numPr>
-              <w:ind w:leftChars="0" w:firstLine="600"/>
+              <w:ind w:leftChars="0" w:firstLineChars="0" w:firstLine="0"/>
               <w:rPr>
                 <w:rFonts w:ascii="標楷體" w:eastAsia="標楷體" w:hAnsi="標楷體"/>
-                <w:sz w:val="30"/>
-                <w:szCs w:val="30"/>
+                <w:sz w:val="28"/>
+                <w:szCs w:val="28"/>
               </w:rPr>
             </w:pPr>
             <w:r>
               <w:rPr>
                 <w:rFonts w:ascii="標楷體" w:eastAsia="標楷體" w:hAnsi="標楷體" w:hint="eastAsia"/>
-                <w:sz w:val="30"/>
-                <w:szCs w:val="30"/>
+                <w:sz w:val="28"/>
+                <w:szCs w:val="28"/>
               </w:rPr>
+              <w:lastRenderedPageBreak/>
               <w:t>發揮拍照學習的特色，搶攻旅遊日文市場</w:t>
             </w:r>
           </w:p>
@@ -3211,18 +3200,18 @@
                 <w:ilvl w:val="0"/>
                 <w:numId w:val="29"/>
               </w:numPr>
-              <w:ind w:leftChars="0" w:firstLine="600"/>
+              <w:ind w:leftChars="0" w:firstLineChars="0" w:firstLine="0"/>
               <w:rPr>
                 <w:rFonts w:ascii="標楷體" w:eastAsia="標楷體" w:hAnsi="標楷體"/>
-                <w:sz w:val="30"/>
-                <w:szCs w:val="30"/>
+                <w:sz w:val="28"/>
+                <w:szCs w:val="28"/>
               </w:rPr>
             </w:pPr>
             <w:r>
               <w:rPr>
                 <w:rFonts w:ascii="標楷體" w:eastAsia="標楷體" w:hAnsi="標楷體" w:hint="eastAsia"/>
-                <w:sz w:val="30"/>
-                <w:szCs w:val="30"/>
+                <w:sz w:val="28"/>
+                <w:szCs w:val="28"/>
               </w:rPr>
               <w:t>持續升級 AI 功能，強化辨識與對話體驗</w:t>
             </w:r>
@@ -3234,17 +3223,17 @@
                 <w:ilvl w:val="0"/>
                 <w:numId w:val="29"/>
               </w:numPr>
-              <w:ind w:leftChars="0" w:firstLine="600"/>
+              <w:ind w:leftChars="0" w:firstLineChars="0" w:firstLine="0"/>
               <w:rPr>
-                <w:sz w:val="36"/>
-                <w:szCs w:val="36"/>
+                <w:sz w:val="28"/>
+                <w:szCs w:val="28"/>
               </w:rPr>
             </w:pPr>
             <w:r>
               <w:rPr>
                 <w:rFonts w:ascii="標楷體" w:eastAsia="標楷體" w:hAnsi="標楷體" w:hint="eastAsia"/>
-                <w:sz w:val="30"/>
-                <w:szCs w:val="30"/>
+                <w:sz w:val="28"/>
+                <w:szCs w:val="28"/>
               </w:rPr>
               <w:t>利用跨平台優勢，拓展至校園與補習班市場</w:t>
             </w:r>
@@ -3264,18 +3253,18 @@
               <w:tabs>
                 <w:tab w:val="left" w:pos="1611"/>
               </w:tabs>
-              <w:ind w:leftChars="0" w:firstLine="600"/>
+              <w:ind w:leftChars="0" w:firstLineChars="0" w:firstLine="0"/>
               <w:rPr>
                 <w:rFonts w:ascii="標楷體" w:eastAsia="標楷體" w:hAnsi="標楷體"/>
-                <w:sz w:val="30"/>
-                <w:szCs w:val="30"/>
+                <w:sz w:val="28"/>
+                <w:szCs w:val="28"/>
               </w:rPr>
             </w:pPr>
             <w:r>
               <w:rPr>
                 <w:rFonts w:ascii="標楷體" w:eastAsia="標楷體" w:hAnsi="標楷體" w:hint="eastAsia"/>
-                <w:sz w:val="30"/>
-                <w:szCs w:val="30"/>
+                <w:sz w:val="28"/>
+                <w:szCs w:val="28"/>
               </w:rPr>
               <w:t>邀請日文老師協助校正 AI 生成的單字內容</w:t>
             </w:r>
@@ -3290,18 +3279,18 @@
               <w:tabs>
                 <w:tab w:val="left" w:pos="1611"/>
               </w:tabs>
-              <w:ind w:leftChars="0" w:firstLine="600"/>
+              <w:ind w:leftChars="0" w:firstLineChars="0" w:firstLine="0"/>
               <w:rPr>
                 <w:rFonts w:ascii="標楷體" w:eastAsia="標楷體" w:hAnsi="標楷體"/>
-                <w:sz w:val="30"/>
-                <w:szCs w:val="30"/>
+                <w:sz w:val="28"/>
+                <w:szCs w:val="28"/>
               </w:rPr>
             </w:pPr>
             <w:r>
               <w:rPr>
                 <w:rFonts w:ascii="標楷體" w:eastAsia="標楷體" w:hAnsi="標楷體" w:hint="eastAsia"/>
-                <w:sz w:val="30"/>
-                <w:szCs w:val="30"/>
+                <w:sz w:val="28"/>
+                <w:szCs w:val="28"/>
               </w:rPr>
               <w:t>開發離線模式，讓收藏的單字也能隨時複習</w:t>
             </w:r>
@@ -3312,10 +3301,10 @@
               <w:tabs>
                 <w:tab w:val="left" w:pos="1611"/>
               </w:tabs>
-              <w:ind w:leftChars="0" w:firstLine="720"/>
+              <w:ind w:leftChars="0" w:firstLineChars="0" w:firstLine="0"/>
               <w:rPr>
-                <w:sz w:val="36"/>
-                <w:szCs w:val="36"/>
+                <w:sz w:val="28"/>
+                <w:szCs w:val="28"/>
               </w:rPr>
             </w:pPr>
           </w:p>
@@ -3325,94 +3314,50 @@
         <w:tc>
           <w:tcPr>
             <w:tcW w:w="2540" w:type="pct"/>
+            <w:shd w:val="clear" w:color="auto" w:fill="D9D9D9" w:themeFill="background1" w:themeFillShade="D9"/>
           </w:tcPr>
           <w:p>
             <w:pPr>
-              <w:ind w:firstLine="600"/>
+              <w:ind w:firstLineChars="0" w:firstLine="0"/>
               <w:jc w:val="center"/>
               <w:rPr>
-                <w:sz w:val="30"/>
-                <w:szCs w:val="30"/>
+                <w:rFonts w:ascii="標楷體" w:eastAsia="標楷體" w:hAnsi="標楷體"/>
+                <w:sz w:val="28"/>
+                <w:szCs w:val="28"/>
               </w:rPr>
             </w:pPr>
             <w:r>
               <w:rPr>
-                <w:rFonts w:hint="eastAsia"/>
-                <w:sz w:val="30"/>
-                <w:szCs w:val="30"/>
+                <w:rFonts w:ascii="標楷體" w:eastAsia="標楷體" w:hAnsi="標楷體" w:hint="eastAsia"/>
+                <w:sz w:val="28"/>
+                <w:szCs w:val="28"/>
               </w:rPr>
-              <w:t>優勢</w:t>
-            </w:r>
-            <w:r>
-              <w:rPr>
-                <w:rFonts w:hint="eastAsia"/>
-                <w:sz w:val="30"/>
-                <w:szCs w:val="30"/>
-              </w:rPr>
-              <w:t>/</w:t>
-            </w:r>
-            <w:r>
-              <w:rPr>
-                <w:rFonts w:hint="eastAsia"/>
-                <w:sz w:val="30"/>
-                <w:szCs w:val="30"/>
-              </w:rPr>
-              <w:t>威脅</w:t>
-            </w:r>
-            <w:r>
-              <w:rPr>
-                <w:rFonts w:hint="eastAsia"/>
-                <w:sz w:val="30"/>
-                <w:szCs w:val="30"/>
-              </w:rPr>
-              <w:t xml:space="preserve"> (S-T)</w:t>
+              <w:t>優勢/威脅 (S-T)</w:t>
             </w:r>
           </w:p>
         </w:tc>
         <w:tc>
           <w:tcPr>
             <w:tcW w:w="2460" w:type="pct"/>
+            <w:shd w:val="clear" w:color="auto" w:fill="D9D9D9" w:themeFill="background1" w:themeFillShade="D9"/>
           </w:tcPr>
           <w:p>
             <w:pPr>
-              <w:ind w:firstLine="600"/>
+              <w:ind w:firstLineChars="0" w:firstLine="0"/>
               <w:jc w:val="center"/>
               <w:rPr>
-                <w:sz w:val="36"/>
-                <w:szCs w:val="36"/>
+                <w:rFonts w:ascii="標楷體" w:eastAsia="標楷體" w:hAnsi="標楷體"/>
+                <w:sz w:val="28"/>
+                <w:szCs w:val="28"/>
               </w:rPr>
             </w:pPr>
             <w:r>
               <w:rPr>
-                <w:rFonts w:hint="eastAsia"/>
-                <w:sz w:val="30"/>
-                <w:szCs w:val="30"/>
+                <w:rFonts w:ascii="標楷體" w:eastAsia="標楷體" w:hAnsi="標楷體" w:hint="eastAsia"/>
+                <w:sz w:val="28"/>
+                <w:szCs w:val="28"/>
               </w:rPr>
-              <w:t>劣勢</w:t>
-            </w:r>
-            <w:r>
-              <w:rPr>
-                <w:rFonts w:hint="eastAsia"/>
-                <w:sz w:val="30"/>
-                <w:szCs w:val="30"/>
-              </w:rPr>
-              <w:t>/</w:t>
-            </w:r>
-            <w:r>
-              <w:rPr>
-                <w:rFonts w:hint="eastAsia"/>
-                <w:sz w:val="30"/>
-                <w:szCs w:val="30"/>
-              </w:rPr>
-              <w:t>威脅</w:t>
-            </w:r>
-            <w:r>
-              <w:rPr>
-                <w:rFonts w:hint="eastAsia"/>
-                <w:sz w:val="30"/>
-                <w:szCs w:val="30"/>
-              </w:rPr>
-              <w:t xml:space="preserve"> (W-T)</w:t>
+              <w:t>劣勢/威脅 (W-T)</w:t>
             </w:r>
           </w:p>
         </w:tc>
@@ -3432,20 +3377,19 @@
                 <w:ilvl w:val="0"/>
                 <w:numId w:val="30"/>
               </w:numPr>
-              <w:ind w:leftChars="0" w:firstLine="600"/>
+              <w:ind w:leftChars="0" w:firstLineChars="0" w:firstLine="0"/>
               <w:rPr>
                 <w:rFonts w:ascii="標楷體" w:eastAsia="標楷體" w:hAnsi="標楷體"/>
-                <w:sz w:val="30"/>
-                <w:szCs w:val="30"/>
+                <w:sz w:val="28"/>
+                <w:szCs w:val="28"/>
               </w:rPr>
             </w:pPr>
             <w:r>
               <w:rPr>
                 <w:rFonts w:ascii="標楷體" w:eastAsia="標楷體" w:hAnsi="標楷體" w:hint="eastAsia"/>
-                <w:sz w:val="30"/>
-                <w:szCs w:val="30"/>
+                <w:sz w:val="28"/>
+                <w:szCs w:val="28"/>
               </w:rPr>
-              <w:lastRenderedPageBreak/>
               <w:t>透過徽章、小組互動提升使用者黏著度</w:t>
             </w:r>
           </w:p>
@@ -3456,18 +3400,18 @@
                 <w:ilvl w:val="0"/>
                 <w:numId w:val="30"/>
               </w:numPr>
-              <w:ind w:leftChars="0" w:firstLine="600"/>
+              <w:ind w:leftChars="0" w:firstLineChars="0" w:firstLine="0"/>
               <w:rPr>
                 <w:rFonts w:ascii="標楷體" w:eastAsia="標楷體" w:hAnsi="標楷體"/>
-                <w:sz w:val="30"/>
-                <w:szCs w:val="30"/>
+                <w:sz w:val="28"/>
+                <w:szCs w:val="28"/>
               </w:rPr>
             </w:pPr>
             <w:r>
               <w:rPr>
                 <w:rFonts w:ascii="標楷體" w:eastAsia="標楷體" w:hAnsi="標楷體" w:hint="eastAsia"/>
-                <w:sz w:val="30"/>
-                <w:szCs w:val="30"/>
+                <w:sz w:val="28"/>
+                <w:szCs w:val="28"/>
               </w:rPr>
               <w:t>優化拍照辨識，降低手機差異造成的影響</w:t>
             </w:r>
@@ -3479,17 +3423,17 @@
                 <w:ilvl w:val="0"/>
                 <w:numId w:val="30"/>
               </w:numPr>
-              <w:ind w:leftChars="0" w:firstLine="600"/>
+              <w:ind w:leftChars="0" w:firstLineChars="0" w:firstLine="0"/>
               <w:rPr>
-                <w:sz w:val="36"/>
-                <w:szCs w:val="36"/>
+                <w:sz w:val="28"/>
+                <w:szCs w:val="28"/>
               </w:rPr>
             </w:pPr>
             <w:r>
               <w:rPr>
                 <w:rFonts w:ascii="標楷體" w:eastAsia="標楷體" w:hAnsi="標楷體" w:hint="eastAsia"/>
-                <w:sz w:val="30"/>
-                <w:szCs w:val="30"/>
+                <w:sz w:val="28"/>
+                <w:szCs w:val="28"/>
               </w:rPr>
               <w:t>以情境化學習為定位，與Duolingo 做出差異</w:t>
             </w:r>
@@ -3506,18 +3450,18 @@
                 <w:ilvl w:val="0"/>
                 <w:numId w:val="30"/>
               </w:numPr>
-              <w:ind w:leftChars="0" w:firstLine="600"/>
+              <w:ind w:leftChars="0" w:firstLineChars="0" w:firstLine="0"/>
               <w:rPr>
                 <w:rFonts w:ascii="標楷體" w:eastAsia="標楷體" w:hAnsi="標楷體"/>
-                <w:sz w:val="30"/>
-                <w:szCs w:val="30"/>
+                <w:sz w:val="28"/>
+                <w:szCs w:val="28"/>
               </w:rPr>
             </w:pPr>
             <w:r>
               <w:rPr>
                 <w:rFonts w:ascii="標楷體" w:eastAsia="標楷體" w:hAnsi="標楷體" w:hint="eastAsia"/>
-                <w:sz w:val="30"/>
-                <w:szCs w:val="30"/>
+                <w:sz w:val="28"/>
+                <w:szCs w:val="28"/>
               </w:rPr>
               <w:t>聚焦核心功能，避免資源分散</w:t>
             </w:r>
@@ -3529,17 +3473,17 @@
                 <w:ilvl w:val="0"/>
                 <w:numId w:val="30"/>
               </w:numPr>
-              <w:ind w:leftChars="0" w:firstLine="600"/>
+              <w:ind w:leftChars="0" w:firstLineChars="0" w:firstLine="0"/>
               <w:rPr>
-                <w:sz w:val="36"/>
-                <w:szCs w:val="36"/>
+                <w:sz w:val="28"/>
+                <w:szCs w:val="28"/>
               </w:rPr>
             </w:pPr>
             <w:r>
               <w:rPr>
                 <w:rFonts w:ascii="標楷體" w:eastAsia="標楷體" w:hAnsi="標楷體" w:hint="eastAsia"/>
-                <w:sz w:val="30"/>
-                <w:szCs w:val="30"/>
+                <w:sz w:val="28"/>
+                <w:szCs w:val="28"/>
               </w:rPr>
               <w:t>採用 Firebase 等成熟服務，加強資料安全</w:t>
             </w:r>
@@ -3561,13 +3505,19 @@
         <w:ind w:firstLineChars="0" w:firstLine="0"/>
         <w:jc w:val="both"/>
         <w:rPr>
-          <w:rFonts w:ascii="標楷體" w:eastAsia="標楷體" w:hAnsi="標楷體" w:hint="eastAsia"/>
+          <w:rFonts w:ascii="標楷體" w:eastAsia="標楷體" w:hAnsi="標楷體"/>
           <w:sz w:val="28"/>
           <w:szCs w:val="28"/>
         </w:rPr>
       </w:pPr>
     </w:p>
     <w:sectPr>
+      <w:headerReference w:type="even" r:id="rId7"/>
+      <w:headerReference w:type="default" r:id="rId8"/>
+      <w:footerReference w:type="even" r:id="rId9"/>
+      <w:footerReference w:type="default" r:id="rId10"/>
+      <w:headerReference w:type="first" r:id="rId11"/>
+      <w:footerReference w:type="first" r:id="rId12"/>
       <w:pgSz w:w="11906" w:h="16838"/>
       <w:pgMar w:top="851" w:right="851" w:bottom="851" w:left="851" w:header="851" w:footer="992" w:gutter="0"/>
       <w:cols w:space="425"/>
@@ -3575,6 +3525,122 @@
     </w:sectPr>
   </w:body>
 </w:document>
+</file>
+
+<file path=word/endnotes.xml><?xml version="1.0" encoding="utf-8"?>
+<w:endnotes xmlns:wpc="http://schemas.microsoft.com/office/word/2010/wordprocessingCanvas" xmlns:cx="http://schemas.microsoft.com/office/drawing/2014/chartex" xmlns:cx1="http://schemas.microsoft.com/office/drawing/2015/9/8/chartex" xmlns:cx2="http://schemas.microsoft.com/office/drawing/2015/10/21/chartex" xmlns:cx3="http://schemas.microsoft.com/office/drawing/2016/5/9/chartex" xmlns:cx4="http://schemas.microsoft.com/office/drawing/2016/5/10/chartex" xmlns:cx5="http://schemas.microsoft.com/office/drawing/2016/5/11/chartex" xmlns:cx6="http://schemas.microsoft.com/office/drawing/2016/5/12/chartex" xmlns:cx7="http://schemas.microsoft.com/office/drawing/2016/5/13/chartex" xmlns:cx8="http://schemas.microsoft.com/office/drawing/2016/5/14/chartex" xmlns:mc="http://schemas.openxmlformats.org/markup-compatibility/2006" xmlns:aink="http://schemas.microsoft.com/office/drawing/2016/ink" xmlns:am3d="http://schemas.microsoft.com/office/drawing/2017/model3d" xmlns:o="urn:schemas-microsoft-com:office:office" xmlns:r="http://schemas.openxmlformats.org/officeDocument/2006/relationships" xmlns:m="http://schemas.openxmlformats.org/officeDocument/2006/math" xmlns:v="urn:schemas-microsoft-com:vml" xmlns:wp14="http://schemas.microsoft.com/office/word/2010/wordprocessingDrawing" xmlns:wp="http://schemas.openxmlformats.org/drawingml/2006/wordprocessingDrawing" xmlns:w10="urn:schemas-microsoft-com:office:word" xmlns:w="http://schemas.openxmlformats.org/wordprocessingml/2006/main" xmlns:w14="http://schemas.microsoft.com/office/word/2010/wordml" xmlns:w15="http://schemas.microsoft.com/office/word/2012/wordml" xmlns:w16cex="http://schemas.microsoft.com/office/word/2018/wordml/cex" xmlns:w16cid="http://schemas.microsoft.com/office/word/2016/wordml/cid" xmlns:w16="http://schemas.microsoft.com/office/word/2018/wordml" xmlns:w16sdtdh="http://schemas.microsoft.com/office/word/2020/wordml/sdtdatahash" xmlns:w16se="http://schemas.microsoft.com/office/word/2015/wordml/symex" xmlns:wpg="http://schemas.microsoft.com/office/word/2010/wordprocessingGroup" xmlns:wpi="http://schemas.microsoft.com/office/word/2010/wordprocessingInk" xmlns:wne="http://schemas.microsoft.com/office/word/2006/wordml" xmlns:wps="http://schemas.microsoft.com/office/word/2010/wordprocessingShape" mc:Ignorable="w14 w15 w16se w16cid w16 w16cex w16sdtdh wp14">
+  <w:endnote w:type="separator" w:id="-1">
+    <w:p>
+      <w:pPr>
+        <w:ind w:firstLine="480"/>
+      </w:pPr>
+      <w:r>
+        <w:separator/>
+      </w:r>
+    </w:p>
+  </w:endnote>
+  <w:endnote w:type="continuationSeparator" w:id="0">
+    <w:p>
+      <w:pPr>
+        <w:ind w:firstLine="480"/>
+      </w:pPr>
+      <w:r>
+        <w:continuationSeparator/>
+      </w:r>
+    </w:p>
+  </w:endnote>
+</w:endnotes>
+</file>
+
+<file path=word/footer1.xml><?xml version="1.0" encoding="utf-8"?>
+<w:ftr xmlns:wpc="http://schemas.microsoft.com/office/word/2010/wordprocessingCanvas" xmlns:cx="http://schemas.microsoft.com/office/drawing/2014/chartex" xmlns:cx1="http://schemas.microsoft.com/office/drawing/2015/9/8/chartex" xmlns:cx2="http://schemas.microsoft.com/office/drawing/2015/10/21/chartex" xmlns:cx3="http://schemas.microsoft.com/office/drawing/2016/5/9/chartex" xmlns:cx4="http://schemas.microsoft.com/office/drawing/2016/5/10/chartex" xmlns:cx5="http://schemas.microsoft.com/office/drawing/2016/5/11/chartex" xmlns:cx6="http://schemas.microsoft.com/office/drawing/2016/5/12/chartex" xmlns:cx7="http://schemas.microsoft.com/office/drawing/2016/5/13/chartex" xmlns:cx8="http://schemas.microsoft.com/office/drawing/2016/5/14/chartex" xmlns:mc="http://schemas.openxmlformats.org/markup-compatibility/2006" xmlns:aink="http://schemas.microsoft.com/office/drawing/2016/ink" xmlns:am3d="http://schemas.microsoft.com/office/drawing/2017/model3d" xmlns:o="urn:schemas-microsoft-com:office:office" xmlns:r="http://schemas.openxmlformats.org/officeDocument/2006/relationships" xmlns:m="http://schemas.openxmlformats.org/officeDocument/2006/math" xmlns:v="urn:schemas-microsoft-com:vml" xmlns:wp14="http://schemas.microsoft.com/office/word/2010/wordprocessingDrawing" xmlns:wp="http://schemas.openxmlformats.org/drawingml/2006/wordprocessingDrawing" xmlns:w10="urn:schemas-microsoft-com:office:word" xmlns:w="http://schemas.openxmlformats.org/wordprocessingml/2006/main" xmlns:w14="http://schemas.microsoft.com/office/word/2010/wordml" xmlns:w15="http://schemas.microsoft.com/office/word/2012/wordml" xmlns:w16cex="http://schemas.microsoft.com/office/word/2018/wordml/cex" xmlns:w16cid="http://schemas.microsoft.com/office/word/2016/wordml/cid" xmlns:w16="http://schemas.microsoft.com/office/word/2018/wordml" xmlns:w16sdtdh="http://schemas.microsoft.com/office/word/2020/wordml/sdtdatahash" xmlns:w16se="http://schemas.microsoft.com/office/word/2015/wordml/symex" xmlns:wpg="http://schemas.microsoft.com/office/word/2010/wordprocessingGroup" xmlns:wpi="http://schemas.microsoft.com/office/word/2010/wordprocessingInk" xmlns:wne="http://schemas.microsoft.com/office/word/2006/wordml" xmlns:wps="http://schemas.microsoft.com/office/word/2010/wordprocessingShape" mc:Ignorable="w14 w15 w16se w16cid w16 w16cex w16sdtdh wp14">
+  <w:p>
+    <w:pPr>
+      <w:pStyle w:val="af"/>
+      <w:ind w:firstLine="400"/>
+    </w:pPr>
+  </w:p>
+</w:ftr>
+</file>
+
+<file path=word/footer2.xml><?xml version="1.0" encoding="utf-8"?>
+<w:ftr xmlns:wpc="http://schemas.microsoft.com/office/word/2010/wordprocessingCanvas" xmlns:cx="http://schemas.microsoft.com/office/drawing/2014/chartex" xmlns:cx1="http://schemas.microsoft.com/office/drawing/2015/9/8/chartex" xmlns:cx2="http://schemas.microsoft.com/office/drawing/2015/10/21/chartex" xmlns:cx3="http://schemas.microsoft.com/office/drawing/2016/5/9/chartex" xmlns:cx4="http://schemas.microsoft.com/office/drawing/2016/5/10/chartex" xmlns:cx5="http://schemas.microsoft.com/office/drawing/2016/5/11/chartex" xmlns:cx6="http://schemas.microsoft.com/office/drawing/2016/5/12/chartex" xmlns:cx7="http://schemas.microsoft.com/office/drawing/2016/5/13/chartex" xmlns:cx8="http://schemas.microsoft.com/office/drawing/2016/5/14/chartex" xmlns:mc="http://schemas.openxmlformats.org/markup-compatibility/2006" xmlns:aink="http://schemas.microsoft.com/office/drawing/2016/ink" xmlns:am3d="http://schemas.microsoft.com/office/drawing/2017/model3d" xmlns:o="urn:schemas-microsoft-com:office:office" xmlns:r="http://schemas.openxmlformats.org/officeDocument/2006/relationships" xmlns:m="http://schemas.openxmlformats.org/officeDocument/2006/math" xmlns:v="urn:schemas-microsoft-com:vml" xmlns:wp14="http://schemas.microsoft.com/office/word/2010/wordprocessingDrawing" xmlns:wp="http://schemas.openxmlformats.org/drawingml/2006/wordprocessingDrawing" xmlns:w10="urn:schemas-microsoft-com:office:word" xmlns:w="http://schemas.openxmlformats.org/wordprocessingml/2006/main" xmlns:w14="http://schemas.microsoft.com/office/word/2010/wordml" xmlns:w15="http://schemas.microsoft.com/office/word/2012/wordml" xmlns:w16cex="http://schemas.microsoft.com/office/word/2018/wordml/cex" xmlns:w16cid="http://schemas.microsoft.com/office/word/2016/wordml/cid" xmlns:w16="http://schemas.microsoft.com/office/word/2018/wordml" xmlns:w16sdtdh="http://schemas.microsoft.com/office/word/2020/wordml/sdtdatahash" xmlns:w16se="http://schemas.microsoft.com/office/word/2015/wordml/symex" xmlns:wpg="http://schemas.microsoft.com/office/word/2010/wordprocessingGroup" xmlns:wpi="http://schemas.microsoft.com/office/word/2010/wordprocessingInk" xmlns:wne="http://schemas.microsoft.com/office/word/2006/wordml" xmlns:wps="http://schemas.microsoft.com/office/word/2010/wordprocessingShape" mc:Ignorable="w14 w15 w16se w16cid w16 w16cex w16sdtdh wp14">
+  <w:p>
+    <w:pPr>
+      <w:pStyle w:val="af"/>
+      <w:ind w:firstLine="400"/>
+    </w:pPr>
+  </w:p>
+</w:ftr>
+</file>
+
+<file path=word/footer3.xml><?xml version="1.0" encoding="utf-8"?>
+<w:ftr xmlns:wpc="http://schemas.microsoft.com/office/word/2010/wordprocessingCanvas" xmlns:cx="http://schemas.microsoft.com/office/drawing/2014/chartex" xmlns:cx1="http://schemas.microsoft.com/office/drawing/2015/9/8/chartex" xmlns:cx2="http://schemas.microsoft.com/office/drawing/2015/10/21/chartex" xmlns:cx3="http://schemas.microsoft.com/office/drawing/2016/5/9/chartex" xmlns:cx4="http://schemas.microsoft.com/office/drawing/2016/5/10/chartex" xmlns:cx5="http://schemas.microsoft.com/office/drawing/2016/5/11/chartex" xmlns:cx6="http://schemas.microsoft.com/office/drawing/2016/5/12/chartex" xmlns:cx7="http://schemas.microsoft.com/office/drawing/2016/5/13/chartex" xmlns:cx8="http://schemas.microsoft.com/office/drawing/2016/5/14/chartex" xmlns:mc="http://schemas.openxmlformats.org/markup-compatibility/2006" xmlns:aink="http://schemas.microsoft.com/office/drawing/2016/ink" xmlns:am3d="http://schemas.microsoft.com/office/drawing/2017/model3d" xmlns:o="urn:schemas-microsoft-com:office:office" xmlns:r="http://schemas.openxmlformats.org/officeDocument/2006/relationships" xmlns:m="http://schemas.openxmlformats.org/officeDocument/2006/math" xmlns:v="urn:schemas-microsoft-com:vml" xmlns:wp14="http://schemas.microsoft.com/office/word/2010/wordprocessingDrawing" xmlns:wp="http://schemas.openxmlformats.org/drawingml/2006/wordprocessingDrawing" xmlns:w10="urn:schemas-microsoft-com:office:word" xmlns:w="http://schemas.openxmlformats.org/wordprocessingml/2006/main" xmlns:w14="http://schemas.microsoft.com/office/word/2010/wordml" xmlns:w15="http://schemas.microsoft.com/office/word/2012/wordml" xmlns:w16cex="http://schemas.microsoft.com/office/word/2018/wordml/cex" xmlns:w16cid="http://schemas.microsoft.com/office/word/2016/wordml/cid" xmlns:w16="http://schemas.microsoft.com/office/word/2018/wordml" xmlns:w16sdtdh="http://schemas.microsoft.com/office/word/2020/wordml/sdtdatahash" xmlns:w16se="http://schemas.microsoft.com/office/word/2015/wordml/symex" xmlns:wpg="http://schemas.microsoft.com/office/word/2010/wordprocessingGroup" xmlns:wpi="http://schemas.microsoft.com/office/word/2010/wordprocessingInk" xmlns:wne="http://schemas.microsoft.com/office/word/2006/wordml" xmlns:wps="http://schemas.microsoft.com/office/word/2010/wordprocessingShape" mc:Ignorable="w14 w15 w16se w16cid w16 w16cex w16sdtdh wp14">
+  <w:p>
+    <w:pPr>
+      <w:pStyle w:val="af"/>
+      <w:ind w:firstLine="400"/>
+    </w:pPr>
+  </w:p>
+</w:ftr>
+</file>
+
+<file path=word/footnotes.xml><?xml version="1.0" encoding="utf-8"?>
+<w:footnotes xmlns:wpc="http://schemas.microsoft.com/office/word/2010/wordprocessingCanvas" xmlns:cx="http://schemas.microsoft.com/office/drawing/2014/chartex" xmlns:cx1="http://schemas.microsoft.com/office/drawing/2015/9/8/chartex" xmlns:cx2="http://schemas.microsoft.com/office/drawing/2015/10/21/chartex" xmlns:cx3="http://schemas.microsoft.com/office/drawing/2016/5/9/chartex" xmlns:cx4="http://schemas.microsoft.com/office/drawing/2016/5/10/chartex" xmlns:cx5="http://schemas.microsoft.com/office/drawing/2016/5/11/chartex" xmlns:cx6="http://schemas.microsoft.com/office/drawing/2016/5/12/chartex" xmlns:cx7="http://schemas.microsoft.com/office/drawing/2016/5/13/chartex" xmlns:cx8="http://schemas.microsoft.com/office/drawing/2016/5/14/chartex" xmlns:mc="http://schemas.openxmlformats.org/markup-compatibility/2006" xmlns:aink="http://schemas.microsoft.com/office/drawing/2016/ink" xmlns:am3d="http://schemas.microsoft.com/office/drawing/2017/model3d" xmlns:o="urn:schemas-microsoft-com:office:office" xmlns:r="http://schemas.openxmlformats.org/officeDocument/2006/relationships" xmlns:m="http://schemas.openxmlformats.org/officeDocument/2006/math" xmlns:v="urn:schemas-microsoft-com:vml" xmlns:wp14="http://schemas.microsoft.com/office/word/2010/wordprocessingDrawing" xmlns:wp="http://schemas.openxmlformats.org/drawingml/2006/wordprocessingDrawing" xmlns:w10="urn:schemas-microsoft-com:office:word" xmlns:w="http://schemas.openxmlformats.org/wordprocessingml/2006/main" xmlns:w14="http://schemas.microsoft.com/office/word/2010/wordml" xmlns:w15="http://schemas.microsoft.com/office/word/2012/wordml" xmlns:w16cex="http://schemas.microsoft.com/office/word/2018/wordml/cex" xmlns:w16cid="http://schemas.microsoft.com/office/word/2016/wordml/cid" xmlns:w16="http://schemas.microsoft.com/office/word/2018/wordml" xmlns:w16sdtdh="http://schemas.microsoft.com/office/word/2020/wordml/sdtdatahash" xmlns:w16se="http://schemas.microsoft.com/office/word/2015/wordml/symex" xmlns:wpg="http://schemas.microsoft.com/office/word/2010/wordprocessingGroup" xmlns:wpi="http://schemas.microsoft.com/office/word/2010/wordprocessingInk" xmlns:wne="http://schemas.microsoft.com/office/word/2006/wordml" xmlns:wps="http://schemas.microsoft.com/office/word/2010/wordprocessingShape" mc:Ignorable="w14 w15 w16se w16cid w16 w16cex w16sdtdh wp14">
+  <w:footnote w:type="separator" w:id="-1">
+    <w:p>
+      <w:pPr>
+        <w:ind w:firstLine="480"/>
+      </w:pPr>
+      <w:r>
+        <w:separator/>
+      </w:r>
+    </w:p>
+  </w:footnote>
+  <w:footnote w:type="continuationSeparator" w:id="0">
+    <w:p>
+      <w:pPr>
+        <w:ind w:firstLine="480"/>
+      </w:pPr>
+      <w:r>
+        <w:continuationSeparator/>
+      </w:r>
+    </w:p>
+  </w:footnote>
+</w:footnotes>
+</file>
+
+<file path=word/header1.xml><?xml version="1.0" encoding="utf-8"?>
+<w:hdr xmlns:wpc="http://schemas.microsoft.com/office/word/2010/wordprocessingCanvas" xmlns:cx="http://schemas.microsoft.com/office/drawing/2014/chartex" xmlns:cx1="http://schemas.microsoft.com/office/drawing/2015/9/8/chartex" xmlns:cx2="http://schemas.microsoft.com/office/drawing/2015/10/21/chartex" xmlns:cx3="http://schemas.microsoft.com/office/drawing/2016/5/9/chartex" xmlns:cx4="http://schemas.microsoft.com/office/drawing/2016/5/10/chartex" xmlns:cx5="http://schemas.microsoft.com/office/drawing/2016/5/11/chartex" xmlns:cx6="http://schemas.microsoft.com/office/drawing/2016/5/12/chartex" xmlns:cx7="http://schemas.microsoft.com/office/drawing/2016/5/13/chartex" xmlns:cx8="http://schemas.microsoft.com/office/drawing/2016/5/14/chartex" xmlns:mc="http://schemas.openxmlformats.org/markup-compatibility/2006" xmlns:aink="http://schemas.microsoft.com/office/drawing/2016/ink" xmlns:am3d="http://schemas.microsoft.com/office/drawing/2017/model3d" xmlns:o="urn:schemas-microsoft-com:office:office" xmlns:r="http://schemas.openxmlformats.org/officeDocument/2006/relationships" xmlns:m="http://schemas.openxmlformats.org/officeDocument/2006/math" xmlns:v="urn:schemas-microsoft-com:vml" xmlns:wp14="http://schemas.microsoft.com/office/word/2010/wordprocessingDrawing" xmlns:wp="http://schemas.openxmlformats.org/drawingml/2006/wordprocessingDrawing" xmlns:w10="urn:schemas-microsoft-com:office:word" xmlns:w="http://schemas.openxmlformats.org/wordprocessingml/2006/main" xmlns:w14="http://schemas.microsoft.com/office/word/2010/wordml" xmlns:w15="http://schemas.microsoft.com/office/word/2012/wordml" xmlns:w16cex="http://schemas.microsoft.com/office/word/2018/wordml/cex" xmlns:w16cid="http://schemas.microsoft.com/office/word/2016/wordml/cid" xmlns:w16="http://schemas.microsoft.com/office/word/2018/wordml" xmlns:w16sdtdh="http://schemas.microsoft.com/office/word/2020/wordml/sdtdatahash" xmlns:w16se="http://schemas.microsoft.com/office/word/2015/wordml/symex" xmlns:wpg="http://schemas.microsoft.com/office/word/2010/wordprocessingGroup" xmlns:wpi="http://schemas.microsoft.com/office/word/2010/wordprocessingInk" xmlns:wne="http://schemas.microsoft.com/office/word/2006/wordml" xmlns:wps="http://schemas.microsoft.com/office/word/2010/wordprocessingShape" mc:Ignorable="w14 w15 w16se w16cid w16 w16cex w16sdtdh wp14">
+  <w:p>
+    <w:pPr>
+      <w:pStyle w:val="ad"/>
+      <w:ind w:firstLine="400"/>
+    </w:pPr>
+  </w:p>
+</w:hdr>
+</file>
+
+<file path=word/header2.xml><?xml version="1.0" encoding="utf-8"?>
+<w:hdr xmlns:wpc="http://schemas.microsoft.com/office/word/2010/wordprocessingCanvas" xmlns:cx="http://schemas.microsoft.com/office/drawing/2014/chartex" xmlns:cx1="http://schemas.microsoft.com/office/drawing/2015/9/8/chartex" xmlns:cx2="http://schemas.microsoft.com/office/drawing/2015/10/21/chartex" xmlns:cx3="http://schemas.microsoft.com/office/drawing/2016/5/9/chartex" xmlns:cx4="http://schemas.microsoft.com/office/drawing/2016/5/10/chartex" xmlns:cx5="http://schemas.microsoft.com/office/drawing/2016/5/11/chartex" xmlns:cx6="http://schemas.microsoft.com/office/drawing/2016/5/12/chartex" xmlns:cx7="http://schemas.microsoft.com/office/drawing/2016/5/13/chartex" xmlns:cx8="http://schemas.microsoft.com/office/drawing/2016/5/14/chartex" xmlns:mc="http://schemas.openxmlformats.org/markup-compatibility/2006" xmlns:aink="http://schemas.microsoft.com/office/drawing/2016/ink" xmlns:am3d="http://schemas.microsoft.com/office/drawing/2017/model3d" xmlns:o="urn:schemas-microsoft-com:office:office" xmlns:r="http://schemas.openxmlformats.org/officeDocument/2006/relationships" xmlns:m="http://schemas.openxmlformats.org/officeDocument/2006/math" xmlns:v="urn:schemas-microsoft-com:vml" xmlns:wp14="http://schemas.microsoft.com/office/word/2010/wordprocessingDrawing" xmlns:wp="http://schemas.openxmlformats.org/drawingml/2006/wordprocessingDrawing" xmlns:w10="urn:schemas-microsoft-com:office:word" xmlns:w="http://schemas.openxmlformats.org/wordprocessingml/2006/main" xmlns:w14="http://schemas.microsoft.com/office/word/2010/wordml" xmlns:w15="http://schemas.microsoft.com/office/word/2012/wordml" xmlns:w16cex="http://schemas.microsoft.com/office/word/2018/wordml/cex" xmlns:w16cid="http://schemas.microsoft.com/office/word/2016/wordml/cid" xmlns:w16="http://schemas.microsoft.com/office/word/2018/wordml" xmlns:w16sdtdh="http://schemas.microsoft.com/office/word/2020/wordml/sdtdatahash" xmlns:w16se="http://schemas.microsoft.com/office/word/2015/wordml/symex" xmlns:wpg="http://schemas.microsoft.com/office/word/2010/wordprocessingGroup" xmlns:wpi="http://schemas.microsoft.com/office/word/2010/wordprocessingInk" xmlns:wne="http://schemas.microsoft.com/office/word/2006/wordml" xmlns:wps="http://schemas.microsoft.com/office/word/2010/wordprocessingShape" mc:Ignorable="w14 w15 w16se w16cid w16 w16cex w16sdtdh wp14">
+  <w:p>
+    <w:pPr>
+      <w:pStyle w:val="ad"/>
+      <w:ind w:firstLine="400"/>
+    </w:pPr>
+  </w:p>
+</w:hdr>
+</file>
+
+<file path=word/header3.xml><?xml version="1.0" encoding="utf-8"?>
+<w:hdr xmlns:wpc="http://schemas.microsoft.com/office/word/2010/wordprocessingCanvas" xmlns:cx="http://schemas.microsoft.com/office/drawing/2014/chartex" xmlns:cx1="http://schemas.microsoft.com/office/drawing/2015/9/8/chartex" xmlns:cx2="http://schemas.microsoft.com/office/drawing/2015/10/21/chartex" xmlns:cx3="http://schemas.microsoft.com/office/drawing/2016/5/9/chartex" xmlns:cx4="http://schemas.microsoft.com/office/drawing/2016/5/10/chartex" xmlns:cx5="http://schemas.microsoft.com/office/drawing/2016/5/11/chartex" xmlns:cx6="http://schemas.microsoft.com/office/drawing/2016/5/12/chartex" xmlns:cx7="http://schemas.microsoft.com/office/drawing/2016/5/13/chartex" xmlns:cx8="http://schemas.microsoft.com/office/drawing/2016/5/14/chartex" xmlns:mc="http://schemas.openxmlformats.org/markup-compatibility/2006" xmlns:aink="http://schemas.microsoft.com/office/drawing/2016/ink" xmlns:am3d="http://schemas.microsoft.com/office/drawing/2017/model3d" xmlns:o="urn:schemas-microsoft-com:office:office" xmlns:r="http://schemas.openxmlformats.org/officeDocument/2006/relationships" xmlns:m="http://schemas.openxmlformats.org/officeDocument/2006/math" xmlns:v="urn:schemas-microsoft-com:vml" xmlns:wp14="http://schemas.microsoft.com/office/word/2010/wordprocessingDrawing" xmlns:wp="http://schemas.openxmlformats.org/drawingml/2006/wordprocessingDrawing" xmlns:w10="urn:schemas-microsoft-com:office:word" xmlns:w="http://schemas.openxmlformats.org/wordprocessingml/2006/main" xmlns:w14="http://schemas.microsoft.com/office/word/2010/wordml" xmlns:w15="http://schemas.microsoft.com/office/word/2012/wordml" xmlns:w16cex="http://schemas.microsoft.com/office/word/2018/wordml/cex" xmlns:w16cid="http://schemas.microsoft.com/office/word/2016/wordml/cid" xmlns:w16="http://schemas.microsoft.com/office/word/2018/wordml" xmlns:w16sdtdh="http://schemas.microsoft.com/office/word/2020/wordml/sdtdatahash" xmlns:w16se="http://schemas.microsoft.com/office/word/2015/wordml/symex" xmlns:wpg="http://schemas.microsoft.com/office/word/2010/wordprocessingGroup" xmlns:wpi="http://schemas.microsoft.com/office/word/2010/wordprocessingInk" xmlns:wne="http://schemas.microsoft.com/office/word/2006/wordml" xmlns:wps="http://schemas.microsoft.com/office/word/2010/wordprocessingShape" mc:Ignorable="w14 w15 w16se w16cid w16 w16cex w16sdtdh wp14">
+  <w:p>
+    <w:pPr>
+      <w:pStyle w:val="ad"/>
+      <w:ind w:firstLine="400"/>
+    </w:pPr>
+  </w:p>
+</w:hdr>
 </file>
 
 <file path=word/numbering.xml><?xml version="1.0" encoding="utf-8"?>
@@ -7271,9 +7337,9 @@
     <w:link w:val="-0"/>
     <w:autoRedefine/>
     <w:qFormat/>
-    <w:rsid w:val="00F6378D"/>
+    <w:rsid w:val="00951FFB"/>
     <w:pPr>
-      <w:ind w:firstLine="640"/>
+      <w:ind w:firstLineChars="0" w:firstLine="0"/>
     </w:pPr>
     <w:rPr>
       <w:rFonts w:eastAsia="標楷體"/>
@@ -7284,7 +7350,7 @@
     <w:name w:val="幾-幾 字元"/>
     <w:basedOn w:val="a0"/>
     <w:link w:val="-"/>
-    <w:rsid w:val="00F6378D"/>
+    <w:rsid w:val="00951FFB"/>
     <w:rPr>
       <w:rFonts w:eastAsia="標楷體"/>
       <w:sz w:val="32"/>
@@ -7445,6 +7511,66 @@
         <w:insideV w:val="single" w:sz="4" w:space="0" w:color="auto"/>
       </w:tblBorders>
     </w:tblPr>
+  </w:style>
+  <w:style w:type="paragraph" w:styleId="ad">
+    <w:name w:val="header"/>
+    <w:basedOn w:val="a"/>
+    <w:link w:val="ae"/>
+    <w:uiPriority w:val="99"/>
+    <w:unhideWhenUsed/>
+    <w:rsid w:val="00951FFB"/>
+    <w:pPr>
+      <w:tabs>
+        <w:tab w:val="center" w:pos="4153"/>
+        <w:tab w:val="right" w:pos="8306"/>
+      </w:tabs>
+      <w:snapToGrid w:val="0"/>
+    </w:pPr>
+    <w:rPr>
+      <w:sz w:val="20"/>
+      <w:szCs w:val="20"/>
+    </w:rPr>
+  </w:style>
+  <w:style w:type="character" w:customStyle="1" w:styleId="ae">
+    <w:name w:val="頁首 字元"/>
+    <w:basedOn w:val="a0"/>
+    <w:link w:val="ad"/>
+    <w:uiPriority w:val="99"/>
+    <w:rsid w:val="00951FFB"/>
+    <w:rPr>
+      <w:sz w:val="20"/>
+      <w:szCs w:val="20"/>
+    </w:rPr>
+  </w:style>
+  <w:style w:type="paragraph" w:styleId="af">
+    <w:name w:val="footer"/>
+    <w:basedOn w:val="a"/>
+    <w:link w:val="af0"/>
+    <w:uiPriority w:val="99"/>
+    <w:unhideWhenUsed/>
+    <w:rsid w:val="00951FFB"/>
+    <w:pPr>
+      <w:tabs>
+        <w:tab w:val="center" w:pos="4153"/>
+        <w:tab w:val="right" w:pos="8306"/>
+      </w:tabs>
+      <w:snapToGrid w:val="0"/>
+    </w:pPr>
+    <w:rPr>
+      <w:sz w:val="20"/>
+      <w:szCs w:val="20"/>
+    </w:rPr>
+  </w:style>
+  <w:style w:type="character" w:customStyle="1" w:styleId="af0">
+    <w:name w:val="頁尾 字元"/>
+    <w:basedOn w:val="a0"/>
+    <w:link w:val="af"/>
+    <w:uiPriority w:val="99"/>
+    <w:rsid w:val="00951FFB"/>
+    <w:rPr>
+      <w:sz w:val="20"/>
+      <w:szCs w:val="20"/>
+    </w:rPr>
   </w:style>
 </w:styles>
 </file>

--- a/系統文件/系統文件.docx
+++ b/系統文件/系統文件.docx
@@ -1560,7 +1560,6 @@
           <w:rPr>
             <w:rStyle w:val="af6"/>
             <w:noProof/>
-            <w:highlight w:val="yellow"/>
           </w:rPr>
           <w:t xml:space="preserve">5-1   </w:t>
         </w:r>
@@ -1569,7 +1568,6 @@
             <w:rStyle w:val="af6"/>
             <w:rFonts w:hint="eastAsia"/>
             <w:noProof/>
-            <w:highlight w:val="yellow"/>
           </w:rPr>
           <w:t>功能分解圖（</w:t>
         </w:r>
@@ -1577,7 +1575,6 @@
           <w:rPr>
             <w:rStyle w:val="af6"/>
             <w:noProof/>
-            <w:highlight w:val="yellow"/>
           </w:rPr>
           <w:t>Functional decomposition diagram</w:t>
         </w:r>
@@ -1586,7 +1583,6 @@
             <w:rStyle w:val="af6"/>
             <w:rFonts w:hint="eastAsia"/>
             <w:noProof/>
-            <w:highlight w:val="yellow"/>
           </w:rPr>
           <w:t>）</w:t>
         </w:r>
@@ -1594,7 +1590,6 @@
           <w:rPr>
             <w:noProof/>
             <w:webHidden/>
-            <w:highlight w:val="yellow"/>
           </w:rPr>
           <w:tab/>
         </w:r>
@@ -1602,7 +1597,6 @@
           <w:rPr>
             <w:noProof/>
             <w:webHidden/>
-            <w:highlight w:val="yellow"/>
           </w:rPr>
           <w:fldChar w:fldCharType="begin"/>
         </w:r>
@@ -1610,7 +1604,6 @@
           <w:rPr>
             <w:noProof/>
             <w:webHidden/>
-            <w:highlight w:val="yellow"/>
           </w:rPr>
           <w:instrText xml:space="preserve"> PAGEREF _Toc228180324 \h </w:instrText>
         </w:r>
@@ -1618,14 +1611,12 @@
           <w:rPr>
             <w:noProof/>
             <w:webHidden/>
-            <w:highlight w:val="yellow"/>
           </w:rPr>
         </w:r>
         <w:r>
           <w:rPr>
             <w:noProof/>
             <w:webHidden/>
-            <w:highlight w:val="yellow"/>
           </w:rPr>
           <w:fldChar w:fldCharType="separate"/>
         </w:r>
@@ -1633,7 +1624,6 @@
           <w:rPr>
             <w:noProof/>
             <w:webHidden/>
-            <w:highlight w:val="yellow"/>
           </w:rPr>
           <w:t>23</w:t>
         </w:r>
@@ -1641,7 +1631,6 @@
           <w:rPr>
             <w:noProof/>
             <w:webHidden/>
-            <w:highlight w:val="yellow"/>
           </w:rPr>
           <w:fldChar w:fldCharType="end"/>
         </w:r>
@@ -2649,7 +2638,25 @@
           <w:sz w:val="28"/>
           <w:szCs w:val="28"/>
         </w:rPr>
-        <w:t>近年來日本文化在台灣的影響力持續攀升，無論是動漫、戲劇、音樂、美食或觀光旅遊，都讓越來越多人對日文產生興趣。</w:t>
+        <w:t>近年來日本文化在台灣的影響力持續攀升，無論</w:t>
+      </w:r>
+      <w:proofErr w:type="gramStart"/>
+      <w:r>
+        <w:rPr>
+          <w:rFonts w:ascii="標楷體" w:eastAsia="標楷體" w:hAnsi="標楷體" w:hint="eastAsia"/>
+          <w:sz w:val="28"/>
+          <w:szCs w:val="28"/>
+        </w:rPr>
+        <w:t>是動漫</w:t>
+      </w:r>
+      <w:proofErr w:type="gramEnd"/>
+      <w:r>
+        <w:rPr>
+          <w:rFonts w:ascii="標楷體" w:eastAsia="標楷體" w:hAnsi="標楷體" w:hint="eastAsia"/>
+          <w:sz w:val="28"/>
+          <w:szCs w:val="28"/>
+        </w:rPr>
+        <w:t>、戲劇、音樂、美食或觀光旅遊，都讓越來越多人對日文產生興趣。</w:t>
       </w:r>
     </w:p>
     <w:p>
@@ -2759,7 +2766,25 @@
           <w:sz w:val="28"/>
           <w:szCs w:val="28"/>
         </w:rPr>
-        <w:t>學習內容枯燥：背單字缺乏情境，學完很快忘記。</w:t>
+        <w:t>學習內容枯燥：背單字缺乏情境，</w:t>
+      </w:r>
+      <w:proofErr w:type="gramStart"/>
+      <w:r>
+        <w:rPr>
+          <w:rFonts w:ascii="標楷體" w:eastAsia="標楷體" w:hAnsi="標楷體" w:hint="eastAsia"/>
+          <w:sz w:val="28"/>
+          <w:szCs w:val="28"/>
+        </w:rPr>
+        <w:t>學完很快</w:t>
+      </w:r>
+      <w:proofErr w:type="gramEnd"/>
+      <w:r>
+        <w:rPr>
+          <w:rFonts w:ascii="標楷體" w:eastAsia="標楷體" w:hAnsi="標楷體" w:hint="eastAsia"/>
+          <w:sz w:val="28"/>
+          <w:szCs w:val="28"/>
+        </w:rPr>
+        <w:t>忘記。</w:t>
       </w:r>
     </w:p>
     <w:p>
@@ -2985,7 +3010,25 @@
           <w:sz w:val="28"/>
           <w:szCs w:val="28"/>
         </w:rPr>
-        <w:t>整合 AI 角色扮演對話功能，讓使用者透過情境對話練習口說與聽力。</w:t>
+        <w:t>整合 AI 角色扮演對話功能，讓使用者透過情境對話練習</w:t>
+      </w:r>
+      <w:proofErr w:type="gramStart"/>
+      <w:r>
+        <w:rPr>
+          <w:rFonts w:ascii="標楷體" w:eastAsia="標楷體" w:hAnsi="標楷體" w:hint="eastAsia"/>
+          <w:sz w:val="28"/>
+          <w:szCs w:val="28"/>
+        </w:rPr>
+        <w:t>口說與聽力</w:t>
+      </w:r>
+      <w:proofErr w:type="gramEnd"/>
+      <w:r>
+        <w:rPr>
+          <w:rFonts w:ascii="標楷體" w:eastAsia="標楷體" w:hAnsi="標楷體" w:hint="eastAsia"/>
+          <w:sz w:val="28"/>
+          <w:szCs w:val="28"/>
+        </w:rPr>
+        <w:t>。</w:t>
       </w:r>
     </w:p>
     <w:p>
@@ -3227,7 +3270,25 @@
           <w:sz w:val="28"/>
           <w:szCs w:val="28"/>
         </w:rPr>
-        <w:t>提供 J-Pts 點數系統與 Premium 訂閱方案，使用者可購買點數解鎖更多進階功能。</w:t>
+        <w:t>提供 J-Pts 點數系統與 Premium 訂閱方案，使用者可購買點數</w:t>
+      </w:r>
+      <w:proofErr w:type="gramStart"/>
+      <w:r>
+        <w:rPr>
+          <w:rFonts w:ascii="標楷體" w:eastAsia="標楷體" w:hAnsi="標楷體" w:hint="eastAsia"/>
+          <w:sz w:val="28"/>
+          <w:szCs w:val="28"/>
+        </w:rPr>
+        <w:t>解鎖更多</w:t>
+      </w:r>
+      <w:proofErr w:type="gramEnd"/>
+      <w:r>
+        <w:rPr>
+          <w:rFonts w:ascii="標楷體" w:eastAsia="標楷體" w:hAnsi="標楷體" w:hint="eastAsia"/>
+          <w:sz w:val="28"/>
+          <w:szCs w:val="28"/>
+        </w:rPr>
+        <w:t>進階功能。</w:t>
       </w:r>
     </w:p>
     <w:p>
@@ -3326,7 +3387,25 @@
           <w:sz w:val="28"/>
           <w:szCs w:val="28"/>
         </w:rPr>
-        <w:t>完成一款功能完整的日文學習 App：整合拍照辨識、單字收藏、AI 對話、社群互動、商業模式與個人化設定，提供使用者一站式的學習體驗。</w:t>
+        <w:t>完成一款功能完整的日文學習 App：整合拍照辨識、單字收藏、AI 對話、社群互動、商業模式與個人化設定，提供使用者一</w:t>
+      </w:r>
+      <w:proofErr w:type="gramStart"/>
+      <w:r>
+        <w:rPr>
+          <w:rFonts w:ascii="標楷體" w:eastAsia="標楷體" w:hAnsi="標楷體" w:hint="eastAsia"/>
+          <w:sz w:val="28"/>
+          <w:szCs w:val="28"/>
+        </w:rPr>
+        <w:t>站式的學習</w:t>
+      </w:r>
+      <w:proofErr w:type="gramEnd"/>
+      <w:r>
+        <w:rPr>
+          <w:rFonts w:ascii="標楷體" w:eastAsia="標楷體" w:hAnsi="標楷體" w:hint="eastAsia"/>
+          <w:sz w:val="28"/>
+          <w:szCs w:val="28"/>
+        </w:rPr>
+        <w:t>體驗。</w:t>
       </w:r>
     </w:p>
     <w:p>
@@ -3609,7 +3688,43 @@
           <w:sz w:val="28"/>
           <w:szCs w:val="28"/>
         </w:rPr>
-        <w:t>開發階段規劃： 專案時程經仔細規劃，將開發流程細分為：LLM 模型介接、情境劇本編寫、前端介面設計、測試與修正。</w:t>
+        <w:t>開發階段規劃： 專案</w:t>
+      </w:r>
+      <w:proofErr w:type="gramStart"/>
+      <w:r>
+        <w:rPr>
+          <w:rFonts w:ascii="標楷體" w:eastAsia="標楷體" w:hAnsi="標楷體" w:hint="eastAsia"/>
+          <w:sz w:val="28"/>
+          <w:szCs w:val="28"/>
+        </w:rPr>
+        <w:t>時程經仔細</w:t>
+      </w:r>
+      <w:proofErr w:type="gramEnd"/>
+      <w:r>
+        <w:rPr>
+          <w:rFonts w:ascii="標楷體" w:eastAsia="標楷體" w:hAnsi="標楷體" w:hint="eastAsia"/>
+          <w:sz w:val="28"/>
+          <w:szCs w:val="28"/>
+        </w:rPr>
+        <w:t>規劃，將開發流程細分為：LLM 模型</w:t>
+      </w:r>
+      <w:proofErr w:type="gramStart"/>
+      <w:r>
+        <w:rPr>
+          <w:rFonts w:ascii="標楷體" w:eastAsia="標楷體" w:hAnsi="標楷體" w:hint="eastAsia"/>
+          <w:sz w:val="28"/>
+          <w:szCs w:val="28"/>
+        </w:rPr>
+        <w:t>介</w:t>
+      </w:r>
+      <w:proofErr w:type="gramEnd"/>
+      <w:r>
+        <w:rPr>
+          <w:rFonts w:ascii="標楷體" w:eastAsia="標楷體" w:hAnsi="標楷體" w:hint="eastAsia"/>
+          <w:sz w:val="28"/>
+          <w:szCs w:val="28"/>
+        </w:rPr>
+        <w:t>接、情境劇本編寫、前端介面設計、測試與修正。</w:t>
       </w:r>
     </w:p>
     <w:p>
@@ -3825,7 +3940,25 @@
           <w:sz w:val="28"/>
           <w:szCs w:val="28"/>
         </w:rPr>
-        <w:t>合規性： 專案實施嚴格遵守個人資料保護法，確保使用者的對話紀錄與帳戶資訊受到保護。</w:t>
+        <w:t>合</w:t>
+      </w:r>
+      <w:proofErr w:type="gramStart"/>
+      <w:r>
+        <w:rPr>
+          <w:rFonts w:ascii="標楷體" w:eastAsia="標楷體" w:hAnsi="標楷體" w:hint="eastAsia"/>
+          <w:sz w:val="28"/>
+          <w:szCs w:val="28"/>
+        </w:rPr>
+        <w:t>規</w:t>
+      </w:r>
+      <w:proofErr w:type="gramEnd"/>
+      <w:r>
+        <w:rPr>
+          <w:rFonts w:ascii="標楷體" w:eastAsia="標楷體" w:hAnsi="標楷體" w:hint="eastAsia"/>
+          <w:sz w:val="28"/>
+          <w:szCs w:val="28"/>
+        </w:rPr>
+        <w:t>性： 專案實施嚴格遵守個人資料保護法，確保使用者的對話紀錄與帳戶資訊受到保護。</w:t>
       </w:r>
     </w:p>
     <w:p>
@@ -3848,7 +3981,25 @@
           <w:sz w:val="28"/>
           <w:szCs w:val="28"/>
         </w:rPr>
-        <w:t>第三方規範： 系統開發與 API 使用皆符合第三方 AI 平台（如 OpenAI 或其他 LLM 提供商）之開發者協議與法律政策要求。</w:t>
+        <w:t xml:space="preserve">第三方規範： 系統開發與 API 使用皆符合第三方 AI 平台（如 </w:t>
+      </w:r>
+      <w:proofErr w:type="spellStart"/>
+      <w:r>
+        <w:rPr>
+          <w:rFonts w:ascii="標楷體" w:eastAsia="標楷體" w:hAnsi="標楷體" w:hint="eastAsia"/>
+          <w:sz w:val="28"/>
+          <w:szCs w:val="28"/>
+        </w:rPr>
+        <w:t>OpenAI</w:t>
+      </w:r>
+      <w:proofErr w:type="spellEnd"/>
+      <w:r>
+        <w:rPr>
+          <w:rFonts w:ascii="標楷體" w:eastAsia="標楷體" w:hAnsi="標楷體" w:hint="eastAsia"/>
+          <w:sz w:val="28"/>
+          <w:szCs w:val="28"/>
+        </w:rPr>
+        <w:t xml:space="preserve"> 或其他 LLM 提供商）之開發者協議與法律政策要求。</w:t>
       </w:r>
     </w:p>
     <w:p>
@@ -3886,7 +4037,25 @@
           <w:sz w:val="28"/>
           <w:szCs w:val="28"/>
         </w:rPr>
-        <w:t>綜合以上各維度因素之評估，本系統在操作上具有高度便利性，技術上具備實作成熟度，且具備明確的獲利模式。整體而言，本專案在技術與商業層面上均具備高度可行性，有望在日語學習市場中取得成功</w:t>
+        <w:t>綜合</w:t>
+      </w:r>
+      <w:proofErr w:type="gramStart"/>
+      <w:r>
+        <w:rPr>
+          <w:rFonts w:ascii="標楷體" w:eastAsia="標楷體" w:hAnsi="標楷體" w:hint="eastAsia"/>
+          <w:sz w:val="28"/>
+          <w:szCs w:val="28"/>
+        </w:rPr>
+        <w:t>以上各維度</w:t>
+      </w:r>
+      <w:proofErr w:type="gramEnd"/>
+      <w:r>
+        <w:rPr>
+          <w:rFonts w:ascii="標楷體" w:eastAsia="標楷體" w:hAnsi="標楷體" w:hint="eastAsia"/>
+          <w:sz w:val="28"/>
+          <w:szCs w:val="28"/>
+        </w:rPr>
+        <w:t>因素之評估，本系統在操作上具有高度便利性，技術上具備實作成熟度，且具備明確的獲利模式。整體而言，本專案在技術與商業層面上均具備高度可行性，有望在日語學習市場中取得成功</w:t>
       </w:r>
       <w:r>
         <w:rPr>
@@ -3954,7 +4123,25 @@
           <w:sz w:val="28"/>
           <w:szCs w:val="28"/>
         </w:rPr>
-        <w:t>目標客群 具備基礎日語能力（如 N5～N4）但缺乏口說環境的語言學習者、準備前往日本（如京阪神地區）自由行且需要實用會話的旅客，以及希望與特定設定角色（如關西腔、動漫屬性）進行情境互動的 ACG 文化愛好者。</w:t>
+        <w:t>目標客群 具備基礎日語能力（如 N5～N4）但缺乏口說環境的語言學習者、準備前往日本（如京</w:t>
+      </w:r>
+      <w:proofErr w:type="gramStart"/>
+      <w:r>
+        <w:rPr>
+          <w:rFonts w:ascii="標楷體" w:eastAsia="標楷體" w:hAnsi="標楷體" w:hint="eastAsia"/>
+          <w:sz w:val="28"/>
+          <w:szCs w:val="28"/>
+        </w:rPr>
+        <w:t>阪</w:t>
+      </w:r>
+      <w:proofErr w:type="gramEnd"/>
+      <w:r>
+        <w:rPr>
+          <w:rFonts w:ascii="標楷體" w:eastAsia="標楷體" w:hAnsi="標楷體" w:hint="eastAsia"/>
+          <w:sz w:val="28"/>
+          <w:szCs w:val="28"/>
+        </w:rPr>
+        <w:t>神地區）自由行且需要實用會話的旅客，以及希望與特定設定角色（如關西腔、動漫屬性）進行情境互動的 ACG 文化愛好者。</w:t>
       </w:r>
     </w:p>
     <w:p>
@@ -4000,7 +4187,43 @@
           <w:sz w:val="28"/>
           <w:szCs w:val="28"/>
         </w:rPr>
-        <w:t>通路渠道 主要透過 App Store 與 Google Play 雙平台發布。前期宣傳將利用大專院校校園社團與日語課程進行冷啟動推廣，線上則透過短影音展示 AI 實際對話的有趣過程，精準觸及對日本文化感興趣的潛在用戶。</w:t>
+        <w:t>通路渠道 主要透過 App Store 與 Google Play 雙平台發布。前期宣傳將利用大專院校校園社團與日語課程進行冷啟動推廣，</w:t>
+      </w:r>
+      <w:proofErr w:type="gramStart"/>
+      <w:r>
+        <w:rPr>
+          <w:rFonts w:ascii="標楷體" w:eastAsia="標楷體" w:hAnsi="標楷體" w:hint="eastAsia"/>
+          <w:sz w:val="28"/>
+          <w:szCs w:val="28"/>
+        </w:rPr>
+        <w:t>線上則透過短影音</w:t>
+      </w:r>
+      <w:proofErr w:type="gramEnd"/>
+      <w:r>
+        <w:rPr>
+          <w:rFonts w:ascii="標楷體" w:eastAsia="標楷體" w:hAnsi="標楷體" w:hint="eastAsia"/>
+          <w:sz w:val="28"/>
+          <w:szCs w:val="28"/>
+        </w:rPr>
+        <w:t>展示 AI 實際對話的有趣過程，精</w:t>
+      </w:r>
+      <w:proofErr w:type="gramStart"/>
+      <w:r>
+        <w:rPr>
+          <w:rFonts w:ascii="標楷體" w:eastAsia="標楷體" w:hAnsi="標楷體" w:hint="eastAsia"/>
+          <w:sz w:val="28"/>
+          <w:szCs w:val="28"/>
+        </w:rPr>
+        <w:t>準</w:t>
+      </w:r>
+      <w:proofErr w:type="gramEnd"/>
+      <w:r>
+        <w:rPr>
+          <w:rFonts w:ascii="標楷體" w:eastAsia="標楷體" w:hAnsi="標楷體" w:hint="eastAsia"/>
+          <w:sz w:val="28"/>
+          <w:szCs w:val="28"/>
+        </w:rPr>
+        <w:t>觸及對日本文化感興趣的潛在用戶。</w:t>
       </w:r>
     </w:p>
     <w:p>
@@ -4124,7 +4347,61 @@
           <w:sz w:val="28"/>
           <w:szCs w:val="28"/>
         </w:rPr>
-        <w:t>收益來源 免費版使用者的應用程式內廣告收益（In-App Ads）、特定進階主題包（如：深度旅遊生存包、特定性格語氣 AI 角色包）的一次性付費解鎖，以及無限暢聊與進階學習數據分析的月訂閱/年訂閱費用。</w:t>
+        <w:t>收益來源 免費版使用者的應用程式內廣告收益（In-App Ads）、特定進階主題包</w:t>
+      </w:r>
+      <w:proofErr w:type="gramStart"/>
+      <w:r>
+        <w:rPr>
+          <w:rFonts w:ascii="標楷體" w:eastAsia="標楷體" w:hAnsi="標楷體" w:hint="eastAsia"/>
+          <w:sz w:val="28"/>
+          <w:szCs w:val="28"/>
+        </w:rPr>
+        <w:t>（</w:t>
+      </w:r>
+      <w:proofErr w:type="gramEnd"/>
+      <w:r>
+        <w:rPr>
+          <w:rFonts w:ascii="標楷體" w:eastAsia="標楷體" w:hAnsi="標楷體" w:hint="eastAsia"/>
+          <w:sz w:val="28"/>
+          <w:szCs w:val="28"/>
+        </w:rPr>
+        <w:t>如：深度旅遊生存包、特定性格語氣 AI 角色包</w:t>
+      </w:r>
+      <w:proofErr w:type="gramStart"/>
+      <w:r>
+        <w:rPr>
+          <w:rFonts w:ascii="標楷體" w:eastAsia="標楷體" w:hAnsi="標楷體" w:hint="eastAsia"/>
+          <w:sz w:val="28"/>
+          <w:szCs w:val="28"/>
+        </w:rPr>
+        <w:t>）</w:t>
+      </w:r>
+      <w:proofErr w:type="gramEnd"/>
+      <w:r>
+        <w:rPr>
+          <w:rFonts w:ascii="標楷體" w:eastAsia="標楷體" w:hAnsi="標楷體" w:hint="eastAsia"/>
+          <w:sz w:val="28"/>
+          <w:szCs w:val="28"/>
+        </w:rPr>
+        <w:t>的一次性付費解鎖，以及</w:t>
+      </w:r>
+      <w:proofErr w:type="gramStart"/>
+      <w:r>
+        <w:rPr>
+          <w:rFonts w:ascii="標楷體" w:eastAsia="標楷體" w:hAnsi="標楷體" w:hint="eastAsia"/>
+          <w:sz w:val="28"/>
+          <w:szCs w:val="28"/>
+        </w:rPr>
+        <w:t>無限暢聊與</w:t>
+      </w:r>
+      <w:proofErr w:type="gramEnd"/>
+      <w:r>
+        <w:rPr>
+          <w:rFonts w:ascii="標楷體" w:eastAsia="標楷體" w:hAnsi="標楷體" w:hint="eastAsia"/>
+          <w:sz w:val="28"/>
+          <w:szCs w:val="28"/>
+        </w:rPr>
+        <w:t>進階學習數據分析的月訂閱/年訂閱費用。</w:t>
       </w:r>
     </w:p>
     <w:p>
@@ -4271,7 +4548,25 @@
           <w:sz w:val="28"/>
           <w:szCs w:val="28"/>
         </w:rPr>
-        <w:t>旅遊實用型： 為了赴日旅遊而學習，不需要艱澀文法，只求能聽懂並開口解決「點餐、問路、購物」等實用生存需求。</w:t>
+        <w:t>旅遊實用型： 為了赴日旅遊而學習，不需要艱澀文法，只求能</w:t>
+      </w:r>
+      <w:proofErr w:type="gramStart"/>
+      <w:r>
+        <w:rPr>
+          <w:rFonts w:ascii="標楷體" w:eastAsia="標楷體" w:hAnsi="標楷體" w:hint="eastAsia"/>
+          <w:sz w:val="28"/>
+          <w:szCs w:val="28"/>
+        </w:rPr>
+        <w:t>聽懂並開口</w:t>
+      </w:r>
+      <w:proofErr w:type="gramEnd"/>
+      <w:r>
+        <w:rPr>
+          <w:rFonts w:ascii="標楷體" w:eastAsia="標楷體" w:hAnsi="標楷體" w:hint="eastAsia"/>
+          <w:sz w:val="28"/>
+          <w:szCs w:val="28"/>
+        </w:rPr>
+        <w:t>解決「點餐、問路、購物」等實用生存需求。</w:t>
       </w:r>
     </w:p>
     <w:p>
@@ -4294,7 +4589,25 @@
           <w:sz w:val="28"/>
           <w:szCs w:val="28"/>
         </w:rPr>
-        <w:t>興趣驅動型（ACG/流行文化）： 熱愛日本動漫、偶像或影視作品，希望能聽懂原文台詞，甚至幻想能與喜愛的角色進行對話互動。</w:t>
+        <w:t>興趣驅動型（ACG/流行文化）： 熱愛</w:t>
+      </w:r>
+      <w:proofErr w:type="gramStart"/>
+      <w:r>
+        <w:rPr>
+          <w:rFonts w:ascii="標楷體" w:eastAsia="標楷體" w:hAnsi="標楷體" w:hint="eastAsia"/>
+          <w:sz w:val="28"/>
+          <w:szCs w:val="28"/>
+        </w:rPr>
+        <w:t>日本動漫</w:t>
+      </w:r>
+      <w:proofErr w:type="gramEnd"/>
+      <w:r>
+        <w:rPr>
+          <w:rFonts w:ascii="標楷體" w:eastAsia="標楷體" w:hAnsi="標楷體" w:hint="eastAsia"/>
+          <w:sz w:val="28"/>
+          <w:szCs w:val="28"/>
+        </w:rPr>
+        <w:t>、偶像或影視作品，希望能聽懂原文台詞，甚至幻想能與喜愛的角色進行對話互動。</w:t>
       </w:r>
     </w:p>
     <w:p>
@@ -4360,7 +4673,25 @@
           <w:sz w:val="28"/>
           <w:szCs w:val="28"/>
         </w:rPr>
-        <w:t>基於上述的市場區隔，並結合本團隊運用 Gemini AI 與 Flutter 開發的技術優勢，我們決定不與傳統的「單字文法題庫 App」正面競爭，而是精準鎖定以下三個具備高度「口說互動需求」的目標市場：</w:t>
+        <w:t>基於上述的市場區隔，並結合本團隊運用 Gemini AI 與 Flutter 開發的技術優勢，我們決定不與傳統的「單字文法題庫 App」正面競爭，而是精</w:t>
+      </w:r>
+      <w:proofErr w:type="gramStart"/>
+      <w:r>
+        <w:rPr>
+          <w:rFonts w:ascii="標楷體" w:eastAsia="標楷體" w:hAnsi="標楷體" w:hint="eastAsia"/>
+          <w:sz w:val="28"/>
+          <w:szCs w:val="28"/>
+        </w:rPr>
+        <w:t>準</w:t>
+      </w:r>
+      <w:proofErr w:type="gramEnd"/>
+      <w:r>
+        <w:rPr>
+          <w:rFonts w:ascii="標楷體" w:eastAsia="標楷體" w:hAnsi="標楷體" w:hint="eastAsia"/>
+          <w:sz w:val="28"/>
+          <w:szCs w:val="28"/>
+        </w:rPr>
+        <w:t>鎖定以下三個具備高度「口說互動需求」的目標市場：</w:t>
       </w:r>
     </w:p>
     <w:p>
@@ -4406,7 +4737,43 @@
           <w:sz w:val="28"/>
           <w:szCs w:val="28"/>
         </w:rPr>
-        <w:t>赴日自由行旅客： 計畫前往日本（如京阪神），迫切需要「行前情境模擬訓練」的實戰派受眾。</w:t>
+        <w:t>赴日自由行旅客： 計畫前往日本（如京</w:t>
+      </w:r>
+      <w:proofErr w:type="gramStart"/>
+      <w:r>
+        <w:rPr>
+          <w:rFonts w:ascii="標楷體" w:eastAsia="標楷體" w:hAnsi="標楷體" w:hint="eastAsia"/>
+          <w:sz w:val="28"/>
+          <w:szCs w:val="28"/>
+        </w:rPr>
+        <w:t>阪</w:t>
+      </w:r>
+      <w:proofErr w:type="gramEnd"/>
+      <w:r>
+        <w:rPr>
+          <w:rFonts w:ascii="標楷體" w:eastAsia="標楷體" w:hAnsi="標楷體" w:hint="eastAsia"/>
+          <w:sz w:val="28"/>
+          <w:szCs w:val="28"/>
+        </w:rPr>
+        <w:t>神），迫切需要「行前情境模擬訓練」的</w:t>
+      </w:r>
+      <w:proofErr w:type="gramStart"/>
+      <w:r>
+        <w:rPr>
+          <w:rFonts w:ascii="標楷體" w:eastAsia="標楷體" w:hAnsi="標楷體" w:hint="eastAsia"/>
+          <w:sz w:val="28"/>
+          <w:szCs w:val="28"/>
+        </w:rPr>
+        <w:t>實戰派受眾</w:t>
+      </w:r>
+      <w:proofErr w:type="gramEnd"/>
+      <w:r>
+        <w:rPr>
+          <w:rFonts w:ascii="標楷體" w:eastAsia="標楷體" w:hAnsi="標楷體" w:hint="eastAsia"/>
+          <w:sz w:val="28"/>
+          <w:szCs w:val="28"/>
+        </w:rPr>
+        <w:t>。</w:t>
       </w:r>
     </w:p>
     <w:p>
@@ -4471,7 +4838,89 @@
           <w:sz w:val="28"/>
           <w:szCs w:val="28"/>
         </w:rPr>
-        <w:t>相較於市面上單向輸入的單字 App（如：五十音記憶、文法題庫）或是費用高昂的真人線上家教（如：AmazingTalker），本產品的市場定位為： 「低門檻、高自由度、零壓力的專屬 AI 日語會話陪練員」。</w:t>
+        <w:t>相較於市面上單向輸入的單字 App</w:t>
+      </w:r>
+      <w:proofErr w:type="gramStart"/>
+      <w:r>
+        <w:rPr>
+          <w:rFonts w:ascii="標楷體" w:eastAsia="標楷體" w:hAnsi="標楷體" w:hint="eastAsia"/>
+          <w:sz w:val="28"/>
+          <w:szCs w:val="28"/>
+        </w:rPr>
+        <w:t>（</w:t>
+      </w:r>
+      <w:proofErr w:type="gramEnd"/>
+      <w:r>
+        <w:rPr>
+          <w:rFonts w:ascii="標楷體" w:eastAsia="標楷體" w:hAnsi="標楷體" w:hint="eastAsia"/>
+          <w:sz w:val="28"/>
+          <w:szCs w:val="28"/>
+        </w:rPr>
+        <w:t>如：五十音記憶、文法題庫</w:t>
+      </w:r>
+      <w:proofErr w:type="gramStart"/>
+      <w:r>
+        <w:rPr>
+          <w:rFonts w:ascii="標楷體" w:eastAsia="標楷體" w:hAnsi="標楷體" w:hint="eastAsia"/>
+          <w:sz w:val="28"/>
+          <w:szCs w:val="28"/>
+        </w:rPr>
+        <w:t>）</w:t>
+      </w:r>
+      <w:proofErr w:type="gramEnd"/>
+      <w:r>
+        <w:rPr>
+          <w:rFonts w:ascii="標楷體" w:eastAsia="標楷體" w:hAnsi="標楷體" w:hint="eastAsia"/>
+          <w:sz w:val="28"/>
+          <w:szCs w:val="28"/>
+        </w:rPr>
+        <w:t>或是費用高昂的</w:t>
+      </w:r>
+      <w:proofErr w:type="gramStart"/>
+      <w:r>
+        <w:rPr>
+          <w:rFonts w:ascii="標楷體" w:eastAsia="標楷體" w:hAnsi="標楷體" w:hint="eastAsia"/>
+          <w:sz w:val="28"/>
+          <w:szCs w:val="28"/>
+        </w:rPr>
+        <w:t>真人線上家教（</w:t>
+      </w:r>
+      <w:proofErr w:type="gramEnd"/>
+      <w:r>
+        <w:rPr>
+          <w:rFonts w:ascii="標楷體" w:eastAsia="標楷體" w:hAnsi="標楷體" w:hint="eastAsia"/>
+          <w:sz w:val="28"/>
+          <w:szCs w:val="28"/>
+        </w:rPr>
+        <w:t>如：</w:t>
+      </w:r>
+      <w:proofErr w:type="spellStart"/>
+      <w:r>
+        <w:rPr>
+          <w:rFonts w:ascii="標楷體" w:eastAsia="標楷體" w:hAnsi="標楷體" w:hint="eastAsia"/>
+          <w:sz w:val="28"/>
+          <w:szCs w:val="28"/>
+        </w:rPr>
+        <w:t>AmazingTalker</w:t>
+      </w:r>
+      <w:proofErr w:type="spellEnd"/>
+      <w:proofErr w:type="gramStart"/>
+      <w:r>
+        <w:rPr>
+          <w:rFonts w:ascii="標楷體" w:eastAsia="標楷體" w:hAnsi="標楷體" w:hint="eastAsia"/>
+          <w:sz w:val="28"/>
+          <w:szCs w:val="28"/>
+        </w:rPr>
+        <w:t>）</w:t>
+      </w:r>
+      <w:proofErr w:type="gramEnd"/>
+      <w:r>
+        <w:rPr>
+          <w:rFonts w:ascii="標楷體" w:eastAsia="標楷體" w:hAnsi="標楷體" w:hint="eastAsia"/>
+          <w:sz w:val="28"/>
+          <w:szCs w:val="28"/>
+        </w:rPr>
+        <w:t>，本產品的市場定位為： 「低門檻、高自由度、零壓力的專屬 AI 日語會話陪練員」。</w:t>
       </w:r>
     </w:p>
     <w:p>
@@ -4500,7 +4949,29 @@
           <w:sz w:val="28"/>
           <w:szCs w:val="28"/>
         </w:rPr>
-        <w:t>「非腳本式的真實情境演練」</w:t>
+        <w:t>「非</w:t>
+      </w:r>
+      <w:proofErr w:type="gramStart"/>
+      <w:r>
+        <w:rPr>
+          <w:rFonts w:ascii="標楷體" w:eastAsia="標楷體" w:hAnsi="標楷體" w:hint="eastAsia"/>
+          <w:b/>
+          <w:bCs/>
+          <w:sz w:val="28"/>
+          <w:szCs w:val="28"/>
+        </w:rPr>
+        <w:t>腳本式的真實</w:t>
+      </w:r>
+      <w:proofErr w:type="gramEnd"/>
+      <w:r>
+        <w:rPr>
+          <w:rFonts w:ascii="標楷體" w:eastAsia="標楷體" w:hAnsi="標楷體" w:hint="eastAsia"/>
+          <w:b/>
+          <w:bCs/>
+          <w:sz w:val="28"/>
+          <w:szCs w:val="28"/>
+        </w:rPr>
+        <w:t>情境演練」</w:t>
       </w:r>
       <w:r>
         <w:rPr>
@@ -4508,7 +4979,25 @@
           <w:sz w:val="28"/>
           <w:szCs w:val="28"/>
         </w:rPr>
-        <w:t>，讓使用者以極低的成本（Freemium 模式），隨時隨地享受有如真人般自然、且能即時糾正語法的對話體驗，填補「傳統 App」與「真人外師」之間的巨大市場空缺。</w:t>
+        <w:t>，讓使用者以極低的成本（Freemium 模式），隨時隨地享受有如真人般自然、且能即時糾正語法的對話體驗，填補「傳統 App」與「</w:t>
+      </w:r>
+      <w:proofErr w:type="gramStart"/>
+      <w:r>
+        <w:rPr>
+          <w:rFonts w:ascii="標楷體" w:eastAsia="標楷體" w:hAnsi="標楷體" w:hint="eastAsia"/>
+          <w:sz w:val="28"/>
+          <w:szCs w:val="28"/>
+        </w:rPr>
+        <w:t>真人外師</w:t>
+      </w:r>
+      <w:proofErr w:type="gramEnd"/>
+      <w:r>
+        <w:rPr>
+          <w:rFonts w:ascii="標楷體" w:eastAsia="標楷體" w:hAnsi="標楷體" w:hint="eastAsia"/>
+          <w:sz w:val="28"/>
+          <w:szCs w:val="28"/>
+        </w:rPr>
+        <w:t>」之間的巨大市場空缺。</w:t>
       </w:r>
     </w:p>
     <w:p>
@@ -4667,7 +5156,25 @@
                 <w:sz w:val="28"/>
                 <w:szCs w:val="28"/>
               </w:rPr>
-              <w:t>情境化單字記憶點強，優於傳統背單字</w:t>
+              <w:t>情境化單字</w:t>
+            </w:r>
+            <w:proofErr w:type="gramStart"/>
+            <w:r>
+              <w:rPr>
+                <w:rFonts w:ascii="標楷體" w:eastAsia="標楷體" w:hAnsi="標楷體" w:hint="eastAsia"/>
+                <w:sz w:val="28"/>
+                <w:szCs w:val="28"/>
+              </w:rPr>
+              <w:t>記憶點強</w:t>
+            </w:r>
+            <w:proofErr w:type="gramEnd"/>
+            <w:r>
+              <w:rPr>
+                <w:rFonts w:ascii="標楷體" w:eastAsia="標楷體" w:hAnsi="標楷體" w:hint="eastAsia"/>
+                <w:sz w:val="28"/>
+                <w:szCs w:val="28"/>
+              </w:rPr>
+              <w:t>，優於傳統背單字</w:t>
             </w:r>
           </w:p>
           <w:p>
@@ -4804,7 +5311,25 @@
                 <w:sz w:val="28"/>
                 <w:szCs w:val="28"/>
               </w:rPr>
-              <w:t>需連網使用，無離線學習功能</w:t>
+              <w:t>需連網使用，</w:t>
+            </w:r>
+            <w:proofErr w:type="gramStart"/>
+            <w:r>
+              <w:rPr>
+                <w:rFonts w:ascii="標楷體" w:eastAsia="標楷體" w:hAnsi="標楷體" w:hint="eastAsia"/>
+                <w:sz w:val="28"/>
+                <w:szCs w:val="28"/>
+              </w:rPr>
+              <w:t>無離線</w:t>
+            </w:r>
+            <w:proofErr w:type="gramEnd"/>
+            <w:r>
+              <w:rPr>
+                <w:rFonts w:ascii="標楷體" w:eastAsia="標楷體" w:hAnsi="標楷體" w:hint="eastAsia"/>
+                <w:sz w:val="28"/>
+                <w:szCs w:val="28"/>
+              </w:rPr>
+              <w:t>學習功能</w:t>
             </w:r>
           </w:p>
           <w:p>
@@ -6700,7 +7225,31 @@
                 <w:szCs w:val="28"/>
                 <w:bdr w:val="none" w:sz="0" w:space="0" w:color="auto" w:frame="1"/>
               </w:rPr>
-              <w:t>(註：如果你的相機拍照功能有用到)</w:t>
+              <w:t>(</w:t>
+            </w:r>
+            <w:proofErr w:type="gramStart"/>
+            <w:r>
+              <w:rPr>
+                <w:rFonts w:ascii="標楷體" w:eastAsia="標楷體" w:hAnsi="標楷體" w:cs="新細明體"/>
+                <w:color w:val="1F1F1F"/>
+                <w:kern w:val="0"/>
+                <w:sz w:val="28"/>
+                <w:szCs w:val="28"/>
+                <w:bdr w:val="none" w:sz="0" w:space="0" w:color="auto" w:frame="1"/>
+              </w:rPr>
+              <w:t>註</w:t>
+            </w:r>
+            <w:proofErr w:type="gramEnd"/>
+            <w:r>
+              <w:rPr>
+                <w:rFonts w:ascii="標楷體" w:eastAsia="標楷體" w:hAnsi="標楷體" w:cs="新細明體"/>
+                <w:color w:val="1F1F1F"/>
+                <w:kern w:val="0"/>
+                <w:sz w:val="28"/>
+                <w:szCs w:val="28"/>
+                <w:bdr w:val="none" w:sz="0" w:space="0" w:color="auto" w:frame="1"/>
+              </w:rPr>
+              <w:t>：如果你的相機拍照功能有用到)</w:t>
             </w:r>
           </w:p>
         </w:tc>
@@ -7447,6 +7996,7 @@
               </w:rPr>
               <w:t>、</w:t>
             </w:r>
+            <w:proofErr w:type="spellStart"/>
             <w:r>
               <w:rPr>
                 <w:rFonts w:ascii="Arial Unicode MS" w:eastAsia="標楷體" w:hAnsi="Arial Unicode MS" w:cs="Arial"/>
@@ -7455,6 +8005,7 @@
               </w:rPr>
               <w:t>flatpickr</w:t>
             </w:r>
+            <w:proofErr w:type="spellEnd"/>
             <w:r>
               <w:rPr>
                 <w:rFonts w:ascii="Arial Unicode MS" w:eastAsia="標楷體" w:hAnsi="Arial Unicode MS" w:cs="Arial" w:hint="eastAsia"/>
@@ -7469,7 +8020,25 @@
                 <w:kern w:val="0"/>
                 <w:szCs w:val="24"/>
               </w:rPr>
-              <w:t>python-dotenv (</w:t>
+              <w:t>python-</w:t>
+            </w:r>
+            <w:proofErr w:type="spellStart"/>
+            <w:r>
+              <w:rPr>
+                <w:rFonts w:ascii="Arial Unicode MS" w:eastAsia="標楷體" w:hAnsi="Arial Unicode MS" w:cs="Arial" w:hint="eastAsia"/>
+                <w:kern w:val="0"/>
+                <w:szCs w:val="24"/>
+              </w:rPr>
+              <w:t>dotenv</w:t>
+            </w:r>
+            <w:proofErr w:type="spellEnd"/>
+            <w:r>
+              <w:rPr>
+                <w:rFonts w:ascii="Arial Unicode MS" w:eastAsia="標楷體" w:hAnsi="Arial Unicode MS" w:cs="Arial" w:hint="eastAsia"/>
+                <w:kern w:val="0"/>
+                <w:szCs w:val="24"/>
+              </w:rPr>
+              <w:t xml:space="preserve"> (</w:t>
             </w:r>
             <w:r>
               <w:rPr>
@@ -15843,7 +16412,21 @@
         <w:rPr>
           <w:rFonts w:hint="eastAsia"/>
         </w:rPr>
-        <w:t>專案時程甘特圖</w:t>
+        <w:t>專案</w:t>
+      </w:r>
+      <w:proofErr w:type="gramStart"/>
+      <w:r>
+        <w:rPr>
+          <w:rFonts w:hint="eastAsia"/>
+        </w:rPr>
+        <w:t>時程甘特</w:t>
+      </w:r>
+      <w:proofErr w:type="gramEnd"/>
+      <w:r>
+        <w:rPr>
+          <w:rFonts w:hint="eastAsia"/>
+        </w:rPr>
+        <w:t>圖</w:t>
       </w:r>
     </w:p>
     <w:p>
@@ -16119,8 +16702,18 @@
                 <w:w w:val="90"/>
                 <w:sz w:val="28"/>
               </w:rPr>
-              <w:t>蘇品璇</w:t>
-            </w:r>
+              <w:t>蘇品</w:t>
+            </w:r>
+            <w:proofErr w:type="gramStart"/>
+            <w:r>
+              <w:rPr>
+                <w:rFonts w:eastAsia="標楷體" w:hint="eastAsia"/>
+                <w:w w:val="90"/>
+                <w:sz w:val="28"/>
+              </w:rPr>
+              <w:t>璇</w:t>
+            </w:r>
+            <w:proofErr w:type="gramEnd"/>
           </w:p>
         </w:tc>
         <w:tc>
@@ -22018,8 +22611,18 @@
                 <w:sz w:val="32"/>
                 <w:u w:val="single"/>
               </w:rPr>
-              <w:t>蘇品璇</w:t>
-            </w:r>
+              <w:t>蘇品</w:t>
+            </w:r>
+            <w:proofErr w:type="gramStart"/>
+            <w:r>
+              <w:rPr>
+                <w:rFonts w:eastAsia="標楷體" w:hint="eastAsia"/>
+                <w:sz w:val="32"/>
+                <w:u w:val="single"/>
+              </w:rPr>
+              <w:t>璇</w:t>
+            </w:r>
+            <w:proofErr w:type="gramEnd"/>
           </w:p>
         </w:tc>
         <w:tc>
@@ -22488,7 +23091,27 @@
           <w:sz w:val="28"/>
           <w:szCs w:val="24"/>
         </w:rPr>
-        <w:t>蘇品璇上傳GitHub紀錄</w:t>
+        <w:t>蘇品</w:t>
+      </w:r>
+      <w:proofErr w:type="gramStart"/>
+      <w:r>
+        <w:rPr>
+          <w:rFonts w:ascii="標楷體" w:eastAsia="標楷體" w:hAnsi="標楷體" w:hint="eastAsia"/>
+          <w:bCs/>
+          <w:sz w:val="28"/>
+          <w:szCs w:val="24"/>
+        </w:rPr>
+        <w:t>璇</w:t>
+      </w:r>
+      <w:proofErr w:type="gramEnd"/>
+      <w:r>
+        <w:rPr>
+          <w:rFonts w:ascii="標楷體" w:eastAsia="標楷體" w:hAnsi="標楷體" w:hint="eastAsia"/>
+          <w:bCs/>
+          <w:sz w:val="28"/>
+          <w:szCs w:val="24"/>
+        </w:rPr>
+        <w:t>上傳GitHub紀錄</w:t>
       </w:r>
     </w:p>
     <w:p>
@@ -22621,8 +23244,20 @@
       <w:pPr>
         <w:pStyle w:val="a6"/>
         <w:ind w:firstLine="720"/>
+        <w:sectPr>
+          <w:pgSz w:w="11906" w:h="16838"/>
+          <w:pgMar w:top="851" w:right="851" w:bottom="851" w:left="851" w:header="851" w:footer="992" w:gutter="0"/>
+          <w:cols w:space="425"/>
+          <w:docGrid w:type="lines" w:linePitch="360"/>
+        </w:sectPr>
       </w:pPr>
       <w:bookmarkStart w:id="18" w:name="_Toc228180323"/>
+    </w:p>
+    <w:p>
+      <w:pPr>
+        <w:pStyle w:val="a6"/>
+        <w:ind w:firstLine="720"/>
+      </w:pPr>
       <w:r>
         <w:rPr>
           <w:rFonts w:hint="eastAsia"/>
@@ -22680,15 +23315,77 @@
     </w:p>
     <w:p>
       <w:pPr>
-        <w:ind w:firstLine="480"/>
-      </w:pPr>
+        <w:pStyle w:val="-"/>
+        <w:rPr>
+          <w:rFonts w:hint="eastAsia"/>
+        </w:rPr>
+      </w:pPr>
+      <w:r>
+        <w:rPr>
+          <w:noProof/>
+        </w:rPr>
+        <w:drawing>
+          <wp:inline distT="0" distB="0" distL="0" distR="0" wp14:anchorId="451C3D68" wp14:editId="21BECFC1">
+            <wp:extent cx="9299539" cy="4497572"/>
+            <wp:effectExtent l="0" t="0" r="0" b="0"/>
+            <wp:docPr id="5" name="圖片 5"/>
+            <wp:cNvGraphicFramePr>
+              <a:graphicFrameLocks xmlns:a="http://schemas.openxmlformats.org/drawingml/2006/main" noChangeAspect="1"/>
+            </wp:cNvGraphicFramePr>
+            <a:graphic xmlns:a="http://schemas.openxmlformats.org/drawingml/2006/main">
+              <a:graphicData uri="http://schemas.openxmlformats.org/drawingml/2006/picture">
+                <pic:pic xmlns:pic="http://schemas.openxmlformats.org/drawingml/2006/picture">
+                  <pic:nvPicPr>
+                    <pic:cNvPr id="5" name="圖片 5"/>
+                    <pic:cNvPicPr/>
+                  </pic:nvPicPr>
+                  <pic:blipFill>
+                    <a:blip r:embed="rId16">
+                      <a:extLst>
+                        <a:ext uri="{28A0092B-C50C-407E-A947-70E740481C1C}">
+                          <a14:useLocalDpi xmlns:a14="http://schemas.microsoft.com/office/drawing/2010/main" val="0"/>
+                        </a:ext>
+                      </a:extLst>
+                    </a:blip>
+                    <a:stretch>
+                      <a:fillRect/>
+                    </a:stretch>
+                  </pic:blipFill>
+                  <pic:spPr>
+                    <a:xfrm>
+                      <a:off x="0" y="0"/>
+                      <a:ext cx="9323986" cy="4509395"/>
+                    </a:xfrm>
+                    <a:prstGeom prst="rect">
+                      <a:avLst/>
+                    </a:prstGeom>
+                  </pic:spPr>
+                </pic:pic>
+              </a:graphicData>
+            </a:graphic>
+          </wp:inline>
+        </w:drawing>
+      </w:r>
     </w:p>
     <w:p>
       <w:pPr>
+        <w:widowControl/>
+        <w:ind w:firstLineChars="0" w:firstLine="0"/>
+        <w:sectPr>
+          <w:pgSz w:w="16838" w:h="11906" w:orient="landscape"/>
+          <w:pgMar w:top="851" w:right="851" w:bottom="851" w:left="851" w:header="851" w:footer="992" w:gutter="0"/>
+          <w:cols w:space="425"/>
+          <w:docGrid w:type="linesAndChars" w:linePitch="360"/>
+        </w:sectPr>
+      </w:pPr>
+      <w:bookmarkStart w:id="20" w:name="_Toc228180325"/>
+    </w:p>
+    <w:p>
+      <w:pPr>
         <w:pStyle w:val="-"/>
       </w:pPr>
-      <w:bookmarkStart w:id="20" w:name="_Toc228180325"/>
       <w:r>
+        <w:lastRenderedPageBreak/>
         <w:t>5</w:t>
       </w:r>
       <w:r>
@@ -22706,19 +23403,10 @@
         </w:rPr>
         <w:t>清單</w:t>
       </w:r>
+      <w:bookmarkEnd w:id="20"/>
       <w:r>
-        <w:t>：</w:t>
+        <w:t xml:space="preserve"> </w:t>
       </w:r>
-      <w:r>
-        <w:rPr>
-          <w:rFonts w:hint="eastAsia"/>
-        </w:rPr>
-        <w:t>須</w:t>
-      </w:r>
-      <w:r>
-        <w:t>分功能需求與非功能需求兩部分描述。</w:t>
-      </w:r>
-      <w:bookmarkEnd w:id="20"/>
     </w:p>
     <w:p>
       <w:pPr>
@@ -23336,7 +24024,6 @@
                 <w:sz w:val="30"/>
                 <w:szCs w:val="30"/>
               </w:rPr>
-              <w:lastRenderedPageBreak/>
               <w:t>支援單字在資料夾間移動</w:t>
             </w:r>
           </w:p>
@@ -23361,7 +24048,27 @@
                 <w:sz w:val="30"/>
                 <w:szCs w:val="30"/>
               </w:rPr>
-              <w:t>收藏夾顯示每個資料夾的單字數量</w:t>
+              <w:t>收藏夾顯示每</w:t>
+            </w:r>
+            <w:proofErr w:type="gramStart"/>
+            <w:r>
+              <w:rPr>
+                <w:rFonts w:ascii="標楷體" w:eastAsia="標楷體" w:hAnsi="標楷體" w:hint="eastAsia"/>
+                <w:color w:val="000000" w:themeColor="text1"/>
+                <w:sz w:val="30"/>
+                <w:szCs w:val="30"/>
+              </w:rPr>
+              <w:t>個</w:t>
+            </w:r>
+            <w:proofErr w:type="gramEnd"/>
+            <w:r>
+              <w:rPr>
+                <w:rFonts w:ascii="標楷體" w:eastAsia="標楷體" w:hAnsi="標楷體" w:hint="eastAsia"/>
+                <w:color w:val="000000" w:themeColor="text1"/>
+                <w:sz w:val="30"/>
+                <w:szCs w:val="30"/>
+              </w:rPr>
+              <w:t>資料夾的單字數量</w:t>
             </w:r>
           </w:p>
           <w:p>
@@ -23414,7 +24121,6 @@
                 <w:sz w:val="30"/>
                 <w:szCs w:val="30"/>
               </w:rPr>
-              <w:lastRenderedPageBreak/>
               <w:t>A04</w:t>
             </w:r>
           </w:p>
@@ -23513,6 +24219,7 @@
                 <w:sz w:val="30"/>
                 <w:szCs w:val="30"/>
               </w:rPr>
+              <w:lastRenderedPageBreak/>
               <w:t>支援場景角色扮演對話</w:t>
             </w:r>
           </w:p>
@@ -24037,7 +24744,6 @@
                 <w:sz w:val="30"/>
                 <w:szCs w:val="30"/>
               </w:rPr>
-              <w:lastRenderedPageBreak/>
               <w:t>A08</w:t>
             </w:r>
           </w:p>
@@ -24195,6 +24901,7 @@
                 <w:sz w:val="30"/>
                 <w:szCs w:val="30"/>
               </w:rPr>
+              <w:lastRenderedPageBreak/>
               <w:t>A09</w:t>
             </w:r>
           </w:p>
@@ -24687,7 +25394,47 @@
                 <w:sz w:val="30"/>
                 <w:szCs w:val="30"/>
               </w:rPr>
-              <w:t>使用者密碼採加密儲存（password_hash）</w:t>
+              <w:t>使用者密碼</w:t>
+            </w:r>
+            <w:proofErr w:type="gramStart"/>
+            <w:r>
+              <w:rPr>
+                <w:rFonts w:ascii="標楷體" w:eastAsia="標楷體" w:hAnsi="標楷體" w:hint="eastAsia"/>
+                <w:color w:val="000000" w:themeColor="text1"/>
+                <w:sz w:val="30"/>
+                <w:szCs w:val="30"/>
+              </w:rPr>
+              <w:t>採</w:t>
+            </w:r>
+            <w:proofErr w:type="gramEnd"/>
+            <w:r>
+              <w:rPr>
+                <w:rFonts w:ascii="標楷體" w:eastAsia="標楷體" w:hAnsi="標楷體" w:hint="eastAsia"/>
+                <w:color w:val="000000" w:themeColor="text1"/>
+                <w:sz w:val="30"/>
+                <w:szCs w:val="30"/>
+              </w:rPr>
+              <w:t>加密儲存（</w:t>
+            </w:r>
+            <w:proofErr w:type="spellStart"/>
+            <w:r>
+              <w:rPr>
+                <w:rFonts w:ascii="標楷體" w:eastAsia="標楷體" w:hAnsi="標楷體" w:hint="eastAsia"/>
+                <w:color w:val="000000" w:themeColor="text1"/>
+                <w:sz w:val="30"/>
+                <w:szCs w:val="30"/>
+              </w:rPr>
+              <w:t>password_hash</w:t>
+            </w:r>
+            <w:proofErr w:type="spellEnd"/>
+            <w:r>
+              <w:rPr>
+                <w:rFonts w:ascii="標楷體" w:eastAsia="標楷體" w:hAnsi="標楷體" w:hint="eastAsia"/>
+                <w:color w:val="000000" w:themeColor="text1"/>
+                <w:sz w:val="30"/>
+                <w:szCs w:val="30"/>
+              </w:rPr>
+              <w:t>）</w:t>
             </w:r>
           </w:p>
           <w:p>
@@ -24868,7 +25615,6 @@
                 <w:sz w:val="30"/>
                 <w:szCs w:val="30"/>
               </w:rPr>
-              <w:lastRenderedPageBreak/>
               <w:t>操作流程符合一般使用者習慣</w:t>
             </w:r>
           </w:p>
@@ -24898,7 +25644,6 @@
                 <w:sz w:val="30"/>
                 <w:szCs w:val="30"/>
               </w:rPr>
-              <w:lastRenderedPageBreak/>
               <w:t>B04</w:t>
             </w:r>
           </w:p>
@@ -25032,6 +25777,7 @@
                 <w:sz w:val="30"/>
                 <w:szCs w:val="30"/>
               </w:rPr>
+              <w:lastRenderedPageBreak/>
               <w:t>B05</w:t>
             </w:r>
           </w:p>
@@ -25081,6 +25827,7 @@
                 <w:szCs w:val="30"/>
               </w:rPr>
             </w:pPr>
+            <w:proofErr w:type="gramStart"/>
             <w:r>
               <w:rPr>
                 <w:rFonts w:ascii="標楷體" w:eastAsia="標楷體" w:hAnsi="標楷體" w:hint="eastAsia"/>
@@ -25088,7 +25835,17 @@
                 <w:sz w:val="30"/>
                 <w:szCs w:val="30"/>
               </w:rPr>
-              <w:t>採前後端分離架構，方便獨立維護</w:t>
+              <w:t>採</w:t>
+            </w:r>
+            <w:proofErr w:type="gramEnd"/>
+            <w:r>
+              <w:rPr>
+                <w:rFonts w:ascii="標楷體" w:eastAsia="標楷體" w:hAnsi="標楷體" w:hint="eastAsia"/>
+                <w:color w:val="000000" w:themeColor="text1"/>
+                <w:sz w:val="30"/>
+                <w:szCs w:val="30"/>
+              </w:rPr>
+              <w:t>前後端分離架構，方便獨立維護</w:t>
             </w:r>
           </w:p>
           <w:p>
@@ -25391,7 +26148,7 @@
                     </pic:cNvPicPr>
                   </pic:nvPicPr>
                   <pic:blipFill>
-                    <a:blip r:embed="rId16">
+                    <a:blip r:embed="rId17">
                       <a:extLst>
                         <a:ext uri="{28A0092B-C50C-407E-A947-70E740481C1C}">
                           <a14:useLocalDpi xmlns:a14="http://schemas.microsoft.com/office/drawing/2010/main" val="0"/>
@@ -25861,6 +26618,7 @@
                 <w:szCs w:val="24"/>
               </w:rPr>
             </w:pPr>
+            <w:proofErr w:type="spellStart"/>
             <w:r>
               <w:rPr>
                 <w:rFonts w:ascii="標楷體" w:eastAsia="標楷體" w:hAnsi="標楷體"/>
@@ -25868,6 +26626,7 @@
               </w:rPr>
               <w:t>quiz_question</w:t>
             </w:r>
+            <w:proofErr w:type="spellEnd"/>
           </w:p>
         </w:tc>
         <w:tc>
@@ -25942,6 +26701,7 @@
                 <w:szCs w:val="24"/>
               </w:rPr>
             </w:pPr>
+            <w:proofErr w:type="spellStart"/>
             <w:r>
               <w:rPr>
                 <w:rFonts w:ascii="標楷體" w:eastAsia="標楷體" w:hAnsi="標楷體"/>
@@ -25949,6 +26709,7 @@
               </w:rPr>
               <w:t>user_photo</w:t>
             </w:r>
+            <w:proofErr w:type="spellEnd"/>
           </w:p>
         </w:tc>
         <w:tc>
@@ -26023,6 +26784,7 @@
                 <w:szCs w:val="24"/>
               </w:rPr>
             </w:pPr>
+            <w:proofErr w:type="spellStart"/>
             <w:r>
               <w:rPr>
                 <w:rFonts w:ascii="標楷體" w:eastAsia="標楷體" w:hAnsi="標楷體"/>
@@ -26030,6 +26792,7 @@
               </w:rPr>
               <w:t>user_photo_vocab</w:t>
             </w:r>
+            <w:proofErr w:type="spellEnd"/>
           </w:p>
         </w:tc>
         <w:tc>
@@ -26104,6 +26867,7 @@
                 <w:szCs w:val="24"/>
               </w:rPr>
             </w:pPr>
+            <w:proofErr w:type="spellStart"/>
             <w:r>
               <w:rPr>
                 <w:rFonts w:ascii="標楷體" w:eastAsia="標楷體" w:hAnsi="標楷體"/>
@@ -26111,6 +26875,7 @@
               </w:rPr>
               <w:t>user_vocab</w:t>
             </w:r>
+            <w:proofErr w:type="spellEnd"/>
           </w:p>
         </w:tc>
         <w:tc>
@@ -26185,6 +26950,7 @@
                 <w:szCs w:val="24"/>
               </w:rPr>
             </w:pPr>
+            <w:proofErr w:type="spellStart"/>
             <w:r>
               <w:rPr>
                 <w:rFonts w:ascii="標楷體" w:eastAsia="標楷體" w:hAnsi="標楷體"/>
@@ -26192,6 +26958,7 @@
               </w:rPr>
               <w:t>user_folder</w:t>
             </w:r>
+            <w:proofErr w:type="spellEnd"/>
           </w:p>
         </w:tc>
         <w:tc>
@@ -26347,6 +27114,7 @@
                 <w:szCs w:val="24"/>
               </w:rPr>
             </w:pPr>
+            <w:proofErr w:type="spellStart"/>
             <w:r>
               <w:rPr>
                 <w:rFonts w:ascii="標楷體" w:eastAsia="標楷體" w:hAnsi="標楷體"/>
@@ -26354,6 +27122,7 @@
               </w:rPr>
               <w:t>user_achievement</w:t>
             </w:r>
+            <w:proofErr w:type="spellEnd"/>
           </w:p>
         </w:tc>
         <w:tc>
@@ -26428,6 +27197,7 @@
                 <w:szCs w:val="24"/>
               </w:rPr>
             </w:pPr>
+            <w:proofErr w:type="spellStart"/>
             <w:r>
               <w:rPr>
                 <w:rFonts w:ascii="標楷體" w:eastAsia="標楷體" w:hAnsi="標楷體"/>
@@ -26435,6 +27205,7 @@
               </w:rPr>
               <w:t>point_transaction</w:t>
             </w:r>
+            <w:proofErr w:type="spellEnd"/>
           </w:p>
         </w:tc>
         <w:tc>
@@ -26509,6 +27280,7 @@
                 <w:szCs w:val="24"/>
               </w:rPr>
             </w:pPr>
+            <w:proofErr w:type="spellStart"/>
             <w:r>
               <w:rPr>
                 <w:rFonts w:ascii="標楷體" w:eastAsia="標楷體" w:hAnsi="標楷體"/>
@@ -26516,6 +27288,7 @@
               </w:rPr>
               <w:t>friend_request</w:t>
             </w:r>
+            <w:proofErr w:type="spellEnd"/>
           </w:p>
         </w:tc>
         <w:tc>
@@ -26671,6 +27444,7 @@
                 <w:szCs w:val="24"/>
               </w:rPr>
             </w:pPr>
+            <w:proofErr w:type="spellStart"/>
             <w:r>
               <w:rPr>
                 <w:rFonts w:ascii="標楷體" w:eastAsia="標楷體" w:hAnsi="標楷體"/>
@@ -26678,6 +27452,7 @@
               </w:rPr>
               <w:t>study_group</w:t>
             </w:r>
+            <w:proofErr w:type="spellEnd"/>
           </w:p>
         </w:tc>
         <w:tc>
@@ -26752,6 +27527,7 @@
                 <w:szCs w:val="24"/>
               </w:rPr>
             </w:pPr>
+            <w:proofErr w:type="spellStart"/>
             <w:r>
               <w:rPr>
                 <w:rFonts w:ascii="標楷體" w:eastAsia="標楷體" w:hAnsi="標楷體"/>
@@ -26759,6 +27535,7 @@
               </w:rPr>
               <w:t>group_member</w:t>
             </w:r>
+            <w:proofErr w:type="spellEnd"/>
           </w:p>
         </w:tc>
         <w:tc>
@@ -26833,6 +27610,7 @@
                 <w:szCs w:val="24"/>
               </w:rPr>
             </w:pPr>
+            <w:proofErr w:type="spellStart"/>
             <w:r>
               <w:rPr>
                 <w:rFonts w:ascii="標楷體" w:eastAsia="標楷體" w:hAnsi="標楷體"/>
@@ -26840,6 +27618,7 @@
               </w:rPr>
               <w:t>group_invite</w:t>
             </w:r>
+            <w:proofErr w:type="spellEnd"/>
           </w:p>
         </w:tc>
         <w:tc>
@@ -27043,7 +27822,7 @@
                     </pic:cNvPicPr>
                   </pic:nvPicPr>
                   <pic:blipFill rotWithShape="1">
-                    <a:blip r:embed="rId17" cstate="print">
+                    <a:blip r:embed="rId18" cstate="print">
                       <a:extLst>
                         <a:ext uri="{28A0092B-C50C-407E-A947-70E740481C1C}">
                           <a14:useLocalDpi xmlns:a14="http://schemas.microsoft.com/office/drawing/2010/main" val="0"/>
@@ -27366,6 +28145,7 @@
                 <w:szCs w:val="24"/>
               </w:rPr>
             </w:pPr>
+            <w:proofErr w:type="gramStart"/>
             <w:r>
               <w:rPr>
                 <w:rFonts w:ascii="標楷體" w:eastAsia="標楷體" w:hAnsi="標楷體"/>
@@ -27373,6 +28153,7 @@
               </w:rPr>
               <w:t>外鍵</w:t>
             </w:r>
+            <w:proofErr w:type="gramEnd"/>
           </w:p>
         </w:tc>
       </w:tr>
@@ -27465,8 +28246,17 @@
                 <w:rFonts w:ascii="標楷體" w:eastAsia="標楷體" w:hAnsi="標楷體"/>
                 <w:szCs w:val="24"/>
               </w:rPr>
-              <w:t>4 byte</w:t>
-            </w:r>
+              <w:t xml:space="preserve">4 </w:t>
+            </w:r>
+            <w:proofErr w:type="gramStart"/>
+            <w:r>
+              <w:rPr>
+                <w:rFonts w:ascii="標楷體" w:eastAsia="標楷體" w:hAnsi="標楷體"/>
+                <w:szCs w:val="24"/>
+              </w:rPr>
+              <w:t>byte</w:t>
+            </w:r>
+            <w:proofErr w:type="gramEnd"/>
           </w:p>
         </w:tc>
         <w:tc>
@@ -27652,6 +28442,7 @@
                 <w:szCs w:val="24"/>
               </w:rPr>
             </w:pPr>
+            <w:proofErr w:type="spellStart"/>
             <w:r>
               <w:rPr>
                 <w:rFonts w:ascii="標楷體" w:eastAsia="標楷體" w:hAnsi="標楷體"/>
@@ -27659,6 +28450,7 @@
               </w:rPr>
               <w:t>password_hash</w:t>
             </w:r>
+            <w:proofErr w:type="spellEnd"/>
           </w:p>
         </w:tc>
         <w:tc>
@@ -27904,6 +28696,7 @@
                 <w:szCs w:val="24"/>
               </w:rPr>
             </w:pPr>
+            <w:proofErr w:type="spellStart"/>
             <w:r>
               <w:rPr>
                 <w:rFonts w:ascii="標楷體" w:eastAsia="標楷體" w:hAnsi="標楷體"/>
@@ -27911,6 +28704,7 @@
               </w:rPr>
               <w:t>friend_id</w:t>
             </w:r>
+            <w:proofErr w:type="spellEnd"/>
           </w:p>
         </w:tc>
         <w:tc>
@@ -28030,6 +28824,7 @@
                 <w:szCs w:val="24"/>
               </w:rPr>
             </w:pPr>
+            <w:proofErr w:type="spellStart"/>
             <w:r>
               <w:rPr>
                 <w:rFonts w:ascii="標楷體" w:eastAsia="標楷體" w:hAnsi="標楷體"/>
@@ -28037,6 +28832,7 @@
               </w:rPr>
               <w:t>japanese_level</w:t>
             </w:r>
+            <w:proofErr w:type="spellEnd"/>
           </w:p>
         </w:tc>
         <w:tc>
@@ -28282,6 +29078,7 @@
                 <w:szCs w:val="24"/>
               </w:rPr>
             </w:pPr>
+            <w:proofErr w:type="spellStart"/>
             <w:r>
               <w:rPr>
                 <w:rFonts w:ascii="標楷體" w:eastAsia="標楷體" w:hAnsi="標楷體"/>
@@ -28289,6 +29086,7 @@
               </w:rPr>
               <w:t>j_pts</w:t>
             </w:r>
+            <w:proofErr w:type="spellEnd"/>
           </w:p>
         </w:tc>
         <w:tc>
@@ -28356,8 +29154,17 @@
                 <w:rFonts w:ascii="標楷體" w:eastAsia="標楷體" w:hAnsi="標楷體"/>
                 <w:szCs w:val="24"/>
               </w:rPr>
-              <w:t>4 byte</w:t>
-            </w:r>
+              <w:t xml:space="preserve">4 </w:t>
+            </w:r>
+            <w:proofErr w:type="gramStart"/>
+            <w:r>
+              <w:rPr>
+                <w:rFonts w:ascii="標楷體" w:eastAsia="標楷體" w:hAnsi="標楷體"/>
+                <w:szCs w:val="24"/>
+              </w:rPr>
+              <w:t>byte</w:t>
+            </w:r>
+            <w:proofErr w:type="gramEnd"/>
           </w:p>
         </w:tc>
         <w:tc>
@@ -28408,6 +29215,7 @@
                 <w:szCs w:val="24"/>
               </w:rPr>
             </w:pPr>
+            <w:proofErr w:type="spellStart"/>
             <w:r>
               <w:rPr>
                 <w:rFonts w:ascii="標楷體" w:eastAsia="標楷體" w:hAnsi="標楷體"/>
@@ -28415,6 +29223,7 @@
               </w:rPr>
               <w:t>streak_days</w:t>
             </w:r>
+            <w:proofErr w:type="spellEnd"/>
           </w:p>
         </w:tc>
         <w:tc>
@@ -28482,8 +29291,17 @@
                 <w:rFonts w:ascii="標楷體" w:eastAsia="標楷體" w:hAnsi="標楷體"/>
                 <w:szCs w:val="24"/>
               </w:rPr>
-              <w:t>4 byte</w:t>
-            </w:r>
+              <w:t xml:space="preserve">4 </w:t>
+            </w:r>
+            <w:proofErr w:type="gramStart"/>
+            <w:r>
+              <w:rPr>
+                <w:rFonts w:ascii="標楷體" w:eastAsia="標楷體" w:hAnsi="標楷體"/>
+                <w:szCs w:val="24"/>
+              </w:rPr>
+              <w:t>byte</w:t>
+            </w:r>
+            <w:proofErr w:type="gramEnd"/>
           </w:p>
         </w:tc>
         <w:tc>
@@ -28534,6 +29352,7 @@
                 <w:szCs w:val="24"/>
               </w:rPr>
             </w:pPr>
+            <w:proofErr w:type="spellStart"/>
             <w:r>
               <w:rPr>
                 <w:rFonts w:ascii="標楷體" w:eastAsia="標楷體" w:hAnsi="標楷體"/>
@@ -28541,6 +29360,7 @@
               </w:rPr>
               <w:t>last_login_date</w:t>
             </w:r>
+            <w:proofErr w:type="spellEnd"/>
           </w:p>
         </w:tc>
         <w:tc>
@@ -28660,6 +29480,7 @@
                 <w:szCs w:val="24"/>
               </w:rPr>
             </w:pPr>
+            <w:proofErr w:type="spellStart"/>
             <w:r>
               <w:rPr>
                 <w:rFonts w:ascii="標楷體" w:eastAsia="標楷體" w:hAnsi="標楷體"/>
@@ -28667,6 +29488,7 @@
               </w:rPr>
               <w:t>created_at</w:t>
             </w:r>
+            <w:proofErr w:type="spellEnd"/>
           </w:p>
         </w:tc>
         <w:tc>
@@ -28786,6 +29608,7 @@
                 <w:szCs w:val="24"/>
               </w:rPr>
             </w:pPr>
+            <w:proofErr w:type="spellStart"/>
             <w:r>
               <w:rPr>
                 <w:rFonts w:ascii="標楷體" w:eastAsia="標楷體" w:hAnsi="標楷體"/>
@@ -28793,6 +29616,7 @@
               </w:rPr>
               <w:t>daily_scans</w:t>
             </w:r>
+            <w:proofErr w:type="spellEnd"/>
           </w:p>
         </w:tc>
         <w:tc>
@@ -28860,8 +29684,17 @@
                 <w:rFonts w:ascii="標楷體" w:eastAsia="標楷體" w:hAnsi="標楷體"/>
                 <w:szCs w:val="24"/>
               </w:rPr>
-              <w:t>4 byte</w:t>
-            </w:r>
+              <w:t xml:space="preserve">4 </w:t>
+            </w:r>
+            <w:proofErr w:type="gramStart"/>
+            <w:r>
+              <w:rPr>
+                <w:rFonts w:ascii="標楷體" w:eastAsia="標楷體" w:hAnsi="標楷體"/>
+                <w:szCs w:val="24"/>
+              </w:rPr>
+              <w:t>byte</w:t>
+            </w:r>
+            <w:proofErr w:type="gramEnd"/>
           </w:p>
         </w:tc>
         <w:tc>
@@ -28912,6 +29745,7 @@
                 <w:szCs w:val="24"/>
               </w:rPr>
             </w:pPr>
+            <w:proofErr w:type="spellStart"/>
             <w:r>
               <w:rPr>
                 <w:rFonts w:ascii="標楷體" w:eastAsia="標楷體" w:hAnsi="標楷體"/>
@@ -28919,6 +29753,7 @@
               </w:rPr>
               <w:t>last_scan_date</w:t>
             </w:r>
+            <w:proofErr w:type="spellEnd"/>
           </w:p>
         </w:tc>
         <w:tc>
@@ -29037,6 +29872,7 @@
                 <w:szCs w:val="24"/>
               </w:rPr>
             </w:pPr>
+            <w:proofErr w:type="spellStart"/>
             <w:r>
               <w:rPr>
                 <w:rFonts w:ascii="標楷體" w:eastAsia="標楷體" w:hAnsi="標楷體"/>
@@ -29044,6 +29880,7 @@
               </w:rPr>
               <w:t>total_active_days</w:t>
             </w:r>
+            <w:proofErr w:type="spellEnd"/>
           </w:p>
         </w:tc>
         <w:tc>
@@ -29108,8 +29945,17 @@
                 <w:rFonts w:ascii="標楷體" w:eastAsia="標楷體" w:hAnsi="標楷體"/>
                 <w:szCs w:val="24"/>
               </w:rPr>
-              <w:t>4 byte</w:t>
-            </w:r>
+              <w:t xml:space="preserve">4 </w:t>
+            </w:r>
+            <w:proofErr w:type="gramStart"/>
+            <w:r>
+              <w:rPr>
+                <w:rFonts w:ascii="標楷體" w:eastAsia="標楷體" w:hAnsi="標楷體"/>
+                <w:szCs w:val="24"/>
+              </w:rPr>
+              <w:t>byte</w:t>
+            </w:r>
+            <w:proofErr w:type="gramEnd"/>
           </w:p>
         </w:tc>
         <w:tc>
@@ -29157,6 +30003,7 @@
                 <w:szCs w:val="24"/>
               </w:rPr>
             </w:pPr>
+            <w:proofErr w:type="spellStart"/>
             <w:r>
               <w:rPr>
                 <w:rFonts w:ascii="標楷體" w:eastAsia="標楷體" w:hAnsi="標楷體"/>
@@ -29164,6 +30011,7 @@
               </w:rPr>
               <w:t>total_scans</w:t>
             </w:r>
+            <w:proofErr w:type="spellEnd"/>
           </w:p>
         </w:tc>
         <w:tc>
@@ -29228,8 +30076,17 @@
                 <w:rFonts w:ascii="標楷體" w:eastAsia="標楷體" w:hAnsi="標楷體"/>
                 <w:szCs w:val="24"/>
               </w:rPr>
-              <w:t>4 byte</w:t>
-            </w:r>
+              <w:t xml:space="preserve">4 </w:t>
+            </w:r>
+            <w:proofErr w:type="gramStart"/>
+            <w:r>
+              <w:rPr>
+                <w:rFonts w:ascii="標楷體" w:eastAsia="標楷體" w:hAnsi="標楷體"/>
+                <w:szCs w:val="24"/>
+              </w:rPr>
+              <w:t>byte</w:t>
+            </w:r>
+            <w:proofErr w:type="gramEnd"/>
           </w:p>
         </w:tc>
         <w:tc>
@@ -29277,6 +30134,7 @@
                 <w:szCs w:val="24"/>
               </w:rPr>
             </w:pPr>
+            <w:proofErr w:type="spellStart"/>
             <w:r>
               <w:rPr>
                 <w:rFonts w:ascii="標楷體" w:eastAsia="標楷體" w:hAnsi="標楷體"/>
@@ -29284,6 +30142,7 @@
               </w:rPr>
               <w:t>notified_levels</w:t>
             </w:r>
+            <w:proofErr w:type="spellEnd"/>
           </w:p>
         </w:tc>
         <w:tc>
@@ -29471,7 +30330,23 @@
                 <w:rFonts w:ascii="標楷體" w:eastAsia="標楷體" w:hAnsi="標楷體" w:hint="eastAsia"/>
                 <w:szCs w:val="24"/>
               </w:rPr>
-              <w:t xml:space="preserve"> scene（場景)</w:t>
+              <w:t xml:space="preserve"> scene</w:t>
+            </w:r>
+            <w:proofErr w:type="gramStart"/>
+            <w:r>
+              <w:rPr>
+                <w:rFonts w:ascii="標楷體" w:eastAsia="標楷體" w:hAnsi="標楷體" w:hint="eastAsia"/>
+                <w:szCs w:val="24"/>
+              </w:rPr>
+              <w:t>（</w:t>
+            </w:r>
+            <w:proofErr w:type="gramEnd"/>
+            <w:r>
+              <w:rPr>
+                <w:rFonts w:ascii="標楷體" w:eastAsia="標楷體" w:hAnsi="標楷體" w:hint="eastAsia"/>
+                <w:szCs w:val="24"/>
+              </w:rPr>
+              <w:t>場景)</w:t>
             </w:r>
           </w:p>
         </w:tc>
@@ -29631,6 +30506,7 @@
                 <w:szCs w:val="24"/>
               </w:rPr>
             </w:pPr>
+            <w:proofErr w:type="gramStart"/>
             <w:r>
               <w:rPr>
                 <w:rFonts w:ascii="標楷體" w:eastAsia="標楷體" w:hAnsi="標楷體"/>
@@ -29638,6 +30514,7 @@
               </w:rPr>
               <w:t>外鍵</w:t>
             </w:r>
+            <w:proofErr w:type="gramEnd"/>
           </w:p>
         </w:tc>
       </w:tr>
@@ -29730,8 +30607,17 @@
                 <w:rFonts w:ascii="標楷體" w:eastAsia="標楷體" w:hAnsi="標楷體"/>
                 <w:szCs w:val="24"/>
               </w:rPr>
-              <w:t>4 byte</w:t>
-            </w:r>
+              <w:t xml:space="preserve">4 </w:t>
+            </w:r>
+            <w:proofErr w:type="gramStart"/>
+            <w:r>
+              <w:rPr>
+                <w:rFonts w:ascii="標楷體" w:eastAsia="標楷體" w:hAnsi="標楷體"/>
+                <w:szCs w:val="24"/>
+              </w:rPr>
+              <w:t>byte</w:t>
+            </w:r>
+            <w:proofErr w:type="gramEnd"/>
           </w:p>
         </w:tc>
         <w:tc>
@@ -29917,6 +30803,7 @@
                 <w:szCs w:val="24"/>
               </w:rPr>
             </w:pPr>
+            <w:proofErr w:type="spellStart"/>
             <w:r>
               <w:rPr>
                 <w:rFonts w:ascii="標楷體" w:eastAsia="標楷體" w:hAnsi="標楷體"/>
@@ -29924,6 +30811,7 @@
               </w:rPr>
               <w:t>icon_name</w:t>
             </w:r>
+            <w:proofErr w:type="spellEnd"/>
           </w:p>
         </w:tc>
         <w:tc>
@@ -30116,7 +31004,23 @@
                 <w:rFonts w:ascii="標楷體" w:eastAsia="標楷體" w:hAnsi="標楷體" w:hint="eastAsia"/>
                 <w:szCs w:val="24"/>
               </w:rPr>
-              <w:t xml:space="preserve"> vocab（單字字典)</w:t>
+              <w:t xml:space="preserve"> vocab</w:t>
+            </w:r>
+            <w:proofErr w:type="gramStart"/>
+            <w:r>
+              <w:rPr>
+                <w:rFonts w:ascii="標楷體" w:eastAsia="標楷體" w:hAnsi="標楷體" w:hint="eastAsia"/>
+                <w:szCs w:val="24"/>
+              </w:rPr>
+              <w:t>（</w:t>
+            </w:r>
+            <w:proofErr w:type="gramEnd"/>
+            <w:r>
+              <w:rPr>
+                <w:rFonts w:ascii="標楷體" w:eastAsia="標楷體" w:hAnsi="標楷體" w:hint="eastAsia"/>
+                <w:szCs w:val="24"/>
+              </w:rPr>
+              <w:t>單字字典)</w:t>
             </w:r>
           </w:p>
         </w:tc>
@@ -30276,6 +31180,7 @@
                 <w:szCs w:val="24"/>
               </w:rPr>
             </w:pPr>
+            <w:proofErr w:type="gramStart"/>
             <w:r>
               <w:rPr>
                 <w:rFonts w:ascii="標楷體" w:eastAsia="標楷體" w:hAnsi="標楷體"/>
@@ -30283,6 +31188,7 @@
               </w:rPr>
               <w:t>外鍵</w:t>
             </w:r>
+            <w:proofErr w:type="gramEnd"/>
           </w:p>
         </w:tc>
       </w:tr>
@@ -30375,8 +31281,17 @@
                 <w:rFonts w:ascii="標楷體" w:eastAsia="標楷體" w:hAnsi="標楷體"/>
                 <w:szCs w:val="24"/>
               </w:rPr>
-              <w:t>4 byte</w:t>
-            </w:r>
+              <w:t xml:space="preserve">4 </w:t>
+            </w:r>
+            <w:proofErr w:type="gramStart"/>
+            <w:r>
+              <w:rPr>
+                <w:rFonts w:ascii="標楷體" w:eastAsia="標楷體" w:hAnsi="標楷體"/>
+                <w:szCs w:val="24"/>
+              </w:rPr>
+              <w:t>byte</w:t>
+            </w:r>
+            <w:proofErr w:type="gramEnd"/>
           </w:p>
         </w:tc>
         <w:tc>
@@ -30435,6 +31350,7 @@
                 <w:szCs w:val="24"/>
               </w:rPr>
             </w:pPr>
+            <w:proofErr w:type="spellStart"/>
             <w:r>
               <w:rPr>
                 <w:rFonts w:ascii="標楷體" w:eastAsia="標楷體" w:hAnsi="標楷體"/>
@@ -30442,6 +31358,7 @@
               </w:rPr>
               <w:t>scene_id</w:t>
             </w:r>
+            <w:proofErr w:type="spellEnd"/>
           </w:p>
         </w:tc>
         <w:tc>
@@ -30509,8 +31426,17 @@
                 <w:rFonts w:ascii="標楷體" w:eastAsia="標楷體" w:hAnsi="標楷體"/>
                 <w:szCs w:val="24"/>
               </w:rPr>
-              <w:t>4 byte</w:t>
-            </w:r>
+              <w:t xml:space="preserve">4 </w:t>
+            </w:r>
+            <w:proofErr w:type="gramStart"/>
+            <w:r>
+              <w:rPr>
+                <w:rFonts w:ascii="標楷體" w:eastAsia="標楷體" w:hAnsi="標楷體"/>
+                <w:szCs w:val="24"/>
+              </w:rPr>
+              <w:t>byte</w:t>
+            </w:r>
+            <w:proofErr w:type="gramEnd"/>
           </w:p>
         </w:tc>
         <w:tc>
@@ -30963,6 +31889,7 @@
                 <w:szCs w:val="24"/>
               </w:rPr>
             </w:pPr>
+            <w:proofErr w:type="spellStart"/>
             <w:r>
               <w:rPr>
                 <w:rFonts w:ascii="標楷體" w:eastAsia="標楷體" w:hAnsi="標楷體"/>
@@ -30970,6 +31897,7 @@
               </w:rPr>
               <w:t>sentence_basic</w:t>
             </w:r>
+            <w:proofErr w:type="spellEnd"/>
           </w:p>
         </w:tc>
         <w:tc>
@@ -31089,6 +32017,7 @@
                 <w:szCs w:val="24"/>
               </w:rPr>
             </w:pPr>
+            <w:proofErr w:type="spellStart"/>
             <w:r>
               <w:rPr>
                 <w:rFonts w:ascii="標楷體" w:eastAsia="標楷體" w:hAnsi="標楷體"/>
@@ -31096,6 +32025,7 @@
               </w:rPr>
               <w:t>sentence_inter</w:t>
             </w:r>
+            <w:proofErr w:type="spellEnd"/>
           </w:p>
         </w:tc>
         <w:tc>
@@ -31214,6 +32144,7 @@
                 <w:szCs w:val="24"/>
               </w:rPr>
             </w:pPr>
+            <w:proofErr w:type="spellStart"/>
             <w:r>
               <w:rPr>
                 <w:rFonts w:ascii="標楷體" w:eastAsia="標楷體" w:hAnsi="標楷體"/>
@@ -31221,6 +32152,7 @@
               </w:rPr>
               <w:t>sentence_upper_inter</w:t>
             </w:r>
+            <w:proofErr w:type="spellEnd"/>
           </w:p>
         </w:tc>
         <w:tc>
@@ -31334,6 +32266,7 @@
                 <w:szCs w:val="24"/>
               </w:rPr>
             </w:pPr>
+            <w:proofErr w:type="spellStart"/>
             <w:r>
               <w:rPr>
                 <w:rFonts w:ascii="標楷體" w:eastAsia="標楷體" w:hAnsi="標楷體"/>
@@ -31341,6 +32274,7 @@
               </w:rPr>
               <w:t>sentence_advanced</w:t>
             </w:r>
+            <w:proofErr w:type="spellEnd"/>
           </w:p>
         </w:tc>
         <w:tc>
@@ -31454,6 +32388,7 @@
                 <w:szCs w:val="24"/>
               </w:rPr>
             </w:pPr>
+            <w:proofErr w:type="spellStart"/>
             <w:r>
               <w:rPr>
                 <w:rFonts w:ascii="標楷體" w:eastAsia="標楷體" w:hAnsi="標楷體"/>
@@ -31461,6 +32396,7 @@
               </w:rPr>
               <w:t>audio_word</w:t>
             </w:r>
+            <w:proofErr w:type="spellEnd"/>
           </w:p>
         </w:tc>
         <w:tc>
@@ -31574,6 +32510,7 @@
                 <w:szCs w:val="24"/>
               </w:rPr>
             </w:pPr>
+            <w:proofErr w:type="spellStart"/>
             <w:r>
               <w:rPr>
                 <w:rFonts w:ascii="標楷體" w:eastAsia="標楷體" w:hAnsi="標楷體"/>
@@ -31581,6 +32518,7 @@
               </w:rPr>
               <w:t>audio_basic</w:t>
             </w:r>
+            <w:proofErr w:type="spellEnd"/>
           </w:p>
         </w:tc>
         <w:tc>
@@ -31711,6 +32649,7 @@
                 <w:szCs w:val="24"/>
               </w:rPr>
             </w:pPr>
+            <w:proofErr w:type="spellStart"/>
             <w:r>
               <w:rPr>
                 <w:rFonts w:ascii="標楷體" w:eastAsia="標楷體" w:hAnsi="標楷體"/>
@@ -31718,6 +32657,7 @@
               </w:rPr>
               <w:t>audio_inter</w:t>
             </w:r>
+            <w:proofErr w:type="spellEnd"/>
           </w:p>
         </w:tc>
         <w:tc>
@@ -31848,6 +32788,7 @@
                 <w:szCs w:val="24"/>
               </w:rPr>
             </w:pPr>
+            <w:proofErr w:type="spellStart"/>
             <w:r>
               <w:rPr>
                 <w:rFonts w:ascii="標楷體" w:eastAsia="標楷體" w:hAnsi="標楷體"/>
@@ -31855,6 +32796,7 @@
               </w:rPr>
               <w:t>audio_upper</w:t>
             </w:r>
+            <w:proofErr w:type="spellEnd"/>
           </w:p>
         </w:tc>
         <w:tc>
@@ -31985,6 +32927,7 @@
                 <w:szCs w:val="24"/>
               </w:rPr>
             </w:pPr>
+            <w:proofErr w:type="spellStart"/>
             <w:r>
               <w:rPr>
                 <w:rFonts w:ascii="標楷體" w:eastAsia="標楷體" w:hAnsi="標楷體"/>
@@ -31992,6 +32935,7 @@
               </w:rPr>
               <w:t>audio_adv</w:t>
             </w:r>
+            <w:proofErr w:type="spellEnd"/>
           </w:p>
         </w:tc>
         <w:tc>
@@ -32195,8 +33139,18 @@
                 <w:rFonts w:ascii="標楷體" w:eastAsia="標楷體" w:hAnsi="標楷體"/>
                 <w:szCs w:val="24"/>
               </w:rPr>
-              <w:t xml:space="preserve"> quiz_question</w:t>
-            </w:r>
+              <w:t xml:space="preserve"> </w:t>
+            </w:r>
+            <w:proofErr w:type="spellStart"/>
+            <w:r>
+              <w:rPr>
+                <w:rFonts w:ascii="標楷體" w:eastAsia="標楷體" w:hAnsi="標楷體"/>
+                <w:szCs w:val="24"/>
+              </w:rPr>
+              <w:t>quiz_question</w:t>
+            </w:r>
+            <w:proofErr w:type="spellEnd"/>
+            <w:proofErr w:type="gramStart"/>
             <w:r>
               <w:rPr>
                 <w:rFonts w:ascii="標楷體" w:eastAsia="標楷體" w:hAnsi="標楷體" w:hint="eastAsia"/>
@@ -32204,6 +33158,7 @@
               </w:rPr>
               <w:t>（</w:t>
             </w:r>
+            <w:proofErr w:type="gramEnd"/>
             <w:r>
               <w:rPr>
                 <w:rFonts w:ascii="標楷體" w:eastAsia="標楷體" w:hAnsi="標楷體"/>
@@ -32376,6 +33331,7 @@
                 <w:szCs w:val="24"/>
               </w:rPr>
             </w:pPr>
+            <w:proofErr w:type="gramStart"/>
             <w:r>
               <w:rPr>
                 <w:rFonts w:ascii="標楷體" w:eastAsia="標楷體" w:hAnsi="標楷體"/>
@@ -32383,6 +33339,7 @@
               </w:rPr>
               <w:t>外鍵</w:t>
             </w:r>
+            <w:proofErr w:type="gramEnd"/>
           </w:p>
         </w:tc>
       </w:tr>
@@ -32475,8 +33432,17 @@
                 <w:rFonts w:ascii="標楷體" w:eastAsia="標楷體" w:hAnsi="標楷體"/>
                 <w:szCs w:val="24"/>
               </w:rPr>
-              <w:t>4 byte</w:t>
-            </w:r>
+              <w:t xml:space="preserve">4 </w:t>
+            </w:r>
+            <w:proofErr w:type="gramStart"/>
+            <w:r>
+              <w:rPr>
+                <w:rFonts w:ascii="標楷體" w:eastAsia="標楷體" w:hAnsi="標楷體"/>
+                <w:szCs w:val="24"/>
+              </w:rPr>
+              <w:t>byte</w:t>
+            </w:r>
+            <w:proofErr w:type="gramEnd"/>
           </w:p>
         </w:tc>
         <w:tc>
@@ -32661,6 +33627,7 @@
                 <w:szCs w:val="24"/>
               </w:rPr>
             </w:pPr>
+            <w:proofErr w:type="spellStart"/>
             <w:r>
               <w:rPr>
                 <w:rFonts w:ascii="標楷體" w:eastAsia="標楷體" w:hAnsi="標楷體"/>
@@ -32668,6 +33635,7 @@
               </w:rPr>
               <w:t>level_tag</w:t>
             </w:r>
+            <w:proofErr w:type="spellEnd"/>
           </w:p>
         </w:tc>
         <w:tc>
@@ -32906,6 +33874,7 @@
                 <w:szCs w:val="24"/>
               </w:rPr>
             </w:pPr>
+            <w:proofErr w:type="spellStart"/>
             <w:r>
               <w:rPr>
                 <w:rFonts w:ascii="標楷體" w:eastAsia="標楷體" w:hAnsi="標楷體"/>
@@ -32913,6 +33882,7 @@
               </w:rPr>
               <w:t>option_a</w:t>
             </w:r>
+            <w:proofErr w:type="spellEnd"/>
           </w:p>
         </w:tc>
         <w:tc>
@@ -33026,6 +33996,7 @@
                 <w:szCs w:val="24"/>
               </w:rPr>
             </w:pPr>
+            <w:proofErr w:type="spellStart"/>
             <w:r>
               <w:rPr>
                 <w:rFonts w:ascii="標楷體" w:eastAsia="標楷體" w:hAnsi="標楷體"/>
@@ -33033,6 +34004,7 @@
               </w:rPr>
               <w:t>option_b</w:t>
             </w:r>
+            <w:proofErr w:type="spellEnd"/>
           </w:p>
         </w:tc>
         <w:tc>
@@ -33146,6 +34118,7 @@
                 <w:szCs w:val="24"/>
               </w:rPr>
             </w:pPr>
+            <w:proofErr w:type="spellStart"/>
             <w:r>
               <w:rPr>
                 <w:rFonts w:ascii="標楷體" w:eastAsia="標楷體" w:hAnsi="標楷體"/>
@@ -33153,6 +34126,7 @@
               </w:rPr>
               <w:t>option_c</w:t>
             </w:r>
+            <w:proofErr w:type="spellEnd"/>
           </w:p>
         </w:tc>
         <w:tc>
@@ -33266,6 +34240,7 @@
                 <w:szCs w:val="24"/>
               </w:rPr>
             </w:pPr>
+            <w:proofErr w:type="spellStart"/>
             <w:r>
               <w:rPr>
                 <w:rFonts w:ascii="標楷體" w:eastAsia="標楷體" w:hAnsi="標楷體"/>
@@ -33273,6 +34248,7 @@
               </w:rPr>
               <w:t>option_d</w:t>
             </w:r>
+            <w:proofErr w:type="spellEnd"/>
           </w:p>
         </w:tc>
         <w:tc>
@@ -33386,6 +34362,7 @@
                 <w:szCs w:val="24"/>
               </w:rPr>
             </w:pPr>
+            <w:proofErr w:type="spellStart"/>
             <w:r>
               <w:rPr>
                 <w:rFonts w:ascii="標楷體" w:eastAsia="標楷體" w:hAnsi="標楷體"/>
@@ -33393,6 +34370,7 @@
               </w:rPr>
               <w:t>correct_answer</w:t>
             </w:r>
+            <w:proofErr w:type="spellEnd"/>
           </w:p>
         </w:tc>
         <w:tc>
@@ -33580,6 +34558,7 @@
               </w:rPr>
               <w:t xml:space="preserve"> </w:t>
             </w:r>
+            <w:proofErr w:type="spellStart"/>
             <w:r>
               <w:rPr>
                 <w:rFonts w:ascii="標楷體" w:eastAsia="標楷體" w:hAnsi="標楷體"/>
@@ -33587,12 +34566,22 @@
               </w:rPr>
               <w:t>user_photo</w:t>
             </w:r>
+            <w:proofErr w:type="spellEnd"/>
+            <w:proofErr w:type="gramStart"/>
             <w:r>
               <w:rPr>
                 <w:rFonts w:ascii="標楷體" w:eastAsia="標楷體" w:hAnsi="標楷體" w:hint="eastAsia"/>
                 <w:szCs w:val="24"/>
               </w:rPr>
-              <w:t>（使用者照片事件)</w:t>
+              <w:t>（</w:t>
+            </w:r>
+            <w:proofErr w:type="gramEnd"/>
+            <w:r>
+              <w:rPr>
+                <w:rFonts w:ascii="標楷體" w:eastAsia="標楷體" w:hAnsi="標楷體" w:hint="eastAsia"/>
+                <w:szCs w:val="24"/>
+              </w:rPr>
+              <w:t>使用者照片事件)</w:t>
             </w:r>
           </w:p>
         </w:tc>
@@ -33752,6 +34741,7 @@
                 <w:szCs w:val="24"/>
               </w:rPr>
             </w:pPr>
+            <w:proofErr w:type="gramStart"/>
             <w:r>
               <w:rPr>
                 <w:rFonts w:ascii="標楷體" w:eastAsia="標楷體" w:hAnsi="標楷體"/>
@@ -33759,6 +34749,7 @@
               </w:rPr>
               <w:t>外鍵</w:t>
             </w:r>
+            <w:proofErr w:type="gramEnd"/>
           </w:p>
         </w:tc>
       </w:tr>
@@ -33851,8 +34842,17 @@
                 <w:rFonts w:ascii="標楷體" w:eastAsia="標楷體" w:hAnsi="標楷體" w:hint="eastAsia"/>
                 <w:szCs w:val="24"/>
               </w:rPr>
-              <w:t>4 byte</w:t>
-            </w:r>
+              <w:t xml:space="preserve">4 </w:t>
+            </w:r>
+            <w:proofErr w:type="gramStart"/>
+            <w:r>
+              <w:rPr>
+                <w:rFonts w:ascii="標楷體" w:eastAsia="標楷體" w:hAnsi="標楷體" w:hint="eastAsia"/>
+                <w:szCs w:val="24"/>
+              </w:rPr>
+              <w:t>byte</w:t>
+            </w:r>
+            <w:proofErr w:type="gramEnd"/>
           </w:p>
         </w:tc>
         <w:tc>
@@ -33910,6 +34910,7 @@
                 <w:szCs w:val="24"/>
               </w:rPr>
             </w:pPr>
+            <w:proofErr w:type="spellStart"/>
             <w:r>
               <w:rPr>
                 <w:rFonts w:ascii="標楷體" w:eastAsia="標楷體" w:hAnsi="標楷體" w:hint="eastAsia"/>
@@ -33917,6 +34918,7 @@
               </w:rPr>
               <w:t>user_id</w:t>
             </w:r>
+            <w:proofErr w:type="spellEnd"/>
           </w:p>
         </w:tc>
         <w:tc>
@@ -33984,8 +34986,17 @@
                 <w:rFonts w:ascii="標楷體" w:eastAsia="標楷體" w:hAnsi="標楷體" w:hint="eastAsia"/>
                 <w:szCs w:val="24"/>
               </w:rPr>
-              <w:t>4 byte</w:t>
-            </w:r>
+              <w:t xml:space="preserve">4 </w:t>
+            </w:r>
+            <w:proofErr w:type="gramStart"/>
+            <w:r>
+              <w:rPr>
+                <w:rFonts w:ascii="標楷體" w:eastAsia="標楷體" w:hAnsi="標楷體" w:hint="eastAsia"/>
+                <w:szCs w:val="24"/>
+              </w:rPr>
+              <w:t>byte</w:t>
+            </w:r>
+            <w:proofErr w:type="gramEnd"/>
           </w:p>
         </w:tc>
         <w:tc>
@@ -34043,6 +35054,7 @@
                 <w:szCs w:val="24"/>
               </w:rPr>
             </w:pPr>
+            <w:proofErr w:type="spellStart"/>
             <w:r>
               <w:rPr>
                 <w:rFonts w:ascii="標楷體" w:eastAsia="標楷體" w:hAnsi="標楷體" w:hint="eastAsia"/>
@@ -34050,6 +35062,7 @@
               </w:rPr>
               <w:t>scene_id</w:t>
             </w:r>
+            <w:proofErr w:type="spellEnd"/>
           </w:p>
         </w:tc>
         <w:tc>
@@ -34117,8 +35130,17 @@
                 <w:rFonts w:ascii="標楷體" w:eastAsia="標楷體" w:hAnsi="標楷體" w:hint="eastAsia"/>
                 <w:szCs w:val="24"/>
               </w:rPr>
-              <w:t>4 byte</w:t>
-            </w:r>
+              <w:t xml:space="preserve">4 </w:t>
+            </w:r>
+            <w:proofErr w:type="gramStart"/>
+            <w:r>
+              <w:rPr>
+                <w:rFonts w:ascii="標楷體" w:eastAsia="標楷體" w:hAnsi="標楷體" w:hint="eastAsia"/>
+                <w:szCs w:val="24"/>
+              </w:rPr>
+              <w:t>byte</w:t>
+            </w:r>
+            <w:proofErr w:type="gramEnd"/>
           </w:p>
         </w:tc>
         <w:tc>
@@ -34176,6 +35198,7 @@
                 <w:szCs w:val="24"/>
               </w:rPr>
             </w:pPr>
+            <w:proofErr w:type="spellStart"/>
             <w:r>
               <w:rPr>
                 <w:rFonts w:ascii="標楷體" w:eastAsia="標楷體" w:hAnsi="標楷體" w:hint="eastAsia"/>
@@ -34183,6 +35206,7 @@
               </w:rPr>
               <w:t>image_path</w:t>
             </w:r>
+            <w:proofErr w:type="spellEnd"/>
           </w:p>
         </w:tc>
         <w:tc>
@@ -34302,6 +35326,7 @@
                 <w:szCs w:val="24"/>
               </w:rPr>
             </w:pPr>
+            <w:proofErr w:type="spellStart"/>
             <w:r>
               <w:rPr>
                 <w:rFonts w:ascii="標楷體" w:eastAsia="標楷體" w:hAnsi="標楷體" w:hint="eastAsia"/>
@@ -34309,6 +35334,7 @@
               </w:rPr>
               <w:t>custom_title</w:t>
             </w:r>
+            <w:proofErr w:type="spellEnd"/>
           </w:p>
         </w:tc>
         <w:tc>
@@ -34428,6 +35454,7 @@
                 <w:szCs w:val="24"/>
               </w:rPr>
             </w:pPr>
+            <w:proofErr w:type="spellStart"/>
             <w:r>
               <w:rPr>
                 <w:rFonts w:ascii="標楷體" w:eastAsia="標楷體" w:hAnsi="標楷體" w:hint="eastAsia"/>
@@ -34435,6 +35462,7 @@
               </w:rPr>
               <w:t>created_at</w:t>
             </w:r>
+            <w:proofErr w:type="spellEnd"/>
           </w:p>
         </w:tc>
         <w:tc>
@@ -34645,6 +35673,7 @@
               </w:rPr>
               <w:t xml:space="preserve"> </w:t>
             </w:r>
+            <w:proofErr w:type="spellStart"/>
             <w:r>
               <w:rPr>
                 <w:rFonts w:ascii="標楷體" w:eastAsia="標楷體" w:hAnsi="標楷體"/>
@@ -34652,12 +35681,22 @@
               </w:rPr>
               <w:t>user_photo_vocab</w:t>
             </w:r>
+            <w:proofErr w:type="spellEnd"/>
+            <w:proofErr w:type="gramStart"/>
             <w:r>
               <w:rPr>
                 <w:rFonts w:ascii="標楷體" w:eastAsia="標楷體" w:hAnsi="標楷體" w:hint="eastAsia"/>
                 <w:szCs w:val="24"/>
               </w:rPr>
-              <w:t>（照片辨識單字)</w:t>
+              <w:t>（</w:t>
+            </w:r>
+            <w:proofErr w:type="gramEnd"/>
+            <w:r>
+              <w:rPr>
+                <w:rFonts w:ascii="標楷體" w:eastAsia="標楷體" w:hAnsi="標楷體" w:hint="eastAsia"/>
+                <w:szCs w:val="24"/>
+              </w:rPr>
+              <w:t>照片辨識單字)</w:t>
             </w:r>
           </w:p>
         </w:tc>
@@ -34817,6 +35856,7 @@
                 <w:szCs w:val="24"/>
               </w:rPr>
             </w:pPr>
+            <w:proofErr w:type="gramStart"/>
             <w:r>
               <w:rPr>
                 <w:rFonts w:ascii="標楷體" w:eastAsia="標楷體" w:hAnsi="標楷體"/>
@@ -34824,6 +35864,7 @@
               </w:rPr>
               <w:t>外鍵</w:t>
             </w:r>
+            <w:proofErr w:type="gramEnd"/>
           </w:p>
         </w:tc>
       </w:tr>
@@ -34916,8 +35957,17 @@
                 <w:rFonts w:ascii="標楷體" w:eastAsia="標楷體" w:hAnsi="標楷體" w:hint="eastAsia"/>
                 <w:szCs w:val="24"/>
               </w:rPr>
-              <w:t>4 byte</w:t>
-            </w:r>
+              <w:t xml:space="preserve">4 </w:t>
+            </w:r>
+            <w:proofErr w:type="gramStart"/>
+            <w:r>
+              <w:rPr>
+                <w:rFonts w:ascii="標楷體" w:eastAsia="標楷體" w:hAnsi="標楷體" w:hint="eastAsia"/>
+                <w:szCs w:val="24"/>
+              </w:rPr>
+              <w:t>byte</w:t>
+            </w:r>
+            <w:proofErr w:type="gramEnd"/>
           </w:p>
         </w:tc>
         <w:tc>
@@ -34975,6 +36025,7 @@
                 <w:szCs w:val="24"/>
               </w:rPr>
             </w:pPr>
+            <w:proofErr w:type="spellStart"/>
             <w:r>
               <w:rPr>
                 <w:rFonts w:ascii="標楷體" w:eastAsia="標楷體" w:hAnsi="標楷體" w:hint="eastAsia"/>
@@ -34982,6 +36033,7 @@
               </w:rPr>
               <w:t>photo_id</w:t>
             </w:r>
+            <w:proofErr w:type="spellEnd"/>
           </w:p>
         </w:tc>
         <w:tc>
@@ -35049,8 +36101,17 @@
                 <w:rFonts w:ascii="標楷體" w:eastAsia="標楷體" w:hAnsi="標楷體" w:hint="eastAsia"/>
                 <w:szCs w:val="24"/>
               </w:rPr>
-              <w:t>4 byte</w:t>
-            </w:r>
+              <w:t xml:space="preserve">4 </w:t>
+            </w:r>
+            <w:proofErr w:type="gramStart"/>
+            <w:r>
+              <w:rPr>
+                <w:rFonts w:ascii="標楷體" w:eastAsia="標楷體" w:hAnsi="標楷體" w:hint="eastAsia"/>
+                <w:szCs w:val="24"/>
+              </w:rPr>
+              <w:t>byte</w:t>
+            </w:r>
+            <w:proofErr w:type="gramEnd"/>
           </w:p>
         </w:tc>
         <w:tc>
@@ -35108,6 +36169,7 @@
                 <w:szCs w:val="24"/>
               </w:rPr>
             </w:pPr>
+            <w:proofErr w:type="spellStart"/>
             <w:r>
               <w:rPr>
                 <w:rFonts w:ascii="標楷體" w:eastAsia="標楷體" w:hAnsi="標楷體" w:hint="eastAsia"/>
@@ -35115,6 +36177,7 @@
               </w:rPr>
               <w:t>vocab_id</w:t>
             </w:r>
+            <w:proofErr w:type="spellEnd"/>
           </w:p>
         </w:tc>
         <w:tc>
@@ -35182,8 +36245,17 @@
                 <w:rFonts w:ascii="標楷體" w:eastAsia="標楷體" w:hAnsi="標楷體" w:hint="eastAsia"/>
                 <w:szCs w:val="24"/>
               </w:rPr>
-              <w:t>4 byte</w:t>
-            </w:r>
+              <w:t xml:space="preserve">4 </w:t>
+            </w:r>
+            <w:proofErr w:type="gramStart"/>
+            <w:r>
+              <w:rPr>
+                <w:rFonts w:ascii="標楷體" w:eastAsia="標楷體" w:hAnsi="標楷體" w:hint="eastAsia"/>
+                <w:szCs w:val="24"/>
+              </w:rPr>
+              <w:t>byte</w:t>
+            </w:r>
+            <w:proofErr w:type="gramEnd"/>
           </w:p>
         </w:tc>
         <w:tc>
@@ -35314,6 +36386,7 @@
               </w:rPr>
               <w:t xml:space="preserve"> </w:t>
             </w:r>
+            <w:proofErr w:type="spellStart"/>
             <w:r>
               <w:rPr>
                 <w:rFonts w:ascii="標楷體" w:eastAsia="標楷體" w:hAnsi="標楷體"/>
@@ -35321,6 +36394,8 @@
               </w:rPr>
               <w:t>user_vocab</w:t>
             </w:r>
+            <w:proofErr w:type="spellEnd"/>
+            <w:proofErr w:type="gramStart"/>
             <w:r>
               <w:rPr>
                 <w:rFonts w:ascii="標楷體" w:eastAsia="標楷體" w:hAnsi="標楷體" w:hint="eastAsia"/>
@@ -35329,6 +36404,7 @@
               <w:t>（</w:t>
             </w:r>
             <w:bookmarkStart w:id="30" w:name="_Hlk226973461"/>
+            <w:proofErr w:type="gramEnd"/>
             <w:r>
               <w:rPr>
                 <w:rFonts w:ascii="標楷體" w:eastAsia="標楷體" w:hAnsi="標楷體"/>
@@ -35502,6 +36578,7 @@
                 <w:szCs w:val="24"/>
               </w:rPr>
             </w:pPr>
+            <w:proofErr w:type="gramStart"/>
             <w:r>
               <w:rPr>
                 <w:rFonts w:ascii="標楷體" w:eastAsia="標楷體" w:hAnsi="標楷體"/>
@@ -35509,6 +36586,7 @@
               </w:rPr>
               <w:t>外鍵</w:t>
             </w:r>
+            <w:proofErr w:type="gramEnd"/>
           </w:p>
         </w:tc>
       </w:tr>
@@ -35601,8 +36679,17 @@
                 <w:rFonts w:ascii="標楷體" w:eastAsia="標楷體" w:hAnsi="標楷體"/>
                 <w:szCs w:val="24"/>
               </w:rPr>
-              <w:t>4 byte</w:t>
-            </w:r>
+              <w:t xml:space="preserve">4 </w:t>
+            </w:r>
+            <w:proofErr w:type="gramStart"/>
+            <w:r>
+              <w:rPr>
+                <w:rFonts w:ascii="標楷體" w:eastAsia="標楷體" w:hAnsi="標楷體"/>
+                <w:szCs w:val="24"/>
+              </w:rPr>
+              <w:t>byte</w:t>
+            </w:r>
+            <w:proofErr w:type="gramEnd"/>
           </w:p>
         </w:tc>
         <w:tc>
@@ -35660,6 +36747,7 @@
                 <w:szCs w:val="24"/>
               </w:rPr>
             </w:pPr>
+            <w:proofErr w:type="spellStart"/>
             <w:r>
               <w:rPr>
                 <w:rFonts w:ascii="標楷體" w:eastAsia="標楷體" w:hAnsi="標楷體"/>
@@ -35667,6 +36755,7 @@
               </w:rPr>
               <w:t>user_id</w:t>
             </w:r>
+            <w:proofErr w:type="spellEnd"/>
           </w:p>
         </w:tc>
         <w:tc>
@@ -35734,8 +36823,17 @@
                 <w:rFonts w:ascii="標楷體" w:eastAsia="標楷體" w:hAnsi="標楷體"/>
                 <w:szCs w:val="24"/>
               </w:rPr>
-              <w:t>4 byte</w:t>
-            </w:r>
+              <w:t xml:space="preserve">4 </w:t>
+            </w:r>
+            <w:proofErr w:type="gramStart"/>
+            <w:r>
+              <w:rPr>
+                <w:rFonts w:ascii="標楷體" w:eastAsia="標楷體" w:hAnsi="標楷體"/>
+                <w:szCs w:val="24"/>
+              </w:rPr>
+              <w:t>byte</w:t>
+            </w:r>
+            <w:proofErr w:type="gramEnd"/>
           </w:p>
         </w:tc>
         <w:tc>
@@ -35793,6 +36891,7 @@
                 <w:szCs w:val="24"/>
               </w:rPr>
             </w:pPr>
+            <w:proofErr w:type="spellStart"/>
             <w:r>
               <w:rPr>
                 <w:rFonts w:ascii="標楷體" w:eastAsia="標楷體" w:hAnsi="標楷體"/>
@@ -35800,6 +36899,7 @@
               </w:rPr>
               <w:t>vocab_id</w:t>
             </w:r>
+            <w:proofErr w:type="spellEnd"/>
           </w:p>
         </w:tc>
         <w:tc>
@@ -35867,8 +36967,17 @@
                 <w:rFonts w:ascii="標楷體" w:eastAsia="標楷體" w:hAnsi="標楷體"/>
                 <w:szCs w:val="24"/>
               </w:rPr>
-              <w:t>4 byte</w:t>
-            </w:r>
+              <w:t xml:space="preserve">4 </w:t>
+            </w:r>
+            <w:proofErr w:type="gramStart"/>
+            <w:r>
+              <w:rPr>
+                <w:rFonts w:ascii="標楷體" w:eastAsia="標楷體" w:hAnsi="標楷體"/>
+                <w:szCs w:val="24"/>
+              </w:rPr>
+              <w:t>byte</w:t>
+            </w:r>
+            <w:proofErr w:type="gramEnd"/>
           </w:p>
         </w:tc>
         <w:tc>
@@ -35926,6 +37035,7 @@
                 <w:szCs w:val="24"/>
               </w:rPr>
             </w:pPr>
+            <w:proofErr w:type="spellStart"/>
             <w:r>
               <w:rPr>
                 <w:rFonts w:ascii="標楷體" w:eastAsia="標楷體" w:hAnsi="標楷體"/>
@@ -35933,6 +37043,7 @@
               </w:rPr>
               <w:t>folder_id</w:t>
             </w:r>
+            <w:proofErr w:type="spellEnd"/>
           </w:p>
         </w:tc>
         <w:tc>
@@ -36000,8 +37111,17 @@
                 <w:rFonts w:ascii="標楷體" w:eastAsia="標楷體" w:hAnsi="標楷體"/>
                 <w:szCs w:val="24"/>
               </w:rPr>
-              <w:t>4 byte</w:t>
-            </w:r>
+              <w:t xml:space="preserve">4 </w:t>
+            </w:r>
+            <w:proofErr w:type="gramStart"/>
+            <w:r>
+              <w:rPr>
+                <w:rFonts w:ascii="標楷體" w:eastAsia="標楷體" w:hAnsi="標楷體"/>
+                <w:szCs w:val="24"/>
+              </w:rPr>
+              <w:t>byte</w:t>
+            </w:r>
+            <w:proofErr w:type="gramEnd"/>
           </w:p>
         </w:tc>
         <w:tc>
@@ -36059,6 +37179,7 @@
                 <w:szCs w:val="24"/>
               </w:rPr>
             </w:pPr>
+            <w:proofErr w:type="spellStart"/>
             <w:r>
               <w:rPr>
                 <w:rFonts w:ascii="標楷體" w:eastAsia="標楷體" w:hAnsi="標楷體"/>
@@ -36066,6 +37187,7 @@
               </w:rPr>
               <w:t>collected_at</w:t>
             </w:r>
+            <w:proofErr w:type="spellEnd"/>
           </w:p>
         </w:tc>
         <w:tc>
@@ -36179,12 +37301,46 @@
           <w:szCs w:val="24"/>
         </w:rPr>
       </w:pPr>
+      <w:proofErr w:type="gramStart"/>
       <w:r>
         <w:rPr>
           <w:rFonts w:ascii="標楷體" w:eastAsia="標楷體" w:hAnsi="標楷體"/>
           <w:szCs w:val="24"/>
         </w:rPr>
-        <w:t>UNIQUE(user_id, vocab_id)</w:t>
+        <w:t>UNIQUE(</w:t>
+      </w:r>
+      <w:proofErr w:type="spellStart"/>
+      <w:proofErr w:type="gramEnd"/>
+      <w:r>
+        <w:rPr>
+          <w:rFonts w:ascii="標楷體" w:eastAsia="標楷體" w:hAnsi="標楷體"/>
+          <w:szCs w:val="24"/>
+        </w:rPr>
+        <w:t>user_id</w:t>
+      </w:r>
+      <w:proofErr w:type="spellEnd"/>
+      <w:r>
+        <w:rPr>
+          <w:rFonts w:ascii="標楷體" w:eastAsia="標楷體" w:hAnsi="標楷體"/>
+          <w:szCs w:val="24"/>
+        </w:rPr>
+        <w:t xml:space="preserve">, </w:t>
+      </w:r>
+      <w:proofErr w:type="spellStart"/>
+      <w:r>
+        <w:rPr>
+          <w:rFonts w:ascii="標楷體" w:eastAsia="標楷體" w:hAnsi="標楷體"/>
+          <w:szCs w:val="24"/>
+        </w:rPr>
+        <w:t>vocab_id</w:t>
+      </w:r>
+      <w:proofErr w:type="spellEnd"/>
+      <w:r>
+        <w:rPr>
+          <w:rFonts w:ascii="標楷體" w:eastAsia="標楷體" w:hAnsi="標楷體"/>
+          <w:szCs w:val="24"/>
+        </w:rPr>
+        <w:t>)</w:t>
       </w:r>
     </w:p>
     <w:p>
@@ -36283,6 +37439,7 @@
               </w:rPr>
               <w:t xml:space="preserve"> </w:t>
             </w:r>
+            <w:proofErr w:type="spellStart"/>
             <w:r>
               <w:rPr>
                 <w:rFonts w:ascii="標楷體" w:eastAsia="標楷體" w:hAnsi="標楷體"/>
@@ -36290,6 +37447,8 @@
               </w:rPr>
               <w:t>user_folder</w:t>
             </w:r>
+            <w:proofErr w:type="spellEnd"/>
+            <w:proofErr w:type="gramStart"/>
             <w:r>
               <w:rPr>
                 <w:rFonts w:ascii="標楷體" w:eastAsia="標楷體" w:hAnsi="標楷體" w:hint="eastAsia"/>
@@ -36297,6 +37456,7 @@
               </w:rPr>
               <w:t>（</w:t>
             </w:r>
+            <w:proofErr w:type="gramEnd"/>
             <w:r>
               <w:rPr>
                 <w:rFonts w:ascii="標楷體" w:eastAsia="標楷體" w:hAnsi="標楷體"/>
@@ -36483,6 +37643,7 @@
                 <w:szCs w:val="24"/>
               </w:rPr>
             </w:pPr>
+            <w:proofErr w:type="gramStart"/>
             <w:r>
               <w:rPr>
                 <w:rFonts w:ascii="標楷體" w:eastAsia="標楷體" w:hAnsi="標楷體"/>
@@ -36490,6 +37651,7 @@
               </w:rPr>
               <w:t>外鍵</w:t>
             </w:r>
+            <w:proofErr w:type="gramEnd"/>
           </w:p>
         </w:tc>
       </w:tr>
@@ -36582,8 +37744,17 @@
                 <w:rFonts w:ascii="標楷體" w:eastAsia="標楷體" w:hAnsi="標楷體"/>
                 <w:szCs w:val="24"/>
               </w:rPr>
-              <w:t>4 byte</w:t>
-            </w:r>
+              <w:t xml:space="preserve">4 </w:t>
+            </w:r>
+            <w:proofErr w:type="gramStart"/>
+            <w:r>
+              <w:rPr>
+                <w:rFonts w:ascii="標楷體" w:eastAsia="標楷體" w:hAnsi="標楷體"/>
+                <w:szCs w:val="24"/>
+              </w:rPr>
+              <w:t>byte</w:t>
+            </w:r>
+            <w:proofErr w:type="gramEnd"/>
           </w:p>
         </w:tc>
         <w:tc>
@@ -36641,6 +37812,7 @@
                 <w:szCs w:val="24"/>
               </w:rPr>
             </w:pPr>
+            <w:proofErr w:type="spellStart"/>
             <w:r>
               <w:rPr>
                 <w:rFonts w:ascii="標楷體" w:eastAsia="標楷體" w:hAnsi="標楷體"/>
@@ -36648,6 +37820,7 @@
               </w:rPr>
               <w:t>user_id</w:t>
             </w:r>
+            <w:proofErr w:type="spellEnd"/>
           </w:p>
         </w:tc>
         <w:tc>
@@ -36722,8 +37895,17 @@
                 <w:rFonts w:ascii="標楷體" w:eastAsia="標楷體" w:hAnsi="標楷體"/>
                 <w:szCs w:val="24"/>
               </w:rPr>
-              <w:t>4 byte</w:t>
-            </w:r>
+              <w:t xml:space="preserve">4 </w:t>
+            </w:r>
+            <w:proofErr w:type="gramStart"/>
+            <w:r>
+              <w:rPr>
+                <w:rFonts w:ascii="標楷體" w:eastAsia="標楷體" w:hAnsi="標楷體"/>
+                <w:szCs w:val="24"/>
+              </w:rPr>
+              <w:t>byte</w:t>
+            </w:r>
+            <w:proofErr w:type="gramEnd"/>
           </w:p>
         </w:tc>
         <w:tc>
@@ -36907,6 +38089,7 @@
                 <w:szCs w:val="24"/>
               </w:rPr>
             </w:pPr>
+            <w:proofErr w:type="spellStart"/>
             <w:r>
               <w:rPr>
                 <w:rFonts w:ascii="標楷體" w:eastAsia="標楷體" w:hAnsi="標楷體"/>
@@ -36914,6 +38097,7 @@
               </w:rPr>
               <w:t>created_at</w:t>
             </w:r>
+            <w:proofErr w:type="spellEnd"/>
           </w:p>
         </w:tc>
         <w:tc>
@@ -37133,6 +38317,7 @@
               </w:rPr>
               <w:t>achievement</w:t>
             </w:r>
+            <w:proofErr w:type="gramStart"/>
             <w:r>
               <w:rPr>
                 <w:rFonts w:ascii="標楷體" w:eastAsia="標楷體" w:hAnsi="標楷體" w:hint="eastAsia"/>
@@ -37140,6 +38325,7 @@
               </w:rPr>
               <w:t>（</w:t>
             </w:r>
+            <w:proofErr w:type="gramEnd"/>
             <w:r>
               <w:rPr>
                 <w:rFonts w:ascii="標楷體" w:eastAsia="標楷體" w:hAnsi="標楷體"/>
@@ -37312,6 +38498,7 @@
                 <w:szCs w:val="24"/>
               </w:rPr>
             </w:pPr>
+            <w:proofErr w:type="gramStart"/>
             <w:r>
               <w:rPr>
                 <w:rFonts w:ascii="標楷體" w:eastAsia="標楷體" w:hAnsi="標楷體"/>
@@ -37319,6 +38506,7 @@
               </w:rPr>
               <w:t>外鍵</w:t>
             </w:r>
+            <w:proofErr w:type="gramEnd"/>
           </w:p>
         </w:tc>
       </w:tr>
@@ -37411,8 +38599,17 @@
                 <w:rFonts w:ascii="標楷體" w:eastAsia="標楷體" w:hAnsi="標楷體"/>
                 <w:szCs w:val="24"/>
               </w:rPr>
-              <w:t>4 byte</w:t>
-            </w:r>
+              <w:t xml:space="preserve">4 </w:t>
+            </w:r>
+            <w:proofErr w:type="gramStart"/>
+            <w:r>
+              <w:rPr>
+                <w:rFonts w:ascii="標楷體" w:eastAsia="標楷體" w:hAnsi="標楷體"/>
+                <w:szCs w:val="24"/>
+              </w:rPr>
+              <w:t>byte</w:t>
+            </w:r>
+            <w:proofErr w:type="gramEnd"/>
           </w:p>
         </w:tc>
         <w:tc>
@@ -37808,6 +39005,7 @@
               </w:rPr>
               <w:t xml:space="preserve"> </w:t>
             </w:r>
+            <w:proofErr w:type="spellStart"/>
             <w:r>
               <w:rPr>
                 <w:rFonts w:ascii="標楷體" w:eastAsia="標楷體" w:hAnsi="標楷體"/>
@@ -37815,6 +39013,8 @@
               </w:rPr>
               <w:t>user_achievement</w:t>
             </w:r>
+            <w:proofErr w:type="spellEnd"/>
+            <w:proofErr w:type="gramStart"/>
             <w:r>
               <w:rPr>
                 <w:rFonts w:ascii="標楷體" w:eastAsia="標楷體" w:hAnsi="標楷體" w:hint="eastAsia"/>
@@ -37822,6 +39022,7 @@
               </w:rPr>
               <w:t>（</w:t>
             </w:r>
+            <w:proofErr w:type="gramEnd"/>
             <w:r>
               <w:rPr>
                 <w:rFonts w:ascii="標楷體" w:eastAsia="標楷體" w:hAnsi="標楷體"/>
@@ -37994,6 +39195,7 @@
                 <w:szCs w:val="24"/>
               </w:rPr>
             </w:pPr>
+            <w:proofErr w:type="gramStart"/>
             <w:r>
               <w:rPr>
                 <w:rFonts w:ascii="標楷體" w:eastAsia="標楷體" w:hAnsi="標楷體"/>
@@ -38001,6 +39203,7 @@
               </w:rPr>
               <w:t>外鍵</w:t>
             </w:r>
+            <w:proofErr w:type="gramEnd"/>
           </w:p>
         </w:tc>
       </w:tr>
@@ -38093,8 +39296,17 @@
                 <w:rFonts w:ascii="標楷體" w:eastAsia="標楷體" w:hAnsi="標楷體"/>
                 <w:szCs w:val="24"/>
               </w:rPr>
-              <w:t>4 byte</w:t>
-            </w:r>
+              <w:t xml:space="preserve">4 </w:t>
+            </w:r>
+            <w:proofErr w:type="gramStart"/>
+            <w:r>
+              <w:rPr>
+                <w:rFonts w:ascii="標楷體" w:eastAsia="標楷體" w:hAnsi="標楷體"/>
+                <w:szCs w:val="24"/>
+              </w:rPr>
+              <w:t>byte</w:t>
+            </w:r>
+            <w:proofErr w:type="gramEnd"/>
           </w:p>
         </w:tc>
         <w:tc>
@@ -38152,6 +39364,7 @@
                 <w:szCs w:val="24"/>
               </w:rPr>
             </w:pPr>
+            <w:proofErr w:type="spellStart"/>
             <w:r>
               <w:rPr>
                 <w:rFonts w:ascii="標楷體" w:eastAsia="標楷體" w:hAnsi="標楷體"/>
@@ -38159,6 +39372,7 @@
               </w:rPr>
               <w:t>user_id</w:t>
             </w:r>
+            <w:proofErr w:type="spellEnd"/>
           </w:p>
         </w:tc>
         <w:tc>
@@ -38226,8 +39440,17 @@
                 <w:rFonts w:ascii="標楷體" w:eastAsia="標楷體" w:hAnsi="標楷體"/>
                 <w:szCs w:val="24"/>
               </w:rPr>
-              <w:t>4 byte</w:t>
-            </w:r>
+              <w:t xml:space="preserve">4 </w:t>
+            </w:r>
+            <w:proofErr w:type="gramStart"/>
+            <w:r>
+              <w:rPr>
+                <w:rFonts w:ascii="標楷體" w:eastAsia="標楷體" w:hAnsi="標楷體"/>
+                <w:szCs w:val="24"/>
+              </w:rPr>
+              <w:t>byte</w:t>
+            </w:r>
+            <w:proofErr w:type="gramEnd"/>
           </w:p>
         </w:tc>
         <w:tc>
@@ -38285,6 +39508,7 @@
                 <w:szCs w:val="24"/>
               </w:rPr>
             </w:pPr>
+            <w:proofErr w:type="spellStart"/>
             <w:r>
               <w:rPr>
                 <w:rFonts w:ascii="標楷體" w:eastAsia="標楷體" w:hAnsi="標楷體"/>
@@ -38292,6 +39516,7 @@
               </w:rPr>
               <w:t>achievement_id</w:t>
             </w:r>
+            <w:proofErr w:type="spellEnd"/>
           </w:p>
         </w:tc>
         <w:tc>
@@ -38359,8 +39584,17 @@
                 <w:rFonts w:ascii="標楷體" w:eastAsia="標楷體" w:hAnsi="標楷體"/>
                 <w:szCs w:val="24"/>
               </w:rPr>
-              <w:t>4 byte</w:t>
-            </w:r>
+              <w:t xml:space="preserve">4 </w:t>
+            </w:r>
+            <w:proofErr w:type="gramStart"/>
+            <w:r>
+              <w:rPr>
+                <w:rFonts w:ascii="標楷體" w:eastAsia="標楷體" w:hAnsi="標楷體"/>
+                <w:szCs w:val="24"/>
+              </w:rPr>
+              <w:t>byte</w:t>
+            </w:r>
+            <w:proofErr w:type="gramEnd"/>
           </w:p>
         </w:tc>
         <w:tc>
@@ -38417,6 +39651,7 @@
                 <w:szCs w:val="24"/>
               </w:rPr>
             </w:pPr>
+            <w:proofErr w:type="spellStart"/>
             <w:r>
               <w:rPr>
                 <w:rFonts w:ascii="標楷體" w:eastAsia="標楷體" w:hAnsi="標楷體"/>
@@ -38424,6 +39659,7 @@
               </w:rPr>
               <w:t>unlocked_at</w:t>
             </w:r>
+            <w:proofErr w:type="spellEnd"/>
           </w:p>
         </w:tc>
         <w:tc>
@@ -38624,6 +39860,7 @@
               </w:rPr>
               <w:t xml:space="preserve"> </w:t>
             </w:r>
+            <w:proofErr w:type="spellStart"/>
             <w:r>
               <w:rPr>
                 <w:rFonts w:ascii="標楷體" w:eastAsia="標楷體" w:hAnsi="標楷體"/>
@@ -38631,6 +39868,8 @@
               </w:rPr>
               <w:t>point_transaction</w:t>
             </w:r>
+            <w:proofErr w:type="spellEnd"/>
+            <w:proofErr w:type="gramStart"/>
             <w:r>
               <w:rPr>
                 <w:rFonts w:ascii="標楷體" w:eastAsia="標楷體" w:hAnsi="標楷體" w:hint="eastAsia"/>
@@ -38638,6 +39877,7 @@
               </w:rPr>
               <w:t>（</w:t>
             </w:r>
+            <w:proofErr w:type="gramEnd"/>
             <w:r>
               <w:rPr>
                 <w:rFonts w:ascii="標楷體" w:eastAsia="標楷體" w:hAnsi="標楷體"/>
@@ -38810,6 +40050,7 @@
                 <w:szCs w:val="24"/>
               </w:rPr>
             </w:pPr>
+            <w:proofErr w:type="gramStart"/>
             <w:r>
               <w:rPr>
                 <w:rFonts w:ascii="標楷體" w:eastAsia="標楷體" w:hAnsi="標楷體"/>
@@ -38817,6 +40058,7 @@
               </w:rPr>
               <w:t>外鍵</w:t>
             </w:r>
+            <w:proofErr w:type="gramEnd"/>
           </w:p>
         </w:tc>
       </w:tr>
@@ -38909,8 +40151,17 @@
                 <w:rFonts w:ascii="標楷體" w:eastAsia="標楷體" w:hAnsi="標楷體"/>
                 <w:szCs w:val="24"/>
               </w:rPr>
-              <w:t>4 byte</w:t>
-            </w:r>
+              <w:t xml:space="preserve">4 </w:t>
+            </w:r>
+            <w:proofErr w:type="gramStart"/>
+            <w:r>
+              <w:rPr>
+                <w:rFonts w:ascii="標楷體" w:eastAsia="標楷體" w:hAnsi="標楷體"/>
+                <w:szCs w:val="24"/>
+              </w:rPr>
+              <w:t>byte</w:t>
+            </w:r>
+            <w:proofErr w:type="gramEnd"/>
           </w:p>
         </w:tc>
         <w:tc>
@@ -38968,6 +40219,7 @@
                 <w:szCs w:val="24"/>
               </w:rPr>
             </w:pPr>
+            <w:proofErr w:type="spellStart"/>
             <w:r>
               <w:rPr>
                 <w:rFonts w:ascii="標楷體" w:eastAsia="標楷體" w:hAnsi="標楷體"/>
@@ -38975,6 +40227,7 @@
               </w:rPr>
               <w:t>user_id</w:t>
             </w:r>
+            <w:proofErr w:type="spellEnd"/>
           </w:p>
         </w:tc>
         <w:tc>
@@ -39042,8 +40295,17 @@
                 <w:rFonts w:ascii="標楷體" w:eastAsia="標楷體" w:hAnsi="標楷體"/>
                 <w:szCs w:val="24"/>
               </w:rPr>
-              <w:t>4 byte</w:t>
-            </w:r>
+              <w:t xml:space="preserve">4 </w:t>
+            </w:r>
+            <w:proofErr w:type="gramStart"/>
+            <w:r>
+              <w:rPr>
+                <w:rFonts w:ascii="標楷體" w:eastAsia="標楷體" w:hAnsi="標楷體"/>
+                <w:szCs w:val="24"/>
+              </w:rPr>
+              <w:t>byte</w:t>
+            </w:r>
+            <w:proofErr w:type="gramEnd"/>
           </w:p>
         </w:tc>
         <w:tc>
@@ -39175,8 +40437,17 @@
                 <w:rFonts w:ascii="標楷體" w:eastAsia="標楷體" w:hAnsi="標楷體"/>
                 <w:szCs w:val="24"/>
               </w:rPr>
-              <w:t>4 byte</w:t>
-            </w:r>
+              <w:t xml:space="preserve">4 </w:t>
+            </w:r>
+            <w:proofErr w:type="gramStart"/>
+            <w:r>
+              <w:rPr>
+                <w:rFonts w:ascii="標楷體" w:eastAsia="標楷體" w:hAnsi="標楷體"/>
+                <w:szCs w:val="24"/>
+              </w:rPr>
+              <w:t>byte</w:t>
+            </w:r>
+            <w:proofErr w:type="gramEnd"/>
           </w:p>
         </w:tc>
         <w:tc>
@@ -39297,8 +40568,17 @@
                 <w:rFonts w:ascii="標楷體" w:eastAsia="標楷體" w:hAnsi="標楷體"/>
                 <w:szCs w:val="24"/>
               </w:rPr>
-              <w:t>4 byte</w:t>
-            </w:r>
+              <w:t xml:space="preserve">4 </w:t>
+            </w:r>
+            <w:proofErr w:type="gramStart"/>
+            <w:r>
+              <w:rPr>
+                <w:rFonts w:ascii="標楷體" w:eastAsia="標楷體" w:hAnsi="標楷體"/>
+                <w:szCs w:val="24"/>
+              </w:rPr>
+              <w:t>byte</w:t>
+            </w:r>
+            <w:proofErr w:type="gramEnd"/>
           </w:p>
         </w:tc>
         <w:tc>
@@ -39346,6 +40626,7 @@
                 <w:szCs w:val="24"/>
               </w:rPr>
             </w:pPr>
+            <w:proofErr w:type="spellStart"/>
             <w:r>
               <w:rPr>
                 <w:rFonts w:ascii="標楷體" w:eastAsia="標楷體" w:hAnsi="標楷體"/>
@@ -39353,6 +40634,7 @@
               </w:rPr>
               <w:t>payment_method</w:t>
             </w:r>
+            <w:proofErr w:type="spellEnd"/>
           </w:p>
         </w:tc>
         <w:tc>
@@ -39466,6 +40748,7 @@
                 <w:szCs w:val="24"/>
               </w:rPr>
             </w:pPr>
+            <w:proofErr w:type="spellStart"/>
             <w:r>
               <w:rPr>
                 <w:rFonts w:ascii="標楷體" w:eastAsia="標楷體" w:hAnsi="標楷體"/>
@@ -39473,6 +40756,7 @@
               </w:rPr>
               <w:t>created_at</w:t>
             </w:r>
+            <w:proofErr w:type="spellEnd"/>
           </w:p>
         </w:tc>
         <w:tc>
@@ -39619,7 +40903,15 @@
         <w:t>2</w:t>
       </w:r>
       <w:r>
-        <w:t xml:space="preserve"> – 好友邀請</w:t>
+        <w:t xml:space="preserve"> </w:t>
+      </w:r>
+      <w:proofErr w:type="gramStart"/>
+      <w:r>
+        <w:t>–</w:t>
+      </w:r>
+      <w:proofErr w:type="gramEnd"/>
+      <w:r>
+        <w:t xml:space="preserve"> 好友邀請</w:t>
       </w:r>
       <w:r>
         <w:rPr>
@@ -39681,7 +40973,23 @@
                 <w:rFonts w:ascii="標楷體" w:eastAsia="標楷體" w:hAnsi="標楷體" w:hint="eastAsia"/>
                 <w:szCs w:val="24"/>
               </w:rPr>
-              <w:t xml:space="preserve"> friend_request（好友邀請）</w:t>
+              <w:t xml:space="preserve"> </w:t>
+            </w:r>
+            <w:proofErr w:type="spellStart"/>
+            <w:r>
+              <w:rPr>
+                <w:rFonts w:ascii="標楷體" w:eastAsia="標楷體" w:hAnsi="標楷體" w:hint="eastAsia"/>
+                <w:szCs w:val="24"/>
+              </w:rPr>
+              <w:t>friend_request</w:t>
+            </w:r>
+            <w:proofErr w:type="spellEnd"/>
+            <w:r>
+              <w:rPr>
+                <w:rFonts w:ascii="標楷體" w:eastAsia="標楷體" w:hAnsi="標楷體" w:hint="eastAsia"/>
+                <w:szCs w:val="24"/>
+              </w:rPr>
+              <w:t>（好友邀請）</w:t>
             </w:r>
           </w:p>
         </w:tc>
@@ -39828,6 +41136,7 @@
                 <w:szCs w:val="24"/>
               </w:rPr>
             </w:pPr>
+            <w:proofErr w:type="gramStart"/>
             <w:r>
               <w:rPr>
                 <w:rFonts w:ascii="標楷體" w:eastAsia="標楷體" w:hAnsi="標楷體"/>
@@ -39835,6 +41144,7 @@
               </w:rPr>
               <w:t>外鍵</w:t>
             </w:r>
+            <w:proofErr w:type="gramEnd"/>
           </w:p>
         </w:tc>
       </w:tr>
@@ -39927,8 +41237,17 @@
                 <w:rFonts w:ascii="標楷體" w:eastAsia="標楷體" w:hAnsi="標楷體"/>
                 <w:szCs w:val="24"/>
               </w:rPr>
-              <w:t>4 byte</w:t>
-            </w:r>
+              <w:t xml:space="preserve">4 </w:t>
+            </w:r>
+            <w:proofErr w:type="gramStart"/>
+            <w:r>
+              <w:rPr>
+                <w:rFonts w:ascii="標楷體" w:eastAsia="標楷體" w:hAnsi="標楷體"/>
+                <w:szCs w:val="24"/>
+              </w:rPr>
+              <w:t>byte</w:t>
+            </w:r>
+            <w:proofErr w:type="gramEnd"/>
           </w:p>
         </w:tc>
         <w:tc>
@@ -39986,6 +41305,7 @@
                 <w:szCs w:val="24"/>
               </w:rPr>
             </w:pPr>
+            <w:proofErr w:type="spellStart"/>
             <w:r>
               <w:rPr>
                 <w:rFonts w:ascii="標楷體" w:eastAsia="標楷體" w:hAnsi="標楷體"/>
@@ -39993,6 +41313,7 @@
               </w:rPr>
               <w:t>sender_id</w:t>
             </w:r>
+            <w:proofErr w:type="spellEnd"/>
           </w:p>
         </w:tc>
         <w:tc>
@@ -40060,8 +41381,17 @@
                 <w:rFonts w:ascii="標楷體" w:eastAsia="標楷體" w:hAnsi="標楷體"/>
                 <w:szCs w:val="24"/>
               </w:rPr>
-              <w:t>4 byte</w:t>
-            </w:r>
+              <w:t xml:space="preserve">4 </w:t>
+            </w:r>
+            <w:proofErr w:type="gramStart"/>
+            <w:r>
+              <w:rPr>
+                <w:rFonts w:ascii="標楷體" w:eastAsia="標楷體" w:hAnsi="標楷體"/>
+                <w:szCs w:val="24"/>
+              </w:rPr>
+              <w:t>byte</w:t>
+            </w:r>
+            <w:proofErr w:type="gramEnd"/>
           </w:p>
         </w:tc>
         <w:tc>
@@ -40119,6 +41449,7 @@
                 <w:szCs w:val="24"/>
               </w:rPr>
             </w:pPr>
+            <w:proofErr w:type="spellStart"/>
             <w:r>
               <w:rPr>
                 <w:rFonts w:ascii="標楷體" w:eastAsia="標楷體" w:hAnsi="標楷體"/>
@@ -40126,6 +41457,7 @@
               </w:rPr>
               <w:t>receiver_id</w:t>
             </w:r>
+            <w:proofErr w:type="spellEnd"/>
           </w:p>
         </w:tc>
         <w:tc>
@@ -40193,8 +41525,17 @@
                 <w:rFonts w:ascii="標楷體" w:eastAsia="標楷體" w:hAnsi="標楷體"/>
                 <w:szCs w:val="24"/>
               </w:rPr>
-              <w:t>4 byte</w:t>
-            </w:r>
+              <w:t xml:space="preserve">4 </w:t>
+            </w:r>
+            <w:proofErr w:type="gramStart"/>
+            <w:r>
+              <w:rPr>
+                <w:rFonts w:ascii="標楷體" w:eastAsia="標楷體" w:hAnsi="標楷體"/>
+                <w:szCs w:val="24"/>
+              </w:rPr>
+              <w:t>byte</w:t>
+            </w:r>
+            <w:proofErr w:type="gramEnd"/>
           </w:p>
         </w:tc>
         <w:tc>
@@ -40378,6 +41719,7 @@
                 <w:szCs w:val="24"/>
               </w:rPr>
             </w:pPr>
+            <w:proofErr w:type="spellStart"/>
             <w:r>
               <w:rPr>
                 <w:rFonts w:ascii="標楷體" w:eastAsia="標楷體" w:hAnsi="標楷體"/>
@@ -40385,6 +41727,7 @@
               </w:rPr>
               <w:t>created_at</w:t>
             </w:r>
+            <w:proofErr w:type="spellEnd"/>
           </w:p>
         </w:tc>
         <w:tc>
@@ -40516,7 +41859,15 @@
         <w:t>3</w:t>
       </w:r>
       <w:r>
-        <w:t xml:space="preserve"> – </w:t>
+        <w:t xml:space="preserve"> </w:t>
+      </w:r>
+      <w:proofErr w:type="gramStart"/>
+      <w:r>
+        <w:t>–</w:t>
+      </w:r>
+      <w:proofErr w:type="gramEnd"/>
+      <w:r>
+        <w:t xml:space="preserve"> </w:t>
       </w:r>
       <w:r>
         <w:rPr>
@@ -40722,6 +42073,7 @@
                 <w:szCs w:val="24"/>
               </w:rPr>
             </w:pPr>
+            <w:proofErr w:type="gramStart"/>
             <w:r>
               <w:rPr>
                 <w:rFonts w:ascii="標楷體" w:eastAsia="標楷體" w:hAnsi="標楷體"/>
@@ -40729,6 +42081,7 @@
               </w:rPr>
               <w:t>外鍵</w:t>
             </w:r>
+            <w:proofErr w:type="gramEnd"/>
           </w:p>
         </w:tc>
       </w:tr>
@@ -40821,8 +42174,17 @@
                 <w:rFonts w:ascii="標楷體" w:eastAsia="標楷體" w:hAnsi="標楷體"/>
                 <w:szCs w:val="24"/>
               </w:rPr>
-              <w:t>4 byte</w:t>
-            </w:r>
+              <w:t xml:space="preserve">4 </w:t>
+            </w:r>
+            <w:proofErr w:type="gramStart"/>
+            <w:r>
+              <w:rPr>
+                <w:rFonts w:ascii="標楷體" w:eastAsia="標楷體" w:hAnsi="標楷體"/>
+                <w:szCs w:val="24"/>
+              </w:rPr>
+              <w:t>byte</w:t>
+            </w:r>
+            <w:proofErr w:type="gramEnd"/>
           </w:p>
         </w:tc>
         <w:tc>
@@ -40880,6 +42242,7 @@
                 <w:szCs w:val="24"/>
               </w:rPr>
             </w:pPr>
+            <w:proofErr w:type="spellStart"/>
             <w:r>
               <w:rPr>
                 <w:rFonts w:ascii="標楷體" w:eastAsia="標楷體" w:hAnsi="標楷體"/>
@@ -40887,6 +42250,7 @@
               </w:rPr>
               <w:t>user_id</w:t>
             </w:r>
+            <w:proofErr w:type="spellEnd"/>
           </w:p>
         </w:tc>
         <w:tc>
@@ -40954,8 +42318,17 @@
                 <w:rFonts w:ascii="標楷體" w:eastAsia="標楷體" w:hAnsi="標楷體"/>
                 <w:szCs w:val="24"/>
               </w:rPr>
-              <w:t>4 byte</w:t>
-            </w:r>
+              <w:t xml:space="preserve">4 </w:t>
+            </w:r>
+            <w:proofErr w:type="gramStart"/>
+            <w:r>
+              <w:rPr>
+                <w:rFonts w:ascii="標楷體" w:eastAsia="標楷體" w:hAnsi="標楷體"/>
+                <w:szCs w:val="24"/>
+              </w:rPr>
+              <w:t>byte</w:t>
+            </w:r>
+            <w:proofErr w:type="gramEnd"/>
           </w:p>
         </w:tc>
         <w:tc>
@@ -41013,6 +42386,7 @@
                 <w:szCs w:val="24"/>
               </w:rPr>
             </w:pPr>
+            <w:proofErr w:type="spellStart"/>
             <w:r>
               <w:rPr>
                 <w:rFonts w:ascii="標楷體" w:eastAsia="標楷體" w:hAnsi="標楷體"/>
@@ -41020,6 +42394,7 @@
               </w:rPr>
               <w:t>friend_id</w:t>
             </w:r>
+            <w:proofErr w:type="spellEnd"/>
           </w:p>
         </w:tc>
         <w:tc>
@@ -41087,8 +42462,17 @@
                 <w:rFonts w:ascii="標楷體" w:eastAsia="標楷體" w:hAnsi="標楷體"/>
                 <w:szCs w:val="24"/>
               </w:rPr>
-              <w:t>4 byte</w:t>
-            </w:r>
+              <w:t xml:space="preserve">4 </w:t>
+            </w:r>
+            <w:proofErr w:type="gramStart"/>
+            <w:r>
+              <w:rPr>
+                <w:rFonts w:ascii="標楷體" w:eastAsia="標楷體" w:hAnsi="標楷體"/>
+                <w:szCs w:val="24"/>
+              </w:rPr>
+              <w:t>byte</w:t>
+            </w:r>
+            <w:proofErr w:type="gramEnd"/>
           </w:p>
         </w:tc>
         <w:tc>
@@ -41146,6 +42530,7 @@
                 <w:szCs w:val="24"/>
               </w:rPr>
             </w:pPr>
+            <w:proofErr w:type="spellStart"/>
             <w:r>
               <w:rPr>
                 <w:rFonts w:ascii="標楷體" w:eastAsia="標楷體" w:hAnsi="標楷體"/>
@@ -41153,6 +42538,7 @@
               </w:rPr>
               <w:t>created_at</w:t>
             </w:r>
+            <w:proofErr w:type="spellEnd"/>
           </w:p>
         </w:tc>
         <w:tc>
@@ -41429,7 +42815,15 @@
         <w:t>4</w:t>
       </w:r>
       <w:r>
-        <w:t xml:space="preserve"> – </w:t>
+        <w:t xml:space="preserve"> </w:t>
+      </w:r>
+      <w:proofErr w:type="gramStart"/>
+      <w:r>
+        <w:t>–</w:t>
+      </w:r>
+      <w:proofErr w:type="gramEnd"/>
+      <w:r>
+        <w:t xml:space="preserve"> </w:t>
       </w:r>
       <w:r>
         <w:rPr>
@@ -41488,7 +42882,23 @@
                 <w:rFonts w:ascii="標楷體" w:eastAsia="標楷體" w:hAnsi="標楷體" w:hint="eastAsia"/>
                 <w:szCs w:val="24"/>
               </w:rPr>
-              <w:t xml:space="preserve"> study_group（學習小組）</w:t>
+              <w:t xml:space="preserve"> </w:t>
+            </w:r>
+            <w:proofErr w:type="spellStart"/>
+            <w:r>
+              <w:rPr>
+                <w:rFonts w:ascii="標楷體" w:eastAsia="標楷體" w:hAnsi="標楷體" w:hint="eastAsia"/>
+                <w:szCs w:val="24"/>
+              </w:rPr>
+              <w:t>study_group</w:t>
+            </w:r>
+            <w:proofErr w:type="spellEnd"/>
+            <w:r>
+              <w:rPr>
+                <w:rFonts w:ascii="標楷體" w:eastAsia="標楷體" w:hAnsi="標楷體" w:hint="eastAsia"/>
+                <w:szCs w:val="24"/>
+              </w:rPr>
+              <w:t>（學習小組）</w:t>
             </w:r>
           </w:p>
         </w:tc>
@@ -41635,6 +43045,7 @@
                 <w:szCs w:val="24"/>
               </w:rPr>
             </w:pPr>
+            <w:proofErr w:type="gramStart"/>
             <w:r>
               <w:rPr>
                 <w:rFonts w:ascii="標楷體" w:eastAsia="標楷體" w:hAnsi="標楷體"/>
@@ -41642,6 +43053,7 @@
               </w:rPr>
               <w:t>外鍵</w:t>
             </w:r>
+            <w:proofErr w:type="gramEnd"/>
           </w:p>
         </w:tc>
       </w:tr>
@@ -41734,8 +43146,17 @@
                 <w:rFonts w:ascii="標楷體" w:eastAsia="標楷體" w:hAnsi="標楷體"/>
                 <w:szCs w:val="24"/>
               </w:rPr>
-              <w:t>4 byte</w:t>
-            </w:r>
+              <w:t xml:space="preserve">4 </w:t>
+            </w:r>
+            <w:proofErr w:type="gramStart"/>
+            <w:r>
+              <w:rPr>
+                <w:rFonts w:ascii="標楷體" w:eastAsia="標楷體" w:hAnsi="標楷體"/>
+                <w:szCs w:val="24"/>
+              </w:rPr>
+              <w:t>byte</w:t>
+            </w:r>
+            <w:proofErr w:type="gramEnd"/>
           </w:p>
         </w:tc>
         <w:tc>
@@ -41919,6 +43340,7 @@
                 <w:szCs w:val="24"/>
               </w:rPr>
             </w:pPr>
+            <w:proofErr w:type="spellStart"/>
             <w:r>
               <w:rPr>
                 <w:rFonts w:ascii="標楷體" w:eastAsia="標楷體" w:hAnsi="標楷體"/>
@@ -41926,6 +43348,7 @@
               </w:rPr>
               <w:t>host_id</w:t>
             </w:r>
+            <w:proofErr w:type="spellEnd"/>
           </w:p>
         </w:tc>
         <w:tc>
@@ -41993,8 +43416,17 @@
                 <w:rFonts w:ascii="標楷體" w:eastAsia="標楷體" w:hAnsi="標楷體"/>
                 <w:szCs w:val="24"/>
               </w:rPr>
-              <w:t>4 byte</w:t>
-            </w:r>
+              <w:t xml:space="preserve">4 </w:t>
+            </w:r>
+            <w:proofErr w:type="gramStart"/>
+            <w:r>
+              <w:rPr>
+                <w:rFonts w:ascii="標楷體" w:eastAsia="標楷體" w:hAnsi="標楷體"/>
+                <w:szCs w:val="24"/>
+              </w:rPr>
+              <w:t>byte</w:t>
+            </w:r>
+            <w:proofErr w:type="gramEnd"/>
           </w:p>
         </w:tc>
         <w:tc>
@@ -42052,6 +43484,7 @@
                 <w:szCs w:val="24"/>
               </w:rPr>
             </w:pPr>
+            <w:proofErr w:type="spellStart"/>
             <w:r>
               <w:rPr>
                 <w:rFonts w:ascii="標楷體" w:eastAsia="標楷體" w:hAnsi="標楷體"/>
@@ -42059,6 +43492,7 @@
               </w:rPr>
               <w:t>created_at</w:t>
             </w:r>
+            <w:proofErr w:type="spellEnd"/>
           </w:p>
         </w:tc>
         <w:tc>
@@ -42178,6 +43612,7 @@
                 <w:szCs w:val="24"/>
               </w:rPr>
             </w:pPr>
+            <w:proofErr w:type="spellStart"/>
             <w:r>
               <w:rPr>
                 <w:rFonts w:ascii="標楷體" w:eastAsia="標楷體" w:hAnsi="標楷體"/>
@@ -42185,6 +43620,7 @@
               </w:rPr>
               <w:t>goal_type</w:t>
             </w:r>
+            <w:proofErr w:type="spellEnd"/>
           </w:p>
         </w:tc>
         <w:tc>
@@ -42304,6 +43740,7 @@
                 <w:szCs w:val="24"/>
               </w:rPr>
             </w:pPr>
+            <w:proofErr w:type="spellStart"/>
             <w:r>
               <w:rPr>
                 <w:rFonts w:ascii="標楷體" w:eastAsia="標楷體" w:hAnsi="標楷體"/>
@@ -42311,6 +43748,7 @@
               </w:rPr>
               <w:t>goal_target</w:t>
             </w:r>
+            <w:proofErr w:type="spellEnd"/>
           </w:p>
         </w:tc>
         <w:tc>
@@ -42378,8 +43816,17 @@
                 <w:rFonts w:ascii="標楷體" w:eastAsia="標楷體" w:hAnsi="標楷體"/>
                 <w:szCs w:val="24"/>
               </w:rPr>
-              <w:t>4 byte</w:t>
-            </w:r>
+              <w:t xml:space="preserve">4 </w:t>
+            </w:r>
+            <w:proofErr w:type="gramStart"/>
+            <w:r>
+              <w:rPr>
+                <w:rFonts w:ascii="標楷體" w:eastAsia="標楷體" w:hAnsi="標楷體"/>
+                <w:szCs w:val="24"/>
+              </w:rPr>
+              <w:t>byte</w:t>
+            </w:r>
+            <w:proofErr w:type="gramEnd"/>
           </w:p>
         </w:tc>
         <w:tc>
@@ -42430,6 +43877,7 @@
                 <w:szCs w:val="24"/>
               </w:rPr>
             </w:pPr>
+            <w:proofErr w:type="spellStart"/>
             <w:r>
               <w:rPr>
                 <w:rFonts w:ascii="標楷體" w:eastAsia="標楷體" w:hAnsi="標楷體"/>
@@ -42437,6 +43885,7 @@
               </w:rPr>
               <w:t>current_progress</w:t>
             </w:r>
+            <w:proofErr w:type="spellEnd"/>
           </w:p>
         </w:tc>
         <w:tc>
@@ -42504,8 +43953,17 @@
                 <w:rFonts w:ascii="標楷體" w:eastAsia="標楷體" w:hAnsi="標楷體"/>
                 <w:szCs w:val="24"/>
               </w:rPr>
-              <w:t>4 byte</w:t>
-            </w:r>
+              <w:t xml:space="preserve">4 </w:t>
+            </w:r>
+            <w:proofErr w:type="gramStart"/>
+            <w:r>
+              <w:rPr>
+                <w:rFonts w:ascii="標楷體" w:eastAsia="標楷體" w:hAnsi="標楷體"/>
+                <w:szCs w:val="24"/>
+              </w:rPr>
+              <w:t>byte</w:t>
+            </w:r>
+            <w:proofErr w:type="gramEnd"/>
           </w:p>
         </w:tc>
         <w:tc>
@@ -42556,6 +44014,7 @@
                 <w:szCs w:val="24"/>
               </w:rPr>
             </w:pPr>
+            <w:proofErr w:type="spellStart"/>
             <w:r>
               <w:rPr>
                 <w:rFonts w:ascii="標楷體" w:eastAsia="標楷體" w:hAnsi="標楷體"/>
@@ -42563,6 +44022,7 @@
               </w:rPr>
               <w:t>reward_points</w:t>
             </w:r>
+            <w:proofErr w:type="spellEnd"/>
           </w:p>
         </w:tc>
         <w:tc>
@@ -42630,8 +44090,17 @@
                 <w:rFonts w:ascii="標楷體" w:eastAsia="標楷體" w:hAnsi="標楷體"/>
                 <w:szCs w:val="24"/>
               </w:rPr>
-              <w:t>4 byte</w:t>
-            </w:r>
+              <w:t xml:space="preserve">4 </w:t>
+            </w:r>
+            <w:proofErr w:type="gramStart"/>
+            <w:r>
+              <w:rPr>
+                <w:rFonts w:ascii="標楷體" w:eastAsia="標楷體" w:hAnsi="標楷體"/>
+                <w:szCs w:val="24"/>
+              </w:rPr>
+              <w:t>byte</w:t>
+            </w:r>
+            <w:proofErr w:type="gramEnd"/>
           </w:p>
         </w:tc>
         <w:tc>
@@ -42682,6 +44151,7 @@
                 <w:szCs w:val="24"/>
               </w:rPr>
             </w:pPr>
+            <w:proofErr w:type="spellStart"/>
             <w:r>
               <w:rPr>
                 <w:rFonts w:ascii="標楷體" w:eastAsia="標楷體" w:hAnsi="標楷體"/>
@@ -42689,6 +44159,7 @@
               </w:rPr>
               <w:t>is_reward_claimed</w:t>
             </w:r>
+            <w:proofErr w:type="spellEnd"/>
           </w:p>
         </w:tc>
         <w:tc>
@@ -42820,7 +44291,15 @@
         <w:t>5</w:t>
       </w:r>
       <w:r>
-        <w:t xml:space="preserve"> – </w:t>
+        <w:t xml:space="preserve"> </w:t>
+      </w:r>
+      <w:proofErr w:type="gramStart"/>
+      <w:r>
+        <w:t>–</w:t>
+      </w:r>
+      <w:proofErr w:type="gramEnd"/>
+      <w:r>
+        <w:t xml:space="preserve"> </w:t>
       </w:r>
       <w:r>
         <w:rPr>
@@ -42879,7 +44358,23 @@
                 <w:rFonts w:ascii="標楷體" w:eastAsia="標楷體" w:hAnsi="標楷體" w:hint="eastAsia"/>
                 <w:szCs w:val="24"/>
               </w:rPr>
-              <w:t xml:space="preserve"> group_member 小組成員表</w:t>
+              <w:t xml:space="preserve"> </w:t>
+            </w:r>
+            <w:proofErr w:type="spellStart"/>
+            <w:r>
+              <w:rPr>
+                <w:rFonts w:ascii="標楷體" w:eastAsia="標楷體" w:hAnsi="標楷體" w:hint="eastAsia"/>
+                <w:szCs w:val="24"/>
+              </w:rPr>
+              <w:t>group_member</w:t>
+            </w:r>
+            <w:proofErr w:type="spellEnd"/>
+            <w:r>
+              <w:rPr>
+                <w:rFonts w:ascii="標楷體" w:eastAsia="標楷體" w:hAnsi="標楷體" w:hint="eastAsia"/>
+                <w:szCs w:val="24"/>
+              </w:rPr>
+              <w:t xml:space="preserve"> 小組成員表</w:t>
             </w:r>
           </w:p>
         </w:tc>
@@ -43026,6 +44521,7 @@
                 <w:szCs w:val="24"/>
               </w:rPr>
             </w:pPr>
+            <w:proofErr w:type="gramStart"/>
             <w:r>
               <w:rPr>
                 <w:rFonts w:ascii="標楷體" w:eastAsia="標楷體" w:hAnsi="標楷體"/>
@@ -43033,6 +44529,7 @@
               </w:rPr>
               <w:t>外鍵</w:t>
             </w:r>
+            <w:proofErr w:type="gramEnd"/>
           </w:p>
         </w:tc>
       </w:tr>
@@ -43125,8 +44622,17 @@
                 <w:rFonts w:ascii="標楷體" w:eastAsia="標楷體" w:hAnsi="標楷體"/>
                 <w:szCs w:val="24"/>
               </w:rPr>
-              <w:t>4 byte</w:t>
-            </w:r>
+              <w:t xml:space="preserve">4 </w:t>
+            </w:r>
+            <w:proofErr w:type="gramStart"/>
+            <w:r>
+              <w:rPr>
+                <w:rFonts w:ascii="標楷體" w:eastAsia="標楷體" w:hAnsi="標楷體"/>
+                <w:szCs w:val="24"/>
+              </w:rPr>
+              <w:t>byte</w:t>
+            </w:r>
+            <w:proofErr w:type="gramEnd"/>
           </w:p>
         </w:tc>
         <w:tc>
@@ -43184,6 +44690,7 @@
                 <w:szCs w:val="24"/>
               </w:rPr>
             </w:pPr>
+            <w:proofErr w:type="spellStart"/>
             <w:r>
               <w:rPr>
                 <w:rFonts w:ascii="標楷體" w:eastAsia="標楷體" w:hAnsi="標楷體"/>
@@ -43191,6 +44698,7 @@
               </w:rPr>
               <w:t>group_id</w:t>
             </w:r>
+            <w:proofErr w:type="spellEnd"/>
           </w:p>
         </w:tc>
         <w:tc>
@@ -43258,8 +44766,17 @@
                 <w:rFonts w:ascii="標楷體" w:eastAsia="標楷體" w:hAnsi="標楷體"/>
                 <w:szCs w:val="24"/>
               </w:rPr>
-              <w:t>4 byte</w:t>
-            </w:r>
+              <w:t xml:space="preserve">4 </w:t>
+            </w:r>
+            <w:proofErr w:type="gramStart"/>
+            <w:r>
+              <w:rPr>
+                <w:rFonts w:ascii="標楷體" w:eastAsia="標楷體" w:hAnsi="標楷體"/>
+                <w:szCs w:val="24"/>
+              </w:rPr>
+              <w:t>byte</w:t>
+            </w:r>
+            <w:proofErr w:type="gramEnd"/>
           </w:p>
         </w:tc>
         <w:tc>
@@ -43317,6 +44834,7 @@
                 <w:szCs w:val="24"/>
               </w:rPr>
             </w:pPr>
+            <w:proofErr w:type="spellStart"/>
             <w:r>
               <w:rPr>
                 <w:rFonts w:ascii="標楷體" w:eastAsia="標楷體" w:hAnsi="標楷體"/>
@@ -43324,6 +44842,7 @@
               </w:rPr>
               <w:t>user_id</w:t>
             </w:r>
+            <w:proofErr w:type="spellEnd"/>
           </w:p>
         </w:tc>
         <w:tc>
@@ -43391,8 +44910,17 @@
                 <w:rFonts w:ascii="標楷體" w:eastAsia="標楷體" w:hAnsi="標楷體"/>
                 <w:szCs w:val="24"/>
               </w:rPr>
-              <w:t>4 byte</w:t>
-            </w:r>
+              <w:t xml:space="preserve">4 </w:t>
+            </w:r>
+            <w:proofErr w:type="gramStart"/>
+            <w:r>
+              <w:rPr>
+                <w:rFonts w:ascii="標楷體" w:eastAsia="標楷體" w:hAnsi="標楷體"/>
+                <w:szCs w:val="24"/>
+              </w:rPr>
+              <w:t>byte</w:t>
+            </w:r>
+            <w:proofErr w:type="gramEnd"/>
           </w:p>
         </w:tc>
         <w:tc>
@@ -43450,6 +44978,7 @@
                 <w:szCs w:val="24"/>
               </w:rPr>
             </w:pPr>
+            <w:proofErr w:type="spellStart"/>
             <w:r>
               <w:rPr>
                 <w:rFonts w:ascii="標楷體" w:eastAsia="標楷體" w:hAnsi="標楷體"/>
@@ -43457,6 +44986,7 @@
               </w:rPr>
               <w:t>joined_at</w:t>
             </w:r>
+            <w:proofErr w:type="spellEnd"/>
           </w:p>
         </w:tc>
         <w:tc>
@@ -43576,6 +45106,7 @@
                 <w:szCs w:val="24"/>
               </w:rPr>
             </w:pPr>
+            <w:proofErr w:type="spellStart"/>
             <w:r>
               <w:rPr>
                 <w:rFonts w:ascii="標楷體" w:eastAsia="標楷體" w:hAnsi="標楷體"/>
@@ -43583,6 +45114,7 @@
               </w:rPr>
               <w:t>group_scans</w:t>
             </w:r>
+            <w:proofErr w:type="spellEnd"/>
           </w:p>
         </w:tc>
         <w:tc>
@@ -43650,8 +45182,17 @@
                 <w:rFonts w:ascii="標楷體" w:eastAsia="標楷體" w:hAnsi="標楷體"/>
                 <w:szCs w:val="24"/>
               </w:rPr>
-              <w:t>4 byte</w:t>
-            </w:r>
+              <w:t xml:space="preserve">4 </w:t>
+            </w:r>
+            <w:proofErr w:type="gramStart"/>
+            <w:r>
+              <w:rPr>
+                <w:rFonts w:ascii="標楷體" w:eastAsia="標楷體" w:hAnsi="標楷體"/>
+                <w:szCs w:val="24"/>
+              </w:rPr>
+              <w:t>byte</w:t>
+            </w:r>
+            <w:proofErr w:type="gramEnd"/>
           </w:p>
         </w:tc>
         <w:tc>
@@ -43702,6 +45243,7 @@
                 <w:szCs w:val="24"/>
               </w:rPr>
             </w:pPr>
+            <w:proofErr w:type="spellStart"/>
             <w:r>
               <w:rPr>
                 <w:rFonts w:ascii="標楷體" w:eastAsia="標楷體" w:hAnsi="標楷體"/>
@@ -43709,6 +45251,7 @@
               </w:rPr>
               <w:t>group_points</w:t>
             </w:r>
+            <w:proofErr w:type="spellEnd"/>
           </w:p>
         </w:tc>
         <w:tc>
@@ -43776,8 +45319,17 @@
                 <w:rFonts w:ascii="標楷體" w:eastAsia="標楷體" w:hAnsi="標楷體"/>
                 <w:szCs w:val="24"/>
               </w:rPr>
-              <w:t>4 byte</w:t>
-            </w:r>
+              <w:t xml:space="preserve">4 </w:t>
+            </w:r>
+            <w:proofErr w:type="gramStart"/>
+            <w:r>
+              <w:rPr>
+                <w:rFonts w:ascii="標楷體" w:eastAsia="標楷體" w:hAnsi="標楷體"/>
+                <w:szCs w:val="24"/>
+              </w:rPr>
+              <w:t>byte</w:t>
+            </w:r>
+            <w:proofErr w:type="gramEnd"/>
           </w:p>
         </w:tc>
         <w:tc>
@@ -43828,6 +45380,7 @@
                 <w:szCs w:val="24"/>
               </w:rPr>
             </w:pPr>
+            <w:proofErr w:type="spellStart"/>
             <w:r>
               <w:rPr>
                 <w:rFonts w:ascii="標楷體" w:eastAsia="標楷體" w:hAnsi="標楷體"/>
@@ -43835,6 +45388,7 @@
               </w:rPr>
               <w:t>group_logins</w:t>
             </w:r>
+            <w:proofErr w:type="spellEnd"/>
           </w:p>
         </w:tc>
         <w:tc>
@@ -43902,8 +45456,17 @@
                 <w:rFonts w:ascii="標楷體" w:eastAsia="標楷體" w:hAnsi="標楷體"/>
                 <w:szCs w:val="24"/>
               </w:rPr>
-              <w:t>4 byte</w:t>
-            </w:r>
+              <w:t xml:space="preserve">4 </w:t>
+            </w:r>
+            <w:proofErr w:type="gramStart"/>
+            <w:r>
+              <w:rPr>
+                <w:rFonts w:ascii="標楷體" w:eastAsia="標楷體" w:hAnsi="標楷體"/>
+                <w:szCs w:val="24"/>
+              </w:rPr>
+              <w:t>byte</w:t>
+            </w:r>
+            <w:proofErr w:type="gramEnd"/>
           </w:p>
         </w:tc>
         <w:tc>
@@ -43984,7 +45547,15 @@
         <w:t>6</w:t>
       </w:r>
       <w:r>
-        <w:t xml:space="preserve"> – </w:t>
+        <w:t xml:space="preserve"> </w:t>
+      </w:r>
+      <w:proofErr w:type="gramStart"/>
+      <w:r>
+        <w:t>–</w:t>
+      </w:r>
+      <w:proofErr w:type="gramEnd"/>
+      <w:r>
+        <w:t xml:space="preserve"> </w:t>
       </w:r>
       <w:r>
         <w:rPr>
@@ -44043,7 +45614,23 @@
                 <w:rFonts w:ascii="標楷體" w:eastAsia="標楷體" w:hAnsi="標楷體" w:hint="eastAsia"/>
                 <w:szCs w:val="24"/>
               </w:rPr>
-              <w:t xml:space="preserve"> group_invite（小組邀請）</w:t>
+              <w:t xml:space="preserve"> </w:t>
+            </w:r>
+            <w:proofErr w:type="spellStart"/>
+            <w:r>
+              <w:rPr>
+                <w:rFonts w:ascii="標楷體" w:eastAsia="標楷體" w:hAnsi="標楷體" w:hint="eastAsia"/>
+                <w:szCs w:val="24"/>
+              </w:rPr>
+              <w:t>group_invite</w:t>
+            </w:r>
+            <w:proofErr w:type="spellEnd"/>
+            <w:r>
+              <w:rPr>
+                <w:rFonts w:ascii="標楷體" w:eastAsia="標楷體" w:hAnsi="標楷體" w:hint="eastAsia"/>
+                <w:szCs w:val="24"/>
+              </w:rPr>
+              <w:t>（小組邀請）</w:t>
             </w:r>
           </w:p>
         </w:tc>
@@ -44190,6 +45777,7 @@
                 <w:szCs w:val="24"/>
               </w:rPr>
             </w:pPr>
+            <w:proofErr w:type="gramStart"/>
             <w:r>
               <w:rPr>
                 <w:rFonts w:ascii="標楷體" w:eastAsia="標楷體" w:hAnsi="標楷體"/>
@@ -44197,6 +45785,7 @@
               </w:rPr>
               <w:t>外鍵</w:t>
             </w:r>
+            <w:proofErr w:type="gramEnd"/>
           </w:p>
         </w:tc>
       </w:tr>
@@ -44289,8 +45878,17 @@
                 <w:rFonts w:ascii="標楷體" w:eastAsia="標楷體" w:hAnsi="標楷體"/>
                 <w:szCs w:val="24"/>
               </w:rPr>
-              <w:t>4 byte</w:t>
-            </w:r>
+              <w:t xml:space="preserve">4 </w:t>
+            </w:r>
+            <w:proofErr w:type="gramStart"/>
+            <w:r>
+              <w:rPr>
+                <w:rFonts w:ascii="標楷體" w:eastAsia="標楷體" w:hAnsi="標楷體"/>
+                <w:szCs w:val="24"/>
+              </w:rPr>
+              <w:t>byte</w:t>
+            </w:r>
+            <w:proofErr w:type="gramEnd"/>
           </w:p>
         </w:tc>
         <w:tc>
@@ -44348,6 +45946,7 @@
                 <w:szCs w:val="24"/>
               </w:rPr>
             </w:pPr>
+            <w:proofErr w:type="spellStart"/>
             <w:r>
               <w:rPr>
                 <w:rFonts w:ascii="標楷體" w:eastAsia="標楷體" w:hAnsi="標楷體"/>
@@ -44355,6 +45954,7 @@
               </w:rPr>
               <w:t>group_id</w:t>
             </w:r>
+            <w:proofErr w:type="spellEnd"/>
           </w:p>
         </w:tc>
         <w:tc>
@@ -44422,8 +46022,17 @@
                 <w:rFonts w:ascii="標楷體" w:eastAsia="標楷體" w:hAnsi="標楷體"/>
                 <w:szCs w:val="24"/>
               </w:rPr>
-              <w:t>4 byte</w:t>
-            </w:r>
+              <w:t xml:space="preserve">4 </w:t>
+            </w:r>
+            <w:proofErr w:type="gramStart"/>
+            <w:r>
+              <w:rPr>
+                <w:rFonts w:ascii="標楷體" w:eastAsia="標楷體" w:hAnsi="標楷體"/>
+                <w:szCs w:val="24"/>
+              </w:rPr>
+              <w:t>byte</w:t>
+            </w:r>
+            <w:proofErr w:type="gramEnd"/>
           </w:p>
         </w:tc>
         <w:tc>
@@ -44481,6 +46090,7 @@
                 <w:szCs w:val="24"/>
               </w:rPr>
             </w:pPr>
+            <w:proofErr w:type="spellStart"/>
             <w:r>
               <w:rPr>
                 <w:rFonts w:ascii="標楷體" w:eastAsia="標楷體" w:hAnsi="標楷體"/>
@@ -44488,6 +46098,7 @@
               </w:rPr>
               <w:t>sender_id</w:t>
             </w:r>
+            <w:proofErr w:type="spellEnd"/>
           </w:p>
         </w:tc>
         <w:tc>
@@ -44555,8 +46166,17 @@
                 <w:rFonts w:ascii="標楷體" w:eastAsia="標楷體" w:hAnsi="標楷體"/>
                 <w:szCs w:val="24"/>
               </w:rPr>
-              <w:t>4 byte</w:t>
-            </w:r>
+              <w:t xml:space="preserve">4 </w:t>
+            </w:r>
+            <w:proofErr w:type="gramStart"/>
+            <w:r>
+              <w:rPr>
+                <w:rFonts w:ascii="標楷體" w:eastAsia="標楷體" w:hAnsi="標楷體"/>
+                <w:szCs w:val="24"/>
+              </w:rPr>
+              <w:t>byte</w:t>
+            </w:r>
+            <w:proofErr w:type="gramEnd"/>
           </w:p>
         </w:tc>
         <w:tc>
@@ -44614,6 +46234,7 @@
                 <w:szCs w:val="24"/>
               </w:rPr>
             </w:pPr>
+            <w:proofErr w:type="spellStart"/>
             <w:r>
               <w:rPr>
                 <w:rFonts w:ascii="標楷體" w:eastAsia="標楷體" w:hAnsi="標楷體"/>
@@ -44621,6 +46242,7 @@
               </w:rPr>
               <w:t>receiver_id</w:t>
             </w:r>
+            <w:proofErr w:type="spellEnd"/>
           </w:p>
         </w:tc>
         <w:tc>
@@ -44688,8 +46310,17 @@
                 <w:rFonts w:ascii="標楷體" w:eastAsia="標楷體" w:hAnsi="標楷體"/>
                 <w:szCs w:val="24"/>
               </w:rPr>
-              <w:t>4 byte</w:t>
-            </w:r>
+              <w:t xml:space="preserve">4 </w:t>
+            </w:r>
+            <w:proofErr w:type="gramStart"/>
+            <w:r>
+              <w:rPr>
+                <w:rFonts w:ascii="標楷體" w:eastAsia="標楷體" w:hAnsi="標楷體"/>
+                <w:szCs w:val="24"/>
+              </w:rPr>
+              <w:t>byte</w:t>
+            </w:r>
+            <w:proofErr w:type="gramEnd"/>
           </w:p>
         </w:tc>
         <w:tc>
@@ -44873,6 +46504,7 @@
                 <w:szCs w:val="24"/>
               </w:rPr>
             </w:pPr>
+            <w:proofErr w:type="spellStart"/>
             <w:r>
               <w:rPr>
                 <w:rFonts w:ascii="標楷體" w:eastAsia="標楷體" w:hAnsi="標楷體"/>
@@ -44880,6 +46512,7 @@
               </w:rPr>
               <w:t>created_at</w:t>
             </w:r>
+            <w:proofErr w:type="spellEnd"/>
           </w:p>
         </w:tc>
         <w:tc>
@@ -45011,7 +46644,15 @@
         <w:t>7</w:t>
       </w:r>
       <w:r>
-        <w:t xml:space="preserve"> – </w:t>
+        <w:t xml:space="preserve"> </w:t>
+      </w:r>
+      <w:proofErr w:type="gramStart"/>
+      <w:r>
+        <w:t>–</w:t>
+      </w:r>
+      <w:proofErr w:type="gramEnd"/>
+      <w:r>
+        <w:t xml:space="preserve"> </w:t>
       </w:r>
       <w:r>
         <w:rPr>
@@ -45217,6 +46858,7 @@
                 <w:szCs w:val="24"/>
               </w:rPr>
             </w:pPr>
+            <w:proofErr w:type="gramStart"/>
             <w:r>
               <w:rPr>
                 <w:rFonts w:ascii="標楷體" w:eastAsia="標楷體" w:hAnsi="標楷體"/>
@@ -45224,6 +46866,7 @@
               </w:rPr>
               <w:t>外鍵</w:t>
             </w:r>
+            <w:proofErr w:type="gramEnd"/>
           </w:p>
         </w:tc>
       </w:tr>
@@ -45316,8 +46959,17 @@
                 <w:rFonts w:ascii="標楷體" w:eastAsia="標楷體" w:hAnsi="標楷體"/>
                 <w:szCs w:val="24"/>
               </w:rPr>
-              <w:t>4 byte</w:t>
-            </w:r>
+              <w:t xml:space="preserve">4 </w:t>
+            </w:r>
+            <w:proofErr w:type="gramStart"/>
+            <w:r>
+              <w:rPr>
+                <w:rFonts w:ascii="標楷體" w:eastAsia="標楷體" w:hAnsi="標楷體"/>
+                <w:szCs w:val="24"/>
+              </w:rPr>
+              <w:t>byte</w:t>
+            </w:r>
+            <w:proofErr w:type="gramEnd"/>
           </w:p>
         </w:tc>
         <w:tc>
@@ -45375,6 +47027,7 @@
                 <w:szCs w:val="24"/>
               </w:rPr>
             </w:pPr>
+            <w:proofErr w:type="spellStart"/>
             <w:r>
               <w:rPr>
                 <w:rFonts w:ascii="標楷體" w:eastAsia="標楷體" w:hAnsi="標楷體"/>
@@ -45382,6 +47035,7 @@
               </w:rPr>
               <w:t>user_id</w:t>
             </w:r>
+            <w:proofErr w:type="spellEnd"/>
           </w:p>
         </w:tc>
         <w:tc>
@@ -45449,8 +47103,17 @@
                 <w:rFonts w:ascii="標楷體" w:eastAsia="標楷體" w:hAnsi="標楷體"/>
                 <w:szCs w:val="24"/>
               </w:rPr>
-              <w:t>4 byte</w:t>
-            </w:r>
+              <w:t xml:space="preserve">4 </w:t>
+            </w:r>
+            <w:proofErr w:type="gramStart"/>
+            <w:r>
+              <w:rPr>
+                <w:rFonts w:ascii="標楷體" w:eastAsia="標楷體" w:hAnsi="標楷體"/>
+                <w:szCs w:val="24"/>
+              </w:rPr>
+              <w:t>byte</w:t>
+            </w:r>
+            <w:proofErr w:type="gramEnd"/>
           </w:p>
         </w:tc>
         <w:tc>
@@ -45634,6 +47297,7 @@
                 <w:szCs w:val="24"/>
               </w:rPr>
             </w:pPr>
+            <w:proofErr w:type="spellStart"/>
             <w:r>
               <w:rPr>
                 <w:rFonts w:ascii="標楷體" w:eastAsia="標楷體" w:hAnsi="標楷體"/>
@@ -45641,6 +47305,7 @@
               </w:rPr>
               <w:t>feedback_type</w:t>
             </w:r>
+            <w:proofErr w:type="spellEnd"/>
           </w:p>
         </w:tc>
         <w:tc>
@@ -46015,6 +47680,7 @@
                 <w:szCs w:val="24"/>
               </w:rPr>
             </w:pPr>
+            <w:proofErr w:type="spellStart"/>
             <w:r>
               <w:rPr>
                 <w:rFonts w:ascii="標楷體" w:eastAsia="標楷體" w:hAnsi="標楷體"/>
@@ -46022,6 +47688,7 @@
               </w:rPr>
               <w:t>replied_at</w:t>
             </w:r>
+            <w:proofErr w:type="spellEnd"/>
           </w:p>
         </w:tc>
         <w:tc>
@@ -46141,6 +47808,7 @@
                 <w:szCs w:val="24"/>
               </w:rPr>
             </w:pPr>
+            <w:proofErr w:type="spellStart"/>
             <w:r>
               <w:rPr>
                 <w:rFonts w:ascii="標楷體" w:eastAsia="標楷體" w:hAnsi="標楷體"/>
@@ -46148,6 +47816,7 @@
               </w:rPr>
               <w:t>created_at</w:t>
             </w:r>
+            <w:proofErr w:type="spellEnd"/>
           </w:p>
         </w:tc>
         <w:tc>
@@ -46325,10 +47994,8 @@
     <w:pPr>
       <w:pStyle w:val="af0"/>
       <w:ind w:firstLine="400"/>
+      <w:jc w:val="center"/>
     </w:pPr>
-    <w:r>
-      <w:tab/>
-    </w:r>
     <w:r>
       <w:fldChar w:fldCharType="begin"/>
     </w:r>

--- a/系統文件/系統文件.docx
+++ b/系統文件/系統文件.docx
@@ -11,6 +11,8 @@
         </w:rPr>
       </w:pPr>
       <w:bookmarkStart w:id="0" w:name="_Toc228180305"/>
+      <w:bookmarkStart w:id="1" w:name="_Hlk229389142"/>
+      <w:bookmarkEnd w:id="1"/>
       <w:r>
         <w:rPr>
           <w:rFonts w:hint="eastAsia"/>
@@ -2582,7 +2584,7 @@
         <w:pStyle w:val="a6"/>
         <w:ind w:firstLine="720"/>
       </w:pPr>
-      <w:bookmarkStart w:id="1" w:name="_Toc228180306"/>
+      <w:bookmarkStart w:id="2" w:name="_Toc228180306"/>
       <w:r>
         <w:rPr>
           <w:rFonts w:hint="eastAsia"/>
@@ -2601,13 +2603,13 @@
         </w:rPr>
         <w:t>前言</w:t>
       </w:r>
-      <w:bookmarkEnd w:id="1"/>
+      <w:bookmarkEnd w:id="2"/>
     </w:p>
     <w:p>
       <w:pPr>
         <w:pStyle w:val="-"/>
       </w:pPr>
-      <w:bookmarkStart w:id="2" w:name="_Toc228180307"/>
+      <w:bookmarkStart w:id="3" w:name="_Toc228180307"/>
       <w:r>
         <w:rPr>
           <w:rFonts w:hint="eastAsia"/>
@@ -2620,7 +2622,7 @@
         </w:rPr>
         <w:t>背景介紹</w:t>
       </w:r>
-      <w:bookmarkEnd w:id="2"/>
+      <w:bookmarkEnd w:id="3"/>
     </w:p>
     <w:p>
       <w:pPr>
@@ -2712,7 +2714,7 @@
       <w:pPr>
         <w:pStyle w:val="-"/>
       </w:pPr>
-      <w:bookmarkStart w:id="3" w:name="_Toc228180308"/>
+      <w:bookmarkStart w:id="4" w:name="_Toc228180308"/>
       <w:r>
         <w:rPr>
           <w:rFonts w:hint="eastAsia"/>
@@ -2725,7 +2727,7 @@
         </w:rPr>
         <w:t>動機</w:t>
       </w:r>
-      <w:bookmarkEnd w:id="3"/>
+      <w:bookmarkEnd w:id="4"/>
     </w:p>
     <w:p>
       <w:pPr>
@@ -2891,7 +2893,7 @@
       <w:pPr>
         <w:pStyle w:val="-"/>
       </w:pPr>
-      <w:bookmarkStart w:id="4" w:name="_Toc228180309"/>
+      <w:bookmarkStart w:id="5" w:name="_Toc228180309"/>
       <w:r>
         <w:rPr>
           <w:rFonts w:hint="eastAsia"/>
@@ -2904,7 +2906,7 @@
         </w:rPr>
         <w:t>系統目的與目標</w:t>
       </w:r>
-      <w:bookmarkEnd w:id="4"/>
+      <w:bookmarkEnd w:id="5"/>
     </w:p>
     <w:p>
       <w:pPr>
@@ -3352,7 +3354,7 @@
       <w:pPr>
         <w:pStyle w:val="-"/>
       </w:pPr>
-      <w:bookmarkStart w:id="5" w:name="_Toc228180310"/>
+      <w:bookmarkStart w:id="6" w:name="_Toc228180310"/>
       <w:r>
         <w:rPr>
           <w:rFonts w:hint="eastAsia"/>
@@ -3365,7 +3367,7 @@
         </w:rPr>
         <w:t>預期成果</w:t>
       </w:r>
-      <w:bookmarkEnd w:id="5"/>
+      <w:bookmarkEnd w:id="6"/>
     </w:p>
     <w:p>
       <w:pPr>
@@ -3517,7 +3519,7 @@
         <w:pStyle w:val="a6"/>
         <w:ind w:firstLine="720"/>
       </w:pPr>
-      <w:bookmarkStart w:id="6" w:name="_Toc228180311"/>
+      <w:bookmarkStart w:id="7" w:name="_Toc228180311"/>
       <w:r>
         <w:rPr>
           <w:rFonts w:hint="eastAsia"/>
@@ -3536,13 +3538,13 @@
         </w:rPr>
         <w:t>營運計畫</w:t>
       </w:r>
-      <w:bookmarkEnd w:id="6"/>
+      <w:bookmarkEnd w:id="7"/>
     </w:p>
     <w:p>
       <w:pPr>
         <w:pStyle w:val="-"/>
       </w:pPr>
-      <w:bookmarkStart w:id="7" w:name="_Toc228180312"/>
+      <w:bookmarkStart w:id="8" w:name="_Toc228180312"/>
       <w:r>
         <w:rPr>
           <w:rFonts w:hint="eastAsia"/>
@@ -3555,7 +3557,7 @@
         </w:rPr>
         <w:t>可行性分析</w:t>
       </w:r>
-      <w:bookmarkEnd w:id="7"/>
+      <w:bookmarkEnd w:id="8"/>
     </w:p>
     <w:p>
       <w:pPr>
@@ -4081,7 +4083,7 @@
       <w:pPr>
         <w:pStyle w:val="-"/>
       </w:pPr>
-      <w:bookmarkStart w:id="8" w:name="_Toc228180313"/>
+      <w:bookmarkStart w:id="9" w:name="_Toc228180313"/>
       <w:r>
         <w:rPr>
           <w:rFonts w:hint="eastAsia"/>
@@ -4101,7 +4103,7 @@
         </w:rPr>
         <w:t>Business model</w:t>
       </w:r>
-      <w:bookmarkEnd w:id="8"/>
+      <w:bookmarkEnd w:id="9"/>
     </w:p>
     <w:p>
       <w:pPr>
@@ -4442,7 +4444,7 @@
       <w:pPr>
         <w:pStyle w:val="-"/>
       </w:pPr>
-      <w:bookmarkStart w:id="9" w:name="_Toc228180314"/>
+      <w:bookmarkStart w:id="10" w:name="_Toc228180314"/>
       <w:r>
         <w:rPr>
           <w:rFonts w:hint="eastAsia"/>
@@ -4461,7 +4463,7 @@
         </w:rPr>
         <w:t>STP</w:t>
       </w:r>
-      <w:bookmarkEnd w:id="9"/>
+      <w:bookmarkEnd w:id="10"/>
     </w:p>
     <w:p>
       <w:pPr>
@@ -5002,17 +5004,6 @@
     </w:p>
     <w:p>
       <w:pPr>
-        <w:ind w:firstLine="560"/>
-        <w:jc w:val="both"/>
-        <w:rPr>
-          <w:rFonts w:ascii="標楷體" w:eastAsia="標楷體" w:hAnsi="標楷體"/>
-          <w:sz w:val="28"/>
-          <w:szCs w:val="28"/>
-        </w:rPr>
-      </w:pPr>
-    </w:p>
-    <w:p>
-      <w:pPr>
         <w:widowControl/>
         <w:ind w:firstLineChars="0" w:firstLine="0"/>
         <w:rPr>
@@ -5020,16 +5011,12 @@
           <w:sz w:val="32"/>
         </w:rPr>
       </w:pPr>
-      <w:r>
-        <w:lastRenderedPageBreak/>
-        <w:br w:type="page"/>
-      </w:r>
     </w:p>
     <w:p>
       <w:pPr>
         <w:pStyle w:val="-"/>
       </w:pPr>
-      <w:bookmarkStart w:id="10" w:name="_Toc228180315"/>
+      <w:bookmarkStart w:id="11" w:name="_Toc228180315"/>
       <w:r>
         <w:rPr>
           <w:rFonts w:hint="eastAsia"/>
@@ -5043,7 +5030,7 @@
       <w:r>
         <w:t>SWOT-TOWS</w:t>
       </w:r>
-      <w:bookmarkEnd w:id="10"/>
+      <w:bookmarkEnd w:id="11"/>
     </w:p>
     <w:tbl>
       <w:tblPr>
@@ -6017,7 +6004,7 @@
         <w:pStyle w:val="a6"/>
         <w:ind w:firstLine="720"/>
       </w:pPr>
-      <w:bookmarkStart w:id="11" w:name="_Toc228180316"/>
+      <w:bookmarkStart w:id="12" w:name="_Toc228180316"/>
       <w:r>
         <w:rPr>
           <w:rFonts w:ascii="標楷體" w:hAnsi="標楷體" w:hint="eastAsia"/>
@@ -6029,7 +6016,7 @@
       <w:r>
         <w:t>系統規格</w:t>
       </w:r>
-      <w:bookmarkEnd w:id="11"/>
+      <w:bookmarkEnd w:id="12"/>
     </w:p>
     <w:p>
       <w:pPr>
@@ -6040,7 +6027,7 @@
           <w:szCs w:val="36"/>
         </w:rPr>
       </w:pPr>
-      <w:bookmarkStart w:id="12" w:name="_Toc228180317"/>
+      <w:bookmarkStart w:id="13" w:name="_Toc228180317"/>
       <w:r>
         <w:t xml:space="preserve">3-1 </w:t>
       </w:r>
@@ -6053,7 +6040,7 @@
         </w:rPr>
         <w:t>：最好以圖示方式說明</w:t>
       </w:r>
-      <w:bookmarkEnd w:id="12"/>
+      <w:bookmarkEnd w:id="13"/>
     </w:p>
     <w:p>
       <w:pPr>
@@ -6205,7 +6192,7 @@
       <w:pPr>
         <w:pStyle w:val="-"/>
       </w:pPr>
-      <w:bookmarkStart w:id="13" w:name="_Toc228180318"/>
+      <w:bookmarkStart w:id="14" w:name="_Toc228180318"/>
       <w:r>
         <w:lastRenderedPageBreak/>
         <w:t>3-2</w:t>
@@ -6213,7 +6200,7 @@
       <w:r>
         <w:t>系統軟、硬體需求與技術平台</w:t>
       </w:r>
-      <w:bookmarkEnd w:id="13"/>
+      <w:bookmarkEnd w:id="14"/>
     </w:p>
     <w:p>
       <w:pPr>
@@ -7350,7 +7337,7 @@
       <w:pPr>
         <w:pStyle w:val="-"/>
       </w:pPr>
-      <w:bookmarkStart w:id="14" w:name="_Toc228180319"/>
+      <w:bookmarkStart w:id="15" w:name="_Toc228180319"/>
       <w:r>
         <w:t xml:space="preserve">3-3   </w:t>
       </w:r>
@@ -7372,7 +7359,7 @@
       <w:r>
         <w:t>工具。</w:t>
       </w:r>
-      <w:bookmarkEnd w:id="14"/>
+      <w:bookmarkEnd w:id="15"/>
     </w:p>
     <w:p>
       <w:pPr>
@@ -8924,7 +8911,7 @@
         <w:pStyle w:val="a6"/>
         <w:ind w:firstLine="720"/>
       </w:pPr>
-      <w:bookmarkStart w:id="15" w:name="_Toc228180320"/>
+      <w:bookmarkStart w:id="16" w:name="_Toc228180320"/>
       <w:r>
         <w:rPr>
           <w:rFonts w:hint="eastAsia"/>
@@ -8956,13 +8943,13 @@
         </w:rPr>
         <w:t>工</w:t>
       </w:r>
-      <w:bookmarkEnd w:id="15"/>
+      <w:bookmarkEnd w:id="16"/>
     </w:p>
     <w:p>
       <w:pPr>
         <w:pStyle w:val="-"/>
       </w:pPr>
-      <w:bookmarkStart w:id="16" w:name="_Toc228180321"/>
+      <w:bookmarkStart w:id="17" w:name="_Toc228180321"/>
       <w:r>
         <w:rPr>
           <w:rFonts w:hint="eastAsia"/>
@@ -8981,7 +8968,7 @@
         </w:rPr>
         <w:t>：甘特圖</w:t>
       </w:r>
-      <w:bookmarkEnd w:id="16"/>
+      <w:bookmarkEnd w:id="17"/>
     </w:p>
     <w:tbl>
       <w:tblPr>
@@ -16446,7 +16433,7 @@
       <w:pPr>
         <w:pStyle w:val="-"/>
       </w:pPr>
-      <w:bookmarkStart w:id="17" w:name="_Toc228180322"/>
+      <w:bookmarkStart w:id="18" w:name="_Toc228180322"/>
       <w:r>
         <w:rPr>
           <w:rFonts w:hint="eastAsia"/>
@@ -16469,7 +16456,7 @@
         </w:rPr>
         <w:t>專案組織與分工</w:t>
       </w:r>
-      <w:bookmarkEnd w:id="17"/>
+      <w:bookmarkEnd w:id="18"/>
     </w:p>
     <w:p>
       <w:pPr>
@@ -23251,7 +23238,7 @@
           <w:docGrid w:type="lines" w:linePitch="360"/>
         </w:sectPr>
       </w:pPr>
-      <w:bookmarkStart w:id="18" w:name="_Toc228180323"/>
+      <w:bookmarkStart w:id="19" w:name="_Toc228180323"/>
     </w:p>
     <w:p>
       <w:pPr>
@@ -23280,13 +23267,13 @@
         </w:rPr>
         <w:t>模型</w:t>
       </w:r>
-      <w:bookmarkEnd w:id="18"/>
+      <w:bookmarkEnd w:id="19"/>
     </w:p>
     <w:p>
       <w:pPr>
         <w:pStyle w:val="-"/>
       </w:pPr>
-      <w:bookmarkStart w:id="19" w:name="_Toc228180324"/>
+      <w:bookmarkStart w:id="20" w:name="_Toc228180324"/>
       <w:r>
         <w:rPr>
           <w:rFonts w:hint="eastAsia"/>
@@ -23311,14 +23298,11 @@
         </w:rPr>
         <w:t>）</w:t>
       </w:r>
-      <w:bookmarkEnd w:id="19"/>
+      <w:bookmarkEnd w:id="20"/>
     </w:p>
     <w:p>
       <w:pPr>
         <w:pStyle w:val="-"/>
-        <w:rPr>
-          <w:rFonts w:hint="eastAsia"/>
-        </w:rPr>
       </w:pPr>
       <w:r>
         <w:rPr>
@@ -23378,7 +23362,7 @@
           <w:docGrid w:type="linesAndChars" w:linePitch="360"/>
         </w:sectPr>
       </w:pPr>
-      <w:bookmarkStart w:id="20" w:name="_Toc228180325"/>
+      <w:bookmarkStart w:id="21" w:name="_Toc228180325"/>
     </w:p>
     <w:p>
       <w:pPr>
@@ -23403,7 +23387,7 @@
         </w:rPr>
         <w:t>清單</w:t>
       </w:r>
-      <w:bookmarkEnd w:id="20"/>
+      <w:bookmarkEnd w:id="21"/>
       <w:r>
         <w:t xml:space="preserve"> </w:t>
       </w:r>
@@ -25914,7 +25898,7 @@
         <w:pStyle w:val="a6"/>
         <w:ind w:firstLine="720"/>
       </w:pPr>
-      <w:bookmarkStart w:id="21" w:name="_Toc228180326"/>
+      <w:bookmarkStart w:id="22" w:name="_Toc228180326"/>
       <w:r>
         <w:rPr>
           <w:rFonts w:hint="eastAsia"/>
@@ -25936,13 +25920,13 @@
       <w:r>
         <w:t>模型</w:t>
       </w:r>
-      <w:bookmarkEnd w:id="21"/>
+      <w:bookmarkEnd w:id="22"/>
     </w:p>
     <w:p>
       <w:pPr>
         <w:pStyle w:val="-"/>
       </w:pPr>
-      <w:bookmarkStart w:id="22" w:name="_Toc228180327"/>
+      <w:bookmarkStart w:id="23" w:name="_Toc228180327"/>
       <w:r>
         <w:rPr>
           <w:rFonts w:hint="eastAsia"/>
@@ -25964,13 +25948,13 @@
       <w:r>
         <w:t>。</w:t>
       </w:r>
-      <w:bookmarkEnd w:id="22"/>
+      <w:bookmarkEnd w:id="23"/>
     </w:p>
     <w:p>
       <w:pPr>
         <w:pStyle w:val="-"/>
       </w:pPr>
-      <w:bookmarkStart w:id="23" w:name="_Toc228180328"/>
+      <w:bookmarkStart w:id="24" w:name="_Toc228180328"/>
       <w:r>
         <w:rPr>
           <w:rFonts w:hint="eastAsia"/>
@@ -25995,7 +25979,7 @@
         </w:rPr>
         <w:t>。</w:t>
       </w:r>
-      <w:bookmarkEnd w:id="23"/>
+      <w:bookmarkEnd w:id="24"/>
     </w:p>
     <w:p>
       <w:pPr>
@@ -26042,7 +26026,7 @@
           <w:rFonts w:ascii="標楷體" w:hAnsi="標楷體"/>
         </w:rPr>
       </w:pPr>
-      <w:bookmarkStart w:id="24" w:name="_Toc228180329"/>
+      <w:bookmarkStart w:id="25" w:name="_Toc228180329"/>
       <w:r>
         <w:rPr>
           <w:rFonts w:ascii="標楷體" w:hAnsi="標楷體"/>
@@ -26068,7 +26052,7 @@
         </w:rPr>
         <w:t>模型</w:t>
       </w:r>
-      <w:bookmarkEnd w:id="24"/>
+      <w:bookmarkEnd w:id="25"/>
     </w:p>
     <w:p>
       <w:pPr>
@@ -26078,7 +26062,7 @@
           <w:noProof/>
         </w:rPr>
       </w:pPr>
-      <w:bookmarkStart w:id="25" w:name="_Toc228180330"/>
+      <w:bookmarkStart w:id="26" w:name="_Toc228180330"/>
       <w:r>
         <w:rPr>
           <w:rFonts w:ascii="標楷體" w:hAnsi="標楷體"/>
@@ -26103,7 +26087,7 @@
         </w:rPr>
         <w:t>實體關聯圖(Entity relationship diagram)</w:t>
       </w:r>
-      <w:bookmarkEnd w:id="25"/>
+      <w:bookmarkEnd w:id="26"/>
       <w:r>
         <w:rPr>
           <w:rFonts w:ascii="標楷體" w:hAnsi="標楷體"/>
@@ -26131,9 +26115,9 @@
           <w:szCs w:val="24"/>
         </w:rPr>
         <w:drawing>
-          <wp:inline distT="0" distB="0" distL="0" distR="0" wp14:anchorId="3DF4A9ED" wp14:editId="0DD1F3B4">
-            <wp:extent cx="5613149" cy="7471913"/>
-            <wp:effectExtent l="0" t="0" r="6985" b="0"/>
+          <wp:inline distT="0" distB="0" distL="0" distR="0" wp14:anchorId="3DF4A9ED" wp14:editId="528BFA55">
+            <wp:extent cx="5086127" cy="6770370"/>
+            <wp:effectExtent l="0" t="0" r="635" b="0"/>
             <wp:docPr id="3" name="圖片 3"/>
             <wp:cNvGraphicFramePr>
               <a:graphicFrameLocks xmlns:a="http://schemas.openxmlformats.org/drawingml/2006/main" noChangeAspect="1"/>
@@ -26163,7 +26147,7 @@
                   <pic:spPr bwMode="auto">
                     <a:xfrm>
                       <a:off x="0" y="0"/>
-                      <a:ext cx="5617865" cy="7478191"/>
+                      <a:ext cx="5097471" cy="6785470"/>
                     </a:xfrm>
                     <a:prstGeom prst="rect">
                       <a:avLst/>
@@ -26188,7 +26172,6 @@
         <w:rPr>
           <w:rFonts w:hint="eastAsia"/>
         </w:rPr>
-        <w:lastRenderedPageBreak/>
         <w:t>圖 7-1-1 實體關聯圖</w:t>
       </w:r>
     </w:p>
@@ -26205,7 +26188,7 @@
         </w:rPr>
         <w:br w:type="page"/>
       </w:r>
-      <w:bookmarkStart w:id="26" w:name="_Toc228180331"/>
+      <w:bookmarkStart w:id="27" w:name="_Toc228180331"/>
       <w:r>
         <w:rPr>
           <w:rFonts w:ascii="標楷體" w:hAnsi="標楷體"/>
@@ -26225,7 +26208,7 @@
         </w:rPr>
         <w:t>(Data dictionary)</w:t>
       </w:r>
-      <w:bookmarkEnd w:id="26"/>
+      <w:bookmarkEnd w:id="27"/>
     </w:p>
     <w:p>
       <w:pPr>
@@ -27759,7 +27742,7 @@
           <w:rFonts w:ascii="標楷體" w:hAnsi="標楷體"/>
         </w:rPr>
       </w:pPr>
-      <w:bookmarkStart w:id="27" w:name="_Toc228180332"/>
+      <w:bookmarkStart w:id="28" w:name="_Toc228180332"/>
       <w:r>
         <w:rPr>
           <w:rFonts w:ascii="標楷體" w:hAnsi="標楷體"/>
@@ -27767,7 +27750,7 @@
         <w:lastRenderedPageBreak/>
         <w:t>第八章 資料庫</w:t>
       </w:r>
-      <w:bookmarkEnd w:id="27"/>
+      <w:bookmarkEnd w:id="28"/>
     </w:p>
     <w:p>
       <w:pPr>
@@ -27776,7 +27759,7 @@
           <w:rFonts w:ascii="標楷體" w:hAnsi="標楷體"/>
         </w:rPr>
       </w:pPr>
-      <w:bookmarkStart w:id="28" w:name="_Toc228180333"/>
+      <w:bookmarkStart w:id="29" w:name="_Toc228180333"/>
       <w:r>
         <w:rPr>
           <w:rFonts w:ascii="標楷體" w:hAnsi="標楷體"/>
@@ -27789,25 +27772,16 @@
         </w:rPr>
         <w:t>聯圖</w:t>
       </w:r>
-      <w:bookmarkEnd w:id="28"/>
-    </w:p>
-    <w:p>
-      <w:pPr>
-        <w:pStyle w:val="9"/>
-        <w:ind w:firstLineChars="0" w:firstLine="0"/>
-        <w:rPr>
-          <w:rFonts w:ascii="標楷體" w:eastAsia="標楷體" w:hAnsi="標楷體"/>
-        </w:rPr>
-      </w:pPr>
+      <w:bookmarkEnd w:id="29"/>
       <w:r>
         <w:rPr>
-          <w:rFonts w:ascii="標楷體" w:eastAsia="標楷體" w:hAnsi="標楷體"/>
+          <w:rFonts w:ascii="標楷體" w:hAnsi="標楷體"/>
           <w:noProof/>
         </w:rPr>
         <w:drawing>
-          <wp:inline distT="0" distB="0" distL="0" distR="0" wp14:anchorId="68D361CF" wp14:editId="79DD4E93">
-            <wp:extent cx="6527548" cy="7243648"/>
-            <wp:effectExtent l="0" t="0" r="6985" b="0"/>
+          <wp:inline distT="0" distB="0" distL="0" distR="0" wp14:anchorId="698EBB22" wp14:editId="55AF7DFA">
+            <wp:extent cx="6479540" cy="7190594"/>
+            <wp:effectExtent l="0" t="0" r="0" b="0"/>
             <wp:docPr id="2" name="圖片 2"/>
             <wp:cNvGraphicFramePr>
               <a:graphicFrameLocks xmlns:a="http://schemas.openxmlformats.org/drawingml/2006/main" noChangeAspect="1"/>
@@ -27835,7 +27809,7 @@
                   <pic:spPr bwMode="auto">
                     <a:xfrm>
                       <a:off x="0" y="0"/>
-                      <a:ext cx="6553014" cy="7271908"/>
+                      <a:ext cx="6479540" cy="7190594"/>
                     </a:xfrm>
                     <a:prstGeom prst="rect">
                       <a:avLst/>
@@ -27859,12 +27833,22 @@
     </w:p>
     <w:p>
       <w:pPr>
+        <w:pStyle w:val="9"/>
+        <w:ind w:firstLineChars="0" w:firstLine="0"/>
+        <w:rPr>
+          <w:rFonts w:ascii="標楷體" w:eastAsia="標楷體" w:hAnsi="標楷體"/>
+        </w:rPr>
+      </w:pPr>
+    </w:p>
+    <w:p>
+      <w:pPr>
         <w:pStyle w:val="a8"/>
       </w:pPr>
       <w:r>
         <w:rPr>
           <w:rFonts w:hint="eastAsia"/>
         </w:rPr>
+        <w:lastRenderedPageBreak/>
         <w:t>圖 8-1</w:t>
       </w:r>
       <w:r>
@@ -27879,37 +27863,19 @@
     </w:p>
     <w:p>
       <w:pPr>
-        <w:widowControl/>
-        <w:ind w:firstLineChars="0" w:firstLine="0"/>
-        <w:rPr>
-          <w:rFonts w:ascii="標楷體" w:eastAsia="標楷體" w:hAnsi="標楷體"/>
-          <w:sz w:val="32"/>
-        </w:rPr>
-      </w:pPr>
-      <w:r>
-        <w:rPr>
-          <w:rFonts w:ascii="標楷體" w:eastAsia="標楷體" w:hAnsi="標楷體"/>
-        </w:rPr>
-        <w:lastRenderedPageBreak/>
-        <w:br w:type="page"/>
-      </w:r>
-    </w:p>
-    <w:p>
-      <w:pPr>
         <w:pStyle w:val="-"/>
         <w:rPr>
           <w:rFonts w:ascii="標楷體" w:hAnsi="標楷體"/>
         </w:rPr>
       </w:pPr>
-      <w:bookmarkStart w:id="29" w:name="_Toc228180334"/>
+      <w:bookmarkStart w:id="30" w:name="_Toc228180334"/>
       <w:r>
         <w:rPr>
           <w:rFonts w:ascii="標楷體" w:hAnsi="標楷體"/>
         </w:rPr>
-        <w:lastRenderedPageBreak/>
         <w:t>8-2 表格及其 Meta data</w:t>
       </w:r>
-      <w:bookmarkEnd w:id="29"/>
+      <w:bookmarkEnd w:id="30"/>
     </w:p>
     <w:p>
       <w:pPr>
@@ -30243,6 +30209,36 @@
         </w:tc>
       </w:tr>
     </w:tbl>
+    <w:p>
+      <w:pPr>
+        <w:widowControl/>
+        <w:ind w:firstLineChars="0" w:firstLine="0"/>
+        <w:rPr>
+          <w:rFonts w:ascii="標楷體" w:eastAsia="標楷體" w:hAnsi="標楷體" w:cstheme="majorBidi"/>
+          <w:kern w:val="52"/>
+          <w:szCs w:val="24"/>
+        </w:rPr>
+      </w:pPr>
+    </w:p>
+    <w:p>
+      <w:pPr>
+        <w:widowControl/>
+        <w:ind w:firstLineChars="0" w:firstLine="0"/>
+        <w:rPr>
+          <w:rFonts w:ascii="標楷體" w:eastAsia="標楷體" w:hAnsi="標楷體" w:cstheme="majorBidi"/>
+          <w:kern w:val="52"/>
+          <w:szCs w:val="24"/>
+        </w:rPr>
+      </w:pPr>
+      <w:r>
+        <w:rPr>
+          <w:rFonts w:ascii="標楷體" w:eastAsia="標楷體" w:hAnsi="標楷體" w:cstheme="majorBidi"/>
+          <w:kern w:val="52"/>
+          <w:szCs w:val="24"/>
+        </w:rPr>
+        <w:br w:type="page"/>
+      </w:r>
+    </w:p>
     <w:p>
       <w:pPr>
         <w:widowControl/>
@@ -30681,7 +30677,6 @@
                 <w:rFonts w:ascii="標楷體" w:eastAsia="標楷體" w:hAnsi="標楷體"/>
                 <w:szCs w:val="24"/>
               </w:rPr>
-              <w:lastRenderedPageBreak/>
               <w:t>name</w:t>
             </w:r>
           </w:p>
@@ -32794,6 +32789,7 @@
                 <w:rFonts w:ascii="標楷體" w:eastAsia="標楷體" w:hAnsi="標楷體"/>
                 <w:szCs w:val="24"/>
               </w:rPr>
+              <w:lastRenderedPageBreak/>
               <w:t>audio_upper</w:t>
             </w:r>
             <w:proofErr w:type="spellEnd"/>
@@ -33067,7 +33063,6 @@
         <w:pStyle w:val="a4"/>
       </w:pPr>
       <w:r>
-        <w:lastRenderedPageBreak/>
         <w:t>表 8-2-</w:t>
       </w:r>
       <w:r>
@@ -34482,9 +34477,28 @@
     </w:p>
     <w:p>
       <w:pPr>
+        <w:widowControl/>
+        <w:ind w:firstLineChars="0" w:firstLine="0"/>
+        <w:rPr>
+          <w:rFonts w:ascii="標楷體" w:eastAsia="標楷體" w:hAnsi="標楷體" w:cstheme="majorBidi"/>
+          <w:bCs/>
+          <w:kern w:val="52"/>
+          <w:sz w:val="28"/>
+          <w:szCs w:val="24"/>
+        </w:rPr>
+      </w:pPr>
+      <w:r>
+        <w:br w:type="page"/>
+      </w:r>
+    </w:p>
+    <w:p>
+      <w:pPr>
         <w:pStyle w:val="a4"/>
+        <w:ind w:firstLineChars="0" w:firstLine="0"/>
+        <w:jc w:val="left"/>
       </w:pPr>
       <w:r>
+        <w:lastRenderedPageBreak/>
         <w:t>表 8-2-</w:t>
       </w:r>
       <w:r>
@@ -35570,15 +35584,6 @@
     </w:tbl>
     <w:p>
       <w:pPr>
-        <w:ind w:firstLineChars="0" w:firstLine="0"/>
-        <w:rPr>
-          <w:rFonts w:ascii="標楷體" w:eastAsia="標楷體" w:hAnsi="標楷體"/>
-          <w:szCs w:val="24"/>
-        </w:rPr>
-      </w:pPr>
-    </w:p>
-    <w:p>
-      <w:pPr>
         <w:widowControl/>
         <w:ind w:firstLineChars="0" w:firstLine="0"/>
         <w:rPr>
@@ -35587,19 +35592,12 @@
           <w:szCs w:val="24"/>
         </w:rPr>
       </w:pPr>
-      <w:r>
-        <w:rPr>
-          <w:rFonts w:ascii="標楷體" w:eastAsia="標楷體" w:hAnsi="標楷體"/>
-        </w:rPr>
-        <w:br w:type="page"/>
-      </w:r>
     </w:p>
     <w:p>
       <w:pPr>
         <w:pStyle w:val="a4"/>
       </w:pPr>
       <w:r>
-        <w:lastRenderedPageBreak/>
         <w:t>表 8-2-</w:t>
       </w:r>
       <w:r>
@@ -36403,7 +36401,7 @@
               </w:rPr>
               <w:t>（</w:t>
             </w:r>
-            <w:bookmarkStart w:id="30" w:name="_Hlk226973461"/>
+            <w:bookmarkStart w:id="31" w:name="_Hlk226973461"/>
             <w:proofErr w:type="gramEnd"/>
             <w:r>
               <w:rPr>
@@ -36412,7 +36410,7 @@
               </w:rPr>
               <w:t>使用者單字收藏</w:t>
             </w:r>
-            <w:bookmarkEnd w:id="30"/>
+            <w:bookmarkEnd w:id="31"/>
             <w:r>
               <w:rPr>
                 <w:rFonts w:ascii="標楷體" w:eastAsia="標楷體" w:hAnsi="標楷體" w:hint="eastAsia"/>
@@ -38205,38 +38203,22 @@
     </w:tbl>
     <w:p>
       <w:pPr>
-        <w:ind w:firstLineChars="0" w:firstLine="0"/>
-        <w:rPr>
-          <w:rFonts w:ascii="標楷體" w:eastAsia="標楷體" w:hAnsi="標楷體"/>
-          <w:szCs w:val="24"/>
-        </w:rPr>
-      </w:pPr>
-    </w:p>
-    <w:p>
-      <w:pPr>
         <w:widowControl/>
         <w:ind w:firstLineChars="0" w:firstLine="0"/>
         <w:rPr>
-          <w:rFonts w:ascii="標楷體" w:eastAsia="標楷體" w:hAnsi="標楷體" w:cstheme="majorBidi"/>
+          <w:rFonts w:ascii="標楷體" w:eastAsia="標楷體" w:hAnsi="標楷體" w:cstheme="majorBidi" w:hint="eastAsia"/>
           <w:bCs/>
           <w:kern w:val="52"/>
           <w:sz w:val="28"/>
           <w:szCs w:val="24"/>
         </w:rPr>
       </w:pPr>
-      <w:r>
-        <w:rPr>
-          <w:rFonts w:ascii="標楷體" w:eastAsia="標楷體" w:hAnsi="標楷體"/>
-        </w:rPr>
-        <w:br w:type="page"/>
-      </w:r>
     </w:p>
     <w:p>
       <w:pPr>
         <w:pStyle w:val="a4"/>
       </w:pPr>
       <w:r>
-        <w:lastRenderedPageBreak/>
         <w:t>表 8-2-</w:t>
       </w:r>
       <w:r>
@@ -39837,6 +39819,7 @@
                 <w:rFonts w:ascii="標楷體" w:eastAsia="標楷體" w:hAnsi="標楷體" w:hint="eastAsia"/>
                 <w:szCs w:val="24"/>
               </w:rPr>
+              <w:lastRenderedPageBreak/>
               <w:t>T</w:t>
             </w:r>
             <w:r>
@@ -40857,15 +40840,6 @@
         </w:tc>
       </w:tr>
     </w:tbl>
-    <w:p>
-      <w:pPr>
-        <w:ind w:firstLineChars="0" w:firstLine="0"/>
-        <w:rPr>
-          <w:rFonts w:ascii="標楷體" w:eastAsia="標楷體" w:hAnsi="標楷體"/>
-          <w:szCs w:val="24"/>
-        </w:rPr>
-      </w:pPr>
-    </w:p>
     <w:p>
       <w:pPr>
         <w:widowControl/>
@@ -40878,19 +40852,12 @@
           <w:szCs w:val="24"/>
         </w:rPr>
       </w:pPr>
-      <w:r>
-        <w:rPr>
-          <w:rFonts w:ascii="標楷體" w:eastAsia="標楷體" w:hAnsi="標楷體"/>
-        </w:rPr>
-        <w:br w:type="page"/>
-      </w:r>
     </w:p>
     <w:p>
       <w:pPr>
         <w:pStyle w:val="a4"/>
       </w:pPr>
       <w:r>
-        <w:lastRenderedPageBreak/>
         <w:t>表 8-2-1</w:t>
       </w:r>
       <w:r>
@@ -41844,9 +41811,26 @@
     </w:p>
     <w:p>
       <w:pPr>
+        <w:widowControl/>
+        <w:ind w:firstLineChars="0" w:firstLine="0"/>
+        <w:rPr>
+          <w:rFonts w:ascii="標楷體" w:eastAsia="標楷體" w:hAnsi="標楷體" w:cstheme="majorBidi"/>
+          <w:bCs/>
+          <w:kern w:val="52"/>
+          <w:sz w:val="28"/>
+          <w:szCs w:val="24"/>
+        </w:rPr>
+      </w:pPr>
+      <w:r>
+        <w:br w:type="page"/>
+      </w:r>
+    </w:p>
+    <w:p>
+      <w:pPr>
         <w:pStyle w:val="a4"/>
       </w:pPr>
       <w:r>
+        <w:lastRenderedPageBreak/>
         <w:t>表 8-2-1</w:t>
       </w:r>
       <w:r>
@@ -42773,15 +42757,6 @@
     </w:tbl>
     <w:p>
       <w:pPr>
-        <w:ind w:firstLineChars="0" w:firstLine="0"/>
-        <w:rPr>
-          <w:rFonts w:ascii="標楷體" w:eastAsia="標楷體" w:hAnsi="標楷體"/>
-          <w:szCs w:val="24"/>
-        </w:rPr>
-      </w:pPr>
-    </w:p>
-    <w:p>
-      <w:pPr>
         <w:widowControl/>
         <w:ind w:firstLineChars="0" w:firstLine="0"/>
         <w:rPr>
@@ -42790,19 +42765,12 @@
           <w:szCs w:val="24"/>
         </w:rPr>
       </w:pPr>
-      <w:r>
-        <w:rPr>
-          <w:rFonts w:ascii="標楷體" w:eastAsia="標楷體" w:hAnsi="標楷體"/>
-        </w:rPr>
-        <w:br w:type="page"/>
-      </w:r>
     </w:p>
     <w:p>
       <w:pPr>
         <w:pStyle w:val="a4"/>
       </w:pPr>
       <w:r>
-        <w:lastRenderedPageBreak/>
         <w:t>表 8-2-1</w:t>
       </w:r>
       <w:r>
@@ -44276,9 +44244,26 @@
     </w:p>
     <w:p>
       <w:pPr>
+        <w:widowControl/>
+        <w:ind w:firstLineChars="0" w:firstLine="0"/>
+        <w:rPr>
+          <w:rFonts w:ascii="標楷體" w:eastAsia="標楷體" w:hAnsi="標楷體" w:cstheme="majorBidi"/>
+          <w:bCs/>
+          <w:kern w:val="52"/>
+          <w:sz w:val="28"/>
+          <w:szCs w:val="24"/>
+        </w:rPr>
+      </w:pPr>
+      <w:r>
+        <w:br w:type="page"/>
+      </w:r>
+    </w:p>
+    <w:p>
+      <w:pPr>
         <w:pStyle w:val="a4"/>
       </w:pPr>
       <w:r>
+        <w:lastRenderedPageBreak/>
         <w:t>表 8-2-1</w:t>
       </w:r>
       <w:r>
@@ -45505,15 +45490,6 @@
     </w:tbl>
     <w:p>
       <w:pPr>
-        <w:ind w:firstLineChars="0" w:firstLine="0"/>
-        <w:rPr>
-          <w:rFonts w:ascii="標楷體" w:eastAsia="標楷體" w:hAnsi="標楷體"/>
-          <w:szCs w:val="24"/>
-        </w:rPr>
-      </w:pPr>
-    </w:p>
-    <w:p>
-      <w:pPr>
         <w:widowControl/>
         <w:ind w:firstLineChars="0" w:firstLine="0"/>
         <w:rPr>
@@ -45522,19 +45498,12 @@
           <w:szCs w:val="24"/>
         </w:rPr>
       </w:pPr>
-      <w:r>
-        <w:rPr>
-          <w:rFonts w:ascii="標楷體" w:eastAsia="標楷體" w:hAnsi="標楷體"/>
-        </w:rPr>
-        <w:br w:type="page"/>
-      </w:r>
     </w:p>
     <w:p>
       <w:pPr>
         <w:pStyle w:val="a4"/>
       </w:pPr>
       <w:r>
-        <w:lastRenderedPageBreak/>
         <w:t>表 8-2-1</w:t>
       </w:r>
       <w:r>
@@ -46629,9 +46598,26 @@
     </w:p>
     <w:p>
       <w:pPr>
+        <w:widowControl/>
+        <w:ind w:firstLineChars="0" w:firstLine="0"/>
+        <w:rPr>
+          <w:rFonts w:ascii="標楷體" w:eastAsia="標楷體" w:hAnsi="標楷體" w:cstheme="majorBidi"/>
+          <w:bCs/>
+          <w:kern w:val="52"/>
+          <w:sz w:val="28"/>
+          <w:szCs w:val="24"/>
+        </w:rPr>
+      </w:pPr>
+      <w:r>
+        <w:br w:type="page"/>
+      </w:r>
+    </w:p>
+    <w:p>
+      <w:pPr>
         <w:pStyle w:val="a4"/>
       </w:pPr>
       <w:r>
+        <w:lastRenderedPageBreak/>
         <w:t>表 8-2-1</w:t>
       </w:r>
       <w:r>
@@ -47925,18 +47911,9 @@
     <w:p>
       <w:pPr>
         <w:ind w:firstLineChars="0" w:firstLine="0"/>
-        <w:rPr>
-          <w:rFonts w:ascii="標楷體" w:eastAsia="標楷體" w:hAnsi="標楷體"/>
-          <w:szCs w:val="24"/>
-        </w:rPr>
-      </w:pPr>
-    </w:p>
-    <w:p>
-      <w:pPr>
-        <w:ind w:firstLineChars="0" w:firstLine="0"/>
         <w:jc w:val="both"/>
         <w:rPr>
-          <w:rFonts w:ascii="標楷體" w:eastAsia="標楷體" w:hAnsi="標楷體"/>
+          <w:rFonts w:ascii="標楷體" w:eastAsia="標楷體" w:hAnsi="標楷體" w:hint="eastAsia"/>
           <w:sz w:val="28"/>
           <w:szCs w:val="28"/>
         </w:rPr>

--- a/系統文件/系統文件.docx
+++ b/系統文件/系統文件.docx
@@ -10,16 +10,16 @@
           <w:noProof/>
         </w:rPr>
       </w:pPr>
-      <w:bookmarkStart w:id="0" w:name="_Toc228180305"/>
-      <w:bookmarkStart w:id="1" w:name="_Hlk229389142"/>
-      <w:bookmarkEnd w:id="1"/>
+      <w:bookmarkStart w:id="0" w:name="_Hlk229389142"/>
+      <w:bookmarkStart w:id="1" w:name="_Toc228180305"/>
+      <w:bookmarkEnd w:id="0"/>
       <w:r>
         <w:rPr>
           <w:rFonts w:hint="eastAsia"/>
         </w:rPr>
         <w:t>目錄</w:t>
       </w:r>
-      <w:bookmarkEnd w:id="0"/>
+      <w:bookmarkEnd w:id="1"/>
       <w:r>
         <w:fldChar w:fldCharType="begin"/>
       </w:r>
@@ -2929,7 +2929,7 @@
     </w:p>
     <w:p>
       <w:pPr>
-        <w:ind w:firstLine="560"/>
+        <w:ind w:firstLineChars="0" w:firstLine="0"/>
         <w:jc w:val="both"/>
         <w:rPr>
           <w:rFonts w:ascii="標楷體" w:eastAsia="標楷體" w:hAnsi="標楷體"/>
@@ -3035,7 +3035,7 @@
     </w:p>
     <w:p>
       <w:pPr>
-        <w:ind w:firstLine="560"/>
+        <w:ind w:firstLineChars="0" w:firstLine="0"/>
         <w:jc w:val="both"/>
         <w:rPr>
           <w:rFonts w:ascii="標楷體" w:eastAsia="標楷體" w:hAnsi="標楷體"/>
@@ -3123,7 +3123,7 @@
     </w:p>
     <w:p>
       <w:pPr>
-        <w:ind w:firstLine="560"/>
+        <w:ind w:firstLineChars="0" w:firstLine="0"/>
         <w:jc w:val="both"/>
         <w:rPr>
           <w:rFonts w:ascii="標楷體" w:eastAsia="標楷體" w:hAnsi="標楷體"/>
@@ -3235,7 +3235,7 @@
     </w:p>
     <w:p>
       <w:pPr>
-        <w:ind w:firstLine="560"/>
+        <w:ind w:firstLineChars="0" w:firstLine="0"/>
         <w:jc w:val="both"/>
         <w:rPr>
           <w:rFonts w:ascii="標楷體" w:eastAsia="標楷體" w:hAnsi="標楷體"/>
@@ -24257,6 +24257,7 @@
                 <w:sz w:val="30"/>
                 <w:szCs w:val="30"/>
               </w:rPr>
+              <w:lastRenderedPageBreak/>
               <w:t>A05</w:t>
             </w:r>
           </w:p>
@@ -38206,7 +38207,7 @@
         <w:widowControl/>
         <w:ind w:firstLineChars="0" w:firstLine="0"/>
         <w:rPr>
-          <w:rFonts w:ascii="標楷體" w:eastAsia="標楷體" w:hAnsi="標楷體" w:cstheme="majorBidi" w:hint="eastAsia"/>
+          <w:rFonts w:ascii="標楷體" w:eastAsia="標楷體" w:hAnsi="標楷體" w:cstheme="majorBidi"/>
           <w:bCs/>
           <w:kern w:val="52"/>
           <w:sz w:val="28"/>
@@ -47913,7 +47914,7 @@
         <w:ind w:firstLineChars="0" w:firstLine="0"/>
         <w:jc w:val="both"/>
         <w:rPr>
-          <w:rFonts w:ascii="標楷體" w:eastAsia="標楷體" w:hAnsi="標楷體" w:hint="eastAsia"/>
+          <w:rFonts w:ascii="標楷體" w:eastAsia="標楷體" w:hAnsi="標楷體"/>
           <w:sz w:val="28"/>
           <w:szCs w:val="28"/>
         </w:rPr>

--- a/系統文件/系統文件.docx
+++ b/系統文件/系統文件.docx
@@ -2629,7 +2629,7 @@
         <w:ind w:firstLine="560"/>
         <w:jc w:val="both"/>
         <w:rPr>
-          <w:rFonts w:ascii="標楷體" w:eastAsia="標楷體" w:hAnsi="標楷體"/>
+          <w:rFonts w:ascii="標楷體" w:eastAsia="標楷體" w:hAnsi="標楷體" w:hint="eastAsia"/>
           <w:sz w:val="28"/>
           <w:szCs w:val="28"/>
         </w:rPr>
@@ -2640,7 +2640,7 @@
           <w:sz w:val="28"/>
           <w:szCs w:val="28"/>
         </w:rPr>
-        <w:t>近年來日本文化在台灣的影響力持續攀升，無論</w:t>
+        <w:t>近年來，日本文化在台灣的影響力持續深化，</w:t>
       </w:r>
       <w:proofErr w:type="gramStart"/>
       <w:r>
@@ -2649,7 +2649,7 @@
           <w:sz w:val="28"/>
           <w:szCs w:val="28"/>
         </w:rPr>
-        <w:t>是動漫</w:t>
+        <w:t>涵蓋動漫</w:t>
       </w:r>
       <w:proofErr w:type="gramEnd"/>
       <w:r>
@@ -2658,7 +2658,79 @@
           <w:sz w:val="28"/>
           <w:szCs w:val="28"/>
         </w:rPr>
-        <w:t>、戲劇、音樂、美食或觀光旅遊，都讓越來越多人對日文產生興趣。</w:t>
+        <w:t>、影視、流行音樂、飲食及觀光旅遊等多元領域。根據交通部觀光署統計，日本常年位居國人出國目的地榜首；</w:t>
+      </w:r>
+      <w:proofErr w:type="gramStart"/>
+      <w:r>
+        <w:rPr>
+          <w:rFonts w:ascii="標楷體" w:eastAsia="標楷體" w:hAnsi="標楷體" w:hint="eastAsia"/>
+          <w:sz w:val="28"/>
+          <w:szCs w:val="28"/>
+        </w:rPr>
+        <w:t>此外，</w:t>
+      </w:r>
+      <w:proofErr w:type="gramEnd"/>
+      <w:r>
+        <w:rPr>
+          <w:rFonts w:ascii="標楷體" w:eastAsia="標楷體" w:hAnsi="標楷體" w:hint="eastAsia"/>
+          <w:sz w:val="28"/>
+          <w:szCs w:val="28"/>
+        </w:rPr>
+        <w:t>歷年台北國際</w:t>
+      </w:r>
+      <w:proofErr w:type="gramStart"/>
+      <w:r>
+        <w:rPr>
+          <w:rFonts w:ascii="標楷體" w:eastAsia="標楷體" w:hAnsi="標楷體" w:hint="eastAsia"/>
+          <w:sz w:val="28"/>
+          <w:szCs w:val="28"/>
+        </w:rPr>
+        <w:t>動漫節</w:t>
+      </w:r>
+      <w:proofErr w:type="gramEnd"/>
+      <w:r>
+        <w:rPr>
+          <w:rFonts w:ascii="標楷體" w:eastAsia="標楷體" w:hAnsi="標楷體" w:hint="eastAsia"/>
+          <w:sz w:val="28"/>
+          <w:szCs w:val="28"/>
+        </w:rPr>
+        <w:t>（</w:t>
+      </w:r>
+      <w:proofErr w:type="spellStart"/>
+      <w:r>
+        <w:rPr>
+          <w:rFonts w:ascii="標楷體" w:eastAsia="標楷體" w:hAnsi="標楷體" w:hint="eastAsia"/>
+          <w:sz w:val="28"/>
+          <w:szCs w:val="28"/>
+        </w:rPr>
+        <w:t>TiCA</w:t>
+      </w:r>
+      <w:proofErr w:type="spellEnd"/>
+      <w:r>
+        <w:rPr>
+          <w:rFonts w:ascii="標楷體" w:eastAsia="標楷體" w:hAnsi="標楷體" w:hint="eastAsia"/>
+          <w:sz w:val="28"/>
+          <w:szCs w:val="28"/>
+        </w:rPr>
+        <w:t>）參觀</w:t>
+      </w:r>
+      <w:proofErr w:type="gramStart"/>
+      <w:r>
+        <w:rPr>
+          <w:rFonts w:ascii="標楷體" w:eastAsia="標楷體" w:hAnsi="標楷體" w:hint="eastAsia"/>
+          <w:sz w:val="28"/>
+          <w:szCs w:val="28"/>
+        </w:rPr>
+        <w:t>人次屢</w:t>
+      </w:r>
+      <w:proofErr w:type="gramEnd"/>
+      <w:r>
+        <w:rPr>
+          <w:rFonts w:ascii="標楷體" w:eastAsia="標楷體" w:hAnsi="標楷體" w:hint="eastAsia"/>
+          <w:sz w:val="28"/>
+          <w:szCs w:val="28"/>
+        </w:rPr>
+        <w:t>創新高，皆客觀展現出國人對日本文化的高度熱忱，進而促使越來越多人對日語學習產生強烈需求。</w:t>
       </w:r>
     </w:p>
     <w:p>
@@ -2671,13 +2743,96 @@
           <w:szCs w:val="28"/>
         </w:rPr>
       </w:pPr>
+    </w:p>
+    <w:p>
+      <w:pPr>
+        <w:ind w:firstLine="560"/>
+        <w:jc w:val="both"/>
+        <w:rPr>
+          <w:rFonts w:ascii="標楷體" w:eastAsia="標楷體" w:hAnsi="標楷體" w:hint="eastAsia"/>
+          <w:sz w:val="28"/>
+          <w:szCs w:val="28"/>
+        </w:rPr>
+      </w:pPr>
       <w:r>
         <w:rPr>
           <w:rFonts w:ascii="標楷體" w:eastAsia="標楷體" w:hAnsi="標楷體" w:hint="eastAsia"/>
           <w:sz w:val="28"/>
           <w:szCs w:val="28"/>
         </w:rPr>
-        <w:t>然而，傳統的日文學習方式多半透過課本、補習班或單字 App，內容偏向制式化且脫離生活情境，導致學習者容易感到枯燥而中途放棄。同時，隨著智慧型手機的普及與影像辨識、AI 技術的成熟，使「拍照即學習」成為可能，讓學習者能將生活中遇到的事物即時轉化為學習素材。</w:t>
+        <w:t>然而，教育心理學中的「情境學習理論（Situated Learning）」強調，知識必須在真實、具體的社會與物理情境中產生與應用，才能達到最佳的內化與學習效果。反觀傳統的日語學習途徑，多半仰賴實體教科書、補習班或制式化的單字</w:t>
+      </w:r>
+      <w:proofErr w:type="gramStart"/>
+      <w:r>
+        <w:rPr>
+          <w:rFonts w:ascii="標楷體" w:eastAsia="標楷體" w:hAnsi="標楷體" w:hint="eastAsia"/>
+          <w:sz w:val="28"/>
+          <w:szCs w:val="28"/>
+        </w:rPr>
+        <w:t>字</w:t>
+      </w:r>
+      <w:proofErr w:type="gramEnd"/>
+      <w:r>
+        <w:rPr>
+          <w:rFonts w:ascii="標楷體" w:eastAsia="標楷體" w:hAnsi="標楷體" w:hint="eastAsia"/>
+          <w:sz w:val="28"/>
+          <w:szCs w:val="28"/>
+        </w:rPr>
+        <w:t>卡，這種將「語言」與「真實生活」剝離的學習模式，導致學習者大腦難以建立深刻</w:t>
+      </w:r>
+      <w:proofErr w:type="gramStart"/>
+      <w:r>
+        <w:rPr>
+          <w:rFonts w:ascii="標楷體" w:eastAsia="標楷體" w:hAnsi="標楷體" w:hint="eastAsia"/>
+          <w:sz w:val="28"/>
+          <w:szCs w:val="28"/>
+        </w:rPr>
+        <w:t>的神境連結</w:t>
+      </w:r>
+      <w:proofErr w:type="gramEnd"/>
+      <w:r>
+        <w:rPr>
+          <w:rFonts w:ascii="標楷體" w:eastAsia="標楷體" w:hAnsi="標楷體" w:hint="eastAsia"/>
+          <w:sz w:val="28"/>
+          <w:szCs w:val="28"/>
+        </w:rPr>
+        <w:t>，容易陷入「死</w:t>
+      </w:r>
+      <w:proofErr w:type="gramStart"/>
+      <w:r>
+        <w:rPr>
+          <w:rFonts w:ascii="標楷體" w:eastAsia="標楷體" w:hAnsi="標楷體" w:hint="eastAsia"/>
+          <w:sz w:val="28"/>
+          <w:szCs w:val="28"/>
+        </w:rPr>
+        <w:t>背硬記</w:t>
+      </w:r>
+      <w:proofErr w:type="gramEnd"/>
+      <w:r>
+        <w:rPr>
+          <w:rFonts w:ascii="標楷體" w:eastAsia="標楷體" w:hAnsi="標楷體" w:hint="eastAsia"/>
+          <w:sz w:val="28"/>
+          <w:szCs w:val="28"/>
+        </w:rPr>
+        <w:t>、</w:t>
+      </w:r>
+      <w:proofErr w:type="gramStart"/>
+      <w:r>
+        <w:rPr>
+          <w:rFonts w:ascii="標楷體" w:eastAsia="標楷體" w:hAnsi="標楷體" w:hint="eastAsia"/>
+          <w:sz w:val="28"/>
+          <w:szCs w:val="28"/>
+        </w:rPr>
+        <w:t>考完即忘</w:t>
+      </w:r>
+      <w:proofErr w:type="gramEnd"/>
+      <w:r>
+        <w:rPr>
+          <w:rFonts w:ascii="標楷體" w:eastAsia="標楷體" w:hAnsi="標楷體" w:hint="eastAsia"/>
+          <w:sz w:val="28"/>
+          <w:szCs w:val="28"/>
+        </w:rPr>
+        <w:t>」的窘境。</w:t>
       </w:r>
     </w:p>
     <w:p>
@@ -2690,14 +2845,6 @@
           <w:szCs w:val="28"/>
         </w:rPr>
       </w:pPr>
-      <w:r>
-        <w:rPr>
-          <w:rFonts w:ascii="標楷體" w:eastAsia="標楷體" w:hAnsi="標楷體" w:hint="eastAsia"/>
-          <w:sz w:val="28"/>
-          <w:szCs w:val="28"/>
-        </w:rPr>
-        <w:t>本系統正是在這樣的背景下誕生，希望結合拍照辨識、情境學習與社群互動，打造一款能融入日常生活的日文學習應用程式。</w:t>
-      </w:r>
     </w:p>
     <w:p>
       <w:pPr>
@@ -2709,6 +2856,50 @@
           <w:szCs w:val="28"/>
         </w:rPr>
       </w:pPr>
+      <w:r>
+        <w:rPr>
+          <w:rFonts w:ascii="標楷體" w:eastAsia="標楷體" w:hAnsi="標楷體" w:hint="eastAsia"/>
+          <w:sz w:val="28"/>
+          <w:szCs w:val="28"/>
+        </w:rPr>
+        <w:t>因此，隨著智慧型手機的高度</w:t>
+      </w:r>
+      <w:proofErr w:type="gramStart"/>
+      <w:r>
+        <w:rPr>
+          <w:rFonts w:ascii="標楷體" w:eastAsia="標楷體" w:hAnsi="標楷體" w:hint="eastAsia"/>
+          <w:sz w:val="28"/>
+          <w:szCs w:val="28"/>
+        </w:rPr>
+        <w:t>普及，</w:t>
+      </w:r>
+      <w:proofErr w:type="gramEnd"/>
+      <w:r>
+        <w:rPr>
+          <w:rFonts w:ascii="標楷體" w:eastAsia="標楷體" w:hAnsi="標楷體" w:hint="eastAsia"/>
+          <w:sz w:val="28"/>
+          <w:szCs w:val="28"/>
+        </w:rPr>
+        <w:t>以及電腦視覺（Computer Vision）與人工智慧（AI）技術的日益成熟，若能透過影像辨識技術，將學習者生活周遭的實體物件與真實場景，即時轉化為客製化的學習素材，創造出「</w:t>
+      </w:r>
+      <w:proofErr w:type="gramStart"/>
+      <w:r>
+        <w:rPr>
+          <w:rFonts w:ascii="標楷體" w:eastAsia="標楷體" w:hAnsi="標楷體" w:hint="eastAsia"/>
+          <w:sz w:val="28"/>
+          <w:szCs w:val="28"/>
+        </w:rPr>
+        <w:t>即拍即</w:t>
+      </w:r>
+      <w:proofErr w:type="gramEnd"/>
+      <w:r>
+        <w:rPr>
+          <w:rFonts w:ascii="標楷體" w:eastAsia="標楷體" w:hAnsi="標楷體" w:hint="eastAsia"/>
+          <w:sz w:val="28"/>
+          <w:szCs w:val="28"/>
+        </w:rPr>
+        <w:t>學」的創新模式，便能徹底打破傳統教室與書本的框架，讓語言學習無縫融入日常軌跡中。</w:t>
+      </w:r>
     </w:p>
     <w:p>
       <w:pPr>
@@ -2719,6 +2910,7 @@
         <w:rPr>
           <w:rFonts w:hint="eastAsia"/>
         </w:rPr>
+        <w:lastRenderedPageBreak/>
         <w:t xml:space="preserve">1-2 </w:t>
       </w:r>
       <w:r>
@@ -2731,169 +2923,179 @@
     </w:p>
     <w:p>
       <w:pPr>
-        <w:ind w:firstLine="560"/>
-        <w:jc w:val="both"/>
+        <w:pStyle w:val="-"/>
         <w:rPr>
-          <w:rFonts w:ascii="標楷體" w:eastAsia="標楷體" w:hAnsi="標楷體"/>
+          <w:rFonts w:ascii="標楷體" w:hAnsi="標楷體" w:cstheme="minorBidi" w:hint="eastAsia"/>
+          <w:bCs w:val="0"/>
           <w:sz w:val="28"/>
           <w:szCs w:val="28"/>
         </w:rPr>
       </w:pPr>
+      <w:bookmarkStart w:id="5" w:name="_Toc228180309"/>
       <w:r>
         <w:rPr>
-          <w:rFonts w:ascii="標楷體" w:eastAsia="標楷體" w:hAnsi="標楷體" w:hint="eastAsia"/>
+          <w:rFonts w:ascii="標楷體" w:hAnsi="標楷體" w:cstheme="minorBidi" w:hint="eastAsia"/>
+          <w:bCs w:val="0"/>
           <w:sz w:val="28"/>
           <w:szCs w:val="28"/>
         </w:rPr>
-        <w:t>我們觀察到許多人雖然對日文有興趣，但常因下列原因半途而廢：</w:t>
+        <w:t>我們觀察到，許多具備初步日語學習興趣的人，往往在學習初期便遭遇瓶頸而半途而廢。歸納其原因，主要面臨以下四大痛點，而這些痛點皆需要從「改變學習載體與環境」來著手解決：</w:t>
       </w:r>
     </w:p>
     <w:p>
       <w:pPr>
-        <w:numPr>
-          <w:ilvl w:val="0"/>
-          <w:numId w:val="2"/>
-        </w:numPr>
-        <w:ind w:firstLineChars="0"/>
-        <w:jc w:val="both"/>
+        <w:pStyle w:val="-"/>
         <w:rPr>
-          <w:rFonts w:ascii="標楷體" w:eastAsia="標楷體" w:hAnsi="標楷體"/>
+          <w:rFonts w:ascii="標楷體" w:hAnsi="標楷體" w:cstheme="minorBidi" w:hint="eastAsia"/>
+          <w:bCs w:val="0"/>
           <w:sz w:val="28"/>
           <w:szCs w:val="28"/>
         </w:rPr>
       </w:pPr>
       <w:r>
         <w:rPr>
-          <w:rFonts w:ascii="標楷體" w:eastAsia="標楷體" w:hAnsi="標楷體" w:hint="eastAsia"/>
+          <w:rFonts w:ascii="標楷體" w:hAnsi="標楷體" w:cstheme="minorBidi" w:hint="eastAsia"/>
+          <w:bCs w:val="0"/>
           <w:sz w:val="28"/>
           <w:szCs w:val="28"/>
         </w:rPr>
-        <w:t>學習內容枯燥：背單字缺乏情境，</w:t>
+        <w:t>學習內容生硬枯燥，缺乏情境記憶： 傳統背誦法缺乏視覺與情境輔助，單字難以轉化為長期記憶。解決此問題需要一種能將學習內容與使用者周遭生活事物直接連結的機制，賦予單字真實的意義。</w:t>
+      </w:r>
+    </w:p>
+    <w:p>
+      <w:pPr>
+        <w:pStyle w:val="-"/>
+        <w:rPr>
+          <w:rFonts w:ascii="標楷體" w:hAnsi="標楷體" w:cstheme="minorBidi" w:hint="eastAsia"/>
+          <w:bCs w:val="0"/>
+          <w:sz w:val="28"/>
+          <w:szCs w:val="28"/>
+        </w:rPr>
+      </w:pPr>
+      <w:r>
+        <w:rPr>
+          <w:rFonts w:ascii="標楷體" w:hAnsi="標楷體" w:cstheme="minorBidi" w:hint="eastAsia"/>
+          <w:bCs w:val="0"/>
+          <w:sz w:val="28"/>
+          <w:szCs w:val="28"/>
+        </w:rPr>
+        <w:t>缺乏實際應用場景，導致動力削弱： 台灣缺乏全日語的環境，學習者「輸入」多於「輸出」，沒有實戰開口的機會。解決此問題需要創造一個</w:t>
       </w:r>
       <w:proofErr w:type="gramStart"/>
       <w:r>
         <w:rPr>
-          <w:rFonts w:ascii="標楷體" w:eastAsia="標楷體" w:hAnsi="標楷體" w:hint="eastAsia"/>
+          <w:rFonts w:ascii="標楷體" w:hAnsi="標楷體" w:cstheme="minorBidi" w:hint="eastAsia"/>
+          <w:bCs w:val="0"/>
           <w:sz w:val="28"/>
           <w:szCs w:val="28"/>
         </w:rPr>
-        <w:t>學完很快</w:t>
+        <w:t>低壓力且能</w:t>
       </w:r>
       <w:proofErr w:type="gramEnd"/>
       <w:r>
         <w:rPr>
-          <w:rFonts w:ascii="標楷體" w:eastAsia="標楷體" w:hAnsi="標楷體" w:hint="eastAsia"/>
+          <w:rFonts w:ascii="標楷體" w:hAnsi="標楷體" w:cstheme="minorBidi" w:hint="eastAsia"/>
+          <w:bCs w:val="0"/>
           <w:sz w:val="28"/>
           <w:szCs w:val="28"/>
         </w:rPr>
-        <w:t>忘記。</w:t>
+        <w:t>模擬真實生活情境的對答環境，讓學習者能隨時練習語言輸出。</w:t>
       </w:r>
     </w:p>
     <w:p>
       <w:pPr>
-        <w:numPr>
-          <w:ilvl w:val="0"/>
-          <w:numId w:val="2"/>
-        </w:numPr>
-        <w:ind w:firstLineChars="0"/>
-        <w:jc w:val="both"/>
+        <w:pStyle w:val="-"/>
         <w:rPr>
-          <w:rFonts w:ascii="標楷體" w:eastAsia="標楷體" w:hAnsi="標楷體"/>
+          <w:rFonts w:ascii="標楷體" w:hAnsi="標楷體" w:cstheme="minorBidi" w:hint="eastAsia"/>
+          <w:bCs w:val="0"/>
           <w:sz w:val="28"/>
           <w:szCs w:val="28"/>
         </w:rPr>
       </w:pPr>
       <w:r>
         <w:rPr>
-          <w:rFonts w:ascii="標楷體" w:eastAsia="標楷體" w:hAnsi="標楷體" w:hint="eastAsia"/>
+          <w:rFonts w:ascii="標楷體" w:hAnsi="標楷體" w:cstheme="minorBidi" w:hint="eastAsia"/>
+          <w:bCs w:val="0"/>
           <w:sz w:val="28"/>
           <w:szCs w:val="28"/>
         </w:rPr>
-        <w:t>缺乏實際應用場景：學了卻沒機會用，學習動力降低。</w:t>
+        <w:t>缺少即時回饋，難以維持學習習慣： 語言學習是長期的過程，若缺乏成就感，極易中斷。解決此問題需要導入遊戲化（Gamification）思維，給予具體的進步數據</w:t>
       </w:r>
-    </w:p>
-    <w:p>
-      <w:pPr>
-        <w:numPr>
-          <w:ilvl w:val="0"/>
-          <w:numId w:val="2"/>
-        </w:numPr>
-        <w:ind w:firstLineChars="0"/>
-        <w:jc w:val="both"/>
-        <w:rPr>
-          <w:rFonts w:ascii="標楷體" w:eastAsia="標楷體" w:hAnsi="標楷體"/>
-          <w:sz w:val="28"/>
-          <w:szCs w:val="28"/>
-        </w:rPr>
-      </w:pPr>
       <w:r>
         <w:rPr>
-          <w:rFonts w:ascii="標楷體" w:eastAsia="標楷體" w:hAnsi="標楷體" w:hint="eastAsia"/>
-          <w:sz w:val="28"/>
-          <w:szCs w:val="28"/>
-        </w:rPr>
-        <w:t>無法持續：缺少回饋與成就感，難以養成每日學習習慣。</w:t>
-      </w:r>
-    </w:p>
-    <w:p>
-      <w:pPr>
-        <w:numPr>
-          <w:ilvl w:val="0"/>
-          <w:numId w:val="2"/>
-        </w:numPr>
-        <w:ind w:firstLineChars="0"/>
-        <w:jc w:val="both"/>
-        <w:rPr>
-          <w:rFonts w:ascii="標楷體" w:eastAsia="標楷體" w:hAnsi="標楷體"/>
-          <w:sz w:val="28"/>
-          <w:szCs w:val="28"/>
-        </w:rPr>
-      </w:pPr>
-      <w:r>
-        <w:rPr>
-          <w:rFonts w:ascii="標楷體" w:eastAsia="標楷體" w:hAnsi="標楷體" w:hint="eastAsia"/>
-          <w:sz w:val="28"/>
-          <w:szCs w:val="28"/>
-        </w:rPr>
-        <w:t>互動性不足：傳統 App 多為單機體驗，缺乏與他人交流的機會。</w:t>
-      </w:r>
-    </w:p>
-    <w:p>
-      <w:pPr>
-        <w:ind w:firstLine="560"/>
-        <w:jc w:val="both"/>
-        <w:rPr>
-          <w:rFonts w:ascii="標楷體" w:eastAsia="標楷體" w:hAnsi="標楷體"/>
-          <w:sz w:val="28"/>
-          <w:szCs w:val="28"/>
-        </w:rPr>
-      </w:pPr>
-      <w:r>
-        <w:rPr>
-          <w:rFonts w:ascii="標楷體" w:eastAsia="標楷體" w:hAnsi="標楷體" w:hint="eastAsia"/>
+          <w:rFonts w:ascii="標楷體" w:hAnsi="標楷體" w:cstheme="minorBidi" w:hint="eastAsia"/>
+          <w:bCs w:val="0"/>
           <w:sz w:val="28"/>
           <w:szCs w:val="28"/>
         </w:rPr>
         <w:lastRenderedPageBreak/>
-        <w:t>因此，我們希望開發一款 App，讓使用者能在真實的生活場景中學日文。例如在拉麵店拍下菜單就能學到餐點單字、在車站拍下指示牌就能認識交通用語。透過將「學習」與「生活」結合，提高使用者的持續學習意願。</w:t>
+        <w:t>與獎勵，協助建立每日學習節律。</w:t>
       </w:r>
     </w:p>
     <w:p>
       <w:pPr>
-        <w:ind w:firstLine="560"/>
-        <w:jc w:val="both"/>
+        <w:pStyle w:val="-"/>
         <w:rPr>
-          <w:rFonts w:ascii="標楷體" w:eastAsia="標楷體" w:hAnsi="標楷體"/>
+          <w:rFonts w:ascii="標楷體" w:hAnsi="標楷體" w:cstheme="minorBidi" w:hint="eastAsia"/>
+          <w:bCs w:val="0"/>
           <w:sz w:val="28"/>
           <w:szCs w:val="28"/>
         </w:rPr>
       </w:pPr>
+      <w:r>
+        <w:rPr>
+          <w:rFonts w:ascii="標楷體" w:hAnsi="標楷體" w:cstheme="minorBidi" w:hint="eastAsia"/>
+          <w:bCs w:val="0"/>
+          <w:sz w:val="28"/>
+          <w:szCs w:val="28"/>
+        </w:rPr>
+        <w:t>學習過程孤單，社群互動性不足： 現有語言工具多為單機體驗，缺乏同儕交流。解決此問題需要建立一個能互相觀摩、挑戰與鼓勵的社群生態，利用群體力量降低放棄的機率。</w:t>
+      </w:r>
     </w:p>
     <w:p>
       <w:pPr>
         <w:pStyle w:val="-"/>
-      </w:pPr>
-      <w:bookmarkStart w:id="5" w:name="_Toc228180309"/>
+        <w:rPr>
+          <w:rFonts w:ascii="標楷體" w:hAnsi="標楷體" w:cstheme="minorBidi" w:hint="eastAsia"/>
+          <w:bCs w:val="0"/>
+          <w:sz w:val="28"/>
+          <w:szCs w:val="28"/>
+        </w:rPr>
+      </w:pPr>
+      <w:r>
+        <w:rPr>
+          <w:rFonts w:ascii="標楷體" w:hAnsi="標楷體" w:cstheme="minorBidi" w:hint="eastAsia"/>
+          <w:bCs w:val="0"/>
+          <w:sz w:val="28"/>
+          <w:szCs w:val="28"/>
+        </w:rPr>
+        <w:t>基於上述觀察，要有效提升學習成效與動力，必須跳脫傳統框架，提供一個能「將真實場景萃取為教材」、「提供</w:t>
+      </w:r>
+      <w:proofErr w:type="gramStart"/>
+      <w:r>
+        <w:rPr>
+          <w:rFonts w:ascii="標楷體" w:hAnsi="標楷體" w:cstheme="minorBidi" w:hint="eastAsia"/>
+          <w:bCs w:val="0"/>
+          <w:sz w:val="28"/>
+          <w:szCs w:val="28"/>
+        </w:rPr>
+        <w:t>沉</w:t>
+      </w:r>
+      <w:proofErr w:type="gramEnd"/>
+      <w:r>
+        <w:rPr>
+          <w:rFonts w:ascii="標楷體" w:hAnsi="標楷體" w:cstheme="minorBidi" w:hint="eastAsia"/>
+          <w:bCs w:val="0"/>
+          <w:sz w:val="28"/>
+          <w:szCs w:val="28"/>
+        </w:rPr>
+        <w:t>浸式輸出環境」並「具備正向社群回饋」的全新解決方案。</w:t>
+      </w:r>
+    </w:p>
+    <w:p>
+      <w:pPr>
+        <w:pStyle w:val="-"/>
+      </w:pPr>
       <w:r>
         <w:rPr>
           <w:rFonts w:hint="eastAsia"/>
@@ -2913,7 +3115,7 @@
         <w:ind w:firstLine="560"/>
         <w:jc w:val="both"/>
         <w:rPr>
-          <w:rFonts w:ascii="標楷體" w:eastAsia="標楷體" w:hAnsi="標楷體"/>
+          <w:rFonts w:ascii="標楷體" w:eastAsia="標楷體" w:hAnsi="標楷體" w:hint="eastAsia"/>
           <w:sz w:val="28"/>
           <w:szCs w:val="28"/>
         </w:rPr>
@@ -2924,15 +3126,15 @@
           <w:sz w:val="28"/>
           <w:szCs w:val="28"/>
         </w:rPr>
-        <w:t>本系統的目的是打造一款結合拍照辨識、AI 對話與學習社群的日文學習應用程式，主要目標如下：</w:t>
+        <w:t>為了解決 1-2 節所述之學習痛點，本系統的目的為開發一款具備高度互動性與生活連結的智慧日語學習平台，具體系統目標對應如下：</w:t>
       </w:r>
     </w:p>
     <w:p>
       <w:pPr>
-        <w:ind w:firstLineChars="0" w:firstLine="0"/>
+        <w:ind w:firstLine="560"/>
         <w:jc w:val="both"/>
         <w:rPr>
-          <w:rFonts w:ascii="標楷體" w:eastAsia="標楷體" w:hAnsi="標楷體"/>
+          <w:rFonts w:ascii="標楷體" w:eastAsia="標楷體" w:hAnsi="標楷體" w:hint="eastAsia"/>
           <w:sz w:val="28"/>
           <w:szCs w:val="28"/>
         </w:rPr>
@@ -2943,19 +3145,15 @@
           <w:sz w:val="28"/>
           <w:szCs w:val="28"/>
         </w:rPr>
-        <w:t>核心學習功能</w:t>
+        <w:t>開發「影像辨識與單字萃取」功能（對應痛點一）： 打破枯燥的單字表，提供拍照辨識系統。使用者拍攝生活場景（如拉麵店菜單、車站指示牌）後，系統自動辨識並生成相關日文單字與例句。同時具備自訂資料夾的單字收藏庫，讓學習者建立專屬的生活字庫。</w:t>
       </w:r>
     </w:p>
     <w:p>
       <w:pPr>
-        <w:numPr>
-          <w:ilvl w:val="0"/>
-          <w:numId w:val="6"/>
-        </w:numPr>
-        <w:ind w:firstLineChars="0"/>
+        <w:ind w:firstLine="560"/>
         <w:jc w:val="both"/>
         <w:rPr>
-          <w:rFonts w:ascii="標楷體" w:eastAsia="標楷體" w:hAnsi="標楷體"/>
+          <w:rFonts w:ascii="標楷體" w:eastAsia="標楷體" w:hAnsi="標楷體" w:hint="eastAsia"/>
           <w:sz w:val="28"/>
           <w:szCs w:val="28"/>
         </w:rPr>
@@ -2966,53 +3164,34 @@
           <w:sz w:val="28"/>
           <w:szCs w:val="28"/>
         </w:rPr>
-        <w:t>提供拍照辨識日文物件的功能，使用者可上傳場景照片，系統自動辨識並產生相關單字。</w:t>
+        <w:t>建構「</w:t>
       </w:r>
-    </w:p>
-    <w:p>
-      <w:pPr>
-        <w:numPr>
-          <w:ilvl w:val="0"/>
-          <w:numId w:val="6"/>
-        </w:numPr>
-        <w:ind w:firstLineChars="0"/>
-        <w:jc w:val="both"/>
-        <w:rPr>
-          <w:rFonts w:ascii="標楷體" w:eastAsia="標楷體" w:hAnsi="標楷體"/>
-          <w:sz w:val="28"/>
-          <w:szCs w:val="28"/>
-        </w:rPr>
-      </w:pPr>
+      <w:proofErr w:type="gramStart"/>
       <w:r>
         <w:rPr>
           <w:rFonts w:ascii="標楷體" w:eastAsia="標楷體" w:hAnsi="標楷體" w:hint="eastAsia"/>
           <w:sz w:val="28"/>
           <w:szCs w:val="28"/>
         </w:rPr>
-        <w:t>提供完整的單字收藏夾系統，支援自訂資料夾與單字分類管理，使用者可自由建立、重新命名與移動單字。</w:t>
+        <w:t>沉</w:t>
       </w:r>
-    </w:p>
-    <w:p>
-      <w:pPr>
-        <w:numPr>
-          <w:ilvl w:val="0"/>
-          <w:numId w:val="6"/>
-        </w:numPr>
-        <w:ind w:firstLineChars="0"/>
-        <w:jc w:val="both"/>
-        <w:rPr>
-          <w:rFonts w:ascii="標楷體" w:eastAsia="標楷體" w:hAnsi="標楷體"/>
-          <w:sz w:val="28"/>
-          <w:szCs w:val="28"/>
-        </w:rPr>
-      </w:pPr>
+      <w:proofErr w:type="gramEnd"/>
       <w:r>
         <w:rPr>
           <w:rFonts w:ascii="標楷體" w:eastAsia="標楷體" w:hAnsi="標楷體" w:hint="eastAsia"/>
           <w:sz w:val="28"/>
           <w:szCs w:val="28"/>
         </w:rPr>
-        <w:t>整合 AI 角色扮演對話功能，讓使用者透過情境對話練習</w:t>
+        <w:t>浸式 AI 情境對話」模組（對應痛點二）： 為解決缺乏應用場景的問題，整合 AI 角色扮演（Roleplay）對話功能。系統提供多樣化的生活任務（如點餐、</w:t>
+      </w:r>
+      <w:r>
+        <w:rPr>
+          <w:rFonts w:ascii="標楷體" w:eastAsia="標楷體" w:hAnsi="標楷體" w:hint="eastAsia"/>
+          <w:sz w:val="28"/>
+          <w:szCs w:val="28"/>
+        </w:rPr>
+        <w:lastRenderedPageBreak/>
+        <w:t>問路），讓使用者透過對話練習</w:t>
       </w:r>
       <w:proofErr w:type="gramStart"/>
       <w:r>
@@ -3030,15 +3209,15 @@
           <w:sz w:val="28"/>
           <w:szCs w:val="28"/>
         </w:rPr>
-        <w:t>。</w:t>
+        <w:t>，並給予語法即時糾正與假名標音輔助。</w:t>
       </w:r>
     </w:p>
     <w:p>
       <w:pPr>
-        <w:ind w:firstLineChars="0" w:firstLine="0"/>
+        <w:ind w:firstLine="560"/>
         <w:jc w:val="both"/>
         <w:rPr>
-          <w:rFonts w:ascii="標楷體" w:eastAsia="標楷體" w:hAnsi="標楷體"/>
+          <w:rFonts w:ascii="標楷體" w:eastAsia="標楷體" w:hAnsi="標楷體" w:hint="eastAsia"/>
           <w:sz w:val="28"/>
           <w:szCs w:val="28"/>
         </w:rPr>
@@ -3049,19 +3228,15 @@
           <w:sz w:val="28"/>
           <w:szCs w:val="28"/>
         </w:rPr>
-        <w:t>學習動機與社群互動</w:t>
+        <w:t>導入「遊戲化學習與成就數據」機制（對應痛點三）： 設計成就徽章系統與個人能力雷達圖（聽、說、讀、寫、文化五大維度），並搭配連續登入紀錄（Streak）與每日目標推播，透過數據視覺化給予即時回饋，強化持續學習的動機。</w:t>
       </w:r>
     </w:p>
     <w:p>
       <w:pPr>
-        <w:numPr>
-          <w:ilvl w:val="0"/>
-          <w:numId w:val="7"/>
-        </w:numPr>
-        <w:ind w:firstLineChars="0"/>
+        <w:ind w:firstLine="560"/>
         <w:jc w:val="both"/>
         <w:rPr>
-          <w:rFonts w:ascii="標楷體" w:eastAsia="標楷體" w:hAnsi="標楷體"/>
+          <w:rFonts w:ascii="標楷體" w:eastAsia="標楷體" w:hAnsi="標楷體" w:hint="eastAsia"/>
           <w:sz w:val="28"/>
           <w:szCs w:val="28"/>
         </w:rPr>
@@ -3072,271 +3247,7 @@
           <w:sz w:val="28"/>
           <w:szCs w:val="28"/>
         </w:rPr>
-        <w:t>設計成就徽章系統與能力雷達圖，根據使用者的學習行為動態計算「聽說讀寫文化」五大能力值。</w:t>
-      </w:r>
-    </w:p>
-    <w:p>
-      <w:pPr>
-        <w:numPr>
-          <w:ilvl w:val="0"/>
-          <w:numId w:val="7"/>
-        </w:numPr>
-        <w:ind w:firstLineChars="0"/>
-        <w:jc w:val="both"/>
-        <w:rPr>
-          <w:rFonts w:ascii="標楷體" w:eastAsia="標楷體" w:hAnsi="標楷體"/>
-          <w:sz w:val="28"/>
-          <w:szCs w:val="28"/>
-        </w:rPr>
-      </w:pPr>
-      <w:r>
-        <w:rPr>
-          <w:rFonts w:ascii="標楷體" w:eastAsia="標楷體" w:hAnsi="標楷體" w:hint="eastAsia"/>
-          <w:sz w:val="28"/>
-          <w:szCs w:val="28"/>
-        </w:rPr>
-        <w:t>提供連續登入紀錄、每日學習目標與通知提醒，協助使用者養成持續學習的習慣。</w:t>
-      </w:r>
-    </w:p>
-    <w:p>
-      <w:pPr>
-        <w:numPr>
-          <w:ilvl w:val="0"/>
-          <w:numId w:val="7"/>
-        </w:numPr>
-        <w:ind w:firstLineChars="0"/>
-        <w:jc w:val="both"/>
-        <w:rPr>
-          <w:rFonts w:ascii="標楷體" w:eastAsia="標楷體" w:hAnsi="標楷體"/>
-          <w:sz w:val="28"/>
-          <w:szCs w:val="28"/>
-        </w:rPr>
-      </w:pPr>
-      <w:r>
-        <w:rPr>
-          <w:rFonts w:ascii="標楷體" w:eastAsia="標楷體" w:hAnsi="標楷體" w:hint="eastAsia"/>
-          <w:sz w:val="28"/>
-          <w:szCs w:val="28"/>
-        </w:rPr>
-        <w:t>建立好友系統與學習小組功能，讓使用者能與朋友一起挑戰學習目標、互相鼓勵。</w:t>
-      </w:r>
-    </w:p>
-    <w:p>
-      <w:pPr>
-        <w:ind w:firstLineChars="0" w:firstLine="0"/>
-        <w:jc w:val="both"/>
-        <w:rPr>
-          <w:rFonts w:ascii="標楷體" w:eastAsia="標楷體" w:hAnsi="標楷體"/>
-          <w:sz w:val="28"/>
-          <w:szCs w:val="28"/>
-        </w:rPr>
-      </w:pPr>
-      <w:r>
-        <w:rPr>
-          <w:rFonts w:ascii="標楷體" w:eastAsia="標楷體" w:hAnsi="標楷體" w:hint="eastAsia"/>
-          <w:sz w:val="28"/>
-          <w:szCs w:val="28"/>
-        </w:rPr>
-        <w:t>個人化與帳號管理</w:t>
-      </w:r>
-    </w:p>
-    <w:p>
-      <w:pPr>
-        <w:numPr>
-          <w:ilvl w:val="0"/>
-          <w:numId w:val="8"/>
-        </w:numPr>
-        <w:ind w:firstLineChars="0"/>
-        <w:jc w:val="both"/>
-        <w:rPr>
-          <w:rFonts w:ascii="標楷體" w:eastAsia="標楷體" w:hAnsi="標楷體"/>
-          <w:sz w:val="28"/>
-          <w:szCs w:val="28"/>
-        </w:rPr>
-      </w:pPr>
-      <w:r>
-        <w:rPr>
-          <w:rFonts w:ascii="標楷體" w:eastAsia="標楷體" w:hAnsi="標楷體" w:hint="eastAsia"/>
-          <w:sz w:val="28"/>
-          <w:szCs w:val="28"/>
-        </w:rPr>
-        <w:lastRenderedPageBreak/>
-        <w:t>支援 Email 與 Google 帳號登入。</w:t>
-      </w:r>
-    </w:p>
-    <w:p>
-      <w:pPr>
-        <w:numPr>
-          <w:ilvl w:val="0"/>
-          <w:numId w:val="8"/>
-        </w:numPr>
-        <w:ind w:firstLineChars="0"/>
-        <w:jc w:val="both"/>
-        <w:rPr>
-          <w:rFonts w:ascii="標楷體" w:eastAsia="標楷體" w:hAnsi="標楷體"/>
-          <w:sz w:val="28"/>
-          <w:szCs w:val="28"/>
-        </w:rPr>
-      </w:pPr>
-      <w:r>
-        <w:rPr>
-          <w:rFonts w:ascii="標楷體" w:eastAsia="標楷體" w:hAnsi="標楷體" w:hint="eastAsia"/>
-          <w:sz w:val="28"/>
-          <w:szCs w:val="28"/>
-        </w:rPr>
-        <w:t>提供個人資料管理（暱稱修改、大頭貼上傳、日文等級設定）。</w:t>
-      </w:r>
-    </w:p>
-    <w:p>
-      <w:pPr>
-        <w:numPr>
-          <w:ilvl w:val="0"/>
-          <w:numId w:val="8"/>
-        </w:numPr>
-        <w:ind w:firstLineChars="0"/>
-        <w:jc w:val="both"/>
-        <w:rPr>
-          <w:rFonts w:ascii="標楷體" w:eastAsia="標楷體" w:hAnsi="標楷體"/>
-          <w:sz w:val="28"/>
-          <w:szCs w:val="28"/>
-        </w:rPr>
-      </w:pPr>
-      <w:r>
-        <w:rPr>
-          <w:rFonts w:ascii="標楷體" w:eastAsia="標楷體" w:hAnsi="標楷體" w:hint="eastAsia"/>
-          <w:sz w:val="28"/>
-          <w:szCs w:val="28"/>
-        </w:rPr>
-        <w:t>提供系統設定（字體大小調整、通知提醒、意見回饋）。</w:t>
-      </w:r>
-    </w:p>
-    <w:p>
-      <w:pPr>
-        <w:numPr>
-          <w:ilvl w:val="0"/>
-          <w:numId w:val="8"/>
-        </w:numPr>
-        <w:ind w:firstLineChars="0"/>
-        <w:jc w:val="both"/>
-        <w:rPr>
-          <w:rFonts w:ascii="標楷體" w:eastAsia="標楷體" w:hAnsi="標楷體"/>
-          <w:sz w:val="28"/>
-          <w:szCs w:val="28"/>
-        </w:rPr>
-      </w:pPr>
-      <w:r>
-        <w:rPr>
-          <w:rFonts w:ascii="標楷體" w:eastAsia="標楷體" w:hAnsi="標楷體" w:hint="eastAsia"/>
-          <w:sz w:val="28"/>
-          <w:szCs w:val="28"/>
-        </w:rPr>
-        <w:t>提供帳號安全管理（修改密碼、刪除帳號）。</w:t>
-      </w:r>
-    </w:p>
-    <w:p>
-      <w:pPr>
-        <w:ind w:firstLineChars="0" w:firstLine="0"/>
-        <w:jc w:val="both"/>
-        <w:rPr>
-          <w:rFonts w:ascii="標楷體" w:eastAsia="標楷體" w:hAnsi="標楷體"/>
-          <w:sz w:val="28"/>
-          <w:szCs w:val="28"/>
-        </w:rPr>
-      </w:pPr>
-      <w:r>
-        <w:rPr>
-          <w:rFonts w:ascii="標楷體" w:eastAsia="標楷體" w:hAnsi="標楷體" w:hint="eastAsia"/>
-          <w:sz w:val="28"/>
-          <w:szCs w:val="28"/>
-        </w:rPr>
-        <w:t>商業模式與服務支援</w:t>
-      </w:r>
-    </w:p>
-    <w:p>
-      <w:pPr>
-        <w:numPr>
-          <w:ilvl w:val="0"/>
-          <w:numId w:val="9"/>
-        </w:numPr>
-        <w:ind w:firstLineChars="0"/>
-        <w:jc w:val="both"/>
-        <w:rPr>
-          <w:rFonts w:ascii="標楷體" w:eastAsia="標楷體" w:hAnsi="標楷體"/>
-          <w:sz w:val="28"/>
-          <w:szCs w:val="28"/>
-        </w:rPr>
-      </w:pPr>
-      <w:r>
-        <w:rPr>
-          <w:rFonts w:ascii="標楷體" w:eastAsia="標楷體" w:hAnsi="標楷體" w:hint="eastAsia"/>
-          <w:sz w:val="28"/>
-          <w:szCs w:val="28"/>
-        </w:rPr>
-        <w:t>提供 J-Pts 點數系統與 Premium 訂閱方案，使用者可購買點數</w:t>
-      </w:r>
-      <w:proofErr w:type="gramStart"/>
-      <w:r>
-        <w:rPr>
-          <w:rFonts w:ascii="標楷體" w:eastAsia="標楷體" w:hAnsi="標楷體" w:hint="eastAsia"/>
-          <w:sz w:val="28"/>
-          <w:szCs w:val="28"/>
-        </w:rPr>
-        <w:t>解鎖更多</w:t>
-      </w:r>
-      <w:proofErr w:type="gramEnd"/>
-      <w:r>
-        <w:rPr>
-          <w:rFonts w:ascii="標楷體" w:eastAsia="標楷體" w:hAnsi="標楷體" w:hint="eastAsia"/>
-          <w:sz w:val="28"/>
-          <w:szCs w:val="28"/>
-        </w:rPr>
-        <w:t>進階功能。</w:t>
-      </w:r>
-    </w:p>
-    <w:p>
-      <w:pPr>
-        <w:numPr>
-          <w:ilvl w:val="0"/>
-          <w:numId w:val="9"/>
-        </w:numPr>
-        <w:ind w:firstLineChars="0"/>
-        <w:jc w:val="both"/>
-        <w:rPr>
-          <w:rFonts w:ascii="標楷體" w:eastAsia="標楷體" w:hAnsi="標楷體"/>
-          <w:sz w:val="28"/>
-          <w:szCs w:val="28"/>
-        </w:rPr>
-      </w:pPr>
-      <w:r>
-        <w:rPr>
-          <w:rFonts w:ascii="標楷體" w:eastAsia="標楷體" w:hAnsi="標楷體" w:hint="eastAsia"/>
-          <w:sz w:val="28"/>
-          <w:szCs w:val="28"/>
-        </w:rPr>
-        <w:t>提供完整的交易紀錄查詢，使用者可隨時查看自己的購買歷史。</w:t>
-      </w:r>
-    </w:p>
-    <w:p>
-      <w:pPr>
-        <w:numPr>
-          <w:ilvl w:val="0"/>
-          <w:numId w:val="9"/>
-        </w:numPr>
-        <w:ind w:firstLineChars="0"/>
-        <w:jc w:val="both"/>
-        <w:rPr>
-          <w:rFonts w:ascii="標楷體" w:eastAsia="標楷體" w:hAnsi="標楷體"/>
-          <w:sz w:val="28"/>
-          <w:szCs w:val="28"/>
-        </w:rPr>
-      </w:pPr>
-      <w:r>
-        <w:rPr>
-          <w:rFonts w:ascii="標楷體" w:eastAsia="標楷體" w:hAnsi="標楷體" w:hint="eastAsia"/>
-          <w:sz w:val="28"/>
-          <w:szCs w:val="28"/>
-        </w:rPr>
-        <w:t>設計雙向意見回饋機制，使用者送出回饋後可在 App 內查看官方回覆。</w:t>
+        <w:t>打造「同儕共學與互動小組」社群（對應痛點四）： 建立好友系統與學習小組功能。使用者可邀請朋友共組群組，共享學習進度與排行榜，將單機學習轉化為具備良性競爭與互相督促的社群體驗。</w:t>
       </w:r>
     </w:p>
     <w:p>
@@ -3371,14 +3282,10 @@
     </w:p>
     <w:p>
       <w:pPr>
-        <w:numPr>
-          <w:ilvl w:val="0"/>
-          <w:numId w:val="11"/>
-        </w:numPr>
-        <w:ind w:firstLineChars="0"/>
+        <w:ind w:firstLine="560"/>
         <w:jc w:val="both"/>
         <w:rPr>
-          <w:rFonts w:ascii="標楷體" w:eastAsia="標楷體" w:hAnsi="標楷體"/>
+          <w:rFonts w:ascii="標楷體" w:eastAsia="標楷體" w:hAnsi="標楷體" w:hint="eastAsia"/>
           <w:sz w:val="28"/>
           <w:szCs w:val="28"/>
         </w:rPr>
@@ -3389,7 +3296,26 @@
           <w:sz w:val="28"/>
           <w:szCs w:val="28"/>
         </w:rPr>
-        <w:t>完成一款功能完整的日文學習 App：整合拍照辨識、單字收藏、AI 對話、社群互動、商業模式與個人化設定，提供使用者一</w:t>
+        <w:t>本專題預期完成一款高完整度的日語學習 App，透過先進技術解決使用者痛點，並創造以下實質價值：</w:t>
+      </w:r>
+    </w:p>
+    <w:p>
+      <w:pPr>
+        <w:ind w:firstLine="560"/>
+        <w:jc w:val="both"/>
+        <w:rPr>
+          <w:rFonts w:ascii="標楷體" w:eastAsia="標楷體" w:hAnsi="標楷體" w:hint="eastAsia"/>
+          <w:sz w:val="28"/>
+          <w:szCs w:val="28"/>
+        </w:rPr>
+      </w:pPr>
+      <w:r>
+        <w:rPr>
+          <w:rFonts w:ascii="標楷體" w:eastAsia="標楷體" w:hAnsi="標楷體" w:hint="eastAsia"/>
+          <w:sz w:val="28"/>
+          <w:szCs w:val="28"/>
+        </w:rPr>
+        <w:t>創造「生活即教材」的創新學習價值： 運用 Google AI 視覺辨識技術與 Python 後端處理，實現「</w:t>
       </w:r>
       <w:proofErr w:type="gramStart"/>
       <w:r>
@@ -3398,7 +3324,7 @@
           <w:sz w:val="28"/>
           <w:szCs w:val="28"/>
         </w:rPr>
-        <w:t>站式的學習</w:t>
+        <w:t>即拍即</w:t>
       </w:r>
       <w:proofErr w:type="gramEnd"/>
       <w:r>
@@ -3407,19 +3333,15 @@
           <w:sz w:val="28"/>
           <w:szCs w:val="28"/>
         </w:rPr>
-        <w:t>體驗。</w:t>
+        <w:t>學」功能。這將大幅改變傳統學習模式，將使用者的日常生活環境轉化為無限的客製化教材，提升單字記憶的留存率。</w:t>
       </w:r>
     </w:p>
     <w:p>
       <w:pPr>
-        <w:numPr>
-          <w:ilvl w:val="0"/>
-          <w:numId w:val="11"/>
-        </w:numPr>
-        <w:ind w:firstLineChars="0"/>
+        <w:ind w:firstLine="560"/>
         <w:jc w:val="both"/>
         <w:rPr>
-          <w:rFonts w:ascii="標楷體" w:eastAsia="標楷體" w:hAnsi="標楷體"/>
+          <w:rFonts w:ascii="標楷體" w:eastAsia="標楷體" w:hAnsi="標楷體" w:hint="eastAsia"/>
           <w:sz w:val="28"/>
           <w:szCs w:val="28"/>
         </w:rPr>
@@ -3430,19 +3352,15 @@
           <w:sz w:val="28"/>
           <w:szCs w:val="28"/>
         </w:rPr>
-        <w:t>提升使用者學習動機：透過情境化的拍照學習與成就系統，讓使用者更願意持續使用 App 學習日文。</w:t>
+        <w:t>創造「無壓力輸出」的語言實戰價值： 整合 自然語言處理（NLP）與大型語言模型 API，打造全天候的 AI 日語對話環境。系統能動態生成符合使用者程度（N5~N3）的對話與即時糾正，創造出高互動性的口說實戰價值。</w:t>
       </w:r>
     </w:p>
     <w:p>
       <w:pPr>
-        <w:numPr>
-          <w:ilvl w:val="0"/>
-          <w:numId w:val="11"/>
-        </w:numPr>
-        <w:ind w:firstLineChars="0"/>
+        <w:ind w:firstLine="560"/>
         <w:jc w:val="both"/>
         <w:rPr>
-          <w:rFonts w:ascii="標楷體" w:eastAsia="標楷體" w:hAnsi="標楷體"/>
+          <w:rFonts w:ascii="標楷體" w:eastAsia="標楷體" w:hAnsi="標楷體" w:hint="eastAsia"/>
           <w:sz w:val="28"/>
           <w:szCs w:val="28"/>
         </w:rPr>
@@ -3453,46 +3371,8 @@
           <w:sz w:val="28"/>
           <w:szCs w:val="28"/>
         </w:rPr>
-        <w:t>建立互動式學習社群：透過好友、學習小組與排行榜等社群機制，讓學習不再孤單，提升使用者的回訪率。</w:t>
+        <w:t>創造「社群留存與動機維持」的數據價值： 結合 Firebase 雲端資料庫與 Flutter 前端跨平台技術，建構流暢的遊戲化成就雷達圖與學習小組平台。透過社群</w:t>
       </w:r>
-    </w:p>
-    <w:p>
-      <w:pPr>
-        <w:numPr>
-          <w:ilvl w:val="0"/>
-          <w:numId w:val="11"/>
-        </w:numPr>
-        <w:ind w:firstLineChars="0"/>
-        <w:jc w:val="both"/>
-        <w:rPr>
-          <w:rFonts w:ascii="標楷體" w:eastAsia="標楷體" w:hAnsi="標楷體"/>
-          <w:sz w:val="28"/>
-          <w:szCs w:val="28"/>
-        </w:rPr>
-      </w:pPr>
-      <w:r>
-        <w:rPr>
-          <w:rFonts w:ascii="標楷體" w:eastAsia="標楷體" w:hAnsi="標楷體" w:hint="eastAsia"/>
-          <w:sz w:val="28"/>
-          <w:szCs w:val="28"/>
-        </w:rPr>
-        <w:t>驗證「拍照學語言」的可行性：透過實際使用測試與意見回饋機制，蒐集使用者反饋，作為未來功能改進的依據。</w:t>
-      </w:r>
-    </w:p>
-    <w:p>
-      <w:pPr>
-        <w:numPr>
-          <w:ilvl w:val="0"/>
-          <w:numId w:val="11"/>
-        </w:numPr>
-        <w:ind w:firstLineChars="0"/>
-        <w:jc w:val="both"/>
-        <w:rPr>
-          <w:rFonts w:ascii="標楷體" w:eastAsia="標楷體" w:hAnsi="標楷體"/>
-          <w:sz w:val="28"/>
-          <w:szCs w:val="28"/>
-        </w:rPr>
-      </w:pPr>
       <w:r>
         <w:rPr>
           <w:rFonts w:ascii="標楷體" w:eastAsia="標楷體" w:hAnsi="標楷體" w:hint="eastAsia"/>
@@ -3500,7 +3380,44 @@
           <w:szCs w:val="28"/>
         </w:rPr>
         <w:lastRenderedPageBreak/>
-        <w:t>培養專題開發能力：團隊成員透過完整的前後端開發、資料庫設計、第三方 API 整合（Firebase、Google AI），累積實戰經驗。</w:t>
+        <w:t>羈絆與具</w:t>
+      </w:r>
+      <w:proofErr w:type="gramStart"/>
+      <w:r>
+        <w:rPr>
+          <w:rFonts w:ascii="標楷體" w:eastAsia="標楷體" w:hAnsi="標楷體" w:hint="eastAsia"/>
+          <w:sz w:val="28"/>
+          <w:szCs w:val="28"/>
+        </w:rPr>
+        <w:t>象</w:t>
+      </w:r>
+      <w:proofErr w:type="gramEnd"/>
+      <w:r>
+        <w:rPr>
+          <w:rFonts w:ascii="標楷體" w:eastAsia="標楷體" w:hAnsi="標楷體" w:hint="eastAsia"/>
+          <w:sz w:val="28"/>
+          <w:szCs w:val="28"/>
+        </w:rPr>
+        <w:t>化的成長數據，預期能顯著提升使用者的 App 開啟率與長期黏著度。</w:t>
+      </w:r>
+    </w:p>
+    <w:p>
+      <w:pPr>
+        <w:ind w:firstLine="560"/>
+        <w:jc w:val="both"/>
+        <w:rPr>
+          <w:rFonts w:ascii="標楷體" w:eastAsia="標楷體" w:hAnsi="標楷體" w:hint="eastAsia"/>
+          <w:sz w:val="28"/>
+          <w:szCs w:val="28"/>
+        </w:rPr>
+      </w:pPr>
+      <w:r>
+        <w:rPr>
+          <w:rFonts w:ascii="標楷體" w:eastAsia="標楷體" w:hAnsi="標楷體" w:hint="eastAsia"/>
+          <w:sz w:val="28"/>
+          <w:szCs w:val="28"/>
+        </w:rPr>
+        <w:t>驗證商業模式與技術落地的實務價值： 系統將完整實作 J-Pts 點數系統、Premium 訂閱解鎖方案以及完整的帳號/交易管理機制。團隊不僅能透過此專案驗證「AI 結合拍照學語言」的市場商業價值，更能深度累積從資料庫設計、API 串接到前後端分離架構的軟體工程實戰經驗。</w:t>
       </w:r>
     </w:p>
     <w:p>
@@ -3749,7 +3666,16 @@
           <w:sz w:val="28"/>
           <w:szCs w:val="28"/>
         </w:rPr>
-        <w:t>階段性交付： 透過甘特圖控管進度，優先完成基礎對話功能，再逐步擴充如「關西旅遊實戰包」等進階模組，確保系統能準時上架。</w:t>
+        <w:t>階段性交付： 透過甘特圖控管進度，優先完成基礎對話功能，再逐步擴充如「關</w:t>
+      </w:r>
+      <w:r>
+        <w:rPr>
+          <w:rFonts w:ascii="標楷體" w:eastAsia="標楷體" w:hAnsi="標楷體" w:hint="eastAsia"/>
+          <w:sz w:val="28"/>
+          <w:szCs w:val="28"/>
+        </w:rPr>
+        <w:lastRenderedPageBreak/>
+        <w:t>西旅遊實戰包」等進階模組，確保系統能準時上架。</w:t>
       </w:r>
     </w:p>
     <w:p>
@@ -3795,16 +3721,7 @@
           <w:sz w:val="28"/>
           <w:szCs w:val="28"/>
         </w:rPr>
-        <w:t xml:space="preserve">收益來源： 透過 Freemium（免費增值） 模式累積用戶，並藉由 In-App </w:t>
-      </w:r>
-      <w:r>
-        <w:rPr>
-          <w:rFonts w:ascii="標楷體" w:eastAsia="標楷體" w:hAnsi="標楷體" w:hint="eastAsia"/>
-          <w:sz w:val="28"/>
-          <w:szCs w:val="28"/>
-        </w:rPr>
-        <w:lastRenderedPageBreak/>
-        <w:t>Purchases（情境包買斷） 以及 In-App Ads（廣告） 創造營收。</w:t>
+        <w:t>收益來源： 透過 Freemium（免費增值） 模式累積用戶，並藉由 In-App Purchases（情境包買斷） 以及 In-App Ads（廣告） 創造營收。</w:t>
       </w:r>
     </w:p>
     <w:p>
@@ -4088,7 +4005,6 @@
         <w:rPr>
           <w:rFonts w:hint="eastAsia"/>
         </w:rPr>
-        <w:lastRenderedPageBreak/>
         <w:t xml:space="preserve">2-2 </w:t>
       </w:r>
       <w:r>
@@ -4294,7 +4210,7 @@
           <w:sz w:val="28"/>
           <w:szCs w:val="28"/>
         </w:rPr>
-        <w:t>關鍵資源 具備跨平台開發與後端架設能力的學生開發團隊、強大的 Gemini API 模型資源、雲端伺服器基礎架構，以及針對日文檢定與生活情境的語料庫設計能</w:t>
+        <w:t xml:space="preserve">關鍵資源 具備跨平台開發與後端架設能力的學生開發團隊、強大的 Gemini API </w:t>
       </w:r>
       <w:r>
         <w:rPr>
@@ -4303,7 +4219,7 @@
           <w:szCs w:val="28"/>
         </w:rPr>
         <w:lastRenderedPageBreak/>
-        <w:t>力。</w:t>
+        <w:t>模型資源、雲端伺服器基礎架構，以及針對日文檢定與生活情境的語料庫設計能力。</w:t>
       </w:r>
     </w:p>
     <w:p>
@@ -4609,7 +4525,16 @@
           <w:sz w:val="28"/>
           <w:szCs w:val="28"/>
         </w:rPr>
-        <w:t>、偶像或影視作品，希望能聽懂原文台詞，甚至幻想能與喜愛的角色進行對話互動。</w:t>
+        <w:t>、偶像或影視作品，希望能聽懂原</w:t>
+      </w:r>
+      <w:r>
+        <w:rPr>
+          <w:rFonts w:ascii="標楷體" w:eastAsia="標楷體" w:hAnsi="標楷體" w:hint="eastAsia"/>
+          <w:sz w:val="28"/>
+          <w:szCs w:val="28"/>
+        </w:rPr>
+        <w:lastRenderedPageBreak/>
+        <w:t>文台詞，甚至幻想能與喜愛的角色進行對話互動。</w:t>
       </w:r>
     </w:p>
     <w:p>
@@ -4632,7 +4557,6 @@
           <w:sz w:val="28"/>
           <w:szCs w:val="28"/>
         </w:rPr>
-        <w:lastRenderedPageBreak/>
         <w:t>痛點區隔（缺乏輸出環境）： 無論是哪種學習者，在台灣普遍面臨「缺乏開口對話的對象」與「害怕說錯被笑的心理壓力」兩大痛點。</w:t>
       </w:r>
     </w:p>
@@ -5021,7 +4945,6 @@
         <w:rPr>
           <w:rFonts w:hint="eastAsia"/>
         </w:rPr>
-        <w:lastRenderedPageBreak/>
         <w:t xml:space="preserve">2-4 </w:t>
       </w:r>
       <w:r>
@@ -5595,7 +5518,6 @@
                 <w:sz w:val="28"/>
                 <w:szCs w:val="28"/>
               </w:rPr>
-              <w:lastRenderedPageBreak/>
               <w:t>優勢/機會 (S-O)</w:t>
             </w:r>
           </w:p>
@@ -24257,7 +24179,6 @@
                 <w:sz w:val="30"/>
                 <w:szCs w:val="30"/>
               </w:rPr>
-              <w:lastRenderedPageBreak/>
               <w:t>A05</w:t>
             </w:r>
           </w:p>

--- a/系統文件/系統文件.docx
+++ b/系統文件/系統文件.docx
@@ -2629,7 +2629,7 @@
         <w:ind w:firstLine="560"/>
         <w:jc w:val="both"/>
         <w:rPr>
-          <w:rFonts w:ascii="標楷體" w:eastAsia="標楷體" w:hAnsi="標楷體" w:hint="eastAsia"/>
+          <w:rFonts w:ascii="標楷體" w:eastAsia="標楷體" w:hAnsi="標楷體"/>
           <w:sz w:val="28"/>
           <w:szCs w:val="28"/>
         </w:rPr>
@@ -2640,97 +2640,7 @@
           <w:sz w:val="28"/>
           <w:szCs w:val="28"/>
         </w:rPr>
-        <w:t>近年來，日本文化在台灣的影響力持續深化，</w:t>
-      </w:r>
-      <w:proofErr w:type="gramStart"/>
-      <w:r>
-        <w:rPr>
-          <w:rFonts w:ascii="標楷體" w:eastAsia="標楷體" w:hAnsi="標楷體" w:hint="eastAsia"/>
-          <w:sz w:val="28"/>
-          <w:szCs w:val="28"/>
-        </w:rPr>
-        <w:t>涵蓋動漫</w:t>
-      </w:r>
-      <w:proofErr w:type="gramEnd"/>
-      <w:r>
-        <w:rPr>
-          <w:rFonts w:ascii="標楷體" w:eastAsia="標楷體" w:hAnsi="標楷體" w:hint="eastAsia"/>
-          <w:sz w:val="28"/>
-          <w:szCs w:val="28"/>
-        </w:rPr>
-        <w:t>、影視、流行音樂、飲食及觀光旅遊等多元領域。根據交通部觀光署統計，日本常年位居國人出國目的地榜首；</w:t>
-      </w:r>
-      <w:proofErr w:type="gramStart"/>
-      <w:r>
-        <w:rPr>
-          <w:rFonts w:ascii="標楷體" w:eastAsia="標楷體" w:hAnsi="標楷體" w:hint="eastAsia"/>
-          <w:sz w:val="28"/>
-          <w:szCs w:val="28"/>
-        </w:rPr>
-        <w:t>此外，</w:t>
-      </w:r>
-      <w:proofErr w:type="gramEnd"/>
-      <w:r>
-        <w:rPr>
-          <w:rFonts w:ascii="標楷體" w:eastAsia="標楷體" w:hAnsi="標楷體" w:hint="eastAsia"/>
-          <w:sz w:val="28"/>
-          <w:szCs w:val="28"/>
-        </w:rPr>
-        <w:t>歷年台北國際</w:t>
-      </w:r>
-      <w:proofErr w:type="gramStart"/>
-      <w:r>
-        <w:rPr>
-          <w:rFonts w:ascii="標楷體" w:eastAsia="標楷體" w:hAnsi="標楷體" w:hint="eastAsia"/>
-          <w:sz w:val="28"/>
-          <w:szCs w:val="28"/>
-        </w:rPr>
-        <w:t>動漫節</w:t>
-      </w:r>
-      <w:proofErr w:type="gramEnd"/>
-      <w:r>
-        <w:rPr>
-          <w:rFonts w:ascii="標楷體" w:eastAsia="標楷體" w:hAnsi="標楷體" w:hint="eastAsia"/>
-          <w:sz w:val="28"/>
-          <w:szCs w:val="28"/>
-        </w:rPr>
-        <w:t>（</w:t>
-      </w:r>
-      <w:proofErr w:type="spellStart"/>
-      <w:r>
-        <w:rPr>
-          <w:rFonts w:ascii="標楷體" w:eastAsia="標楷體" w:hAnsi="標楷體" w:hint="eastAsia"/>
-          <w:sz w:val="28"/>
-          <w:szCs w:val="28"/>
-        </w:rPr>
-        <w:t>TiCA</w:t>
-      </w:r>
-      <w:proofErr w:type="spellEnd"/>
-      <w:r>
-        <w:rPr>
-          <w:rFonts w:ascii="標楷體" w:eastAsia="標楷體" w:hAnsi="標楷體" w:hint="eastAsia"/>
-          <w:sz w:val="28"/>
-          <w:szCs w:val="28"/>
-        </w:rPr>
-        <w:t>）參觀</w:t>
-      </w:r>
-      <w:proofErr w:type="gramStart"/>
-      <w:r>
-        <w:rPr>
-          <w:rFonts w:ascii="標楷體" w:eastAsia="標楷體" w:hAnsi="標楷體" w:hint="eastAsia"/>
-          <w:sz w:val="28"/>
-          <w:szCs w:val="28"/>
-        </w:rPr>
-        <w:t>人次屢</w:t>
-      </w:r>
-      <w:proofErr w:type="gramEnd"/>
-      <w:r>
-        <w:rPr>
-          <w:rFonts w:ascii="標楷體" w:eastAsia="標楷體" w:hAnsi="標楷體" w:hint="eastAsia"/>
-          <w:sz w:val="28"/>
-          <w:szCs w:val="28"/>
-        </w:rPr>
-        <w:t>創新高，皆客觀展現出國人對日本文化的高度熱忱，進而促使越來越多人對日語學習產生強烈需求。</w:t>
+        <w:t>近年來，日本文化在台灣的影響力持續深化，涵蓋動漫、影視、流行音樂、飲食及觀光旅遊等多元領域。根據交通部觀光署統計，日本常年位居國人出國目的地榜首；此外，歷年台北國際動漫節（TiCA）參觀人次屢創新高，皆客觀展現出國人對日本文化的高度熱忱，進而促使越來越多人對日語學習產生強烈需求。</w:t>
       </w:r>
     </w:p>
     <w:p>
@@ -2749,7 +2659,7 @@
         <w:ind w:firstLine="560"/>
         <w:jc w:val="both"/>
         <w:rPr>
-          <w:rFonts w:ascii="標楷體" w:eastAsia="標楷體" w:hAnsi="標楷體" w:hint="eastAsia"/>
+          <w:rFonts w:ascii="標楷體" w:eastAsia="標楷體" w:hAnsi="標楷體"/>
           <w:sz w:val="28"/>
           <w:szCs w:val="28"/>
         </w:rPr>
@@ -2760,79 +2670,7 @@
           <w:sz w:val="28"/>
           <w:szCs w:val="28"/>
         </w:rPr>
-        <w:t>然而，教育心理學中的「情境學習理論（Situated Learning）」強調，知識必須在真實、具體的社會與物理情境中產生與應用，才能達到最佳的內化與學習效果。反觀傳統的日語學習途徑，多半仰賴實體教科書、補習班或制式化的單字</w:t>
-      </w:r>
-      <w:proofErr w:type="gramStart"/>
-      <w:r>
-        <w:rPr>
-          <w:rFonts w:ascii="標楷體" w:eastAsia="標楷體" w:hAnsi="標楷體" w:hint="eastAsia"/>
-          <w:sz w:val="28"/>
-          <w:szCs w:val="28"/>
-        </w:rPr>
-        <w:t>字</w:t>
-      </w:r>
-      <w:proofErr w:type="gramEnd"/>
-      <w:r>
-        <w:rPr>
-          <w:rFonts w:ascii="標楷體" w:eastAsia="標楷體" w:hAnsi="標楷體" w:hint="eastAsia"/>
-          <w:sz w:val="28"/>
-          <w:szCs w:val="28"/>
-        </w:rPr>
-        <w:t>卡，這種將「語言」與「真實生活」剝離的學習模式，導致學習者大腦難以建立深刻</w:t>
-      </w:r>
-      <w:proofErr w:type="gramStart"/>
-      <w:r>
-        <w:rPr>
-          <w:rFonts w:ascii="標楷體" w:eastAsia="標楷體" w:hAnsi="標楷體" w:hint="eastAsia"/>
-          <w:sz w:val="28"/>
-          <w:szCs w:val="28"/>
-        </w:rPr>
-        <w:t>的神境連結</w:t>
-      </w:r>
-      <w:proofErr w:type="gramEnd"/>
-      <w:r>
-        <w:rPr>
-          <w:rFonts w:ascii="標楷體" w:eastAsia="標楷體" w:hAnsi="標楷體" w:hint="eastAsia"/>
-          <w:sz w:val="28"/>
-          <w:szCs w:val="28"/>
-        </w:rPr>
-        <w:t>，容易陷入「死</w:t>
-      </w:r>
-      <w:proofErr w:type="gramStart"/>
-      <w:r>
-        <w:rPr>
-          <w:rFonts w:ascii="標楷體" w:eastAsia="標楷體" w:hAnsi="標楷體" w:hint="eastAsia"/>
-          <w:sz w:val="28"/>
-          <w:szCs w:val="28"/>
-        </w:rPr>
-        <w:t>背硬記</w:t>
-      </w:r>
-      <w:proofErr w:type="gramEnd"/>
-      <w:r>
-        <w:rPr>
-          <w:rFonts w:ascii="標楷體" w:eastAsia="標楷體" w:hAnsi="標楷體" w:hint="eastAsia"/>
-          <w:sz w:val="28"/>
-          <w:szCs w:val="28"/>
-        </w:rPr>
-        <w:t>、</w:t>
-      </w:r>
-      <w:proofErr w:type="gramStart"/>
-      <w:r>
-        <w:rPr>
-          <w:rFonts w:ascii="標楷體" w:eastAsia="標楷體" w:hAnsi="標楷體" w:hint="eastAsia"/>
-          <w:sz w:val="28"/>
-          <w:szCs w:val="28"/>
-        </w:rPr>
-        <w:t>考完即忘</w:t>
-      </w:r>
-      <w:proofErr w:type="gramEnd"/>
-      <w:r>
-        <w:rPr>
-          <w:rFonts w:ascii="標楷體" w:eastAsia="標楷體" w:hAnsi="標楷體" w:hint="eastAsia"/>
-          <w:sz w:val="28"/>
-          <w:szCs w:val="28"/>
-        </w:rPr>
-        <w:t>」的窘境。</w:t>
+        <w:t>然而，教育心理學中的「情境學習理論（Situated Learning）」強調，知識必須在真實、具體的社會與物理情境中產生與應用，才能達到最佳的內化與學習效果。反觀傳統的日語學習途徑，多半仰賴實體教科書、補習班或制式化的單字字卡，這種將「語言」與「真實生活」剝離的學習模式，導致學習者大腦難以建立深刻的神境連結，容易陷入「死背硬記、考完即忘」的窘境。</w:t>
       </w:r>
     </w:p>
     <w:p>
@@ -2862,43 +2700,7 @@
           <w:sz w:val="28"/>
           <w:szCs w:val="28"/>
         </w:rPr>
-        <w:t>因此，隨著智慧型手機的高度</w:t>
-      </w:r>
-      <w:proofErr w:type="gramStart"/>
-      <w:r>
-        <w:rPr>
-          <w:rFonts w:ascii="標楷體" w:eastAsia="標楷體" w:hAnsi="標楷體" w:hint="eastAsia"/>
-          <w:sz w:val="28"/>
-          <w:szCs w:val="28"/>
-        </w:rPr>
-        <w:t>普及，</w:t>
-      </w:r>
-      <w:proofErr w:type="gramEnd"/>
-      <w:r>
-        <w:rPr>
-          <w:rFonts w:ascii="標楷體" w:eastAsia="標楷體" w:hAnsi="標楷體" w:hint="eastAsia"/>
-          <w:sz w:val="28"/>
-          <w:szCs w:val="28"/>
-        </w:rPr>
-        <w:t>以及電腦視覺（Computer Vision）與人工智慧（AI）技術的日益成熟，若能透過影像辨識技術，將學習者生活周遭的實體物件與真實場景，即時轉化為客製化的學習素材，創造出「</w:t>
-      </w:r>
-      <w:proofErr w:type="gramStart"/>
-      <w:r>
-        <w:rPr>
-          <w:rFonts w:ascii="標楷體" w:eastAsia="標楷體" w:hAnsi="標楷體" w:hint="eastAsia"/>
-          <w:sz w:val="28"/>
-          <w:szCs w:val="28"/>
-        </w:rPr>
-        <w:t>即拍即</w:t>
-      </w:r>
-      <w:proofErr w:type="gramEnd"/>
-      <w:r>
-        <w:rPr>
-          <w:rFonts w:ascii="標楷體" w:eastAsia="標楷體" w:hAnsi="標楷體" w:hint="eastAsia"/>
-          <w:sz w:val="28"/>
-          <w:szCs w:val="28"/>
-        </w:rPr>
-        <w:t>學」的創新模式，便能徹底打破傳統教室與書本的框架，讓語言學習無縫融入日常軌跡中。</w:t>
+        <w:t>因此，隨著智慧型手機的高度普及，以及電腦視覺（Computer Vision）與人工智慧（AI）技術的日益成熟，若能透過影像辨識技術，將學習者生活周遭的實體物件與真實場景，即時轉化為客製化的學習素材，創造出「即拍即學」的創新模式，便能徹底打破傳統教室與書本的框架，讓語言學習無縫融入日常軌跡中。</w:t>
       </w:r>
     </w:p>
     <w:p>
@@ -2925,7 +2727,7 @@
       <w:pPr>
         <w:pStyle w:val="-"/>
         <w:rPr>
-          <w:rFonts w:ascii="標楷體" w:hAnsi="標楷體" w:cstheme="minorBidi" w:hint="eastAsia"/>
+          <w:rFonts w:ascii="標楷體" w:hAnsi="標楷體" w:cstheme="minorBidi"/>
           <w:bCs w:val="0"/>
           <w:sz w:val="28"/>
           <w:szCs w:val="28"/>
@@ -2946,7 +2748,7 @@
       <w:pPr>
         <w:pStyle w:val="-"/>
         <w:rPr>
-          <w:rFonts w:ascii="標楷體" w:hAnsi="標楷體" w:cstheme="minorBidi" w:hint="eastAsia"/>
+          <w:rFonts w:ascii="標楷體" w:hAnsi="標楷體" w:cstheme="minorBidi"/>
           <w:bCs w:val="0"/>
           <w:sz w:val="28"/>
           <w:szCs w:val="28"/>
@@ -2966,7 +2768,7 @@
       <w:pPr>
         <w:pStyle w:val="-"/>
         <w:rPr>
-          <w:rFonts w:ascii="標楷體" w:hAnsi="標楷體" w:cstheme="minorBidi" w:hint="eastAsia"/>
+          <w:rFonts w:ascii="標楷體" w:hAnsi="標楷體" w:cstheme="minorBidi"/>
           <w:bCs w:val="0"/>
           <w:sz w:val="28"/>
           <w:szCs w:val="28"/>
@@ -2979,34 +2781,14 @@
           <w:sz w:val="28"/>
           <w:szCs w:val="28"/>
         </w:rPr>
-        <w:t>缺乏實際應用場景，導致動力削弱： 台灣缺乏全日語的環境，學習者「輸入」多於「輸出」，沒有實戰開口的機會。解決此問題需要創造一個</w:t>
-      </w:r>
-      <w:proofErr w:type="gramStart"/>
-      <w:r>
-        <w:rPr>
-          <w:rFonts w:ascii="標楷體" w:hAnsi="標楷體" w:cstheme="minorBidi" w:hint="eastAsia"/>
-          <w:bCs w:val="0"/>
-          <w:sz w:val="28"/>
-          <w:szCs w:val="28"/>
-        </w:rPr>
-        <w:t>低壓力且能</w:t>
-      </w:r>
-      <w:proofErr w:type="gramEnd"/>
-      <w:r>
-        <w:rPr>
-          <w:rFonts w:ascii="標楷體" w:hAnsi="標楷體" w:cstheme="minorBidi" w:hint="eastAsia"/>
-          <w:bCs w:val="0"/>
-          <w:sz w:val="28"/>
-          <w:szCs w:val="28"/>
-        </w:rPr>
-        <w:t>模擬真實生活情境的對答環境，讓學習者能隨時練習語言輸出。</w:t>
+        <w:t>缺乏實際應用場景，導致動力削弱： 台灣缺乏全日語的環境，學習者「輸入」多於「輸出」，沒有實戰開口的機會。解決此問題需要創造一個低壓力且能模擬真實生活情境的對答環境，讓學習者能隨時練習語言輸出。</w:t>
       </w:r>
     </w:p>
     <w:p>
       <w:pPr>
         <w:pStyle w:val="-"/>
         <w:rPr>
-          <w:rFonts w:ascii="標楷體" w:hAnsi="標楷體" w:cstheme="minorBidi" w:hint="eastAsia"/>
+          <w:rFonts w:ascii="標楷體" w:hAnsi="標楷體" w:cstheme="minorBidi"/>
           <w:bCs w:val="0"/>
           <w:sz w:val="28"/>
           <w:szCs w:val="28"/>
@@ -3036,7 +2818,7 @@
       <w:pPr>
         <w:pStyle w:val="-"/>
         <w:rPr>
-          <w:rFonts w:ascii="標楷體" w:hAnsi="標楷體" w:cstheme="minorBidi" w:hint="eastAsia"/>
+          <w:rFonts w:ascii="標楷體" w:hAnsi="標楷體" w:cstheme="minorBidi"/>
           <w:bCs w:val="0"/>
           <w:sz w:val="28"/>
           <w:szCs w:val="28"/>
@@ -3056,7 +2838,7 @@
       <w:pPr>
         <w:pStyle w:val="-"/>
         <w:rPr>
-          <w:rFonts w:ascii="標楷體" w:hAnsi="標楷體" w:cstheme="minorBidi" w:hint="eastAsia"/>
+          <w:rFonts w:ascii="標楷體" w:hAnsi="標楷體" w:cstheme="minorBidi"/>
           <w:bCs w:val="0"/>
           <w:sz w:val="28"/>
           <w:szCs w:val="28"/>
@@ -3069,27 +2851,7 @@
           <w:sz w:val="28"/>
           <w:szCs w:val="28"/>
         </w:rPr>
-        <w:t>基於上述觀察，要有效提升學習成效與動力，必須跳脫傳統框架，提供一個能「將真實場景萃取為教材」、「提供</w:t>
-      </w:r>
-      <w:proofErr w:type="gramStart"/>
-      <w:r>
-        <w:rPr>
-          <w:rFonts w:ascii="標楷體" w:hAnsi="標楷體" w:cstheme="minorBidi" w:hint="eastAsia"/>
-          <w:bCs w:val="0"/>
-          <w:sz w:val="28"/>
-          <w:szCs w:val="28"/>
-        </w:rPr>
-        <w:t>沉</w:t>
-      </w:r>
-      <w:proofErr w:type="gramEnd"/>
-      <w:r>
-        <w:rPr>
-          <w:rFonts w:ascii="標楷體" w:hAnsi="標楷體" w:cstheme="minorBidi" w:hint="eastAsia"/>
-          <w:bCs w:val="0"/>
-          <w:sz w:val="28"/>
-          <w:szCs w:val="28"/>
-        </w:rPr>
-        <w:t>浸式輸出環境」並「具備正向社群回饋」的全新解決方案。</w:t>
+        <w:t>基於上述觀察，要有效提升學習成效與動力，必須跳脫傳統框架，提供一個能「將真實場景萃取為教材」、「提供沉浸式輸出環境」並「具備正向社群回饋」的全新解決方案。</w:t>
       </w:r>
     </w:p>
     <w:p>
@@ -3115,7 +2877,7 @@
         <w:ind w:firstLine="560"/>
         <w:jc w:val="both"/>
         <w:rPr>
-          <w:rFonts w:ascii="標楷體" w:eastAsia="標楷體" w:hAnsi="標楷體" w:hint="eastAsia"/>
+          <w:rFonts w:ascii="標楷體" w:eastAsia="標楷體" w:hAnsi="標楷體"/>
           <w:sz w:val="28"/>
           <w:szCs w:val="28"/>
         </w:rPr>
@@ -3134,7 +2896,7 @@
         <w:ind w:firstLine="560"/>
         <w:jc w:val="both"/>
         <w:rPr>
-          <w:rFonts w:ascii="標楷體" w:eastAsia="標楷體" w:hAnsi="標楷體" w:hint="eastAsia"/>
+          <w:rFonts w:ascii="標楷體" w:eastAsia="標楷體" w:hAnsi="標楷體"/>
           <w:sz w:val="28"/>
           <w:szCs w:val="28"/>
         </w:rPr>
@@ -3153,7 +2915,7 @@
         <w:ind w:firstLine="560"/>
         <w:jc w:val="both"/>
         <w:rPr>
-          <w:rFonts w:ascii="標楷體" w:eastAsia="標楷體" w:hAnsi="標楷體" w:hint="eastAsia"/>
+          <w:rFonts w:ascii="標楷體" w:eastAsia="標楷體" w:hAnsi="標楷體"/>
           <w:sz w:val="28"/>
           <w:szCs w:val="28"/>
         </w:rPr>
@@ -3164,25 +2926,7 @@
           <w:sz w:val="28"/>
           <w:szCs w:val="28"/>
         </w:rPr>
-        <w:t>建構「</w:t>
-      </w:r>
-      <w:proofErr w:type="gramStart"/>
-      <w:r>
-        <w:rPr>
-          <w:rFonts w:ascii="標楷體" w:eastAsia="標楷體" w:hAnsi="標楷體" w:hint="eastAsia"/>
-          <w:sz w:val="28"/>
-          <w:szCs w:val="28"/>
-        </w:rPr>
-        <w:t>沉</w:t>
-      </w:r>
-      <w:proofErr w:type="gramEnd"/>
-      <w:r>
-        <w:rPr>
-          <w:rFonts w:ascii="標楷體" w:eastAsia="標楷體" w:hAnsi="標楷體" w:hint="eastAsia"/>
-          <w:sz w:val="28"/>
-          <w:szCs w:val="28"/>
-        </w:rPr>
-        <w:t>浸式 AI 情境對話」模組（對應痛點二）： 為解決缺乏應用場景的問題，整合 AI 角色扮演（Roleplay）對話功能。系統提供多樣化的生活任務（如點餐、</w:t>
+        <w:t>建構「沉浸式 AI 情境對話」模組（對應痛點二）： 為解決缺乏應用場景的問題，整合 AI 角色扮演（Roleplay）對話功能。系統提供多樣化的生活任務（如點餐、</w:t>
       </w:r>
       <w:r>
         <w:rPr>
@@ -3191,25 +2935,7 @@
           <w:szCs w:val="28"/>
         </w:rPr>
         <w:lastRenderedPageBreak/>
-        <w:t>問路），讓使用者透過對話練習</w:t>
-      </w:r>
-      <w:proofErr w:type="gramStart"/>
-      <w:r>
-        <w:rPr>
-          <w:rFonts w:ascii="標楷體" w:eastAsia="標楷體" w:hAnsi="標楷體" w:hint="eastAsia"/>
-          <w:sz w:val="28"/>
-          <w:szCs w:val="28"/>
-        </w:rPr>
-        <w:t>口說與聽力</w:t>
-      </w:r>
-      <w:proofErr w:type="gramEnd"/>
-      <w:r>
-        <w:rPr>
-          <w:rFonts w:ascii="標楷體" w:eastAsia="標楷體" w:hAnsi="標楷體" w:hint="eastAsia"/>
-          <w:sz w:val="28"/>
-          <w:szCs w:val="28"/>
-        </w:rPr>
-        <w:t>，並給予語法即時糾正與假名標音輔助。</w:t>
+        <w:t>問路），讓使用者透過對話練習口說與聽力，並給予語法即時糾正與假名標音輔助。</w:t>
       </w:r>
     </w:p>
     <w:p>
@@ -3217,7 +2943,7 @@
         <w:ind w:firstLine="560"/>
         <w:jc w:val="both"/>
         <w:rPr>
-          <w:rFonts w:ascii="標楷體" w:eastAsia="標楷體" w:hAnsi="標楷體" w:hint="eastAsia"/>
+          <w:rFonts w:ascii="標楷體" w:eastAsia="標楷體" w:hAnsi="標楷體"/>
           <w:sz w:val="28"/>
           <w:szCs w:val="28"/>
         </w:rPr>
@@ -3236,7 +2962,7 @@
         <w:ind w:firstLine="560"/>
         <w:jc w:val="both"/>
         <w:rPr>
-          <w:rFonts w:ascii="標楷體" w:eastAsia="標楷體" w:hAnsi="標楷體" w:hint="eastAsia"/>
+          <w:rFonts w:ascii="標楷體" w:eastAsia="標楷體" w:hAnsi="標楷體"/>
           <w:sz w:val="28"/>
           <w:szCs w:val="28"/>
         </w:rPr>
@@ -3285,7 +3011,7 @@
         <w:ind w:firstLine="560"/>
         <w:jc w:val="both"/>
         <w:rPr>
-          <w:rFonts w:ascii="標楷體" w:eastAsia="標楷體" w:hAnsi="標楷體" w:hint="eastAsia"/>
+          <w:rFonts w:ascii="標楷體" w:eastAsia="標楷體" w:hAnsi="標楷體"/>
           <w:sz w:val="28"/>
           <w:szCs w:val="28"/>
         </w:rPr>
@@ -3304,7 +3030,7 @@
         <w:ind w:firstLine="560"/>
         <w:jc w:val="both"/>
         <w:rPr>
-          <w:rFonts w:ascii="標楷體" w:eastAsia="標楷體" w:hAnsi="標楷體" w:hint="eastAsia"/>
+          <w:rFonts w:ascii="標楷體" w:eastAsia="標楷體" w:hAnsi="標楷體"/>
           <w:sz w:val="28"/>
           <w:szCs w:val="28"/>
         </w:rPr>
@@ -3315,25 +3041,7 @@
           <w:sz w:val="28"/>
           <w:szCs w:val="28"/>
         </w:rPr>
-        <w:t>創造「生活即教材」的創新學習價值： 運用 Google AI 視覺辨識技術與 Python 後端處理，實現「</w:t>
-      </w:r>
-      <w:proofErr w:type="gramStart"/>
-      <w:r>
-        <w:rPr>
-          <w:rFonts w:ascii="標楷體" w:eastAsia="標楷體" w:hAnsi="標楷體" w:hint="eastAsia"/>
-          <w:sz w:val="28"/>
-          <w:szCs w:val="28"/>
-        </w:rPr>
-        <w:t>即拍即</w:t>
-      </w:r>
-      <w:proofErr w:type="gramEnd"/>
-      <w:r>
-        <w:rPr>
-          <w:rFonts w:ascii="標楷體" w:eastAsia="標楷體" w:hAnsi="標楷體" w:hint="eastAsia"/>
-          <w:sz w:val="28"/>
-          <w:szCs w:val="28"/>
-        </w:rPr>
-        <w:t>學」功能。這將大幅改變傳統學習模式，將使用者的日常生活環境轉化為無限的客製化教材，提升單字記憶的留存率。</w:t>
+        <w:t>創造「生活即教材」的創新學習價值： 運用 Google AI 視覺辨識技術與 Python 後端處理，實現「即拍即學」功能。這將大幅改變傳統學習模式，將使用者的日常生活環境轉化為無限的客製化教材，提升單字記憶的留存率。</w:t>
       </w:r>
     </w:p>
     <w:p>
@@ -3341,7 +3049,7 @@
         <w:ind w:firstLine="560"/>
         <w:jc w:val="both"/>
         <w:rPr>
-          <w:rFonts w:ascii="標楷體" w:eastAsia="標楷體" w:hAnsi="標楷體" w:hint="eastAsia"/>
+          <w:rFonts w:ascii="標楷體" w:eastAsia="標楷體" w:hAnsi="標楷體"/>
           <w:sz w:val="28"/>
           <w:szCs w:val="28"/>
         </w:rPr>
@@ -3360,7 +3068,7 @@
         <w:ind w:firstLine="560"/>
         <w:jc w:val="both"/>
         <w:rPr>
-          <w:rFonts w:ascii="標楷體" w:eastAsia="標楷體" w:hAnsi="標楷體" w:hint="eastAsia"/>
+          <w:rFonts w:ascii="標楷體" w:eastAsia="標楷體" w:hAnsi="標楷體"/>
           <w:sz w:val="28"/>
           <w:szCs w:val="28"/>
         </w:rPr>
@@ -3380,25 +3088,7 @@
           <w:szCs w:val="28"/>
         </w:rPr>
         <w:lastRenderedPageBreak/>
-        <w:t>羈絆與具</w:t>
-      </w:r>
-      <w:proofErr w:type="gramStart"/>
-      <w:r>
-        <w:rPr>
-          <w:rFonts w:ascii="標楷體" w:eastAsia="標楷體" w:hAnsi="標楷體" w:hint="eastAsia"/>
-          <w:sz w:val="28"/>
-          <w:szCs w:val="28"/>
-        </w:rPr>
-        <w:t>象</w:t>
-      </w:r>
-      <w:proofErr w:type="gramEnd"/>
-      <w:r>
-        <w:rPr>
-          <w:rFonts w:ascii="標楷體" w:eastAsia="標楷體" w:hAnsi="標楷體" w:hint="eastAsia"/>
-          <w:sz w:val="28"/>
-          <w:szCs w:val="28"/>
-        </w:rPr>
-        <w:t>化的成長數據，預期能顯著提升使用者的 App 開啟率與長期黏著度。</w:t>
+        <w:t>羈絆與具象化的成長數據，預期能顯著提升使用者的 App 開啟率與長期黏著度。</w:t>
       </w:r>
     </w:p>
     <w:p>
@@ -3406,7 +3096,7 @@
         <w:ind w:firstLine="560"/>
         <w:jc w:val="both"/>
         <w:rPr>
-          <w:rFonts w:ascii="標楷體" w:eastAsia="標楷體" w:hAnsi="標楷體" w:hint="eastAsia"/>
+          <w:rFonts w:ascii="標楷體" w:eastAsia="標楷體" w:hAnsi="標楷體"/>
           <w:sz w:val="28"/>
           <w:szCs w:val="28"/>
         </w:rPr>
@@ -3607,43 +3297,7 @@
           <w:sz w:val="28"/>
           <w:szCs w:val="28"/>
         </w:rPr>
-        <w:t>開發階段規劃： 專案</w:t>
-      </w:r>
-      <w:proofErr w:type="gramStart"/>
-      <w:r>
-        <w:rPr>
-          <w:rFonts w:ascii="標楷體" w:eastAsia="標楷體" w:hAnsi="標楷體" w:hint="eastAsia"/>
-          <w:sz w:val="28"/>
-          <w:szCs w:val="28"/>
-        </w:rPr>
-        <w:t>時程經仔細</w:t>
-      </w:r>
-      <w:proofErr w:type="gramEnd"/>
-      <w:r>
-        <w:rPr>
-          <w:rFonts w:ascii="標楷體" w:eastAsia="標楷體" w:hAnsi="標楷體" w:hint="eastAsia"/>
-          <w:sz w:val="28"/>
-          <w:szCs w:val="28"/>
-        </w:rPr>
-        <w:t>規劃，將開發流程細分為：LLM 模型</w:t>
-      </w:r>
-      <w:proofErr w:type="gramStart"/>
-      <w:r>
-        <w:rPr>
-          <w:rFonts w:ascii="標楷體" w:eastAsia="標楷體" w:hAnsi="標楷體" w:hint="eastAsia"/>
-          <w:sz w:val="28"/>
-          <w:szCs w:val="28"/>
-        </w:rPr>
-        <w:t>介</w:t>
-      </w:r>
-      <w:proofErr w:type="gramEnd"/>
-      <w:r>
-        <w:rPr>
-          <w:rFonts w:ascii="標楷體" w:eastAsia="標楷體" w:hAnsi="標楷體" w:hint="eastAsia"/>
-          <w:sz w:val="28"/>
-          <w:szCs w:val="28"/>
-        </w:rPr>
-        <w:t>接、情境劇本編寫、前端介面設計、測試與修正。</w:t>
+        <w:t>開發階段規劃： 專案時程經仔細規劃，將開發流程細分為：LLM 模型介接、情境劇本編寫、前端介面設計、測試與修正。</w:t>
       </w:r>
     </w:p>
     <w:p>
@@ -3859,25 +3513,7 @@
           <w:sz w:val="28"/>
           <w:szCs w:val="28"/>
         </w:rPr>
-        <w:t>合</w:t>
-      </w:r>
-      <w:proofErr w:type="gramStart"/>
-      <w:r>
-        <w:rPr>
-          <w:rFonts w:ascii="標楷體" w:eastAsia="標楷體" w:hAnsi="標楷體" w:hint="eastAsia"/>
-          <w:sz w:val="28"/>
-          <w:szCs w:val="28"/>
-        </w:rPr>
-        <w:t>規</w:t>
-      </w:r>
-      <w:proofErr w:type="gramEnd"/>
-      <w:r>
-        <w:rPr>
-          <w:rFonts w:ascii="標楷體" w:eastAsia="標楷體" w:hAnsi="標楷體" w:hint="eastAsia"/>
-          <w:sz w:val="28"/>
-          <w:szCs w:val="28"/>
-        </w:rPr>
-        <w:t>性： 專案實施嚴格遵守個人資料保護法，確保使用者的對話紀錄與帳戶資訊受到保護。</w:t>
+        <w:t>合規性： 專案實施嚴格遵守個人資料保護法，確保使用者的對話紀錄與帳戶資訊受到保護。</w:t>
       </w:r>
     </w:p>
     <w:p>
@@ -3900,25 +3536,7 @@
           <w:sz w:val="28"/>
           <w:szCs w:val="28"/>
         </w:rPr>
-        <w:t xml:space="preserve">第三方規範： 系統開發與 API 使用皆符合第三方 AI 平台（如 </w:t>
-      </w:r>
-      <w:proofErr w:type="spellStart"/>
-      <w:r>
-        <w:rPr>
-          <w:rFonts w:ascii="標楷體" w:eastAsia="標楷體" w:hAnsi="標楷體" w:hint="eastAsia"/>
-          <w:sz w:val="28"/>
-          <w:szCs w:val="28"/>
-        </w:rPr>
-        <w:t>OpenAI</w:t>
-      </w:r>
-      <w:proofErr w:type="spellEnd"/>
-      <w:r>
-        <w:rPr>
-          <w:rFonts w:ascii="標楷體" w:eastAsia="標楷體" w:hAnsi="標楷體" w:hint="eastAsia"/>
-          <w:sz w:val="28"/>
-          <w:szCs w:val="28"/>
-        </w:rPr>
-        <w:t xml:space="preserve"> 或其他 LLM 提供商）之開發者協議與法律政策要求。</w:t>
+        <w:t>第三方規範： 系統開發與 API 使用皆符合第三方 AI 平台（如 OpenAI 或其他 LLM 提供商）之開發者協議與法律政策要求。</w:t>
       </w:r>
     </w:p>
     <w:p>
@@ -3956,25 +3574,7 @@
           <w:sz w:val="28"/>
           <w:szCs w:val="28"/>
         </w:rPr>
-        <w:t>綜合</w:t>
-      </w:r>
-      <w:proofErr w:type="gramStart"/>
-      <w:r>
-        <w:rPr>
-          <w:rFonts w:ascii="標楷體" w:eastAsia="標楷體" w:hAnsi="標楷體" w:hint="eastAsia"/>
-          <w:sz w:val="28"/>
-          <w:szCs w:val="28"/>
-        </w:rPr>
-        <w:t>以上各維度</w:t>
-      </w:r>
-      <w:proofErr w:type="gramEnd"/>
-      <w:r>
-        <w:rPr>
-          <w:rFonts w:ascii="標楷體" w:eastAsia="標楷體" w:hAnsi="標楷體" w:hint="eastAsia"/>
-          <w:sz w:val="28"/>
-          <w:szCs w:val="28"/>
-        </w:rPr>
-        <w:t>因素之評估，本系統在操作上具有高度便利性，技術上具備實作成熟度，且具備明確的獲利模式。整體而言，本專案在技術與商業層面上均具備高度可行性，有望在日語學習市場中取得成功</w:t>
+        <w:t>綜合以上各維度因素之評估，本系統在操作上具有高度便利性，技術上具備實作成熟度，且具備明確的獲利模式。整體而言，本專案在技術與商業層面上均具備高度可行性，有望在日語學習市場中取得成功</w:t>
       </w:r>
       <w:r>
         <w:rPr>
@@ -4041,25 +3641,7 @@
           <w:sz w:val="28"/>
           <w:szCs w:val="28"/>
         </w:rPr>
-        <w:t>目標客群 具備基礎日語能力（如 N5～N4）但缺乏口說環境的語言學習者、準備前往日本（如京</w:t>
-      </w:r>
-      <w:proofErr w:type="gramStart"/>
-      <w:r>
-        <w:rPr>
-          <w:rFonts w:ascii="標楷體" w:eastAsia="標楷體" w:hAnsi="標楷體" w:hint="eastAsia"/>
-          <w:sz w:val="28"/>
-          <w:szCs w:val="28"/>
-        </w:rPr>
-        <w:t>阪</w:t>
-      </w:r>
-      <w:proofErr w:type="gramEnd"/>
-      <w:r>
-        <w:rPr>
-          <w:rFonts w:ascii="標楷體" w:eastAsia="標楷體" w:hAnsi="標楷體" w:hint="eastAsia"/>
-          <w:sz w:val="28"/>
-          <w:szCs w:val="28"/>
-        </w:rPr>
-        <w:t>神地區）自由行且需要實用會話的旅客，以及希望與特定設定角色（如關西腔、動漫屬性）進行情境互動的 ACG 文化愛好者。</w:t>
+        <w:t>目標客群 具備基礎日語能力（如 N5～N4）但缺乏口說環境的語言學習者、準備前往日本（如京阪神地區）自由行且需要實用會話的旅客，以及希望與特定設定角色（如關西腔、動漫屬性）進行情境互動的 ACG 文化愛好者。</w:t>
       </w:r>
     </w:p>
     <w:p>
@@ -4105,43 +3687,7 @@
           <w:sz w:val="28"/>
           <w:szCs w:val="28"/>
         </w:rPr>
-        <w:t>通路渠道 主要透過 App Store 與 Google Play 雙平台發布。前期宣傳將利用大專院校校園社團與日語課程進行冷啟動推廣，</w:t>
-      </w:r>
-      <w:proofErr w:type="gramStart"/>
-      <w:r>
-        <w:rPr>
-          <w:rFonts w:ascii="標楷體" w:eastAsia="標楷體" w:hAnsi="標楷體" w:hint="eastAsia"/>
-          <w:sz w:val="28"/>
-          <w:szCs w:val="28"/>
-        </w:rPr>
-        <w:t>線上則透過短影音</w:t>
-      </w:r>
-      <w:proofErr w:type="gramEnd"/>
-      <w:r>
-        <w:rPr>
-          <w:rFonts w:ascii="標楷體" w:eastAsia="標楷體" w:hAnsi="標楷體" w:hint="eastAsia"/>
-          <w:sz w:val="28"/>
-          <w:szCs w:val="28"/>
-        </w:rPr>
-        <w:t>展示 AI 實際對話的有趣過程，精</w:t>
-      </w:r>
-      <w:proofErr w:type="gramStart"/>
-      <w:r>
-        <w:rPr>
-          <w:rFonts w:ascii="標楷體" w:eastAsia="標楷體" w:hAnsi="標楷體" w:hint="eastAsia"/>
-          <w:sz w:val="28"/>
-          <w:szCs w:val="28"/>
-        </w:rPr>
-        <w:t>準</w:t>
-      </w:r>
-      <w:proofErr w:type="gramEnd"/>
-      <w:r>
-        <w:rPr>
-          <w:rFonts w:ascii="標楷體" w:eastAsia="標楷體" w:hAnsi="標楷體" w:hint="eastAsia"/>
-          <w:sz w:val="28"/>
-          <w:szCs w:val="28"/>
-        </w:rPr>
-        <w:t>觸及對日本文化感興趣的潛在用戶。</w:t>
+        <w:t>通路渠道 主要透過 App Store 與 Google Play 雙平台發布。前期宣傳將利用大專院校校園社團與日語課程進行冷啟動推廣，線上則透過短影音展示 AI 實際對話的有趣過程，精準觸及對日本文化感興趣的潛在用戶。</w:t>
       </w:r>
     </w:p>
     <w:p>
@@ -4265,61 +3811,7 @@
           <w:sz w:val="28"/>
           <w:szCs w:val="28"/>
         </w:rPr>
-        <w:t>收益來源 免費版使用者的應用程式內廣告收益（In-App Ads）、特定進階主題包</w:t>
-      </w:r>
-      <w:proofErr w:type="gramStart"/>
-      <w:r>
-        <w:rPr>
-          <w:rFonts w:ascii="標楷體" w:eastAsia="標楷體" w:hAnsi="標楷體" w:hint="eastAsia"/>
-          <w:sz w:val="28"/>
-          <w:szCs w:val="28"/>
-        </w:rPr>
-        <w:t>（</w:t>
-      </w:r>
-      <w:proofErr w:type="gramEnd"/>
-      <w:r>
-        <w:rPr>
-          <w:rFonts w:ascii="標楷體" w:eastAsia="標楷體" w:hAnsi="標楷體" w:hint="eastAsia"/>
-          <w:sz w:val="28"/>
-          <w:szCs w:val="28"/>
-        </w:rPr>
-        <w:t>如：深度旅遊生存包、特定性格語氣 AI 角色包</w:t>
-      </w:r>
-      <w:proofErr w:type="gramStart"/>
-      <w:r>
-        <w:rPr>
-          <w:rFonts w:ascii="標楷體" w:eastAsia="標楷體" w:hAnsi="標楷體" w:hint="eastAsia"/>
-          <w:sz w:val="28"/>
-          <w:szCs w:val="28"/>
-        </w:rPr>
-        <w:t>）</w:t>
-      </w:r>
-      <w:proofErr w:type="gramEnd"/>
-      <w:r>
-        <w:rPr>
-          <w:rFonts w:ascii="標楷體" w:eastAsia="標楷體" w:hAnsi="標楷體" w:hint="eastAsia"/>
-          <w:sz w:val="28"/>
-          <w:szCs w:val="28"/>
-        </w:rPr>
-        <w:t>的一次性付費解鎖，以及</w:t>
-      </w:r>
-      <w:proofErr w:type="gramStart"/>
-      <w:r>
-        <w:rPr>
-          <w:rFonts w:ascii="標楷體" w:eastAsia="標楷體" w:hAnsi="標楷體" w:hint="eastAsia"/>
-          <w:sz w:val="28"/>
-          <w:szCs w:val="28"/>
-        </w:rPr>
-        <w:t>無限暢聊與</w:t>
-      </w:r>
-      <w:proofErr w:type="gramEnd"/>
-      <w:r>
-        <w:rPr>
-          <w:rFonts w:ascii="標楷體" w:eastAsia="標楷體" w:hAnsi="標楷體" w:hint="eastAsia"/>
-          <w:sz w:val="28"/>
-          <w:szCs w:val="28"/>
-        </w:rPr>
-        <w:t>進階學習數據分析的月訂閱/年訂閱費用。</w:t>
+        <w:t>收益來源 免費版使用者的應用程式內廣告收益（In-App Ads）、特定進階主題包（如：深度旅遊生存包、特定性格語氣 AI 角色包）的一次性付費解鎖，以及無限暢聊與進階學習數據分析的月訂閱/年訂閱費用。</w:t>
       </w:r>
     </w:p>
     <w:p>
@@ -4443,7 +3935,7 @@
           <w:sz w:val="28"/>
           <w:szCs w:val="28"/>
         </w:rPr>
-        <w:t>檢定導向型： 目標明確為考取 JLPT（日檢）證照，偏好單字記憶、文法解析與模擬測驗，較不重視口說能力。</w:t>
+        <w:t>檢定導向型：偏好單字記憶、文法解析與模擬測驗，較不重視口說能力。</w:t>
       </w:r>
     </w:p>
     <w:p>
@@ -4466,25 +3958,7 @@
           <w:sz w:val="28"/>
           <w:szCs w:val="28"/>
         </w:rPr>
-        <w:t>旅遊實用型： 為了赴日旅遊而學習，不需要艱澀文法，只求能</w:t>
-      </w:r>
-      <w:proofErr w:type="gramStart"/>
-      <w:r>
-        <w:rPr>
-          <w:rFonts w:ascii="標楷體" w:eastAsia="標楷體" w:hAnsi="標楷體" w:hint="eastAsia"/>
-          <w:sz w:val="28"/>
-          <w:szCs w:val="28"/>
-        </w:rPr>
-        <w:t>聽懂並開口</w:t>
-      </w:r>
-      <w:proofErr w:type="gramEnd"/>
-      <w:r>
-        <w:rPr>
-          <w:rFonts w:ascii="標楷體" w:eastAsia="標楷體" w:hAnsi="標楷體" w:hint="eastAsia"/>
-          <w:sz w:val="28"/>
-          <w:szCs w:val="28"/>
-        </w:rPr>
-        <w:t>解決「點餐、問路、購物」等實用生存需求。</w:t>
+        <w:t>旅遊實用型： 為了赴日旅遊而學習，不需要艱澀文法，只求能聽懂並開口解決「點餐、問路、購物」等實用生存需求。</w:t>
       </w:r>
     </w:p>
     <w:p>
@@ -4507,34 +3981,7 @@
           <w:sz w:val="28"/>
           <w:szCs w:val="28"/>
         </w:rPr>
-        <w:t>興趣驅動型（ACG/流行文化）： 熱愛</w:t>
-      </w:r>
-      <w:proofErr w:type="gramStart"/>
-      <w:r>
-        <w:rPr>
-          <w:rFonts w:ascii="標楷體" w:eastAsia="標楷體" w:hAnsi="標楷體" w:hint="eastAsia"/>
-          <w:sz w:val="28"/>
-          <w:szCs w:val="28"/>
-        </w:rPr>
-        <w:t>日本動漫</w:t>
-      </w:r>
-      <w:proofErr w:type="gramEnd"/>
-      <w:r>
-        <w:rPr>
-          <w:rFonts w:ascii="標楷體" w:eastAsia="標楷體" w:hAnsi="標楷體" w:hint="eastAsia"/>
-          <w:sz w:val="28"/>
-          <w:szCs w:val="28"/>
-        </w:rPr>
-        <w:t>、偶像或影視作品，希望能聽懂原</w:t>
-      </w:r>
-      <w:r>
-        <w:rPr>
-          <w:rFonts w:ascii="標楷體" w:eastAsia="標楷體" w:hAnsi="標楷體" w:hint="eastAsia"/>
-          <w:sz w:val="28"/>
-          <w:szCs w:val="28"/>
-        </w:rPr>
-        <w:lastRenderedPageBreak/>
-        <w:t>文台詞，甚至幻想能與喜愛的角色進行對話互動。</w:t>
+        <w:t>興趣驅動型（ACG/流行文化）： 熱愛日本動漫、偶像或影視作品，希望能聽懂原文台詞，甚至幻想能與喜愛的角色進行對話互動。</w:t>
       </w:r>
     </w:p>
     <w:p>
@@ -4557,6 +4004,7 @@
           <w:sz w:val="28"/>
           <w:szCs w:val="28"/>
         </w:rPr>
+        <w:lastRenderedPageBreak/>
         <w:t>痛點區隔（缺乏輸出環境）： 無論是哪種學習者，在台灣普遍面臨「缺乏開口對話的對象」與「害怕說錯被笑的心理壓力」兩大痛點。</w:t>
       </w:r>
     </w:p>
@@ -4599,25 +4047,7 @@
           <w:sz w:val="28"/>
           <w:szCs w:val="28"/>
         </w:rPr>
-        <w:t>基於上述的市場區隔，並結合本團隊運用 Gemini AI 與 Flutter 開發的技術優勢，我們決定不與傳統的「單字文法題庫 App」正面競爭，而是精</w:t>
-      </w:r>
-      <w:proofErr w:type="gramStart"/>
-      <w:r>
-        <w:rPr>
-          <w:rFonts w:ascii="標楷體" w:eastAsia="標楷體" w:hAnsi="標楷體" w:hint="eastAsia"/>
-          <w:sz w:val="28"/>
-          <w:szCs w:val="28"/>
-        </w:rPr>
-        <w:t>準</w:t>
-      </w:r>
-      <w:proofErr w:type="gramEnd"/>
-      <w:r>
-        <w:rPr>
-          <w:rFonts w:ascii="標楷體" w:eastAsia="標楷體" w:hAnsi="標楷體" w:hint="eastAsia"/>
-          <w:sz w:val="28"/>
-          <w:szCs w:val="28"/>
-        </w:rPr>
-        <w:t>鎖定以下三個具備高度「口說互動需求」的目標市場：</w:t>
+        <w:t>基於上述的市場區隔，並結合本團隊運用 Gemini AI 與 Flutter 開發的技術優勢，我們決定不與傳統的「單字文法題庫 App」正面競爭，而是精準鎖定以下三個具備高度「口說互動需求」的目標市場：</w:t>
       </w:r>
     </w:p>
     <w:p>
@@ -4663,43 +4093,7 @@
           <w:sz w:val="28"/>
           <w:szCs w:val="28"/>
         </w:rPr>
-        <w:t>赴日自由行旅客： 計畫前往日本（如京</w:t>
-      </w:r>
-      <w:proofErr w:type="gramStart"/>
-      <w:r>
-        <w:rPr>
-          <w:rFonts w:ascii="標楷體" w:eastAsia="標楷體" w:hAnsi="標楷體" w:hint="eastAsia"/>
-          <w:sz w:val="28"/>
-          <w:szCs w:val="28"/>
-        </w:rPr>
-        <w:t>阪</w:t>
-      </w:r>
-      <w:proofErr w:type="gramEnd"/>
-      <w:r>
-        <w:rPr>
-          <w:rFonts w:ascii="標楷體" w:eastAsia="標楷體" w:hAnsi="標楷體" w:hint="eastAsia"/>
-          <w:sz w:val="28"/>
-          <w:szCs w:val="28"/>
-        </w:rPr>
-        <w:t>神），迫切需要「行前情境模擬訓練」的</w:t>
-      </w:r>
-      <w:proofErr w:type="gramStart"/>
-      <w:r>
-        <w:rPr>
-          <w:rFonts w:ascii="標楷體" w:eastAsia="標楷體" w:hAnsi="標楷體" w:hint="eastAsia"/>
-          <w:sz w:val="28"/>
-          <w:szCs w:val="28"/>
-        </w:rPr>
-        <w:t>實戰派受眾</w:t>
-      </w:r>
-      <w:proofErr w:type="gramEnd"/>
-      <w:r>
-        <w:rPr>
-          <w:rFonts w:ascii="標楷體" w:eastAsia="標楷體" w:hAnsi="標楷體" w:hint="eastAsia"/>
-          <w:sz w:val="28"/>
-          <w:szCs w:val="28"/>
-        </w:rPr>
-        <w:t>。</w:t>
+        <w:t>赴日自由行旅客： 計畫前往日本（如京阪神），迫切需要「行前情境模擬訓練」的實戰派受眾。</w:t>
       </w:r>
     </w:p>
     <w:p>
@@ -4764,89 +4158,7 @@
           <w:sz w:val="28"/>
           <w:szCs w:val="28"/>
         </w:rPr>
-        <w:t>相較於市面上單向輸入的單字 App</w:t>
-      </w:r>
-      <w:proofErr w:type="gramStart"/>
-      <w:r>
-        <w:rPr>
-          <w:rFonts w:ascii="標楷體" w:eastAsia="標楷體" w:hAnsi="標楷體" w:hint="eastAsia"/>
-          <w:sz w:val="28"/>
-          <w:szCs w:val="28"/>
-        </w:rPr>
-        <w:t>（</w:t>
-      </w:r>
-      <w:proofErr w:type="gramEnd"/>
-      <w:r>
-        <w:rPr>
-          <w:rFonts w:ascii="標楷體" w:eastAsia="標楷體" w:hAnsi="標楷體" w:hint="eastAsia"/>
-          <w:sz w:val="28"/>
-          <w:szCs w:val="28"/>
-        </w:rPr>
-        <w:t>如：五十音記憶、文法題庫</w:t>
-      </w:r>
-      <w:proofErr w:type="gramStart"/>
-      <w:r>
-        <w:rPr>
-          <w:rFonts w:ascii="標楷體" w:eastAsia="標楷體" w:hAnsi="標楷體" w:hint="eastAsia"/>
-          <w:sz w:val="28"/>
-          <w:szCs w:val="28"/>
-        </w:rPr>
-        <w:t>）</w:t>
-      </w:r>
-      <w:proofErr w:type="gramEnd"/>
-      <w:r>
-        <w:rPr>
-          <w:rFonts w:ascii="標楷體" w:eastAsia="標楷體" w:hAnsi="標楷體" w:hint="eastAsia"/>
-          <w:sz w:val="28"/>
-          <w:szCs w:val="28"/>
-        </w:rPr>
-        <w:t>或是費用高昂的</w:t>
-      </w:r>
-      <w:proofErr w:type="gramStart"/>
-      <w:r>
-        <w:rPr>
-          <w:rFonts w:ascii="標楷體" w:eastAsia="標楷體" w:hAnsi="標楷體" w:hint="eastAsia"/>
-          <w:sz w:val="28"/>
-          <w:szCs w:val="28"/>
-        </w:rPr>
-        <w:t>真人線上家教（</w:t>
-      </w:r>
-      <w:proofErr w:type="gramEnd"/>
-      <w:r>
-        <w:rPr>
-          <w:rFonts w:ascii="標楷體" w:eastAsia="標楷體" w:hAnsi="標楷體" w:hint="eastAsia"/>
-          <w:sz w:val="28"/>
-          <w:szCs w:val="28"/>
-        </w:rPr>
-        <w:t>如：</w:t>
-      </w:r>
-      <w:proofErr w:type="spellStart"/>
-      <w:r>
-        <w:rPr>
-          <w:rFonts w:ascii="標楷體" w:eastAsia="標楷體" w:hAnsi="標楷體" w:hint="eastAsia"/>
-          <w:sz w:val="28"/>
-          <w:szCs w:val="28"/>
-        </w:rPr>
-        <w:t>AmazingTalker</w:t>
-      </w:r>
-      <w:proofErr w:type="spellEnd"/>
-      <w:proofErr w:type="gramStart"/>
-      <w:r>
-        <w:rPr>
-          <w:rFonts w:ascii="標楷體" w:eastAsia="標楷體" w:hAnsi="標楷體" w:hint="eastAsia"/>
-          <w:sz w:val="28"/>
-          <w:szCs w:val="28"/>
-        </w:rPr>
-        <w:t>）</w:t>
-      </w:r>
-      <w:proofErr w:type="gramEnd"/>
-      <w:r>
-        <w:rPr>
-          <w:rFonts w:ascii="標楷體" w:eastAsia="標楷體" w:hAnsi="標楷體" w:hint="eastAsia"/>
-          <w:sz w:val="28"/>
-          <w:szCs w:val="28"/>
-        </w:rPr>
-        <w:t>，本產品的市場定位為： 「低門檻、高自由度、零壓力的專屬 AI 日語會話陪練員」。</w:t>
+        <w:t>相較於市面上單向輸入的單字 App（如：五十音記憶、文法題庫）或是費用高昂的真人線上家教（如：AmazingTalker），本產品的市場定位為： 「低門檻、高自由度、零壓力的專屬 AI 日語會話陪練員」。</w:t>
       </w:r>
     </w:p>
     <w:p>
@@ -4875,29 +4187,7 @@
           <w:sz w:val="28"/>
           <w:szCs w:val="28"/>
         </w:rPr>
-        <w:t>「非</w:t>
-      </w:r>
-      <w:proofErr w:type="gramStart"/>
-      <w:r>
-        <w:rPr>
-          <w:rFonts w:ascii="標楷體" w:eastAsia="標楷體" w:hAnsi="標楷體" w:hint="eastAsia"/>
-          <w:b/>
-          <w:bCs/>
-          <w:sz w:val="28"/>
-          <w:szCs w:val="28"/>
-        </w:rPr>
-        <w:t>腳本式的真實</w:t>
-      </w:r>
-      <w:proofErr w:type="gramEnd"/>
-      <w:r>
-        <w:rPr>
-          <w:rFonts w:ascii="標楷體" w:eastAsia="標楷體" w:hAnsi="標楷體" w:hint="eastAsia"/>
-          <w:b/>
-          <w:bCs/>
-          <w:sz w:val="28"/>
-          <w:szCs w:val="28"/>
-        </w:rPr>
-        <w:t>情境演練」</w:t>
+        <w:t>「非腳本式的真實情境演練」</w:t>
       </w:r>
       <w:r>
         <w:rPr>
@@ -4905,25 +4195,7 @@
           <w:sz w:val="28"/>
           <w:szCs w:val="28"/>
         </w:rPr>
-        <w:t>，讓使用者以極低的成本（Freemium 模式），隨時隨地享受有如真人般自然、且能即時糾正語法的對話體驗，填補「傳統 App」與「</w:t>
-      </w:r>
-      <w:proofErr w:type="gramStart"/>
-      <w:r>
-        <w:rPr>
-          <w:rFonts w:ascii="標楷體" w:eastAsia="標楷體" w:hAnsi="標楷體" w:hint="eastAsia"/>
-          <w:sz w:val="28"/>
-          <w:szCs w:val="28"/>
-        </w:rPr>
-        <w:t>真人外師</w:t>
-      </w:r>
-      <w:proofErr w:type="gramEnd"/>
-      <w:r>
-        <w:rPr>
-          <w:rFonts w:ascii="標楷體" w:eastAsia="標楷體" w:hAnsi="標楷體" w:hint="eastAsia"/>
-          <w:sz w:val="28"/>
-          <w:szCs w:val="28"/>
-        </w:rPr>
-        <w:t>」之間的巨大市場空缺。</w:t>
+        <w:t>，讓使用者以極低的成本（Freemium 模式），隨時隨地享受有如真人般自然、且能即時糾正語法的對話體驗，填補「傳統 App」與「真人外師」之間的巨大市場空缺。</w:t>
       </w:r>
     </w:p>
     <w:p>
@@ -4945,6 +4217,7 @@
         <w:rPr>
           <w:rFonts w:hint="eastAsia"/>
         </w:rPr>
+        <w:lastRenderedPageBreak/>
         <w:t xml:space="preserve">2-4 </w:t>
       </w:r>
       <w:r>
@@ -5066,25 +4339,7 @@
                 <w:sz w:val="28"/>
                 <w:szCs w:val="28"/>
               </w:rPr>
-              <w:t>情境化單字</w:t>
-            </w:r>
-            <w:proofErr w:type="gramStart"/>
-            <w:r>
-              <w:rPr>
-                <w:rFonts w:ascii="標楷體" w:eastAsia="標楷體" w:hAnsi="標楷體" w:hint="eastAsia"/>
-                <w:sz w:val="28"/>
-                <w:szCs w:val="28"/>
-              </w:rPr>
-              <w:t>記憶點強</w:t>
-            </w:r>
-            <w:proofErr w:type="gramEnd"/>
-            <w:r>
-              <w:rPr>
-                <w:rFonts w:ascii="標楷體" w:eastAsia="標楷體" w:hAnsi="標楷體" w:hint="eastAsia"/>
-                <w:sz w:val="28"/>
-                <w:szCs w:val="28"/>
-              </w:rPr>
-              <w:t>，優於傳統背單字</w:t>
+              <w:t>情境化單字記憶點強，優於傳統背單字</w:t>
             </w:r>
           </w:p>
           <w:p>
@@ -5221,25 +4476,7 @@
                 <w:sz w:val="28"/>
                 <w:szCs w:val="28"/>
               </w:rPr>
-              <w:t>需連網使用，</w:t>
-            </w:r>
-            <w:proofErr w:type="gramStart"/>
-            <w:r>
-              <w:rPr>
-                <w:rFonts w:ascii="標楷體" w:eastAsia="標楷體" w:hAnsi="標楷體" w:hint="eastAsia"/>
-                <w:sz w:val="28"/>
-                <w:szCs w:val="28"/>
-              </w:rPr>
-              <w:t>無離線</w:t>
-            </w:r>
-            <w:proofErr w:type="gramEnd"/>
-            <w:r>
-              <w:rPr>
-                <w:rFonts w:ascii="標楷體" w:eastAsia="標楷體" w:hAnsi="標楷體" w:hint="eastAsia"/>
-                <w:sz w:val="28"/>
-                <w:szCs w:val="28"/>
-              </w:rPr>
-              <w:t>學習功能</w:t>
+              <w:t>需連網使用，無離線學習功能</w:t>
             </w:r>
           </w:p>
           <w:p>
@@ -5518,6 +4755,7 @@
                 <w:sz w:val="28"/>
                 <w:szCs w:val="28"/>
               </w:rPr>
+              <w:lastRenderedPageBreak/>
               <w:t>優勢/機會 (S-O)</w:t>
             </w:r>
           </w:p>
@@ -7134,31 +6372,7 @@
                 <w:szCs w:val="28"/>
                 <w:bdr w:val="none" w:sz="0" w:space="0" w:color="auto" w:frame="1"/>
               </w:rPr>
-              <w:t>(</w:t>
-            </w:r>
-            <w:proofErr w:type="gramStart"/>
-            <w:r>
-              <w:rPr>
-                <w:rFonts w:ascii="標楷體" w:eastAsia="標楷體" w:hAnsi="標楷體" w:cs="新細明體"/>
-                <w:color w:val="1F1F1F"/>
-                <w:kern w:val="0"/>
-                <w:sz w:val="28"/>
-                <w:szCs w:val="28"/>
-                <w:bdr w:val="none" w:sz="0" w:space="0" w:color="auto" w:frame="1"/>
-              </w:rPr>
-              <w:t>註</w:t>
-            </w:r>
-            <w:proofErr w:type="gramEnd"/>
-            <w:r>
-              <w:rPr>
-                <w:rFonts w:ascii="標楷體" w:eastAsia="標楷體" w:hAnsi="標楷體" w:cs="新細明體"/>
-                <w:color w:val="1F1F1F"/>
-                <w:kern w:val="0"/>
-                <w:sz w:val="28"/>
-                <w:szCs w:val="28"/>
-                <w:bdr w:val="none" w:sz="0" w:space="0" w:color="auto" w:frame="1"/>
-              </w:rPr>
-              <w:t>：如果你的相機拍照功能有用到)</w:t>
+              <w:t>(註：如果你的相機拍照功能有用到)</w:t>
             </w:r>
           </w:p>
         </w:tc>
@@ -7905,7 +7119,6 @@
               </w:rPr>
               <w:t>、</w:t>
             </w:r>
-            <w:proofErr w:type="spellStart"/>
             <w:r>
               <w:rPr>
                 <w:rFonts w:ascii="Arial Unicode MS" w:eastAsia="標楷體" w:hAnsi="Arial Unicode MS" w:cs="Arial"/>
@@ -7914,7 +7127,6 @@
               </w:rPr>
               <w:t>flatpickr</w:t>
             </w:r>
-            <w:proofErr w:type="spellEnd"/>
             <w:r>
               <w:rPr>
                 <w:rFonts w:ascii="Arial Unicode MS" w:eastAsia="標楷體" w:hAnsi="Arial Unicode MS" w:cs="Arial" w:hint="eastAsia"/>
@@ -7929,25 +7141,7 @@
                 <w:kern w:val="0"/>
                 <w:szCs w:val="24"/>
               </w:rPr>
-              <w:t>python-</w:t>
-            </w:r>
-            <w:proofErr w:type="spellStart"/>
-            <w:r>
-              <w:rPr>
-                <w:rFonts w:ascii="Arial Unicode MS" w:eastAsia="標楷體" w:hAnsi="Arial Unicode MS" w:cs="Arial" w:hint="eastAsia"/>
-                <w:kern w:val="0"/>
-                <w:szCs w:val="24"/>
-              </w:rPr>
-              <w:t>dotenv</w:t>
-            </w:r>
-            <w:proofErr w:type="spellEnd"/>
-            <w:r>
-              <w:rPr>
-                <w:rFonts w:ascii="Arial Unicode MS" w:eastAsia="標楷體" w:hAnsi="Arial Unicode MS" w:cs="Arial" w:hint="eastAsia"/>
-                <w:kern w:val="0"/>
-                <w:szCs w:val="24"/>
-              </w:rPr>
-              <w:t xml:space="preserve"> (</w:t>
+              <w:t>python-dotenv (</w:t>
             </w:r>
             <w:r>
               <w:rPr>
@@ -16321,21 +15515,7 @@
         <w:rPr>
           <w:rFonts w:hint="eastAsia"/>
         </w:rPr>
-        <w:t>專案</w:t>
-      </w:r>
-      <w:proofErr w:type="gramStart"/>
-      <w:r>
-        <w:rPr>
-          <w:rFonts w:hint="eastAsia"/>
-        </w:rPr>
-        <w:t>時程甘特</w:t>
-      </w:r>
-      <w:proofErr w:type="gramEnd"/>
-      <w:r>
-        <w:rPr>
-          <w:rFonts w:hint="eastAsia"/>
-        </w:rPr>
-        <w:t>圖</w:t>
+        <w:t>專案時程甘特圖</w:t>
       </w:r>
     </w:p>
     <w:p>
@@ -16611,18 +15791,8 @@
                 <w:w w:val="90"/>
                 <w:sz w:val="28"/>
               </w:rPr>
-              <w:t>蘇品</w:t>
-            </w:r>
-            <w:proofErr w:type="gramStart"/>
-            <w:r>
-              <w:rPr>
-                <w:rFonts w:eastAsia="標楷體" w:hint="eastAsia"/>
-                <w:w w:val="90"/>
-                <w:sz w:val="28"/>
-              </w:rPr>
-              <w:t>璇</w:t>
-            </w:r>
-            <w:proofErr w:type="gramEnd"/>
+              <w:t>蘇品璇</w:t>
+            </w:r>
           </w:p>
         </w:tc>
         <w:tc>
@@ -22520,18 +21690,8 @@
                 <w:sz w:val="32"/>
                 <w:u w:val="single"/>
               </w:rPr>
-              <w:t>蘇品</w:t>
-            </w:r>
-            <w:proofErr w:type="gramStart"/>
-            <w:r>
-              <w:rPr>
-                <w:rFonts w:eastAsia="標楷體" w:hint="eastAsia"/>
-                <w:sz w:val="32"/>
-                <w:u w:val="single"/>
-              </w:rPr>
-              <w:t>璇</w:t>
-            </w:r>
-            <w:proofErr w:type="gramEnd"/>
+              <w:t>蘇品璇</w:t>
+            </w:r>
           </w:p>
         </w:tc>
         <w:tc>
@@ -23000,27 +22160,7 @@
           <w:sz w:val="28"/>
           <w:szCs w:val="24"/>
         </w:rPr>
-        <w:t>蘇品</w:t>
-      </w:r>
-      <w:proofErr w:type="gramStart"/>
-      <w:r>
-        <w:rPr>
-          <w:rFonts w:ascii="標楷體" w:eastAsia="標楷體" w:hAnsi="標楷體" w:hint="eastAsia"/>
-          <w:bCs/>
-          <w:sz w:val="28"/>
-          <w:szCs w:val="24"/>
-        </w:rPr>
-        <w:t>璇</w:t>
-      </w:r>
-      <w:proofErr w:type="gramEnd"/>
-      <w:r>
-        <w:rPr>
-          <w:rFonts w:ascii="標楷體" w:eastAsia="標楷體" w:hAnsi="標楷體" w:hint="eastAsia"/>
-          <w:bCs/>
-          <w:sz w:val="28"/>
-          <w:szCs w:val="24"/>
-        </w:rPr>
-        <w:t>上傳GitHub紀錄</w:t>
+        <w:t>蘇品璇上傳GitHub紀錄</w:t>
       </w:r>
     </w:p>
     <w:p>
@@ -23954,27 +23094,7 @@
                 <w:sz w:val="30"/>
                 <w:szCs w:val="30"/>
               </w:rPr>
-              <w:t>收藏夾顯示每</w:t>
-            </w:r>
-            <w:proofErr w:type="gramStart"/>
-            <w:r>
-              <w:rPr>
-                <w:rFonts w:ascii="標楷體" w:eastAsia="標楷體" w:hAnsi="標楷體" w:hint="eastAsia"/>
-                <w:color w:val="000000" w:themeColor="text1"/>
-                <w:sz w:val="30"/>
-                <w:szCs w:val="30"/>
-              </w:rPr>
-              <w:t>個</w:t>
-            </w:r>
-            <w:proofErr w:type="gramEnd"/>
-            <w:r>
-              <w:rPr>
-                <w:rFonts w:ascii="標楷體" w:eastAsia="標楷體" w:hAnsi="標楷體" w:hint="eastAsia"/>
-                <w:color w:val="000000" w:themeColor="text1"/>
-                <w:sz w:val="30"/>
-                <w:szCs w:val="30"/>
-              </w:rPr>
-              <w:t>資料夾的單字數量</w:t>
+              <w:t>收藏夾顯示每個資料夾的單字數量</w:t>
             </w:r>
           </w:p>
           <w:p>
@@ -25300,47 +24420,7 @@
                 <w:sz w:val="30"/>
                 <w:szCs w:val="30"/>
               </w:rPr>
-              <w:t>使用者密碼</w:t>
-            </w:r>
-            <w:proofErr w:type="gramStart"/>
-            <w:r>
-              <w:rPr>
-                <w:rFonts w:ascii="標楷體" w:eastAsia="標楷體" w:hAnsi="標楷體" w:hint="eastAsia"/>
-                <w:color w:val="000000" w:themeColor="text1"/>
-                <w:sz w:val="30"/>
-                <w:szCs w:val="30"/>
-              </w:rPr>
-              <w:t>採</w:t>
-            </w:r>
-            <w:proofErr w:type="gramEnd"/>
-            <w:r>
-              <w:rPr>
-                <w:rFonts w:ascii="標楷體" w:eastAsia="標楷體" w:hAnsi="標楷體" w:hint="eastAsia"/>
-                <w:color w:val="000000" w:themeColor="text1"/>
-                <w:sz w:val="30"/>
-                <w:szCs w:val="30"/>
-              </w:rPr>
-              <w:t>加密儲存（</w:t>
-            </w:r>
-            <w:proofErr w:type="spellStart"/>
-            <w:r>
-              <w:rPr>
-                <w:rFonts w:ascii="標楷體" w:eastAsia="標楷體" w:hAnsi="標楷體" w:hint="eastAsia"/>
-                <w:color w:val="000000" w:themeColor="text1"/>
-                <w:sz w:val="30"/>
-                <w:szCs w:val="30"/>
-              </w:rPr>
-              <w:t>password_hash</w:t>
-            </w:r>
-            <w:proofErr w:type="spellEnd"/>
-            <w:r>
-              <w:rPr>
-                <w:rFonts w:ascii="標楷體" w:eastAsia="標楷體" w:hAnsi="標楷體" w:hint="eastAsia"/>
-                <w:color w:val="000000" w:themeColor="text1"/>
-                <w:sz w:val="30"/>
-                <w:szCs w:val="30"/>
-              </w:rPr>
-              <w:t>）</w:t>
+              <w:t>使用者密碼採加密儲存（password_hash）</w:t>
             </w:r>
           </w:p>
           <w:p>
@@ -25733,7 +24813,6 @@
                 <w:szCs w:val="30"/>
               </w:rPr>
             </w:pPr>
-            <w:proofErr w:type="gramStart"/>
             <w:r>
               <w:rPr>
                 <w:rFonts w:ascii="標楷體" w:eastAsia="標楷體" w:hAnsi="標楷體" w:hint="eastAsia"/>
@@ -25741,17 +24820,7 @@
                 <w:sz w:val="30"/>
                 <w:szCs w:val="30"/>
               </w:rPr>
-              <w:t>採</w:t>
-            </w:r>
-            <w:proofErr w:type="gramEnd"/>
-            <w:r>
-              <w:rPr>
-                <w:rFonts w:ascii="標楷體" w:eastAsia="標楷體" w:hAnsi="標楷體" w:hint="eastAsia"/>
-                <w:color w:val="000000" w:themeColor="text1"/>
-                <w:sz w:val="30"/>
-                <w:szCs w:val="30"/>
-              </w:rPr>
-              <w:t>前後端分離架構，方便獨立維護</w:t>
+              <w:t>採前後端分離架構，方便獨立維護</w:t>
             </w:r>
           </w:p>
           <w:p>
@@ -26523,7 +25592,6 @@
                 <w:szCs w:val="24"/>
               </w:rPr>
             </w:pPr>
-            <w:proofErr w:type="spellStart"/>
             <w:r>
               <w:rPr>
                 <w:rFonts w:ascii="標楷體" w:eastAsia="標楷體" w:hAnsi="標楷體"/>
@@ -26531,7 +25599,6 @@
               </w:rPr>
               <w:t>quiz_question</w:t>
             </w:r>
-            <w:proofErr w:type="spellEnd"/>
           </w:p>
         </w:tc>
         <w:tc>
@@ -26606,7 +25673,6 @@
                 <w:szCs w:val="24"/>
               </w:rPr>
             </w:pPr>
-            <w:proofErr w:type="spellStart"/>
             <w:r>
               <w:rPr>
                 <w:rFonts w:ascii="標楷體" w:eastAsia="標楷體" w:hAnsi="標楷體"/>
@@ -26614,7 +25680,6 @@
               </w:rPr>
               <w:t>user_photo</w:t>
             </w:r>
-            <w:proofErr w:type="spellEnd"/>
           </w:p>
         </w:tc>
         <w:tc>
@@ -26689,7 +25754,6 @@
                 <w:szCs w:val="24"/>
               </w:rPr>
             </w:pPr>
-            <w:proofErr w:type="spellStart"/>
             <w:r>
               <w:rPr>
                 <w:rFonts w:ascii="標楷體" w:eastAsia="標楷體" w:hAnsi="標楷體"/>
@@ -26697,7 +25761,6 @@
               </w:rPr>
               <w:t>user_photo_vocab</w:t>
             </w:r>
-            <w:proofErr w:type="spellEnd"/>
           </w:p>
         </w:tc>
         <w:tc>
@@ -26772,7 +25835,6 @@
                 <w:szCs w:val="24"/>
               </w:rPr>
             </w:pPr>
-            <w:proofErr w:type="spellStart"/>
             <w:r>
               <w:rPr>
                 <w:rFonts w:ascii="標楷體" w:eastAsia="標楷體" w:hAnsi="標楷體"/>
@@ -26780,7 +25842,6 @@
               </w:rPr>
               <w:t>user_vocab</w:t>
             </w:r>
-            <w:proofErr w:type="spellEnd"/>
           </w:p>
         </w:tc>
         <w:tc>
@@ -26855,7 +25916,6 @@
                 <w:szCs w:val="24"/>
               </w:rPr>
             </w:pPr>
-            <w:proofErr w:type="spellStart"/>
             <w:r>
               <w:rPr>
                 <w:rFonts w:ascii="標楷體" w:eastAsia="標楷體" w:hAnsi="標楷體"/>
@@ -26863,7 +25923,6 @@
               </w:rPr>
               <w:t>user_folder</w:t>
             </w:r>
-            <w:proofErr w:type="spellEnd"/>
           </w:p>
         </w:tc>
         <w:tc>
@@ -27019,7 +26078,6 @@
                 <w:szCs w:val="24"/>
               </w:rPr>
             </w:pPr>
-            <w:proofErr w:type="spellStart"/>
             <w:r>
               <w:rPr>
                 <w:rFonts w:ascii="標楷體" w:eastAsia="標楷體" w:hAnsi="標楷體"/>
@@ -27027,7 +26085,6 @@
               </w:rPr>
               <w:t>user_achievement</w:t>
             </w:r>
-            <w:proofErr w:type="spellEnd"/>
           </w:p>
         </w:tc>
         <w:tc>
@@ -27102,7 +26159,6 @@
                 <w:szCs w:val="24"/>
               </w:rPr>
             </w:pPr>
-            <w:proofErr w:type="spellStart"/>
             <w:r>
               <w:rPr>
                 <w:rFonts w:ascii="標楷體" w:eastAsia="標楷體" w:hAnsi="標楷體"/>
@@ -27110,7 +26166,6 @@
               </w:rPr>
               <w:t>point_transaction</w:t>
             </w:r>
-            <w:proofErr w:type="spellEnd"/>
           </w:p>
         </w:tc>
         <w:tc>
@@ -27185,7 +26240,6 @@
                 <w:szCs w:val="24"/>
               </w:rPr>
             </w:pPr>
-            <w:proofErr w:type="spellStart"/>
             <w:r>
               <w:rPr>
                 <w:rFonts w:ascii="標楷體" w:eastAsia="標楷體" w:hAnsi="標楷體"/>
@@ -27193,7 +26247,6 @@
               </w:rPr>
               <w:t>friend_request</w:t>
             </w:r>
-            <w:proofErr w:type="spellEnd"/>
           </w:p>
         </w:tc>
         <w:tc>
@@ -27349,7 +26402,6 @@
                 <w:szCs w:val="24"/>
               </w:rPr>
             </w:pPr>
-            <w:proofErr w:type="spellStart"/>
             <w:r>
               <w:rPr>
                 <w:rFonts w:ascii="標楷體" w:eastAsia="標楷體" w:hAnsi="標楷體"/>
@@ -27357,7 +26409,6 @@
               </w:rPr>
               <w:t>study_group</w:t>
             </w:r>
-            <w:proofErr w:type="spellEnd"/>
           </w:p>
         </w:tc>
         <w:tc>
@@ -27432,7 +26483,6 @@
                 <w:szCs w:val="24"/>
               </w:rPr>
             </w:pPr>
-            <w:proofErr w:type="spellStart"/>
             <w:r>
               <w:rPr>
                 <w:rFonts w:ascii="標楷體" w:eastAsia="標楷體" w:hAnsi="標楷體"/>
@@ -27440,7 +26490,6 @@
               </w:rPr>
               <w:t>group_member</w:t>
             </w:r>
-            <w:proofErr w:type="spellEnd"/>
           </w:p>
         </w:tc>
         <w:tc>
@@ -27515,7 +26564,6 @@
                 <w:szCs w:val="24"/>
               </w:rPr>
             </w:pPr>
-            <w:proofErr w:type="spellStart"/>
             <w:r>
               <w:rPr>
                 <w:rFonts w:ascii="標楷體" w:eastAsia="標楷體" w:hAnsi="標楷體"/>
@@ -27523,7 +26571,6 @@
               </w:rPr>
               <w:t>group_invite</w:t>
             </w:r>
-            <w:proofErr w:type="spellEnd"/>
           </w:p>
         </w:tc>
         <w:tc>
@@ -28033,7 +27080,6 @@
                 <w:szCs w:val="24"/>
               </w:rPr>
             </w:pPr>
-            <w:proofErr w:type="gramStart"/>
             <w:r>
               <w:rPr>
                 <w:rFonts w:ascii="標楷體" w:eastAsia="標楷體" w:hAnsi="標楷體"/>
@@ -28041,7 +27087,6 @@
               </w:rPr>
               <w:t>外鍵</w:t>
             </w:r>
-            <w:proofErr w:type="gramEnd"/>
           </w:p>
         </w:tc>
       </w:tr>
@@ -28134,17 +27179,8 @@
                 <w:rFonts w:ascii="標楷體" w:eastAsia="標楷體" w:hAnsi="標楷體"/>
                 <w:szCs w:val="24"/>
               </w:rPr>
-              <w:t xml:space="preserve">4 </w:t>
-            </w:r>
-            <w:proofErr w:type="gramStart"/>
-            <w:r>
-              <w:rPr>
-                <w:rFonts w:ascii="標楷體" w:eastAsia="標楷體" w:hAnsi="標楷體"/>
-                <w:szCs w:val="24"/>
-              </w:rPr>
-              <w:t>byte</w:t>
-            </w:r>
-            <w:proofErr w:type="gramEnd"/>
+              <w:t>4 byte</w:t>
+            </w:r>
           </w:p>
         </w:tc>
         <w:tc>
@@ -28330,7 +27366,6 @@
                 <w:szCs w:val="24"/>
               </w:rPr>
             </w:pPr>
-            <w:proofErr w:type="spellStart"/>
             <w:r>
               <w:rPr>
                 <w:rFonts w:ascii="標楷體" w:eastAsia="標楷體" w:hAnsi="標楷體"/>
@@ -28338,7 +27373,6 @@
               </w:rPr>
               <w:t>password_hash</w:t>
             </w:r>
-            <w:proofErr w:type="spellEnd"/>
           </w:p>
         </w:tc>
         <w:tc>
@@ -28584,7 +27618,6 @@
                 <w:szCs w:val="24"/>
               </w:rPr>
             </w:pPr>
-            <w:proofErr w:type="spellStart"/>
             <w:r>
               <w:rPr>
                 <w:rFonts w:ascii="標楷體" w:eastAsia="標楷體" w:hAnsi="標楷體"/>
@@ -28592,7 +27625,6 @@
               </w:rPr>
               <w:t>friend_id</w:t>
             </w:r>
-            <w:proofErr w:type="spellEnd"/>
           </w:p>
         </w:tc>
         <w:tc>
@@ -28712,7 +27744,6 @@
                 <w:szCs w:val="24"/>
               </w:rPr>
             </w:pPr>
-            <w:proofErr w:type="spellStart"/>
             <w:r>
               <w:rPr>
                 <w:rFonts w:ascii="標楷體" w:eastAsia="標楷體" w:hAnsi="標楷體"/>
@@ -28720,7 +27751,6 @@
               </w:rPr>
               <w:t>japanese_level</w:t>
             </w:r>
-            <w:proofErr w:type="spellEnd"/>
           </w:p>
         </w:tc>
         <w:tc>
@@ -28966,7 +27996,6 @@
                 <w:szCs w:val="24"/>
               </w:rPr>
             </w:pPr>
-            <w:proofErr w:type="spellStart"/>
             <w:r>
               <w:rPr>
                 <w:rFonts w:ascii="標楷體" w:eastAsia="標楷體" w:hAnsi="標楷體"/>
@@ -28974,7 +28003,6 @@
               </w:rPr>
               <w:t>j_pts</w:t>
             </w:r>
-            <w:proofErr w:type="spellEnd"/>
           </w:p>
         </w:tc>
         <w:tc>
@@ -29042,17 +28070,8 @@
                 <w:rFonts w:ascii="標楷體" w:eastAsia="標楷體" w:hAnsi="標楷體"/>
                 <w:szCs w:val="24"/>
               </w:rPr>
-              <w:t xml:space="preserve">4 </w:t>
-            </w:r>
-            <w:proofErr w:type="gramStart"/>
-            <w:r>
-              <w:rPr>
-                <w:rFonts w:ascii="標楷體" w:eastAsia="標楷體" w:hAnsi="標楷體"/>
-                <w:szCs w:val="24"/>
-              </w:rPr>
-              <w:t>byte</w:t>
-            </w:r>
-            <w:proofErr w:type="gramEnd"/>
+              <w:t>4 byte</w:t>
+            </w:r>
           </w:p>
         </w:tc>
         <w:tc>
@@ -29103,7 +28122,6 @@
                 <w:szCs w:val="24"/>
               </w:rPr>
             </w:pPr>
-            <w:proofErr w:type="spellStart"/>
             <w:r>
               <w:rPr>
                 <w:rFonts w:ascii="標楷體" w:eastAsia="標楷體" w:hAnsi="標楷體"/>
@@ -29111,7 +28129,6 @@
               </w:rPr>
               <w:t>streak_days</w:t>
             </w:r>
-            <w:proofErr w:type="spellEnd"/>
           </w:p>
         </w:tc>
         <w:tc>
@@ -29179,17 +28196,8 @@
                 <w:rFonts w:ascii="標楷體" w:eastAsia="標楷體" w:hAnsi="標楷體"/>
                 <w:szCs w:val="24"/>
               </w:rPr>
-              <w:t xml:space="preserve">4 </w:t>
-            </w:r>
-            <w:proofErr w:type="gramStart"/>
-            <w:r>
-              <w:rPr>
-                <w:rFonts w:ascii="標楷體" w:eastAsia="標楷體" w:hAnsi="標楷體"/>
-                <w:szCs w:val="24"/>
-              </w:rPr>
-              <w:t>byte</w:t>
-            </w:r>
-            <w:proofErr w:type="gramEnd"/>
+              <w:t>4 byte</w:t>
+            </w:r>
           </w:p>
         </w:tc>
         <w:tc>
@@ -29240,7 +28248,6 @@
                 <w:szCs w:val="24"/>
               </w:rPr>
             </w:pPr>
-            <w:proofErr w:type="spellStart"/>
             <w:r>
               <w:rPr>
                 <w:rFonts w:ascii="標楷體" w:eastAsia="標楷體" w:hAnsi="標楷體"/>
@@ -29248,7 +28255,6 @@
               </w:rPr>
               <w:t>last_login_date</w:t>
             </w:r>
-            <w:proofErr w:type="spellEnd"/>
           </w:p>
         </w:tc>
         <w:tc>
@@ -29368,7 +28374,6 @@
                 <w:szCs w:val="24"/>
               </w:rPr>
             </w:pPr>
-            <w:proofErr w:type="spellStart"/>
             <w:r>
               <w:rPr>
                 <w:rFonts w:ascii="標楷體" w:eastAsia="標楷體" w:hAnsi="標楷體"/>
@@ -29376,7 +28381,6 @@
               </w:rPr>
               <w:t>created_at</w:t>
             </w:r>
-            <w:proofErr w:type="spellEnd"/>
           </w:p>
         </w:tc>
         <w:tc>
@@ -29496,7 +28500,6 @@
                 <w:szCs w:val="24"/>
               </w:rPr>
             </w:pPr>
-            <w:proofErr w:type="spellStart"/>
             <w:r>
               <w:rPr>
                 <w:rFonts w:ascii="標楷體" w:eastAsia="標楷體" w:hAnsi="標楷體"/>
@@ -29504,7 +28507,6 @@
               </w:rPr>
               <w:t>daily_scans</w:t>
             </w:r>
-            <w:proofErr w:type="spellEnd"/>
           </w:p>
         </w:tc>
         <w:tc>
@@ -29572,17 +28574,8 @@
                 <w:rFonts w:ascii="標楷體" w:eastAsia="標楷體" w:hAnsi="標楷體"/>
                 <w:szCs w:val="24"/>
               </w:rPr>
-              <w:t xml:space="preserve">4 </w:t>
-            </w:r>
-            <w:proofErr w:type="gramStart"/>
-            <w:r>
-              <w:rPr>
-                <w:rFonts w:ascii="標楷體" w:eastAsia="標楷體" w:hAnsi="標楷體"/>
-                <w:szCs w:val="24"/>
-              </w:rPr>
-              <w:t>byte</w:t>
-            </w:r>
-            <w:proofErr w:type="gramEnd"/>
+              <w:t>4 byte</w:t>
+            </w:r>
           </w:p>
         </w:tc>
         <w:tc>
@@ -29633,7 +28626,6 @@
                 <w:szCs w:val="24"/>
               </w:rPr>
             </w:pPr>
-            <w:proofErr w:type="spellStart"/>
             <w:r>
               <w:rPr>
                 <w:rFonts w:ascii="標楷體" w:eastAsia="標楷體" w:hAnsi="標楷體"/>
@@ -29641,7 +28633,6 @@
               </w:rPr>
               <w:t>last_scan_date</w:t>
             </w:r>
-            <w:proofErr w:type="spellEnd"/>
           </w:p>
         </w:tc>
         <w:tc>
@@ -29760,7 +28751,6 @@
                 <w:szCs w:val="24"/>
               </w:rPr>
             </w:pPr>
-            <w:proofErr w:type="spellStart"/>
             <w:r>
               <w:rPr>
                 <w:rFonts w:ascii="標楷體" w:eastAsia="標楷體" w:hAnsi="標楷體"/>
@@ -29768,7 +28758,6 @@
               </w:rPr>
               <w:t>total_active_days</w:t>
             </w:r>
-            <w:proofErr w:type="spellEnd"/>
           </w:p>
         </w:tc>
         <w:tc>
@@ -29833,17 +28822,8 @@
                 <w:rFonts w:ascii="標楷體" w:eastAsia="標楷體" w:hAnsi="標楷體"/>
                 <w:szCs w:val="24"/>
               </w:rPr>
-              <w:t xml:space="preserve">4 </w:t>
-            </w:r>
-            <w:proofErr w:type="gramStart"/>
-            <w:r>
-              <w:rPr>
-                <w:rFonts w:ascii="標楷體" w:eastAsia="標楷體" w:hAnsi="標楷體"/>
-                <w:szCs w:val="24"/>
-              </w:rPr>
-              <w:t>byte</w:t>
-            </w:r>
-            <w:proofErr w:type="gramEnd"/>
+              <w:t>4 byte</w:t>
+            </w:r>
           </w:p>
         </w:tc>
         <w:tc>
@@ -29891,7 +28871,6 @@
                 <w:szCs w:val="24"/>
               </w:rPr>
             </w:pPr>
-            <w:proofErr w:type="spellStart"/>
             <w:r>
               <w:rPr>
                 <w:rFonts w:ascii="標楷體" w:eastAsia="標楷體" w:hAnsi="標楷體"/>
@@ -29899,7 +28878,6 @@
               </w:rPr>
               <w:t>total_scans</w:t>
             </w:r>
-            <w:proofErr w:type="spellEnd"/>
           </w:p>
         </w:tc>
         <w:tc>
@@ -29964,17 +28942,8 @@
                 <w:rFonts w:ascii="標楷體" w:eastAsia="標楷體" w:hAnsi="標楷體"/>
                 <w:szCs w:val="24"/>
               </w:rPr>
-              <w:t xml:space="preserve">4 </w:t>
-            </w:r>
-            <w:proofErr w:type="gramStart"/>
-            <w:r>
-              <w:rPr>
-                <w:rFonts w:ascii="標楷體" w:eastAsia="標楷體" w:hAnsi="標楷體"/>
-                <w:szCs w:val="24"/>
-              </w:rPr>
-              <w:t>byte</w:t>
-            </w:r>
-            <w:proofErr w:type="gramEnd"/>
+              <w:t>4 byte</w:t>
+            </w:r>
           </w:p>
         </w:tc>
         <w:tc>
@@ -30022,7 +28991,6 @@
                 <w:szCs w:val="24"/>
               </w:rPr>
             </w:pPr>
-            <w:proofErr w:type="spellStart"/>
             <w:r>
               <w:rPr>
                 <w:rFonts w:ascii="標楷體" w:eastAsia="標楷體" w:hAnsi="標楷體"/>
@@ -30030,7 +28998,6 @@
               </w:rPr>
               <w:t>notified_levels</w:t>
             </w:r>
-            <w:proofErr w:type="spellEnd"/>
           </w:p>
         </w:tc>
         <w:tc>
@@ -30248,23 +29215,7 @@
                 <w:rFonts w:ascii="標楷體" w:eastAsia="標楷體" w:hAnsi="標楷體" w:hint="eastAsia"/>
                 <w:szCs w:val="24"/>
               </w:rPr>
-              <w:t xml:space="preserve"> scene</w:t>
-            </w:r>
-            <w:proofErr w:type="gramStart"/>
-            <w:r>
-              <w:rPr>
-                <w:rFonts w:ascii="標楷體" w:eastAsia="標楷體" w:hAnsi="標楷體" w:hint="eastAsia"/>
-                <w:szCs w:val="24"/>
-              </w:rPr>
-              <w:t>（</w:t>
-            </w:r>
-            <w:proofErr w:type="gramEnd"/>
-            <w:r>
-              <w:rPr>
-                <w:rFonts w:ascii="標楷體" w:eastAsia="標楷體" w:hAnsi="標楷體" w:hint="eastAsia"/>
-                <w:szCs w:val="24"/>
-              </w:rPr>
-              <w:t>場景)</w:t>
+              <w:t xml:space="preserve"> scene（場景)</w:t>
             </w:r>
           </w:p>
         </w:tc>
@@ -30424,7 +29375,6 @@
                 <w:szCs w:val="24"/>
               </w:rPr>
             </w:pPr>
-            <w:proofErr w:type="gramStart"/>
             <w:r>
               <w:rPr>
                 <w:rFonts w:ascii="標楷體" w:eastAsia="標楷體" w:hAnsi="標楷體"/>
@@ -30432,7 +29382,6 @@
               </w:rPr>
               <w:t>外鍵</w:t>
             </w:r>
-            <w:proofErr w:type="gramEnd"/>
           </w:p>
         </w:tc>
       </w:tr>
@@ -30525,17 +29474,8 @@
                 <w:rFonts w:ascii="標楷體" w:eastAsia="標楷體" w:hAnsi="標楷體"/>
                 <w:szCs w:val="24"/>
               </w:rPr>
-              <w:t xml:space="preserve">4 </w:t>
-            </w:r>
-            <w:proofErr w:type="gramStart"/>
-            <w:r>
-              <w:rPr>
-                <w:rFonts w:ascii="標楷體" w:eastAsia="標楷體" w:hAnsi="標楷體"/>
-                <w:szCs w:val="24"/>
-              </w:rPr>
-              <w:t>byte</w:t>
-            </w:r>
-            <w:proofErr w:type="gramEnd"/>
+              <w:t>4 byte</w:t>
+            </w:r>
           </w:p>
         </w:tc>
         <w:tc>
@@ -30720,7 +29660,6 @@
                 <w:szCs w:val="24"/>
               </w:rPr>
             </w:pPr>
-            <w:proofErr w:type="spellStart"/>
             <w:r>
               <w:rPr>
                 <w:rFonts w:ascii="標楷體" w:eastAsia="標楷體" w:hAnsi="標楷體"/>
@@ -30728,7 +29667,6 @@
               </w:rPr>
               <w:t>icon_name</w:t>
             </w:r>
-            <w:proofErr w:type="spellEnd"/>
           </w:p>
         </w:tc>
         <w:tc>
@@ -30921,23 +29859,7 @@
                 <w:rFonts w:ascii="標楷體" w:eastAsia="標楷體" w:hAnsi="標楷體" w:hint="eastAsia"/>
                 <w:szCs w:val="24"/>
               </w:rPr>
-              <w:t xml:space="preserve"> vocab</w:t>
-            </w:r>
-            <w:proofErr w:type="gramStart"/>
-            <w:r>
-              <w:rPr>
-                <w:rFonts w:ascii="標楷體" w:eastAsia="標楷體" w:hAnsi="標楷體" w:hint="eastAsia"/>
-                <w:szCs w:val="24"/>
-              </w:rPr>
-              <w:t>（</w:t>
-            </w:r>
-            <w:proofErr w:type="gramEnd"/>
-            <w:r>
-              <w:rPr>
-                <w:rFonts w:ascii="標楷體" w:eastAsia="標楷體" w:hAnsi="標楷體" w:hint="eastAsia"/>
-                <w:szCs w:val="24"/>
-              </w:rPr>
-              <w:t>單字字典)</w:t>
+              <w:t xml:space="preserve"> vocab（單字字典)</w:t>
             </w:r>
           </w:p>
         </w:tc>
@@ -31097,7 +30019,6 @@
                 <w:szCs w:val="24"/>
               </w:rPr>
             </w:pPr>
-            <w:proofErr w:type="gramStart"/>
             <w:r>
               <w:rPr>
                 <w:rFonts w:ascii="標楷體" w:eastAsia="標楷體" w:hAnsi="標楷體"/>
@@ -31105,7 +30026,6 @@
               </w:rPr>
               <w:t>外鍵</w:t>
             </w:r>
-            <w:proofErr w:type="gramEnd"/>
           </w:p>
         </w:tc>
       </w:tr>
@@ -31198,17 +30118,8 @@
                 <w:rFonts w:ascii="標楷體" w:eastAsia="標楷體" w:hAnsi="標楷體"/>
                 <w:szCs w:val="24"/>
               </w:rPr>
-              <w:t xml:space="preserve">4 </w:t>
-            </w:r>
-            <w:proofErr w:type="gramStart"/>
-            <w:r>
-              <w:rPr>
-                <w:rFonts w:ascii="標楷體" w:eastAsia="標楷體" w:hAnsi="標楷體"/>
-                <w:szCs w:val="24"/>
-              </w:rPr>
-              <w:t>byte</w:t>
-            </w:r>
-            <w:proofErr w:type="gramEnd"/>
+              <w:t>4 byte</w:t>
+            </w:r>
           </w:p>
         </w:tc>
         <w:tc>
@@ -31267,7 +30178,6 @@
                 <w:szCs w:val="24"/>
               </w:rPr>
             </w:pPr>
-            <w:proofErr w:type="spellStart"/>
             <w:r>
               <w:rPr>
                 <w:rFonts w:ascii="標楷體" w:eastAsia="標楷體" w:hAnsi="標楷體"/>
@@ -31275,7 +30185,6 @@
               </w:rPr>
               <w:t>scene_id</w:t>
             </w:r>
-            <w:proofErr w:type="spellEnd"/>
           </w:p>
         </w:tc>
         <w:tc>
@@ -31343,17 +30252,8 @@
                 <w:rFonts w:ascii="標楷體" w:eastAsia="標楷體" w:hAnsi="標楷體"/>
                 <w:szCs w:val="24"/>
               </w:rPr>
-              <w:t xml:space="preserve">4 </w:t>
-            </w:r>
-            <w:proofErr w:type="gramStart"/>
-            <w:r>
-              <w:rPr>
-                <w:rFonts w:ascii="標楷體" w:eastAsia="標楷體" w:hAnsi="標楷體"/>
-                <w:szCs w:val="24"/>
-              </w:rPr>
-              <w:t>byte</w:t>
-            </w:r>
-            <w:proofErr w:type="gramEnd"/>
+              <w:t>4 byte</w:t>
+            </w:r>
           </w:p>
         </w:tc>
         <w:tc>
@@ -31806,7 +30706,6 @@
                 <w:szCs w:val="24"/>
               </w:rPr>
             </w:pPr>
-            <w:proofErr w:type="spellStart"/>
             <w:r>
               <w:rPr>
                 <w:rFonts w:ascii="標楷體" w:eastAsia="標楷體" w:hAnsi="標楷體"/>
@@ -31814,7 +30713,6 @@
               </w:rPr>
               <w:t>sentence_basic</w:t>
             </w:r>
-            <w:proofErr w:type="spellEnd"/>
           </w:p>
         </w:tc>
         <w:tc>
@@ -31934,7 +30832,6 @@
                 <w:szCs w:val="24"/>
               </w:rPr>
             </w:pPr>
-            <w:proofErr w:type="spellStart"/>
             <w:r>
               <w:rPr>
                 <w:rFonts w:ascii="標楷體" w:eastAsia="標楷體" w:hAnsi="標楷體"/>
@@ -31942,7 +30839,6 @@
               </w:rPr>
               <w:t>sentence_inter</w:t>
             </w:r>
-            <w:proofErr w:type="spellEnd"/>
           </w:p>
         </w:tc>
         <w:tc>
@@ -32061,7 +30957,6 @@
                 <w:szCs w:val="24"/>
               </w:rPr>
             </w:pPr>
-            <w:proofErr w:type="spellStart"/>
             <w:r>
               <w:rPr>
                 <w:rFonts w:ascii="標楷體" w:eastAsia="標楷體" w:hAnsi="標楷體"/>
@@ -32069,7 +30964,6 @@
               </w:rPr>
               <w:t>sentence_upper_inter</w:t>
             </w:r>
-            <w:proofErr w:type="spellEnd"/>
           </w:p>
         </w:tc>
         <w:tc>
@@ -32183,7 +31077,6 @@
                 <w:szCs w:val="24"/>
               </w:rPr>
             </w:pPr>
-            <w:proofErr w:type="spellStart"/>
             <w:r>
               <w:rPr>
                 <w:rFonts w:ascii="標楷體" w:eastAsia="標楷體" w:hAnsi="標楷體"/>
@@ -32191,7 +31084,6 @@
               </w:rPr>
               <w:t>sentence_advanced</w:t>
             </w:r>
-            <w:proofErr w:type="spellEnd"/>
           </w:p>
         </w:tc>
         <w:tc>
@@ -32305,7 +31197,6 @@
                 <w:szCs w:val="24"/>
               </w:rPr>
             </w:pPr>
-            <w:proofErr w:type="spellStart"/>
             <w:r>
               <w:rPr>
                 <w:rFonts w:ascii="標楷體" w:eastAsia="標楷體" w:hAnsi="標楷體"/>
@@ -32313,7 +31204,6 @@
               </w:rPr>
               <w:t>audio_word</w:t>
             </w:r>
-            <w:proofErr w:type="spellEnd"/>
           </w:p>
         </w:tc>
         <w:tc>
@@ -32427,7 +31317,6 @@
                 <w:szCs w:val="24"/>
               </w:rPr>
             </w:pPr>
-            <w:proofErr w:type="spellStart"/>
             <w:r>
               <w:rPr>
                 <w:rFonts w:ascii="標楷體" w:eastAsia="標楷體" w:hAnsi="標楷體"/>
@@ -32435,7 +31324,6 @@
               </w:rPr>
               <w:t>audio_basic</w:t>
             </w:r>
-            <w:proofErr w:type="spellEnd"/>
           </w:p>
         </w:tc>
         <w:tc>
@@ -32566,7 +31454,6 @@
                 <w:szCs w:val="24"/>
               </w:rPr>
             </w:pPr>
-            <w:proofErr w:type="spellStart"/>
             <w:r>
               <w:rPr>
                 <w:rFonts w:ascii="標楷體" w:eastAsia="標楷體" w:hAnsi="標楷體"/>
@@ -32574,7 +31461,6 @@
               </w:rPr>
               <w:t>audio_inter</w:t>
             </w:r>
-            <w:proofErr w:type="spellEnd"/>
           </w:p>
         </w:tc>
         <w:tc>
@@ -32705,7 +31591,6 @@
                 <w:szCs w:val="24"/>
               </w:rPr>
             </w:pPr>
-            <w:proofErr w:type="spellStart"/>
             <w:r>
               <w:rPr>
                 <w:rFonts w:ascii="標楷體" w:eastAsia="標楷體" w:hAnsi="標楷體"/>
@@ -32714,7 +31599,6 @@
               <w:lastRenderedPageBreak/>
               <w:t>audio_upper</w:t>
             </w:r>
-            <w:proofErr w:type="spellEnd"/>
           </w:p>
         </w:tc>
         <w:tc>
@@ -32845,7 +31729,6 @@
                 <w:szCs w:val="24"/>
               </w:rPr>
             </w:pPr>
-            <w:proofErr w:type="spellStart"/>
             <w:r>
               <w:rPr>
                 <w:rFonts w:ascii="標楷體" w:eastAsia="標楷體" w:hAnsi="標楷體"/>
@@ -32853,7 +31736,6 @@
               </w:rPr>
               <w:t>audio_adv</w:t>
             </w:r>
-            <w:proofErr w:type="spellEnd"/>
           </w:p>
         </w:tc>
         <w:tc>
@@ -33056,18 +31938,8 @@
                 <w:rFonts w:ascii="標楷體" w:eastAsia="標楷體" w:hAnsi="標楷體"/>
                 <w:szCs w:val="24"/>
               </w:rPr>
-              <w:t xml:space="preserve"> </w:t>
-            </w:r>
-            <w:proofErr w:type="spellStart"/>
-            <w:r>
-              <w:rPr>
-                <w:rFonts w:ascii="標楷體" w:eastAsia="標楷體" w:hAnsi="標楷體"/>
-                <w:szCs w:val="24"/>
-              </w:rPr>
-              <w:t>quiz_question</w:t>
-            </w:r>
-            <w:proofErr w:type="spellEnd"/>
-            <w:proofErr w:type="gramStart"/>
+              <w:t xml:space="preserve"> quiz_question</w:t>
+            </w:r>
             <w:r>
               <w:rPr>
                 <w:rFonts w:ascii="標楷體" w:eastAsia="標楷體" w:hAnsi="標楷體" w:hint="eastAsia"/>
@@ -33075,7 +31947,6 @@
               </w:rPr>
               <w:t>（</w:t>
             </w:r>
-            <w:proofErr w:type="gramEnd"/>
             <w:r>
               <w:rPr>
                 <w:rFonts w:ascii="標楷體" w:eastAsia="標楷體" w:hAnsi="標楷體"/>
@@ -33248,7 +32119,6 @@
                 <w:szCs w:val="24"/>
               </w:rPr>
             </w:pPr>
-            <w:proofErr w:type="gramStart"/>
             <w:r>
               <w:rPr>
                 <w:rFonts w:ascii="標楷體" w:eastAsia="標楷體" w:hAnsi="標楷體"/>
@@ -33256,7 +32126,6 @@
               </w:rPr>
               <w:t>外鍵</w:t>
             </w:r>
-            <w:proofErr w:type="gramEnd"/>
           </w:p>
         </w:tc>
       </w:tr>
@@ -33349,17 +32218,8 @@
                 <w:rFonts w:ascii="標楷體" w:eastAsia="標楷體" w:hAnsi="標楷體"/>
                 <w:szCs w:val="24"/>
               </w:rPr>
-              <w:t xml:space="preserve">4 </w:t>
-            </w:r>
-            <w:proofErr w:type="gramStart"/>
-            <w:r>
-              <w:rPr>
-                <w:rFonts w:ascii="標楷體" w:eastAsia="標楷體" w:hAnsi="標楷體"/>
-                <w:szCs w:val="24"/>
-              </w:rPr>
-              <w:t>byte</w:t>
-            </w:r>
-            <w:proofErr w:type="gramEnd"/>
+              <w:t>4 byte</w:t>
+            </w:r>
           </w:p>
         </w:tc>
         <w:tc>
@@ -33544,7 +32404,6 @@
                 <w:szCs w:val="24"/>
               </w:rPr>
             </w:pPr>
-            <w:proofErr w:type="spellStart"/>
             <w:r>
               <w:rPr>
                 <w:rFonts w:ascii="標楷體" w:eastAsia="標楷體" w:hAnsi="標楷體"/>
@@ -33552,7 +32411,6 @@
               </w:rPr>
               <w:t>level_tag</w:t>
             </w:r>
-            <w:proofErr w:type="spellEnd"/>
           </w:p>
         </w:tc>
         <w:tc>
@@ -33791,7 +32649,6 @@
                 <w:szCs w:val="24"/>
               </w:rPr>
             </w:pPr>
-            <w:proofErr w:type="spellStart"/>
             <w:r>
               <w:rPr>
                 <w:rFonts w:ascii="標楷體" w:eastAsia="標楷體" w:hAnsi="標楷體"/>
@@ -33799,7 +32656,6 @@
               </w:rPr>
               <w:t>option_a</w:t>
             </w:r>
-            <w:proofErr w:type="spellEnd"/>
           </w:p>
         </w:tc>
         <w:tc>
@@ -33913,7 +32769,6 @@
                 <w:szCs w:val="24"/>
               </w:rPr>
             </w:pPr>
-            <w:proofErr w:type="spellStart"/>
             <w:r>
               <w:rPr>
                 <w:rFonts w:ascii="標楷體" w:eastAsia="標楷體" w:hAnsi="標楷體"/>
@@ -33921,7 +32776,6 @@
               </w:rPr>
               <w:t>option_b</w:t>
             </w:r>
-            <w:proofErr w:type="spellEnd"/>
           </w:p>
         </w:tc>
         <w:tc>
@@ -34035,7 +32889,6 @@
                 <w:szCs w:val="24"/>
               </w:rPr>
             </w:pPr>
-            <w:proofErr w:type="spellStart"/>
             <w:r>
               <w:rPr>
                 <w:rFonts w:ascii="標楷體" w:eastAsia="標楷體" w:hAnsi="標楷體"/>
@@ -34043,7 +32896,6 @@
               </w:rPr>
               <w:t>option_c</w:t>
             </w:r>
-            <w:proofErr w:type="spellEnd"/>
           </w:p>
         </w:tc>
         <w:tc>
@@ -34157,7 +33009,6 @@
                 <w:szCs w:val="24"/>
               </w:rPr>
             </w:pPr>
-            <w:proofErr w:type="spellStart"/>
             <w:r>
               <w:rPr>
                 <w:rFonts w:ascii="標楷體" w:eastAsia="標楷體" w:hAnsi="標楷體"/>
@@ -34165,7 +33016,6 @@
               </w:rPr>
               <w:t>option_d</w:t>
             </w:r>
-            <w:proofErr w:type="spellEnd"/>
           </w:p>
         </w:tc>
         <w:tc>
@@ -34279,7 +33129,6 @@
                 <w:szCs w:val="24"/>
               </w:rPr>
             </w:pPr>
-            <w:proofErr w:type="spellStart"/>
             <w:r>
               <w:rPr>
                 <w:rFonts w:ascii="標楷體" w:eastAsia="標楷體" w:hAnsi="標楷體"/>
@@ -34287,7 +33136,6 @@
               </w:rPr>
               <w:t>correct_answer</w:t>
             </w:r>
-            <w:proofErr w:type="spellEnd"/>
           </w:p>
         </w:tc>
         <w:tc>
@@ -34494,7 +33342,6 @@
               </w:rPr>
               <w:t xml:space="preserve"> </w:t>
             </w:r>
-            <w:proofErr w:type="spellStart"/>
             <w:r>
               <w:rPr>
                 <w:rFonts w:ascii="標楷體" w:eastAsia="標楷體" w:hAnsi="標楷體"/>
@@ -34502,22 +33349,12 @@
               </w:rPr>
               <w:t>user_photo</w:t>
             </w:r>
-            <w:proofErr w:type="spellEnd"/>
-            <w:proofErr w:type="gramStart"/>
             <w:r>
               <w:rPr>
                 <w:rFonts w:ascii="標楷體" w:eastAsia="標楷體" w:hAnsi="標楷體" w:hint="eastAsia"/>
                 <w:szCs w:val="24"/>
               </w:rPr>
-              <w:t>（</w:t>
-            </w:r>
-            <w:proofErr w:type="gramEnd"/>
-            <w:r>
-              <w:rPr>
-                <w:rFonts w:ascii="標楷體" w:eastAsia="標楷體" w:hAnsi="標楷體" w:hint="eastAsia"/>
-                <w:szCs w:val="24"/>
-              </w:rPr>
-              <w:t>使用者照片事件)</w:t>
+              <w:t>（使用者照片事件)</w:t>
             </w:r>
           </w:p>
         </w:tc>
@@ -34677,7 +33514,6 @@
                 <w:szCs w:val="24"/>
               </w:rPr>
             </w:pPr>
-            <w:proofErr w:type="gramStart"/>
             <w:r>
               <w:rPr>
                 <w:rFonts w:ascii="標楷體" w:eastAsia="標楷體" w:hAnsi="標楷體"/>
@@ -34685,7 +33521,6 @@
               </w:rPr>
               <w:t>外鍵</w:t>
             </w:r>
-            <w:proofErr w:type="gramEnd"/>
           </w:p>
         </w:tc>
       </w:tr>
@@ -34778,17 +33613,8 @@
                 <w:rFonts w:ascii="標楷體" w:eastAsia="標楷體" w:hAnsi="標楷體" w:hint="eastAsia"/>
                 <w:szCs w:val="24"/>
               </w:rPr>
-              <w:t xml:space="preserve">4 </w:t>
-            </w:r>
-            <w:proofErr w:type="gramStart"/>
-            <w:r>
-              <w:rPr>
-                <w:rFonts w:ascii="標楷體" w:eastAsia="標楷體" w:hAnsi="標楷體" w:hint="eastAsia"/>
-                <w:szCs w:val="24"/>
-              </w:rPr>
-              <w:t>byte</w:t>
-            </w:r>
-            <w:proofErr w:type="gramEnd"/>
+              <w:t>4 byte</w:t>
+            </w:r>
           </w:p>
         </w:tc>
         <w:tc>
@@ -34846,7 +33672,6 @@
                 <w:szCs w:val="24"/>
               </w:rPr>
             </w:pPr>
-            <w:proofErr w:type="spellStart"/>
             <w:r>
               <w:rPr>
                 <w:rFonts w:ascii="標楷體" w:eastAsia="標楷體" w:hAnsi="標楷體" w:hint="eastAsia"/>
@@ -34854,7 +33679,6 @@
               </w:rPr>
               <w:t>user_id</w:t>
             </w:r>
-            <w:proofErr w:type="spellEnd"/>
           </w:p>
         </w:tc>
         <w:tc>
@@ -34922,17 +33746,8 @@
                 <w:rFonts w:ascii="標楷體" w:eastAsia="標楷體" w:hAnsi="標楷體" w:hint="eastAsia"/>
                 <w:szCs w:val="24"/>
               </w:rPr>
-              <w:t xml:space="preserve">4 </w:t>
-            </w:r>
-            <w:proofErr w:type="gramStart"/>
-            <w:r>
-              <w:rPr>
-                <w:rFonts w:ascii="標楷體" w:eastAsia="標楷體" w:hAnsi="標楷體" w:hint="eastAsia"/>
-                <w:szCs w:val="24"/>
-              </w:rPr>
-              <w:t>byte</w:t>
-            </w:r>
-            <w:proofErr w:type="gramEnd"/>
+              <w:t>4 byte</w:t>
+            </w:r>
           </w:p>
         </w:tc>
         <w:tc>
@@ -34990,7 +33805,6 @@
                 <w:szCs w:val="24"/>
               </w:rPr>
             </w:pPr>
-            <w:proofErr w:type="spellStart"/>
             <w:r>
               <w:rPr>
                 <w:rFonts w:ascii="標楷體" w:eastAsia="標楷體" w:hAnsi="標楷體" w:hint="eastAsia"/>
@@ -34998,7 +33812,6 @@
               </w:rPr>
               <w:t>scene_id</w:t>
             </w:r>
-            <w:proofErr w:type="spellEnd"/>
           </w:p>
         </w:tc>
         <w:tc>
@@ -35066,17 +33879,8 @@
                 <w:rFonts w:ascii="標楷體" w:eastAsia="標楷體" w:hAnsi="標楷體" w:hint="eastAsia"/>
                 <w:szCs w:val="24"/>
               </w:rPr>
-              <w:t xml:space="preserve">4 </w:t>
-            </w:r>
-            <w:proofErr w:type="gramStart"/>
-            <w:r>
-              <w:rPr>
-                <w:rFonts w:ascii="標楷體" w:eastAsia="標楷體" w:hAnsi="標楷體" w:hint="eastAsia"/>
-                <w:szCs w:val="24"/>
-              </w:rPr>
-              <w:t>byte</w:t>
-            </w:r>
-            <w:proofErr w:type="gramEnd"/>
+              <w:t>4 byte</w:t>
+            </w:r>
           </w:p>
         </w:tc>
         <w:tc>
@@ -35134,7 +33938,6 @@
                 <w:szCs w:val="24"/>
               </w:rPr>
             </w:pPr>
-            <w:proofErr w:type="spellStart"/>
             <w:r>
               <w:rPr>
                 <w:rFonts w:ascii="標楷體" w:eastAsia="標楷體" w:hAnsi="標楷體" w:hint="eastAsia"/>
@@ -35142,7 +33945,6 @@
               </w:rPr>
               <w:t>image_path</w:t>
             </w:r>
-            <w:proofErr w:type="spellEnd"/>
           </w:p>
         </w:tc>
         <w:tc>
@@ -35262,7 +34064,6 @@
                 <w:szCs w:val="24"/>
               </w:rPr>
             </w:pPr>
-            <w:proofErr w:type="spellStart"/>
             <w:r>
               <w:rPr>
                 <w:rFonts w:ascii="標楷體" w:eastAsia="標楷體" w:hAnsi="標楷體" w:hint="eastAsia"/>
@@ -35270,7 +34071,6 @@
               </w:rPr>
               <w:t>custom_title</w:t>
             </w:r>
-            <w:proofErr w:type="spellEnd"/>
           </w:p>
         </w:tc>
         <w:tc>
@@ -35390,7 +34190,6 @@
                 <w:szCs w:val="24"/>
               </w:rPr>
             </w:pPr>
-            <w:proofErr w:type="spellStart"/>
             <w:r>
               <w:rPr>
                 <w:rFonts w:ascii="標楷體" w:eastAsia="標楷體" w:hAnsi="標楷體" w:hint="eastAsia"/>
@@ -35398,7 +34197,6 @@
               </w:rPr>
               <w:t>created_at</w:t>
             </w:r>
-            <w:proofErr w:type="spellEnd"/>
           </w:p>
         </w:tc>
         <w:tc>
@@ -35593,7 +34391,6 @@
               </w:rPr>
               <w:t xml:space="preserve"> </w:t>
             </w:r>
-            <w:proofErr w:type="spellStart"/>
             <w:r>
               <w:rPr>
                 <w:rFonts w:ascii="標楷體" w:eastAsia="標楷體" w:hAnsi="標楷體"/>
@@ -35601,22 +34398,12 @@
               </w:rPr>
               <w:t>user_photo_vocab</w:t>
             </w:r>
-            <w:proofErr w:type="spellEnd"/>
-            <w:proofErr w:type="gramStart"/>
             <w:r>
               <w:rPr>
                 <w:rFonts w:ascii="標楷體" w:eastAsia="標楷體" w:hAnsi="標楷體" w:hint="eastAsia"/>
                 <w:szCs w:val="24"/>
               </w:rPr>
-              <w:t>（</w:t>
-            </w:r>
-            <w:proofErr w:type="gramEnd"/>
-            <w:r>
-              <w:rPr>
-                <w:rFonts w:ascii="標楷體" w:eastAsia="標楷體" w:hAnsi="標楷體" w:hint="eastAsia"/>
-                <w:szCs w:val="24"/>
-              </w:rPr>
-              <w:t>照片辨識單字)</w:t>
+              <w:t>（照片辨識單字)</w:t>
             </w:r>
           </w:p>
         </w:tc>
@@ -35776,7 +34563,6 @@
                 <w:szCs w:val="24"/>
               </w:rPr>
             </w:pPr>
-            <w:proofErr w:type="gramStart"/>
             <w:r>
               <w:rPr>
                 <w:rFonts w:ascii="標楷體" w:eastAsia="標楷體" w:hAnsi="標楷體"/>
@@ -35784,7 +34570,6 @@
               </w:rPr>
               <w:t>外鍵</w:t>
             </w:r>
-            <w:proofErr w:type="gramEnd"/>
           </w:p>
         </w:tc>
       </w:tr>
@@ -35877,17 +34662,8 @@
                 <w:rFonts w:ascii="標楷體" w:eastAsia="標楷體" w:hAnsi="標楷體" w:hint="eastAsia"/>
                 <w:szCs w:val="24"/>
               </w:rPr>
-              <w:t xml:space="preserve">4 </w:t>
-            </w:r>
-            <w:proofErr w:type="gramStart"/>
-            <w:r>
-              <w:rPr>
-                <w:rFonts w:ascii="標楷體" w:eastAsia="標楷體" w:hAnsi="標楷體" w:hint="eastAsia"/>
-                <w:szCs w:val="24"/>
-              </w:rPr>
-              <w:t>byte</w:t>
-            </w:r>
-            <w:proofErr w:type="gramEnd"/>
+              <w:t>4 byte</w:t>
+            </w:r>
           </w:p>
         </w:tc>
         <w:tc>
@@ -35945,7 +34721,6 @@
                 <w:szCs w:val="24"/>
               </w:rPr>
             </w:pPr>
-            <w:proofErr w:type="spellStart"/>
             <w:r>
               <w:rPr>
                 <w:rFonts w:ascii="標楷體" w:eastAsia="標楷體" w:hAnsi="標楷體" w:hint="eastAsia"/>
@@ -35953,7 +34728,6 @@
               </w:rPr>
               <w:t>photo_id</w:t>
             </w:r>
-            <w:proofErr w:type="spellEnd"/>
           </w:p>
         </w:tc>
         <w:tc>
@@ -36021,17 +34795,8 @@
                 <w:rFonts w:ascii="標楷體" w:eastAsia="標楷體" w:hAnsi="標楷體" w:hint="eastAsia"/>
                 <w:szCs w:val="24"/>
               </w:rPr>
-              <w:t xml:space="preserve">4 </w:t>
-            </w:r>
-            <w:proofErr w:type="gramStart"/>
-            <w:r>
-              <w:rPr>
-                <w:rFonts w:ascii="標楷體" w:eastAsia="標楷體" w:hAnsi="標楷體" w:hint="eastAsia"/>
-                <w:szCs w:val="24"/>
-              </w:rPr>
-              <w:t>byte</w:t>
-            </w:r>
-            <w:proofErr w:type="gramEnd"/>
+              <w:t>4 byte</w:t>
+            </w:r>
           </w:p>
         </w:tc>
         <w:tc>
@@ -36089,7 +34854,6 @@
                 <w:szCs w:val="24"/>
               </w:rPr>
             </w:pPr>
-            <w:proofErr w:type="spellStart"/>
             <w:r>
               <w:rPr>
                 <w:rFonts w:ascii="標楷體" w:eastAsia="標楷體" w:hAnsi="標楷體" w:hint="eastAsia"/>
@@ -36097,7 +34861,6 @@
               </w:rPr>
               <w:t>vocab_id</w:t>
             </w:r>
-            <w:proofErr w:type="spellEnd"/>
           </w:p>
         </w:tc>
         <w:tc>
@@ -36165,17 +34928,8 @@
                 <w:rFonts w:ascii="標楷體" w:eastAsia="標楷體" w:hAnsi="標楷體" w:hint="eastAsia"/>
                 <w:szCs w:val="24"/>
               </w:rPr>
-              <w:t xml:space="preserve">4 </w:t>
-            </w:r>
-            <w:proofErr w:type="gramStart"/>
-            <w:r>
-              <w:rPr>
-                <w:rFonts w:ascii="標楷體" w:eastAsia="標楷體" w:hAnsi="標楷體" w:hint="eastAsia"/>
-                <w:szCs w:val="24"/>
-              </w:rPr>
-              <w:t>byte</w:t>
-            </w:r>
-            <w:proofErr w:type="gramEnd"/>
+              <w:t>4 byte</w:t>
+            </w:r>
           </w:p>
         </w:tc>
         <w:tc>
@@ -36306,7 +35060,6 @@
               </w:rPr>
               <w:t xml:space="preserve"> </w:t>
             </w:r>
-            <w:proofErr w:type="spellStart"/>
             <w:r>
               <w:rPr>
                 <w:rFonts w:ascii="標楷體" w:eastAsia="標楷體" w:hAnsi="標楷體"/>
@@ -36314,8 +35067,6 @@
               </w:rPr>
               <w:t>user_vocab</w:t>
             </w:r>
-            <w:proofErr w:type="spellEnd"/>
-            <w:proofErr w:type="gramStart"/>
             <w:r>
               <w:rPr>
                 <w:rFonts w:ascii="標楷體" w:eastAsia="標楷體" w:hAnsi="標楷體" w:hint="eastAsia"/>
@@ -36324,7 +35075,6 @@
               <w:t>（</w:t>
             </w:r>
             <w:bookmarkStart w:id="31" w:name="_Hlk226973461"/>
-            <w:proofErr w:type="gramEnd"/>
             <w:r>
               <w:rPr>
                 <w:rFonts w:ascii="標楷體" w:eastAsia="標楷體" w:hAnsi="標楷體"/>
@@ -36498,7 +35248,6 @@
                 <w:szCs w:val="24"/>
               </w:rPr>
             </w:pPr>
-            <w:proofErr w:type="gramStart"/>
             <w:r>
               <w:rPr>
                 <w:rFonts w:ascii="標楷體" w:eastAsia="標楷體" w:hAnsi="標楷體"/>
@@ -36506,7 +35255,6 @@
               </w:rPr>
               <w:t>外鍵</w:t>
             </w:r>
-            <w:proofErr w:type="gramEnd"/>
           </w:p>
         </w:tc>
       </w:tr>
@@ -36599,17 +35347,8 @@
                 <w:rFonts w:ascii="標楷體" w:eastAsia="標楷體" w:hAnsi="標楷體"/>
                 <w:szCs w:val="24"/>
               </w:rPr>
-              <w:t xml:space="preserve">4 </w:t>
-            </w:r>
-            <w:proofErr w:type="gramStart"/>
-            <w:r>
-              <w:rPr>
-                <w:rFonts w:ascii="標楷體" w:eastAsia="標楷體" w:hAnsi="標楷體"/>
-                <w:szCs w:val="24"/>
-              </w:rPr>
-              <w:t>byte</w:t>
-            </w:r>
-            <w:proofErr w:type="gramEnd"/>
+              <w:t>4 byte</w:t>
+            </w:r>
           </w:p>
         </w:tc>
         <w:tc>
@@ -36667,7 +35406,6 @@
                 <w:szCs w:val="24"/>
               </w:rPr>
             </w:pPr>
-            <w:proofErr w:type="spellStart"/>
             <w:r>
               <w:rPr>
                 <w:rFonts w:ascii="標楷體" w:eastAsia="標楷體" w:hAnsi="標楷體"/>
@@ -36675,7 +35413,6 @@
               </w:rPr>
               <w:t>user_id</w:t>
             </w:r>
-            <w:proofErr w:type="spellEnd"/>
           </w:p>
         </w:tc>
         <w:tc>
@@ -36743,17 +35480,8 @@
                 <w:rFonts w:ascii="標楷體" w:eastAsia="標楷體" w:hAnsi="標楷體"/>
                 <w:szCs w:val="24"/>
               </w:rPr>
-              <w:t xml:space="preserve">4 </w:t>
-            </w:r>
-            <w:proofErr w:type="gramStart"/>
-            <w:r>
-              <w:rPr>
-                <w:rFonts w:ascii="標楷體" w:eastAsia="標楷體" w:hAnsi="標楷體"/>
-                <w:szCs w:val="24"/>
-              </w:rPr>
-              <w:t>byte</w:t>
-            </w:r>
-            <w:proofErr w:type="gramEnd"/>
+              <w:t>4 byte</w:t>
+            </w:r>
           </w:p>
         </w:tc>
         <w:tc>
@@ -36811,7 +35539,6 @@
                 <w:szCs w:val="24"/>
               </w:rPr>
             </w:pPr>
-            <w:proofErr w:type="spellStart"/>
             <w:r>
               <w:rPr>
                 <w:rFonts w:ascii="標楷體" w:eastAsia="標楷體" w:hAnsi="標楷體"/>
@@ -36819,7 +35546,6 @@
               </w:rPr>
               <w:t>vocab_id</w:t>
             </w:r>
-            <w:proofErr w:type="spellEnd"/>
           </w:p>
         </w:tc>
         <w:tc>
@@ -36887,17 +35613,8 @@
                 <w:rFonts w:ascii="標楷體" w:eastAsia="標楷體" w:hAnsi="標楷體"/>
                 <w:szCs w:val="24"/>
               </w:rPr>
-              <w:t xml:space="preserve">4 </w:t>
-            </w:r>
-            <w:proofErr w:type="gramStart"/>
-            <w:r>
-              <w:rPr>
-                <w:rFonts w:ascii="標楷體" w:eastAsia="標楷體" w:hAnsi="標楷體"/>
-                <w:szCs w:val="24"/>
-              </w:rPr>
-              <w:t>byte</w:t>
-            </w:r>
-            <w:proofErr w:type="gramEnd"/>
+              <w:t>4 byte</w:t>
+            </w:r>
           </w:p>
         </w:tc>
         <w:tc>
@@ -36955,7 +35672,6 @@
                 <w:szCs w:val="24"/>
               </w:rPr>
             </w:pPr>
-            <w:proofErr w:type="spellStart"/>
             <w:r>
               <w:rPr>
                 <w:rFonts w:ascii="標楷體" w:eastAsia="標楷體" w:hAnsi="標楷體"/>
@@ -36963,7 +35679,6 @@
               </w:rPr>
               <w:t>folder_id</w:t>
             </w:r>
-            <w:proofErr w:type="spellEnd"/>
           </w:p>
         </w:tc>
         <w:tc>
@@ -37031,17 +35746,8 @@
                 <w:rFonts w:ascii="標楷體" w:eastAsia="標楷體" w:hAnsi="標楷體"/>
                 <w:szCs w:val="24"/>
               </w:rPr>
-              <w:t xml:space="preserve">4 </w:t>
-            </w:r>
-            <w:proofErr w:type="gramStart"/>
-            <w:r>
-              <w:rPr>
-                <w:rFonts w:ascii="標楷體" w:eastAsia="標楷體" w:hAnsi="標楷體"/>
-                <w:szCs w:val="24"/>
-              </w:rPr>
-              <w:t>byte</w:t>
-            </w:r>
-            <w:proofErr w:type="gramEnd"/>
+              <w:t>4 byte</w:t>
+            </w:r>
           </w:p>
         </w:tc>
         <w:tc>
@@ -37099,7 +35805,6 @@
                 <w:szCs w:val="24"/>
               </w:rPr>
             </w:pPr>
-            <w:proofErr w:type="spellStart"/>
             <w:r>
               <w:rPr>
                 <w:rFonts w:ascii="標楷體" w:eastAsia="標楷體" w:hAnsi="標楷體"/>
@@ -37107,7 +35812,6 @@
               </w:rPr>
               <w:t>collected_at</w:t>
             </w:r>
-            <w:proofErr w:type="spellEnd"/>
           </w:p>
         </w:tc>
         <w:tc>
@@ -37221,46 +35925,12 @@
           <w:szCs w:val="24"/>
         </w:rPr>
       </w:pPr>
-      <w:proofErr w:type="gramStart"/>
       <w:r>
         <w:rPr>
           <w:rFonts w:ascii="標楷體" w:eastAsia="標楷體" w:hAnsi="標楷體"/>
           <w:szCs w:val="24"/>
         </w:rPr>
-        <w:t>UNIQUE(</w:t>
-      </w:r>
-      <w:proofErr w:type="spellStart"/>
-      <w:proofErr w:type="gramEnd"/>
-      <w:r>
-        <w:rPr>
-          <w:rFonts w:ascii="標楷體" w:eastAsia="標楷體" w:hAnsi="標楷體"/>
-          <w:szCs w:val="24"/>
-        </w:rPr>
-        <w:t>user_id</w:t>
-      </w:r>
-      <w:proofErr w:type="spellEnd"/>
-      <w:r>
-        <w:rPr>
-          <w:rFonts w:ascii="標楷體" w:eastAsia="標楷體" w:hAnsi="標楷體"/>
-          <w:szCs w:val="24"/>
-        </w:rPr>
-        <w:t xml:space="preserve">, </w:t>
-      </w:r>
-      <w:proofErr w:type="spellStart"/>
-      <w:r>
-        <w:rPr>
-          <w:rFonts w:ascii="標楷體" w:eastAsia="標楷體" w:hAnsi="標楷體"/>
-          <w:szCs w:val="24"/>
-        </w:rPr>
-        <w:t>vocab_id</w:t>
-      </w:r>
-      <w:proofErr w:type="spellEnd"/>
-      <w:r>
-        <w:rPr>
-          <w:rFonts w:ascii="標楷體" w:eastAsia="標楷體" w:hAnsi="標楷體"/>
-          <w:szCs w:val="24"/>
-        </w:rPr>
-        <w:t>)</w:t>
+        <w:t>UNIQUE(user_id, vocab_id)</w:t>
       </w:r>
     </w:p>
     <w:p>
@@ -37359,7 +36029,6 @@
               </w:rPr>
               <w:t xml:space="preserve"> </w:t>
             </w:r>
-            <w:proofErr w:type="spellStart"/>
             <w:r>
               <w:rPr>
                 <w:rFonts w:ascii="標楷體" w:eastAsia="標楷體" w:hAnsi="標楷體"/>
@@ -37367,8 +36036,6 @@
               </w:rPr>
               <w:t>user_folder</w:t>
             </w:r>
-            <w:proofErr w:type="spellEnd"/>
-            <w:proofErr w:type="gramStart"/>
             <w:r>
               <w:rPr>
                 <w:rFonts w:ascii="標楷體" w:eastAsia="標楷體" w:hAnsi="標楷體" w:hint="eastAsia"/>
@@ -37376,7 +36043,6 @@
               </w:rPr>
               <w:t>（</w:t>
             </w:r>
-            <w:proofErr w:type="gramEnd"/>
             <w:r>
               <w:rPr>
                 <w:rFonts w:ascii="標楷體" w:eastAsia="標楷體" w:hAnsi="標楷體"/>
@@ -37563,7 +36229,6 @@
                 <w:szCs w:val="24"/>
               </w:rPr>
             </w:pPr>
-            <w:proofErr w:type="gramStart"/>
             <w:r>
               <w:rPr>
                 <w:rFonts w:ascii="標楷體" w:eastAsia="標楷體" w:hAnsi="標楷體"/>
@@ -37571,7 +36236,6 @@
               </w:rPr>
               <w:t>外鍵</w:t>
             </w:r>
-            <w:proofErr w:type="gramEnd"/>
           </w:p>
         </w:tc>
       </w:tr>
@@ -37664,17 +36328,8 @@
                 <w:rFonts w:ascii="標楷體" w:eastAsia="標楷體" w:hAnsi="標楷體"/>
                 <w:szCs w:val="24"/>
               </w:rPr>
-              <w:t xml:space="preserve">4 </w:t>
-            </w:r>
-            <w:proofErr w:type="gramStart"/>
-            <w:r>
-              <w:rPr>
-                <w:rFonts w:ascii="標楷體" w:eastAsia="標楷體" w:hAnsi="標楷體"/>
-                <w:szCs w:val="24"/>
-              </w:rPr>
-              <w:t>byte</w:t>
-            </w:r>
-            <w:proofErr w:type="gramEnd"/>
+              <w:t>4 byte</w:t>
+            </w:r>
           </w:p>
         </w:tc>
         <w:tc>
@@ -37732,7 +36387,6 @@
                 <w:szCs w:val="24"/>
               </w:rPr>
             </w:pPr>
-            <w:proofErr w:type="spellStart"/>
             <w:r>
               <w:rPr>
                 <w:rFonts w:ascii="標楷體" w:eastAsia="標楷體" w:hAnsi="標楷體"/>
@@ -37740,7 +36394,6 @@
               </w:rPr>
               <w:t>user_id</w:t>
             </w:r>
-            <w:proofErr w:type="spellEnd"/>
           </w:p>
         </w:tc>
         <w:tc>
@@ -37815,17 +36468,8 @@
                 <w:rFonts w:ascii="標楷體" w:eastAsia="標楷體" w:hAnsi="標楷體"/>
                 <w:szCs w:val="24"/>
               </w:rPr>
-              <w:t xml:space="preserve">4 </w:t>
-            </w:r>
-            <w:proofErr w:type="gramStart"/>
-            <w:r>
-              <w:rPr>
-                <w:rFonts w:ascii="標楷體" w:eastAsia="標楷體" w:hAnsi="標楷體"/>
-                <w:szCs w:val="24"/>
-              </w:rPr>
-              <w:t>byte</w:t>
-            </w:r>
-            <w:proofErr w:type="gramEnd"/>
+              <w:t>4 byte</w:t>
+            </w:r>
           </w:p>
         </w:tc>
         <w:tc>
@@ -38009,7 +36653,6 @@
                 <w:szCs w:val="24"/>
               </w:rPr>
             </w:pPr>
-            <w:proofErr w:type="spellStart"/>
             <w:r>
               <w:rPr>
                 <w:rFonts w:ascii="標楷體" w:eastAsia="標楷體" w:hAnsi="標楷體"/>
@@ -38017,7 +36660,6 @@
               </w:rPr>
               <w:t>created_at</w:t>
             </w:r>
-            <w:proofErr w:type="spellEnd"/>
           </w:p>
         </w:tc>
         <w:tc>
@@ -38221,7 +36863,6 @@
               </w:rPr>
               <w:t>achievement</w:t>
             </w:r>
-            <w:proofErr w:type="gramStart"/>
             <w:r>
               <w:rPr>
                 <w:rFonts w:ascii="標楷體" w:eastAsia="標楷體" w:hAnsi="標楷體" w:hint="eastAsia"/>
@@ -38229,7 +36870,6 @@
               </w:rPr>
               <w:t>（</w:t>
             </w:r>
-            <w:proofErr w:type="gramEnd"/>
             <w:r>
               <w:rPr>
                 <w:rFonts w:ascii="標楷體" w:eastAsia="標楷體" w:hAnsi="標楷體"/>
@@ -38402,7 +37042,6 @@
                 <w:szCs w:val="24"/>
               </w:rPr>
             </w:pPr>
-            <w:proofErr w:type="gramStart"/>
             <w:r>
               <w:rPr>
                 <w:rFonts w:ascii="標楷體" w:eastAsia="標楷體" w:hAnsi="標楷體"/>
@@ -38410,7 +37049,6 @@
               </w:rPr>
               <w:t>外鍵</w:t>
             </w:r>
-            <w:proofErr w:type="gramEnd"/>
           </w:p>
         </w:tc>
       </w:tr>
@@ -38503,17 +37141,8 @@
                 <w:rFonts w:ascii="標楷體" w:eastAsia="標楷體" w:hAnsi="標楷體"/>
                 <w:szCs w:val="24"/>
               </w:rPr>
-              <w:t xml:space="preserve">4 </w:t>
-            </w:r>
-            <w:proofErr w:type="gramStart"/>
-            <w:r>
-              <w:rPr>
-                <w:rFonts w:ascii="標楷體" w:eastAsia="標楷體" w:hAnsi="標楷體"/>
-                <w:szCs w:val="24"/>
-              </w:rPr>
-              <w:t>byte</w:t>
-            </w:r>
-            <w:proofErr w:type="gramEnd"/>
+              <w:t>4 byte</w:t>
+            </w:r>
           </w:p>
         </w:tc>
         <w:tc>
@@ -38909,7 +37538,6 @@
               </w:rPr>
               <w:t xml:space="preserve"> </w:t>
             </w:r>
-            <w:proofErr w:type="spellStart"/>
             <w:r>
               <w:rPr>
                 <w:rFonts w:ascii="標楷體" w:eastAsia="標楷體" w:hAnsi="標楷體"/>
@@ -38917,8 +37545,6 @@
               </w:rPr>
               <w:t>user_achievement</w:t>
             </w:r>
-            <w:proofErr w:type="spellEnd"/>
-            <w:proofErr w:type="gramStart"/>
             <w:r>
               <w:rPr>
                 <w:rFonts w:ascii="標楷體" w:eastAsia="標楷體" w:hAnsi="標楷體" w:hint="eastAsia"/>
@@ -38926,7 +37552,6 @@
               </w:rPr>
               <w:t>（</w:t>
             </w:r>
-            <w:proofErr w:type="gramEnd"/>
             <w:r>
               <w:rPr>
                 <w:rFonts w:ascii="標楷體" w:eastAsia="標楷體" w:hAnsi="標楷體"/>
@@ -39099,7 +37724,6 @@
                 <w:szCs w:val="24"/>
               </w:rPr>
             </w:pPr>
-            <w:proofErr w:type="gramStart"/>
             <w:r>
               <w:rPr>
                 <w:rFonts w:ascii="標楷體" w:eastAsia="標楷體" w:hAnsi="標楷體"/>
@@ -39107,7 +37731,6 @@
               </w:rPr>
               <w:t>外鍵</w:t>
             </w:r>
-            <w:proofErr w:type="gramEnd"/>
           </w:p>
         </w:tc>
       </w:tr>
@@ -39200,17 +37823,8 @@
                 <w:rFonts w:ascii="標楷體" w:eastAsia="標楷體" w:hAnsi="標楷體"/>
                 <w:szCs w:val="24"/>
               </w:rPr>
-              <w:t xml:space="preserve">4 </w:t>
-            </w:r>
-            <w:proofErr w:type="gramStart"/>
-            <w:r>
-              <w:rPr>
-                <w:rFonts w:ascii="標楷體" w:eastAsia="標楷體" w:hAnsi="標楷體"/>
-                <w:szCs w:val="24"/>
-              </w:rPr>
-              <w:t>byte</w:t>
-            </w:r>
-            <w:proofErr w:type="gramEnd"/>
+              <w:t>4 byte</w:t>
+            </w:r>
           </w:p>
         </w:tc>
         <w:tc>
@@ -39268,7 +37882,6 @@
                 <w:szCs w:val="24"/>
               </w:rPr>
             </w:pPr>
-            <w:proofErr w:type="spellStart"/>
             <w:r>
               <w:rPr>
                 <w:rFonts w:ascii="標楷體" w:eastAsia="標楷體" w:hAnsi="標楷體"/>
@@ -39276,7 +37889,6 @@
               </w:rPr>
               <w:t>user_id</w:t>
             </w:r>
-            <w:proofErr w:type="spellEnd"/>
           </w:p>
         </w:tc>
         <w:tc>
@@ -39344,17 +37956,8 @@
                 <w:rFonts w:ascii="標楷體" w:eastAsia="標楷體" w:hAnsi="標楷體"/>
                 <w:szCs w:val="24"/>
               </w:rPr>
-              <w:t xml:space="preserve">4 </w:t>
-            </w:r>
-            <w:proofErr w:type="gramStart"/>
-            <w:r>
-              <w:rPr>
-                <w:rFonts w:ascii="標楷體" w:eastAsia="標楷體" w:hAnsi="標楷體"/>
-                <w:szCs w:val="24"/>
-              </w:rPr>
-              <w:t>byte</w:t>
-            </w:r>
-            <w:proofErr w:type="gramEnd"/>
+              <w:t>4 byte</w:t>
+            </w:r>
           </w:p>
         </w:tc>
         <w:tc>
@@ -39412,7 +38015,6 @@
                 <w:szCs w:val="24"/>
               </w:rPr>
             </w:pPr>
-            <w:proofErr w:type="spellStart"/>
             <w:r>
               <w:rPr>
                 <w:rFonts w:ascii="標楷體" w:eastAsia="標楷體" w:hAnsi="標楷體"/>
@@ -39420,7 +38022,6 @@
               </w:rPr>
               <w:t>achievement_id</w:t>
             </w:r>
-            <w:proofErr w:type="spellEnd"/>
           </w:p>
         </w:tc>
         <w:tc>
@@ -39488,17 +38089,8 @@
                 <w:rFonts w:ascii="標楷體" w:eastAsia="標楷體" w:hAnsi="標楷體"/>
                 <w:szCs w:val="24"/>
               </w:rPr>
-              <w:t xml:space="preserve">4 </w:t>
-            </w:r>
-            <w:proofErr w:type="gramStart"/>
-            <w:r>
-              <w:rPr>
-                <w:rFonts w:ascii="標楷體" w:eastAsia="標楷體" w:hAnsi="標楷體"/>
-                <w:szCs w:val="24"/>
-              </w:rPr>
-              <w:t>byte</w:t>
-            </w:r>
-            <w:proofErr w:type="gramEnd"/>
+              <w:t>4 byte</w:t>
+            </w:r>
           </w:p>
         </w:tc>
         <w:tc>
@@ -39555,7 +38147,6 @@
                 <w:szCs w:val="24"/>
               </w:rPr>
             </w:pPr>
-            <w:proofErr w:type="spellStart"/>
             <w:r>
               <w:rPr>
                 <w:rFonts w:ascii="標楷體" w:eastAsia="標楷體" w:hAnsi="標楷體"/>
@@ -39563,7 +38154,6 @@
               </w:rPr>
               <w:t>unlocked_at</w:t>
             </w:r>
-            <w:proofErr w:type="spellEnd"/>
           </w:p>
         </w:tc>
         <w:tc>
@@ -39765,7 +38355,6 @@
               </w:rPr>
               <w:t xml:space="preserve"> </w:t>
             </w:r>
-            <w:proofErr w:type="spellStart"/>
             <w:r>
               <w:rPr>
                 <w:rFonts w:ascii="標楷體" w:eastAsia="標楷體" w:hAnsi="標楷體"/>
@@ -39773,8 +38362,6 @@
               </w:rPr>
               <w:t>point_transaction</w:t>
             </w:r>
-            <w:proofErr w:type="spellEnd"/>
-            <w:proofErr w:type="gramStart"/>
             <w:r>
               <w:rPr>
                 <w:rFonts w:ascii="標楷體" w:eastAsia="標楷體" w:hAnsi="標楷體" w:hint="eastAsia"/>
@@ -39782,7 +38369,6 @@
               </w:rPr>
               <w:t>（</w:t>
             </w:r>
-            <w:proofErr w:type="gramEnd"/>
             <w:r>
               <w:rPr>
                 <w:rFonts w:ascii="標楷體" w:eastAsia="標楷體" w:hAnsi="標楷體"/>
@@ -39955,7 +38541,6 @@
                 <w:szCs w:val="24"/>
               </w:rPr>
             </w:pPr>
-            <w:proofErr w:type="gramStart"/>
             <w:r>
               <w:rPr>
                 <w:rFonts w:ascii="標楷體" w:eastAsia="標楷體" w:hAnsi="標楷體"/>
@@ -39963,7 +38548,6 @@
               </w:rPr>
               <w:t>外鍵</w:t>
             </w:r>
-            <w:proofErr w:type="gramEnd"/>
           </w:p>
         </w:tc>
       </w:tr>
@@ -40056,17 +38640,8 @@
                 <w:rFonts w:ascii="標楷體" w:eastAsia="標楷體" w:hAnsi="標楷體"/>
                 <w:szCs w:val="24"/>
               </w:rPr>
-              <w:t xml:space="preserve">4 </w:t>
-            </w:r>
-            <w:proofErr w:type="gramStart"/>
-            <w:r>
-              <w:rPr>
-                <w:rFonts w:ascii="標楷體" w:eastAsia="標楷體" w:hAnsi="標楷體"/>
-                <w:szCs w:val="24"/>
-              </w:rPr>
-              <w:t>byte</w:t>
-            </w:r>
-            <w:proofErr w:type="gramEnd"/>
+              <w:t>4 byte</w:t>
+            </w:r>
           </w:p>
         </w:tc>
         <w:tc>
@@ -40124,7 +38699,6 @@
                 <w:szCs w:val="24"/>
               </w:rPr>
             </w:pPr>
-            <w:proofErr w:type="spellStart"/>
             <w:r>
               <w:rPr>
                 <w:rFonts w:ascii="標楷體" w:eastAsia="標楷體" w:hAnsi="標楷體"/>
@@ -40132,7 +38706,6 @@
               </w:rPr>
               <w:t>user_id</w:t>
             </w:r>
-            <w:proofErr w:type="spellEnd"/>
           </w:p>
         </w:tc>
         <w:tc>
@@ -40200,17 +38773,8 @@
                 <w:rFonts w:ascii="標楷體" w:eastAsia="標楷體" w:hAnsi="標楷體"/>
                 <w:szCs w:val="24"/>
               </w:rPr>
-              <w:t xml:space="preserve">4 </w:t>
-            </w:r>
-            <w:proofErr w:type="gramStart"/>
-            <w:r>
-              <w:rPr>
-                <w:rFonts w:ascii="標楷體" w:eastAsia="標楷體" w:hAnsi="標楷體"/>
-                <w:szCs w:val="24"/>
-              </w:rPr>
-              <w:t>byte</w:t>
-            </w:r>
-            <w:proofErr w:type="gramEnd"/>
+              <w:t>4 byte</w:t>
+            </w:r>
           </w:p>
         </w:tc>
         <w:tc>
@@ -40342,17 +38906,8 @@
                 <w:rFonts w:ascii="標楷體" w:eastAsia="標楷體" w:hAnsi="標楷體"/>
                 <w:szCs w:val="24"/>
               </w:rPr>
-              <w:t xml:space="preserve">4 </w:t>
-            </w:r>
-            <w:proofErr w:type="gramStart"/>
-            <w:r>
-              <w:rPr>
-                <w:rFonts w:ascii="標楷體" w:eastAsia="標楷體" w:hAnsi="標楷體"/>
-                <w:szCs w:val="24"/>
-              </w:rPr>
-              <w:t>byte</w:t>
-            </w:r>
-            <w:proofErr w:type="gramEnd"/>
+              <w:t>4 byte</w:t>
+            </w:r>
           </w:p>
         </w:tc>
         <w:tc>
@@ -40473,17 +39028,8 @@
                 <w:rFonts w:ascii="標楷體" w:eastAsia="標楷體" w:hAnsi="標楷體"/>
                 <w:szCs w:val="24"/>
               </w:rPr>
-              <w:t xml:space="preserve">4 </w:t>
-            </w:r>
-            <w:proofErr w:type="gramStart"/>
-            <w:r>
-              <w:rPr>
-                <w:rFonts w:ascii="標楷體" w:eastAsia="標楷體" w:hAnsi="標楷體"/>
-                <w:szCs w:val="24"/>
-              </w:rPr>
-              <w:t>byte</w:t>
-            </w:r>
-            <w:proofErr w:type="gramEnd"/>
+              <w:t>4 byte</w:t>
+            </w:r>
           </w:p>
         </w:tc>
         <w:tc>
@@ -40531,7 +39077,6 @@
                 <w:szCs w:val="24"/>
               </w:rPr>
             </w:pPr>
-            <w:proofErr w:type="spellStart"/>
             <w:r>
               <w:rPr>
                 <w:rFonts w:ascii="標楷體" w:eastAsia="標楷體" w:hAnsi="標楷體"/>
@@ -40539,7 +39084,6 @@
               </w:rPr>
               <w:t>payment_method</w:t>
             </w:r>
-            <w:proofErr w:type="spellEnd"/>
           </w:p>
         </w:tc>
         <w:tc>
@@ -40653,7 +39197,6 @@
                 <w:szCs w:val="24"/>
               </w:rPr>
             </w:pPr>
-            <w:proofErr w:type="spellStart"/>
             <w:r>
               <w:rPr>
                 <w:rFonts w:ascii="標楷體" w:eastAsia="標楷體" w:hAnsi="標楷體"/>
@@ -40661,7 +39204,6 @@
               </w:rPr>
               <w:t>created_at</w:t>
             </w:r>
-            <w:proofErr w:type="spellEnd"/>
           </w:p>
         </w:tc>
         <w:tc>
@@ -40792,15 +39334,7 @@
         <w:t>2</w:t>
       </w:r>
       <w:r>
-        <w:t xml:space="preserve"> </w:t>
-      </w:r>
-      <w:proofErr w:type="gramStart"/>
-      <w:r>
-        <w:t>–</w:t>
-      </w:r>
-      <w:proofErr w:type="gramEnd"/>
-      <w:r>
-        <w:t xml:space="preserve"> 好友邀請</w:t>
+        <w:t xml:space="preserve"> – 好友邀請</w:t>
       </w:r>
       <w:r>
         <w:rPr>
@@ -40862,23 +39396,7 @@
                 <w:rFonts w:ascii="標楷體" w:eastAsia="標楷體" w:hAnsi="標楷體" w:hint="eastAsia"/>
                 <w:szCs w:val="24"/>
               </w:rPr>
-              <w:t xml:space="preserve"> </w:t>
-            </w:r>
-            <w:proofErr w:type="spellStart"/>
-            <w:r>
-              <w:rPr>
-                <w:rFonts w:ascii="標楷體" w:eastAsia="標楷體" w:hAnsi="標楷體" w:hint="eastAsia"/>
-                <w:szCs w:val="24"/>
-              </w:rPr>
-              <w:t>friend_request</w:t>
-            </w:r>
-            <w:proofErr w:type="spellEnd"/>
-            <w:r>
-              <w:rPr>
-                <w:rFonts w:ascii="標楷體" w:eastAsia="標楷體" w:hAnsi="標楷體" w:hint="eastAsia"/>
-                <w:szCs w:val="24"/>
-              </w:rPr>
-              <w:t>（好友邀請）</w:t>
+              <w:t xml:space="preserve"> friend_request（好友邀請）</w:t>
             </w:r>
           </w:p>
         </w:tc>
@@ -41025,7 +39543,6 @@
                 <w:szCs w:val="24"/>
               </w:rPr>
             </w:pPr>
-            <w:proofErr w:type="gramStart"/>
             <w:r>
               <w:rPr>
                 <w:rFonts w:ascii="標楷體" w:eastAsia="標楷體" w:hAnsi="標楷體"/>
@@ -41033,7 +39550,6 @@
               </w:rPr>
               <w:t>外鍵</w:t>
             </w:r>
-            <w:proofErr w:type="gramEnd"/>
           </w:p>
         </w:tc>
       </w:tr>
@@ -41126,17 +39642,8 @@
                 <w:rFonts w:ascii="標楷體" w:eastAsia="標楷體" w:hAnsi="標楷體"/>
                 <w:szCs w:val="24"/>
               </w:rPr>
-              <w:t xml:space="preserve">4 </w:t>
-            </w:r>
-            <w:proofErr w:type="gramStart"/>
-            <w:r>
-              <w:rPr>
-                <w:rFonts w:ascii="標楷體" w:eastAsia="標楷體" w:hAnsi="標楷體"/>
-                <w:szCs w:val="24"/>
-              </w:rPr>
-              <w:t>byte</w:t>
-            </w:r>
-            <w:proofErr w:type="gramEnd"/>
+              <w:t>4 byte</w:t>
+            </w:r>
           </w:p>
         </w:tc>
         <w:tc>
@@ -41194,7 +39701,6 @@
                 <w:szCs w:val="24"/>
               </w:rPr>
             </w:pPr>
-            <w:proofErr w:type="spellStart"/>
             <w:r>
               <w:rPr>
                 <w:rFonts w:ascii="標楷體" w:eastAsia="標楷體" w:hAnsi="標楷體"/>
@@ -41202,7 +39708,6 @@
               </w:rPr>
               <w:t>sender_id</w:t>
             </w:r>
-            <w:proofErr w:type="spellEnd"/>
           </w:p>
         </w:tc>
         <w:tc>
@@ -41270,17 +39775,8 @@
                 <w:rFonts w:ascii="標楷體" w:eastAsia="標楷體" w:hAnsi="標楷體"/>
                 <w:szCs w:val="24"/>
               </w:rPr>
-              <w:t xml:space="preserve">4 </w:t>
-            </w:r>
-            <w:proofErr w:type="gramStart"/>
-            <w:r>
-              <w:rPr>
-                <w:rFonts w:ascii="標楷體" w:eastAsia="標楷體" w:hAnsi="標楷體"/>
-                <w:szCs w:val="24"/>
-              </w:rPr>
-              <w:t>byte</w:t>
-            </w:r>
-            <w:proofErr w:type="gramEnd"/>
+              <w:t>4 byte</w:t>
+            </w:r>
           </w:p>
         </w:tc>
         <w:tc>
@@ -41338,7 +39834,6 @@
                 <w:szCs w:val="24"/>
               </w:rPr>
             </w:pPr>
-            <w:proofErr w:type="spellStart"/>
             <w:r>
               <w:rPr>
                 <w:rFonts w:ascii="標楷體" w:eastAsia="標楷體" w:hAnsi="標楷體"/>
@@ -41346,7 +39841,6 @@
               </w:rPr>
               <w:t>receiver_id</w:t>
             </w:r>
-            <w:proofErr w:type="spellEnd"/>
           </w:p>
         </w:tc>
         <w:tc>
@@ -41414,17 +39908,8 @@
                 <w:rFonts w:ascii="標楷體" w:eastAsia="標楷體" w:hAnsi="標楷體"/>
                 <w:szCs w:val="24"/>
               </w:rPr>
-              <w:t xml:space="preserve">4 </w:t>
-            </w:r>
-            <w:proofErr w:type="gramStart"/>
-            <w:r>
-              <w:rPr>
-                <w:rFonts w:ascii="標楷體" w:eastAsia="標楷體" w:hAnsi="標楷體"/>
-                <w:szCs w:val="24"/>
-              </w:rPr>
-              <w:t>byte</w:t>
-            </w:r>
-            <w:proofErr w:type="gramEnd"/>
+              <w:t>4 byte</w:t>
+            </w:r>
           </w:p>
         </w:tc>
         <w:tc>
@@ -41608,7 +40093,6 @@
                 <w:szCs w:val="24"/>
               </w:rPr>
             </w:pPr>
-            <w:proofErr w:type="spellStart"/>
             <w:r>
               <w:rPr>
                 <w:rFonts w:ascii="標楷體" w:eastAsia="標楷體" w:hAnsi="標楷體"/>
@@ -41616,7 +40100,6 @@
               </w:rPr>
               <w:t>created_at</w:t>
             </w:r>
-            <w:proofErr w:type="spellEnd"/>
           </w:p>
         </w:tc>
         <w:tc>
@@ -41765,15 +40248,7 @@
         <w:t>3</w:t>
       </w:r>
       <w:r>
-        <w:t xml:space="preserve"> </w:t>
-      </w:r>
-      <w:proofErr w:type="gramStart"/>
-      <w:r>
-        <w:t>–</w:t>
-      </w:r>
-      <w:proofErr w:type="gramEnd"/>
-      <w:r>
-        <w:t xml:space="preserve"> </w:t>
+        <w:t xml:space="preserve"> – </w:t>
       </w:r>
       <w:r>
         <w:rPr>
@@ -41979,7 +40454,6 @@
                 <w:szCs w:val="24"/>
               </w:rPr>
             </w:pPr>
-            <w:proofErr w:type="gramStart"/>
             <w:r>
               <w:rPr>
                 <w:rFonts w:ascii="標楷體" w:eastAsia="標楷體" w:hAnsi="標楷體"/>
@@ -41987,7 +40461,6 @@
               </w:rPr>
               <w:t>外鍵</w:t>
             </w:r>
-            <w:proofErr w:type="gramEnd"/>
           </w:p>
         </w:tc>
       </w:tr>
@@ -42080,17 +40553,8 @@
                 <w:rFonts w:ascii="標楷體" w:eastAsia="標楷體" w:hAnsi="標楷體"/>
                 <w:szCs w:val="24"/>
               </w:rPr>
-              <w:t xml:space="preserve">4 </w:t>
-            </w:r>
-            <w:proofErr w:type="gramStart"/>
-            <w:r>
-              <w:rPr>
-                <w:rFonts w:ascii="標楷體" w:eastAsia="標楷體" w:hAnsi="標楷體"/>
-                <w:szCs w:val="24"/>
-              </w:rPr>
-              <w:t>byte</w:t>
-            </w:r>
-            <w:proofErr w:type="gramEnd"/>
+              <w:t>4 byte</w:t>
+            </w:r>
           </w:p>
         </w:tc>
         <w:tc>
@@ -42148,7 +40612,6 @@
                 <w:szCs w:val="24"/>
               </w:rPr>
             </w:pPr>
-            <w:proofErr w:type="spellStart"/>
             <w:r>
               <w:rPr>
                 <w:rFonts w:ascii="標楷體" w:eastAsia="標楷體" w:hAnsi="標楷體"/>
@@ -42156,7 +40619,6 @@
               </w:rPr>
               <w:t>user_id</w:t>
             </w:r>
-            <w:proofErr w:type="spellEnd"/>
           </w:p>
         </w:tc>
         <w:tc>
@@ -42224,17 +40686,8 @@
                 <w:rFonts w:ascii="標楷體" w:eastAsia="標楷體" w:hAnsi="標楷體"/>
                 <w:szCs w:val="24"/>
               </w:rPr>
-              <w:t xml:space="preserve">4 </w:t>
-            </w:r>
-            <w:proofErr w:type="gramStart"/>
-            <w:r>
-              <w:rPr>
-                <w:rFonts w:ascii="標楷體" w:eastAsia="標楷體" w:hAnsi="標楷體"/>
-                <w:szCs w:val="24"/>
-              </w:rPr>
-              <w:t>byte</w:t>
-            </w:r>
-            <w:proofErr w:type="gramEnd"/>
+              <w:t>4 byte</w:t>
+            </w:r>
           </w:p>
         </w:tc>
         <w:tc>
@@ -42292,7 +40745,6 @@
                 <w:szCs w:val="24"/>
               </w:rPr>
             </w:pPr>
-            <w:proofErr w:type="spellStart"/>
             <w:r>
               <w:rPr>
                 <w:rFonts w:ascii="標楷體" w:eastAsia="標楷體" w:hAnsi="標楷體"/>
@@ -42300,7 +40752,6 @@
               </w:rPr>
               <w:t>friend_id</w:t>
             </w:r>
-            <w:proofErr w:type="spellEnd"/>
           </w:p>
         </w:tc>
         <w:tc>
@@ -42368,17 +40819,8 @@
                 <w:rFonts w:ascii="標楷體" w:eastAsia="標楷體" w:hAnsi="標楷體"/>
                 <w:szCs w:val="24"/>
               </w:rPr>
-              <w:t xml:space="preserve">4 </w:t>
-            </w:r>
-            <w:proofErr w:type="gramStart"/>
-            <w:r>
-              <w:rPr>
-                <w:rFonts w:ascii="標楷體" w:eastAsia="標楷體" w:hAnsi="標楷體"/>
-                <w:szCs w:val="24"/>
-              </w:rPr>
-              <w:t>byte</w:t>
-            </w:r>
-            <w:proofErr w:type="gramEnd"/>
+              <w:t>4 byte</w:t>
+            </w:r>
           </w:p>
         </w:tc>
         <w:tc>
@@ -42436,7 +40878,6 @@
                 <w:szCs w:val="24"/>
               </w:rPr>
             </w:pPr>
-            <w:proofErr w:type="spellStart"/>
             <w:r>
               <w:rPr>
                 <w:rFonts w:ascii="標楷體" w:eastAsia="標楷體" w:hAnsi="標楷體"/>
@@ -42444,7 +40885,6 @@
               </w:rPr>
               <w:t>created_at</w:t>
             </w:r>
-            <w:proofErr w:type="spellEnd"/>
           </w:p>
         </w:tc>
         <w:tc>
@@ -42705,15 +41145,7 @@
         <w:t>4</w:t>
       </w:r>
       <w:r>
-        <w:t xml:space="preserve"> </w:t>
-      </w:r>
-      <w:proofErr w:type="gramStart"/>
-      <w:r>
-        <w:t>–</w:t>
-      </w:r>
-      <w:proofErr w:type="gramEnd"/>
-      <w:r>
-        <w:t xml:space="preserve"> </w:t>
+        <w:t xml:space="preserve"> – </w:t>
       </w:r>
       <w:r>
         <w:rPr>
@@ -42772,23 +41204,7 @@
                 <w:rFonts w:ascii="標楷體" w:eastAsia="標楷體" w:hAnsi="標楷體" w:hint="eastAsia"/>
                 <w:szCs w:val="24"/>
               </w:rPr>
-              <w:t xml:space="preserve"> </w:t>
-            </w:r>
-            <w:proofErr w:type="spellStart"/>
-            <w:r>
-              <w:rPr>
-                <w:rFonts w:ascii="標楷體" w:eastAsia="標楷體" w:hAnsi="標楷體" w:hint="eastAsia"/>
-                <w:szCs w:val="24"/>
-              </w:rPr>
-              <w:t>study_group</w:t>
-            </w:r>
-            <w:proofErr w:type="spellEnd"/>
-            <w:r>
-              <w:rPr>
-                <w:rFonts w:ascii="標楷體" w:eastAsia="標楷體" w:hAnsi="標楷體" w:hint="eastAsia"/>
-                <w:szCs w:val="24"/>
-              </w:rPr>
-              <w:t>（學習小組）</w:t>
+              <w:t xml:space="preserve"> study_group（學習小組）</w:t>
             </w:r>
           </w:p>
         </w:tc>
@@ -42935,7 +41351,6 @@
                 <w:szCs w:val="24"/>
               </w:rPr>
             </w:pPr>
-            <w:proofErr w:type="gramStart"/>
             <w:r>
               <w:rPr>
                 <w:rFonts w:ascii="標楷體" w:eastAsia="標楷體" w:hAnsi="標楷體"/>
@@ -42943,7 +41358,6 @@
               </w:rPr>
               <w:t>外鍵</w:t>
             </w:r>
-            <w:proofErr w:type="gramEnd"/>
           </w:p>
         </w:tc>
       </w:tr>
@@ -43036,17 +41450,8 @@
                 <w:rFonts w:ascii="標楷體" w:eastAsia="標楷體" w:hAnsi="標楷體"/>
                 <w:szCs w:val="24"/>
               </w:rPr>
-              <w:t xml:space="preserve">4 </w:t>
-            </w:r>
-            <w:proofErr w:type="gramStart"/>
-            <w:r>
-              <w:rPr>
-                <w:rFonts w:ascii="標楷體" w:eastAsia="標楷體" w:hAnsi="標楷體"/>
-                <w:szCs w:val="24"/>
-              </w:rPr>
-              <w:t>byte</w:t>
-            </w:r>
-            <w:proofErr w:type="gramEnd"/>
+              <w:t>4 byte</w:t>
+            </w:r>
           </w:p>
         </w:tc>
         <w:tc>
@@ -43230,7 +41635,6 @@
                 <w:szCs w:val="24"/>
               </w:rPr>
             </w:pPr>
-            <w:proofErr w:type="spellStart"/>
             <w:r>
               <w:rPr>
                 <w:rFonts w:ascii="標楷體" w:eastAsia="標楷體" w:hAnsi="標楷體"/>
@@ -43238,7 +41642,6 @@
               </w:rPr>
               <w:t>host_id</w:t>
             </w:r>
-            <w:proofErr w:type="spellEnd"/>
           </w:p>
         </w:tc>
         <w:tc>
@@ -43306,17 +41709,8 @@
                 <w:rFonts w:ascii="標楷體" w:eastAsia="標楷體" w:hAnsi="標楷體"/>
                 <w:szCs w:val="24"/>
               </w:rPr>
-              <w:t xml:space="preserve">4 </w:t>
-            </w:r>
-            <w:proofErr w:type="gramStart"/>
-            <w:r>
-              <w:rPr>
-                <w:rFonts w:ascii="標楷體" w:eastAsia="標楷體" w:hAnsi="標楷體"/>
-                <w:szCs w:val="24"/>
-              </w:rPr>
-              <w:t>byte</w:t>
-            </w:r>
-            <w:proofErr w:type="gramEnd"/>
+              <w:t>4 byte</w:t>
+            </w:r>
           </w:p>
         </w:tc>
         <w:tc>
@@ -43374,7 +41768,6 @@
                 <w:szCs w:val="24"/>
               </w:rPr>
             </w:pPr>
-            <w:proofErr w:type="spellStart"/>
             <w:r>
               <w:rPr>
                 <w:rFonts w:ascii="標楷體" w:eastAsia="標楷體" w:hAnsi="標楷體"/>
@@ -43382,7 +41775,6 @@
               </w:rPr>
               <w:t>created_at</w:t>
             </w:r>
-            <w:proofErr w:type="spellEnd"/>
           </w:p>
         </w:tc>
         <w:tc>
@@ -43502,7 +41894,6 @@
                 <w:szCs w:val="24"/>
               </w:rPr>
             </w:pPr>
-            <w:proofErr w:type="spellStart"/>
             <w:r>
               <w:rPr>
                 <w:rFonts w:ascii="標楷體" w:eastAsia="標楷體" w:hAnsi="標楷體"/>
@@ -43510,7 +41901,6 @@
               </w:rPr>
               <w:t>goal_type</w:t>
             </w:r>
-            <w:proofErr w:type="spellEnd"/>
           </w:p>
         </w:tc>
         <w:tc>
@@ -43630,7 +42020,6 @@
                 <w:szCs w:val="24"/>
               </w:rPr>
             </w:pPr>
-            <w:proofErr w:type="spellStart"/>
             <w:r>
               <w:rPr>
                 <w:rFonts w:ascii="標楷體" w:eastAsia="標楷體" w:hAnsi="標楷體"/>
@@ -43638,7 +42027,6 @@
               </w:rPr>
               <w:t>goal_target</w:t>
             </w:r>
-            <w:proofErr w:type="spellEnd"/>
           </w:p>
         </w:tc>
         <w:tc>
@@ -43706,17 +42094,8 @@
                 <w:rFonts w:ascii="標楷體" w:eastAsia="標楷體" w:hAnsi="標楷體"/>
                 <w:szCs w:val="24"/>
               </w:rPr>
-              <w:t xml:space="preserve">4 </w:t>
-            </w:r>
-            <w:proofErr w:type="gramStart"/>
-            <w:r>
-              <w:rPr>
-                <w:rFonts w:ascii="標楷體" w:eastAsia="標楷體" w:hAnsi="標楷體"/>
-                <w:szCs w:val="24"/>
-              </w:rPr>
-              <w:t>byte</w:t>
-            </w:r>
-            <w:proofErr w:type="gramEnd"/>
+              <w:t>4 byte</w:t>
+            </w:r>
           </w:p>
         </w:tc>
         <w:tc>
@@ -43767,7 +42146,6 @@
                 <w:szCs w:val="24"/>
               </w:rPr>
             </w:pPr>
-            <w:proofErr w:type="spellStart"/>
             <w:r>
               <w:rPr>
                 <w:rFonts w:ascii="標楷體" w:eastAsia="標楷體" w:hAnsi="標楷體"/>
@@ -43775,7 +42153,6 @@
               </w:rPr>
               <w:t>current_progress</w:t>
             </w:r>
-            <w:proofErr w:type="spellEnd"/>
           </w:p>
         </w:tc>
         <w:tc>
@@ -43843,17 +42220,8 @@
                 <w:rFonts w:ascii="標楷體" w:eastAsia="標楷體" w:hAnsi="標楷體"/>
                 <w:szCs w:val="24"/>
               </w:rPr>
-              <w:t xml:space="preserve">4 </w:t>
-            </w:r>
-            <w:proofErr w:type="gramStart"/>
-            <w:r>
-              <w:rPr>
-                <w:rFonts w:ascii="標楷體" w:eastAsia="標楷體" w:hAnsi="標楷體"/>
-                <w:szCs w:val="24"/>
-              </w:rPr>
-              <w:t>byte</w:t>
-            </w:r>
-            <w:proofErr w:type="gramEnd"/>
+              <w:t>4 byte</w:t>
+            </w:r>
           </w:p>
         </w:tc>
         <w:tc>
@@ -43904,7 +42272,6 @@
                 <w:szCs w:val="24"/>
               </w:rPr>
             </w:pPr>
-            <w:proofErr w:type="spellStart"/>
             <w:r>
               <w:rPr>
                 <w:rFonts w:ascii="標楷體" w:eastAsia="標楷體" w:hAnsi="標楷體"/>
@@ -43912,7 +42279,6 @@
               </w:rPr>
               <w:t>reward_points</w:t>
             </w:r>
-            <w:proofErr w:type="spellEnd"/>
           </w:p>
         </w:tc>
         <w:tc>
@@ -43980,17 +42346,8 @@
                 <w:rFonts w:ascii="標楷體" w:eastAsia="標楷體" w:hAnsi="標楷體"/>
                 <w:szCs w:val="24"/>
               </w:rPr>
-              <w:t xml:space="preserve">4 </w:t>
-            </w:r>
-            <w:proofErr w:type="gramStart"/>
-            <w:r>
-              <w:rPr>
-                <w:rFonts w:ascii="標楷體" w:eastAsia="標楷體" w:hAnsi="標楷體"/>
-                <w:szCs w:val="24"/>
-              </w:rPr>
-              <w:t>byte</w:t>
-            </w:r>
-            <w:proofErr w:type="gramEnd"/>
+              <w:t>4 byte</w:t>
+            </w:r>
           </w:p>
         </w:tc>
         <w:tc>
@@ -44041,7 +42398,6 @@
                 <w:szCs w:val="24"/>
               </w:rPr>
             </w:pPr>
-            <w:proofErr w:type="spellStart"/>
             <w:r>
               <w:rPr>
                 <w:rFonts w:ascii="標楷體" w:eastAsia="標楷體" w:hAnsi="標楷體"/>
@@ -44049,7 +42405,6 @@
               </w:rPr>
               <w:t>is_reward_claimed</w:t>
             </w:r>
-            <w:proofErr w:type="spellEnd"/>
           </w:p>
         </w:tc>
         <w:tc>
@@ -44198,15 +42553,7 @@
         <w:t>5</w:t>
       </w:r>
       <w:r>
-        <w:t xml:space="preserve"> </w:t>
-      </w:r>
-      <w:proofErr w:type="gramStart"/>
-      <w:r>
-        <w:t>–</w:t>
-      </w:r>
-      <w:proofErr w:type="gramEnd"/>
-      <w:r>
-        <w:t xml:space="preserve"> </w:t>
+        <w:t xml:space="preserve"> – </w:t>
       </w:r>
       <w:r>
         <w:rPr>
@@ -44265,23 +42612,7 @@
                 <w:rFonts w:ascii="標楷體" w:eastAsia="標楷體" w:hAnsi="標楷體" w:hint="eastAsia"/>
                 <w:szCs w:val="24"/>
               </w:rPr>
-              <w:t xml:space="preserve"> </w:t>
-            </w:r>
-            <w:proofErr w:type="spellStart"/>
-            <w:r>
-              <w:rPr>
-                <w:rFonts w:ascii="標楷體" w:eastAsia="標楷體" w:hAnsi="標楷體" w:hint="eastAsia"/>
-                <w:szCs w:val="24"/>
-              </w:rPr>
-              <w:t>group_member</w:t>
-            </w:r>
-            <w:proofErr w:type="spellEnd"/>
-            <w:r>
-              <w:rPr>
-                <w:rFonts w:ascii="標楷體" w:eastAsia="標楷體" w:hAnsi="標楷體" w:hint="eastAsia"/>
-                <w:szCs w:val="24"/>
-              </w:rPr>
-              <w:t xml:space="preserve"> 小組成員表</w:t>
+              <w:t xml:space="preserve"> group_member 小組成員表</w:t>
             </w:r>
           </w:p>
         </w:tc>
@@ -44428,7 +42759,6 @@
                 <w:szCs w:val="24"/>
               </w:rPr>
             </w:pPr>
-            <w:proofErr w:type="gramStart"/>
             <w:r>
               <w:rPr>
                 <w:rFonts w:ascii="標楷體" w:eastAsia="標楷體" w:hAnsi="標楷體"/>
@@ -44436,7 +42766,6 @@
               </w:rPr>
               <w:t>外鍵</w:t>
             </w:r>
-            <w:proofErr w:type="gramEnd"/>
           </w:p>
         </w:tc>
       </w:tr>
@@ -44529,17 +42858,8 @@
                 <w:rFonts w:ascii="標楷體" w:eastAsia="標楷體" w:hAnsi="標楷體"/>
                 <w:szCs w:val="24"/>
               </w:rPr>
-              <w:t xml:space="preserve">4 </w:t>
-            </w:r>
-            <w:proofErr w:type="gramStart"/>
-            <w:r>
-              <w:rPr>
-                <w:rFonts w:ascii="標楷體" w:eastAsia="標楷體" w:hAnsi="標楷體"/>
-                <w:szCs w:val="24"/>
-              </w:rPr>
-              <w:t>byte</w:t>
-            </w:r>
-            <w:proofErr w:type="gramEnd"/>
+              <w:t>4 byte</w:t>
+            </w:r>
           </w:p>
         </w:tc>
         <w:tc>
@@ -44597,7 +42917,6 @@
                 <w:szCs w:val="24"/>
               </w:rPr>
             </w:pPr>
-            <w:proofErr w:type="spellStart"/>
             <w:r>
               <w:rPr>
                 <w:rFonts w:ascii="標楷體" w:eastAsia="標楷體" w:hAnsi="標楷體"/>
@@ -44605,7 +42924,6 @@
               </w:rPr>
               <w:t>group_id</w:t>
             </w:r>
-            <w:proofErr w:type="spellEnd"/>
           </w:p>
         </w:tc>
         <w:tc>
@@ -44673,17 +42991,8 @@
                 <w:rFonts w:ascii="標楷體" w:eastAsia="標楷體" w:hAnsi="標楷體"/>
                 <w:szCs w:val="24"/>
               </w:rPr>
-              <w:t xml:space="preserve">4 </w:t>
-            </w:r>
-            <w:proofErr w:type="gramStart"/>
-            <w:r>
-              <w:rPr>
-                <w:rFonts w:ascii="標楷體" w:eastAsia="標楷體" w:hAnsi="標楷體"/>
-                <w:szCs w:val="24"/>
-              </w:rPr>
-              <w:t>byte</w:t>
-            </w:r>
-            <w:proofErr w:type="gramEnd"/>
+              <w:t>4 byte</w:t>
+            </w:r>
           </w:p>
         </w:tc>
         <w:tc>
@@ -44741,7 +43050,6 @@
                 <w:szCs w:val="24"/>
               </w:rPr>
             </w:pPr>
-            <w:proofErr w:type="spellStart"/>
             <w:r>
               <w:rPr>
                 <w:rFonts w:ascii="標楷體" w:eastAsia="標楷體" w:hAnsi="標楷體"/>
@@ -44749,7 +43057,6 @@
               </w:rPr>
               <w:t>user_id</w:t>
             </w:r>
-            <w:proofErr w:type="spellEnd"/>
           </w:p>
         </w:tc>
         <w:tc>
@@ -44817,17 +43124,8 @@
                 <w:rFonts w:ascii="標楷體" w:eastAsia="標楷體" w:hAnsi="標楷體"/>
                 <w:szCs w:val="24"/>
               </w:rPr>
-              <w:t xml:space="preserve">4 </w:t>
-            </w:r>
-            <w:proofErr w:type="gramStart"/>
-            <w:r>
-              <w:rPr>
-                <w:rFonts w:ascii="標楷體" w:eastAsia="標楷體" w:hAnsi="標楷體"/>
-                <w:szCs w:val="24"/>
-              </w:rPr>
-              <w:t>byte</w:t>
-            </w:r>
-            <w:proofErr w:type="gramEnd"/>
+              <w:t>4 byte</w:t>
+            </w:r>
           </w:p>
         </w:tc>
         <w:tc>
@@ -44885,7 +43183,6 @@
                 <w:szCs w:val="24"/>
               </w:rPr>
             </w:pPr>
-            <w:proofErr w:type="spellStart"/>
             <w:r>
               <w:rPr>
                 <w:rFonts w:ascii="標楷體" w:eastAsia="標楷體" w:hAnsi="標楷體"/>
@@ -44893,7 +43190,6 @@
               </w:rPr>
               <w:t>joined_at</w:t>
             </w:r>
-            <w:proofErr w:type="spellEnd"/>
           </w:p>
         </w:tc>
         <w:tc>
@@ -45013,7 +43309,6 @@
                 <w:szCs w:val="24"/>
               </w:rPr>
             </w:pPr>
-            <w:proofErr w:type="spellStart"/>
             <w:r>
               <w:rPr>
                 <w:rFonts w:ascii="標楷體" w:eastAsia="標楷體" w:hAnsi="標楷體"/>
@@ -45021,7 +43316,6 @@
               </w:rPr>
               <w:t>group_scans</w:t>
             </w:r>
-            <w:proofErr w:type="spellEnd"/>
           </w:p>
         </w:tc>
         <w:tc>
@@ -45089,17 +43383,8 @@
                 <w:rFonts w:ascii="標楷體" w:eastAsia="標楷體" w:hAnsi="標楷體"/>
                 <w:szCs w:val="24"/>
               </w:rPr>
-              <w:t xml:space="preserve">4 </w:t>
-            </w:r>
-            <w:proofErr w:type="gramStart"/>
-            <w:r>
-              <w:rPr>
-                <w:rFonts w:ascii="標楷體" w:eastAsia="標楷體" w:hAnsi="標楷體"/>
-                <w:szCs w:val="24"/>
-              </w:rPr>
-              <w:t>byte</w:t>
-            </w:r>
-            <w:proofErr w:type="gramEnd"/>
+              <w:t>4 byte</w:t>
+            </w:r>
           </w:p>
         </w:tc>
         <w:tc>
@@ -45150,7 +43435,6 @@
                 <w:szCs w:val="24"/>
               </w:rPr>
             </w:pPr>
-            <w:proofErr w:type="spellStart"/>
             <w:r>
               <w:rPr>
                 <w:rFonts w:ascii="標楷體" w:eastAsia="標楷體" w:hAnsi="標楷體"/>
@@ -45158,7 +43442,6 @@
               </w:rPr>
               <w:t>group_points</w:t>
             </w:r>
-            <w:proofErr w:type="spellEnd"/>
           </w:p>
         </w:tc>
         <w:tc>
@@ -45226,17 +43509,8 @@
                 <w:rFonts w:ascii="標楷體" w:eastAsia="標楷體" w:hAnsi="標楷體"/>
                 <w:szCs w:val="24"/>
               </w:rPr>
-              <w:t xml:space="preserve">4 </w:t>
-            </w:r>
-            <w:proofErr w:type="gramStart"/>
-            <w:r>
-              <w:rPr>
-                <w:rFonts w:ascii="標楷體" w:eastAsia="標楷體" w:hAnsi="標楷體"/>
-                <w:szCs w:val="24"/>
-              </w:rPr>
-              <w:t>byte</w:t>
-            </w:r>
-            <w:proofErr w:type="gramEnd"/>
+              <w:t>4 byte</w:t>
+            </w:r>
           </w:p>
         </w:tc>
         <w:tc>
@@ -45287,7 +43561,6 @@
                 <w:szCs w:val="24"/>
               </w:rPr>
             </w:pPr>
-            <w:proofErr w:type="spellStart"/>
             <w:r>
               <w:rPr>
                 <w:rFonts w:ascii="標楷體" w:eastAsia="標楷體" w:hAnsi="標楷體"/>
@@ -45295,7 +43568,6 @@
               </w:rPr>
               <w:t>group_logins</w:t>
             </w:r>
-            <w:proofErr w:type="spellEnd"/>
           </w:p>
         </w:tc>
         <w:tc>
@@ -45363,17 +43635,8 @@
                 <w:rFonts w:ascii="標楷體" w:eastAsia="標楷體" w:hAnsi="標楷體"/>
                 <w:szCs w:val="24"/>
               </w:rPr>
-              <w:t xml:space="preserve">4 </w:t>
-            </w:r>
-            <w:proofErr w:type="gramStart"/>
-            <w:r>
-              <w:rPr>
-                <w:rFonts w:ascii="標楷體" w:eastAsia="標楷體" w:hAnsi="標楷體"/>
-                <w:szCs w:val="24"/>
-              </w:rPr>
-              <w:t>byte</w:t>
-            </w:r>
-            <w:proofErr w:type="gramEnd"/>
+              <w:t>4 byte</w:t>
+            </w:r>
           </w:p>
         </w:tc>
         <w:tc>
@@ -45438,15 +43701,7 @@
         <w:t>6</w:t>
       </w:r>
       <w:r>
-        <w:t xml:space="preserve"> </w:t>
-      </w:r>
-      <w:proofErr w:type="gramStart"/>
-      <w:r>
-        <w:t>–</w:t>
-      </w:r>
-      <w:proofErr w:type="gramEnd"/>
-      <w:r>
-        <w:t xml:space="preserve"> </w:t>
+        <w:t xml:space="preserve"> – </w:t>
       </w:r>
       <w:r>
         <w:rPr>
@@ -45505,23 +43760,7 @@
                 <w:rFonts w:ascii="標楷體" w:eastAsia="標楷體" w:hAnsi="標楷體" w:hint="eastAsia"/>
                 <w:szCs w:val="24"/>
               </w:rPr>
-              <w:t xml:space="preserve"> </w:t>
-            </w:r>
-            <w:proofErr w:type="spellStart"/>
-            <w:r>
-              <w:rPr>
-                <w:rFonts w:ascii="標楷體" w:eastAsia="標楷體" w:hAnsi="標楷體" w:hint="eastAsia"/>
-                <w:szCs w:val="24"/>
-              </w:rPr>
-              <w:t>group_invite</w:t>
-            </w:r>
-            <w:proofErr w:type="spellEnd"/>
-            <w:r>
-              <w:rPr>
-                <w:rFonts w:ascii="標楷體" w:eastAsia="標楷體" w:hAnsi="標楷體" w:hint="eastAsia"/>
-                <w:szCs w:val="24"/>
-              </w:rPr>
-              <w:t>（小組邀請）</w:t>
+              <w:t xml:space="preserve"> group_invite（小組邀請）</w:t>
             </w:r>
           </w:p>
         </w:tc>
@@ -45668,7 +43907,6 @@
                 <w:szCs w:val="24"/>
               </w:rPr>
             </w:pPr>
-            <w:proofErr w:type="gramStart"/>
             <w:r>
               <w:rPr>
                 <w:rFonts w:ascii="標楷體" w:eastAsia="標楷體" w:hAnsi="標楷體"/>
@@ -45676,7 +43914,6 @@
               </w:rPr>
               <w:t>外鍵</w:t>
             </w:r>
-            <w:proofErr w:type="gramEnd"/>
           </w:p>
         </w:tc>
       </w:tr>
@@ -45769,17 +44006,8 @@
                 <w:rFonts w:ascii="標楷體" w:eastAsia="標楷體" w:hAnsi="標楷體"/>
                 <w:szCs w:val="24"/>
               </w:rPr>
-              <w:t xml:space="preserve">4 </w:t>
-            </w:r>
-            <w:proofErr w:type="gramStart"/>
-            <w:r>
-              <w:rPr>
-                <w:rFonts w:ascii="標楷體" w:eastAsia="標楷體" w:hAnsi="標楷體"/>
-                <w:szCs w:val="24"/>
-              </w:rPr>
-              <w:t>byte</w:t>
-            </w:r>
-            <w:proofErr w:type="gramEnd"/>
+              <w:t>4 byte</w:t>
+            </w:r>
           </w:p>
         </w:tc>
         <w:tc>
@@ -45837,7 +44065,6 @@
                 <w:szCs w:val="24"/>
               </w:rPr>
             </w:pPr>
-            <w:proofErr w:type="spellStart"/>
             <w:r>
               <w:rPr>
                 <w:rFonts w:ascii="標楷體" w:eastAsia="標楷體" w:hAnsi="標楷體"/>
@@ -45845,7 +44072,6 @@
               </w:rPr>
               <w:t>group_id</w:t>
             </w:r>
-            <w:proofErr w:type="spellEnd"/>
           </w:p>
         </w:tc>
         <w:tc>
@@ -45913,17 +44139,8 @@
                 <w:rFonts w:ascii="標楷體" w:eastAsia="標楷體" w:hAnsi="標楷體"/>
                 <w:szCs w:val="24"/>
               </w:rPr>
-              <w:t xml:space="preserve">4 </w:t>
-            </w:r>
-            <w:proofErr w:type="gramStart"/>
-            <w:r>
-              <w:rPr>
-                <w:rFonts w:ascii="標楷體" w:eastAsia="標楷體" w:hAnsi="標楷體"/>
-                <w:szCs w:val="24"/>
-              </w:rPr>
-              <w:t>byte</w:t>
-            </w:r>
-            <w:proofErr w:type="gramEnd"/>
+              <w:t>4 byte</w:t>
+            </w:r>
           </w:p>
         </w:tc>
         <w:tc>
@@ -45981,7 +44198,6 @@
                 <w:szCs w:val="24"/>
               </w:rPr>
             </w:pPr>
-            <w:proofErr w:type="spellStart"/>
             <w:r>
               <w:rPr>
                 <w:rFonts w:ascii="標楷體" w:eastAsia="標楷體" w:hAnsi="標楷體"/>
@@ -45989,7 +44205,6 @@
               </w:rPr>
               <w:t>sender_id</w:t>
             </w:r>
-            <w:proofErr w:type="spellEnd"/>
           </w:p>
         </w:tc>
         <w:tc>
@@ -46057,17 +44272,8 @@
                 <w:rFonts w:ascii="標楷體" w:eastAsia="標楷體" w:hAnsi="標楷體"/>
                 <w:szCs w:val="24"/>
               </w:rPr>
-              <w:t xml:space="preserve">4 </w:t>
-            </w:r>
-            <w:proofErr w:type="gramStart"/>
-            <w:r>
-              <w:rPr>
-                <w:rFonts w:ascii="標楷體" w:eastAsia="標楷體" w:hAnsi="標楷體"/>
-                <w:szCs w:val="24"/>
-              </w:rPr>
-              <w:t>byte</w:t>
-            </w:r>
-            <w:proofErr w:type="gramEnd"/>
+              <w:t>4 byte</w:t>
+            </w:r>
           </w:p>
         </w:tc>
         <w:tc>
@@ -46125,7 +44331,6 @@
                 <w:szCs w:val="24"/>
               </w:rPr>
             </w:pPr>
-            <w:proofErr w:type="spellStart"/>
             <w:r>
               <w:rPr>
                 <w:rFonts w:ascii="標楷體" w:eastAsia="標楷體" w:hAnsi="標楷體"/>
@@ -46133,7 +44338,6 @@
               </w:rPr>
               <w:t>receiver_id</w:t>
             </w:r>
-            <w:proofErr w:type="spellEnd"/>
           </w:p>
         </w:tc>
         <w:tc>
@@ -46201,17 +44405,8 @@
                 <w:rFonts w:ascii="標楷體" w:eastAsia="標楷體" w:hAnsi="標楷體"/>
                 <w:szCs w:val="24"/>
               </w:rPr>
-              <w:t xml:space="preserve">4 </w:t>
-            </w:r>
-            <w:proofErr w:type="gramStart"/>
-            <w:r>
-              <w:rPr>
-                <w:rFonts w:ascii="標楷體" w:eastAsia="標楷體" w:hAnsi="標楷體"/>
-                <w:szCs w:val="24"/>
-              </w:rPr>
-              <w:t>byte</w:t>
-            </w:r>
-            <w:proofErr w:type="gramEnd"/>
+              <w:t>4 byte</w:t>
+            </w:r>
           </w:p>
         </w:tc>
         <w:tc>
@@ -46395,7 +44590,6 @@
                 <w:szCs w:val="24"/>
               </w:rPr>
             </w:pPr>
-            <w:proofErr w:type="spellStart"/>
             <w:r>
               <w:rPr>
                 <w:rFonts w:ascii="標楷體" w:eastAsia="標楷體" w:hAnsi="標楷體"/>
@@ -46403,7 +44597,6 @@
               </w:rPr>
               <w:t>created_at</w:t>
             </w:r>
-            <w:proofErr w:type="spellEnd"/>
           </w:p>
         </w:tc>
         <w:tc>
@@ -46552,15 +44745,7 @@
         <w:t>7</w:t>
       </w:r>
       <w:r>
-        <w:t xml:space="preserve"> </w:t>
-      </w:r>
-      <w:proofErr w:type="gramStart"/>
-      <w:r>
-        <w:t>–</w:t>
-      </w:r>
-      <w:proofErr w:type="gramEnd"/>
-      <w:r>
-        <w:t xml:space="preserve"> </w:t>
+        <w:t xml:space="preserve"> – </w:t>
       </w:r>
       <w:r>
         <w:rPr>
@@ -46766,7 +44951,6 @@
                 <w:szCs w:val="24"/>
               </w:rPr>
             </w:pPr>
-            <w:proofErr w:type="gramStart"/>
             <w:r>
               <w:rPr>
                 <w:rFonts w:ascii="標楷體" w:eastAsia="標楷體" w:hAnsi="標楷體"/>
@@ -46774,7 +44958,6 @@
               </w:rPr>
               <w:t>外鍵</w:t>
             </w:r>
-            <w:proofErr w:type="gramEnd"/>
           </w:p>
         </w:tc>
       </w:tr>
@@ -46867,17 +45050,8 @@
                 <w:rFonts w:ascii="標楷體" w:eastAsia="標楷體" w:hAnsi="標楷體"/>
                 <w:szCs w:val="24"/>
               </w:rPr>
-              <w:t xml:space="preserve">4 </w:t>
-            </w:r>
-            <w:proofErr w:type="gramStart"/>
-            <w:r>
-              <w:rPr>
-                <w:rFonts w:ascii="標楷體" w:eastAsia="標楷體" w:hAnsi="標楷體"/>
-                <w:szCs w:val="24"/>
-              </w:rPr>
-              <w:t>byte</w:t>
-            </w:r>
-            <w:proofErr w:type="gramEnd"/>
+              <w:t>4 byte</w:t>
+            </w:r>
           </w:p>
         </w:tc>
         <w:tc>
@@ -46935,7 +45109,6 @@
                 <w:szCs w:val="24"/>
               </w:rPr>
             </w:pPr>
-            <w:proofErr w:type="spellStart"/>
             <w:r>
               <w:rPr>
                 <w:rFonts w:ascii="標楷體" w:eastAsia="標楷體" w:hAnsi="標楷體"/>
@@ -46943,7 +45116,6 @@
               </w:rPr>
               <w:t>user_id</w:t>
             </w:r>
-            <w:proofErr w:type="spellEnd"/>
           </w:p>
         </w:tc>
         <w:tc>
@@ -47011,17 +45183,8 @@
                 <w:rFonts w:ascii="標楷體" w:eastAsia="標楷體" w:hAnsi="標楷體"/>
                 <w:szCs w:val="24"/>
               </w:rPr>
-              <w:t xml:space="preserve">4 </w:t>
-            </w:r>
-            <w:proofErr w:type="gramStart"/>
-            <w:r>
-              <w:rPr>
-                <w:rFonts w:ascii="標楷體" w:eastAsia="標楷體" w:hAnsi="標楷體"/>
-                <w:szCs w:val="24"/>
-              </w:rPr>
-              <w:t>byte</w:t>
-            </w:r>
-            <w:proofErr w:type="gramEnd"/>
+              <w:t>4 byte</w:t>
+            </w:r>
           </w:p>
         </w:tc>
         <w:tc>
@@ -47205,7 +45368,6 @@
                 <w:szCs w:val="24"/>
               </w:rPr>
             </w:pPr>
-            <w:proofErr w:type="spellStart"/>
             <w:r>
               <w:rPr>
                 <w:rFonts w:ascii="標楷體" w:eastAsia="標楷體" w:hAnsi="標楷體"/>
@@ -47213,7 +45375,6 @@
               </w:rPr>
               <w:t>feedback_type</w:t>
             </w:r>
-            <w:proofErr w:type="spellEnd"/>
           </w:p>
         </w:tc>
         <w:tc>
@@ -47588,7 +45749,6 @@
                 <w:szCs w:val="24"/>
               </w:rPr>
             </w:pPr>
-            <w:proofErr w:type="spellStart"/>
             <w:r>
               <w:rPr>
                 <w:rFonts w:ascii="標楷體" w:eastAsia="標楷體" w:hAnsi="標楷體"/>
@@ -47596,7 +45756,6 @@
               </w:rPr>
               <w:t>replied_at</w:t>
             </w:r>
-            <w:proofErr w:type="spellEnd"/>
           </w:p>
         </w:tc>
         <w:tc>
@@ -47716,7 +45875,6 @@
                 <w:szCs w:val="24"/>
               </w:rPr>
             </w:pPr>
-            <w:proofErr w:type="spellStart"/>
             <w:r>
               <w:rPr>
                 <w:rFonts w:ascii="標楷體" w:eastAsia="標楷體" w:hAnsi="標楷體"/>
@@ -47724,7 +45882,6 @@
               </w:rPr>
               <w:t>created_at</w:t>
             </w:r>
-            <w:proofErr w:type="spellEnd"/>
           </w:p>
         </w:tc>
         <w:tc>

--- a/系統文件/系統文件.docx
+++ b/系統文件/系統文件.docx
@@ -3194,7 +3194,7 @@
         <w:ind w:firstLineChars="0"/>
         <w:jc w:val="both"/>
         <w:rPr>
-          <w:rFonts w:ascii="標楷體" w:eastAsia="標楷體" w:hAnsi="標楷體"/>
+          <w:rFonts w:ascii="標楷體" w:eastAsia="標楷體" w:hAnsi="標楷體" w:hint="eastAsia"/>
           <w:sz w:val="28"/>
           <w:szCs w:val="28"/>
         </w:rPr>
@@ -3212,12 +3212,12 @@
       <w:pPr>
         <w:numPr>
           <w:ilvl w:val="0"/>
-          <w:numId w:val="15"/>
+          <w:numId w:val="39"/>
         </w:numPr>
         <w:ind w:firstLineChars="0"/>
         <w:jc w:val="both"/>
         <w:rPr>
-          <w:rFonts w:ascii="標楷體" w:eastAsia="標楷體" w:hAnsi="標楷體"/>
+          <w:rFonts w:ascii="標楷體" w:eastAsia="標楷體" w:hAnsi="標楷體" w:hint="eastAsia"/>
           <w:sz w:val="28"/>
           <w:szCs w:val="28"/>
         </w:rPr>
@@ -3228,19 +3228,19 @@
           <w:sz w:val="28"/>
           <w:szCs w:val="28"/>
         </w:rPr>
-        <w:t>介面設計： 系統採用直觀的對話式介面，操作邏輯與常見的通訊軟體類似，使用者無須額外花費學習成本即可上手。</w:t>
+        <w:t>低學習成本的直覺化 UI： 系統前端採用類似主流通訊軟體（如 LINE）的對話氣泡介面進行 AI 互動，並結合使用者最熟悉的智慧型手機相機操作進行「影像辨識單字萃取」。使用者無須詳閱說明書，即可憑直覺完成「拍照、收錄、對話」的學習閉環。</w:t>
       </w:r>
     </w:p>
     <w:p>
       <w:pPr>
         <w:numPr>
           <w:ilvl w:val="0"/>
-          <w:numId w:val="15"/>
+          <w:numId w:val="39"/>
         </w:numPr>
         <w:ind w:firstLineChars="0"/>
         <w:jc w:val="both"/>
         <w:rPr>
-          <w:rFonts w:ascii="標楷體" w:eastAsia="標楷體" w:hAnsi="標楷體"/>
+          <w:rFonts w:ascii="標楷體" w:eastAsia="標楷體" w:hAnsi="標楷體" w:hint="eastAsia"/>
           <w:sz w:val="28"/>
           <w:szCs w:val="28"/>
         </w:rPr>
@@ -3251,7 +3251,7 @@
           <w:sz w:val="28"/>
           <w:szCs w:val="28"/>
         </w:rPr>
-        <w:t>情境導向： 透過明確的功能分類（如「免費基礎情境」與「付費專屬情境包」），引導使用者快速進入特定學習場景，滿足學習者在真實環境下的溝通需求。</w:t>
+        <w:t>無縫融入生活情境： 系統打破傳統死背書本的枯燥流程，設計了「單句翻譯隱藏/顯示」、「假名標音切換（Furigana）」以及「快捷回覆籌碼（Quick Replies）」等輔助功能。在兼顧沉浸式全日文環境的同時，給予使用者極高的操作容錯率與便利性，高度滿足碎片化時間的學習需求。</w:t>
       </w:r>
     </w:p>
     <w:p>
@@ -3274,7 +3274,62 @@
           <w:sz w:val="28"/>
           <w:szCs w:val="28"/>
         </w:rPr>
+        <w:lastRenderedPageBreak/>
         <w:t>時程可行性 (Schedule Feasibility)</w:t>
+      </w:r>
+    </w:p>
+    <w:p>
+      <w:pPr>
+        <w:numPr>
+          <w:ilvl w:val="0"/>
+          <w:numId w:val="40"/>
+        </w:numPr>
+        <w:ind w:firstLineChars="0"/>
+        <w:jc w:val="both"/>
+        <w:rPr>
+          <w:rFonts w:ascii="標楷體" w:eastAsia="標楷體" w:hAnsi="標楷體" w:hint="eastAsia"/>
+          <w:sz w:val="28"/>
+          <w:szCs w:val="28"/>
+        </w:rPr>
+      </w:pPr>
+      <w:r>
+        <w:rPr>
+          <w:rFonts w:ascii="標楷體" w:eastAsia="標楷體" w:hAnsi="標楷體" w:hint="eastAsia"/>
+          <w:sz w:val="28"/>
+          <w:szCs w:val="28"/>
+        </w:rPr>
+        <w:t>敏捷式開發與階段性交付： 本專案採敏捷開發（Agile Development）模式，將整體時程拆分為「需求分析、核心技術驗證（影像辨識與 LLM 介接）、前端介面實作、後端資料庫建置、系統整合與封測」五大階段。</w:t>
+      </w:r>
+    </w:p>
+    <w:p>
+      <w:pPr>
+        <w:numPr>
+          <w:ilvl w:val="0"/>
+          <w:numId w:val="40"/>
+        </w:numPr>
+        <w:ind w:firstLineChars="0"/>
+        <w:jc w:val="both"/>
+        <w:rPr>
+          <w:rFonts w:ascii="標楷體" w:eastAsia="標楷體" w:hAnsi="標楷體"/>
+          <w:sz w:val="28"/>
+          <w:szCs w:val="28"/>
+        </w:rPr>
+      </w:pPr>
+      <w:r>
+        <w:rPr>
+          <w:rFonts w:ascii="標楷體" w:eastAsia="標楷體" w:hAnsi="標楷體" w:hint="eastAsia"/>
+          <w:sz w:val="28"/>
+          <w:szCs w:val="28"/>
+        </w:rPr>
+        <w:t>風險控管機制： 團隊透過甘特圖與版本控制系統（Git）進行進度與品質雙重控管。優先確保「單字萃取」與「基礎對話」等 MVP（最小可行性產品）功能準時交付，再逐步擴充「學習小組」與「進階旅遊情境包」等附加模組，確保專案能如期上架展示。</w:t>
+      </w:r>
+      <w:r>
+        <w:rPr>
+          <w:rFonts w:ascii="標楷體" w:eastAsia="標楷體" w:hAnsi="標楷體" w:hint="eastAsia"/>
+          <w:sz w:val="28"/>
+          <w:szCs w:val="28"/>
+        </w:rPr>
+        <w:t>經濟可行性 (Economic Feasibility)</w:t>
       </w:r>
     </w:p>
     <w:p>
@@ -3289,6 +3344,7 @@
           <w:rFonts w:ascii="標楷體" w:eastAsia="標楷體" w:hAnsi="標楷體"/>
           <w:sz w:val="28"/>
           <w:szCs w:val="28"/>
+          <w:highlight w:val="yellow"/>
         </w:rPr>
       </w:pPr>
       <w:r>
@@ -3296,8 +3352,9 @@
           <w:rFonts w:ascii="標楷體" w:eastAsia="標楷體" w:hAnsi="標楷體" w:hint="eastAsia"/>
           <w:sz w:val="28"/>
           <w:szCs w:val="28"/>
+          <w:highlight w:val="yellow"/>
         </w:rPr>
-        <w:t>開發階段規劃： 專案時程經仔細規劃，將開發流程細分為：LLM 模型介接、情境劇本編寫、前端介面設計、測試與修正。</w:t>
+        <w:t>收益來源： 透過 Freemium（免費增值） 模式累積用戶，並藉由 In-App Purchases（情境包買斷） 以及 In-App Ads（廣告） 創造營收。</w:t>
       </w:r>
     </w:p>
     <w:p>
@@ -3312,6 +3369,7 @@
           <w:rFonts w:ascii="標楷體" w:eastAsia="標楷體" w:hAnsi="標楷體"/>
           <w:sz w:val="28"/>
           <w:szCs w:val="28"/>
+          <w:highlight w:val="yellow"/>
         </w:rPr>
       </w:pPr>
       <w:r>
@@ -3319,17 +3377,9 @@
           <w:rFonts w:ascii="標楷體" w:eastAsia="標楷體" w:hAnsi="標楷體" w:hint="eastAsia"/>
           <w:sz w:val="28"/>
           <w:szCs w:val="28"/>
+          <w:highlight w:val="yellow"/>
         </w:rPr>
-        <w:t>階段性交付： 透過甘特圖控管進度，優先完成基礎對話功能，再逐步擴充如「關</w:t>
-      </w:r>
-      <w:r>
-        <w:rPr>
-          <w:rFonts w:ascii="標楷體" w:eastAsia="標楷體" w:hAnsi="標楷體" w:hint="eastAsia"/>
-          <w:sz w:val="28"/>
-          <w:szCs w:val="28"/>
-        </w:rPr>
-        <w:lastRenderedPageBreak/>
-        <w:t>西旅遊實戰包」等進階模組，確保系統能準時上架。</w:t>
+        <w:t>成本控制： 精確評估 AI 模型（如 LLM API）的調用費用、雲端伺服器維護費及技術研發成本，確保收益能支撐營運並達成獲利目標。</w:t>
       </w:r>
     </w:p>
     <w:p>
@@ -3352,14 +3402,45 @@
           <w:sz w:val="28"/>
           <w:szCs w:val="28"/>
         </w:rPr>
-        <w:t>經濟可行性 (Economic Feasibility)</w:t>
+        <w:t>經濟</w:t>
+      </w:r>
+      <w:r>
+        <w:rPr>
+          <w:rFonts w:ascii="標楷體" w:eastAsia="標楷體" w:hAnsi="標楷體" w:hint="eastAsia"/>
+          <w:sz w:val="28"/>
+          <w:szCs w:val="28"/>
+        </w:rPr>
+        <w:t>可行性 (Technical Feasibility)</w:t>
       </w:r>
     </w:p>
     <w:p>
       <w:pPr>
         <w:numPr>
           <w:ilvl w:val="0"/>
-          <w:numId w:val="15"/>
+          <w:numId w:val="41"/>
+        </w:numPr>
+        <w:ind w:firstLineChars="0"/>
+        <w:jc w:val="both"/>
+        <w:rPr>
+          <w:rFonts w:ascii="標楷體" w:eastAsia="標楷體" w:hAnsi="標楷體" w:hint="eastAsia"/>
+          <w:sz w:val="28"/>
+          <w:szCs w:val="28"/>
+        </w:rPr>
+      </w:pPr>
+      <w:r>
+        <w:rPr>
+          <w:rFonts w:ascii="標楷體" w:eastAsia="標楷體" w:hAnsi="標楷體" w:hint="eastAsia"/>
+          <w:sz w:val="28"/>
+          <w:szCs w:val="28"/>
+        </w:rPr>
+        <w:t>多元且具彈性的獲利矩陣： 系統採用 Freemium（免費增值）商業模式。前期透過免費基礎功能與應用程式內廣告（In-App Ads）快速獲取並累積大量活躍用戶。</w:t>
+      </w:r>
+    </w:p>
+    <w:p>
+      <w:pPr>
+        <w:numPr>
+          <w:ilvl w:val="0"/>
+          <w:numId w:val="41"/>
         </w:numPr>
         <w:ind w:firstLineChars="0"/>
         <w:jc w:val="both"/>
@@ -3375,30 +3456,7 @@
           <w:sz w:val="28"/>
           <w:szCs w:val="28"/>
         </w:rPr>
-        <w:t>收益來源： 透過 Freemium（免費增值） 模式累積用戶，並藉由 In-App Purchases（情境包買斷） 以及 In-App Ads（廣告） 創造營收。</w:t>
-      </w:r>
-    </w:p>
-    <w:p>
-      <w:pPr>
-        <w:numPr>
-          <w:ilvl w:val="0"/>
-          <w:numId w:val="15"/>
-        </w:numPr>
-        <w:ind w:firstLineChars="0"/>
-        <w:jc w:val="both"/>
-        <w:rPr>
-          <w:rFonts w:ascii="標楷體" w:eastAsia="標楷體" w:hAnsi="標楷體"/>
-          <w:sz w:val="28"/>
-          <w:szCs w:val="28"/>
-        </w:rPr>
-      </w:pPr>
-      <w:r>
-        <w:rPr>
-          <w:rFonts w:ascii="標楷體" w:eastAsia="標楷體" w:hAnsi="標楷體" w:hint="eastAsia"/>
-          <w:sz w:val="28"/>
-          <w:szCs w:val="28"/>
-        </w:rPr>
-        <w:t>成本控制： 精確評估 AI 模型（如 LLM API）的調用費用、雲端伺服器維護費及技術研發成本，確保收益能支撐營運並達成獲利目標。</w:t>
+        <w:t>精準的成本與收益投報（ROI）： 透過導入「J-Pts 點數系統」讓使用者以微型消費解鎖特定情境（如：深度旅遊生存包），並提供 Premium 訂閱制（去除廣告、無限暢聊）。在成本端，團隊將精算 Google AI / LLM 的 API Token 消耗量與 Firebase 雲端伺服器的流量成本，確保訂閱定價與點數經濟能創造正向的現金流。</w:t>
       </w:r>
     </w:p>
     <w:p>
@@ -3421,75 +3479,7 @@
           <w:sz w:val="28"/>
           <w:szCs w:val="28"/>
         </w:rPr>
-        <w:t>技術可行性 (Technical Feasibility)</w:t>
-      </w:r>
-    </w:p>
-    <w:p>
-      <w:pPr>
-        <w:numPr>
-          <w:ilvl w:val="0"/>
-          <w:numId w:val="15"/>
-        </w:numPr>
-        <w:ind w:firstLineChars="0"/>
-        <w:jc w:val="both"/>
-        <w:rPr>
-          <w:rFonts w:ascii="標楷體" w:eastAsia="標楷體" w:hAnsi="標楷體"/>
-          <w:sz w:val="28"/>
-          <w:szCs w:val="28"/>
-        </w:rPr>
-      </w:pPr>
-      <w:r>
-        <w:rPr>
-          <w:rFonts w:ascii="標楷體" w:eastAsia="標楷體" w:hAnsi="標楷體" w:hint="eastAsia"/>
-          <w:sz w:val="28"/>
-          <w:szCs w:val="28"/>
-        </w:rPr>
-        <w:t>技術成熟度： 目前大語言模型（LLM）技術已趨成熟，能提供具備語法準確性與上下文理解能力的對話，滿足語言學習需求。</w:t>
-      </w:r>
-    </w:p>
-    <w:p>
-      <w:pPr>
-        <w:numPr>
-          <w:ilvl w:val="0"/>
-          <w:numId w:val="15"/>
-        </w:numPr>
-        <w:ind w:firstLineChars="0"/>
-        <w:jc w:val="both"/>
-        <w:rPr>
-          <w:rFonts w:ascii="標楷體" w:eastAsia="標楷體" w:hAnsi="標楷體"/>
-          <w:sz w:val="28"/>
-          <w:szCs w:val="28"/>
-        </w:rPr>
-      </w:pPr>
-      <w:r>
-        <w:rPr>
-          <w:rFonts w:ascii="標楷體" w:eastAsia="標楷體" w:hAnsi="標楷體" w:hint="eastAsia"/>
-          <w:sz w:val="28"/>
-          <w:szCs w:val="28"/>
-        </w:rPr>
-        <w:t>架構穩定性： 系統採用成熟的 API 串接架構與雲端部署技術，並對資料傳輸進行加密處理（如個人化學習進度保存），確保系統穩定性與資料安全。</w:t>
-      </w:r>
-    </w:p>
-    <w:p>
-      <w:pPr>
-        <w:numPr>
-          <w:ilvl w:val="0"/>
-          <w:numId w:val="13"/>
-        </w:numPr>
-        <w:ind w:firstLineChars="0"/>
-        <w:jc w:val="both"/>
-        <w:rPr>
-          <w:rFonts w:ascii="標楷體" w:eastAsia="標楷體" w:hAnsi="標楷體"/>
-          <w:sz w:val="28"/>
-          <w:szCs w:val="28"/>
-        </w:rPr>
-      </w:pPr>
-      <w:r>
-        <w:rPr>
-          <w:rFonts w:ascii="標楷體" w:eastAsia="標楷體" w:hAnsi="標楷體" w:hint="eastAsia"/>
-          <w:sz w:val="28"/>
-          <w:szCs w:val="28"/>
-        </w:rPr>
+        <w:lastRenderedPageBreak/>
         <w:t>法律可行性 (Legal Feasibility)</w:t>
       </w:r>
     </w:p>
@@ -3687,7 +3677,16 @@
           <w:sz w:val="28"/>
           <w:szCs w:val="28"/>
         </w:rPr>
-        <w:t>通路渠道 主要透過 App Store 與 Google Play 雙平台發布。前期宣傳將利用大專院校校園社團與日語課程進行冷啟動推廣，線上則透過短影音展示 AI 實際對話的有趣過程，精準觸及對日本文化感興趣的潛在用戶。</w:t>
+        <w:t>通路渠道 主要透過 App Store 與 Google Play 雙平台發布。前期宣傳將利用大專院校校園社團與日語課程進行冷啟動推廣，線上則透過短影音展示 AI 實際</w:t>
+      </w:r>
+      <w:r>
+        <w:rPr>
+          <w:rFonts w:ascii="標楷體" w:eastAsia="標楷體" w:hAnsi="標楷體" w:hint="eastAsia"/>
+          <w:sz w:val="28"/>
+          <w:szCs w:val="28"/>
+        </w:rPr>
+        <w:lastRenderedPageBreak/>
+        <w:t>對話的有趣過程，精準觸及對日本文化感興趣的潛在用戶。</w:t>
       </w:r>
     </w:p>
     <w:p>
@@ -3756,16 +3755,7 @@
           <w:sz w:val="28"/>
           <w:szCs w:val="28"/>
         </w:rPr>
-        <w:t xml:space="preserve">關鍵資源 具備跨平台開發與後端架設能力的學生開發團隊、強大的 Gemini API </w:t>
-      </w:r>
-      <w:r>
-        <w:rPr>
-          <w:rFonts w:ascii="標楷體" w:eastAsia="標楷體" w:hAnsi="標楷體" w:hint="eastAsia"/>
-          <w:sz w:val="28"/>
-          <w:szCs w:val="28"/>
-        </w:rPr>
-        <w:lastRenderedPageBreak/>
-        <w:t>模型資源、雲端伺服器基礎架構，以及針對日文檢定與生活情境的語料庫設計能力。</w:t>
+        <w:t>關鍵資源 具備跨平台開發與後端架設能力的學生開發團隊、強大的 Gemini API 模型資源、雲端伺服器基礎架構，以及針對日文檢定與生活情境的語料庫設計能力。</w:t>
       </w:r>
     </w:p>
     <w:p>
@@ -3857,6 +3847,7 @@
         <w:rPr>
           <w:rFonts w:hint="eastAsia"/>
         </w:rPr>
+        <w:lastRenderedPageBreak/>
         <w:t xml:space="preserve">2-3 </w:t>
       </w:r>
       <w:r>
@@ -4004,7 +3995,6 @@
           <w:sz w:val="28"/>
           <w:szCs w:val="28"/>
         </w:rPr>
-        <w:lastRenderedPageBreak/>
         <w:t>痛點區隔（缺乏輸出環境）： 無論是哪種學習者，在台灣普遍面臨「缺乏開口對話的對象」與「害怕說錯被笑的心理壓力」兩大痛點。</w:t>
       </w:r>
     </w:p>
@@ -4116,6 +4106,7 @@
           <w:sz w:val="28"/>
           <w:szCs w:val="28"/>
         </w:rPr>
+        <w:lastRenderedPageBreak/>
         <w:t>日本流行文化愛好者： 對 AI 角色扮演（Roleplay）有高度興趣，願意為「特定設定角色對話」付費解鎖的深度玩家。</w:t>
       </w:r>
     </w:p>
@@ -4217,7 +4208,6 @@
         <w:rPr>
           <w:rFonts w:hint="eastAsia"/>
         </w:rPr>
-        <w:lastRenderedPageBreak/>
         <w:t xml:space="preserve">2-4 </w:t>
       </w:r>
       <w:r>
@@ -4405,7 +4395,16 @@
                 <w:sz w:val="28"/>
                 <w:szCs w:val="28"/>
               </w:rPr>
-              <w:t>個人化設定完善（字體、通知、收藏夾）</w:t>
+              <w:t>個人化設定完善（字體、通知、收藏</w:t>
+            </w:r>
+            <w:r>
+              <w:rPr>
+                <w:rFonts w:ascii="標楷體" w:eastAsia="標楷體" w:hAnsi="標楷體" w:hint="eastAsia"/>
+                <w:sz w:val="28"/>
+                <w:szCs w:val="28"/>
+              </w:rPr>
+              <w:lastRenderedPageBreak/>
+              <w:t>夾）</w:t>
             </w:r>
           </w:p>
         </w:tc>
@@ -4432,6 +4431,7 @@
                 <w:sz w:val="28"/>
                 <w:szCs w:val="28"/>
               </w:rPr>
+              <w:lastRenderedPageBreak/>
               <w:t>AI 辨識準確度易受照片品質影響</w:t>
             </w:r>
           </w:p>
@@ -4755,7 +4755,6 @@
                 <w:sz w:val="28"/>
                 <w:szCs w:val="28"/>
               </w:rPr>
-              <w:lastRenderedPageBreak/>
               <w:t>優勢/機會 (S-O)</w:t>
             </w:r>
           </w:p>
@@ -5009,6 +5008,7 @@
                 <w:sz w:val="28"/>
                 <w:szCs w:val="28"/>
               </w:rPr>
+              <w:lastRenderedPageBreak/>
               <w:t>透過徽章、小組互動提升使用者黏著度</w:t>
             </w:r>
           </w:p>
@@ -23299,6 +23299,7 @@
                 <w:sz w:val="30"/>
                 <w:szCs w:val="30"/>
               </w:rPr>
+              <w:lastRenderedPageBreak/>
               <w:t>A05</w:t>
             </w:r>
           </w:p>
@@ -47806,6 +47807,95 @@
     </w:lvl>
   </w:abstractNum>
   <w:abstractNum w:abstractNumId="16" w15:restartNumberingAfterBreak="0">
+    <w:nsid w:val="3FEB5CAF"/>
+    <w:multiLevelType w:val="hybridMultilevel"/>
+    <w:tmpl w:val="BC28EE9E"/>
+    <w:lvl w:ilvl="0" w:tplc="04090001">
+      <w:start w:val="1"/>
+      <w:numFmt w:val="bullet"/>
+      <w:lvlText w:val=""/>
+      <w:lvlJc w:val="left"/>
+      <w:pPr>
+        <w:ind w:left="420" w:hanging="420"/>
+      </w:pPr>
+      <w:rPr>
+        <w:rFonts w:ascii="Wingdings" w:hAnsi="Wingdings" w:hint="default"/>
+      </w:rPr>
+    </w:lvl>
+    <w:lvl w:ilvl="1" w:tplc="04090019" w:tentative="1">
+      <w:start w:val="1"/>
+      <w:numFmt w:val="ideographTraditional"/>
+      <w:lvlText w:val="%2、"/>
+      <w:lvlJc w:val="left"/>
+      <w:pPr>
+        <w:ind w:left="960" w:hanging="480"/>
+      </w:pPr>
+    </w:lvl>
+    <w:lvl w:ilvl="2" w:tplc="0409001B" w:tentative="1">
+      <w:start w:val="1"/>
+      <w:numFmt w:val="lowerRoman"/>
+      <w:lvlText w:val="%3."/>
+      <w:lvlJc w:val="right"/>
+      <w:pPr>
+        <w:ind w:left="1440" w:hanging="480"/>
+      </w:pPr>
+    </w:lvl>
+    <w:lvl w:ilvl="3" w:tplc="0409000F" w:tentative="1">
+      <w:start w:val="1"/>
+      <w:numFmt w:val="decimal"/>
+      <w:lvlText w:val="%4."/>
+      <w:lvlJc w:val="left"/>
+      <w:pPr>
+        <w:ind w:left="1920" w:hanging="480"/>
+      </w:pPr>
+    </w:lvl>
+    <w:lvl w:ilvl="4" w:tplc="04090019" w:tentative="1">
+      <w:start w:val="1"/>
+      <w:numFmt w:val="ideographTraditional"/>
+      <w:lvlText w:val="%5、"/>
+      <w:lvlJc w:val="left"/>
+      <w:pPr>
+        <w:ind w:left="2400" w:hanging="480"/>
+      </w:pPr>
+    </w:lvl>
+    <w:lvl w:ilvl="5" w:tplc="0409001B" w:tentative="1">
+      <w:start w:val="1"/>
+      <w:numFmt w:val="lowerRoman"/>
+      <w:lvlText w:val="%6."/>
+      <w:lvlJc w:val="right"/>
+      <w:pPr>
+        <w:ind w:left="2880" w:hanging="480"/>
+      </w:pPr>
+    </w:lvl>
+    <w:lvl w:ilvl="6" w:tplc="0409000F" w:tentative="1">
+      <w:start w:val="1"/>
+      <w:numFmt w:val="decimal"/>
+      <w:lvlText w:val="%7."/>
+      <w:lvlJc w:val="left"/>
+      <w:pPr>
+        <w:ind w:left="3360" w:hanging="480"/>
+      </w:pPr>
+    </w:lvl>
+    <w:lvl w:ilvl="7" w:tplc="04090019" w:tentative="1">
+      <w:start w:val="1"/>
+      <w:numFmt w:val="ideographTraditional"/>
+      <w:lvlText w:val="%8、"/>
+      <w:lvlJc w:val="left"/>
+      <w:pPr>
+        <w:ind w:left="3840" w:hanging="480"/>
+      </w:pPr>
+    </w:lvl>
+    <w:lvl w:ilvl="8" w:tplc="0409001B" w:tentative="1">
+      <w:start w:val="1"/>
+      <w:numFmt w:val="lowerRoman"/>
+      <w:lvlText w:val="%9."/>
+      <w:lvlJc w:val="right"/>
+      <w:pPr>
+        <w:ind w:left="4320" w:hanging="480"/>
+      </w:pPr>
+    </w:lvl>
+  </w:abstractNum>
+  <w:abstractNum w:abstractNumId="17" w15:restartNumberingAfterBreak="0">
     <w:nsid w:val="43652F97"/>
     <w:multiLevelType w:val="hybridMultilevel"/>
     <w:tmpl w:val="DD12BBA4"/>
@@ -47894,7 +47984,7 @@
       </w:pPr>
     </w:lvl>
   </w:abstractNum>
-  <w:abstractNum w:abstractNumId="17" w15:restartNumberingAfterBreak="0">
+  <w:abstractNum w:abstractNumId="18" w15:restartNumberingAfterBreak="0">
     <w:nsid w:val="461B3CF3"/>
     <w:multiLevelType w:val="hybridMultilevel"/>
     <w:tmpl w:val="F51612C2"/>
@@ -48007,7 +48097,7 @@
       </w:rPr>
     </w:lvl>
   </w:abstractNum>
-  <w:abstractNum w:abstractNumId="18" w15:restartNumberingAfterBreak="0">
+  <w:abstractNum w:abstractNumId="19" w15:restartNumberingAfterBreak="0">
     <w:nsid w:val="46671113"/>
     <w:multiLevelType w:val="hybridMultilevel"/>
     <w:tmpl w:val="6C6C072A"/>
@@ -48096,7 +48186,7 @@
       </w:pPr>
     </w:lvl>
   </w:abstractNum>
-  <w:abstractNum w:abstractNumId="19" w15:restartNumberingAfterBreak="0">
+  <w:abstractNum w:abstractNumId="20" w15:restartNumberingAfterBreak="0">
     <w:nsid w:val="46E572C3"/>
     <w:multiLevelType w:val="hybridMultilevel"/>
     <w:tmpl w:val="00E25ADC"/>
@@ -48209,7 +48299,7 @@
       </w:rPr>
     </w:lvl>
   </w:abstractNum>
-  <w:abstractNum w:abstractNumId="20" w15:restartNumberingAfterBreak="0">
+  <w:abstractNum w:abstractNumId="21" w15:restartNumberingAfterBreak="0">
     <w:nsid w:val="4F0A786E"/>
     <w:multiLevelType w:val="hybridMultilevel"/>
     <w:tmpl w:val="050CFD26"/>
@@ -48298,7 +48388,7 @@
       </w:pPr>
     </w:lvl>
   </w:abstractNum>
-  <w:abstractNum w:abstractNumId="21" w15:restartNumberingAfterBreak="0">
+  <w:abstractNum w:abstractNumId="22" w15:restartNumberingAfterBreak="0">
     <w:nsid w:val="4F593C4F"/>
     <w:multiLevelType w:val="hybridMultilevel"/>
     <w:tmpl w:val="E0DA9690"/>
@@ -48411,7 +48501,7 @@
       </w:rPr>
     </w:lvl>
   </w:abstractNum>
-  <w:abstractNum w:abstractNumId="22" w15:restartNumberingAfterBreak="0">
+  <w:abstractNum w:abstractNumId="23" w15:restartNumberingAfterBreak="0">
     <w:nsid w:val="53331BE2"/>
     <w:multiLevelType w:val="hybridMultilevel"/>
     <w:tmpl w:val="E2E05094"/>
@@ -48524,7 +48614,7 @@
       </w:rPr>
     </w:lvl>
   </w:abstractNum>
-  <w:abstractNum w:abstractNumId="23" w15:restartNumberingAfterBreak="0">
+  <w:abstractNum w:abstractNumId="24" w15:restartNumberingAfterBreak="0">
     <w:nsid w:val="534D7590"/>
     <w:multiLevelType w:val="hybridMultilevel"/>
     <w:tmpl w:val="0978C002"/>
@@ -48613,7 +48703,7 @@
       </w:pPr>
     </w:lvl>
   </w:abstractNum>
-  <w:abstractNum w:abstractNumId="24" w15:restartNumberingAfterBreak="0">
+  <w:abstractNum w:abstractNumId="25" w15:restartNumberingAfterBreak="0">
     <w:nsid w:val="563F72CE"/>
     <w:multiLevelType w:val="hybridMultilevel"/>
     <w:tmpl w:val="3230C99C"/>
@@ -48726,7 +48816,7 @@
       </w:rPr>
     </w:lvl>
   </w:abstractNum>
-  <w:abstractNum w:abstractNumId="25" w15:restartNumberingAfterBreak="0">
+  <w:abstractNum w:abstractNumId="26" w15:restartNumberingAfterBreak="0">
     <w:nsid w:val="5DD57E0E"/>
     <w:multiLevelType w:val="hybridMultilevel"/>
     <w:tmpl w:val="4C34FF28"/>
@@ -48839,7 +48929,96 @@
       </w:rPr>
     </w:lvl>
   </w:abstractNum>
-  <w:abstractNum w:abstractNumId="26" w15:restartNumberingAfterBreak="0">
+  <w:abstractNum w:abstractNumId="27" w15:restartNumberingAfterBreak="0">
+    <w:nsid w:val="5ECD1EAB"/>
+    <w:multiLevelType w:val="hybridMultilevel"/>
+    <w:tmpl w:val="88A0E82E"/>
+    <w:lvl w:ilvl="0" w:tplc="04090001">
+      <w:start w:val="1"/>
+      <w:numFmt w:val="bullet"/>
+      <w:lvlText w:val=""/>
+      <w:lvlJc w:val="left"/>
+      <w:pPr>
+        <w:ind w:left="420" w:hanging="420"/>
+      </w:pPr>
+      <w:rPr>
+        <w:rFonts w:ascii="Wingdings" w:hAnsi="Wingdings" w:hint="default"/>
+      </w:rPr>
+    </w:lvl>
+    <w:lvl w:ilvl="1" w:tplc="04090019" w:tentative="1">
+      <w:start w:val="1"/>
+      <w:numFmt w:val="ideographTraditional"/>
+      <w:lvlText w:val="%2、"/>
+      <w:lvlJc w:val="left"/>
+      <w:pPr>
+        <w:ind w:left="960" w:hanging="480"/>
+      </w:pPr>
+    </w:lvl>
+    <w:lvl w:ilvl="2" w:tplc="0409001B" w:tentative="1">
+      <w:start w:val="1"/>
+      <w:numFmt w:val="lowerRoman"/>
+      <w:lvlText w:val="%3."/>
+      <w:lvlJc w:val="right"/>
+      <w:pPr>
+        <w:ind w:left="1440" w:hanging="480"/>
+      </w:pPr>
+    </w:lvl>
+    <w:lvl w:ilvl="3" w:tplc="0409000F" w:tentative="1">
+      <w:start w:val="1"/>
+      <w:numFmt w:val="decimal"/>
+      <w:lvlText w:val="%4."/>
+      <w:lvlJc w:val="left"/>
+      <w:pPr>
+        <w:ind w:left="1920" w:hanging="480"/>
+      </w:pPr>
+    </w:lvl>
+    <w:lvl w:ilvl="4" w:tplc="04090019" w:tentative="1">
+      <w:start w:val="1"/>
+      <w:numFmt w:val="ideographTraditional"/>
+      <w:lvlText w:val="%5、"/>
+      <w:lvlJc w:val="left"/>
+      <w:pPr>
+        <w:ind w:left="2400" w:hanging="480"/>
+      </w:pPr>
+    </w:lvl>
+    <w:lvl w:ilvl="5" w:tplc="0409001B" w:tentative="1">
+      <w:start w:val="1"/>
+      <w:numFmt w:val="lowerRoman"/>
+      <w:lvlText w:val="%6."/>
+      <w:lvlJc w:val="right"/>
+      <w:pPr>
+        <w:ind w:left="2880" w:hanging="480"/>
+      </w:pPr>
+    </w:lvl>
+    <w:lvl w:ilvl="6" w:tplc="0409000F" w:tentative="1">
+      <w:start w:val="1"/>
+      <w:numFmt w:val="decimal"/>
+      <w:lvlText w:val="%7."/>
+      <w:lvlJc w:val="left"/>
+      <w:pPr>
+        <w:ind w:left="3360" w:hanging="480"/>
+      </w:pPr>
+    </w:lvl>
+    <w:lvl w:ilvl="7" w:tplc="04090019" w:tentative="1">
+      <w:start w:val="1"/>
+      <w:numFmt w:val="ideographTraditional"/>
+      <w:lvlText w:val="%8、"/>
+      <w:lvlJc w:val="left"/>
+      <w:pPr>
+        <w:ind w:left="3840" w:hanging="480"/>
+      </w:pPr>
+    </w:lvl>
+    <w:lvl w:ilvl="8" w:tplc="0409001B" w:tentative="1">
+      <w:start w:val="1"/>
+      <w:numFmt w:val="lowerRoman"/>
+      <w:lvlText w:val="%9."/>
+      <w:lvlJc w:val="right"/>
+      <w:pPr>
+        <w:ind w:left="4320" w:hanging="480"/>
+      </w:pPr>
+    </w:lvl>
+  </w:abstractNum>
+  <w:abstractNum w:abstractNumId="28" w15:restartNumberingAfterBreak="0">
     <w:nsid w:val="60474E80"/>
     <w:multiLevelType w:val="hybridMultilevel"/>
     <w:tmpl w:val="69DCBD1C"/>
@@ -48952,7 +49131,7 @@
       </w:rPr>
     </w:lvl>
   </w:abstractNum>
-  <w:abstractNum w:abstractNumId="27" w15:restartNumberingAfterBreak="0">
+  <w:abstractNum w:abstractNumId="29" w15:restartNumberingAfterBreak="0">
     <w:nsid w:val="6240077B"/>
     <w:multiLevelType w:val="hybridMultilevel"/>
     <w:tmpl w:val="ECF623C0"/>
@@ -49065,7 +49244,7 @@
       </w:rPr>
     </w:lvl>
   </w:abstractNum>
-  <w:abstractNum w:abstractNumId="28" w15:restartNumberingAfterBreak="0">
+  <w:abstractNum w:abstractNumId="30" w15:restartNumberingAfterBreak="0">
     <w:nsid w:val="62E07154"/>
     <w:multiLevelType w:val="hybridMultilevel"/>
     <w:tmpl w:val="E7761C80"/>
@@ -49178,7 +49357,7 @@
       </w:rPr>
     </w:lvl>
   </w:abstractNum>
-  <w:abstractNum w:abstractNumId="29" w15:restartNumberingAfterBreak="0">
+  <w:abstractNum w:abstractNumId="31" w15:restartNumberingAfterBreak="0">
     <w:nsid w:val="63120519"/>
     <w:multiLevelType w:val="hybridMultilevel"/>
     <w:tmpl w:val="58D2F2CE"/>
@@ -49291,7 +49470,7 @@
       </w:rPr>
     </w:lvl>
   </w:abstractNum>
-  <w:abstractNum w:abstractNumId="30" w15:restartNumberingAfterBreak="0">
+  <w:abstractNum w:abstractNumId="32" w15:restartNumberingAfterBreak="0">
     <w:nsid w:val="638C2CB7"/>
     <w:multiLevelType w:val="multilevel"/>
     <w:tmpl w:val="196CC044"/>
@@ -49434,7 +49613,96 @@
       </w:rPr>
     </w:lvl>
   </w:abstractNum>
-  <w:abstractNum w:abstractNumId="31" w15:restartNumberingAfterBreak="0">
+  <w:abstractNum w:abstractNumId="33" w15:restartNumberingAfterBreak="0">
+    <w:nsid w:val="63B31BE6"/>
+    <w:multiLevelType w:val="hybridMultilevel"/>
+    <w:tmpl w:val="FE221E16"/>
+    <w:lvl w:ilvl="0" w:tplc="04090001">
+      <w:start w:val="1"/>
+      <w:numFmt w:val="bullet"/>
+      <w:lvlText w:val=""/>
+      <w:lvlJc w:val="left"/>
+      <w:pPr>
+        <w:ind w:left="420" w:hanging="420"/>
+      </w:pPr>
+      <w:rPr>
+        <w:rFonts w:ascii="Wingdings" w:hAnsi="Wingdings" w:hint="default"/>
+      </w:rPr>
+    </w:lvl>
+    <w:lvl w:ilvl="1" w:tplc="04090019" w:tentative="1">
+      <w:start w:val="1"/>
+      <w:numFmt w:val="ideographTraditional"/>
+      <w:lvlText w:val="%2、"/>
+      <w:lvlJc w:val="left"/>
+      <w:pPr>
+        <w:ind w:left="960" w:hanging="480"/>
+      </w:pPr>
+    </w:lvl>
+    <w:lvl w:ilvl="2" w:tplc="0409001B" w:tentative="1">
+      <w:start w:val="1"/>
+      <w:numFmt w:val="lowerRoman"/>
+      <w:lvlText w:val="%3."/>
+      <w:lvlJc w:val="right"/>
+      <w:pPr>
+        <w:ind w:left="1440" w:hanging="480"/>
+      </w:pPr>
+    </w:lvl>
+    <w:lvl w:ilvl="3" w:tplc="0409000F" w:tentative="1">
+      <w:start w:val="1"/>
+      <w:numFmt w:val="decimal"/>
+      <w:lvlText w:val="%4."/>
+      <w:lvlJc w:val="left"/>
+      <w:pPr>
+        <w:ind w:left="1920" w:hanging="480"/>
+      </w:pPr>
+    </w:lvl>
+    <w:lvl w:ilvl="4" w:tplc="04090019" w:tentative="1">
+      <w:start w:val="1"/>
+      <w:numFmt w:val="ideographTraditional"/>
+      <w:lvlText w:val="%5、"/>
+      <w:lvlJc w:val="left"/>
+      <w:pPr>
+        <w:ind w:left="2400" w:hanging="480"/>
+      </w:pPr>
+    </w:lvl>
+    <w:lvl w:ilvl="5" w:tplc="0409001B" w:tentative="1">
+      <w:start w:val="1"/>
+      <w:numFmt w:val="lowerRoman"/>
+      <w:lvlText w:val="%6."/>
+      <w:lvlJc w:val="right"/>
+      <w:pPr>
+        <w:ind w:left="2880" w:hanging="480"/>
+      </w:pPr>
+    </w:lvl>
+    <w:lvl w:ilvl="6" w:tplc="0409000F" w:tentative="1">
+      <w:start w:val="1"/>
+      <w:numFmt w:val="decimal"/>
+      <w:lvlText w:val="%7."/>
+      <w:lvlJc w:val="left"/>
+      <w:pPr>
+        <w:ind w:left="3360" w:hanging="480"/>
+      </w:pPr>
+    </w:lvl>
+    <w:lvl w:ilvl="7" w:tplc="04090019" w:tentative="1">
+      <w:start w:val="1"/>
+      <w:numFmt w:val="ideographTraditional"/>
+      <w:lvlText w:val="%8、"/>
+      <w:lvlJc w:val="left"/>
+      <w:pPr>
+        <w:ind w:left="3840" w:hanging="480"/>
+      </w:pPr>
+    </w:lvl>
+    <w:lvl w:ilvl="8" w:tplc="0409001B" w:tentative="1">
+      <w:start w:val="1"/>
+      <w:numFmt w:val="lowerRoman"/>
+      <w:lvlText w:val="%9."/>
+      <w:lvlJc w:val="right"/>
+      <w:pPr>
+        <w:ind w:left="4320" w:hanging="480"/>
+      </w:pPr>
+    </w:lvl>
+  </w:abstractNum>
+  <w:abstractNum w:abstractNumId="34" w15:restartNumberingAfterBreak="0">
     <w:nsid w:val="63E21E60"/>
     <w:multiLevelType w:val="hybridMultilevel"/>
     <w:tmpl w:val="A82AC51A"/>
@@ -49547,7 +49815,7 @@
       </w:rPr>
     </w:lvl>
   </w:abstractNum>
-  <w:abstractNum w:abstractNumId="32" w15:restartNumberingAfterBreak="0">
+  <w:abstractNum w:abstractNumId="35" w15:restartNumberingAfterBreak="0">
     <w:nsid w:val="64B3774C"/>
     <w:multiLevelType w:val="hybridMultilevel"/>
     <w:tmpl w:val="D02469AC"/>
@@ -49660,7 +49928,7 @@
       </w:rPr>
     </w:lvl>
   </w:abstractNum>
-  <w:abstractNum w:abstractNumId="33" w15:restartNumberingAfterBreak="0">
+  <w:abstractNum w:abstractNumId="36" w15:restartNumberingAfterBreak="0">
     <w:nsid w:val="64F60D26"/>
     <w:multiLevelType w:val="hybridMultilevel"/>
     <w:tmpl w:val="CF601E82"/>
@@ -49773,7 +50041,7 @@
       </w:rPr>
     </w:lvl>
   </w:abstractNum>
-  <w:abstractNum w:abstractNumId="34" w15:restartNumberingAfterBreak="0">
+  <w:abstractNum w:abstractNumId="37" w15:restartNumberingAfterBreak="0">
     <w:nsid w:val="692334AC"/>
     <w:multiLevelType w:val="hybridMultilevel"/>
     <w:tmpl w:val="B9708EB4"/>
@@ -49862,7 +50130,7 @@
       </w:pPr>
     </w:lvl>
   </w:abstractNum>
-  <w:abstractNum w:abstractNumId="35" w15:restartNumberingAfterBreak="0">
+  <w:abstractNum w:abstractNumId="38" w15:restartNumberingAfterBreak="0">
     <w:nsid w:val="69646701"/>
     <w:multiLevelType w:val="hybridMultilevel"/>
     <w:tmpl w:val="BFF4A506"/>
@@ -49975,7 +50243,7 @@
       </w:rPr>
     </w:lvl>
   </w:abstractNum>
-  <w:abstractNum w:abstractNumId="36" w15:restartNumberingAfterBreak="0">
+  <w:abstractNum w:abstractNumId="39" w15:restartNumberingAfterBreak="0">
     <w:nsid w:val="6B9501A1"/>
     <w:multiLevelType w:val="hybridMultilevel"/>
     <w:tmpl w:val="A0E4D15A"/>
@@ -50064,7 +50332,7 @@
       </w:pPr>
     </w:lvl>
   </w:abstractNum>
-  <w:abstractNum w:abstractNumId="37" w15:restartNumberingAfterBreak="0">
+  <w:abstractNum w:abstractNumId="40" w15:restartNumberingAfterBreak="0">
     <w:nsid w:val="6DC148BC"/>
     <w:multiLevelType w:val="hybridMultilevel"/>
     <w:tmpl w:val="A4E0CE5A"/>
@@ -50184,7 +50452,7 @@
     <w:abstractNumId w:val="6"/>
   </w:num>
   <w:num w:numId="3">
-    <w:abstractNumId w:val="22"/>
+    <w:abstractNumId w:val="23"/>
   </w:num>
   <w:num w:numId="4">
     <w:abstractNumId w:val="8"/>
@@ -50193,13 +50461,13 @@
     <w:abstractNumId w:val="10"/>
   </w:num>
   <w:num w:numId="6">
-    <w:abstractNumId w:val="27"/>
+    <w:abstractNumId w:val="29"/>
   </w:num>
   <w:num w:numId="7">
-    <w:abstractNumId w:val="28"/>
+    <w:abstractNumId w:val="30"/>
   </w:num>
   <w:num w:numId="8">
-    <w:abstractNumId w:val="37"/>
+    <w:abstractNumId w:val="40"/>
   </w:num>
   <w:num w:numId="9">
     <w:abstractNumId w:val="7"/>
@@ -50208,13 +50476,13 @@
     <w:abstractNumId w:val="4"/>
   </w:num>
   <w:num w:numId="11">
-    <w:abstractNumId w:val="34"/>
+    <w:abstractNumId w:val="37"/>
   </w:num>
   <w:num w:numId="12">
     <w:abstractNumId w:val="11"/>
   </w:num>
   <w:num w:numId="13">
-    <w:abstractNumId w:val="18"/>
+    <w:abstractNumId w:val="19"/>
   </w:num>
   <w:num w:numId="14">
     <w:abstractNumId w:val="15"/>
@@ -50223,7 +50491,7 @@
     <w:abstractNumId w:val="0"/>
   </w:num>
   <w:num w:numId="16">
-    <w:abstractNumId w:val="21"/>
+    <w:abstractNumId w:val="22"/>
   </w:num>
   <w:num w:numId="17">
     <w:abstractNumId w:val="2"/>
@@ -50232,25 +50500,25 @@
     <w:abstractNumId w:val="9"/>
   </w:num>
   <w:num w:numId="19">
+    <w:abstractNumId w:val="26"/>
+  </w:num>
+  <w:num w:numId="20">
+    <w:abstractNumId w:val="21"/>
+  </w:num>
+  <w:num w:numId="21">
+    <w:abstractNumId w:val="17"/>
+  </w:num>
+  <w:num w:numId="22">
+    <w:abstractNumId w:val="39"/>
+  </w:num>
+  <w:num w:numId="23">
+    <w:abstractNumId w:val="35"/>
+  </w:num>
+  <w:num w:numId="24">
     <w:abstractNumId w:val="25"/>
   </w:num>
-  <w:num w:numId="20">
-    <w:abstractNumId w:val="20"/>
-  </w:num>
-  <w:num w:numId="21">
-    <w:abstractNumId w:val="16"/>
-  </w:num>
-  <w:num w:numId="22">
-    <w:abstractNumId w:val="36"/>
-  </w:num>
-  <w:num w:numId="23">
-    <w:abstractNumId w:val="32"/>
-  </w:num>
-  <w:num w:numId="24">
+  <w:num w:numId="25">
     <w:abstractNumId w:val="24"/>
-  </w:num>
-  <w:num w:numId="25">
-    <w:abstractNumId w:val="23"/>
   </w:num>
   <w:num w:numId="26">
     <w:abstractNumId w:val="13"/>
@@ -50259,37 +50527,46 @@
     <w:abstractNumId w:val="5"/>
   </w:num>
   <w:num w:numId="28">
-    <w:abstractNumId w:val="33"/>
+    <w:abstractNumId w:val="36"/>
   </w:num>
   <w:num w:numId="29">
-    <w:abstractNumId w:val="29"/>
+    <w:abstractNumId w:val="31"/>
   </w:num>
   <w:num w:numId="30">
     <w:abstractNumId w:val="12"/>
   </w:num>
   <w:num w:numId="31">
-    <w:abstractNumId w:val="30"/>
+    <w:abstractNumId w:val="32"/>
   </w:num>
   <w:num w:numId="32">
-    <w:abstractNumId w:val="31"/>
+    <w:abstractNumId w:val="34"/>
   </w:num>
   <w:num w:numId="33">
     <w:abstractNumId w:val="3"/>
   </w:num>
   <w:num w:numId="34">
-    <w:abstractNumId w:val="35"/>
+    <w:abstractNumId w:val="38"/>
   </w:num>
   <w:num w:numId="35">
-    <w:abstractNumId w:val="19"/>
+    <w:abstractNumId w:val="20"/>
   </w:num>
   <w:num w:numId="36">
-    <w:abstractNumId w:val="17"/>
+    <w:abstractNumId w:val="18"/>
   </w:num>
   <w:num w:numId="37">
-    <w:abstractNumId w:val="26"/>
+    <w:abstractNumId w:val="28"/>
   </w:num>
   <w:num w:numId="38">
     <w:abstractNumId w:val="1"/>
+  </w:num>
+  <w:num w:numId="39">
+    <w:abstractNumId w:val="16"/>
+  </w:num>
+  <w:num w:numId="40">
+    <w:abstractNumId w:val="27"/>
+  </w:num>
+  <w:num w:numId="41">
+    <w:abstractNumId w:val="33"/>
   </w:num>
 </w:numbering>
 </file>

--- a/系統文件/系統文件.docx
+++ b/系統文件/系統文件.docx
@@ -3410,7 +3410,23 @@
           <w:sz w:val="28"/>
           <w:szCs w:val="28"/>
         </w:rPr>
-        <w:t>可行性 (Technical Feasibility)</w:t>
+        <w:t>可行性 (</w:t>
+      </w:r>
+      <w:r>
+        <w:rPr>
+          <w:rFonts w:ascii="標楷體" w:eastAsia="標楷體" w:hAnsi="標楷體"/>
+          <w:sz w:val="28"/>
+          <w:szCs w:val="28"/>
+        </w:rPr>
+        <w:t>Economic Feasibility</w:t>
+      </w:r>
+      <w:r>
+        <w:rPr>
+          <w:rFonts w:ascii="標楷體" w:eastAsia="標楷體" w:hAnsi="標楷體" w:hint="eastAsia"/>
+          <w:sz w:val="28"/>
+          <w:szCs w:val="28"/>
+        </w:rPr>
+        <w:t>)</w:t>
       </w:r>
     </w:p>
     <w:p>
@@ -3465,6 +3481,9 @@
           <w:ilvl w:val="0"/>
           <w:numId w:val="13"/>
         </w:numPr>
+        <w:tabs>
+          <w:tab w:val="left" w:pos="709"/>
+        </w:tabs>
         <w:ind w:firstLineChars="0"/>
         <w:jc w:val="both"/>
         <w:rPr>
@@ -3480,14 +3499,95 @@
           <w:szCs w:val="28"/>
         </w:rPr>
         <w:lastRenderedPageBreak/>
-        <w:t>法律可行性 (Legal Feasibility)</w:t>
+        <w:t>技術可行性</w:t>
+      </w:r>
+      <w:r>
+        <w:rPr>
+          <w:rFonts w:ascii="標楷體" w:eastAsia="標楷體" w:hAnsi="標楷體" w:hint="eastAsia"/>
+          <w:sz w:val="28"/>
+          <w:szCs w:val="28"/>
+        </w:rPr>
+        <w:t xml:space="preserve"> (</w:t>
+      </w:r>
+      <w:r>
+        <w:rPr>
+          <w:rFonts w:ascii="標楷體" w:eastAsia="標楷體" w:hAnsi="標楷體"/>
+          <w:sz w:val="28"/>
+          <w:szCs w:val="28"/>
+        </w:rPr>
+        <w:t>Technical Feasibility</w:t>
+      </w:r>
+      <w:r>
+        <w:rPr>
+          <w:rFonts w:ascii="標楷體" w:eastAsia="標楷體" w:hAnsi="標楷體" w:hint="eastAsia"/>
+          <w:sz w:val="28"/>
+          <w:szCs w:val="28"/>
+        </w:rPr>
+        <w:t>)</w:t>
       </w:r>
     </w:p>
     <w:p>
       <w:pPr>
+        <w:pStyle w:val="ac"/>
         <w:numPr>
           <w:ilvl w:val="0"/>
-          <w:numId w:val="15"/>
+          <w:numId w:val="43"/>
+        </w:numPr>
+        <w:ind w:leftChars="0" w:left="426" w:firstLineChars="0"/>
+        <w:rPr>
+          <w:rFonts w:ascii="標楷體" w:eastAsia="標楷體" w:hAnsi="標楷體" w:hint="eastAsia"/>
+          <w:sz w:val="28"/>
+          <w:szCs w:val="28"/>
+        </w:rPr>
+      </w:pPr>
+      <w:r>
+        <w:rPr>
+          <w:rFonts w:ascii="標楷體" w:eastAsia="標楷體" w:hAnsi="標楷體" w:hint="eastAsia"/>
+          <w:sz w:val="28"/>
+          <w:szCs w:val="28"/>
+        </w:rPr>
+        <w:t>成熟的跨平台與 AI 整合架構： 本系統前端採用 Google 支援的 Flutter 跨平台框架，確保 iOS 與 Android 雙平台的原生級效能；後端架構以 Python 為核心，穩定串接強大的生成式大型語言模型（LLM）與電腦視覺（Computer Vision）API。</w:t>
+      </w:r>
+    </w:p>
+    <w:p>
+      <w:pPr>
+        <w:pStyle w:val="ac"/>
+        <w:ind w:firstLine="560"/>
+        <w:rPr>
+          <w:rFonts w:ascii="標楷體" w:eastAsia="標楷體" w:hAnsi="標楷體"/>
+          <w:sz w:val="28"/>
+          <w:szCs w:val="28"/>
+        </w:rPr>
+      </w:pPr>
+    </w:p>
+    <w:p>
+      <w:pPr>
+        <w:pStyle w:val="ac"/>
+        <w:numPr>
+          <w:ilvl w:val="0"/>
+          <w:numId w:val="43"/>
+        </w:numPr>
+        <w:ind w:leftChars="0" w:left="709" w:firstLineChars="0"/>
+        <w:rPr>
+          <w:rFonts w:ascii="標楷體" w:eastAsia="標楷體" w:hAnsi="標楷體" w:hint="eastAsia"/>
+          <w:sz w:val="28"/>
+          <w:szCs w:val="28"/>
+        </w:rPr>
+      </w:pPr>
+      <w:r>
+        <w:rPr>
+          <w:rFonts w:ascii="標楷體" w:eastAsia="標楷體" w:hAnsi="標楷體" w:hint="eastAsia"/>
+          <w:sz w:val="28"/>
+          <w:szCs w:val="28"/>
+        </w:rPr>
+        <w:t>多維度資料處理能力： 系統已成功克服技術瓶頸，後端 API 具備穩定回傳多維度 JSON 資料結構的能力（包含回覆文字、語法糾正、標音與翻譯），配合關聯式資料庫處理社群排行榜與個人雷達圖數據，技術實作上具備高度穩定性與擴充性。</w:t>
+      </w:r>
+    </w:p>
+    <w:p>
+      <w:pPr>
+        <w:numPr>
+          <w:ilvl w:val="0"/>
+          <w:numId w:val="13"/>
         </w:numPr>
         <w:ind w:firstLineChars="0"/>
         <w:jc w:val="both"/>
@@ -3503,16 +3603,41 @@
           <w:sz w:val="28"/>
           <w:szCs w:val="28"/>
         </w:rPr>
-        <w:t>合規性： 專案實施嚴格遵守個人資料保護法，確保使用者的對話紀錄與帳戶資訊受到保護。</w:t>
+        <w:t>法律可行性 (Legal Feasibility)</w:t>
       </w:r>
     </w:p>
     <w:p>
       <w:pPr>
+        <w:pStyle w:val="ac"/>
         <w:numPr>
           <w:ilvl w:val="0"/>
-          <w:numId w:val="15"/>
+          <w:numId w:val="42"/>
         </w:numPr>
-        <w:ind w:firstLineChars="0"/>
+        <w:ind w:leftChars="0" w:firstLineChars="0"/>
+        <w:jc w:val="both"/>
+        <w:rPr>
+          <w:rFonts w:ascii="標楷體" w:eastAsia="標楷體" w:hAnsi="標楷體" w:hint="eastAsia"/>
+          <w:sz w:val="28"/>
+          <w:szCs w:val="28"/>
+        </w:rPr>
+      </w:pPr>
+      <w:r>
+        <w:rPr>
+          <w:rFonts w:ascii="標楷體" w:eastAsia="標楷體" w:hAnsi="標楷體" w:hint="eastAsia"/>
+          <w:sz w:val="28"/>
+          <w:szCs w:val="28"/>
+        </w:rPr>
+        <w:t>隱私保護與資安合規： 專案實施嚴格遵守《個人資料保護法》（PDPA），使用者上傳之環境照片與語音對話紀錄，皆經過加密傳輸且不作為侵犯隱私之用途，並提供完善的帳戶刪除與資料清除機制。</w:t>
+      </w:r>
+    </w:p>
+    <w:p>
+      <w:pPr>
+        <w:pStyle w:val="ac"/>
+        <w:numPr>
+          <w:ilvl w:val="0"/>
+          <w:numId w:val="42"/>
+        </w:numPr>
+        <w:ind w:leftChars="0" w:firstLineChars="0"/>
         <w:jc w:val="both"/>
         <w:rPr>
           <w:rFonts w:ascii="標楷體" w:eastAsia="標楷體" w:hAnsi="標楷體"/>
@@ -3526,8 +3651,20 @@
           <w:sz w:val="28"/>
           <w:szCs w:val="28"/>
         </w:rPr>
-        <w:t>第三方規範： 系統開發與 API 使用皆符合第三方 AI 平台（如 OpenAI 或其他 LLM 提供商）之開發者協議與法律政策要求。</w:t>
+        <w:t>第三方服務授權： 系統串接之所有第三方服務（包含 Google 登入、AI 模型生成），皆完全遵循原廠之開發者協議與商業使用條款，確保系統在智慧財產權與技術授權上具備絕對的合法性與可靠性。</w:t>
       </w:r>
+    </w:p>
+    <w:p>
+      <w:pPr>
+        <w:pStyle w:val="ac"/>
+        <w:ind w:leftChars="0" w:firstLineChars="0" w:firstLine="0"/>
+        <w:jc w:val="both"/>
+        <w:rPr>
+          <w:rFonts w:ascii="標楷體" w:eastAsia="標楷體" w:hAnsi="標楷體" w:hint="eastAsia"/>
+          <w:sz w:val="28"/>
+          <w:szCs w:val="28"/>
+        </w:rPr>
+      </w:pPr>
     </w:p>
     <w:p>
       <w:pPr>
@@ -3564,7 +3701,16 @@
           <w:sz w:val="28"/>
           <w:szCs w:val="28"/>
         </w:rPr>
-        <w:t>綜合以上各維度因素之評估，本系統在操作上具有高度便利性，技術上具備實作成熟度，且具備明確的獲利模式。整體而言，本專案在技術與商業層面上均具備高度可行性，有望在日語學習市場中取得成功</w:t>
+        <w:t>綜合以上各維度因素之評估，本系統在操作上具有高度便利性，技術上具備實作</w:t>
+      </w:r>
+      <w:r>
+        <w:rPr>
+          <w:rFonts w:ascii="標楷體" w:eastAsia="標楷體" w:hAnsi="標楷體" w:hint="eastAsia"/>
+          <w:sz w:val="28"/>
+          <w:szCs w:val="28"/>
+        </w:rPr>
+        <w:lastRenderedPageBreak/>
+        <w:t>成熟度，且具備明確的獲利模式。整體而言，本專案在技術與商業層面上均具備高度可行性，有望在日語學習市場中取得成功</w:t>
       </w:r>
       <w:r>
         <w:rPr>
@@ -3677,16 +3823,7 @@
           <w:sz w:val="28"/>
           <w:szCs w:val="28"/>
         </w:rPr>
-        <w:t>通路渠道 主要透過 App Store 與 Google Play 雙平台發布。前期宣傳將利用大專院校校園社團與日語課程進行冷啟動推廣，線上則透過短影音展示 AI 實際</w:t>
-      </w:r>
-      <w:r>
-        <w:rPr>
-          <w:rFonts w:ascii="標楷體" w:eastAsia="標楷體" w:hAnsi="標楷體" w:hint="eastAsia"/>
-          <w:sz w:val="28"/>
-          <w:szCs w:val="28"/>
-        </w:rPr>
-        <w:lastRenderedPageBreak/>
-        <w:t>對話的有趣過程，精準觸及對日本文化感興趣的潛在用戶。</w:t>
+        <w:t>通路渠道 主要透過 App Store 與 Google Play 雙平台發布。前期宣傳將利用大專院校校園社團與日語課程進行冷啟動推廣，線上則透過短影音展示 AI 實際對話的有趣過程，精準觸及對日本文化感興趣的潛在用戶。</w:t>
       </w:r>
     </w:p>
     <w:p>
@@ -3732,7 +3869,16 @@
           <w:sz w:val="28"/>
           <w:szCs w:val="28"/>
         </w:rPr>
-        <w:t>關鍵活動 持續優化 Python 後端與 AI API 的串接穩定度、設計並微調各種情境的 Prompt（提示詞）以確保 AI 角色扮演的自然度與準確性、App 介面（UI/UX）更新維護，以及收集使用者回饋來擴充更多元的對話場景。</w:t>
+        <w:t>關鍵活動 持續優化 Python 後端與 AI API 的串接穩定度、設計並微調各種情境的 Prompt（提示詞）以確保 AI 角色扮演的自然度與準確性、App 介面（UI/UX）</w:t>
+      </w:r>
+      <w:r>
+        <w:rPr>
+          <w:rFonts w:ascii="標楷體" w:eastAsia="標楷體" w:hAnsi="標楷體" w:hint="eastAsia"/>
+          <w:sz w:val="28"/>
+          <w:szCs w:val="28"/>
+        </w:rPr>
+        <w:lastRenderedPageBreak/>
+        <w:t>更新維護，以及收集使用者回饋來擴充更多元的對話場景。</w:t>
       </w:r>
     </w:p>
     <w:p>
@@ -3847,7 +3993,6 @@
         <w:rPr>
           <w:rFonts w:hint="eastAsia"/>
         </w:rPr>
-        <w:lastRenderedPageBreak/>
         <w:t xml:space="preserve">2-3 </w:t>
       </w:r>
       <w:r>
@@ -3972,6 +4117,7 @@
           <w:sz w:val="28"/>
           <w:szCs w:val="28"/>
         </w:rPr>
+        <w:lastRenderedPageBreak/>
         <w:t>興趣驅動型（ACG/流行文化）： 熱愛日本動漫、偶像或影視作品，希望能聽懂原文台詞，甚至幻想能與喜愛的角色進行對話互動。</w:t>
       </w:r>
     </w:p>
@@ -4106,7 +4252,6 @@
           <w:sz w:val="28"/>
           <w:szCs w:val="28"/>
         </w:rPr>
-        <w:lastRenderedPageBreak/>
         <w:t>日本流行文化愛好者： 對 AI 角色扮演（Roleplay）有高度興趣，願意為「特定設定角色對話」付費解鎖的深度玩家。</w:t>
       </w:r>
     </w:p>
@@ -4186,7 +4331,16 @@
           <w:sz w:val="28"/>
           <w:szCs w:val="28"/>
         </w:rPr>
-        <w:t>，讓使用者以極低的成本（Freemium 模式），隨時隨地享受有如真人般自然、且能即時糾正語法的對話體驗，填補「傳統 App」與「真人外師」之間的巨大市場空缺。</w:t>
+        <w:t>，讓使用者以極低的成本（Freemium 模式），隨時隨地享受有如真人般自然、且能即時糾正語法的對話體驗，填補「傳統 App」</w:t>
+      </w:r>
+      <w:r>
+        <w:rPr>
+          <w:rFonts w:ascii="標楷體" w:eastAsia="標楷體" w:hAnsi="標楷體" w:hint="eastAsia"/>
+          <w:sz w:val="28"/>
+          <w:szCs w:val="28"/>
+        </w:rPr>
+        <w:lastRenderedPageBreak/>
+        <w:t>與「真人外師」之間的巨大市場空缺。</w:t>
       </w:r>
     </w:p>
     <w:p>
@@ -4395,16 +4549,7 @@
                 <w:sz w:val="28"/>
                 <w:szCs w:val="28"/>
               </w:rPr>
-              <w:t>個人化設定完善（字體、通知、收藏</w:t>
-            </w:r>
-            <w:r>
-              <w:rPr>
-                <w:rFonts w:ascii="標楷體" w:eastAsia="標楷體" w:hAnsi="標楷體" w:hint="eastAsia"/>
-                <w:sz w:val="28"/>
-                <w:szCs w:val="28"/>
-              </w:rPr>
-              <w:lastRenderedPageBreak/>
-              <w:t>夾）</w:t>
+              <w:t>個人化設定完善（字體、通知、收藏夾）</w:t>
             </w:r>
           </w:p>
         </w:tc>
@@ -4431,7 +4576,6 @@
                 <w:sz w:val="28"/>
                 <w:szCs w:val="28"/>
               </w:rPr>
-              <w:lastRenderedPageBreak/>
               <w:t>AI 辨識準確度易受照片品質影響</w:t>
             </w:r>
           </w:p>
@@ -4658,6 +4802,7 @@
                 <w:sz w:val="28"/>
                 <w:szCs w:val="28"/>
               </w:rPr>
+              <w:lastRenderedPageBreak/>
               <w:t>社群功能可延伸至教育機構市場</w:t>
             </w:r>
           </w:p>
@@ -4685,6 +4830,7 @@
                 <w:sz w:val="28"/>
                 <w:szCs w:val="28"/>
               </w:rPr>
+              <w:lastRenderedPageBreak/>
               <w:t>語言學習 App 使用者流失率高</w:t>
             </w:r>
           </w:p>
@@ -46351,6 +46497,119 @@
     </w:lvl>
   </w:abstractNum>
   <w:abstractNum w:abstractNumId="2" w15:restartNumberingAfterBreak="0">
+    <w:nsid w:val="182A367F"/>
+    <w:multiLevelType w:val="hybridMultilevel"/>
+    <w:tmpl w:val="BAC45F68"/>
+    <w:lvl w:ilvl="0" w:tplc="04090001">
+      <w:start w:val="1"/>
+      <w:numFmt w:val="bullet"/>
+      <w:lvlText w:val=""/>
+      <w:lvlJc w:val="left"/>
+      <w:pPr>
+        <w:ind w:left="1520" w:hanging="480"/>
+      </w:pPr>
+      <w:rPr>
+        <w:rFonts w:ascii="Wingdings" w:hAnsi="Wingdings" w:hint="default"/>
+      </w:rPr>
+    </w:lvl>
+    <w:lvl w:ilvl="1" w:tplc="04090003" w:tentative="1">
+      <w:start w:val="1"/>
+      <w:numFmt w:val="bullet"/>
+      <w:lvlText w:val=""/>
+      <w:lvlJc w:val="left"/>
+      <w:pPr>
+        <w:ind w:left="2000" w:hanging="480"/>
+      </w:pPr>
+      <w:rPr>
+        <w:rFonts w:ascii="Wingdings" w:hAnsi="Wingdings" w:hint="default"/>
+      </w:rPr>
+    </w:lvl>
+    <w:lvl w:ilvl="2" w:tplc="04090005" w:tentative="1">
+      <w:start w:val="1"/>
+      <w:numFmt w:val="bullet"/>
+      <w:lvlText w:val=""/>
+      <w:lvlJc w:val="left"/>
+      <w:pPr>
+        <w:ind w:left="2480" w:hanging="480"/>
+      </w:pPr>
+      <w:rPr>
+        <w:rFonts w:ascii="Wingdings" w:hAnsi="Wingdings" w:hint="default"/>
+      </w:rPr>
+    </w:lvl>
+    <w:lvl w:ilvl="3" w:tplc="04090001" w:tentative="1">
+      <w:start w:val="1"/>
+      <w:numFmt w:val="bullet"/>
+      <w:lvlText w:val=""/>
+      <w:lvlJc w:val="left"/>
+      <w:pPr>
+        <w:ind w:left="2960" w:hanging="480"/>
+      </w:pPr>
+      <w:rPr>
+        <w:rFonts w:ascii="Wingdings" w:hAnsi="Wingdings" w:hint="default"/>
+      </w:rPr>
+    </w:lvl>
+    <w:lvl w:ilvl="4" w:tplc="04090003" w:tentative="1">
+      <w:start w:val="1"/>
+      <w:numFmt w:val="bullet"/>
+      <w:lvlText w:val=""/>
+      <w:lvlJc w:val="left"/>
+      <w:pPr>
+        <w:ind w:left="3440" w:hanging="480"/>
+      </w:pPr>
+      <w:rPr>
+        <w:rFonts w:ascii="Wingdings" w:hAnsi="Wingdings" w:hint="default"/>
+      </w:rPr>
+    </w:lvl>
+    <w:lvl w:ilvl="5" w:tplc="04090005" w:tentative="1">
+      <w:start w:val="1"/>
+      <w:numFmt w:val="bullet"/>
+      <w:lvlText w:val=""/>
+      <w:lvlJc w:val="left"/>
+      <w:pPr>
+        <w:ind w:left="3920" w:hanging="480"/>
+      </w:pPr>
+      <w:rPr>
+        <w:rFonts w:ascii="Wingdings" w:hAnsi="Wingdings" w:hint="default"/>
+      </w:rPr>
+    </w:lvl>
+    <w:lvl w:ilvl="6" w:tplc="04090001" w:tentative="1">
+      <w:start w:val="1"/>
+      <w:numFmt w:val="bullet"/>
+      <w:lvlText w:val=""/>
+      <w:lvlJc w:val="left"/>
+      <w:pPr>
+        <w:ind w:left="4400" w:hanging="480"/>
+      </w:pPr>
+      <w:rPr>
+        <w:rFonts w:ascii="Wingdings" w:hAnsi="Wingdings" w:hint="default"/>
+      </w:rPr>
+    </w:lvl>
+    <w:lvl w:ilvl="7" w:tplc="04090003" w:tentative="1">
+      <w:start w:val="1"/>
+      <w:numFmt w:val="bullet"/>
+      <w:lvlText w:val=""/>
+      <w:lvlJc w:val="left"/>
+      <w:pPr>
+        <w:ind w:left="4880" w:hanging="480"/>
+      </w:pPr>
+      <w:rPr>
+        <w:rFonts w:ascii="Wingdings" w:hAnsi="Wingdings" w:hint="default"/>
+      </w:rPr>
+    </w:lvl>
+    <w:lvl w:ilvl="8" w:tplc="04090005" w:tentative="1">
+      <w:start w:val="1"/>
+      <w:numFmt w:val="bullet"/>
+      <w:lvlText w:val=""/>
+      <w:lvlJc w:val="left"/>
+      <w:pPr>
+        <w:ind w:left="5360" w:hanging="480"/>
+      </w:pPr>
+      <w:rPr>
+        <w:rFonts w:ascii="Wingdings" w:hAnsi="Wingdings" w:hint="default"/>
+      </w:rPr>
+    </w:lvl>
+  </w:abstractNum>
+  <w:abstractNum w:abstractNumId="3" w15:restartNumberingAfterBreak="0">
     <w:nsid w:val="18D42606"/>
     <w:multiLevelType w:val="hybridMultilevel"/>
     <w:tmpl w:val="F7702D3E"/>
@@ -46463,7 +46722,7 @@
       </w:rPr>
     </w:lvl>
   </w:abstractNum>
-  <w:abstractNum w:abstractNumId="3" w15:restartNumberingAfterBreak="0">
+  <w:abstractNum w:abstractNumId="4" w15:restartNumberingAfterBreak="0">
     <w:nsid w:val="193F42F1"/>
     <w:multiLevelType w:val="hybridMultilevel"/>
     <w:tmpl w:val="D252294E"/>
@@ -46576,7 +46835,7 @@
       </w:rPr>
     </w:lvl>
   </w:abstractNum>
-  <w:abstractNum w:abstractNumId="4" w15:restartNumberingAfterBreak="0">
+  <w:abstractNum w:abstractNumId="5" w15:restartNumberingAfterBreak="0">
     <w:nsid w:val="1BDA3BC8"/>
     <w:multiLevelType w:val="hybridMultilevel"/>
     <w:tmpl w:val="2E443994"/>
@@ -46665,7 +46924,7 @@
       </w:pPr>
     </w:lvl>
   </w:abstractNum>
-  <w:abstractNum w:abstractNumId="5" w15:restartNumberingAfterBreak="0">
+  <w:abstractNum w:abstractNumId="6" w15:restartNumberingAfterBreak="0">
     <w:nsid w:val="1DFE5FBA"/>
     <w:multiLevelType w:val="hybridMultilevel"/>
     <w:tmpl w:val="239A3C3A"/>
@@ -46778,7 +47037,7 @@
       </w:rPr>
     </w:lvl>
   </w:abstractNum>
-  <w:abstractNum w:abstractNumId="6" w15:restartNumberingAfterBreak="0">
+  <w:abstractNum w:abstractNumId="7" w15:restartNumberingAfterBreak="0">
     <w:nsid w:val="1FAB10A6"/>
     <w:multiLevelType w:val="hybridMultilevel"/>
     <w:tmpl w:val="36583F08"/>
@@ -46867,7 +47126,7 @@
       </w:pPr>
     </w:lvl>
   </w:abstractNum>
-  <w:abstractNum w:abstractNumId="7" w15:restartNumberingAfterBreak="0">
+  <w:abstractNum w:abstractNumId="8" w15:restartNumberingAfterBreak="0">
     <w:nsid w:val="211B433D"/>
     <w:multiLevelType w:val="hybridMultilevel"/>
     <w:tmpl w:val="924AA264"/>
@@ -46980,7 +47239,7 @@
       </w:rPr>
     </w:lvl>
   </w:abstractNum>
-  <w:abstractNum w:abstractNumId="8" w15:restartNumberingAfterBreak="0">
+  <w:abstractNum w:abstractNumId="9" w15:restartNumberingAfterBreak="0">
     <w:nsid w:val="25667E19"/>
     <w:multiLevelType w:val="hybridMultilevel"/>
     <w:tmpl w:val="A8CAB6A0"/>
@@ -47093,7 +47352,7 @@
       </w:rPr>
     </w:lvl>
   </w:abstractNum>
-  <w:abstractNum w:abstractNumId="9" w15:restartNumberingAfterBreak="0">
+  <w:abstractNum w:abstractNumId="10" w15:restartNumberingAfterBreak="0">
     <w:nsid w:val="264B4547"/>
     <w:multiLevelType w:val="hybridMultilevel"/>
     <w:tmpl w:val="15A83168"/>
@@ -47206,7 +47465,7 @@
       </w:rPr>
     </w:lvl>
   </w:abstractNum>
-  <w:abstractNum w:abstractNumId="10" w15:restartNumberingAfterBreak="0">
+  <w:abstractNum w:abstractNumId="11" w15:restartNumberingAfterBreak="0">
     <w:nsid w:val="2F4D4946"/>
     <w:multiLevelType w:val="hybridMultilevel"/>
     <w:tmpl w:val="7554B1B0"/>
@@ -47319,7 +47578,7 @@
       </w:rPr>
     </w:lvl>
   </w:abstractNum>
-  <w:abstractNum w:abstractNumId="11" w15:restartNumberingAfterBreak="0">
+  <w:abstractNum w:abstractNumId="12" w15:restartNumberingAfterBreak="0">
     <w:nsid w:val="3230117D"/>
     <w:multiLevelType w:val="hybridMultilevel"/>
     <w:tmpl w:val="279275D4"/>
@@ -47405,7 +47664,7 @@
       </w:pPr>
     </w:lvl>
   </w:abstractNum>
-  <w:abstractNum w:abstractNumId="12" w15:restartNumberingAfterBreak="0">
+  <w:abstractNum w:abstractNumId="13" w15:restartNumberingAfterBreak="0">
     <w:nsid w:val="334F2343"/>
     <w:multiLevelType w:val="hybridMultilevel"/>
     <w:tmpl w:val="D00E530A"/>
@@ -47518,7 +47777,7 @@
       </w:rPr>
     </w:lvl>
   </w:abstractNum>
-  <w:abstractNum w:abstractNumId="13" w15:restartNumberingAfterBreak="0">
+  <w:abstractNum w:abstractNumId="14" w15:restartNumberingAfterBreak="0">
     <w:nsid w:val="35303A1C"/>
     <w:multiLevelType w:val="hybridMultilevel"/>
     <w:tmpl w:val="00CC078E"/>
@@ -47607,7 +47866,7 @@
       </w:pPr>
     </w:lvl>
   </w:abstractNum>
-  <w:abstractNum w:abstractNumId="14" w15:restartNumberingAfterBreak="0">
+  <w:abstractNum w:abstractNumId="15" w15:restartNumberingAfterBreak="0">
     <w:nsid w:val="39C03254"/>
     <w:multiLevelType w:val="hybridMultilevel"/>
     <w:tmpl w:val="DD76AEFC"/>
@@ -47693,7 +47952,7 @@
       </w:pPr>
     </w:lvl>
   </w:abstractNum>
-  <w:abstractNum w:abstractNumId="15" w15:restartNumberingAfterBreak="0">
+  <w:abstractNum w:abstractNumId="16" w15:restartNumberingAfterBreak="0">
     <w:nsid w:val="3B3E05F8"/>
     <w:multiLevelType w:val="hybridMultilevel"/>
     <w:tmpl w:val="5288B16C"/>
@@ -47806,7 +48065,7 @@
       </w:rPr>
     </w:lvl>
   </w:abstractNum>
-  <w:abstractNum w:abstractNumId="16" w15:restartNumberingAfterBreak="0">
+  <w:abstractNum w:abstractNumId="17" w15:restartNumberingAfterBreak="0">
     <w:nsid w:val="3FEB5CAF"/>
     <w:multiLevelType w:val="hybridMultilevel"/>
     <w:tmpl w:val="BC28EE9E"/>
@@ -47895,7 +48154,7 @@
       </w:pPr>
     </w:lvl>
   </w:abstractNum>
-  <w:abstractNum w:abstractNumId="17" w15:restartNumberingAfterBreak="0">
+  <w:abstractNum w:abstractNumId="18" w15:restartNumberingAfterBreak="0">
     <w:nsid w:val="43652F97"/>
     <w:multiLevelType w:val="hybridMultilevel"/>
     <w:tmpl w:val="DD12BBA4"/>
@@ -47984,7 +48243,7 @@
       </w:pPr>
     </w:lvl>
   </w:abstractNum>
-  <w:abstractNum w:abstractNumId="18" w15:restartNumberingAfterBreak="0">
+  <w:abstractNum w:abstractNumId="19" w15:restartNumberingAfterBreak="0">
     <w:nsid w:val="461B3CF3"/>
     <w:multiLevelType w:val="hybridMultilevel"/>
     <w:tmpl w:val="F51612C2"/>
@@ -48097,7 +48356,7 @@
       </w:rPr>
     </w:lvl>
   </w:abstractNum>
-  <w:abstractNum w:abstractNumId="19" w15:restartNumberingAfterBreak="0">
+  <w:abstractNum w:abstractNumId="20" w15:restartNumberingAfterBreak="0">
     <w:nsid w:val="46671113"/>
     <w:multiLevelType w:val="hybridMultilevel"/>
     <w:tmpl w:val="6C6C072A"/>
@@ -48186,7 +48445,7 @@
       </w:pPr>
     </w:lvl>
   </w:abstractNum>
-  <w:abstractNum w:abstractNumId="20" w15:restartNumberingAfterBreak="0">
+  <w:abstractNum w:abstractNumId="21" w15:restartNumberingAfterBreak="0">
     <w:nsid w:val="46E572C3"/>
     <w:multiLevelType w:val="hybridMultilevel"/>
     <w:tmpl w:val="00E25ADC"/>
@@ -48299,7 +48558,7 @@
       </w:rPr>
     </w:lvl>
   </w:abstractNum>
-  <w:abstractNum w:abstractNumId="21" w15:restartNumberingAfterBreak="0">
+  <w:abstractNum w:abstractNumId="22" w15:restartNumberingAfterBreak="0">
     <w:nsid w:val="4F0A786E"/>
     <w:multiLevelType w:val="hybridMultilevel"/>
     <w:tmpl w:val="050CFD26"/>
@@ -48388,7 +48647,7 @@
       </w:pPr>
     </w:lvl>
   </w:abstractNum>
-  <w:abstractNum w:abstractNumId="22" w15:restartNumberingAfterBreak="0">
+  <w:abstractNum w:abstractNumId="23" w15:restartNumberingAfterBreak="0">
     <w:nsid w:val="4F593C4F"/>
     <w:multiLevelType w:val="hybridMultilevel"/>
     <w:tmpl w:val="E0DA9690"/>
@@ -48501,7 +48760,7 @@
       </w:rPr>
     </w:lvl>
   </w:abstractNum>
-  <w:abstractNum w:abstractNumId="23" w15:restartNumberingAfterBreak="0">
+  <w:abstractNum w:abstractNumId="24" w15:restartNumberingAfterBreak="0">
     <w:nsid w:val="53331BE2"/>
     <w:multiLevelType w:val="hybridMultilevel"/>
     <w:tmpl w:val="E2E05094"/>
@@ -48614,7 +48873,7 @@
       </w:rPr>
     </w:lvl>
   </w:abstractNum>
-  <w:abstractNum w:abstractNumId="24" w15:restartNumberingAfterBreak="0">
+  <w:abstractNum w:abstractNumId="25" w15:restartNumberingAfterBreak="0">
     <w:nsid w:val="534D7590"/>
     <w:multiLevelType w:val="hybridMultilevel"/>
     <w:tmpl w:val="0978C002"/>
@@ -48703,7 +48962,7 @@
       </w:pPr>
     </w:lvl>
   </w:abstractNum>
-  <w:abstractNum w:abstractNumId="25" w15:restartNumberingAfterBreak="0">
+  <w:abstractNum w:abstractNumId="26" w15:restartNumberingAfterBreak="0">
     <w:nsid w:val="563F72CE"/>
     <w:multiLevelType w:val="hybridMultilevel"/>
     <w:tmpl w:val="3230C99C"/>
@@ -48816,7 +49075,7 @@
       </w:rPr>
     </w:lvl>
   </w:abstractNum>
-  <w:abstractNum w:abstractNumId="26" w15:restartNumberingAfterBreak="0">
+  <w:abstractNum w:abstractNumId="27" w15:restartNumberingAfterBreak="0">
     <w:nsid w:val="5DD57E0E"/>
     <w:multiLevelType w:val="hybridMultilevel"/>
     <w:tmpl w:val="4C34FF28"/>
@@ -48929,7 +49188,7 @@
       </w:rPr>
     </w:lvl>
   </w:abstractNum>
-  <w:abstractNum w:abstractNumId="27" w15:restartNumberingAfterBreak="0">
+  <w:abstractNum w:abstractNumId="28" w15:restartNumberingAfterBreak="0">
     <w:nsid w:val="5ECD1EAB"/>
     <w:multiLevelType w:val="hybridMultilevel"/>
     <w:tmpl w:val="88A0E82E"/>
@@ -49018,7 +49277,7 @@
       </w:pPr>
     </w:lvl>
   </w:abstractNum>
-  <w:abstractNum w:abstractNumId="28" w15:restartNumberingAfterBreak="0">
+  <w:abstractNum w:abstractNumId="29" w15:restartNumberingAfterBreak="0">
     <w:nsid w:val="60474E80"/>
     <w:multiLevelType w:val="hybridMultilevel"/>
     <w:tmpl w:val="69DCBD1C"/>
@@ -49131,7 +49390,7 @@
       </w:rPr>
     </w:lvl>
   </w:abstractNum>
-  <w:abstractNum w:abstractNumId="29" w15:restartNumberingAfterBreak="0">
+  <w:abstractNum w:abstractNumId="30" w15:restartNumberingAfterBreak="0">
     <w:nsid w:val="6240077B"/>
     <w:multiLevelType w:val="hybridMultilevel"/>
     <w:tmpl w:val="ECF623C0"/>
@@ -49244,7 +49503,7 @@
       </w:rPr>
     </w:lvl>
   </w:abstractNum>
-  <w:abstractNum w:abstractNumId="30" w15:restartNumberingAfterBreak="0">
+  <w:abstractNum w:abstractNumId="31" w15:restartNumberingAfterBreak="0">
     <w:nsid w:val="62E07154"/>
     <w:multiLevelType w:val="hybridMultilevel"/>
     <w:tmpl w:val="E7761C80"/>
@@ -49357,7 +49616,7 @@
       </w:rPr>
     </w:lvl>
   </w:abstractNum>
-  <w:abstractNum w:abstractNumId="31" w15:restartNumberingAfterBreak="0">
+  <w:abstractNum w:abstractNumId="32" w15:restartNumberingAfterBreak="0">
     <w:nsid w:val="63120519"/>
     <w:multiLevelType w:val="hybridMultilevel"/>
     <w:tmpl w:val="58D2F2CE"/>
@@ -49470,7 +49729,7 @@
       </w:rPr>
     </w:lvl>
   </w:abstractNum>
-  <w:abstractNum w:abstractNumId="32" w15:restartNumberingAfterBreak="0">
+  <w:abstractNum w:abstractNumId="33" w15:restartNumberingAfterBreak="0">
     <w:nsid w:val="638C2CB7"/>
     <w:multiLevelType w:val="multilevel"/>
     <w:tmpl w:val="196CC044"/>
@@ -49613,7 +49872,7 @@
       </w:rPr>
     </w:lvl>
   </w:abstractNum>
-  <w:abstractNum w:abstractNumId="33" w15:restartNumberingAfterBreak="0">
+  <w:abstractNum w:abstractNumId="34" w15:restartNumberingAfterBreak="0">
     <w:nsid w:val="63B31BE6"/>
     <w:multiLevelType w:val="hybridMultilevel"/>
     <w:tmpl w:val="FE221E16"/>
@@ -49702,7 +49961,7 @@
       </w:pPr>
     </w:lvl>
   </w:abstractNum>
-  <w:abstractNum w:abstractNumId="34" w15:restartNumberingAfterBreak="0">
+  <w:abstractNum w:abstractNumId="35" w15:restartNumberingAfterBreak="0">
     <w:nsid w:val="63E21E60"/>
     <w:multiLevelType w:val="hybridMultilevel"/>
     <w:tmpl w:val="A82AC51A"/>
@@ -49815,7 +50074,7 @@
       </w:rPr>
     </w:lvl>
   </w:abstractNum>
-  <w:abstractNum w:abstractNumId="35" w15:restartNumberingAfterBreak="0">
+  <w:abstractNum w:abstractNumId="36" w15:restartNumberingAfterBreak="0">
     <w:nsid w:val="64B3774C"/>
     <w:multiLevelType w:val="hybridMultilevel"/>
     <w:tmpl w:val="D02469AC"/>
@@ -49928,7 +50187,7 @@
       </w:rPr>
     </w:lvl>
   </w:abstractNum>
-  <w:abstractNum w:abstractNumId="36" w15:restartNumberingAfterBreak="0">
+  <w:abstractNum w:abstractNumId="37" w15:restartNumberingAfterBreak="0">
     <w:nsid w:val="64F60D26"/>
     <w:multiLevelType w:val="hybridMultilevel"/>
     <w:tmpl w:val="CF601E82"/>
@@ -50041,7 +50300,7 @@
       </w:rPr>
     </w:lvl>
   </w:abstractNum>
-  <w:abstractNum w:abstractNumId="37" w15:restartNumberingAfterBreak="0">
+  <w:abstractNum w:abstractNumId="38" w15:restartNumberingAfterBreak="0">
     <w:nsid w:val="692334AC"/>
     <w:multiLevelType w:val="hybridMultilevel"/>
     <w:tmpl w:val="B9708EB4"/>
@@ -50130,7 +50389,7 @@
       </w:pPr>
     </w:lvl>
   </w:abstractNum>
-  <w:abstractNum w:abstractNumId="38" w15:restartNumberingAfterBreak="0">
+  <w:abstractNum w:abstractNumId="39" w15:restartNumberingAfterBreak="0">
     <w:nsid w:val="69646701"/>
     <w:multiLevelType w:val="hybridMultilevel"/>
     <w:tmpl w:val="BFF4A506"/>
@@ -50243,7 +50502,7 @@
       </w:rPr>
     </w:lvl>
   </w:abstractNum>
-  <w:abstractNum w:abstractNumId="39" w15:restartNumberingAfterBreak="0">
+  <w:abstractNum w:abstractNumId="40" w15:restartNumberingAfterBreak="0">
     <w:nsid w:val="6B9501A1"/>
     <w:multiLevelType w:val="hybridMultilevel"/>
     <w:tmpl w:val="A0E4D15A"/>
@@ -50332,7 +50591,7 @@
       </w:pPr>
     </w:lvl>
   </w:abstractNum>
-  <w:abstractNum w:abstractNumId="40" w15:restartNumberingAfterBreak="0">
+  <w:abstractNum w:abstractNumId="41" w15:restartNumberingAfterBreak="0">
     <w:nsid w:val="6DC148BC"/>
     <w:multiLevelType w:val="hybridMultilevel"/>
     <w:tmpl w:val="A4E0CE5A"/>
@@ -50445,128 +50704,247 @@
       </w:rPr>
     </w:lvl>
   </w:abstractNum>
+  <w:abstractNum w:abstractNumId="42" w15:restartNumberingAfterBreak="0">
+    <w:nsid w:val="7C8D1376"/>
+    <w:multiLevelType w:val="hybridMultilevel"/>
+    <w:tmpl w:val="E8B29948"/>
+    <w:lvl w:ilvl="0" w:tplc="04090001">
+      <w:start w:val="1"/>
+      <w:numFmt w:val="bullet"/>
+      <w:lvlText w:val=""/>
+      <w:lvlJc w:val="left"/>
+      <w:pPr>
+        <w:ind w:left="480" w:hanging="480"/>
+      </w:pPr>
+      <w:rPr>
+        <w:rFonts w:ascii="Wingdings" w:hAnsi="Wingdings" w:hint="default"/>
+      </w:rPr>
+    </w:lvl>
+    <w:lvl w:ilvl="1" w:tplc="04090003" w:tentative="1">
+      <w:start w:val="1"/>
+      <w:numFmt w:val="bullet"/>
+      <w:lvlText w:val=""/>
+      <w:lvlJc w:val="left"/>
+      <w:pPr>
+        <w:ind w:left="960" w:hanging="480"/>
+      </w:pPr>
+      <w:rPr>
+        <w:rFonts w:ascii="Wingdings" w:hAnsi="Wingdings" w:hint="default"/>
+      </w:rPr>
+    </w:lvl>
+    <w:lvl w:ilvl="2" w:tplc="04090005" w:tentative="1">
+      <w:start w:val="1"/>
+      <w:numFmt w:val="bullet"/>
+      <w:lvlText w:val=""/>
+      <w:lvlJc w:val="left"/>
+      <w:pPr>
+        <w:ind w:left="1440" w:hanging="480"/>
+      </w:pPr>
+      <w:rPr>
+        <w:rFonts w:ascii="Wingdings" w:hAnsi="Wingdings" w:hint="default"/>
+      </w:rPr>
+    </w:lvl>
+    <w:lvl w:ilvl="3" w:tplc="04090001" w:tentative="1">
+      <w:start w:val="1"/>
+      <w:numFmt w:val="bullet"/>
+      <w:lvlText w:val=""/>
+      <w:lvlJc w:val="left"/>
+      <w:pPr>
+        <w:ind w:left="1920" w:hanging="480"/>
+      </w:pPr>
+      <w:rPr>
+        <w:rFonts w:ascii="Wingdings" w:hAnsi="Wingdings" w:hint="default"/>
+      </w:rPr>
+    </w:lvl>
+    <w:lvl w:ilvl="4" w:tplc="04090003" w:tentative="1">
+      <w:start w:val="1"/>
+      <w:numFmt w:val="bullet"/>
+      <w:lvlText w:val=""/>
+      <w:lvlJc w:val="left"/>
+      <w:pPr>
+        <w:ind w:left="2400" w:hanging="480"/>
+      </w:pPr>
+      <w:rPr>
+        <w:rFonts w:ascii="Wingdings" w:hAnsi="Wingdings" w:hint="default"/>
+      </w:rPr>
+    </w:lvl>
+    <w:lvl w:ilvl="5" w:tplc="04090005" w:tentative="1">
+      <w:start w:val="1"/>
+      <w:numFmt w:val="bullet"/>
+      <w:lvlText w:val=""/>
+      <w:lvlJc w:val="left"/>
+      <w:pPr>
+        <w:ind w:left="2880" w:hanging="480"/>
+      </w:pPr>
+      <w:rPr>
+        <w:rFonts w:ascii="Wingdings" w:hAnsi="Wingdings" w:hint="default"/>
+      </w:rPr>
+    </w:lvl>
+    <w:lvl w:ilvl="6" w:tplc="04090001" w:tentative="1">
+      <w:start w:val="1"/>
+      <w:numFmt w:val="bullet"/>
+      <w:lvlText w:val=""/>
+      <w:lvlJc w:val="left"/>
+      <w:pPr>
+        <w:ind w:left="3360" w:hanging="480"/>
+      </w:pPr>
+      <w:rPr>
+        <w:rFonts w:ascii="Wingdings" w:hAnsi="Wingdings" w:hint="default"/>
+      </w:rPr>
+    </w:lvl>
+    <w:lvl w:ilvl="7" w:tplc="04090003" w:tentative="1">
+      <w:start w:val="1"/>
+      <w:numFmt w:val="bullet"/>
+      <w:lvlText w:val=""/>
+      <w:lvlJc w:val="left"/>
+      <w:pPr>
+        <w:ind w:left="3840" w:hanging="480"/>
+      </w:pPr>
+      <w:rPr>
+        <w:rFonts w:ascii="Wingdings" w:hAnsi="Wingdings" w:hint="default"/>
+      </w:rPr>
+    </w:lvl>
+    <w:lvl w:ilvl="8" w:tplc="04090005" w:tentative="1">
+      <w:start w:val="1"/>
+      <w:numFmt w:val="bullet"/>
+      <w:lvlText w:val=""/>
+      <w:lvlJc w:val="left"/>
+      <w:pPr>
+        <w:ind w:left="4320" w:hanging="480"/>
+      </w:pPr>
+      <w:rPr>
+        <w:rFonts w:ascii="Wingdings" w:hAnsi="Wingdings" w:hint="default"/>
+      </w:rPr>
+    </w:lvl>
+  </w:abstractNum>
   <w:num w:numId="1">
-    <w:abstractNumId w:val="14"/>
+    <w:abstractNumId w:val="15"/>
   </w:num>
   <w:num w:numId="2">
-    <w:abstractNumId w:val="6"/>
+    <w:abstractNumId w:val="7"/>
   </w:num>
   <w:num w:numId="3">
-    <w:abstractNumId w:val="23"/>
+    <w:abstractNumId w:val="24"/>
   </w:num>
   <w:num w:numId="4">
+    <w:abstractNumId w:val="9"/>
+  </w:num>
+  <w:num w:numId="5">
+    <w:abstractNumId w:val="11"/>
+  </w:num>
+  <w:num w:numId="6">
+    <w:abstractNumId w:val="30"/>
+  </w:num>
+  <w:num w:numId="7">
+    <w:abstractNumId w:val="31"/>
+  </w:num>
+  <w:num w:numId="8">
+    <w:abstractNumId w:val="41"/>
+  </w:num>
+  <w:num w:numId="9">
     <w:abstractNumId w:val="8"/>
   </w:num>
-  <w:num w:numId="5">
-    <w:abstractNumId w:val="10"/>
-  </w:num>
-  <w:num w:numId="6">
-    <w:abstractNumId w:val="29"/>
-  </w:num>
-  <w:num w:numId="7">
-    <w:abstractNumId w:val="30"/>
-  </w:num>
-  <w:num w:numId="8">
-    <w:abstractNumId w:val="40"/>
-  </w:num>
-  <w:num w:numId="9">
-    <w:abstractNumId w:val="7"/>
-  </w:num>
   <w:num w:numId="10">
-    <w:abstractNumId w:val="4"/>
+    <w:abstractNumId w:val="5"/>
   </w:num>
   <w:num w:numId="11">
-    <w:abstractNumId w:val="37"/>
+    <w:abstractNumId w:val="38"/>
   </w:num>
   <w:num w:numId="12">
-    <w:abstractNumId w:val="11"/>
+    <w:abstractNumId w:val="12"/>
   </w:num>
   <w:num w:numId="13">
-    <w:abstractNumId w:val="19"/>
+    <w:abstractNumId w:val="20"/>
   </w:num>
   <w:num w:numId="14">
-    <w:abstractNumId w:val="15"/>
+    <w:abstractNumId w:val="16"/>
   </w:num>
   <w:num w:numId="15">
     <w:abstractNumId w:val="0"/>
   </w:num>
   <w:num w:numId="16">
+    <w:abstractNumId w:val="23"/>
+  </w:num>
+  <w:num w:numId="17">
+    <w:abstractNumId w:val="3"/>
+  </w:num>
+  <w:num w:numId="18">
+    <w:abstractNumId w:val="10"/>
+  </w:num>
+  <w:num w:numId="19">
+    <w:abstractNumId w:val="27"/>
+  </w:num>
+  <w:num w:numId="20">
     <w:abstractNumId w:val="22"/>
   </w:num>
-  <w:num w:numId="17">
-    <w:abstractNumId w:val="2"/>
+  <w:num w:numId="21">
+    <w:abstractNumId w:val="18"/>
   </w:num>
-  <w:num w:numId="18">
-    <w:abstractNumId w:val="9"/>
+  <w:num w:numId="22">
+    <w:abstractNumId w:val="40"/>
   </w:num>
-  <w:num w:numId="19">
+  <w:num w:numId="23">
+    <w:abstractNumId w:val="36"/>
+  </w:num>
+  <w:num w:numId="24">
     <w:abstractNumId w:val="26"/>
   </w:num>
-  <w:num w:numId="20">
+  <w:num w:numId="25">
+    <w:abstractNumId w:val="25"/>
+  </w:num>
+  <w:num w:numId="26">
+    <w:abstractNumId w:val="14"/>
+  </w:num>
+  <w:num w:numId="27">
+    <w:abstractNumId w:val="6"/>
+  </w:num>
+  <w:num w:numId="28">
+    <w:abstractNumId w:val="37"/>
+  </w:num>
+  <w:num w:numId="29">
+    <w:abstractNumId w:val="32"/>
+  </w:num>
+  <w:num w:numId="30">
+    <w:abstractNumId w:val="13"/>
+  </w:num>
+  <w:num w:numId="31">
+    <w:abstractNumId w:val="33"/>
+  </w:num>
+  <w:num w:numId="32">
+    <w:abstractNumId w:val="35"/>
+  </w:num>
+  <w:num w:numId="33">
+    <w:abstractNumId w:val="4"/>
+  </w:num>
+  <w:num w:numId="34">
+    <w:abstractNumId w:val="39"/>
+  </w:num>
+  <w:num w:numId="35">
     <w:abstractNumId w:val="21"/>
   </w:num>
-  <w:num w:numId="21">
-    <w:abstractNumId w:val="17"/>
-  </w:num>
-  <w:num w:numId="22">
-    <w:abstractNumId w:val="39"/>
-  </w:num>
-  <w:num w:numId="23">
-    <w:abstractNumId w:val="35"/>
-  </w:num>
-  <w:num w:numId="24">
-    <w:abstractNumId w:val="25"/>
-  </w:num>
-  <w:num w:numId="25">
-    <w:abstractNumId w:val="24"/>
-  </w:num>
-  <w:num w:numId="26">
-    <w:abstractNumId w:val="13"/>
-  </w:num>
-  <w:num w:numId="27">
-    <w:abstractNumId w:val="5"/>
-  </w:num>
-  <w:num w:numId="28">
-    <w:abstractNumId w:val="36"/>
-  </w:num>
-  <w:num w:numId="29">
-    <w:abstractNumId w:val="31"/>
-  </w:num>
-  <w:num w:numId="30">
-    <w:abstractNumId w:val="12"/>
-  </w:num>
-  <w:num w:numId="31">
-    <w:abstractNumId w:val="32"/>
-  </w:num>
-  <w:num w:numId="32">
-    <w:abstractNumId w:val="34"/>
-  </w:num>
-  <w:num w:numId="33">
-    <w:abstractNumId w:val="3"/>
-  </w:num>
-  <w:num w:numId="34">
-    <w:abstractNumId w:val="38"/>
-  </w:num>
-  <w:num w:numId="35">
-    <w:abstractNumId w:val="20"/>
-  </w:num>
   <w:num w:numId="36">
-    <w:abstractNumId w:val="18"/>
+    <w:abstractNumId w:val="19"/>
   </w:num>
   <w:num w:numId="37">
-    <w:abstractNumId w:val="28"/>
+    <w:abstractNumId w:val="29"/>
   </w:num>
   <w:num w:numId="38">
     <w:abstractNumId w:val="1"/>
   </w:num>
   <w:num w:numId="39">
-    <w:abstractNumId w:val="16"/>
+    <w:abstractNumId w:val="17"/>
   </w:num>
   <w:num w:numId="40">
-    <w:abstractNumId w:val="27"/>
+    <w:abstractNumId w:val="28"/>
   </w:num>
   <w:num w:numId="41">
-    <w:abstractNumId w:val="33"/>
+    <w:abstractNumId w:val="34"/>
+  </w:num>
+  <w:num w:numId="42">
+    <w:abstractNumId w:val="42"/>
+  </w:num>
+  <w:num w:numId="43">
+    <w:abstractNumId w:val="2"/>
   </w:num>
 </w:numbering>
 </file>

--- a/系統文件/系統文件.docx
+++ b/系統文件/系統文件.docx
@@ -2640,7 +2640,97 @@
           <w:sz w:val="28"/>
           <w:szCs w:val="28"/>
         </w:rPr>
-        <w:t>近年來，日本文化在台灣的影響力持續深化，涵蓋動漫、影視、流行音樂、飲食及觀光旅遊等多元領域。根據交通部觀光署統計，日本常年位居國人出國目的地榜首；此外，歷年台北國際動漫節（TiCA）參觀人次屢創新高，皆客觀展現出國人對日本文化的高度熱忱，進而促使越來越多人對日語學習產生強烈需求。</w:t>
+        <w:t>近年來，日本文化在台灣的影響力持續深化，</w:t>
+      </w:r>
+      <w:proofErr w:type="gramStart"/>
+      <w:r>
+        <w:rPr>
+          <w:rFonts w:ascii="標楷體" w:eastAsia="標楷體" w:hAnsi="標楷體" w:hint="eastAsia"/>
+          <w:sz w:val="28"/>
+          <w:szCs w:val="28"/>
+        </w:rPr>
+        <w:t>涵蓋動漫</w:t>
+      </w:r>
+      <w:proofErr w:type="gramEnd"/>
+      <w:r>
+        <w:rPr>
+          <w:rFonts w:ascii="標楷體" w:eastAsia="標楷體" w:hAnsi="標楷體" w:hint="eastAsia"/>
+          <w:sz w:val="28"/>
+          <w:szCs w:val="28"/>
+        </w:rPr>
+        <w:t>、影視、流行音樂、飲食及觀光旅遊等多元領域。根據交通部觀光署統計，日本常年位居國人出國目的地榜首；</w:t>
+      </w:r>
+      <w:proofErr w:type="gramStart"/>
+      <w:r>
+        <w:rPr>
+          <w:rFonts w:ascii="標楷體" w:eastAsia="標楷體" w:hAnsi="標楷體" w:hint="eastAsia"/>
+          <w:sz w:val="28"/>
+          <w:szCs w:val="28"/>
+        </w:rPr>
+        <w:t>此外，</w:t>
+      </w:r>
+      <w:proofErr w:type="gramEnd"/>
+      <w:r>
+        <w:rPr>
+          <w:rFonts w:ascii="標楷體" w:eastAsia="標楷體" w:hAnsi="標楷體" w:hint="eastAsia"/>
+          <w:sz w:val="28"/>
+          <w:szCs w:val="28"/>
+        </w:rPr>
+        <w:t>歷年台北國際</w:t>
+      </w:r>
+      <w:proofErr w:type="gramStart"/>
+      <w:r>
+        <w:rPr>
+          <w:rFonts w:ascii="標楷體" w:eastAsia="標楷體" w:hAnsi="標楷體" w:hint="eastAsia"/>
+          <w:sz w:val="28"/>
+          <w:szCs w:val="28"/>
+        </w:rPr>
+        <w:t>動漫節</w:t>
+      </w:r>
+      <w:proofErr w:type="gramEnd"/>
+      <w:r>
+        <w:rPr>
+          <w:rFonts w:ascii="標楷體" w:eastAsia="標楷體" w:hAnsi="標楷體" w:hint="eastAsia"/>
+          <w:sz w:val="28"/>
+          <w:szCs w:val="28"/>
+        </w:rPr>
+        <w:t>（</w:t>
+      </w:r>
+      <w:proofErr w:type="spellStart"/>
+      <w:r>
+        <w:rPr>
+          <w:rFonts w:ascii="標楷體" w:eastAsia="標楷體" w:hAnsi="標楷體" w:hint="eastAsia"/>
+          <w:sz w:val="28"/>
+          <w:szCs w:val="28"/>
+        </w:rPr>
+        <w:t>TiCA</w:t>
+      </w:r>
+      <w:proofErr w:type="spellEnd"/>
+      <w:r>
+        <w:rPr>
+          <w:rFonts w:ascii="標楷體" w:eastAsia="標楷體" w:hAnsi="標楷體" w:hint="eastAsia"/>
+          <w:sz w:val="28"/>
+          <w:szCs w:val="28"/>
+        </w:rPr>
+        <w:t>）參觀</w:t>
+      </w:r>
+      <w:proofErr w:type="gramStart"/>
+      <w:r>
+        <w:rPr>
+          <w:rFonts w:ascii="標楷體" w:eastAsia="標楷體" w:hAnsi="標楷體" w:hint="eastAsia"/>
+          <w:sz w:val="28"/>
+          <w:szCs w:val="28"/>
+        </w:rPr>
+        <w:t>人次屢</w:t>
+      </w:r>
+      <w:proofErr w:type="gramEnd"/>
+      <w:r>
+        <w:rPr>
+          <w:rFonts w:ascii="標楷體" w:eastAsia="標楷體" w:hAnsi="標楷體" w:hint="eastAsia"/>
+          <w:sz w:val="28"/>
+          <w:szCs w:val="28"/>
+        </w:rPr>
+        <w:t>創新高，皆客觀展現出國人對日本文化的高度熱忱，進而促使越來越多人對日語學習產生強烈需求。</w:t>
       </w:r>
     </w:p>
     <w:p>
@@ -2670,7 +2760,79 @@
           <w:sz w:val="28"/>
           <w:szCs w:val="28"/>
         </w:rPr>
-        <w:t>然而，教育心理學中的「情境學習理論（Situated Learning）」強調，知識必須在真實、具體的社會與物理情境中產生與應用，才能達到最佳的內化與學習效果。反觀傳統的日語學習途徑，多半仰賴實體教科書、補習班或制式化的單字字卡，這種將「語言」與「真實生活」剝離的學習模式，導致學習者大腦難以建立深刻的神境連結，容易陷入「死背硬記、考完即忘」的窘境。</w:t>
+        <w:t>然而，教育心理學中的「情境學習理論（Situated Learning）」強調，知識必須在真實、具體的社會與物理情境中產生與應用，才能達到最佳的內化與學習效果。反觀傳統的日語學習途徑，多半仰賴實體教科書、補習班或制式化的單字</w:t>
+      </w:r>
+      <w:proofErr w:type="gramStart"/>
+      <w:r>
+        <w:rPr>
+          <w:rFonts w:ascii="標楷體" w:eastAsia="標楷體" w:hAnsi="標楷體" w:hint="eastAsia"/>
+          <w:sz w:val="28"/>
+          <w:szCs w:val="28"/>
+        </w:rPr>
+        <w:t>字</w:t>
+      </w:r>
+      <w:proofErr w:type="gramEnd"/>
+      <w:r>
+        <w:rPr>
+          <w:rFonts w:ascii="標楷體" w:eastAsia="標楷體" w:hAnsi="標楷體" w:hint="eastAsia"/>
+          <w:sz w:val="28"/>
+          <w:szCs w:val="28"/>
+        </w:rPr>
+        <w:t>卡，這種將「語言」與「真實生活」剝離的學習模式，導致學習者大腦難以建立深刻</w:t>
+      </w:r>
+      <w:proofErr w:type="gramStart"/>
+      <w:r>
+        <w:rPr>
+          <w:rFonts w:ascii="標楷體" w:eastAsia="標楷體" w:hAnsi="標楷體" w:hint="eastAsia"/>
+          <w:sz w:val="28"/>
+          <w:szCs w:val="28"/>
+        </w:rPr>
+        <w:t>的神境連結</w:t>
+      </w:r>
+      <w:proofErr w:type="gramEnd"/>
+      <w:r>
+        <w:rPr>
+          <w:rFonts w:ascii="標楷體" w:eastAsia="標楷體" w:hAnsi="標楷體" w:hint="eastAsia"/>
+          <w:sz w:val="28"/>
+          <w:szCs w:val="28"/>
+        </w:rPr>
+        <w:t>，容易陷入「死</w:t>
+      </w:r>
+      <w:proofErr w:type="gramStart"/>
+      <w:r>
+        <w:rPr>
+          <w:rFonts w:ascii="標楷體" w:eastAsia="標楷體" w:hAnsi="標楷體" w:hint="eastAsia"/>
+          <w:sz w:val="28"/>
+          <w:szCs w:val="28"/>
+        </w:rPr>
+        <w:t>背硬記</w:t>
+      </w:r>
+      <w:proofErr w:type="gramEnd"/>
+      <w:r>
+        <w:rPr>
+          <w:rFonts w:ascii="標楷體" w:eastAsia="標楷體" w:hAnsi="標楷體" w:hint="eastAsia"/>
+          <w:sz w:val="28"/>
+          <w:szCs w:val="28"/>
+        </w:rPr>
+        <w:t>、</w:t>
+      </w:r>
+      <w:proofErr w:type="gramStart"/>
+      <w:r>
+        <w:rPr>
+          <w:rFonts w:ascii="標楷體" w:eastAsia="標楷體" w:hAnsi="標楷體" w:hint="eastAsia"/>
+          <w:sz w:val="28"/>
+          <w:szCs w:val="28"/>
+        </w:rPr>
+        <w:t>考完即忘</w:t>
+      </w:r>
+      <w:proofErr w:type="gramEnd"/>
+      <w:r>
+        <w:rPr>
+          <w:rFonts w:ascii="標楷體" w:eastAsia="標楷體" w:hAnsi="標楷體" w:hint="eastAsia"/>
+          <w:sz w:val="28"/>
+          <w:szCs w:val="28"/>
+        </w:rPr>
+        <w:t>」的窘境。</w:t>
       </w:r>
     </w:p>
     <w:p>
@@ -2700,7 +2862,43 @@
           <w:sz w:val="28"/>
           <w:szCs w:val="28"/>
         </w:rPr>
-        <w:t>因此，隨著智慧型手機的高度普及，以及電腦視覺（Computer Vision）與人工智慧（AI）技術的日益成熟，若能透過影像辨識技術，將學習者生活周遭的實體物件與真實場景，即時轉化為客製化的學習素材，創造出「即拍即學」的創新模式，便能徹底打破傳統教室與書本的框架，讓語言學習無縫融入日常軌跡中。</w:t>
+        <w:t>因此，隨著智慧型手機的高度</w:t>
+      </w:r>
+      <w:proofErr w:type="gramStart"/>
+      <w:r>
+        <w:rPr>
+          <w:rFonts w:ascii="標楷體" w:eastAsia="標楷體" w:hAnsi="標楷體" w:hint="eastAsia"/>
+          <w:sz w:val="28"/>
+          <w:szCs w:val="28"/>
+        </w:rPr>
+        <w:t>普及，</w:t>
+      </w:r>
+      <w:proofErr w:type="gramEnd"/>
+      <w:r>
+        <w:rPr>
+          <w:rFonts w:ascii="標楷體" w:eastAsia="標楷體" w:hAnsi="標楷體" w:hint="eastAsia"/>
+          <w:sz w:val="28"/>
+          <w:szCs w:val="28"/>
+        </w:rPr>
+        <w:t>以及電腦視覺（Computer Vision）與人工智慧（AI）技術的日益成熟，若能透過影像辨識技術，將學習者生活周遭的實體物件與真實場景，即時轉化為客製化的學習素材，創造出「</w:t>
+      </w:r>
+      <w:proofErr w:type="gramStart"/>
+      <w:r>
+        <w:rPr>
+          <w:rFonts w:ascii="標楷體" w:eastAsia="標楷體" w:hAnsi="標楷體" w:hint="eastAsia"/>
+          <w:sz w:val="28"/>
+          <w:szCs w:val="28"/>
+        </w:rPr>
+        <w:t>即拍即</w:t>
+      </w:r>
+      <w:proofErr w:type="gramEnd"/>
+      <w:r>
+        <w:rPr>
+          <w:rFonts w:ascii="標楷體" w:eastAsia="標楷體" w:hAnsi="標楷體" w:hint="eastAsia"/>
+          <w:sz w:val="28"/>
+          <w:szCs w:val="28"/>
+        </w:rPr>
+        <w:t>學」的創新模式，便能徹底打破傳統教室與書本的框架，讓語言學習無縫融入日常軌跡中。</w:t>
       </w:r>
     </w:p>
     <w:p>
@@ -2781,7 +2979,27 @@
           <w:sz w:val="28"/>
           <w:szCs w:val="28"/>
         </w:rPr>
-        <w:t>缺乏實際應用場景，導致動力削弱： 台灣缺乏全日語的環境，學習者「輸入」多於「輸出」，沒有實戰開口的機會。解決此問題需要創造一個低壓力且能模擬真實生活情境的對答環境，讓學習者能隨時練習語言輸出。</w:t>
+        <w:t>缺乏實際應用場景，導致動力削弱： 台灣缺乏全日語的環境，學習者「輸入」多於「輸出」，沒有實戰開口的機會。解決此問題需要創造一個</w:t>
+      </w:r>
+      <w:proofErr w:type="gramStart"/>
+      <w:r>
+        <w:rPr>
+          <w:rFonts w:ascii="標楷體" w:hAnsi="標楷體" w:cstheme="minorBidi" w:hint="eastAsia"/>
+          <w:bCs w:val="0"/>
+          <w:sz w:val="28"/>
+          <w:szCs w:val="28"/>
+        </w:rPr>
+        <w:t>低壓力且能</w:t>
+      </w:r>
+      <w:proofErr w:type="gramEnd"/>
+      <w:r>
+        <w:rPr>
+          <w:rFonts w:ascii="標楷體" w:hAnsi="標楷體" w:cstheme="minorBidi" w:hint="eastAsia"/>
+          <w:bCs w:val="0"/>
+          <w:sz w:val="28"/>
+          <w:szCs w:val="28"/>
+        </w:rPr>
+        <w:t>模擬真實生活情境的對答環境，讓學習者能隨時練習語言輸出。</w:t>
       </w:r>
     </w:p>
     <w:p>
@@ -2851,7 +3069,27 @@
           <w:sz w:val="28"/>
           <w:szCs w:val="28"/>
         </w:rPr>
-        <w:t>基於上述觀察，要有效提升學習成效與動力，必須跳脫傳統框架，提供一個能「將真實場景萃取為教材」、「提供沉浸式輸出環境」並「具備正向社群回饋」的全新解決方案。</w:t>
+        <w:t>基於上述觀察，要有效提升學習成效與動力，必須跳脫傳統框架，提供一個能「將真實場景萃取為教材」、「提供</w:t>
+      </w:r>
+      <w:proofErr w:type="gramStart"/>
+      <w:r>
+        <w:rPr>
+          <w:rFonts w:ascii="標楷體" w:hAnsi="標楷體" w:cstheme="minorBidi" w:hint="eastAsia"/>
+          <w:bCs w:val="0"/>
+          <w:sz w:val="28"/>
+          <w:szCs w:val="28"/>
+        </w:rPr>
+        <w:t>沉</w:t>
+      </w:r>
+      <w:proofErr w:type="gramEnd"/>
+      <w:r>
+        <w:rPr>
+          <w:rFonts w:ascii="標楷體" w:hAnsi="標楷體" w:cstheme="minorBidi" w:hint="eastAsia"/>
+          <w:bCs w:val="0"/>
+          <w:sz w:val="28"/>
+          <w:szCs w:val="28"/>
+        </w:rPr>
+        <w:t>浸式輸出環境」並「具備正向社群回饋」的全新解決方案。</w:t>
       </w:r>
     </w:p>
     <w:p>
@@ -2926,7 +3164,25 @@
           <w:sz w:val="28"/>
           <w:szCs w:val="28"/>
         </w:rPr>
-        <w:t>建構「沉浸式 AI 情境對話」模組（對應痛點二）： 為解決缺乏應用場景的問題，整合 AI 角色扮演（Roleplay）對話功能。系統提供多樣化的生活任務（如點餐、</w:t>
+        <w:t>建構「</w:t>
+      </w:r>
+      <w:proofErr w:type="gramStart"/>
+      <w:r>
+        <w:rPr>
+          <w:rFonts w:ascii="標楷體" w:eastAsia="標楷體" w:hAnsi="標楷體" w:hint="eastAsia"/>
+          <w:sz w:val="28"/>
+          <w:szCs w:val="28"/>
+        </w:rPr>
+        <w:t>沉</w:t>
+      </w:r>
+      <w:proofErr w:type="gramEnd"/>
+      <w:r>
+        <w:rPr>
+          <w:rFonts w:ascii="標楷體" w:eastAsia="標楷體" w:hAnsi="標楷體" w:hint="eastAsia"/>
+          <w:sz w:val="28"/>
+          <w:szCs w:val="28"/>
+        </w:rPr>
+        <w:t>浸式 AI 情境對話」模組（對應痛點二）： 為解決缺乏應用場景的問題，整合 AI 角色扮演（Roleplay）對話功能。系統提供多樣化的生活任務（如點餐、</w:t>
       </w:r>
       <w:r>
         <w:rPr>
@@ -2935,7 +3191,25 @@
           <w:szCs w:val="28"/>
         </w:rPr>
         <w:lastRenderedPageBreak/>
-        <w:t>問路），讓使用者透過對話練習口說與聽力，並給予語法即時糾正與假名標音輔助。</w:t>
+        <w:t>問路），讓使用者透過對話練習</w:t>
+      </w:r>
+      <w:proofErr w:type="gramStart"/>
+      <w:r>
+        <w:rPr>
+          <w:rFonts w:ascii="標楷體" w:eastAsia="標楷體" w:hAnsi="標楷體" w:hint="eastAsia"/>
+          <w:sz w:val="28"/>
+          <w:szCs w:val="28"/>
+        </w:rPr>
+        <w:t>口說與聽力</w:t>
+      </w:r>
+      <w:proofErr w:type="gramEnd"/>
+      <w:r>
+        <w:rPr>
+          <w:rFonts w:ascii="標楷體" w:eastAsia="標楷體" w:hAnsi="標楷體" w:hint="eastAsia"/>
+          <w:sz w:val="28"/>
+          <w:szCs w:val="28"/>
+        </w:rPr>
+        <w:t>，並給予語法即時糾正與假名標音輔助。</w:t>
       </w:r>
     </w:p>
     <w:p>
@@ -3041,7 +3315,25 @@
           <w:sz w:val="28"/>
           <w:szCs w:val="28"/>
         </w:rPr>
-        <w:t>創造「生活即教材」的創新學習價值： 運用 Google AI 視覺辨識技術與 Python 後端處理，實現「即拍即學」功能。這將大幅改變傳統學習模式，將使用者的日常生活環境轉化為無限的客製化教材，提升單字記憶的留存率。</w:t>
+        <w:t>創造「生活即教材」的創新學習價值： 運用 Google AI 視覺辨識技術與 Python 後端處理，實現「</w:t>
+      </w:r>
+      <w:proofErr w:type="gramStart"/>
+      <w:r>
+        <w:rPr>
+          <w:rFonts w:ascii="標楷體" w:eastAsia="標楷體" w:hAnsi="標楷體" w:hint="eastAsia"/>
+          <w:sz w:val="28"/>
+          <w:szCs w:val="28"/>
+        </w:rPr>
+        <w:t>即拍即</w:t>
+      </w:r>
+      <w:proofErr w:type="gramEnd"/>
+      <w:r>
+        <w:rPr>
+          <w:rFonts w:ascii="標楷體" w:eastAsia="標楷體" w:hAnsi="標楷體" w:hint="eastAsia"/>
+          <w:sz w:val="28"/>
+          <w:szCs w:val="28"/>
+        </w:rPr>
+        <w:t>學」功能。這將大幅改變傳統學習模式，將使用者的日常生活環境轉化為無限的客製化教材，提升單字記憶的留存率。</w:t>
       </w:r>
     </w:p>
     <w:p>
@@ -3088,7 +3380,25 @@
           <w:szCs w:val="28"/>
         </w:rPr>
         <w:lastRenderedPageBreak/>
-        <w:t>羈絆與具象化的成長數據，預期能顯著提升使用者的 App 開啟率與長期黏著度。</w:t>
+        <w:t>羈絆與具</w:t>
+      </w:r>
+      <w:proofErr w:type="gramStart"/>
+      <w:r>
+        <w:rPr>
+          <w:rFonts w:ascii="標楷體" w:eastAsia="標楷體" w:hAnsi="標楷體" w:hint="eastAsia"/>
+          <w:sz w:val="28"/>
+          <w:szCs w:val="28"/>
+        </w:rPr>
+        <w:t>象</w:t>
+      </w:r>
+      <w:proofErr w:type="gramEnd"/>
+      <w:r>
+        <w:rPr>
+          <w:rFonts w:ascii="標楷體" w:eastAsia="標楷體" w:hAnsi="標楷體" w:hint="eastAsia"/>
+          <w:sz w:val="28"/>
+          <w:szCs w:val="28"/>
+        </w:rPr>
+        <w:t>化的成長數據，預期能顯著提升使用者的 App 開啟率與長期黏著度。</w:t>
       </w:r>
     </w:p>
     <w:p>
@@ -3194,7 +3504,7 @@
         <w:ind w:firstLineChars="0"/>
         <w:jc w:val="both"/>
         <w:rPr>
-          <w:rFonts w:ascii="標楷體" w:eastAsia="標楷體" w:hAnsi="標楷體" w:hint="eastAsia"/>
+          <w:rFonts w:ascii="標楷體" w:eastAsia="標楷體" w:hAnsi="標楷體"/>
           <w:sz w:val="28"/>
           <w:szCs w:val="28"/>
         </w:rPr>
@@ -3217,7 +3527,7 @@
         <w:ind w:firstLineChars="0"/>
         <w:jc w:val="both"/>
         <w:rPr>
-          <w:rFonts w:ascii="標楷體" w:eastAsia="標楷體" w:hAnsi="標楷體" w:hint="eastAsia"/>
+          <w:rFonts w:ascii="標楷體" w:eastAsia="標楷體" w:hAnsi="標楷體"/>
           <w:sz w:val="28"/>
           <w:szCs w:val="28"/>
         </w:rPr>
@@ -3240,7 +3550,7 @@
         <w:ind w:firstLineChars="0"/>
         <w:jc w:val="both"/>
         <w:rPr>
-          <w:rFonts w:ascii="標楷體" w:eastAsia="標楷體" w:hAnsi="標楷體" w:hint="eastAsia"/>
+          <w:rFonts w:ascii="標楷體" w:eastAsia="標楷體" w:hAnsi="標楷體"/>
           <w:sz w:val="28"/>
           <w:szCs w:val="28"/>
         </w:rPr>
@@ -3251,7 +3561,25 @@
           <w:sz w:val="28"/>
           <w:szCs w:val="28"/>
         </w:rPr>
-        <w:t>無縫融入生活情境： 系統打破傳統死背書本的枯燥流程，設計了「單句翻譯隱藏/顯示」、「假名標音切換（Furigana）」以及「快捷回覆籌碼（Quick Replies）」等輔助功能。在兼顧沉浸式全日文環境的同時，給予使用者極高的操作容錯率與便利性，高度滿足碎片化時間的學習需求。</w:t>
+        <w:t>無縫融入生活情境： 系統打破傳統死背書本的枯燥流程，設計了「單句翻譯隱藏/顯示」、「假名標音切換（Furigana）」以及「快捷回覆籌碼（Quick Replies）」等輔助功能。在兼顧</w:t>
+      </w:r>
+      <w:proofErr w:type="gramStart"/>
+      <w:r>
+        <w:rPr>
+          <w:rFonts w:ascii="標楷體" w:eastAsia="標楷體" w:hAnsi="標楷體" w:hint="eastAsia"/>
+          <w:sz w:val="28"/>
+          <w:szCs w:val="28"/>
+        </w:rPr>
+        <w:t>沉浸式全日文</w:t>
+      </w:r>
+      <w:proofErr w:type="gramEnd"/>
+      <w:r>
+        <w:rPr>
+          <w:rFonts w:ascii="標楷體" w:eastAsia="標楷體" w:hAnsi="標楷體" w:hint="eastAsia"/>
+          <w:sz w:val="28"/>
+          <w:szCs w:val="28"/>
+        </w:rPr>
+        <w:t>環境的同時，給予使用者極高的操作容錯率與便利性，高度滿足碎片化時間的學習需求。</w:t>
       </w:r>
     </w:p>
     <w:p>
@@ -3287,7 +3615,7 @@
         <w:ind w:firstLineChars="0"/>
         <w:jc w:val="both"/>
         <w:rPr>
-          <w:rFonts w:ascii="標楷體" w:eastAsia="標楷體" w:hAnsi="標楷體" w:hint="eastAsia"/>
+          <w:rFonts w:ascii="標楷體" w:eastAsia="標楷體" w:hAnsi="標楷體"/>
           <w:sz w:val="28"/>
           <w:szCs w:val="28"/>
         </w:rPr>
@@ -3298,7 +3626,61 @@
           <w:sz w:val="28"/>
           <w:szCs w:val="28"/>
         </w:rPr>
-        <w:t>敏捷式開發與階段性交付： 本專案採敏捷開發（Agile Development）模式，將整體時程拆分為「需求分析、核心技術驗證（影像辨識與 LLM 介接）、前端介面實作、後端資料庫建置、系統整合與封測」五大階段。</w:t>
+        <w:t>敏捷式開發與階段性交付： 本專案</w:t>
+      </w:r>
+      <w:proofErr w:type="gramStart"/>
+      <w:r>
+        <w:rPr>
+          <w:rFonts w:ascii="標楷體" w:eastAsia="標楷體" w:hAnsi="標楷體" w:hint="eastAsia"/>
+          <w:sz w:val="28"/>
+          <w:szCs w:val="28"/>
+        </w:rPr>
+        <w:t>採</w:t>
+      </w:r>
+      <w:proofErr w:type="gramEnd"/>
+      <w:r>
+        <w:rPr>
+          <w:rFonts w:ascii="標楷體" w:eastAsia="標楷體" w:hAnsi="標楷體" w:hint="eastAsia"/>
+          <w:sz w:val="28"/>
+          <w:szCs w:val="28"/>
+        </w:rPr>
+        <w:t>敏捷開發（Agile Development）模式，將整體</w:t>
+      </w:r>
+      <w:proofErr w:type="gramStart"/>
+      <w:r>
+        <w:rPr>
+          <w:rFonts w:ascii="標楷體" w:eastAsia="標楷體" w:hAnsi="標楷體" w:hint="eastAsia"/>
+          <w:sz w:val="28"/>
+          <w:szCs w:val="28"/>
+        </w:rPr>
+        <w:t>時程拆分為</w:t>
+      </w:r>
+      <w:proofErr w:type="gramEnd"/>
+      <w:r>
+        <w:rPr>
+          <w:rFonts w:ascii="標楷體" w:eastAsia="標楷體" w:hAnsi="標楷體" w:hint="eastAsia"/>
+          <w:sz w:val="28"/>
+          <w:szCs w:val="28"/>
+        </w:rPr>
+        <w:t xml:space="preserve">「需求分析、核心技術驗證（影像辨識與 LLM </w:t>
+      </w:r>
+      <w:proofErr w:type="gramStart"/>
+      <w:r>
+        <w:rPr>
+          <w:rFonts w:ascii="標楷體" w:eastAsia="標楷體" w:hAnsi="標楷體" w:hint="eastAsia"/>
+          <w:sz w:val="28"/>
+          <w:szCs w:val="28"/>
+        </w:rPr>
+        <w:t>介</w:t>
+      </w:r>
+      <w:proofErr w:type="gramEnd"/>
+      <w:r>
+        <w:rPr>
+          <w:rFonts w:ascii="標楷體" w:eastAsia="標楷體" w:hAnsi="標楷體" w:hint="eastAsia"/>
+          <w:sz w:val="28"/>
+          <w:szCs w:val="28"/>
+        </w:rPr>
+        <w:t>接）、前端介面實作、後端資料庫建置、系統整合與封測」五大階段。</w:t>
       </w:r>
     </w:p>
     <w:p>
@@ -3438,7 +3820,7 @@
         <w:ind w:firstLineChars="0"/>
         <w:jc w:val="both"/>
         <w:rPr>
-          <w:rFonts w:ascii="標楷體" w:eastAsia="標楷體" w:hAnsi="標楷體" w:hint="eastAsia"/>
+          <w:rFonts w:ascii="標楷體" w:eastAsia="標楷體" w:hAnsi="標楷體"/>
           <w:sz w:val="28"/>
           <w:szCs w:val="28"/>
         </w:rPr>
@@ -3472,7 +3854,79 @@
           <w:sz w:val="28"/>
           <w:szCs w:val="28"/>
         </w:rPr>
-        <w:t>精準的成本與收益投報（ROI）： 透過導入「J-Pts 點數系統」讓使用者以微型消費解鎖特定情境（如：深度旅遊生存包），並提供 Premium 訂閱制（去除廣告、無限暢聊）。在成本端，團隊將精算 Google AI / LLM 的 API Token 消耗量與 Firebase 雲端伺服器的流量成本，確保訂閱定價與點數經濟能創造正向的現金流。</w:t>
+        <w:t>精</w:t>
+      </w:r>
+      <w:proofErr w:type="gramStart"/>
+      <w:r>
+        <w:rPr>
+          <w:rFonts w:ascii="標楷體" w:eastAsia="標楷體" w:hAnsi="標楷體" w:hint="eastAsia"/>
+          <w:sz w:val="28"/>
+          <w:szCs w:val="28"/>
+        </w:rPr>
+        <w:t>準</w:t>
+      </w:r>
+      <w:proofErr w:type="gramEnd"/>
+      <w:r>
+        <w:rPr>
+          <w:rFonts w:ascii="標楷體" w:eastAsia="標楷體" w:hAnsi="標楷體" w:hint="eastAsia"/>
+          <w:sz w:val="28"/>
+          <w:szCs w:val="28"/>
+        </w:rPr>
+        <w:t>的成本與</w:t>
+      </w:r>
+      <w:proofErr w:type="gramStart"/>
+      <w:r>
+        <w:rPr>
+          <w:rFonts w:ascii="標楷體" w:eastAsia="標楷體" w:hAnsi="標楷體" w:hint="eastAsia"/>
+          <w:sz w:val="28"/>
+          <w:szCs w:val="28"/>
+        </w:rPr>
+        <w:t>收益投報</w:t>
+      </w:r>
+      <w:proofErr w:type="gramEnd"/>
+      <w:r>
+        <w:rPr>
+          <w:rFonts w:ascii="標楷體" w:eastAsia="標楷體" w:hAnsi="標楷體" w:hint="eastAsia"/>
+          <w:sz w:val="28"/>
+          <w:szCs w:val="28"/>
+        </w:rPr>
+        <w:t>（ROI）： 透過導入「J-Pts 點數系統」讓使用者以微型消費解鎖特定情境</w:t>
+      </w:r>
+      <w:proofErr w:type="gramStart"/>
+      <w:r>
+        <w:rPr>
+          <w:rFonts w:ascii="標楷體" w:eastAsia="標楷體" w:hAnsi="標楷體" w:hint="eastAsia"/>
+          <w:sz w:val="28"/>
+          <w:szCs w:val="28"/>
+        </w:rPr>
+        <w:t>（</w:t>
+      </w:r>
+      <w:proofErr w:type="gramEnd"/>
+      <w:r>
+        <w:rPr>
+          <w:rFonts w:ascii="標楷體" w:eastAsia="標楷體" w:hAnsi="標楷體" w:hint="eastAsia"/>
+          <w:sz w:val="28"/>
+          <w:szCs w:val="28"/>
+        </w:rPr>
+        <w:t>如：深度旅遊生存包</w:t>
+      </w:r>
+      <w:proofErr w:type="gramStart"/>
+      <w:r>
+        <w:rPr>
+          <w:rFonts w:ascii="標楷體" w:eastAsia="標楷體" w:hAnsi="標楷體" w:hint="eastAsia"/>
+          <w:sz w:val="28"/>
+          <w:szCs w:val="28"/>
+        </w:rPr>
+        <w:t>）</w:t>
+      </w:r>
+      <w:proofErr w:type="gramEnd"/>
+      <w:r>
+        <w:rPr>
+          <w:rFonts w:ascii="標楷體" w:eastAsia="標楷體" w:hAnsi="標楷體" w:hint="eastAsia"/>
+          <w:sz w:val="28"/>
+          <w:szCs w:val="28"/>
+        </w:rPr>
+        <w:t>，並提供 Premium 訂閱制（去除廣告、無限暢聊）。在成本端，團隊將精算 Google AI / LLM 的 API Token 消耗量與 Firebase 雲端伺服器的流量成本，確保訂閱定價與點數經濟能創造正向的現金流。</w:t>
       </w:r>
     </w:p>
     <w:p>
@@ -3535,7 +3989,7 @@
         </w:numPr>
         <w:ind w:leftChars="0" w:left="426" w:firstLineChars="0"/>
         <w:rPr>
-          <w:rFonts w:ascii="標楷體" w:eastAsia="標楷體" w:hAnsi="標楷體" w:hint="eastAsia"/>
+          <w:rFonts w:ascii="標楷體" w:eastAsia="標楷體" w:hAnsi="標楷體"/>
           <w:sz w:val="28"/>
           <w:szCs w:val="28"/>
         </w:rPr>
@@ -3546,7 +4000,25 @@
           <w:sz w:val="28"/>
           <w:szCs w:val="28"/>
         </w:rPr>
-        <w:t>成熟的跨平台與 AI 整合架構： 本系統前端採用 Google 支援的 Flutter 跨平台框架，確保 iOS 與 Android 雙平台的原生級效能；後端架構以 Python 為核心，穩定串接強大的生成式大型語言模型（LLM）與電腦視覺（Computer Vision）API。</w:t>
+        <w:t>成熟的跨平台與 AI 整合架構： 本系統前端採用 Google 支援的 Flutter 跨平台框架，確保 iOS 與 Android 雙平台的原生級效能；後端架構以 Python 為核心，</w:t>
+      </w:r>
+      <w:proofErr w:type="gramStart"/>
+      <w:r>
+        <w:rPr>
+          <w:rFonts w:ascii="標楷體" w:eastAsia="標楷體" w:hAnsi="標楷體" w:hint="eastAsia"/>
+          <w:sz w:val="28"/>
+          <w:szCs w:val="28"/>
+        </w:rPr>
+        <w:t>穩定串</w:t>
+      </w:r>
+      <w:proofErr w:type="gramEnd"/>
+      <w:r>
+        <w:rPr>
+          <w:rFonts w:ascii="標楷體" w:eastAsia="標楷體" w:hAnsi="標楷體" w:hint="eastAsia"/>
+          <w:sz w:val="28"/>
+          <w:szCs w:val="28"/>
+        </w:rPr>
+        <w:t>接強大的生成式大型語言模型（LLM）與電腦視覺（Computer Vision）API。</w:t>
       </w:r>
     </w:p>
     <w:p>
@@ -3569,7 +4041,7 @@
         </w:numPr>
         <w:ind w:leftChars="0" w:left="709" w:firstLineChars="0"/>
         <w:rPr>
-          <w:rFonts w:ascii="標楷體" w:eastAsia="標楷體" w:hAnsi="標楷體" w:hint="eastAsia"/>
+          <w:rFonts w:ascii="標楷體" w:eastAsia="標楷體" w:hAnsi="標楷體"/>
           <w:sz w:val="28"/>
           <w:szCs w:val="28"/>
         </w:rPr>
@@ -3604,30 +4076,6 @@
           <w:szCs w:val="28"/>
         </w:rPr>
         <w:t>法律可行性 (Legal Feasibility)</w:t>
-      </w:r>
-    </w:p>
-    <w:p>
-      <w:pPr>
-        <w:pStyle w:val="ac"/>
-        <w:numPr>
-          <w:ilvl w:val="0"/>
-          <w:numId w:val="42"/>
-        </w:numPr>
-        <w:ind w:leftChars="0" w:firstLineChars="0"/>
-        <w:jc w:val="both"/>
-        <w:rPr>
-          <w:rFonts w:ascii="標楷體" w:eastAsia="標楷體" w:hAnsi="標楷體" w:hint="eastAsia"/>
-          <w:sz w:val="28"/>
-          <w:szCs w:val="28"/>
-        </w:rPr>
-      </w:pPr>
-      <w:r>
-        <w:rPr>
-          <w:rFonts w:ascii="標楷體" w:eastAsia="標楷體" w:hAnsi="標楷體" w:hint="eastAsia"/>
-          <w:sz w:val="28"/>
-          <w:szCs w:val="28"/>
-        </w:rPr>
-        <w:t>隱私保護與資安合規： 專案實施嚴格遵守《個人資料保護法》（PDPA），使用者上傳之環境照片與語音對話紀錄，皆經過加密傳輸且不作為侵犯隱私之用途，並提供完善的帳戶刪除與資料清除機制。</w:t>
       </w:r>
     </w:p>
     <w:p>
@@ -3651,6 +4099,48 @@
           <w:sz w:val="28"/>
           <w:szCs w:val="28"/>
         </w:rPr>
+        <w:t>隱私保護與</w:t>
+      </w:r>
+      <w:proofErr w:type="gramStart"/>
+      <w:r>
+        <w:rPr>
+          <w:rFonts w:ascii="標楷體" w:eastAsia="標楷體" w:hAnsi="標楷體" w:hint="eastAsia"/>
+          <w:sz w:val="28"/>
+          <w:szCs w:val="28"/>
+        </w:rPr>
+        <w:t>資安合規</w:t>
+      </w:r>
+      <w:proofErr w:type="gramEnd"/>
+      <w:r>
+        <w:rPr>
+          <w:rFonts w:ascii="標楷體" w:eastAsia="標楷體" w:hAnsi="標楷體" w:hint="eastAsia"/>
+          <w:sz w:val="28"/>
+          <w:szCs w:val="28"/>
+        </w:rPr>
+        <w:t>： 專案實施嚴格遵守《個人資料保護法》（PDPA），使用者上傳之環境照片與語音對話紀錄，皆經過加密傳輸且不作為侵犯隱私之用途，並提供完善的帳戶刪除與資料清除機制。</w:t>
+      </w:r>
+    </w:p>
+    <w:p>
+      <w:pPr>
+        <w:pStyle w:val="ac"/>
+        <w:numPr>
+          <w:ilvl w:val="0"/>
+          <w:numId w:val="42"/>
+        </w:numPr>
+        <w:ind w:leftChars="0" w:firstLineChars="0"/>
+        <w:jc w:val="both"/>
+        <w:rPr>
+          <w:rFonts w:ascii="標楷體" w:eastAsia="標楷體" w:hAnsi="標楷體"/>
+          <w:sz w:val="28"/>
+          <w:szCs w:val="28"/>
+        </w:rPr>
+      </w:pPr>
+      <w:r>
+        <w:rPr>
+          <w:rFonts w:ascii="標楷體" w:eastAsia="標楷體" w:hAnsi="標楷體" w:hint="eastAsia"/>
+          <w:sz w:val="28"/>
+          <w:szCs w:val="28"/>
+        </w:rPr>
         <w:t>第三方服務授權： 系統串接之所有第三方服務（包含 Google 登入、AI 模型生成），皆完全遵循原廠之開發者協議與商業使用條款，確保系統在智慧財產權與技術授權上具備絕對的合法性與可靠性。</w:t>
       </w:r>
     </w:p>
@@ -3660,7 +4150,7 @@
         <w:ind w:leftChars="0" w:firstLineChars="0" w:firstLine="0"/>
         <w:jc w:val="both"/>
         <w:rPr>
-          <w:rFonts w:ascii="標楷體" w:eastAsia="標楷體" w:hAnsi="標楷體" w:hint="eastAsia"/>
+          <w:rFonts w:ascii="標楷體" w:eastAsia="標楷體" w:hAnsi="標楷體"/>
           <w:sz w:val="28"/>
           <w:szCs w:val="28"/>
         </w:rPr>
@@ -3701,7 +4191,25 @@
           <w:sz w:val="28"/>
           <w:szCs w:val="28"/>
         </w:rPr>
-        <w:t>綜合以上各維度因素之評估，本系統在操作上具有高度便利性，技術上具備實作</w:t>
+        <w:t>綜合</w:t>
+      </w:r>
+      <w:proofErr w:type="gramStart"/>
+      <w:r>
+        <w:rPr>
+          <w:rFonts w:ascii="標楷體" w:eastAsia="標楷體" w:hAnsi="標楷體" w:hint="eastAsia"/>
+          <w:sz w:val="28"/>
+          <w:szCs w:val="28"/>
+        </w:rPr>
+        <w:t>以上各維度</w:t>
+      </w:r>
+      <w:proofErr w:type="gramEnd"/>
+      <w:r>
+        <w:rPr>
+          <w:rFonts w:ascii="標楷體" w:eastAsia="標楷體" w:hAnsi="標楷體" w:hint="eastAsia"/>
+          <w:sz w:val="28"/>
+          <w:szCs w:val="28"/>
+        </w:rPr>
+        <w:t>因素之評估，本系統在操作上具有高度便利性，技術上具備實作</w:t>
       </w:r>
       <w:r>
         <w:rPr>
@@ -3777,7 +4285,25 @@
           <w:sz w:val="28"/>
           <w:szCs w:val="28"/>
         </w:rPr>
-        <w:t>目標客群 具備基礎日語能力（如 N5～N4）但缺乏口說環境的語言學習者、準備前往日本（如京阪神地區）自由行且需要實用會話的旅客，以及希望與特定設定角色（如關西腔、動漫屬性）進行情境互動的 ACG 文化愛好者。</w:t>
+        <w:t>目標客群 具備基礎日語能力（如 N5～N4）但缺乏口說環境的語言學習者、準備前往日本（如京</w:t>
+      </w:r>
+      <w:proofErr w:type="gramStart"/>
+      <w:r>
+        <w:rPr>
+          <w:rFonts w:ascii="標楷體" w:eastAsia="標楷體" w:hAnsi="標楷體" w:hint="eastAsia"/>
+          <w:sz w:val="28"/>
+          <w:szCs w:val="28"/>
+        </w:rPr>
+        <w:t>阪</w:t>
+      </w:r>
+      <w:proofErr w:type="gramEnd"/>
+      <w:r>
+        <w:rPr>
+          <w:rFonts w:ascii="標楷體" w:eastAsia="標楷體" w:hAnsi="標楷體" w:hint="eastAsia"/>
+          <w:sz w:val="28"/>
+          <w:szCs w:val="28"/>
+        </w:rPr>
+        <w:t>神地區）自由行且需要實用會話的旅客，以及希望與特定設定角色（如關西腔、動漫屬性）進行情境互動的 ACG 文化愛好者。</w:t>
       </w:r>
     </w:p>
     <w:p>
@@ -3823,7 +4349,43 @@
           <w:sz w:val="28"/>
           <w:szCs w:val="28"/>
         </w:rPr>
-        <w:t>通路渠道 主要透過 App Store 與 Google Play 雙平台發布。前期宣傳將利用大專院校校園社團與日語課程進行冷啟動推廣，線上則透過短影音展示 AI 實際對話的有趣過程，精準觸及對日本文化感興趣的潛在用戶。</w:t>
+        <w:t>通路渠道 主要透過 App Store 與 Google Play 雙平台發布。前期宣傳將利用大專院校校園社團與日語課程進行冷啟動推廣，</w:t>
+      </w:r>
+      <w:proofErr w:type="gramStart"/>
+      <w:r>
+        <w:rPr>
+          <w:rFonts w:ascii="標楷體" w:eastAsia="標楷體" w:hAnsi="標楷體" w:hint="eastAsia"/>
+          <w:sz w:val="28"/>
+          <w:szCs w:val="28"/>
+        </w:rPr>
+        <w:t>線上則透過短影音</w:t>
+      </w:r>
+      <w:proofErr w:type="gramEnd"/>
+      <w:r>
+        <w:rPr>
+          <w:rFonts w:ascii="標楷體" w:eastAsia="標楷體" w:hAnsi="標楷體" w:hint="eastAsia"/>
+          <w:sz w:val="28"/>
+          <w:szCs w:val="28"/>
+        </w:rPr>
+        <w:t>展示 AI 實際對話的有趣過程，精</w:t>
+      </w:r>
+      <w:proofErr w:type="gramStart"/>
+      <w:r>
+        <w:rPr>
+          <w:rFonts w:ascii="標楷體" w:eastAsia="標楷體" w:hAnsi="標楷體" w:hint="eastAsia"/>
+          <w:sz w:val="28"/>
+          <w:szCs w:val="28"/>
+        </w:rPr>
+        <w:t>準</w:t>
+      </w:r>
+      <w:proofErr w:type="gramEnd"/>
+      <w:r>
+        <w:rPr>
+          <w:rFonts w:ascii="標楷體" w:eastAsia="標楷體" w:hAnsi="標楷體" w:hint="eastAsia"/>
+          <w:sz w:val="28"/>
+          <w:szCs w:val="28"/>
+        </w:rPr>
+        <w:t>觸及對日本文化感興趣的潛在用戶。</w:t>
       </w:r>
     </w:p>
     <w:p>
@@ -3947,7 +4509,61 @@
           <w:sz w:val="28"/>
           <w:szCs w:val="28"/>
         </w:rPr>
-        <w:t>收益來源 免費版使用者的應用程式內廣告收益（In-App Ads）、特定進階主題包（如：深度旅遊生存包、特定性格語氣 AI 角色包）的一次性付費解鎖，以及無限暢聊與進階學習數據分析的月訂閱/年訂閱費用。</w:t>
+        <w:t>收益來源 免費版使用者的應用程式內廣告收益（In-App Ads）、特定進階主題包</w:t>
+      </w:r>
+      <w:proofErr w:type="gramStart"/>
+      <w:r>
+        <w:rPr>
+          <w:rFonts w:ascii="標楷體" w:eastAsia="標楷體" w:hAnsi="標楷體" w:hint="eastAsia"/>
+          <w:sz w:val="28"/>
+          <w:szCs w:val="28"/>
+        </w:rPr>
+        <w:t>（</w:t>
+      </w:r>
+      <w:proofErr w:type="gramEnd"/>
+      <w:r>
+        <w:rPr>
+          <w:rFonts w:ascii="標楷體" w:eastAsia="標楷體" w:hAnsi="標楷體" w:hint="eastAsia"/>
+          <w:sz w:val="28"/>
+          <w:szCs w:val="28"/>
+        </w:rPr>
+        <w:t>如：深度旅遊生存包、特定性格語氣 AI 角色包</w:t>
+      </w:r>
+      <w:proofErr w:type="gramStart"/>
+      <w:r>
+        <w:rPr>
+          <w:rFonts w:ascii="標楷體" w:eastAsia="標楷體" w:hAnsi="標楷體" w:hint="eastAsia"/>
+          <w:sz w:val="28"/>
+          <w:szCs w:val="28"/>
+        </w:rPr>
+        <w:t>）</w:t>
+      </w:r>
+      <w:proofErr w:type="gramEnd"/>
+      <w:r>
+        <w:rPr>
+          <w:rFonts w:ascii="標楷體" w:eastAsia="標楷體" w:hAnsi="標楷體" w:hint="eastAsia"/>
+          <w:sz w:val="28"/>
+          <w:szCs w:val="28"/>
+        </w:rPr>
+        <w:t>的一次性付費解鎖，以及</w:t>
+      </w:r>
+      <w:proofErr w:type="gramStart"/>
+      <w:r>
+        <w:rPr>
+          <w:rFonts w:ascii="標楷體" w:eastAsia="標楷體" w:hAnsi="標楷體" w:hint="eastAsia"/>
+          <w:sz w:val="28"/>
+          <w:szCs w:val="28"/>
+        </w:rPr>
+        <w:t>無限暢聊與</w:t>
+      </w:r>
+      <w:proofErr w:type="gramEnd"/>
+      <w:r>
+        <w:rPr>
+          <w:rFonts w:ascii="標楷體" w:eastAsia="標楷體" w:hAnsi="標楷體" w:hint="eastAsia"/>
+          <w:sz w:val="28"/>
+          <w:szCs w:val="28"/>
+        </w:rPr>
+        <w:t>進階學習數據分析的月訂閱/年訂閱費用。</w:t>
       </w:r>
     </w:p>
     <w:p>
@@ -4094,7 +4710,25 @@
           <w:sz w:val="28"/>
           <w:szCs w:val="28"/>
         </w:rPr>
-        <w:t>旅遊實用型： 為了赴日旅遊而學習，不需要艱澀文法，只求能聽懂並開口解決「點餐、問路、購物」等實用生存需求。</w:t>
+        <w:t>旅遊實用型： 為了赴日旅遊而學習，不需要艱澀文法，只求能</w:t>
+      </w:r>
+      <w:proofErr w:type="gramStart"/>
+      <w:r>
+        <w:rPr>
+          <w:rFonts w:ascii="標楷體" w:eastAsia="標楷體" w:hAnsi="標楷體" w:hint="eastAsia"/>
+          <w:sz w:val="28"/>
+          <w:szCs w:val="28"/>
+        </w:rPr>
+        <w:t>聽懂並開口</w:t>
+      </w:r>
+      <w:proofErr w:type="gramEnd"/>
+      <w:r>
+        <w:rPr>
+          <w:rFonts w:ascii="標楷體" w:eastAsia="標楷體" w:hAnsi="標楷體" w:hint="eastAsia"/>
+          <w:sz w:val="28"/>
+          <w:szCs w:val="28"/>
+        </w:rPr>
+        <w:t>解決「點餐、問路、購物」等實用生存需求。</w:t>
       </w:r>
     </w:p>
     <w:p>
@@ -4118,7 +4752,25 @@
           <w:szCs w:val="28"/>
         </w:rPr>
         <w:lastRenderedPageBreak/>
-        <w:t>興趣驅動型（ACG/流行文化）： 熱愛日本動漫、偶像或影視作品，希望能聽懂原文台詞，甚至幻想能與喜愛的角色進行對話互動。</w:t>
+        <w:t>興趣驅動型（ACG/流行文化）： 熱愛</w:t>
+      </w:r>
+      <w:proofErr w:type="gramStart"/>
+      <w:r>
+        <w:rPr>
+          <w:rFonts w:ascii="標楷體" w:eastAsia="標楷體" w:hAnsi="標楷體" w:hint="eastAsia"/>
+          <w:sz w:val="28"/>
+          <w:szCs w:val="28"/>
+        </w:rPr>
+        <w:t>日本動漫</w:t>
+      </w:r>
+      <w:proofErr w:type="gramEnd"/>
+      <w:r>
+        <w:rPr>
+          <w:rFonts w:ascii="標楷體" w:eastAsia="標楷體" w:hAnsi="標楷體" w:hint="eastAsia"/>
+          <w:sz w:val="28"/>
+          <w:szCs w:val="28"/>
+        </w:rPr>
+        <w:t>、偶像或影視作品，希望能聽懂原文台詞，甚至幻想能與喜愛的角色進行對話互動。</w:t>
       </w:r>
     </w:p>
     <w:p>
@@ -4183,7 +4835,25 @@
           <w:sz w:val="28"/>
           <w:szCs w:val="28"/>
         </w:rPr>
-        <w:t>基於上述的市場區隔，並結合本團隊運用 Gemini AI 與 Flutter 開發的技術優勢，我們決定不與傳統的「單字文法題庫 App」正面競爭，而是精準鎖定以下三個具備高度「口說互動需求」的目標市場：</w:t>
+        <w:t>基於上述的市場區隔，並結合本團隊運用 Gemini AI 與 Flutter 開發的技術優勢，我們決定不與傳統的「單字文法題庫 App」正面競爭，而是精</w:t>
+      </w:r>
+      <w:proofErr w:type="gramStart"/>
+      <w:r>
+        <w:rPr>
+          <w:rFonts w:ascii="標楷體" w:eastAsia="標楷體" w:hAnsi="標楷體" w:hint="eastAsia"/>
+          <w:sz w:val="28"/>
+          <w:szCs w:val="28"/>
+        </w:rPr>
+        <w:t>準</w:t>
+      </w:r>
+      <w:proofErr w:type="gramEnd"/>
+      <w:r>
+        <w:rPr>
+          <w:rFonts w:ascii="標楷體" w:eastAsia="標楷體" w:hAnsi="標楷體" w:hint="eastAsia"/>
+          <w:sz w:val="28"/>
+          <w:szCs w:val="28"/>
+        </w:rPr>
+        <w:t>鎖定以下三個具備高度「口說互動需求」的目標市場：</w:t>
       </w:r>
     </w:p>
     <w:p>
@@ -4229,7 +4899,43 @@
           <w:sz w:val="28"/>
           <w:szCs w:val="28"/>
         </w:rPr>
-        <w:t>赴日自由行旅客： 計畫前往日本（如京阪神），迫切需要「行前情境模擬訓練」的實戰派受眾。</w:t>
+        <w:t>赴日自由行旅客： 計畫前往日本（如京</w:t>
+      </w:r>
+      <w:proofErr w:type="gramStart"/>
+      <w:r>
+        <w:rPr>
+          <w:rFonts w:ascii="標楷體" w:eastAsia="標楷體" w:hAnsi="標楷體" w:hint="eastAsia"/>
+          <w:sz w:val="28"/>
+          <w:szCs w:val="28"/>
+        </w:rPr>
+        <w:t>阪</w:t>
+      </w:r>
+      <w:proofErr w:type="gramEnd"/>
+      <w:r>
+        <w:rPr>
+          <w:rFonts w:ascii="標楷體" w:eastAsia="標楷體" w:hAnsi="標楷體" w:hint="eastAsia"/>
+          <w:sz w:val="28"/>
+          <w:szCs w:val="28"/>
+        </w:rPr>
+        <w:t>神），迫切需要「行前情境模擬訓練」的</w:t>
+      </w:r>
+      <w:proofErr w:type="gramStart"/>
+      <w:r>
+        <w:rPr>
+          <w:rFonts w:ascii="標楷體" w:eastAsia="標楷體" w:hAnsi="標楷體" w:hint="eastAsia"/>
+          <w:sz w:val="28"/>
+          <w:szCs w:val="28"/>
+        </w:rPr>
+        <w:t>實戰派受眾</w:t>
+      </w:r>
+      <w:proofErr w:type="gramEnd"/>
+      <w:r>
+        <w:rPr>
+          <w:rFonts w:ascii="標楷體" w:eastAsia="標楷體" w:hAnsi="標楷體" w:hint="eastAsia"/>
+          <w:sz w:val="28"/>
+          <w:szCs w:val="28"/>
+        </w:rPr>
+        <w:t>。</w:t>
       </w:r>
     </w:p>
     <w:p>
@@ -4294,7 +5000,89 @@
           <w:sz w:val="28"/>
           <w:szCs w:val="28"/>
         </w:rPr>
-        <w:t>相較於市面上單向輸入的單字 App（如：五十音記憶、文法題庫）或是費用高昂的真人線上家教（如：AmazingTalker），本產品的市場定位為： 「低門檻、高自由度、零壓力的專屬 AI 日語會話陪練員」。</w:t>
+        <w:t>相較於市面上單向輸入的單字 App</w:t>
+      </w:r>
+      <w:proofErr w:type="gramStart"/>
+      <w:r>
+        <w:rPr>
+          <w:rFonts w:ascii="標楷體" w:eastAsia="標楷體" w:hAnsi="標楷體" w:hint="eastAsia"/>
+          <w:sz w:val="28"/>
+          <w:szCs w:val="28"/>
+        </w:rPr>
+        <w:t>（</w:t>
+      </w:r>
+      <w:proofErr w:type="gramEnd"/>
+      <w:r>
+        <w:rPr>
+          <w:rFonts w:ascii="標楷體" w:eastAsia="標楷體" w:hAnsi="標楷體" w:hint="eastAsia"/>
+          <w:sz w:val="28"/>
+          <w:szCs w:val="28"/>
+        </w:rPr>
+        <w:t>如：五十音記憶、文法題庫</w:t>
+      </w:r>
+      <w:proofErr w:type="gramStart"/>
+      <w:r>
+        <w:rPr>
+          <w:rFonts w:ascii="標楷體" w:eastAsia="標楷體" w:hAnsi="標楷體" w:hint="eastAsia"/>
+          <w:sz w:val="28"/>
+          <w:szCs w:val="28"/>
+        </w:rPr>
+        <w:t>）</w:t>
+      </w:r>
+      <w:proofErr w:type="gramEnd"/>
+      <w:r>
+        <w:rPr>
+          <w:rFonts w:ascii="標楷體" w:eastAsia="標楷體" w:hAnsi="標楷體" w:hint="eastAsia"/>
+          <w:sz w:val="28"/>
+          <w:szCs w:val="28"/>
+        </w:rPr>
+        <w:t>或是費用高昂的</w:t>
+      </w:r>
+      <w:proofErr w:type="gramStart"/>
+      <w:r>
+        <w:rPr>
+          <w:rFonts w:ascii="標楷體" w:eastAsia="標楷體" w:hAnsi="標楷體" w:hint="eastAsia"/>
+          <w:sz w:val="28"/>
+          <w:szCs w:val="28"/>
+        </w:rPr>
+        <w:t>真人線上家教（</w:t>
+      </w:r>
+      <w:proofErr w:type="gramEnd"/>
+      <w:r>
+        <w:rPr>
+          <w:rFonts w:ascii="標楷體" w:eastAsia="標楷體" w:hAnsi="標楷體" w:hint="eastAsia"/>
+          <w:sz w:val="28"/>
+          <w:szCs w:val="28"/>
+        </w:rPr>
+        <w:t>如：</w:t>
+      </w:r>
+      <w:proofErr w:type="spellStart"/>
+      <w:r>
+        <w:rPr>
+          <w:rFonts w:ascii="標楷體" w:eastAsia="標楷體" w:hAnsi="標楷體" w:hint="eastAsia"/>
+          <w:sz w:val="28"/>
+          <w:szCs w:val="28"/>
+        </w:rPr>
+        <w:t>AmazingTalker</w:t>
+      </w:r>
+      <w:proofErr w:type="spellEnd"/>
+      <w:proofErr w:type="gramStart"/>
+      <w:r>
+        <w:rPr>
+          <w:rFonts w:ascii="標楷體" w:eastAsia="標楷體" w:hAnsi="標楷體" w:hint="eastAsia"/>
+          <w:sz w:val="28"/>
+          <w:szCs w:val="28"/>
+        </w:rPr>
+        <w:t>）</w:t>
+      </w:r>
+      <w:proofErr w:type="gramEnd"/>
+      <w:r>
+        <w:rPr>
+          <w:rFonts w:ascii="標楷體" w:eastAsia="標楷體" w:hAnsi="標楷體" w:hint="eastAsia"/>
+          <w:sz w:val="28"/>
+          <w:szCs w:val="28"/>
+        </w:rPr>
+        <w:t>，本產品的市場定位為： 「低門檻、高自由度、零壓力的專屬 AI 日語會話陪練員」。</w:t>
       </w:r>
     </w:p>
     <w:p>
@@ -4323,7 +5111,29 @@
           <w:sz w:val="28"/>
           <w:szCs w:val="28"/>
         </w:rPr>
-        <w:t>「非腳本式的真實情境演練」</w:t>
+        <w:t>「非</w:t>
+      </w:r>
+      <w:proofErr w:type="gramStart"/>
+      <w:r>
+        <w:rPr>
+          <w:rFonts w:ascii="標楷體" w:eastAsia="標楷體" w:hAnsi="標楷體" w:hint="eastAsia"/>
+          <w:b/>
+          <w:bCs/>
+          <w:sz w:val="28"/>
+          <w:szCs w:val="28"/>
+        </w:rPr>
+        <w:t>腳本式的真實</w:t>
+      </w:r>
+      <w:proofErr w:type="gramEnd"/>
+      <w:r>
+        <w:rPr>
+          <w:rFonts w:ascii="標楷體" w:eastAsia="標楷體" w:hAnsi="標楷體" w:hint="eastAsia"/>
+          <w:b/>
+          <w:bCs/>
+          <w:sz w:val="28"/>
+          <w:szCs w:val="28"/>
+        </w:rPr>
+        <w:t>情境演練」</w:t>
       </w:r>
       <w:r>
         <w:rPr>
@@ -4340,7 +5150,25 @@
           <w:szCs w:val="28"/>
         </w:rPr>
         <w:lastRenderedPageBreak/>
-        <w:t>與「真人外師」之間的巨大市場空缺。</w:t>
+        <w:t>與「</w:t>
+      </w:r>
+      <w:proofErr w:type="gramStart"/>
+      <w:r>
+        <w:rPr>
+          <w:rFonts w:ascii="標楷體" w:eastAsia="標楷體" w:hAnsi="標楷體" w:hint="eastAsia"/>
+          <w:sz w:val="28"/>
+          <w:szCs w:val="28"/>
+        </w:rPr>
+        <w:t>真人外師</w:t>
+      </w:r>
+      <w:proofErr w:type="gramEnd"/>
+      <w:r>
+        <w:rPr>
+          <w:rFonts w:ascii="標楷體" w:eastAsia="標楷體" w:hAnsi="標楷體" w:hint="eastAsia"/>
+          <w:sz w:val="28"/>
+          <w:szCs w:val="28"/>
+        </w:rPr>
+        <w:t>」之間的巨大市場空缺。</w:t>
       </w:r>
     </w:p>
     <w:p>
@@ -4483,7 +5311,25 @@
                 <w:sz w:val="28"/>
                 <w:szCs w:val="28"/>
               </w:rPr>
-              <w:t>情境化單字記憶點強，優於傳統背單字</w:t>
+              <w:t>情境化單字</w:t>
+            </w:r>
+            <w:proofErr w:type="gramStart"/>
+            <w:r>
+              <w:rPr>
+                <w:rFonts w:ascii="標楷體" w:eastAsia="標楷體" w:hAnsi="標楷體" w:hint="eastAsia"/>
+                <w:sz w:val="28"/>
+                <w:szCs w:val="28"/>
+              </w:rPr>
+              <w:t>記憶點強</w:t>
+            </w:r>
+            <w:proofErr w:type="gramEnd"/>
+            <w:r>
+              <w:rPr>
+                <w:rFonts w:ascii="標楷體" w:eastAsia="標楷體" w:hAnsi="標楷體" w:hint="eastAsia"/>
+                <w:sz w:val="28"/>
+                <w:szCs w:val="28"/>
+              </w:rPr>
+              <w:t>，優於傳統背單字</w:t>
             </w:r>
           </w:p>
           <w:p>
@@ -4620,7 +5466,25 @@
                 <w:sz w:val="28"/>
                 <w:szCs w:val="28"/>
               </w:rPr>
-              <w:t>需連網使用，無離線學習功能</w:t>
+              <w:t>需連網使用，</w:t>
+            </w:r>
+            <w:proofErr w:type="gramStart"/>
+            <w:r>
+              <w:rPr>
+                <w:rFonts w:ascii="標楷體" w:eastAsia="標楷體" w:hAnsi="標楷體" w:hint="eastAsia"/>
+                <w:sz w:val="28"/>
+                <w:szCs w:val="28"/>
+              </w:rPr>
+              <w:t>無離線</w:t>
+            </w:r>
+            <w:proofErr w:type="gramEnd"/>
+            <w:r>
+              <w:rPr>
+                <w:rFonts w:ascii="標楷體" w:eastAsia="標楷體" w:hAnsi="標楷體" w:hint="eastAsia"/>
+                <w:sz w:val="28"/>
+                <w:szCs w:val="28"/>
+              </w:rPr>
+              <w:t>學習功能</w:t>
             </w:r>
           </w:p>
           <w:p>
@@ -6518,7 +7382,31 @@
                 <w:szCs w:val="28"/>
                 <w:bdr w:val="none" w:sz="0" w:space="0" w:color="auto" w:frame="1"/>
               </w:rPr>
-              <w:t>(註：如果你的相機拍照功能有用到)</w:t>
+              <w:t>(</w:t>
+            </w:r>
+            <w:proofErr w:type="gramStart"/>
+            <w:r>
+              <w:rPr>
+                <w:rFonts w:ascii="標楷體" w:eastAsia="標楷體" w:hAnsi="標楷體" w:cs="新細明體"/>
+                <w:color w:val="1F1F1F"/>
+                <w:kern w:val="0"/>
+                <w:sz w:val="28"/>
+                <w:szCs w:val="28"/>
+                <w:bdr w:val="none" w:sz="0" w:space="0" w:color="auto" w:frame="1"/>
+              </w:rPr>
+              <w:t>註</w:t>
+            </w:r>
+            <w:proofErr w:type="gramEnd"/>
+            <w:r>
+              <w:rPr>
+                <w:rFonts w:ascii="標楷體" w:eastAsia="標楷體" w:hAnsi="標楷體" w:cs="新細明體"/>
+                <w:color w:val="1F1F1F"/>
+                <w:kern w:val="0"/>
+                <w:sz w:val="28"/>
+                <w:szCs w:val="28"/>
+                <w:bdr w:val="none" w:sz="0" w:space="0" w:color="auto" w:frame="1"/>
+              </w:rPr>
+              <w:t>：如果你的相機拍照功能有用到)</w:t>
             </w:r>
           </w:p>
         </w:tc>
@@ -7265,6 +8153,7 @@
               </w:rPr>
               <w:t>、</w:t>
             </w:r>
+            <w:proofErr w:type="spellStart"/>
             <w:r>
               <w:rPr>
                 <w:rFonts w:ascii="Arial Unicode MS" w:eastAsia="標楷體" w:hAnsi="Arial Unicode MS" w:cs="Arial"/>
@@ -7273,6 +8162,7 @@
               </w:rPr>
               <w:t>flatpickr</w:t>
             </w:r>
+            <w:proofErr w:type="spellEnd"/>
             <w:r>
               <w:rPr>
                 <w:rFonts w:ascii="Arial Unicode MS" w:eastAsia="標楷體" w:hAnsi="Arial Unicode MS" w:cs="Arial" w:hint="eastAsia"/>
@@ -7287,7 +8177,25 @@
                 <w:kern w:val="0"/>
                 <w:szCs w:val="24"/>
               </w:rPr>
-              <w:t>python-dotenv (</w:t>
+              <w:t>python-</w:t>
+            </w:r>
+            <w:proofErr w:type="spellStart"/>
+            <w:r>
+              <w:rPr>
+                <w:rFonts w:ascii="Arial Unicode MS" w:eastAsia="標楷體" w:hAnsi="Arial Unicode MS" w:cs="Arial" w:hint="eastAsia"/>
+                <w:kern w:val="0"/>
+                <w:szCs w:val="24"/>
+              </w:rPr>
+              <w:t>dotenv</w:t>
+            </w:r>
+            <w:proofErr w:type="spellEnd"/>
+            <w:r>
+              <w:rPr>
+                <w:rFonts w:ascii="Arial Unicode MS" w:eastAsia="標楷體" w:hAnsi="Arial Unicode MS" w:cs="Arial" w:hint="eastAsia"/>
+                <w:kern w:val="0"/>
+                <w:szCs w:val="24"/>
+              </w:rPr>
+              <w:t xml:space="preserve"> (</w:t>
             </w:r>
             <w:r>
               <w:rPr>
@@ -8885,13 +9793,15 @@
               <w:bottom w:val="single" w:sz="4" w:space="0" w:color="A6A6A6" w:themeColor="background1" w:themeShade="A6"/>
               <w:right w:val="single" w:sz="4" w:space="0" w:color="A6A6A6" w:themeColor="background1" w:themeShade="A6"/>
             </w:tcBorders>
-          </w:tcPr>
-          <w:p>
-            <w:pPr>
-              <w:ind w:firstLineChars="0" w:firstLine="0"/>
-              <w:rPr>
-                <w:rFonts w:eastAsia="標楷體"/>
-                <w:sz w:val="28"/>
+            <w:shd w:val="clear" w:color="auto" w:fill="A6A6A6" w:themeFill="background1" w:themeFillShade="A6"/>
+          </w:tcPr>
+          <w:p>
+            <w:pPr>
+              <w:ind w:firstLineChars="0" w:firstLine="0"/>
+              <w:rPr>
+                <w:rFonts w:eastAsia="標楷體"/>
+                <w:sz w:val="28"/>
+                <w:highlight w:val="yellow"/>
               </w:rPr>
             </w:pPr>
           </w:p>
@@ -8905,13 +9815,15 @@
               <w:bottom w:val="single" w:sz="4" w:space="0" w:color="A6A6A6" w:themeColor="background1" w:themeShade="A6"/>
               <w:right w:val="single" w:sz="4" w:space="0" w:color="A6A6A6" w:themeColor="background1" w:themeShade="A6"/>
             </w:tcBorders>
-          </w:tcPr>
-          <w:p>
-            <w:pPr>
-              <w:ind w:firstLineChars="0" w:firstLine="0"/>
-              <w:rPr>
-                <w:rFonts w:eastAsia="標楷體"/>
-                <w:sz w:val="28"/>
+            <w:shd w:val="clear" w:color="auto" w:fill="A6A6A6" w:themeFill="background1" w:themeFillShade="A6"/>
+          </w:tcPr>
+          <w:p>
+            <w:pPr>
+              <w:ind w:firstLineChars="0" w:firstLine="0"/>
+              <w:rPr>
+                <w:rFonts w:eastAsia="標楷體"/>
+                <w:sz w:val="28"/>
+                <w:highlight w:val="yellow"/>
               </w:rPr>
             </w:pPr>
           </w:p>
@@ -8924,13 +9836,15 @@
               <w:bottom w:val="single" w:sz="4" w:space="0" w:color="A6A6A6" w:themeColor="background1" w:themeShade="A6"/>
               <w:right w:val="single" w:sz="4" w:space="0" w:color="A6A6A6" w:themeColor="background1" w:themeShade="A6"/>
             </w:tcBorders>
-          </w:tcPr>
-          <w:p>
-            <w:pPr>
-              <w:ind w:firstLineChars="0" w:firstLine="0"/>
-              <w:rPr>
-                <w:rFonts w:eastAsia="標楷體"/>
-                <w:sz w:val="28"/>
+            <w:shd w:val="clear" w:color="auto" w:fill="A6A6A6" w:themeFill="background1" w:themeFillShade="A6"/>
+          </w:tcPr>
+          <w:p>
+            <w:pPr>
+              <w:ind w:firstLineChars="0" w:firstLine="0"/>
+              <w:rPr>
+                <w:rFonts w:eastAsia="標楷體"/>
+                <w:sz w:val="28"/>
+                <w:highlight w:val="yellow"/>
               </w:rPr>
             </w:pPr>
           </w:p>
@@ -8943,13 +9857,15 @@
               <w:bottom w:val="single" w:sz="4" w:space="0" w:color="A6A6A6" w:themeColor="background1" w:themeShade="A6"/>
               <w:right w:val="single" w:sz="4" w:space="0" w:color="A6A6A6" w:themeColor="background1" w:themeShade="A6"/>
             </w:tcBorders>
-          </w:tcPr>
-          <w:p>
-            <w:pPr>
-              <w:ind w:firstLineChars="0" w:firstLine="0"/>
-              <w:rPr>
-                <w:rFonts w:eastAsia="標楷體"/>
-                <w:sz w:val="28"/>
+            <w:shd w:val="clear" w:color="auto" w:fill="A6A6A6" w:themeFill="background1" w:themeFillShade="A6"/>
+          </w:tcPr>
+          <w:p>
+            <w:pPr>
+              <w:ind w:firstLineChars="0" w:firstLine="0"/>
+              <w:rPr>
+                <w:rFonts w:eastAsia="標楷體"/>
+                <w:sz w:val="28"/>
+                <w:highlight w:val="yellow"/>
               </w:rPr>
             </w:pPr>
           </w:p>
@@ -8962,13 +9878,15 @@
               <w:bottom w:val="single" w:sz="4" w:space="0" w:color="A6A6A6" w:themeColor="background1" w:themeShade="A6"/>
               <w:right w:val="single" w:sz="4" w:space="0" w:color="A6A6A6" w:themeColor="background1" w:themeShade="A6"/>
             </w:tcBorders>
-          </w:tcPr>
-          <w:p>
-            <w:pPr>
-              <w:ind w:firstLineChars="0" w:firstLine="0"/>
-              <w:rPr>
-                <w:rFonts w:eastAsia="標楷體"/>
-                <w:sz w:val="28"/>
+            <w:shd w:val="clear" w:color="auto" w:fill="A6A6A6" w:themeFill="background1" w:themeFillShade="A6"/>
+          </w:tcPr>
+          <w:p>
+            <w:pPr>
+              <w:ind w:firstLineChars="0" w:firstLine="0"/>
+              <w:rPr>
+                <w:rFonts w:eastAsia="標楷體"/>
+                <w:sz w:val="28"/>
+                <w:highlight w:val="yellow"/>
               </w:rPr>
             </w:pPr>
           </w:p>
@@ -9153,6 +10071,7 @@
               <w:bottom w:val="single" w:sz="4" w:space="0" w:color="A6A6A6" w:themeColor="background1" w:themeShade="A6"/>
               <w:right w:val="single" w:sz="4" w:space="0" w:color="A6A6A6" w:themeColor="background1" w:themeShade="A6"/>
             </w:tcBorders>
+            <w:shd w:val="clear" w:color="auto" w:fill="262626" w:themeFill="text1" w:themeFillTint="D9"/>
           </w:tcPr>
           <w:p>
             <w:pPr>
@@ -9174,6 +10093,7 @@
               <w:bottom w:val="single" w:sz="4" w:space="0" w:color="A6A6A6" w:themeColor="background1" w:themeShade="A6"/>
               <w:right w:val="single" w:sz="4" w:space="0" w:color="A6A6A6" w:themeColor="background1" w:themeShade="A6"/>
             </w:tcBorders>
+            <w:shd w:val="clear" w:color="auto" w:fill="262626" w:themeFill="text1" w:themeFillTint="D9"/>
           </w:tcPr>
           <w:p>
             <w:pPr>
@@ -9194,6 +10114,7 @@
               <w:bottom w:val="single" w:sz="4" w:space="0" w:color="A6A6A6" w:themeColor="background1" w:themeShade="A6"/>
               <w:right w:val="single" w:sz="4" w:space="0" w:color="A6A6A6" w:themeColor="background1" w:themeShade="A6"/>
             </w:tcBorders>
+            <w:shd w:val="clear" w:color="auto" w:fill="262626" w:themeFill="text1" w:themeFillTint="D9"/>
           </w:tcPr>
           <w:p>
             <w:pPr>
@@ -9214,6 +10135,7 @@
               <w:bottom w:val="single" w:sz="4" w:space="0" w:color="A6A6A6" w:themeColor="background1" w:themeShade="A6"/>
               <w:right w:val="single" w:sz="4" w:space="0" w:color="A6A6A6" w:themeColor="background1" w:themeShade="A6"/>
             </w:tcBorders>
+            <w:shd w:val="clear" w:color="auto" w:fill="262626" w:themeFill="text1" w:themeFillTint="D9"/>
           </w:tcPr>
           <w:p>
             <w:pPr>
@@ -9234,6 +10156,7 @@
               <w:bottom w:val="single" w:sz="4" w:space="0" w:color="A6A6A6" w:themeColor="background1" w:themeShade="A6"/>
               <w:right w:val="single" w:sz="4" w:space="0" w:color="A6A6A6" w:themeColor="background1" w:themeShade="A6"/>
             </w:tcBorders>
+            <w:shd w:val="clear" w:color="auto" w:fill="262626" w:themeFill="text1" w:themeFillTint="D9"/>
           </w:tcPr>
           <w:p>
             <w:pPr>
@@ -9488,6 +10411,7 @@
               <w:bottom w:val="single" w:sz="4" w:space="0" w:color="A6A6A6" w:themeColor="background1" w:themeShade="A6"/>
               <w:right w:val="single" w:sz="4" w:space="0" w:color="A6A6A6" w:themeColor="background1" w:themeShade="A6"/>
             </w:tcBorders>
+            <w:shd w:val="clear" w:color="auto" w:fill="A6A6A6" w:themeFill="background1" w:themeFillShade="A6"/>
           </w:tcPr>
           <w:p>
             <w:pPr>
@@ -9508,6 +10432,7 @@
               <w:bottom w:val="single" w:sz="4" w:space="0" w:color="A6A6A6" w:themeColor="background1" w:themeShade="A6"/>
               <w:right w:val="single" w:sz="4" w:space="0" w:color="A6A6A6" w:themeColor="background1" w:themeShade="A6"/>
             </w:tcBorders>
+            <w:shd w:val="clear" w:color="auto" w:fill="A6A6A6" w:themeFill="background1" w:themeFillShade="A6"/>
           </w:tcPr>
           <w:p>
             <w:pPr>
@@ -9528,6 +10453,7 @@
               <w:bottom w:val="single" w:sz="4" w:space="0" w:color="A6A6A6" w:themeColor="background1" w:themeShade="A6"/>
               <w:right w:val="single" w:sz="4" w:space="0" w:color="A6A6A6" w:themeColor="background1" w:themeShade="A6"/>
             </w:tcBorders>
+            <w:shd w:val="clear" w:color="auto" w:fill="A6A6A6" w:themeFill="background1" w:themeFillShade="A6"/>
           </w:tcPr>
           <w:p>
             <w:pPr>
@@ -9768,6 +10694,7 @@
               <w:bottom w:val="single" w:sz="4" w:space="0" w:color="A6A6A6" w:themeColor="background1" w:themeShade="A6"/>
               <w:right w:val="single" w:sz="4" w:space="0" w:color="A6A6A6" w:themeColor="background1" w:themeShade="A6"/>
             </w:tcBorders>
+            <w:shd w:val="clear" w:color="auto" w:fill="262626" w:themeFill="text1" w:themeFillTint="D9"/>
           </w:tcPr>
           <w:p>
             <w:pPr>
@@ -9788,6 +10715,7 @@
               <w:bottom w:val="single" w:sz="4" w:space="0" w:color="A6A6A6" w:themeColor="background1" w:themeShade="A6"/>
               <w:right w:val="single" w:sz="4" w:space="0" w:color="A6A6A6" w:themeColor="background1" w:themeShade="A6"/>
             </w:tcBorders>
+            <w:shd w:val="clear" w:color="auto" w:fill="262626" w:themeFill="text1" w:themeFillTint="D9"/>
           </w:tcPr>
           <w:p>
             <w:pPr>
@@ -9808,6 +10736,7 @@
               <w:bottom w:val="single" w:sz="4" w:space="0" w:color="A6A6A6" w:themeColor="background1" w:themeShade="A6"/>
               <w:right w:val="single" w:sz="4" w:space="0" w:color="A6A6A6" w:themeColor="background1" w:themeShade="A6"/>
             </w:tcBorders>
+            <w:shd w:val="clear" w:color="auto" w:fill="262626" w:themeFill="text1" w:themeFillTint="D9"/>
           </w:tcPr>
           <w:p>
             <w:pPr>
@@ -10082,6 +11011,7 @@
               <w:bottom w:val="single" w:sz="4" w:space="0" w:color="A6A6A6" w:themeColor="background1" w:themeShade="A6"/>
               <w:right w:val="single" w:sz="4" w:space="0" w:color="A6A6A6" w:themeColor="background1" w:themeShade="A6"/>
             </w:tcBorders>
+            <w:shd w:val="clear" w:color="auto" w:fill="A6A6A6" w:themeFill="background1" w:themeFillShade="A6"/>
           </w:tcPr>
           <w:p>
             <w:pPr>
@@ -10102,6 +11032,7 @@
               <w:bottom w:val="single" w:sz="4" w:space="0" w:color="A6A6A6" w:themeColor="background1" w:themeShade="A6"/>
               <w:right w:val="single" w:sz="4" w:space="0" w:color="A6A6A6" w:themeColor="background1" w:themeShade="A6"/>
             </w:tcBorders>
+            <w:shd w:val="clear" w:color="auto" w:fill="A6A6A6" w:themeFill="background1" w:themeFillShade="A6"/>
           </w:tcPr>
           <w:p>
             <w:pPr>
@@ -10122,6 +11053,7 @@
               <w:bottom w:val="single" w:sz="4" w:space="0" w:color="A6A6A6" w:themeColor="background1" w:themeShade="A6"/>
               <w:right w:val="single" w:sz="4" w:space="0" w:color="A6A6A6" w:themeColor="background1" w:themeShade="A6"/>
             </w:tcBorders>
+            <w:shd w:val="clear" w:color="auto" w:fill="A6A6A6" w:themeFill="background1" w:themeFillShade="A6"/>
           </w:tcPr>
           <w:p>
             <w:pPr>
@@ -10142,6 +11074,7 @@
               <w:bottom w:val="single" w:sz="4" w:space="0" w:color="A6A6A6" w:themeColor="background1" w:themeShade="A6"/>
               <w:right w:val="single" w:sz="4" w:space="0" w:color="A6A6A6" w:themeColor="background1" w:themeShade="A6"/>
             </w:tcBorders>
+            <w:shd w:val="clear" w:color="auto" w:fill="A6A6A6" w:themeFill="background1" w:themeFillShade="A6"/>
           </w:tcPr>
           <w:p>
             <w:pPr>
@@ -10342,6 +11275,7 @@
               <w:bottom w:val="single" w:sz="4" w:space="0" w:color="A6A6A6" w:themeColor="background1" w:themeShade="A6"/>
               <w:right w:val="single" w:sz="4" w:space="0" w:color="A6A6A6" w:themeColor="background1" w:themeShade="A6"/>
             </w:tcBorders>
+            <w:shd w:val="clear" w:color="auto" w:fill="262626" w:themeFill="text1" w:themeFillTint="D9"/>
           </w:tcPr>
           <w:p>
             <w:pPr>
@@ -10362,6 +11296,7 @@
               <w:bottom w:val="single" w:sz="4" w:space="0" w:color="A6A6A6" w:themeColor="background1" w:themeShade="A6"/>
               <w:right w:val="single" w:sz="4" w:space="0" w:color="A6A6A6" w:themeColor="background1" w:themeShade="A6"/>
             </w:tcBorders>
+            <w:shd w:val="clear" w:color="auto" w:fill="262626" w:themeFill="text1" w:themeFillTint="D9"/>
           </w:tcPr>
           <w:p>
             <w:pPr>
@@ -10382,6 +11317,7 @@
               <w:bottom w:val="single" w:sz="4" w:space="0" w:color="A6A6A6" w:themeColor="background1" w:themeShade="A6"/>
               <w:right w:val="single" w:sz="4" w:space="0" w:color="A6A6A6" w:themeColor="background1" w:themeShade="A6"/>
             </w:tcBorders>
+            <w:shd w:val="clear" w:color="auto" w:fill="262626" w:themeFill="text1" w:themeFillTint="D9"/>
           </w:tcPr>
           <w:p>
             <w:pPr>
@@ -10402,6 +11338,7 @@
               <w:bottom w:val="single" w:sz="4" w:space="0" w:color="A6A6A6" w:themeColor="background1" w:themeShade="A6"/>
               <w:right w:val="single" w:sz="4" w:space="0" w:color="A6A6A6" w:themeColor="background1" w:themeShade="A6"/>
             </w:tcBorders>
+            <w:shd w:val="clear" w:color="auto" w:fill="262626" w:themeFill="text1" w:themeFillTint="D9"/>
           </w:tcPr>
           <w:p>
             <w:pPr>
@@ -10422,6 +11359,7 @@
               <w:bottom w:val="single" w:sz="4" w:space="0" w:color="A6A6A6" w:themeColor="background1" w:themeShade="A6"/>
               <w:right w:val="single" w:sz="4" w:space="0" w:color="A6A6A6" w:themeColor="background1" w:themeShade="A6"/>
             </w:tcBorders>
+            <w:shd w:val="clear" w:color="auto" w:fill="auto"/>
           </w:tcPr>
           <w:p>
             <w:pPr>
@@ -10442,6 +11380,7 @@
               <w:bottom w:val="single" w:sz="4" w:space="0" w:color="A6A6A6" w:themeColor="background1" w:themeShade="A6"/>
               <w:right w:val="single" w:sz="4" w:space="0" w:color="A6A6A6" w:themeColor="background1" w:themeShade="A6"/>
             </w:tcBorders>
+            <w:shd w:val="clear" w:color="auto" w:fill="auto"/>
           </w:tcPr>
           <w:p>
             <w:pPr>
@@ -10649,6 +11588,7 @@
               <w:bottom w:val="single" w:sz="4" w:space="0" w:color="A6A6A6" w:themeColor="background1" w:themeShade="A6"/>
               <w:right w:val="single" w:sz="4" w:space="0" w:color="A6A6A6" w:themeColor="background1" w:themeShade="A6"/>
             </w:tcBorders>
+            <w:shd w:val="clear" w:color="auto" w:fill="A6A6A6" w:themeFill="background1" w:themeFillShade="A6"/>
           </w:tcPr>
           <w:p>
             <w:pPr>
@@ -10669,6 +11609,7 @@
               <w:bottom w:val="single" w:sz="4" w:space="0" w:color="A6A6A6" w:themeColor="background1" w:themeShade="A6"/>
               <w:right w:val="single" w:sz="4" w:space="0" w:color="A6A6A6" w:themeColor="background1" w:themeShade="A6"/>
             </w:tcBorders>
+            <w:shd w:val="clear" w:color="auto" w:fill="A6A6A6" w:themeFill="background1" w:themeFillShade="A6"/>
           </w:tcPr>
           <w:p>
             <w:pPr>
@@ -10689,6 +11630,7 @@
               <w:bottom w:val="single" w:sz="4" w:space="0" w:color="A6A6A6" w:themeColor="background1" w:themeShade="A6"/>
               <w:right w:val="single" w:sz="4" w:space="0" w:color="A6A6A6" w:themeColor="background1" w:themeShade="A6"/>
             </w:tcBorders>
+            <w:shd w:val="clear" w:color="auto" w:fill="A6A6A6" w:themeFill="background1" w:themeFillShade="A6"/>
           </w:tcPr>
           <w:p>
             <w:pPr>
@@ -10709,6 +11651,7 @@
               <w:bottom w:val="single" w:sz="4" w:space="0" w:color="A6A6A6" w:themeColor="background1" w:themeShade="A6"/>
               <w:right w:val="single" w:sz="4" w:space="0" w:color="A6A6A6" w:themeColor="background1" w:themeShade="A6"/>
             </w:tcBorders>
+            <w:shd w:val="clear" w:color="auto" w:fill="A6A6A6" w:themeFill="background1" w:themeFillShade="A6"/>
           </w:tcPr>
           <w:p>
             <w:pPr>
@@ -10729,6 +11672,7 @@
               <w:bottom w:val="single" w:sz="4" w:space="0" w:color="A6A6A6" w:themeColor="background1" w:themeShade="A6"/>
               <w:right w:val="single" w:sz="4" w:space="0" w:color="A6A6A6" w:themeColor="background1" w:themeShade="A6"/>
             </w:tcBorders>
+            <w:shd w:val="clear" w:color="auto" w:fill="A6A6A6" w:themeFill="background1" w:themeFillShade="A6"/>
           </w:tcPr>
           <w:p>
             <w:pPr>
@@ -10749,6 +11693,7 @@
               <w:bottom w:val="single" w:sz="4" w:space="0" w:color="A6A6A6" w:themeColor="background1" w:themeShade="A6"/>
               <w:right w:val="single" w:sz="4" w:space="0" w:color="A6A6A6" w:themeColor="background1" w:themeShade="A6"/>
             </w:tcBorders>
+            <w:shd w:val="clear" w:color="auto" w:fill="A6A6A6" w:themeFill="background1" w:themeFillShade="A6"/>
           </w:tcPr>
           <w:p>
             <w:pPr>
@@ -10769,6 +11714,7 @@
               <w:bottom w:val="single" w:sz="4" w:space="0" w:color="A6A6A6" w:themeColor="background1" w:themeShade="A6"/>
               <w:right w:val="single" w:sz="4" w:space="0" w:color="A6A6A6" w:themeColor="background1" w:themeShade="A6"/>
             </w:tcBorders>
+            <w:shd w:val="clear" w:color="auto" w:fill="A6A6A6" w:themeFill="background1" w:themeFillShade="A6"/>
           </w:tcPr>
           <w:p>
             <w:pPr>
@@ -10789,6 +11735,7 @@
               <w:bottom w:val="single" w:sz="4" w:space="0" w:color="A6A6A6" w:themeColor="background1" w:themeShade="A6"/>
               <w:right w:val="single" w:sz="4" w:space="0" w:color="A6A6A6" w:themeColor="background1" w:themeShade="A6"/>
             </w:tcBorders>
+            <w:shd w:val="clear" w:color="auto" w:fill="A6A6A6" w:themeFill="background1" w:themeFillShade="A6"/>
           </w:tcPr>
           <w:p>
             <w:pPr>
@@ -15661,7 +16608,21 @@
         <w:rPr>
           <w:rFonts w:hint="eastAsia"/>
         </w:rPr>
-        <w:t>專案時程甘特圖</w:t>
+        <w:t>專案</w:t>
+      </w:r>
+      <w:proofErr w:type="gramStart"/>
+      <w:r>
+        <w:rPr>
+          <w:rFonts w:hint="eastAsia"/>
+        </w:rPr>
+        <w:t>時程甘特</w:t>
+      </w:r>
+      <w:proofErr w:type="gramEnd"/>
+      <w:r>
+        <w:rPr>
+          <w:rFonts w:hint="eastAsia"/>
+        </w:rPr>
+        <w:t>圖</w:t>
       </w:r>
     </w:p>
     <w:p>
@@ -15937,8 +16898,18 @@
                 <w:w w:val="90"/>
                 <w:sz w:val="28"/>
               </w:rPr>
-              <w:t>蘇品璇</w:t>
-            </w:r>
+              <w:t>蘇品</w:t>
+            </w:r>
+            <w:proofErr w:type="gramStart"/>
+            <w:r>
+              <w:rPr>
+                <w:rFonts w:eastAsia="標楷體" w:hint="eastAsia"/>
+                <w:w w:val="90"/>
+                <w:sz w:val="28"/>
+              </w:rPr>
+              <w:t>璇</w:t>
+            </w:r>
+            <w:proofErr w:type="gramEnd"/>
           </w:p>
         </w:tc>
         <w:tc>
@@ -21836,8 +22807,18 @@
                 <w:sz w:val="32"/>
                 <w:u w:val="single"/>
               </w:rPr>
-              <w:t>蘇品璇</w:t>
-            </w:r>
+              <w:t>蘇品</w:t>
+            </w:r>
+            <w:proofErr w:type="gramStart"/>
+            <w:r>
+              <w:rPr>
+                <w:rFonts w:eastAsia="標楷體" w:hint="eastAsia"/>
+                <w:sz w:val="32"/>
+                <w:u w:val="single"/>
+              </w:rPr>
+              <w:t>璇</w:t>
+            </w:r>
+            <w:proofErr w:type="gramEnd"/>
           </w:p>
         </w:tc>
         <w:tc>
@@ -22306,7 +23287,27 @@
           <w:sz w:val="28"/>
           <w:szCs w:val="24"/>
         </w:rPr>
-        <w:t>蘇品璇上傳GitHub紀錄</w:t>
+        <w:t>蘇品</w:t>
+      </w:r>
+      <w:proofErr w:type="gramStart"/>
+      <w:r>
+        <w:rPr>
+          <w:rFonts w:ascii="標楷體" w:eastAsia="標楷體" w:hAnsi="標楷體" w:hint="eastAsia"/>
+          <w:bCs/>
+          <w:sz w:val="28"/>
+          <w:szCs w:val="24"/>
+        </w:rPr>
+        <w:t>璇</w:t>
+      </w:r>
+      <w:proofErr w:type="gramEnd"/>
+      <w:r>
+        <w:rPr>
+          <w:rFonts w:ascii="標楷體" w:eastAsia="標楷體" w:hAnsi="標楷體" w:hint="eastAsia"/>
+          <w:bCs/>
+          <w:sz w:val="28"/>
+          <w:szCs w:val="24"/>
+        </w:rPr>
+        <w:t>上傳GitHub紀錄</w:t>
       </w:r>
     </w:p>
     <w:p>
@@ -23240,7 +24241,27 @@
                 <w:sz w:val="30"/>
                 <w:szCs w:val="30"/>
               </w:rPr>
-              <w:t>收藏夾顯示每個資料夾的單字數量</w:t>
+              <w:t>收藏夾顯示每</w:t>
+            </w:r>
+            <w:proofErr w:type="gramStart"/>
+            <w:r>
+              <w:rPr>
+                <w:rFonts w:ascii="標楷體" w:eastAsia="標楷體" w:hAnsi="標楷體" w:hint="eastAsia"/>
+                <w:color w:val="000000" w:themeColor="text1"/>
+                <w:sz w:val="30"/>
+                <w:szCs w:val="30"/>
+              </w:rPr>
+              <w:t>個</w:t>
+            </w:r>
+            <w:proofErr w:type="gramEnd"/>
+            <w:r>
+              <w:rPr>
+                <w:rFonts w:ascii="標楷體" w:eastAsia="標楷體" w:hAnsi="標楷體" w:hint="eastAsia"/>
+                <w:color w:val="000000" w:themeColor="text1"/>
+                <w:sz w:val="30"/>
+                <w:szCs w:val="30"/>
+              </w:rPr>
+              <w:t>資料夾的單字數量</w:t>
             </w:r>
           </w:p>
           <w:p>
@@ -24567,7 +25588,47 @@
                 <w:sz w:val="30"/>
                 <w:szCs w:val="30"/>
               </w:rPr>
-              <w:t>使用者密碼採加密儲存（password_hash）</w:t>
+              <w:t>使用者密碼</w:t>
+            </w:r>
+            <w:proofErr w:type="gramStart"/>
+            <w:r>
+              <w:rPr>
+                <w:rFonts w:ascii="標楷體" w:eastAsia="標楷體" w:hAnsi="標楷體" w:hint="eastAsia"/>
+                <w:color w:val="000000" w:themeColor="text1"/>
+                <w:sz w:val="30"/>
+                <w:szCs w:val="30"/>
+              </w:rPr>
+              <w:t>採</w:t>
+            </w:r>
+            <w:proofErr w:type="gramEnd"/>
+            <w:r>
+              <w:rPr>
+                <w:rFonts w:ascii="標楷體" w:eastAsia="標楷體" w:hAnsi="標楷體" w:hint="eastAsia"/>
+                <w:color w:val="000000" w:themeColor="text1"/>
+                <w:sz w:val="30"/>
+                <w:szCs w:val="30"/>
+              </w:rPr>
+              <w:t>加密儲存（</w:t>
+            </w:r>
+            <w:proofErr w:type="spellStart"/>
+            <w:r>
+              <w:rPr>
+                <w:rFonts w:ascii="標楷體" w:eastAsia="標楷體" w:hAnsi="標楷體" w:hint="eastAsia"/>
+                <w:color w:val="000000" w:themeColor="text1"/>
+                <w:sz w:val="30"/>
+                <w:szCs w:val="30"/>
+              </w:rPr>
+              <w:t>password_hash</w:t>
+            </w:r>
+            <w:proofErr w:type="spellEnd"/>
+            <w:r>
+              <w:rPr>
+                <w:rFonts w:ascii="標楷體" w:eastAsia="標楷體" w:hAnsi="標楷體" w:hint="eastAsia"/>
+                <w:color w:val="000000" w:themeColor="text1"/>
+                <w:sz w:val="30"/>
+                <w:szCs w:val="30"/>
+              </w:rPr>
+              <w:t>）</w:t>
             </w:r>
           </w:p>
           <w:p>
@@ -24960,6 +26021,7 @@
                 <w:szCs w:val="30"/>
               </w:rPr>
             </w:pPr>
+            <w:proofErr w:type="gramStart"/>
             <w:r>
               <w:rPr>
                 <w:rFonts w:ascii="標楷體" w:eastAsia="標楷體" w:hAnsi="標楷體" w:hint="eastAsia"/>
@@ -24967,7 +26029,17 @@
                 <w:sz w:val="30"/>
                 <w:szCs w:val="30"/>
               </w:rPr>
-              <w:t>採前後端分離架構，方便獨立維護</w:t>
+              <w:t>採</w:t>
+            </w:r>
+            <w:proofErr w:type="gramEnd"/>
+            <w:r>
+              <w:rPr>
+                <w:rFonts w:ascii="標楷體" w:eastAsia="標楷體" w:hAnsi="標楷體" w:hint="eastAsia"/>
+                <w:color w:val="000000" w:themeColor="text1"/>
+                <w:sz w:val="30"/>
+                <w:szCs w:val="30"/>
+              </w:rPr>
+              <w:t>前後端分離架構，方便獨立維護</w:t>
             </w:r>
           </w:p>
           <w:p>
@@ -25739,6 +26811,7 @@
                 <w:szCs w:val="24"/>
               </w:rPr>
             </w:pPr>
+            <w:proofErr w:type="spellStart"/>
             <w:r>
               <w:rPr>
                 <w:rFonts w:ascii="標楷體" w:eastAsia="標楷體" w:hAnsi="標楷體"/>
@@ -25746,6 +26819,7 @@
               </w:rPr>
               <w:t>quiz_question</w:t>
             </w:r>
+            <w:proofErr w:type="spellEnd"/>
           </w:p>
         </w:tc>
         <w:tc>
@@ -25820,6 +26894,7 @@
                 <w:szCs w:val="24"/>
               </w:rPr>
             </w:pPr>
+            <w:proofErr w:type="spellStart"/>
             <w:r>
               <w:rPr>
                 <w:rFonts w:ascii="標楷體" w:eastAsia="標楷體" w:hAnsi="標楷體"/>
@@ -25827,6 +26902,7 @@
               </w:rPr>
               <w:t>user_photo</w:t>
             </w:r>
+            <w:proofErr w:type="spellEnd"/>
           </w:p>
         </w:tc>
         <w:tc>
@@ -25901,6 +26977,7 @@
                 <w:szCs w:val="24"/>
               </w:rPr>
             </w:pPr>
+            <w:proofErr w:type="spellStart"/>
             <w:r>
               <w:rPr>
                 <w:rFonts w:ascii="標楷體" w:eastAsia="標楷體" w:hAnsi="標楷體"/>
@@ -25908,6 +26985,7 @@
               </w:rPr>
               <w:t>user_photo_vocab</w:t>
             </w:r>
+            <w:proofErr w:type="spellEnd"/>
           </w:p>
         </w:tc>
         <w:tc>
@@ -25982,6 +27060,7 @@
                 <w:szCs w:val="24"/>
               </w:rPr>
             </w:pPr>
+            <w:proofErr w:type="spellStart"/>
             <w:r>
               <w:rPr>
                 <w:rFonts w:ascii="標楷體" w:eastAsia="標楷體" w:hAnsi="標楷體"/>
@@ -25989,6 +27068,7 @@
               </w:rPr>
               <w:t>user_vocab</w:t>
             </w:r>
+            <w:proofErr w:type="spellEnd"/>
           </w:p>
         </w:tc>
         <w:tc>
@@ -26063,6 +27143,7 @@
                 <w:szCs w:val="24"/>
               </w:rPr>
             </w:pPr>
+            <w:proofErr w:type="spellStart"/>
             <w:r>
               <w:rPr>
                 <w:rFonts w:ascii="標楷體" w:eastAsia="標楷體" w:hAnsi="標楷體"/>
@@ -26070,6 +27151,7 @@
               </w:rPr>
               <w:t>user_folder</w:t>
             </w:r>
+            <w:proofErr w:type="spellEnd"/>
           </w:p>
         </w:tc>
         <w:tc>
@@ -26225,6 +27307,7 @@
                 <w:szCs w:val="24"/>
               </w:rPr>
             </w:pPr>
+            <w:proofErr w:type="spellStart"/>
             <w:r>
               <w:rPr>
                 <w:rFonts w:ascii="標楷體" w:eastAsia="標楷體" w:hAnsi="標楷體"/>
@@ -26232,6 +27315,7 @@
               </w:rPr>
               <w:t>user_achievement</w:t>
             </w:r>
+            <w:proofErr w:type="spellEnd"/>
           </w:p>
         </w:tc>
         <w:tc>
@@ -26306,6 +27390,7 @@
                 <w:szCs w:val="24"/>
               </w:rPr>
             </w:pPr>
+            <w:proofErr w:type="spellStart"/>
             <w:r>
               <w:rPr>
                 <w:rFonts w:ascii="標楷體" w:eastAsia="標楷體" w:hAnsi="標楷體"/>
@@ -26313,6 +27398,7 @@
               </w:rPr>
               <w:t>point_transaction</w:t>
             </w:r>
+            <w:proofErr w:type="spellEnd"/>
           </w:p>
         </w:tc>
         <w:tc>
@@ -26387,6 +27473,7 @@
                 <w:szCs w:val="24"/>
               </w:rPr>
             </w:pPr>
+            <w:proofErr w:type="spellStart"/>
             <w:r>
               <w:rPr>
                 <w:rFonts w:ascii="標楷體" w:eastAsia="標楷體" w:hAnsi="標楷體"/>
@@ -26394,6 +27481,7 @@
               </w:rPr>
               <w:t>friend_request</w:t>
             </w:r>
+            <w:proofErr w:type="spellEnd"/>
           </w:p>
         </w:tc>
         <w:tc>
@@ -26549,6 +27637,7 @@
                 <w:szCs w:val="24"/>
               </w:rPr>
             </w:pPr>
+            <w:proofErr w:type="spellStart"/>
             <w:r>
               <w:rPr>
                 <w:rFonts w:ascii="標楷體" w:eastAsia="標楷體" w:hAnsi="標楷體"/>
@@ -26556,6 +27645,7 @@
               </w:rPr>
               <w:t>study_group</w:t>
             </w:r>
+            <w:proofErr w:type="spellEnd"/>
           </w:p>
         </w:tc>
         <w:tc>
@@ -26630,6 +27720,7 @@
                 <w:szCs w:val="24"/>
               </w:rPr>
             </w:pPr>
+            <w:proofErr w:type="spellStart"/>
             <w:r>
               <w:rPr>
                 <w:rFonts w:ascii="標楷體" w:eastAsia="標楷體" w:hAnsi="標楷體"/>
@@ -26637,6 +27728,7 @@
               </w:rPr>
               <w:t>group_member</w:t>
             </w:r>
+            <w:proofErr w:type="spellEnd"/>
           </w:p>
         </w:tc>
         <w:tc>
@@ -26711,6 +27803,7 @@
                 <w:szCs w:val="24"/>
               </w:rPr>
             </w:pPr>
+            <w:proofErr w:type="spellStart"/>
             <w:r>
               <w:rPr>
                 <w:rFonts w:ascii="標楷體" w:eastAsia="標楷體" w:hAnsi="標楷體"/>
@@ -26718,6 +27811,7 @@
               </w:rPr>
               <w:t>group_invite</w:t>
             </w:r>
+            <w:proofErr w:type="spellEnd"/>
           </w:p>
         </w:tc>
         <w:tc>
@@ -27227,6 +28321,7 @@
                 <w:szCs w:val="24"/>
               </w:rPr>
             </w:pPr>
+            <w:proofErr w:type="gramStart"/>
             <w:r>
               <w:rPr>
                 <w:rFonts w:ascii="標楷體" w:eastAsia="標楷體" w:hAnsi="標楷體"/>
@@ -27234,6 +28329,7 @@
               </w:rPr>
               <w:t>外鍵</w:t>
             </w:r>
+            <w:proofErr w:type="gramEnd"/>
           </w:p>
         </w:tc>
       </w:tr>
@@ -27326,8 +28422,17 @@
                 <w:rFonts w:ascii="標楷體" w:eastAsia="標楷體" w:hAnsi="標楷體"/>
                 <w:szCs w:val="24"/>
               </w:rPr>
-              <w:t>4 byte</w:t>
-            </w:r>
+              <w:t xml:space="preserve">4 </w:t>
+            </w:r>
+            <w:proofErr w:type="gramStart"/>
+            <w:r>
+              <w:rPr>
+                <w:rFonts w:ascii="標楷體" w:eastAsia="標楷體" w:hAnsi="標楷體"/>
+                <w:szCs w:val="24"/>
+              </w:rPr>
+              <w:t>byte</w:t>
+            </w:r>
+            <w:proofErr w:type="gramEnd"/>
           </w:p>
         </w:tc>
         <w:tc>
@@ -27513,6 +28618,7 @@
                 <w:szCs w:val="24"/>
               </w:rPr>
             </w:pPr>
+            <w:proofErr w:type="spellStart"/>
             <w:r>
               <w:rPr>
                 <w:rFonts w:ascii="標楷體" w:eastAsia="標楷體" w:hAnsi="標楷體"/>
@@ -27520,6 +28626,7 @@
               </w:rPr>
               <w:t>password_hash</w:t>
             </w:r>
+            <w:proofErr w:type="spellEnd"/>
           </w:p>
         </w:tc>
         <w:tc>
@@ -27765,6 +28872,7 @@
                 <w:szCs w:val="24"/>
               </w:rPr>
             </w:pPr>
+            <w:proofErr w:type="spellStart"/>
             <w:r>
               <w:rPr>
                 <w:rFonts w:ascii="標楷體" w:eastAsia="標楷體" w:hAnsi="標楷體"/>
@@ -27772,6 +28880,7 @@
               </w:rPr>
               <w:t>friend_id</w:t>
             </w:r>
+            <w:proofErr w:type="spellEnd"/>
           </w:p>
         </w:tc>
         <w:tc>
@@ -27891,6 +29000,7 @@
                 <w:szCs w:val="24"/>
               </w:rPr>
             </w:pPr>
+            <w:proofErr w:type="spellStart"/>
             <w:r>
               <w:rPr>
                 <w:rFonts w:ascii="標楷體" w:eastAsia="標楷體" w:hAnsi="標楷體"/>
@@ -27898,6 +29008,7 @@
               </w:rPr>
               <w:t>japanese_level</w:t>
             </w:r>
+            <w:proofErr w:type="spellEnd"/>
           </w:p>
         </w:tc>
         <w:tc>
@@ -28143,6 +29254,7 @@
                 <w:szCs w:val="24"/>
               </w:rPr>
             </w:pPr>
+            <w:proofErr w:type="spellStart"/>
             <w:r>
               <w:rPr>
                 <w:rFonts w:ascii="標楷體" w:eastAsia="標楷體" w:hAnsi="標楷體"/>
@@ -28150,6 +29262,7 @@
               </w:rPr>
               <w:t>j_pts</w:t>
             </w:r>
+            <w:proofErr w:type="spellEnd"/>
           </w:p>
         </w:tc>
         <w:tc>
@@ -28217,8 +29330,17 @@
                 <w:rFonts w:ascii="標楷體" w:eastAsia="標楷體" w:hAnsi="標楷體"/>
                 <w:szCs w:val="24"/>
               </w:rPr>
-              <w:t>4 byte</w:t>
-            </w:r>
+              <w:t xml:space="preserve">4 </w:t>
+            </w:r>
+            <w:proofErr w:type="gramStart"/>
+            <w:r>
+              <w:rPr>
+                <w:rFonts w:ascii="標楷體" w:eastAsia="標楷體" w:hAnsi="標楷體"/>
+                <w:szCs w:val="24"/>
+              </w:rPr>
+              <w:t>byte</w:t>
+            </w:r>
+            <w:proofErr w:type="gramEnd"/>
           </w:p>
         </w:tc>
         <w:tc>
@@ -28269,6 +29391,7 @@
                 <w:szCs w:val="24"/>
               </w:rPr>
             </w:pPr>
+            <w:proofErr w:type="spellStart"/>
             <w:r>
               <w:rPr>
                 <w:rFonts w:ascii="標楷體" w:eastAsia="標楷體" w:hAnsi="標楷體"/>
@@ -28276,6 +29399,7 @@
               </w:rPr>
               <w:t>streak_days</w:t>
             </w:r>
+            <w:proofErr w:type="spellEnd"/>
           </w:p>
         </w:tc>
         <w:tc>
@@ -28343,8 +29467,17 @@
                 <w:rFonts w:ascii="標楷體" w:eastAsia="標楷體" w:hAnsi="標楷體"/>
                 <w:szCs w:val="24"/>
               </w:rPr>
-              <w:t>4 byte</w:t>
-            </w:r>
+              <w:t xml:space="preserve">4 </w:t>
+            </w:r>
+            <w:proofErr w:type="gramStart"/>
+            <w:r>
+              <w:rPr>
+                <w:rFonts w:ascii="標楷體" w:eastAsia="標楷體" w:hAnsi="標楷體"/>
+                <w:szCs w:val="24"/>
+              </w:rPr>
+              <w:t>byte</w:t>
+            </w:r>
+            <w:proofErr w:type="gramEnd"/>
           </w:p>
         </w:tc>
         <w:tc>
@@ -28395,6 +29528,7 @@
                 <w:szCs w:val="24"/>
               </w:rPr>
             </w:pPr>
+            <w:proofErr w:type="spellStart"/>
             <w:r>
               <w:rPr>
                 <w:rFonts w:ascii="標楷體" w:eastAsia="標楷體" w:hAnsi="標楷體"/>
@@ -28402,6 +29536,7 @@
               </w:rPr>
               <w:t>last_login_date</w:t>
             </w:r>
+            <w:proofErr w:type="spellEnd"/>
           </w:p>
         </w:tc>
         <w:tc>
@@ -28521,6 +29656,7 @@
                 <w:szCs w:val="24"/>
               </w:rPr>
             </w:pPr>
+            <w:proofErr w:type="spellStart"/>
             <w:r>
               <w:rPr>
                 <w:rFonts w:ascii="標楷體" w:eastAsia="標楷體" w:hAnsi="標楷體"/>
@@ -28528,6 +29664,7 @@
               </w:rPr>
               <w:t>created_at</w:t>
             </w:r>
+            <w:proofErr w:type="spellEnd"/>
           </w:p>
         </w:tc>
         <w:tc>
@@ -28647,6 +29784,7 @@
                 <w:szCs w:val="24"/>
               </w:rPr>
             </w:pPr>
+            <w:proofErr w:type="spellStart"/>
             <w:r>
               <w:rPr>
                 <w:rFonts w:ascii="標楷體" w:eastAsia="標楷體" w:hAnsi="標楷體"/>
@@ -28654,6 +29792,7 @@
               </w:rPr>
               <w:t>daily_scans</w:t>
             </w:r>
+            <w:proofErr w:type="spellEnd"/>
           </w:p>
         </w:tc>
         <w:tc>
@@ -28721,8 +29860,17 @@
                 <w:rFonts w:ascii="標楷體" w:eastAsia="標楷體" w:hAnsi="標楷體"/>
                 <w:szCs w:val="24"/>
               </w:rPr>
-              <w:t>4 byte</w:t>
-            </w:r>
+              <w:t xml:space="preserve">4 </w:t>
+            </w:r>
+            <w:proofErr w:type="gramStart"/>
+            <w:r>
+              <w:rPr>
+                <w:rFonts w:ascii="標楷體" w:eastAsia="標楷體" w:hAnsi="標楷體"/>
+                <w:szCs w:val="24"/>
+              </w:rPr>
+              <w:t>byte</w:t>
+            </w:r>
+            <w:proofErr w:type="gramEnd"/>
           </w:p>
         </w:tc>
         <w:tc>
@@ -28773,6 +29921,7 @@
                 <w:szCs w:val="24"/>
               </w:rPr>
             </w:pPr>
+            <w:proofErr w:type="spellStart"/>
             <w:r>
               <w:rPr>
                 <w:rFonts w:ascii="標楷體" w:eastAsia="標楷體" w:hAnsi="標楷體"/>
@@ -28780,6 +29929,7 @@
               </w:rPr>
               <w:t>last_scan_date</w:t>
             </w:r>
+            <w:proofErr w:type="spellEnd"/>
           </w:p>
         </w:tc>
         <w:tc>
@@ -28898,6 +30048,7 @@
                 <w:szCs w:val="24"/>
               </w:rPr>
             </w:pPr>
+            <w:proofErr w:type="spellStart"/>
             <w:r>
               <w:rPr>
                 <w:rFonts w:ascii="標楷體" w:eastAsia="標楷體" w:hAnsi="標楷體"/>
@@ -28905,6 +30056,7 @@
               </w:rPr>
               <w:t>total_active_days</w:t>
             </w:r>
+            <w:proofErr w:type="spellEnd"/>
           </w:p>
         </w:tc>
         <w:tc>
@@ -28969,8 +30121,17 @@
                 <w:rFonts w:ascii="標楷體" w:eastAsia="標楷體" w:hAnsi="標楷體"/>
                 <w:szCs w:val="24"/>
               </w:rPr>
-              <w:t>4 byte</w:t>
-            </w:r>
+              <w:t xml:space="preserve">4 </w:t>
+            </w:r>
+            <w:proofErr w:type="gramStart"/>
+            <w:r>
+              <w:rPr>
+                <w:rFonts w:ascii="標楷體" w:eastAsia="標楷體" w:hAnsi="標楷體"/>
+                <w:szCs w:val="24"/>
+              </w:rPr>
+              <w:t>byte</w:t>
+            </w:r>
+            <w:proofErr w:type="gramEnd"/>
           </w:p>
         </w:tc>
         <w:tc>
@@ -29018,6 +30179,7 @@
                 <w:szCs w:val="24"/>
               </w:rPr>
             </w:pPr>
+            <w:proofErr w:type="spellStart"/>
             <w:r>
               <w:rPr>
                 <w:rFonts w:ascii="標楷體" w:eastAsia="標楷體" w:hAnsi="標楷體"/>
@@ -29025,6 +30187,7 @@
               </w:rPr>
               <w:t>total_scans</w:t>
             </w:r>
+            <w:proofErr w:type="spellEnd"/>
           </w:p>
         </w:tc>
         <w:tc>
@@ -29089,8 +30252,17 @@
                 <w:rFonts w:ascii="標楷體" w:eastAsia="標楷體" w:hAnsi="標楷體"/>
                 <w:szCs w:val="24"/>
               </w:rPr>
-              <w:t>4 byte</w:t>
-            </w:r>
+              <w:t xml:space="preserve">4 </w:t>
+            </w:r>
+            <w:proofErr w:type="gramStart"/>
+            <w:r>
+              <w:rPr>
+                <w:rFonts w:ascii="標楷體" w:eastAsia="標楷體" w:hAnsi="標楷體"/>
+                <w:szCs w:val="24"/>
+              </w:rPr>
+              <w:t>byte</w:t>
+            </w:r>
+            <w:proofErr w:type="gramEnd"/>
           </w:p>
         </w:tc>
         <w:tc>
@@ -29138,6 +30310,7 @@
                 <w:szCs w:val="24"/>
               </w:rPr>
             </w:pPr>
+            <w:proofErr w:type="spellStart"/>
             <w:r>
               <w:rPr>
                 <w:rFonts w:ascii="標楷體" w:eastAsia="標楷體" w:hAnsi="標楷體"/>
@@ -29145,6 +30318,7 @@
               </w:rPr>
               <w:t>notified_levels</w:t>
             </w:r>
+            <w:proofErr w:type="spellEnd"/>
           </w:p>
         </w:tc>
         <w:tc>
@@ -29362,7 +30536,23 @@
                 <w:rFonts w:ascii="標楷體" w:eastAsia="標楷體" w:hAnsi="標楷體" w:hint="eastAsia"/>
                 <w:szCs w:val="24"/>
               </w:rPr>
-              <w:t xml:space="preserve"> scene（場景)</w:t>
+              <w:t xml:space="preserve"> scene</w:t>
+            </w:r>
+            <w:proofErr w:type="gramStart"/>
+            <w:r>
+              <w:rPr>
+                <w:rFonts w:ascii="標楷體" w:eastAsia="標楷體" w:hAnsi="標楷體" w:hint="eastAsia"/>
+                <w:szCs w:val="24"/>
+              </w:rPr>
+              <w:t>（</w:t>
+            </w:r>
+            <w:proofErr w:type="gramEnd"/>
+            <w:r>
+              <w:rPr>
+                <w:rFonts w:ascii="標楷體" w:eastAsia="標楷體" w:hAnsi="標楷體" w:hint="eastAsia"/>
+                <w:szCs w:val="24"/>
+              </w:rPr>
+              <w:t>場景)</w:t>
             </w:r>
           </w:p>
         </w:tc>
@@ -29522,6 +30712,7 @@
                 <w:szCs w:val="24"/>
               </w:rPr>
             </w:pPr>
+            <w:proofErr w:type="gramStart"/>
             <w:r>
               <w:rPr>
                 <w:rFonts w:ascii="標楷體" w:eastAsia="標楷體" w:hAnsi="標楷體"/>
@@ -29529,6 +30720,7 @@
               </w:rPr>
               <w:t>外鍵</w:t>
             </w:r>
+            <w:proofErr w:type="gramEnd"/>
           </w:p>
         </w:tc>
       </w:tr>
@@ -29621,8 +30813,17 @@
                 <w:rFonts w:ascii="標楷體" w:eastAsia="標楷體" w:hAnsi="標楷體"/>
                 <w:szCs w:val="24"/>
               </w:rPr>
-              <w:t>4 byte</w:t>
-            </w:r>
+              <w:t xml:space="preserve">4 </w:t>
+            </w:r>
+            <w:proofErr w:type="gramStart"/>
+            <w:r>
+              <w:rPr>
+                <w:rFonts w:ascii="標楷體" w:eastAsia="標楷體" w:hAnsi="標楷體"/>
+                <w:szCs w:val="24"/>
+              </w:rPr>
+              <w:t>byte</w:t>
+            </w:r>
+            <w:proofErr w:type="gramEnd"/>
           </w:p>
         </w:tc>
         <w:tc>
@@ -29807,6 +31008,7 @@
                 <w:szCs w:val="24"/>
               </w:rPr>
             </w:pPr>
+            <w:proofErr w:type="spellStart"/>
             <w:r>
               <w:rPr>
                 <w:rFonts w:ascii="標楷體" w:eastAsia="標楷體" w:hAnsi="標楷體"/>
@@ -29814,6 +31016,7 @@
               </w:rPr>
               <w:t>icon_name</w:t>
             </w:r>
+            <w:proofErr w:type="spellEnd"/>
           </w:p>
         </w:tc>
         <w:tc>
@@ -30006,7 +31209,23 @@
                 <w:rFonts w:ascii="標楷體" w:eastAsia="標楷體" w:hAnsi="標楷體" w:hint="eastAsia"/>
                 <w:szCs w:val="24"/>
               </w:rPr>
-              <w:t xml:space="preserve"> vocab（單字字典)</w:t>
+              <w:t xml:space="preserve"> vocab</w:t>
+            </w:r>
+            <w:proofErr w:type="gramStart"/>
+            <w:r>
+              <w:rPr>
+                <w:rFonts w:ascii="標楷體" w:eastAsia="標楷體" w:hAnsi="標楷體" w:hint="eastAsia"/>
+                <w:szCs w:val="24"/>
+              </w:rPr>
+              <w:t>（</w:t>
+            </w:r>
+            <w:proofErr w:type="gramEnd"/>
+            <w:r>
+              <w:rPr>
+                <w:rFonts w:ascii="標楷體" w:eastAsia="標楷體" w:hAnsi="標楷體" w:hint="eastAsia"/>
+                <w:szCs w:val="24"/>
+              </w:rPr>
+              <w:t>單字字典)</w:t>
             </w:r>
           </w:p>
         </w:tc>
@@ -30166,6 +31385,7 @@
                 <w:szCs w:val="24"/>
               </w:rPr>
             </w:pPr>
+            <w:proofErr w:type="gramStart"/>
             <w:r>
               <w:rPr>
                 <w:rFonts w:ascii="標楷體" w:eastAsia="標楷體" w:hAnsi="標楷體"/>
@@ -30173,6 +31393,7 @@
               </w:rPr>
               <w:t>外鍵</w:t>
             </w:r>
+            <w:proofErr w:type="gramEnd"/>
           </w:p>
         </w:tc>
       </w:tr>
@@ -30265,8 +31486,17 @@
                 <w:rFonts w:ascii="標楷體" w:eastAsia="標楷體" w:hAnsi="標楷體"/>
                 <w:szCs w:val="24"/>
               </w:rPr>
-              <w:t>4 byte</w:t>
-            </w:r>
+              <w:t xml:space="preserve">4 </w:t>
+            </w:r>
+            <w:proofErr w:type="gramStart"/>
+            <w:r>
+              <w:rPr>
+                <w:rFonts w:ascii="標楷體" w:eastAsia="標楷體" w:hAnsi="標楷體"/>
+                <w:szCs w:val="24"/>
+              </w:rPr>
+              <w:t>byte</w:t>
+            </w:r>
+            <w:proofErr w:type="gramEnd"/>
           </w:p>
         </w:tc>
         <w:tc>
@@ -30325,6 +31555,7 @@
                 <w:szCs w:val="24"/>
               </w:rPr>
             </w:pPr>
+            <w:proofErr w:type="spellStart"/>
             <w:r>
               <w:rPr>
                 <w:rFonts w:ascii="標楷體" w:eastAsia="標楷體" w:hAnsi="標楷體"/>
@@ -30332,6 +31563,7 @@
               </w:rPr>
               <w:t>scene_id</w:t>
             </w:r>
+            <w:proofErr w:type="spellEnd"/>
           </w:p>
         </w:tc>
         <w:tc>
@@ -30399,8 +31631,17 @@
                 <w:rFonts w:ascii="標楷體" w:eastAsia="標楷體" w:hAnsi="標楷體"/>
                 <w:szCs w:val="24"/>
               </w:rPr>
-              <w:t>4 byte</w:t>
-            </w:r>
+              <w:t xml:space="preserve">4 </w:t>
+            </w:r>
+            <w:proofErr w:type="gramStart"/>
+            <w:r>
+              <w:rPr>
+                <w:rFonts w:ascii="標楷體" w:eastAsia="標楷體" w:hAnsi="標楷體"/>
+                <w:szCs w:val="24"/>
+              </w:rPr>
+              <w:t>byte</w:t>
+            </w:r>
+            <w:proofErr w:type="gramEnd"/>
           </w:p>
         </w:tc>
         <w:tc>
@@ -30853,6 +32094,7 @@
                 <w:szCs w:val="24"/>
               </w:rPr>
             </w:pPr>
+            <w:proofErr w:type="spellStart"/>
             <w:r>
               <w:rPr>
                 <w:rFonts w:ascii="標楷體" w:eastAsia="標楷體" w:hAnsi="標楷體"/>
@@ -30860,6 +32102,7 @@
               </w:rPr>
               <w:t>sentence_basic</w:t>
             </w:r>
+            <w:proofErr w:type="spellEnd"/>
           </w:p>
         </w:tc>
         <w:tc>
@@ -30979,6 +32222,7 @@
                 <w:szCs w:val="24"/>
               </w:rPr>
             </w:pPr>
+            <w:proofErr w:type="spellStart"/>
             <w:r>
               <w:rPr>
                 <w:rFonts w:ascii="標楷體" w:eastAsia="標楷體" w:hAnsi="標楷體"/>
@@ -30986,6 +32230,7 @@
               </w:rPr>
               <w:t>sentence_inter</w:t>
             </w:r>
+            <w:proofErr w:type="spellEnd"/>
           </w:p>
         </w:tc>
         <w:tc>
@@ -31104,6 +32349,7 @@
                 <w:szCs w:val="24"/>
               </w:rPr>
             </w:pPr>
+            <w:proofErr w:type="spellStart"/>
             <w:r>
               <w:rPr>
                 <w:rFonts w:ascii="標楷體" w:eastAsia="標楷體" w:hAnsi="標楷體"/>
@@ -31111,6 +32357,7 @@
               </w:rPr>
               <w:t>sentence_upper_inter</w:t>
             </w:r>
+            <w:proofErr w:type="spellEnd"/>
           </w:p>
         </w:tc>
         <w:tc>
@@ -31224,6 +32471,7 @@
                 <w:szCs w:val="24"/>
               </w:rPr>
             </w:pPr>
+            <w:proofErr w:type="spellStart"/>
             <w:r>
               <w:rPr>
                 <w:rFonts w:ascii="標楷體" w:eastAsia="標楷體" w:hAnsi="標楷體"/>
@@ -31231,6 +32479,7 @@
               </w:rPr>
               <w:t>sentence_advanced</w:t>
             </w:r>
+            <w:proofErr w:type="spellEnd"/>
           </w:p>
         </w:tc>
         <w:tc>
@@ -31344,6 +32593,7 @@
                 <w:szCs w:val="24"/>
               </w:rPr>
             </w:pPr>
+            <w:proofErr w:type="spellStart"/>
             <w:r>
               <w:rPr>
                 <w:rFonts w:ascii="標楷體" w:eastAsia="標楷體" w:hAnsi="標楷體"/>
@@ -31351,6 +32601,7 @@
               </w:rPr>
               <w:t>audio_word</w:t>
             </w:r>
+            <w:proofErr w:type="spellEnd"/>
           </w:p>
         </w:tc>
         <w:tc>
@@ -31464,6 +32715,7 @@
                 <w:szCs w:val="24"/>
               </w:rPr>
             </w:pPr>
+            <w:proofErr w:type="spellStart"/>
             <w:r>
               <w:rPr>
                 <w:rFonts w:ascii="標楷體" w:eastAsia="標楷體" w:hAnsi="標楷體"/>
@@ -31471,6 +32723,7 @@
               </w:rPr>
               <w:t>audio_basic</w:t>
             </w:r>
+            <w:proofErr w:type="spellEnd"/>
           </w:p>
         </w:tc>
         <w:tc>
@@ -31601,6 +32854,7 @@
                 <w:szCs w:val="24"/>
               </w:rPr>
             </w:pPr>
+            <w:proofErr w:type="spellStart"/>
             <w:r>
               <w:rPr>
                 <w:rFonts w:ascii="標楷體" w:eastAsia="標楷體" w:hAnsi="標楷體"/>
@@ -31608,6 +32862,7 @@
               </w:rPr>
               <w:t>audio_inter</w:t>
             </w:r>
+            <w:proofErr w:type="spellEnd"/>
           </w:p>
         </w:tc>
         <w:tc>
@@ -31738,6 +32993,7 @@
                 <w:szCs w:val="24"/>
               </w:rPr>
             </w:pPr>
+            <w:proofErr w:type="spellStart"/>
             <w:r>
               <w:rPr>
                 <w:rFonts w:ascii="標楷體" w:eastAsia="標楷體" w:hAnsi="標楷體"/>
@@ -31746,6 +33002,7 @@
               <w:lastRenderedPageBreak/>
               <w:t>audio_upper</w:t>
             </w:r>
+            <w:proofErr w:type="spellEnd"/>
           </w:p>
         </w:tc>
         <w:tc>
@@ -31876,6 +33133,7 @@
                 <w:szCs w:val="24"/>
               </w:rPr>
             </w:pPr>
+            <w:proofErr w:type="spellStart"/>
             <w:r>
               <w:rPr>
                 <w:rFonts w:ascii="標楷體" w:eastAsia="標楷體" w:hAnsi="標楷體"/>
@@ -31883,6 +33141,7 @@
               </w:rPr>
               <w:t>audio_adv</w:t>
             </w:r>
+            <w:proofErr w:type="spellEnd"/>
           </w:p>
         </w:tc>
         <w:tc>
@@ -32085,8 +33344,18 @@
                 <w:rFonts w:ascii="標楷體" w:eastAsia="標楷體" w:hAnsi="標楷體"/>
                 <w:szCs w:val="24"/>
               </w:rPr>
-              <w:t xml:space="preserve"> quiz_question</w:t>
-            </w:r>
+              <w:t xml:space="preserve"> </w:t>
+            </w:r>
+            <w:proofErr w:type="spellStart"/>
+            <w:r>
+              <w:rPr>
+                <w:rFonts w:ascii="標楷體" w:eastAsia="標楷體" w:hAnsi="標楷體"/>
+                <w:szCs w:val="24"/>
+              </w:rPr>
+              <w:t>quiz_question</w:t>
+            </w:r>
+            <w:proofErr w:type="spellEnd"/>
+            <w:proofErr w:type="gramStart"/>
             <w:r>
               <w:rPr>
                 <w:rFonts w:ascii="標楷體" w:eastAsia="標楷體" w:hAnsi="標楷體" w:hint="eastAsia"/>
@@ -32094,6 +33363,7 @@
               </w:rPr>
               <w:t>（</w:t>
             </w:r>
+            <w:proofErr w:type="gramEnd"/>
             <w:r>
               <w:rPr>
                 <w:rFonts w:ascii="標楷體" w:eastAsia="標楷體" w:hAnsi="標楷體"/>
@@ -32266,6 +33536,7 @@
                 <w:szCs w:val="24"/>
               </w:rPr>
             </w:pPr>
+            <w:proofErr w:type="gramStart"/>
             <w:r>
               <w:rPr>
                 <w:rFonts w:ascii="標楷體" w:eastAsia="標楷體" w:hAnsi="標楷體"/>
@@ -32273,6 +33544,7 @@
               </w:rPr>
               <w:t>外鍵</w:t>
             </w:r>
+            <w:proofErr w:type="gramEnd"/>
           </w:p>
         </w:tc>
       </w:tr>
@@ -32365,8 +33637,17 @@
                 <w:rFonts w:ascii="標楷體" w:eastAsia="標楷體" w:hAnsi="標楷體"/>
                 <w:szCs w:val="24"/>
               </w:rPr>
-              <w:t>4 byte</w:t>
-            </w:r>
+              <w:t xml:space="preserve">4 </w:t>
+            </w:r>
+            <w:proofErr w:type="gramStart"/>
+            <w:r>
+              <w:rPr>
+                <w:rFonts w:ascii="標楷體" w:eastAsia="標楷體" w:hAnsi="標楷體"/>
+                <w:szCs w:val="24"/>
+              </w:rPr>
+              <w:t>byte</w:t>
+            </w:r>
+            <w:proofErr w:type="gramEnd"/>
           </w:p>
         </w:tc>
         <w:tc>
@@ -32551,6 +33832,7 @@
                 <w:szCs w:val="24"/>
               </w:rPr>
             </w:pPr>
+            <w:proofErr w:type="spellStart"/>
             <w:r>
               <w:rPr>
                 <w:rFonts w:ascii="標楷體" w:eastAsia="標楷體" w:hAnsi="標楷體"/>
@@ -32558,6 +33840,7 @@
               </w:rPr>
               <w:t>level_tag</w:t>
             </w:r>
+            <w:proofErr w:type="spellEnd"/>
           </w:p>
         </w:tc>
         <w:tc>
@@ -32796,6 +34079,7 @@
                 <w:szCs w:val="24"/>
               </w:rPr>
             </w:pPr>
+            <w:proofErr w:type="spellStart"/>
             <w:r>
               <w:rPr>
                 <w:rFonts w:ascii="標楷體" w:eastAsia="標楷體" w:hAnsi="標楷體"/>
@@ -32803,6 +34087,7 @@
               </w:rPr>
               <w:t>option_a</w:t>
             </w:r>
+            <w:proofErr w:type="spellEnd"/>
           </w:p>
         </w:tc>
         <w:tc>
@@ -32916,6 +34201,7 @@
                 <w:szCs w:val="24"/>
               </w:rPr>
             </w:pPr>
+            <w:proofErr w:type="spellStart"/>
             <w:r>
               <w:rPr>
                 <w:rFonts w:ascii="標楷體" w:eastAsia="標楷體" w:hAnsi="標楷體"/>
@@ -32923,6 +34209,7 @@
               </w:rPr>
               <w:t>option_b</w:t>
             </w:r>
+            <w:proofErr w:type="spellEnd"/>
           </w:p>
         </w:tc>
         <w:tc>
@@ -33036,6 +34323,7 @@
                 <w:szCs w:val="24"/>
               </w:rPr>
             </w:pPr>
+            <w:proofErr w:type="spellStart"/>
             <w:r>
               <w:rPr>
                 <w:rFonts w:ascii="標楷體" w:eastAsia="標楷體" w:hAnsi="標楷體"/>
@@ -33043,6 +34331,7 @@
               </w:rPr>
               <w:t>option_c</w:t>
             </w:r>
+            <w:proofErr w:type="spellEnd"/>
           </w:p>
         </w:tc>
         <w:tc>
@@ -33156,6 +34445,7 @@
                 <w:szCs w:val="24"/>
               </w:rPr>
             </w:pPr>
+            <w:proofErr w:type="spellStart"/>
             <w:r>
               <w:rPr>
                 <w:rFonts w:ascii="標楷體" w:eastAsia="標楷體" w:hAnsi="標楷體"/>
@@ -33163,6 +34453,7 @@
               </w:rPr>
               <w:t>option_d</w:t>
             </w:r>
+            <w:proofErr w:type="spellEnd"/>
           </w:p>
         </w:tc>
         <w:tc>
@@ -33276,6 +34567,7 @@
                 <w:szCs w:val="24"/>
               </w:rPr>
             </w:pPr>
+            <w:proofErr w:type="spellStart"/>
             <w:r>
               <w:rPr>
                 <w:rFonts w:ascii="標楷體" w:eastAsia="標楷體" w:hAnsi="標楷體"/>
@@ -33283,6 +34575,7 @@
               </w:rPr>
               <w:t>correct_answer</w:t>
             </w:r>
+            <w:proofErr w:type="spellEnd"/>
           </w:p>
         </w:tc>
         <w:tc>
@@ -33489,6 +34782,7 @@
               </w:rPr>
               <w:t xml:space="preserve"> </w:t>
             </w:r>
+            <w:proofErr w:type="spellStart"/>
             <w:r>
               <w:rPr>
                 <w:rFonts w:ascii="標楷體" w:eastAsia="標楷體" w:hAnsi="標楷體"/>
@@ -33496,12 +34790,22 @@
               </w:rPr>
               <w:t>user_photo</w:t>
             </w:r>
+            <w:proofErr w:type="spellEnd"/>
+            <w:proofErr w:type="gramStart"/>
             <w:r>
               <w:rPr>
                 <w:rFonts w:ascii="標楷體" w:eastAsia="標楷體" w:hAnsi="標楷體" w:hint="eastAsia"/>
                 <w:szCs w:val="24"/>
               </w:rPr>
-              <w:t>（使用者照片事件)</w:t>
+              <w:t>（</w:t>
+            </w:r>
+            <w:proofErr w:type="gramEnd"/>
+            <w:r>
+              <w:rPr>
+                <w:rFonts w:ascii="標楷體" w:eastAsia="標楷體" w:hAnsi="標楷體" w:hint="eastAsia"/>
+                <w:szCs w:val="24"/>
+              </w:rPr>
+              <w:t>使用者照片事件)</w:t>
             </w:r>
           </w:p>
         </w:tc>
@@ -33661,6 +34965,7 @@
                 <w:szCs w:val="24"/>
               </w:rPr>
             </w:pPr>
+            <w:proofErr w:type="gramStart"/>
             <w:r>
               <w:rPr>
                 <w:rFonts w:ascii="標楷體" w:eastAsia="標楷體" w:hAnsi="標楷體"/>
@@ -33668,6 +34973,7 @@
               </w:rPr>
               <w:t>外鍵</w:t>
             </w:r>
+            <w:proofErr w:type="gramEnd"/>
           </w:p>
         </w:tc>
       </w:tr>
@@ -33760,8 +35066,17 @@
                 <w:rFonts w:ascii="標楷體" w:eastAsia="標楷體" w:hAnsi="標楷體" w:hint="eastAsia"/>
                 <w:szCs w:val="24"/>
               </w:rPr>
-              <w:t>4 byte</w:t>
-            </w:r>
+              <w:t xml:space="preserve">4 </w:t>
+            </w:r>
+            <w:proofErr w:type="gramStart"/>
+            <w:r>
+              <w:rPr>
+                <w:rFonts w:ascii="標楷體" w:eastAsia="標楷體" w:hAnsi="標楷體" w:hint="eastAsia"/>
+                <w:szCs w:val="24"/>
+              </w:rPr>
+              <w:t>byte</w:t>
+            </w:r>
+            <w:proofErr w:type="gramEnd"/>
           </w:p>
         </w:tc>
         <w:tc>
@@ -33819,6 +35134,7 @@
                 <w:szCs w:val="24"/>
               </w:rPr>
             </w:pPr>
+            <w:proofErr w:type="spellStart"/>
             <w:r>
               <w:rPr>
                 <w:rFonts w:ascii="標楷體" w:eastAsia="標楷體" w:hAnsi="標楷體" w:hint="eastAsia"/>
@@ -33826,6 +35142,7 @@
               </w:rPr>
               <w:t>user_id</w:t>
             </w:r>
+            <w:proofErr w:type="spellEnd"/>
           </w:p>
         </w:tc>
         <w:tc>
@@ -33893,8 +35210,17 @@
                 <w:rFonts w:ascii="標楷體" w:eastAsia="標楷體" w:hAnsi="標楷體" w:hint="eastAsia"/>
                 <w:szCs w:val="24"/>
               </w:rPr>
-              <w:t>4 byte</w:t>
-            </w:r>
+              <w:t xml:space="preserve">4 </w:t>
+            </w:r>
+            <w:proofErr w:type="gramStart"/>
+            <w:r>
+              <w:rPr>
+                <w:rFonts w:ascii="標楷體" w:eastAsia="標楷體" w:hAnsi="標楷體" w:hint="eastAsia"/>
+                <w:szCs w:val="24"/>
+              </w:rPr>
+              <w:t>byte</w:t>
+            </w:r>
+            <w:proofErr w:type="gramEnd"/>
           </w:p>
         </w:tc>
         <w:tc>
@@ -33952,6 +35278,7 @@
                 <w:szCs w:val="24"/>
               </w:rPr>
             </w:pPr>
+            <w:proofErr w:type="spellStart"/>
             <w:r>
               <w:rPr>
                 <w:rFonts w:ascii="標楷體" w:eastAsia="標楷體" w:hAnsi="標楷體" w:hint="eastAsia"/>
@@ -33959,6 +35286,7 @@
               </w:rPr>
               <w:t>scene_id</w:t>
             </w:r>
+            <w:proofErr w:type="spellEnd"/>
           </w:p>
         </w:tc>
         <w:tc>
@@ -34026,8 +35354,17 @@
                 <w:rFonts w:ascii="標楷體" w:eastAsia="標楷體" w:hAnsi="標楷體" w:hint="eastAsia"/>
                 <w:szCs w:val="24"/>
               </w:rPr>
-              <w:t>4 byte</w:t>
-            </w:r>
+              <w:t xml:space="preserve">4 </w:t>
+            </w:r>
+            <w:proofErr w:type="gramStart"/>
+            <w:r>
+              <w:rPr>
+                <w:rFonts w:ascii="標楷體" w:eastAsia="標楷體" w:hAnsi="標楷體" w:hint="eastAsia"/>
+                <w:szCs w:val="24"/>
+              </w:rPr>
+              <w:t>byte</w:t>
+            </w:r>
+            <w:proofErr w:type="gramEnd"/>
           </w:p>
         </w:tc>
         <w:tc>
@@ -34085,6 +35422,7 @@
                 <w:szCs w:val="24"/>
               </w:rPr>
             </w:pPr>
+            <w:proofErr w:type="spellStart"/>
             <w:r>
               <w:rPr>
                 <w:rFonts w:ascii="標楷體" w:eastAsia="標楷體" w:hAnsi="標楷體" w:hint="eastAsia"/>
@@ -34092,6 +35430,7 @@
               </w:rPr>
               <w:t>image_path</w:t>
             </w:r>
+            <w:proofErr w:type="spellEnd"/>
           </w:p>
         </w:tc>
         <w:tc>
@@ -34211,6 +35550,7 @@
                 <w:szCs w:val="24"/>
               </w:rPr>
             </w:pPr>
+            <w:proofErr w:type="spellStart"/>
             <w:r>
               <w:rPr>
                 <w:rFonts w:ascii="標楷體" w:eastAsia="標楷體" w:hAnsi="標楷體" w:hint="eastAsia"/>
@@ -34218,6 +35558,7 @@
               </w:rPr>
               <w:t>custom_title</w:t>
             </w:r>
+            <w:proofErr w:type="spellEnd"/>
           </w:p>
         </w:tc>
         <w:tc>
@@ -34337,6 +35678,7 @@
                 <w:szCs w:val="24"/>
               </w:rPr>
             </w:pPr>
+            <w:proofErr w:type="spellStart"/>
             <w:r>
               <w:rPr>
                 <w:rFonts w:ascii="標楷體" w:eastAsia="標楷體" w:hAnsi="標楷體" w:hint="eastAsia"/>
@@ -34344,6 +35686,7 @@
               </w:rPr>
               <w:t>created_at</w:t>
             </w:r>
+            <w:proofErr w:type="spellEnd"/>
           </w:p>
         </w:tc>
         <w:tc>
@@ -34538,6 +35881,7 @@
               </w:rPr>
               <w:t xml:space="preserve"> </w:t>
             </w:r>
+            <w:proofErr w:type="spellStart"/>
             <w:r>
               <w:rPr>
                 <w:rFonts w:ascii="標楷體" w:eastAsia="標楷體" w:hAnsi="標楷體"/>
@@ -34545,12 +35889,22 @@
               </w:rPr>
               <w:t>user_photo_vocab</w:t>
             </w:r>
+            <w:proofErr w:type="spellEnd"/>
+            <w:proofErr w:type="gramStart"/>
             <w:r>
               <w:rPr>
                 <w:rFonts w:ascii="標楷體" w:eastAsia="標楷體" w:hAnsi="標楷體" w:hint="eastAsia"/>
                 <w:szCs w:val="24"/>
               </w:rPr>
-              <w:t>（照片辨識單字)</w:t>
+              <w:t>（</w:t>
+            </w:r>
+            <w:proofErr w:type="gramEnd"/>
+            <w:r>
+              <w:rPr>
+                <w:rFonts w:ascii="標楷體" w:eastAsia="標楷體" w:hAnsi="標楷體" w:hint="eastAsia"/>
+                <w:szCs w:val="24"/>
+              </w:rPr>
+              <w:t>照片辨識單字)</w:t>
             </w:r>
           </w:p>
         </w:tc>
@@ -34710,6 +36064,7 @@
                 <w:szCs w:val="24"/>
               </w:rPr>
             </w:pPr>
+            <w:proofErr w:type="gramStart"/>
             <w:r>
               <w:rPr>
                 <w:rFonts w:ascii="標楷體" w:eastAsia="標楷體" w:hAnsi="標楷體"/>
@@ -34717,6 +36072,7 @@
               </w:rPr>
               <w:t>外鍵</w:t>
             </w:r>
+            <w:proofErr w:type="gramEnd"/>
           </w:p>
         </w:tc>
       </w:tr>
@@ -34809,8 +36165,17 @@
                 <w:rFonts w:ascii="標楷體" w:eastAsia="標楷體" w:hAnsi="標楷體" w:hint="eastAsia"/>
                 <w:szCs w:val="24"/>
               </w:rPr>
-              <w:t>4 byte</w:t>
-            </w:r>
+              <w:t xml:space="preserve">4 </w:t>
+            </w:r>
+            <w:proofErr w:type="gramStart"/>
+            <w:r>
+              <w:rPr>
+                <w:rFonts w:ascii="標楷體" w:eastAsia="標楷體" w:hAnsi="標楷體" w:hint="eastAsia"/>
+                <w:szCs w:val="24"/>
+              </w:rPr>
+              <w:t>byte</w:t>
+            </w:r>
+            <w:proofErr w:type="gramEnd"/>
           </w:p>
         </w:tc>
         <w:tc>
@@ -34868,6 +36233,7 @@
                 <w:szCs w:val="24"/>
               </w:rPr>
             </w:pPr>
+            <w:proofErr w:type="spellStart"/>
             <w:r>
               <w:rPr>
                 <w:rFonts w:ascii="標楷體" w:eastAsia="標楷體" w:hAnsi="標楷體" w:hint="eastAsia"/>
@@ -34875,6 +36241,7 @@
               </w:rPr>
               <w:t>photo_id</w:t>
             </w:r>
+            <w:proofErr w:type="spellEnd"/>
           </w:p>
         </w:tc>
         <w:tc>
@@ -34942,8 +36309,17 @@
                 <w:rFonts w:ascii="標楷體" w:eastAsia="標楷體" w:hAnsi="標楷體" w:hint="eastAsia"/>
                 <w:szCs w:val="24"/>
               </w:rPr>
-              <w:t>4 byte</w:t>
-            </w:r>
+              <w:t xml:space="preserve">4 </w:t>
+            </w:r>
+            <w:proofErr w:type="gramStart"/>
+            <w:r>
+              <w:rPr>
+                <w:rFonts w:ascii="標楷體" w:eastAsia="標楷體" w:hAnsi="標楷體" w:hint="eastAsia"/>
+                <w:szCs w:val="24"/>
+              </w:rPr>
+              <w:t>byte</w:t>
+            </w:r>
+            <w:proofErr w:type="gramEnd"/>
           </w:p>
         </w:tc>
         <w:tc>
@@ -35001,6 +36377,7 @@
                 <w:szCs w:val="24"/>
               </w:rPr>
             </w:pPr>
+            <w:proofErr w:type="spellStart"/>
             <w:r>
               <w:rPr>
                 <w:rFonts w:ascii="標楷體" w:eastAsia="標楷體" w:hAnsi="標楷體" w:hint="eastAsia"/>
@@ -35008,6 +36385,7 @@
               </w:rPr>
               <w:t>vocab_id</w:t>
             </w:r>
+            <w:proofErr w:type="spellEnd"/>
           </w:p>
         </w:tc>
         <w:tc>
@@ -35075,8 +36453,17 @@
                 <w:rFonts w:ascii="標楷體" w:eastAsia="標楷體" w:hAnsi="標楷體" w:hint="eastAsia"/>
                 <w:szCs w:val="24"/>
               </w:rPr>
-              <w:t>4 byte</w:t>
-            </w:r>
+              <w:t xml:space="preserve">4 </w:t>
+            </w:r>
+            <w:proofErr w:type="gramStart"/>
+            <w:r>
+              <w:rPr>
+                <w:rFonts w:ascii="標楷體" w:eastAsia="標楷體" w:hAnsi="標楷體" w:hint="eastAsia"/>
+                <w:szCs w:val="24"/>
+              </w:rPr>
+              <w:t>byte</w:t>
+            </w:r>
+            <w:proofErr w:type="gramEnd"/>
           </w:p>
         </w:tc>
         <w:tc>
@@ -35207,6 +36594,7 @@
               </w:rPr>
               <w:t xml:space="preserve"> </w:t>
             </w:r>
+            <w:proofErr w:type="spellStart"/>
             <w:r>
               <w:rPr>
                 <w:rFonts w:ascii="標楷體" w:eastAsia="標楷體" w:hAnsi="標楷體"/>
@@ -35214,6 +36602,8 @@
               </w:rPr>
               <w:t>user_vocab</w:t>
             </w:r>
+            <w:proofErr w:type="spellEnd"/>
+            <w:proofErr w:type="gramStart"/>
             <w:r>
               <w:rPr>
                 <w:rFonts w:ascii="標楷體" w:eastAsia="標楷體" w:hAnsi="標楷體" w:hint="eastAsia"/>
@@ -35222,6 +36612,7 @@
               <w:t>（</w:t>
             </w:r>
             <w:bookmarkStart w:id="31" w:name="_Hlk226973461"/>
+            <w:proofErr w:type="gramEnd"/>
             <w:r>
               <w:rPr>
                 <w:rFonts w:ascii="標楷體" w:eastAsia="標楷體" w:hAnsi="標楷體"/>
@@ -35395,6 +36786,7 @@
                 <w:szCs w:val="24"/>
               </w:rPr>
             </w:pPr>
+            <w:proofErr w:type="gramStart"/>
             <w:r>
               <w:rPr>
                 <w:rFonts w:ascii="標楷體" w:eastAsia="標楷體" w:hAnsi="標楷體"/>
@@ -35402,6 +36794,7 @@
               </w:rPr>
               <w:t>外鍵</w:t>
             </w:r>
+            <w:proofErr w:type="gramEnd"/>
           </w:p>
         </w:tc>
       </w:tr>
@@ -35494,8 +36887,17 @@
                 <w:rFonts w:ascii="標楷體" w:eastAsia="標楷體" w:hAnsi="標楷體"/>
                 <w:szCs w:val="24"/>
               </w:rPr>
-              <w:t>4 byte</w:t>
-            </w:r>
+              <w:t xml:space="preserve">4 </w:t>
+            </w:r>
+            <w:proofErr w:type="gramStart"/>
+            <w:r>
+              <w:rPr>
+                <w:rFonts w:ascii="標楷體" w:eastAsia="標楷體" w:hAnsi="標楷體"/>
+                <w:szCs w:val="24"/>
+              </w:rPr>
+              <w:t>byte</w:t>
+            </w:r>
+            <w:proofErr w:type="gramEnd"/>
           </w:p>
         </w:tc>
         <w:tc>
@@ -35553,6 +36955,7 @@
                 <w:szCs w:val="24"/>
               </w:rPr>
             </w:pPr>
+            <w:proofErr w:type="spellStart"/>
             <w:r>
               <w:rPr>
                 <w:rFonts w:ascii="標楷體" w:eastAsia="標楷體" w:hAnsi="標楷體"/>
@@ -35560,6 +36963,7 @@
               </w:rPr>
               <w:t>user_id</w:t>
             </w:r>
+            <w:proofErr w:type="spellEnd"/>
           </w:p>
         </w:tc>
         <w:tc>
@@ -35627,8 +37031,17 @@
                 <w:rFonts w:ascii="標楷體" w:eastAsia="標楷體" w:hAnsi="標楷體"/>
                 <w:szCs w:val="24"/>
               </w:rPr>
-              <w:t>4 byte</w:t>
-            </w:r>
+              <w:t xml:space="preserve">4 </w:t>
+            </w:r>
+            <w:proofErr w:type="gramStart"/>
+            <w:r>
+              <w:rPr>
+                <w:rFonts w:ascii="標楷體" w:eastAsia="標楷體" w:hAnsi="標楷體"/>
+                <w:szCs w:val="24"/>
+              </w:rPr>
+              <w:t>byte</w:t>
+            </w:r>
+            <w:proofErr w:type="gramEnd"/>
           </w:p>
         </w:tc>
         <w:tc>
@@ -35686,6 +37099,7 @@
                 <w:szCs w:val="24"/>
               </w:rPr>
             </w:pPr>
+            <w:proofErr w:type="spellStart"/>
             <w:r>
               <w:rPr>
                 <w:rFonts w:ascii="標楷體" w:eastAsia="標楷體" w:hAnsi="標楷體"/>
@@ -35693,6 +37107,7 @@
               </w:rPr>
               <w:t>vocab_id</w:t>
             </w:r>
+            <w:proofErr w:type="spellEnd"/>
           </w:p>
         </w:tc>
         <w:tc>
@@ -35760,8 +37175,17 @@
                 <w:rFonts w:ascii="標楷體" w:eastAsia="標楷體" w:hAnsi="標楷體"/>
                 <w:szCs w:val="24"/>
               </w:rPr>
-              <w:t>4 byte</w:t>
-            </w:r>
+              <w:t xml:space="preserve">4 </w:t>
+            </w:r>
+            <w:proofErr w:type="gramStart"/>
+            <w:r>
+              <w:rPr>
+                <w:rFonts w:ascii="標楷體" w:eastAsia="標楷體" w:hAnsi="標楷體"/>
+                <w:szCs w:val="24"/>
+              </w:rPr>
+              <w:t>byte</w:t>
+            </w:r>
+            <w:proofErr w:type="gramEnd"/>
           </w:p>
         </w:tc>
         <w:tc>
@@ -35819,6 +37243,7 @@
                 <w:szCs w:val="24"/>
               </w:rPr>
             </w:pPr>
+            <w:proofErr w:type="spellStart"/>
             <w:r>
               <w:rPr>
                 <w:rFonts w:ascii="標楷體" w:eastAsia="標楷體" w:hAnsi="標楷體"/>
@@ -35826,6 +37251,7 @@
               </w:rPr>
               <w:t>folder_id</w:t>
             </w:r>
+            <w:proofErr w:type="spellEnd"/>
           </w:p>
         </w:tc>
         <w:tc>
@@ -35893,8 +37319,17 @@
                 <w:rFonts w:ascii="標楷體" w:eastAsia="標楷體" w:hAnsi="標楷體"/>
                 <w:szCs w:val="24"/>
               </w:rPr>
-              <w:t>4 byte</w:t>
-            </w:r>
+              <w:t xml:space="preserve">4 </w:t>
+            </w:r>
+            <w:proofErr w:type="gramStart"/>
+            <w:r>
+              <w:rPr>
+                <w:rFonts w:ascii="標楷體" w:eastAsia="標楷體" w:hAnsi="標楷體"/>
+                <w:szCs w:val="24"/>
+              </w:rPr>
+              <w:t>byte</w:t>
+            </w:r>
+            <w:proofErr w:type="gramEnd"/>
           </w:p>
         </w:tc>
         <w:tc>
@@ -35952,6 +37387,7 @@
                 <w:szCs w:val="24"/>
               </w:rPr>
             </w:pPr>
+            <w:proofErr w:type="spellStart"/>
             <w:r>
               <w:rPr>
                 <w:rFonts w:ascii="標楷體" w:eastAsia="標楷體" w:hAnsi="標楷體"/>
@@ -35959,6 +37395,7 @@
               </w:rPr>
               <w:t>collected_at</w:t>
             </w:r>
+            <w:proofErr w:type="spellEnd"/>
           </w:p>
         </w:tc>
         <w:tc>
@@ -36072,12 +37509,46 @@
           <w:szCs w:val="24"/>
         </w:rPr>
       </w:pPr>
+      <w:proofErr w:type="gramStart"/>
       <w:r>
         <w:rPr>
           <w:rFonts w:ascii="標楷體" w:eastAsia="標楷體" w:hAnsi="標楷體"/>
           <w:szCs w:val="24"/>
         </w:rPr>
-        <w:t>UNIQUE(user_id, vocab_id)</w:t>
+        <w:t>UNIQUE(</w:t>
+      </w:r>
+      <w:proofErr w:type="spellStart"/>
+      <w:proofErr w:type="gramEnd"/>
+      <w:r>
+        <w:rPr>
+          <w:rFonts w:ascii="標楷體" w:eastAsia="標楷體" w:hAnsi="標楷體"/>
+          <w:szCs w:val="24"/>
+        </w:rPr>
+        <w:t>user_id</w:t>
+      </w:r>
+      <w:proofErr w:type="spellEnd"/>
+      <w:r>
+        <w:rPr>
+          <w:rFonts w:ascii="標楷體" w:eastAsia="標楷體" w:hAnsi="標楷體"/>
+          <w:szCs w:val="24"/>
+        </w:rPr>
+        <w:t xml:space="preserve">, </w:t>
+      </w:r>
+      <w:proofErr w:type="spellStart"/>
+      <w:r>
+        <w:rPr>
+          <w:rFonts w:ascii="標楷體" w:eastAsia="標楷體" w:hAnsi="標楷體"/>
+          <w:szCs w:val="24"/>
+        </w:rPr>
+        <w:t>vocab_id</w:t>
+      </w:r>
+      <w:proofErr w:type="spellEnd"/>
+      <w:r>
+        <w:rPr>
+          <w:rFonts w:ascii="標楷體" w:eastAsia="標楷體" w:hAnsi="標楷體"/>
+          <w:szCs w:val="24"/>
+        </w:rPr>
+        <w:t>)</w:t>
       </w:r>
     </w:p>
     <w:p>
@@ -36176,6 +37647,7 @@
               </w:rPr>
               <w:t xml:space="preserve"> </w:t>
             </w:r>
+            <w:proofErr w:type="spellStart"/>
             <w:r>
               <w:rPr>
                 <w:rFonts w:ascii="標楷體" w:eastAsia="標楷體" w:hAnsi="標楷體"/>
@@ -36183,6 +37655,8 @@
               </w:rPr>
               <w:t>user_folder</w:t>
             </w:r>
+            <w:proofErr w:type="spellEnd"/>
+            <w:proofErr w:type="gramStart"/>
             <w:r>
               <w:rPr>
                 <w:rFonts w:ascii="標楷體" w:eastAsia="標楷體" w:hAnsi="標楷體" w:hint="eastAsia"/>
@@ -36190,6 +37664,7 @@
               </w:rPr>
               <w:t>（</w:t>
             </w:r>
+            <w:proofErr w:type="gramEnd"/>
             <w:r>
               <w:rPr>
                 <w:rFonts w:ascii="標楷體" w:eastAsia="標楷體" w:hAnsi="標楷體"/>
@@ -36376,6 +37851,7 @@
                 <w:szCs w:val="24"/>
               </w:rPr>
             </w:pPr>
+            <w:proofErr w:type="gramStart"/>
             <w:r>
               <w:rPr>
                 <w:rFonts w:ascii="標楷體" w:eastAsia="標楷體" w:hAnsi="標楷體"/>
@@ -36383,6 +37859,7 @@
               </w:rPr>
               <w:t>外鍵</w:t>
             </w:r>
+            <w:proofErr w:type="gramEnd"/>
           </w:p>
         </w:tc>
       </w:tr>
@@ -36475,8 +37952,17 @@
                 <w:rFonts w:ascii="標楷體" w:eastAsia="標楷體" w:hAnsi="標楷體"/>
                 <w:szCs w:val="24"/>
               </w:rPr>
-              <w:t>4 byte</w:t>
-            </w:r>
+              <w:t xml:space="preserve">4 </w:t>
+            </w:r>
+            <w:proofErr w:type="gramStart"/>
+            <w:r>
+              <w:rPr>
+                <w:rFonts w:ascii="標楷體" w:eastAsia="標楷體" w:hAnsi="標楷體"/>
+                <w:szCs w:val="24"/>
+              </w:rPr>
+              <w:t>byte</w:t>
+            </w:r>
+            <w:proofErr w:type="gramEnd"/>
           </w:p>
         </w:tc>
         <w:tc>
@@ -36534,6 +38020,7 @@
                 <w:szCs w:val="24"/>
               </w:rPr>
             </w:pPr>
+            <w:proofErr w:type="spellStart"/>
             <w:r>
               <w:rPr>
                 <w:rFonts w:ascii="標楷體" w:eastAsia="標楷體" w:hAnsi="標楷體"/>
@@ -36541,6 +38028,7 @@
               </w:rPr>
               <w:t>user_id</w:t>
             </w:r>
+            <w:proofErr w:type="spellEnd"/>
           </w:p>
         </w:tc>
         <w:tc>
@@ -36615,8 +38103,17 @@
                 <w:rFonts w:ascii="標楷體" w:eastAsia="標楷體" w:hAnsi="標楷體"/>
                 <w:szCs w:val="24"/>
               </w:rPr>
-              <w:t>4 byte</w:t>
-            </w:r>
+              <w:t xml:space="preserve">4 </w:t>
+            </w:r>
+            <w:proofErr w:type="gramStart"/>
+            <w:r>
+              <w:rPr>
+                <w:rFonts w:ascii="標楷體" w:eastAsia="標楷體" w:hAnsi="標楷體"/>
+                <w:szCs w:val="24"/>
+              </w:rPr>
+              <w:t>byte</w:t>
+            </w:r>
+            <w:proofErr w:type="gramEnd"/>
           </w:p>
         </w:tc>
         <w:tc>
@@ -36800,6 +38297,7 @@
                 <w:szCs w:val="24"/>
               </w:rPr>
             </w:pPr>
+            <w:proofErr w:type="spellStart"/>
             <w:r>
               <w:rPr>
                 <w:rFonts w:ascii="標楷體" w:eastAsia="標楷體" w:hAnsi="標楷體"/>
@@ -36807,6 +38305,7 @@
               </w:rPr>
               <w:t>created_at</w:t>
             </w:r>
+            <w:proofErr w:type="spellEnd"/>
           </w:p>
         </w:tc>
         <w:tc>
@@ -37010,6 +38509,7 @@
               </w:rPr>
               <w:t>achievement</w:t>
             </w:r>
+            <w:proofErr w:type="gramStart"/>
             <w:r>
               <w:rPr>
                 <w:rFonts w:ascii="標楷體" w:eastAsia="標楷體" w:hAnsi="標楷體" w:hint="eastAsia"/>
@@ -37017,6 +38517,7 @@
               </w:rPr>
               <w:t>（</w:t>
             </w:r>
+            <w:proofErr w:type="gramEnd"/>
             <w:r>
               <w:rPr>
                 <w:rFonts w:ascii="標楷體" w:eastAsia="標楷體" w:hAnsi="標楷體"/>
@@ -37189,6 +38690,7 @@
                 <w:szCs w:val="24"/>
               </w:rPr>
             </w:pPr>
+            <w:proofErr w:type="gramStart"/>
             <w:r>
               <w:rPr>
                 <w:rFonts w:ascii="標楷體" w:eastAsia="標楷體" w:hAnsi="標楷體"/>
@@ -37196,6 +38698,7 @@
               </w:rPr>
               <w:t>外鍵</w:t>
             </w:r>
+            <w:proofErr w:type="gramEnd"/>
           </w:p>
         </w:tc>
       </w:tr>
@@ -37288,8 +38791,17 @@
                 <w:rFonts w:ascii="標楷體" w:eastAsia="標楷體" w:hAnsi="標楷體"/>
                 <w:szCs w:val="24"/>
               </w:rPr>
-              <w:t>4 byte</w:t>
-            </w:r>
+              <w:t xml:space="preserve">4 </w:t>
+            </w:r>
+            <w:proofErr w:type="gramStart"/>
+            <w:r>
+              <w:rPr>
+                <w:rFonts w:ascii="標楷體" w:eastAsia="標楷體" w:hAnsi="標楷體"/>
+                <w:szCs w:val="24"/>
+              </w:rPr>
+              <w:t>byte</w:t>
+            </w:r>
+            <w:proofErr w:type="gramEnd"/>
           </w:p>
         </w:tc>
         <w:tc>
@@ -37685,6 +39197,7 @@
               </w:rPr>
               <w:t xml:space="preserve"> </w:t>
             </w:r>
+            <w:proofErr w:type="spellStart"/>
             <w:r>
               <w:rPr>
                 <w:rFonts w:ascii="標楷體" w:eastAsia="標楷體" w:hAnsi="標楷體"/>
@@ -37692,6 +39205,8 @@
               </w:rPr>
               <w:t>user_achievement</w:t>
             </w:r>
+            <w:proofErr w:type="spellEnd"/>
+            <w:proofErr w:type="gramStart"/>
             <w:r>
               <w:rPr>
                 <w:rFonts w:ascii="標楷體" w:eastAsia="標楷體" w:hAnsi="標楷體" w:hint="eastAsia"/>
@@ -37699,6 +39214,7 @@
               </w:rPr>
               <w:t>（</w:t>
             </w:r>
+            <w:proofErr w:type="gramEnd"/>
             <w:r>
               <w:rPr>
                 <w:rFonts w:ascii="標楷體" w:eastAsia="標楷體" w:hAnsi="標楷體"/>
@@ -37871,6 +39387,7 @@
                 <w:szCs w:val="24"/>
               </w:rPr>
             </w:pPr>
+            <w:proofErr w:type="gramStart"/>
             <w:r>
               <w:rPr>
                 <w:rFonts w:ascii="標楷體" w:eastAsia="標楷體" w:hAnsi="標楷體"/>
@@ -37878,6 +39395,7 @@
               </w:rPr>
               <w:t>外鍵</w:t>
             </w:r>
+            <w:proofErr w:type="gramEnd"/>
           </w:p>
         </w:tc>
       </w:tr>
@@ -37970,8 +39488,17 @@
                 <w:rFonts w:ascii="標楷體" w:eastAsia="標楷體" w:hAnsi="標楷體"/>
                 <w:szCs w:val="24"/>
               </w:rPr>
-              <w:t>4 byte</w:t>
-            </w:r>
+              <w:t xml:space="preserve">4 </w:t>
+            </w:r>
+            <w:proofErr w:type="gramStart"/>
+            <w:r>
+              <w:rPr>
+                <w:rFonts w:ascii="標楷體" w:eastAsia="標楷體" w:hAnsi="標楷體"/>
+                <w:szCs w:val="24"/>
+              </w:rPr>
+              <w:t>byte</w:t>
+            </w:r>
+            <w:proofErr w:type="gramEnd"/>
           </w:p>
         </w:tc>
         <w:tc>
@@ -38029,6 +39556,7 @@
                 <w:szCs w:val="24"/>
               </w:rPr>
             </w:pPr>
+            <w:proofErr w:type="spellStart"/>
             <w:r>
               <w:rPr>
                 <w:rFonts w:ascii="標楷體" w:eastAsia="標楷體" w:hAnsi="標楷體"/>
@@ -38036,6 +39564,7 @@
               </w:rPr>
               <w:t>user_id</w:t>
             </w:r>
+            <w:proofErr w:type="spellEnd"/>
           </w:p>
         </w:tc>
         <w:tc>
@@ -38103,8 +39632,17 @@
                 <w:rFonts w:ascii="標楷體" w:eastAsia="標楷體" w:hAnsi="標楷體"/>
                 <w:szCs w:val="24"/>
               </w:rPr>
-              <w:t>4 byte</w:t>
-            </w:r>
+              <w:t xml:space="preserve">4 </w:t>
+            </w:r>
+            <w:proofErr w:type="gramStart"/>
+            <w:r>
+              <w:rPr>
+                <w:rFonts w:ascii="標楷體" w:eastAsia="標楷體" w:hAnsi="標楷體"/>
+                <w:szCs w:val="24"/>
+              </w:rPr>
+              <w:t>byte</w:t>
+            </w:r>
+            <w:proofErr w:type="gramEnd"/>
           </w:p>
         </w:tc>
         <w:tc>
@@ -38162,6 +39700,7 @@
                 <w:szCs w:val="24"/>
               </w:rPr>
             </w:pPr>
+            <w:proofErr w:type="spellStart"/>
             <w:r>
               <w:rPr>
                 <w:rFonts w:ascii="標楷體" w:eastAsia="標楷體" w:hAnsi="標楷體"/>
@@ -38169,6 +39708,7 @@
               </w:rPr>
               <w:t>achievement_id</w:t>
             </w:r>
+            <w:proofErr w:type="spellEnd"/>
           </w:p>
         </w:tc>
         <w:tc>
@@ -38236,8 +39776,17 @@
                 <w:rFonts w:ascii="標楷體" w:eastAsia="標楷體" w:hAnsi="標楷體"/>
                 <w:szCs w:val="24"/>
               </w:rPr>
-              <w:t>4 byte</w:t>
-            </w:r>
+              <w:t xml:space="preserve">4 </w:t>
+            </w:r>
+            <w:proofErr w:type="gramStart"/>
+            <w:r>
+              <w:rPr>
+                <w:rFonts w:ascii="標楷體" w:eastAsia="標楷體" w:hAnsi="標楷體"/>
+                <w:szCs w:val="24"/>
+              </w:rPr>
+              <w:t>byte</w:t>
+            </w:r>
+            <w:proofErr w:type="gramEnd"/>
           </w:p>
         </w:tc>
         <w:tc>
@@ -38294,6 +39843,7 @@
                 <w:szCs w:val="24"/>
               </w:rPr>
             </w:pPr>
+            <w:proofErr w:type="spellStart"/>
             <w:r>
               <w:rPr>
                 <w:rFonts w:ascii="標楷體" w:eastAsia="標楷體" w:hAnsi="標楷體"/>
@@ -38301,6 +39851,7 @@
               </w:rPr>
               <w:t>unlocked_at</w:t>
             </w:r>
+            <w:proofErr w:type="spellEnd"/>
           </w:p>
         </w:tc>
         <w:tc>
@@ -38502,6 +40053,7 @@
               </w:rPr>
               <w:t xml:space="preserve"> </w:t>
             </w:r>
+            <w:proofErr w:type="spellStart"/>
             <w:r>
               <w:rPr>
                 <w:rFonts w:ascii="標楷體" w:eastAsia="標楷體" w:hAnsi="標楷體"/>
@@ -38509,6 +40061,8 @@
               </w:rPr>
               <w:t>point_transaction</w:t>
             </w:r>
+            <w:proofErr w:type="spellEnd"/>
+            <w:proofErr w:type="gramStart"/>
             <w:r>
               <w:rPr>
                 <w:rFonts w:ascii="標楷體" w:eastAsia="標楷體" w:hAnsi="標楷體" w:hint="eastAsia"/>
@@ -38516,6 +40070,7 @@
               </w:rPr>
               <w:t>（</w:t>
             </w:r>
+            <w:proofErr w:type="gramEnd"/>
             <w:r>
               <w:rPr>
                 <w:rFonts w:ascii="標楷體" w:eastAsia="標楷體" w:hAnsi="標楷體"/>
@@ -38688,6 +40243,7 @@
                 <w:szCs w:val="24"/>
               </w:rPr>
             </w:pPr>
+            <w:proofErr w:type="gramStart"/>
             <w:r>
               <w:rPr>
                 <w:rFonts w:ascii="標楷體" w:eastAsia="標楷體" w:hAnsi="標楷體"/>
@@ -38695,6 +40251,7 @@
               </w:rPr>
               <w:t>外鍵</w:t>
             </w:r>
+            <w:proofErr w:type="gramEnd"/>
           </w:p>
         </w:tc>
       </w:tr>
@@ -38787,8 +40344,17 @@
                 <w:rFonts w:ascii="標楷體" w:eastAsia="標楷體" w:hAnsi="標楷體"/>
                 <w:szCs w:val="24"/>
               </w:rPr>
-              <w:t>4 byte</w:t>
-            </w:r>
+              <w:t xml:space="preserve">4 </w:t>
+            </w:r>
+            <w:proofErr w:type="gramStart"/>
+            <w:r>
+              <w:rPr>
+                <w:rFonts w:ascii="標楷體" w:eastAsia="標楷體" w:hAnsi="標楷體"/>
+                <w:szCs w:val="24"/>
+              </w:rPr>
+              <w:t>byte</w:t>
+            </w:r>
+            <w:proofErr w:type="gramEnd"/>
           </w:p>
         </w:tc>
         <w:tc>
@@ -38846,6 +40412,7 @@
                 <w:szCs w:val="24"/>
               </w:rPr>
             </w:pPr>
+            <w:proofErr w:type="spellStart"/>
             <w:r>
               <w:rPr>
                 <w:rFonts w:ascii="標楷體" w:eastAsia="標楷體" w:hAnsi="標楷體"/>
@@ -38853,6 +40420,7 @@
               </w:rPr>
               <w:t>user_id</w:t>
             </w:r>
+            <w:proofErr w:type="spellEnd"/>
           </w:p>
         </w:tc>
         <w:tc>
@@ -38920,8 +40488,17 @@
                 <w:rFonts w:ascii="標楷體" w:eastAsia="標楷體" w:hAnsi="標楷體"/>
                 <w:szCs w:val="24"/>
               </w:rPr>
-              <w:t>4 byte</w:t>
-            </w:r>
+              <w:t xml:space="preserve">4 </w:t>
+            </w:r>
+            <w:proofErr w:type="gramStart"/>
+            <w:r>
+              <w:rPr>
+                <w:rFonts w:ascii="標楷體" w:eastAsia="標楷體" w:hAnsi="標楷體"/>
+                <w:szCs w:val="24"/>
+              </w:rPr>
+              <w:t>byte</w:t>
+            </w:r>
+            <w:proofErr w:type="gramEnd"/>
           </w:p>
         </w:tc>
         <w:tc>
@@ -39053,8 +40630,17 @@
                 <w:rFonts w:ascii="標楷體" w:eastAsia="標楷體" w:hAnsi="標楷體"/>
                 <w:szCs w:val="24"/>
               </w:rPr>
-              <w:t>4 byte</w:t>
-            </w:r>
+              <w:t xml:space="preserve">4 </w:t>
+            </w:r>
+            <w:proofErr w:type="gramStart"/>
+            <w:r>
+              <w:rPr>
+                <w:rFonts w:ascii="標楷體" w:eastAsia="標楷體" w:hAnsi="標楷體"/>
+                <w:szCs w:val="24"/>
+              </w:rPr>
+              <w:t>byte</w:t>
+            </w:r>
+            <w:proofErr w:type="gramEnd"/>
           </w:p>
         </w:tc>
         <w:tc>
@@ -39175,8 +40761,17 @@
                 <w:rFonts w:ascii="標楷體" w:eastAsia="標楷體" w:hAnsi="標楷體"/>
                 <w:szCs w:val="24"/>
               </w:rPr>
-              <w:t>4 byte</w:t>
-            </w:r>
+              <w:t xml:space="preserve">4 </w:t>
+            </w:r>
+            <w:proofErr w:type="gramStart"/>
+            <w:r>
+              <w:rPr>
+                <w:rFonts w:ascii="標楷體" w:eastAsia="標楷體" w:hAnsi="標楷體"/>
+                <w:szCs w:val="24"/>
+              </w:rPr>
+              <w:t>byte</w:t>
+            </w:r>
+            <w:proofErr w:type="gramEnd"/>
           </w:p>
         </w:tc>
         <w:tc>
@@ -39224,6 +40819,7 @@
                 <w:szCs w:val="24"/>
               </w:rPr>
             </w:pPr>
+            <w:proofErr w:type="spellStart"/>
             <w:r>
               <w:rPr>
                 <w:rFonts w:ascii="標楷體" w:eastAsia="標楷體" w:hAnsi="標楷體"/>
@@ -39231,6 +40827,7 @@
               </w:rPr>
               <w:t>payment_method</w:t>
             </w:r>
+            <w:proofErr w:type="spellEnd"/>
           </w:p>
         </w:tc>
         <w:tc>
@@ -39344,6 +40941,7 @@
                 <w:szCs w:val="24"/>
               </w:rPr>
             </w:pPr>
+            <w:proofErr w:type="spellStart"/>
             <w:r>
               <w:rPr>
                 <w:rFonts w:ascii="標楷體" w:eastAsia="標楷體" w:hAnsi="標楷體"/>
@@ -39351,6 +40949,7 @@
               </w:rPr>
               <w:t>created_at</w:t>
             </w:r>
+            <w:proofErr w:type="spellEnd"/>
           </w:p>
         </w:tc>
         <w:tc>
@@ -39481,7 +41080,15 @@
         <w:t>2</w:t>
       </w:r>
       <w:r>
-        <w:t xml:space="preserve"> – 好友邀請</w:t>
+        <w:t xml:space="preserve"> </w:t>
+      </w:r>
+      <w:proofErr w:type="gramStart"/>
+      <w:r>
+        <w:t>–</w:t>
+      </w:r>
+      <w:proofErr w:type="gramEnd"/>
+      <w:r>
+        <w:t xml:space="preserve"> 好友邀請</w:t>
       </w:r>
       <w:r>
         <w:rPr>
@@ -39543,7 +41150,23 @@
                 <w:rFonts w:ascii="標楷體" w:eastAsia="標楷體" w:hAnsi="標楷體" w:hint="eastAsia"/>
                 <w:szCs w:val="24"/>
               </w:rPr>
-              <w:t xml:space="preserve"> friend_request（好友邀請）</w:t>
+              <w:t xml:space="preserve"> </w:t>
+            </w:r>
+            <w:proofErr w:type="spellStart"/>
+            <w:r>
+              <w:rPr>
+                <w:rFonts w:ascii="標楷體" w:eastAsia="標楷體" w:hAnsi="標楷體" w:hint="eastAsia"/>
+                <w:szCs w:val="24"/>
+              </w:rPr>
+              <w:t>friend_request</w:t>
+            </w:r>
+            <w:proofErr w:type="spellEnd"/>
+            <w:r>
+              <w:rPr>
+                <w:rFonts w:ascii="標楷體" w:eastAsia="標楷體" w:hAnsi="標楷體" w:hint="eastAsia"/>
+                <w:szCs w:val="24"/>
+              </w:rPr>
+              <w:t>（好友邀請）</w:t>
             </w:r>
           </w:p>
         </w:tc>
@@ -39690,6 +41313,7 @@
                 <w:szCs w:val="24"/>
               </w:rPr>
             </w:pPr>
+            <w:proofErr w:type="gramStart"/>
             <w:r>
               <w:rPr>
                 <w:rFonts w:ascii="標楷體" w:eastAsia="標楷體" w:hAnsi="標楷體"/>
@@ -39697,6 +41321,7 @@
               </w:rPr>
               <w:t>外鍵</w:t>
             </w:r>
+            <w:proofErr w:type="gramEnd"/>
           </w:p>
         </w:tc>
       </w:tr>
@@ -39789,8 +41414,17 @@
                 <w:rFonts w:ascii="標楷體" w:eastAsia="標楷體" w:hAnsi="標楷體"/>
                 <w:szCs w:val="24"/>
               </w:rPr>
-              <w:t>4 byte</w:t>
-            </w:r>
+              <w:t xml:space="preserve">4 </w:t>
+            </w:r>
+            <w:proofErr w:type="gramStart"/>
+            <w:r>
+              <w:rPr>
+                <w:rFonts w:ascii="標楷體" w:eastAsia="標楷體" w:hAnsi="標楷體"/>
+                <w:szCs w:val="24"/>
+              </w:rPr>
+              <w:t>byte</w:t>
+            </w:r>
+            <w:proofErr w:type="gramEnd"/>
           </w:p>
         </w:tc>
         <w:tc>
@@ -39848,6 +41482,7 @@
                 <w:szCs w:val="24"/>
               </w:rPr>
             </w:pPr>
+            <w:proofErr w:type="spellStart"/>
             <w:r>
               <w:rPr>
                 <w:rFonts w:ascii="標楷體" w:eastAsia="標楷體" w:hAnsi="標楷體"/>
@@ -39855,6 +41490,7 @@
               </w:rPr>
               <w:t>sender_id</w:t>
             </w:r>
+            <w:proofErr w:type="spellEnd"/>
           </w:p>
         </w:tc>
         <w:tc>
@@ -39922,8 +41558,17 @@
                 <w:rFonts w:ascii="標楷體" w:eastAsia="標楷體" w:hAnsi="標楷體"/>
                 <w:szCs w:val="24"/>
               </w:rPr>
-              <w:t>4 byte</w:t>
-            </w:r>
+              <w:t xml:space="preserve">4 </w:t>
+            </w:r>
+            <w:proofErr w:type="gramStart"/>
+            <w:r>
+              <w:rPr>
+                <w:rFonts w:ascii="標楷體" w:eastAsia="標楷體" w:hAnsi="標楷體"/>
+                <w:szCs w:val="24"/>
+              </w:rPr>
+              <w:t>byte</w:t>
+            </w:r>
+            <w:proofErr w:type="gramEnd"/>
           </w:p>
         </w:tc>
         <w:tc>
@@ -39981,6 +41626,7 @@
                 <w:szCs w:val="24"/>
               </w:rPr>
             </w:pPr>
+            <w:proofErr w:type="spellStart"/>
             <w:r>
               <w:rPr>
                 <w:rFonts w:ascii="標楷體" w:eastAsia="標楷體" w:hAnsi="標楷體"/>
@@ -39988,6 +41634,7 @@
               </w:rPr>
               <w:t>receiver_id</w:t>
             </w:r>
+            <w:proofErr w:type="spellEnd"/>
           </w:p>
         </w:tc>
         <w:tc>
@@ -40055,8 +41702,17 @@
                 <w:rFonts w:ascii="標楷體" w:eastAsia="標楷體" w:hAnsi="標楷體"/>
                 <w:szCs w:val="24"/>
               </w:rPr>
-              <w:t>4 byte</w:t>
-            </w:r>
+              <w:t xml:space="preserve">4 </w:t>
+            </w:r>
+            <w:proofErr w:type="gramStart"/>
+            <w:r>
+              <w:rPr>
+                <w:rFonts w:ascii="標楷體" w:eastAsia="標楷體" w:hAnsi="標楷體"/>
+                <w:szCs w:val="24"/>
+              </w:rPr>
+              <w:t>byte</w:t>
+            </w:r>
+            <w:proofErr w:type="gramEnd"/>
           </w:p>
         </w:tc>
         <w:tc>
@@ -40240,6 +41896,7 @@
                 <w:szCs w:val="24"/>
               </w:rPr>
             </w:pPr>
+            <w:proofErr w:type="spellStart"/>
             <w:r>
               <w:rPr>
                 <w:rFonts w:ascii="標楷體" w:eastAsia="標楷體" w:hAnsi="標楷體"/>
@@ -40247,6 +41904,7 @@
               </w:rPr>
               <w:t>created_at</w:t>
             </w:r>
+            <w:proofErr w:type="spellEnd"/>
           </w:p>
         </w:tc>
         <w:tc>
@@ -40395,7 +42053,15 @@
         <w:t>3</w:t>
       </w:r>
       <w:r>
-        <w:t xml:space="preserve"> – </w:t>
+        <w:t xml:space="preserve"> </w:t>
+      </w:r>
+      <w:proofErr w:type="gramStart"/>
+      <w:r>
+        <w:t>–</w:t>
+      </w:r>
+      <w:proofErr w:type="gramEnd"/>
+      <w:r>
+        <w:t xml:space="preserve"> </w:t>
       </w:r>
       <w:r>
         <w:rPr>
@@ -40601,6 +42267,7 @@
                 <w:szCs w:val="24"/>
               </w:rPr>
             </w:pPr>
+            <w:proofErr w:type="gramStart"/>
             <w:r>
               <w:rPr>
                 <w:rFonts w:ascii="標楷體" w:eastAsia="標楷體" w:hAnsi="標楷體"/>
@@ -40608,6 +42275,7 @@
               </w:rPr>
               <w:t>外鍵</w:t>
             </w:r>
+            <w:proofErr w:type="gramEnd"/>
           </w:p>
         </w:tc>
       </w:tr>
@@ -40700,8 +42368,17 @@
                 <w:rFonts w:ascii="標楷體" w:eastAsia="標楷體" w:hAnsi="標楷體"/>
                 <w:szCs w:val="24"/>
               </w:rPr>
-              <w:t>4 byte</w:t>
-            </w:r>
+              <w:t xml:space="preserve">4 </w:t>
+            </w:r>
+            <w:proofErr w:type="gramStart"/>
+            <w:r>
+              <w:rPr>
+                <w:rFonts w:ascii="標楷體" w:eastAsia="標楷體" w:hAnsi="標楷體"/>
+                <w:szCs w:val="24"/>
+              </w:rPr>
+              <w:t>byte</w:t>
+            </w:r>
+            <w:proofErr w:type="gramEnd"/>
           </w:p>
         </w:tc>
         <w:tc>
@@ -40759,6 +42436,7 @@
                 <w:szCs w:val="24"/>
               </w:rPr>
             </w:pPr>
+            <w:proofErr w:type="spellStart"/>
             <w:r>
               <w:rPr>
                 <w:rFonts w:ascii="標楷體" w:eastAsia="標楷體" w:hAnsi="標楷體"/>
@@ -40766,6 +42444,7 @@
               </w:rPr>
               <w:t>user_id</w:t>
             </w:r>
+            <w:proofErr w:type="spellEnd"/>
           </w:p>
         </w:tc>
         <w:tc>
@@ -40833,8 +42512,17 @@
                 <w:rFonts w:ascii="標楷體" w:eastAsia="標楷體" w:hAnsi="標楷體"/>
                 <w:szCs w:val="24"/>
               </w:rPr>
-              <w:t>4 byte</w:t>
-            </w:r>
+              <w:t xml:space="preserve">4 </w:t>
+            </w:r>
+            <w:proofErr w:type="gramStart"/>
+            <w:r>
+              <w:rPr>
+                <w:rFonts w:ascii="標楷體" w:eastAsia="標楷體" w:hAnsi="標楷體"/>
+                <w:szCs w:val="24"/>
+              </w:rPr>
+              <w:t>byte</w:t>
+            </w:r>
+            <w:proofErr w:type="gramEnd"/>
           </w:p>
         </w:tc>
         <w:tc>
@@ -40892,6 +42580,7 @@
                 <w:szCs w:val="24"/>
               </w:rPr>
             </w:pPr>
+            <w:proofErr w:type="spellStart"/>
             <w:r>
               <w:rPr>
                 <w:rFonts w:ascii="標楷體" w:eastAsia="標楷體" w:hAnsi="標楷體"/>
@@ -40899,6 +42588,7 @@
               </w:rPr>
               <w:t>friend_id</w:t>
             </w:r>
+            <w:proofErr w:type="spellEnd"/>
           </w:p>
         </w:tc>
         <w:tc>
@@ -40966,8 +42656,17 @@
                 <w:rFonts w:ascii="標楷體" w:eastAsia="標楷體" w:hAnsi="標楷體"/>
                 <w:szCs w:val="24"/>
               </w:rPr>
-              <w:t>4 byte</w:t>
-            </w:r>
+              <w:t xml:space="preserve">4 </w:t>
+            </w:r>
+            <w:proofErr w:type="gramStart"/>
+            <w:r>
+              <w:rPr>
+                <w:rFonts w:ascii="標楷體" w:eastAsia="標楷體" w:hAnsi="標楷體"/>
+                <w:szCs w:val="24"/>
+              </w:rPr>
+              <w:t>byte</w:t>
+            </w:r>
+            <w:proofErr w:type="gramEnd"/>
           </w:p>
         </w:tc>
         <w:tc>
@@ -41025,6 +42724,7 @@
                 <w:szCs w:val="24"/>
               </w:rPr>
             </w:pPr>
+            <w:proofErr w:type="spellStart"/>
             <w:r>
               <w:rPr>
                 <w:rFonts w:ascii="標楷體" w:eastAsia="標楷體" w:hAnsi="標楷體"/>
@@ -41032,6 +42732,7 @@
               </w:rPr>
               <w:t>created_at</w:t>
             </w:r>
+            <w:proofErr w:type="spellEnd"/>
           </w:p>
         </w:tc>
         <w:tc>
@@ -41292,7 +42993,15 @@
         <w:t>4</w:t>
       </w:r>
       <w:r>
-        <w:t xml:space="preserve"> – </w:t>
+        <w:t xml:space="preserve"> </w:t>
+      </w:r>
+      <w:proofErr w:type="gramStart"/>
+      <w:r>
+        <w:t>–</w:t>
+      </w:r>
+      <w:proofErr w:type="gramEnd"/>
+      <w:r>
+        <w:t xml:space="preserve"> </w:t>
       </w:r>
       <w:r>
         <w:rPr>
@@ -41351,7 +43060,23 @@
                 <w:rFonts w:ascii="標楷體" w:eastAsia="標楷體" w:hAnsi="標楷體" w:hint="eastAsia"/>
                 <w:szCs w:val="24"/>
               </w:rPr>
-              <w:t xml:space="preserve"> study_group（學習小組）</w:t>
+              <w:t xml:space="preserve"> </w:t>
+            </w:r>
+            <w:proofErr w:type="spellStart"/>
+            <w:r>
+              <w:rPr>
+                <w:rFonts w:ascii="標楷體" w:eastAsia="標楷體" w:hAnsi="標楷體" w:hint="eastAsia"/>
+                <w:szCs w:val="24"/>
+              </w:rPr>
+              <w:t>study_group</w:t>
+            </w:r>
+            <w:proofErr w:type="spellEnd"/>
+            <w:r>
+              <w:rPr>
+                <w:rFonts w:ascii="標楷體" w:eastAsia="標楷體" w:hAnsi="標楷體" w:hint="eastAsia"/>
+                <w:szCs w:val="24"/>
+              </w:rPr>
+              <w:t>（學習小組）</w:t>
             </w:r>
           </w:p>
         </w:tc>
@@ -41498,6 +43223,7 @@
                 <w:szCs w:val="24"/>
               </w:rPr>
             </w:pPr>
+            <w:proofErr w:type="gramStart"/>
             <w:r>
               <w:rPr>
                 <w:rFonts w:ascii="標楷體" w:eastAsia="標楷體" w:hAnsi="標楷體"/>
@@ -41505,6 +43231,7 @@
               </w:rPr>
               <w:t>外鍵</w:t>
             </w:r>
+            <w:proofErr w:type="gramEnd"/>
           </w:p>
         </w:tc>
       </w:tr>
@@ -41597,8 +43324,17 @@
                 <w:rFonts w:ascii="標楷體" w:eastAsia="標楷體" w:hAnsi="標楷體"/>
                 <w:szCs w:val="24"/>
               </w:rPr>
-              <w:t>4 byte</w:t>
-            </w:r>
+              <w:t xml:space="preserve">4 </w:t>
+            </w:r>
+            <w:proofErr w:type="gramStart"/>
+            <w:r>
+              <w:rPr>
+                <w:rFonts w:ascii="標楷體" w:eastAsia="標楷體" w:hAnsi="標楷體"/>
+                <w:szCs w:val="24"/>
+              </w:rPr>
+              <w:t>byte</w:t>
+            </w:r>
+            <w:proofErr w:type="gramEnd"/>
           </w:p>
         </w:tc>
         <w:tc>
@@ -41782,6 +43518,7 @@
                 <w:szCs w:val="24"/>
               </w:rPr>
             </w:pPr>
+            <w:proofErr w:type="spellStart"/>
             <w:r>
               <w:rPr>
                 <w:rFonts w:ascii="標楷體" w:eastAsia="標楷體" w:hAnsi="標楷體"/>
@@ -41789,6 +43526,7 @@
               </w:rPr>
               <w:t>host_id</w:t>
             </w:r>
+            <w:proofErr w:type="spellEnd"/>
           </w:p>
         </w:tc>
         <w:tc>
@@ -41856,8 +43594,17 @@
                 <w:rFonts w:ascii="標楷體" w:eastAsia="標楷體" w:hAnsi="標楷體"/>
                 <w:szCs w:val="24"/>
               </w:rPr>
-              <w:t>4 byte</w:t>
-            </w:r>
+              <w:t xml:space="preserve">4 </w:t>
+            </w:r>
+            <w:proofErr w:type="gramStart"/>
+            <w:r>
+              <w:rPr>
+                <w:rFonts w:ascii="標楷體" w:eastAsia="標楷體" w:hAnsi="標楷體"/>
+                <w:szCs w:val="24"/>
+              </w:rPr>
+              <w:t>byte</w:t>
+            </w:r>
+            <w:proofErr w:type="gramEnd"/>
           </w:p>
         </w:tc>
         <w:tc>
@@ -41915,6 +43662,7 @@
                 <w:szCs w:val="24"/>
               </w:rPr>
             </w:pPr>
+            <w:proofErr w:type="spellStart"/>
             <w:r>
               <w:rPr>
                 <w:rFonts w:ascii="標楷體" w:eastAsia="標楷體" w:hAnsi="標楷體"/>
@@ -41922,6 +43670,7 @@
               </w:rPr>
               <w:t>created_at</w:t>
             </w:r>
+            <w:proofErr w:type="spellEnd"/>
           </w:p>
         </w:tc>
         <w:tc>
@@ -42041,6 +43790,7 @@
                 <w:szCs w:val="24"/>
               </w:rPr>
             </w:pPr>
+            <w:proofErr w:type="spellStart"/>
             <w:r>
               <w:rPr>
                 <w:rFonts w:ascii="標楷體" w:eastAsia="標楷體" w:hAnsi="標楷體"/>
@@ -42048,6 +43798,7 @@
               </w:rPr>
               <w:t>goal_type</w:t>
             </w:r>
+            <w:proofErr w:type="spellEnd"/>
           </w:p>
         </w:tc>
         <w:tc>
@@ -42167,6 +43918,7 @@
                 <w:szCs w:val="24"/>
               </w:rPr>
             </w:pPr>
+            <w:proofErr w:type="spellStart"/>
             <w:r>
               <w:rPr>
                 <w:rFonts w:ascii="標楷體" w:eastAsia="標楷體" w:hAnsi="標楷體"/>
@@ -42174,6 +43926,7 @@
               </w:rPr>
               <w:t>goal_target</w:t>
             </w:r>
+            <w:proofErr w:type="spellEnd"/>
           </w:p>
         </w:tc>
         <w:tc>
@@ -42241,8 +43994,17 @@
                 <w:rFonts w:ascii="標楷體" w:eastAsia="標楷體" w:hAnsi="標楷體"/>
                 <w:szCs w:val="24"/>
               </w:rPr>
-              <w:t>4 byte</w:t>
-            </w:r>
+              <w:t xml:space="preserve">4 </w:t>
+            </w:r>
+            <w:proofErr w:type="gramStart"/>
+            <w:r>
+              <w:rPr>
+                <w:rFonts w:ascii="標楷體" w:eastAsia="標楷體" w:hAnsi="標楷體"/>
+                <w:szCs w:val="24"/>
+              </w:rPr>
+              <w:t>byte</w:t>
+            </w:r>
+            <w:proofErr w:type="gramEnd"/>
           </w:p>
         </w:tc>
         <w:tc>
@@ -42293,6 +44055,7 @@
                 <w:szCs w:val="24"/>
               </w:rPr>
             </w:pPr>
+            <w:proofErr w:type="spellStart"/>
             <w:r>
               <w:rPr>
                 <w:rFonts w:ascii="標楷體" w:eastAsia="標楷體" w:hAnsi="標楷體"/>
@@ -42300,6 +44063,7 @@
               </w:rPr>
               <w:t>current_progress</w:t>
             </w:r>
+            <w:proofErr w:type="spellEnd"/>
           </w:p>
         </w:tc>
         <w:tc>
@@ -42367,8 +44131,17 @@
                 <w:rFonts w:ascii="標楷體" w:eastAsia="標楷體" w:hAnsi="標楷體"/>
                 <w:szCs w:val="24"/>
               </w:rPr>
-              <w:t>4 byte</w:t>
-            </w:r>
+              <w:t xml:space="preserve">4 </w:t>
+            </w:r>
+            <w:proofErr w:type="gramStart"/>
+            <w:r>
+              <w:rPr>
+                <w:rFonts w:ascii="標楷體" w:eastAsia="標楷體" w:hAnsi="標楷體"/>
+                <w:szCs w:val="24"/>
+              </w:rPr>
+              <w:t>byte</w:t>
+            </w:r>
+            <w:proofErr w:type="gramEnd"/>
           </w:p>
         </w:tc>
         <w:tc>
@@ -42419,6 +44192,7 @@
                 <w:szCs w:val="24"/>
               </w:rPr>
             </w:pPr>
+            <w:proofErr w:type="spellStart"/>
             <w:r>
               <w:rPr>
                 <w:rFonts w:ascii="標楷體" w:eastAsia="標楷體" w:hAnsi="標楷體"/>
@@ -42426,6 +44200,7 @@
               </w:rPr>
               <w:t>reward_points</w:t>
             </w:r>
+            <w:proofErr w:type="spellEnd"/>
           </w:p>
         </w:tc>
         <w:tc>
@@ -42493,8 +44268,17 @@
                 <w:rFonts w:ascii="標楷體" w:eastAsia="標楷體" w:hAnsi="標楷體"/>
                 <w:szCs w:val="24"/>
               </w:rPr>
-              <w:t>4 byte</w:t>
-            </w:r>
+              <w:t xml:space="preserve">4 </w:t>
+            </w:r>
+            <w:proofErr w:type="gramStart"/>
+            <w:r>
+              <w:rPr>
+                <w:rFonts w:ascii="標楷體" w:eastAsia="標楷體" w:hAnsi="標楷體"/>
+                <w:szCs w:val="24"/>
+              </w:rPr>
+              <w:t>byte</w:t>
+            </w:r>
+            <w:proofErr w:type="gramEnd"/>
           </w:p>
         </w:tc>
         <w:tc>
@@ -42545,6 +44329,7 @@
                 <w:szCs w:val="24"/>
               </w:rPr>
             </w:pPr>
+            <w:proofErr w:type="spellStart"/>
             <w:r>
               <w:rPr>
                 <w:rFonts w:ascii="標楷體" w:eastAsia="標楷體" w:hAnsi="標楷體"/>
@@ -42552,6 +44337,7 @@
               </w:rPr>
               <w:t>is_reward_claimed</w:t>
             </w:r>
+            <w:proofErr w:type="spellEnd"/>
           </w:p>
         </w:tc>
         <w:tc>
@@ -42700,7 +44486,15 @@
         <w:t>5</w:t>
       </w:r>
       <w:r>
-        <w:t xml:space="preserve"> – </w:t>
+        <w:t xml:space="preserve"> </w:t>
+      </w:r>
+      <w:proofErr w:type="gramStart"/>
+      <w:r>
+        <w:t>–</w:t>
+      </w:r>
+      <w:proofErr w:type="gramEnd"/>
+      <w:r>
+        <w:t xml:space="preserve"> </w:t>
       </w:r>
       <w:r>
         <w:rPr>
@@ -42759,7 +44553,23 @@
                 <w:rFonts w:ascii="標楷體" w:eastAsia="標楷體" w:hAnsi="標楷體" w:hint="eastAsia"/>
                 <w:szCs w:val="24"/>
               </w:rPr>
-              <w:t xml:space="preserve"> group_member 小組成員表</w:t>
+              <w:t xml:space="preserve"> </w:t>
+            </w:r>
+            <w:proofErr w:type="spellStart"/>
+            <w:r>
+              <w:rPr>
+                <w:rFonts w:ascii="標楷體" w:eastAsia="標楷體" w:hAnsi="標楷體" w:hint="eastAsia"/>
+                <w:szCs w:val="24"/>
+              </w:rPr>
+              <w:t>group_member</w:t>
+            </w:r>
+            <w:proofErr w:type="spellEnd"/>
+            <w:r>
+              <w:rPr>
+                <w:rFonts w:ascii="標楷體" w:eastAsia="標楷體" w:hAnsi="標楷體" w:hint="eastAsia"/>
+                <w:szCs w:val="24"/>
+              </w:rPr>
+              <w:t xml:space="preserve"> 小組成員表</w:t>
             </w:r>
           </w:p>
         </w:tc>
@@ -42906,6 +44716,7 @@
                 <w:szCs w:val="24"/>
               </w:rPr>
             </w:pPr>
+            <w:proofErr w:type="gramStart"/>
             <w:r>
               <w:rPr>
                 <w:rFonts w:ascii="標楷體" w:eastAsia="標楷體" w:hAnsi="標楷體"/>
@@ -42913,6 +44724,7 @@
               </w:rPr>
               <w:t>外鍵</w:t>
             </w:r>
+            <w:proofErr w:type="gramEnd"/>
           </w:p>
         </w:tc>
       </w:tr>
@@ -43005,8 +44817,17 @@
                 <w:rFonts w:ascii="標楷體" w:eastAsia="標楷體" w:hAnsi="標楷體"/>
                 <w:szCs w:val="24"/>
               </w:rPr>
-              <w:t>4 byte</w:t>
-            </w:r>
+              <w:t xml:space="preserve">4 </w:t>
+            </w:r>
+            <w:proofErr w:type="gramStart"/>
+            <w:r>
+              <w:rPr>
+                <w:rFonts w:ascii="標楷體" w:eastAsia="標楷體" w:hAnsi="標楷體"/>
+                <w:szCs w:val="24"/>
+              </w:rPr>
+              <w:t>byte</w:t>
+            </w:r>
+            <w:proofErr w:type="gramEnd"/>
           </w:p>
         </w:tc>
         <w:tc>
@@ -43064,6 +44885,7 @@
                 <w:szCs w:val="24"/>
               </w:rPr>
             </w:pPr>
+            <w:proofErr w:type="spellStart"/>
             <w:r>
               <w:rPr>
                 <w:rFonts w:ascii="標楷體" w:eastAsia="標楷體" w:hAnsi="標楷體"/>
@@ -43071,6 +44893,7 @@
               </w:rPr>
               <w:t>group_id</w:t>
             </w:r>
+            <w:proofErr w:type="spellEnd"/>
           </w:p>
         </w:tc>
         <w:tc>
@@ -43138,8 +44961,17 @@
                 <w:rFonts w:ascii="標楷體" w:eastAsia="標楷體" w:hAnsi="標楷體"/>
                 <w:szCs w:val="24"/>
               </w:rPr>
-              <w:t>4 byte</w:t>
-            </w:r>
+              <w:t xml:space="preserve">4 </w:t>
+            </w:r>
+            <w:proofErr w:type="gramStart"/>
+            <w:r>
+              <w:rPr>
+                <w:rFonts w:ascii="標楷體" w:eastAsia="標楷體" w:hAnsi="標楷體"/>
+                <w:szCs w:val="24"/>
+              </w:rPr>
+              <w:t>byte</w:t>
+            </w:r>
+            <w:proofErr w:type="gramEnd"/>
           </w:p>
         </w:tc>
         <w:tc>
@@ -43197,6 +45029,7 @@
                 <w:szCs w:val="24"/>
               </w:rPr>
             </w:pPr>
+            <w:proofErr w:type="spellStart"/>
             <w:r>
               <w:rPr>
                 <w:rFonts w:ascii="標楷體" w:eastAsia="標楷體" w:hAnsi="標楷體"/>
@@ -43204,6 +45037,7 @@
               </w:rPr>
               <w:t>user_id</w:t>
             </w:r>
+            <w:proofErr w:type="spellEnd"/>
           </w:p>
         </w:tc>
         <w:tc>
@@ -43271,8 +45105,17 @@
                 <w:rFonts w:ascii="標楷體" w:eastAsia="標楷體" w:hAnsi="標楷體"/>
                 <w:szCs w:val="24"/>
               </w:rPr>
-              <w:t>4 byte</w:t>
-            </w:r>
+              <w:t xml:space="preserve">4 </w:t>
+            </w:r>
+            <w:proofErr w:type="gramStart"/>
+            <w:r>
+              <w:rPr>
+                <w:rFonts w:ascii="標楷體" w:eastAsia="標楷體" w:hAnsi="標楷體"/>
+                <w:szCs w:val="24"/>
+              </w:rPr>
+              <w:t>byte</w:t>
+            </w:r>
+            <w:proofErr w:type="gramEnd"/>
           </w:p>
         </w:tc>
         <w:tc>
@@ -43330,6 +45173,7 @@
                 <w:szCs w:val="24"/>
               </w:rPr>
             </w:pPr>
+            <w:proofErr w:type="spellStart"/>
             <w:r>
               <w:rPr>
                 <w:rFonts w:ascii="標楷體" w:eastAsia="標楷體" w:hAnsi="標楷體"/>
@@ -43337,6 +45181,7 @@
               </w:rPr>
               <w:t>joined_at</w:t>
             </w:r>
+            <w:proofErr w:type="spellEnd"/>
           </w:p>
         </w:tc>
         <w:tc>
@@ -43456,6 +45301,7 @@
                 <w:szCs w:val="24"/>
               </w:rPr>
             </w:pPr>
+            <w:proofErr w:type="spellStart"/>
             <w:r>
               <w:rPr>
                 <w:rFonts w:ascii="標楷體" w:eastAsia="標楷體" w:hAnsi="標楷體"/>
@@ -43463,6 +45309,7 @@
               </w:rPr>
               <w:t>group_scans</w:t>
             </w:r>
+            <w:proofErr w:type="spellEnd"/>
           </w:p>
         </w:tc>
         <w:tc>
@@ -43530,8 +45377,17 @@
                 <w:rFonts w:ascii="標楷體" w:eastAsia="標楷體" w:hAnsi="標楷體"/>
                 <w:szCs w:val="24"/>
               </w:rPr>
-              <w:t>4 byte</w:t>
-            </w:r>
+              <w:t xml:space="preserve">4 </w:t>
+            </w:r>
+            <w:proofErr w:type="gramStart"/>
+            <w:r>
+              <w:rPr>
+                <w:rFonts w:ascii="標楷體" w:eastAsia="標楷體" w:hAnsi="標楷體"/>
+                <w:szCs w:val="24"/>
+              </w:rPr>
+              <w:t>byte</w:t>
+            </w:r>
+            <w:proofErr w:type="gramEnd"/>
           </w:p>
         </w:tc>
         <w:tc>
@@ -43582,6 +45438,7 @@
                 <w:szCs w:val="24"/>
               </w:rPr>
             </w:pPr>
+            <w:proofErr w:type="spellStart"/>
             <w:r>
               <w:rPr>
                 <w:rFonts w:ascii="標楷體" w:eastAsia="標楷體" w:hAnsi="標楷體"/>
@@ -43589,6 +45446,7 @@
               </w:rPr>
               <w:t>group_points</w:t>
             </w:r>
+            <w:proofErr w:type="spellEnd"/>
           </w:p>
         </w:tc>
         <w:tc>
@@ -43656,8 +45514,17 @@
                 <w:rFonts w:ascii="標楷體" w:eastAsia="標楷體" w:hAnsi="標楷體"/>
                 <w:szCs w:val="24"/>
               </w:rPr>
-              <w:t>4 byte</w:t>
-            </w:r>
+              <w:t xml:space="preserve">4 </w:t>
+            </w:r>
+            <w:proofErr w:type="gramStart"/>
+            <w:r>
+              <w:rPr>
+                <w:rFonts w:ascii="標楷體" w:eastAsia="標楷體" w:hAnsi="標楷體"/>
+                <w:szCs w:val="24"/>
+              </w:rPr>
+              <w:t>byte</w:t>
+            </w:r>
+            <w:proofErr w:type="gramEnd"/>
           </w:p>
         </w:tc>
         <w:tc>
@@ -43708,6 +45575,7 @@
                 <w:szCs w:val="24"/>
               </w:rPr>
             </w:pPr>
+            <w:proofErr w:type="spellStart"/>
             <w:r>
               <w:rPr>
                 <w:rFonts w:ascii="標楷體" w:eastAsia="標楷體" w:hAnsi="標楷體"/>
@@ -43715,6 +45583,7 @@
               </w:rPr>
               <w:t>group_logins</w:t>
             </w:r>
+            <w:proofErr w:type="spellEnd"/>
           </w:p>
         </w:tc>
         <w:tc>
@@ -43782,8 +45651,17 @@
                 <w:rFonts w:ascii="標楷體" w:eastAsia="標楷體" w:hAnsi="標楷體"/>
                 <w:szCs w:val="24"/>
               </w:rPr>
-              <w:t>4 byte</w:t>
-            </w:r>
+              <w:t xml:space="preserve">4 </w:t>
+            </w:r>
+            <w:proofErr w:type="gramStart"/>
+            <w:r>
+              <w:rPr>
+                <w:rFonts w:ascii="標楷體" w:eastAsia="標楷體" w:hAnsi="標楷體"/>
+                <w:szCs w:val="24"/>
+              </w:rPr>
+              <w:t>byte</w:t>
+            </w:r>
+            <w:proofErr w:type="gramEnd"/>
           </w:p>
         </w:tc>
         <w:tc>
@@ -43848,7 +45726,15 @@
         <w:t>6</w:t>
       </w:r>
       <w:r>
-        <w:t xml:space="preserve"> – </w:t>
+        <w:t xml:space="preserve"> </w:t>
+      </w:r>
+      <w:proofErr w:type="gramStart"/>
+      <w:r>
+        <w:t>–</w:t>
+      </w:r>
+      <w:proofErr w:type="gramEnd"/>
+      <w:r>
+        <w:t xml:space="preserve"> </w:t>
       </w:r>
       <w:r>
         <w:rPr>
@@ -43907,7 +45793,23 @@
                 <w:rFonts w:ascii="標楷體" w:eastAsia="標楷體" w:hAnsi="標楷體" w:hint="eastAsia"/>
                 <w:szCs w:val="24"/>
               </w:rPr>
-              <w:t xml:space="preserve"> group_invite（小組邀請）</w:t>
+              <w:t xml:space="preserve"> </w:t>
+            </w:r>
+            <w:proofErr w:type="spellStart"/>
+            <w:r>
+              <w:rPr>
+                <w:rFonts w:ascii="標楷體" w:eastAsia="標楷體" w:hAnsi="標楷體" w:hint="eastAsia"/>
+                <w:szCs w:val="24"/>
+              </w:rPr>
+              <w:t>group_invite</w:t>
+            </w:r>
+            <w:proofErr w:type="spellEnd"/>
+            <w:r>
+              <w:rPr>
+                <w:rFonts w:ascii="標楷體" w:eastAsia="標楷體" w:hAnsi="標楷體" w:hint="eastAsia"/>
+                <w:szCs w:val="24"/>
+              </w:rPr>
+              <w:t>（小組邀請）</w:t>
             </w:r>
           </w:p>
         </w:tc>
@@ -44054,6 +45956,7 @@
                 <w:szCs w:val="24"/>
               </w:rPr>
             </w:pPr>
+            <w:proofErr w:type="gramStart"/>
             <w:r>
               <w:rPr>
                 <w:rFonts w:ascii="標楷體" w:eastAsia="標楷體" w:hAnsi="標楷體"/>
@@ -44061,6 +45964,7 @@
               </w:rPr>
               <w:t>外鍵</w:t>
             </w:r>
+            <w:proofErr w:type="gramEnd"/>
           </w:p>
         </w:tc>
       </w:tr>
@@ -44153,8 +46057,17 @@
                 <w:rFonts w:ascii="標楷體" w:eastAsia="標楷體" w:hAnsi="標楷體"/>
                 <w:szCs w:val="24"/>
               </w:rPr>
-              <w:t>4 byte</w:t>
-            </w:r>
+              <w:t xml:space="preserve">4 </w:t>
+            </w:r>
+            <w:proofErr w:type="gramStart"/>
+            <w:r>
+              <w:rPr>
+                <w:rFonts w:ascii="標楷體" w:eastAsia="標楷體" w:hAnsi="標楷體"/>
+                <w:szCs w:val="24"/>
+              </w:rPr>
+              <w:t>byte</w:t>
+            </w:r>
+            <w:proofErr w:type="gramEnd"/>
           </w:p>
         </w:tc>
         <w:tc>
@@ -44212,6 +46125,7 @@
                 <w:szCs w:val="24"/>
               </w:rPr>
             </w:pPr>
+            <w:proofErr w:type="spellStart"/>
             <w:r>
               <w:rPr>
                 <w:rFonts w:ascii="標楷體" w:eastAsia="標楷體" w:hAnsi="標楷體"/>
@@ -44219,6 +46133,7 @@
               </w:rPr>
               <w:t>group_id</w:t>
             </w:r>
+            <w:proofErr w:type="spellEnd"/>
           </w:p>
         </w:tc>
         <w:tc>
@@ -44286,8 +46201,17 @@
                 <w:rFonts w:ascii="標楷體" w:eastAsia="標楷體" w:hAnsi="標楷體"/>
                 <w:szCs w:val="24"/>
               </w:rPr>
-              <w:t>4 byte</w:t>
-            </w:r>
+              <w:t xml:space="preserve">4 </w:t>
+            </w:r>
+            <w:proofErr w:type="gramStart"/>
+            <w:r>
+              <w:rPr>
+                <w:rFonts w:ascii="標楷體" w:eastAsia="標楷體" w:hAnsi="標楷體"/>
+                <w:szCs w:val="24"/>
+              </w:rPr>
+              <w:t>byte</w:t>
+            </w:r>
+            <w:proofErr w:type="gramEnd"/>
           </w:p>
         </w:tc>
         <w:tc>
@@ -44345,6 +46269,7 @@
                 <w:szCs w:val="24"/>
               </w:rPr>
             </w:pPr>
+            <w:proofErr w:type="spellStart"/>
             <w:r>
               <w:rPr>
                 <w:rFonts w:ascii="標楷體" w:eastAsia="標楷體" w:hAnsi="標楷體"/>
@@ -44352,6 +46277,7 @@
               </w:rPr>
               <w:t>sender_id</w:t>
             </w:r>
+            <w:proofErr w:type="spellEnd"/>
           </w:p>
         </w:tc>
         <w:tc>
@@ -44419,8 +46345,17 @@
                 <w:rFonts w:ascii="標楷體" w:eastAsia="標楷體" w:hAnsi="標楷體"/>
                 <w:szCs w:val="24"/>
               </w:rPr>
-              <w:t>4 byte</w:t>
-            </w:r>
+              <w:t xml:space="preserve">4 </w:t>
+            </w:r>
+            <w:proofErr w:type="gramStart"/>
+            <w:r>
+              <w:rPr>
+                <w:rFonts w:ascii="標楷體" w:eastAsia="標楷體" w:hAnsi="標楷體"/>
+                <w:szCs w:val="24"/>
+              </w:rPr>
+              <w:t>byte</w:t>
+            </w:r>
+            <w:proofErr w:type="gramEnd"/>
           </w:p>
         </w:tc>
         <w:tc>
@@ -44478,6 +46413,7 @@
                 <w:szCs w:val="24"/>
               </w:rPr>
             </w:pPr>
+            <w:proofErr w:type="spellStart"/>
             <w:r>
               <w:rPr>
                 <w:rFonts w:ascii="標楷體" w:eastAsia="標楷體" w:hAnsi="標楷體"/>
@@ -44485,6 +46421,7 @@
               </w:rPr>
               <w:t>receiver_id</w:t>
             </w:r>
+            <w:proofErr w:type="spellEnd"/>
           </w:p>
         </w:tc>
         <w:tc>
@@ -44552,8 +46489,17 @@
                 <w:rFonts w:ascii="標楷體" w:eastAsia="標楷體" w:hAnsi="標楷體"/>
                 <w:szCs w:val="24"/>
               </w:rPr>
-              <w:t>4 byte</w:t>
-            </w:r>
+              <w:t xml:space="preserve">4 </w:t>
+            </w:r>
+            <w:proofErr w:type="gramStart"/>
+            <w:r>
+              <w:rPr>
+                <w:rFonts w:ascii="標楷體" w:eastAsia="標楷體" w:hAnsi="標楷體"/>
+                <w:szCs w:val="24"/>
+              </w:rPr>
+              <w:t>byte</w:t>
+            </w:r>
+            <w:proofErr w:type="gramEnd"/>
           </w:p>
         </w:tc>
         <w:tc>
@@ -44737,6 +46683,7 @@
                 <w:szCs w:val="24"/>
               </w:rPr>
             </w:pPr>
+            <w:proofErr w:type="spellStart"/>
             <w:r>
               <w:rPr>
                 <w:rFonts w:ascii="標楷體" w:eastAsia="標楷體" w:hAnsi="標楷體"/>
@@ -44744,6 +46691,7 @@
               </w:rPr>
               <w:t>created_at</w:t>
             </w:r>
+            <w:proofErr w:type="spellEnd"/>
           </w:p>
         </w:tc>
         <w:tc>
@@ -44892,7 +46840,15 @@
         <w:t>7</w:t>
       </w:r>
       <w:r>
-        <w:t xml:space="preserve"> – </w:t>
+        <w:t xml:space="preserve"> </w:t>
+      </w:r>
+      <w:proofErr w:type="gramStart"/>
+      <w:r>
+        <w:t>–</w:t>
+      </w:r>
+      <w:proofErr w:type="gramEnd"/>
+      <w:r>
+        <w:t xml:space="preserve"> </w:t>
       </w:r>
       <w:r>
         <w:rPr>
@@ -45098,6 +47054,7 @@
                 <w:szCs w:val="24"/>
               </w:rPr>
             </w:pPr>
+            <w:proofErr w:type="gramStart"/>
             <w:r>
               <w:rPr>
                 <w:rFonts w:ascii="標楷體" w:eastAsia="標楷體" w:hAnsi="標楷體"/>
@@ -45105,6 +47062,7 @@
               </w:rPr>
               <w:t>外鍵</w:t>
             </w:r>
+            <w:proofErr w:type="gramEnd"/>
           </w:p>
         </w:tc>
       </w:tr>
@@ -45197,8 +47155,17 @@
                 <w:rFonts w:ascii="標楷體" w:eastAsia="標楷體" w:hAnsi="標楷體"/>
                 <w:szCs w:val="24"/>
               </w:rPr>
-              <w:t>4 byte</w:t>
-            </w:r>
+              <w:t xml:space="preserve">4 </w:t>
+            </w:r>
+            <w:proofErr w:type="gramStart"/>
+            <w:r>
+              <w:rPr>
+                <w:rFonts w:ascii="標楷體" w:eastAsia="標楷體" w:hAnsi="標楷體"/>
+                <w:szCs w:val="24"/>
+              </w:rPr>
+              <w:t>byte</w:t>
+            </w:r>
+            <w:proofErr w:type="gramEnd"/>
           </w:p>
         </w:tc>
         <w:tc>
@@ -45256,6 +47223,7 @@
                 <w:szCs w:val="24"/>
               </w:rPr>
             </w:pPr>
+            <w:proofErr w:type="spellStart"/>
             <w:r>
               <w:rPr>
                 <w:rFonts w:ascii="標楷體" w:eastAsia="標楷體" w:hAnsi="標楷體"/>
@@ -45263,6 +47231,7 @@
               </w:rPr>
               <w:t>user_id</w:t>
             </w:r>
+            <w:proofErr w:type="spellEnd"/>
           </w:p>
         </w:tc>
         <w:tc>
@@ -45330,8 +47299,17 @@
                 <w:rFonts w:ascii="標楷體" w:eastAsia="標楷體" w:hAnsi="標楷體"/>
                 <w:szCs w:val="24"/>
               </w:rPr>
-              <w:t>4 byte</w:t>
-            </w:r>
+              <w:t xml:space="preserve">4 </w:t>
+            </w:r>
+            <w:proofErr w:type="gramStart"/>
+            <w:r>
+              <w:rPr>
+                <w:rFonts w:ascii="標楷體" w:eastAsia="標楷體" w:hAnsi="標楷體"/>
+                <w:szCs w:val="24"/>
+              </w:rPr>
+              <w:t>byte</w:t>
+            </w:r>
+            <w:proofErr w:type="gramEnd"/>
           </w:p>
         </w:tc>
         <w:tc>
@@ -45515,6 +47493,7 @@
                 <w:szCs w:val="24"/>
               </w:rPr>
             </w:pPr>
+            <w:proofErr w:type="spellStart"/>
             <w:r>
               <w:rPr>
                 <w:rFonts w:ascii="標楷體" w:eastAsia="標楷體" w:hAnsi="標楷體"/>
@@ -45522,6 +47501,7 @@
               </w:rPr>
               <w:t>feedback_type</w:t>
             </w:r>
+            <w:proofErr w:type="spellEnd"/>
           </w:p>
         </w:tc>
         <w:tc>
@@ -45896,6 +47876,7 @@
                 <w:szCs w:val="24"/>
               </w:rPr>
             </w:pPr>
+            <w:proofErr w:type="spellStart"/>
             <w:r>
               <w:rPr>
                 <w:rFonts w:ascii="標楷體" w:eastAsia="標楷體" w:hAnsi="標楷體"/>
@@ -45903,6 +47884,7 @@
               </w:rPr>
               <w:t>replied_at</w:t>
             </w:r>
+            <w:proofErr w:type="spellEnd"/>
           </w:p>
         </w:tc>
         <w:tc>
@@ -46022,6 +48004,7 @@
                 <w:szCs w:val="24"/>
               </w:rPr>
             </w:pPr>
+            <w:proofErr w:type="spellStart"/>
             <w:r>
               <w:rPr>
                 <w:rFonts w:ascii="標楷體" w:eastAsia="標楷體" w:hAnsi="標楷體"/>
@@ -46029,6 +48012,7 @@
               </w:rPr>
               <w:t>created_at</w:t>
             </w:r>
+            <w:proofErr w:type="spellEnd"/>
           </w:p>
         </w:tc>
         <w:tc>

--- a/系統文件/系統文件.docx
+++ b/系統文件/系統文件.docx
@@ -9140,6 +9140,47 @@
       </w:r>
       <w:bookmarkEnd w:id="17"/>
     </w:p>
+    <w:p>
+      <w:pPr>
+        <w:pStyle w:val="-"/>
+        <w:rPr>
+          <w:rFonts w:hint="eastAsia"/>
+          <w:shd w:val="clear" w:color="auto" w:fill="A6A6A6" w:themeFill="background1" w:themeFillShade="A6"/>
+        </w:rPr>
+      </w:pPr>
+      <w:r>
+        <w:rPr>
+          <w:rFonts w:hint="eastAsia"/>
+        </w:rPr>
+        <w:t>預期進度</w:t>
+      </w:r>
+      <w:r>
+        <w:rPr>
+          <w:rFonts w:hint="eastAsia"/>
+          <w:shd w:val="clear" w:color="auto" w:fill="A6A6A6" w:themeFill="background1" w:themeFillShade="A6"/>
+        </w:rPr>
+        <w:t xml:space="preserve">       </w:t>
+      </w:r>
+      <w:r>
+        <w:rPr>
+          <w:rFonts w:hint="eastAsia"/>
+        </w:rPr>
+        <w:t xml:space="preserve"> </w:t>
+      </w:r>
+      <w:r>
+        <w:rPr>
+          <w:rFonts w:hint="eastAsia"/>
+        </w:rPr>
+        <w:t>實際進度</w:t>
+      </w:r>
+      <w:r>
+        <w:rPr>
+          <w:rFonts w:hint="eastAsia"/>
+          <w:shd w:val="clear" w:color="auto" w:fill="262626" w:themeFill="text1" w:themeFillTint="D9"/>
+        </w:rPr>
+        <w:t xml:space="preserve">       </w:t>
+      </w:r>
+    </w:p>
     <w:tbl>
       <w:tblPr>
         <w:tblStyle w:val="11"/>
@@ -10391,6 +10432,7 @@
               <w:bottom w:val="single" w:sz="4" w:space="0" w:color="A6A6A6" w:themeColor="background1" w:themeShade="A6"/>
               <w:right w:val="single" w:sz="4" w:space="0" w:color="A6A6A6" w:themeColor="background1" w:themeShade="A6"/>
             </w:tcBorders>
+            <w:shd w:val="clear" w:color="auto" w:fill="A6A6A6" w:themeFill="background1" w:themeFillShade="A6"/>
           </w:tcPr>
           <w:p>
             <w:pPr>
@@ -10674,6 +10716,7 @@
               <w:bottom w:val="single" w:sz="4" w:space="0" w:color="A6A6A6" w:themeColor="background1" w:themeShade="A6"/>
               <w:right w:val="single" w:sz="4" w:space="0" w:color="A6A6A6" w:themeColor="background1" w:themeShade="A6"/>
             </w:tcBorders>
+            <w:shd w:val="clear" w:color="auto" w:fill="262626" w:themeFill="text1" w:themeFillTint="D9"/>
           </w:tcPr>
           <w:p>
             <w:pPr>
@@ -10757,6 +10800,7 @@
               <w:bottom w:val="single" w:sz="4" w:space="0" w:color="A6A6A6" w:themeColor="background1" w:themeShade="A6"/>
               <w:right w:val="single" w:sz="4" w:space="0" w:color="A6A6A6" w:themeColor="background1" w:themeShade="A6"/>
             </w:tcBorders>
+            <w:shd w:val="clear" w:color="auto" w:fill="262626" w:themeFill="text1" w:themeFillTint="D9"/>
           </w:tcPr>
           <w:p>
             <w:pPr>
@@ -10991,6 +11035,7 @@
               <w:bottom w:val="single" w:sz="4" w:space="0" w:color="A6A6A6" w:themeColor="background1" w:themeShade="A6"/>
               <w:right w:val="single" w:sz="4" w:space="0" w:color="A6A6A6" w:themeColor="background1" w:themeShade="A6"/>
             </w:tcBorders>
+            <w:shd w:val="clear" w:color="auto" w:fill="A6A6A6" w:themeFill="background1" w:themeFillShade="A6"/>
           </w:tcPr>
           <w:p>
             <w:pPr>
@@ -11856,6 +11901,7 @@
               <w:bottom w:val="single" w:sz="4" w:space="0" w:color="A6A6A6" w:themeColor="background1" w:themeShade="A6"/>
               <w:right w:val="single" w:sz="4" w:space="0" w:color="A6A6A6" w:themeColor="background1" w:themeShade="A6"/>
             </w:tcBorders>
+            <w:shd w:val="clear" w:color="auto" w:fill="262626" w:themeFill="text1" w:themeFillTint="D9"/>
           </w:tcPr>
           <w:p>
             <w:pPr>
@@ -11876,6 +11922,7 @@
               <w:bottom w:val="single" w:sz="4" w:space="0" w:color="A6A6A6" w:themeColor="background1" w:themeShade="A6"/>
               <w:right w:val="single" w:sz="4" w:space="0" w:color="A6A6A6" w:themeColor="background1" w:themeShade="A6"/>
             </w:tcBorders>
+            <w:shd w:val="clear" w:color="auto" w:fill="262626" w:themeFill="text1" w:themeFillTint="D9"/>
           </w:tcPr>
           <w:p>
             <w:pPr>
@@ -11896,6 +11943,7 @@
               <w:bottom w:val="single" w:sz="4" w:space="0" w:color="A6A6A6" w:themeColor="background1" w:themeShade="A6"/>
               <w:right w:val="single" w:sz="4" w:space="0" w:color="A6A6A6" w:themeColor="background1" w:themeShade="A6"/>
             </w:tcBorders>
+            <w:shd w:val="clear" w:color="auto" w:fill="262626" w:themeFill="text1" w:themeFillTint="D9"/>
           </w:tcPr>
           <w:p>
             <w:pPr>
@@ -11916,6 +11964,7 @@
               <w:bottom w:val="single" w:sz="4" w:space="0" w:color="A6A6A6" w:themeColor="background1" w:themeShade="A6"/>
               <w:right w:val="single" w:sz="4" w:space="0" w:color="A6A6A6" w:themeColor="background1" w:themeShade="A6"/>
             </w:tcBorders>
+            <w:shd w:val="clear" w:color="auto" w:fill="262626" w:themeFill="text1" w:themeFillTint="D9"/>
           </w:tcPr>
           <w:p>
             <w:pPr>
@@ -11936,6 +11985,7 @@
               <w:bottom w:val="single" w:sz="4" w:space="0" w:color="A6A6A6" w:themeColor="background1" w:themeShade="A6"/>
               <w:right w:val="single" w:sz="4" w:space="0" w:color="A6A6A6" w:themeColor="background1" w:themeShade="A6"/>
             </w:tcBorders>
+            <w:shd w:val="clear" w:color="auto" w:fill="262626" w:themeFill="text1" w:themeFillTint="D9"/>
           </w:tcPr>
           <w:p>
             <w:pPr>
@@ -12102,6 +12152,7 @@
               <w:bottom w:val="single" w:sz="4" w:space="0" w:color="A6A6A6" w:themeColor="background1" w:themeShade="A6"/>
               <w:right w:val="single" w:sz="4" w:space="0" w:color="A6A6A6" w:themeColor="background1" w:themeShade="A6"/>
             </w:tcBorders>
+            <w:shd w:val="clear" w:color="auto" w:fill="auto"/>
           </w:tcPr>
           <w:p>
             <w:pPr>
@@ -12123,6 +12174,7 @@
               <w:bottom w:val="single" w:sz="4" w:space="0" w:color="A6A6A6" w:themeColor="background1" w:themeShade="A6"/>
               <w:right w:val="single" w:sz="4" w:space="0" w:color="A6A6A6" w:themeColor="background1" w:themeShade="A6"/>
             </w:tcBorders>
+            <w:shd w:val="clear" w:color="auto" w:fill="A6A6A6" w:themeFill="background1" w:themeFillShade="A6"/>
           </w:tcPr>
           <w:p>
             <w:pPr>
@@ -12143,6 +12195,7 @@
               <w:bottom w:val="single" w:sz="4" w:space="0" w:color="A6A6A6" w:themeColor="background1" w:themeShade="A6"/>
               <w:right w:val="single" w:sz="4" w:space="0" w:color="A6A6A6" w:themeColor="background1" w:themeShade="A6"/>
             </w:tcBorders>
+            <w:shd w:val="clear" w:color="auto" w:fill="A6A6A6" w:themeFill="background1" w:themeFillShade="A6"/>
           </w:tcPr>
           <w:p>
             <w:pPr>
@@ -12163,6 +12216,7 @@
               <w:bottom w:val="single" w:sz="4" w:space="0" w:color="A6A6A6" w:themeColor="background1" w:themeShade="A6"/>
               <w:right w:val="single" w:sz="4" w:space="0" w:color="A6A6A6" w:themeColor="background1" w:themeShade="A6"/>
             </w:tcBorders>
+            <w:shd w:val="clear" w:color="auto" w:fill="A6A6A6" w:themeFill="background1" w:themeFillShade="A6"/>
           </w:tcPr>
           <w:p>
             <w:pPr>
@@ -12183,6 +12237,7 @@
               <w:bottom w:val="single" w:sz="4" w:space="0" w:color="A6A6A6" w:themeColor="background1" w:themeShade="A6"/>
               <w:right w:val="single" w:sz="4" w:space="0" w:color="A6A6A6" w:themeColor="background1" w:themeShade="A6"/>
             </w:tcBorders>
+            <w:shd w:val="clear" w:color="auto" w:fill="A6A6A6" w:themeFill="background1" w:themeFillShade="A6"/>
           </w:tcPr>
           <w:p>
             <w:pPr>
@@ -12203,6 +12258,7 @@
               <w:bottom w:val="single" w:sz="4" w:space="0" w:color="A6A6A6" w:themeColor="background1" w:themeShade="A6"/>
               <w:right w:val="single" w:sz="4" w:space="0" w:color="A6A6A6" w:themeColor="background1" w:themeShade="A6"/>
             </w:tcBorders>
+            <w:shd w:val="clear" w:color="auto" w:fill="A6A6A6" w:themeFill="background1" w:themeFillShade="A6"/>
           </w:tcPr>
           <w:p>
             <w:pPr>
@@ -12223,6 +12279,7 @@
               <w:bottom w:val="single" w:sz="4" w:space="0" w:color="A6A6A6" w:themeColor="background1" w:themeShade="A6"/>
               <w:right w:val="single" w:sz="4" w:space="0" w:color="A6A6A6" w:themeColor="background1" w:themeShade="A6"/>
             </w:tcBorders>
+            <w:shd w:val="clear" w:color="auto" w:fill="A6A6A6" w:themeFill="background1" w:themeFillShade="A6"/>
           </w:tcPr>
           <w:p>
             <w:pPr>
@@ -12243,6 +12300,7 @@
               <w:bottom w:val="single" w:sz="4" w:space="0" w:color="A6A6A6" w:themeColor="background1" w:themeShade="A6"/>
               <w:right w:val="single" w:sz="4" w:space="0" w:color="A6A6A6" w:themeColor="background1" w:themeShade="A6"/>
             </w:tcBorders>
+            <w:shd w:val="clear" w:color="auto" w:fill="A6A6A6" w:themeFill="background1" w:themeFillShade="A6"/>
           </w:tcPr>
           <w:p>
             <w:pPr>
@@ -12263,6 +12321,7 @@
               <w:bottom w:val="single" w:sz="4" w:space="0" w:color="A6A6A6" w:themeColor="background1" w:themeShade="A6"/>
               <w:right w:val="single" w:sz="4" w:space="0" w:color="A6A6A6" w:themeColor="background1" w:themeShade="A6"/>
             </w:tcBorders>
+            <w:shd w:val="clear" w:color="auto" w:fill="auto"/>
           </w:tcPr>
           <w:p>
             <w:pPr>
@@ -12382,6 +12441,7 @@
               <w:bottom w:val="single" w:sz="4" w:space="0" w:color="A6A6A6" w:themeColor="background1" w:themeShade="A6"/>
               <w:right w:val="single" w:sz="4" w:space="0" w:color="A6A6A6" w:themeColor="background1" w:themeShade="A6"/>
             </w:tcBorders>
+            <w:shd w:val="clear" w:color="auto" w:fill="auto"/>
           </w:tcPr>
           <w:p>
             <w:pPr>
@@ -12403,6 +12463,7 @@
               <w:bottom w:val="single" w:sz="4" w:space="0" w:color="A6A6A6" w:themeColor="background1" w:themeShade="A6"/>
               <w:right w:val="single" w:sz="4" w:space="0" w:color="A6A6A6" w:themeColor="background1" w:themeShade="A6"/>
             </w:tcBorders>
+            <w:shd w:val="clear" w:color="auto" w:fill="262626" w:themeFill="text1" w:themeFillTint="D9"/>
           </w:tcPr>
           <w:p>
             <w:pPr>
@@ -12423,6 +12484,7 @@
               <w:bottom w:val="single" w:sz="4" w:space="0" w:color="A6A6A6" w:themeColor="background1" w:themeShade="A6"/>
               <w:right w:val="single" w:sz="4" w:space="0" w:color="A6A6A6" w:themeColor="background1" w:themeShade="A6"/>
             </w:tcBorders>
+            <w:shd w:val="clear" w:color="auto" w:fill="262626" w:themeFill="text1" w:themeFillTint="D9"/>
           </w:tcPr>
           <w:p>
             <w:pPr>
@@ -12443,6 +12505,7 @@
               <w:bottom w:val="single" w:sz="4" w:space="0" w:color="A6A6A6" w:themeColor="background1" w:themeShade="A6"/>
               <w:right w:val="single" w:sz="4" w:space="0" w:color="A6A6A6" w:themeColor="background1" w:themeShade="A6"/>
             </w:tcBorders>
+            <w:shd w:val="clear" w:color="auto" w:fill="262626" w:themeFill="text1" w:themeFillTint="D9"/>
           </w:tcPr>
           <w:p>
             <w:pPr>
@@ -12463,6 +12526,7 @@
               <w:bottom w:val="single" w:sz="4" w:space="0" w:color="A6A6A6" w:themeColor="background1" w:themeShade="A6"/>
               <w:right w:val="single" w:sz="4" w:space="0" w:color="A6A6A6" w:themeColor="background1" w:themeShade="A6"/>
             </w:tcBorders>
+            <w:shd w:val="clear" w:color="auto" w:fill="262626" w:themeFill="text1" w:themeFillTint="D9"/>
           </w:tcPr>
           <w:p>
             <w:pPr>
@@ -12483,6 +12547,7 @@
               <w:bottom w:val="single" w:sz="4" w:space="0" w:color="A6A6A6" w:themeColor="background1" w:themeShade="A6"/>
               <w:right w:val="single" w:sz="4" w:space="0" w:color="A6A6A6" w:themeColor="background1" w:themeShade="A6"/>
             </w:tcBorders>
+            <w:shd w:val="clear" w:color="auto" w:fill="262626" w:themeFill="text1" w:themeFillTint="D9"/>
           </w:tcPr>
           <w:p>
             <w:pPr>
@@ -12503,6 +12568,7 @@
               <w:bottom w:val="single" w:sz="4" w:space="0" w:color="A6A6A6" w:themeColor="background1" w:themeShade="A6"/>
               <w:right w:val="single" w:sz="4" w:space="0" w:color="A6A6A6" w:themeColor="background1" w:themeShade="A6"/>
             </w:tcBorders>
+            <w:shd w:val="clear" w:color="auto" w:fill="262626" w:themeFill="text1" w:themeFillTint="D9"/>
           </w:tcPr>
           <w:p>
             <w:pPr>
@@ -12710,6 +12776,7 @@
               <w:bottom w:val="single" w:sz="4" w:space="0" w:color="A6A6A6" w:themeColor="background1" w:themeShade="A6"/>
               <w:right w:val="single" w:sz="4" w:space="0" w:color="A6A6A6" w:themeColor="background1" w:themeShade="A6"/>
             </w:tcBorders>
+            <w:shd w:val="clear" w:color="auto" w:fill="A6A6A6" w:themeFill="background1" w:themeFillShade="A6"/>
           </w:tcPr>
           <w:p>
             <w:pPr>
@@ -12730,6 +12797,7 @@
               <w:bottom w:val="single" w:sz="4" w:space="0" w:color="A6A6A6" w:themeColor="background1" w:themeShade="A6"/>
               <w:right w:val="single" w:sz="4" w:space="0" w:color="A6A6A6" w:themeColor="background1" w:themeShade="A6"/>
             </w:tcBorders>
+            <w:shd w:val="clear" w:color="auto" w:fill="A6A6A6" w:themeFill="background1" w:themeFillShade="A6"/>
           </w:tcPr>
           <w:p>
             <w:pPr>
@@ -12750,6 +12818,7 @@
               <w:bottom w:val="single" w:sz="4" w:space="0" w:color="A6A6A6" w:themeColor="background1" w:themeShade="A6"/>
               <w:right w:val="single" w:sz="4" w:space="0" w:color="A6A6A6" w:themeColor="background1" w:themeShade="A6"/>
             </w:tcBorders>
+            <w:shd w:val="clear" w:color="auto" w:fill="A6A6A6" w:themeFill="background1" w:themeFillShade="A6"/>
           </w:tcPr>
           <w:p>
             <w:pPr>
@@ -12770,6 +12839,7 @@
               <w:bottom w:val="single" w:sz="4" w:space="0" w:color="A6A6A6" w:themeColor="background1" w:themeShade="A6"/>
               <w:right w:val="single" w:sz="4" w:space="0" w:color="A6A6A6" w:themeColor="background1" w:themeShade="A6"/>
             </w:tcBorders>
+            <w:shd w:val="clear" w:color="auto" w:fill="A6A6A6" w:themeFill="background1" w:themeFillShade="A6"/>
           </w:tcPr>
           <w:p>
             <w:pPr>
@@ -12790,6 +12860,7 @@
               <w:bottom w:val="single" w:sz="4" w:space="0" w:color="A6A6A6" w:themeColor="background1" w:themeShade="A6"/>
               <w:right w:val="single" w:sz="4" w:space="0" w:color="A6A6A6" w:themeColor="background1" w:themeShade="A6"/>
             </w:tcBorders>
+            <w:shd w:val="clear" w:color="auto" w:fill="A6A6A6" w:themeFill="background1" w:themeFillShade="A6"/>
           </w:tcPr>
           <w:p>
             <w:pPr>
@@ -12810,6 +12881,7 @@
               <w:bottom w:val="single" w:sz="4" w:space="0" w:color="A6A6A6" w:themeColor="background1" w:themeShade="A6"/>
               <w:right w:val="single" w:sz="4" w:space="0" w:color="A6A6A6" w:themeColor="background1" w:themeShade="A6"/>
             </w:tcBorders>
+            <w:shd w:val="clear" w:color="auto" w:fill="A6A6A6" w:themeFill="background1" w:themeFillShade="A6"/>
           </w:tcPr>
           <w:p>
             <w:pPr>
@@ -12830,6 +12902,7 @@
               <w:bottom w:val="single" w:sz="4" w:space="0" w:color="A6A6A6" w:themeColor="background1" w:themeShade="A6"/>
               <w:right w:val="single" w:sz="4" w:space="0" w:color="A6A6A6" w:themeColor="background1" w:themeShade="A6"/>
             </w:tcBorders>
+            <w:shd w:val="clear" w:color="auto" w:fill="A6A6A6" w:themeFill="background1" w:themeFillShade="A6"/>
           </w:tcPr>
           <w:p>
             <w:pPr>
@@ -12850,6 +12923,7 @@
               <w:bottom w:val="single" w:sz="4" w:space="0" w:color="A6A6A6" w:themeColor="background1" w:themeShade="A6"/>
               <w:right w:val="single" w:sz="4" w:space="0" w:color="A6A6A6" w:themeColor="background1" w:themeShade="A6"/>
             </w:tcBorders>
+            <w:shd w:val="clear" w:color="auto" w:fill="A6A6A6" w:themeFill="background1" w:themeFillShade="A6"/>
           </w:tcPr>
           <w:p>
             <w:pPr>
@@ -12870,6 +12944,7 @@
               <w:bottom w:val="single" w:sz="4" w:space="0" w:color="A6A6A6" w:themeColor="background1" w:themeShade="A6"/>
               <w:right w:val="single" w:sz="4" w:space="0" w:color="A6A6A6" w:themeColor="background1" w:themeShade="A6"/>
             </w:tcBorders>
+            <w:shd w:val="clear" w:color="auto" w:fill="A6A6A6" w:themeFill="background1" w:themeFillShade="A6"/>
           </w:tcPr>
           <w:p>
             <w:pPr>
@@ -12890,6 +12965,7 @@
               <w:bottom w:val="single" w:sz="4" w:space="0" w:color="A6A6A6" w:themeColor="background1" w:themeShade="A6"/>
               <w:right w:val="single" w:sz="4" w:space="0" w:color="A6A6A6" w:themeColor="background1" w:themeShade="A6"/>
             </w:tcBorders>
+            <w:shd w:val="clear" w:color="auto" w:fill="A6A6A6" w:themeFill="background1" w:themeFillShade="A6"/>
           </w:tcPr>
           <w:p>
             <w:pPr>
@@ -12970,6 +13046,7 @@
               <w:bottom w:val="single" w:sz="4" w:space="0" w:color="A6A6A6" w:themeColor="background1" w:themeShade="A6"/>
               <w:right w:val="single" w:sz="4" w:space="0" w:color="A6A6A6" w:themeColor="background1" w:themeShade="A6"/>
             </w:tcBorders>
+            <w:shd w:val="clear" w:color="auto" w:fill="262626" w:themeFill="text1" w:themeFillTint="D9"/>
           </w:tcPr>
           <w:p>
             <w:pPr>
@@ -12990,6 +13067,7 @@
               <w:bottom w:val="single" w:sz="4" w:space="0" w:color="A6A6A6" w:themeColor="background1" w:themeShade="A6"/>
               <w:right w:val="single" w:sz="4" w:space="0" w:color="A6A6A6" w:themeColor="background1" w:themeShade="A6"/>
             </w:tcBorders>
+            <w:shd w:val="clear" w:color="auto" w:fill="262626" w:themeFill="text1" w:themeFillTint="D9"/>
           </w:tcPr>
           <w:p>
             <w:pPr>
@@ -13010,6 +13088,7 @@
               <w:bottom w:val="single" w:sz="4" w:space="0" w:color="A6A6A6" w:themeColor="background1" w:themeShade="A6"/>
               <w:right w:val="single" w:sz="4" w:space="0" w:color="A6A6A6" w:themeColor="background1" w:themeShade="A6"/>
             </w:tcBorders>
+            <w:shd w:val="clear" w:color="auto" w:fill="262626" w:themeFill="text1" w:themeFillTint="D9"/>
           </w:tcPr>
           <w:p>
             <w:pPr>
@@ -13030,6 +13109,7 @@
               <w:bottom w:val="single" w:sz="4" w:space="0" w:color="A6A6A6" w:themeColor="background1" w:themeShade="A6"/>
               <w:right w:val="single" w:sz="4" w:space="0" w:color="A6A6A6" w:themeColor="background1" w:themeShade="A6"/>
             </w:tcBorders>
+            <w:shd w:val="clear" w:color="auto" w:fill="262626" w:themeFill="text1" w:themeFillTint="D9"/>
           </w:tcPr>
           <w:p>
             <w:pPr>
@@ -13050,6 +13130,7 @@
               <w:bottom w:val="single" w:sz="4" w:space="0" w:color="A6A6A6" w:themeColor="background1" w:themeShade="A6"/>
               <w:right w:val="single" w:sz="4" w:space="0" w:color="A6A6A6" w:themeColor="background1" w:themeShade="A6"/>
             </w:tcBorders>
+            <w:shd w:val="clear" w:color="auto" w:fill="262626" w:themeFill="text1" w:themeFillTint="D9"/>
           </w:tcPr>
           <w:p>
             <w:pPr>
@@ -13070,6 +13151,7 @@
               <w:bottom w:val="single" w:sz="4" w:space="0" w:color="A6A6A6" w:themeColor="background1" w:themeShade="A6"/>
               <w:right w:val="single" w:sz="4" w:space="0" w:color="A6A6A6" w:themeColor="background1" w:themeShade="A6"/>
             </w:tcBorders>
+            <w:shd w:val="clear" w:color="auto" w:fill="262626" w:themeFill="text1" w:themeFillTint="D9"/>
           </w:tcPr>
           <w:p>
             <w:pPr>
@@ -13277,6 +13359,7 @@
               <w:bottom w:val="single" w:sz="4" w:space="0" w:color="A6A6A6" w:themeColor="background1" w:themeShade="A6"/>
               <w:right w:val="single" w:sz="4" w:space="0" w:color="A6A6A6" w:themeColor="background1" w:themeShade="A6"/>
             </w:tcBorders>
+            <w:shd w:val="clear" w:color="auto" w:fill="A6A6A6" w:themeFill="background1" w:themeFillShade="A6"/>
           </w:tcPr>
           <w:p>
             <w:pPr>
@@ -13297,6 +13380,7 @@
               <w:bottom w:val="single" w:sz="4" w:space="0" w:color="A6A6A6" w:themeColor="background1" w:themeShade="A6"/>
               <w:right w:val="single" w:sz="4" w:space="0" w:color="A6A6A6" w:themeColor="background1" w:themeShade="A6"/>
             </w:tcBorders>
+            <w:shd w:val="clear" w:color="auto" w:fill="A6A6A6" w:themeFill="background1" w:themeFillShade="A6"/>
           </w:tcPr>
           <w:p>
             <w:pPr>
@@ -13317,6 +13401,7 @@
               <w:bottom w:val="single" w:sz="4" w:space="0" w:color="A6A6A6" w:themeColor="background1" w:themeShade="A6"/>
               <w:right w:val="single" w:sz="4" w:space="0" w:color="A6A6A6" w:themeColor="background1" w:themeShade="A6"/>
             </w:tcBorders>
+            <w:shd w:val="clear" w:color="auto" w:fill="A6A6A6" w:themeFill="background1" w:themeFillShade="A6"/>
           </w:tcPr>
           <w:p>
             <w:pPr>
@@ -13337,6 +13422,7 @@
               <w:bottom w:val="single" w:sz="4" w:space="0" w:color="A6A6A6" w:themeColor="background1" w:themeShade="A6"/>
               <w:right w:val="single" w:sz="4" w:space="0" w:color="A6A6A6" w:themeColor="background1" w:themeShade="A6"/>
             </w:tcBorders>
+            <w:shd w:val="clear" w:color="auto" w:fill="A6A6A6" w:themeFill="background1" w:themeFillShade="A6"/>
           </w:tcPr>
           <w:p>
             <w:pPr>
@@ -13357,6 +13443,7 @@
               <w:bottom w:val="single" w:sz="4" w:space="0" w:color="A6A6A6" w:themeColor="background1" w:themeShade="A6"/>
               <w:right w:val="single" w:sz="4" w:space="0" w:color="A6A6A6" w:themeColor="background1" w:themeShade="A6"/>
             </w:tcBorders>
+            <w:shd w:val="clear" w:color="auto" w:fill="A6A6A6" w:themeFill="background1" w:themeFillShade="A6"/>
           </w:tcPr>
           <w:p>
             <w:pPr>
@@ -13377,6 +13464,7 @@
               <w:bottom w:val="single" w:sz="4" w:space="0" w:color="A6A6A6" w:themeColor="background1" w:themeShade="A6"/>
               <w:right w:val="single" w:sz="4" w:space="0" w:color="A6A6A6" w:themeColor="background1" w:themeShade="A6"/>
             </w:tcBorders>
+            <w:shd w:val="clear" w:color="auto" w:fill="A6A6A6" w:themeFill="background1" w:themeFillShade="A6"/>
           </w:tcPr>
           <w:p>
             <w:pPr>
@@ -13397,6 +13485,7 @@
               <w:bottom w:val="single" w:sz="4" w:space="0" w:color="A6A6A6" w:themeColor="background1" w:themeShade="A6"/>
               <w:right w:val="single" w:sz="4" w:space="0" w:color="A6A6A6" w:themeColor="background1" w:themeShade="A6"/>
             </w:tcBorders>
+            <w:shd w:val="clear" w:color="auto" w:fill="A6A6A6" w:themeFill="background1" w:themeFillShade="A6"/>
           </w:tcPr>
           <w:p>
             <w:pPr>
@@ -13417,6 +13506,7 @@
               <w:bottom w:val="single" w:sz="4" w:space="0" w:color="A6A6A6" w:themeColor="background1" w:themeShade="A6"/>
               <w:right w:val="single" w:sz="4" w:space="0" w:color="A6A6A6" w:themeColor="background1" w:themeShade="A6"/>
             </w:tcBorders>
+            <w:shd w:val="clear" w:color="auto" w:fill="A6A6A6" w:themeFill="background1" w:themeFillShade="A6"/>
           </w:tcPr>
           <w:p>
             <w:pPr>
@@ -13437,6 +13527,7 @@
               <w:bottom w:val="single" w:sz="4" w:space="0" w:color="A6A6A6" w:themeColor="background1" w:themeShade="A6"/>
               <w:right w:val="single" w:sz="4" w:space="0" w:color="A6A6A6" w:themeColor="background1" w:themeShade="A6"/>
             </w:tcBorders>
+            <w:shd w:val="clear" w:color="auto" w:fill="A6A6A6" w:themeFill="background1" w:themeFillShade="A6"/>
           </w:tcPr>
           <w:p>
             <w:pPr>
@@ -13457,6 +13548,7 @@
               <w:bottom w:val="single" w:sz="4" w:space="0" w:color="A6A6A6" w:themeColor="background1" w:themeShade="A6"/>
               <w:right w:val="single" w:sz="4" w:space="0" w:color="A6A6A6" w:themeColor="background1" w:themeShade="A6"/>
             </w:tcBorders>
+            <w:shd w:val="clear" w:color="auto" w:fill="A6A6A6" w:themeFill="background1" w:themeFillShade="A6"/>
           </w:tcPr>
           <w:p>
             <w:pPr>
@@ -13476,6 +13568,7 @@
               <w:left w:val="single" w:sz="4" w:space="0" w:color="A6A6A6" w:themeColor="background1" w:themeShade="A6"/>
               <w:bottom w:val="single" w:sz="4" w:space="0" w:color="A6A6A6" w:themeColor="background1" w:themeShade="A6"/>
             </w:tcBorders>
+            <w:shd w:val="clear" w:color="auto" w:fill="A6A6A6" w:themeFill="background1" w:themeFillShade="A6"/>
           </w:tcPr>
           <w:p>
             <w:pPr>
@@ -13537,6 +13630,7 @@
               <w:bottom w:val="single" w:sz="4" w:space="0" w:color="A6A6A6" w:themeColor="background1" w:themeShade="A6"/>
               <w:right w:val="single" w:sz="4" w:space="0" w:color="A6A6A6" w:themeColor="background1" w:themeShade="A6"/>
             </w:tcBorders>
+            <w:shd w:val="clear" w:color="auto" w:fill="262626" w:themeFill="text1" w:themeFillTint="D9"/>
           </w:tcPr>
           <w:p>
             <w:pPr>
@@ -13557,6 +13651,7 @@
               <w:bottom w:val="single" w:sz="4" w:space="0" w:color="A6A6A6" w:themeColor="background1" w:themeShade="A6"/>
               <w:right w:val="single" w:sz="4" w:space="0" w:color="A6A6A6" w:themeColor="background1" w:themeShade="A6"/>
             </w:tcBorders>
+            <w:shd w:val="clear" w:color="auto" w:fill="262626" w:themeFill="text1" w:themeFillTint="D9"/>
           </w:tcPr>
           <w:p>
             <w:pPr>
@@ -13577,6 +13672,7 @@
               <w:bottom w:val="single" w:sz="4" w:space="0" w:color="A6A6A6" w:themeColor="background1" w:themeShade="A6"/>
               <w:right w:val="single" w:sz="4" w:space="0" w:color="A6A6A6" w:themeColor="background1" w:themeShade="A6"/>
             </w:tcBorders>
+            <w:shd w:val="clear" w:color="auto" w:fill="262626" w:themeFill="text1" w:themeFillTint="D9"/>
           </w:tcPr>
           <w:p>
             <w:pPr>
@@ -13597,6 +13693,7 @@
               <w:bottom w:val="single" w:sz="4" w:space="0" w:color="A6A6A6" w:themeColor="background1" w:themeShade="A6"/>
               <w:right w:val="single" w:sz="4" w:space="0" w:color="A6A6A6" w:themeColor="background1" w:themeShade="A6"/>
             </w:tcBorders>
+            <w:shd w:val="clear" w:color="auto" w:fill="262626" w:themeFill="text1" w:themeFillTint="D9"/>
           </w:tcPr>
           <w:p>
             <w:pPr>
@@ -13617,6 +13714,7 @@
               <w:bottom w:val="single" w:sz="4" w:space="0" w:color="A6A6A6" w:themeColor="background1" w:themeShade="A6"/>
               <w:right w:val="single" w:sz="4" w:space="0" w:color="A6A6A6" w:themeColor="background1" w:themeShade="A6"/>
             </w:tcBorders>
+            <w:shd w:val="clear" w:color="auto" w:fill="262626" w:themeFill="text1" w:themeFillTint="D9"/>
           </w:tcPr>
           <w:p>
             <w:pPr>
@@ -13637,6 +13735,7 @@
               <w:bottom w:val="single" w:sz="4" w:space="0" w:color="A6A6A6" w:themeColor="background1" w:themeShade="A6"/>
               <w:right w:val="single" w:sz="4" w:space="0" w:color="A6A6A6" w:themeColor="background1" w:themeShade="A6"/>
             </w:tcBorders>
+            <w:shd w:val="clear" w:color="auto" w:fill="262626" w:themeFill="text1" w:themeFillTint="D9"/>
           </w:tcPr>
           <w:p>
             <w:pPr>
@@ -13803,6 +13902,7 @@
               <w:bottom w:val="single" w:sz="4" w:space="0" w:color="A6A6A6" w:themeColor="background1" w:themeShade="A6"/>
               <w:right w:val="single" w:sz="4" w:space="0" w:color="A6A6A6" w:themeColor="background1" w:themeShade="A6"/>
             </w:tcBorders>
+            <w:shd w:val="clear" w:color="auto" w:fill="A6A6A6" w:themeFill="background1" w:themeFillShade="A6"/>
           </w:tcPr>
           <w:p>
             <w:pPr>
@@ -13824,6 +13924,7 @@
               <w:bottom w:val="single" w:sz="4" w:space="0" w:color="A6A6A6" w:themeColor="background1" w:themeShade="A6"/>
               <w:right w:val="single" w:sz="4" w:space="0" w:color="A6A6A6" w:themeColor="background1" w:themeShade="A6"/>
             </w:tcBorders>
+            <w:shd w:val="clear" w:color="auto" w:fill="A6A6A6" w:themeFill="background1" w:themeFillShade="A6"/>
           </w:tcPr>
           <w:p>
             <w:pPr>
@@ -13844,6 +13945,7 @@
               <w:bottom w:val="single" w:sz="4" w:space="0" w:color="A6A6A6" w:themeColor="background1" w:themeShade="A6"/>
               <w:right w:val="single" w:sz="4" w:space="0" w:color="A6A6A6" w:themeColor="background1" w:themeShade="A6"/>
             </w:tcBorders>
+            <w:shd w:val="clear" w:color="auto" w:fill="A6A6A6" w:themeFill="background1" w:themeFillShade="A6"/>
           </w:tcPr>
           <w:p>
             <w:pPr>
@@ -13864,6 +13966,7 @@
               <w:bottom w:val="single" w:sz="4" w:space="0" w:color="A6A6A6" w:themeColor="background1" w:themeShade="A6"/>
               <w:right w:val="single" w:sz="4" w:space="0" w:color="A6A6A6" w:themeColor="background1" w:themeShade="A6"/>
             </w:tcBorders>
+            <w:shd w:val="clear" w:color="auto" w:fill="A6A6A6" w:themeFill="background1" w:themeFillShade="A6"/>
           </w:tcPr>
           <w:p>
             <w:pPr>
@@ -13884,6 +13987,7 @@
               <w:bottom w:val="single" w:sz="4" w:space="0" w:color="A6A6A6" w:themeColor="background1" w:themeShade="A6"/>
               <w:right w:val="single" w:sz="4" w:space="0" w:color="A6A6A6" w:themeColor="background1" w:themeShade="A6"/>
             </w:tcBorders>
+            <w:shd w:val="clear" w:color="auto" w:fill="A6A6A6" w:themeFill="background1" w:themeFillShade="A6"/>
           </w:tcPr>
           <w:p>
             <w:pPr>
@@ -13904,6 +14008,7 @@
               <w:bottom w:val="single" w:sz="4" w:space="0" w:color="A6A6A6" w:themeColor="background1" w:themeShade="A6"/>
               <w:right w:val="single" w:sz="4" w:space="0" w:color="A6A6A6" w:themeColor="background1" w:themeShade="A6"/>
             </w:tcBorders>
+            <w:shd w:val="clear" w:color="auto" w:fill="A6A6A6" w:themeFill="background1" w:themeFillShade="A6"/>
           </w:tcPr>
           <w:p>
             <w:pPr>
@@ -13924,6 +14029,7 @@
               <w:bottom w:val="single" w:sz="4" w:space="0" w:color="A6A6A6" w:themeColor="background1" w:themeShade="A6"/>
               <w:right w:val="single" w:sz="4" w:space="0" w:color="A6A6A6" w:themeColor="background1" w:themeShade="A6"/>
             </w:tcBorders>
+            <w:shd w:val="clear" w:color="auto" w:fill="A6A6A6" w:themeFill="background1" w:themeFillShade="A6"/>
           </w:tcPr>
           <w:p>
             <w:pPr>
@@ -13944,6 +14050,7 @@
               <w:bottom w:val="single" w:sz="4" w:space="0" w:color="A6A6A6" w:themeColor="background1" w:themeShade="A6"/>
               <w:right w:val="single" w:sz="4" w:space="0" w:color="A6A6A6" w:themeColor="background1" w:themeShade="A6"/>
             </w:tcBorders>
+            <w:shd w:val="clear" w:color="auto" w:fill="A6A6A6" w:themeFill="background1" w:themeFillShade="A6"/>
           </w:tcPr>
           <w:p>
             <w:pPr>
@@ -13964,6 +14071,7 @@
               <w:bottom w:val="single" w:sz="4" w:space="0" w:color="A6A6A6" w:themeColor="background1" w:themeShade="A6"/>
               <w:right w:val="single" w:sz="4" w:space="0" w:color="A6A6A6" w:themeColor="background1" w:themeShade="A6"/>
             </w:tcBorders>
+            <w:shd w:val="clear" w:color="auto" w:fill="A6A6A6" w:themeFill="background1" w:themeFillShade="A6"/>
           </w:tcPr>
           <w:p>
             <w:pPr>
@@ -13984,6 +14092,7 @@
               <w:bottom w:val="single" w:sz="4" w:space="0" w:color="A6A6A6" w:themeColor="background1" w:themeShade="A6"/>
               <w:right w:val="single" w:sz="4" w:space="0" w:color="A6A6A6" w:themeColor="background1" w:themeShade="A6"/>
             </w:tcBorders>
+            <w:shd w:val="clear" w:color="auto" w:fill="A6A6A6" w:themeFill="background1" w:themeFillShade="A6"/>
           </w:tcPr>
           <w:p>
             <w:pPr>
@@ -14004,6 +14113,7 @@
               <w:bottom w:val="single" w:sz="4" w:space="0" w:color="A6A6A6" w:themeColor="background1" w:themeShade="A6"/>
               <w:right w:val="single" w:sz="4" w:space="0" w:color="A6A6A6" w:themeColor="background1" w:themeShade="A6"/>
             </w:tcBorders>
+            <w:shd w:val="clear" w:color="auto" w:fill="A6A6A6" w:themeFill="background1" w:themeFillShade="A6"/>
           </w:tcPr>
           <w:p>
             <w:pPr>
@@ -14144,6 +14254,7 @@
               <w:bottom w:val="single" w:sz="4" w:space="0" w:color="A6A6A6" w:themeColor="background1" w:themeShade="A6"/>
               <w:right w:val="single" w:sz="4" w:space="0" w:color="A6A6A6" w:themeColor="background1" w:themeShade="A6"/>
             </w:tcBorders>
+            <w:shd w:val="clear" w:color="auto" w:fill="262626" w:themeFill="text1" w:themeFillTint="D9"/>
           </w:tcPr>
           <w:p>
             <w:pPr>
@@ -14164,6 +14275,7 @@
               <w:bottom w:val="single" w:sz="4" w:space="0" w:color="A6A6A6" w:themeColor="background1" w:themeShade="A6"/>
               <w:right w:val="single" w:sz="4" w:space="0" w:color="A6A6A6" w:themeColor="background1" w:themeShade="A6"/>
             </w:tcBorders>
+            <w:shd w:val="clear" w:color="auto" w:fill="262626" w:themeFill="text1" w:themeFillTint="D9"/>
           </w:tcPr>
           <w:p>
             <w:pPr>
@@ -14184,6 +14296,7 @@
               <w:bottom w:val="single" w:sz="4" w:space="0" w:color="A6A6A6" w:themeColor="background1" w:themeShade="A6"/>
               <w:right w:val="single" w:sz="4" w:space="0" w:color="A6A6A6" w:themeColor="background1" w:themeShade="A6"/>
             </w:tcBorders>
+            <w:shd w:val="clear" w:color="auto" w:fill="262626" w:themeFill="text1" w:themeFillTint="D9"/>
           </w:tcPr>
           <w:p>
             <w:pPr>
@@ -14204,6 +14317,7 @@
               <w:bottom w:val="single" w:sz="4" w:space="0" w:color="A6A6A6" w:themeColor="background1" w:themeShade="A6"/>
               <w:right w:val="single" w:sz="4" w:space="0" w:color="A6A6A6" w:themeColor="background1" w:themeShade="A6"/>
             </w:tcBorders>
+            <w:shd w:val="clear" w:color="auto" w:fill="262626" w:themeFill="text1" w:themeFillTint="D9"/>
           </w:tcPr>
           <w:p>
             <w:pPr>
@@ -14471,6 +14585,7 @@
               <w:bottom w:val="single" w:sz="4" w:space="0" w:color="A6A6A6" w:themeColor="background1" w:themeShade="A6"/>
               <w:right w:val="single" w:sz="4" w:space="0" w:color="A6A6A6" w:themeColor="background1" w:themeShade="A6"/>
             </w:tcBorders>
+            <w:shd w:val="clear" w:color="auto" w:fill="A6A6A6" w:themeFill="background1" w:themeFillShade="A6"/>
           </w:tcPr>
           <w:p>
             <w:pPr>
@@ -14491,6 +14606,7 @@
               <w:bottom w:val="single" w:sz="4" w:space="0" w:color="A6A6A6" w:themeColor="background1" w:themeShade="A6"/>
               <w:right w:val="single" w:sz="4" w:space="0" w:color="A6A6A6" w:themeColor="background1" w:themeShade="A6"/>
             </w:tcBorders>
+            <w:shd w:val="clear" w:color="auto" w:fill="A6A6A6" w:themeFill="background1" w:themeFillShade="A6"/>
           </w:tcPr>
           <w:p>
             <w:pPr>
@@ -14551,6 +14667,7 @@
               <w:bottom w:val="single" w:sz="4" w:space="0" w:color="A6A6A6" w:themeColor="background1" w:themeShade="A6"/>
               <w:right w:val="single" w:sz="4" w:space="0" w:color="A6A6A6" w:themeColor="background1" w:themeShade="A6"/>
             </w:tcBorders>
+            <w:shd w:val="clear" w:color="auto" w:fill="A6A6A6" w:themeFill="background1" w:themeFillShade="A6"/>
           </w:tcPr>
           <w:p>
             <w:pPr>
@@ -14571,6 +14688,7 @@
               <w:bottom w:val="single" w:sz="4" w:space="0" w:color="A6A6A6" w:themeColor="background1" w:themeShade="A6"/>
               <w:right w:val="single" w:sz="4" w:space="0" w:color="A6A6A6" w:themeColor="background1" w:themeShade="A6"/>
             </w:tcBorders>
+            <w:shd w:val="clear" w:color="auto" w:fill="A6A6A6" w:themeFill="background1" w:themeFillShade="A6"/>
           </w:tcPr>
           <w:p>
             <w:pPr>
@@ -14751,6 +14869,7 @@
               <w:bottom w:val="single" w:sz="4" w:space="0" w:color="A6A6A6" w:themeColor="background1" w:themeShade="A6"/>
               <w:right w:val="single" w:sz="4" w:space="0" w:color="A6A6A6" w:themeColor="background1" w:themeShade="A6"/>
             </w:tcBorders>
+            <w:shd w:val="clear" w:color="auto" w:fill="262626" w:themeFill="text1" w:themeFillTint="D9"/>
           </w:tcPr>
           <w:p>
             <w:pPr>
@@ -14771,6 +14890,7 @@
               <w:bottom w:val="single" w:sz="4" w:space="0" w:color="A6A6A6" w:themeColor="background1" w:themeShade="A6"/>
               <w:right w:val="single" w:sz="4" w:space="0" w:color="A6A6A6" w:themeColor="background1" w:themeShade="A6"/>
             </w:tcBorders>
+            <w:shd w:val="clear" w:color="auto" w:fill="262626" w:themeFill="text1" w:themeFillTint="D9"/>
           </w:tcPr>
           <w:p>
             <w:pPr>
@@ -15118,6 +15238,7 @@
               <w:bottom w:val="single" w:sz="4" w:space="0" w:color="A6A6A6" w:themeColor="background1" w:themeShade="A6"/>
               <w:right w:val="single" w:sz="4" w:space="0" w:color="A6A6A6" w:themeColor="background1" w:themeShade="A6"/>
             </w:tcBorders>
+            <w:shd w:val="clear" w:color="auto" w:fill="A6A6A6" w:themeFill="background1" w:themeFillShade="A6"/>
           </w:tcPr>
           <w:p>
             <w:pPr>
@@ -15138,6 +15259,7 @@
               <w:bottom w:val="single" w:sz="4" w:space="0" w:color="A6A6A6" w:themeColor="background1" w:themeShade="A6"/>
               <w:right w:val="single" w:sz="4" w:space="0" w:color="A6A6A6" w:themeColor="background1" w:themeShade="A6"/>
             </w:tcBorders>
+            <w:shd w:val="clear" w:color="auto" w:fill="A6A6A6" w:themeFill="background1" w:themeFillShade="A6"/>
           </w:tcPr>
           <w:p>
             <w:pPr>
@@ -15158,6 +15280,7 @@
               <w:bottom w:val="single" w:sz="4" w:space="0" w:color="A6A6A6" w:themeColor="background1" w:themeShade="A6"/>
               <w:right w:val="single" w:sz="4" w:space="0" w:color="A6A6A6" w:themeColor="background1" w:themeShade="A6"/>
             </w:tcBorders>
+            <w:shd w:val="clear" w:color="auto" w:fill="A6A6A6" w:themeFill="background1" w:themeFillShade="A6"/>
           </w:tcPr>
           <w:p>
             <w:pPr>
@@ -15177,6 +15300,7 @@
               <w:left w:val="single" w:sz="4" w:space="0" w:color="A6A6A6" w:themeColor="background1" w:themeShade="A6"/>
               <w:bottom w:val="single" w:sz="4" w:space="0" w:color="A6A6A6" w:themeColor="background1" w:themeShade="A6"/>
             </w:tcBorders>
+            <w:shd w:val="clear" w:color="auto" w:fill="A6A6A6" w:themeFill="background1" w:themeFillShade="A6"/>
           </w:tcPr>
           <w:p>
             <w:pPr>
@@ -15665,6 +15789,7 @@
               <w:bottom w:val="single" w:sz="4" w:space="0" w:color="A6A6A6" w:themeColor="background1" w:themeShade="A6"/>
               <w:right w:val="single" w:sz="4" w:space="0" w:color="A6A6A6" w:themeColor="background1" w:themeShade="A6"/>
             </w:tcBorders>
+            <w:shd w:val="clear" w:color="auto" w:fill="A6A6A6" w:themeFill="background1" w:themeFillShade="A6"/>
           </w:tcPr>
           <w:p>
             <w:pPr>
@@ -15685,6 +15810,7 @@
               <w:bottom w:val="single" w:sz="4" w:space="0" w:color="A6A6A6" w:themeColor="background1" w:themeShade="A6"/>
               <w:right w:val="single" w:sz="4" w:space="0" w:color="A6A6A6" w:themeColor="background1" w:themeShade="A6"/>
             </w:tcBorders>
+            <w:shd w:val="clear" w:color="auto" w:fill="A6A6A6" w:themeFill="background1" w:themeFillShade="A6"/>
           </w:tcPr>
           <w:p>
             <w:pPr>
@@ -15705,6 +15831,7 @@
               <w:bottom w:val="single" w:sz="4" w:space="0" w:color="A6A6A6" w:themeColor="background1" w:themeShade="A6"/>
               <w:right w:val="single" w:sz="4" w:space="0" w:color="A6A6A6" w:themeColor="background1" w:themeShade="A6"/>
             </w:tcBorders>
+            <w:shd w:val="clear" w:color="auto" w:fill="A6A6A6" w:themeFill="background1" w:themeFillShade="A6"/>
           </w:tcPr>
           <w:p>
             <w:pPr>
@@ -15725,6 +15852,7 @@
               <w:bottom w:val="single" w:sz="4" w:space="0" w:color="A6A6A6" w:themeColor="background1" w:themeShade="A6"/>
               <w:right w:val="single" w:sz="4" w:space="0" w:color="A6A6A6" w:themeColor="background1" w:themeShade="A6"/>
             </w:tcBorders>
+            <w:shd w:val="clear" w:color="auto" w:fill="A6A6A6" w:themeFill="background1" w:themeFillShade="A6"/>
           </w:tcPr>
           <w:p>
             <w:pPr>
@@ -15744,6 +15872,7 @@
               <w:left w:val="single" w:sz="4" w:space="0" w:color="A6A6A6" w:themeColor="background1" w:themeShade="A6"/>
               <w:bottom w:val="single" w:sz="4" w:space="0" w:color="A6A6A6" w:themeColor="background1" w:themeShade="A6"/>
             </w:tcBorders>
+            <w:shd w:val="clear" w:color="auto" w:fill="A6A6A6" w:themeFill="background1" w:themeFillShade="A6"/>
           </w:tcPr>
           <w:p>
             <w:pPr>
@@ -16273,6 +16402,7 @@
               <w:bottom w:val="single" w:sz="4" w:space="0" w:color="A6A6A6" w:themeColor="background1" w:themeShade="A6"/>
               <w:right w:val="single" w:sz="4" w:space="0" w:color="A6A6A6" w:themeColor="background1" w:themeShade="A6"/>
             </w:tcBorders>
+            <w:shd w:val="clear" w:color="auto" w:fill="A6A6A6" w:themeFill="background1" w:themeFillShade="A6"/>
           </w:tcPr>
           <w:p>
             <w:pPr>
@@ -16293,6 +16423,7 @@
               <w:bottom w:val="single" w:sz="4" w:space="0" w:color="A6A6A6" w:themeColor="background1" w:themeShade="A6"/>
               <w:right w:val="single" w:sz="4" w:space="0" w:color="A6A6A6" w:themeColor="background1" w:themeShade="A6"/>
             </w:tcBorders>
+            <w:shd w:val="clear" w:color="auto" w:fill="A6A6A6" w:themeFill="background1" w:themeFillShade="A6"/>
           </w:tcPr>
           <w:p>
             <w:pPr>
@@ -16312,6 +16443,7 @@
               <w:left w:val="single" w:sz="4" w:space="0" w:color="A6A6A6" w:themeColor="background1" w:themeShade="A6"/>
               <w:bottom w:val="single" w:sz="4" w:space="0" w:color="A6A6A6" w:themeColor="background1" w:themeShade="A6"/>
             </w:tcBorders>
+            <w:shd w:val="clear" w:color="auto" w:fill="A6A6A6" w:themeFill="background1" w:themeFillShade="A6"/>
           </w:tcPr>
           <w:p>
             <w:pPr>
@@ -16599,6 +16731,7 @@
         <w:rPr>
           <w:rFonts w:hint="eastAsia"/>
         </w:rPr>
+        <w:lastRenderedPageBreak/>
         <w:t>圖4</w:t>
       </w:r>
       <w:r>

--- a/系統文件/系統文件.docx
+++ b/系統文件/系統文件.docx
@@ -16802,6 +16802,41 @@
     </w:p>
     <w:p>
       <w:pPr>
+        <w:pStyle w:val="-"/>
+        <w:rPr>
+          <w:rFonts w:hint="eastAsia"/>
+        </w:rPr>
+      </w:pPr>
+      <w:r>
+        <w:rPr>
+          <w:rFonts w:cstheme="majorHAnsi"/>
+        </w:rPr>
+        <w:t>●</w:t>
+      </w:r>
+      <w:r>
+        <w:t>主要負責人</w:t>
+      </w:r>
+      <w:r>
+        <w:t xml:space="preserve"> </w:t>
+      </w:r>
+      <w:r>
+        <w:rPr>
+          <w:rFonts w:cstheme="majorHAnsi"/>
+        </w:rPr>
+        <w:t>○</w:t>
+      </w:r>
+      <w:r>
+        <w:rPr>
+          <w:rFonts w:ascii="標楷體" w:hAnsi="標楷體" w:cs="標楷體" w:hint="eastAsia"/>
+        </w:rPr>
+        <w:t>次要負責</w:t>
+      </w:r>
+      <w:r>
+        <w:t>人</w:t>
+      </w:r>
+    </w:p>
+    <w:p>
+      <w:pPr>
         <w:pStyle w:val="a4"/>
       </w:pPr>
       <w:r>
@@ -17209,6 +17244,12 @@
                 <w:sz w:val="28"/>
               </w:rPr>
             </w:pPr>
+            <w:r>
+              <w:rPr>
+                <w:rFonts w:cstheme="majorHAnsi"/>
+              </w:rPr>
+              <w:t>○</w:t>
+            </w:r>
           </w:p>
         </w:tc>
         <w:tc>
@@ -17223,6 +17264,12 @@
                 <w:sz w:val="28"/>
               </w:rPr>
             </w:pPr>
+            <w:r>
+              <w:rPr>
+                <w:rFonts w:cstheme="majorHAnsi"/>
+              </w:rPr>
+              <w:t>○</w:t>
+            </w:r>
           </w:p>
         </w:tc>
         <w:tc>
@@ -17237,6 +17284,12 @@
                 <w:sz w:val="28"/>
               </w:rPr>
             </w:pPr>
+            <w:r>
+              <w:rPr>
+                <w:rFonts w:cstheme="majorHAnsi"/>
+              </w:rPr>
+              <w:t>●</w:t>
+            </w:r>
           </w:p>
         </w:tc>
         <w:tc>
@@ -17251,6 +17304,12 @@
                 <w:sz w:val="28"/>
               </w:rPr>
             </w:pPr>
+            <w:r>
+              <w:rPr>
+                <w:rFonts w:cstheme="majorHAnsi"/>
+              </w:rPr>
+              <w:t>○</w:t>
+            </w:r>
           </w:p>
         </w:tc>
         <w:tc>
@@ -17265,6 +17324,12 @@
                 <w:sz w:val="28"/>
               </w:rPr>
             </w:pPr>
+            <w:r>
+              <w:rPr>
+                <w:rFonts w:cstheme="majorHAnsi"/>
+              </w:rPr>
+              <w:t>○</w:t>
+            </w:r>
           </w:p>
         </w:tc>
       </w:tr>
@@ -17320,6 +17385,12 @@
                 <w:sz w:val="28"/>
               </w:rPr>
             </w:pPr>
+            <w:r>
+              <w:rPr>
+                <w:rFonts w:cstheme="majorHAnsi"/>
+              </w:rPr>
+              <w:t>○</w:t>
+            </w:r>
           </w:p>
         </w:tc>
         <w:tc>
@@ -17334,6 +17405,12 @@
                 <w:sz w:val="28"/>
               </w:rPr>
             </w:pPr>
+            <w:r>
+              <w:rPr>
+                <w:rFonts w:cstheme="majorHAnsi"/>
+              </w:rPr>
+              <w:t>●</w:t>
+            </w:r>
           </w:p>
         </w:tc>
         <w:tc>
@@ -17348,6 +17425,12 @@
                 <w:sz w:val="28"/>
               </w:rPr>
             </w:pPr>
+            <w:r>
+              <w:rPr>
+                <w:rFonts w:cstheme="majorHAnsi"/>
+              </w:rPr>
+              <w:t>○</w:t>
+            </w:r>
           </w:p>
         </w:tc>
         <w:tc>
@@ -17473,6 +17556,12 @@
                 <w:sz w:val="28"/>
               </w:rPr>
             </w:pPr>
+            <w:r>
+              <w:rPr>
+                <w:rFonts w:cstheme="majorHAnsi"/>
+              </w:rPr>
+              <w:t>●</w:t>
+            </w:r>
           </w:p>
         </w:tc>
         <w:tc>
@@ -17487,6 +17576,12 @@
                 <w:sz w:val="28"/>
               </w:rPr>
             </w:pPr>
+            <w:r>
+              <w:rPr>
+                <w:rFonts w:cstheme="majorHAnsi"/>
+              </w:rPr>
+              <w:t>○</w:t>
+            </w:r>
           </w:p>
         </w:tc>
       </w:tr>
@@ -17570,6 +17665,12 @@
                 <w:sz w:val="28"/>
               </w:rPr>
             </w:pPr>
+            <w:r>
+              <w:rPr>
+                <w:rFonts w:cstheme="majorHAnsi"/>
+              </w:rPr>
+              <w:t>○</w:t>
+            </w:r>
           </w:p>
         </w:tc>
         <w:tc>
@@ -17584,6 +17685,12 @@
                 <w:sz w:val="28"/>
               </w:rPr>
             </w:pPr>
+            <w:r>
+              <w:rPr>
+                <w:rFonts w:cstheme="majorHAnsi"/>
+              </w:rPr>
+              <w:t>●</w:t>
+            </w:r>
           </w:p>
         </w:tc>
         <w:tc>
@@ -17612,6 +17719,12 @@
                 <w:sz w:val="28"/>
               </w:rPr>
             </w:pPr>
+            <w:r>
+              <w:rPr>
+                <w:rFonts w:cstheme="majorHAnsi"/>
+              </w:rPr>
+              <w:t>○</w:t>
+            </w:r>
           </w:p>
         </w:tc>
       </w:tr>
@@ -17667,6 +17780,12 @@
                 <w:sz w:val="28"/>
               </w:rPr>
             </w:pPr>
+            <w:r>
+              <w:rPr>
+                <w:rFonts w:cstheme="majorHAnsi"/>
+              </w:rPr>
+              <w:t>●</w:t>
+            </w:r>
           </w:p>
         </w:tc>
         <w:tc>
@@ -17681,6 +17800,12 @@
                 <w:sz w:val="28"/>
               </w:rPr>
             </w:pPr>
+            <w:r>
+              <w:rPr>
+                <w:rFonts w:cstheme="majorHAnsi"/>
+              </w:rPr>
+              <w:t>○</w:t>
+            </w:r>
           </w:p>
         </w:tc>
         <w:tc>
@@ -17695,6 +17820,12 @@
                 <w:sz w:val="28"/>
               </w:rPr>
             </w:pPr>
+            <w:r>
+              <w:rPr>
+                <w:rFonts w:cstheme="majorHAnsi"/>
+              </w:rPr>
+              <w:t>○</w:t>
+            </w:r>
           </w:p>
         </w:tc>
         <w:tc>
@@ -17703,12 +17834,21 @@
           </w:tcPr>
           <w:p>
             <w:pPr>
-              <w:ind w:firstLineChars="0" w:firstLine="0"/>
-              <w:rPr>
-                <w:rFonts w:eastAsia="標楷體"/>
-                <w:sz w:val="28"/>
-              </w:rPr>
-            </w:pPr>
+              <w:tabs>
+                <w:tab w:val="left" w:pos="726"/>
+              </w:tabs>
+              <w:ind w:firstLineChars="0" w:firstLine="0"/>
+              <w:rPr>
+                <w:rFonts w:eastAsia="標楷體"/>
+                <w:sz w:val="28"/>
+              </w:rPr>
+            </w:pPr>
+            <w:r>
+              <w:rPr>
+                <w:rFonts w:cstheme="majorHAnsi"/>
+              </w:rPr>
+              <w:t>○</w:t>
+            </w:r>
           </w:p>
         </w:tc>
         <w:tc>
@@ -17778,6 +17918,12 @@
                 <w:sz w:val="28"/>
               </w:rPr>
             </w:pPr>
+            <w:r>
+              <w:rPr>
+                <w:rFonts w:cstheme="majorHAnsi"/>
+              </w:rPr>
+              <w:t>○</w:t>
+            </w:r>
           </w:p>
         </w:tc>
         <w:tc>
@@ -17792,6 +17938,12 @@
                 <w:sz w:val="28"/>
               </w:rPr>
             </w:pPr>
+            <w:r>
+              <w:rPr>
+                <w:rFonts w:cstheme="majorHAnsi"/>
+              </w:rPr>
+              <w:t>●</w:t>
+            </w:r>
           </w:p>
         </w:tc>
         <w:tc>
@@ -17864,16 +18016,23 @@
               <w:ind w:firstLineChars="0" w:firstLine="0"/>
               <w:jc w:val="both"/>
               <w:rPr>
-                <w:rFonts w:eastAsia="標楷體"/>
-                <w:sz w:val="28"/>
-              </w:rPr>
-            </w:pPr>
-            <w:r>
-              <w:rPr>
                 <w:rFonts w:eastAsia="標楷體" w:hint="eastAsia"/>
                 <w:sz w:val="28"/>
               </w:rPr>
-              <w:t>手動建立情境</w:t>
+            </w:pPr>
+            <w:r>
+              <w:rPr>
+                <w:rFonts w:eastAsia="標楷體" w:hint="eastAsia"/>
+                <w:sz w:val="28"/>
+              </w:rPr>
+              <w:t>語音輸</w:t>
+            </w:r>
+            <w:r>
+              <w:rPr>
+                <w:rFonts w:eastAsia="標楷體" w:hint="eastAsia"/>
+                <w:sz w:val="28"/>
+              </w:rPr>
+              <w:t>出</w:t>
             </w:r>
           </w:p>
         </w:tc>
@@ -17899,10 +18058,15 @@
             <w:pPr>
               <w:ind w:firstLineChars="0" w:firstLine="0"/>
               <w:rPr>
-                <w:rFonts w:eastAsia="標楷體"/>
-                <w:sz w:val="28"/>
-              </w:rPr>
-            </w:pPr>
+                <w:rFonts w:cstheme="majorHAnsi"/>
+              </w:rPr>
+            </w:pPr>
+            <w:r>
+              <w:rPr>
+                <w:rFonts w:cstheme="majorHAnsi"/>
+              </w:rPr>
+              <w:t>●</w:t>
+            </w:r>
           </w:p>
         </w:tc>
         <w:tc>
@@ -17984,7 +18148,14 @@
                 <w:rFonts w:eastAsia="標楷體" w:hint="eastAsia"/>
                 <w:sz w:val="28"/>
               </w:rPr>
-              <w:t>我的單字探險</w:t>
+              <w:t>手動建立情境</w:t>
+            </w:r>
+            <w:r>
+              <w:rPr>
+                <w:rFonts w:eastAsia="標楷體" w:hint="eastAsia"/>
+                <w:sz w:val="28"/>
+              </w:rPr>
+              <w:t>對話</w:t>
             </w:r>
           </w:p>
         </w:tc>
@@ -18000,6 +18171,12 @@
                 <w:sz w:val="28"/>
               </w:rPr>
             </w:pPr>
+            <w:r>
+              <w:rPr>
+                <w:rFonts w:cstheme="majorHAnsi"/>
+              </w:rPr>
+              <w:t>●</w:t>
+            </w:r>
           </w:p>
         </w:tc>
         <w:tc>
@@ -18014,6 +18191,12 @@
                 <w:sz w:val="28"/>
               </w:rPr>
             </w:pPr>
+            <w:r>
+              <w:rPr>
+                <w:rFonts w:cstheme="majorHAnsi"/>
+              </w:rPr>
+              <w:t>○</w:t>
+            </w:r>
           </w:p>
         </w:tc>
         <w:tc>
@@ -18095,7 +18278,7 @@
                 <w:rFonts w:eastAsia="標楷體" w:hint="eastAsia"/>
                 <w:sz w:val="28"/>
               </w:rPr>
-              <w:t>學習小組</w:t>
+              <w:t>我的單字探險</w:t>
             </w:r>
           </w:p>
         </w:tc>
@@ -18111,6 +18294,12 @@
                 <w:sz w:val="28"/>
               </w:rPr>
             </w:pPr>
+            <w:r>
+              <w:rPr>
+                <w:rFonts w:cstheme="majorHAnsi"/>
+              </w:rPr>
+              <w:t>○</w:t>
+            </w:r>
           </w:p>
         </w:tc>
         <w:tc>
@@ -18139,6 +18328,12 @@
                 <w:sz w:val="28"/>
               </w:rPr>
             </w:pPr>
+            <w:r>
+              <w:rPr>
+                <w:rFonts w:cstheme="majorHAnsi"/>
+              </w:rPr>
+              <w:t>●</w:t>
+            </w:r>
           </w:p>
         </w:tc>
         <w:tc>
@@ -18206,7 +18401,7 @@
                 <w:rFonts w:eastAsia="標楷體" w:hint="eastAsia"/>
                 <w:sz w:val="28"/>
               </w:rPr>
-              <w:t>個人檔案</w:t>
+              <w:t>學習小組</w:t>
             </w:r>
           </w:p>
         </w:tc>
@@ -18222,6 +18417,12 @@
                 <w:sz w:val="28"/>
               </w:rPr>
             </w:pPr>
+            <w:r>
+              <w:rPr>
+                <w:rFonts w:cstheme="majorHAnsi"/>
+              </w:rPr>
+              <w:t>○</w:t>
+            </w:r>
           </w:p>
         </w:tc>
         <w:tc>
@@ -18250,6 +18451,12 @@
                 <w:sz w:val="28"/>
               </w:rPr>
             </w:pPr>
+            <w:r>
+              <w:rPr>
+                <w:rFonts w:cstheme="majorHAnsi"/>
+              </w:rPr>
+              <w:t>●</w:t>
+            </w:r>
           </w:p>
         </w:tc>
         <w:tc>
@@ -18317,7 +18524,7 @@
                 <w:rFonts w:eastAsia="標楷體" w:hint="eastAsia"/>
                 <w:sz w:val="28"/>
               </w:rPr>
-              <w:t>好友</w:t>
+              <w:t>個人檔案</w:t>
             </w:r>
           </w:p>
         </w:tc>
@@ -18333,6 +18540,12 @@
                 <w:sz w:val="28"/>
               </w:rPr>
             </w:pPr>
+            <w:r>
+              <w:rPr>
+                <w:rFonts w:cstheme="majorHAnsi"/>
+              </w:rPr>
+              <w:t>○</w:t>
+            </w:r>
           </w:p>
         </w:tc>
         <w:tc>
@@ -18347,6 +18560,12 @@
                 <w:sz w:val="28"/>
               </w:rPr>
             </w:pPr>
+            <w:r>
+              <w:rPr>
+                <w:rFonts w:cstheme="majorHAnsi"/>
+              </w:rPr>
+              <w:t>○</w:t>
+            </w:r>
           </w:p>
         </w:tc>
         <w:tc>
@@ -18361,6 +18580,12 @@
                 <w:sz w:val="28"/>
               </w:rPr>
             </w:pPr>
+            <w:r>
+              <w:rPr>
+                <w:rFonts w:cstheme="majorHAnsi"/>
+              </w:rPr>
+              <w:t>●</w:t>
+            </w:r>
           </w:p>
         </w:tc>
         <w:tc>
@@ -18389,6 +18614,12 @@
                 <w:sz w:val="28"/>
               </w:rPr>
             </w:pPr>
+            <w:r>
+              <w:rPr>
+                <w:rFonts w:cstheme="majorHAnsi"/>
+              </w:rPr>
+              <w:t>○</w:t>
+            </w:r>
           </w:p>
         </w:tc>
       </w:tr>
@@ -18428,7 +18659,7 @@
                 <w:rFonts w:eastAsia="標楷體" w:hint="eastAsia"/>
                 <w:sz w:val="28"/>
               </w:rPr>
-              <w:t>訂閱與點數</w:t>
+              <w:t>好友</w:t>
             </w:r>
           </w:p>
         </w:tc>
@@ -18444,6 +18675,12 @@
                 <w:sz w:val="28"/>
               </w:rPr>
             </w:pPr>
+            <w:r>
+              <w:rPr>
+                <w:rFonts w:cstheme="majorHAnsi"/>
+              </w:rPr>
+              <w:t>○</w:t>
+            </w:r>
           </w:p>
         </w:tc>
         <w:tc>
@@ -18472,6 +18709,12 @@
                 <w:sz w:val="28"/>
               </w:rPr>
             </w:pPr>
+            <w:r>
+              <w:rPr>
+                <w:rFonts w:cstheme="majorHAnsi"/>
+              </w:rPr>
+              <w:t>●</w:t>
+            </w:r>
           </w:p>
         </w:tc>
         <w:tc>
@@ -18539,7 +18782,7 @@
                 <w:rFonts w:eastAsia="標楷體" w:hint="eastAsia"/>
                 <w:sz w:val="28"/>
               </w:rPr>
-              <w:t>系統設定</w:t>
+              <w:t>訂閱與點數</w:t>
             </w:r>
           </w:p>
         </w:tc>
@@ -18611,6 +18854,12 @@
                 <w:sz w:val="28"/>
               </w:rPr>
             </w:pPr>
+            <w:r>
+              <w:rPr>
+                <w:rFonts w:cstheme="majorHAnsi"/>
+              </w:rPr>
+              <w:t>●</w:t>
+            </w:r>
           </w:p>
         </w:tc>
       </w:tr>
@@ -18618,7 +18867,7 @@
         <w:tc>
           <w:tcPr>
             <w:tcW w:w="415" w:type="pct"/>
-            <w:vMerge w:val="restart"/>
+            <w:vMerge/>
           </w:tcPr>
           <w:p>
             <w:pPr>
@@ -18629,13 +18878,6 @@
                 <w:sz w:val="28"/>
               </w:rPr>
             </w:pPr>
-            <w:r>
-              <w:rPr>
-                <w:rFonts w:eastAsia="標楷體" w:hint="eastAsia"/>
-                <w:sz w:val="28"/>
-              </w:rPr>
-              <w:t>前端開發</w:t>
-            </w:r>
           </w:p>
         </w:tc>
         <w:tc>
@@ -18657,7 +18899,7 @@
                 <w:rFonts w:eastAsia="標楷體" w:hint="eastAsia"/>
                 <w:sz w:val="28"/>
               </w:rPr>
-              <w:t>管理者介面</w:t>
+              <w:t>系統設定</w:t>
             </w:r>
           </w:p>
         </w:tc>
@@ -18729,6 +18971,12 @@
                 <w:sz w:val="28"/>
               </w:rPr>
             </w:pPr>
+            <w:r>
+              <w:rPr>
+                <w:rFonts w:cstheme="majorHAnsi"/>
+              </w:rPr>
+              <w:t>●</w:t>
+            </w:r>
           </w:p>
         </w:tc>
       </w:tr>
@@ -18736,7 +18984,7 @@
         <w:tc>
           <w:tcPr>
             <w:tcW w:w="415" w:type="pct"/>
-            <w:vMerge/>
+            <w:vMerge w:val="restart"/>
           </w:tcPr>
           <w:p>
             <w:pPr>
@@ -18747,6 +18995,13 @@
                 <w:sz w:val="28"/>
               </w:rPr>
             </w:pPr>
+            <w:r>
+              <w:rPr>
+                <w:rFonts w:eastAsia="標楷體" w:hint="eastAsia"/>
+                <w:sz w:val="28"/>
+              </w:rPr>
+              <w:t>前端開發</w:t>
+            </w:r>
           </w:p>
         </w:tc>
         <w:tc>
@@ -18768,21 +19023,7 @@
                 <w:rFonts w:eastAsia="標楷體" w:hint="eastAsia"/>
                 <w:sz w:val="28"/>
               </w:rPr>
-              <w:t>登入</w:t>
-            </w:r>
-            <w:r>
-              <w:rPr>
-                <w:rFonts w:eastAsia="標楷體" w:hint="eastAsia"/>
-                <w:sz w:val="28"/>
-              </w:rPr>
-              <w:t>/</w:t>
-            </w:r>
-            <w:r>
-              <w:rPr>
-                <w:rFonts w:eastAsia="標楷體" w:hint="eastAsia"/>
-                <w:sz w:val="28"/>
-              </w:rPr>
-              <w:t>登出</w:t>
+              <w:t>管理者介面</w:t>
             </w:r>
           </w:p>
         </w:tc>
@@ -18840,6 +19081,12 @@
                 <w:sz w:val="28"/>
               </w:rPr>
             </w:pPr>
+            <w:r>
+              <w:rPr>
+                <w:rFonts w:cstheme="majorHAnsi"/>
+              </w:rPr>
+              <w:t>○</w:t>
+            </w:r>
           </w:p>
         </w:tc>
         <w:tc>
@@ -18854,6 +19101,12 @@
                 <w:sz w:val="28"/>
               </w:rPr>
             </w:pPr>
+            <w:r>
+              <w:rPr>
+                <w:rFonts w:cstheme="majorHAnsi"/>
+              </w:rPr>
+              <w:t>●</w:t>
+            </w:r>
           </w:p>
         </w:tc>
       </w:tr>
@@ -18892,8 +19145,25 @@
               <w:rPr>
                 <w:rFonts w:eastAsia="標楷體" w:hint="eastAsia"/>
                 <w:sz w:val="28"/>
-              </w:rPr>
-              <w:t>首頁</w:t>
+                <w:highlight w:val="yellow"/>
+              </w:rPr>
+              <w:t>登入</w:t>
+            </w:r>
+            <w:r>
+              <w:rPr>
+                <w:rFonts w:eastAsia="標楷體" w:hint="eastAsia"/>
+                <w:sz w:val="28"/>
+                <w:highlight w:val="yellow"/>
+              </w:rPr>
+              <w:t>/</w:t>
+            </w:r>
+            <w:r>
+              <w:rPr>
+                <w:rFonts w:eastAsia="標楷體" w:hint="eastAsia"/>
+                <w:sz w:val="28"/>
+                <w:highlight w:val="yellow"/>
+              </w:rPr>
+              <w:t>登出</w:t>
             </w:r>
           </w:p>
         </w:tc>
@@ -18909,6 +19179,12 @@
                 <w:sz w:val="28"/>
               </w:rPr>
             </w:pPr>
+            <w:r>
+              <w:rPr>
+                <w:rFonts w:cstheme="majorHAnsi"/>
+              </w:rPr>
+              <w:t>○</w:t>
+            </w:r>
           </w:p>
         </w:tc>
         <w:tc>
@@ -18923,6 +19199,12 @@
                 <w:sz w:val="28"/>
               </w:rPr>
             </w:pPr>
+            <w:r>
+              <w:rPr>
+                <w:rFonts w:cstheme="majorHAnsi"/>
+              </w:rPr>
+              <w:t>○</w:t>
+            </w:r>
           </w:p>
         </w:tc>
         <w:tc>
@@ -18937,6 +19219,12 @@
                 <w:sz w:val="28"/>
               </w:rPr>
             </w:pPr>
+            <w:r>
+              <w:rPr>
+                <w:rFonts w:cstheme="majorHAnsi"/>
+              </w:rPr>
+              <w:t>○</w:t>
+            </w:r>
           </w:p>
         </w:tc>
         <w:tc>
@@ -18951,6 +19239,12 @@
                 <w:sz w:val="28"/>
               </w:rPr>
             </w:pPr>
+            <w:r>
+              <w:rPr>
+                <w:rFonts w:cstheme="majorHAnsi"/>
+              </w:rPr>
+              <w:t>●</w:t>
+            </w:r>
           </w:p>
         </w:tc>
         <w:tc>
@@ -18965,6 +19259,12 @@
                 <w:sz w:val="28"/>
               </w:rPr>
             </w:pPr>
+            <w:r>
+              <w:rPr>
+                <w:rFonts w:cstheme="majorHAnsi"/>
+              </w:rPr>
+              <w:t>○</w:t>
+            </w:r>
           </w:p>
         </w:tc>
       </w:tr>
@@ -19004,7 +19304,7 @@
                 <w:rFonts w:eastAsia="標楷體" w:hint="eastAsia"/>
                 <w:sz w:val="28"/>
               </w:rPr>
-              <w:t>拍照功能</w:t>
+              <w:t>首頁</w:t>
             </w:r>
           </w:p>
         </w:tc>
@@ -19020,6 +19320,12 @@
                 <w:sz w:val="28"/>
               </w:rPr>
             </w:pPr>
+            <w:r>
+              <w:rPr>
+                <w:rFonts w:cstheme="majorHAnsi"/>
+              </w:rPr>
+              <w:t>●</w:t>
+            </w:r>
           </w:p>
         </w:tc>
         <w:tc>
@@ -19034,6 +19340,12 @@
                 <w:sz w:val="28"/>
               </w:rPr>
             </w:pPr>
+            <w:r>
+              <w:rPr>
+                <w:rFonts w:cstheme="majorHAnsi"/>
+              </w:rPr>
+              <w:t>○</w:t>
+            </w:r>
           </w:p>
         </w:tc>
         <w:tc>
@@ -19048,6 +19360,12 @@
                 <w:sz w:val="28"/>
               </w:rPr>
             </w:pPr>
+            <w:r>
+              <w:rPr>
+                <w:rFonts w:cstheme="majorHAnsi"/>
+              </w:rPr>
+              <w:t>○</w:t>
+            </w:r>
           </w:p>
         </w:tc>
         <w:tc>
@@ -19062,6 +19380,12 @@
                 <w:sz w:val="28"/>
               </w:rPr>
             </w:pPr>
+            <w:r>
+              <w:rPr>
+                <w:rFonts w:cstheme="majorHAnsi"/>
+              </w:rPr>
+              <w:t>○</w:t>
+            </w:r>
           </w:p>
         </w:tc>
         <w:tc>
@@ -19076,6 +19400,12 @@
                 <w:sz w:val="28"/>
               </w:rPr>
             </w:pPr>
+            <w:r>
+              <w:rPr>
+                <w:rFonts w:cstheme="majorHAnsi"/>
+              </w:rPr>
+              <w:t>○</w:t>
+            </w:r>
           </w:p>
         </w:tc>
       </w:tr>
@@ -19115,7 +19445,7 @@
                 <w:rFonts w:eastAsia="標楷體" w:hint="eastAsia"/>
                 <w:sz w:val="28"/>
               </w:rPr>
-              <w:t>手動建立情境</w:t>
+              <w:t>拍照功能</w:t>
             </w:r>
           </w:p>
         </w:tc>
@@ -19131,6 +19461,12 @@
                 <w:sz w:val="28"/>
               </w:rPr>
             </w:pPr>
+            <w:r>
+              <w:rPr>
+                <w:rFonts w:cstheme="majorHAnsi"/>
+              </w:rPr>
+              <w:t>○</w:t>
+            </w:r>
           </w:p>
         </w:tc>
         <w:tc>
@@ -19145,6 +19481,12 @@
                 <w:sz w:val="28"/>
               </w:rPr>
             </w:pPr>
+            <w:r>
+              <w:rPr>
+                <w:rFonts w:cstheme="majorHAnsi"/>
+              </w:rPr>
+              <w:t>●</w:t>
+            </w:r>
           </w:p>
         </w:tc>
         <w:tc>
@@ -19159,6 +19501,12 @@
                 <w:sz w:val="28"/>
               </w:rPr>
             </w:pPr>
+            <w:r>
+              <w:rPr>
+                <w:rFonts w:cstheme="majorHAnsi"/>
+              </w:rPr>
+              <w:t>○</w:t>
+            </w:r>
           </w:p>
         </w:tc>
         <w:tc>
@@ -19226,7 +19574,7 @@
                 <w:rFonts w:eastAsia="標楷體" w:hint="eastAsia"/>
                 <w:sz w:val="28"/>
               </w:rPr>
-              <w:t>我的單字探險</w:t>
+              <w:t>手動建立情境</w:t>
             </w:r>
           </w:p>
         </w:tc>
@@ -19242,6 +19590,12 @@
                 <w:sz w:val="28"/>
               </w:rPr>
             </w:pPr>
+            <w:r>
+              <w:rPr>
+                <w:rFonts w:cstheme="majorHAnsi"/>
+              </w:rPr>
+              <w:t>●</w:t>
+            </w:r>
           </w:p>
         </w:tc>
         <w:tc>
@@ -19337,7 +19691,7 @@
                 <w:rFonts w:eastAsia="標楷體" w:hint="eastAsia"/>
                 <w:sz w:val="28"/>
               </w:rPr>
-              <w:t>學習小組</w:t>
+              <w:t>我的單字探險</w:t>
             </w:r>
           </w:p>
         </w:tc>
@@ -19353,6 +19707,12 @@
                 <w:sz w:val="28"/>
               </w:rPr>
             </w:pPr>
+            <w:r>
+              <w:rPr>
+                <w:rFonts w:cstheme="majorHAnsi"/>
+              </w:rPr>
+              <w:t>●</w:t>
+            </w:r>
           </w:p>
         </w:tc>
         <w:tc>
@@ -19367,6 +19727,12 @@
                 <w:sz w:val="28"/>
               </w:rPr>
             </w:pPr>
+            <w:r>
+              <w:rPr>
+                <w:rFonts w:cstheme="majorHAnsi"/>
+              </w:rPr>
+              <w:t>○</w:t>
+            </w:r>
           </w:p>
         </w:tc>
         <w:tc>
@@ -19381,6 +19747,12 @@
                 <w:sz w:val="28"/>
               </w:rPr>
             </w:pPr>
+            <w:r>
+              <w:rPr>
+                <w:rFonts w:cstheme="majorHAnsi"/>
+              </w:rPr>
+              <w:t>○</w:t>
+            </w:r>
           </w:p>
         </w:tc>
         <w:tc>
@@ -19439,16 +19811,16 @@
               <w:ind w:firstLineChars="0" w:firstLine="0"/>
               <w:jc w:val="both"/>
               <w:rPr>
-                <w:rFonts w:eastAsia="標楷體"/>
-                <w:sz w:val="28"/>
-              </w:rPr>
-            </w:pPr>
-            <w:r>
-              <w:rPr>
                 <w:rFonts w:eastAsia="標楷體" w:hint="eastAsia"/>
                 <w:sz w:val="28"/>
               </w:rPr>
-              <w:t>個人檔案</w:t>
+            </w:pPr>
+            <w:r>
+              <w:rPr>
+                <w:rFonts w:eastAsia="標楷體" w:hint="eastAsia"/>
+                <w:sz w:val="28"/>
+              </w:rPr>
+              <w:t>我的單字收藏</w:t>
             </w:r>
           </w:p>
         </w:tc>
@@ -19460,10 +19832,15 @@
             <w:pPr>
               <w:ind w:firstLineChars="0" w:firstLine="0"/>
               <w:rPr>
-                <w:rFonts w:eastAsia="標楷體"/>
-                <w:sz w:val="28"/>
-              </w:rPr>
-            </w:pPr>
+                <w:rFonts w:cstheme="majorHAnsi"/>
+              </w:rPr>
+            </w:pPr>
+            <w:r>
+              <w:rPr>
+                <w:rFonts w:cstheme="majorHAnsi"/>
+              </w:rPr>
+              <w:t>○</w:t>
+            </w:r>
           </w:p>
         </w:tc>
         <w:tc>
@@ -19488,10 +19865,15 @@
             <w:pPr>
               <w:ind w:firstLineChars="0" w:firstLine="0"/>
               <w:rPr>
-                <w:rFonts w:eastAsia="標楷體"/>
-                <w:sz w:val="28"/>
-              </w:rPr>
-            </w:pPr>
+                <w:rFonts w:cstheme="majorHAnsi"/>
+              </w:rPr>
+            </w:pPr>
+            <w:r>
+              <w:rPr>
+                <w:rFonts w:cstheme="majorHAnsi"/>
+              </w:rPr>
+              <w:t>○</w:t>
+            </w:r>
           </w:p>
         </w:tc>
         <w:tc>
@@ -19506,6 +19888,12 @@
                 <w:sz w:val="28"/>
               </w:rPr>
             </w:pPr>
+            <w:r>
+              <w:rPr>
+                <w:rFonts w:cstheme="majorHAnsi"/>
+              </w:rPr>
+              <w:t>○</w:t>
+            </w:r>
           </w:p>
         </w:tc>
         <w:tc>
@@ -19520,6 +19908,12 @@
                 <w:sz w:val="28"/>
               </w:rPr>
             </w:pPr>
+            <w:r>
+              <w:rPr>
+                <w:rFonts w:cstheme="majorHAnsi"/>
+              </w:rPr>
+              <w:t>●</w:t>
+            </w:r>
           </w:p>
         </w:tc>
       </w:tr>
@@ -19559,7 +19953,7 @@
                 <w:rFonts w:eastAsia="標楷體" w:hint="eastAsia"/>
                 <w:sz w:val="28"/>
               </w:rPr>
-              <w:t>好友</w:t>
+              <w:t>學習小組</w:t>
             </w:r>
           </w:p>
         </w:tc>
@@ -19575,6 +19969,12 @@
                 <w:sz w:val="28"/>
               </w:rPr>
             </w:pPr>
+            <w:r>
+              <w:rPr>
+                <w:rFonts w:cstheme="majorHAnsi"/>
+              </w:rPr>
+              <w:t>○</w:t>
+            </w:r>
           </w:p>
         </w:tc>
         <w:tc>
@@ -19589,6 +19989,12 @@
                 <w:sz w:val="28"/>
               </w:rPr>
             </w:pPr>
+            <w:r>
+              <w:rPr>
+                <w:rFonts w:cstheme="majorHAnsi"/>
+              </w:rPr>
+              <w:t>○</w:t>
+            </w:r>
           </w:p>
         </w:tc>
         <w:tc>
@@ -19603,6 +20009,12 @@
                 <w:sz w:val="28"/>
               </w:rPr>
             </w:pPr>
+            <w:r>
+              <w:rPr>
+                <w:rFonts w:cstheme="majorHAnsi"/>
+              </w:rPr>
+              <w:t>○</w:t>
+            </w:r>
           </w:p>
         </w:tc>
         <w:tc>
@@ -19631,6 +20043,12 @@
                 <w:sz w:val="28"/>
               </w:rPr>
             </w:pPr>
+            <w:r>
+              <w:rPr>
+                <w:rFonts w:cstheme="majorHAnsi"/>
+              </w:rPr>
+              <w:t>●</w:t>
+            </w:r>
           </w:p>
         </w:tc>
       </w:tr>
@@ -19670,7 +20088,7 @@
                 <w:rFonts w:eastAsia="標楷體" w:hint="eastAsia"/>
                 <w:sz w:val="28"/>
               </w:rPr>
-              <w:t>訂閱與點數</w:t>
+              <w:t>個人檔案</w:t>
             </w:r>
           </w:p>
         </w:tc>
@@ -19686,6 +20104,12 @@
                 <w:sz w:val="28"/>
               </w:rPr>
             </w:pPr>
+            <w:r>
+              <w:rPr>
+                <w:rFonts w:cstheme="majorHAnsi"/>
+              </w:rPr>
+              <w:t>○</w:t>
+            </w:r>
           </w:p>
         </w:tc>
         <w:tc>
@@ -19700,6 +20124,12 @@
                 <w:sz w:val="28"/>
               </w:rPr>
             </w:pPr>
+            <w:r>
+              <w:rPr>
+                <w:rFonts w:cstheme="majorHAnsi"/>
+              </w:rPr>
+              <w:t>○</w:t>
+            </w:r>
           </w:p>
         </w:tc>
         <w:tc>
@@ -19714,6 +20144,12 @@
                 <w:sz w:val="28"/>
               </w:rPr>
             </w:pPr>
+            <w:r>
+              <w:rPr>
+                <w:rFonts w:cstheme="majorHAnsi"/>
+              </w:rPr>
+              <w:t>●</w:t>
+            </w:r>
           </w:p>
         </w:tc>
         <w:tc>
@@ -19728,6 +20164,12 @@
                 <w:sz w:val="28"/>
               </w:rPr>
             </w:pPr>
+            <w:r>
+              <w:rPr>
+                <w:rFonts w:cstheme="majorHAnsi"/>
+              </w:rPr>
+              <w:t>○</w:t>
+            </w:r>
           </w:p>
         </w:tc>
         <w:tc>
@@ -19781,6 +20223,246 @@
                 <w:rFonts w:eastAsia="標楷體" w:hint="eastAsia"/>
                 <w:sz w:val="28"/>
               </w:rPr>
+              <w:t>好友</w:t>
+            </w:r>
+          </w:p>
+        </w:tc>
+        <w:tc>
+          <w:tcPr>
+            <w:tcW w:w="652" w:type="pct"/>
+          </w:tcPr>
+          <w:p>
+            <w:pPr>
+              <w:ind w:firstLineChars="0" w:firstLine="0"/>
+              <w:rPr>
+                <w:rFonts w:eastAsia="標楷體"/>
+                <w:sz w:val="28"/>
+              </w:rPr>
+            </w:pPr>
+            <w:r>
+              <w:rPr>
+                <w:rFonts w:cstheme="majorHAnsi"/>
+              </w:rPr>
+              <w:t>●</w:t>
+            </w:r>
+          </w:p>
+        </w:tc>
+        <w:tc>
+          <w:tcPr>
+            <w:tcW w:w="652" w:type="pct"/>
+          </w:tcPr>
+          <w:p>
+            <w:pPr>
+              <w:ind w:firstLineChars="0" w:firstLine="0"/>
+              <w:rPr>
+                <w:rFonts w:eastAsia="標楷體"/>
+                <w:sz w:val="28"/>
+              </w:rPr>
+            </w:pPr>
+          </w:p>
+        </w:tc>
+        <w:tc>
+          <w:tcPr>
+            <w:tcW w:w="652" w:type="pct"/>
+          </w:tcPr>
+          <w:p>
+            <w:pPr>
+              <w:ind w:firstLineChars="0" w:firstLine="0"/>
+              <w:rPr>
+                <w:rFonts w:eastAsia="標楷體"/>
+                <w:sz w:val="28"/>
+              </w:rPr>
+            </w:pPr>
+            <w:r>
+              <w:rPr>
+                <w:rFonts w:cstheme="majorHAnsi"/>
+              </w:rPr>
+              <w:t>○</w:t>
+            </w:r>
+          </w:p>
+        </w:tc>
+        <w:tc>
+          <w:tcPr>
+            <w:tcW w:w="652" w:type="pct"/>
+          </w:tcPr>
+          <w:p>
+            <w:pPr>
+              <w:ind w:firstLineChars="0" w:firstLine="0"/>
+              <w:rPr>
+                <w:rFonts w:eastAsia="標楷體"/>
+                <w:sz w:val="28"/>
+              </w:rPr>
+            </w:pPr>
+          </w:p>
+        </w:tc>
+        <w:tc>
+          <w:tcPr>
+            <w:tcW w:w="653" w:type="pct"/>
+          </w:tcPr>
+          <w:p>
+            <w:pPr>
+              <w:ind w:firstLineChars="0" w:firstLine="0"/>
+              <w:rPr>
+                <w:rFonts w:eastAsia="標楷體"/>
+                <w:sz w:val="28"/>
+              </w:rPr>
+            </w:pPr>
+          </w:p>
+        </w:tc>
+      </w:tr>
+      <w:tr>
+        <w:tc>
+          <w:tcPr>
+            <w:tcW w:w="415" w:type="pct"/>
+            <w:vMerge/>
+          </w:tcPr>
+          <w:p>
+            <w:pPr>
+              <w:ind w:firstLineChars="0" w:firstLine="0"/>
+              <w:jc w:val="center"/>
+              <w:rPr>
+                <w:rFonts w:eastAsia="標楷體"/>
+                <w:sz w:val="28"/>
+              </w:rPr>
+            </w:pPr>
+          </w:p>
+        </w:tc>
+        <w:tc>
+          <w:tcPr>
+            <w:tcW w:w="1323" w:type="pct"/>
+            <w:vAlign w:val="center"/>
+          </w:tcPr>
+          <w:p>
+            <w:pPr>
+              <w:ind w:firstLineChars="0" w:firstLine="0"/>
+              <w:jc w:val="both"/>
+              <w:rPr>
+                <w:rFonts w:eastAsia="標楷體"/>
+                <w:sz w:val="28"/>
+              </w:rPr>
+            </w:pPr>
+            <w:r>
+              <w:rPr>
+                <w:rFonts w:eastAsia="標楷體" w:hint="eastAsia"/>
+                <w:sz w:val="28"/>
+              </w:rPr>
+              <w:t>訂閱與點數</w:t>
+            </w:r>
+          </w:p>
+        </w:tc>
+        <w:tc>
+          <w:tcPr>
+            <w:tcW w:w="652" w:type="pct"/>
+          </w:tcPr>
+          <w:p>
+            <w:pPr>
+              <w:ind w:firstLineChars="0" w:firstLine="0"/>
+              <w:rPr>
+                <w:rFonts w:eastAsia="標楷體"/>
+                <w:sz w:val="28"/>
+              </w:rPr>
+            </w:pPr>
+          </w:p>
+        </w:tc>
+        <w:tc>
+          <w:tcPr>
+            <w:tcW w:w="652" w:type="pct"/>
+          </w:tcPr>
+          <w:p>
+            <w:pPr>
+              <w:ind w:firstLineChars="0" w:firstLine="0"/>
+              <w:rPr>
+                <w:rFonts w:eastAsia="標楷體"/>
+                <w:sz w:val="28"/>
+              </w:rPr>
+            </w:pPr>
+          </w:p>
+        </w:tc>
+        <w:tc>
+          <w:tcPr>
+            <w:tcW w:w="652" w:type="pct"/>
+          </w:tcPr>
+          <w:p>
+            <w:pPr>
+              <w:ind w:firstLineChars="0" w:firstLine="0"/>
+              <w:rPr>
+                <w:rFonts w:eastAsia="標楷體"/>
+                <w:sz w:val="28"/>
+              </w:rPr>
+            </w:pPr>
+          </w:p>
+        </w:tc>
+        <w:tc>
+          <w:tcPr>
+            <w:tcW w:w="652" w:type="pct"/>
+          </w:tcPr>
+          <w:p>
+            <w:pPr>
+              <w:ind w:firstLineChars="0" w:firstLine="0"/>
+              <w:rPr>
+                <w:rFonts w:eastAsia="標楷體"/>
+                <w:sz w:val="28"/>
+              </w:rPr>
+            </w:pPr>
+          </w:p>
+        </w:tc>
+        <w:tc>
+          <w:tcPr>
+            <w:tcW w:w="653" w:type="pct"/>
+          </w:tcPr>
+          <w:p>
+            <w:pPr>
+              <w:ind w:firstLineChars="0" w:firstLine="0"/>
+              <w:rPr>
+                <w:rFonts w:eastAsia="標楷體"/>
+                <w:sz w:val="28"/>
+              </w:rPr>
+            </w:pPr>
+            <w:r>
+              <w:rPr>
+                <w:rFonts w:cstheme="majorHAnsi"/>
+              </w:rPr>
+              <w:t>●</w:t>
+            </w:r>
+          </w:p>
+        </w:tc>
+      </w:tr>
+      <w:tr>
+        <w:tc>
+          <w:tcPr>
+            <w:tcW w:w="415" w:type="pct"/>
+            <w:vMerge/>
+          </w:tcPr>
+          <w:p>
+            <w:pPr>
+              <w:ind w:firstLineChars="0" w:firstLine="0"/>
+              <w:jc w:val="center"/>
+              <w:rPr>
+                <w:rFonts w:eastAsia="標楷體"/>
+                <w:sz w:val="28"/>
+              </w:rPr>
+            </w:pPr>
+          </w:p>
+        </w:tc>
+        <w:tc>
+          <w:tcPr>
+            <w:tcW w:w="1323" w:type="pct"/>
+            <w:vAlign w:val="center"/>
+          </w:tcPr>
+          <w:p>
+            <w:pPr>
+              <w:ind w:firstLineChars="0" w:firstLine="0"/>
+              <w:jc w:val="both"/>
+              <w:rPr>
+                <w:rFonts w:eastAsia="標楷體"/>
+                <w:sz w:val="28"/>
+              </w:rPr>
+            </w:pPr>
+            <w:r>
+              <w:rPr>
+                <w:rFonts w:eastAsia="標楷體" w:hint="eastAsia"/>
+                <w:sz w:val="28"/>
+              </w:rPr>
               <w:t>系統設定</w:t>
             </w:r>
           </w:p>
@@ -19853,6 +20535,12 @@
                 <w:sz w:val="28"/>
               </w:rPr>
             </w:pPr>
+            <w:r>
+              <w:rPr>
+                <w:rFonts w:cstheme="majorHAnsi"/>
+              </w:rPr>
+              <w:t>●</w:t>
+            </w:r>
           </w:p>
         </w:tc>
       </w:tr>
@@ -19925,6 +20613,12 @@
                 <w:sz w:val="28"/>
               </w:rPr>
             </w:pPr>
+            <w:r>
+              <w:rPr>
+                <w:rFonts w:cstheme="majorHAnsi"/>
+              </w:rPr>
+              <w:t>●</w:t>
+            </w:r>
           </w:p>
         </w:tc>
         <w:tc>
@@ -19939,6 +20633,12 @@
                 <w:sz w:val="28"/>
               </w:rPr>
             </w:pPr>
+            <w:r>
+              <w:rPr>
+                <w:rFonts w:cstheme="majorHAnsi"/>
+              </w:rPr>
+              <w:t>○</w:t>
+            </w:r>
           </w:p>
         </w:tc>
         <w:tc>
@@ -19967,6 +20667,12 @@
                 <w:sz w:val="28"/>
               </w:rPr>
             </w:pPr>
+            <w:r>
+              <w:rPr>
+                <w:rFonts w:cstheme="majorHAnsi"/>
+              </w:rPr>
+              <w:t>○</w:t>
+            </w:r>
           </w:p>
         </w:tc>
         <w:tc>
@@ -20053,6 +20759,12 @@
                 <w:sz w:val="28"/>
               </w:rPr>
             </w:pPr>
+            <w:r>
+              <w:rPr>
+                <w:rFonts w:cstheme="majorHAnsi"/>
+              </w:rPr>
+              <w:t>○</w:t>
+            </w:r>
           </w:p>
         </w:tc>
         <w:tc>
@@ -20068,6 +20780,12 @@
                 <w:sz w:val="28"/>
               </w:rPr>
             </w:pPr>
+            <w:r>
+              <w:rPr>
+                <w:rFonts w:cstheme="majorHAnsi"/>
+              </w:rPr>
+              <w:t>●</w:t>
+            </w:r>
           </w:p>
         </w:tc>
         <w:tc>
@@ -20113,6 +20831,12 @@
                 <w:sz w:val="28"/>
               </w:rPr>
             </w:pPr>
+            <w:r>
+              <w:rPr>
+                <w:rFonts w:cstheme="majorHAnsi"/>
+              </w:rPr>
+              <w:t>○</w:t>
+            </w:r>
           </w:p>
         </w:tc>
       </w:tr>
@@ -20171,6 +20895,12 @@
                 <w:sz w:val="28"/>
               </w:rPr>
             </w:pPr>
+            <w:r>
+              <w:rPr>
+                <w:rFonts w:cstheme="majorHAnsi"/>
+              </w:rPr>
+              <w:t>○</w:t>
+            </w:r>
           </w:p>
         </w:tc>
         <w:tc>
@@ -20183,9 +20913,17 @@
               <w:ind w:firstLineChars="0" w:firstLine="0"/>
               <w:rPr>
                 <w:rFonts w:eastAsia="標楷體"/>
-                <w:sz w:val="28"/>
-              </w:rPr>
-            </w:pPr>
+                <w:b/>
+                <w:bCs/>
+                <w:sz w:val="28"/>
+              </w:rPr>
+            </w:pPr>
+            <w:r>
+              <w:rPr>
+                <w:rFonts w:cstheme="majorHAnsi"/>
+              </w:rPr>
+              <w:t>●</w:t>
+            </w:r>
           </w:p>
         </w:tc>
         <w:tc>
@@ -20286,6 +21024,12 @@
                 <w:sz w:val="28"/>
               </w:rPr>
             </w:pPr>
+            <w:r>
+              <w:rPr>
+                <w:rFonts w:cstheme="majorHAnsi"/>
+              </w:rPr>
+              <w:t>●</w:t>
+            </w:r>
           </w:p>
         </w:tc>
         <w:tc>
@@ -20300,6 +21044,12 @@
                 <w:sz w:val="28"/>
               </w:rPr>
             </w:pPr>
+            <w:r>
+              <w:rPr>
+                <w:rFonts w:cstheme="majorHAnsi"/>
+              </w:rPr>
+              <w:t>○</w:t>
+            </w:r>
           </w:p>
         </w:tc>
         <w:tc>
@@ -20328,6 +21078,12 @@
                 <w:sz w:val="28"/>
               </w:rPr>
             </w:pPr>
+            <w:r>
+              <w:rPr>
+                <w:rFonts w:cstheme="majorHAnsi"/>
+              </w:rPr>
+              <w:t>○</w:t>
+            </w:r>
           </w:p>
         </w:tc>
         <w:tc>
@@ -20404,6 +21160,12 @@
                 <w:sz w:val="28"/>
               </w:rPr>
             </w:pPr>
+            <w:r>
+              <w:rPr>
+                <w:rFonts w:cstheme="majorHAnsi"/>
+              </w:rPr>
+              <w:t>●</w:t>
+            </w:r>
           </w:p>
         </w:tc>
         <w:tc>
@@ -20418,6 +21180,12 @@
                 <w:sz w:val="28"/>
               </w:rPr>
             </w:pPr>
+            <w:r>
+              <w:rPr>
+                <w:rFonts w:cstheme="majorHAnsi"/>
+              </w:rPr>
+              <w:t>○</w:t>
+            </w:r>
           </w:p>
         </w:tc>
         <w:tc>
@@ -20432,6 +21200,12 @@
                 <w:sz w:val="28"/>
               </w:rPr>
             </w:pPr>
+            <w:r>
+              <w:rPr>
+                <w:rFonts w:cstheme="majorHAnsi"/>
+              </w:rPr>
+              <w:t>○</w:t>
+            </w:r>
           </w:p>
         </w:tc>
         <w:tc>
@@ -20446,6 +21220,12 @@
                 <w:sz w:val="28"/>
               </w:rPr>
             </w:pPr>
+            <w:r>
+              <w:rPr>
+                <w:rFonts w:cstheme="majorHAnsi"/>
+              </w:rPr>
+              <w:t>○</w:t>
+            </w:r>
           </w:p>
         </w:tc>
         <w:tc>
@@ -20460,6 +21240,12 @@
                 <w:sz w:val="28"/>
               </w:rPr>
             </w:pPr>
+            <w:r>
+              <w:rPr>
+                <w:rFonts w:cstheme="majorHAnsi"/>
+              </w:rPr>
+              <w:t>○</w:t>
+            </w:r>
           </w:p>
         </w:tc>
       </w:tr>
@@ -20515,6 +21301,12 @@
                 <w:sz w:val="28"/>
               </w:rPr>
             </w:pPr>
+            <w:r>
+              <w:rPr>
+                <w:rFonts w:cstheme="majorHAnsi"/>
+              </w:rPr>
+              <w:t>○</w:t>
+            </w:r>
           </w:p>
         </w:tc>
         <w:tc>
@@ -20529,6 +21321,12 @@
                 <w:sz w:val="28"/>
               </w:rPr>
             </w:pPr>
+            <w:r>
+              <w:rPr>
+                <w:rFonts w:cstheme="majorHAnsi"/>
+              </w:rPr>
+              <w:t>○</w:t>
+            </w:r>
           </w:p>
         </w:tc>
         <w:tc>
@@ -20557,6 +21355,12 @@
                 <w:sz w:val="28"/>
               </w:rPr>
             </w:pPr>
+            <w:r>
+              <w:rPr>
+                <w:rFonts w:cstheme="majorHAnsi"/>
+              </w:rPr>
+              <w:t>●</w:t>
+            </w:r>
           </w:p>
         </w:tc>
         <w:tc>
@@ -20594,6 +21398,7 @@
                 <w:rFonts w:eastAsia="標楷體" w:hint="eastAsia"/>
                 <w:sz w:val="28"/>
               </w:rPr>
+              <w:lastRenderedPageBreak/>
               <w:t>文件撰寫</w:t>
             </w:r>
           </w:p>
@@ -20633,6 +21438,12 @@
                 <w:sz w:val="28"/>
               </w:rPr>
             </w:pPr>
+            <w:r>
+              <w:rPr>
+                <w:rFonts w:cstheme="majorHAnsi"/>
+              </w:rPr>
+              <w:t>○</w:t>
+            </w:r>
           </w:p>
         </w:tc>
         <w:tc>
@@ -20661,6 +21472,12 @@
                 <w:sz w:val="28"/>
               </w:rPr>
             </w:pPr>
+            <w:r>
+              <w:rPr>
+                <w:rFonts w:cstheme="majorHAnsi"/>
+              </w:rPr>
+              <w:t>●</w:t>
+            </w:r>
           </w:p>
         </w:tc>
         <w:tc>
@@ -20772,6 +21589,12 @@
                 <w:sz w:val="28"/>
               </w:rPr>
             </w:pPr>
+            <w:r>
+              <w:rPr>
+                <w:rFonts w:cstheme="majorHAnsi"/>
+              </w:rPr>
+              <w:t>○</w:t>
+            </w:r>
           </w:p>
         </w:tc>
         <w:tc>
@@ -20786,6 +21609,12 @@
                 <w:sz w:val="28"/>
               </w:rPr>
             </w:pPr>
+            <w:r>
+              <w:rPr>
+                <w:rFonts w:cstheme="majorHAnsi"/>
+              </w:rPr>
+              <w:t>○</w:t>
+            </w:r>
           </w:p>
         </w:tc>
         <w:tc>
@@ -20828,6 +21657,12 @@
                 <w:sz w:val="28"/>
               </w:rPr>
             </w:pPr>
+            <w:r>
+              <w:rPr>
+                <w:rFonts w:cstheme="majorHAnsi"/>
+              </w:rPr>
+              <w:t>●</w:t>
+            </w:r>
           </w:p>
         </w:tc>
       </w:tr>
@@ -20911,6 +21746,12 @@
                 <w:sz w:val="28"/>
               </w:rPr>
             </w:pPr>
+            <w:r>
+              <w:rPr>
+                <w:rFonts w:cstheme="majorHAnsi"/>
+              </w:rPr>
+              <w:t>●</w:t>
+            </w:r>
           </w:p>
         </w:tc>
         <w:tc>
@@ -20967,6 +21808,12 @@
                 <w:sz w:val="28"/>
               </w:rPr>
             </w:pPr>
+            <w:r>
+              <w:rPr>
+                <w:rFonts w:cstheme="majorHAnsi"/>
+              </w:rPr>
+              <w:t>○</w:t>
+            </w:r>
           </w:p>
         </w:tc>
       </w:tr>
@@ -21050,6 +21897,12 @@
                 <w:sz w:val="28"/>
               </w:rPr>
             </w:pPr>
+            <w:r>
+              <w:rPr>
+                <w:rFonts w:cstheme="majorHAnsi"/>
+              </w:rPr>
+              <w:t>○</w:t>
+            </w:r>
           </w:p>
         </w:tc>
         <w:tc>
@@ -21064,6 +21917,12 @@
                 <w:sz w:val="28"/>
               </w:rPr>
             </w:pPr>
+            <w:r>
+              <w:rPr>
+                <w:rFonts w:cstheme="majorHAnsi"/>
+              </w:rPr>
+              <w:t>●</w:t>
+            </w:r>
           </w:p>
         </w:tc>
         <w:tc>
@@ -21106,6 +21965,12 @@
                 <w:sz w:val="28"/>
               </w:rPr>
             </w:pPr>
+            <w:r>
+              <w:rPr>
+                <w:rFonts w:cstheme="majorHAnsi"/>
+              </w:rPr>
+              <w:t>○</w:t>
+            </w:r>
           </w:p>
         </w:tc>
       </w:tr>
@@ -21206,6 +22071,12 @@
                 <w:sz w:val="28"/>
               </w:rPr>
             </w:pPr>
+            <w:r>
+              <w:rPr>
+                <w:rFonts w:cstheme="majorHAnsi"/>
+              </w:rPr>
+              <w:t>●</w:t>
+            </w:r>
           </w:p>
         </w:tc>
         <w:tc>
@@ -21220,6 +22091,12 @@
                 <w:sz w:val="28"/>
               </w:rPr>
             </w:pPr>
+            <w:r>
+              <w:rPr>
+                <w:rFonts w:cstheme="majorHAnsi"/>
+              </w:rPr>
+              <w:t>○</w:t>
+            </w:r>
           </w:p>
         </w:tc>
         <w:tc>
@@ -21234,6 +22111,12 @@
                 <w:sz w:val="28"/>
               </w:rPr>
             </w:pPr>
+            <w:r>
+              <w:rPr>
+                <w:rFonts w:cstheme="majorHAnsi"/>
+              </w:rPr>
+              <w:t>○</w:t>
+            </w:r>
           </w:p>
         </w:tc>
         <w:tc>
@@ -21248,6 +22131,12 @@
                 <w:sz w:val="28"/>
               </w:rPr>
             </w:pPr>
+            <w:r>
+              <w:rPr>
+                <w:rFonts w:cstheme="majorHAnsi"/>
+              </w:rPr>
+              <w:t>○</w:t>
+            </w:r>
           </w:p>
         </w:tc>
         <w:tc>
@@ -21262,6 +22151,12 @@
                 <w:sz w:val="28"/>
               </w:rPr>
             </w:pPr>
+            <w:r>
+              <w:rPr>
+                <w:rFonts w:cstheme="majorHAnsi"/>
+              </w:rPr>
+              <w:t>○</w:t>
+            </w:r>
           </w:p>
         </w:tc>
       </w:tr>
@@ -21345,6 +22240,12 @@
                 <w:sz w:val="28"/>
               </w:rPr>
             </w:pPr>
+            <w:r>
+              <w:rPr>
+                <w:rFonts w:cstheme="majorHAnsi"/>
+              </w:rPr>
+              <w:t>○</w:t>
+            </w:r>
           </w:p>
         </w:tc>
         <w:tc>
@@ -21359,6 +22260,12 @@
                 <w:sz w:val="28"/>
               </w:rPr>
             </w:pPr>
+            <w:r>
+              <w:rPr>
+                <w:rFonts w:cstheme="majorHAnsi"/>
+              </w:rPr>
+              <w:t>○</w:t>
+            </w:r>
           </w:p>
         </w:tc>
         <w:tc>
@@ -21373,6 +22280,12 @@
                 <w:sz w:val="28"/>
               </w:rPr>
             </w:pPr>
+            <w:r>
+              <w:rPr>
+                <w:rFonts w:cstheme="majorHAnsi"/>
+              </w:rPr>
+              <w:t>○</w:t>
+            </w:r>
           </w:p>
         </w:tc>
         <w:tc>
@@ -21401,6 +22314,12 @@
                 <w:sz w:val="28"/>
               </w:rPr>
             </w:pPr>
+            <w:r>
+              <w:rPr>
+                <w:rFonts w:cstheme="majorHAnsi"/>
+              </w:rPr>
+              <w:t>●</w:t>
+            </w:r>
           </w:p>
         </w:tc>
       </w:tr>
@@ -21484,6 +22403,12 @@
                 <w:sz w:val="28"/>
               </w:rPr>
             </w:pPr>
+            <w:r>
+              <w:rPr>
+                <w:rFonts w:cstheme="majorHAnsi"/>
+              </w:rPr>
+              <w:t>○</w:t>
+            </w:r>
           </w:p>
         </w:tc>
         <w:tc>
@@ -21498,6 +22423,12 @@
                 <w:sz w:val="28"/>
               </w:rPr>
             </w:pPr>
+            <w:r>
+              <w:rPr>
+                <w:rFonts w:cstheme="majorHAnsi"/>
+              </w:rPr>
+              <w:t>○</w:t>
+            </w:r>
           </w:p>
         </w:tc>
         <w:tc>
@@ -21512,6 +22443,12 @@
                 <w:sz w:val="28"/>
               </w:rPr>
             </w:pPr>
+            <w:r>
+              <w:rPr>
+                <w:rFonts w:cstheme="majorHAnsi"/>
+              </w:rPr>
+              <w:t>●</w:t>
+            </w:r>
           </w:p>
         </w:tc>
         <w:tc>
@@ -21623,6 +22560,12 @@
                 <w:sz w:val="28"/>
               </w:rPr>
             </w:pPr>
+            <w:r>
+              <w:rPr>
+                <w:rFonts w:cstheme="majorHAnsi"/>
+              </w:rPr>
+              <w:t>○</w:t>
+            </w:r>
           </w:p>
         </w:tc>
         <w:tc>
@@ -21637,6 +22580,12 @@
                 <w:sz w:val="28"/>
               </w:rPr>
             </w:pPr>
+            <w:r>
+              <w:rPr>
+                <w:rFonts w:cstheme="majorHAnsi"/>
+              </w:rPr>
+              <w:t>○</w:t>
+            </w:r>
           </w:p>
         </w:tc>
         <w:tc>
@@ -21651,6 +22600,12 @@
                 <w:sz w:val="28"/>
               </w:rPr>
             </w:pPr>
+            <w:r>
+              <w:rPr>
+                <w:rFonts w:cstheme="majorHAnsi"/>
+              </w:rPr>
+              <w:t>●</w:t>
+            </w:r>
           </w:p>
         </w:tc>
         <w:tc>
@@ -21790,6 +22745,12 @@
                 <w:sz w:val="28"/>
               </w:rPr>
             </w:pPr>
+            <w:r>
+              <w:rPr>
+                <w:rFonts w:cstheme="majorHAnsi"/>
+              </w:rPr>
+              <w:t>●</w:t>
+            </w:r>
           </w:p>
         </w:tc>
         <w:tc>

--- a/系統文件/系統文件.docx
+++ b/系統文件/系統文件.docx
@@ -2640,97 +2640,7 @@
           <w:sz w:val="28"/>
           <w:szCs w:val="28"/>
         </w:rPr>
-        <w:t>近年來，日本文化在台灣的影響力持續深化，</w:t>
-      </w:r>
-      <w:proofErr w:type="gramStart"/>
-      <w:r>
-        <w:rPr>
-          <w:rFonts w:ascii="標楷體" w:eastAsia="標楷體" w:hAnsi="標楷體" w:hint="eastAsia"/>
-          <w:sz w:val="28"/>
-          <w:szCs w:val="28"/>
-        </w:rPr>
-        <w:t>涵蓋動漫</w:t>
-      </w:r>
-      <w:proofErr w:type="gramEnd"/>
-      <w:r>
-        <w:rPr>
-          <w:rFonts w:ascii="標楷體" w:eastAsia="標楷體" w:hAnsi="標楷體" w:hint="eastAsia"/>
-          <w:sz w:val="28"/>
-          <w:szCs w:val="28"/>
-        </w:rPr>
-        <w:t>、影視、流行音樂、飲食及觀光旅遊等多元領域。根據交通部觀光署統計，日本常年位居國人出國目的地榜首；</w:t>
-      </w:r>
-      <w:proofErr w:type="gramStart"/>
-      <w:r>
-        <w:rPr>
-          <w:rFonts w:ascii="標楷體" w:eastAsia="標楷體" w:hAnsi="標楷體" w:hint="eastAsia"/>
-          <w:sz w:val="28"/>
-          <w:szCs w:val="28"/>
-        </w:rPr>
-        <w:t>此外，</w:t>
-      </w:r>
-      <w:proofErr w:type="gramEnd"/>
-      <w:r>
-        <w:rPr>
-          <w:rFonts w:ascii="標楷體" w:eastAsia="標楷體" w:hAnsi="標楷體" w:hint="eastAsia"/>
-          <w:sz w:val="28"/>
-          <w:szCs w:val="28"/>
-        </w:rPr>
-        <w:t>歷年台北國際</w:t>
-      </w:r>
-      <w:proofErr w:type="gramStart"/>
-      <w:r>
-        <w:rPr>
-          <w:rFonts w:ascii="標楷體" w:eastAsia="標楷體" w:hAnsi="標楷體" w:hint="eastAsia"/>
-          <w:sz w:val="28"/>
-          <w:szCs w:val="28"/>
-        </w:rPr>
-        <w:t>動漫節</w:t>
-      </w:r>
-      <w:proofErr w:type="gramEnd"/>
-      <w:r>
-        <w:rPr>
-          <w:rFonts w:ascii="標楷體" w:eastAsia="標楷體" w:hAnsi="標楷體" w:hint="eastAsia"/>
-          <w:sz w:val="28"/>
-          <w:szCs w:val="28"/>
-        </w:rPr>
-        <w:t>（</w:t>
-      </w:r>
-      <w:proofErr w:type="spellStart"/>
-      <w:r>
-        <w:rPr>
-          <w:rFonts w:ascii="標楷體" w:eastAsia="標楷體" w:hAnsi="標楷體" w:hint="eastAsia"/>
-          <w:sz w:val="28"/>
-          <w:szCs w:val="28"/>
-        </w:rPr>
-        <w:t>TiCA</w:t>
-      </w:r>
-      <w:proofErr w:type="spellEnd"/>
-      <w:r>
-        <w:rPr>
-          <w:rFonts w:ascii="標楷體" w:eastAsia="標楷體" w:hAnsi="標楷體" w:hint="eastAsia"/>
-          <w:sz w:val="28"/>
-          <w:szCs w:val="28"/>
-        </w:rPr>
-        <w:t>）參觀</w:t>
-      </w:r>
-      <w:proofErr w:type="gramStart"/>
-      <w:r>
-        <w:rPr>
-          <w:rFonts w:ascii="標楷體" w:eastAsia="標楷體" w:hAnsi="標楷體" w:hint="eastAsia"/>
-          <w:sz w:val="28"/>
-          <w:szCs w:val="28"/>
-        </w:rPr>
-        <w:t>人次屢</w:t>
-      </w:r>
-      <w:proofErr w:type="gramEnd"/>
-      <w:r>
-        <w:rPr>
-          <w:rFonts w:ascii="標楷體" w:eastAsia="標楷體" w:hAnsi="標楷體" w:hint="eastAsia"/>
-          <w:sz w:val="28"/>
-          <w:szCs w:val="28"/>
-        </w:rPr>
-        <w:t>創新高，皆客觀展現出國人對日本文化的高度熱忱，進而促使越來越多人對日語學習產生強烈需求。</w:t>
+        <w:t>近年來，日本文化在台灣的影響力持續深化，涵蓋動漫、影視、流行音樂、飲食及觀光旅遊等多元領域。根據交通部觀光署統計，日本常年位居國人出國目的地榜首；此外，歷年台北國際動漫節（TiCA）參觀人次屢創新高，皆客觀展現出國人對日本文化的高度熱忱，進而促使越來越多人對日語學習產生強烈需求。</w:t>
       </w:r>
     </w:p>
     <w:p>
@@ -2760,79 +2670,7 @@
           <w:sz w:val="28"/>
           <w:szCs w:val="28"/>
         </w:rPr>
-        <w:t>然而，教育心理學中的「情境學習理論（Situated Learning）」強調，知識必須在真實、具體的社會與物理情境中產生與應用，才能達到最佳的內化與學習效果。反觀傳統的日語學習途徑，多半仰賴實體教科書、補習班或制式化的單字</w:t>
-      </w:r>
-      <w:proofErr w:type="gramStart"/>
-      <w:r>
-        <w:rPr>
-          <w:rFonts w:ascii="標楷體" w:eastAsia="標楷體" w:hAnsi="標楷體" w:hint="eastAsia"/>
-          <w:sz w:val="28"/>
-          <w:szCs w:val="28"/>
-        </w:rPr>
-        <w:t>字</w:t>
-      </w:r>
-      <w:proofErr w:type="gramEnd"/>
-      <w:r>
-        <w:rPr>
-          <w:rFonts w:ascii="標楷體" w:eastAsia="標楷體" w:hAnsi="標楷體" w:hint="eastAsia"/>
-          <w:sz w:val="28"/>
-          <w:szCs w:val="28"/>
-        </w:rPr>
-        <w:t>卡，這種將「語言」與「真實生活」剝離的學習模式，導致學習者大腦難以建立深刻</w:t>
-      </w:r>
-      <w:proofErr w:type="gramStart"/>
-      <w:r>
-        <w:rPr>
-          <w:rFonts w:ascii="標楷體" w:eastAsia="標楷體" w:hAnsi="標楷體" w:hint="eastAsia"/>
-          <w:sz w:val="28"/>
-          <w:szCs w:val="28"/>
-        </w:rPr>
-        <w:t>的神境連結</w:t>
-      </w:r>
-      <w:proofErr w:type="gramEnd"/>
-      <w:r>
-        <w:rPr>
-          <w:rFonts w:ascii="標楷體" w:eastAsia="標楷體" w:hAnsi="標楷體" w:hint="eastAsia"/>
-          <w:sz w:val="28"/>
-          <w:szCs w:val="28"/>
-        </w:rPr>
-        <w:t>，容易陷入「死</w:t>
-      </w:r>
-      <w:proofErr w:type="gramStart"/>
-      <w:r>
-        <w:rPr>
-          <w:rFonts w:ascii="標楷體" w:eastAsia="標楷體" w:hAnsi="標楷體" w:hint="eastAsia"/>
-          <w:sz w:val="28"/>
-          <w:szCs w:val="28"/>
-        </w:rPr>
-        <w:t>背硬記</w:t>
-      </w:r>
-      <w:proofErr w:type="gramEnd"/>
-      <w:r>
-        <w:rPr>
-          <w:rFonts w:ascii="標楷體" w:eastAsia="標楷體" w:hAnsi="標楷體" w:hint="eastAsia"/>
-          <w:sz w:val="28"/>
-          <w:szCs w:val="28"/>
-        </w:rPr>
-        <w:t>、</w:t>
-      </w:r>
-      <w:proofErr w:type="gramStart"/>
-      <w:r>
-        <w:rPr>
-          <w:rFonts w:ascii="標楷體" w:eastAsia="標楷體" w:hAnsi="標楷體" w:hint="eastAsia"/>
-          <w:sz w:val="28"/>
-          <w:szCs w:val="28"/>
-        </w:rPr>
-        <w:t>考完即忘</w:t>
-      </w:r>
-      <w:proofErr w:type="gramEnd"/>
-      <w:r>
-        <w:rPr>
-          <w:rFonts w:ascii="標楷體" w:eastAsia="標楷體" w:hAnsi="標楷體" w:hint="eastAsia"/>
-          <w:sz w:val="28"/>
-          <w:szCs w:val="28"/>
-        </w:rPr>
-        <w:t>」的窘境。</w:t>
+        <w:t>然而，教育心理學中的「情境學習理論（Situated Learning）」強調，知識必須在真實、具體的社會與物理情境中產生與應用，才能達到最佳的內化與學習效果。反觀傳統的日語學習途徑，多半仰賴實體教科書、補習班或制式化的單字字卡，這種將「語言」與「真實生活」剝離的學習模式，導致學習者大腦難以建立深刻的神境連結，容易陷入「死背硬記、考完即忘」的窘境。</w:t>
       </w:r>
     </w:p>
     <w:p>
@@ -2862,43 +2700,7 @@
           <w:sz w:val="28"/>
           <w:szCs w:val="28"/>
         </w:rPr>
-        <w:t>因此，隨著智慧型手機的高度</w:t>
-      </w:r>
-      <w:proofErr w:type="gramStart"/>
-      <w:r>
-        <w:rPr>
-          <w:rFonts w:ascii="標楷體" w:eastAsia="標楷體" w:hAnsi="標楷體" w:hint="eastAsia"/>
-          <w:sz w:val="28"/>
-          <w:szCs w:val="28"/>
-        </w:rPr>
-        <w:t>普及，</w:t>
-      </w:r>
-      <w:proofErr w:type="gramEnd"/>
-      <w:r>
-        <w:rPr>
-          <w:rFonts w:ascii="標楷體" w:eastAsia="標楷體" w:hAnsi="標楷體" w:hint="eastAsia"/>
-          <w:sz w:val="28"/>
-          <w:szCs w:val="28"/>
-        </w:rPr>
-        <w:t>以及電腦視覺（Computer Vision）與人工智慧（AI）技術的日益成熟，若能透過影像辨識技術，將學習者生活周遭的實體物件與真實場景，即時轉化為客製化的學習素材，創造出「</w:t>
-      </w:r>
-      <w:proofErr w:type="gramStart"/>
-      <w:r>
-        <w:rPr>
-          <w:rFonts w:ascii="標楷體" w:eastAsia="標楷體" w:hAnsi="標楷體" w:hint="eastAsia"/>
-          <w:sz w:val="28"/>
-          <w:szCs w:val="28"/>
-        </w:rPr>
-        <w:t>即拍即</w:t>
-      </w:r>
-      <w:proofErr w:type="gramEnd"/>
-      <w:r>
-        <w:rPr>
-          <w:rFonts w:ascii="標楷體" w:eastAsia="標楷體" w:hAnsi="標楷體" w:hint="eastAsia"/>
-          <w:sz w:val="28"/>
-          <w:szCs w:val="28"/>
-        </w:rPr>
-        <w:t>學」的創新模式，便能徹底打破傳統教室與書本的框架，讓語言學習無縫融入日常軌跡中。</w:t>
+        <w:t>因此，隨著智慧型手機的高度普及，以及電腦視覺（Computer Vision）與人工智慧（AI）技術的日益成熟，若能透過影像辨識技術，將學習者生活周遭的實體物件與真實場景，即時轉化為客製化的學習素材，創造出「即拍即學」的創新模式，便能徹底打破傳統教室與書本的框架，讓語言學習無縫融入日常軌跡中。</w:t>
       </w:r>
     </w:p>
     <w:p>
@@ -2979,27 +2781,7 @@
           <w:sz w:val="28"/>
           <w:szCs w:val="28"/>
         </w:rPr>
-        <w:t>缺乏實際應用場景，導致動力削弱： 台灣缺乏全日語的環境，學習者「輸入」多於「輸出」，沒有實戰開口的機會。解決此問題需要創造一個</w:t>
-      </w:r>
-      <w:proofErr w:type="gramStart"/>
-      <w:r>
-        <w:rPr>
-          <w:rFonts w:ascii="標楷體" w:hAnsi="標楷體" w:cstheme="minorBidi" w:hint="eastAsia"/>
-          <w:bCs w:val="0"/>
-          <w:sz w:val="28"/>
-          <w:szCs w:val="28"/>
-        </w:rPr>
-        <w:t>低壓力且能</w:t>
-      </w:r>
-      <w:proofErr w:type="gramEnd"/>
-      <w:r>
-        <w:rPr>
-          <w:rFonts w:ascii="標楷體" w:hAnsi="標楷體" w:cstheme="minorBidi" w:hint="eastAsia"/>
-          <w:bCs w:val="0"/>
-          <w:sz w:val="28"/>
-          <w:szCs w:val="28"/>
-        </w:rPr>
-        <w:t>模擬真實生活情境的對答環境，讓學習者能隨時練習語言輸出。</w:t>
+        <w:t>缺乏實際應用場景，導致動力削弱： 台灣缺乏全日語的環境，學習者「輸入」多於「輸出」，沒有實戰開口的機會。解決此問題需要創造一個低壓力且能模擬真實生活情境的對答環境，讓學習者能隨時練習語言輸出。</w:t>
       </w:r>
     </w:p>
     <w:p>
@@ -3069,27 +2851,7 @@
           <w:sz w:val="28"/>
           <w:szCs w:val="28"/>
         </w:rPr>
-        <w:t>基於上述觀察，要有效提升學習成效與動力，必須跳脫傳統框架，提供一個能「將真實場景萃取為教材」、「提供</w:t>
-      </w:r>
-      <w:proofErr w:type="gramStart"/>
-      <w:r>
-        <w:rPr>
-          <w:rFonts w:ascii="標楷體" w:hAnsi="標楷體" w:cstheme="minorBidi" w:hint="eastAsia"/>
-          <w:bCs w:val="0"/>
-          <w:sz w:val="28"/>
-          <w:szCs w:val="28"/>
-        </w:rPr>
-        <w:t>沉</w:t>
-      </w:r>
-      <w:proofErr w:type="gramEnd"/>
-      <w:r>
-        <w:rPr>
-          <w:rFonts w:ascii="標楷體" w:hAnsi="標楷體" w:cstheme="minorBidi" w:hint="eastAsia"/>
-          <w:bCs w:val="0"/>
-          <w:sz w:val="28"/>
-          <w:szCs w:val="28"/>
-        </w:rPr>
-        <w:t>浸式輸出環境」並「具備正向社群回饋」的全新解決方案。</w:t>
+        <w:t>基於上述觀察，要有效提升學習成效與動力，必須跳脫傳統框架，提供一個能「將真實場景萃取為教材」、「提供沉浸式輸出環境」並「具備正向社群回饋」的全新解決方案。</w:t>
       </w:r>
     </w:p>
     <w:p>
@@ -3164,25 +2926,7 @@
           <w:sz w:val="28"/>
           <w:szCs w:val="28"/>
         </w:rPr>
-        <w:t>建構「</w:t>
-      </w:r>
-      <w:proofErr w:type="gramStart"/>
-      <w:r>
-        <w:rPr>
-          <w:rFonts w:ascii="標楷體" w:eastAsia="標楷體" w:hAnsi="標楷體" w:hint="eastAsia"/>
-          <w:sz w:val="28"/>
-          <w:szCs w:val="28"/>
-        </w:rPr>
-        <w:t>沉</w:t>
-      </w:r>
-      <w:proofErr w:type="gramEnd"/>
-      <w:r>
-        <w:rPr>
-          <w:rFonts w:ascii="標楷體" w:eastAsia="標楷體" w:hAnsi="標楷體" w:hint="eastAsia"/>
-          <w:sz w:val="28"/>
-          <w:szCs w:val="28"/>
-        </w:rPr>
-        <w:t>浸式 AI 情境對話」模組（對應痛點二）： 為解決缺乏應用場景的問題，整合 AI 角色扮演（Roleplay）對話功能。系統提供多樣化的生活任務（如點餐、</w:t>
+        <w:t>建構「沉浸式 AI 情境對話」模組（對應痛點二）： 為解決缺乏應用場景的問題，整合 AI 角色扮演（Roleplay）對話功能。系統提供多樣化的生活任務（如點餐、</w:t>
       </w:r>
       <w:r>
         <w:rPr>
@@ -3191,25 +2935,7 @@
           <w:szCs w:val="28"/>
         </w:rPr>
         <w:lastRenderedPageBreak/>
-        <w:t>問路），讓使用者透過對話練習</w:t>
-      </w:r>
-      <w:proofErr w:type="gramStart"/>
-      <w:r>
-        <w:rPr>
-          <w:rFonts w:ascii="標楷體" w:eastAsia="標楷體" w:hAnsi="標楷體" w:hint="eastAsia"/>
-          <w:sz w:val="28"/>
-          <w:szCs w:val="28"/>
-        </w:rPr>
-        <w:t>口說與聽力</w:t>
-      </w:r>
-      <w:proofErr w:type="gramEnd"/>
-      <w:r>
-        <w:rPr>
-          <w:rFonts w:ascii="標楷體" w:eastAsia="標楷體" w:hAnsi="標楷體" w:hint="eastAsia"/>
-          <w:sz w:val="28"/>
-          <w:szCs w:val="28"/>
-        </w:rPr>
-        <w:t>，並給予語法即時糾正與假名標音輔助。</w:t>
+        <w:t>問路），讓使用者透過對話練習口說與聽力，並給予語法即時糾正與假名標音輔助。</w:t>
       </w:r>
     </w:p>
     <w:p>
@@ -3315,25 +3041,7 @@
           <w:sz w:val="28"/>
           <w:szCs w:val="28"/>
         </w:rPr>
-        <w:t>創造「生活即教材」的創新學習價值： 運用 Google AI 視覺辨識技術與 Python 後端處理，實現「</w:t>
-      </w:r>
-      <w:proofErr w:type="gramStart"/>
-      <w:r>
-        <w:rPr>
-          <w:rFonts w:ascii="標楷體" w:eastAsia="標楷體" w:hAnsi="標楷體" w:hint="eastAsia"/>
-          <w:sz w:val="28"/>
-          <w:szCs w:val="28"/>
-        </w:rPr>
-        <w:t>即拍即</w:t>
-      </w:r>
-      <w:proofErr w:type="gramEnd"/>
-      <w:r>
-        <w:rPr>
-          <w:rFonts w:ascii="標楷體" w:eastAsia="標楷體" w:hAnsi="標楷體" w:hint="eastAsia"/>
-          <w:sz w:val="28"/>
-          <w:szCs w:val="28"/>
-        </w:rPr>
-        <w:t>學」功能。這將大幅改變傳統學習模式，將使用者的日常生活環境轉化為無限的客製化教材，提升單字記憶的留存率。</w:t>
+        <w:t>創造「生活即教材」的創新學習價值： 運用 Google AI 視覺辨識技術與 Python 後端處理，實現「即拍即學」功能。這將大幅改變傳統學習模式，將使用者的日常生活環境轉化為無限的客製化教材，提升單字記憶的留存率。</w:t>
       </w:r>
     </w:p>
     <w:p>
@@ -3380,25 +3088,7 @@
           <w:szCs w:val="28"/>
         </w:rPr>
         <w:lastRenderedPageBreak/>
-        <w:t>羈絆與具</w:t>
-      </w:r>
-      <w:proofErr w:type="gramStart"/>
-      <w:r>
-        <w:rPr>
-          <w:rFonts w:ascii="標楷體" w:eastAsia="標楷體" w:hAnsi="標楷體" w:hint="eastAsia"/>
-          <w:sz w:val="28"/>
-          <w:szCs w:val="28"/>
-        </w:rPr>
-        <w:t>象</w:t>
-      </w:r>
-      <w:proofErr w:type="gramEnd"/>
-      <w:r>
-        <w:rPr>
-          <w:rFonts w:ascii="標楷體" w:eastAsia="標楷體" w:hAnsi="標楷體" w:hint="eastAsia"/>
-          <w:sz w:val="28"/>
-          <w:szCs w:val="28"/>
-        </w:rPr>
-        <w:t>化的成長數據，預期能顯著提升使用者的 App 開啟率與長期黏著度。</w:t>
+        <w:t>羈絆與具象化的成長數據，預期能顯著提升使用者的 App 開啟率與長期黏著度。</w:t>
       </w:r>
     </w:p>
     <w:p>
@@ -3561,25 +3251,7 @@
           <w:sz w:val="28"/>
           <w:szCs w:val="28"/>
         </w:rPr>
-        <w:t>無縫融入生活情境： 系統打破傳統死背書本的枯燥流程，設計了「單句翻譯隱藏/顯示」、「假名標音切換（Furigana）」以及「快捷回覆籌碼（Quick Replies）」等輔助功能。在兼顧</w:t>
-      </w:r>
-      <w:proofErr w:type="gramStart"/>
-      <w:r>
-        <w:rPr>
-          <w:rFonts w:ascii="標楷體" w:eastAsia="標楷體" w:hAnsi="標楷體" w:hint="eastAsia"/>
-          <w:sz w:val="28"/>
-          <w:szCs w:val="28"/>
-        </w:rPr>
-        <w:t>沉浸式全日文</w:t>
-      </w:r>
-      <w:proofErr w:type="gramEnd"/>
-      <w:r>
-        <w:rPr>
-          <w:rFonts w:ascii="標楷體" w:eastAsia="標楷體" w:hAnsi="標楷體" w:hint="eastAsia"/>
-          <w:sz w:val="28"/>
-          <w:szCs w:val="28"/>
-        </w:rPr>
-        <w:t>環境的同時，給予使用者極高的操作容錯率與便利性，高度滿足碎片化時間的學習需求。</w:t>
+        <w:t>無縫融入生活情境： 系統打破傳統死背書本的枯燥流程，設計了「單句翻譯隱藏/顯示」、「假名標音切換（Furigana）」以及「快捷回覆籌碼（Quick Replies）」等輔助功能。在兼顧沉浸式全日文環境的同時，給予使用者極高的操作容錯率與便利性，高度滿足碎片化時間的學習需求。</w:t>
       </w:r>
     </w:p>
     <w:p>
@@ -3626,61 +3298,7 @@
           <w:sz w:val="28"/>
           <w:szCs w:val="28"/>
         </w:rPr>
-        <w:t>敏捷式開發與階段性交付： 本專案</w:t>
-      </w:r>
-      <w:proofErr w:type="gramStart"/>
-      <w:r>
-        <w:rPr>
-          <w:rFonts w:ascii="標楷體" w:eastAsia="標楷體" w:hAnsi="標楷體" w:hint="eastAsia"/>
-          <w:sz w:val="28"/>
-          <w:szCs w:val="28"/>
-        </w:rPr>
-        <w:t>採</w:t>
-      </w:r>
-      <w:proofErr w:type="gramEnd"/>
-      <w:r>
-        <w:rPr>
-          <w:rFonts w:ascii="標楷體" w:eastAsia="標楷體" w:hAnsi="標楷體" w:hint="eastAsia"/>
-          <w:sz w:val="28"/>
-          <w:szCs w:val="28"/>
-        </w:rPr>
-        <w:t>敏捷開發（Agile Development）模式，將整體</w:t>
-      </w:r>
-      <w:proofErr w:type="gramStart"/>
-      <w:r>
-        <w:rPr>
-          <w:rFonts w:ascii="標楷體" w:eastAsia="標楷體" w:hAnsi="標楷體" w:hint="eastAsia"/>
-          <w:sz w:val="28"/>
-          <w:szCs w:val="28"/>
-        </w:rPr>
-        <w:t>時程拆分為</w:t>
-      </w:r>
-      <w:proofErr w:type="gramEnd"/>
-      <w:r>
-        <w:rPr>
-          <w:rFonts w:ascii="標楷體" w:eastAsia="標楷體" w:hAnsi="標楷體" w:hint="eastAsia"/>
-          <w:sz w:val="28"/>
-          <w:szCs w:val="28"/>
-        </w:rPr>
-        <w:t xml:space="preserve">「需求分析、核心技術驗證（影像辨識與 LLM </w:t>
-      </w:r>
-      <w:proofErr w:type="gramStart"/>
-      <w:r>
-        <w:rPr>
-          <w:rFonts w:ascii="標楷體" w:eastAsia="標楷體" w:hAnsi="標楷體" w:hint="eastAsia"/>
-          <w:sz w:val="28"/>
-          <w:szCs w:val="28"/>
-        </w:rPr>
-        <w:t>介</w:t>
-      </w:r>
-      <w:proofErr w:type="gramEnd"/>
-      <w:r>
-        <w:rPr>
-          <w:rFonts w:ascii="標楷體" w:eastAsia="標楷體" w:hAnsi="標楷體" w:hint="eastAsia"/>
-          <w:sz w:val="28"/>
-          <w:szCs w:val="28"/>
-        </w:rPr>
-        <w:t>接）、前端介面實作、後端資料庫建置、系統整合與封測」五大階段。</w:t>
+        <w:t>敏捷式開發與階段性交付： 本專案採敏捷開發（Agile Development）模式，將整體時程拆分為「需求分析、核心技術驗證（影像辨識與 LLM 介接）、前端介面實作、後端資料庫建置、系統整合與封測」五大階段。</w:t>
       </w:r>
     </w:p>
     <w:p>
@@ -3712,56 +3330,6 @@
           <w:szCs w:val="28"/>
         </w:rPr>
         <w:t>經濟可行性 (Economic Feasibility)</w:t>
-      </w:r>
-    </w:p>
-    <w:p>
-      <w:pPr>
-        <w:numPr>
-          <w:ilvl w:val="0"/>
-          <w:numId w:val="15"/>
-        </w:numPr>
-        <w:ind w:firstLineChars="0"/>
-        <w:jc w:val="both"/>
-        <w:rPr>
-          <w:rFonts w:ascii="標楷體" w:eastAsia="標楷體" w:hAnsi="標楷體"/>
-          <w:sz w:val="28"/>
-          <w:szCs w:val="28"/>
-          <w:highlight w:val="yellow"/>
-        </w:rPr>
-      </w:pPr>
-      <w:r>
-        <w:rPr>
-          <w:rFonts w:ascii="標楷體" w:eastAsia="標楷體" w:hAnsi="標楷體" w:hint="eastAsia"/>
-          <w:sz w:val="28"/>
-          <w:szCs w:val="28"/>
-          <w:highlight w:val="yellow"/>
-        </w:rPr>
-        <w:t>收益來源： 透過 Freemium（免費增值） 模式累積用戶，並藉由 In-App Purchases（情境包買斷） 以及 In-App Ads（廣告） 創造營收。</w:t>
-      </w:r>
-    </w:p>
-    <w:p>
-      <w:pPr>
-        <w:numPr>
-          <w:ilvl w:val="0"/>
-          <w:numId w:val="15"/>
-        </w:numPr>
-        <w:ind w:firstLineChars="0"/>
-        <w:jc w:val="both"/>
-        <w:rPr>
-          <w:rFonts w:ascii="標楷體" w:eastAsia="標楷體" w:hAnsi="標楷體"/>
-          <w:sz w:val="28"/>
-          <w:szCs w:val="28"/>
-          <w:highlight w:val="yellow"/>
-        </w:rPr>
-      </w:pPr>
-      <w:r>
-        <w:rPr>
-          <w:rFonts w:ascii="標楷體" w:eastAsia="標楷體" w:hAnsi="標楷體" w:hint="eastAsia"/>
-          <w:sz w:val="28"/>
-          <w:szCs w:val="28"/>
-          <w:highlight w:val="yellow"/>
-        </w:rPr>
-        <w:t>成本控制： 精確評估 AI 模型（如 LLM API）的調用費用、雲端伺服器維護費及技術研發成本，確保收益能支撐營運並達成獲利目標。</w:t>
       </w:r>
     </w:p>
     <w:p>
@@ -3813,11 +3381,33 @@
     </w:p>
     <w:p>
       <w:pPr>
+        <w:pStyle w:val="ac"/>
         <w:numPr>
           <w:ilvl w:val="0"/>
-          <w:numId w:val="41"/>
+          <w:numId w:val="43"/>
         </w:numPr>
-        <w:ind w:firstLineChars="0"/>
+        <w:ind w:leftChars="0" w:left="709" w:firstLineChars="0"/>
+        <w:rPr>
+          <w:rFonts w:ascii="標楷體" w:eastAsia="標楷體" w:hAnsi="標楷體"/>
+          <w:sz w:val="28"/>
+          <w:szCs w:val="28"/>
+        </w:rPr>
+      </w:pPr>
+      <w:r>
+        <w:rPr>
+          <w:rFonts w:ascii="標楷體" w:eastAsia="標楷體" w:hAnsi="標楷體"/>
+          <w:sz w:val="28"/>
+          <w:szCs w:val="28"/>
+        </w:rPr>
+        <w:t>多元且具彈性的獲利矩陣：系統採用 Freemium（免費增值）商業模式，透過免費基礎功能快速累積活躍用戶， 再透過訂閱制與 J-Pts 點數系統轉換付費用戶，形成持續性收益循環。</w:t>
+      </w:r>
+    </w:p>
+    <w:p>
+      <w:pPr>
+        <w:tabs>
+          <w:tab w:val="left" w:pos="709"/>
+        </w:tabs>
+        <w:ind w:firstLineChars="0" w:firstLine="0"/>
         <w:jc w:val="both"/>
         <w:rPr>
           <w:rFonts w:ascii="標楷體" w:eastAsia="標楷體" w:hAnsi="標楷體"/>
@@ -3827,20 +3417,19 @@
       </w:pPr>
       <w:r>
         <w:rPr>
-          <w:rFonts w:ascii="標楷體" w:eastAsia="標楷體" w:hAnsi="標楷體" w:hint="eastAsia"/>
+          <w:rFonts w:ascii="標楷體" w:eastAsia="標楷體" w:hAnsi="標楷體"/>
           <w:sz w:val="28"/>
           <w:szCs w:val="28"/>
         </w:rPr>
-        <w:t>多元且具彈性的獲利矩陣： 系統採用 Freemium（免費增值）商業模式。前期透過免費基礎功能與應用程式內廣告（In-App Ads）快速獲取並累積大量活躍用戶。</w:t>
+        <w:t>收益來源包含三個層次：</w:t>
       </w:r>
     </w:p>
     <w:p>
       <w:pPr>
-        <w:numPr>
-          <w:ilvl w:val="0"/>
-          <w:numId w:val="41"/>
-        </w:numPr>
-        <w:ind w:firstLineChars="0"/>
+        <w:tabs>
+          <w:tab w:val="left" w:pos="709"/>
+        </w:tabs>
+        <w:ind w:firstLineChars="0" w:firstLine="0"/>
         <w:jc w:val="both"/>
         <w:rPr>
           <w:rFonts w:ascii="標楷體" w:eastAsia="標楷體" w:hAnsi="標楷體"/>
@@ -3850,87 +3439,100 @@
       </w:pPr>
       <w:r>
         <w:rPr>
-          <w:rFonts w:ascii="標楷體" w:eastAsia="標楷體" w:hAnsi="標楷體" w:hint="eastAsia"/>
+          <w:rFonts w:ascii="標楷體" w:eastAsia="標楷體" w:hAnsi="標楷體"/>
           <w:sz w:val="28"/>
           <w:szCs w:val="28"/>
         </w:rPr>
-        <w:t>精</w:t>
+        <w:t>（1）訂閱制：月訂閱 NT$99/月（贈100點）、年訂閱 NT$899/年（贈1500點）， 並提供7天免費試用（一生一次），到期自動轉為正式訂閱。</w:t>
       </w:r>
-      <w:proofErr w:type="gramStart"/>
-      <w:r>
+    </w:p>
+    <w:p>
+      <w:pPr>
+        <w:tabs>
+          <w:tab w:val="left" w:pos="709"/>
+        </w:tabs>
+        <w:ind w:firstLineChars="0" w:firstLine="0"/>
+        <w:jc w:val="both"/>
         <w:rPr>
-          <w:rFonts w:ascii="標楷體" w:eastAsia="標楷體" w:hAnsi="標楷體" w:hint="eastAsia"/>
+          <w:rFonts w:ascii="標楷體" w:eastAsia="標楷體" w:hAnsi="標楷體"/>
           <w:sz w:val="28"/>
           <w:szCs w:val="28"/>
         </w:rPr>
-        <w:t>準</w:t>
-      </w:r>
-      <w:proofErr w:type="gramEnd"/>
+      </w:pPr>
       <w:r>
         <w:rPr>
-          <w:rFonts w:ascii="標楷體" w:eastAsia="標楷體" w:hAnsi="標楷體" w:hint="eastAsia"/>
+          <w:rFonts w:ascii="標楷體" w:eastAsia="標楷體" w:hAnsi="標楷體"/>
           <w:sz w:val="28"/>
           <w:szCs w:val="28"/>
         </w:rPr>
-        <w:t>的成本與</w:t>
+        <w:t>（2）J-Pts 點數購買：入門包 NT$50/50點、中包 NT$90/100點、 大包 NT$160/250點，購買越多單價越低，引導用戶選擇大包。</w:t>
       </w:r>
-      <w:proofErr w:type="gramStart"/>
-      <w:r>
+    </w:p>
+    <w:p>
+      <w:pPr>
+        <w:tabs>
+          <w:tab w:val="left" w:pos="709"/>
+        </w:tabs>
+        <w:ind w:firstLineChars="0" w:firstLine="0"/>
+        <w:jc w:val="both"/>
         <w:rPr>
-          <w:rFonts w:ascii="標楷體" w:eastAsia="標楷體" w:hAnsi="標楷體" w:hint="eastAsia"/>
+          <w:rFonts w:ascii="標楷體" w:eastAsia="標楷體" w:hAnsi="標楷體"/>
           <w:sz w:val="28"/>
           <w:szCs w:val="28"/>
         </w:rPr>
-        <w:t>收益投報</w:t>
-      </w:r>
-      <w:proofErr w:type="gramEnd"/>
+      </w:pPr>
       <w:r>
         <w:rPr>
-          <w:rFonts w:ascii="標楷體" w:eastAsia="標楷體" w:hAnsi="標楷體" w:hint="eastAsia"/>
+          <w:rFonts w:ascii="標楷體" w:eastAsia="標楷體" w:hAnsi="標楷體"/>
           <w:sz w:val="28"/>
           <w:szCs w:val="28"/>
         </w:rPr>
-        <w:t>（ROI）： 透過導入「J-Pts 點數系統」讓使用者以微型消費解鎖特定情境</w:t>
+        <w:t>（3）點數消費循環：點數可用於加購拍照次數（30點/+5次）、 AI對話次數（30點/+5次）、擴充單字收藏空間（50點/+50個）， 以及學習小組押金（免費用戶20點、訂閱用戶10點）， 形成持續性的微型消費動機。</w:t>
       </w:r>
-      <w:proofErr w:type="gramStart"/>
-      <w:r>
+    </w:p>
+    <w:p>
+      <w:pPr>
+        <w:pStyle w:val="ac"/>
+        <w:numPr>
+          <w:ilvl w:val="0"/>
+          <w:numId w:val="43"/>
+        </w:numPr>
+        <w:ind w:leftChars="0" w:left="709" w:firstLineChars="0"/>
         <w:rPr>
-          <w:rFonts w:ascii="標楷體" w:eastAsia="標楷體" w:hAnsi="標楷體" w:hint="eastAsia"/>
+          <w:rFonts w:ascii="標楷體" w:eastAsia="標楷體" w:hAnsi="標楷體"/>
           <w:sz w:val="28"/>
           <w:szCs w:val="28"/>
         </w:rPr>
-        <w:t>（</w:t>
-      </w:r>
-      <w:proofErr w:type="gramEnd"/>
+      </w:pPr>
       <w:r>
         <w:rPr>
-          <w:rFonts w:ascii="標楷體" w:eastAsia="標楷體" w:hAnsi="標楷體" w:hint="eastAsia"/>
+          <w:rFonts w:ascii="標楷體" w:eastAsia="標楷體" w:hAnsi="標楷體"/>
           <w:sz w:val="28"/>
           <w:szCs w:val="28"/>
         </w:rPr>
-        <w:t>如：深度旅遊生存包</w:t>
+        <w:lastRenderedPageBreak/>
+        <w:t>精準的成本與收益投報（ROI）：假設情境試算：100位活躍用戶中，20%選擇月訂閱（NT$99×20＝NT$1,980）、 5%選擇年訂閱（NT$899÷12×5</w:t>
       </w:r>
-      <w:proofErr w:type="gramStart"/>
       <w:r>
         <w:rPr>
-          <w:rFonts w:ascii="標楷體" w:eastAsia="標楷體" w:hAnsi="標楷體" w:hint="eastAsia"/>
+          <w:rFonts w:ascii="Times New Roman" w:eastAsia="標楷體" w:hAnsi="Times New Roman" w:cs="Times New Roman"/>
           <w:sz w:val="28"/>
           <w:szCs w:val="28"/>
         </w:rPr>
-        <w:t>）</w:t>
+        <w:t>≈</w:t>
       </w:r>
-      <w:proofErr w:type="gramEnd"/>
       <w:r>
         <w:rPr>
-          <w:rFonts w:ascii="標楷體" w:eastAsia="標楷體" w:hAnsi="標楷體" w:hint="eastAsia"/>
+          <w:rFonts w:ascii="標楷體" w:eastAsia="標楷體" w:hAnsi="標楷體"/>
           <w:sz w:val="28"/>
           <w:szCs w:val="28"/>
         </w:rPr>
-        <w:t>，並提供 Premium 訂閱制（去除廣告、無限暢聊）。在成本端，團隊將精算 Google AI / LLM 的 API Token 消耗量與 Firebase 雲端伺服器的流量成本，確保訂閱定價與點數經濟能創造正向的現金流。</w:t>
+        <w:t>NT$375）、30%購買點數（平均NT$90×30＝NT$2,700）， 月收入約 NT$5,055，可支撐基本 API 與伺服器費用。 在成本端，團隊將精算 Gemini API 的 Token 消耗量與雲端伺服器流量成本， 確保訂閱定價與點數經濟能創造正向現金流。</w:t>
       </w:r>
     </w:p>
     <w:p>
       <w:pPr>
+        <w:pStyle w:val="ac"/>
         <w:numPr>
           <w:ilvl w:val="0"/>
           <w:numId w:val="13"/>
@@ -3938,7 +3540,7 @@
         <w:tabs>
           <w:tab w:val="left" w:pos="709"/>
         </w:tabs>
-        <w:ind w:firstLineChars="0"/>
+        <w:ind w:leftChars="0" w:firstLineChars="0"/>
         <w:jc w:val="both"/>
         <w:rPr>
           <w:rFonts w:ascii="標楷體" w:eastAsia="標楷體" w:hAnsi="標楷體"/>
@@ -3952,7 +3554,6 @@
           <w:sz w:val="28"/>
           <w:szCs w:val="28"/>
         </w:rPr>
-        <w:lastRenderedPageBreak/>
         <w:t>技術可行性</w:t>
       </w:r>
       <w:r>
@@ -3987,9 +3588,9 @@
           <w:ilvl w:val="0"/>
           <w:numId w:val="43"/>
         </w:numPr>
-        <w:ind w:leftChars="0" w:left="426" w:firstLineChars="0"/>
+        <w:ind w:leftChars="0" w:left="709" w:firstLineChars="0"/>
         <w:rPr>
-          <w:rFonts w:ascii="標楷體" w:eastAsia="標楷體" w:hAnsi="標楷體"/>
+          <w:rFonts w:ascii="標楷體" w:eastAsia="標楷體" w:hAnsi="標楷體" w:hint="eastAsia"/>
           <w:sz w:val="28"/>
           <w:szCs w:val="28"/>
         </w:rPr>
@@ -4000,37 +3601,8 @@
           <w:sz w:val="28"/>
           <w:szCs w:val="28"/>
         </w:rPr>
-        <w:t>成熟的跨平台與 AI 整合架構： 本系統前端採用 Google 支援的 Flutter 跨平台框架，確保 iOS 與 Android 雙平台的原生級效能；後端架構以 Python 為核心，</w:t>
+        <w:t>成熟的跨平台與 AI 整合架構： 本系統前端採用 Google 支援的 Flutter 跨平台框架，確保 iOS 與 Android 雙平台的原生級效能；後端架構以 Python 為核心，穩定串接強大的生成式大型語言模型（LLM）與電腦視覺（Computer Vision）API。</w:t>
       </w:r>
-      <w:proofErr w:type="gramStart"/>
-      <w:r>
-        <w:rPr>
-          <w:rFonts w:ascii="標楷體" w:eastAsia="標楷體" w:hAnsi="標楷體" w:hint="eastAsia"/>
-          <w:sz w:val="28"/>
-          <w:szCs w:val="28"/>
-        </w:rPr>
-        <w:t>穩定串</w:t>
-      </w:r>
-      <w:proofErr w:type="gramEnd"/>
-      <w:r>
-        <w:rPr>
-          <w:rFonts w:ascii="標楷體" w:eastAsia="標楷體" w:hAnsi="標楷體" w:hint="eastAsia"/>
-          <w:sz w:val="28"/>
-          <w:szCs w:val="28"/>
-        </w:rPr>
-        <w:t>接強大的生成式大型語言模型（LLM）與電腦視覺（Computer Vision）API。</w:t>
-      </w:r>
-    </w:p>
-    <w:p>
-      <w:pPr>
-        <w:pStyle w:val="ac"/>
-        <w:ind w:firstLine="560"/>
-        <w:rPr>
-          <w:rFonts w:ascii="標楷體" w:eastAsia="標楷體" w:hAnsi="標楷體"/>
-          <w:sz w:val="28"/>
-          <w:szCs w:val="28"/>
-        </w:rPr>
-      </w:pPr>
     </w:p>
     <w:p>
       <w:pPr>
@@ -4099,25 +3671,7 @@
           <w:sz w:val="28"/>
           <w:szCs w:val="28"/>
         </w:rPr>
-        <w:t>隱私保護與</w:t>
-      </w:r>
-      <w:proofErr w:type="gramStart"/>
-      <w:r>
-        <w:rPr>
-          <w:rFonts w:ascii="標楷體" w:eastAsia="標楷體" w:hAnsi="標楷體" w:hint="eastAsia"/>
-          <w:sz w:val="28"/>
-          <w:szCs w:val="28"/>
-        </w:rPr>
-        <w:t>資安合規</w:t>
-      </w:r>
-      <w:proofErr w:type="gramEnd"/>
-      <w:r>
-        <w:rPr>
-          <w:rFonts w:ascii="標楷體" w:eastAsia="標楷體" w:hAnsi="標楷體" w:hint="eastAsia"/>
-          <w:sz w:val="28"/>
-          <w:szCs w:val="28"/>
-        </w:rPr>
-        <w:t>： 專案實施嚴格遵守《個人資料保護法》（PDPA），使用者上傳之環境照片與語音對話紀錄，皆經過加密傳輸且不作為侵犯隱私之用途，並提供完善的帳戶刪除與資料清除機制。</w:t>
+        <w:t>隱私保護與資安合規： 專案實施嚴格遵守《個人資料保護法》（PDPA），使用者上傳之環境照片與語音對話紀錄，皆經過加密傳輸且不作為侵犯隱私之用途，並提供完善的帳戶刪除與資料清除機制。</w:t>
       </w:r>
     </w:p>
     <w:p>
@@ -4130,7 +3684,7 @@
         <w:ind w:leftChars="0" w:firstLineChars="0"/>
         <w:jc w:val="both"/>
         <w:rPr>
-          <w:rFonts w:ascii="標楷體" w:eastAsia="標楷體" w:hAnsi="標楷體"/>
+          <w:rFonts w:ascii="標楷體" w:eastAsia="標楷體" w:hAnsi="標楷體" w:hint="eastAsia"/>
           <w:sz w:val="28"/>
           <w:szCs w:val="28"/>
         </w:rPr>
@@ -4141,20 +3695,17 @@
           <w:sz w:val="28"/>
           <w:szCs w:val="28"/>
         </w:rPr>
-        <w:t>第三方服務授權： 系統串接之所有第三方服務（包含 Google 登入、AI 模型生成），皆完全遵循原廠之開發者協議與商業使用條款，確保系統在智慧財產權與技術授權上具備絕對的合法性與可靠性。</w:t>
+        <w:t>第三方服務授權： 系統串接之所有第三方服務（包含 Google 登入、AI 模型生成），皆完全遵循原廠之開發者協議與商業使用條款，確保系統在智慧財產權與</w:t>
       </w:r>
-    </w:p>
-    <w:p>
-      <w:pPr>
-        <w:pStyle w:val="ac"/>
-        <w:ind w:leftChars="0" w:firstLineChars="0" w:firstLine="0"/>
-        <w:jc w:val="both"/>
+      <w:r>
         <w:rPr>
-          <w:rFonts w:ascii="標楷體" w:eastAsia="標楷體" w:hAnsi="標楷體"/>
+          <w:rFonts w:ascii="標楷體" w:eastAsia="標楷體" w:hAnsi="標楷體" w:hint="eastAsia"/>
           <w:sz w:val="28"/>
           <w:szCs w:val="28"/>
         </w:rPr>
-      </w:pPr>
+        <w:lastRenderedPageBreak/>
+        <w:t>技術授權上具備絕對的合法性與可靠性。</w:t>
+      </w:r>
     </w:p>
     <w:p>
       <w:pPr>
@@ -4191,34 +3742,7 @@
           <w:sz w:val="28"/>
           <w:szCs w:val="28"/>
         </w:rPr>
-        <w:t>綜合</w:t>
-      </w:r>
-      <w:proofErr w:type="gramStart"/>
-      <w:r>
-        <w:rPr>
-          <w:rFonts w:ascii="標楷體" w:eastAsia="標楷體" w:hAnsi="標楷體" w:hint="eastAsia"/>
-          <w:sz w:val="28"/>
-          <w:szCs w:val="28"/>
-        </w:rPr>
-        <w:t>以上各維度</w:t>
-      </w:r>
-      <w:proofErr w:type="gramEnd"/>
-      <w:r>
-        <w:rPr>
-          <w:rFonts w:ascii="標楷體" w:eastAsia="標楷體" w:hAnsi="標楷體" w:hint="eastAsia"/>
-          <w:sz w:val="28"/>
-          <w:szCs w:val="28"/>
-        </w:rPr>
-        <w:t>因素之評估，本系統在操作上具有高度便利性，技術上具備實作</w:t>
-      </w:r>
-      <w:r>
-        <w:rPr>
-          <w:rFonts w:ascii="標楷體" w:eastAsia="標楷體" w:hAnsi="標楷體" w:hint="eastAsia"/>
-          <w:sz w:val="28"/>
-          <w:szCs w:val="28"/>
-        </w:rPr>
-        <w:lastRenderedPageBreak/>
-        <w:t>成熟度，且具備明確的獲利模式。整體而言，本專案在技術與商業層面上均具備高度可行性，有望在日語學習市場中取得成功</w:t>
+        <w:t>綜合以上各維度因素之評估，本系統在操作上具有高度便利性，技術上具備實作成熟度，且具備明確的獲利模式。整體而言，本專案在技術與商業層面上均具備高度可行性，有望在日語學習市場中取得成功</w:t>
       </w:r>
       <w:r>
         <w:rPr>
@@ -4285,25 +3809,7 @@
           <w:sz w:val="28"/>
           <w:szCs w:val="28"/>
         </w:rPr>
-        <w:t>目標客群 具備基礎日語能力（如 N5～N4）但缺乏口說環境的語言學習者、準備前往日本（如京</w:t>
-      </w:r>
-      <w:proofErr w:type="gramStart"/>
-      <w:r>
-        <w:rPr>
-          <w:rFonts w:ascii="標楷體" w:eastAsia="標楷體" w:hAnsi="標楷體" w:hint="eastAsia"/>
-          <w:sz w:val="28"/>
-          <w:szCs w:val="28"/>
-        </w:rPr>
-        <w:t>阪</w:t>
-      </w:r>
-      <w:proofErr w:type="gramEnd"/>
-      <w:r>
-        <w:rPr>
-          <w:rFonts w:ascii="標楷體" w:eastAsia="標楷體" w:hAnsi="標楷體" w:hint="eastAsia"/>
-          <w:sz w:val="28"/>
-          <w:szCs w:val="28"/>
-        </w:rPr>
-        <w:t>神地區）自由行且需要實用會話的旅客，以及希望與特定設定角色（如關西腔、動漫屬性）進行情境互動的 ACG 文化愛好者。</w:t>
+        <w:t>目標客群 具備基礎日語能力（如 N5～N4）但缺乏口說環境的語言學習者、準備前往日本（如京阪神地區）自由行且需要實用會話的旅客，以及希望與特定設定角色（如關西腔、動漫屬性）進行情境互動的 ACG 文化愛好者。</w:t>
       </w:r>
     </w:p>
     <w:p>
@@ -4349,43 +3855,7 @@
           <w:sz w:val="28"/>
           <w:szCs w:val="28"/>
         </w:rPr>
-        <w:t>通路渠道 主要透過 App Store 與 Google Play 雙平台發布。前期宣傳將利用大專院校校園社團與日語課程進行冷啟動推廣，</w:t>
-      </w:r>
-      <w:proofErr w:type="gramStart"/>
-      <w:r>
-        <w:rPr>
-          <w:rFonts w:ascii="標楷體" w:eastAsia="標楷體" w:hAnsi="標楷體" w:hint="eastAsia"/>
-          <w:sz w:val="28"/>
-          <w:szCs w:val="28"/>
-        </w:rPr>
-        <w:t>線上則透過短影音</w:t>
-      </w:r>
-      <w:proofErr w:type="gramEnd"/>
-      <w:r>
-        <w:rPr>
-          <w:rFonts w:ascii="標楷體" w:eastAsia="標楷體" w:hAnsi="標楷體" w:hint="eastAsia"/>
-          <w:sz w:val="28"/>
-          <w:szCs w:val="28"/>
-        </w:rPr>
-        <w:t>展示 AI 實際對話的有趣過程，精</w:t>
-      </w:r>
-      <w:proofErr w:type="gramStart"/>
-      <w:r>
-        <w:rPr>
-          <w:rFonts w:ascii="標楷體" w:eastAsia="標楷體" w:hAnsi="標楷體" w:hint="eastAsia"/>
-          <w:sz w:val="28"/>
-          <w:szCs w:val="28"/>
-        </w:rPr>
-        <w:t>準</w:t>
-      </w:r>
-      <w:proofErr w:type="gramEnd"/>
-      <w:r>
-        <w:rPr>
-          <w:rFonts w:ascii="標楷體" w:eastAsia="標楷體" w:hAnsi="標楷體" w:hint="eastAsia"/>
-          <w:sz w:val="28"/>
-          <w:szCs w:val="28"/>
-        </w:rPr>
-        <w:t>觸及對日本文化感興趣的潛在用戶。</w:t>
+        <w:t>通路渠道 主要透過 App Store 與 Google Play 雙平台發布。前期宣傳將利用大專院校校園社團與日語課程進行冷啟動推廣，線上則透過短影音展示 AI 實際對話的有趣過程，精準觸及對日本文化感興趣的潛在用戶。</w:t>
       </w:r>
     </w:p>
     <w:p>
@@ -4408,7 +3878,16 @@
           <w:sz w:val="28"/>
           <w:szCs w:val="28"/>
         </w:rPr>
-        <w:t>核心目標 透過 Flutter 跨平台技術與 Gemini 生成式 AI 的整合，解決傳統學習法「不敢開口」的痛點。提供 24 小時隨時隨地的高自由度 Roleplay 情境模擬，讓日語練習從死背文法轉化為解決實際需求（如旅遊生存、興趣交流）的實戰體驗。</w:t>
+        <w:t>核心目標 透過 Flutter 跨平台技術與 Gemini 生成式 AI 的整合，解決傳統學習法「不敢開口」的痛點。提供 24 小時隨時隨地的高自由度 Roleplay 情境模擬，讓日語練習從死背文法轉化為解決實際需求（如旅遊生存、興趣交流）的實</w:t>
+      </w:r>
+      <w:r>
+        <w:rPr>
+          <w:rFonts w:ascii="標楷體" w:eastAsia="標楷體" w:hAnsi="標楷體" w:hint="eastAsia"/>
+          <w:sz w:val="28"/>
+          <w:szCs w:val="28"/>
+        </w:rPr>
+        <w:lastRenderedPageBreak/>
+        <w:t>戰體驗。</w:t>
       </w:r>
     </w:p>
     <w:p>
@@ -4431,16 +3910,7 @@
           <w:sz w:val="28"/>
           <w:szCs w:val="28"/>
         </w:rPr>
-        <w:t>關鍵活動 持續優化 Python 後端與 AI API 的串接穩定度、設計並微調各種情境的 Prompt（提示詞）以確保 AI 角色扮演的自然度與準確性、App 介面（UI/UX）</w:t>
-      </w:r>
-      <w:r>
-        <w:rPr>
-          <w:rFonts w:ascii="標楷體" w:eastAsia="標楷體" w:hAnsi="標楷體" w:hint="eastAsia"/>
-          <w:sz w:val="28"/>
-          <w:szCs w:val="28"/>
-        </w:rPr>
-        <w:lastRenderedPageBreak/>
-        <w:t>更新維護，以及收集使用者回饋來擴充更多元的對話場景。</w:t>
+        <w:t>關鍵活動 持續優化 Python 後端與 AI API 的串接穩定度、設計並微調各種情境的 Prompt（提示詞）以確保 AI 角色扮演的自然度與準確性、App 介面（UI/UX）更新維護，以及收集使用者回饋來擴充更多元的對話場景。</w:t>
       </w:r>
     </w:p>
     <w:p>
@@ -4509,61 +3979,160 @@
           <w:sz w:val="28"/>
           <w:szCs w:val="28"/>
         </w:rPr>
-        <w:t>收益來源 免費版使用者的應用程式內廣告收益（In-App Ads）、特定進階主題包</w:t>
+        <w:t>收益來源</w:t>
       </w:r>
-      <w:proofErr w:type="gramStart"/>
-      <w:r>
+    </w:p>
+    <w:p>
+      <w:pPr>
+        <w:ind w:left="420" w:firstLineChars="0" w:firstLine="0"/>
+        <w:jc w:val="both"/>
         <w:rPr>
-          <w:rFonts w:ascii="標楷體" w:eastAsia="標楷體" w:hAnsi="標楷體" w:hint="eastAsia"/>
+          <w:rFonts w:ascii="標楷體" w:eastAsia="標楷體" w:hAnsi="標楷體"/>
           <w:sz w:val="28"/>
           <w:szCs w:val="28"/>
         </w:rPr>
-        <w:t>（</w:t>
-      </w:r>
-      <w:proofErr w:type="gramEnd"/>
+      </w:pPr>
       <w:r>
         <w:rPr>
-          <w:rFonts w:ascii="標楷體" w:eastAsia="標楷體" w:hAnsi="標楷體" w:hint="eastAsia"/>
+          <w:rFonts w:ascii="標楷體" w:eastAsia="標楷體" w:hAnsi="標楷體"/>
           <w:sz w:val="28"/>
           <w:szCs w:val="28"/>
         </w:rPr>
-        <w:t>如：深度旅遊生存包、特定性格語氣 AI 角色包</w:t>
+        <w:t>訂閱制收益： 提供月訂閱（NT$99/月）與年訂閱（NT$899/年）兩種方案，訂閱後分別贈送100點與 1500點。首次訂閱可享7天免費試用（一生一次），試用到期後自動轉為正式訂閱。 訂閱用戶享有拍照辨識無限次、AI對話無限次、單字收藏無限個，以及學習小組 每周3次免費參加等權益，相較免費用戶具有顯著功能優勢。</w:t>
       </w:r>
-      <w:proofErr w:type="gramStart"/>
-      <w:r>
+    </w:p>
+    <w:p>
+      <w:pPr>
+        <w:ind w:left="420" w:firstLineChars="0" w:firstLine="0"/>
+        <w:jc w:val="both"/>
         <w:rPr>
-          <w:rFonts w:ascii="標楷體" w:eastAsia="標楷體" w:hAnsi="標楷體" w:hint="eastAsia"/>
+          <w:rFonts w:ascii="標楷體" w:eastAsia="標楷體" w:hAnsi="標楷體"/>
           <w:sz w:val="28"/>
           <w:szCs w:val="28"/>
         </w:rPr>
-        <w:t>）</w:t>
-      </w:r>
-      <w:proofErr w:type="gramEnd"/>
+      </w:pPr>
       <w:r>
         <w:rPr>
-          <w:rFonts w:ascii="標楷體" w:eastAsia="標楷體" w:hAnsi="標楷體" w:hint="eastAsia"/>
+          <w:rFonts w:ascii="標楷體" w:eastAsia="標楷體" w:hAnsi="標楷體"/>
           <w:sz w:val="28"/>
           <w:szCs w:val="28"/>
         </w:rPr>
-        <w:t>的一次性付費解鎖，以及</w:t>
+        <w:t>J-Pts 點數系統收益： 提供三種購點方案（入門包 NT$50/50點、中包 NT$90/100點、大包 NT$160/250點）， 買越多單價越低，引導用戶選擇大包。點數可用於：</w:t>
       </w:r>
-      <w:proofErr w:type="gramStart"/>
-      <w:r>
+    </w:p>
+    <w:p>
+      <w:pPr>
+        <w:ind w:left="420" w:firstLineChars="0" w:firstLine="0"/>
+        <w:jc w:val="both"/>
         <w:rPr>
-          <w:rFonts w:ascii="標楷體" w:eastAsia="標楷體" w:hAnsi="標楷體" w:hint="eastAsia"/>
+          <w:rFonts w:ascii="標楷體" w:eastAsia="標楷體" w:hAnsi="標楷體"/>
           <w:sz w:val="28"/>
           <w:szCs w:val="28"/>
         </w:rPr>
-        <w:t>無限暢聊與</w:t>
-      </w:r>
-      <w:proofErr w:type="gramEnd"/>
+      </w:pPr>
       <w:r>
         <w:rPr>
-          <w:rFonts w:ascii="標楷體" w:eastAsia="標楷體" w:hAnsi="標楷體" w:hint="eastAsia"/>
+          <w:rFonts w:ascii="標楷體" w:eastAsia="標楷體" w:hAnsi="標楷體"/>
           <w:sz w:val="28"/>
           <w:szCs w:val="28"/>
         </w:rPr>
-        <w:t>進階學習數據分析的月訂閱/年訂閱費用。</w:t>
+        <w:t>- 加購拍照辨識次數（30點/+5次，永久有效）</w:t>
+      </w:r>
+    </w:p>
+    <w:p>
+      <w:pPr>
+        <w:ind w:left="420" w:firstLineChars="0" w:firstLine="0"/>
+        <w:jc w:val="both"/>
+        <w:rPr>
+          <w:rFonts w:ascii="標楷體" w:eastAsia="標楷體" w:hAnsi="標楷體"/>
+          <w:sz w:val="28"/>
+          <w:szCs w:val="28"/>
+        </w:rPr>
+      </w:pPr>
+      <w:r>
+        <w:rPr>
+          <w:rFonts w:ascii="標楷體" w:eastAsia="標楷體" w:hAnsi="標楷體"/>
+          <w:sz w:val="28"/>
+          <w:szCs w:val="28"/>
+        </w:rPr>
+        <w:t>- 加購 AI 對話次數（30點/+5次，永久有效）</w:t>
+      </w:r>
+    </w:p>
+    <w:p>
+      <w:pPr>
+        <w:ind w:left="420" w:firstLineChars="0" w:firstLine="0"/>
+        <w:jc w:val="both"/>
+        <w:rPr>
+          <w:rFonts w:ascii="標楷體" w:eastAsia="標楷體" w:hAnsi="標楷體"/>
+          <w:sz w:val="28"/>
+          <w:szCs w:val="28"/>
+        </w:rPr>
+      </w:pPr>
+      <w:r>
+        <w:rPr>
+          <w:rFonts w:ascii="標楷體" w:eastAsia="標楷體" w:hAnsi="標楷體"/>
+          <w:sz w:val="28"/>
+          <w:szCs w:val="28"/>
+        </w:rPr>
+        <w:t>- 擴充單字收藏空間（50點/+50個，最多至500個）</w:t>
+      </w:r>
+    </w:p>
+    <w:p>
+      <w:pPr>
+        <w:ind w:left="420" w:firstLineChars="0" w:firstLine="0"/>
+        <w:jc w:val="both"/>
+        <w:rPr>
+          <w:rFonts w:ascii="標楷體" w:eastAsia="標楷體" w:hAnsi="標楷體"/>
+          <w:sz w:val="28"/>
+          <w:szCs w:val="28"/>
+        </w:rPr>
+      </w:pPr>
+      <w:r>
+        <w:rPr>
+          <w:rFonts w:ascii="標楷體" w:eastAsia="標楷體" w:hAnsi="標楷體"/>
+          <w:sz w:val="28"/>
+          <w:szCs w:val="28"/>
+        </w:rPr>
+        <w:lastRenderedPageBreak/>
+        <w:t>- 學習小組押金（免費用戶20點、訂閱用戶10點，達成任務退還並給予獎勵）</w:t>
+      </w:r>
+    </w:p>
+    <w:p>
+      <w:pPr>
+        <w:ind w:left="420" w:firstLineChars="0" w:firstLine="0"/>
+        <w:jc w:val="both"/>
+        <w:rPr>
+          <w:rFonts w:ascii="標楷體" w:eastAsia="標楷體" w:hAnsi="標楷體"/>
+          <w:sz w:val="28"/>
+          <w:szCs w:val="28"/>
+        </w:rPr>
+      </w:pPr>
+      <w:r>
+        <w:rPr>
+          <w:rFonts w:ascii="標楷體" w:eastAsia="標楷體" w:hAnsi="標楷體"/>
+          <w:sz w:val="28"/>
+          <w:szCs w:val="28"/>
+        </w:rPr>
+        <w:t xml:space="preserve"> - 折抵訂閱費（100點折抵 NT$10，每次最多500點，限第二次起續訂使用） </w:t>
+      </w:r>
+    </w:p>
+    <w:p>
+      <w:pPr>
+        <w:ind w:left="420" w:firstLineChars="0" w:firstLine="0"/>
+        <w:jc w:val="both"/>
+        <w:rPr>
+          <w:rFonts w:ascii="標楷體" w:eastAsia="標楷體" w:hAnsi="標楷體"/>
+          <w:sz w:val="28"/>
+          <w:szCs w:val="28"/>
+        </w:rPr>
+      </w:pPr>
+      <w:r>
+        <w:rPr>
+          <w:rFonts w:ascii="標楷體" w:eastAsia="標楷體" w:hAnsi="標楷體"/>
+          <w:sz w:val="28"/>
+          <w:szCs w:val="28"/>
+        </w:rPr>
+        <w:t>點數賺取機制（增加黏著度）： 用戶可透過學習小組達成任務獲得點數獎勵，首次達成依難度給予10/20/40點， 激勵用戶持續參與並自然累積消費動能。</w:t>
       </w:r>
     </w:p>
     <w:p>
@@ -4710,25 +4279,7 @@
           <w:sz w:val="28"/>
           <w:szCs w:val="28"/>
         </w:rPr>
-        <w:t>旅遊實用型： 為了赴日旅遊而學習，不需要艱澀文法，只求能</w:t>
-      </w:r>
-      <w:proofErr w:type="gramStart"/>
-      <w:r>
-        <w:rPr>
-          <w:rFonts w:ascii="標楷體" w:eastAsia="標楷體" w:hAnsi="標楷體" w:hint="eastAsia"/>
-          <w:sz w:val="28"/>
-          <w:szCs w:val="28"/>
-        </w:rPr>
-        <w:t>聽懂並開口</w:t>
-      </w:r>
-      <w:proofErr w:type="gramEnd"/>
-      <w:r>
-        <w:rPr>
-          <w:rFonts w:ascii="標楷體" w:eastAsia="標楷體" w:hAnsi="標楷體" w:hint="eastAsia"/>
-          <w:sz w:val="28"/>
-          <w:szCs w:val="28"/>
-        </w:rPr>
-        <w:t>解決「點餐、問路、購物」等實用生存需求。</w:t>
+        <w:t>旅遊實用型： 為了赴日旅遊而學習，不需要艱澀文法，只求能聽懂並開口解決「點餐、問路、購物」等實用生存需求。</w:t>
       </w:r>
     </w:p>
     <w:p>
@@ -4751,26 +4302,7 @@
           <w:sz w:val="28"/>
           <w:szCs w:val="28"/>
         </w:rPr>
-        <w:lastRenderedPageBreak/>
-        <w:t>興趣驅動型（ACG/流行文化）： 熱愛</w:t>
-      </w:r>
-      <w:proofErr w:type="gramStart"/>
-      <w:r>
-        <w:rPr>
-          <w:rFonts w:ascii="標楷體" w:eastAsia="標楷體" w:hAnsi="標楷體" w:hint="eastAsia"/>
-          <w:sz w:val="28"/>
-          <w:szCs w:val="28"/>
-        </w:rPr>
-        <w:t>日本動漫</w:t>
-      </w:r>
-      <w:proofErr w:type="gramEnd"/>
-      <w:r>
-        <w:rPr>
-          <w:rFonts w:ascii="標楷體" w:eastAsia="標楷體" w:hAnsi="標楷體" w:hint="eastAsia"/>
-          <w:sz w:val="28"/>
-          <w:szCs w:val="28"/>
-        </w:rPr>
-        <w:t>、偶像或影視作品，希望能聽懂原文台詞，甚至幻想能與喜愛的角色進行對話互動。</w:t>
+        <w:t>興趣驅動型（ACG/流行文化）： 熱愛日本動漫、偶像或影視作品，希望能聽懂原文台詞，甚至幻想能與喜愛的角色進行對話互動。</w:t>
       </w:r>
     </w:p>
     <w:p>
@@ -4835,25 +4367,8 @@
           <w:sz w:val="28"/>
           <w:szCs w:val="28"/>
         </w:rPr>
-        <w:t>基於上述的市場區隔，並結合本團隊運用 Gemini AI 與 Flutter 開發的技術優勢，我們決定不與傳統的「單字文法題庫 App」正面競爭，而是精</w:t>
-      </w:r>
-      <w:proofErr w:type="gramStart"/>
-      <w:r>
-        <w:rPr>
-          <w:rFonts w:ascii="標楷體" w:eastAsia="標楷體" w:hAnsi="標楷體" w:hint="eastAsia"/>
-          <w:sz w:val="28"/>
-          <w:szCs w:val="28"/>
-        </w:rPr>
-        <w:t>準</w:t>
-      </w:r>
-      <w:proofErr w:type="gramEnd"/>
-      <w:r>
-        <w:rPr>
-          <w:rFonts w:ascii="標楷體" w:eastAsia="標楷體" w:hAnsi="標楷體" w:hint="eastAsia"/>
-          <w:sz w:val="28"/>
-          <w:szCs w:val="28"/>
-        </w:rPr>
-        <w:t>鎖定以下三個具備高度「口說互動需求」的目標市場：</w:t>
+        <w:lastRenderedPageBreak/>
+        <w:t>基於上述的市場區隔，並結合本團隊運用 Gemini AI 與 Flutter 開發的技術優勢，我們決定不與傳統的「單字文法題庫 App」正面競爭，而是精準鎖定以下三個具備高度「口說互動需求」的目標市場：</w:t>
       </w:r>
     </w:p>
     <w:p>
@@ -4899,43 +4414,7 @@
           <w:sz w:val="28"/>
           <w:szCs w:val="28"/>
         </w:rPr>
-        <w:t>赴日自由行旅客： 計畫前往日本（如京</w:t>
-      </w:r>
-      <w:proofErr w:type="gramStart"/>
-      <w:r>
-        <w:rPr>
-          <w:rFonts w:ascii="標楷體" w:eastAsia="標楷體" w:hAnsi="標楷體" w:hint="eastAsia"/>
-          <w:sz w:val="28"/>
-          <w:szCs w:val="28"/>
-        </w:rPr>
-        <w:t>阪</w:t>
-      </w:r>
-      <w:proofErr w:type="gramEnd"/>
-      <w:r>
-        <w:rPr>
-          <w:rFonts w:ascii="標楷體" w:eastAsia="標楷體" w:hAnsi="標楷體" w:hint="eastAsia"/>
-          <w:sz w:val="28"/>
-          <w:szCs w:val="28"/>
-        </w:rPr>
-        <w:t>神），迫切需要「行前情境模擬訓練」的</w:t>
-      </w:r>
-      <w:proofErr w:type="gramStart"/>
-      <w:r>
-        <w:rPr>
-          <w:rFonts w:ascii="標楷體" w:eastAsia="標楷體" w:hAnsi="標楷體" w:hint="eastAsia"/>
-          <w:sz w:val="28"/>
-          <w:szCs w:val="28"/>
-        </w:rPr>
-        <w:t>實戰派受眾</w:t>
-      </w:r>
-      <w:proofErr w:type="gramEnd"/>
-      <w:r>
-        <w:rPr>
-          <w:rFonts w:ascii="標楷體" w:eastAsia="標楷體" w:hAnsi="標楷體" w:hint="eastAsia"/>
-          <w:sz w:val="28"/>
-          <w:szCs w:val="28"/>
-        </w:rPr>
-        <w:t>。</w:t>
+        <w:t>赴日自由行旅客： 計畫前往日本（如京阪神），迫切需要「行前情境模擬訓練」的實戰派受眾。</w:t>
       </w:r>
     </w:p>
     <w:p>
@@ -5000,89 +4479,7 @@
           <w:sz w:val="28"/>
           <w:szCs w:val="28"/>
         </w:rPr>
-        <w:t>相較於市面上單向輸入的單字 App</w:t>
-      </w:r>
-      <w:proofErr w:type="gramStart"/>
-      <w:r>
-        <w:rPr>
-          <w:rFonts w:ascii="標楷體" w:eastAsia="標楷體" w:hAnsi="標楷體" w:hint="eastAsia"/>
-          <w:sz w:val="28"/>
-          <w:szCs w:val="28"/>
-        </w:rPr>
-        <w:t>（</w:t>
-      </w:r>
-      <w:proofErr w:type="gramEnd"/>
-      <w:r>
-        <w:rPr>
-          <w:rFonts w:ascii="標楷體" w:eastAsia="標楷體" w:hAnsi="標楷體" w:hint="eastAsia"/>
-          <w:sz w:val="28"/>
-          <w:szCs w:val="28"/>
-        </w:rPr>
-        <w:t>如：五十音記憶、文法題庫</w:t>
-      </w:r>
-      <w:proofErr w:type="gramStart"/>
-      <w:r>
-        <w:rPr>
-          <w:rFonts w:ascii="標楷體" w:eastAsia="標楷體" w:hAnsi="標楷體" w:hint="eastAsia"/>
-          <w:sz w:val="28"/>
-          <w:szCs w:val="28"/>
-        </w:rPr>
-        <w:t>）</w:t>
-      </w:r>
-      <w:proofErr w:type="gramEnd"/>
-      <w:r>
-        <w:rPr>
-          <w:rFonts w:ascii="標楷體" w:eastAsia="標楷體" w:hAnsi="標楷體" w:hint="eastAsia"/>
-          <w:sz w:val="28"/>
-          <w:szCs w:val="28"/>
-        </w:rPr>
-        <w:t>或是費用高昂的</w:t>
-      </w:r>
-      <w:proofErr w:type="gramStart"/>
-      <w:r>
-        <w:rPr>
-          <w:rFonts w:ascii="標楷體" w:eastAsia="標楷體" w:hAnsi="標楷體" w:hint="eastAsia"/>
-          <w:sz w:val="28"/>
-          <w:szCs w:val="28"/>
-        </w:rPr>
-        <w:t>真人線上家教（</w:t>
-      </w:r>
-      <w:proofErr w:type="gramEnd"/>
-      <w:r>
-        <w:rPr>
-          <w:rFonts w:ascii="標楷體" w:eastAsia="標楷體" w:hAnsi="標楷體" w:hint="eastAsia"/>
-          <w:sz w:val="28"/>
-          <w:szCs w:val="28"/>
-        </w:rPr>
-        <w:t>如：</w:t>
-      </w:r>
-      <w:proofErr w:type="spellStart"/>
-      <w:r>
-        <w:rPr>
-          <w:rFonts w:ascii="標楷體" w:eastAsia="標楷體" w:hAnsi="標楷體" w:hint="eastAsia"/>
-          <w:sz w:val="28"/>
-          <w:szCs w:val="28"/>
-        </w:rPr>
-        <w:t>AmazingTalker</w:t>
-      </w:r>
-      <w:proofErr w:type="spellEnd"/>
-      <w:proofErr w:type="gramStart"/>
-      <w:r>
-        <w:rPr>
-          <w:rFonts w:ascii="標楷體" w:eastAsia="標楷體" w:hAnsi="標楷體" w:hint="eastAsia"/>
-          <w:sz w:val="28"/>
-          <w:szCs w:val="28"/>
-        </w:rPr>
-        <w:t>）</w:t>
-      </w:r>
-      <w:proofErr w:type="gramEnd"/>
-      <w:r>
-        <w:rPr>
-          <w:rFonts w:ascii="標楷體" w:eastAsia="標楷體" w:hAnsi="標楷體" w:hint="eastAsia"/>
-          <w:sz w:val="28"/>
-          <w:szCs w:val="28"/>
-        </w:rPr>
-        <w:t>，本產品的市場定位為： 「低門檻、高自由度、零壓力的專屬 AI 日語會話陪練員」。</w:t>
+        <w:t>相較於市面上單向輸入的單字 App（如：五十音記憶、文法題庫）或是費用高昂的真人線上家教（如：AmazingTalker），本產品的市場定位為： 「低門檻、高自由度、零壓力的專屬 AI 日語會話陪練員」。</w:t>
       </w:r>
     </w:p>
     <w:p>
@@ -5111,29 +4508,7 @@
           <w:sz w:val="28"/>
           <w:szCs w:val="28"/>
         </w:rPr>
-        <w:t>「非</w:t>
-      </w:r>
-      <w:proofErr w:type="gramStart"/>
-      <w:r>
-        <w:rPr>
-          <w:rFonts w:ascii="標楷體" w:eastAsia="標楷體" w:hAnsi="標楷體" w:hint="eastAsia"/>
-          <w:b/>
-          <w:bCs/>
-          <w:sz w:val="28"/>
-          <w:szCs w:val="28"/>
-        </w:rPr>
-        <w:t>腳本式的真實</w:t>
-      </w:r>
-      <w:proofErr w:type="gramEnd"/>
-      <w:r>
-        <w:rPr>
-          <w:rFonts w:ascii="標楷體" w:eastAsia="標楷體" w:hAnsi="標楷體" w:hint="eastAsia"/>
-          <w:b/>
-          <w:bCs/>
-          <w:sz w:val="28"/>
-          <w:szCs w:val="28"/>
-        </w:rPr>
-        <w:t>情境演練」</w:t>
+        <w:t>「非腳本式的真實情境演練」</w:t>
       </w:r>
       <w:r>
         <w:rPr>
@@ -5141,34 +4516,175 @@
           <w:sz w:val="28"/>
           <w:szCs w:val="28"/>
         </w:rPr>
-        <w:t>，讓使用者以極低的成本（Freemium 模式），隨時隨地享受有如真人般自然、且能即時糾正語法的對話體驗，填補「傳統 App」</w:t>
+        <w:t>，讓使用者以極低的成本（Freemium 模式），隨時隨地享受有如真人般自然、且能即時糾正語法的對話體驗，填補「傳統 App」與「真人外師」之間的巨大市場空缺。</w:t>
       </w:r>
+    </w:p>
+    <w:p>
+      <w:pPr>
+        <w:ind w:firstLine="560"/>
+        <w:jc w:val="both"/>
+        <w:rPr>
+          <w:rFonts w:ascii="標楷體" w:eastAsia="標楷體" w:hAnsi="標楷體" w:hint="eastAsia"/>
+          <w:sz w:val="28"/>
+          <w:szCs w:val="28"/>
+        </w:rPr>
+      </w:pPr>
       <w:r>
         <w:rPr>
           <w:rFonts w:ascii="標楷體" w:eastAsia="標楷體" w:hAnsi="標楷體" w:hint="eastAsia"/>
           <w:sz w:val="28"/>
           <w:szCs w:val="28"/>
         </w:rPr>
-        <w:lastRenderedPageBreak/>
-        <w:t>與「</w:t>
+        <w:t>相較於競品的「全付費」或「純廣告」模式，本產品透過彈性的 J-Pts 點數制度讓使用者「用多少付多少」，大幅降低消費門檻，同時透過訂閱制保障高頻用戶的極致體驗，形成清晰的免費→點數→訂閱用戶升級路徑。</w:t>
       </w:r>
-      <w:proofErr w:type="gramStart"/>
-      <w:r>
+    </w:p>
+    <w:p>
+      <w:pPr>
+        <w:pStyle w:val="ac"/>
+        <w:widowControl/>
+        <w:numPr>
+          <w:ilvl w:val="0"/>
+          <w:numId w:val="22"/>
+        </w:numPr>
+        <w:ind w:leftChars="0" w:firstLineChars="0"/>
         <w:rPr>
-          <w:rFonts w:ascii="標楷體" w:eastAsia="標楷體" w:hAnsi="標楷體" w:hint="eastAsia"/>
+          <w:rFonts w:eastAsia="標楷體" w:hint="eastAsia"/>
           <w:sz w:val="28"/>
           <w:szCs w:val="28"/>
         </w:rPr>
-        <w:t>真人外師</w:t>
-      </w:r>
-      <w:proofErr w:type="gramEnd"/>
+      </w:pPr>
       <w:r>
         <w:rPr>
-          <w:rFonts w:ascii="標楷體" w:eastAsia="標楷體" w:hAnsi="標楷體" w:hint="eastAsia"/>
+          <w:rFonts w:eastAsia="標楷體" w:hint="eastAsia"/>
           <w:sz w:val="28"/>
           <w:szCs w:val="28"/>
         </w:rPr>
-        <w:t>」之間的巨大市場空缺。</w:t>
+        <w:t>付費意願區隔：</w:t>
+      </w:r>
+    </w:p>
+    <w:p>
+      <w:pPr>
+        <w:widowControl/>
+        <w:ind w:firstLineChars="0" w:firstLine="0"/>
+        <w:rPr>
+          <w:rFonts w:eastAsia="標楷體" w:hint="eastAsia"/>
+          <w:sz w:val="28"/>
+          <w:szCs w:val="28"/>
+        </w:rPr>
+      </w:pPr>
+      <w:r>
+        <w:rPr>
+          <w:rFonts w:eastAsia="標楷體" w:hint="eastAsia"/>
+          <w:sz w:val="28"/>
+          <w:szCs w:val="28"/>
+        </w:rPr>
+        <w:lastRenderedPageBreak/>
+        <w:t xml:space="preserve">  </w:t>
+      </w:r>
+      <w:r>
+        <w:rPr>
+          <w:rFonts w:eastAsia="標楷體" w:hint="eastAsia"/>
+          <w:sz w:val="28"/>
+          <w:szCs w:val="28"/>
+        </w:rPr>
+        <w:t>依使用頻率與消費意願，可進一步區分為三類：</w:t>
+      </w:r>
+    </w:p>
+    <w:p>
+      <w:pPr>
+        <w:widowControl/>
+        <w:ind w:firstLineChars="0" w:firstLine="0"/>
+        <w:rPr>
+          <w:rFonts w:eastAsia="標楷體" w:hint="eastAsia"/>
+          <w:sz w:val="28"/>
+          <w:szCs w:val="28"/>
+        </w:rPr>
+      </w:pPr>
+      <w:r>
+        <w:rPr>
+          <w:rFonts w:eastAsia="標楷體" w:hint="eastAsia"/>
+          <w:sz w:val="28"/>
+          <w:szCs w:val="28"/>
+        </w:rPr>
+        <w:t xml:space="preserve">  </w:t>
+      </w:r>
+      <w:r>
+        <w:rPr>
+          <w:rFonts w:eastAsia="標楷體" w:hint="eastAsia"/>
+          <w:sz w:val="28"/>
+          <w:szCs w:val="28"/>
+        </w:rPr>
+        <w:t>「純免費用戶」（每日基本額度即可滿足需求）、</w:t>
+      </w:r>
+    </w:p>
+    <w:p>
+      <w:pPr>
+        <w:widowControl/>
+        <w:ind w:firstLineChars="0" w:firstLine="0"/>
+        <w:rPr>
+          <w:rFonts w:eastAsia="標楷體" w:hint="eastAsia"/>
+          <w:sz w:val="28"/>
+          <w:szCs w:val="28"/>
+        </w:rPr>
+      </w:pPr>
+      <w:r>
+        <w:rPr>
+          <w:rFonts w:eastAsia="標楷體" w:hint="eastAsia"/>
+          <w:sz w:val="28"/>
+          <w:szCs w:val="28"/>
+        </w:rPr>
+        <w:t xml:space="preserve">  </w:t>
+      </w:r>
+      <w:r>
+        <w:rPr>
+          <w:rFonts w:eastAsia="標楷體" w:hint="eastAsia"/>
+          <w:sz w:val="28"/>
+          <w:szCs w:val="28"/>
+        </w:rPr>
+        <w:t>「點數型用戶」（偶爾加購次數或擴充空間，彈性消費）、</w:t>
+      </w:r>
+    </w:p>
+    <w:p>
+      <w:pPr>
+        <w:widowControl/>
+        <w:ind w:firstLineChars="0" w:firstLine="0"/>
+        <w:rPr>
+          <w:rFonts w:eastAsia="標楷體" w:hint="eastAsia"/>
+          <w:sz w:val="28"/>
+          <w:szCs w:val="28"/>
+        </w:rPr>
+      </w:pPr>
+      <w:r>
+        <w:rPr>
+          <w:rFonts w:eastAsia="標楷體" w:hint="eastAsia"/>
+          <w:sz w:val="28"/>
+          <w:szCs w:val="28"/>
+        </w:rPr>
+        <w:t xml:space="preserve">  </w:t>
+      </w:r>
+      <w:r>
+        <w:rPr>
+          <w:rFonts w:eastAsia="標楷體" w:hint="eastAsia"/>
+          <w:sz w:val="28"/>
+          <w:szCs w:val="28"/>
+        </w:rPr>
+        <w:t>「訂閱型用戶」（高頻使用者，訂閱方案</w:t>
+      </w:r>
+      <w:r>
+        <w:rPr>
+          <w:rFonts w:eastAsia="標楷體" w:hint="eastAsia"/>
+          <w:sz w:val="28"/>
+          <w:szCs w:val="28"/>
+        </w:rPr>
+        <w:t xml:space="preserve"> CP </w:t>
+      </w:r>
+      <w:r>
+        <w:rPr>
+          <w:rFonts w:eastAsia="標楷體" w:hint="eastAsia"/>
+          <w:sz w:val="28"/>
+          <w:szCs w:val="28"/>
+        </w:rPr>
+        <w:t>值最高）。</w:t>
       </w:r>
     </w:p>
     <w:p>
@@ -5177,9 +4693,26 @@
         <w:ind w:firstLineChars="0" w:firstLine="0"/>
         <w:rPr>
           <w:rFonts w:eastAsia="標楷體"/>
-          <w:sz w:val="32"/>
+          <w:sz w:val="28"/>
+          <w:szCs w:val="28"/>
         </w:rPr>
       </w:pPr>
+      <w:r>
+        <w:rPr>
+          <w:rFonts w:eastAsia="標楷體" w:hint="eastAsia"/>
+          <w:sz w:val="28"/>
+          <w:szCs w:val="28"/>
+        </w:rPr>
+        <w:t xml:space="preserve">  </w:t>
+      </w:r>
+      <w:r>
+        <w:rPr>
+          <w:rFonts w:eastAsia="標楷體" w:hint="eastAsia"/>
+          <w:sz w:val="28"/>
+          <w:szCs w:val="28"/>
+        </w:rPr>
+        <w:t>此三層結構有助於精準設計不同層級的轉換策略。</w:t>
+      </w:r>
     </w:p>
     <w:p>
       <w:pPr>
@@ -5311,25 +4844,7 @@
                 <w:sz w:val="28"/>
                 <w:szCs w:val="28"/>
               </w:rPr>
-              <w:t>情境化單字</w:t>
-            </w:r>
-            <w:proofErr w:type="gramStart"/>
-            <w:r>
-              <w:rPr>
-                <w:rFonts w:ascii="標楷體" w:eastAsia="標楷體" w:hAnsi="標楷體" w:hint="eastAsia"/>
-                <w:sz w:val="28"/>
-                <w:szCs w:val="28"/>
-              </w:rPr>
-              <w:t>記憶點強</w:t>
-            </w:r>
-            <w:proofErr w:type="gramEnd"/>
-            <w:r>
-              <w:rPr>
-                <w:rFonts w:ascii="標楷體" w:eastAsia="標楷體" w:hAnsi="標楷體" w:hint="eastAsia"/>
-                <w:sz w:val="28"/>
-                <w:szCs w:val="28"/>
-              </w:rPr>
-              <w:t>，優於傳統背單字</w:t>
+              <w:t>情境化單字記憶點強，優於傳統背單字</w:t>
             </w:r>
           </w:p>
           <w:p>
@@ -5398,6 +4913,50 @@
               <w:t>個人化設定完善（字體、通知、收藏夾）</w:t>
             </w:r>
           </w:p>
+          <w:p>
+            <w:pPr>
+              <w:numPr>
+                <w:ilvl w:val="0"/>
+                <w:numId w:val="27"/>
+              </w:numPr>
+              <w:ind w:firstLineChars="0"/>
+              <w:rPr>
+                <w:rFonts w:ascii="標楷體" w:eastAsia="標楷體" w:hAnsi="標楷體" w:hint="eastAsia"/>
+                <w:sz w:val="28"/>
+                <w:szCs w:val="28"/>
+              </w:rPr>
+            </w:pPr>
+            <w:r>
+              <w:rPr>
+                <w:rFonts w:ascii="標楷體" w:eastAsia="標楷體" w:hAnsi="標楷體" w:hint="eastAsia"/>
+                <w:sz w:val="28"/>
+                <w:szCs w:val="28"/>
+              </w:rPr>
+              <w:t>彈性付費設計（免費/點數/訂閱三層），大幅降低使用門檻</w:t>
+            </w:r>
+          </w:p>
+          <w:p>
+            <w:pPr>
+              <w:numPr>
+                <w:ilvl w:val="0"/>
+                <w:numId w:val="27"/>
+              </w:numPr>
+              <w:ind w:firstLineChars="0"/>
+              <w:rPr>
+                <w:rFonts w:ascii="標楷體" w:eastAsia="標楷體" w:hAnsi="標楷體"/>
+                <w:sz w:val="28"/>
+                <w:szCs w:val="28"/>
+              </w:rPr>
+            </w:pPr>
+            <w:r>
+              <w:rPr>
+                <w:rFonts w:ascii="標楷體" w:eastAsia="標楷體" w:hAnsi="標楷體" w:hint="eastAsia"/>
+                <w:sz w:val="28"/>
+                <w:szCs w:val="28"/>
+              </w:rPr>
+              <w:t>學習小組押金制度提升任務完成率，增加用戶黏著度與點數消費動機</w:t>
+            </w:r>
+          </w:p>
         </w:tc>
         <w:tc>
           <w:tcPr>
@@ -5466,25 +5025,51 @@
                 <w:sz w:val="28"/>
                 <w:szCs w:val="28"/>
               </w:rPr>
-              <w:t>需連網使用，</w:t>
-            </w:r>
-            <w:proofErr w:type="gramStart"/>
-            <w:r>
+              <w:t>需連網使用，無離線學習功能</w:t>
+            </w:r>
+          </w:p>
+          <w:p>
+            <w:pPr>
+              <w:numPr>
+                <w:ilvl w:val="0"/>
+                <w:numId w:val="27"/>
+              </w:numPr>
+              <w:ind w:firstLineChars="0"/>
               <w:rPr>
                 <w:rFonts w:ascii="標楷體" w:eastAsia="標楷體" w:hAnsi="標楷體" w:hint="eastAsia"/>
                 <w:sz w:val="28"/>
                 <w:szCs w:val="28"/>
               </w:rPr>
-              <w:t>無離線</w:t>
-            </w:r>
-            <w:proofErr w:type="gramEnd"/>
+            </w:pPr>
             <w:r>
               <w:rPr>
                 <w:rFonts w:ascii="標楷體" w:eastAsia="標楷體" w:hAnsi="標楷體" w:hint="eastAsia"/>
                 <w:sz w:val="28"/>
                 <w:szCs w:val="28"/>
               </w:rPr>
-              <w:t>學習功能</w:t>
+              <w:t>點數系統設計較複雜，新用戶理解成本較高</w:t>
+            </w:r>
+          </w:p>
+          <w:p>
+            <w:pPr>
+              <w:numPr>
+                <w:ilvl w:val="0"/>
+                <w:numId w:val="27"/>
+              </w:numPr>
+              <w:ind w:firstLineChars="0"/>
+              <w:rPr>
+                <w:rFonts w:ascii="標楷體" w:eastAsia="標楷體" w:hAnsi="標楷體"/>
+                <w:sz w:val="28"/>
+                <w:szCs w:val="28"/>
+              </w:rPr>
+            </w:pPr>
+            <w:r>
+              <w:rPr>
+                <w:rFonts w:ascii="標楷體" w:eastAsia="標楷體" w:hAnsi="標楷體" w:hint="eastAsia"/>
+                <w:sz w:val="28"/>
+                <w:szCs w:val="28"/>
+              </w:rPr>
+              <w:t>訂閱金流串接須符合 Apple / Google 平台審核規範，開發成本較高</w:t>
             </w:r>
           </w:p>
           <w:p>
@@ -5521,6 +5106,7 @@
                 <w:sz w:val="28"/>
                 <w:szCs w:val="28"/>
               </w:rPr>
+              <w:lastRenderedPageBreak/>
               <w:t>機會 (Opportunities)</w:t>
             </w:r>
           </w:p>
@@ -5666,7 +5252,6 @@
                 <w:sz w:val="28"/>
                 <w:szCs w:val="28"/>
               </w:rPr>
-              <w:lastRenderedPageBreak/>
               <w:t>社群功能可延伸至教育機構市場</w:t>
             </w:r>
           </w:p>
@@ -5694,7 +5279,6 @@
                 <w:sz w:val="28"/>
                 <w:szCs w:val="28"/>
               </w:rPr>
-              <w:lastRenderedPageBreak/>
               <w:t>語言學習 App 使用者流失率高</w:t>
             </w:r>
           </w:p>
@@ -5718,6 +5302,28 @@
                 <w:szCs w:val="28"/>
               </w:rPr>
               <w:t>拍照上傳涉及隱私議題</w:t>
+            </w:r>
+          </w:p>
+          <w:p>
+            <w:pPr>
+              <w:numPr>
+                <w:ilvl w:val="0"/>
+                <w:numId w:val="28"/>
+              </w:numPr>
+              <w:ind w:left="284" w:firstLineChars="0" w:firstLine="0"/>
+              <w:rPr>
+                <w:rFonts w:ascii="標楷體" w:eastAsia="標楷體" w:hAnsi="標楷體"/>
+                <w:sz w:val="28"/>
+                <w:szCs w:val="28"/>
+              </w:rPr>
+            </w:pPr>
+            <w:r>
+              <w:rPr>
+                <w:rFonts w:ascii="標楷體" w:eastAsia="標楷體" w:hAnsi="標楷體" w:hint="eastAsia"/>
+                <w:sz w:val="28"/>
+                <w:szCs w:val="28"/>
+              </w:rPr>
+              <w:t>競品可能推出更低價或完全免費的替代方案</w:t>
             </w:r>
           </w:p>
         </w:tc>
@@ -5869,6 +5475,28 @@
               <w:t>利用跨平台優勢，拓展至校園與補習班市場</w:t>
             </w:r>
           </w:p>
+          <w:p>
+            <w:pPr>
+              <w:numPr>
+                <w:ilvl w:val="0"/>
+                <w:numId w:val="29"/>
+              </w:numPr>
+              <w:ind w:left="284" w:firstLineChars="0" w:firstLine="0"/>
+              <w:rPr>
+                <w:rFonts w:ascii="標楷體" w:eastAsia="標楷體" w:hAnsi="標楷體"/>
+                <w:sz w:val="28"/>
+                <w:szCs w:val="28"/>
+              </w:rPr>
+            </w:pPr>
+            <w:r>
+              <w:rPr>
+                <w:rFonts w:ascii="標楷體" w:eastAsia="標楷體" w:hAnsi="標楷體" w:hint="eastAsia"/>
+                <w:sz w:val="28"/>
+                <w:szCs w:val="28"/>
+              </w:rPr>
+              <w:t>以彈性付費模式吸引不同消費能力的學習者，擴大市場覆蓋率</w:t>
+            </w:r>
+          </w:p>
         </w:tc>
         <w:tc>
           <w:tcPr>
@@ -6066,11 +5694,6 @@
               <w:t>以情境化學習為定位，與Duolingo 做出差異</w:t>
             </w:r>
           </w:p>
-        </w:tc>
-        <w:tc>
-          <w:tcPr>
-            <w:tcW w:w="2460" w:type="pct"/>
-          </w:tcPr>
           <w:p>
             <w:pPr>
               <w:numPr>
@@ -6090,9 +5713,14 @@
                 <w:sz w:val="28"/>
                 <w:szCs w:val="28"/>
               </w:rPr>
-              <w:t>聚焦核心功能，避免資源分散</w:t>
-            </w:r>
-          </w:p>
+              <w:t>透過押金制學習小組與點數獎勵機制提升黏著度，有效對抗高流失率</w:t>
+            </w:r>
+          </w:p>
+        </w:tc>
+        <w:tc>
+          <w:tcPr>
+            <w:tcW w:w="2460" w:type="pct"/>
+          </w:tcPr>
           <w:p>
             <w:pPr>
               <w:numPr>
@@ -6112,7 +5740,51 @@
                 <w:sz w:val="28"/>
                 <w:szCs w:val="28"/>
               </w:rPr>
+              <w:t>聚焦核心功能，避免資源分散</w:t>
+            </w:r>
+          </w:p>
+          <w:p>
+            <w:pPr>
+              <w:numPr>
+                <w:ilvl w:val="0"/>
+                <w:numId w:val="30"/>
+              </w:numPr>
+              <w:ind w:left="284" w:firstLineChars="0" w:firstLine="0"/>
+              <w:rPr>
+                <w:rFonts w:ascii="標楷體" w:eastAsia="標楷體" w:hAnsi="標楷體"/>
+                <w:sz w:val="28"/>
+                <w:szCs w:val="28"/>
+              </w:rPr>
+            </w:pPr>
+            <w:r>
+              <w:rPr>
+                <w:rFonts w:ascii="標楷體" w:eastAsia="標楷體" w:hAnsi="標楷體" w:hint="eastAsia"/>
+                <w:sz w:val="28"/>
+                <w:szCs w:val="28"/>
+              </w:rPr>
               <w:t>採用 Firebase 等成熟服務，加強資料安全</w:t>
+            </w:r>
+          </w:p>
+          <w:p>
+            <w:pPr>
+              <w:numPr>
+                <w:ilvl w:val="0"/>
+                <w:numId w:val="30"/>
+              </w:numPr>
+              <w:ind w:left="284" w:firstLineChars="0" w:firstLine="0"/>
+              <w:rPr>
+                <w:rFonts w:ascii="標楷體" w:eastAsia="標楷體" w:hAnsi="標楷體"/>
+                <w:sz w:val="28"/>
+                <w:szCs w:val="28"/>
+              </w:rPr>
+            </w:pPr>
+            <w:r>
+              <w:rPr>
+                <w:rFonts w:ascii="標楷體" w:eastAsia="標楷體" w:hAnsi="標楷體" w:hint="eastAsia"/>
+                <w:sz w:val="28"/>
+                <w:szCs w:val="28"/>
+              </w:rPr>
+              <w:t>設計清楚的新手引導流程，降低點數系統的理解門檻</w:t>
             </w:r>
           </w:p>
         </w:tc>
@@ -7382,31 +7054,7 @@
                 <w:szCs w:val="28"/>
                 <w:bdr w:val="none" w:sz="0" w:space="0" w:color="auto" w:frame="1"/>
               </w:rPr>
-              <w:t>(</w:t>
-            </w:r>
-            <w:proofErr w:type="gramStart"/>
-            <w:r>
-              <w:rPr>
-                <w:rFonts w:ascii="標楷體" w:eastAsia="標楷體" w:hAnsi="標楷體" w:cs="新細明體"/>
-                <w:color w:val="1F1F1F"/>
-                <w:kern w:val="0"/>
-                <w:sz w:val="28"/>
-                <w:szCs w:val="28"/>
-                <w:bdr w:val="none" w:sz="0" w:space="0" w:color="auto" w:frame="1"/>
-              </w:rPr>
-              <w:t>註</w:t>
-            </w:r>
-            <w:proofErr w:type="gramEnd"/>
-            <w:r>
-              <w:rPr>
-                <w:rFonts w:ascii="標楷體" w:eastAsia="標楷體" w:hAnsi="標楷體" w:cs="新細明體"/>
-                <w:color w:val="1F1F1F"/>
-                <w:kern w:val="0"/>
-                <w:sz w:val="28"/>
-                <w:szCs w:val="28"/>
-                <w:bdr w:val="none" w:sz="0" w:space="0" w:color="auto" w:frame="1"/>
-              </w:rPr>
-              <w:t>：如果你的相機拍照功能有用到)</w:t>
+              <w:t>(註：如果你的相機拍照功能有用到)</w:t>
             </w:r>
           </w:p>
         </w:tc>
@@ -8153,7 +7801,6 @@
               </w:rPr>
               <w:t>、</w:t>
             </w:r>
-            <w:proofErr w:type="spellStart"/>
             <w:r>
               <w:rPr>
                 <w:rFonts w:ascii="Arial Unicode MS" w:eastAsia="標楷體" w:hAnsi="Arial Unicode MS" w:cs="Arial"/>
@@ -8162,7 +7809,6 @@
               </w:rPr>
               <w:t>flatpickr</w:t>
             </w:r>
-            <w:proofErr w:type="spellEnd"/>
             <w:r>
               <w:rPr>
                 <w:rFonts w:ascii="Arial Unicode MS" w:eastAsia="標楷體" w:hAnsi="Arial Unicode MS" w:cs="Arial" w:hint="eastAsia"/>
@@ -8177,25 +7823,7 @@
                 <w:kern w:val="0"/>
                 <w:szCs w:val="24"/>
               </w:rPr>
-              <w:t>python-</w:t>
-            </w:r>
-            <w:proofErr w:type="spellStart"/>
-            <w:r>
-              <w:rPr>
-                <w:rFonts w:ascii="Arial Unicode MS" w:eastAsia="標楷體" w:hAnsi="Arial Unicode MS" w:cs="Arial" w:hint="eastAsia"/>
-                <w:kern w:val="0"/>
-                <w:szCs w:val="24"/>
-              </w:rPr>
-              <w:t>dotenv</w:t>
-            </w:r>
-            <w:proofErr w:type="spellEnd"/>
-            <w:r>
-              <w:rPr>
-                <w:rFonts w:ascii="Arial Unicode MS" w:eastAsia="標楷體" w:hAnsi="Arial Unicode MS" w:cs="Arial" w:hint="eastAsia"/>
-                <w:kern w:val="0"/>
-                <w:szCs w:val="24"/>
-              </w:rPr>
-              <w:t xml:space="preserve"> (</w:t>
+              <w:t>python-dotenv (</w:t>
             </w:r>
             <w:r>
               <w:rPr>
@@ -9144,7 +8772,6 @@
       <w:pPr>
         <w:pStyle w:val="-"/>
         <w:rPr>
-          <w:rFonts w:hint="eastAsia"/>
           <w:shd w:val="clear" w:color="auto" w:fill="A6A6A6" w:themeFill="background1" w:themeFillShade="A6"/>
         </w:rPr>
       </w:pPr>
@@ -16741,21 +16368,7 @@
         <w:rPr>
           <w:rFonts w:hint="eastAsia"/>
         </w:rPr>
-        <w:t>專案</w:t>
-      </w:r>
-      <w:proofErr w:type="gramStart"/>
-      <w:r>
-        <w:rPr>
-          <w:rFonts w:hint="eastAsia"/>
-        </w:rPr>
-        <w:t>時程甘特</w:t>
-      </w:r>
-      <w:proofErr w:type="gramEnd"/>
-      <w:r>
-        <w:rPr>
-          <w:rFonts w:hint="eastAsia"/>
-        </w:rPr>
-        <w:t>圖</w:t>
+        <w:t>專案時程甘特圖</w:t>
       </w:r>
     </w:p>
     <w:p>
@@ -16803,9 +16416,6 @@
     <w:p>
       <w:pPr>
         <w:pStyle w:val="-"/>
-        <w:rPr>
-          <w:rFonts w:hint="eastAsia"/>
-        </w:rPr>
       </w:pPr>
       <w:r>
         <w:rPr>
@@ -17066,18 +16676,8 @@
                 <w:w w:val="90"/>
                 <w:sz w:val="28"/>
               </w:rPr>
-              <w:t>蘇品</w:t>
-            </w:r>
-            <w:proofErr w:type="gramStart"/>
-            <w:r>
-              <w:rPr>
-                <w:rFonts w:eastAsia="標楷體" w:hint="eastAsia"/>
-                <w:w w:val="90"/>
-                <w:sz w:val="28"/>
-              </w:rPr>
-              <w:t>璇</w:t>
-            </w:r>
-            <w:proofErr w:type="gramEnd"/>
+              <w:t>蘇品璇</w:t>
+            </w:r>
           </w:p>
         </w:tc>
         <w:tc>
@@ -18016,7 +17616,7 @@
               <w:ind w:firstLineChars="0" w:firstLine="0"/>
               <w:jc w:val="both"/>
               <w:rPr>
-                <w:rFonts w:eastAsia="標楷體" w:hint="eastAsia"/>
+                <w:rFonts w:eastAsia="標楷體"/>
                 <w:sz w:val="28"/>
               </w:rPr>
             </w:pPr>
@@ -19811,7 +19411,7 @@
               <w:ind w:firstLineChars="0" w:firstLine="0"/>
               <w:jc w:val="both"/>
               <w:rPr>
-                <w:rFonts w:eastAsia="標楷體" w:hint="eastAsia"/>
+                <w:rFonts w:eastAsia="標楷體"/>
                 <w:sz w:val="28"/>
               </w:rPr>
             </w:pPr>
@@ -23901,18 +23501,8 @@
                 <w:sz w:val="32"/>
                 <w:u w:val="single"/>
               </w:rPr>
-              <w:t>蘇品</w:t>
-            </w:r>
-            <w:proofErr w:type="gramStart"/>
-            <w:r>
-              <w:rPr>
-                <w:rFonts w:eastAsia="標楷體" w:hint="eastAsia"/>
-                <w:sz w:val="32"/>
-                <w:u w:val="single"/>
-              </w:rPr>
-              <w:t>璇</w:t>
-            </w:r>
-            <w:proofErr w:type="gramEnd"/>
+              <w:t>蘇品璇</w:t>
+            </w:r>
           </w:p>
         </w:tc>
         <w:tc>
@@ -24381,27 +23971,7 @@
           <w:sz w:val="28"/>
           <w:szCs w:val="24"/>
         </w:rPr>
-        <w:t>蘇品</w:t>
-      </w:r>
-      <w:proofErr w:type="gramStart"/>
-      <w:r>
-        <w:rPr>
-          <w:rFonts w:ascii="標楷體" w:eastAsia="標楷體" w:hAnsi="標楷體" w:hint="eastAsia"/>
-          <w:bCs/>
-          <w:sz w:val="28"/>
-          <w:szCs w:val="24"/>
-        </w:rPr>
-        <w:t>璇</w:t>
-      </w:r>
-      <w:proofErr w:type="gramEnd"/>
-      <w:r>
-        <w:rPr>
-          <w:rFonts w:ascii="標楷體" w:eastAsia="標楷體" w:hAnsi="標楷體" w:hint="eastAsia"/>
-          <w:bCs/>
-          <w:sz w:val="28"/>
-          <w:szCs w:val="24"/>
-        </w:rPr>
-        <w:t>上傳GitHub紀錄</w:t>
+        <w:t>蘇品璇上傳GitHub紀錄</w:t>
       </w:r>
     </w:p>
     <w:p>
@@ -25335,27 +24905,7 @@
                 <w:sz w:val="30"/>
                 <w:szCs w:val="30"/>
               </w:rPr>
-              <w:t>收藏夾顯示每</w:t>
-            </w:r>
-            <w:proofErr w:type="gramStart"/>
-            <w:r>
-              <w:rPr>
-                <w:rFonts w:ascii="標楷體" w:eastAsia="標楷體" w:hAnsi="標楷體" w:hint="eastAsia"/>
-                <w:color w:val="000000" w:themeColor="text1"/>
-                <w:sz w:val="30"/>
-                <w:szCs w:val="30"/>
-              </w:rPr>
-              <w:t>個</w:t>
-            </w:r>
-            <w:proofErr w:type="gramEnd"/>
-            <w:r>
-              <w:rPr>
-                <w:rFonts w:ascii="標楷體" w:eastAsia="標楷體" w:hAnsi="標楷體" w:hint="eastAsia"/>
-                <w:color w:val="000000" w:themeColor="text1"/>
-                <w:sz w:val="30"/>
-                <w:szCs w:val="30"/>
-              </w:rPr>
-              <w:t>資料夾的單字數量</w:t>
+              <w:t>收藏夾顯示每個資料夾的單字數量</w:t>
             </w:r>
           </w:p>
           <w:p>
@@ -26682,47 +26232,7 @@
                 <w:sz w:val="30"/>
                 <w:szCs w:val="30"/>
               </w:rPr>
-              <w:t>使用者密碼</w:t>
-            </w:r>
-            <w:proofErr w:type="gramStart"/>
-            <w:r>
-              <w:rPr>
-                <w:rFonts w:ascii="標楷體" w:eastAsia="標楷體" w:hAnsi="標楷體" w:hint="eastAsia"/>
-                <w:color w:val="000000" w:themeColor="text1"/>
-                <w:sz w:val="30"/>
-                <w:szCs w:val="30"/>
-              </w:rPr>
-              <w:t>採</w:t>
-            </w:r>
-            <w:proofErr w:type="gramEnd"/>
-            <w:r>
-              <w:rPr>
-                <w:rFonts w:ascii="標楷體" w:eastAsia="標楷體" w:hAnsi="標楷體" w:hint="eastAsia"/>
-                <w:color w:val="000000" w:themeColor="text1"/>
-                <w:sz w:val="30"/>
-                <w:szCs w:val="30"/>
-              </w:rPr>
-              <w:t>加密儲存（</w:t>
-            </w:r>
-            <w:proofErr w:type="spellStart"/>
-            <w:r>
-              <w:rPr>
-                <w:rFonts w:ascii="標楷體" w:eastAsia="標楷體" w:hAnsi="標楷體" w:hint="eastAsia"/>
-                <w:color w:val="000000" w:themeColor="text1"/>
-                <w:sz w:val="30"/>
-                <w:szCs w:val="30"/>
-              </w:rPr>
-              <w:t>password_hash</w:t>
-            </w:r>
-            <w:proofErr w:type="spellEnd"/>
-            <w:r>
-              <w:rPr>
-                <w:rFonts w:ascii="標楷體" w:eastAsia="標楷體" w:hAnsi="標楷體" w:hint="eastAsia"/>
-                <w:color w:val="000000" w:themeColor="text1"/>
-                <w:sz w:val="30"/>
-                <w:szCs w:val="30"/>
-              </w:rPr>
-              <w:t>）</w:t>
+              <w:t>使用者密碼採加密儲存（password_hash）</w:t>
             </w:r>
           </w:p>
           <w:p>
@@ -27115,7 +26625,6 @@
                 <w:szCs w:val="30"/>
               </w:rPr>
             </w:pPr>
-            <w:proofErr w:type="gramStart"/>
             <w:r>
               <w:rPr>
                 <w:rFonts w:ascii="標楷體" w:eastAsia="標楷體" w:hAnsi="標楷體" w:hint="eastAsia"/>
@@ -27123,17 +26632,7 @@
                 <w:sz w:val="30"/>
                 <w:szCs w:val="30"/>
               </w:rPr>
-              <w:t>採</w:t>
-            </w:r>
-            <w:proofErr w:type="gramEnd"/>
-            <w:r>
-              <w:rPr>
-                <w:rFonts w:ascii="標楷體" w:eastAsia="標楷體" w:hAnsi="標楷體" w:hint="eastAsia"/>
-                <w:color w:val="000000" w:themeColor="text1"/>
-                <w:sz w:val="30"/>
-                <w:szCs w:val="30"/>
-              </w:rPr>
-              <w:t>前後端分離架構，方便獨立維護</w:t>
+              <w:t>採前後端分離架構，方便獨立維護</w:t>
             </w:r>
           </w:p>
           <w:p>
@@ -27905,7 +27404,6 @@
                 <w:szCs w:val="24"/>
               </w:rPr>
             </w:pPr>
-            <w:proofErr w:type="spellStart"/>
             <w:r>
               <w:rPr>
                 <w:rFonts w:ascii="標楷體" w:eastAsia="標楷體" w:hAnsi="標楷體"/>
@@ -27913,7 +27411,6 @@
               </w:rPr>
               <w:t>quiz_question</w:t>
             </w:r>
-            <w:proofErr w:type="spellEnd"/>
           </w:p>
         </w:tc>
         <w:tc>
@@ -27988,7 +27485,6 @@
                 <w:szCs w:val="24"/>
               </w:rPr>
             </w:pPr>
-            <w:proofErr w:type="spellStart"/>
             <w:r>
               <w:rPr>
                 <w:rFonts w:ascii="標楷體" w:eastAsia="標楷體" w:hAnsi="標楷體"/>
@@ -27996,7 +27492,6 @@
               </w:rPr>
               <w:t>user_photo</w:t>
             </w:r>
-            <w:proofErr w:type="spellEnd"/>
           </w:p>
         </w:tc>
         <w:tc>
@@ -28071,7 +27566,6 @@
                 <w:szCs w:val="24"/>
               </w:rPr>
             </w:pPr>
-            <w:proofErr w:type="spellStart"/>
             <w:r>
               <w:rPr>
                 <w:rFonts w:ascii="標楷體" w:eastAsia="標楷體" w:hAnsi="標楷體"/>
@@ -28079,7 +27573,6 @@
               </w:rPr>
               <w:t>user_photo_vocab</w:t>
             </w:r>
-            <w:proofErr w:type="spellEnd"/>
           </w:p>
         </w:tc>
         <w:tc>
@@ -28154,7 +27647,6 @@
                 <w:szCs w:val="24"/>
               </w:rPr>
             </w:pPr>
-            <w:proofErr w:type="spellStart"/>
             <w:r>
               <w:rPr>
                 <w:rFonts w:ascii="標楷體" w:eastAsia="標楷體" w:hAnsi="標楷體"/>
@@ -28162,7 +27654,6 @@
               </w:rPr>
               <w:t>user_vocab</w:t>
             </w:r>
-            <w:proofErr w:type="spellEnd"/>
           </w:p>
         </w:tc>
         <w:tc>
@@ -28237,7 +27728,6 @@
                 <w:szCs w:val="24"/>
               </w:rPr>
             </w:pPr>
-            <w:proofErr w:type="spellStart"/>
             <w:r>
               <w:rPr>
                 <w:rFonts w:ascii="標楷體" w:eastAsia="標楷體" w:hAnsi="標楷體"/>
@@ -28245,7 +27735,6 @@
               </w:rPr>
               <w:t>user_folder</w:t>
             </w:r>
-            <w:proofErr w:type="spellEnd"/>
           </w:p>
         </w:tc>
         <w:tc>
@@ -28401,7 +27890,6 @@
                 <w:szCs w:val="24"/>
               </w:rPr>
             </w:pPr>
-            <w:proofErr w:type="spellStart"/>
             <w:r>
               <w:rPr>
                 <w:rFonts w:ascii="標楷體" w:eastAsia="標楷體" w:hAnsi="標楷體"/>
@@ -28409,7 +27897,6 @@
               </w:rPr>
               <w:t>user_achievement</w:t>
             </w:r>
-            <w:proofErr w:type="spellEnd"/>
           </w:p>
         </w:tc>
         <w:tc>
@@ -28484,7 +27971,6 @@
                 <w:szCs w:val="24"/>
               </w:rPr>
             </w:pPr>
-            <w:proofErr w:type="spellStart"/>
             <w:r>
               <w:rPr>
                 <w:rFonts w:ascii="標楷體" w:eastAsia="標楷體" w:hAnsi="標楷體"/>
@@ -28492,7 +27978,6 @@
               </w:rPr>
               <w:t>point_transaction</w:t>
             </w:r>
-            <w:proofErr w:type="spellEnd"/>
           </w:p>
         </w:tc>
         <w:tc>
@@ -28567,7 +28052,6 @@
                 <w:szCs w:val="24"/>
               </w:rPr>
             </w:pPr>
-            <w:proofErr w:type="spellStart"/>
             <w:r>
               <w:rPr>
                 <w:rFonts w:ascii="標楷體" w:eastAsia="標楷體" w:hAnsi="標楷體"/>
@@ -28575,7 +28059,6 @@
               </w:rPr>
               <w:t>friend_request</w:t>
             </w:r>
-            <w:proofErr w:type="spellEnd"/>
           </w:p>
         </w:tc>
         <w:tc>
@@ -28731,7 +28214,6 @@
                 <w:szCs w:val="24"/>
               </w:rPr>
             </w:pPr>
-            <w:proofErr w:type="spellStart"/>
             <w:r>
               <w:rPr>
                 <w:rFonts w:ascii="標楷體" w:eastAsia="標楷體" w:hAnsi="標楷體"/>
@@ -28739,7 +28221,6 @@
               </w:rPr>
               <w:t>study_group</w:t>
             </w:r>
-            <w:proofErr w:type="spellEnd"/>
           </w:p>
         </w:tc>
         <w:tc>
@@ -28814,7 +28295,6 @@
                 <w:szCs w:val="24"/>
               </w:rPr>
             </w:pPr>
-            <w:proofErr w:type="spellStart"/>
             <w:r>
               <w:rPr>
                 <w:rFonts w:ascii="標楷體" w:eastAsia="標楷體" w:hAnsi="標楷體"/>
@@ -28822,7 +28302,6 @@
               </w:rPr>
               <w:t>group_member</w:t>
             </w:r>
-            <w:proofErr w:type="spellEnd"/>
           </w:p>
         </w:tc>
         <w:tc>
@@ -28897,7 +28376,6 @@
                 <w:szCs w:val="24"/>
               </w:rPr>
             </w:pPr>
-            <w:proofErr w:type="spellStart"/>
             <w:r>
               <w:rPr>
                 <w:rFonts w:ascii="標楷體" w:eastAsia="標楷體" w:hAnsi="標楷體"/>
@@ -28905,7 +28383,6 @@
               </w:rPr>
               <w:t>group_invite</w:t>
             </w:r>
-            <w:proofErr w:type="spellEnd"/>
           </w:p>
         </w:tc>
         <w:tc>
@@ -29415,7 +28892,6 @@
                 <w:szCs w:val="24"/>
               </w:rPr>
             </w:pPr>
-            <w:proofErr w:type="gramStart"/>
             <w:r>
               <w:rPr>
                 <w:rFonts w:ascii="標楷體" w:eastAsia="標楷體" w:hAnsi="標楷體"/>
@@ -29423,7 +28899,6 @@
               </w:rPr>
               <w:t>外鍵</w:t>
             </w:r>
-            <w:proofErr w:type="gramEnd"/>
           </w:p>
         </w:tc>
       </w:tr>
@@ -29516,17 +28991,8 @@
                 <w:rFonts w:ascii="標楷體" w:eastAsia="標楷體" w:hAnsi="標楷體"/>
                 <w:szCs w:val="24"/>
               </w:rPr>
-              <w:t xml:space="preserve">4 </w:t>
-            </w:r>
-            <w:proofErr w:type="gramStart"/>
-            <w:r>
-              <w:rPr>
-                <w:rFonts w:ascii="標楷體" w:eastAsia="標楷體" w:hAnsi="標楷體"/>
-                <w:szCs w:val="24"/>
-              </w:rPr>
-              <w:t>byte</w:t>
-            </w:r>
-            <w:proofErr w:type="gramEnd"/>
+              <w:t>4 byte</w:t>
+            </w:r>
           </w:p>
         </w:tc>
         <w:tc>
@@ -29712,7 +29178,6 @@
                 <w:szCs w:val="24"/>
               </w:rPr>
             </w:pPr>
-            <w:proofErr w:type="spellStart"/>
             <w:r>
               <w:rPr>
                 <w:rFonts w:ascii="標楷體" w:eastAsia="標楷體" w:hAnsi="標楷體"/>
@@ -29720,7 +29185,6 @@
               </w:rPr>
               <w:t>password_hash</w:t>
             </w:r>
-            <w:proofErr w:type="spellEnd"/>
           </w:p>
         </w:tc>
         <w:tc>
@@ -29966,7 +29430,6 @@
                 <w:szCs w:val="24"/>
               </w:rPr>
             </w:pPr>
-            <w:proofErr w:type="spellStart"/>
             <w:r>
               <w:rPr>
                 <w:rFonts w:ascii="標楷體" w:eastAsia="標楷體" w:hAnsi="標楷體"/>
@@ -29974,7 +29437,6 @@
               </w:rPr>
               <w:t>friend_id</w:t>
             </w:r>
-            <w:proofErr w:type="spellEnd"/>
           </w:p>
         </w:tc>
         <w:tc>
@@ -30094,7 +29556,6 @@
                 <w:szCs w:val="24"/>
               </w:rPr>
             </w:pPr>
-            <w:proofErr w:type="spellStart"/>
             <w:r>
               <w:rPr>
                 <w:rFonts w:ascii="標楷體" w:eastAsia="標楷體" w:hAnsi="標楷體"/>
@@ -30102,7 +29563,6 @@
               </w:rPr>
               <w:t>japanese_level</w:t>
             </w:r>
-            <w:proofErr w:type="spellEnd"/>
           </w:p>
         </w:tc>
         <w:tc>
@@ -30348,7 +29808,6 @@
                 <w:szCs w:val="24"/>
               </w:rPr>
             </w:pPr>
-            <w:proofErr w:type="spellStart"/>
             <w:r>
               <w:rPr>
                 <w:rFonts w:ascii="標楷體" w:eastAsia="標楷體" w:hAnsi="標楷體"/>
@@ -30356,7 +29815,6 @@
               </w:rPr>
               <w:t>j_pts</w:t>
             </w:r>
-            <w:proofErr w:type="spellEnd"/>
           </w:p>
         </w:tc>
         <w:tc>
@@ -30424,17 +29882,8 @@
                 <w:rFonts w:ascii="標楷體" w:eastAsia="標楷體" w:hAnsi="標楷體"/>
                 <w:szCs w:val="24"/>
               </w:rPr>
-              <w:t xml:space="preserve">4 </w:t>
-            </w:r>
-            <w:proofErr w:type="gramStart"/>
-            <w:r>
-              <w:rPr>
-                <w:rFonts w:ascii="標楷體" w:eastAsia="標楷體" w:hAnsi="標楷體"/>
-                <w:szCs w:val="24"/>
-              </w:rPr>
-              <w:t>byte</w:t>
-            </w:r>
-            <w:proofErr w:type="gramEnd"/>
+              <w:t>4 byte</w:t>
+            </w:r>
           </w:p>
         </w:tc>
         <w:tc>
@@ -30485,7 +29934,6 @@
                 <w:szCs w:val="24"/>
               </w:rPr>
             </w:pPr>
-            <w:proofErr w:type="spellStart"/>
             <w:r>
               <w:rPr>
                 <w:rFonts w:ascii="標楷體" w:eastAsia="標楷體" w:hAnsi="標楷體"/>
@@ -30493,7 +29941,6 @@
               </w:rPr>
               <w:t>streak_days</w:t>
             </w:r>
-            <w:proofErr w:type="spellEnd"/>
           </w:p>
         </w:tc>
         <w:tc>
@@ -30561,17 +30008,8 @@
                 <w:rFonts w:ascii="標楷體" w:eastAsia="標楷體" w:hAnsi="標楷體"/>
                 <w:szCs w:val="24"/>
               </w:rPr>
-              <w:t xml:space="preserve">4 </w:t>
-            </w:r>
-            <w:proofErr w:type="gramStart"/>
-            <w:r>
-              <w:rPr>
-                <w:rFonts w:ascii="標楷體" w:eastAsia="標楷體" w:hAnsi="標楷體"/>
-                <w:szCs w:val="24"/>
-              </w:rPr>
-              <w:t>byte</w:t>
-            </w:r>
-            <w:proofErr w:type="gramEnd"/>
+              <w:t>4 byte</w:t>
+            </w:r>
           </w:p>
         </w:tc>
         <w:tc>
@@ -30622,7 +30060,6 @@
                 <w:szCs w:val="24"/>
               </w:rPr>
             </w:pPr>
-            <w:proofErr w:type="spellStart"/>
             <w:r>
               <w:rPr>
                 <w:rFonts w:ascii="標楷體" w:eastAsia="標楷體" w:hAnsi="標楷體"/>
@@ -30630,7 +30067,6 @@
               </w:rPr>
               <w:t>last_login_date</w:t>
             </w:r>
-            <w:proofErr w:type="spellEnd"/>
           </w:p>
         </w:tc>
         <w:tc>
@@ -30750,7 +30186,6 @@
                 <w:szCs w:val="24"/>
               </w:rPr>
             </w:pPr>
-            <w:proofErr w:type="spellStart"/>
             <w:r>
               <w:rPr>
                 <w:rFonts w:ascii="標楷體" w:eastAsia="標楷體" w:hAnsi="標楷體"/>
@@ -30758,7 +30193,6 @@
               </w:rPr>
               <w:t>created_at</w:t>
             </w:r>
-            <w:proofErr w:type="spellEnd"/>
           </w:p>
         </w:tc>
         <w:tc>
@@ -30878,7 +30312,6 @@
                 <w:szCs w:val="24"/>
               </w:rPr>
             </w:pPr>
-            <w:proofErr w:type="spellStart"/>
             <w:r>
               <w:rPr>
                 <w:rFonts w:ascii="標楷體" w:eastAsia="標楷體" w:hAnsi="標楷體"/>
@@ -30886,7 +30319,6 @@
               </w:rPr>
               <w:t>daily_scans</w:t>
             </w:r>
-            <w:proofErr w:type="spellEnd"/>
           </w:p>
         </w:tc>
         <w:tc>
@@ -30954,17 +30386,8 @@
                 <w:rFonts w:ascii="標楷體" w:eastAsia="標楷體" w:hAnsi="標楷體"/>
                 <w:szCs w:val="24"/>
               </w:rPr>
-              <w:t xml:space="preserve">4 </w:t>
-            </w:r>
-            <w:proofErr w:type="gramStart"/>
-            <w:r>
-              <w:rPr>
-                <w:rFonts w:ascii="標楷體" w:eastAsia="標楷體" w:hAnsi="標楷體"/>
-                <w:szCs w:val="24"/>
-              </w:rPr>
-              <w:t>byte</w:t>
-            </w:r>
-            <w:proofErr w:type="gramEnd"/>
+              <w:t>4 byte</w:t>
+            </w:r>
           </w:p>
         </w:tc>
         <w:tc>
@@ -31015,7 +30438,6 @@
                 <w:szCs w:val="24"/>
               </w:rPr>
             </w:pPr>
-            <w:proofErr w:type="spellStart"/>
             <w:r>
               <w:rPr>
                 <w:rFonts w:ascii="標楷體" w:eastAsia="標楷體" w:hAnsi="標楷體"/>
@@ -31023,7 +30445,6 @@
               </w:rPr>
               <w:t>last_scan_date</w:t>
             </w:r>
-            <w:proofErr w:type="spellEnd"/>
           </w:p>
         </w:tc>
         <w:tc>
@@ -31142,7 +30563,6 @@
                 <w:szCs w:val="24"/>
               </w:rPr>
             </w:pPr>
-            <w:proofErr w:type="spellStart"/>
             <w:r>
               <w:rPr>
                 <w:rFonts w:ascii="標楷體" w:eastAsia="標楷體" w:hAnsi="標楷體"/>
@@ -31150,7 +30570,6 @@
               </w:rPr>
               <w:t>total_active_days</w:t>
             </w:r>
-            <w:proofErr w:type="spellEnd"/>
           </w:p>
         </w:tc>
         <w:tc>
@@ -31215,17 +30634,8 @@
                 <w:rFonts w:ascii="標楷體" w:eastAsia="標楷體" w:hAnsi="標楷體"/>
                 <w:szCs w:val="24"/>
               </w:rPr>
-              <w:t xml:space="preserve">4 </w:t>
-            </w:r>
-            <w:proofErr w:type="gramStart"/>
-            <w:r>
-              <w:rPr>
-                <w:rFonts w:ascii="標楷體" w:eastAsia="標楷體" w:hAnsi="標楷體"/>
-                <w:szCs w:val="24"/>
-              </w:rPr>
-              <w:t>byte</w:t>
-            </w:r>
-            <w:proofErr w:type="gramEnd"/>
+              <w:t>4 byte</w:t>
+            </w:r>
           </w:p>
         </w:tc>
         <w:tc>
@@ -31273,7 +30683,6 @@
                 <w:szCs w:val="24"/>
               </w:rPr>
             </w:pPr>
-            <w:proofErr w:type="spellStart"/>
             <w:r>
               <w:rPr>
                 <w:rFonts w:ascii="標楷體" w:eastAsia="標楷體" w:hAnsi="標楷體"/>
@@ -31281,7 +30690,6 @@
               </w:rPr>
               <w:t>total_scans</w:t>
             </w:r>
-            <w:proofErr w:type="spellEnd"/>
           </w:p>
         </w:tc>
         <w:tc>
@@ -31346,17 +30754,8 @@
                 <w:rFonts w:ascii="標楷體" w:eastAsia="標楷體" w:hAnsi="標楷體"/>
                 <w:szCs w:val="24"/>
               </w:rPr>
-              <w:t xml:space="preserve">4 </w:t>
-            </w:r>
-            <w:proofErr w:type="gramStart"/>
-            <w:r>
-              <w:rPr>
-                <w:rFonts w:ascii="標楷體" w:eastAsia="標楷體" w:hAnsi="標楷體"/>
-                <w:szCs w:val="24"/>
-              </w:rPr>
-              <w:t>byte</w:t>
-            </w:r>
-            <w:proofErr w:type="gramEnd"/>
+              <w:t>4 byte</w:t>
+            </w:r>
           </w:p>
         </w:tc>
         <w:tc>
@@ -31404,7 +30803,6 @@
                 <w:szCs w:val="24"/>
               </w:rPr>
             </w:pPr>
-            <w:proofErr w:type="spellStart"/>
             <w:r>
               <w:rPr>
                 <w:rFonts w:ascii="標楷體" w:eastAsia="標楷體" w:hAnsi="標楷體"/>
@@ -31412,7 +30810,6 @@
               </w:rPr>
               <w:t>notified_levels</w:t>
             </w:r>
-            <w:proofErr w:type="spellEnd"/>
           </w:p>
         </w:tc>
         <w:tc>
@@ -31630,23 +31027,7 @@
                 <w:rFonts w:ascii="標楷體" w:eastAsia="標楷體" w:hAnsi="標楷體" w:hint="eastAsia"/>
                 <w:szCs w:val="24"/>
               </w:rPr>
-              <w:t xml:space="preserve"> scene</w:t>
-            </w:r>
-            <w:proofErr w:type="gramStart"/>
-            <w:r>
-              <w:rPr>
-                <w:rFonts w:ascii="標楷體" w:eastAsia="標楷體" w:hAnsi="標楷體" w:hint="eastAsia"/>
-                <w:szCs w:val="24"/>
-              </w:rPr>
-              <w:t>（</w:t>
-            </w:r>
-            <w:proofErr w:type="gramEnd"/>
-            <w:r>
-              <w:rPr>
-                <w:rFonts w:ascii="標楷體" w:eastAsia="標楷體" w:hAnsi="標楷體" w:hint="eastAsia"/>
-                <w:szCs w:val="24"/>
-              </w:rPr>
-              <w:t>場景)</w:t>
+              <w:t xml:space="preserve"> scene（場景)</w:t>
             </w:r>
           </w:p>
         </w:tc>
@@ -31806,7 +31187,6 @@
                 <w:szCs w:val="24"/>
               </w:rPr>
             </w:pPr>
-            <w:proofErr w:type="gramStart"/>
             <w:r>
               <w:rPr>
                 <w:rFonts w:ascii="標楷體" w:eastAsia="標楷體" w:hAnsi="標楷體"/>
@@ -31814,7 +31194,6 @@
               </w:rPr>
               <w:t>外鍵</w:t>
             </w:r>
-            <w:proofErr w:type="gramEnd"/>
           </w:p>
         </w:tc>
       </w:tr>
@@ -31907,17 +31286,8 @@
                 <w:rFonts w:ascii="標楷體" w:eastAsia="標楷體" w:hAnsi="標楷體"/>
                 <w:szCs w:val="24"/>
               </w:rPr>
-              <w:t xml:space="preserve">4 </w:t>
-            </w:r>
-            <w:proofErr w:type="gramStart"/>
-            <w:r>
-              <w:rPr>
-                <w:rFonts w:ascii="標楷體" w:eastAsia="標楷體" w:hAnsi="標楷體"/>
-                <w:szCs w:val="24"/>
-              </w:rPr>
-              <w:t>byte</w:t>
-            </w:r>
-            <w:proofErr w:type="gramEnd"/>
+              <w:t>4 byte</w:t>
+            </w:r>
           </w:p>
         </w:tc>
         <w:tc>
@@ -32102,7 +31472,6 @@
                 <w:szCs w:val="24"/>
               </w:rPr>
             </w:pPr>
-            <w:proofErr w:type="spellStart"/>
             <w:r>
               <w:rPr>
                 <w:rFonts w:ascii="標楷體" w:eastAsia="標楷體" w:hAnsi="標楷體"/>
@@ -32110,7 +31479,6 @@
               </w:rPr>
               <w:t>icon_name</w:t>
             </w:r>
-            <w:proofErr w:type="spellEnd"/>
           </w:p>
         </w:tc>
         <w:tc>
@@ -32303,23 +31671,7 @@
                 <w:rFonts w:ascii="標楷體" w:eastAsia="標楷體" w:hAnsi="標楷體" w:hint="eastAsia"/>
                 <w:szCs w:val="24"/>
               </w:rPr>
-              <w:t xml:space="preserve"> vocab</w:t>
-            </w:r>
-            <w:proofErr w:type="gramStart"/>
-            <w:r>
-              <w:rPr>
-                <w:rFonts w:ascii="標楷體" w:eastAsia="標楷體" w:hAnsi="標楷體" w:hint="eastAsia"/>
-                <w:szCs w:val="24"/>
-              </w:rPr>
-              <w:t>（</w:t>
-            </w:r>
-            <w:proofErr w:type="gramEnd"/>
-            <w:r>
-              <w:rPr>
-                <w:rFonts w:ascii="標楷體" w:eastAsia="標楷體" w:hAnsi="標楷體" w:hint="eastAsia"/>
-                <w:szCs w:val="24"/>
-              </w:rPr>
-              <w:t>單字字典)</w:t>
+              <w:t xml:space="preserve"> vocab（單字字典)</w:t>
             </w:r>
           </w:p>
         </w:tc>
@@ -32479,7 +31831,6 @@
                 <w:szCs w:val="24"/>
               </w:rPr>
             </w:pPr>
-            <w:proofErr w:type="gramStart"/>
             <w:r>
               <w:rPr>
                 <w:rFonts w:ascii="標楷體" w:eastAsia="標楷體" w:hAnsi="標楷體"/>
@@ -32487,7 +31838,6 @@
               </w:rPr>
               <w:t>外鍵</w:t>
             </w:r>
-            <w:proofErr w:type="gramEnd"/>
           </w:p>
         </w:tc>
       </w:tr>
@@ -32580,17 +31930,8 @@
                 <w:rFonts w:ascii="標楷體" w:eastAsia="標楷體" w:hAnsi="標楷體"/>
                 <w:szCs w:val="24"/>
               </w:rPr>
-              <w:t xml:space="preserve">4 </w:t>
-            </w:r>
-            <w:proofErr w:type="gramStart"/>
-            <w:r>
-              <w:rPr>
-                <w:rFonts w:ascii="標楷體" w:eastAsia="標楷體" w:hAnsi="標楷體"/>
-                <w:szCs w:val="24"/>
-              </w:rPr>
-              <w:t>byte</w:t>
-            </w:r>
-            <w:proofErr w:type="gramEnd"/>
+              <w:t>4 byte</w:t>
+            </w:r>
           </w:p>
         </w:tc>
         <w:tc>
@@ -32649,7 +31990,6 @@
                 <w:szCs w:val="24"/>
               </w:rPr>
             </w:pPr>
-            <w:proofErr w:type="spellStart"/>
             <w:r>
               <w:rPr>
                 <w:rFonts w:ascii="標楷體" w:eastAsia="標楷體" w:hAnsi="標楷體"/>
@@ -32657,7 +31997,6 @@
               </w:rPr>
               <w:t>scene_id</w:t>
             </w:r>
-            <w:proofErr w:type="spellEnd"/>
           </w:p>
         </w:tc>
         <w:tc>
@@ -32725,17 +32064,8 @@
                 <w:rFonts w:ascii="標楷體" w:eastAsia="標楷體" w:hAnsi="標楷體"/>
                 <w:szCs w:val="24"/>
               </w:rPr>
-              <w:t xml:space="preserve">4 </w:t>
-            </w:r>
-            <w:proofErr w:type="gramStart"/>
-            <w:r>
-              <w:rPr>
-                <w:rFonts w:ascii="標楷體" w:eastAsia="標楷體" w:hAnsi="標楷體"/>
-                <w:szCs w:val="24"/>
-              </w:rPr>
-              <w:t>byte</w:t>
-            </w:r>
-            <w:proofErr w:type="gramEnd"/>
+              <w:t>4 byte</w:t>
+            </w:r>
           </w:p>
         </w:tc>
         <w:tc>
@@ -33188,7 +32518,6 @@
                 <w:szCs w:val="24"/>
               </w:rPr>
             </w:pPr>
-            <w:proofErr w:type="spellStart"/>
             <w:r>
               <w:rPr>
                 <w:rFonts w:ascii="標楷體" w:eastAsia="標楷體" w:hAnsi="標楷體"/>
@@ -33196,7 +32525,6 @@
               </w:rPr>
               <w:t>sentence_basic</w:t>
             </w:r>
-            <w:proofErr w:type="spellEnd"/>
           </w:p>
         </w:tc>
         <w:tc>
@@ -33316,7 +32644,6 @@
                 <w:szCs w:val="24"/>
               </w:rPr>
             </w:pPr>
-            <w:proofErr w:type="spellStart"/>
             <w:r>
               <w:rPr>
                 <w:rFonts w:ascii="標楷體" w:eastAsia="標楷體" w:hAnsi="標楷體"/>
@@ -33324,7 +32651,6 @@
               </w:rPr>
               <w:t>sentence_inter</w:t>
             </w:r>
-            <w:proofErr w:type="spellEnd"/>
           </w:p>
         </w:tc>
         <w:tc>
@@ -33443,7 +32769,6 @@
                 <w:szCs w:val="24"/>
               </w:rPr>
             </w:pPr>
-            <w:proofErr w:type="spellStart"/>
             <w:r>
               <w:rPr>
                 <w:rFonts w:ascii="標楷體" w:eastAsia="標楷體" w:hAnsi="標楷體"/>
@@ -33451,7 +32776,6 @@
               </w:rPr>
               <w:t>sentence_upper_inter</w:t>
             </w:r>
-            <w:proofErr w:type="spellEnd"/>
           </w:p>
         </w:tc>
         <w:tc>
@@ -33565,7 +32889,6 @@
                 <w:szCs w:val="24"/>
               </w:rPr>
             </w:pPr>
-            <w:proofErr w:type="spellStart"/>
             <w:r>
               <w:rPr>
                 <w:rFonts w:ascii="標楷體" w:eastAsia="標楷體" w:hAnsi="標楷體"/>
@@ -33573,7 +32896,6 @@
               </w:rPr>
               <w:t>sentence_advanced</w:t>
             </w:r>
-            <w:proofErr w:type="spellEnd"/>
           </w:p>
         </w:tc>
         <w:tc>
@@ -33687,7 +33009,6 @@
                 <w:szCs w:val="24"/>
               </w:rPr>
             </w:pPr>
-            <w:proofErr w:type="spellStart"/>
             <w:r>
               <w:rPr>
                 <w:rFonts w:ascii="標楷體" w:eastAsia="標楷體" w:hAnsi="標楷體"/>
@@ -33695,7 +33016,6 @@
               </w:rPr>
               <w:t>audio_word</w:t>
             </w:r>
-            <w:proofErr w:type="spellEnd"/>
           </w:p>
         </w:tc>
         <w:tc>
@@ -33809,7 +33129,6 @@
                 <w:szCs w:val="24"/>
               </w:rPr>
             </w:pPr>
-            <w:proofErr w:type="spellStart"/>
             <w:r>
               <w:rPr>
                 <w:rFonts w:ascii="標楷體" w:eastAsia="標楷體" w:hAnsi="標楷體"/>
@@ -33817,7 +33136,6 @@
               </w:rPr>
               <w:t>audio_basic</w:t>
             </w:r>
-            <w:proofErr w:type="spellEnd"/>
           </w:p>
         </w:tc>
         <w:tc>
@@ -33948,7 +33266,6 @@
                 <w:szCs w:val="24"/>
               </w:rPr>
             </w:pPr>
-            <w:proofErr w:type="spellStart"/>
             <w:r>
               <w:rPr>
                 <w:rFonts w:ascii="標楷體" w:eastAsia="標楷體" w:hAnsi="標楷體"/>
@@ -33956,7 +33273,6 @@
               </w:rPr>
               <w:t>audio_inter</w:t>
             </w:r>
-            <w:proofErr w:type="spellEnd"/>
           </w:p>
         </w:tc>
         <w:tc>
@@ -34087,7 +33403,6 @@
                 <w:szCs w:val="24"/>
               </w:rPr>
             </w:pPr>
-            <w:proofErr w:type="spellStart"/>
             <w:r>
               <w:rPr>
                 <w:rFonts w:ascii="標楷體" w:eastAsia="標楷體" w:hAnsi="標楷體"/>
@@ -34096,7 +33411,6 @@
               <w:lastRenderedPageBreak/>
               <w:t>audio_upper</w:t>
             </w:r>
-            <w:proofErr w:type="spellEnd"/>
           </w:p>
         </w:tc>
         <w:tc>
@@ -34227,7 +33541,6 @@
                 <w:szCs w:val="24"/>
               </w:rPr>
             </w:pPr>
-            <w:proofErr w:type="spellStart"/>
             <w:r>
               <w:rPr>
                 <w:rFonts w:ascii="標楷體" w:eastAsia="標楷體" w:hAnsi="標楷體"/>
@@ -34235,7 +33548,6 @@
               </w:rPr>
               <w:t>audio_adv</w:t>
             </w:r>
-            <w:proofErr w:type="spellEnd"/>
           </w:p>
         </w:tc>
         <w:tc>
@@ -34438,18 +33750,8 @@
                 <w:rFonts w:ascii="標楷體" w:eastAsia="標楷體" w:hAnsi="標楷體"/>
                 <w:szCs w:val="24"/>
               </w:rPr>
-              <w:t xml:space="preserve"> </w:t>
-            </w:r>
-            <w:proofErr w:type="spellStart"/>
-            <w:r>
-              <w:rPr>
-                <w:rFonts w:ascii="標楷體" w:eastAsia="標楷體" w:hAnsi="標楷體"/>
-                <w:szCs w:val="24"/>
-              </w:rPr>
-              <w:t>quiz_question</w:t>
-            </w:r>
-            <w:proofErr w:type="spellEnd"/>
-            <w:proofErr w:type="gramStart"/>
+              <w:t xml:space="preserve"> quiz_question</w:t>
+            </w:r>
             <w:r>
               <w:rPr>
                 <w:rFonts w:ascii="標楷體" w:eastAsia="標楷體" w:hAnsi="標楷體" w:hint="eastAsia"/>
@@ -34457,7 +33759,6 @@
               </w:rPr>
               <w:t>（</w:t>
             </w:r>
-            <w:proofErr w:type="gramEnd"/>
             <w:r>
               <w:rPr>
                 <w:rFonts w:ascii="標楷體" w:eastAsia="標楷體" w:hAnsi="標楷體"/>
@@ -34630,7 +33931,6 @@
                 <w:szCs w:val="24"/>
               </w:rPr>
             </w:pPr>
-            <w:proofErr w:type="gramStart"/>
             <w:r>
               <w:rPr>
                 <w:rFonts w:ascii="標楷體" w:eastAsia="標楷體" w:hAnsi="標楷體"/>
@@ -34638,7 +33938,6 @@
               </w:rPr>
               <w:t>外鍵</w:t>
             </w:r>
-            <w:proofErr w:type="gramEnd"/>
           </w:p>
         </w:tc>
       </w:tr>
@@ -34731,17 +34030,8 @@
                 <w:rFonts w:ascii="標楷體" w:eastAsia="標楷體" w:hAnsi="標楷體"/>
                 <w:szCs w:val="24"/>
               </w:rPr>
-              <w:t xml:space="preserve">4 </w:t>
-            </w:r>
-            <w:proofErr w:type="gramStart"/>
-            <w:r>
-              <w:rPr>
-                <w:rFonts w:ascii="標楷體" w:eastAsia="標楷體" w:hAnsi="標楷體"/>
-                <w:szCs w:val="24"/>
-              </w:rPr>
-              <w:t>byte</w:t>
-            </w:r>
-            <w:proofErr w:type="gramEnd"/>
+              <w:t>4 byte</w:t>
+            </w:r>
           </w:p>
         </w:tc>
         <w:tc>
@@ -34926,7 +34216,6 @@
                 <w:szCs w:val="24"/>
               </w:rPr>
             </w:pPr>
-            <w:proofErr w:type="spellStart"/>
             <w:r>
               <w:rPr>
                 <w:rFonts w:ascii="標楷體" w:eastAsia="標楷體" w:hAnsi="標楷體"/>
@@ -34934,7 +34223,6 @@
               </w:rPr>
               <w:t>level_tag</w:t>
             </w:r>
-            <w:proofErr w:type="spellEnd"/>
           </w:p>
         </w:tc>
         <w:tc>
@@ -35173,7 +34461,6 @@
                 <w:szCs w:val="24"/>
               </w:rPr>
             </w:pPr>
-            <w:proofErr w:type="spellStart"/>
             <w:r>
               <w:rPr>
                 <w:rFonts w:ascii="標楷體" w:eastAsia="標楷體" w:hAnsi="標楷體"/>
@@ -35181,7 +34468,6 @@
               </w:rPr>
               <w:t>option_a</w:t>
             </w:r>
-            <w:proofErr w:type="spellEnd"/>
           </w:p>
         </w:tc>
         <w:tc>
@@ -35295,7 +34581,6 @@
                 <w:szCs w:val="24"/>
               </w:rPr>
             </w:pPr>
-            <w:proofErr w:type="spellStart"/>
             <w:r>
               <w:rPr>
                 <w:rFonts w:ascii="標楷體" w:eastAsia="標楷體" w:hAnsi="標楷體"/>
@@ -35303,7 +34588,6 @@
               </w:rPr>
               <w:t>option_b</w:t>
             </w:r>
-            <w:proofErr w:type="spellEnd"/>
           </w:p>
         </w:tc>
         <w:tc>
@@ -35417,7 +34701,6 @@
                 <w:szCs w:val="24"/>
               </w:rPr>
             </w:pPr>
-            <w:proofErr w:type="spellStart"/>
             <w:r>
               <w:rPr>
                 <w:rFonts w:ascii="標楷體" w:eastAsia="標楷體" w:hAnsi="標楷體"/>
@@ -35425,7 +34708,6 @@
               </w:rPr>
               <w:t>option_c</w:t>
             </w:r>
-            <w:proofErr w:type="spellEnd"/>
           </w:p>
         </w:tc>
         <w:tc>
@@ -35539,7 +34821,6 @@
                 <w:szCs w:val="24"/>
               </w:rPr>
             </w:pPr>
-            <w:proofErr w:type="spellStart"/>
             <w:r>
               <w:rPr>
                 <w:rFonts w:ascii="標楷體" w:eastAsia="標楷體" w:hAnsi="標楷體"/>
@@ -35547,7 +34828,6 @@
               </w:rPr>
               <w:t>option_d</w:t>
             </w:r>
-            <w:proofErr w:type="spellEnd"/>
           </w:p>
         </w:tc>
         <w:tc>
@@ -35661,7 +34941,6 @@
                 <w:szCs w:val="24"/>
               </w:rPr>
             </w:pPr>
-            <w:proofErr w:type="spellStart"/>
             <w:r>
               <w:rPr>
                 <w:rFonts w:ascii="標楷體" w:eastAsia="標楷體" w:hAnsi="標楷體"/>
@@ -35669,7 +34948,6 @@
               </w:rPr>
               <w:t>correct_answer</w:t>
             </w:r>
-            <w:proofErr w:type="spellEnd"/>
           </w:p>
         </w:tc>
         <w:tc>
@@ -35876,7 +35154,6 @@
               </w:rPr>
               <w:t xml:space="preserve"> </w:t>
             </w:r>
-            <w:proofErr w:type="spellStart"/>
             <w:r>
               <w:rPr>
                 <w:rFonts w:ascii="標楷體" w:eastAsia="標楷體" w:hAnsi="標楷體"/>
@@ -35884,22 +35161,12 @@
               </w:rPr>
               <w:t>user_photo</w:t>
             </w:r>
-            <w:proofErr w:type="spellEnd"/>
-            <w:proofErr w:type="gramStart"/>
             <w:r>
               <w:rPr>
                 <w:rFonts w:ascii="標楷體" w:eastAsia="標楷體" w:hAnsi="標楷體" w:hint="eastAsia"/>
                 <w:szCs w:val="24"/>
               </w:rPr>
-              <w:t>（</w:t>
-            </w:r>
-            <w:proofErr w:type="gramEnd"/>
-            <w:r>
-              <w:rPr>
-                <w:rFonts w:ascii="標楷體" w:eastAsia="標楷體" w:hAnsi="標楷體" w:hint="eastAsia"/>
-                <w:szCs w:val="24"/>
-              </w:rPr>
-              <w:t>使用者照片事件)</w:t>
+              <w:t>（使用者照片事件)</w:t>
             </w:r>
           </w:p>
         </w:tc>
@@ -36059,7 +35326,6 @@
                 <w:szCs w:val="24"/>
               </w:rPr>
             </w:pPr>
-            <w:proofErr w:type="gramStart"/>
             <w:r>
               <w:rPr>
                 <w:rFonts w:ascii="標楷體" w:eastAsia="標楷體" w:hAnsi="標楷體"/>
@@ -36067,7 +35333,6 @@
               </w:rPr>
               <w:t>外鍵</w:t>
             </w:r>
-            <w:proofErr w:type="gramEnd"/>
           </w:p>
         </w:tc>
       </w:tr>
@@ -36160,17 +35425,8 @@
                 <w:rFonts w:ascii="標楷體" w:eastAsia="標楷體" w:hAnsi="標楷體" w:hint="eastAsia"/>
                 <w:szCs w:val="24"/>
               </w:rPr>
-              <w:t xml:space="preserve">4 </w:t>
-            </w:r>
-            <w:proofErr w:type="gramStart"/>
-            <w:r>
-              <w:rPr>
-                <w:rFonts w:ascii="標楷體" w:eastAsia="標楷體" w:hAnsi="標楷體" w:hint="eastAsia"/>
-                <w:szCs w:val="24"/>
-              </w:rPr>
-              <w:t>byte</w:t>
-            </w:r>
-            <w:proofErr w:type="gramEnd"/>
+              <w:t>4 byte</w:t>
+            </w:r>
           </w:p>
         </w:tc>
         <w:tc>
@@ -36228,7 +35484,6 @@
                 <w:szCs w:val="24"/>
               </w:rPr>
             </w:pPr>
-            <w:proofErr w:type="spellStart"/>
             <w:r>
               <w:rPr>
                 <w:rFonts w:ascii="標楷體" w:eastAsia="標楷體" w:hAnsi="標楷體" w:hint="eastAsia"/>
@@ -36236,7 +35491,6 @@
               </w:rPr>
               <w:t>user_id</w:t>
             </w:r>
-            <w:proofErr w:type="spellEnd"/>
           </w:p>
         </w:tc>
         <w:tc>
@@ -36304,17 +35558,8 @@
                 <w:rFonts w:ascii="標楷體" w:eastAsia="標楷體" w:hAnsi="標楷體" w:hint="eastAsia"/>
                 <w:szCs w:val="24"/>
               </w:rPr>
-              <w:t xml:space="preserve">4 </w:t>
-            </w:r>
-            <w:proofErr w:type="gramStart"/>
-            <w:r>
-              <w:rPr>
-                <w:rFonts w:ascii="標楷體" w:eastAsia="標楷體" w:hAnsi="標楷體" w:hint="eastAsia"/>
-                <w:szCs w:val="24"/>
-              </w:rPr>
-              <w:t>byte</w:t>
-            </w:r>
-            <w:proofErr w:type="gramEnd"/>
+              <w:t>4 byte</w:t>
+            </w:r>
           </w:p>
         </w:tc>
         <w:tc>
@@ -36372,7 +35617,6 @@
                 <w:szCs w:val="24"/>
               </w:rPr>
             </w:pPr>
-            <w:proofErr w:type="spellStart"/>
             <w:r>
               <w:rPr>
                 <w:rFonts w:ascii="標楷體" w:eastAsia="標楷體" w:hAnsi="標楷體" w:hint="eastAsia"/>
@@ -36380,7 +35624,6 @@
               </w:rPr>
               <w:t>scene_id</w:t>
             </w:r>
-            <w:proofErr w:type="spellEnd"/>
           </w:p>
         </w:tc>
         <w:tc>
@@ -36448,17 +35691,8 @@
                 <w:rFonts w:ascii="標楷體" w:eastAsia="標楷體" w:hAnsi="標楷體" w:hint="eastAsia"/>
                 <w:szCs w:val="24"/>
               </w:rPr>
-              <w:t xml:space="preserve">4 </w:t>
-            </w:r>
-            <w:proofErr w:type="gramStart"/>
-            <w:r>
-              <w:rPr>
-                <w:rFonts w:ascii="標楷體" w:eastAsia="標楷體" w:hAnsi="標楷體" w:hint="eastAsia"/>
-                <w:szCs w:val="24"/>
-              </w:rPr>
-              <w:t>byte</w:t>
-            </w:r>
-            <w:proofErr w:type="gramEnd"/>
+              <w:t>4 byte</w:t>
+            </w:r>
           </w:p>
         </w:tc>
         <w:tc>
@@ -36516,7 +35750,6 @@
                 <w:szCs w:val="24"/>
               </w:rPr>
             </w:pPr>
-            <w:proofErr w:type="spellStart"/>
             <w:r>
               <w:rPr>
                 <w:rFonts w:ascii="標楷體" w:eastAsia="標楷體" w:hAnsi="標楷體" w:hint="eastAsia"/>
@@ -36524,7 +35757,6 @@
               </w:rPr>
               <w:t>image_path</w:t>
             </w:r>
-            <w:proofErr w:type="spellEnd"/>
           </w:p>
         </w:tc>
         <w:tc>
@@ -36644,7 +35876,6 @@
                 <w:szCs w:val="24"/>
               </w:rPr>
             </w:pPr>
-            <w:proofErr w:type="spellStart"/>
             <w:r>
               <w:rPr>
                 <w:rFonts w:ascii="標楷體" w:eastAsia="標楷體" w:hAnsi="標楷體" w:hint="eastAsia"/>
@@ -36652,7 +35883,6 @@
               </w:rPr>
               <w:t>custom_title</w:t>
             </w:r>
-            <w:proofErr w:type="spellEnd"/>
           </w:p>
         </w:tc>
         <w:tc>
@@ -36772,7 +36002,6 @@
                 <w:szCs w:val="24"/>
               </w:rPr>
             </w:pPr>
-            <w:proofErr w:type="spellStart"/>
             <w:r>
               <w:rPr>
                 <w:rFonts w:ascii="標楷體" w:eastAsia="標楷體" w:hAnsi="標楷體" w:hint="eastAsia"/>
@@ -36780,7 +36009,6 @@
               </w:rPr>
               <w:t>created_at</w:t>
             </w:r>
-            <w:proofErr w:type="spellEnd"/>
           </w:p>
         </w:tc>
         <w:tc>
@@ -36975,7 +36203,6 @@
               </w:rPr>
               <w:t xml:space="preserve"> </w:t>
             </w:r>
-            <w:proofErr w:type="spellStart"/>
             <w:r>
               <w:rPr>
                 <w:rFonts w:ascii="標楷體" w:eastAsia="標楷體" w:hAnsi="標楷體"/>
@@ -36983,22 +36210,12 @@
               </w:rPr>
               <w:t>user_photo_vocab</w:t>
             </w:r>
-            <w:proofErr w:type="spellEnd"/>
-            <w:proofErr w:type="gramStart"/>
             <w:r>
               <w:rPr>
                 <w:rFonts w:ascii="標楷體" w:eastAsia="標楷體" w:hAnsi="標楷體" w:hint="eastAsia"/>
                 <w:szCs w:val="24"/>
               </w:rPr>
-              <w:t>（</w:t>
-            </w:r>
-            <w:proofErr w:type="gramEnd"/>
-            <w:r>
-              <w:rPr>
-                <w:rFonts w:ascii="標楷體" w:eastAsia="標楷體" w:hAnsi="標楷體" w:hint="eastAsia"/>
-                <w:szCs w:val="24"/>
-              </w:rPr>
-              <w:t>照片辨識單字)</w:t>
+              <w:t>（照片辨識單字)</w:t>
             </w:r>
           </w:p>
         </w:tc>
@@ -37158,7 +36375,6 @@
                 <w:szCs w:val="24"/>
               </w:rPr>
             </w:pPr>
-            <w:proofErr w:type="gramStart"/>
             <w:r>
               <w:rPr>
                 <w:rFonts w:ascii="標楷體" w:eastAsia="標楷體" w:hAnsi="標楷體"/>
@@ -37166,7 +36382,6 @@
               </w:rPr>
               <w:t>外鍵</w:t>
             </w:r>
-            <w:proofErr w:type="gramEnd"/>
           </w:p>
         </w:tc>
       </w:tr>
@@ -37259,17 +36474,8 @@
                 <w:rFonts w:ascii="標楷體" w:eastAsia="標楷體" w:hAnsi="標楷體" w:hint="eastAsia"/>
                 <w:szCs w:val="24"/>
               </w:rPr>
-              <w:t xml:space="preserve">4 </w:t>
-            </w:r>
-            <w:proofErr w:type="gramStart"/>
-            <w:r>
-              <w:rPr>
-                <w:rFonts w:ascii="標楷體" w:eastAsia="標楷體" w:hAnsi="標楷體" w:hint="eastAsia"/>
-                <w:szCs w:val="24"/>
-              </w:rPr>
-              <w:t>byte</w:t>
-            </w:r>
-            <w:proofErr w:type="gramEnd"/>
+              <w:t>4 byte</w:t>
+            </w:r>
           </w:p>
         </w:tc>
         <w:tc>
@@ -37327,7 +36533,6 @@
                 <w:szCs w:val="24"/>
               </w:rPr>
             </w:pPr>
-            <w:proofErr w:type="spellStart"/>
             <w:r>
               <w:rPr>
                 <w:rFonts w:ascii="標楷體" w:eastAsia="標楷體" w:hAnsi="標楷體" w:hint="eastAsia"/>
@@ -37335,7 +36540,6 @@
               </w:rPr>
               <w:t>photo_id</w:t>
             </w:r>
-            <w:proofErr w:type="spellEnd"/>
           </w:p>
         </w:tc>
         <w:tc>
@@ -37403,17 +36607,8 @@
                 <w:rFonts w:ascii="標楷體" w:eastAsia="標楷體" w:hAnsi="標楷體" w:hint="eastAsia"/>
                 <w:szCs w:val="24"/>
               </w:rPr>
-              <w:t xml:space="preserve">4 </w:t>
-            </w:r>
-            <w:proofErr w:type="gramStart"/>
-            <w:r>
-              <w:rPr>
-                <w:rFonts w:ascii="標楷體" w:eastAsia="標楷體" w:hAnsi="標楷體" w:hint="eastAsia"/>
-                <w:szCs w:val="24"/>
-              </w:rPr>
-              <w:t>byte</w:t>
-            </w:r>
-            <w:proofErr w:type="gramEnd"/>
+              <w:t>4 byte</w:t>
+            </w:r>
           </w:p>
         </w:tc>
         <w:tc>
@@ -37471,7 +36666,6 @@
                 <w:szCs w:val="24"/>
               </w:rPr>
             </w:pPr>
-            <w:proofErr w:type="spellStart"/>
             <w:r>
               <w:rPr>
                 <w:rFonts w:ascii="標楷體" w:eastAsia="標楷體" w:hAnsi="標楷體" w:hint="eastAsia"/>
@@ -37479,7 +36673,6 @@
               </w:rPr>
               <w:t>vocab_id</w:t>
             </w:r>
-            <w:proofErr w:type="spellEnd"/>
           </w:p>
         </w:tc>
         <w:tc>
@@ -37547,17 +36740,8 @@
                 <w:rFonts w:ascii="標楷體" w:eastAsia="標楷體" w:hAnsi="標楷體" w:hint="eastAsia"/>
                 <w:szCs w:val="24"/>
               </w:rPr>
-              <w:t xml:space="preserve">4 </w:t>
-            </w:r>
-            <w:proofErr w:type="gramStart"/>
-            <w:r>
-              <w:rPr>
-                <w:rFonts w:ascii="標楷體" w:eastAsia="標楷體" w:hAnsi="標楷體" w:hint="eastAsia"/>
-                <w:szCs w:val="24"/>
-              </w:rPr>
-              <w:t>byte</w:t>
-            </w:r>
-            <w:proofErr w:type="gramEnd"/>
+              <w:t>4 byte</w:t>
+            </w:r>
           </w:p>
         </w:tc>
         <w:tc>
@@ -37688,7 +36872,6 @@
               </w:rPr>
               <w:t xml:space="preserve"> </w:t>
             </w:r>
-            <w:proofErr w:type="spellStart"/>
             <w:r>
               <w:rPr>
                 <w:rFonts w:ascii="標楷體" w:eastAsia="標楷體" w:hAnsi="標楷體"/>
@@ -37696,8 +36879,6 @@
               </w:rPr>
               <w:t>user_vocab</w:t>
             </w:r>
-            <w:proofErr w:type="spellEnd"/>
-            <w:proofErr w:type="gramStart"/>
             <w:r>
               <w:rPr>
                 <w:rFonts w:ascii="標楷體" w:eastAsia="標楷體" w:hAnsi="標楷體" w:hint="eastAsia"/>
@@ -37706,7 +36887,6 @@
               <w:t>（</w:t>
             </w:r>
             <w:bookmarkStart w:id="31" w:name="_Hlk226973461"/>
-            <w:proofErr w:type="gramEnd"/>
             <w:r>
               <w:rPr>
                 <w:rFonts w:ascii="標楷體" w:eastAsia="標楷體" w:hAnsi="標楷體"/>
@@ -37880,7 +37060,6 @@
                 <w:szCs w:val="24"/>
               </w:rPr>
             </w:pPr>
-            <w:proofErr w:type="gramStart"/>
             <w:r>
               <w:rPr>
                 <w:rFonts w:ascii="標楷體" w:eastAsia="標楷體" w:hAnsi="標楷體"/>
@@ -37888,7 +37067,6 @@
               </w:rPr>
               <w:t>外鍵</w:t>
             </w:r>
-            <w:proofErr w:type="gramEnd"/>
           </w:p>
         </w:tc>
       </w:tr>
@@ -37981,17 +37159,8 @@
                 <w:rFonts w:ascii="標楷體" w:eastAsia="標楷體" w:hAnsi="標楷體"/>
                 <w:szCs w:val="24"/>
               </w:rPr>
-              <w:t xml:space="preserve">4 </w:t>
-            </w:r>
-            <w:proofErr w:type="gramStart"/>
-            <w:r>
-              <w:rPr>
-                <w:rFonts w:ascii="標楷體" w:eastAsia="標楷體" w:hAnsi="標楷體"/>
-                <w:szCs w:val="24"/>
-              </w:rPr>
-              <w:t>byte</w:t>
-            </w:r>
-            <w:proofErr w:type="gramEnd"/>
+              <w:t>4 byte</w:t>
+            </w:r>
           </w:p>
         </w:tc>
         <w:tc>
@@ -38049,7 +37218,6 @@
                 <w:szCs w:val="24"/>
               </w:rPr>
             </w:pPr>
-            <w:proofErr w:type="spellStart"/>
             <w:r>
               <w:rPr>
                 <w:rFonts w:ascii="標楷體" w:eastAsia="標楷體" w:hAnsi="標楷體"/>
@@ -38057,7 +37225,6 @@
               </w:rPr>
               <w:t>user_id</w:t>
             </w:r>
-            <w:proofErr w:type="spellEnd"/>
           </w:p>
         </w:tc>
         <w:tc>
@@ -38125,17 +37292,8 @@
                 <w:rFonts w:ascii="標楷體" w:eastAsia="標楷體" w:hAnsi="標楷體"/>
                 <w:szCs w:val="24"/>
               </w:rPr>
-              <w:t xml:space="preserve">4 </w:t>
-            </w:r>
-            <w:proofErr w:type="gramStart"/>
-            <w:r>
-              <w:rPr>
-                <w:rFonts w:ascii="標楷體" w:eastAsia="標楷體" w:hAnsi="標楷體"/>
-                <w:szCs w:val="24"/>
-              </w:rPr>
-              <w:t>byte</w:t>
-            </w:r>
-            <w:proofErr w:type="gramEnd"/>
+              <w:t>4 byte</w:t>
+            </w:r>
           </w:p>
         </w:tc>
         <w:tc>
@@ -38193,7 +37351,6 @@
                 <w:szCs w:val="24"/>
               </w:rPr>
             </w:pPr>
-            <w:proofErr w:type="spellStart"/>
             <w:r>
               <w:rPr>
                 <w:rFonts w:ascii="標楷體" w:eastAsia="標楷體" w:hAnsi="標楷體"/>
@@ -38201,7 +37358,6 @@
               </w:rPr>
               <w:t>vocab_id</w:t>
             </w:r>
-            <w:proofErr w:type="spellEnd"/>
           </w:p>
         </w:tc>
         <w:tc>
@@ -38269,17 +37425,8 @@
                 <w:rFonts w:ascii="標楷體" w:eastAsia="標楷體" w:hAnsi="標楷體"/>
                 <w:szCs w:val="24"/>
               </w:rPr>
-              <w:t xml:space="preserve">4 </w:t>
-            </w:r>
-            <w:proofErr w:type="gramStart"/>
-            <w:r>
-              <w:rPr>
-                <w:rFonts w:ascii="標楷體" w:eastAsia="標楷體" w:hAnsi="標楷體"/>
-                <w:szCs w:val="24"/>
-              </w:rPr>
-              <w:t>byte</w:t>
-            </w:r>
-            <w:proofErr w:type="gramEnd"/>
+              <w:t>4 byte</w:t>
+            </w:r>
           </w:p>
         </w:tc>
         <w:tc>
@@ -38337,7 +37484,6 @@
                 <w:szCs w:val="24"/>
               </w:rPr>
             </w:pPr>
-            <w:proofErr w:type="spellStart"/>
             <w:r>
               <w:rPr>
                 <w:rFonts w:ascii="標楷體" w:eastAsia="標楷體" w:hAnsi="標楷體"/>
@@ -38345,7 +37491,6 @@
               </w:rPr>
               <w:t>folder_id</w:t>
             </w:r>
-            <w:proofErr w:type="spellEnd"/>
           </w:p>
         </w:tc>
         <w:tc>
@@ -38413,17 +37558,8 @@
                 <w:rFonts w:ascii="標楷體" w:eastAsia="標楷體" w:hAnsi="標楷體"/>
                 <w:szCs w:val="24"/>
               </w:rPr>
-              <w:t xml:space="preserve">4 </w:t>
-            </w:r>
-            <w:proofErr w:type="gramStart"/>
-            <w:r>
-              <w:rPr>
-                <w:rFonts w:ascii="標楷體" w:eastAsia="標楷體" w:hAnsi="標楷體"/>
-                <w:szCs w:val="24"/>
-              </w:rPr>
-              <w:t>byte</w:t>
-            </w:r>
-            <w:proofErr w:type="gramEnd"/>
+              <w:t>4 byte</w:t>
+            </w:r>
           </w:p>
         </w:tc>
         <w:tc>
@@ -38481,7 +37617,6 @@
                 <w:szCs w:val="24"/>
               </w:rPr>
             </w:pPr>
-            <w:proofErr w:type="spellStart"/>
             <w:r>
               <w:rPr>
                 <w:rFonts w:ascii="標楷體" w:eastAsia="標楷體" w:hAnsi="標楷體"/>
@@ -38489,7 +37624,6 @@
               </w:rPr>
               <w:t>collected_at</w:t>
             </w:r>
-            <w:proofErr w:type="spellEnd"/>
           </w:p>
         </w:tc>
         <w:tc>
@@ -38603,46 +37737,12 @@
           <w:szCs w:val="24"/>
         </w:rPr>
       </w:pPr>
-      <w:proofErr w:type="gramStart"/>
       <w:r>
         <w:rPr>
           <w:rFonts w:ascii="標楷體" w:eastAsia="標楷體" w:hAnsi="標楷體"/>
           <w:szCs w:val="24"/>
         </w:rPr>
-        <w:t>UNIQUE(</w:t>
-      </w:r>
-      <w:proofErr w:type="spellStart"/>
-      <w:proofErr w:type="gramEnd"/>
-      <w:r>
-        <w:rPr>
-          <w:rFonts w:ascii="標楷體" w:eastAsia="標楷體" w:hAnsi="標楷體"/>
-          <w:szCs w:val="24"/>
-        </w:rPr>
-        <w:t>user_id</w:t>
-      </w:r>
-      <w:proofErr w:type="spellEnd"/>
-      <w:r>
-        <w:rPr>
-          <w:rFonts w:ascii="標楷體" w:eastAsia="標楷體" w:hAnsi="標楷體"/>
-          <w:szCs w:val="24"/>
-        </w:rPr>
-        <w:t xml:space="preserve">, </w:t>
-      </w:r>
-      <w:proofErr w:type="spellStart"/>
-      <w:r>
-        <w:rPr>
-          <w:rFonts w:ascii="標楷體" w:eastAsia="標楷體" w:hAnsi="標楷體"/>
-          <w:szCs w:val="24"/>
-        </w:rPr>
-        <w:t>vocab_id</w:t>
-      </w:r>
-      <w:proofErr w:type="spellEnd"/>
-      <w:r>
-        <w:rPr>
-          <w:rFonts w:ascii="標楷體" w:eastAsia="標楷體" w:hAnsi="標楷體"/>
-          <w:szCs w:val="24"/>
-        </w:rPr>
-        <w:t>)</w:t>
+        <w:t>UNIQUE(user_id, vocab_id)</w:t>
       </w:r>
     </w:p>
     <w:p>
@@ -38741,7 +37841,6 @@
               </w:rPr>
               <w:t xml:space="preserve"> </w:t>
             </w:r>
-            <w:proofErr w:type="spellStart"/>
             <w:r>
               <w:rPr>
                 <w:rFonts w:ascii="標楷體" w:eastAsia="標楷體" w:hAnsi="標楷體"/>
@@ -38749,8 +37848,6 @@
               </w:rPr>
               <w:t>user_folder</w:t>
             </w:r>
-            <w:proofErr w:type="spellEnd"/>
-            <w:proofErr w:type="gramStart"/>
             <w:r>
               <w:rPr>
                 <w:rFonts w:ascii="標楷體" w:eastAsia="標楷體" w:hAnsi="標楷體" w:hint="eastAsia"/>
@@ -38758,7 +37855,6 @@
               </w:rPr>
               <w:t>（</w:t>
             </w:r>
-            <w:proofErr w:type="gramEnd"/>
             <w:r>
               <w:rPr>
                 <w:rFonts w:ascii="標楷體" w:eastAsia="標楷體" w:hAnsi="標楷體"/>
@@ -38945,7 +38041,6 @@
                 <w:szCs w:val="24"/>
               </w:rPr>
             </w:pPr>
-            <w:proofErr w:type="gramStart"/>
             <w:r>
               <w:rPr>
                 <w:rFonts w:ascii="標楷體" w:eastAsia="標楷體" w:hAnsi="標楷體"/>
@@ -38953,7 +38048,6 @@
               </w:rPr>
               <w:t>外鍵</w:t>
             </w:r>
-            <w:proofErr w:type="gramEnd"/>
           </w:p>
         </w:tc>
       </w:tr>
@@ -39046,17 +38140,8 @@
                 <w:rFonts w:ascii="標楷體" w:eastAsia="標楷體" w:hAnsi="標楷體"/>
                 <w:szCs w:val="24"/>
               </w:rPr>
-              <w:t xml:space="preserve">4 </w:t>
-            </w:r>
-            <w:proofErr w:type="gramStart"/>
-            <w:r>
-              <w:rPr>
-                <w:rFonts w:ascii="標楷體" w:eastAsia="標楷體" w:hAnsi="標楷體"/>
-                <w:szCs w:val="24"/>
-              </w:rPr>
-              <w:t>byte</w:t>
-            </w:r>
-            <w:proofErr w:type="gramEnd"/>
+              <w:t>4 byte</w:t>
+            </w:r>
           </w:p>
         </w:tc>
         <w:tc>
@@ -39114,7 +38199,6 @@
                 <w:szCs w:val="24"/>
               </w:rPr>
             </w:pPr>
-            <w:proofErr w:type="spellStart"/>
             <w:r>
               <w:rPr>
                 <w:rFonts w:ascii="標楷體" w:eastAsia="標楷體" w:hAnsi="標楷體"/>
@@ -39122,7 +38206,6 @@
               </w:rPr>
               <w:t>user_id</w:t>
             </w:r>
-            <w:proofErr w:type="spellEnd"/>
           </w:p>
         </w:tc>
         <w:tc>
@@ -39197,17 +38280,8 @@
                 <w:rFonts w:ascii="標楷體" w:eastAsia="標楷體" w:hAnsi="標楷體"/>
                 <w:szCs w:val="24"/>
               </w:rPr>
-              <w:t xml:space="preserve">4 </w:t>
-            </w:r>
-            <w:proofErr w:type="gramStart"/>
-            <w:r>
-              <w:rPr>
-                <w:rFonts w:ascii="標楷體" w:eastAsia="標楷體" w:hAnsi="標楷體"/>
-                <w:szCs w:val="24"/>
-              </w:rPr>
-              <w:t>byte</w:t>
-            </w:r>
-            <w:proofErr w:type="gramEnd"/>
+              <w:t>4 byte</w:t>
+            </w:r>
           </w:p>
         </w:tc>
         <w:tc>
@@ -39391,7 +38465,6 @@
                 <w:szCs w:val="24"/>
               </w:rPr>
             </w:pPr>
-            <w:proofErr w:type="spellStart"/>
             <w:r>
               <w:rPr>
                 <w:rFonts w:ascii="標楷體" w:eastAsia="標楷體" w:hAnsi="標楷體"/>
@@ -39399,7 +38472,6 @@
               </w:rPr>
               <w:t>created_at</w:t>
             </w:r>
-            <w:proofErr w:type="spellEnd"/>
           </w:p>
         </w:tc>
         <w:tc>
@@ -39603,7 +38675,6 @@
               </w:rPr>
               <w:t>achievement</w:t>
             </w:r>
-            <w:proofErr w:type="gramStart"/>
             <w:r>
               <w:rPr>
                 <w:rFonts w:ascii="標楷體" w:eastAsia="標楷體" w:hAnsi="標楷體" w:hint="eastAsia"/>
@@ -39611,7 +38682,6 @@
               </w:rPr>
               <w:t>（</w:t>
             </w:r>
-            <w:proofErr w:type="gramEnd"/>
             <w:r>
               <w:rPr>
                 <w:rFonts w:ascii="標楷體" w:eastAsia="標楷體" w:hAnsi="標楷體"/>
@@ -39784,7 +38854,6 @@
                 <w:szCs w:val="24"/>
               </w:rPr>
             </w:pPr>
-            <w:proofErr w:type="gramStart"/>
             <w:r>
               <w:rPr>
                 <w:rFonts w:ascii="標楷體" w:eastAsia="標楷體" w:hAnsi="標楷體"/>
@@ -39792,7 +38861,6 @@
               </w:rPr>
               <w:t>外鍵</w:t>
             </w:r>
-            <w:proofErr w:type="gramEnd"/>
           </w:p>
         </w:tc>
       </w:tr>
@@ -39885,17 +38953,8 @@
                 <w:rFonts w:ascii="標楷體" w:eastAsia="標楷體" w:hAnsi="標楷體"/>
                 <w:szCs w:val="24"/>
               </w:rPr>
-              <w:t xml:space="preserve">4 </w:t>
-            </w:r>
-            <w:proofErr w:type="gramStart"/>
-            <w:r>
-              <w:rPr>
-                <w:rFonts w:ascii="標楷體" w:eastAsia="標楷體" w:hAnsi="標楷體"/>
-                <w:szCs w:val="24"/>
-              </w:rPr>
-              <w:t>byte</w:t>
-            </w:r>
-            <w:proofErr w:type="gramEnd"/>
+              <w:t>4 byte</w:t>
+            </w:r>
           </w:p>
         </w:tc>
         <w:tc>
@@ -40291,7 +39350,6 @@
               </w:rPr>
               <w:t xml:space="preserve"> </w:t>
             </w:r>
-            <w:proofErr w:type="spellStart"/>
             <w:r>
               <w:rPr>
                 <w:rFonts w:ascii="標楷體" w:eastAsia="標楷體" w:hAnsi="標楷體"/>
@@ -40299,8 +39357,6 @@
               </w:rPr>
               <w:t>user_achievement</w:t>
             </w:r>
-            <w:proofErr w:type="spellEnd"/>
-            <w:proofErr w:type="gramStart"/>
             <w:r>
               <w:rPr>
                 <w:rFonts w:ascii="標楷體" w:eastAsia="標楷體" w:hAnsi="標楷體" w:hint="eastAsia"/>
@@ -40308,7 +39364,6 @@
               </w:rPr>
               <w:t>（</w:t>
             </w:r>
-            <w:proofErr w:type="gramEnd"/>
             <w:r>
               <w:rPr>
                 <w:rFonts w:ascii="標楷體" w:eastAsia="標楷體" w:hAnsi="標楷體"/>
@@ -40481,7 +39536,6 @@
                 <w:szCs w:val="24"/>
               </w:rPr>
             </w:pPr>
-            <w:proofErr w:type="gramStart"/>
             <w:r>
               <w:rPr>
                 <w:rFonts w:ascii="標楷體" w:eastAsia="標楷體" w:hAnsi="標楷體"/>
@@ -40489,7 +39543,6 @@
               </w:rPr>
               <w:t>外鍵</w:t>
             </w:r>
-            <w:proofErr w:type="gramEnd"/>
           </w:p>
         </w:tc>
       </w:tr>
@@ -40582,17 +39635,8 @@
                 <w:rFonts w:ascii="標楷體" w:eastAsia="標楷體" w:hAnsi="標楷體"/>
                 <w:szCs w:val="24"/>
               </w:rPr>
-              <w:t xml:space="preserve">4 </w:t>
-            </w:r>
-            <w:proofErr w:type="gramStart"/>
-            <w:r>
-              <w:rPr>
-                <w:rFonts w:ascii="標楷體" w:eastAsia="標楷體" w:hAnsi="標楷體"/>
-                <w:szCs w:val="24"/>
-              </w:rPr>
-              <w:t>byte</w:t>
-            </w:r>
-            <w:proofErr w:type="gramEnd"/>
+              <w:t>4 byte</w:t>
+            </w:r>
           </w:p>
         </w:tc>
         <w:tc>
@@ -40650,7 +39694,6 @@
                 <w:szCs w:val="24"/>
               </w:rPr>
             </w:pPr>
-            <w:proofErr w:type="spellStart"/>
             <w:r>
               <w:rPr>
                 <w:rFonts w:ascii="標楷體" w:eastAsia="標楷體" w:hAnsi="標楷體"/>
@@ -40658,7 +39701,6 @@
               </w:rPr>
               <w:t>user_id</w:t>
             </w:r>
-            <w:proofErr w:type="spellEnd"/>
           </w:p>
         </w:tc>
         <w:tc>
@@ -40726,17 +39768,8 @@
                 <w:rFonts w:ascii="標楷體" w:eastAsia="標楷體" w:hAnsi="標楷體"/>
                 <w:szCs w:val="24"/>
               </w:rPr>
-              <w:t xml:space="preserve">4 </w:t>
-            </w:r>
-            <w:proofErr w:type="gramStart"/>
-            <w:r>
-              <w:rPr>
-                <w:rFonts w:ascii="標楷體" w:eastAsia="標楷體" w:hAnsi="標楷體"/>
-                <w:szCs w:val="24"/>
-              </w:rPr>
-              <w:t>byte</w:t>
-            </w:r>
-            <w:proofErr w:type="gramEnd"/>
+              <w:t>4 byte</w:t>
+            </w:r>
           </w:p>
         </w:tc>
         <w:tc>
@@ -40794,7 +39827,6 @@
                 <w:szCs w:val="24"/>
               </w:rPr>
             </w:pPr>
-            <w:proofErr w:type="spellStart"/>
             <w:r>
               <w:rPr>
                 <w:rFonts w:ascii="標楷體" w:eastAsia="標楷體" w:hAnsi="標楷體"/>
@@ -40802,7 +39834,6 @@
               </w:rPr>
               <w:t>achievement_id</w:t>
             </w:r>
-            <w:proofErr w:type="spellEnd"/>
           </w:p>
         </w:tc>
         <w:tc>
@@ -40870,17 +39901,8 @@
                 <w:rFonts w:ascii="標楷體" w:eastAsia="標楷體" w:hAnsi="標楷體"/>
                 <w:szCs w:val="24"/>
               </w:rPr>
-              <w:t xml:space="preserve">4 </w:t>
-            </w:r>
-            <w:proofErr w:type="gramStart"/>
-            <w:r>
-              <w:rPr>
-                <w:rFonts w:ascii="標楷體" w:eastAsia="標楷體" w:hAnsi="標楷體"/>
-                <w:szCs w:val="24"/>
-              </w:rPr>
-              <w:t>byte</w:t>
-            </w:r>
-            <w:proofErr w:type="gramEnd"/>
+              <w:t>4 byte</w:t>
+            </w:r>
           </w:p>
         </w:tc>
         <w:tc>
@@ -40937,7 +39959,6 @@
                 <w:szCs w:val="24"/>
               </w:rPr>
             </w:pPr>
-            <w:proofErr w:type="spellStart"/>
             <w:r>
               <w:rPr>
                 <w:rFonts w:ascii="標楷體" w:eastAsia="標楷體" w:hAnsi="標楷體"/>
@@ -40945,7 +39966,6 @@
               </w:rPr>
               <w:t>unlocked_at</w:t>
             </w:r>
-            <w:proofErr w:type="spellEnd"/>
           </w:p>
         </w:tc>
         <w:tc>
@@ -41147,7 +40167,6 @@
               </w:rPr>
               <w:t xml:space="preserve"> </w:t>
             </w:r>
-            <w:proofErr w:type="spellStart"/>
             <w:r>
               <w:rPr>
                 <w:rFonts w:ascii="標楷體" w:eastAsia="標楷體" w:hAnsi="標楷體"/>
@@ -41155,8 +40174,6 @@
               </w:rPr>
               <w:t>point_transaction</w:t>
             </w:r>
-            <w:proofErr w:type="spellEnd"/>
-            <w:proofErr w:type="gramStart"/>
             <w:r>
               <w:rPr>
                 <w:rFonts w:ascii="標楷體" w:eastAsia="標楷體" w:hAnsi="標楷體" w:hint="eastAsia"/>
@@ -41164,7 +40181,6 @@
               </w:rPr>
               <w:t>（</w:t>
             </w:r>
-            <w:proofErr w:type="gramEnd"/>
             <w:r>
               <w:rPr>
                 <w:rFonts w:ascii="標楷體" w:eastAsia="標楷體" w:hAnsi="標楷體"/>
@@ -41337,7 +40353,6 @@
                 <w:szCs w:val="24"/>
               </w:rPr>
             </w:pPr>
-            <w:proofErr w:type="gramStart"/>
             <w:r>
               <w:rPr>
                 <w:rFonts w:ascii="標楷體" w:eastAsia="標楷體" w:hAnsi="標楷體"/>
@@ -41345,7 +40360,6 @@
               </w:rPr>
               <w:t>外鍵</w:t>
             </w:r>
-            <w:proofErr w:type="gramEnd"/>
           </w:p>
         </w:tc>
       </w:tr>
@@ -41438,17 +40452,8 @@
                 <w:rFonts w:ascii="標楷體" w:eastAsia="標楷體" w:hAnsi="標楷體"/>
                 <w:szCs w:val="24"/>
               </w:rPr>
-              <w:t xml:space="preserve">4 </w:t>
-            </w:r>
-            <w:proofErr w:type="gramStart"/>
-            <w:r>
-              <w:rPr>
-                <w:rFonts w:ascii="標楷體" w:eastAsia="標楷體" w:hAnsi="標楷體"/>
-                <w:szCs w:val="24"/>
-              </w:rPr>
-              <w:t>byte</w:t>
-            </w:r>
-            <w:proofErr w:type="gramEnd"/>
+              <w:t>4 byte</w:t>
+            </w:r>
           </w:p>
         </w:tc>
         <w:tc>
@@ -41506,7 +40511,6 @@
                 <w:szCs w:val="24"/>
               </w:rPr>
             </w:pPr>
-            <w:proofErr w:type="spellStart"/>
             <w:r>
               <w:rPr>
                 <w:rFonts w:ascii="標楷體" w:eastAsia="標楷體" w:hAnsi="標楷體"/>
@@ -41514,7 +40518,6 @@
               </w:rPr>
               <w:t>user_id</w:t>
             </w:r>
-            <w:proofErr w:type="spellEnd"/>
           </w:p>
         </w:tc>
         <w:tc>
@@ -41582,17 +40585,8 @@
                 <w:rFonts w:ascii="標楷體" w:eastAsia="標楷體" w:hAnsi="標楷體"/>
                 <w:szCs w:val="24"/>
               </w:rPr>
-              <w:t xml:space="preserve">4 </w:t>
-            </w:r>
-            <w:proofErr w:type="gramStart"/>
-            <w:r>
-              <w:rPr>
-                <w:rFonts w:ascii="標楷體" w:eastAsia="標楷體" w:hAnsi="標楷體"/>
-                <w:szCs w:val="24"/>
-              </w:rPr>
-              <w:t>byte</w:t>
-            </w:r>
-            <w:proofErr w:type="gramEnd"/>
+              <w:t>4 byte</w:t>
+            </w:r>
           </w:p>
         </w:tc>
         <w:tc>
@@ -41724,17 +40718,8 @@
                 <w:rFonts w:ascii="標楷體" w:eastAsia="標楷體" w:hAnsi="標楷體"/>
                 <w:szCs w:val="24"/>
               </w:rPr>
-              <w:t xml:space="preserve">4 </w:t>
-            </w:r>
-            <w:proofErr w:type="gramStart"/>
-            <w:r>
-              <w:rPr>
-                <w:rFonts w:ascii="標楷體" w:eastAsia="標楷體" w:hAnsi="標楷體"/>
-                <w:szCs w:val="24"/>
-              </w:rPr>
-              <w:t>byte</w:t>
-            </w:r>
-            <w:proofErr w:type="gramEnd"/>
+              <w:t>4 byte</w:t>
+            </w:r>
           </w:p>
         </w:tc>
         <w:tc>
@@ -41855,17 +40840,8 @@
                 <w:rFonts w:ascii="標楷體" w:eastAsia="標楷體" w:hAnsi="標楷體"/>
                 <w:szCs w:val="24"/>
               </w:rPr>
-              <w:t xml:space="preserve">4 </w:t>
-            </w:r>
-            <w:proofErr w:type="gramStart"/>
-            <w:r>
-              <w:rPr>
-                <w:rFonts w:ascii="標楷體" w:eastAsia="標楷體" w:hAnsi="標楷體"/>
-                <w:szCs w:val="24"/>
-              </w:rPr>
-              <w:t>byte</w:t>
-            </w:r>
-            <w:proofErr w:type="gramEnd"/>
+              <w:t>4 byte</w:t>
+            </w:r>
           </w:p>
         </w:tc>
         <w:tc>
@@ -41913,7 +40889,6 @@
                 <w:szCs w:val="24"/>
               </w:rPr>
             </w:pPr>
-            <w:proofErr w:type="spellStart"/>
             <w:r>
               <w:rPr>
                 <w:rFonts w:ascii="標楷體" w:eastAsia="標楷體" w:hAnsi="標楷體"/>
@@ -41921,7 +40896,6 @@
               </w:rPr>
               <w:t>payment_method</w:t>
             </w:r>
-            <w:proofErr w:type="spellEnd"/>
           </w:p>
         </w:tc>
         <w:tc>
@@ -42035,7 +41009,6 @@
                 <w:szCs w:val="24"/>
               </w:rPr>
             </w:pPr>
-            <w:proofErr w:type="spellStart"/>
             <w:r>
               <w:rPr>
                 <w:rFonts w:ascii="標楷體" w:eastAsia="標楷體" w:hAnsi="標楷體"/>
@@ -42043,7 +41016,6 @@
               </w:rPr>
               <w:t>created_at</w:t>
             </w:r>
-            <w:proofErr w:type="spellEnd"/>
           </w:p>
         </w:tc>
         <w:tc>
@@ -42174,15 +41146,7 @@
         <w:t>2</w:t>
       </w:r>
       <w:r>
-        <w:t xml:space="preserve"> </w:t>
-      </w:r>
-      <w:proofErr w:type="gramStart"/>
-      <w:r>
-        <w:t>–</w:t>
-      </w:r>
-      <w:proofErr w:type="gramEnd"/>
-      <w:r>
-        <w:t xml:space="preserve"> 好友邀請</w:t>
+        <w:t xml:space="preserve"> – 好友邀請</w:t>
       </w:r>
       <w:r>
         <w:rPr>
@@ -42244,23 +41208,7 @@
                 <w:rFonts w:ascii="標楷體" w:eastAsia="標楷體" w:hAnsi="標楷體" w:hint="eastAsia"/>
                 <w:szCs w:val="24"/>
               </w:rPr>
-              <w:t xml:space="preserve"> </w:t>
-            </w:r>
-            <w:proofErr w:type="spellStart"/>
-            <w:r>
-              <w:rPr>
-                <w:rFonts w:ascii="標楷體" w:eastAsia="標楷體" w:hAnsi="標楷體" w:hint="eastAsia"/>
-                <w:szCs w:val="24"/>
-              </w:rPr>
-              <w:t>friend_request</w:t>
-            </w:r>
-            <w:proofErr w:type="spellEnd"/>
-            <w:r>
-              <w:rPr>
-                <w:rFonts w:ascii="標楷體" w:eastAsia="標楷體" w:hAnsi="標楷體" w:hint="eastAsia"/>
-                <w:szCs w:val="24"/>
-              </w:rPr>
-              <w:t>（好友邀請）</w:t>
+              <w:t xml:space="preserve"> friend_request（好友邀請）</w:t>
             </w:r>
           </w:p>
         </w:tc>
@@ -42407,7 +41355,6 @@
                 <w:szCs w:val="24"/>
               </w:rPr>
             </w:pPr>
-            <w:proofErr w:type="gramStart"/>
             <w:r>
               <w:rPr>
                 <w:rFonts w:ascii="標楷體" w:eastAsia="標楷體" w:hAnsi="標楷體"/>
@@ -42415,7 +41362,6 @@
               </w:rPr>
               <w:t>外鍵</w:t>
             </w:r>
-            <w:proofErr w:type="gramEnd"/>
           </w:p>
         </w:tc>
       </w:tr>
@@ -42508,17 +41454,8 @@
                 <w:rFonts w:ascii="標楷體" w:eastAsia="標楷體" w:hAnsi="標楷體"/>
                 <w:szCs w:val="24"/>
               </w:rPr>
-              <w:t xml:space="preserve">4 </w:t>
-            </w:r>
-            <w:proofErr w:type="gramStart"/>
-            <w:r>
-              <w:rPr>
-                <w:rFonts w:ascii="標楷體" w:eastAsia="標楷體" w:hAnsi="標楷體"/>
-                <w:szCs w:val="24"/>
-              </w:rPr>
-              <w:t>byte</w:t>
-            </w:r>
-            <w:proofErr w:type="gramEnd"/>
+              <w:t>4 byte</w:t>
+            </w:r>
           </w:p>
         </w:tc>
         <w:tc>
@@ -42576,7 +41513,6 @@
                 <w:szCs w:val="24"/>
               </w:rPr>
             </w:pPr>
-            <w:proofErr w:type="spellStart"/>
             <w:r>
               <w:rPr>
                 <w:rFonts w:ascii="標楷體" w:eastAsia="標楷體" w:hAnsi="標楷體"/>
@@ -42584,7 +41520,6 @@
               </w:rPr>
               <w:t>sender_id</w:t>
             </w:r>
-            <w:proofErr w:type="spellEnd"/>
           </w:p>
         </w:tc>
         <w:tc>
@@ -42652,17 +41587,8 @@
                 <w:rFonts w:ascii="標楷體" w:eastAsia="標楷體" w:hAnsi="標楷體"/>
                 <w:szCs w:val="24"/>
               </w:rPr>
-              <w:t xml:space="preserve">4 </w:t>
-            </w:r>
-            <w:proofErr w:type="gramStart"/>
-            <w:r>
-              <w:rPr>
-                <w:rFonts w:ascii="標楷體" w:eastAsia="標楷體" w:hAnsi="標楷體"/>
-                <w:szCs w:val="24"/>
-              </w:rPr>
-              <w:t>byte</w:t>
-            </w:r>
-            <w:proofErr w:type="gramEnd"/>
+              <w:t>4 byte</w:t>
+            </w:r>
           </w:p>
         </w:tc>
         <w:tc>
@@ -42720,7 +41646,6 @@
                 <w:szCs w:val="24"/>
               </w:rPr>
             </w:pPr>
-            <w:proofErr w:type="spellStart"/>
             <w:r>
               <w:rPr>
                 <w:rFonts w:ascii="標楷體" w:eastAsia="標楷體" w:hAnsi="標楷體"/>
@@ -42728,7 +41653,6 @@
               </w:rPr>
               <w:t>receiver_id</w:t>
             </w:r>
-            <w:proofErr w:type="spellEnd"/>
           </w:p>
         </w:tc>
         <w:tc>
@@ -42796,17 +41720,8 @@
                 <w:rFonts w:ascii="標楷體" w:eastAsia="標楷體" w:hAnsi="標楷體"/>
                 <w:szCs w:val="24"/>
               </w:rPr>
-              <w:t xml:space="preserve">4 </w:t>
-            </w:r>
-            <w:proofErr w:type="gramStart"/>
-            <w:r>
-              <w:rPr>
-                <w:rFonts w:ascii="標楷體" w:eastAsia="標楷體" w:hAnsi="標楷體"/>
-                <w:szCs w:val="24"/>
-              </w:rPr>
-              <w:t>byte</w:t>
-            </w:r>
-            <w:proofErr w:type="gramEnd"/>
+              <w:t>4 byte</w:t>
+            </w:r>
           </w:p>
         </w:tc>
         <w:tc>
@@ -42990,7 +41905,6 @@
                 <w:szCs w:val="24"/>
               </w:rPr>
             </w:pPr>
-            <w:proofErr w:type="spellStart"/>
             <w:r>
               <w:rPr>
                 <w:rFonts w:ascii="標楷體" w:eastAsia="標楷體" w:hAnsi="標楷體"/>
@@ -42998,7 +41912,6 @@
               </w:rPr>
               <w:t>created_at</w:t>
             </w:r>
-            <w:proofErr w:type="spellEnd"/>
           </w:p>
         </w:tc>
         <w:tc>
@@ -43147,15 +42060,7 @@
         <w:t>3</w:t>
       </w:r>
       <w:r>
-        <w:t xml:space="preserve"> </w:t>
-      </w:r>
-      <w:proofErr w:type="gramStart"/>
-      <w:r>
-        <w:t>–</w:t>
-      </w:r>
-      <w:proofErr w:type="gramEnd"/>
-      <w:r>
-        <w:t xml:space="preserve"> </w:t>
+        <w:t xml:space="preserve"> – </w:t>
       </w:r>
       <w:r>
         <w:rPr>
@@ -43361,7 +42266,6 @@
                 <w:szCs w:val="24"/>
               </w:rPr>
             </w:pPr>
-            <w:proofErr w:type="gramStart"/>
             <w:r>
               <w:rPr>
                 <w:rFonts w:ascii="標楷體" w:eastAsia="標楷體" w:hAnsi="標楷體"/>
@@ -43369,7 +42273,6 @@
               </w:rPr>
               <w:t>外鍵</w:t>
             </w:r>
-            <w:proofErr w:type="gramEnd"/>
           </w:p>
         </w:tc>
       </w:tr>
@@ -43462,17 +42365,8 @@
                 <w:rFonts w:ascii="標楷體" w:eastAsia="標楷體" w:hAnsi="標楷體"/>
                 <w:szCs w:val="24"/>
               </w:rPr>
-              <w:t xml:space="preserve">4 </w:t>
-            </w:r>
-            <w:proofErr w:type="gramStart"/>
-            <w:r>
-              <w:rPr>
-                <w:rFonts w:ascii="標楷體" w:eastAsia="標楷體" w:hAnsi="標楷體"/>
-                <w:szCs w:val="24"/>
-              </w:rPr>
-              <w:t>byte</w:t>
-            </w:r>
-            <w:proofErr w:type="gramEnd"/>
+              <w:t>4 byte</w:t>
+            </w:r>
           </w:p>
         </w:tc>
         <w:tc>
@@ -43530,7 +42424,6 @@
                 <w:szCs w:val="24"/>
               </w:rPr>
             </w:pPr>
-            <w:proofErr w:type="spellStart"/>
             <w:r>
               <w:rPr>
                 <w:rFonts w:ascii="標楷體" w:eastAsia="標楷體" w:hAnsi="標楷體"/>
@@ -43538,7 +42431,6 @@
               </w:rPr>
               <w:t>user_id</w:t>
             </w:r>
-            <w:proofErr w:type="spellEnd"/>
           </w:p>
         </w:tc>
         <w:tc>
@@ -43606,17 +42498,8 @@
                 <w:rFonts w:ascii="標楷體" w:eastAsia="標楷體" w:hAnsi="標楷體"/>
                 <w:szCs w:val="24"/>
               </w:rPr>
-              <w:t xml:space="preserve">4 </w:t>
-            </w:r>
-            <w:proofErr w:type="gramStart"/>
-            <w:r>
-              <w:rPr>
-                <w:rFonts w:ascii="標楷體" w:eastAsia="標楷體" w:hAnsi="標楷體"/>
-                <w:szCs w:val="24"/>
-              </w:rPr>
-              <w:t>byte</w:t>
-            </w:r>
-            <w:proofErr w:type="gramEnd"/>
+              <w:t>4 byte</w:t>
+            </w:r>
           </w:p>
         </w:tc>
         <w:tc>
@@ -43674,7 +42557,6 @@
                 <w:szCs w:val="24"/>
               </w:rPr>
             </w:pPr>
-            <w:proofErr w:type="spellStart"/>
             <w:r>
               <w:rPr>
                 <w:rFonts w:ascii="標楷體" w:eastAsia="標楷體" w:hAnsi="標楷體"/>
@@ -43682,7 +42564,6 @@
               </w:rPr>
               <w:t>friend_id</w:t>
             </w:r>
-            <w:proofErr w:type="spellEnd"/>
           </w:p>
         </w:tc>
         <w:tc>
@@ -43750,17 +42631,8 @@
                 <w:rFonts w:ascii="標楷體" w:eastAsia="標楷體" w:hAnsi="標楷體"/>
                 <w:szCs w:val="24"/>
               </w:rPr>
-              <w:t xml:space="preserve">4 </w:t>
-            </w:r>
-            <w:proofErr w:type="gramStart"/>
-            <w:r>
-              <w:rPr>
-                <w:rFonts w:ascii="標楷體" w:eastAsia="標楷體" w:hAnsi="標楷體"/>
-                <w:szCs w:val="24"/>
-              </w:rPr>
-              <w:t>byte</w:t>
-            </w:r>
-            <w:proofErr w:type="gramEnd"/>
+              <w:t>4 byte</w:t>
+            </w:r>
           </w:p>
         </w:tc>
         <w:tc>
@@ -43818,7 +42690,6 @@
                 <w:szCs w:val="24"/>
               </w:rPr>
             </w:pPr>
-            <w:proofErr w:type="spellStart"/>
             <w:r>
               <w:rPr>
                 <w:rFonts w:ascii="標楷體" w:eastAsia="標楷體" w:hAnsi="標楷體"/>
@@ -43826,7 +42697,6 @@
               </w:rPr>
               <w:t>created_at</w:t>
             </w:r>
-            <w:proofErr w:type="spellEnd"/>
           </w:p>
         </w:tc>
         <w:tc>
@@ -44087,15 +42957,7 @@
         <w:t>4</w:t>
       </w:r>
       <w:r>
-        <w:t xml:space="preserve"> </w:t>
-      </w:r>
-      <w:proofErr w:type="gramStart"/>
-      <w:r>
-        <w:t>–</w:t>
-      </w:r>
-      <w:proofErr w:type="gramEnd"/>
-      <w:r>
-        <w:t xml:space="preserve"> </w:t>
+        <w:t xml:space="preserve"> – </w:t>
       </w:r>
       <w:r>
         <w:rPr>
@@ -44154,23 +43016,7 @@
                 <w:rFonts w:ascii="標楷體" w:eastAsia="標楷體" w:hAnsi="標楷體" w:hint="eastAsia"/>
                 <w:szCs w:val="24"/>
               </w:rPr>
-              <w:t xml:space="preserve"> </w:t>
-            </w:r>
-            <w:proofErr w:type="spellStart"/>
-            <w:r>
-              <w:rPr>
-                <w:rFonts w:ascii="標楷體" w:eastAsia="標楷體" w:hAnsi="標楷體" w:hint="eastAsia"/>
-                <w:szCs w:val="24"/>
-              </w:rPr>
-              <w:t>study_group</w:t>
-            </w:r>
-            <w:proofErr w:type="spellEnd"/>
-            <w:r>
-              <w:rPr>
-                <w:rFonts w:ascii="標楷體" w:eastAsia="標楷體" w:hAnsi="標楷體" w:hint="eastAsia"/>
-                <w:szCs w:val="24"/>
-              </w:rPr>
-              <w:t>（學習小組）</w:t>
+              <w:t xml:space="preserve"> study_group（學習小組）</w:t>
             </w:r>
           </w:p>
         </w:tc>
@@ -44317,7 +43163,6 @@
                 <w:szCs w:val="24"/>
               </w:rPr>
             </w:pPr>
-            <w:proofErr w:type="gramStart"/>
             <w:r>
               <w:rPr>
                 <w:rFonts w:ascii="標楷體" w:eastAsia="標楷體" w:hAnsi="標楷體"/>
@@ -44325,7 +43170,6 @@
               </w:rPr>
               <w:t>外鍵</w:t>
             </w:r>
-            <w:proofErr w:type="gramEnd"/>
           </w:p>
         </w:tc>
       </w:tr>
@@ -44418,17 +43262,8 @@
                 <w:rFonts w:ascii="標楷體" w:eastAsia="標楷體" w:hAnsi="標楷體"/>
                 <w:szCs w:val="24"/>
               </w:rPr>
-              <w:t xml:space="preserve">4 </w:t>
-            </w:r>
-            <w:proofErr w:type="gramStart"/>
-            <w:r>
-              <w:rPr>
-                <w:rFonts w:ascii="標楷體" w:eastAsia="標楷體" w:hAnsi="標楷體"/>
-                <w:szCs w:val="24"/>
-              </w:rPr>
-              <w:t>byte</w:t>
-            </w:r>
-            <w:proofErr w:type="gramEnd"/>
+              <w:t>4 byte</w:t>
+            </w:r>
           </w:p>
         </w:tc>
         <w:tc>
@@ -44612,7 +43447,6 @@
                 <w:szCs w:val="24"/>
               </w:rPr>
             </w:pPr>
-            <w:proofErr w:type="spellStart"/>
             <w:r>
               <w:rPr>
                 <w:rFonts w:ascii="標楷體" w:eastAsia="標楷體" w:hAnsi="標楷體"/>
@@ -44620,7 +43454,6 @@
               </w:rPr>
               <w:t>host_id</w:t>
             </w:r>
-            <w:proofErr w:type="spellEnd"/>
           </w:p>
         </w:tc>
         <w:tc>
@@ -44688,17 +43521,8 @@
                 <w:rFonts w:ascii="標楷體" w:eastAsia="標楷體" w:hAnsi="標楷體"/>
                 <w:szCs w:val="24"/>
               </w:rPr>
-              <w:t xml:space="preserve">4 </w:t>
-            </w:r>
-            <w:proofErr w:type="gramStart"/>
-            <w:r>
-              <w:rPr>
-                <w:rFonts w:ascii="標楷體" w:eastAsia="標楷體" w:hAnsi="標楷體"/>
-                <w:szCs w:val="24"/>
-              </w:rPr>
-              <w:t>byte</w:t>
-            </w:r>
-            <w:proofErr w:type="gramEnd"/>
+              <w:t>4 byte</w:t>
+            </w:r>
           </w:p>
         </w:tc>
         <w:tc>
@@ -44756,7 +43580,6 @@
                 <w:szCs w:val="24"/>
               </w:rPr>
             </w:pPr>
-            <w:proofErr w:type="spellStart"/>
             <w:r>
               <w:rPr>
                 <w:rFonts w:ascii="標楷體" w:eastAsia="標楷體" w:hAnsi="標楷體"/>
@@ -44764,7 +43587,6 @@
               </w:rPr>
               <w:t>created_at</w:t>
             </w:r>
-            <w:proofErr w:type="spellEnd"/>
           </w:p>
         </w:tc>
         <w:tc>
@@ -44884,7 +43706,6 @@
                 <w:szCs w:val="24"/>
               </w:rPr>
             </w:pPr>
-            <w:proofErr w:type="spellStart"/>
             <w:r>
               <w:rPr>
                 <w:rFonts w:ascii="標楷體" w:eastAsia="標楷體" w:hAnsi="標楷體"/>
@@ -44892,7 +43713,6 @@
               </w:rPr>
               <w:t>goal_type</w:t>
             </w:r>
-            <w:proofErr w:type="spellEnd"/>
           </w:p>
         </w:tc>
         <w:tc>
@@ -45012,7 +43832,6 @@
                 <w:szCs w:val="24"/>
               </w:rPr>
             </w:pPr>
-            <w:proofErr w:type="spellStart"/>
             <w:r>
               <w:rPr>
                 <w:rFonts w:ascii="標楷體" w:eastAsia="標楷體" w:hAnsi="標楷體"/>
@@ -45020,7 +43839,6 @@
               </w:rPr>
               <w:t>goal_target</w:t>
             </w:r>
-            <w:proofErr w:type="spellEnd"/>
           </w:p>
         </w:tc>
         <w:tc>
@@ -45088,17 +43906,8 @@
                 <w:rFonts w:ascii="標楷體" w:eastAsia="標楷體" w:hAnsi="標楷體"/>
                 <w:szCs w:val="24"/>
               </w:rPr>
-              <w:t xml:space="preserve">4 </w:t>
-            </w:r>
-            <w:proofErr w:type="gramStart"/>
-            <w:r>
-              <w:rPr>
-                <w:rFonts w:ascii="標楷體" w:eastAsia="標楷體" w:hAnsi="標楷體"/>
-                <w:szCs w:val="24"/>
-              </w:rPr>
-              <w:t>byte</w:t>
-            </w:r>
-            <w:proofErr w:type="gramEnd"/>
+              <w:t>4 byte</w:t>
+            </w:r>
           </w:p>
         </w:tc>
         <w:tc>
@@ -45149,7 +43958,6 @@
                 <w:szCs w:val="24"/>
               </w:rPr>
             </w:pPr>
-            <w:proofErr w:type="spellStart"/>
             <w:r>
               <w:rPr>
                 <w:rFonts w:ascii="標楷體" w:eastAsia="標楷體" w:hAnsi="標楷體"/>
@@ -45157,7 +43965,6 @@
               </w:rPr>
               <w:t>current_progress</w:t>
             </w:r>
-            <w:proofErr w:type="spellEnd"/>
           </w:p>
         </w:tc>
         <w:tc>
@@ -45225,17 +44032,8 @@
                 <w:rFonts w:ascii="標楷體" w:eastAsia="標楷體" w:hAnsi="標楷體"/>
                 <w:szCs w:val="24"/>
               </w:rPr>
-              <w:t xml:space="preserve">4 </w:t>
-            </w:r>
-            <w:proofErr w:type="gramStart"/>
-            <w:r>
-              <w:rPr>
-                <w:rFonts w:ascii="標楷體" w:eastAsia="標楷體" w:hAnsi="標楷體"/>
-                <w:szCs w:val="24"/>
-              </w:rPr>
-              <w:t>byte</w:t>
-            </w:r>
-            <w:proofErr w:type="gramEnd"/>
+              <w:t>4 byte</w:t>
+            </w:r>
           </w:p>
         </w:tc>
         <w:tc>
@@ -45286,7 +44084,6 @@
                 <w:szCs w:val="24"/>
               </w:rPr>
             </w:pPr>
-            <w:proofErr w:type="spellStart"/>
             <w:r>
               <w:rPr>
                 <w:rFonts w:ascii="標楷體" w:eastAsia="標楷體" w:hAnsi="標楷體"/>
@@ -45294,7 +44091,6 @@
               </w:rPr>
               <w:t>reward_points</w:t>
             </w:r>
-            <w:proofErr w:type="spellEnd"/>
           </w:p>
         </w:tc>
         <w:tc>
@@ -45362,17 +44158,8 @@
                 <w:rFonts w:ascii="標楷體" w:eastAsia="標楷體" w:hAnsi="標楷體"/>
                 <w:szCs w:val="24"/>
               </w:rPr>
-              <w:t xml:space="preserve">4 </w:t>
-            </w:r>
-            <w:proofErr w:type="gramStart"/>
-            <w:r>
-              <w:rPr>
-                <w:rFonts w:ascii="標楷體" w:eastAsia="標楷體" w:hAnsi="標楷體"/>
-                <w:szCs w:val="24"/>
-              </w:rPr>
-              <w:t>byte</w:t>
-            </w:r>
-            <w:proofErr w:type="gramEnd"/>
+              <w:t>4 byte</w:t>
+            </w:r>
           </w:p>
         </w:tc>
         <w:tc>
@@ -45423,7 +44210,6 @@
                 <w:szCs w:val="24"/>
               </w:rPr>
             </w:pPr>
-            <w:proofErr w:type="spellStart"/>
             <w:r>
               <w:rPr>
                 <w:rFonts w:ascii="標楷體" w:eastAsia="標楷體" w:hAnsi="標楷體"/>
@@ -45431,7 +44217,6 @@
               </w:rPr>
               <w:t>is_reward_claimed</w:t>
             </w:r>
-            <w:proofErr w:type="spellEnd"/>
           </w:p>
         </w:tc>
         <w:tc>
@@ -45580,15 +44365,7 @@
         <w:t>5</w:t>
       </w:r>
       <w:r>
-        <w:t xml:space="preserve"> </w:t>
-      </w:r>
-      <w:proofErr w:type="gramStart"/>
-      <w:r>
-        <w:t>–</w:t>
-      </w:r>
-      <w:proofErr w:type="gramEnd"/>
-      <w:r>
-        <w:t xml:space="preserve"> </w:t>
+        <w:t xml:space="preserve"> – </w:t>
       </w:r>
       <w:r>
         <w:rPr>
@@ -45647,23 +44424,7 @@
                 <w:rFonts w:ascii="標楷體" w:eastAsia="標楷體" w:hAnsi="標楷體" w:hint="eastAsia"/>
                 <w:szCs w:val="24"/>
               </w:rPr>
-              <w:t xml:space="preserve"> </w:t>
-            </w:r>
-            <w:proofErr w:type="spellStart"/>
-            <w:r>
-              <w:rPr>
-                <w:rFonts w:ascii="標楷體" w:eastAsia="標楷體" w:hAnsi="標楷體" w:hint="eastAsia"/>
-                <w:szCs w:val="24"/>
-              </w:rPr>
-              <w:t>group_member</w:t>
-            </w:r>
-            <w:proofErr w:type="spellEnd"/>
-            <w:r>
-              <w:rPr>
-                <w:rFonts w:ascii="標楷體" w:eastAsia="標楷體" w:hAnsi="標楷體" w:hint="eastAsia"/>
-                <w:szCs w:val="24"/>
-              </w:rPr>
-              <w:t xml:space="preserve"> 小組成員表</w:t>
+              <w:t xml:space="preserve"> group_member 小組成員表</w:t>
             </w:r>
           </w:p>
         </w:tc>
@@ -45810,7 +44571,6 @@
                 <w:szCs w:val="24"/>
               </w:rPr>
             </w:pPr>
-            <w:proofErr w:type="gramStart"/>
             <w:r>
               <w:rPr>
                 <w:rFonts w:ascii="標楷體" w:eastAsia="標楷體" w:hAnsi="標楷體"/>
@@ -45818,7 +44578,6 @@
               </w:rPr>
               <w:t>外鍵</w:t>
             </w:r>
-            <w:proofErr w:type="gramEnd"/>
           </w:p>
         </w:tc>
       </w:tr>
@@ -45911,17 +44670,8 @@
                 <w:rFonts w:ascii="標楷體" w:eastAsia="標楷體" w:hAnsi="標楷體"/>
                 <w:szCs w:val="24"/>
               </w:rPr>
-              <w:t xml:space="preserve">4 </w:t>
-            </w:r>
-            <w:proofErr w:type="gramStart"/>
-            <w:r>
-              <w:rPr>
-                <w:rFonts w:ascii="標楷體" w:eastAsia="標楷體" w:hAnsi="標楷體"/>
-                <w:szCs w:val="24"/>
-              </w:rPr>
-              <w:t>byte</w:t>
-            </w:r>
-            <w:proofErr w:type="gramEnd"/>
+              <w:t>4 byte</w:t>
+            </w:r>
           </w:p>
         </w:tc>
         <w:tc>
@@ -45979,7 +44729,6 @@
                 <w:szCs w:val="24"/>
               </w:rPr>
             </w:pPr>
-            <w:proofErr w:type="spellStart"/>
             <w:r>
               <w:rPr>
                 <w:rFonts w:ascii="標楷體" w:eastAsia="標楷體" w:hAnsi="標楷體"/>
@@ -45987,7 +44736,6 @@
               </w:rPr>
               <w:t>group_id</w:t>
             </w:r>
-            <w:proofErr w:type="spellEnd"/>
           </w:p>
         </w:tc>
         <w:tc>
@@ -46055,17 +44803,8 @@
                 <w:rFonts w:ascii="標楷體" w:eastAsia="標楷體" w:hAnsi="標楷體"/>
                 <w:szCs w:val="24"/>
               </w:rPr>
-              <w:t xml:space="preserve">4 </w:t>
-            </w:r>
-            <w:proofErr w:type="gramStart"/>
-            <w:r>
-              <w:rPr>
-                <w:rFonts w:ascii="標楷體" w:eastAsia="標楷體" w:hAnsi="標楷體"/>
-                <w:szCs w:val="24"/>
-              </w:rPr>
-              <w:t>byte</w:t>
-            </w:r>
-            <w:proofErr w:type="gramEnd"/>
+              <w:t>4 byte</w:t>
+            </w:r>
           </w:p>
         </w:tc>
         <w:tc>
@@ -46123,7 +44862,6 @@
                 <w:szCs w:val="24"/>
               </w:rPr>
             </w:pPr>
-            <w:proofErr w:type="spellStart"/>
             <w:r>
               <w:rPr>
                 <w:rFonts w:ascii="標楷體" w:eastAsia="標楷體" w:hAnsi="標楷體"/>
@@ -46131,7 +44869,6 @@
               </w:rPr>
               <w:t>user_id</w:t>
             </w:r>
-            <w:proofErr w:type="spellEnd"/>
           </w:p>
         </w:tc>
         <w:tc>
@@ -46199,17 +44936,8 @@
                 <w:rFonts w:ascii="標楷體" w:eastAsia="標楷體" w:hAnsi="標楷體"/>
                 <w:szCs w:val="24"/>
               </w:rPr>
-              <w:t xml:space="preserve">4 </w:t>
-            </w:r>
-            <w:proofErr w:type="gramStart"/>
-            <w:r>
-              <w:rPr>
-                <w:rFonts w:ascii="標楷體" w:eastAsia="標楷體" w:hAnsi="標楷體"/>
-                <w:szCs w:val="24"/>
-              </w:rPr>
-              <w:t>byte</w:t>
-            </w:r>
-            <w:proofErr w:type="gramEnd"/>
+              <w:t>4 byte</w:t>
+            </w:r>
           </w:p>
         </w:tc>
         <w:tc>
@@ -46267,7 +44995,6 @@
                 <w:szCs w:val="24"/>
               </w:rPr>
             </w:pPr>
-            <w:proofErr w:type="spellStart"/>
             <w:r>
               <w:rPr>
                 <w:rFonts w:ascii="標楷體" w:eastAsia="標楷體" w:hAnsi="標楷體"/>
@@ -46275,7 +45002,6 @@
               </w:rPr>
               <w:t>joined_at</w:t>
             </w:r>
-            <w:proofErr w:type="spellEnd"/>
           </w:p>
         </w:tc>
         <w:tc>
@@ -46395,7 +45121,6 @@
                 <w:szCs w:val="24"/>
               </w:rPr>
             </w:pPr>
-            <w:proofErr w:type="spellStart"/>
             <w:r>
               <w:rPr>
                 <w:rFonts w:ascii="標楷體" w:eastAsia="標楷體" w:hAnsi="標楷體"/>
@@ -46403,7 +45128,6 @@
               </w:rPr>
               <w:t>group_scans</w:t>
             </w:r>
-            <w:proofErr w:type="spellEnd"/>
           </w:p>
         </w:tc>
         <w:tc>
@@ -46471,17 +45195,8 @@
                 <w:rFonts w:ascii="標楷體" w:eastAsia="標楷體" w:hAnsi="標楷體"/>
                 <w:szCs w:val="24"/>
               </w:rPr>
-              <w:t xml:space="preserve">4 </w:t>
-            </w:r>
-            <w:proofErr w:type="gramStart"/>
-            <w:r>
-              <w:rPr>
-                <w:rFonts w:ascii="標楷體" w:eastAsia="標楷體" w:hAnsi="標楷體"/>
-                <w:szCs w:val="24"/>
-              </w:rPr>
-              <w:t>byte</w:t>
-            </w:r>
-            <w:proofErr w:type="gramEnd"/>
+              <w:t>4 byte</w:t>
+            </w:r>
           </w:p>
         </w:tc>
         <w:tc>
@@ -46532,7 +45247,6 @@
                 <w:szCs w:val="24"/>
               </w:rPr>
             </w:pPr>
-            <w:proofErr w:type="spellStart"/>
             <w:r>
               <w:rPr>
                 <w:rFonts w:ascii="標楷體" w:eastAsia="標楷體" w:hAnsi="標楷體"/>
@@ -46540,7 +45254,6 @@
               </w:rPr>
               <w:t>group_points</w:t>
             </w:r>
-            <w:proofErr w:type="spellEnd"/>
           </w:p>
         </w:tc>
         <w:tc>
@@ -46608,17 +45321,8 @@
                 <w:rFonts w:ascii="標楷體" w:eastAsia="標楷體" w:hAnsi="標楷體"/>
                 <w:szCs w:val="24"/>
               </w:rPr>
-              <w:t xml:space="preserve">4 </w:t>
-            </w:r>
-            <w:proofErr w:type="gramStart"/>
-            <w:r>
-              <w:rPr>
-                <w:rFonts w:ascii="標楷體" w:eastAsia="標楷體" w:hAnsi="標楷體"/>
-                <w:szCs w:val="24"/>
-              </w:rPr>
-              <w:t>byte</w:t>
-            </w:r>
-            <w:proofErr w:type="gramEnd"/>
+              <w:t>4 byte</w:t>
+            </w:r>
           </w:p>
         </w:tc>
         <w:tc>
@@ -46669,7 +45373,6 @@
                 <w:szCs w:val="24"/>
               </w:rPr>
             </w:pPr>
-            <w:proofErr w:type="spellStart"/>
             <w:r>
               <w:rPr>
                 <w:rFonts w:ascii="標楷體" w:eastAsia="標楷體" w:hAnsi="標楷體"/>
@@ -46677,7 +45380,6 @@
               </w:rPr>
               <w:t>group_logins</w:t>
             </w:r>
-            <w:proofErr w:type="spellEnd"/>
           </w:p>
         </w:tc>
         <w:tc>
@@ -46745,17 +45447,8 @@
                 <w:rFonts w:ascii="標楷體" w:eastAsia="標楷體" w:hAnsi="標楷體"/>
                 <w:szCs w:val="24"/>
               </w:rPr>
-              <w:t xml:space="preserve">4 </w:t>
-            </w:r>
-            <w:proofErr w:type="gramStart"/>
-            <w:r>
-              <w:rPr>
-                <w:rFonts w:ascii="標楷體" w:eastAsia="標楷體" w:hAnsi="標楷體"/>
-                <w:szCs w:val="24"/>
-              </w:rPr>
-              <w:t>byte</w:t>
-            </w:r>
-            <w:proofErr w:type="gramEnd"/>
+              <w:t>4 byte</w:t>
+            </w:r>
           </w:p>
         </w:tc>
         <w:tc>
@@ -46820,15 +45513,7 @@
         <w:t>6</w:t>
       </w:r>
       <w:r>
-        <w:t xml:space="preserve"> </w:t>
-      </w:r>
-      <w:proofErr w:type="gramStart"/>
-      <w:r>
-        <w:t>–</w:t>
-      </w:r>
-      <w:proofErr w:type="gramEnd"/>
-      <w:r>
-        <w:t xml:space="preserve"> </w:t>
+        <w:t xml:space="preserve"> – </w:t>
       </w:r>
       <w:r>
         <w:rPr>
@@ -46887,23 +45572,7 @@
                 <w:rFonts w:ascii="標楷體" w:eastAsia="標楷體" w:hAnsi="標楷體" w:hint="eastAsia"/>
                 <w:szCs w:val="24"/>
               </w:rPr>
-              <w:t xml:space="preserve"> </w:t>
-            </w:r>
-            <w:proofErr w:type="spellStart"/>
-            <w:r>
-              <w:rPr>
-                <w:rFonts w:ascii="標楷體" w:eastAsia="標楷體" w:hAnsi="標楷體" w:hint="eastAsia"/>
-                <w:szCs w:val="24"/>
-              </w:rPr>
-              <w:t>group_invite</w:t>
-            </w:r>
-            <w:proofErr w:type="spellEnd"/>
-            <w:r>
-              <w:rPr>
-                <w:rFonts w:ascii="標楷體" w:eastAsia="標楷體" w:hAnsi="標楷體" w:hint="eastAsia"/>
-                <w:szCs w:val="24"/>
-              </w:rPr>
-              <w:t>（小組邀請）</w:t>
+              <w:t xml:space="preserve"> group_invite（小組邀請）</w:t>
             </w:r>
           </w:p>
         </w:tc>
@@ -47050,7 +45719,6 @@
                 <w:szCs w:val="24"/>
               </w:rPr>
             </w:pPr>
-            <w:proofErr w:type="gramStart"/>
             <w:r>
               <w:rPr>
                 <w:rFonts w:ascii="標楷體" w:eastAsia="標楷體" w:hAnsi="標楷體"/>
@@ -47058,7 +45726,6 @@
               </w:rPr>
               <w:t>外鍵</w:t>
             </w:r>
-            <w:proofErr w:type="gramEnd"/>
           </w:p>
         </w:tc>
       </w:tr>
@@ -47151,17 +45818,8 @@
                 <w:rFonts w:ascii="標楷體" w:eastAsia="標楷體" w:hAnsi="標楷體"/>
                 <w:szCs w:val="24"/>
               </w:rPr>
-              <w:t xml:space="preserve">4 </w:t>
-            </w:r>
-            <w:proofErr w:type="gramStart"/>
-            <w:r>
-              <w:rPr>
-                <w:rFonts w:ascii="標楷體" w:eastAsia="標楷體" w:hAnsi="標楷體"/>
-                <w:szCs w:val="24"/>
-              </w:rPr>
-              <w:t>byte</w:t>
-            </w:r>
-            <w:proofErr w:type="gramEnd"/>
+              <w:t>4 byte</w:t>
+            </w:r>
           </w:p>
         </w:tc>
         <w:tc>
@@ -47219,7 +45877,6 @@
                 <w:szCs w:val="24"/>
               </w:rPr>
             </w:pPr>
-            <w:proofErr w:type="spellStart"/>
             <w:r>
               <w:rPr>
                 <w:rFonts w:ascii="標楷體" w:eastAsia="標楷體" w:hAnsi="標楷體"/>
@@ -47227,7 +45884,6 @@
               </w:rPr>
               <w:t>group_id</w:t>
             </w:r>
-            <w:proofErr w:type="spellEnd"/>
           </w:p>
         </w:tc>
         <w:tc>
@@ -47295,17 +45951,8 @@
                 <w:rFonts w:ascii="標楷體" w:eastAsia="標楷體" w:hAnsi="標楷體"/>
                 <w:szCs w:val="24"/>
               </w:rPr>
-              <w:t xml:space="preserve">4 </w:t>
-            </w:r>
-            <w:proofErr w:type="gramStart"/>
-            <w:r>
-              <w:rPr>
-                <w:rFonts w:ascii="標楷體" w:eastAsia="標楷體" w:hAnsi="標楷體"/>
-                <w:szCs w:val="24"/>
-              </w:rPr>
-              <w:t>byte</w:t>
-            </w:r>
-            <w:proofErr w:type="gramEnd"/>
+              <w:t>4 byte</w:t>
+            </w:r>
           </w:p>
         </w:tc>
         <w:tc>
@@ -47363,7 +46010,6 @@
                 <w:szCs w:val="24"/>
               </w:rPr>
             </w:pPr>
-            <w:proofErr w:type="spellStart"/>
             <w:r>
               <w:rPr>
                 <w:rFonts w:ascii="標楷體" w:eastAsia="標楷體" w:hAnsi="標楷體"/>
@@ -47371,7 +46017,6 @@
               </w:rPr>
               <w:t>sender_id</w:t>
             </w:r>
-            <w:proofErr w:type="spellEnd"/>
           </w:p>
         </w:tc>
         <w:tc>
@@ -47439,17 +46084,8 @@
                 <w:rFonts w:ascii="標楷體" w:eastAsia="標楷體" w:hAnsi="標楷體"/>
                 <w:szCs w:val="24"/>
               </w:rPr>
-              <w:t xml:space="preserve">4 </w:t>
-            </w:r>
-            <w:proofErr w:type="gramStart"/>
-            <w:r>
-              <w:rPr>
-                <w:rFonts w:ascii="標楷體" w:eastAsia="標楷體" w:hAnsi="標楷體"/>
-                <w:szCs w:val="24"/>
-              </w:rPr>
-              <w:t>byte</w:t>
-            </w:r>
-            <w:proofErr w:type="gramEnd"/>
+              <w:t>4 byte</w:t>
+            </w:r>
           </w:p>
         </w:tc>
         <w:tc>
@@ -47507,7 +46143,6 @@
                 <w:szCs w:val="24"/>
               </w:rPr>
             </w:pPr>
-            <w:proofErr w:type="spellStart"/>
             <w:r>
               <w:rPr>
                 <w:rFonts w:ascii="標楷體" w:eastAsia="標楷體" w:hAnsi="標楷體"/>
@@ -47515,7 +46150,6 @@
               </w:rPr>
               <w:t>receiver_id</w:t>
             </w:r>
-            <w:proofErr w:type="spellEnd"/>
           </w:p>
         </w:tc>
         <w:tc>
@@ -47583,17 +46217,8 @@
                 <w:rFonts w:ascii="標楷體" w:eastAsia="標楷體" w:hAnsi="標楷體"/>
                 <w:szCs w:val="24"/>
               </w:rPr>
-              <w:t xml:space="preserve">4 </w:t>
-            </w:r>
-            <w:proofErr w:type="gramStart"/>
-            <w:r>
-              <w:rPr>
-                <w:rFonts w:ascii="標楷體" w:eastAsia="標楷體" w:hAnsi="標楷體"/>
-                <w:szCs w:val="24"/>
-              </w:rPr>
-              <w:t>byte</w:t>
-            </w:r>
-            <w:proofErr w:type="gramEnd"/>
+              <w:t>4 byte</w:t>
+            </w:r>
           </w:p>
         </w:tc>
         <w:tc>
@@ -47777,7 +46402,6 @@
                 <w:szCs w:val="24"/>
               </w:rPr>
             </w:pPr>
-            <w:proofErr w:type="spellStart"/>
             <w:r>
               <w:rPr>
                 <w:rFonts w:ascii="標楷體" w:eastAsia="標楷體" w:hAnsi="標楷體"/>
@@ -47785,7 +46409,6 @@
               </w:rPr>
               <w:t>created_at</w:t>
             </w:r>
-            <w:proofErr w:type="spellEnd"/>
           </w:p>
         </w:tc>
         <w:tc>
@@ -47934,15 +46557,7 @@
         <w:t>7</w:t>
       </w:r>
       <w:r>
-        <w:t xml:space="preserve"> </w:t>
-      </w:r>
-      <w:proofErr w:type="gramStart"/>
-      <w:r>
-        <w:t>–</w:t>
-      </w:r>
-      <w:proofErr w:type="gramEnd"/>
-      <w:r>
-        <w:t xml:space="preserve"> </w:t>
+        <w:t xml:space="preserve"> – </w:t>
       </w:r>
       <w:r>
         <w:rPr>
@@ -48148,7 +46763,6 @@
                 <w:szCs w:val="24"/>
               </w:rPr>
             </w:pPr>
-            <w:proofErr w:type="gramStart"/>
             <w:r>
               <w:rPr>
                 <w:rFonts w:ascii="標楷體" w:eastAsia="標楷體" w:hAnsi="標楷體"/>
@@ -48156,7 +46770,6 @@
               </w:rPr>
               <w:t>外鍵</w:t>
             </w:r>
-            <w:proofErr w:type="gramEnd"/>
           </w:p>
         </w:tc>
       </w:tr>
@@ -48249,17 +46862,8 @@
                 <w:rFonts w:ascii="標楷體" w:eastAsia="標楷體" w:hAnsi="標楷體"/>
                 <w:szCs w:val="24"/>
               </w:rPr>
-              <w:t xml:space="preserve">4 </w:t>
-            </w:r>
-            <w:proofErr w:type="gramStart"/>
-            <w:r>
-              <w:rPr>
-                <w:rFonts w:ascii="標楷體" w:eastAsia="標楷體" w:hAnsi="標楷體"/>
-                <w:szCs w:val="24"/>
-              </w:rPr>
-              <w:t>byte</w:t>
-            </w:r>
-            <w:proofErr w:type="gramEnd"/>
+              <w:t>4 byte</w:t>
+            </w:r>
           </w:p>
         </w:tc>
         <w:tc>
@@ -48317,7 +46921,6 @@
                 <w:szCs w:val="24"/>
               </w:rPr>
             </w:pPr>
-            <w:proofErr w:type="spellStart"/>
             <w:r>
               <w:rPr>
                 <w:rFonts w:ascii="標楷體" w:eastAsia="標楷體" w:hAnsi="標楷體"/>
@@ -48325,7 +46928,6 @@
               </w:rPr>
               <w:t>user_id</w:t>
             </w:r>
-            <w:proofErr w:type="spellEnd"/>
           </w:p>
         </w:tc>
         <w:tc>
@@ -48393,17 +46995,8 @@
                 <w:rFonts w:ascii="標楷體" w:eastAsia="標楷體" w:hAnsi="標楷體"/>
                 <w:szCs w:val="24"/>
               </w:rPr>
-              <w:t xml:space="preserve">4 </w:t>
-            </w:r>
-            <w:proofErr w:type="gramStart"/>
-            <w:r>
-              <w:rPr>
-                <w:rFonts w:ascii="標楷體" w:eastAsia="標楷體" w:hAnsi="標楷體"/>
-                <w:szCs w:val="24"/>
-              </w:rPr>
-              <w:t>byte</w:t>
-            </w:r>
-            <w:proofErr w:type="gramEnd"/>
+              <w:t>4 byte</w:t>
+            </w:r>
           </w:p>
         </w:tc>
         <w:tc>
@@ -48587,7 +47180,6 @@
                 <w:szCs w:val="24"/>
               </w:rPr>
             </w:pPr>
-            <w:proofErr w:type="spellStart"/>
             <w:r>
               <w:rPr>
                 <w:rFonts w:ascii="標楷體" w:eastAsia="標楷體" w:hAnsi="標楷體"/>
@@ -48595,7 +47187,6 @@
               </w:rPr>
               <w:t>feedback_type</w:t>
             </w:r>
-            <w:proofErr w:type="spellEnd"/>
           </w:p>
         </w:tc>
         <w:tc>
@@ -48970,7 +47561,6 @@
                 <w:szCs w:val="24"/>
               </w:rPr>
             </w:pPr>
-            <w:proofErr w:type="spellStart"/>
             <w:r>
               <w:rPr>
                 <w:rFonts w:ascii="標楷體" w:eastAsia="標楷體" w:hAnsi="標楷體"/>
@@ -48978,7 +47568,6 @@
               </w:rPr>
               <w:t>replied_at</w:t>
             </w:r>
-            <w:proofErr w:type="spellEnd"/>
           </w:p>
         </w:tc>
         <w:tc>
@@ -49098,7 +47687,6 @@
                 <w:szCs w:val="24"/>
               </w:rPr>
             </w:pPr>
-            <w:proofErr w:type="spellStart"/>
             <w:r>
               <w:rPr>
                 <w:rFonts w:ascii="標楷體" w:eastAsia="標楷體" w:hAnsi="標楷體"/>
@@ -49106,7 +47694,6 @@
               </w:rPr>
               <w:t>created_at</w:t>
             </w:r>
-            <w:proofErr w:type="spellEnd"/>
           </w:p>
         </w:tc>
         <w:tc>
@@ -51233,6 +49820,92 @@
     </w:lvl>
   </w:abstractNum>
   <w:abstractNum w:abstractNumId="18" w15:restartNumberingAfterBreak="0">
+    <w:nsid w:val="42BC5D76"/>
+    <w:multiLevelType w:val="hybridMultilevel"/>
+    <w:tmpl w:val="A0BCCDF2"/>
+    <w:lvl w:ilvl="0" w:tplc="0409000F">
+      <w:start w:val="1"/>
+      <w:numFmt w:val="decimal"/>
+      <w:lvlText w:val="%1."/>
+      <w:lvlJc w:val="left"/>
+      <w:pPr>
+        <w:ind w:left="480" w:hanging="480"/>
+      </w:pPr>
+    </w:lvl>
+    <w:lvl w:ilvl="1" w:tplc="04090019" w:tentative="1">
+      <w:start w:val="1"/>
+      <w:numFmt w:val="ideographTraditional"/>
+      <w:lvlText w:val="%2、"/>
+      <w:lvlJc w:val="left"/>
+      <w:pPr>
+        <w:ind w:left="960" w:hanging="480"/>
+      </w:pPr>
+    </w:lvl>
+    <w:lvl w:ilvl="2" w:tplc="0409001B" w:tentative="1">
+      <w:start w:val="1"/>
+      <w:numFmt w:val="lowerRoman"/>
+      <w:lvlText w:val="%3."/>
+      <w:lvlJc w:val="right"/>
+      <w:pPr>
+        <w:ind w:left="1440" w:hanging="480"/>
+      </w:pPr>
+    </w:lvl>
+    <w:lvl w:ilvl="3" w:tplc="0409000F" w:tentative="1">
+      <w:start w:val="1"/>
+      <w:numFmt w:val="decimal"/>
+      <w:lvlText w:val="%4."/>
+      <w:lvlJc w:val="left"/>
+      <w:pPr>
+        <w:ind w:left="1920" w:hanging="480"/>
+      </w:pPr>
+    </w:lvl>
+    <w:lvl w:ilvl="4" w:tplc="04090019" w:tentative="1">
+      <w:start w:val="1"/>
+      <w:numFmt w:val="ideographTraditional"/>
+      <w:lvlText w:val="%5、"/>
+      <w:lvlJc w:val="left"/>
+      <w:pPr>
+        <w:ind w:left="2400" w:hanging="480"/>
+      </w:pPr>
+    </w:lvl>
+    <w:lvl w:ilvl="5" w:tplc="0409001B" w:tentative="1">
+      <w:start w:val="1"/>
+      <w:numFmt w:val="lowerRoman"/>
+      <w:lvlText w:val="%6."/>
+      <w:lvlJc w:val="right"/>
+      <w:pPr>
+        <w:ind w:left="2880" w:hanging="480"/>
+      </w:pPr>
+    </w:lvl>
+    <w:lvl w:ilvl="6" w:tplc="0409000F" w:tentative="1">
+      <w:start w:val="1"/>
+      <w:numFmt w:val="decimal"/>
+      <w:lvlText w:val="%7."/>
+      <w:lvlJc w:val="left"/>
+      <w:pPr>
+        <w:ind w:left="3360" w:hanging="480"/>
+      </w:pPr>
+    </w:lvl>
+    <w:lvl w:ilvl="7" w:tplc="04090019" w:tentative="1">
+      <w:start w:val="1"/>
+      <w:numFmt w:val="ideographTraditional"/>
+      <w:lvlText w:val="%8、"/>
+      <w:lvlJc w:val="left"/>
+      <w:pPr>
+        <w:ind w:left="3840" w:hanging="480"/>
+      </w:pPr>
+    </w:lvl>
+    <w:lvl w:ilvl="8" w:tplc="0409001B" w:tentative="1">
+      <w:start w:val="1"/>
+      <w:numFmt w:val="lowerRoman"/>
+      <w:lvlText w:val="%9."/>
+      <w:lvlJc w:val="right"/>
+      <w:pPr>
+        <w:ind w:left="4320" w:hanging="480"/>
+      </w:pPr>
+    </w:lvl>
+  </w:abstractNum>
+  <w:abstractNum w:abstractNumId="19" w15:restartNumberingAfterBreak="0">
     <w:nsid w:val="43652F97"/>
     <w:multiLevelType w:val="hybridMultilevel"/>
     <w:tmpl w:val="DD12BBA4"/>
@@ -51321,7 +49994,7 @@
       </w:pPr>
     </w:lvl>
   </w:abstractNum>
-  <w:abstractNum w:abstractNumId="19" w15:restartNumberingAfterBreak="0">
+  <w:abstractNum w:abstractNumId="20" w15:restartNumberingAfterBreak="0">
     <w:nsid w:val="461B3CF3"/>
     <w:multiLevelType w:val="hybridMultilevel"/>
     <w:tmpl w:val="F51612C2"/>
@@ -51434,7 +50107,7 @@
       </w:rPr>
     </w:lvl>
   </w:abstractNum>
-  <w:abstractNum w:abstractNumId="20" w15:restartNumberingAfterBreak="0">
+  <w:abstractNum w:abstractNumId="21" w15:restartNumberingAfterBreak="0">
     <w:nsid w:val="46671113"/>
     <w:multiLevelType w:val="hybridMultilevel"/>
     <w:tmpl w:val="6C6C072A"/>
@@ -51523,7 +50196,7 @@
       </w:pPr>
     </w:lvl>
   </w:abstractNum>
-  <w:abstractNum w:abstractNumId="21" w15:restartNumberingAfterBreak="0">
+  <w:abstractNum w:abstractNumId="22" w15:restartNumberingAfterBreak="0">
     <w:nsid w:val="46E572C3"/>
     <w:multiLevelType w:val="hybridMultilevel"/>
     <w:tmpl w:val="00E25ADC"/>
@@ -51636,7 +50309,7 @@
       </w:rPr>
     </w:lvl>
   </w:abstractNum>
-  <w:abstractNum w:abstractNumId="22" w15:restartNumberingAfterBreak="0">
+  <w:abstractNum w:abstractNumId="23" w15:restartNumberingAfterBreak="0">
     <w:nsid w:val="4F0A786E"/>
     <w:multiLevelType w:val="hybridMultilevel"/>
     <w:tmpl w:val="050CFD26"/>
@@ -51725,7 +50398,7 @@
       </w:pPr>
     </w:lvl>
   </w:abstractNum>
-  <w:abstractNum w:abstractNumId="23" w15:restartNumberingAfterBreak="0">
+  <w:abstractNum w:abstractNumId="24" w15:restartNumberingAfterBreak="0">
     <w:nsid w:val="4F593C4F"/>
     <w:multiLevelType w:val="hybridMultilevel"/>
     <w:tmpl w:val="E0DA9690"/>
@@ -51838,7 +50511,7 @@
       </w:rPr>
     </w:lvl>
   </w:abstractNum>
-  <w:abstractNum w:abstractNumId="24" w15:restartNumberingAfterBreak="0">
+  <w:abstractNum w:abstractNumId="25" w15:restartNumberingAfterBreak="0">
     <w:nsid w:val="53331BE2"/>
     <w:multiLevelType w:val="hybridMultilevel"/>
     <w:tmpl w:val="E2E05094"/>
@@ -51951,7 +50624,7 @@
       </w:rPr>
     </w:lvl>
   </w:abstractNum>
-  <w:abstractNum w:abstractNumId="25" w15:restartNumberingAfterBreak="0">
+  <w:abstractNum w:abstractNumId="26" w15:restartNumberingAfterBreak="0">
     <w:nsid w:val="534D7590"/>
     <w:multiLevelType w:val="hybridMultilevel"/>
     <w:tmpl w:val="0978C002"/>
@@ -52040,7 +50713,7 @@
       </w:pPr>
     </w:lvl>
   </w:abstractNum>
-  <w:abstractNum w:abstractNumId="26" w15:restartNumberingAfterBreak="0">
+  <w:abstractNum w:abstractNumId="27" w15:restartNumberingAfterBreak="0">
     <w:nsid w:val="563F72CE"/>
     <w:multiLevelType w:val="hybridMultilevel"/>
     <w:tmpl w:val="3230C99C"/>
@@ -52153,7 +50826,7 @@
       </w:rPr>
     </w:lvl>
   </w:abstractNum>
-  <w:abstractNum w:abstractNumId="27" w15:restartNumberingAfterBreak="0">
+  <w:abstractNum w:abstractNumId="28" w15:restartNumberingAfterBreak="0">
     <w:nsid w:val="5DD57E0E"/>
     <w:multiLevelType w:val="hybridMultilevel"/>
     <w:tmpl w:val="4C34FF28"/>
@@ -52266,7 +50939,7 @@
       </w:rPr>
     </w:lvl>
   </w:abstractNum>
-  <w:abstractNum w:abstractNumId="28" w15:restartNumberingAfterBreak="0">
+  <w:abstractNum w:abstractNumId="29" w15:restartNumberingAfterBreak="0">
     <w:nsid w:val="5ECD1EAB"/>
     <w:multiLevelType w:val="hybridMultilevel"/>
     <w:tmpl w:val="88A0E82E"/>
@@ -52355,7 +51028,7 @@
       </w:pPr>
     </w:lvl>
   </w:abstractNum>
-  <w:abstractNum w:abstractNumId="29" w15:restartNumberingAfterBreak="0">
+  <w:abstractNum w:abstractNumId="30" w15:restartNumberingAfterBreak="0">
     <w:nsid w:val="60474E80"/>
     <w:multiLevelType w:val="hybridMultilevel"/>
     <w:tmpl w:val="69DCBD1C"/>
@@ -52468,7 +51141,7 @@
       </w:rPr>
     </w:lvl>
   </w:abstractNum>
-  <w:abstractNum w:abstractNumId="30" w15:restartNumberingAfterBreak="0">
+  <w:abstractNum w:abstractNumId="31" w15:restartNumberingAfterBreak="0">
     <w:nsid w:val="6240077B"/>
     <w:multiLevelType w:val="hybridMultilevel"/>
     <w:tmpl w:val="ECF623C0"/>
@@ -52581,7 +51254,7 @@
       </w:rPr>
     </w:lvl>
   </w:abstractNum>
-  <w:abstractNum w:abstractNumId="31" w15:restartNumberingAfterBreak="0">
+  <w:abstractNum w:abstractNumId="32" w15:restartNumberingAfterBreak="0">
     <w:nsid w:val="62E07154"/>
     <w:multiLevelType w:val="hybridMultilevel"/>
     <w:tmpl w:val="E7761C80"/>
@@ -52694,7 +51367,7 @@
       </w:rPr>
     </w:lvl>
   </w:abstractNum>
-  <w:abstractNum w:abstractNumId="32" w15:restartNumberingAfterBreak="0">
+  <w:abstractNum w:abstractNumId="33" w15:restartNumberingAfterBreak="0">
     <w:nsid w:val="63120519"/>
     <w:multiLevelType w:val="hybridMultilevel"/>
     <w:tmpl w:val="58D2F2CE"/>
@@ -52807,7 +51480,7 @@
       </w:rPr>
     </w:lvl>
   </w:abstractNum>
-  <w:abstractNum w:abstractNumId="33" w15:restartNumberingAfterBreak="0">
+  <w:abstractNum w:abstractNumId="34" w15:restartNumberingAfterBreak="0">
     <w:nsid w:val="638C2CB7"/>
     <w:multiLevelType w:val="multilevel"/>
     <w:tmpl w:val="196CC044"/>
@@ -52950,7 +51623,7 @@
       </w:rPr>
     </w:lvl>
   </w:abstractNum>
-  <w:abstractNum w:abstractNumId="34" w15:restartNumberingAfterBreak="0">
+  <w:abstractNum w:abstractNumId="35" w15:restartNumberingAfterBreak="0">
     <w:nsid w:val="63B31BE6"/>
     <w:multiLevelType w:val="hybridMultilevel"/>
     <w:tmpl w:val="FE221E16"/>
@@ -53039,7 +51712,7 @@
       </w:pPr>
     </w:lvl>
   </w:abstractNum>
-  <w:abstractNum w:abstractNumId="35" w15:restartNumberingAfterBreak="0">
+  <w:abstractNum w:abstractNumId="36" w15:restartNumberingAfterBreak="0">
     <w:nsid w:val="63E21E60"/>
     <w:multiLevelType w:val="hybridMultilevel"/>
     <w:tmpl w:val="A82AC51A"/>
@@ -53152,7 +51825,7 @@
       </w:rPr>
     </w:lvl>
   </w:abstractNum>
-  <w:abstractNum w:abstractNumId="36" w15:restartNumberingAfterBreak="0">
+  <w:abstractNum w:abstractNumId="37" w15:restartNumberingAfterBreak="0">
     <w:nsid w:val="64B3774C"/>
     <w:multiLevelType w:val="hybridMultilevel"/>
     <w:tmpl w:val="D02469AC"/>
@@ -53265,7 +51938,7 @@
       </w:rPr>
     </w:lvl>
   </w:abstractNum>
-  <w:abstractNum w:abstractNumId="37" w15:restartNumberingAfterBreak="0">
+  <w:abstractNum w:abstractNumId="38" w15:restartNumberingAfterBreak="0">
     <w:nsid w:val="64F60D26"/>
     <w:multiLevelType w:val="hybridMultilevel"/>
     <w:tmpl w:val="CF601E82"/>
@@ -53378,7 +52051,7 @@
       </w:rPr>
     </w:lvl>
   </w:abstractNum>
-  <w:abstractNum w:abstractNumId="38" w15:restartNumberingAfterBreak="0">
+  <w:abstractNum w:abstractNumId="39" w15:restartNumberingAfterBreak="0">
     <w:nsid w:val="692334AC"/>
     <w:multiLevelType w:val="hybridMultilevel"/>
     <w:tmpl w:val="B9708EB4"/>
@@ -53467,7 +52140,7 @@
       </w:pPr>
     </w:lvl>
   </w:abstractNum>
-  <w:abstractNum w:abstractNumId="39" w15:restartNumberingAfterBreak="0">
+  <w:abstractNum w:abstractNumId="40" w15:restartNumberingAfterBreak="0">
     <w:nsid w:val="69646701"/>
     <w:multiLevelType w:val="hybridMultilevel"/>
     <w:tmpl w:val="BFF4A506"/>
@@ -53580,10 +52253,10 @@
       </w:rPr>
     </w:lvl>
   </w:abstractNum>
-  <w:abstractNum w:abstractNumId="40" w15:restartNumberingAfterBreak="0">
+  <w:abstractNum w:abstractNumId="41" w15:restartNumberingAfterBreak="0">
     <w:nsid w:val="6B9501A1"/>
     <w:multiLevelType w:val="hybridMultilevel"/>
-    <w:tmpl w:val="A0E4D15A"/>
+    <w:tmpl w:val="8356086E"/>
     <w:lvl w:ilvl="0" w:tplc="3280CE3C">
       <w:start w:val="1"/>
       <w:numFmt w:val="decimal"/>
@@ -53669,7 +52342,7 @@
       </w:pPr>
     </w:lvl>
   </w:abstractNum>
-  <w:abstractNum w:abstractNumId="41" w15:restartNumberingAfterBreak="0">
+  <w:abstractNum w:abstractNumId="42" w15:restartNumberingAfterBreak="0">
     <w:nsid w:val="6DC148BC"/>
     <w:multiLevelType w:val="hybridMultilevel"/>
     <w:tmpl w:val="A4E0CE5A"/>
@@ -53782,7 +52455,7 @@
       </w:rPr>
     </w:lvl>
   </w:abstractNum>
-  <w:abstractNum w:abstractNumId="42" w15:restartNumberingAfterBreak="0">
+  <w:abstractNum w:abstractNumId="43" w15:restartNumberingAfterBreak="0">
     <w:nsid w:val="7C8D1376"/>
     <w:multiLevelType w:val="hybridMultilevel"/>
     <w:tmpl w:val="E8B29948"/>
@@ -53902,7 +52575,7 @@
     <w:abstractNumId w:val="7"/>
   </w:num>
   <w:num w:numId="3">
-    <w:abstractNumId w:val="24"/>
+    <w:abstractNumId w:val="25"/>
   </w:num>
   <w:num w:numId="4">
     <w:abstractNumId w:val="9"/>
@@ -53911,13 +52584,13 @@
     <w:abstractNumId w:val="11"/>
   </w:num>
   <w:num w:numId="6">
-    <w:abstractNumId w:val="30"/>
+    <w:abstractNumId w:val="31"/>
   </w:num>
   <w:num w:numId="7">
-    <w:abstractNumId w:val="31"/>
+    <w:abstractNumId w:val="32"/>
   </w:num>
   <w:num w:numId="8">
-    <w:abstractNumId w:val="41"/>
+    <w:abstractNumId w:val="42"/>
   </w:num>
   <w:num w:numId="9">
     <w:abstractNumId w:val="8"/>
@@ -53926,13 +52599,13 @@
     <w:abstractNumId w:val="5"/>
   </w:num>
   <w:num w:numId="11">
-    <w:abstractNumId w:val="38"/>
+    <w:abstractNumId w:val="39"/>
   </w:num>
   <w:num w:numId="12">
     <w:abstractNumId w:val="12"/>
   </w:num>
   <w:num w:numId="13">
-    <w:abstractNumId w:val="20"/>
+    <w:abstractNumId w:val="21"/>
   </w:num>
   <w:num w:numId="14">
     <w:abstractNumId w:val="16"/>
@@ -53941,7 +52614,7 @@
     <w:abstractNumId w:val="0"/>
   </w:num>
   <w:num w:numId="16">
-    <w:abstractNumId w:val="23"/>
+    <w:abstractNumId w:val="24"/>
   </w:num>
   <w:num w:numId="17">
     <w:abstractNumId w:val="3"/>
@@ -53950,25 +52623,25 @@
     <w:abstractNumId w:val="10"/>
   </w:num>
   <w:num w:numId="19">
+    <w:abstractNumId w:val="28"/>
+  </w:num>
+  <w:num w:numId="20">
+    <w:abstractNumId w:val="23"/>
+  </w:num>
+  <w:num w:numId="21">
+    <w:abstractNumId w:val="19"/>
+  </w:num>
+  <w:num w:numId="22">
+    <w:abstractNumId w:val="41"/>
+  </w:num>
+  <w:num w:numId="23">
+    <w:abstractNumId w:val="37"/>
+  </w:num>
+  <w:num w:numId="24">
     <w:abstractNumId w:val="27"/>
   </w:num>
-  <w:num w:numId="20">
-    <w:abstractNumId w:val="22"/>
-  </w:num>
-  <w:num w:numId="21">
-    <w:abstractNumId w:val="18"/>
-  </w:num>
-  <w:num w:numId="22">
-    <w:abstractNumId w:val="40"/>
-  </w:num>
-  <w:num w:numId="23">
-    <w:abstractNumId w:val="36"/>
-  </w:num>
-  <w:num w:numId="24">
+  <w:num w:numId="25">
     <w:abstractNumId w:val="26"/>
-  </w:num>
-  <w:num w:numId="25">
-    <w:abstractNumId w:val="25"/>
   </w:num>
   <w:num w:numId="26">
     <w:abstractNumId w:val="14"/>
@@ -53977,34 +52650,34 @@
     <w:abstractNumId w:val="6"/>
   </w:num>
   <w:num w:numId="28">
-    <w:abstractNumId w:val="37"/>
+    <w:abstractNumId w:val="38"/>
   </w:num>
   <w:num w:numId="29">
-    <w:abstractNumId w:val="32"/>
+    <w:abstractNumId w:val="33"/>
   </w:num>
   <w:num w:numId="30">
     <w:abstractNumId w:val="13"/>
   </w:num>
   <w:num w:numId="31">
-    <w:abstractNumId w:val="33"/>
+    <w:abstractNumId w:val="34"/>
   </w:num>
   <w:num w:numId="32">
-    <w:abstractNumId w:val="35"/>
+    <w:abstractNumId w:val="36"/>
   </w:num>
   <w:num w:numId="33">
     <w:abstractNumId w:val="4"/>
   </w:num>
   <w:num w:numId="34">
-    <w:abstractNumId w:val="39"/>
+    <w:abstractNumId w:val="40"/>
   </w:num>
   <w:num w:numId="35">
-    <w:abstractNumId w:val="21"/>
+    <w:abstractNumId w:val="22"/>
   </w:num>
   <w:num w:numId="36">
-    <w:abstractNumId w:val="19"/>
+    <w:abstractNumId w:val="20"/>
   </w:num>
   <w:num w:numId="37">
-    <w:abstractNumId w:val="29"/>
+    <w:abstractNumId w:val="30"/>
   </w:num>
   <w:num w:numId="38">
     <w:abstractNumId w:val="1"/>
@@ -54013,16 +52686,19 @@
     <w:abstractNumId w:val="17"/>
   </w:num>
   <w:num w:numId="40">
-    <w:abstractNumId w:val="28"/>
+    <w:abstractNumId w:val="29"/>
   </w:num>
   <w:num w:numId="41">
-    <w:abstractNumId w:val="34"/>
+    <w:abstractNumId w:val="35"/>
   </w:num>
   <w:num w:numId="42">
-    <w:abstractNumId w:val="42"/>
+    <w:abstractNumId w:val="43"/>
   </w:num>
   <w:num w:numId="43">
     <w:abstractNumId w:val="2"/>
+  </w:num>
+  <w:num w:numId="44">
+    <w:abstractNumId w:val="18"/>
   </w:num>
 </w:numbering>
 </file>
@@ -54499,7 +53175,6 @@
   <w:style w:type="character" w:default="1" w:styleId="a1">
     <w:name w:val="Default Paragraph Font"/>
     <w:uiPriority w:val="1"/>
-    <w:semiHidden/>
     <w:unhideWhenUsed/>
   </w:style>
   <w:style w:type="table" w:default="1" w:styleId="a2">

--- a/系統文件/系統文件.docx
+++ b/系統文件/系統文件.docx
@@ -2640,7 +2640,97 @@
           <w:sz w:val="28"/>
           <w:szCs w:val="28"/>
         </w:rPr>
-        <w:t>近年來，日本文化在台灣的影響力持續深化，涵蓋動漫、影視、流行音樂、飲食及觀光旅遊等多元領域。根據交通部觀光署統計，日本常年位居國人出國目的地榜首；此外，歷年台北國際動漫節（TiCA）參觀人次屢創新高，皆客觀展現出國人對日本文化的高度熱忱，進而促使越來越多人對日語學習產生強烈需求。</w:t>
+        <w:t>近年來，日本文化在台灣的影響力持續深化，</w:t>
+      </w:r>
+      <w:proofErr w:type="gramStart"/>
+      <w:r>
+        <w:rPr>
+          <w:rFonts w:ascii="標楷體" w:eastAsia="標楷體" w:hAnsi="標楷體" w:hint="eastAsia"/>
+          <w:sz w:val="28"/>
+          <w:szCs w:val="28"/>
+        </w:rPr>
+        <w:t>涵蓋動漫</w:t>
+      </w:r>
+      <w:proofErr w:type="gramEnd"/>
+      <w:r>
+        <w:rPr>
+          <w:rFonts w:ascii="標楷體" w:eastAsia="標楷體" w:hAnsi="標楷體" w:hint="eastAsia"/>
+          <w:sz w:val="28"/>
+          <w:szCs w:val="28"/>
+        </w:rPr>
+        <w:t>、影視、流行音樂、飲食及觀光旅遊等多元領域。根據交通部觀光署統計，日本常年位居國人出國目的地榜首；</w:t>
+      </w:r>
+      <w:proofErr w:type="gramStart"/>
+      <w:r>
+        <w:rPr>
+          <w:rFonts w:ascii="標楷體" w:eastAsia="標楷體" w:hAnsi="標楷體" w:hint="eastAsia"/>
+          <w:sz w:val="28"/>
+          <w:szCs w:val="28"/>
+        </w:rPr>
+        <w:t>此外，</w:t>
+      </w:r>
+      <w:proofErr w:type="gramEnd"/>
+      <w:r>
+        <w:rPr>
+          <w:rFonts w:ascii="標楷體" w:eastAsia="標楷體" w:hAnsi="標楷體" w:hint="eastAsia"/>
+          <w:sz w:val="28"/>
+          <w:szCs w:val="28"/>
+        </w:rPr>
+        <w:t>歷年台北國際</w:t>
+      </w:r>
+      <w:proofErr w:type="gramStart"/>
+      <w:r>
+        <w:rPr>
+          <w:rFonts w:ascii="標楷體" w:eastAsia="標楷體" w:hAnsi="標楷體" w:hint="eastAsia"/>
+          <w:sz w:val="28"/>
+          <w:szCs w:val="28"/>
+        </w:rPr>
+        <w:t>動漫節</w:t>
+      </w:r>
+      <w:proofErr w:type="gramEnd"/>
+      <w:r>
+        <w:rPr>
+          <w:rFonts w:ascii="標楷體" w:eastAsia="標楷體" w:hAnsi="標楷體" w:hint="eastAsia"/>
+          <w:sz w:val="28"/>
+          <w:szCs w:val="28"/>
+        </w:rPr>
+        <w:t>（</w:t>
+      </w:r>
+      <w:proofErr w:type="spellStart"/>
+      <w:r>
+        <w:rPr>
+          <w:rFonts w:ascii="標楷體" w:eastAsia="標楷體" w:hAnsi="標楷體" w:hint="eastAsia"/>
+          <w:sz w:val="28"/>
+          <w:szCs w:val="28"/>
+        </w:rPr>
+        <w:t>TiCA</w:t>
+      </w:r>
+      <w:proofErr w:type="spellEnd"/>
+      <w:r>
+        <w:rPr>
+          <w:rFonts w:ascii="標楷體" w:eastAsia="標楷體" w:hAnsi="標楷體" w:hint="eastAsia"/>
+          <w:sz w:val="28"/>
+          <w:szCs w:val="28"/>
+        </w:rPr>
+        <w:t>）參觀</w:t>
+      </w:r>
+      <w:proofErr w:type="gramStart"/>
+      <w:r>
+        <w:rPr>
+          <w:rFonts w:ascii="標楷體" w:eastAsia="標楷體" w:hAnsi="標楷體" w:hint="eastAsia"/>
+          <w:sz w:val="28"/>
+          <w:szCs w:val="28"/>
+        </w:rPr>
+        <w:t>人次屢</w:t>
+      </w:r>
+      <w:proofErr w:type="gramEnd"/>
+      <w:r>
+        <w:rPr>
+          <w:rFonts w:ascii="標楷體" w:eastAsia="標楷體" w:hAnsi="標楷體" w:hint="eastAsia"/>
+          <w:sz w:val="28"/>
+          <w:szCs w:val="28"/>
+        </w:rPr>
+        <w:t>創新高，皆客觀展現出國人對日本文化的高度熱忱，進而促使越來越多人對日語學習產生強烈需求。</w:t>
       </w:r>
     </w:p>
     <w:p>
@@ -2670,7 +2760,79 @@
           <w:sz w:val="28"/>
           <w:szCs w:val="28"/>
         </w:rPr>
-        <w:t>然而，教育心理學中的「情境學習理論（Situated Learning）」強調，知識必須在真實、具體的社會與物理情境中產生與應用，才能達到最佳的內化與學習效果。反觀傳統的日語學習途徑，多半仰賴實體教科書、補習班或制式化的單字字卡，這種將「語言」與「真實生活」剝離的學習模式，導致學習者大腦難以建立深刻的神境連結，容易陷入「死背硬記、考完即忘」的窘境。</w:t>
+        <w:t>然而，教育心理學中的「情境學習理論（Situated Learning）」強調，知識必須在真實、具體的社會與物理情境中產生與應用，才能達到最佳的內化與學習效果。反觀傳統的日語學習途徑，多半仰賴實體教科書、補習班或制式化的單字</w:t>
+      </w:r>
+      <w:proofErr w:type="gramStart"/>
+      <w:r>
+        <w:rPr>
+          <w:rFonts w:ascii="標楷體" w:eastAsia="標楷體" w:hAnsi="標楷體" w:hint="eastAsia"/>
+          <w:sz w:val="28"/>
+          <w:szCs w:val="28"/>
+        </w:rPr>
+        <w:t>字</w:t>
+      </w:r>
+      <w:proofErr w:type="gramEnd"/>
+      <w:r>
+        <w:rPr>
+          <w:rFonts w:ascii="標楷體" w:eastAsia="標楷體" w:hAnsi="標楷體" w:hint="eastAsia"/>
+          <w:sz w:val="28"/>
+          <w:szCs w:val="28"/>
+        </w:rPr>
+        <w:t>卡，這種將「語言」與「真實生活」剝離的學習模式，導致學習者大腦難以建立深刻</w:t>
+      </w:r>
+      <w:proofErr w:type="gramStart"/>
+      <w:r>
+        <w:rPr>
+          <w:rFonts w:ascii="標楷體" w:eastAsia="標楷體" w:hAnsi="標楷體" w:hint="eastAsia"/>
+          <w:sz w:val="28"/>
+          <w:szCs w:val="28"/>
+        </w:rPr>
+        <w:t>的神境連結</w:t>
+      </w:r>
+      <w:proofErr w:type="gramEnd"/>
+      <w:r>
+        <w:rPr>
+          <w:rFonts w:ascii="標楷體" w:eastAsia="標楷體" w:hAnsi="標楷體" w:hint="eastAsia"/>
+          <w:sz w:val="28"/>
+          <w:szCs w:val="28"/>
+        </w:rPr>
+        <w:t>，容易陷入「死</w:t>
+      </w:r>
+      <w:proofErr w:type="gramStart"/>
+      <w:r>
+        <w:rPr>
+          <w:rFonts w:ascii="標楷體" w:eastAsia="標楷體" w:hAnsi="標楷體" w:hint="eastAsia"/>
+          <w:sz w:val="28"/>
+          <w:szCs w:val="28"/>
+        </w:rPr>
+        <w:t>背硬記</w:t>
+      </w:r>
+      <w:proofErr w:type="gramEnd"/>
+      <w:r>
+        <w:rPr>
+          <w:rFonts w:ascii="標楷體" w:eastAsia="標楷體" w:hAnsi="標楷體" w:hint="eastAsia"/>
+          <w:sz w:val="28"/>
+          <w:szCs w:val="28"/>
+        </w:rPr>
+        <w:t>、</w:t>
+      </w:r>
+      <w:proofErr w:type="gramStart"/>
+      <w:r>
+        <w:rPr>
+          <w:rFonts w:ascii="標楷體" w:eastAsia="標楷體" w:hAnsi="標楷體" w:hint="eastAsia"/>
+          <w:sz w:val="28"/>
+          <w:szCs w:val="28"/>
+        </w:rPr>
+        <w:t>考完即忘</w:t>
+      </w:r>
+      <w:proofErr w:type="gramEnd"/>
+      <w:r>
+        <w:rPr>
+          <w:rFonts w:ascii="標楷體" w:eastAsia="標楷體" w:hAnsi="標楷體" w:hint="eastAsia"/>
+          <w:sz w:val="28"/>
+          <w:szCs w:val="28"/>
+        </w:rPr>
+        <w:t>」的窘境。</w:t>
       </w:r>
     </w:p>
     <w:p>
@@ -2700,7 +2862,43 @@
           <w:sz w:val="28"/>
           <w:szCs w:val="28"/>
         </w:rPr>
-        <w:t>因此，隨著智慧型手機的高度普及，以及電腦視覺（Computer Vision）與人工智慧（AI）技術的日益成熟，若能透過影像辨識技術，將學習者生活周遭的實體物件與真實場景，即時轉化為客製化的學習素材，創造出「即拍即學」的創新模式，便能徹底打破傳統教室與書本的框架，讓語言學習無縫融入日常軌跡中。</w:t>
+        <w:t>因此，隨著智慧型手機的高度</w:t>
+      </w:r>
+      <w:proofErr w:type="gramStart"/>
+      <w:r>
+        <w:rPr>
+          <w:rFonts w:ascii="標楷體" w:eastAsia="標楷體" w:hAnsi="標楷體" w:hint="eastAsia"/>
+          <w:sz w:val="28"/>
+          <w:szCs w:val="28"/>
+        </w:rPr>
+        <w:t>普及，</w:t>
+      </w:r>
+      <w:proofErr w:type="gramEnd"/>
+      <w:r>
+        <w:rPr>
+          <w:rFonts w:ascii="標楷體" w:eastAsia="標楷體" w:hAnsi="標楷體" w:hint="eastAsia"/>
+          <w:sz w:val="28"/>
+          <w:szCs w:val="28"/>
+        </w:rPr>
+        <w:t>以及電腦視覺（Computer Vision）與人工智慧（AI）技術的日益成熟，若能透過影像辨識技術，將學習者生活周遭的實體物件與真實場景，即時轉化為客製化的學習素材，創造出「</w:t>
+      </w:r>
+      <w:proofErr w:type="gramStart"/>
+      <w:r>
+        <w:rPr>
+          <w:rFonts w:ascii="標楷體" w:eastAsia="標楷體" w:hAnsi="標楷體" w:hint="eastAsia"/>
+          <w:sz w:val="28"/>
+          <w:szCs w:val="28"/>
+        </w:rPr>
+        <w:t>即拍即</w:t>
+      </w:r>
+      <w:proofErr w:type="gramEnd"/>
+      <w:r>
+        <w:rPr>
+          <w:rFonts w:ascii="標楷體" w:eastAsia="標楷體" w:hAnsi="標楷體" w:hint="eastAsia"/>
+          <w:sz w:val="28"/>
+          <w:szCs w:val="28"/>
+        </w:rPr>
+        <w:t>學」的創新模式，便能徹底打破傳統教室與書本的框架，讓語言學習無縫融入日常軌跡中。</w:t>
       </w:r>
     </w:p>
     <w:p>
@@ -2781,7 +2979,27 @@
           <w:sz w:val="28"/>
           <w:szCs w:val="28"/>
         </w:rPr>
-        <w:t>缺乏實際應用場景，導致動力削弱： 台灣缺乏全日語的環境，學習者「輸入」多於「輸出」，沒有實戰開口的機會。解決此問題需要創造一個低壓力且能模擬真實生活情境的對答環境，讓學習者能隨時練習語言輸出。</w:t>
+        <w:t>缺乏實際應用場景，導致動力削弱： 台灣缺乏全日語的環境，學習者「輸入」多於「輸出」，沒有實戰開口的機會。解決此問題需要創造一個</w:t>
+      </w:r>
+      <w:proofErr w:type="gramStart"/>
+      <w:r>
+        <w:rPr>
+          <w:rFonts w:ascii="標楷體" w:hAnsi="標楷體" w:cstheme="minorBidi" w:hint="eastAsia"/>
+          <w:bCs w:val="0"/>
+          <w:sz w:val="28"/>
+          <w:szCs w:val="28"/>
+        </w:rPr>
+        <w:t>低壓力且能</w:t>
+      </w:r>
+      <w:proofErr w:type="gramEnd"/>
+      <w:r>
+        <w:rPr>
+          <w:rFonts w:ascii="標楷體" w:hAnsi="標楷體" w:cstheme="minorBidi" w:hint="eastAsia"/>
+          <w:bCs w:val="0"/>
+          <w:sz w:val="28"/>
+          <w:szCs w:val="28"/>
+        </w:rPr>
+        <w:t>模擬真實生活情境的對答環境，讓學習者能隨時練習語言輸出。</w:t>
       </w:r>
     </w:p>
     <w:p>
@@ -2851,7 +3069,27 @@
           <w:sz w:val="28"/>
           <w:szCs w:val="28"/>
         </w:rPr>
-        <w:t>基於上述觀察，要有效提升學習成效與動力，必須跳脫傳統框架，提供一個能「將真實場景萃取為教材」、「提供沉浸式輸出環境」並「具備正向社群回饋」的全新解決方案。</w:t>
+        <w:t>基於上述觀察，要有效提升學習成效與動力，必須跳脫傳統框架，提供一個能「將真實場景萃取為教材」、「提供</w:t>
+      </w:r>
+      <w:proofErr w:type="gramStart"/>
+      <w:r>
+        <w:rPr>
+          <w:rFonts w:ascii="標楷體" w:hAnsi="標楷體" w:cstheme="minorBidi" w:hint="eastAsia"/>
+          <w:bCs w:val="0"/>
+          <w:sz w:val="28"/>
+          <w:szCs w:val="28"/>
+        </w:rPr>
+        <w:t>沉</w:t>
+      </w:r>
+      <w:proofErr w:type="gramEnd"/>
+      <w:r>
+        <w:rPr>
+          <w:rFonts w:ascii="標楷體" w:hAnsi="標楷體" w:cstheme="minorBidi" w:hint="eastAsia"/>
+          <w:bCs w:val="0"/>
+          <w:sz w:val="28"/>
+          <w:szCs w:val="28"/>
+        </w:rPr>
+        <w:t>浸式輸出環境」並「具備正向社群回饋」的全新解決方案。</w:t>
       </w:r>
     </w:p>
     <w:p>
@@ -2926,7 +3164,25 @@
           <w:sz w:val="28"/>
           <w:szCs w:val="28"/>
         </w:rPr>
-        <w:t>建構「沉浸式 AI 情境對話」模組（對應痛點二）： 為解決缺乏應用場景的問題，整合 AI 角色扮演（Roleplay）對話功能。系統提供多樣化的生活任務（如點餐、</w:t>
+        <w:t>建構「</w:t>
+      </w:r>
+      <w:proofErr w:type="gramStart"/>
+      <w:r>
+        <w:rPr>
+          <w:rFonts w:ascii="標楷體" w:eastAsia="標楷體" w:hAnsi="標楷體" w:hint="eastAsia"/>
+          <w:sz w:val="28"/>
+          <w:szCs w:val="28"/>
+        </w:rPr>
+        <w:t>沉</w:t>
+      </w:r>
+      <w:proofErr w:type="gramEnd"/>
+      <w:r>
+        <w:rPr>
+          <w:rFonts w:ascii="標楷體" w:eastAsia="標楷體" w:hAnsi="標楷體" w:hint="eastAsia"/>
+          <w:sz w:val="28"/>
+          <w:szCs w:val="28"/>
+        </w:rPr>
+        <w:t>浸式 AI 情境對話」模組（對應痛點二）： 為解決缺乏應用場景的問題，整合 AI 角色扮演（Roleplay）對話功能。系統提供多樣化的生活任務（如點餐、</w:t>
       </w:r>
       <w:r>
         <w:rPr>
@@ -2935,7 +3191,25 @@
           <w:szCs w:val="28"/>
         </w:rPr>
         <w:lastRenderedPageBreak/>
-        <w:t>問路），讓使用者透過對話練習口說與聽力，並給予語法即時糾正與假名標音輔助。</w:t>
+        <w:t>問路），讓使用者透過對話練習</w:t>
+      </w:r>
+      <w:proofErr w:type="gramStart"/>
+      <w:r>
+        <w:rPr>
+          <w:rFonts w:ascii="標楷體" w:eastAsia="標楷體" w:hAnsi="標楷體" w:hint="eastAsia"/>
+          <w:sz w:val="28"/>
+          <w:szCs w:val="28"/>
+        </w:rPr>
+        <w:t>口說與聽力</w:t>
+      </w:r>
+      <w:proofErr w:type="gramEnd"/>
+      <w:r>
+        <w:rPr>
+          <w:rFonts w:ascii="標楷體" w:eastAsia="標楷體" w:hAnsi="標楷體" w:hint="eastAsia"/>
+          <w:sz w:val="28"/>
+          <w:szCs w:val="28"/>
+        </w:rPr>
+        <w:t>，並給予語法即時糾正與假名標音輔助。</w:t>
       </w:r>
     </w:p>
     <w:p>
@@ -3041,7 +3315,25 @@
           <w:sz w:val="28"/>
           <w:szCs w:val="28"/>
         </w:rPr>
-        <w:t>創造「生活即教材」的創新學習價值： 運用 Google AI 視覺辨識技術與 Python 後端處理，實現「即拍即學」功能。這將大幅改變傳統學習模式，將使用者的日常生活環境轉化為無限的客製化教材，提升單字記憶的留存率。</w:t>
+        <w:t>創造「生活即教材」的創新學習價值： 運用 Google AI 視覺辨識技術與 Python 後端處理，實現「</w:t>
+      </w:r>
+      <w:proofErr w:type="gramStart"/>
+      <w:r>
+        <w:rPr>
+          <w:rFonts w:ascii="標楷體" w:eastAsia="標楷體" w:hAnsi="標楷體" w:hint="eastAsia"/>
+          <w:sz w:val="28"/>
+          <w:szCs w:val="28"/>
+        </w:rPr>
+        <w:t>即拍即</w:t>
+      </w:r>
+      <w:proofErr w:type="gramEnd"/>
+      <w:r>
+        <w:rPr>
+          <w:rFonts w:ascii="標楷體" w:eastAsia="標楷體" w:hAnsi="標楷體" w:hint="eastAsia"/>
+          <w:sz w:val="28"/>
+          <w:szCs w:val="28"/>
+        </w:rPr>
+        <w:t>學」功能。這將大幅改變傳統學習模式，將使用者的日常生活環境轉化為無限的客製化教材，提升單字記憶的留存率。</w:t>
       </w:r>
     </w:p>
     <w:p>
@@ -3088,7 +3380,25 @@
           <w:szCs w:val="28"/>
         </w:rPr>
         <w:lastRenderedPageBreak/>
-        <w:t>羈絆與具象化的成長數據，預期能顯著提升使用者的 App 開啟率與長期黏著度。</w:t>
+        <w:t>羈絆與具</w:t>
+      </w:r>
+      <w:proofErr w:type="gramStart"/>
+      <w:r>
+        <w:rPr>
+          <w:rFonts w:ascii="標楷體" w:eastAsia="標楷體" w:hAnsi="標楷體" w:hint="eastAsia"/>
+          <w:sz w:val="28"/>
+          <w:szCs w:val="28"/>
+        </w:rPr>
+        <w:t>象</w:t>
+      </w:r>
+      <w:proofErr w:type="gramEnd"/>
+      <w:r>
+        <w:rPr>
+          <w:rFonts w:ascii="標楷體" w:eastAsia="標楷體" w:hAnsi="標楷體" w:hint="eastAsia"/>
+          <w:sz w:val="28"/>
+          <w:szCs w:val="28"/>
+        </w:rPr>
+        <w:t>化的成長數據，預期能顯著提升使用者的 App 開啟率與長期黏著度。</w:t>
       </w:r>
     </w:p>
     <w:p>
@@ -3251,7 +3561,42 @@
           <w:sz w:val="28"/>
           <w:szCs w:val="28"/>
         </w:rPr>
-        <w:t>無縫融入生活情境： 系統打破傳統死背書本的枯燥流程，設計了「單句翻譯隱藏/顯示」、「假名標音切換（Furigana）」以及「快捷回覆籌碼（Quick Replies）」等輔助功能。在兼顧沉浸式全日文環境的同時，給予使用者極高的操作容錯率與便利性，高度滿足碎片化時間的學習需求。</w:t>
+        <w:t>無縫融入生活情境： 系統打破傳統死背書本的枯燥流程，設計了「單句翻譯隱藏/顯示」、「假名標音切換（Furigana）」以及「快捷回覆籌碼（Quick Replies）」等輔助功能。在兼顧</w:t>
+      </w:r>
+      <w:proofErr w:type="gramStart"/>
+      <w:r>
+        <w:rPr>
+          <w:rFonts w:ascii="標楷體" w:eastAsia="標楷體" w:hAnsi="標楷體" w:hint="eastAsia"/>
+          <w:sz w:val="28"/>
+          <w:szCs w:val="28"/>
+        </w:rPr>
+        <w:t>沉浸式全日文</w:t>
+      </w:r>
+      <w:proofErr w:type="gramEnd"/>
+      <w:r>
+        <w:rPr>
+          <w:rFonts w:ascii="標楷體" w:eastAsia="標楷體" w:hAnsi="標楷體" w:hint="eastAsia"/>
+          <w:sz w:val="28"/>
+          <w:szCs w:val="28"/>
+        </w:rPr>
+        <w:t>環境的同時，給予使用者極高的</w:t>
+      </w:r>
+      <w:r>
+        <w:rPr>
+          <w:rFonts w:ascii="標楷體" w:eastAsia="標楷體" w:hAnsi="標楷體" w:hint="eastAsia"/>
+          <w:sz w:val="28"/>
+          <w:szCs w:val="28"/>
+          <w:highlight w:val="yellow"/>
+        </w:rPr>
+        <w:t>操作容錯率與</w:t>
+      </w:r>
+      <w:r>
+        <w:rPr>
+          <w:rFonts w:ascii="標楷體" w:eastAsia="標楷體" w:hAnsi="標楷體" w:hint="eastAsia"/>
+          <w:sz w:val="28"/>
+          <w:szCs w:val="28"/>
+        </w:rPr>
+        <w:t>便利性，高度滿足碎片化時間的學習需求。</w:t>
       </w:r>
     </w:p>
     <w:p>
@@ -3297,8 +3642,87 @@
           <w:rFonts w:ascii="標楷體" w:eastAsia="標楷體" w:hAnsi="標楷體" w:hint="eastAsia"/>
           <w:sz w:val="28"/>
           <w:szCs w:val="28"/>
+          <w:highlight w:val="yellow"/>
         </w:rPr>
-        <w:t>敏捷式開發與階段性交付： 本專案採敏捷開發（Agile Development）模式，將整體時程拆分為「需求分析、核心技術驗證（影像辨識與 LLM 介接）、前端介面實作、後端資料庫建置、系統整合與封測」五大階段。</w:t>
+        <w:t>敏捷式開發與階段性交付</w:t>
+      </w:r>
+      <w:r>
+        <w:rPr>
+          <w:rFonts w:ascii="標楷體" w:eastAsia="標楷體" w:hAnsi="標楷體" w:hint="eastAsia"/>
+          <w:sz w:val="28"/>
+          <w:szCs w:val="28"/>
+        </w:rPr>
+        <w:t>： 本專案</w:t>
+      </w:r>
+      <w:proofErr w:type="gramStart"/>
+      <w:r>
+        <w:rPr>
+          <w:rFonts w:ascii="標楷體" w:eastAsia="標楷體" w:hAnsi="標楷體" w:hint="eastAsia"/>
+          <w:sz w:val="28"/>
+          <w:szCs w:val="28"/>
+        </w:rPr>
+        <w:t>採</w:t>
+      </w:r>
+      <w:proofErr w:type="gramEnd"/>
+      <w:r>
+        <w:rPr>
+          <w:rFonts w:ascii="標楷體" w:eastAsia="標楷體" w:hAnsi="標楷體" w:hint="eastAsia"/>
+          <w:sz w:val="28"/>
+          <w:szCs w:val="28"/>
+        </w:rPr>
+        <w:t>敏捷開發（Agile Development）模式，</w:t>
+      </w:r>
+      <w:r>
+        <w:rPr>
+          <w:rFonts w:ascii="標楷體" w:eastAsia="標楷體" w:hAnsi="標楷體" w:hint="eastAsia"/>
+          <w:sz w:val="28"/>
+          <w:szCs w:val="28"/>
+        </w:rPr>
+        <w:t xml:space="preserve"> </w:t>
+      </w:r>
+      <w:r>
+        <w:rPr>
+          <w:rFonts w:ascii="標楷體" w:eastAsia="標楷體" w:hAnsi="標楷體" w:hint="eastAsia"/>
+          <w:sz w:val="28"/>
+          <w:szCs w:val="28"/>
+        </w:rPr>
+        <w:t>將整體</w:t>
+      </w:r>
+      <w:proofErr w:type="gramStart"/>
+      <w:r>
+        <w:rPr>
+          <w:rFonts w:ascii="標楷體" w:eastAsia="標楷體" w:hAnsi="標楷體" w:hint="eastAsia"/>
+          <w:sz w:val="28"/>
+          <w:szCs w:val="28"/>
+        </w:rPr>
+        <w:t>時程拆分為</w:t>
+      </w:r>
+      <w:proofErr w:type="gramEnd"/>
+      <w:r>
+        <w:rPr>
+          <w:rFonts w:ascii="標楷體" w:eastAsia="標楷體" w:hAnsi="標楷體" w:hint="eastAsia"/>
+          <w:sz w:val="28"/>
+          <w:szCs w:val="28"/>
+        </w:rPr>
+        <w:t xml:space="preserve">「需求分析、核心技術驗證（影像辨識與 LLM </w:t>
+      </w:r>
+      <w:proofErr w:type="gramStart"/>
+      <w:r>
+        <w:rPr>
+          <w:rFonts w:ascii="標楷體" w:eastAsia="標楷體" w:hAnsi="標楷體" w:hint="eastAsia"/>
+          <w:sz w:val="28"/>
+          <w:szCs w:val="28"/>
+        </w:rPr>
+        <w:t>介</w:t>
+      </w:r>
+      <w:proofErr w:type="gramEnd"/>
+      <w:r>
+        <w:rPr>
+          <w:rFonts w:ascii="標楷體" w:eastAsia="標楷體" w:hAnsi="標楷體" w:hint="eastAsia"/>
+          <w:sz w:val="28"/>
+          <w:szCs w:val="28"/>
+        </w:rPr>
+        <w:t>接）、前端介面實作、後端資料庫建置、系統整合與封測」五大階段。</w:t>
       </w:r>
     </w:p>
     <w:p>
@@ -3320,8 +3744,9 @@
           <w:rFonts w:ascii="標楷體" w:eastAsia="標楷體" w:hAnsi="標楷體" w:hint="eastAsia"/>
           <w:sz w:val="28"/>
           <w:szCs w:val="28"/>
+          <w:highlight w:val="yellow"/>
         </w:rPr>
-        <w:t>風險控管機制： 團隊透過甘特圖與版本控制系統（Git）進行進度與品質雙重控管。優先確保「單字萃取」與「基礎對話」等 MVP（最小可行性產品）功能準時交付，再逐步擴充「學習小組」與「進階旅遊情境包」等附加模組，確保專案能如期上架展示。</w:t>
+        <w:t>風險控管機制</w:t>
       </w:r>
       <w:r>
         <w:rPr>
@@ -3329,7 +3754,7 @@
           <w:sz w:val="28"/>
           <w:szCs w:val="28"/>
         </w:rPr>
-        <w:t>經濟可行性 (Economic Feasibility)</w:t>
+        <w:t>： 團隊透過甘特圖與版本控制系統（Git）進行進度與品質雙重控管。優先確保「單字萃取」與「基礎對話」等 MVP（最小可行性產品）功能準時交付，再逐步擴充「學習小組」與「進階旅遊情境包」等附加模組，確保專案能如期上架展示。</w:t>
       </w:r>
     </w:p>
     <w:p>
@@ -3399,7 +3824,24 @@
           <w:sz w:val="28"/>
           <w:szCs w:val="28"/>
         </w:rPr>
-        <w:t>多元且具彈性的獲利矩陣：系統採用 Freemium（免費增值）商業模式，透過免費基礎功能快速累積活躍用戶， 再透過訂閱制與 J-Pts 點數系統轉換付費用戶，形成持續性收益循環。</w:t>
+        <w:t>多元且具彈性的獲利矩陣：</w:t>
+      </w:r>
+      <w:r>
+        <w:rPr>
+          <w:rFonts w:ascii="標楷體" w:eastAsia="標楷體" w:hAnsi="標楷體"/>
+          <w:sz w:val="28"/>
+          <w:szCs w:val="28"/>
+          <w:highlight w:val="yellow"/>
+        </w:rPr>
+        <w:t>系統採用 Freemium（免費增值）商業模式</w:t>
+      </w:r>
+      <w:r>
+        <w:rPr>
+          <w:rFonts w:ascii="標楷體" w:eastAsia="標楷體" w:hAnsi="標楷體"/>
+          <w:sz w:val="28"/>
+          <w:szCs w:val="28"/>
+        </w:rPr>
+        <w:t>，透過免費基礎功能快速累積活躍用戶， 再透過訂閱制與 J-Pts 點數系統轉換付費用戶，形成持續性收益循環。</w:t>
       </w:r>
     </w:p>
     <w:p>
@@ -3464,8 +3906,17 @@
           <w:rFonts w:ascii="標楷體" w:eastAsia="標楷體" w:hAnsi="標楷體"/>
           <w:sz w:val="28"/>
           <w:szCs w:val="28"/>
+          <w:highlight w:val="yellow"/>
         </w:rPr>
-        <w:t>（2）J-Pts 點數購買：入門包 NT$50/50點、中包 NT$90/100點、 大包 NT$160/250點，購買越多單價越低，引導用戶選擇大包。</w:t>
+        <w:t>（2）</w:t>
+      </w:r>
+      <w:r>
+        <w:rPr>
+          <w:rFonts w:ascii="標楷體" w:eastAsia="標楷體" w:hAnsi="標楷體"/>
+          <w:sz w:val="28"/>
+          <w:szCs w:val="28"/>
+        </w:rPr>
+        <w:t>J-Pts 點數購買：入門包 NT$50/50點、中包 NT$90/100點、 大包 NT$160/250點，購買越多單價越低，引導用戶選擇大包。</w:t>
       </w:r>
     </w:p>
     <w:p>
@@ -3486,8 +3937,17 @@
           <w:rFonts w:ascii="標楷體" w:eastAsia="標楷體" w:hAnsi="標楷體"/>
           <w:sz w:val="28"/>
           <w:szCs w:val="28"/>
+          <w:highlight w:val="yellow"/>
         </w:rPr>
-        <w:t>（3）點數消費循環：點數可用於加購拍照次數（30點/+5次）、 AI對話次數（30點/+5次）、擴充單字收藏空間（50點/+50個）， 以及學習小組押金（免費用戶20點、訂閱用戶10點）， 形成持續性的微型消費動機。</w:t>
+        <w:t>（3）</w:t>
+      </w:r>
+      <w:r>
+        <w:rPr>
+          <w:rFonts w:ascii="標楷體" w:eastAsia="標楷體" w:hAnsi="標楷體"/>
+          <w:sz w:val="28"/>
+          <w:szCs w:val="28"/>
+        </w:rPr>
+        <w:t>點數消費循環：點數可用於加購拍照次數（30點/+5次）、 AI對話次數（30點/+5次）、擴充單字收藏空間（50點/+50個）， 以及學習小組押金（免費用戶20點、訂閱用戶10點）， 形成持續性的微型消費動機。</w:t>
       </w:r>
     </w:p>
     <w:p>
@@ -3511,7 +3971,61 @@
           <w:szCs w:val="28"/>
         </w:rPr>
         <w:lastRenderedPageBreak/>
-        <w:t>精準的成本與收益投報（ROI）：假設情境試算：100位活躍用戶中，20%選擇月訂閱（NT$99×20＝NT$1,980）、 5%選擇年訂閱（NT$899÷12×5</w:t>
+        <w:t>精</w:t>
+      </w:r>
+      <w:proofErr w:type="gramStart"/>
+      <w:r>
+        <w:rPr>
+          <w:rFonts w:ascii="標楷體" w:eastAsia="標楷體" w:hAnsi="標楷體"/>
+          <w:sz w:val="28"/>
+          <w:szCs w:val="28"/>
+        </w:rPr>
+        <w:t>準</w:t>
+      </w:r>
+      <w:proofErr w:type="gramEnd"/>
+      <w:r>
+        <w:rPr>
+          <w:rFonts w:ascii="標楷體" w:eastAsia="標楷體" w:hAnsi="標楷體"/>
+          <w:sz w:val="28"/>
+          <w:szCs w:val="28"/>
+        </w:rPr>
+        <w:t>的成本與</w:t>
+      </w:r>
+      <w:proofErr w:type="gramStart"/>
+      <w:r>
+        <w:rPr>
+          <w:rFonts w:ascii="標楷體" w:eastAsia="標楷體" w:hAnsi="標楷體"/>
+          <w:sz w:val="28"/>
+          <w:szCs w:val="28"/>
+        </w:rPr>
+        <w:t>收益投報</w:t>
+      </w:r>
+      <w:proofErr w:type="gramEnd"/>
+      <w:r>
+        <w:rPr>
+          <w:rFonts w:ascii="標楷體" w:eastAsia="標楷體" w:hAnsi="標楷體"/>
+          <w:sz w:val="28"/>
+          <w:szCs w:val="28"/>
+        </w:rPr>
+        <w:t>（ROI）：假設情境試算：100位活躍用戶中，20%選擇月訂閱（NT$99×20＝NT$1,980）、 5%選擇年訂閱</w:t>
+      </w:r>
+      <w:proofErr w:type="gramStart"/>
+      <w:r>
+        <w:rPr>
+          <w:rFonts w:ascii="標楷體" w:eastAsia="標楷體" w:hAnsi="標楷體"/>
+          <w:sz w:val="28"/>
+          <w:szCs w:val="28"/>
+        </w:rPr>
+        <w:t>（</w:t>
+      </w:r>
+      <w:proofErr w:type="gramEnd"/>
+      <w:r>
+        <w:rPr>
+          <w:rFonts w:ascii="標楷體" w:eastAsia="標楷體" w:hAnsi="標楷體"/>
+          <w:sz w:val="28"/>
+          <w:szCs w:val="28"/>
+        </w:rPr>
+        <w:t>NT$899÷12×5</w:t>
       </w:r>
       <w:r>
         <w:rPr>
@@ -3590,7 +4104,7 @@
         </w:numPr>
         <w:ind w:leftChars="0" w:left="709" w:firstLineChars="0"/>
         <w:rPr>
-          <w:rFonts w:ascii="標楷體" w:eastAsia="標楷體" w:hAnsi="標楷體" w:hint="eastAsia"/>
+          <w:rFonts w:ascii="標楷體" w:eastAsia="標楷體" w:hAnsi="標楷體"/>
           <w:sz w:val="28"/>
           <w:szCs w:val="28"/>
         </w:rPr>
@@ -3601,7 +4115,25 @@
           <w:sz w:val="28"/>
           <w:szCs w:val="28"/>
         </w:rPr>
-        <w:t>成熟的跨平台與 AI 整合架構： 本系統前端採用 Google 支援的 Flutter 跨平台框架，確保 iOS 與 Android 雙平台的原生級效能；後端架構以 Python 為核心，穩定串接強大的生成式大型語言模型（LLM）與電腦視覺（Computer Vision）API。</w:t>
+        <w:t>成熟的跨平台與 AI 整合架構： 本系統前端採用 Google 支援的 Flutter 跨平台框架，確保 iOS 與 Android 雙平台的原生級效能；後端架構以 Python 為核心，</w:t>
+      </w:r>
+      <w:proofErr w:type="gramStart"/>
+      <w:r>
+        <w:rPr>
+          <w:rFonts w:ascii="標楷體" w:eastAsia="標楷體" w:hAnsi="標楷體" w:hint="eastAsia"/>
+          <w:sz w:val="28"/>
+          <w:szCs w:val="28"/>
+        </w:rPr>
+        <w:t>穩定串</w:t>
+      </w:r>
+      <w:proofErr w:type="gramEnd"/>
+      <w:r>
+        <w:rPr>
+          <w:rFonts w:ascii="標楷體" w:eastAsia="標楷體" w:hAnsi="標楷體" w:hint="eastAsia"/>
+          <w:sz w:val="28"/>
+          <w:szCs w:val="28"/>
+        </w:rPr>
+        <w:t>接強大的生成式大型語言模型（LLM）與電腦視覺（Computer Vision）API。</w:t>
       </w:r>
     </w:p>
     <w:p>
@@ -3616,6 +4148,7 @@
           <w:rFonts w:ascii="標楷體" w:eastAsia="標楷體" w:hAnsi="標楷體"/>
           <w:sz w:val="28"/>
           <w:szCs w:val="28"/>
+          <w:highlight w:val="yellow"/>
         </w:rPr>
       </w:pPr>
       <w:r>
@@ -3623,6 +4156,7 @@
           <w:rFonts w:ascii="標楷體" w:eastAsia="標楷體" w:hAnsi="標楷體" w:hint="eastAsia"/>
           <w:sz w:val="28"/>
           <w:szCs w:val="28"/>
+          <w:highlight w:val="yellow"/>
         </w:rPr>
         <w:t>多維度資料處理能力： 系統已成功克服技術瓶頸，後端 API 具備穩定回傳多維度 JSON 資料結構的能力（包含回覆文字、語法糾正、標音與翻譯），配合關聯式資料庫處理社群排行榜與個人雷達圖數據，技術實作上具備高度穩定性與擴充性。</w:t>
       </w:r>
@@ -3671,7 +4205,25 @@
           <w:sz w:val="28"/>
           <w:szCs w:val="28"/>
         </w:rPr>
-        <w:t>隱私保護與資安合規： 專案實施嚴格遵守《個人資料保護法》（PDPA），使用者上傳之環境照片與語音對話紀錄，皆經過加密傳輸且不作為侵犯隱私之用途，並提供完善的帳戶刪除與資料清除機制。</w:t>
+        <w:t>隱私保護與</w:t>
+      </w:r>
+      <w:proofErr w:type="gramStart"/>
+      <w:r>
+        <w:rPr>
+          <w:rFonts w:ascii="標楷體" w:eastAsia="標楷體" w:hAnsi="標楷體" w:hint="eastAsia"/>
+          <w:sz w:val="28"/>
+          <w:szCs w:val="28"/>
+        </w:rPr>
+        <w:t>資安合規</w:t>
+      </w:r>
+      <w:proofErr w:type="gramEnd"/>
+      <w:r>
+        <w:rPr>
+          <w:rFonts w:ascii="標楷體" w:eastAsia="標楷體" w:hAnsi="標楷體" w:hint="eastAsia"/>
+          <w:sz w:val="28"/>
+          <w:szCs w:val="28"/>
+        </w:rPr>
+        <w:t>： 專案實施嚴格遵守《個人資料保護法》（PDPA），使用者上傳之環境照片與語音對話紀錄，皆經過加密傳輸且不作為侵犯隱私之用途，並提供完善的帳戶刪除與資料清除機制。</w:t>
       </w:r>
     </w:p>
     <w:p>
@@ -3684,7 +4236,7 @@
         <w:ind w:leftChars="0" w:firstLineChars="0"/>
         <w:jc w:val="both"/>
         <w:rPr>
-          <w:rFonts w:ascii="標楷體" w:eastAsia="標楷體" w:hAnsi="標楷體" w:hint="eastAsia"/>
+          <w:rFonts w:ascii="標楷體" w:eastAsia="標楷體" w:hAnsi="標楷體"/>
           <w:sz w:val="28"/>
           <w:szCs w:val="28"/>
         </w:rPr>
@@ -3742,7 +4294,25 @@
           <w:sz w:val="28"/>
           <w:szCs w:val="28"/>
         </w:rPr>
-        <w:t>綜合以上各維度因素之評估，本系統在操作上具有高度便利性，技術上具備實作成熟度，且具備明確的獲利模式。整體而言，本專案在技術與商業層面上均具備高度可行性，有望在日語學習市場中取得成功</w:t>
+        <w:t>綜合</w:t>
+      </w:r>
+      <w:proofErr w:type="gramStart"/>
+      <w:r>
+        <w:rPr>
+          <w:rFonts w:ascii="標楷體" w:eastAsia="標楷體" w:hAnsi="標楷體" w:hint="eastAsia"/>
+          <w:sz w:val="28"/>
+          <w:szCs w:val="28"/>
+        </w:rPr>
+        <w:t>以上各維度</w:t>
+      </w:r>
+      <w:proofErr w:type="gramEnd"/>
+      <w:r>
+        <w:rPr>
+          <w:rFonts w:ascii="標楷體" w:eastAsia="標楷體" w:hAnsi="標楷體" w:hint="eastAsia"/>
+          <w:sz w:val="28"/>
+          <w:szCs w:val="28"/>
+        </w:rPr>
+        <w:t>因素之評估，本系統在操作上具有高度便利性，技術上具備實作成熟度，且具備明確的獲利模式。整體而言，本專案在技術與商業層面上均具備高度可行性，有望在日語學習市場中取得成功</w:t>
       </w:r>
       <w:r>
         <w:rPr>
@@ -3809,7 +4379,42 @@
           <w:sz w:val="28"/>
           <w:szCs w:val="28"/>
         </w:rPr>
-        <w:t>目標客群 具備基礎日語能力（如 N5～N4）但缺乏口說環境的語言學習者、準備前往日本（如京阪神地區）自由行且需要實用會話的旅客，以及希望與特定設定角色（如關西腔、動漫屬性）進行情境互動的 ACG 文化愛好者。</w:t>
+        <w:t>目標客群 具備基礎日語能力（如 N5～N4）但缺乏口說環境的語言學習者、準備前往日本（如京</w:t>
+      </w:r>
+      <w:proofErr w:type="gramStart"/>
+      <w:r>
+        <w:rPr>
+          <w:rFonts w:ascii="標楷體" w:eastAsia="標楷體" w:hAnsi="標楷體" w:hint="eastAsia"/>
+          <w:sz w:val="28"/>
+          <w:szCs w:val="28"/>
+        </w:rPr>
+        <w:t>阪</w:t>
+      </w:r>
+      <w:proofErr w:type="gramEnd"/>
+      <w:r>
+        <w:rPr>
+          <w:rFonts w:ascii="標楷體" w:eastAsia="標楷體" w:hAnsi="標楷體" w:hint="eastAsia"/>
+          <w:sz w:val="28"/>
+          <w:szCs w:val="28"/>
+        </w:rPr>
+        <w:t xml:space="preserve">神地區）自由行且需要實用會話的旅客，以及希望與特定設定角色（如關西腔、動漫屬性）進行情境互動的 </w:t>
+      </w:r>
+      <w:r>
+        <w:rPr>
+          <w:rFonts w:ascii="標楷體" w:eastAsia="標楷體" w:hAnsi="標楷體" w:hint="eastAsia"/>
+          <w:sz w:val="28"/>
+          <w:szCs w:val="28"/>
+          <w:highlight w:val="yellow"/>
+        </w:rPr>
+        <w:t>ACG</w:t>
+      </w:r>
+      <w:r>
+        <w:rPr>
+          <w:rFonts w:ascii="標楷體" w:eastAsia="標楷體" w:hAnsi="標楷體" w:hint="eastAsia"/>
+          <w:sz w:val="28"/>
+          <w:szCs w:val="28"/>
+        </w:rPr>
+        <w:t xml:space="preserve"> 文化愛好者。</w:t>
       </w:r>
     </w:p>
     <w:p>
@@ -3847,6 +4452,7 @@
           <w:rFonts w:ascii="標楷體" w:eastAsia="標楷體" w:hAnsi="標楷體"/>
           <w:sz w:val="28"/>
           <w:szCs w:val="28"/>
+          <w:highlight w:val="yellow"/>
         </w:rPr>
       </w:pPr>
       <w:r>
@@ -3854,8 +4460,49 @@
           <w:rFonts w:ascii="標楷體" w:eastAsia="標楷體" w:hAnsi="標楷體" w:hint="eastAsia"/>
           <w:sz w:val="28"/>
           <w:szCs w:val="28"/>
+          <w:highlight w:val="yellow"/>
         </w:rPr>
-        <w:t>通路渠道 主要透過 App Store 與 Google Play 雙平台發布。前期宣傳將利用大專院校校園社團與日語課程進行冷啟動推廣，線上則透過短影音展示 AI 實際對話的有趣過程，精準觸及對日本文化感興趣的潛在用戶。</w:t>
+        <w:t>通路主要透過 App Store 與 Google Play 雙平台發布。前期宣傳將利用大專院校校園社團與日語課程進行冷啟動推廣，</w:t>
+      </w:r>
+      <w:proofErr w:type="gramStart"/>
+      <w:r>
+        <w:rPr>
+          <w:rFonts w:ascii="標楷體" w:eastAsia="標楷體" w:hAnsi="標楷體" w:hint="eastAsia"/>
+          <w:sz w:val="28"/>
+          <w:szCs w:val="28"/>
+          <w:highlight w:val="yellow"/>
+        </w:rPr>
+        <w:t>線上則透過短影音</w:t>
+      </w:r>
+      <w:proofErr w:type="gramEnd"/>
+      <w:r>
+        <w:rPr>
+          <w:rFonts w:ascii="標楷體" w:eastAsia="標楷體" w:hAnsi="標楷體" w:hint="eastAsia"/>
+          <w:sz w:val="28"/>
+          <w:szCs w:val="28"/>
+          <w:highlight w:val="yellow"/>
+        </w:rPr>
+        <w:t>展示 AI 實際對話的有趣過程，精</w:t>
+      </w:r>
+      <w:proofErr w:type="gramStart"/>
+      <w:r>
+        <w:rPr>
+          <w:rFonts w:ascii="標楷體" w:eastAsia="標楷體" w:hAnsi="標楷體" w:hint="eastAsia"/>
+          <w:sz w:val="28"/>
+          <w:szCs w:val="28"/>
+          <w:highlight w:val="yellow"/>
+        </w:rPr>
+        <w:t>準</w:t>
+      </w:r>
+      <w:proofErr w:type="gramEnd"/>
+      <w:r>
+        <w:rPr>
+          <w:rFonts w:ascii="標楷體" w:eastAsia="標楷體" w:hAnsi="標楷體" w:hint="eastAsia"/>
+          <w:sz w:val="28"/>
+          <w:szCs w:val="28"/>
+          <w:highlight w:val="yellow"/>
+        </w:rPr>
+        <w:t>觸及對日本文化感興趣的潛在用戶。</w:t>
       </w:r>
     </w:p>
     <w:p>
@@ -3877,8 +4524,17 @@
           <w:rFonts w:ascii="標楷體" w:eastAsia="標楷體" w:hAnsi="標楷體" w:hint="eastAsia"/>
           <w:sz w:val="28"/>
           <w:szCs w:val="28"/>
+          <w:highlight w:val="yellow"/>
         </w:rPr>
-        <w:t>核心目標 透過 Flutter 跨平台技術與 Gemini 生成式 AI 的整合，解決傳統學習法「不敢開口」的痛點。提供 24 小時隨時隨地的高自由度 Roleplay 情境模擬，讓日語練習從死背文法轉化為解決實際需求（如旅遊生存、興趣交流）的實</w:t>
+        <w:t>核心目標</w:t>
+      </w:r>
+      <w:r>
+        <w:rPr>
+          <w:rFonts w:ascii="標楷體" w:eastAsia="標楷體" w:hAnsi="標楷體" w:hint="eastAsia"/>
+          <w:sz w:val="28"/>
+          <w:szCs w:val="28"/>
+        </w:rPr>
+        <w:t xml:space="preserve"> 透過 Flutter 跨平台技術與 Gemini 生成式 AI 的整合，解決傳統學習法「不敢開口」的痛點。提供 24 小時隨時隨地的高自由度 Roleplay 情境模擬，讓日語練習從死背文法轉化為解決實際需求（如旅遊生存、興趣交流）的實</w:t>
       </w:r>
       <w:r>
         <w:rPr>
@@ -3971,6 +4627,7 @@
           <w:rFonts w:ascii="標楷體" w:eastAsia="標楷體" w:hAnsi="標楷體"/>
           <w:sz w:val="28"/>
           <w:szCs w:val="28"/>
+          <w:highlight w:val="yellow"/>
         </w:rPr>
       </w:pPr>
       <w:r>
@@ -3978,6 +4635,7 @@
           <w:rFonts w:ascii="標楷體" w:eastAsia="標楷體" w:hAnsi="標楷體" w:hint="eastAsia"/>
           <w:sz w:val="28"/>
           <w:szCs w:val="28"/>
+          <w:highlight w:val="yellow"/>
         </w:rPr>
         <w:t>收益來源</w:t>
       </w:r>
@@ -4279,7 +4937,25 @@
           <w:sz w:val="28"/>
           <w:szCs w:val="28"/>
         </w:rPr>
-        <w:t>旅遊實用型： 為了赴日旅遊而學習，不需要艱澀文法，只求能聽懂並開口解決「點餐、問路、購物」等實用生存需求。</w:t>
+        <w:t>旅遊實用型： 為了赴日旅遊而學習，不需要艱澀文法，只求能</w:t>
+      </w:r>
+      <w:proofErr w:type="gramStart"/>
+      <w:r>
+        <w:rPr>
+          <w:rFonts w:ascii="標楷體" w:eastAsia="標楷體" w:hAnsi="標楷體" w:hint="eastAsia"/>
+          <w:sz w:val="28"/>
+          <w:szCs w:val="28"/>
+        </w:rPr>
+        <w:t>聽懂並開口</w:t>
+      </w:r>
+      <w:proofErr w:type="gramEnd"/>
+      <w:r>
+        <w:rPr>
+          <w:rFonts w:ascii="標楷體" w:eastAsia="標楷體" w:hAnsi="標楷體" w:hint="eastAsia"/>
+          <w:sz w:val="28"/>
+          <w:szCs w:val="28"/>
+        </w:rPr>
+        <w:t>解決「點餐、問路、購物」等實用生存需求。</w:t>
       </w:r>
     </w:p>
     <w:p>
@@ -4302,7 +4978,25 @@
           <w:sz w:val="28"/>
           <w:szCs w:val="28"/>
         </w:rPr>
-        <w:t>興趣驅動型（ACG/流行文化）： 熱愛日本動漫、偶像或影視作品，希望能聽懂原文台詞，甚至幻想能與喜愛的角色進行對話互動。</w:t>
+        <w:t>興趣驅動型（ACG/流行文化）： 熱愛</w:t>
+      </w:r>
+      <w:proofErr w:type="gramStart"/>
+      <w:r>
+        <w:rPr>
+          <w:rFonts w:ascii="標楷體" w:eastAsia="標楷體" w:hAnsi="標楷體" w:hint="eastAsia"/>
+          <w:sz w:val="28"/>
+          <w:szCs w:val="28"/>
+        </w:rPr>
+        <w:t>日本動漫</w:t>
+      </w:r>
+      <w:proofErr w:type="gramEnd"/>
+      <w:r>
+        <w:rPr>
+          <w:rFonts w:ascii="標楷體" w:eastAsia="標楷體" w:hAnsi="標楷體" w:hint="eastAsia"/>
+          <w:sz w:val="28"/>
+          <w:szCs w:val="28"/>
+        </w:rPr>
+        <w:t>、偶像或影視作品，希望能聽懂原文台詞，甚至幻想能與喜愛的角色進行對話互動。</w:t>
       </w:r>
     </w:p>
     <w:p>
@@ -4368,7 +5062,25 @@
           <w:szCs w:val="28"/>
         </w:rPr>
         <w:lastRenderedPageBreak/>
-        <w:t>基於上述的市場區隔，並結合本團隊運用 Gemini AI 與 Flutter 開發的技術優勢，我們決定不與傳統的「單字文法題庫 App」正面競爭，而是精準鎖定以下三個具備高度「口說互動需求」的目標市場：</w:t>
+        <w:t>基於上述的市場區隔，並結合本團隊運用 Gemini AI 與 Flutter 開發的技術優勢，我們決定不與傳統的「單字文法題庫 App」正面競爭，而是精</w:t>
+      </w:r>
+      <w:proofErr w:type="gramStart"/>
+      <w:r>
+        <w:rPr>
+          <w:rFonts w:ascii="標楷體" w:eastAsia="標楷體" w:hAnsi="標楷體" w:hint="eastAsia"/>
+          <w:sz w:val="28"/>
+          <w:szCs w:val="28"/>
+        </w:rPr>
+        <w:t>準</w:t>
+      </w:r>
+      <w:proofErr w:type="gramEnd"/>
+      <w:r>
+        <w:rPr>
+          <w:rFonts w:ascii="標楷體" w:eastAsia="標楷體" w:hAnsi="標楷體" w:hint="eastAsia"/>
+          <w:sz w:val="28"/>
+          <w:szCs w:val="28"/>
+        </w:rPr>
+        <w:t>鎖定以下三個具備高度「口說互動需求」的目標市場：</w:t>
       </w:r>
     </w:p>
     <w:p>
@@ -4414,7 +5126,43 @@
           <w:sz w:val="28"/>
           <w:szCs w:val="28"/>
         </w:rPr>
-        <w:t>赴日自由行旅客： 計畫前往日本（如京阪神），迫切需要「行前情境模擬訓練」的實戰派受眾。</w:t>
+        <w:t>赴日自由行旅客： 計畫前往日本（如京</w:t>
+      </w:r>
+      <w:proofErr w:type="gramStart"/>
+      <w:r>
+        <w:rPr>
+          <w:rFonts w:ascii="標楷體" w:eastAsia="標楷體" w:hAnsi="標楷體" w:hint="eastAsia"/>
+          <w:sz w:val="28"/>
+          <w:szCs w:val="28"/>
+        </w:rPr>
+        <w:t>阪</w:t>
+      </w:r>
+      <w:proofErr w:type="gramEnd"/>
+      <w:r>
+        <w:rPr>
+          <w:rFonts w:ascii="標楷體" w:eastAsia="標楷體" w:hAnsi="標楷體" w:hint="eastAsia"/>
+          <w:sz w:val="28"/>
+          <w:szCs w:val="28"/>
+        </w:rPr>
+        <w:t>神），迫切需要「行前情境模擬訓練」的</w:t>
+      </w:r>
+      <w:proofErr w:type="gramStart"/>
+      <w:r>
+        <w:rPr>
+          <w:rFonts w:ascii="標楷體" w:eastAsia="標楷體" w:hAnsi="標楷體" w:hint="eastAsia"/>
+          <w:sz w:val="28"/>
+          <w:szCs w:val="28"/>
+        </w:rPr>
+        <w:t>實戰派受眾</w:t>
+      </w:r>
+      <w:proofErr w:type="gramEnd"/>
+      <w:r>
+        <w:rPr>
+          <w:rFonts w:ascii="標楷體" w:eastAsia="標楷體" w:hAnsi="標楷體" w:hint="eastAsia"/>
+          <w:sz w:val="28"/>
+          <w:szCs w:val="28"/>
+        </w:rPr>
+        <w:t>。</w:t>
       </w:r>
     </w:p>
     <w:p>
@@ -4479,7 +5227,89 @@
           <w:sz w:val="28"/>
           <w:szCs w:val="28"/>
         </w:rPr>
-        <w:t>相較於市面上單向輸入的單字 App（如：五十音記憶、文法題庫）或是費用高昂的真人線上家教（如：AmazingTalker），本產品的市場定位為： 「低門檻、高自由度、零壓力的專屬 AI 日語會話陪練員」。</w:t>
+        <w:t>相較於市面上單向輸入的單字 App</w:t>
+      </w:r>
+      <w:proofErr w:type="gramStart"/>
+      <w:r>
+        <w:rPr>
+          <w:rFonts w:ascii="標楷體" w:eastAsia="標楷體" w:hAnsi="標楷體" w:hint="eastAsia"/>
+          <w:sz w:val="28"/>
+          <w:szCs w:val="28"/>
+        </w:rPr>
+        <w:t>（</w:t>
+      </w:r>
+      <w:proofErr w:type="gramEnd"/>
+      <w:r>
+        <w:rPr>
+          <w:rFonts w:ascii="標楷體" w:eastAsia="標楷體" w:hAnsi="標楷體" w:hint="eastAsia"/>
+          <w:sz w:val="28"/>
+          <w:szCs w:val="28"/>
+        </w:rPr>
+        <w:t>如：五十音記憶、文法題庫</w:t>
+      </w:r>
+      <w:proofErr w:type="gramStart"/>
+      <w:r>
+        <w:rPr>
+          <w:rFonts w:ascii="標楷體" w:eastAsia="標楷體" w:hAnsi="標楷體" w:hint="eastAsia"/>
+          <w:sz w:val="28"/>
+          <w:szCs w:val="28"/>
+        </w:rPr>
+        <w:t>）</w:t>
+      </w:r>
+      <w:proofErr w:type="gramEnd"/>
+      <w:r>
+        <w:rPr>
+          <w:rFonts w:ascii="標楷體" w:eastAsia="標楷體" w:hAnsi="標楷體" w:hint="eastAsia"/>
+          <w:sz w:val="28"/>
+          <w:szCs w:val="28"/>
+        </w:rPr>
+        <w:t>或是費用高昂的</w:t>
+      </w:r>
+      <w:proofErr w:type="gramStart"/>
+      <w:r>
+        <w:rPr>
+          <w:rFonts w:ascii="標楷體" w:eastAsia="標楷體" w:hAnsi="標楷體" w:hint="eastAsia"/>
+          <w:sz w:val="28"/>
+          <w:szCs w:val="28"/>
+        </w:rPr>
+        <w:t>真人線上家教（</w:t>
+      </w:r>
+      <w:proofErr w:type="gramEnd"/>
+      <w:r>
+        <w:rPr>
+          <w:rFonts w:ascii="標楷體" w:eastAsia="標楷體" w:hAnsi="標楷體" w:hint="eastAsia"/>
+          <w:sz w:val="28"/>
+          <w:szCs w:val="28"/>
+        </w:rPr>
+        <w:t>如：</w:t>
+      </w:r>
+      <w:proofErr w:type="spellStart"/>
+      <w:r>
+        <w:rPr>
+          <w:rFonts w:ascii="標楷體" w:eastAsia="標楷體" w:hAnsi="標楷體" w:hint="eastAsia"/>
+          <w:sz w:val="28"/>
+          <w:szCs w:val="28"/>
+        </w:rPr>
+        <w:t>AmazingTalker</w:t>
+      </w:r>
+      <w:proofErr w:type="spellEnd"/>
+      <w:proofErr w:type="gramStart"/>
+      <w:r>
+        <w:rPr>
+          <w:rFonts w:ascii="標楷體" w:eastAsia="標楷體" w:hAnsi="標楷體" w:hint="eastAsia"/>
+          <w:sz w:val="28"/>
+          <w:szCs w:val="28"/>
+        </w:rPr>
+        <w:t>）</w:t>
+      </w:r>
+      <w:proofErr w:type="gramEnd"/>
+      <w:r>
+        <w:rPr>
+          <w:rFonts w:ascii="標楷體" w:eastAsia="標楷體" w:hAnsi="標楷體" w:hint="eastAsia"/>
+          <w:sz w:val="28"/>
+          <w:szCs w:val="28"/>
+        </w:rPr>
+        <w:t>，本產品的市場定位為： 「低門檻、高自由度、零壓力的專屬 AI 日語會話陪練員」。</w:t>
       </w:r>
     </w:p>
     <w:p>
@@ -4508,7 +5338,29 @@
           <w:sz w:val="28"/>
           <w:szCs w:val="28"/>
         </w:rPr>
-        <w:t>「非腳本式的真實情境演練」</w:t>
+        <w:t>「非</w:t>
+      </w:r>
+      <w:proofErr w:type="gramStart"/>
+      <w:r>
+        <w:rPr>
+          <w:rFonts w:ascii="標楷體" w:eastAsia="標楷體" w:hAnsi="標楷體" w:hint="eastAsia"/>
+          <w:b/>
+          <w:bCs/>
+          <w:sz w:val="28"/>
+          <w:szCs w:val="28"/>
+        </w:rPr>
+        <w:t>腳本式的真實</w:t>
+      </w:r>
+      <w:proofErr w:type="gramEnd"/>
+      <w:r>
+        <w:rPr>
+          <w:rFonts w:ascii="標楷體" w:eastAsia="標楷體" w:hAnsi="標楷體" w:hint="eastAsia"/>
+          <w:b/>
+          <w:bCs/>
+          <w:sz w:val="28"/>
+          <w:szCs w:val="28"/>
+        </w:rPr>
+        <w:t>情境演練」</w:t>
       </w:r>
       <w:r>
         <w:rPr>
@@ -4516,209 +5368,110 @@
           <w:sz w:val="28"/>
           <w:szCs w:val="28"/>
         </w:rPr>
-        <w:t>，讓使用者以極低的成本（Freemium 模式），隨時隨地享受有如真人般自然、且能即時糾正語法的對話體驗，填補「傳統 App」與「真人外師」之間的巨大市場空缺。</w:t>
+        <w:t>，讓使用者以極低的成本（Freemium 模式），隨時隨地享受有如</w:t>
       </w:r>
-    </w:p>
-    <w:p>
-      <w:pPr>
-        <w:ind w:firstLine="560"/>
-        <w:jc w:val="both"/>
+      <w:r>
         <w:rPr>
           <w:rFonts w:ascii="標楷體" w:eastAsia="標楷體" w:hAnsi="標楷體" w:hint="eastAsia"/>
           <w:sz w:val="28"/>
           <w:szCs w:val="28"/>
+          <w:highlight w:val="yellow"/>
         </w:rPr>
-      </w:pPr>
+        <w:t>真人般自然、且能即時糾正語法的對話體驗</w:t>
+      </w:r>
       <w:r>
         <w:rPr>
           <w:rFonts w:ascii="標楷體" w:eastAsia="標楷體" w:hAnsi="標楷體" w:hint="eastAsia"/>
           <w:sz w:val="28"/>
           <w:szCs w:val="28"/>
         </w:rPr>
-        <w:t>相較於競品的「全付費」或「純廣告」模式，本產品透過彈性的 J-Pts 點數制度讓使用者「用多少付多少」，大幅降低消費門檻，同時透過訂閱制保障高頻用戶的極致體驗，形成清晰的免費→點數→訂閱用戶升級路徑。</w:t>
+        <w:t>，填補「傳統 App」與「</w:t>
+      </w:r>
+      <w:proofErr w:type="gramStart"/>
+      <w:r>
+        <w:rPr>
+          <w:rFonts w:ascii="標楷體" w:eastAsia="標楷體" w:hAnsi="標楷體" w:hint="eastAsia"/>
+          <w:sz w:val="28"/>
+          <w:szCs w:val="28"/>
+        </w:rPr>
+        <w:t>真人外師</w:t>
+      </w:r>
+      <w:proofErr w:type="gramEnd"/>
+      <w:r>
+        <w:rPr>
+          <w:rFonts w:ascii="標楷體" w:eastAsia="標楷體" w:hAnsi="標楷體" w:hint="eastAsia"/>
+          <w:sz w:val="28"/>
+          <w:szCs w:val="28"/>
+        </w:rPr>
+        <w:t>」之間的巨大市場空缺。</w:t>
       </w:r>
     </w:p>
     <w:p>
       <w:pPr>
-        <w:pStyle w:val="ac"/>
-        <w:widowControl/>
-        <w:numPr>
-          <w:ilvl w:val="0"/>
-          <w:numId w:val="22"/>
-        </w:numPr>
-        <w:ind w:leftChars="0" w:firstLineChars="0"/>
+        <w:ind w:firstLine="560"/>
+        <w:jc w:val="both"/>
         <w:rPr>
-          <w:rFonts w:eastAsia="標楷體" w:hint="eastAsia"/>
+          <w:rFonts w:ascii="標楷體" w:eastAsia="標楷體" w:hAnsi="標楷體"/>
           <w:sz w:val="28"/>
           <w:szCs w:val="28"/>
         </w:rPr>
       </w:pPr>
       <w:r>
         <w:rPr>
-          <w:rFonts w:eastAsia="標楷體" w:hint="eastAsia"/>
+          <w:rFonts w:ascii="標楷體" w:eastAsia="標楷體" w:hAnsi="標楷體" w:hint="eastAsia"/>
           <w:sz w:val="28"/>
           <w:szCs w:val="28"/>
         </w:rPr>
-        <w:t>付費意願區隔：</w:t>
+        <w:t>相較</w:t>
       </w:r>
-    </w:p>
-    <w:p>
-      <w:pPr>
-        <w:widowControl/>
-        <w:ind w:firstLineChars="0" w:firstLine="0"/>
+      <w:proofErr w:type="gramStart"/>
+      <w:r>
         <w:rPr>
-          <w:rFonts w:eastAsia="標楷體" w:hint="eastAsia"/>
+          <w:rFonts w:ascii="標楷體" w:eastAsia="標楷體" w:hAnsi="標楷體" w:hint="eastAsia"/>
           <w:sz w:val="28"/>
           <w:szCs w:val="28"/>
         </w:rPr>
-      </w:pPr>
+        <w:t>於競品</w:t>
+      </w:r>
+      <w:proofErr w:type="gramEnd"/>
       <w:r>
         <w:rPr>
-          <w:rFonts w:eastAsia="標楷體" w:hint="eastAsia"/>
+          <w:rFonts w:ascii="標楷體" w:eastAsia="標楷體" w:hAnsi="標楷體" w:hint="eastAsia"/>
           <w:sz w:val="28"/>
           <w:szCs w:val="28"/>
         </w:rPr>
-        <w:lastRenderedPageBreak/>
-        <w:t xml:space="preserve">  </w:t>
+        <w:t>的「</w:t>
       </w:r>
+      <w:proofErr w:type="gramStart"/>
       <w:r>
         <w:rPr>
-          <w:rFonts w:eastAsia="標楷體" w:hint="eastAsia"/>
+          <w:rFonts w:ascii="標楷體" w:eastAsia="標楷體" w:hAnsi="標楷體" w:hint="eastAsia"/>
           <w:sz w:val="28"/>
           <w:szCs w:val="28"/>
         </w:rPr>
-        <w:t>依使用頻率與消費意願，可進一步區分為三類：</w:t>
+        <w:t>全付</w:t>
       </w:r>
-    </w:p>
-    <w:p>
-      <w:pPr>
-        <w:widowControl/>
-        <w:ind w:firstLineChars="0" w:firstLine="0"/>
+      <w:proofErr w:type="gramEnd"/>
+      <w:r>
         <w:rPr>
-          <w:rFonts w:eastAsia="標楷體" w:hint="eastAsia"/>
+          <w:rFonts w:ascii="標楷體" w:eastAsia="標楷體" w:hAnsi="標楷體" w:hint="eastAsia"/>
           <w:sz w:val="28"/>
           <w:szCs w:val="28"/>
         </w:rPr>
-      </w:pPr>
-      <w:r>
+        <w:t>費」或「純廣告」模式，本產品透過彈性的 J-Pts 點數制度讓使用者「用多少付多少」，大幅降低消費門檻，同時透過訂閱制保障高頻用戶的極致體驗，形成清晰的免費→點數→訂閱用戶升級路徑。</w:t>
+      </w:r>
+      <w:bookmarkStart w:id="11" w:name="_Toc228180315"/>
+    </w:p>
+    <w:p>
+      <w:pPr>
+        <w:ind w:firstLine="480"/>
+        <w:jc w:val="both"/>
         <w:rPr>
-          <w:rFonts w:eastAsia="標楷體" w:hint="eastAsia"/>
+          <w:rFonts w:ascii="標楷體" w:eastAsia="標楷體" w:hAnsi="標楷體"/>
           <w:sz w:val="28"/>
           <w:szCs w:val="28"/>
         </w:rPr>
-        <w:t xml:space="preserve">  </w:t>
-      </w:r>
-      <w:r>
-        <w:rPr>
-          <w:rFonts w:eastAsia="標楷體" w:hint="eastAsia"/>
-          <w:sz w:val="28"/>
-          <w:szCs w:val="28"/>
-        </w:rPr>
-        <w:t>「純免費用戶」（每日基本額度即可滿足需求）、</w:t>
-      </w:r>
-    </w:p>
-    <w:p>
-      <w:pPr>
-        <w:widowControl/>
-        <w:ind w:firstLineChars="0" w:firstLine="0"/>
-        <w:rPr>
-          <w:rFonts w:eastAsia="標楷體" w:hint="eastAsia"/>
-          <w:sz w:val="28"/>
-          <w:szCs w:val="28"/>
-        </w:rPr>
-      </w:pPr>
-      <w:r>
-        <w:rPr>
-          <w:rFonts w:eastAsia="標楷體" w:hint="eastAsia"/>
-          <w:sz w:val="28"/>
-          <w:szCs w:val="28"/>
-        </w:rPr>
-        <w:t xml:space="preserve">  </w:t>
-      </w:r>
-      <w:r>
-        <w:rPr>
-          <w:rFonts w:eastAsia="標楷體" w:hint="eastAsia"/>
-          <w:sz w:val="28"/>
-          <w:szCs w:val="28"/>
-        </w:rPr>
-        <w:t>「點數型用戶」（偶爾加購次數或擴充空間，彈性消費）、</w:t>
-      </w:r>
-    </w:p>
-    <w:p>
-      <w:pPr>
-        <w:widowControl/>
-        <w:ind w:firstLineChars="0" w:firstLine="0"/>
-        <w:rPr>
-          <w:rFonts w:eastAsia="標楷體" w:hint="eastAsia"/>
-          <w:sz w:val="28"/>
-          <w:szCs w:val="28"/>
-        </w:rPr>
-      </w:pPr>
-      <w:r>
-        <w:rPr>
-          <w:rFonts w:eastAsia="標楷體" w:hint="eastAsia"/>
-          <w:sz w:val="28"/>
-          <w:szCs w:val="28"/>
-        </w:rPr>
-        <w:t xml:space="preserve">  </w:t>
-      </w:r>
-      <w:r>
-        <w:rPr>
-          <w:rFonts w:eastAsia="標楷體" w:hint="eastAsia"/>
-          <w:sz w:val="28"/>
-          <w:szCs w:val="28"/>
-        </w:rPr>
-        <w:t>「訂閱型用戶」（高頻使用者，訂閱方案</w:t>
-      </w:r>
-      <w:r>
-        <w:rPr>
-          <w:rFonts w:eastAsia="標楷體" w:hint="eastAsia"/>
-          <w:sz w:val="28"/>
-          <w:szCs w:val="28"/>
-        </w:rPr>
-        <w:t xml:space="preserve"> CP </w:t>
-      </w:r>
-      <w:r>
-        <w:rPr>
-          <w:rFonts w:eastAsia="標楷體" w:hint="eastAsia"/>
-          <w:sz w:val="28"/>
-          <w:szCs w:val="28"/>
-        </w:rPr>
-        <w:t>值最高）。</w:t>
-      </w:r>
-    </w:p>
-    <w:p>
-      <w:pPr>
-        <w:widowControl/>
-        <w:ind w:firstLineChars="0" w:firstLine="0"/>
-        <w:rPr>
-          <w:rFonts w:eastAsia="標楷體"/>
-          <w:sz w:val="28"/>
-          <w:szCs w:val="28"/>
-        </w:rPr>
-      </w:pPr>
-      <w:r>
-        <w:rPr>
-          <w:rFonts w:eastAsia="標楷體" w:hint="eastAsia"/>
-          <w:sz w:val="28"/>
-          <w:szCs w:val="28"/>
-        </w:rPr>
-        <w:t xml:space="preserve">  </w:t>
-      </w:r>
-      <w:r>
-        <w:rPr>
-          <w:rFonts w:eastAsia="標楷體" w:hint="eastAsia"/>
-          <w:sz w:val="28"/>
-          <w:szCs w:val="28"/>
-        </w:rPr>
-        <w:t>此三層結構有助於精準設計不同層級的轉換策略。</w:t>
-      </w:r>
-    </w:p>
-    <w:p>
-      <w:pPr>
-        <w:pStyle w:val="-"/>
-      </w:pPr>
-      <w:bookmarkStart w:id="11" w:name="_Toc228180315"/>
+      </w:pPr>
       <w:r>
         <w:rPr>
           <w:rFonts w:hint="eastAsia"/>
@@ -4765,6 +5518,7 @@
                 <w:sz w:val="28"/>
                 <w:szCs w:val="28"/>
               </w:rPr>
+              <w:lastRenderedPageBreak/>
               <w:t>優勢 (Strengths)</w:t>
             </w:r>
           </w:p>
@@ -4844,7 +5598,25 @@
                 <w:sz w:val="28"/>
                 <w:szCs w:val="28"/>
               </w:rPr>
-              <w:t>情境化單字記憶點強，優於傳統背單字</w:t>
+              <w:t>情境化單字</w:t>
+            </w:r>
+            <w:proofErr w:type="gramStart"/>
+            <w:r>
+              <w:rPr>
+                <w:rFonts w:ascii="標楷體" w:eastAsia="標楷體" w:hAnsi="標楷體" w:hint="eastAsia"/>
+                <w:sz w:val="28"/>
+                <w:szCs w:val="28"/>
+              </w:rPr>
+              <w:t>記憶點強</w:t>
+            </w:r>
+            <w:proofErr w:type="gramEnd"/>
+            <w:r>
+              <w:rPr>
+                <w:rFonts w:ascii="標楷體" w:eastAsia="標楷體" w:hAnsi="標楷體" w:hint="eastAsia"/>
+                <w:sz w:val="28"/>
+                <w:szCs w:val="28"/>
+              </w:rPr>
+              <w:t>，優於傳統背單字</w:t>
             </w:r>
           </w:p>
           <w:p>
@@ -4921,7 +5693,7 @@
               </w:numPr>
               <w:ind w:firstLineChars="0"/>
               <w:rPr>
-                <w:rFonts w:ascii="標楷體" w:eastAsia="標楷體" w:hAnsi="標楷體" w:hint="eastAsia"/>
+                <w:rFonts w:ascii="標楷體" w:eastAsia="標楷體" w:hAnsi="標楷體"/>
                 <w:sz w:val="28"/>
                 <w:szCs w:val="28"/>
               </w:rPr>
@@ -5025,7 +5797,25 @@
                 <w:sz w:val="28"/>
                 <w:szCs w:val="28"/>
               </w:rPr>
-              <w:t>需連網使用，無離線學習功能</w:t>
+              <w:t>需連網使用，</w:t>
+            </w:r>
+            <w:proofErr w:type="gramStart"/>
+            <w:r>
+              <w:rPr>
+                <w:rFonts w:ascii="標楷體" w:eastAsia="標楷體" w:hAnsi="標楷體" w:hint="eastAsia"/>
+                <w:sz w:val="28"/>
+                <w:szCs w:val="28"/>
+              </w:rPr>
+              <w:t>無離線</w:t>
+            </w:r>
+            <w:proofErr w:type="gramEnd"/>
+            <w:r>
+              <w:rPr>
+                <w:rFonts w:ascii="標楷體" w:eastAsia="標楷體" w:hAnsi="標楷體" w:hint="eastAsia"/>
+                <w:sz w:val="28"/>
+                <w:szCs w:val="28"/>
+              </w:rPr>
+              <w:t>學習功能</w:t>
             </w:r>
           </w:p>
           <w:p>
@@ -5036,7 +5826,7 @@
               </w:numPr>
               <w:ind w:firstLineChars="0"/>
               <w:rPr>
-                <w:rFonts w:ascii="標楷體" w:eastAsia="標楷體" w:hAnsi="標楷體" w:hint="eastAsia"/>
+                <w:rFonts w:ascii="標楷體" w:eastAsia="標楷體" w:hAnsi="標楷體"/>
                 <w:sz w:val="28"/>
                 <w:szCs w:val="28"/>
               </w:rPr>
@@ -5069,7 +5859,25 @@
                 <w:sz w:val="28"/>
                 <w:szCs w:val="28"/>
               </w:rPr>
-              <w:t>訂閱金流串接須符合 Apple / Google 平台審核規範，開發成本較高</w:t>
+              <w:t>訂閱金流</w:t>
+            </w:r>
+            <w:proofErr w:type="gramStart"/>
+            <w:r>
+              <w:rPr>
+                <w:rFonts w:ascii="標楷體" w:eastAsia="標楷體" w:hAnsi="標楷體" w:hint="eastAsia"/>
+                <w:sz w:val="28"/>
+                <w:szCs w:val="28"/>
+              </w:rPr>
+              <w:t>串接須符合</w:t>
+            </w:r>
+            <w:proofErr w:type="gramEnd"/>
+            <w:r>
+              <w:rPr>
+                <w:rFonts w:ascii="標楷體" w:eastAsia="標楷體" w:hAnsi="標楷體" w:hint="eastAsia"/>
+                <w:sz w:val="28"/>
+                <w:szCs w:val="28"/>
+              </w:rPr>
+              <w:t xml:space="preserve"> Apple / Google 平台審核規範，開發成本較高</w:t>
             </w:r>
           </w:p>
           <w:p>
@@ -5106,7 +5914,6 @@
                 <w:sz w:val="28"/>
                 <w:szCs w:val="28"/>
               </w:rPr>
-              <w:lastRenderedPageBreak/>
               <w:t>機會 (Opportunities)</w:t>
             </w:r>
           </w:p>
@@ -5164,6 +5971,7 @@
                 <w:sz w:val="28"/>
                 <w:szCs w:val="28"/>
               </w:rPr>
+              <w:lastRenderedPageBreak/>
               <w:t>赴日觀光人次持續成長，旅遊日文需求大</w:t>
             </w:r>
           </w:p>
@@ -5317,13 +6125,23 @@
                 <w:szCs w:val="28"/>
               </w:rPr>
             </w:pPr>
+            <w:proofErr w:type="gramStart"/>
             <w:r>
               <w:rPr>
                 <w:rFonts w:ascii="標楷體" w:eastAsia="標楷體" w:hAnsi="標楷體" w:hint="eastAsia"/>
                 <w:sz w:val="28"/>
                 <w:szCs w:val="28"/>
               </w:rPr>
-              <w:t>競品可能推出更低價或完全免費的替代方案</w:t>
+              <w:t>競品可能</w:t>
+            </w:r>
+            <w:proofErr w:type="gramEnd"/>
+            <w:r>
+              <w:rPr>
+                <w:rFonts w:ascii="標楷體" w:eastAsia="標楷體" w:hAnsi="標楷體" w:hint="eastAsia"/>
+                <w:sz w:val="28"/>
+                <w:szCs w:val="28"/>
+              </w:rPr>
+              <w:t>推出更低價或完全免費的替代方案</w:t>
             </w:r>
           </w:p>
         </w:tc>
@@ -5548,8 +6366,26 @@
                 <w:rFonts w:ascii="標楷體" w:eastAsia="標楷體" w:hAnsi="標楷體" w:hint="eastAsia"/>
                 <w:sz w:val="28"/>
                 <w:szCs w:val="28"/>
-              </w:rPr>
-              <w:t>開發離線模式，讓收藏的單字也能隨時複習</w:t>
+                <w:highlight w:val="green"/>
+              </w:rPr>
+              <w:t>未來會</w:t>
+            </w:r>
+            <w:r>
+              <w:rPr>
+                <w:rFonts w:ascii="標楷體" w:eastAsia="標楷體" w:hAnsi="標楷體" w:hint="eastAsia"/>
+                <w:sz w:val="28"/>
+                <w:szCs w:val="28"/>
+                <w:highlight w:val="green"/>
+              </w:rPr>
+              <w:t>開發離線模式</w:t>
+            </w:r>
+            <w:r>
+              <w:rPr>
+                <w:rFonts w:ascii="標楷體" w:eastAsia="標楷體" w:hAnsi="標楷體" w:hint="eastAsia"/>
+                <w:sz w:val="28"/>
+                <w:szCs w:val="28"/>
+              </w:rPr>
+              <w:t>，讓收藏的單字也能隨時複習</w:t>
             </w:r>
           </w:p>
           <w:p>
@@ -5754,6 +6590,7 @@
                 <w:rFonts w:ascii="標楷體" w:eastAsia="標楷體" w:hAnsi="標楷體"/>
                 <w:sz w:val="28"/>
                 <w:szCs w:val="28"/>
+                <w:highlight w:val="green"/>
               </w:rPr>
             </w:pPr>
             <w:r>
@@ -5761,8 +6598,45 @@
                 <w:rFonts w:ascii="標楷體" w:eastAsia="標楷體" w:hAnsi="標楷體" w:hint="eastAsia"/>
                 <w:sz w:val="28"/>
                 <w:szCs w:val="28"/>
-              </w:rPr>
-              <w:t>採用 Firebase 等成熟服務，加強資料安全</w:t>
+                <w:highlight w:val="green"/>
+              </w:rPr>
+              <w:t xml:space="preserve">採用 Firebase </w:t>
+            </w:r>
+            <w:r>
+              <w:rPr>
+                <w:rFonts w:ascii="標楷體" w:eastAsia="標楷體" w:hAnsi="標楷體" w:hint="eastAsia"/>
+                <w:sz w:val="28"/>
+                <w:szCs w:val="28"/>
+                <w:highlight w:val="green"/>
+              </w:rPr>
+              <w:t>(</w:t>
+            </w:r>
+            <w:r>
+              <w:rPr>
+                <w:rFonts w:ascii="標楷體" w:eastAsia="標楷體" w:hAnsi="標楷體" w:hint="eastAsia"/>
+                <w:sz w:val="28"/>
+                <w:szCs w:val="28"/>
+                <w:highlight w:val="green"/>
+              </w:rPr>
+              <w:t>Firebase 是 Google 推出的一套行動與網頁應用程式開發平台</w:t>
+            </w:r>
+            <w:r>
+              <w:rPr>
+                <w:rFonts w:ascii="標楷體" w:eastAsia="標楷體" w:hAnsi="標楷體" w:hint="eastAsia"/>
+                <w:sz w:val="28"/>
+                <w:szCs w:val="28"/>
+                <w:highlight w:val="green"/>
+              </w:rPr>
+              <w:t>)</w:t>
+            </w:r>
+            <w:r>
+              <w:rPr>
+                <w:rFonts w:ascii="標楷體" w:eastAsia="標楷體" w:hAnsi="標楷體" w:hint="eastAsia"/>
+                <w:sz w:val="28"/>
+                <w:szCs w:val="28"/>
+                <w:highlight w:val="green"/>
+              </w:rPr>
+              <w:t>等成熟服務，加強資料安全</w:t>
             </w:r>
           </w:p>
           <w:p>
@@ -5784,7 +6658,25 @@
                 <w:sz w:val="28"/>
                 <w:szCs w:val="28"/>
               </w:rPr>
-              <w:t>設計清楚的新手引導流程，降低點數系統的理解門檻</w:t>
+              <w:t>設計</w:t>
+            </w:r>
+            <w:proofErr w:type="gramStart"/>
+            <w:r>
+              <w:rPr>
+                <w:rFonts w:ascii="標楷體" w:eastAsia="標楷體" w:hAnsi="標楷體" w:hint="eastAsia"/>
+                <w:sz w:val="28"/>
+                <w:szCs w:val="28"/>
+              </w:rPr>
+              <w:t>清楚的</w:t>
+            </w:r>
+            <w:proofErr w:type="gramEnd"/>
+            <w:r>
+              <w:rPr>
+                <w:rFonts w:ascii="標楷體" w:eastAsia="標楷體" w:hAnsi="標楷體" w:hint="eastAsia"/>
+                <w:sz w:val="28"/>
+                <w:szCs w:val="28"/>
+              </w:rPr>
+              <w:t>新手引導流程，降低點數系統的理解門檻</w:t>
             </w:r>
           </w:p>
         </w:tc>
@@ -7054,7 +7946,31 @@
                 <w:szCs w:val="28"/>
                 <w:bdr w:val="none" w:sz="0" w:space="0" w:color="auto" w:frame="1"/>
               </w:rPr>
-              <w:t>(註：如果你的相機拍照功能有用到)</w:t>
+              <w:t>(</w:t>
+            </w:r>
+            <w:proofErr w:type="gramStart"/>
+            <w:r>
+              <w:rPr>
+                <w:rFonts w:ascii="標楷體" w:eastAsia="標楷體" w:hAnsi="標楷體" w:cs="新細明體"/>
+                <w:color w:val="1F1F1F"/>
+                <w:kern w:val="0"/>
+                <w:sz w:val="28"/>
+                <w:szCs w:val="28"/>
+                <w:bdr w:val="none" w:sz="0" w:space="0" w:color="auto" w:frame="1"/>
+              </w:rPr>
+              <w:t>註</w:t>
+            </w:r>
+            <w:proofErr w:type="gramEnd"/>
+            <w:r>
+              <w:rPr>
+                <w:rFonts w:ascii="標楷體" w:eastAsia="標楷體" w:hAnsi="標楷體" w:cs="新細明體"/>
+                <w:color w:val="1F1F1F"/>
+                <w:kern w:val="0"/>
+                <w:sz w:val="28"/>
+                <w:szCs w:val="28"/>
+                <w:bdr w:val="none" w:sz="0" w:space="0" w:color="auto" w:frame="1"/>
+              </w:rPr>
+              <w:t>：如果你的相機拍照功能有用到)</w:t>
             </w:r>
           </w:p>
         </w:tc>
@@ -7801,6 +8717,7 @@
               </w:rPr>
               <w:t>、</w:t>
             </w:r>
+            <w:proofErr w:type="spellStart"/>
             <w:r>
               <w:rPr>
                 <w:rFonts w:ascii="Arial Unicode MS" w:eastAsia="標楷體" w:hAnsi="Arial Unicode MS" w:cs="Arial"/>
@@ -7809,6 +8726,7 @@
               </w:rPr>
               <w:t>flatpickr</w:t>
             </w:r>
+            <w:proofErr w:type="spellEnd"/>
             <w:r>
               <w:rPr>
                 <w:rFonts w:ascii="Arial Unicode MS" w:eastAsia="標楷體" w:hAnsi="Arial Unicode MS" w:cs="Arial" w:hint="eastAsia"/>
@@ -7823,7 +8741,25 @@
                 <w:kern w:val="0"/>
                 <w:szCs w:val="24"/>
               </w:rPr>
-              <w:t>python-dotenv (</w:t>
+              <w:t>python-</w:t>
+            </w:r>
+            <w:proofErr w:type="spellStart"/>
+            <w:r>
+              <w:rPr>
+                <w:rFonts w:ascii="Arial Unicode MS" w:eastAsia="標楷體" w:hAnsi="Arial Unicode MS" w:cs="Arial" w:hint="eastAsia"/>
+                <w:kern w:val="0"/>
+                <w:szCs w:val="24"/>
+              </w:rPr>
+              <w:t>dotenv</w:t>
+            </w:r>
+            <w:proofErr w:type="spellEnd"/>
+            <w:r>
+              <w:rPr>
+                <w:rFonts w:ascii="Arial Unicode MS" w:eastAsia="標楷體" w:hAnsi="Arial Unicode MS" w:cs="Arial" w:hint="eastAsia"/>
+                <w:kern w:val="0"/>
+                <w:szCs w:val="24"/>
+              </w:rPr>
+              <w:t xml:space="preserve"> (</w:t>
             </w:r>
             <w:r>
               <w:rPr>
@@ -16368,7 +17304,21 @@
         <w:rPr>
           <w:rFonts w:hint="eastAsia"/>
         </w:rPr>
-        <w:t>專案時程甘特圖</w:t>
+        <w:t>專案</w:t>
+      </w:r>
+      <w:proofErr w:type="gramStart"/>
+      <w:r>
+        <w:rPr>
+          <w:rFonts w:hint="eastAsia"/>
+        </w:rPr>
+        <w:t>時程甘特</w:t>
+      </w:r>
+      <w:proofErr w:type="gramEnd"/>
+      <w:r>
+        <w:rPr>
+          <w:rFonts w:hint="eastAsia"/>
+        </w:rPr>
+        <w:t>圖</w:t>
       </w:r>
     </w:p>
     <w:p>
@@ -16676,8 +17626,18 @@
                 <w:w w:val="90"/>
                 <w:sz w:val="28"/>
               </w:rPr>
-              <w:t>蘇品璇</w:t>
-            </w:r>
+              <w:t>蘇品</w:t>
+            </w:r>
+            <w:proofErr w:type="gramStart"/>
+            <w:r>
+              <w:rPr>
+                <w:rFonts w:eastAsia="標楷體" w:hint="eastAsia"/>
+                <w:w w:val="90"/>
+                <w:sz w:val="28"/>
+              </w:rPr>
+              <w:t>璇</w:t>
+            </w:r>
+            <w:proofErr w:type="gramEnd"/>
           </w:p>
         </w:tc>
         <w:tc>
@@ -23501,8 +24461,18 @@
                 <w:sz w:val="32"/>
                 <w:u w:val="single"/>
               </w:rPr>
-              <w:t>蘇品璇</w:t>
-            </w:r>
+              <w:t>蘇品</w:t>
+            </w:r>
+            <w:proofErr w:type="gramStart"/>
+            <w:r>
+              <w:rPr>
+                <w:rFonts w:eastAsia="標楷體" w:hint="eastAsia"/>
+                <w:sz w:val="32"/>
+                <w:u w:val="single"/>
+              </w:rPr>
+              <w:t>璇</w:t>
+            </w:r>
+            <w:proofErr w:type="gramEnd"/>
           </w:p>
         </w:tc>
         <w:tc>
@@ -23971,7 +24941,27 @@
           <w:sz w:val="28"/>
           <w:szCs w:val="24"/>
         </w:rPr>
-        <w:t>蘇品璇上傳GitHub紀錄</w:t>
+        <w:t>蘇品</w:t>
+      </w:r>
+      <w:proofErr w:type="gramStart"/>
+      <w:r>
+        <w:rPr>
+          <w:rFonts w:ascii="標楷體" w:eastAsia="標楷體" w:hAnsi="標楷體" w:hint="eastAsia"/>
+          <w:bCs/>
+          <w:sz w:val="28"/>
+          <w:szCs w:val="24"/>
+        </w:rPr>
+        <w:t>璇</w:t>
+      </w:r>
+      <w:proofErr w:type="gramEnd"/>
+      <w:r>
+        <w:rPr>
+          <w:rFonts w:ascii="標楷體" w:eastAsia="標楷體" w:hAnsi="標楷體" w:hint="eastAsia"/>
+          <w:bCs/>
+          <w:sz w:val="28"/>
+          <w:szCs w:val="24"/>
+        </w:rPr>
+        <w:t>上傳GitHub紀錄</w:t>
       </w:r>
     </w:p>
     <w:p>
@@ -24905,7 +25895,27 @@
                 <w:sz w:val="30"/>
                 <w:szCs w:val="30"/>
               </w:rPr>
-              <w:t>收藏夾顯示每個資料夾的單字數量</w:t>
+              <w:t>收藏夾顯示每</w:t>
+            </w:r>
+            <w:proofErr w:type="gramStart"/>
+            <w:r>
+              <w:rPr>
+                <w:rFonts w:ascii="標楷體" w:eastAsia="標楷體" w:hAnsi="標楷體" w:hint="eastAsia"/>
+                <w:color w:val="000000" w:themeColor="text1"/>
+                <w:sz w:val="30"/>
+                <w:szCs w:val="30"/>
+              </w:rPr>
+              <w:t>個</w:t>
+            </w:r>
+            <w:proofErr w:type="gramEnd"/>
+            <w:r>
+              <w:rPr>
+                <w:rFonts w:ascii="標楷體" w:eastAsia="標楷體" w:hAnsi="標楷體" w:hint="eastAsia"/>
+                <w:color w:val="000000" w:themeColor="text1"/>
+                <w:sz w:val="30"/>
+                <w:szCs w:val="30"/>
+              </w:rPr>
+              <w:t>資料夾的單字數量</w:t>
             </w:r>
           </w:p>
           <w:p>
@@ -26232,7 +27242,47 @@
                 <w:sz w:val="30"/>
                 <w:szCs w:val="30"/>
               </w:rPr>
-              <w:t>使用者密碼採加密儲存（password_hash）</w:t>
+              <w:t>使用者密碼</w:t>
+            </w:r>
+            <w:proofErr w:type="gramStart"/>
+            <w:r>
+              <w:rPr>
+                <w:rFonts w:ascii="標楷體" w:eastAsia="標楷體" w:hAnsi="標楷體" w:hint="eastAsia"/>
+                <w:color w:val="000000" w:themeColor="text1"/>
+                <w:sz w:val="30"/>
+                <w:szCs w:val="30"/>
+              </w:rPr>
+              <w:t>採</w:t>
+            </w:r>
+            <w:proofErr w:type="gramEnd"/>
+            <w:r>
+              <w:rPr>
+                <w:rFonts w:ascii="標楷體" w:eastAsia="標楷體" w:hAnsi="標楷體" w:hint="eastAsia"/>
+                <w:color w:val="000000" w:themeColor="text1"/>
+                <w:sz w:val="30"/>
+                <w:szCs w:val="30"/>
+              </w:rPr>
+              <w:t>加密儲存（</w:t>
+            </w:r>
+            <w:proofErr w:type="spellStart"/>
+            <w:r>
+              <w:rPr>
+                <w:rFonts w:ascii="標楷體" w:eastAsia="標楷體" w:hAnsi="標楷體" w:hint="eastAsia"/>
+                <w:color w:val="000000" w:themeColor="text1"/>
+                <w:sz w:val="30"/>
+                <w:szCs w:val="30"/>
+              </w:rPr>
+              <w:t>password_hash</w:t>
+            </w:r>
+            <w:proofErr w:type="spellEnd"/>
+            <w:r>
+              <w:rPr>
+                <w:rFonts w:ascii="標楷體" w:eastAsia="標楷體" w:hAnsi="標楷體" w:hint="eastAsia"/>
+                <w:color w:val="000000" w:themeColor="text1"/>
+                <w:sz w:val="30"/>
+                <w:szCs w:val="30"/>
+              </w:rPr>
+              <w:t>）</w:t>
             </w:r>
           </w:p>
           <w:p>
@@ -26625,6 +27675,7 @@
                 <w:szCs w:val="30"/>
               </w:rPr>
             </w:pPr>
+            <w:proofErr w:type="gramStart"/>
             <w:r>
               <w:rPr>
                 <w:rFonts w:ascii="標楷體" w:eastAsia="標楷體" w:hAnsi="標楷體" w:hint="eastAsia"/>
@@ -26632,7 +27683,17 @@
                 <w:sz w:val="30"/>
                 <w:szCs w:val="30"/>
               </w:rPr>
-              <w:t>採前後端分離架構，方便獨立維護</w:t>
+              <w:t>採</w:t>
+            </w:r>
+            <w:proofErr w:type="gramEnd"/>
+            <w:r>
+              <w:rPr>
+                <w:rFonts w:ascii="標楷體" w:eastAsia="標楷體" w:hAnsi="標楷體" w:hint="eastAsia"/>
+                <w:color w:val="000000" w:themeColor="text1"/>
+                <w:sz w:val="30"/>
+                <w:szCs w:val="30"/>
+              </w:rPr>
+              <w:t>前後端分離架構，方便獨立維護</w:t>
             </w:r>
           </w:p>
           <w:p>
@@ -27404,6 +28465,7 @@
                 <w:szCs w:val="24"/>
               </w:rPr>
             </w:pPr>
+            <w:proofErr w:type="spellStart"/>
             <w:r>
               <w:rPr>
                 <w:rFonts w:ascii="標楷體" w:eastAsia="標楷體" w:hAnsi="標楷體"/>
@@ -27411,6 +28473,7 @@
               </w:rPr>
               <w:t>quiz_question</w:t>
             </w:r>
+            <w:proofErr w:type="spellEnd"/>
           </w:p>
         </w:tc>
         <w:tc>
@@ -27485,6 +28548,7 @@
                 <w:szCs w:val="24"/>
               </w:rPr>
             </w:pPr>
+            <w:proofErr w:type="spellStart"/>
             <w:r>
               <w:rPr>
                 <w:rFonts w:ascii="標楷體" w:eastAsia="標楷體" w:hAnsi="標楷體"/>
@@ -27492,6 +28556,7 @@
               </w:rPr>
               <w:t>user_photo</w:t>
             </w:r>
+            <w:proofErr w:type="spellEnd"/>
           </w:p>
         </w:tc>
         <w:tc>
@@ -27566,6 +28631,7 @@
                 <w:szCs w:val="24"/>
               </w:rPr>
             </w:pPr>
+            <w:proofErr w:type="spellStart"/>
             <w:r>
               <w:rPr>
                 <w:rFonts w:ascii="標楷體" w:eastAsia="標楷體" w:hAnsi="標楷體"/>
@@ -27573,6 +28639,7 @@
               </w:rPr>
               <w:t>user_photo_vocab</w:t>
             </w:r>
+            <w:proofErr w:type="spellEnd"/>
           </w:p>
         </w:tc>
         <w:tc>
@@ -27647,6 +28714,7 @@
                 <w:szCs w:val="24"/>
               </w:rPr>
             </w:pPr>
+            <w:proofErr w:type="spellStart"/>
             <w:r>
               <w:rPr>
                 <w:rFonts w:ascii="標楷體" w:eastAsia="標楷體" w:hAnsi="標楷體"/>
@@ -27654,6 +28722,7 @@
               </w:rPr>
               <w:t>user_vocab</w:t>
             </w:r>
+            <w:proofErr w:type="spellEnd"/>
           </w:p>
         </w:tc>
         <w:tc>
@@ -27728,6 +28797,7 @@
                 <w:szCs w:val="24"/>
               </w:rPr>
             </w:pPr>
+            <w:proofErr w:type="spellStart"/>
             <w:r>
               <w:rPr>
                 <w:rFonts w:ascii="標楷體" w:eastAsia="標楷體" w:hAnsi="標楷體"/>
@@ -27735,6 +28805,7 @@
               </w:rPr>
               <w:t>user_folder</w:t>
             </w:r>
+            <w:proofErr w:type="spellEnd"/>
           </w:p>
         </w:tc>
         <w:tc>
@@ -27890,6 +28961,7 @@
                 <w:szCs w:val="24"/>
               </w:rPr>
             </w:pPr>
+            <w:proofErr w:type="spellStart"/>
             <w:r>
               <w:rPr>
                 <w:rFonts w:ascii="標楷體" w:eastAsia="標楷體" w:hAnsi="標楷體"/>
@@ -27897,6 +28969,7 @@
               </w:rPr>
               <w:t>user_achievement</w:t>
             </w:r>
+            <w:proofErr w:type="spellEnd"/>
           </w:p>
         </w:tc>
         <w:tc>
@@ -27971,6 +29044,7 @@
                 <w:szCs w:val="24"/>
               </w:rPr>
             </w:pPr>
+            <w:proofErr w:type="spellStart"/>
             <w:r>
               <w:rPr>
                 <w:rFonts w:ascii="標楷體" w:eastAsia="標楷體" w:hAnsi="標楷體"/>
@@ -27978,6 +29052,7 @@
               </w:rPr>
               <w:t>point_transaction</w:t>
             </w:r>
+            <w:proofErr w:type="spellEnd"/>
           </w:p>
         </w:tc>
         <w:tc>
@@ -28052,6 +29127,7 @@
                 <w:szCs w:val="24"/>
               </w:rPr>
             </w:pPr>
+            <w:proofErr w:type="spellStart"/>
             <w:r>
               <w:rPr>
                 <w:rFonts w:ascii="標楷體" w:eastAsia="標楷體" w:hAnsi="標楷體"/>
@@ -28059,6 +29135,7 @@
               </w:rPr>
               <w:t>friend_request</w:t>
             </w:r>
+            <w:proofErr w:type="spellEnd"/>
           </w:p>
         </w:tc>
         <w:tc>
@@ -28214,6 +29291,7 @@
                 <w:szCs w:val="24"/>
               </w:rPr>
             </w:pPr>
+            <w:proofErr w:type="spellStart"/>
             <w:r>
               <w:rPr>
                 <w:rFonts w:ascii="標楷體" w:eastAsia="標楷體" w:hAnsi="標楷體"/>
@@ -28221,6 +29299,7 @@
               </w:rPr>
               <w:t>study_group</w:t>
             </w:r>
+            <w:proofErr w:type="spellEnd"/>
           </w:p>
         </w:tc>
         <w:tc>
@@ -28295,6 +29374,7 @@
                 <w:szCs w:val="24"/>
               </w:rPr>
             </w:pPr>
+            <w:proofErr w:type="spellStart"/>
             <w:r>
               <w:rPr>
                 <w:rFonts w:ascii="標楷體" w:eastAsia="標楷體" w:hAnsi="標楷體"/>
@@ -28302,6 +29382,7 @@
               </w:rPr>
               <w:t>group_member</w:t>
             </w:r>
+            <w:proofErr w:type="spellEnd"/>
           </w:p>
         </w:tc>
         <w:tc>
@@ -28376,6 +29457,7 @@
                 <w:szCs w:val="24"/>
               </w:rPr>
             </w:pPr>
+            <w:proofErr w:type="spellStart"/>
             <w:r>
               <w:rPr>
                 <w:rFonts w:ascii="標楷體" w:eastAsia="標楷體" w:hAnsi="標楷體"/>
@@ -28383,6 +29465,7 @@
               </w:rPr>
               <w:t>group_invite</w:t>
             </w:r>
+            <w:proofErr w:type="spellEnd"/>
           </w:p>
         </w:tc>
         <w:tc>
@@ -28892,6 +29975,7 @@
                 <w:szCs w:val="24"/>
               </w:rPr>
             </w:pPr>
+            <w:proofErr w:type="gramStart"/>
             <w:r>
               <w:rPr>
                 <w:rFonts w:ascii="標楷體" w:eastAsia="標楷體" w:hAnsi="標楷體"/>
@@ -28899,6 +29983,7 @@
               </w:rPr>
               <w:t>外鍵</w:t>
             </w:r>
+            <w:proofErr w:type="gramEnd"/>
           </w:p>
         </w:tc>
       </w:tr>
@@ -28991,8 +30076,17 @@
                 <w:rFonts w:ascii="標楷體" w:eastAsia="標楷體" w:hAnsi="標楷體"/>
                 <w:szCs w:val="24"/>
               </w:rPr>
-              <w:t>4 byte</w:t>
-            </w:r>
+              <w:t xml:space="preserve">4 </w:t>
+            </w:r>
+            <w:proofErr w:type="gramStart"/>
+            <w:r>
+              <w:rPr>
+                <w:rFonts w:ascii="標楷體" w:eastAsia="標楷體" w:hAnsi="標楷體"/>
+                <w:szCs w:val="24"/>
+              </w:rPr>
+              <w:t>byte</w:t>
+            </w:r>
+            <w:proofErr w:type="gramEnd"/>
           </w:p>
         </w:tc>
         <w:tc>
@@ -29178,6 +30272,7 @@
                 <w:szCs w:val="24"/>
               </w:rPr>
             </w:pPr>
+            <w:proofErr w:type="spellStart"/>
             <w:r>
               <w:rPr>
                 <w:rFonts w:ascii="標楷體" w:eastAsia="標楷體" w:hAnsi="標楷體"/>
@@ -29185,6 +30280,7 @@
               </w:rPr>
               <w:t>password_hash</w:t>
             </w:r>
+            <w:proofErr w:type="spellEnd"/>
           </w:p>
         </w:tc>
         <w:tc>
@@ -29430,6 +30526,7 @@
                 <w:szCs w:val="24"/>
               </w:rPr>
             </w:pPr>
+            <w:proofErr w:type="spellStart"/>
             <w:r>
               <w:rPr>
                 <w:rFonts w:ascii="標楷體" w:eastAsia="標楷體" w:hAnsi="標楷體"/>
@@ -29437,6 +30534,7 @@
               </w:rPr>
               <w:t>friend_id</w:t>
             </w:r>
+            <w:proofErr w:type="spellEnd"/>
           </w:p>
         </w:tc>
         <w:tc>
@@ -29556,6 +30654,7 @@
                 <w:szCs w:val="24"/>
               </w:rPr>
             </w:pPr>
+            <w:proofErr w:type="spellStart"/>
             <w:r>
               <w:rPr>
                 <w:rFonts w:ascii="標楷體" w:eastAsia="標楷體" w:hAnsi="標楷體"/>
@@ -29563,6 +30662,7 @@
               </w:rPr>
               <w:t>japanese_level</w:t>
             </w:r>
+            <w:proofErr w:type="spellEnd"/>
           </w:p>
         </w:tc>
         <w:tc>
@@ -29808,6 +30908,7 @@
                 <w:szCs w:val="24"/>
               </w:rPr>
             </w:pPr>
+            <w:proofErr w:type="spellStart"/>
             <w:r>
               <w:rPr>
                 <w:rFonts w:ascii="標楷體" w:eastAsia="標楷體" w:hAnsi="標楷體"/>
@@ -29815,6 +30916,7 @@
               </w:rPr>
               <w:t>j_pts</w:t>
             </w:r>
+            <w:proofErr w:type="spellEnd"/>
           </w:p>
         </w:tc>
         <w:tc>
@@ -29882,8 +30984,17 @@
                 <w:rFonts w:ascii="標楷體" w:eastAsia="標楷體" w:hAnsi="標楷體"/>
                 <w:szCs w:val="24"/>
               </w:rPr>
-              <w:t>4 byte</w:t>
-            </w:r>
+              <w:t xml:space="preserve">4 </w:t>
+            </w:r>
+            <w:proofErr w:type="gramStart"/>
+            <w:r>
+              <w:rPr>
+                <w:rFonts w:ascii="標楷體" w:eastAsia="標楷體" w:hAnsi="標楷體"/>
+                <w:szCs w:val="24"/>
+              </w:rPr>
+              <w:t>byte</w:t>
+            </w:r>
+            <w:proofErr w:type="gramEnd"/>
           </w:p>
         </w:tc>
         <w:tc>
@@ -29934,6 +31045,7 @@
                 <w:szCs w:val="24"/>
               </w:rPr>
             </w:pPr>
+            <w:proofErr w:type="spellStart"/>
             <w:r>
               <w:rPr>
                 <w:rFonts w:ascii="標楷體" w:eastAsia="標楷體" w:hAnsi="標楷體"/>
@@ -29941,6 +31053,7 @@
               </w:rPr>
               <w:t>streak_days</w:t>
             </w:r>
+            <w:proofErr w:type="spellEnd"/>
           </w:p>
         </w:tc>
         <w:tc>
@@ -30008,8 +31121,17 @@
                 <w:rFonts w:ascii="標楷體" w:eastAsia="標楷體" w:hAnsi="標楷體"/>
                 <w:szCs w:val="24"/>
               </w:rPr>
-              <w:t>4 byte</w:t>
-            </w:r>
+              <w:t xml:space="preserve">4 </w:t>
+            </w:r>
+            <w:proofErr w:type="gramStart"/>
+            <w:r>
+              <w:rPr>
+                <w:rFonts w:ascii="標楷體" w:eastAsia="標楷體" w:hAnsi="標楷體"/>
+                <w:szCs w:val="24"/>
+              </w:rPr>
+              <w:t>byte</w:t>
+            </w:r>
+            <w:proofErr w:type="gramEnd"/>
           </w:p>
         </w:tc>
         <w:tc>
@@ -30060,6 +31182,7 @@
                 <w:szCs w:val="24"/>
               </w:rPr>
             </w:pPr>
+            <w:proofErr w:type="spellStart"/>
             <w:r>
               <w:rPr>
                 <w:rFonts w:ascii="標楷體" w:eastAsia="標楷體" w:hAnsi="標楷體"/>
@@ -30067,6 +31190,7 @@
               </w:rPr>
               <w:t>last_login_date</w:t>
             </w:r>
+            <w:proofErr w:type="spellEnd"/>
           </w:p>
         </w:tc>
         <w:tc>
@@ -30186,6 +31310,7 @@
                 <w:szCs w:val="24"/>
               </w:rPr>
             </w:pPr>
+            <w:proofErr w:type="spellStart"/>
             <w:r>
               <w:rPr>
                 <w:rFonts w:ascii="標楷體" w:eastAsia="標楷體" w:hAnsi="標楷體"/>
@@ -30193,6 +31318,7 @@
               </w:rPr>
               <w:t>created_at</w:t>
             </w:r>
+            <w:proofErr w:type="spellEnd"/>
           </w:p>
         </w:tc>
         <w:tc>
@@ -30312,6 +31438,7 @@
                 <w:szCs w:val="24"/>
               </w:rPr>
             </w:pPr>
+            <w:proofErr w:type="spellStart"/>
             <w:r>
               <w:rPr>
                 <w:rFonts w:ascii="標楷體" w:eastAsia="標楷體" w:hAnsi="標楷體"/>
@@ -30319,6 +31446,7 @@
               </w:rPr>
               <w:t>daily_scans</w:t>
             </w:r>
+            <w:proofErr w:type="spellEnd"/>
           </w:p>
         </w:tc>
         <w:tc>
@@ -30386,8 +31514,17 @@
                 <w:rFonts w:ascii="標楷體" w:eastAsia="標楷體" w:hAnsi="標楷體"/>
                 <w:szCs w:val="24"/>
               </w:rPr>
-              <w:t>4 byte</w:t>
-            </w:r>
+              <w:t xml:space="preserve">4 </w:t>
+            </w:r>
+            <w:proofErr w:type="gramStart"/>
+            <w:r>
+              <w:rPr>
+                <w:rFonts w:ascii="標楷體" w:eastAsia="標楷體" w:hAnsi="標楷體"/>
+                <w:szCs w:val="24"/>
+              </w:rPr>
+              <w:t>byte</w:t>
+            </w:r>
+            <w:proofErr w:type="gramEnd"/>
           </w:p>
         </w:tc>
         <w:tc>
@@ -30438,6 +31575,7 @@
                 <w:szCs w:val="24"/>
               </w:rPr>
             </w:pPr>
+            <w:proofErr w:type="spellStart"/>
             <w:r>
               <w:rPr>
                 <w:rFonts w:ascii="標楷體" w:eastAsia="標楷體" w:hAnsi="標楷體"/>
@@ -30445,6 +31583,7 @@
               </w:rPr>
               <w:t>last_scan_date</w:t>
             </w:r>
+            <w:proofErr w:type="spellEnd"/>
           </w:p>
         </w:tc>
         <w:tc>
@@ -30563,6 +31702,7 @@
                 <w:szCs w:val="24"/>
               </w:rPr>
             </w:pPr>
+            <w:proofErr w:type="spellStart"/>
             <w:r>
               <w:rPr>
                 <w:rFonts w:ascii="標楷體" w:eastAsia="標楷體" w:hAnsi="標楷體"/>
@@ -30570,6 +31710,7 @@
               </w:rPr>
               <w:t>total_active_days</w:t>
             </w:r>
+            <w:proofErr w:type="spellEnd"/>
           </w:p>
         </w:tc>
         <w:tc>
@@ -30634,8 +31775,17 @@
                 <w:rFonts w:ascii="標楷體" w:eastAsia="標楷體" w:hAnsi="標楷體"/>
                 <w:szCs w:val="24"/>
               </w:rPr>
-              <w:t>4 byte</w:t>
-            </w:r>
+              <w:t xml:space="preserve">4 </w:t>
+            </w:r>
+            <w:proofErr w:type="gramStart"/>
+            <w:r>
+              <w:rPr>
+                <w:rFonts w:ascii="標楷體" w:eastAsia="標楷體" w:hAnsi="標楷體"/>
+                <w:szCs w:val="24"/>
+              </w:rPr>
+              <w:t>byte</w:t>
+            </w:r>
+            <w:proofErr w:type="gramEnd"/>
           </w:p>
         </w:tc>
         <w:tc>
@@ -30683,6 +31833,7 @@
                 <w:szCs w:val="24"/>
               </w:rPr>
             </w:pPr>
+            <w:proofErr w:type="spellStart"/>
             <w:r>
               <w:rPr>
                 <w:rFonts w:ascii="標楷體" w:eastAsia="標楷體" w:hAnsi="標楷體"/>
@@ -30690,6 +31841,7 @@
               </w:rPr>
               <w:t>total_scans</w:t>
             </w:r>
+            <w:proofErr w:type="spellEnd"/>
           </w:p>
         </w:tc>
         <w:tc>
@@ -30754,8 +31906,17 @@
                 <w:rFonts w:ascii="標楷體" w:eastAsia="標楷體" w:hAnsi="標楷體"/>
                 <w:szCs w:val="24"/>
               </w:rPr>
-              <w:t>4 byte</w:t>
-            </w:r>
+              <w:t xml:space="preserve">4 </w:t>
+            </w:r>
+            <w:proofErr w:type="gramStart"/>
+            <w:r>
+              <w:rPr>
+                <w:rFonts w:ascii="標楷體" w:eastAsia="標楷體" w:hAnsi="標楷體"/>
+                <w:szCs w:val="24"/>
+              </w:rPr>
+              <w:t>byte</w:t>
+            </w:r>
+            <w:proofErr w:type="gramEnd"/>
           </w:p>
         </w:tc>
         <w:tc>
@@ -30803,6 +31964,7 @@
                 <w:szCs w:val="24"/>
               </w:rPr>
             </w:pPr>
+            <w:proofErr w:type="spellStart"/>
             <w:r>
               <w:rPr>
                 <w:rFonts w:ascii="標楷體" w:eastAsia="標楷體" w:hAnsi="標楷體"/>
@@ -30810,6 +31972,7 @@
               </w:rPr>
               <w:t>notified_levels</w:t>
             </w:r>
+            <w:proofErr w:type="spellEnd"/>
           </w:p>
         </w:tc>
         <w:tc>
@@ -31027,7 +32190,23 @@
                 <w:rFonts w:ascii="標楷體" w:eastAsia="標楷體" w:hAnsi="標楷體" w:hint="eastAsia"/>
                 <w:szCs w:val="24"/>
               </w:rPr>
-              <w:t xml:space="preserve"> scene（場景)</w:t>
+              <w:t xml:space="preserve"> scene</w:t>
+            </w:r>
+            <w:proofErr w:type="gramStart"/>
+            <w:r>
+              <w:rPr>
+                <w:rFonts w:ascii="標楷體" w:eastAsia="標楷體" w:hAnsi="標楷體" w:hint="eastAsia"/>
+                <w:szCs w:val="24"/>
+              </w:rPr>
+              <w:t>（</w:t>
+            </w:r>
+            <w:proofErr w:type="gramEnd"/>
+            <w:r>
+              <w:rPr>
+                <w:rFonts w:ascii="標楷體" w:eastAsia="標楷體" w:hAnsi="標楷體" w:hint="eastAsia"/>
+                <w:szCs w:val="24"/>
+              </w:rPr>
+              <w:t>場景)</w:t>
             </w:r>
           </w:p>
         </w:tc>
@@ -31187,6 +32366,7 @@
                 <w:szCs w:val="24"/>
               </w:rPr>
             </w:pPr>
+            <w:proofErr w:type="gramStart"/>
             <w:r>
               <w:rPr>
                 <w:rFonts w:ascii="標楷體" w:eastAsia="標楷體" w:hAnsi="標楷體"/>
@@ -31194,6 +32374,7 @@
               </w:rPr>
               <w:t>外鍵</w:t>
             </w:r>
+            <w:proofErr w:type="gramEnd"/>
           </w:p>
         </w:tc>
       </w:tr>
@@ -31286,8 +32467,17 @@
                 <w:rFonts w:ascii="標楷體" w:eastAsia="標楷體" w:hAnsi="標楷體"/>
                 <w:szCs w:val="24"/>
               </w:rPr>
-              <w:t>4 byte</w:t>
-            </w:r>
+              <w:t xml:space="preserve">4 </w:t>
+            </w:r>
+            <w:proofErr w:type="gramStart"/>
+            <w:r>
+              <w:rPr>
+                <w:rFonts w:ascii="標楷體" w:eastAsia="標楷體" w:hAnsi="標楷體"/>
+                <w:szCs w:val="24"/>
+              </w:rPr>
+              <w:t>byte</w:t>
+            </w:r>
+            <w:proofErr w:type="gramEnd"/>
           </w:p>
         </w:tc>
         <w:tc>
@@ -31472,6 +32662,7 @@
                 <w:szCs w:val="24"/>
               </w:rPr>
             </w:pPr>
+            <w:proofErr w:type="spellStart"/>
             <w:r>
               <w:rPr>
                 <w:rFonts w:ascii="標楷體" w:eastAsia="標楷體" w:hAnsi="標楷體"/>
@@ -31479,6 +32670,7 @@
               </w:rPr>
               <w:t>icon_name</w:t>
             </w:r>
+            <w:proofErr w:type="spellEnd"/>
           </w:p>
         </w:tc>
         <w:tc>
@@ -31671,7 +32863,23 @@
                 <w:rFonts w:ascii="標楷體" w:eastAsia="標楷體" w:hAnsi="標楷體" w:hint="eastAsia"/>
                 <w:szCs w:val="24"/>
               </w:rPr>
-              <w:t xml:space="preserve"> vocab（單字字典)</w:t>
+              <w:t xml:space="preserve"> vocab</w:t>
+            </w:r>
+            <w:proofErr w:type="gramStart"/>
+            <w:r>
+              <w:rPr>
+                <w:rFonts w:ascii="標楷體" w:eastAsia="標楷體" w:hAnsi="標楷體" w:hint="eastAsia"/>
+                <w:szCs w:val="24"/>
+              </w:rPr>
+              <w:t>（</w:t>
+            </w:r>
+            <w:proofErr w:type="gramEnd"/>
+            <w:r>
+              <w:rPr>
+                <w:rFonts w:ascii="標楷體" w:eastAsia="標楷體" w:hAnsi="標楷體" w:hint="eastAsia"/>
+                <w:szCs w:val="24"/>
+              </w:rPr>
+              <w:t>單字字典)</w:t>
             </w:r>
           </w:p>
         </w:tc>
@@ -31831,6 +33039,7 @@
                 <w:szCs w:val="24"/>
               </w:rPr>
             </w:pPr>
+            <w:proofErr w:type="gramStart"/>
             <w:r>
               <w:rPr>
                 <w:rFonts w:ascii="標楷體" w:eastAsia="標楷體" w:hAnsi="標楷體"/>
@@ -31838,6 +33047,7 @@
               </w:rPr>
               <w:t>外鍵</w:t>
             </w:r>
+            <w:proofErr w:type="gramEnd"/>
           </w:p>
         </w:tc>
       </w:tr>
@@ -31930,8 +33140,17 @@
                 <w:rFonts w:ascii="標楷體" w:eastAsia="標楷體" w:hAnsi="標楷體"/>
                 <w:szCs w:val="24"/>
               </w:rPr>
-              <w:t>4 byte</w:t>
-            </w:r>
+              <w:t xml:space="preserve">4 </w:t>
+            </w:r>
+            <w:proofErr w:type="gramStart"/>
+            <w:r>
+              <w:rPr>
+                <w:rFonts w:ascii="標楷體" w:eastAsia="標楷體" w:hAnsi="標楷體"/>
+                <w:szCs w:val="24"/>
+              </w:rPr>
+              <w:t>byte</w:t>
+            </w:r>
+            <w:proofErr w:type="gramEnd"/>
           </w:p>
         </w:tc>
         <w:tc>
@@ -31990,6 +33209,7 @@
                 <w:szCs w:val="24"/>
               </w:rPr>
             </w:pPr>
+            <w:proofErr w:type="spellStart"/>
             <w:r>
               <w:rPr>
                 <w:rFonts w:ascii="標楷體" w:eastAsia="標楷體" w:hAnsi="標楷體"/>
@@ -31997,6 +33217,7 @@
               </w:rPr>
               <w:t>scene_id</w:t>
             </w:r>
+            <w:proofErr w:type="spellEnd"/>
           </w:p>
         </w:tc>
         <w:tc>
@@ -32064,8 +33285,17 @@
                 <w:rFonts w:ascii="標楷體" w:eastAsia="標楷體" w:hAnsi="標楷體"/>
                 <w:szCs w:val="24"/>
               </w:rPr>
-              <w:t>4 byte</w:t>
-            </w:r>
+              <w:t xml:space="preserve">4 </w:t>
+            </w:r>
+            <w:proofErr w:type="gramStart"/>
+            <w:r>
+              <w:rPr>
+                <w:rFonts w:ascii="標楷體" w:eastAsia="標楷體" w:hAnsi="標楷體"/>
+                <w:szCs w:val="24"/>
+              </w:rPr>
+              <w:t>byte</w:t>
+            </w:r>
+            <w:proofErr w:type="gramEnd"/>
           </w:p>
         </w:tc>
         <w:tc>
@@ -32518,6 +33748,7 @@
                 <w:szCs w:val="24"/>
               </w:rPr>
             </w:pPr>
+            <w:proofErr w:type="spellStart"/>
             <w:r>
               <w:rPr>
                 <w:rFonts w:ascii="標楷體" w:eastAsia="標楷體" w:hAnsi="標楷體"/>
@@ -32525,6 +33756,7 @@
               </w:rPr>
               <w:t>sentence_basic</w:t>
             </w:r>
+            <w:proofErr w:type="spellEnd"/>
           </w:p>
         </w:tc>
         <w:tc>
@@ -32644,6 +33876,7 @@
                 <w:szCs w:val="24"/>
               </w:rPr>
             </w:pPr>
+            <w:proofErr w:type="spellStart"/>
             <w:r>
               <w:rPr>
                 <w:rFonts w:ascii="標楷體" w:eastAsia="標楷體" w:hAnsi="標楷體"/>
@@ -32651,6 +33884,7 @@
               </w:rPr>
               <w:t>sentence_inter</w:t>
             </w:r>
+            <w:proofErr w:type="spellEnd"/>
           </w:p>
         </w:tc>
         <w:tc>
@@ -32769,6 +34003,7 @@
                 <w:szCs w:val="24"/>
               </w:rPr>
             </w:pPr>
+            <w:proofErr w:type="spellStart"/>
             <w:r>
               <w:rPr>
                 <w:rFonts w:ascii="標楷體" w:eastAsia="標楷體" w:hAnsi="標楷體"/>
@@ -32776,6 +34011,7 @@
               </w:rPr>
               <w:t>sentence_upper_inter</w:t>
             </w:r>
+            <w:proofErr w:type="spellEnd"/>
           </w:p>
         </w:tc>
         <w:tc>
@@ -32889,6 +34125,7 @@
                 <w:szCs w:val="24"/>
               </w:rPr>
             </w:pPr>
+            <w:proofErr w:type="spellStart"/>
             <w:r>
               <w:rPr>
                 <w:rFonts w:ascii="標楷體" w:eastAsia="標楷體" w:hAnsi="標楷體"/>
@@ -32896,6 +34133,7 @@
               </w:rPr>
               <w:t>sentence_advanced</w:t>
             </w:r>
+            <w:proofErr w:type="spellEnd"/>
           </w:p>
         </w:tc>
         <w:tc>
@@ -33009,6 +34247,7 @@
                 <w:szCs w:val="24"/>
               </w:rPr>
             </w:pPr>
+            <w:proofErr w:type="spellStart"/>
             <w:r>
               <w:rPr>
                 <w:rFonts w:ascii="標楷體" w:eastAsia="標楷體" w:hAnsi="標楷體"/>
@@ -33016,6 +34255,7 @@
               </w:rPr>
               <w:t>audio_word</w:t>
             </w:r>
+            <w:proofErr w:type="spellEnd"/>
           </w:p>
         </w:tc>
         <w:tc>
@@ -33129,6 +34369,7 @@
                 <w:szCs w:val="24"/>
               </w:rPr>
             </w:pPr>
+            <w:proofErr w:type="spellStart"/>
             <w:r>
               <w:rPr>
                 <w:rFonts w:ascii="標楷體" w:eastAsia="標楷體" w:hAnsi="標楷體"/>
@@ -33136,6 +34377,7 @@
               </w:rPr>
               <w:t>audio_basic</w:t>
             </w:r>
+            <w:proofErr w:type="spellEnd"/>
           </w:p>
         </w:tc>
         <w:tc>
@@ -33266,6 +34508,7 @@
                 <w:szCs w:val="24"/>
               </w:rPr>
             </w:pPr>
+            <w:proofErr w:type="spellStart"/>
             <w:r>
               <w:rPr>
                 <w:rFonts w:ascii="標楷體" w:eastAsia="標楷體" w:hAnsi="標楷體"/>
@@ -33273,6 +34516,7 @@
               </w:rPr>
               <w:t>audio_inter</w:t>
             </w:r>
+            <w:proofErr w:type="spellEnd"/>
           </w:p>
         </w:tc>
         <w:tc>
@@ -33403,6 +34647,7 @@
                 <w:szCs w:val="24"/>
               </w:rPr>
             </w:pPr>
+            <w:proofErr w:type="spellStart"/>
             <w:r>
               <w:rPr>
                 <w:rFonts w:ascii="標楷體" w:eastAsia="標楷體" w:hAnsi="標楷體"/>
@@ -33411,6 +34656,7 @@
               <w:lastRenderedPageBreak/>
               <w:t>audio_upper</w:t>
             </w:r>
+            <w:proofErr w:type="spellEnd"/>
           </w:p>
         </w:tc>
         <w:tc>
@@ -33541,6 +34787,7 @@
                 <w:szCs w:val="24"/>
               </w:rPr>
             </w:pPr>
+            <w:proofErr w:type="spellStart"/>
             <w:r>
               <w:rPr>
                 <w:rFonts w:ascii="標楷體" w:eastAsia="標楷體" w:hAnsi="標楷體"/>
@@ -33548,6 +34795,7 @@
               </w:rPr>
               <w:t>audio_adv</w:t>
             </w:r>
+            <w:proofErr w:type="spellEnd"/>
           </w:p>
         </w:tc>
         <w:tc>
@@ -33750,8 +34998,18 @@
                 <w:rFonts w:ascii="標楷體" w:eastAsia="標楷體" w:hAnsi="標楷體"/>
                 <w:szCs w:val="24"/>
               </w:rPr>
-              <w:t xml:space="preserve"> quiz_question</w:t>
-            </w:r>
+              <w:t xml:space="preserve"> </w:t>
+            </w:r>
+            <w:proofErr w:type="spellStart"/>
+            <w:r>
+              <w:rPr>
+                <w:rFonts w:ascii="標楷體" w:eastAsia="標楷體" w:hAnsi="標楷體"/>
+                <w:szCs w:val="24"/>
+              </w:rPr>
+              <w:t>quiz_question</w:t>
+            </w:r>
+            <w:proofErr w:type="spellEnd"/>
+            <w:proofErr w:type="gramStart"/>
             <w:r>
               <w:rPr>
                 <w:rFonts w:ascii="標楷體" w:eastAsia="標楷體" w:hAnsi="標楷體" w:hint="eastAsia"/>
@@ -33759,6 +35017,7 @@
               </w:rPr>
               <w:t>（</w:t>
             </w:r>
+            <w:proofErr w:type="gramEnd"/>
             <w:r>
               <w:rPr>
                 <w:rFonts w:ascii="標楷體" w:eastAsia="標楷體" w:hAnsi="標楷體"/>
@@ -33931,6 +35190,7 @@
                 <w:szCs w:val="24"/>
               </w:rPr>
             </w:pPr>
+            <w:proofErr w:type="gramStart"/>
             <w:r>
               <w:rPr>
                 <w:rFonts w:ascii="標楷體" w:eastAsia="標楷體" w:hAnsi="標楷體"/>
@@ -33938,6 +35198,7 @@
               </w:rPr>
               <w:t>外鍵</w:t>
             </w:r>
+            <w:proofErr w:type="gramEnd"/>
           </w:p>
         </w:tc>
       </w:tr>
@@ -34030,8 +35291,17 @@
                 <w:rFonts w:ascii="標楷體" w:eastAsia="標楷體" w:hAnsi="標楷體"/>
                 <w:szCs w:val="24"/>
               </w:rPr>
-              <w:t>4 byte</w:t>
-            </w:r>
+              <w:t xml:space="preserve">4 </w:t>
+            </w:r>
+            <w:proofErr w:type="gramStart"/>
+            <w:r>
+              <w:rPr>
+                <w:rFonts w:ascii="標楷體" w:eastAsia="標楷體" w:hAnsi="標楷體"/>
+                <w:szCs w:val="24"/>
+              </w:rPr>
+              <w:t>byte</w:t>
+            </w:r>
+            <w:proofErr w:type="gramEnd"/>
           </w:p>
         </w:tc>
         <w:tc>
@@ -34216,6 +35486,7 @@
                 <w:szCs w:val="24"/>
               </w:rPr>
             </w:pPr>
+            <w:proofErr w:type="spellStart"/>
             <w:r>
               <w:rPr>
                 <w:rFonts w:ascii="標楷體" w:eastAsia="標楷體" w:hAnsi="標楷體"/>
@@ -34223,6 +35494,7 @@
               </w:rPr>
               <w:t>level_tag</w:t>
             </w:r>
+            <w:proofErr w:type="spellEnd"/>
           </w:p>
         </w:tc>
         <w:tc>
@@ -34461,6 +35733,7 @@
                 <w:szCs w:val="24"/>
               </w:rPr>
             </w:pPr>
+            <w:proofErr w:type="spellStart"/>
             <w:r>
               <w:rPr>
                 <w:rFonts w:ascii="標楷體" w:eastAsia="標楷體" w:hAnsi="標楷體"/>
@@ -34468,6 +35741,7 @@
               </w:rPr>
               <w:t>option_a</w:t>
             </w:r>
+            <w:proofErr w:type="spellEnd"/>
           </w:p>
         </w:tc>
         <w:tc>
@@ -34581,6 +35855,7 @@
                 <w:szCs w:val="24"/>
               </w:rPr>
             </w:pPr>
+            <w:proofErr w:type="spellStart"/>
             <w:r>
               <w:rPr>
                 <w:rFonts w:ascii="標楷體" w:eastAsia="標楷體" w:hAnsi="標楷體"/>
@@ -34588,6 +35863,7 @@
               </w:rPr>
               <w:t>option_b</w:t>
             </w:r>
+            <w:proofErr w:type="spellEnd"/>
           </w:p>
         </w:tc>
         <w:tc>
@@ -34701,6 +35977,7 @@
                 <w:szCs w:val="24"/>
               </w:rPr>
             </w:pPr>
+            <w:proofErr w:type="spellStart"/>
             <w:r>
               <w:rPr>
                 <w:rFonts w:ascii="標楷體" w:eastAsia="標楷體" w:hAnsi="標楷體"/>
@@ -34708,6 +35985,7 @@
               </w:rPr>
               <w:t>option_c</w:t>
             </w:r>
+            <w:proofErr w:type="spellEnd"/>
           </w:p>
         </w:tc>
         <w:tc>
@@ -34821,6 +36099,7 @@
                 <w:szCs w:val="24"/>
               </w:rPr>
             </w:pPr>
+            <w:proofErr w:type="spellStart"/>
             <w:r>
               <w:rPr>
                 <w:rFonts w:ascii="標楷體" w:eastAsia="標楷體" w:hAnsi="標楷體"/>
@@ -34828,6 +36107,7 @@
               </w:rPr>
               <w:t>option_d</w:t>
             </w:r>
+            <w:proofErr w:type="spellEnd"/>
           </w:p>
         </w:tc>
         <w:tc>
@@ -34941,6 +36221,7 @@
                 <w:szCs w:val="24"/>
               </w:rPr>
             </w:pPr>
+            <w:proofErr w:type="spellStart"/>
             <w:r>
               <w:rPr>
                 <w:rFonts w:ascii="標楷體" w:eastAsia="標楷體" w:hAnsi="標楷體"/>
@@ -34948,6 +36229,7 @@
               </w:rPr>
               <w:t>correct_answer</w:t>
             </w:r>
+            <w:proofErr w:type="spellEnd"/>
           </w:p>
         </w:tc>
         <w:tc>
@@ -35154,6 +36436,7 @@
               </w:rPr>
               <w:t xml:space="preserve"> </w:t>
             </w:r>
+            <w:proofErr w:type="spellStart"/>
             <w:r>
               <w:rPr>
                 <w:rFonts w:ascii="標楷體" w:eastAsia="標楷體" w:hAnsi="標楷體"/>
@@ -35161,12 +36444,22 @@
               </w:rPr>
               <w:t>user_photo</w:t>
             </w:r>
+            <w:proofErr w:type="spellEnd"/>
+            <w:proofErr w:type="gramStart"/>
             <w:r>
               <w:rPr>
                 <w:rFonts w:ascii="標楷體" w:eastAsia="標楷體" w:hAnsi="標楷體" w:hint="eastAsia"/>
                 <w:szCs w:val="24"/>
               </w:rPr>
-              <w:t>（使用者照片事件)</w:t>
+              <w:t>（</w:t>
+            </w:r>
+            <w:proofErr w:type="gramEnd"/>
+            <w:r>
+              <w:rPr>
+                <w:rFonts w:ascii="標楷體" w:eastAsia="標楷體" w:hAnsi="標楷體" w:hint="eastAsia"/>
+                <w:szCs w:val="24"/>
+              </w:rPr>
+              <w:t>使用者照片事件)</w:t>
             </w:r>
           </w:p>
         </w:tc>
@@ -35326,6 +36619,7 @@
                 <w:szCs w:val="24"/>
               </w:rPr>
             </w:pPr>
+            <w:proofErr w:type="gramStart"/>
             <w:r>
               <w:rPr>
                 <w:rFonts w:ascii="標楷體" w:eastAsia="標楷體" w:hAnsi="標楷體"/>
@@ -35333,6 +36627,7 @@
               </w:rPr>
               <w:t>外鍵</w:t>
             </w:r>
+            <w:proofErr w:type="gramEnd"/>
           </w:p>
         </w:tc>
       </w:tr>
@@ -35425,8 +36720,17 @@
                 <w:rFonts w:ascii="標楷體" w:eastAsia="標楷體" w:hAnsi="標楷體" w:hint="eastAsia"/>
                 <w:szCs w:val="24"/>
               </w:rPr>
-              <w:t>4 byte</w:t>
-            </w:r>
+              <w:t xml:space="preserve">4 </w:t>
+            </w:r>
+            <w:proofErr w:type="gramStart"/>
+            <w:r>
+              <w:rPr>
+                <w:rFonts w:ascii="標楷體" w:eastAsia="標楷體" w:hAnsi="標楷體" w:hint="eastAsia"/>
+                <w:szCs w:val="24"/>
+              </w:rPr>
+              <w:t>byte</w:t>
+            </w:r>
+            <w:proofErr w:type="gramEnd"/>
           </w:p>
         </w:tc>
         <w:tc>
@@ -35484,6 +36788,7 @@
                 <w:szCs w:val="24"/>
               </w:rPr>
             </w:pPr>
+            <w:proofErr w:type="spellStart"/>
             <w:r>
               <w:rPr>
                 <w:rFonts w:ascii="標楷體" w:eastAsia="標楷體" w:hAnsi="標楷體" w:hint="eastAsia"/>
@@ -35491,6 +36796,7 @@
               </w:rPr>
               <w:t>user_id</w:t>
             </w:r>
+            <w:proofErr w:type="spellEnd"/>
           </w:p>
         </w:tc>
         <w:tc>
@@ -35558,8 +36864,17 @@
                 <w:rFonts w:ascii="標楷體" w:eastAsia="標楷體" w:hAnsi="標楷體" w:hint="eastAsia"/>
                 <w:szCs w:val="24"/>
               </w:rPr>
-              <w:t>4 byte</w:t>
-            </w:r>
+              <w:t xml:space="preserve">4 </w:t>
+            </w:r>
+            <w:proofErr w:type="gramStart"/>
+            <w:r>
+              <w:rPr>
+                <w:rFonts w:ascii="標楷體" w:eastAsia="標楷體" w:hAnsi="標楷體" w:hint="eastAsia"/>
+                <w:szCs w:val="24"/>
+              </w:rPr>
+              <w:t>byte</w:t>
+            </w:r>
+            <w:proofErr w:type="gramEnd"/>
           </w:p>
         </w:tc>
         <w:tc>
@@ -35617,6 +36932,7 @@
                 <w:szCs w:val="24"/>
               </w:rPr>
             </w:pPr>
+            <w:proofErr w:type="spellStart"/>
             <w:r>
               <w:rPr>
                 <w:rFonts w:ascii="標楷體" w:eastAsia="標楷體" w:hAnsi="標楷體" w:hint="eastAsia"/>
@@ -35624,6 +36940,7 @@
               </w:rPr>
               <w:t>scene_id</w:t>
             </w:r>
+            <w:proofErr w:type="spellEnd"/>
           </w:p>
         </w:tc>
         <w:tc>
@@ -35691,8 +37008,17 @@
                 <w:rFonts w:ascii="標楷體" w:eastAsia="標楷體" w:hAnsi="標楷體" w:hint="eastAsia"/>
                 <w:szCs w:val="24"/>
               </w:rPr>
-              <w:t>4 byte</w:t>
-            </w:r>
+              <w:t xml:space="preserve">4 </w:t>
+            </w:r>
+            <w:proofErr w:type="gramStart"/>
+            <w:r>
+              <w:rPr>
+                <w:rFonts w:ascii="標楷體" w:eastAsia="標楷體" w:hAnsi="標楷體" w:hint="eastAsia"/>
+                <w:szCs w:val="24"/>
+              </w:rPr>
+              <w:t>byte</w:t>
+            </w:r>
+            <w:proofErr w:type="gramEnd"/>
           </w:p>
         </w:tc>
         <w:tc>
@@ -35750,6 +37076,7 @@
                 <w:szCs w:val="24"/>
               </w:rPr>
             </w:pPr>
+            <w:proofErr w:type="spellStart"/>
             <w:r>
               <w:rPr>
                 <w:rFonts w:ascii="標楷體" w:eastAsia="標楷體" w:hAnsi="標楷體" w:hint="eastAsia"/>
@@ -35757,6 +37084,7 @@
               </w:rPr>
               <w:t>image_path</w:t>
             </w:r>
+            <w:proofErr w:type="spellEnd"/>
           </w:p>
         </w:tc>
         <w:tc>
@@ -35876,6 +37204,7 @@
                 <w:szCs w:val="24"/>
               </w:rPr>
             </w:pPr>
+            <w:proofErr w:type="spellStart"/>
             <w:r>
               <w:rPr>
                 <w:rFonts w:ascii="標楷體" w:eastAsia="標楷體" w:hAnsi="標楷體" w:hint="eastAsia"/>
@@ -35883,6 +37212,7 @@
               </w:rPr>
               <w:t>custom_title</w:t>
             </w:r>
+            <w:proofErr w:type="spellEnd"/>
           </w:p>
         </w:tc>
         <w:tc>
@@ -36002,6 +37332,7 @@
                 <w:szCs w:val="24"/>
               </w:rPr>
             </w:pPr>
+            <w:proofErr w:type="spellStart"/>
             <w:r>
               <w:rPr>
                 <w:rFonts w:ascii="標楷體" w:eastAsia="標楷體" w:hAnsi="標楷體" w:hint="eastAsia"/>
@@ -36009,6 +37340,7 @@
               </w:rPr>
               <w:t>created_at</w:t>
             </w:r>
+            <w:proofErr w:type="spellEnd"/>
           </w:p>
         </w:tc>
         <w:tc>
@@ -36203,6 +37535,7 @@
               </w:rPr>
               <w:t xml:space="preserve"> </w:t>
             </w:r>
+            <w:proofErr w:type="spellStart"/>
             <w:r>
               <w:rPr>
                 <w:rFonts w:ascii="標楷體" w:eastAsia="標楷體" w:hAnsi="標楷體"/>
@@ -36210,12 +37543,22 @@
               </w:rPr>
               <w:t>user_photo_vocab</w:t>
             </w:r>
+            <w:proofErr w:type="spellEnd"/>
+            <w:proofErr w:type="gramStart"/>
             <w:r>
               <w:rPr>
                 <w:rFonts w:ascii="標楷體" w:eastAsia="標楷體" w:hAnsi="標楷體" w:hint="eastAsia"/>
                 <w:szCs w:val="24"/>
               </w:rPr>
-              <w:t>（照片辨識單字)</w:t>
+              <w:t>（</w:t>
+            </w:r>
+            <w:proofErr w:type="gramEnd"/>
+            <w:r>
+              <w:rPr>
+                <w:rFonts w:ascii="標楷體" w:eastAsia="標楷體" w:hAnsi="標楷體" w:hint="eastAsia"/>
+                <w:szCs w:val="24"/>
+              </w:rPr>
+              <w:t>照片辨識單字)</w:t>
             </w:r>
           </w:p>
         </w:tc>
@@ -36375,6 +37718,7 @@
                 <w:szCs w:val="24"/>
               </w:rPr>
             </w:pPr>
+            <w:proofErr w:type="gramStart"/>
             <w:r>
               <w:rPr>
                 <w:rFonts w:ascii="標楷體" w:eastAsia="標楷體" w:hAnsi="標楷體"/>
@@ -36382,6 +37726,7 @@
               </w:rPr>
               <w:t>外鍵</w:t>
             </w:r>
+            <w:proofErr w:type="gramEnd"/>
           </w:p>
         </w:tc>
       </w:tr>
@@ -36474,8 +37819,17 @@
                 <w:rFonts w:ascii="標楷體" w:eastAsia="標楷體" w:hAnsi="標楷體" w:hint="eastAsia"/>
                 <w:szCs w:val="24"/>
               </w:rPr>
-              <w:t>4 byte</w:t>
-            </w:r>
+              <w:t xml:space="preserve">4 </w:t>
+            </w:r>
+            <w:proofErr w:type="gramStart"/>
+            <w:r>
+              <w:rPr>
+                <w:rFonts w:ascii="標楷體" w:eastAsia="標楷體" w:hAnsi="標楷體" w:hint="eastAsia"/>
+                <w:szCs w:val="24"/>
+              </w:rPr>
+              <w:t>byte</w:t>
+            </w:r>
+            <w:proofErr w:type="gramEnd"/>
           </w:p>
         </w:tc>
         <w:tc>
@@ -36533,6 +37887,7 @@
                 <w:szCs w:val="24"/>
               </w:rPr>
             </w:pPr>
+            <w:proofErr w:type="spellStart"/>
             <w:r>
               <w:rPr>
                 <w:rFonts w:ascii="標楷體" w:eastAsia="標楷體" w:hAnsi="標楷體" w:hint="eastAsia"/>
@@ -36540,6 +37895,7 @@
               </w:rPr>
               <w:t>photo_id</w:t>
             </w:r>
+            <w:proofErr w:type="spellEnd"/>
           </w:p>
         </w:tc>
         <w:tc>
@@ -36607,8 +37963,17 @@
                 <w:rFonts w:ascii="標楷體" w:eastAsia="標楷體" w:hAnsi="標楷體" w:hint="eastAsia"/>
                 <w:szCs w:val="24"/>
               </w:rPr>
-              <w:t>4 byte</w:t>
-            </w:r>
+              <w:t xml:space="preserve">4 </w:t>
+            </w:r>
+            <w:proofErr w:type="gramStart"/>
+            <w:r>
+              <w:rPr>
+                <w:rFonts w:ascii="標楷體" w:eastAsia="標楷體" w:hAnsi="標楷體" w:hint="eastAsia"/>
+                <w:szCs w:val="24"/>
+              </w:rPr>
+              <w:t>byte</w:t>
+            </w:r>
+            <w:proofErr w:type="gramEnd"/>
           </w:p>
         </w:tc>
         <w:tc>
@@ -36666,6 +38031,7 @@
                 <w:szCs w:val="24"/>
               </w:rPr>
             </w:pPr>
+            <w:proofErr w:type="spellStart"/>
             <w:r>
               <w:rPr>
                 <w:rFonts w:ascii="標楷體" w:eastAsia="標楷體" w:hAnsi="標楷體" w:hint="eastAsia"/>
@@ -36673,6 +38039,7 @@
               </w:rPr>
               <w:t>vocab_id</w:t>
             </w:r>
+            <w:proofErr w:type="spellEnd"/>
           </w:p>
         </w:tc>
         <w:tc>
@@ -36740,8 +38107,17 @@
                 <w:rFonts w:ascii="標楷體" w:eastAsia="標楷體" w:hAnsi="標楷體" w:hint="eastAsia"/>
                 <w:szCs w:val="24"/>
               </w:rPr>
-              <w:t>4 byte</w:t>
-            </w:r>
+              <w:t xml:space="preserve">4 </w:t>
+            </w:r>
+            <w:proofErr w:type="gramStart"/>
+            <w:r>
+              <w:rPr>
+                <w:rFonts w:ascii="標楷體" w:eastAsia="標楷體" w:hAnsi="標楷體" w:hint="eastAsia"/>
+                <w:szCs w:val="24"/>
+              </w:rPr>
+              <w:t>byte</w:t>
+            </w:r>
+            <w:proofErr w:type="gramEnd"/>
           </w:p>
         </w:tc>
         <w:tc>
@@ -36872,6 +38248,7 @@
               </w:rPr>
               <w:t xml:space="preserve"> </w:t>
             </w:r>
+            <w:proofErr w:type="spellStart"/>
             <w:r>
               <w:rPr>
                 <w:rFonts w:ascii="標楷體" w:eastAsia="標楷體" w:hAnsi="標楷體"/>
@@ -36879,6 +38256,8 @@
               </w:rPr>
               <w:t>user_vocab</w:t>
             </w:r>
+            <w:proofErr w:type="spellEnd"/>
+            <w:proofErr w:type="gramStart"/>
             <w:r>
               <w:rPr>
                 <w:rFonts w:ascii="標楷體" w:eastAsia="標楷體" w:hAnsi="標楷體" w:hint="eastAsia"/>
@@ -36887,6 +38266,7 @@
               <w:t>（</w:t>
             </w:r>
             <w:bookmarkStart w:id="31" w:name="_Hlk226973461"/>
+            <w:proofErr w:type="gramEnd"/>
             <w:r>
               <w:rPr>
                 <w:rFonts w:ascii="標楷體" w:eastAsia="標楷體" w:hAnsi="標楷體"/>
@@ -37060,6 +38440,7 @@
                 <w:szCs w:val="24"/>
               </w:rPr>
             </w:pPr>
+            <w:proofErr w:type="gramStart"/>
             <w:r>
               <w:rPr>
                 <w:rFonts w:ascii="標楷體" w:eastAsia="標楷體" w:hAnsi="標楷體"/>
@@ -37067,6 +38448,7 @@
               </w:rPr>
               <w:t>外鍵</w:t>
             </w:r>
+            <w:proofErr w:type="gramEnd"/>
           </w:p>
         </w:tc>
       </w:tr>
@@ -37159,8 +38541,17 @@
                 <w:rFonts w:ascii="標楷體" w:eastAsia="標楷體" w:hAnsi="標楷體"/>
                 <w:szCs w:val="24"/>
               </w:rPr>
-              <w:t>4 byte</w:t>
-            </w:r>
+              <w:t xml:space="preserve">4 </w:t>
+            </w:r>
+            <w:proofErr w:type="gramStart"/>
+            <w:r>
+              <w:rPr>
+                <w:rFonts w:ascii="標楷體" w:eastAsia="標楷體" w:hAnsi="標楷體"/>
+                <w:szCs w:val="24"/>
+              </w:rPr>
+              <w:t>byte</w:t>
+            </w:r>
+            <w:proofErr w:type="gramEnd"/>
           </w:p>
         </w:tc>
         <w:tc>
@@ -37218,6 +38609,7 @@
                 <w:szCs w:val="24"/>
               </w:rPr>
             </w:pPr>
+            <w:proofErr w:type="spellStart"/>
             <w:r>
               <w:rPr>
                 <w:rFonts w:ascii="標楷體" w:eastAsia="標楷體" w:hAnsi="標楷體"/>
@@ -37225,6 +38617,7 @@
               </w:rPr>
               <w:t>user_id</w:t>
             </w:r>
+            <w:proofErr w:type="spellEnd"/>
           </w:p>
         </w:tc>
         <w:tc>
@@ -37292,8 +38685,17 @@
                 <w:rFonts w:ascii="標楷體" w:eastAsia="標楷體" w:hAnsi="標楷體"/>
                 <w:szCs w:val="24"/>
               </w:rPr>
-              <w:t>4 byte</w:t>
-            </w:r>
+              <w:t xml:space="preserve">4 </w:t>
+            </w:r>
+            <w:proofErr w:type="gramStart"/>
+            <w:r>
+              <w:rPr>
+                <w:rFonts w:ascii="標楷體" w:eastAsia="標楷體" w:hAnsi="標楷體"/>
+                <w:szCs w:val="24"/>
+              </w:rPr>
+              <w:t>byte</w:t>
+            </w:r>
+            <w:proofErr w:type="gramEnd"/>
           </w:p>
         </w:tc>
         <w:tc>
@@ -37351,6 +38753,7 @@
                 <w:szCs w:val="24"/>
               </w:rPr>
             </w:pPr>
+            <w:proofErr w:type="spellStart"/>
             <w:r>
               <w:rPr>
                 <w:rFonts w:ascii="標楷體" w:eastAsia="標楷體" w:hAnsi="標楷體"/>
@@ -37358,6 +38761,7 @@
               </w:rPr>
               <w:t>vocab_id</w:t>
             </w:r>
+            <w:proofErr w:type="spellEnd"/>
           </w:p>
         </w:tc>
         <w:tc>
@@ -37425,8 +38829,17 @@
                 <w:rFonts w:ascii="標楷體" w:eastAsia="標楷體" w:hAnsi="標楷體"/>
                 <w:szCs w:val="24"/>
               </w:rPr>
-              <w:t>4 byte</w:t>
-            </w:r>
+              <w:t xml:space="preserve">4 </w:t>
+            </w:r>
+            <w:proofErr w:type="gramStart"/>
+            <w:r>
+              <w:rPr>
+                <w:rFonts w:ascii="標楷體" w:eastAsia="標楷體" w:hAnsi="標楷體"/>
+                <w:szCs w:val="24"/>
+              </w:rPr>
+              <w:t>byte</w:t>
+            </w:r>
+            <w:proofErr w:type="gramEnd"/>
           </w:p>
         </w:tc>
         <w:tc>
@@ -37484,6 +38897,7 @@
                 <w:szCs w:val="24"/>
               </w:rPr>
             </w:pPr>
+            <w:proofErr w:type="spellStart"/>
             <w:r>
               <w:rPr>
                 <w:rFonts w:ascii="標楷體" w:eastAsia="標楷體" w:hAnsi="標楷體"/>
@@ -37491,6 +38905,7 @@
               </w:rPr>
               <w:t>folder_id</w:t>
             </w:r>
+            <w:proofErr w:type="spellEnd"/>
           </w:p>
         </w:tc>
         <w:tc>
@@ -37558,8 +38973,17 @@
                 <w:rFonts w:ascii="標楷體" w:eastAsia="標楷體" w:hAnsi="標楷體"/>
                 <w:szCs w:val="24"/>
               </w:rPr>
-              <w:t>4 byte</w:t>
-            </w:r>
+              <w:t xml:space="preserve">4 </w:t>
+            </w:r>
+            <w:proofErr w:type="gramStart"/>
+            <w:r>
+              <w:rPr>
+                <w:rFonts w:ascii="標楷體" w:eastAsia="標楷體" w:hAnsi="標楷體"/>
+                <w:szCs w:val="24"/>
+              </w:rPr>
+              <w:t>byte</w:t>
+            </w:r>
+            <w:proofErr w:type="gramEnd"/>
           </w:p>
         </w:tc>
         <w:tc>
@@ -37617,6 +39041,7 @@
                 <w:szCs w:val="24"/>
               </w:rPr>
             </w:pPr>
+            <w:proofErr w:type="spellStart"/>
             <w:r>
               <w:rPr>
                 <w:rFonts w:ascii="標楷體" w:eastAsia="標楷體" w:hAnsi="標楷體"/>
@@ -37624,6 +39049,7 @@
               </w:rPr>
               <w:t>collected_at</w:t>
             </w:r>
+            <w:proofErr w:type="spellEnd"/>
           </w:p>
         </w:tc>
         <w:tc>
@@ -37737,12 +39163,46 @@
           <w:szCs w:val="24"/>
         </w:rPr>
       </w:pPr>
+      <w:proofErr w:type="gramStart"/>
       <w:r>
         <w:rPr>
           <w:rFonts w:ascii="標楷體" w:eastAsia="標楷體" w:hAnsi="標楷體"/>
           <w:szCs w:val="24"/>
         </w:rPr>
-        <w:t>UNIQUE(user_id, vocab_id)</w:t>
+        <w:t>UNIQUE(</w:t>
+      </w:r>
+      <w:proofErr w:type="spellStart"/>
+      <w:proofErr w:type="gramEnd"/>
+      <w:r>
+        <w:rPr>
+          <w:rFonts w:ascii="標楷體" w:eastAsia="標楷體" w:hAnsi="標楷體"/>
+          <w:szCs w:val="24"/>
+        </w:rPr>
+        <w:t>user_id</w:t>
+      </w:r>
+      <w:proofErr w:type="spellEnd"/>
+      <w:r>
+        <w:rPr>
+          <w:rFonts w:ascii="標楷體" w:eastAsia="標楷體" w:hAnsi="標楷體"/>
+          <w:szCs w:val="24"/>
+        </w:rPr>
+        <w:t xml:space="preserve">, </w:t>
+      </w:r>
+      <w:proofErr w:type="spellStart"/>
+      <w:r>
+        <w:rPr>
+          <w:rFonts w:ascii="標楷體" w:eastAsia="標楷體" w:hAnsi="標楷體"/>
+          <w:szCs w:val="24"/>
+        </w:rPr>
+        <w:t>vocab_id</w:t>
+      </w:r>
+      <w:proofErr w:type="spellEnd"/>
+      <w:r>
+        <w:rPr>
+          <w:rFonts w:ascii="標楷體" w:eastAsia="標楷體" w:hAnsi="標楷體"/>
+          <w:szCs w:val="24"/>
+        </w:rPr>
+        <w:t>)</w:t>
       </w:r>
     </w:p>
     <w:p>
@@ -37841,6 +39301,7 @@
               </w:rPr>
               <w:t xml:space="preserve"> </w:t>
             </w:r>
+            <w:proofErr w:type="spellStart"/>
             <w:r>
               <w:rPr>
                 <w:rFonts w:ascii="標楷體" w:eastAsia="標楷體" w:hAnsi="標楷體"/>
@@ -37848,6 +39309,8 @@
               </w:rPr>
               <w:t>user_folder</w:t>
             </w:r>
+            <w:proofErr w:type="spellEnd"/>
+            <w:proofErr w:type="gramStart"/>
             <w:r>
               <w:rPr>
                 <w:rFonts w:ascii="標楷體" w:eastAsia="標楷體" w:hAnsi="標楷體" w:hint="eastAsia"/>
@@ -37855,6 +39318,7 @@
               </w:rPr>
               <w:t>（</w:t>
             </w:r>
+            <w:proofErr w:type="gramEnd"/>
             <w:r>
               <w:rPr>
                 <w:rFonts w:ascii="標楷體" w:eastAsia="標楷體" w:hAnsi="標楷體"/>
@@ -38041,6 +39505,7 @@
                 <w:szCs w:val="24"/>
               </w:rPr>
             </w:pPr>
+            <w:proofErr w:type="gramStart"/>
             <w:r>
               <w:rPr>
                 <w:rFonts w:ascii="標楷體" w:eastAsia="標楷體" w:hAnsi="標楷體"/>
@@ -38048,6 +39513,7 @@
               </w:rPr>
               <w:t>外鍵</w:t>
             </w:r>
+            <w:proofErr w:type="gramEnd"/>
           </w:p>
         </w:tc>
       </w:tr>
@@ -38140,8 +39606,17 @@
                 <w:rFonts w:ascii="標楷體" w:eastAsia="標楷體" w:hAnsi="標楷體"/>
                 <w:szCs w:val="24"/>
               </w:rPr>
-              <w:t>4 byte</w:t>
-            </w:r>
+              <w:t xml:space="preserve">4 </w:t>
+            </w:r>
+            <w:proofErr w:type="gramStart"/>
+            <w:r>
+              <w:rPr>
+                <w:rFonts w:ascii="標楷體" w:eastAsia="標楷體" w:hAnsi="標楷體"/>
+                <w:szCs w:val="24"/>
+              </w:rPr>
+              <w:t>byte</w:t>
+            </w:r>
+            <w:proofErr w:type="gramEnd"/>
           </w:p>
         </w:tc>
         <w:tc>
@@ -38199,6 +39674,7 @@
                 <w:szCs w:val="24"/>
               </w:rPr>
             </w:pPr>
+            <w:proofErr w:type="spellStart"/>
             <w:r>
               <w:rPr>
                 <w:rFonts w:ascii="標楷體" w:eastAsia="標楷體" w:hAnsi="標楷體"/>
@@ -38206,6 +39682,7 @@
               </w:rPr>
               <w:t>user_id</w:t>
             </w:r>
+            <w:proofErr w:type="spellEnd"/>
           </w:p>
         </w:tc>
         <w:tc>
@@ -38280,8 +39757,17 @@
                 <w:rFonts w:ascii="標楷體" w:eastAsia="標楷體" w:hAnsi="標楷體"/>
                 <w:szCs w:val="24"/>
               </w:rPr>
-              <w:t>4 byte</w:t>
-            </w:r>
+              <w:t xml:space="preserve">4 </w:t>
+            </w:r>
+            <w:proofErr w:type="gramStart"/>
+            <w:r>
+              <w:rPr>
+                <w:rFonts w:ascii="標楷體" w:eastAsia="標楷體" w:hAnsi="標楷體"/>
+                <w:szCs w:val="24"/>
+              </w:rPr>
+              <w:t>byte</w:t>
+            </w:r>
+            <w:proofErr w:type="gramEnd"/>
           </w:p>
         </w:tc>
         <w:tc>
@@ -38465,6 +39951,7 @@
                 <w:szCs w:val="24"/>
               </w:rPr>
             </w:pPr>
+            <w:proofErr w:type="spellStart"/>
             <w:r>
               <w:rPr>
                 <w:rFonts w:ascii="標楷體" w:eastAsia="標楷體" w:hAnsi="標楷體"/>
@@ -38472,6 +39959,7 @@
               </w:rPr>
               <w:t>created_at</w:t>
             </w:r>
+            <w:proofErr w:type="spellEnd"/>
           </w:p>
         </w:tc>
         <w:tc>
@@ -38675,6 +40163,7 @@
               </w:rPr>
               <w:t>achievement</w:t>
             </w:r>
+            <w:proofErr w:type="gramStart"/>
             <w:r>
               <w:rPr>
                 <w:rFonts w:ascii="標楷體" w:eastAsia="標楷體" w:hAnsi="標楷體" w:hint="eastAsia"/>
@@ -38682,6 +40171,7 @@
               </w:rPr>
               <w:t>（</w:t>
             </w:r>
+            <w:proofErr w:type="gramEnd"/>
             <w:r>
               <w:rPr>
                 <w:rFonts w:ascii="標楷體" w:eastAsia="標楷體" w:hAnsi="標楷體"/>
@@ -38854,6 +40344,7 @@
                 <w:szCs w:val="24"/>
               </w:rPr>
             </w:pPr>
+            <w:proofErr w:type="gramStart"/>
             <w:r>
               <w:rPr>
                 <w:rFonts w:ascii="標楷體" w:eastAsia="標楷體" w:hAnsi="標楷體"/>
@@ -38861,6 +40352,7 @@
               </w:rPr>
               <w:t>外鍵</w:t>
             </w:r>
+            <w:proofErr w:type="gramEnd"/>
           </w:p>
         </w:tc>
       </w:tr>
@@ -38953,8 +40445,17 @@
                 <w:rFonts w:ascii="標楷體" w:eastAsia="標楷體" w:hAnsi="標楷體"/>
                 <w:szCs w:val="24"/>
               </w:rPr>
-              <w:t>4 byte</w:t>
-            </w:r>
+              <w:t xml:space="preserve">4 </w:t>
+            </w:r>
+            <w:proofErr w:type="gramStart"/>
+            <w:r>
+              <w:rPr>
+                <w:rFonts w:ascii="標楷體" w:eastAsia="標楷體" w:hAnsi="標楷體"/>
+                <w:szCs w:val="24"/>
+              </w:rPr>
+              <w:t>byte</w:t>
+            </w:r>
+            <w:proofErr w:type="gramEnd"/>
           </w:p>
         </w:tc>
         <w:tc>
@@ -39350,6 +40851,7 @@
               </w:rPr>
               <w:t xml:space="preserve"> </w:t>
             </w:r>
+            <w:proofErr w:type="spellStart"/>
             <w:r>
               <w:rPr>
                 <w:rFonts w:ascii="標楷體" w:eastAsia="標楷體" w:hAnsi="標楷體"/>
@@ -39357,6 +40859,8 @@
               </w:rPr>
               <w:t>user_achievement</w:t>
             </w:r>
+            <w:proofErr w:type="spellEnd"/>
+            <w:proofErr w:type="gramStart"/>
             <w:r>
               <w:rPr>
                 <w:rFonts w:ascii="標楷體" w:eastAsia="標楷體" w:hAnsi="標楷體" w:hint="eastAsia"/>
@@ -39364,6 +40868,7 @@
               </w:rPr>
               <w:t>（</w:t>
             </w:r>
+            <w:proofErr w:type="gramEnd"/>
             <w:r>
               <w:rPr>
                 <w:rFonts w:ascii="標楷體" w:eastAsia="標楷體" w:hAnsi="標楷體"/>
@@ -39536,6 +41041,7 @@
                 <w:szCs w:val="24"/>
               </w:rPr>
             </w:pPr>
+            <w:proofErr w:type="gramStart"/>
             <w:r>
               <w:rPr>
                 <w:rFonts w:ascii="標楷體" w:eastAsia="標楷體" w:hAnsi="標楷體"/>
@@ -39543,6 +41049,7 @@
               </w:rPr>
               <w:t>外鍵</w:t>
             </w:r>
+            <w:proofErr w:type="gramEnd"/>
           </w:p>
         </w:tc>
       </w:tr>
@@ -39635,8 +41142,17 @@
                 <w:rFonts w:ascii="標楷體" w:eastAsia="標楷體" w:hAnsi="標楷體"/>
                 <w:szCs w:val="24"/>
               </w:rPr>
-              <w:t>4 byte</w:t>
-            </w:r>
+              <w:t xml:space="preserve">4 </w:t>
+            </w:r>
+            <w:proofErr w:type="gramStart"/>
+            <w:r>
+              <w:rPr>
+                <w:rFonts w:ascii="標楷體" w:eastAsia="標楷體" w:hAnsi="標楷體"/>
+                <w:szCs w:val="24"/>
+              </w:rPr>
+              <w:t>byte</w:t>
+            </w:r>
+            <w:proofErr w:type="gramEnd"/>
           </w:p>
         </w:tc>
         <w:tc>
@@ -39694,6 +41210,7 @@
                 <w:szCs w:val="24"/>
               </w:rPr>
             </w:pPr>
+            <w:proofErr w:type="spellStart"/>
             <w:r>
               <w:rPr>
                 <w:rFonts w:ascii="標楷體" w:eastAsia="標楷體" w:hAnsi="標楷體"/>
@@ -39701,6 +41218,7 @@
               </w:rPr>
               <w:t>user_id</w:t>
             </w:r>
+            <w:proofErr w:type="spellEnd"/>
           </w:p>
         </w:tc>
         <w:tc>
@@ -39768,8 +41286,17 @@
                 <w:rFonts w:ascii="標楷體" w:eastAsia="標楷體" w:hAnsi="標楷體"/>
                 <w:szCs w:val="24"/>
               </w:rPr>
-              <w:t>4 byte</w:t>
-            </w:r>
+              <w:t xml:space="preserve">4 </w:t>
+            </w:r>
+            <w:proofErr w:type="gramStart"/>
+            <w:r>
+              <w:rPr>
+                <w:rFonts w:ascii="標楷體" w:eastAsia="標楷體" w:hAnsi="標楷體"/>
+                <w:szCs w:val="24"/>
+              </w:rPr>
+              <w:t>byte</w:t>
+            </w:r>
+            <w:proofErr w:type="gramEnd"/>
           </w:p>
         </w:tc>
         <w:tc>
@@ -39827,6 +41354,7 @@
                 <w:szCs w:val="24"/>
               </w:rPr>
             </w:pPr>
+            <w:proofErr w:type="spellStart"/>
             <w:r>
               <w:rPr>
                 <w:rFonts w:ascii="標楷體" w:eastAsia="標楷體" w:hAnsi="標楷體"/>
@@ -39834,6 +41362,7 @@
               </w:rPr>
               <w:t>achievement_id</w:t>
             </w:r>
+            <w:proofErr w:type="spellEnd"/>
           </w:p>
         </w:tc>
         <w:tc>
@@ -39901,8 +41430,17 @@
                 <w:rFonts w:ascii="標楷體" w:eastAsia="標楷體" w:hAnsi="標楷體"/>
                 <w:szCs w:val="24"/>
               </w:rPr>
-              <w:t>4 byte</w:t>
-            </w:r>
+              <w:t xml:space="preserve">4 </w:t>
+            </w:r>
+            <w:proofErr w:type="gramStart"/>
+            <w:r>
+              <w:rPr>
+                <w:rFonts w:ascii="標楷體" w:eastAsia="標楷體" w:hAnsi="標楷體"/>
+                <w:szCs w:val="24"/>
+              </w:rPr>
+              <w:t>byte</w:t>
+            </w:r>
+            <w:proofErr w:type="gramEnd"/>
           </w:p>
         </w:tc>
         <w:tc>
@@ -39959,6 +41497,7 @@
                 <w:szCs w:val="24"/>
               </w:rPr>
             </w:pPr>
+            <w:proofErr w:type="spellStart"/>
             <w:r>
               <w:rPr>
                 <w:rFonts w:ascii="標楷體" w:eastAsia="標楷體" w:hAnsi="標楷體"/>
@@ -39966,6 +41505,7 @@
               </w:rPr>
               <w:t>unlocked_at</w:t>
             </w:r>
+            <w:proofErr w:type="spellEnd"/>
           </w:p>
         </w:tc>
         <w:tc>
@@ -40167,6 +41707,7 @@
               </w:rPr>
               <w:t xml:space="preserve"> </w:t>
             </w:r>
+            <w:proofErr w:type="spellStart"/>
             <w:r>
               <w:rPr>
                 <w:rFonts w:ascii="標楷體" w:eastAsia="標楷體" w:hAnsi="標楷體"/>
@@ -40174,6 +41715,8 @@
               </w:rPr>
               <w:t>point_transaction</w:t>
             </w:r>
+            <w:proofErr w:type="spellEnd"/>
+            <w:proofErr w:type="gramStart"/>
             <w:r>
               <w:rPr>
                 <w:rFonts w:ascii="標楷體" w:eastAsia="標楷體" w:hAnsi="標楷體" w:hint="eastAsia"/>
@@ -40181,6 +41724,7 @@
               </w:rPr>
               <w:t>（</w:t>
             </w:r>
+            <w:proofErr w:type="gramEnd"/>
             <w:r>
               <w:rPr>
                 <w:rFonts w:ascii="標楷體" w:eastAsia="標楷體" w:hAnsi="標楷體"/>
@@ -40353,6 +41897,7 @@
                 <w:szCs w:val="24"/>
               </w:rPr>
             </w:pPr>
+            <w:proofErr w:type="gramStart"/>
             <w:r>
               <w:rPr>
                 <w:rFonts w:ascii="標楷體" w:eastAsia="標楷體" w:hAnsi="標楷體"/>
@@ -40360,6 +41905,7 @@
               </w:rPr>
               <w:t>外鍵</w:t>
             </w:r>
+            <w:proofErr w:type="gramEnd"/>
           </w:p>
         </w:tc>
       </w:tr>
@@ -40452,8 +41998,17 @@
                 <w:rFonts w:ascii="標楷體" w:eastAsia="標楷體" w:hAnsi="標楷體"/>
                 <w:szCs w:val="24"/>
               </w:rPr>
-              <w:t>4 byte</w:t>
-            </w:r>
+              <w:t xml:space="preserve">4 </w:t>
+            </w:r>
+            <w:proofErr w:type="gramStart"/>
+            <w:r>
+              <w:rPr>
+                <w:rFonts w:ascii="標楷體" w:eastAsia="標楷體" w:hAnsi="標楷體"/>
+                <w:szCs w:val="24"/>
+              </w:rPr>
+              <w:t>byte</w:t>
+            </w:r>
+            <w:proofErr w:type="gramEnd"/>
           </w:p>
         </w:tc>
         <w:tc>
@@ -40511,6 +42066,7 @@
                 <w:szCs w:val="24"/>
               </w:rPr>
             </w:pPr>
+            <w:proofErr w:type="spellStart"/>
             <w:r>
               <w:rPr>
                 <w:rFonts w:ascii="標楷體" w:eastAsia="標楷體" w:hAnsi="標楷體"/>
@@ -40518,6 +42074,7 @@
               </w:rPr>
               <w:t>user_id</w:t>
             </w:r>
+            <w:proofErr w:type="spellEnd"/>
           </w:p>
         </w:tc>
         <w:tc>
@@ -40585,8 +42142,17 @@
                 <w:rFonts w:ascii="標楷體" w:eastAsia="標楷體" w:hAnsi="標楷體"/>
                 <w:szCs w:val="24"/>
               </w:rPr>
-              <w:t>4 byte</w:t>
-            </w:r>
+              <w:t xml:space="preserve">4 </w:t>
+            </w:r>
+            <w:proofErr w:type="gramStart"/>
+            <w:r>
+              <w:rPr>
+                <w:rFonts w:ascii="標楷體" w:eastAsia="標楷體" w:hAnsi="標楷體"/>
+                <w:szCs w:val="24"/>
+              </w:rPr>
+              <w:t>byte</w:t>
+            </w:r>
+            <w:proofErr w:type="gramEnd"/>
           </w:p>
         </w:tc>
         <w:tc>
@@ -40718,8 +42284,17 @@
                 <w:rFonts w:ascii="標楷體" w:eastAsia="標楷體" w:hAnsi="標楷體"/>
                 <w:szCs w:val="24"/>
               </w:rPr>
-              <w:t>4 byte</w:t>
-            </w:r>
+              <w:t xml:space="preserve">4 </w:t>
+            </w:r>
+            <w:proofErr w:type="gramStart"/>
+            <w:r>
+              <w:rPr>
+                <w:rFonts w:ascii="標楷體" w:eastAsia="標楷體" w:hAnsi="標楷體"/>
+                <w:szCs w:val="24"/>
+              </w:rPr>
+              <w:t>byte</w:t>
+            </w:r>
+            <w:proofErr w:type="gramEnd"/>
           </w:p>
         </w:tc>
         <w:tc>
@@ -40840,8 +42415,17 @@
                 <w:rFonts w:ascii="標楷體" w:eastAsia="標楷體" w:hAnsi="標楷體"/>
                 <w:szCs w:val="24"/>
               </w:rPr>
-              <w:t>4 byte</w:t>
-            </w:r>
+              <w:t xml:space="preserve">4 </w:t>
+            </w:r>
+            <w:proofErr w:type="gramStart"/>
+            <w:r>
+              <w:rPr>
+                <w:rFonts w:ascii="標楷體" w:eastAsia="標楷體" w:hAnsi="標楷體"/>
+                <w:szCs w:val="24"/>
+              </w:rPr>
+              <w:t>byte</w:t>
+            </w:r>
+            <w:proofErr w:type="gramEnd"/>
           </w:p>
         </w:tc>
         <w:tc>
@@ -40889,6 +42473,7 @@
                 <w:szCs w:val="24"/>
               </w:rPr>
             </w:pPr>
+            <w:proofErr w:type="spellStart"/>
             <w:r>
               <w:rPr>
                 <w:rFonts w:ascii="標楷體" w:eastAsia="標楷體" w:hAnsi="標楷體"/>
@@ -40896,6 +42481,7 @@
               </w:rPr>
               <w:t>payment_method</w:t>
             </w:r>
+            <w:proofErr w:type="spellEnd"/>
           </w:p>
         </w:tc>
         <w:tc>
@@ -41009,6 +42595,7 @@
                 <w:szCs w:val="24"/>
               </w:rPr>
             </w:pPr>
+            <w:proofErr w:type="spellStart"/>
             <w:r>
               <w:rPr>
                 <w:rFonts w:ascii="標楷體" w:eastAsia="標楷體" w:hAnsi="標楷體"/>
@@ -41016,6 +42603,7 @@
               </w:rPr>
               <w:t>created_at</w:t>
             </w:r>
+            <w:proofErr w:type="spellEnd"/>
           </w:p>
         </w:tc>
         <w:tc>
@@ -41146,7 +42734,15 @@
         <w:t>2</w:t>
       </w:r>
       <w:r>
-        <w:t xml:space="preserve"> – 好友邀請</w:t>
+        <w:t xml:space="preserve"> </w:t>
+      </w:r>
+      <w:proofErr w:type="gramStart"/>
+      <w:r>
+        <w:t>–</w:t>
+      </w:r>
+      <w:proofErr w:type="gramEnd"/>
+      <w:r>
+        <w:t xml:space="preserve"> 好友邀請</w:t>
       </w:r>
       <w:r>
         <w:rPr>
@@ -41208,7 +42804,23 @@
                 <w:rFonts w:ascii="標楷體" w:eastAsia="標楷體" w:hAnsi="標楷體" w:hint="eastAsia"/>
                 <w:szCs w:val="24"/>
               </w:rPr>
-              <w:t xml:space="preserve"> friend_request（好友邀請）</w:t>
+              <w:t xml:space="preserve"> </w:t>
+            </w:r>
+            <w:proofErr w:type="spellStart"/>
+            <w:r>
+              <w:rPr>
+                <w:rFonts w:ascii="標楷體" w:eastAsia="標楷體" w:hAnsi="標楷體" w:hint="eastAsia"/>
+                <w:szCs w:val="24"/>
+              </w:rPr>
+              <w:t>friend_request</w:t>
+            </w:r>
+            <w:proofErr w:type="spellEnd"/>
+            <w:r>
+              <w:rPr>
+                <w:rFonts w:ascii="標楷體" w:eastAsia="標楷體" w:hAnsi="標楷體" w:hint="eastAsia"/>
+                <w:szCs w:val="24"/>
+              </w:rPr>
+              <w:t>（好友邀請）</w:t>
             </w:r>
           </w:p>
         </w:tc>
@@ -41355,6 +42967,7 @@
                 <w:szCs w:val="24"/>
               </w:rPr>
             </w:pPr>
+            <w:proofErr w:type="gramStart"/>
             <w:r>
               <w:rPr>
                 <w:rFonts w:ascii="標楷體" w:eastAsia="標楷體" w:hAnsi="標楷體"/>
@@ -41362,6 +42975,7 @@
               </w:rPr>
               <w:t>外鍵</w:t>
             </w:r>
+            <w:proofErr w:type="gramEnd"/>
           </w:p>
         </w:tc>
       </w:tr>
@@ -41454,8 +43068,17 @@
                 <w:rFonts w:ascii="標楷體" w:eastAsia="標楷體" w:hAnsi="標楷體"/>
                 <w:szCs w:val="24"/>
               </w:rPr>
-              <w:t>4 byte</w:t>
-            </w:r>
+              <w:t xml:space="preserve">4 </w:t>
+            </w:r>
+            <w:proofErr w:type="gramStart"/>
+            <w:r>
+              <w:rPr>
+                <w:rFonts w:ascii="標楷體" w:eastAsia="標楷體" w:hAnsi="標楷體"/>
+                <w:szCs w:val="24"/>
+              </w:rPr>
+              <w:t>byte</w:t>
+            </w:r>
+            <w:proofErr w:type="gramEnd"/>
           </w:p>
         </w:tc>
         <w:tc>
@@ -41513,6 +43136,7 @@
                 <w:szCs w:val="24"/>
               </w:rPr>
             </w:pPr>
+            <w:proofErr w:type="spellStart"/>
             <w:r>
               <w:rPr>
                 <w:rFonts w:ascii="標楷體" w:eastAsia="標楷體" w:hAnsi="標楷體"/>
@@ -41520,6 +43144,7 @@
               </w:rPr>
               <w:t>sender_id</w:t>
             </w:r>
+            <w:proofErr w:type="spellEnd"/>
           </w:p>
         </w:tc>
         <w:tc>
@@ -41587,8 +43212,17 @@
                 <w:rFonts w:ascii="標楷體" w:eastAsia="標楷體" w:hAnsi="標楷體"/>
                 <w:szCs w:val="24"/>
               </w:rPr>
-              <w:t>4 byte</w:t>
-            </w:r>
+              <w:t xml:space="preserve">4 </w:t>
+            </w:r>
+            <w:proofErr w:type="gramStart"/>
+            <w:r>
+              <w:rPr>
+                <w:rFonts w:ascii="標楷體" w:eastAsia="標楷體" w:hAnsi="標楷體"/>
+                <w:szCs w:val="24"/>
+              </w:rPr>
+              <w:t>byte</w:t>
+            </w:r>
+            <w:proofErr w:type="gramEnd"/>
           </w:p>
         </w:tc>
         <w:tc>
@@ -41646,6 +43280,7 @@
                 <w:szCs w:val="24"/>
               </w:rPr>
             </w:pPr>
+            <w:proofErr w:type="spellStart"/>
             <w:r>
               <w:rPr>
                 <w:rFonts w:ascii="標楷體" w:eastAsia="標楷體" w:hAnsi="標楷體"/>
@@ -41653,6 +43288,7 @@
               </w:rPr>
               <w:t>receiver_id</w:t>
             </w:r>
+            <w:proofErr w:type="spellEnd"/>
           </w:p>
         </w:tc>
         <w:tc>
@@ -41720,8 +43356,17 @@
                 <w:rFonts w:ascii="標楷體" w:eastAsia="標楷體" w:hAnsi="標楷體"/>
                 <w:szCs w:val="24"/>
               </w:rPr>
-              <w:t>4 byte</w:t>
-            </w:r>
+              <w:t xml:space="preserve">4 </w:t>
+            </w:r>
+            <w:proofErr w:type="gramStart"/>
+            <w:r>
+              <w:rPr>
+                <w:rFonts w:ascii="標楷體" w:eastAsia="標楷體" w:hAnsi="標楷體"/>
+                <w:szCs w:val="24"/>
+              </w:rPr>
+              <w:t>byte</w:t>
+            </w:r>
+            <w:proofErr w:type="gramEnd"/>
           </w:p>
         </w:tc>
         <w:tc>
@@ -41905,6 +43550,7 @@
                 <w:szCs w:val="24"/>
               </w:rPr>
             </w:pPr>
+            <w:proofErr w:type="spellStart"/>
             <w:r>
               <w:rPr>
                 <w:rFonts w:ascii="標楷體" w:eastAsia="標楷體" w:hAnsi="標楷體"/>
@@ -41912,6 +43558,7 @@
               </w:rPr>
               <w:t>created_at</w:t>
             </w:r>
+            <w:proofErr w:type="spellEnd"/>
           </w:p>
         </w:tc>
         <w:tc>
@@ -42060,7 +43707,15 @@
         <w:t>3</w:t>
       </w:r>
       <w:r>
-        <w:t xml:space="preserve"> – </w:t>
+        <w:t xml:space="preserve"> </w:t>
+      </w:r>
+      <w:proofErr w:type="gramStart"/>
+      <w:r>
+        <w:t>–</w:t>
+      </w:r>
+      <w:proofErr w:type="gramEnd"/>
+      <w:r>
+        <w:t xml:space="preserve"> </w:t>
       </w:r>
       <w:r>
         <w:rPr>
@@ -42266,6 +43921,7 @@
                 <w:szCs w:val="24"/>
               </w:rPr>
             </w:pPr>
+            <w:proofErr w:type="gramStart"/>
             <w:r>
               <w:rPr>
                 <w:rFonts w:ascii="標楷體" w:eastAsia="標楷體" w:hAnsi="標楷體"/>
@@ -42273,6 +43929,7 @@
               </w:rPr>
               <w:t>外鍵</w:t>
             </w:r>
+            <w:proofErr w:type="gramEnd"/>
           </w:p>
         </w:tc>
       </w:tr>
@@ -42365,8 +44022,17 @@
                 <w:rFonts w:ascii="標楷體" w:eastAsia="標楷體" w:hAnsi="標楷體"/>
                 <w:szCs w:val="24"/>
               </w:rPr>
-              <w:t>4 byte</w:t>
-            </w:r>
+              <w:t xml:space="preserve">4 </w:t>
+            </w:r>
+            <w:proofErr w:type="gramStart"/>
+            <w:r>
+              <w:rPr>
+                <w:rFonts w:ascii="標楷體" w:eastAsia="標楷體" w:hAnsi="標楷體"/>
+                <w:szCs w:val="24"/>
+              </w:rPr>
+              <w:t>byte</w:t>
+            </w:r>
+            <w:proofErr w:type="gramEnd"/>
           </w:p>
         </w:tc>
         <w:tc>
@@ -42424,6 +44090,7 @@
                 <w:szCs w:val="24"/>
               </w:rPr>
             </w:pPr>
+            <w:proofErr w:type="spellStart"/>
             <w:r>
               <w:rPr>
                 <w:rFonts w:ascii="標楷體" w:eastAsia="標楷體" w:hAnsi="標楷體"/>
@@ -42431,6 +44098,7 @@
               </w:rPr>
               <w:t>user_id</w:t>
             </w:r>
+            <w:proofErr w:type="spellEnd"/>
           </w:p>
         </w:tc>
         <w:tc>
@@ -42498,8 +44166,17 @@
                 <w:rFonts w:ascii="標楷體" w:eastAsia="標楷體" w:hAnsi="標楷體"/>
                 <w:szCs w:val="24"/>
               </w:rPr>
-              <w:t>4 byte</w:t>
-            </w:r>
+              <w:t xml:space="preserve">4 </w:t>
+            </w:r>
+            <w:proofErr w:type="gramStart"/>
+            <w:r>
+              <w:rPr>
+                <w:rFonts w:ascii="標楷體" w:eastAsia="標楷體" w:hAnsi="標楷體"/>
+                <w:szCs w:val="24"/>
+              </w:rPr>
+              <w:t>byte</w:t>
+            </w:r>
+            <w:proofErr w:type="gramEnd"/>
           </w:p>
         </w:tc>
         <w:tc>
@@ -42557,6 +44234,7 @@
                 <w:szCs w:val="24"/>
               </w:rPr>
             </w:pPr>
+            <w:proofErr w:type="spellStart"/>
             <w:r>
               <w:rPr>
                 <w:rFonts w:ascii="標楷體" w:eastAsia="標楷體" w:hAnsi="標楷體"/>
@@ -42564,6 +44242,7 @@
               </w:rPr>
               <w:t>friend_id</w:t>
             </w:r>
+            <w:proofErr w:type="spellEnd"/>
           </w:p>
         </w:tc>
         <w:tc>
@@ -42631,8 +44310,17 @@
                 <w:rFonts w:ascii="標楷體" w:eastAsia="標楷體" w:hAnsi="標楷體"/>
                 <w:szCs w:val="24"/>
               </w:rPr>
-              <w:t>4 byte</w:t>
-            </w:r>
+              <w:t xml:space="preserve">4 </w:t>
+            </w:r>
+            <w:proofErr w:type="gramStart"/>
+            <w:r>
+              <w:rPr>
+                <w:rFonts w:ascii="標楷體" w:eastAsia="標楷體" w:hAnsi="標楷體"/>
+                <w:szCs w:val="24"/>
+              </w:rPr>
+              <w:t>byte</w:t>
+            </w:r>
+            <w:proofErr w:type="gramEnd"/>
           </w:p>
         </w:tc>
         <w:tc>
@@ -42690,6 +44378,7 @@
                 <w:szCs w:val="24"/>
               </w:rPr>
             </w:pPr>
+            <w:proofErr w:type="spellStart"/>
             <w:r>
               <w:rPr>
                 <w:rFonts w:ascii="標楷體" w:eastAsia="標楷體" w:hAnsi="標楷體"/>
@@ -42697,6 +44386,7 @@
               </w:rPr>
               <w:t>created_at</w:t>
             </w:r>
+            <w:proofErr w:type="spellEnd"/>
           </w:p>
         </w:tc>
         <w:tc>
@@ -42957,7 +44647,15 @@
         <w:t>4</w:t>
       </w:r>
       <w:r>
-        <w:t xml:space="preserve"> – </w:t>
+        <w:t xml:space="preserve"> </w:t>
+      </w:r>
+      <w:proofErr w:type="gramStart"/>
+      <w:r>
+        <w:t>–</w:t>
+      </w:r>
+      <w:proofErr w:type="gramEnd"/>
+      <w:r>
+        <w:t xml:space="preserve"> </w:t>
       </w:r>
       <w:r>
         <w:rPr>
@@ -43016,7 +44714,23 @@
                 <w:rFonts w:ascii="標楷體" w:eastAsia="標楷體" w:hAnsi="標楷體" w:hint="eastAsia"/>
                 <w:szCs w:val="24"/>
               </w:rPr>
-              <w:t xml:space="preserve"> study_group（學習小組）</w:t>
+              <w:t xml:space="preserve"> </w:t>
+            </w:r>
+            <w:proofErr w:type="spellStart"/>
+            <w:r>
+              <w:rPr>
+                <w:rFonts w:ascii="標楷體" w:eastAsia="標楷體" w:hAnsi="標楷體" w:hint="eastAsia"/>
+                <w:szCs w:val="24"/>
+              </w:rPr>
+              <w:t>study_group</w:t>
+            </w:r>
+            <w:proofErr w:type="spellEnd"/>
+            <w:r>
+              <w:rPr>
+                <w:rFonts w:ascii="標楷體" w:eastAsia="標楷體" w:hAnsi="標楷體" w:hint="eastAsia"/>
+                <w:szCs w:val="24"/>
+              </w:rPr>
+              <w:t>（學習小組）</w:t>
             </w:r>
           </w:p>
         </w:tc>
@@ -43163,6 +44877,7 @@
                 <w:szCs w:val="24"/>
               </w:rPr>
             </w:pPr>
+            <w:proofErr w:type="gramStart"/>
             <w:r>
               <w:rPr>
                 <w:rFonts w:ascii="標楷體" w:eastAsia="標楷體" w:hAnsi="標楷體"/>
@@ -43170,6 +44885,7 @@
               </w:rPr>
               <w:t>外鍵</w:t>
             </w:r>
+            <w:proofErr w:type="gramEnd"/>
           </w:p>
         </w:tc>
       </w:tr>
@@ -43262,8 +44978,17 @@
                 <w:rFonts w:ascii="標楷體" w:eastAsia="標楷體" w:hAnsi="標楷體"/>
                 <w:szCs w:val="24"/>
               </w:rPr>
-              <w:t>4 byte</w:t>
-            </w:r>
+              <w:t xml:space="preserve">4 </w:t>
+            </w:r>
+            <w:proofErr w:type="gramStart"/>
+            <w:r>
+              <w:rPr>
+                <w:rFonts w:ascii="標楷體" w:eastAsia="標楷體" w:hAnsi="標楷體"/>
+                <w:szCs w:val="24"/>
+              </w:rPr>
+              <w:t>byte</w:t>
+            </w:r>
+            <w:proofErr w:type="gramEnd"/>
           </w:p>
         </w:tc>
         <w:tc>
@@ -43447,6 +45172,7 @@
                 <w:szCs w:val="24"/>
               </w:rPr>
             </w:pPr>
+            <w:proofErr w:type="spellStart"/>
             <w:r>
               <w:rPr>
                 <w:rFonts w:ascii="標楷體" w:eastAsia="標楷體" w:hAnsi="標楷體"/>
@@ -43454,6 +45180,7 @@
               </w:rPr>
               <w:t>host_id</w:t>
             </w:r>
+            <w:proofErr w:type="spellEnd"/>
           </w:p>
         </w:tc>
         <w:tc>
@@ -43521,8 +45248,17 @@
                 <w:rFonts w:ascii="標楷體" w:eastAsia="標楷體" w:hAnsi="標楷體"/>
                 <w:szCs w:val="24"/>
               </w:rPr>
-              <w:t>4 byte</w:t>
-            </w:r>
+              <w:t xml:space="preserve">4 </w:t>
+            </w:r>
+            <w:proofErr w:type="gramStart"/>
+            <w:r>
+              <w:rPr>
+                <w:rFonts w:ascii="標楷體" w:eastAsia="標楷體" w:hAnsi="標楷體"/>
+                <w:szCs w:val="24"/>
+              </w:rPr>
+              <w:t>byte</w:t>
+            </w:r>
+            <w:proofErr w:type="gramEnd"/>
           </w:p>
         </w:tc>
         <w:tc>
@@ -43580,6 +45316,7 @@
                 <w:szCs w:val="24"/>
               </w:rPr>
             </w:pPr>
+            <w:proofErr w:type="spellStart"/>
             <w:r>
               <w:rPr>
                 <w:rFonts w:ascii="標楷體" w:eastAsia="標楷體" w:hAnsi="標楷體"/>
@@ -43587,6 +45324,7 @@
               </w:rPr>
               <w:t>created_at</w:t>
             </w:r>
+            <w:proofErr w:type="spellEnd"/>
           </w:p>
         </w:tc>
         <w:tc>
@@ -43706,6 +45444,7 @@
                 <w:szCs w:val="24"/>
               </w:rPr>
             </w:pPr>
+            <w:proofErr w:type="spellStart"/>
             <w:r>
               <w:rPr>
                 <w:rFonts w:ascii="標楷體" w:eastAsia="標楷體" w:hAnsi="標楷體"/>
@@ -43713,6 +45452,7 @@
               </w:rPr>
               <w:t>goal_type</w:t>
             </w:r>
+            <w:proofErr w:type="spellEnd"/>
           </w:p>
         </w:tc>
         <w:tc>
@@ -43832,6 +45572,7 @@
                 <w:szCs w:val="24"/>
               </w:rPr>
             </w:pPr>
+            <w:proofErr w:type="spellStart"/>
             <w:r>
               <w:rPr>
                 <w:rFonts w:ascii="標楷體" w:eastAsia="標楷體" w:hAnsi="標楷體"/>
@@ -43839,6 +45580,7 @@
               </w:rPr>
               <w:t>goal_target</w:t>
             </w:r>
+            <w:proofErr w:type="spellEnd"/>
           </w:p>
         </w:tc>
         <w:tc>
@@ -43906,8 +45648,17 @@
                 <w:rFonts w:ascii="標楷體" w:eastAsia="標楷體" w:hAnsi="標楷體"/>
                 <w:szCs w:val="24"/>
               </w:rPr>
-              <w:t>4 byte</w:t>
-            </w:r>
+              <w:t xml:space="preserve">4 </w:t>
+            </w:r>
+            <w:proofErr w:type="gramStart"/>
+            <w:r>
+              <w:rPr>
+                <w:rFonts w:ascii="標楷體" w:eastAsia="標楷體" w:hAnsi="標楷體"/>
+                <w:szCs w:val="24"/>
+              </w:rPr>
+              <w:t>byte</w:t>
+            </w:r>
+            <w:proofErr w:type="gramEnd"/>
           </w:p>
         </w:tc>
         <w:tc>
@@ -43958,6 +45709,7 @@
                 <w:szCs w:val="24"/>
               </w:rPr>
             </w:pPr>
+            <w:proofErr w:type="spellStart"/>
             <w:r>
               <w:rPr>
                 <w:rFonts w:ascii="標楷體" w:eastAsia="標楷體" w:hAnsi="標楷體"/>
@@ -43965,6 +45717,7 @@
               </w:rPr>
               <w:t>current_progress</w:t>
             </w:r>
+            <w:proofErr w:type="spellEnd"/>
           </w:p>
         </w:tc>
         <w:tc>
@@ -44032,8 +45785,17 @@
                 <w:rFonts w:ascii="標楷體" w:eastAsia="標楷體" w:hAnsi="標楷體"/>
                 <w:szCs w:val="24"/>
               </w:rPr>
-              <w:t>4 byte</w:t>
-            </w:r>
+              <w:t xml:space="preserve">4 </w:t>
+            </w:r>
+            <w:proofErr w:type="gramStart"/>
+            <w:r>
+              <w:rPr>
+                <w:rFonts w:ascii="標楷體" w:eastAsia="標楷體" w:hAnsi="標楷體"/>
+                <w:szCs w:val="24"/>
+              </w:rPr>
+              <w:t>byte</w:t>
+            </w:r>
+            <w:proofErr w:type="gramEnd"/>
           </w:p>
         </w:tc>
         <w:tc>
@@ -44084,6 +45846,7 @@
                 <w:szCs w:val="24"/>
               </w:rPr>
             </w:pPr>
+            <w:proofErr w:type="spellStart"/>
             <w:r>
               <w:rPr>
                 <w:rFonts w:ascii="標楷體" w:eastAsia="標楷體" w:hAnsi="標楷體"/>
@@ -44091,6 +45854,7 @@
               </w:rPr>
               <w:t>reward_points</w:t>
             </w:r>
+            <w:proofErr w:type="spellEnd"/>
           </w:p>
         </w:tc>
         <w:tc>
@@ -44158,8 +45922,17 @@
                 <w:rFonts w:ascii="標楷體" w:eastAsia="標楷體" w:hAnsi="標楷體"/>
                 <w:szCs w:val="24"/>
               </w:rPr>
-              <w:t>4 byte</w:t>
-            </w:r>
+              <w:t xml:space="preserve">4 </w:t>
+            </w:r>
+            <w:proofErr w:type="gramStart"/>
+            <w:r>
+              <w:rPr>
+                <w:rFonts w:ascii="標楷體" w:eastAsia="標楷體" w:hAnsi="標楷體"/>
+                <w:szCs w:val="24"/>
+              </w:rPr>
+              <w:t>byte</w:t>
+            </w:r>
+            <w:proofErr w:type="gramEnd"/>
           </w:p>
         </w:tc>
         <w:tc>
@@ -44210,6 +45983,7 @@
                 <w:szCs w:val="24"/>
               </w:rPr>
             </w:pPr>
+            <w:proofErr w:type="spellStart"/>
             <w:r>
               <w:rPr>
                 <w:rFonts w:ascii="標楷體" w:eastAsia="標楷體" w:hAnsi="標楷體"/>
@@ -44217,6 +45991,7 @@
               </w:rPr>
               <w:t>is_reward_claimed</w:t>
             </w:r>
+            <w:proofErr w:type="spellEnd"/>
           </w:p>
         </w:tc>
         <w:tc>
@@ -44365,7 +46140,15 @@
         <w:t>5</w:t>
       </w:r>
       <w:r>
-        <w:t xml:space="preserve"> – </w:t>
+        <w:t xml:space="preserve"> </w:t>
+      </w:r>
+      <w:proofErr w:type="gramStart"/>
+      <w:r>
+        <w:t>–</w:t>
+      </w:r>
+      <w:proofErr w:type="gramEnd"/>
+      <w:r>
+        <w:t xml:space="preserve"> </w:t>
       </w:r>
       <w:r>
         <w:rPr>
@@ -44424,7 +46207,23 @@
                 <w:rFonts w:ascii="標楷體" w:eastAsia="標楷體" w:hAnsi="標楷體" w:hint="eastAsia"/>
                 <w:szCs w:val="24"/>
               </w:rPr>
-              <w:t xml:space="preserve"> group_member 小組成員表</w:t>
+              <w:t xml:space="preserve"> </w:t>
+            </w:r>
+            <w:proofErr w:type="spellStart"/>
+            <w:r>
+              <w:rPr>
+                <w:rFonts w:ascii="標楷體" w:eastAsia="標楷體" w:hAnsi="標楷體" w:hint="eastAsia"/>
+                <w:szCs w:val="24"/>
+              </w:rPr>
+              <w:t>group_member</w:t>
+            </w:r>
+            <w:proofErr w:type="spellEnd"/>
+            <w:r>
+              <w:rPr>
+                <w:rFonts w:ascii="標楷體" w:eastAsia="標楷體" w:hAnsi="標楷體" w:hint="eastAsia"/>
+                <w:szCs w:val="24"/>
+              </w:rPr>
+              <w:t xml:space="preserve"> 小組成員表</w:t>
             </w:r>
           </w:p>
         </w:tc>
@@ -44571,6 +46370,7 @@
                 <w:szCs w:val="24"/>
               </w:rPr>
             </w:pPr>
+            <w:proofErr w:type="gramStart"/>
             <w:r>
               <w:rPr>
                 <w:rFonts w:ascii="標楷體" w:eastAsia="標楷體" w:hAnsi="標楷體"/>
@@ -44578,6 +46378,7 @@
               </w:rPr>
               <w:t>外鍵</w:t>
             </w:r>
+            <w:proofErr w:type="gramEnd"/>
           </w:p>
         </w:tc>
       </w:tr>
@@ -44670,8 +46471,17 @@
                 <w:rFonts w:ascii="標楷體" w:eastAsia="標楷體" w:hAnsi="標楷體"/>
                 <w:szCs w:val="24"/>
               </w:rPr>
-              <w:t>4 byte</w:t>
-            </w:r>
+              <w:t xml:space="preserve">4 </w:t>
+            </w:r>
+            <w:proofErr w:type="gramStart"/>
+            <w:r>
+              <w:rPr>
+                <w:rFonts w:ascii="標楷體" w:eastAsia="標楷體" w:hAnsi="標楷體"/>
+                <w:szCs w:val="24"/>
+              </w:rPr>
+              <w:t>byte</w:t>
+            </w:r>
+            <w:proofErr w:type="gramEnd"/>
           </w:p>
         </w:tc>
         <w:tc>
@@ -44729,6 +46539,7 @@
                 <w:szCs w:val="24"/>
               </w:rPr>
             </w:pPr>
+            <w:proofErr w:type="spellStart"/>
             <w:r>
               <w:rPr>
                 <w:rFonts w:ascii="標楷體" w:eastAsia="標楷體" w:hAnsi="標楷體"/>
@@ -44736,6 +46547,7 @@
               </w:rPr>
               <w:t>group_id</w:t>
             </w:r>
+            <w:proofErr w:type="spellEnd"/>
           </w:p>
         </w:tc>
         <w:tc>
@@ -44803,8 +46615,17 @@
                 <w:rFonts w:ascii="標楷體" w:eastAsia="標楷體" w:hAnsi="標楷體"/>
                 <w:szCs w:val="24"/>
               </w:rPr>
-              <w:t>4 byte</w:t>
-            </w:r>
+              <w:t xml:space="preserve">4 </w:t>
+            </w:r>
+            <w:proofErr w:type="gramStart"/>
+            <w:r>
+              <w:rPr>
+                <w:rFonts w:ascii="標楷體" w:eastAsia="標楷體" w:hAnsi="標楷體"/>
+                <w:szCs w:val="24"/>
+              </w:rPr>
+              <w:t>byte</w:t>
+            </w:r>
+            <w:proofErr w:type="gramEnd"/>
           </w:p>
         </w:tc>
         <w:tc>
@@ -44862,6 +46683,7 @@
                 <w:szCs w:val="24"/>
               </w:rPr>
             </w:pPr>
+            <w:proofErr w:type="spellStart"/>
             <w:r>
               <w:rPr>
                 <w:rFonts w:ascii="標楷體" w:eastAsia="標楷體" w:hAnsi="標楷體"/>
@@ -44869,6 +46691,7 @@
               </w:rPr>
               <w:t>user_id</w:t>
             </w:r>
+            <w:proofErr w:type="spellEnd"/>
           </w:p>
         </w:tc>
         <w:tc>
@@ -44936,8 +46759,17 @@
                 <w:rFonts w:ascii="標楷體" w:eastAsia="標楷體" w:hAnsi="標楷體"/>
                 <w:szCs w:val="24"/>
               </w:rPr>
-              <w:t>4 byte</w:t>
-            </w:r>
+              <w:t xml:space="preserve">4 </w:t>
+            </w:r>
+            <w:proofErr w:type="gramStart"/>
+            <w:r>
+              <w:rPr>
+                <w:rFonts w:ascii="標楷體" w:eastAsia="標楷體" w:hAnsi="標楷體"/>
+                <w:szCs w:val="24"/>
+              </w:rPr>
+              <w:t>byte</w:t>
+            </w:r>
+            <w:proofErr w:type="gramEnd"/>
           </w:p>
         </w:tc>
         <w:tc>
@@ -44995,6 +46827,7 @@
                 <w:szCs w:val="24"/>
               </w:rPr>
             </w:pPr>
+            <w:proofErr w:type="spellStart"/>
             <w:r>
               <w:rPr>
                 <w:rFonts w:ascii="標楷體" w:eastAsia="標楷體" w:hAnsi="標楷體"/>
@@ -45002,6 +46835,7 @@
               </w:rPr>
               <w:t>joined_at</w:t>
             </w:r>
+            <w:proofErr w:type="spellEnd"/>
           </w:p>
         </w:tc>
         <w:tc>
@@ -45121,6 +46955,7 @@
                 <w:szCs w:val="24"/>
               </w:rPr>
             </w:pPr>
+            <w:proofErr w:type="spellStart"/>
             <w:r>
               <w:rPr>
                 <w:rFonts w:ascii="標楷體" w:eastAsia="標楷體" w:hAnsi="標楷體"/>
@@ -45128,6 +46963,7 @@
               </w:rPr>
               <w:t>group_scans</w:t>
             </w:r>
+            <w:proofErr w:type="spellEnd"/>
           </w:p>
         </w:tc>
         <w:tc>
@@ -45195,8 +47031,17 @@
                 <w:rFonts w:ascii="標楷體" w:eastAsia="標楷體" w:hAnsi="標楷體"/>
                 <w:szCs w:val="24"/>
               </w:rPr>
-              <w:t>4 byte</w:t>
-            </w:r>
+              <w:t xml:space="preserve">4 </w:t>
+            </w:r>
+            <w:proofErr w:type="gramStart"/>
+            <w:r>
+              <w:rPr>
+                <w:rFonts w:ascii="標楷體" w:eastAsia="標楷體" w:hAnsi="標楷體"/>
+                <w:szCs w:val="24"/>
+              </w:rPr>
+              <w:t>byte</w:t>
+            </w:r>
+            <w:proofErr w:type="gramEnd"/>
           </w:p>
         </w:tc>
         <w:tc>
@@ -45247,6 +47092,7 @@
                 <w:szCs w:val="24"/>
               </w:rPr>
             </w:pPr>
+            <w:proofErr w:type="spellStart"/>
             <w:r>
               <w:rPr>
                 <w:rFonts w:ascii="標楷體" w:eastAsia="標楷體" w:hAnsi="標楷體"/>
@@ -45254,6 +47100,7 @@
               </w:rPr>
               <w:t>group_points</w:t>
             </w:r>
+            <w:proofErr w:type="spellEnd"/>
           </w:p>
         </w:tc>
         <w:tc>
@@ -45321,8 +47168,17 @@
                 <w:rFonts w:ascii="標楷體" w:eastAsia="標楷體" w:hAnsi="標楷體"/>
                 <w:szCs w:val="24"/>
               </w:rPr>
-              <w:t>4 byte</w:t>
-            </w:r>
+              <w:t xml:space="preserve">4 </w:t>
+            </w:r>
+            <w:proofErr w:type="gramStart"/>
+            <w:r>
+              <w:rPr>
+                <w:rFonts w:ascii="標楷體" w:eastAsia="標楷體" w:hAnsi="標楷體"/>
+                <w:szCs w:val="24"/>
+              </w:rPr>
+              <w:t>byte</w:t>
+            </w:r>
+            <w:proofErr w:type="gramEnd"/>
           </w:p>
         </w:tc>
         <w:tc>
@@ -45373,6 +47229,7 @@
                 <w:szCs w:val="24"/>
               </w:rPr>
             </w:pPr>
+            <w:proofErr w:type="spellStart"/>
             <w:r>
               <w:rPr>
                 <w:rFonts w:ascii="標楷體" w:eastAsia="標楷體" w:hAnsi="標楷體"/>
@@ -45380,6 +47237,7 @@
               </w:rPr>
               <w:t>group_logins</w:t>
             </w:r>
+            <w:proofErr w:type="spellEnd"/>
           </w:p>
         </w:tc>
         <w:tc>
@@ -45447,8 +47305,17 @@
                 <w:rFonts w:ascii="標楷體" w:eastAsia="標楷體" w:hAnsi="標楷體"/>
                 <w:szCs w:val="24"/>
               </w:rPr>
-              <w:t>4 byte</w:t>
-            </w:r>
+              <w:t xml:space="preserve">4 </w:t>
+            </w:r>
+            <w:proofErr w:type="gramStart"/>
+            <w:r>
+              <w:rPr>
+                <w:rFonts w:ascii="標楷體" w:eastAsia="標楷體" w:hAnsi="標楷體"/>
+                <w:szCs w:val="24"/>
+              </w:rPr>
+              <w:t>byte</w:t>
+            </w:r>
+            <w:proofErr w:type="gramEnd"/>
           </w:p>
         </w:tc>
         <w:tc>
@@ -45513,7 +47380,15 @@
         <w:t>6</w:t>
       </w:r>
       <w:r>
-        <w:t xml:space="preserve"> – </w:t>
+        <w:t xml:space="preserve"> </w:t>
+      </w:r>
+      <w:proofErr w:type="gramStart"/>
+      <w:r>
+        <w:t>–</w:t>
+      </w:r>
+      <w:proofErr w:type="gramEnd"/>
+      <w:r>
+        <w:t xml:space="preserve"> </w:t>
       </w:r>
       <w:r>
         <w:rPr>
@@ -45572,7 +47447,23 @@
                 <w:rFonts w:ascii="標楷體" w:eastAsia="標楷體" w:hAnsi="標楷體" w:hint="eastAsia"/>
                 <w:szCs w:val="24"/>
               </w:rPr>
-              <w:t xml:space="preserve"> group_invite（小組邀請）</w:t>
+              <w:t xml:space="preserve"> </w:t>
+            </w:r>
+            <w:proofErr w:type="spellStart"/>
+            <w:r>
+              <w:rPr>
+                <w:rFonts w:ascii="標楷體" w:eastAsia="標楷體" w:hAnsi="標楷體" w:hint="eastAsia"/>
+                <w:szCs w:val="24"/>
+              </w:rPr>
+              <w:t>group_invite</w:t>
+            </w:r>
+            <w:proofErr w:type="spellEnd"/>
+            <w:r>
+              <w:rPr>
+                <w:rFonts w:ascii="標楷體" w:eastAsia="標楷體" w:hAnsi="標楷體" w:hint="eastAsia"/>
+                <w:szCs w:val="24"/>
+              </w:rPr>
+              <w:t>（小組邀請）</w:t>
             </w:r>
           </w:p>
         </w:tc>
@@ -45719,6 +47610,7 @@
                 <w:szCs w:val="24"/>
               </w:rPr>
             </w:pPr>
+            <w:proofErr w:type="gramStart"/>
             <w:r>
               <w:rPr>
                 <w:rFonts w:ascii="標楷體" w:eastAsia="標楷體" w:hAnsi="標楷體"/>
@@ -45726,6 +47618,7 @@
               </w:rPr>
               <w:t>外鍵</w:t>
             </w:r>
+            <w:proofErr w:type="gramEnd"/>
           </w:p>
         </w:tc>
       </w:tr>
@@ -45818,8 +47711,17 @@
                 <w:rFonts w:ascii="標楷體" w:eastAsia="標楷體" w:hAnsi="標楷體"/>
                 <w:szCs w:val="24"/>
               </w:rPr>
-              <w:t>4 byte</w:t>
-            </w:r>
+              <w:t xml:space="preserve">4 </w:t>
+            </w:r>
+            <w:proofErr w:type="gramStart"/>
+            <w:r>
+              <w:rPr>
+                <w:rFonts w:ascii="標楷體" w:eastAsia="標楷體" w:hAnsi="標楷體"/>
+                <w:szCs w:val="24"/>
+              </w:rPr>
+              <w:t>byte</w:t>
+            </w:r>
+            <w:proofErr w:type="gramEnd"/>
           </w:p>
         </w:tc>
         <w:tc>
@@ -45877,6 +47779,7 @@
                 <w:szCs w:val="24"/>
               </w:rPr>
             </w:pPr>
+            <w:proofErr w:type="spellStart"/>
             <w:r>
               <w:rPr>
                 <w:rFonts w:ascii="標楷體" w:eastAsia="標楷體" w:hAnsi="標楷體"/>
@@ -45884,6 +47787,7 @@
               </w:rPr>
               <w:t>group_id</w:t>
             </w:r>
+            <w:proofErr w:type="spellEnd"/>
           </w:p>
         </w:tc>
         <w:tc>
@@ -45951,8 +47855,17 @@
                 <w:rFonts w:ascii="標楷體" w:eastAsia="標楷體" w:hAnsi="標楷體"/>
                 <w:szCs w:val="24"/>
               </w:rPr>
-              <w:t>4 byte</w:t>
-            </w:r>
+              <w:t xml:space="preserve">4 </w:t>
+            </w:r>
+            <w:proofErr w:type="gramStart"/>
+            <w:r>
+              <w:rPr>
+                <w:rFonts w:ascii="標楷體" w:eastAsia="標楷體" w:hAnsi="標楷體"/>
+                <w:szCs w:val="24"/>
+              </w:rPr>
+              <w:t>byte</w:t>
+            </w:r>
+            <w:proofErr w:type="gramEnd"/>
           </w:p>
         </w:tc>
         <w:tc>
@@ -46010,6 +47923,7 @@
                 <w:szCs w:val="24"/>
               </w:rPr>
             </w:pPr>
+            <w:proofErr w:type="spellStart"/>
             <w:r>
               <w:rPr>
                 <w:rFonts w:ascii="標楷體" w:eastAsia="標楷體" w:hAnsi="標楷體"/>
@@ -46017,6 +47931,7 @@
               </w:rPr>
               <w:t>sender_id</w:t>
             </w:r>
+            <w:proofErr w:type="spellEnd"/>
           </w:p>
         </w:tc>
         <w:tc>
@@ -46084,8 +47999,17 @@
                 <w:rFonts w:ascii="標楷體" w:eastAsia="標楷體" w:hAnsi="標楷體"/>
                 <w:szCs w:val="24"/>
               </w:rPr>
-              <w:t>4 byte</w:t>
-            </w:r>
+              <w:t xml:space="preserve">4 </w:t>
+            </w:r>
+            <w:proofErr w:type="gramStart"/>
+            <w:r>
+              <w:rPr>
+                <w:rFonts w:ascii="標楷體" w:eastAsia="標楷體" w:hAnsi="標楷體"/>
+                <w:szCs w:val="24"/>
+              </w:rPr>
+              <w:t>byte</w:t>
+            </w:r>
+            <w:proofErr w:type="gramEnd"/>
           </w:p>
         </w:tc>
         <w:tc>
@@ -46143,6 +48067,7 @@
                 <w:szCs w:val="24"/>
               </w:rPr>
             </w:pPr>
+            <w:proofErr w:type="spellStart"/>
             <w:r>
               <w:rPr>
                 <w:rFonts w:ascii="標楷體" w:eastAsia="標楷體" w:hAnsi="標楷體"/>
@@ -46150,6 +48075,7 @@
               </w:rPr>
               <w:t>receiver_id</w:t>
             </w:r>
+            <w:proofErr w:type="spellEnd"/>
           </w:p>
         </w:tc>
         <w:tc>
@@ -46217,8 +48143,17 @@
                 <w:rFonts w:ascii="標楷體" w:eastAsia="標楷體" w:hAnsi="標楷體"/>
                 <w:szCs w:val="24"/>
               </w:rPr>
-              <w:t>4 byte</w:t>
-            </w:r>
+              <w:t xml:space="preserve">4 </w:t>
+            </w:r>
+            <w:proofErr w:type="gramStart"/>
+            <w:r>
+              <w:rPr>
+                <w:rFonts w:ascii="標楷體" w:eastAsia="標楷體" w:hAnsi="標楷體"/>
+                <w:szCs w:val="24"/>
+              </w:rPr>
+              <w:t>byte</w:t>
+            </w:r>
+            <w:proofErr w:type="gramEnd"/>
           </w:p>
         </w:tc>
         <w:tc>
@@ -46402,6 +48337,7 @@
                 <w:szCs w:val="24"/>
               </w:rPr>
             </w:pPr>
+            <w:proofErr w:type="spellStart"/>
             <w:r>
               <w:rPr>
                 <w:rFonts w:ascii="標楷體" w:eastAsia="標楷體" w:hAnsi="標楷體"/>
@@ -46409,6 +48345,7 @@
               </w:rPr>
               <w:t>created_at</w:t>
             </w:r>
+            <w:proofErr w:type="spellEnd"/>
           </w:p>
         </w:tc>
         <w:tc>
@@ -46557,7 +48494,15 @@
         <w:t>7</w:t>
       </w:r>
       <w:r>
-        <w:t xml:space="preserve"> – </w:t>
+        <w:t xml:space="preserve"> </w:t>
+      </w:r>
+      <w:proofErr w:type="gramStart"/>
+      <w:r>
+        <w:t>–</w:t>
+      </w:r>
+      <w:proofErr w:type="gramEnd"/>
+      <w:r>
+        <w:t xml:space="preserve"> </w:t>
       </w:r>
       <w:r>
         <w:rPr>
@@ -46763,6 +48708,7 @@
                 <w:szCs w:val="24"/>
               </w:rPr>
             </w:pPr>
+            <w:proofErr w:type="gramStart"/>
             <w:r>
               <w:rPr>
                 <w:rFonts w:ascii="標楷體" w:eastAsia="標楷體" w:hAnsi="標楷體"/>
@@ -46770,6 +48716,7 @@
               </w:rPr>
               <w:t>外鍵</w:t>
             </w:r>
+            <w:proofErr w:type="gramEnd"/>
           </w:p>
         </w:tc>
       </w:tr>
@@ -46862,8 +48809,17 @@
                 <w:rFonts w:ascii="標楷體" w:eastAsia="標楷體" w:hAnsi="標楷體"/>
                 <w:szCs w:val="24"/>
               </w:rPr>
-              <w:t>4 byte</w:t>
-            </w:r>
+              <w:t xml:space="preserve">4 </w:t>
+            </w:r>
+            <w:proofErr w:type="gramStart"/>
+            <w:r>
+              <w:rPr>
+                <w:rFonts w:ascii="標楷體" w:eastAsia="標楷體" w:hAnsi="標楷體"/>
+                <w:szCs w:val="24"/>
+              </w:rPr>
+              <w:t>byte</w:t>
+            </w:r>
+            <w:proofErr w:type="gramEnd"/>
           </w:p>
         </w:tc>
         <w:tc>
@@ -46921,6 +48877,7 @@
                 <w:szCs w:val="24"/>
               </w:rPr>
             </w:pPr>
+            <w:proofErr w:type="spellStart"/>
             <w:r>
               <w:rPr>
                 <w:rFonts w:ascii="標楷體" w:eastAsia="標楷體" w:hAnsi="標楷體"/>
@@ -46928,6 +48885,7 @@
               </w:rPr>
               <w:t>user_id</w:t>
             </w:r>
+            <w:proofErr w:type="spellEnd"/>
           </w:p>
         </w:tc>
         <w:tc>
@@ -46995,8 +48953,17 @@
                 <w:rFonts w:ascii="標楷體" w:eastAsia="標楷體" w:hAnsi="標楷體"/>
                 <w:szCs w:val="24"/>
               </w:rPr>
-              <w:t>4 byte</w:t>
-            </w:r>
+              <w:t xml:space="preserve">4 </w:t>
+            </w:r>
+            <w:proofErr w:type="gramStart"/>
+            <w:r>
+              <w:rPr>
+                <w:rFonts w:ascii="標楷體" w:eastAsia="標楷體" w:hAnsi="標楷體"/>
+                <w:szCs w:val="24"/>
+              </w:rPr>
+              <w:t>byte</w:t>
+            </w:r>
+            <w:proofErr w:type="gramEnd"/>
           </w:p>
         </w:tc>
         <w:tc>
@@ -47180,6 +49147,7 @@
                 <w:szCs w:val="24"/>
               </w:rPr>
             </w:pPr>
+            <w:proofErr w:type="spellStart"/>
             <w:r>
               <w:rPr>
                 <w:rFonts w:ascii="標楷體" w:eastAsia="標楷體" w:hAnsi="標楷體"/>
@@ -47187,6 +49155,7 @@
               </w:rPr>
               <w:t>feedback_type</w:t>
             </w:r>
+            <w:proofErr w:type="spellEnd"/>
           </w:p>
         </w:tc>
         <w:tc>
@@ -47561,6 +49530,7 @@
                 <w:szCs w:val="24"/>
               </w:rPr>
             </w:pPr>
+            <w:proofErr w:type="spellStart"/>
             <w:r>
               <w:rPr>
                 <w:rFonts w:ascii="標楷體" w:eastAsia="標楷體" w:hAnsi="標楷體"/>
@@ -47568,6 +49538,7 @@
               </w:rPr>
               <w:t>replied_at</w:t>
             </w:r>
+            <w:proofErr w:type="spellEnd"/>
           </w:p>
         </w:tc>
         <w:tc>
@@ -47687,6 +49658,7 @@
                 <w:szCs w:val="24"/>
               </w:rPr>
             </w:pPr>
+            <w:proofErr w:type="spellStart"/>
             <w:r>
               <w:rPr>
                 <w:rFonts w:ascii="標楷體" w:eastAsia="標楷體" w:hAnsi="標楷體"/>
@@ -47694,6 +49666,7 @@
               </w:rPr>
               <w:t>created_at</w:t>
             </w:r>
+            <w:proofErr w:type="spellEnd"/>
           </w:p>
         </w:tc>
         <w:tc>
@@ -53175,6 +55148,7 @@
   <w:style w:type="character" w:default="1" w:styleId="a1">
     <w:name w:val="Default Paragraph Font"/>
     <w:uiPriority w:val="1"/>
+    <w:semiHidden/>
     <w:unhideWhenUsed/>
   </w:style>
   <w:style w:type="table" w:default="1" w:styleId="a2">

--- a/系統文件/系統文件.docx
+++ b/系統文件/系統文件.docx
@@ -6326,9 +6326,6 @@
                 <w:ilvl w:val="0"/>
                 <w:numId w:val="29"/>
               </w:numPr>
-              <w:tabs>
-                <w:tab w:val="left" w:pos="1611"/>
-              </w:tabs>
               <w:ind w:left="284" w:firstLineChars="0" w:firstLine="0"/>
               <w:rPr>
                 <w:rFonts w:ascii="標楷體" w:eastAsia="標楷體" w:hAnsi="標楷體"/>
@@ -6351,9 +6348,6 @@
                 <w:ilvl w:val="0"/>
                 <w:numId w:val="29"/>
               </w:numPr>
-              <w:tabs>
-                <w:tab w:val="left" w:pos="1611"/>
-              </w:tabs>
               <w:ind w:left="284" w:firstLineChars="0" w:firstLine="0"/>
               <w:rPr>
                 <w:rFonts w:ascii="標楷體" w:eastAsia="標楷體" w:hAnsi="標楷體"/>
@@ -6856,6 +6850,80 @@
           <w:noProof/>
         </w:rPr>
         <w:lastRenderedPageBreak/>
+        <mc:AlternateContent>
+          <mc:Choice Requires="wps">
+            <w:drawing>
+              <wp:anchor distT="0" distB="0" distL="114300" distR="114300" simplePos="0" relativeHeight="251659264" behindDoc="0" locked="0" layoutInCell="1" allowOverlap="1" wp14:anchorId="63D614B0" wp14:editId="41840F8E">
+                <wp:simplePos x="0" y="0"/>
+                <wp:positionH relativeFrom="column">
+                  <wp:posOffset>5760403</wp:posOffset>
+                </wp:positionH>
+                <wp:positionV relativeFrom="paragraph">
+                  <wp:posOffset>1181100</wp:posOffset>
+                </wp:positionV>
+                <wp:extent cx="1919288" cy="176213"/>
+                <wp:effectExtent l="0" t="0" r="24130" b="14605"/>
+                <wp:wrapNone/>
+                <wp:docPr id="6" name="矩形 6"/>
+                <wp:cNvGraphicFramePr/>
+                <a:graphic xmlns:a="http://schemas.openxmlformats.org/drawingml/2006/main">
+                  <a:graphicData uri="http://schemas.microsoft.com/office/word/2010/wordprocessingShape">
+                    <wps:wsp>
+                      <wps:cNvSpPr/>
+                      <wps:spPr>
+                        <a:xfrm>
+                          <a:off x="0" y="0"/>
+                          <a:ext cx="1919288" cy="176213"/>
+                        </a:xfrm>
+                        <a:prstGeom prst="rect">
+                          <a:avLst/>
+                        </a:prstGeom>
+                      </wps:spPr>
+                      <wps:style>
+                        <a:lnRef idx="2">
+                          <a:schemeClr val="accent1">
+                            <a:shade val="50000"/>
+                          </a:schemeClr>
+                        </a:lnRef>
+                        <a:fillRef idx="1">
+                          <a:schemeClr val="accent1"/>
+                        </a:fillRef>
+                        <a:effectRef idx="0">
+                          <a:schemeClr val="accent1"/>
+                        </a:effectRef>
+                        <a:fontRef idx="minor">
+                          <a:schemeClr val="lt1"/>
+                        </a:fontRef>
+                      </wps:style>
+                      <wps:bodyPr rot="0" spcFirstLastPara="0" vertOverflow="overflow" horzOverflow="overflow" vert="horz" wrap="square" lIns="91440" tIns="45720" rIns="91440" bIns="45720" numCol="1" spcCol="0" rtlCol="0" fromWordArt="0" anchor="ctr" anchorCtr="0" forceAA="0" compatLnSpc="1">
+                        <a:prstTxWarp prst="textNoShape">
+                          <a:avLst/>
+                        </a:prstTxWarp>
+                        <a:noAutofit/>
+                      </wps:bodyPr>
+                    </wps:wsp>
+                  </a:graphicData>
+                </a:graphic>
+                <wp14:sizeRelH relativeFrom="margin">
+                  <wp14:pctWidth>0</wp14:pctWidth>
+                </wp14:sizeRelH>
+                <wp14:sizeRelV relativeFrom="margin">
+                  <wp14:pctHeight>0</wp14:pctHeight>
+                </wp14:sizeRelV>
+              </wp:anchor>
+            </w:drawing>
+          </mc:Choice>
+          <mc:Fallback>
+            <w:pict>
+              <v:rect w14:anchorId="1E585859" id="矩形 6" o:spid="_x0000_s1026" style="position:absolute;margin-left:453.6pt;margin-top:93pt;width:151.15pt;height:13.9pt;z-index:251659264;visibility:visible;mso-wrap-style:square;mso-width-percent:0;mso-height-percent:0;mso-wrap-distance-left:9pt;mso-wrap-distance-top:0;mso-wrap-distance-right:9pt;mso-wrap-distance-bottom:0;mso-position-horizontal:absolute;mso-position-horizontal-relative:text;mso-position-vertical:absolute;mso-position-vertical-relative:text;mso-width-percent:0;mso-height-percent:0;mso-width-relative:margin;mso-height-relative:margin;v-text-anchor:middle" o:gfxdata="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" fillcolor="#4472c4 [3204]" strokecolor="#1f3763 [1604]" strokeweight="1pt"/>
+            </w:pict>
+          </mc:Fallback>
+        </mc:AlternateContent>
+      </w:r>
+      <w:r>
+        <w:rPr>
+          <w:noProof/>
+        </w:rPr>
         <w:drawing>
           <wp:inline distT="0" distB="0" distL="0" distR="0" wp14:anchorId="72BE3D13" wp14:editId="4F4BF235">
             <wp:extent cx="9666159" cy="5397500"/>
@@ -7332,60 +7400,6 @@
           </w:p>
         </w:tc>
       </w:tr>
-      <w:tr>
-        <w:tc>
-          <w:tcPr>
-            <w:tcW w:w="1110" w:type="pct"/>
-            <w:vAlign w:val="center"/>
-          </w:tcPr>
-          <w:p>
-            <w:pPr>
-              <w:pStyle w:val="aa"/>
-              <w:ind w:firstLineChars="0" w:firstLine="0"/>
-              <w:rPr>
-                <w:rFonts w:ascii="標楷體" w:hAnsi="標楷體"/>
-                <w:szCs w:val="28"/>
-              </w:rPr>
-            </w:pPr>
-            <w:r>
-              <w:rPr>
-                <w:rFonts w:ascii="標楷體" w:hAnsi="標楷體" w:cs="新細明體"/>
-                <w:color w:val="1F1F1F"/>
-                <w:kern w:val="0"/>
-                <w:szCs w:val="28"/>
-                <w:bdr w:val="none" w:sz="0" w:space="0" w:color="auto" w:frame="1"/>
-              </w:rPr>
-              <w:t>軟體需求</w:t>
-            </w:r>
-          </w:p>
-        </w:tc>
-        <w:tc>
-          <w:tcPr>
-            <w:tcW w:w="3890" w:type="pct"/>
-            <w:vAlign w:val="center"/>
-          </w:tcPr>
-          <w:p>
-            <w:pPr>
-              <w:pStyle w:val="aa"/>
-              <w:ind w:firstLineChars="0" w:firstLine="0"/>
-              <w:rPr>
-                <w:rFonts w:ascii="標楷體" w:hAnsi="標楷體"/>
-                <w:szCs w:val="28"/>
-              </w:rPr>
-            </w:pPr>
-            <w:r>
-              <w:rPr>
-                <w:rFonts w:ascii="標楷體" w:hAnsi="標楷體" w:cs="新細明體"/>
-                <w:color w:val="1F1F1F"/>
-                <w:kern w:val="0"/>
-                <w:szCs w:val="28"/>
-                <w:bdr w:val="none" w:sz="0" w:space="0" w:color="auto" w:frame="1"/>
-              </w:rPr>
-              <w:t>規格 / 名稱</w:t>
-            </w:r>
-          </w:p>
-        </w:tc>
-      </w:tr>
     </w:tbl>
     <w:p>
       <w:pPr>
@@ -7735,6 +7749,7 @@
         <w:pStyle w:val="a4"/>
       </w:pPr>
       <w:r>
+        <w:lastRenderedPageBreak/>
         <w:t>表 3-2-3 技術平台</w:t>
       </w:r>
     </w:p>
@@ -8136,6 +8151,7 @@
           <w:rFonts w:ascii="Arial Unicode MS" w:eastAsia="標楷體" w:hAnsi="Arial Unicode MS"/>
           <w:sz w:val="28"/>
           <w:szCs w:val="28"/>
+          <w:highlight w:val="yellow"/>
         </w:rPr>
       </w:pPr>
       <w:r>
@@ -8143,6 +8159,7 @@
           <w:rFonts w:ascii="Arial Unicode MS" w:eastAsia="標楷體" w:hAnsi="Arial Unicode MS" w:hint="eastAsia"/>
           <w:sz w:val="28"/>
           <w:szCs w:val="28"/>
+          <w:highlight w:val="yellow"/>
         </w:rPr>
         <w:t>行程內容畫面儲存與讀取：</w:t>
       </w:r>
@@ -8151,6 +8168,7 @@
           <w:rFonts w:ascii="Arial Unicode MS" w:eastAsia="標楷體" w:hAnsi="Arial Unicode MS" w:hint="eastAsia"/>
           <w:sz w:val="28"/>
           <w:szCs w:val="28"/>
+          <w:highlight w:val="yellow"/>
         </w:rPr>
         <w:t>JSON</w:t>
       </w:r>
@@ -8364,22 +8382,6 @@
               </w:rPr>
               <w:t>Windows 10/11</w:t>
             </w:r>
-            <w:r>
-              <w:rPr>
-                <w:rFonts w:ascii="Arial Unicode MS" w:eastAsia="標楷體" w:hAnsi="Arial Unicode MS" w:cs="Arial"/>
-                <w:kern w:val="0"/>
-                <w:szCs w:val="24"/>
-              </w:rPr>
-              <w:t>、</w:t>
-            </w:r>
-            <w:r>
-              <w:rPr>
-                <w:rFonts w:ascii="Arial Unicode MS" w:eastAsia="標楷體" w:hAnsi="Arial Unicode MS" w:cs="Arial"/>
-                <w:kern w:val="0"/>
-                <w:szCs w:val="24"/>
-              </w:rPr>
-              <w:t>MacOS Sonoma/Sequoia</w:t>
-            </w:r>
           </w:p>
         </w:tc>
       </w:tr>
@@ -8450,7 +8452,6 @@
         <w:pStyle w:val="a4"/>
       </w:pPr>
       <w:r>
-        <w:lastRenderedPageBreak/>
         <w:t>表 3-3-2 程式語言、套件與工具</w:t>
       </w:r>
     </w:p>
@@ -8488,6 +8489,7 @@
                 <w:kern w:val="0"/>
                 <w:szCs w:val="24"/>
               </w:rPr>
+              <w:lastRenderedPageBreak/>
               <w:t>類別</w:t>
             </w:r>
           </w:p>
@@ -9419,11 +9421,131 @@
             </w:r>
             <w:r>
               <w:rPr>
+                <w:rFonts w:ascii="Arial Unicode MS" w:eastAsia="標楷體" w:hAnsi="Arial Unicode MS" w:cs="Arial" w:hint="eastAsia"/>
+                <w:kern w:val="0"/>
+                <w:szCs w:val="24"/>
+              </w:rPr>
+              <w:t>G</w:t>
+            </w:r>
+            <w:r>
+              <w:rPr>
+                <w:rFonts w:ascii="Arial Unicode MS" w:eastAsia="標楷體" w:hAnsi="Arial Unicode MS" w:cs="Arial" w:hint="eastAsia"/>
+                <w:kern w:val="0"/>
+                <w:szCs w:val="24"/>
+              </w:rPr>
+              <w:t>oogle meet</w:t>
+            </w:r>
+          </w:p>
+        </w:tc>
+      </w:tr>
+      <w:tr>
+        <w:tc>
+          <w:tcPr>
+            <w:tcW w:w="1280" w:type="pct"/>
+            <w:vAlign w:val="center"/>
+          </w:tcPr>
+          <w:p>
+            <w:pPr>
+              <w:widowControl/>
+              <w:spacing w:after="100" w:afterAutospacing="1"/>
+              <w:ind w:firstLineChars="0" w:firstLine="0"/>
+              <w:jc w:val="center"/>
+              <w:rPr>
                 <w:rFonts w:ascii="Arial Unicode MS" w:eastAsia="標楷體" w:hAnsi="Arial Unicode MS" w:cs="Arial"/>
                 <w:kern w:val="0"/>
                 <w:szCs w:val="24"/>
               </w:rPr>
-              <w:t>g</w:t>
+            </w:pPr>
+            <w:r>
+              <w:rPr>
+                <w:rFonts w:ascii="Arial Unicode MS" w:eastAsia="標楷體" w:hAnsi="Arial Unicode MS" w:cs="Arial"/>
+                <w:kern w:val="0"/>
+                <w:szCs w:val="24"/>
+              </w:rPr>
+              <w:t>畫面設計</w:t>
+            </w:r>
+          </w:p>
+        </w:tc>
+        <w:tc>
+          <w:tcPr>
+            <w:tcW w:w="3720" w:type="pct"/>
+            <w:vAlign w:val="center"/>
+          </w:tcPr>
+          <w:p>
+            <w:pPr>
+              <w:widowControl/>
+              <w:spacing w:after="100" w:afterAutospacing="1"/>
+              <w:ind w:firstLineChars="0" w:firstLine="0"/>
+              <w:jc w:val="center"/>
+              <w:rPr>
+                <w:rFonts w:ascii="Arial Unicode MS" w:eastAsia="標楷體" w:hAnsi="Arial Unicode MS" w:cs="Arial"/>
+                <w:kern w:val="0"/>
+                <w:szCs w:val="24"/>
+              </w:rPr>
+            </w:pPr>
+            <w:r>
+              <w:rPr>
+                <w:rFonts w:ascii="Arial Unicode MS" w:eastAsia="標楷體" w:hAnsi="Arial Unicode MS" w:cs="Arial"/>
+                <w:kern w:val="0"/>
+                <w:szCs w:val="24"/>
+              </w:rPr>
+              <w:t>Figma</w:t>
+            </w:r>
+          </w:p>
+        </w:tc>
+      </w:tr>
+      <w:tr>
+        <w:tc>
+          <w:tcPr>
+            <w:tcW w:w="1280" w:type="pct"/>
+            <w:vAlign w:val="center"/>
+          </w:tcPr>
+          <w:p>
+            <w:pPr>
+              <w:widowControl/>
+              <w:spacing w:after="100" w:afterAutospacing="1"/>
+              <w:ind w:firstLineChars="0" w:firstLine="0"/>
+              <w:jc w:val="center"/>
+              <w:rPr>
+                <w:rFonts w:ascii="Arial Unicode MS" w:eastAsia="標楷體" w:hAnsi="Arial Unicode MS" w:cs="Arial"/>
+                <w:kern w:val="0"/>
+                <w:szCs w:val="24"/>
+              </w:rPr>
+            </w:pPr>
+            <w:r>
+              <w:rPr>
+                <w:rFonts w:ascii="Arial Unicode MS" w:eastAsia="標楷體" w:hAnsi="Arial Unicode MS" w:cs="Arial"/>
+                <w:kern w:val="0"/>
+                <w:szCs w:val="24"/>
+              </w:rPr>
+              <w:t>文書處理</w:t>
+            </w:r>
+          </w:p>
+        </w:tc>
+        <w:tc>
+          <w:tcPr>
+            <w:tcW w:w="3720" w:type="pct"/>
+            <w:vAlign w:val="center"/>
+          </w:tcPr>
+          <w:p>
+            <w:pPr>
+              <w:widowControl/>
+              <w:spacing w:after="100" w:afterAutospacing="1"/>
+              <w:ind w:firstLineChars="0" w:firstLine="0"/>
+              <w:jc w:val="center"/>
+              <w:rPr>
+                <w:rFonts w:ascii="Arial Unicode MS" w:eastAsia="標楷體" w:hAnsi="Arial Unicode MS" w:cs="Arial"/>
+                <w:kern w:val="0"/>
+                <w:szCs w:val="24"/>
+              </w:rPr>
+            </w:pPr>
+            <w:r>
+              <w:rPr>
+                <w:rFonts w:ascii="Arial Unicode MS" w:eastAsia="標楷體" w:hAnsi="Arial Unicode MS" w:cs="Arial"/>
+                <w:kern w:val="0"/>
+                <w:szCs w:val="24"/>
+              </w:rPr>
+              <w:t>Microsoft Word</w:t>
             </w:r>
             <w:r>
               <w:rPr>
@@ -9431,119 +9553,31 @@
                 <w:kern w:val="0"/>
                 <w:szCs w:val="24"/>
               </w:rPr>
-              <w:t>oogle meet</w:t>
-            </w:r>
-          </w:p>
-        </w:tc>
-      </w:tr>
-      <w:tr>
-        <w:tc>
-          <w:tcPr>
-            <w:tcW w:w="1280" w:type="pct"/>
-            <w:vAlign w:val="center"/>
-          </w:tcPr>
-          <w:p>
-            <w:pPr>
-              <w:widowControl/>
-              <w:spacing w:after="100" w:afterAutospacing="1"/>
-              <w:ind w:firstLineChars="0" w:firstLine="0"/>
-              <w:jc w:val="center"/>
+              <w:t>、</w:t>
+            </w:r>
+            <w:r>
+              <w:rPr>
+                <w:rFonts w:ascii="Arial Unicode MS" w:eastAsia="標楷體" w:hAnsi="Arial Unicode MS" w:cs="Arial" w:hint="eastAsia"/>
+                <w:kern w:val="0"/>
+                <w:szCs w:val="24"/>
+              </w:rPr>
+              <w:t>G</w:t>
+            </w:r>
+            <w:r>
               <w:rPr>
                 <w:rFonts w:ascii="Arial Unicode MS" w:eastAsia="標楷體" w:hAnsi="Arial Unicode MS" w:cs="Arial"/>
                 <w:kern w:val="0"/>
                 <w:szCs w:val="24"/>
               </w:rPr>
-            </w:pPr>
-            <w:r>
-              <w:rPr>
-                <w:rFonts w:ascii="Arial Unicode MS" w:eastAsia="標楷體" w:hAnsi="Arial Unicode MS" w:cs="Arial"/>
+              <w:t>oogle</w:t>
+            </w:r>
+            <w:r>
+              <w:rPr>
+                <w:rFonts w:ascii="Arial Unicode MS" w:eastAsia="標楷體" w:hAnsi="Arial Unicode MS" w:cs="Arial" w:hint="eastAsia"/>
                 <w:kern w:val="0"/>
                 <w:szCs w:val="24"/>
               </w:rPr>
-              <w:t>畫面設計</w:t>
-            </w:r>
-          </w:p>
-        </w:tc>
-        <w:tc>
-          <w:tcPr>
-            <w:tcW w:w="3720" w:type="pct"/>
-            <w:vAlign w:val="center"/>
-          </w:tcPr>
-          <w:p>
-            <w:pPr>
-              <w:widowControl/>
-              <w:spacing w:after="100" w:afterAutospacing="1"/>
-              <w:ind w:firstLineChars="0" w:firstLine="0"/>
-              <w:jc w:val="center"/>
-              <w:rPr>
-                <w:rFonts w:ascii="Arial Unicode MS" w:eastAsia="標楷體" w:hAnsi="Arial Unicode MS" w:cs="Arial"/>
-                <w:kern w:val="0"/>
-                <w:szCs w:val="24"/>
-              </w:rPr>
-            </w:pPr>
-            <w:r>
-              <w:rPr>
-                <w:rFonts w:ascii="Arial Unicode MS" w:eastAsia="標楷體" w:hAnsi="Arial Unicode MS" w:cs="Arial"/>
-                <w:kern w:val="0"/>
-                <w:szCs w:val="24"/>
-              </w:rPr>
-              <w:t>Figma</w:t>
-            </w:r>
-          </w:p>
-        </w:tc>
-      </w:tr>
-      <w:tr>
-        <w:tc>
-          <w:tcPr>
-            <w:tcW w:w="1280" w:type="pct"/>
-            <w:vAlign w:val="center"/>
-          </w:tcPr>
-          <w:p>
-            <w:pPr>
-              <w:widowControl/>
-              <w:spacing w:after="100" w:afterAutospacing="1"/>
-              <w:ind w:firstLineChars="0" w:firstLine="0"/>
-              <w:jc w:val="center"/>
-              <w:rPr>
-                <w:rFonts w:ascii="Arial Unicode MS" w:eastAsia="標楷體" w:hAnsi="Arial Unicode MS" w:cs="Arial"/>
-                <w:kern w:val="0"/>
-                <w:szCs w:val="24"/>
-              </w:rPr>
-            </w:pPr>
-            <w:r>
-              <w:rPr>
-                <w:rFonts w:ascii="Arial Unicode MS" w:eastAsia="標楷體" w:hAnsi="Arial Unicode MS" w:cs="Arial"/>
-                <w:kern w:val="0"/>
-                <w:szCs w:val="24"/>
-              </w:rPr>
-              <w:t>文書處理</w:t>
-            </w:r>
-          </w:p>
-        </w:tc>
-        <w:tc>
-          <w:tcPr>
-            <w:tcW w:w="3720" w:type="pct"/>
-            <w:vAlign w:val="center"/>
-          </w:tcPr>
-          <w:p>
-            <w:pPr>
-              <w:widowControl/>
-              <w:spacing w:after="100" w:afterAutospacing="1"/>
-              <w:ind w:firstLineChars="0" w:firstLine="0"/>
-              <w:jc w:val="center"/>
-              <w:rPr>
-                <w:rFonts w:ascii="Arial Unicode MS" w:eastAsia="標楷體" w:hAnsi="Arial Unicode MS" w:cs="Arial"/>
-                <w:kern w:val="0"/>
-                <w:szCs w:val="24"/>
-              </w:rPr>
-            </w:pPr>
-            <w:r>
-              <w:rPr>
-                <w:rFonts w:ascii="Arial Unicode MS" w:eastAsia="標楷體" w:hAnsi="Arial Unicode MS" w:cs="Arial"/>
-                <w:kern w:val="0"/>
-                <w:szCs w:val="24"/>
-              </w:rPr>
-              <w:t>Microsoft Word</w:t>
+              <w:t>文件</w:t>
             </w:r>
           </w:p>
         </w:tc>
@@ -9752,10 +9786,10 @@
         <w:tblLook w:val="04A0" w:firstRow="1" w:lastRow="0" w:firstColumn="1" w:lastColumn="0" w:noHBand="0" w:noVBand="1"/>
       </w:tblPr>
       <w:tblGrid>
-        <w:gridCol w:w="2411"/>
+        <w:gridCol w:w="2413"/>
         <w:gridCol w:w="600"/>
-        <w:gridCol w:w="248"/>
-        <w:gridCol w:w="354"/>
+        <w:gridCol w:w="246"/>
+        <w:gridCol w:w="358"/>
         <w:gridCol w:w="599"/>
         <w:gridCol w:w="599"/>
         <w:gridCol w:w="599"/>
@@ -9766,15 +9800,15 @@
         <w:gridCol w:w="599"/>
         <w:gridCol w:w="599"/>
         <w:gridCol w:w="599"/>
-        <w:gridCol w:w="591"/>
+        <w:gridCol w:w="587"/>
       </w:tblGrid>
       <w:tr>
         <w:trPr>
-          <w:trHeight w:val="395"/>
+          <w:trHeight w:val="582"/>
         </w:trPr>
         <w:tc>
           <w:tcPr>
-            <w:tcW w:w="1182" w:type="pct"/>
+            <w:tcW w:w="1183" w:type="pct"/>
             <w:vMerge w:val="restart"/>
             <w:tcBorders>
               <w:tl2br w:val="single" w:sz="4" w:space="0" w:color="auto"/>
@@ -9816,7 +9850,7 @@
         </w:tc>
         <w:tc>
           <w:tcPr>
-            <w:tcW w:w="415" w:type="pct"/>
+            <w:tcW w:w="414" w:type="pct"/>
             <w:gridSpan w:val="2"/>
             <w:vAlign w:val="center"/>
           </w:tcPr>
@@ -9853,6 +9887,7 @@
           <w:p>
             <w:pPr>
               <w:ind w:firstLineChars="0" w:firstLine="0"/>
+              <w:jc w:val="center"/>
               <w:rPr>
                 <w:rFonts w:eastAsia="標楷體"/>
                 <w:sz w:val="28"/>
@@ -9871,13 +9906,6 @@
                 <w:sz w:val="28"/>
               </w:rPr>
               <w:t>026</w:t>
-            </w:r>
-            <w:r>
-              <w:rPr>
-                <w:rFonts w:eastAsia="標楷體" w:hint="eastAsia"/>
-                <w:sz w:val="28"/>
-              </w:rPr>
-              <w:t>年</w:t>
             </w:r>
           </w:p>
         </w:tc>
@@ -9888,7 +9916,7 @@
         </w:trPr>
         <w:tc>
           <w:tcPr>
-            <w:tcW w:w="1182" w:type="pct"/>
+            <w:tcW w:w="1183" w:type="pct"/>
             <w:vMerge/>
             <w:tcBorders>
               <w:tl2br w:val="single" w:sz="4" w:space="0" w:color="auto"/>
@@ -9946,7 +9974,7 @@
         </w:tc>
         <w:tc>
           <w:tcPr>
-            <w:tcW w:w="294" w:type="pct"/>
+            <w:tcW w:w="295" w:type="pct"/>
             <w:gridSpan w:val="2"/>
             <w:tcBorders>
               <w:bottom w:val="single" w:sz="4" w:space="0" w:color="auto"/>
@@ -10324,7 +10352,7 @@
         </w:tc>
         <w:tc>
           <w:tcPr>
-            <w:tcW w:w="291" w:type="pct"/>
+            <w:tcW w:w="290" w:type="pct"/>
             <w:tcBorders>
               <w:bottom w:val="single" w:sz="4" w:space="0" w:color="auto"/>
             </w:tcBorders>
@@ -10369,7 +10397,7 @@
         </w:trPr>
         <w:tc>
           <w:tcPr>
-            <w:tcW w:w="1182" w:type="pct"/>
+            <w:tcW w:w="1183" w:type="pct"/>
             <w:vMerge w:val="restart"/>
             <w:vAlign w:val="center"/>
           </w:tcPr>
@@ -10412,7 +10440,7 @@
         </w:tc>
         <w:tc>
           <w:tcPr>
-            <w:tcW w:w="294" w:type="pct"/>
+            <w:tcW w:w="295" w:type="pct"/>
             <w:gridSpan w:val="2"/>
             <w:tcBorders>
               <w:left w:val="single" w:sz="4" w:space="0" w:color="A6A6A6" w:themeColor="background1" w:themeShade="A6"/>
@@ -10630,7 +10658,7 @@
         </w:tc>
         <w:tc>
           <w:tcPr>
-            <w:tcW w:w="291" w:type="pct"/>
+            <w:tcW w:w="290" w:type="pct"/>
             <w:tcBorders>
               <w:left w:val="single" w:sz="4" w:space="0" w:color="A6A6A6" w:themeColor="background1" w:themeShade="A6"/>
               <w:bottom w:val="single" w:sz="4" w:space="0" w:color="A6A6A6" w:themeColor="background1" w:themeShade="A6"/>
@@ -10653,7 +10681,7 @@
         </w:trPr>
         <w:tc>
           <w:tcPr>
-            <w:tcW w:w="1182" w:type="pct"/>
+            <w:tcW w:w="1183" w:type="pct"/>
             <w:vMerge/>
             <w:vAlign w:val="center"/>
           </w:tcPr>
@@ -10689,7 +10717,7 @@
         </w:tc>
         <w:tc>
           <w:tcPr>
-            <w:tcW w:w="294" w:type="pct"/>
+            <w:tcW w:w="295" w:type="pct"/>
             <w:gridSpan w:val="2"/>
             <w:tcBorders>
               <w:top w:val="single" w:sz="4" w:space="0" w:color="A6A6A6" w:themeColor="background1" w:themeShade="A6"/>
@@ -10914,7 +10942,7 @@
         </w:tc>
         <w:tc>
           <w:tcPr>
-            <w:tcW w:w="291" w:type="pct"/>
+            <w:tcW w:w="290" w:type="pct"/>
             <w:tcBorders>
               <w:top w:val="single" w:sz="4" w:space="0" w:color="A6A6A6" w:themeColor="background1" w:themeShade="A6"/>
               <w:left w:val="single" w:sz="4" w:space="0" w:color="A6A6A6" w:themeColor="background1" w:themeShade="A6"/>
@@ -10938,7 +10966,7 @@
         </w:trPr>
         <w:tc>
           <w:tcPr>
-            <w:tcW w:w="1182" w:type="pct"/>
+            <w:tcW w:w="1183" w:type="pct"/>
             <w:vMerge w:val="restart"/>
             <w:vAlign w:val="center"/>
           </w:tcPr>
@@ -10987,7 +11015,7 @@
         </w:tc>
         <w:tc>
           <w:tcPr>
-            <w:tcW w:w="294" w:type="pct"/>
+            <w:tcW w:w="295" w:type="pct"/>
             <w:gridSpan w:val="2"/>
             <w:tcBorders>
               <w:top w:val="single" w:sz="4" w:space="0" w:color="A6A6A6" w:themeColor="background1" w:themeShade="A6"/>
@@ -11212,7 +11240,7 @@
         </w:tc>
         <w:tc>
           <w:tcPr>
-            <w:tcW w:w="291" w:type="pct"/>
+            <w:tcW w:w="290" w:type="pct"/>
             <w:tcBorders>
               <w:top w:val="single" w:sz="4" w:space="0" w:color="A6A6A6" w:themeColor="background1" w:themeShade="A6"/>
               <w:left w:val="single" w:sz="4" w:space="0" w:color="A6A6A6" w:themeColor="background1" w:themeShade="A6"/>
@@ -11236,7 +11264,7 @@
         </w:trPr>
         <w:tc>
           <w:tcPr>
-            <w:tcW w:w="1182" w:type="pct"/>
+            <w:tcW w:w="1183" w:type="pct"/>
             <w:vMerge/>
             <w:vAlign w:val="center"/>
           </w:tcPr>
@@ -11271,7 +11299,7 @@
         </w:tc>
         <w:tc>
           <w:tcPr>
-            <w:tcW w:w="294" w:type="pct"/>
+            <w:tcW w:w="295" w:type="pct"/>
             <w:gridSpan w:val="2"/>
             <w:tcBorders>
               <w:top w:val="single" w:sz="4" w:space="0" w:color="A6A6A6" w:themeColor="background1" w:themeShade="A6"/>
@@ -11497,7 +11525,7 @@
         </w:tc>
         <w:tc>
           <w:tcPr>
-            <w:tcW w:w="291" w:type="pct"/>
+            <w:tcW w:w="290" w:type="pct"/>
             <w:tcBorders>
               <w:top w:val="single" w:sz="4" w:space="0" w:color="A6A6A6" w:themeColor="background1" w:themeShade="A6"/>
               <w:left w:val="single" w:sz="4" w:space="0" w:color="A6A6A6" w:themeColor="background1" w:themeShade="A6"/>
@@ -11521,7 +11549,7 @@
         </w:trPr>
         <w:tc>
           <w:tcPr>
-            <w:tcW w:w="1182" w:type="pct"/>
+            <w:tcW w:w="1183" w:type="pct"/>
             <w:vMerge w:val="restart"/>
             <w:vAlign w:val="center"/>
           </w:tcPr>
@@ -11570,7 +11598,7 @@
         </w:tc>
         <w:tc>
           <w:tcPr>
-            <w:tcW w:w="294" w:type="pct"/>
+            <w:tcW w:w="295" w:type="pct"/>
             <w:gridSpan w:val="2"/>
             <w:tcBorders>
               <w:top w:val="single" w:sz="4" w:space="0" w:color="A6A6A6" w:themeColor="background1" w:themeShade="A6"/>
@@ -11796,7 +11824,7 @@
         </w:tc>
         <w:tc>
           <w:tcPr>
-            <w:tcW w:w="291" w:type="pct"/>
+            <w:tcW w:w="290" w:type="pct"/>
             <w:tcBorders>
               <w:top w:val="single" w:sz="4" w:space="0" w:color="A6A6A6" w:themeColor="background1" w:themeShade="A6"/>
               <w:left w:val="single" w:sz="4" w:space="0" w:color="A6A6A6" w:themeColor="background1" w:themeShade="A6"/>
@@ -11820,7 +11848,7 @@
         </w:trPr>
         <w:tc>
           <w:tcPr>
-            <w:tcW w:w="1182" w:type="pct"/>
+            <w:tcW w:w="1183" w:type="pct"/>
             <w:vMerge/>
             <w:vAlign w:val="center"/>
           </w:tcPr>
@@ -11855,7 +11883,7 @@
         </w:tc>
         <w:tc>
           <w:tcPr>
-            <w:tcW w:w="294" w:type="pct"/>
+            <w:tcW w:w="295" w:type="pct"/>
             <w:gridSpan w:val="2"/>
             <w:tcBorders>
               <w:top w:val="single" w:sz="4" w:space="0" w:color="A6A6A6" w:themeColor="background1" w:themeShade="A6"/>
@@ -12082,7 +12110,7 @@
         </w:tc>
         <w:tc>
           <w:tcPr>
-            <w:tcW w:w="291" w:type="pct"/>
+            <w:tcW w:w="290" w:type="pct"/>
             <w:tcBorders>
               <w:top w:val="single" w:sz="4" w:space="0" w:color="A6A6A6" w:themeColor="background1" w:themeShade="A6"/>
               <w:left w:val="single" w:sz="4" w:space="0" w:color="A6A6A6" w:themeColor="background1" w:themeShade="A6"/>
@@ -12106,7 +12134,7 @@
         </w:trPr>
         <w:tc>
           <w:tcPr>
-            <w:tcW w:w="1182" w:type="pct"/>
+            <w:tcW w:w="1183" w:type="pct"/>
             <w:vMerge w:val="restart"/>
             <w:vAlign w:val="center"/>
           </w:tcPr>
@@ -12148,7 +12176,7 @@
         </w:tc>
         <w:tc>
           <w:tcPr>
-            <w:tcW w:w="294" w:type="pct"/>
+            <w:tcW w:w="295" w:type="pct"/>
             <w:gridSpan w:val="2"/>
             <w:tcBorders>
               <w:top w:val="single" w:sz="4" w:space="0" w:color="A6A6A6" w:themeColor="background1" w:themeShade="A6"/>
@@ -12377,7 +12405,7 @@
         </w:tc>
         <w:tc>
           <w:tcPr>
-            <w:tcW w:w="291" w:type="pct"/>
+            <w:tcW w:w="290" w:type="pct"/>
             <w:tcBorders>
               <w:top w:val="single" w:sz="4" w:space="0" w:color="A6A6A6" w:themeColor="background1" w:themeShade="A6"/>
               <w:left w:val="single" w:sz="4" w:space="0" w:color="A6A6A6" w:themeColor="background1" w:themeShade="A6"/>
@@ -12401,7 +12429,7 @@
         </w:trPr>
         <w:tc>
           <w:tcPr>
-            <w:tcW w:w="1182" w:type="pct"/>
+            <w:tcW w:w="1183" w:type="pct"/>
             <w:vMerge/>
             <w:vAlign w:val="center"/>
           </w:tcPr>
@@ -12436,7 +12464,7 @@
         </w:tc>
         <w:tc>
           <w:tcPr>
-            <w:tcW w:w="294" w:type="pct"/>
+            <w:tcW w:w="295" w:type="pct"/>
             <w:gridSpan w:val="2"/>
             <w:tcBorders>
               <w:top w:val="single" w:sz="4" w:space="0" w:color="A6A6A6" w:themeColor="background1" w:themeShade="A6"/>
@@ -12548,7 +12576,7 @@
               <w:bottom w:val="single" w:sz="4" w:space="0" w:color="A6A6A6" w:themeColor="background1" w:themeShade="A6"/>
               <w:right w:val="single" w:sz="4" w:space="0" w:color="A6A6A6" w:themeColor="background1" w:themeShade="A6"/>
             </w:tcBorders>
-            <w:shd w:val="clear" w:color="auto" w:fill="262626" w:themeFill="text1" w:themeFillTint="D9"/>
+            <w:shd w:val="clear" w:color="auto" w:fill="auto"/>
           </w:tcPr>
           <w:p>
             <w:pPr>
@@ -12569,6 +12597,7 @@
               <w:bottom w:val="single" w:sz="4" w:space="0" w:color="A6A6A6" w:themeColor="background1" w:themeShade="A6"/>
               <w:right w:val="single" w:sz="4" w:space="0" w:color="A6A6A6" w:themeColor="background1" w:themeShade="A6"/>
             </w:tcBorders>
+            <w:shd w:val="clear" w:color="auto" w:fill="auto"/>
           </w:tcPr>
           <w:p>
             <w:pPr>
@@ -12662,7 +12691,7 @@
         </w:tc>
         <w:tc>
           <w:tcPr>
-            <w:tcW w:w="291" w:type="pct"/>
+            <w:tcW w:w="290" w:type="pct"/>
             <w:tcBorders>
               <w:top w:val="single" w:sz="4" w:space="0" w:color="A6A6A6" w:themeColor="background1" w:themeShade="A6"/>
               <w:left w:val="single" w:sz="4" w:space="0" w:color="A6A6A6" w:themeColor="background1" w:themeShade="A6"/>
@@ -12686,7 +12715,7 @@
         </w:trPr>
         <w:tc>
           <w:tcPr>
-            <w:tcW w:w="1182" w:type="pct"/>
+            <w:tcW w:w="1183" w:type="pct"/>
             <w:vMerge w:val="restart"/>
             <w:vAlign w:val="center"/>
           </w:tcPr>
@@ -12729,7 +12758,7 @@
         </w:tc>
         <w:tc>
           <w:tcPr>
-            <w:tcW w:w="294" w:type="pct"/>
+            <w:tcW w:w="295" w:type="pct"/>
             <w:gridSpan w:val="2"/>
             <w:tcBorders>
               <w:top w:val="single" w:sz="4" w:space="0" w:color="A6A6A6" w:themeColor="background1" w:themeShade="A6"/>
@@ -12958,7 +12987,7 @@
         </w:tc>
         <w:tc>
           <w:tcPr>
-            <w:tcW w:w="291" w:type="pct"/>
+            <w:tcW w:w="290" w:type="pct"/>
             <w:tcBorders>
               <w:top w:val="single" w:sz="4" w:space="0" w:color="A6A6A6" w:themeColor="background1" w:themeShade="A6"/>
               <w:left w:val="single" w:sz="4" w:space="0" w:color="A6A6A6" w:themeColor="background1" w:themeShade="A6"/>
@@ -12982,7 +13011,7 @@
         </w:trPr>
         <w:tc>
           <w:tcPr>
-            <w:tcW w:w="1182" w:type="pct"/>
+            <w:tcW w:w="1183" w:type="pct"/>
             <w:vMerge/>
             <w:vAlign w:val="center"/>
           </w:tcPr>
@@ -13018,7 +13047,7 @@
         </w:tc>
         <w:tc>
           <w:tcPr>
-            <w:tcW w:w="294" w:type="pct"/>
+            <w:tcW w:w="295" w:type="pct"/>
             <w:gridSpan w:val="2"/>
             <w:tcBorders>
               <w:top w:val="single" w:sz="4" w:space="0" w:color="A6A6A6" w:themeColor="background1" w:themeShade="A6"/>
@@ -13131,7 +13160,7 @@
               <w:bottom w:val="single" w:sz="4" w:space="0" w:color="A6A6A6" w:themeColor="background1" w:themeShade="A6"/>
               <w:right w:val="single" w:sz="4" w:space="0" w:color="A6A6A6" w:themeColor="background1" w:themeShade="A6"/>
             </w:tcBorders>
-            <w:shd w:val="clear" w:color="auto" w:fill="262626" w:themeFill="text1" w:themeFillTint="D9"/>
+            <w:shd w:val="clear" w:color="auto" w:fill="auto"/>
           </w:tcPr>
           <w:p>
             <w:pPr>
@@ -13152,6 +13181,7 @@
               <w:bottom w:val="single" w:sz="4" w:space="0" w:color="A6A6A6" w:themeColor="background1" w:themeShade="A6"/>
               <w:right w:val="single" w:sz="4" w:space="0" w:color="A6A6A6" w:themeColor="background1" w:themeShade="A6"/>
             </w:tcBorders>
+            <w:shd w:val="clear" w:color="auto" w:fill="auto"/>
           </w:tcPr>
           <w:p>
             <w:pPr>
@@ -13245,7 +13275,7 @@
         </w:tc>
         <w:tc>
           <w:tcPr>
-            <w:tcW w:w="291" w:type="pct"/>
+            <w:tcW w:w="290" w:type="pct"/>
             <w:tcBorders>
               <w:top w:val="single" w:sz="4" w:space="0" w:color="A6A6A6" w:themeColor="background1" w:themeShade="A6"/>
               <w:left w:val="single" w:sz="4" w:space="0" w:color="A6A6A6" w:themeColor="background1" w:themeShade="A6"/>
@@ -13269,7 +13299,7 @@
         </w:trPr>
         <w:tc>
           <w:tcPr>
-            <w:tcW w:w="1182" w:type="pct"/>
+            <w:tcW w:w="1183" w:type="pct"/>
             <w:vMerge w:val="restart"/>
             <w:vAlign w:val="center"/>
           </w:tcPr>
@@ -13311,7 +13341,7 @@
         </w:tc>
         <w:tc>
           <w:tcPr>
-            <w:tcW w:w="294" w:type="pct"/>
+            <w:tcW w:w="295" w:type="pct"/>
             <w:gridSpan w:val="2"/>
             <w:tcBorders>
               <w:top w:val="single" w:sz="4" w:space="0" w:color="A6A6A6" w:themeColor="background1" w:themeShade="A6"/>
@@ -13542,7 +13572,7 @@
         </w:tc>
         <w:tc>
           <w:tcPr>
-            <w:tcW w:w="291" w:type="pct"/>
+            <w:tcW w:w="290" w:type="pct"/>
             <w:tcBorders>
               <w:top w:val="single" w:sz="4" w:space="0" w:color="A6A6A6" w:themeColor="background1" w:themeShade="A6"/>
               <w:left w:val="single" w:sz="4" w:space="0" w:color="A6A6A6" w:themeColor="background1" w:themeShade="A6"/>
@@ -13566,7 +13596,7 @@
         </w:trPr>
         <w:tc>
           <w:tcPr>
-            <w:tcW w:w="1182" w:type="pct"/>
+            <w:tcW w:w="1183" w:type="pct"/>
             <w:vMerge/>
             <w:vAlign w:val="center"/>
           </w:tcPr>
@@ -13601,7 +13631,7 @@
         </w:tc>
         <w:tc>
           <w:tcPr>
-            <w:tcW w:w="294" w:type="pct"/>
+            <w:tcW w:w="295" w:type="pct"/>
             <w:gridSpan w:val="2"/>
             <w:tcBorders>
               <w:top w:val="single" w:sz="4" w:space="0" w:color="A6A6A6" w:themeColor="background1" w:themeShade="A6"/>
@@ -13714,7 +13744,7 @@
               <w:bottom w:val="single" w:sz="4" w:space="0" w:color="A6A6A6" w:themeColor="background1" w:themeShade="A6"/>
               <w:right w:val="single" w:sz="4" w:space="0" w:color="A6A6A6" w:themeColor="background1" w:themeShade="A6"/>
             </w:tcBorders>
-            <w:shd w:val="clear" w:color="auto" w:fill="262626" w:themeFill="text1" w:themeFillTint="D9"/>
+            <w:shd w:val="clear" w:color="auto" w:fill="auto"/>
           </w:tcPr>
           <w:p>
             <w:pPr>
@@ -13735,6 +13765,7 @@
               <w:bottom w:val="single" w:sz="4" w:space="0" w:color="A6A6A6" w:themeColor="background1" w:themeShade="A6"/>
               <w:right w:val="single" w:sz="4" w:space="0" w:color="A6A6A6" w:themeColor="background1" w:themeShade="A6"/>
             </w:tcBorders>
+            <w:shd w:val="clear" w:color="auto" w:fill="auto"/>
           </w:tcPr>
           <w:p>
             <w:pPr>
@@ -13828,7 +13859,7 @@
         </w:tc>
         <w:tc>
           <w:tcPr>
-            <w:tcW w:w="291" w:type="pct"/>
+            <w:tcW w:w="290" w:type="pct"/>
             <w:tcBorders>
               <w:top w:val="single" w:sz="4" w:space="0" w:color="A6A6A6" w:themeColor="background1" w:themeShade="A6"/>
               <w:left w:val="single" w:sz="4" w:space="0" w:color="A6A6A6" w:themeColor="background1" w:themeShade="A6"/>
@@ -13852,7 +13883,7 @@
         </w:trPr>
         <w:tc>
           <w:tcPr>
-            <w:tcW w:w="1182" w:type="pct"/>
+            <w:tcW w:w="1183" w:type="pct"/>
             <w:vMerge w:val="restart"/>
             <w:vAlign w:val="center"/>
           </w:tcPr>
@@ -13894,7 +13925,7 @@
         </w:tc>
         <w:tc>
           <w:tcPr>
-            <w:tcW w:w="294" w:type="pct"/>
+            <w:tcW w:w="295" w:type="pct"/>
             <w:gridSpan w:val="2"/>
             <w:tcBorders>
               <w:top w:val="single" w:sz="4" w:space="0" w:color="A6A6A6" w:themeColor="background1" w:themeShade="A6"/>
@@ -14125,7 +14156,7 @@
         </w:tc>
         <w:tc>
           <w:tcPr>
-            <w:tcW w:w="291" w:type="pct"/>
+            <w:tcW w:w="290" w:type="pct"/>
             <w:tcBorders>
               <w:top w:val="single" w:sz="4" w:space="0" w:color="A6A6A6" w:themeColor="background1" w:themeShade="A6"/>
               <w:left w:val="single" w:sz="4" w:space="0" w:color="A6A6A6" w:themeColor="background1" w:themeShade="A6"/>
@@ -14150,7 +14181,7 @@
         </w:trPr>
         <w:tc>
           <w:tcPr>
-            <w:tcW w:w="1182" w:type="pct"/>
+            <w:tcW w:w="1183" w:type="pct"/>
             <w:vMerge/>
             <w:vAlign w:val="center"/>
           </w:tcPr>
@@ -14185,7 +14216,7 @@
         </w:tc>
         <w:tc>
           <w:tcPr>
-            <w:tcW w:w="294" w:type="pct"/>
+            <w:tcW w:w="295" w:type="pct"/>
             <w:gridSpan w:val="2"/>
             <w:tcBorders>
               <w:top w:val="single" w:sz="4" w:space="0" w:color="A6A6A6" w:themeColor="background1" w:themeShade="A6"/>
@@ -14298,7 +14329,7 @@
               <w:bottom w:val="single" w:sz="4" w:space="0" w:color="A6A6A6" w:themeColor="background1" w:themeShade="A6"/>
               <w:right w:val="single" w:sz="4" w:space="0" w:color="A6A6A6" w:themeColor="background1" w:themeShade="A6"/>
             </w:tcBorders>
-            <w:shd w:val="clear" w:color="auto" w:fill="262626" w:themeFill="text1" w:themeFillTint="D9"/>
+            <w:shd w:val="clear" w:color="auto" w:fill="auto"/>
           </w:tcPr>
           <w:p>
             <w:pPr>
@@ -14319,6 +14350,7 @@
               <w:bottom w:val="single" w:sz="4" w:space="0" w:color="A6A6A6" w:themeColor="background1" w:themeShade="A6"/>
               <w:right w:val="single" w:sz="4" w:space="0" w:color="A6A6A6" w:themeColor="background1" w:themeShade="A6"/>
             </w:tcBorders>
+            <w:shd w:val="clear" w:color="auto" w:fill="auto"/>
           </w:tcPr>
           <w:p>
             <w:pPr>
@@ -14412,7 +14444,7 @@
         </w:tc>
         <w:tc>
           <w:tcPr>
-            <w:tcW w:w="291" w:type="pct"/>
+            <w:tcW w:w="290" w:type="pct"/>
             <w:tcBorders>
               <w:top w:val="single" w:sz="4" w:space="0" w:color="A6A6A6" w:themeColor="background1" w:themeShade="A6"/>
               <w:left w:val="single" w:sz="4" w:space="0" w:color="A6A6A6" w:themeColor="background1" w:themeShade="A6"/>
@@ -14436,7 +14468,7 @@
         </w:trPr>
         <w:tc>
           <w:tcPr>
-            <w:tcW w:w="1182" w:type="pct"/>
+            <w:tcW w:w="1183" w:type="pct"/>
             <w:vMerge w:val="restart"/>
             <w:vAlign w:val="center"/>
           </w:tcPr>
@@ -14479,7 +14511,7 @@
         </w:tc>
         <w:tc>
           <w:tcPr>
-            <w:tcW w:w="294" w:type="pct"/>
+            <w:tcW w:w="295" w:type="pct"/>
             <w:gridSpan w:val="2"/>
             <w:tcBorders>
               <w:top w:val="single" w:sz="4" w:space="0" w:color="A6A6A6" w:themeColor="background1" w:themeShade="A6"/>
@@ -14710,7 +14742,7 @@
         </w:tc>
         <w:tc>
           <w:tcPr>
-            <w:tcW w:w="291" w:type="pct"/>
+            <w:tcW w:w="290" w:type="pct"/>
             <w:tcBorders>
               <w:top w:val="single" w:sz="4" w:space="0" w:color="A6A6A6" w:themeColor="background1" w:themeShade="A6"/>
               <w:left w:val="single" w:sz="4" w:space="0" w:color="A6A6A6" w:themeColor="background1" w:themeShade="A6"/>
@@ -14734,7 +14766,7 @@
         </w:trPr>
         <w:tc>
           <w:tcPr>
-            <w:tcW w:w="1182" w:type="pct"/>
+            <w:tcW w:w="1183" w:type="pct"/>
             <w:vMerge/>
             <w:vAlign w:val="center"/>
           </w:tcPr>
@@ -14769,7 +14801,7 @@
         </w:tc>
         <w:tc>
           <w:tcPr>
-            <w:tcW w:w="294" w:type="pct"/>
+            <w:tcW w:w="295" w:type="pct"/>
             <w:gridSpan w:val="2"/>
             <w:tcBorders>
               <w:top w:val="single" w:sz="4" w:space="0" w:color="A6A6A6" w:themeColor="background1" w:themeShade="A6"/>
@@ -14880,7 +14912,7 @@
               <w:bottom w:val="single" w:sz="4" w:space="0" w:color="A6A6A6" w:themeColor="background1" w:themeShade="A6"/>
               <w:right w:val="single" w:sz="4" w:space="0" w:color="A6A6A6" w:themeColor="background1" w:themeShade="A6"/>
             </w:tcBorders>
-            <w:shd w:val="clear" w:color="auto" w:fill="262626" w:themeFill="text1" w:themeFillTint="D9"/>
+            <w:shd w:val="clear" w:color="auto" w:fill="auto"/>
           </w:tcPr>
           <w:p>
             <w:pPr>
@@ -14901,6 +14933,7 @@
               <w:bottom w:val="single" w:sz="4" w:space="0" w:color="A6A6A6" w:themeColor="background1" w:themeShade="A6"/>
               <w:right w:val="single" w:sz="4" w:space="0" w:color="A6A6A6" w:themeColor="background1" w:themeShade="A6"/>
             </w:tcBorders>
+            <w:shd w:val="clear" w:color="auto" w:fill="auto"/>
           </w:tcPr>
           <w:p>
             <w:pPr>
@@ -14994,7 +15027,7 @@
         </w:tc>
         <w:tc>
           <w:tcPr>
-            <w:tcW w:w="291" w:type="pct"/>
+            <w:tcW w:w="290" w:type="pct"/>
             <w:tcBorders>
               <w:top w:val="single" w:sz="4" w:space="0" w:color="A6A6A6" w:themeColor="background1" w:themeShade="A6"/>
               <w:left w:val="single" w:sz="4" w:space="0" w:color="A6A6A6" w:themeColor="background1" w:themeShade="A6"/>
@@ -15018,7 +15051,7 @@
         </w:trPr>
         <w:tc>
           <w:tcPr>
-            <w:tcW w:w="1182" w:type="pct"/>
+            <w:tcW w:w="1183" w:type="pct"/>
             <w:vMerge w:val="restart"/>
             <w:vAlign w:val="center"/>
           </w:tcPr>
@@ -15060,7 +15093,7 @@
         </w:tc>
         <w:tc>
           <w:tcPr>
-            <w:tcW w:w="294" w:type="pct"/>
+            <w:tcW w:w="295" w:type="pct"/>
             <w:gridSpan w:val="2"/>
             <w:tcBorders>
               <w:top w:val="single" w:sz="4" w:space="0" w:color="A6A6A6" w:themeColor="background1" w:themeShade="A6"/>
@@ -15285,7 +15318,7 @@
         </w:tc>
         <w:tc>
           <w:tcPr>
-            <w:tcW w:w="291" w:type="pct"/>
+            <w:tcW w:w="290" w:type="pct"/>
             <w:tcBorders>
               <w:top w:val="single" w:sz="4" w:space="0" w:color="A6A6A6" w:themeColor="background1" w:themeShade="A6"/>
               <w:left w:val="single" w:sz="4" w:space="0" w:color="A6A6A6" w:themeColor="background1" w:themeShade="A6"/>
@@ -15309,7 +15342,7 @@
         </w:trPr>
         <w:tc>
           <w:tcPr>
-            <w:tcW w:w="1182" w:type="pct"/>
+            <w:tcW w:w="1183" w:type="pct"/>
             <w:vMerge/>
             <w:vAlign w:val="center"/>
           </w:tcPr>
@@ -15344,7 +15377,7 @@
         </w:tc>
         <w:tc>
           <w:tcPr>
-            <w:tcW w:w="294" w:type="pct"/>
+            <w:tcW w:w="295" w:type="pct"/>
             <w:gridSpan w:val="2"/>
             <w:tcBorders>
               <w:top w:val="single" w:sz="4" w:space="0" w:color="A6A6A6" w:themeColor="background1" w:themeShade="A6"/>
@@ -15453,7 +15486,7 @@
               <w:bottom w:val="single" w:sz="4" w:space="0" w:color="A6A6A6" w:themeColor="background1" w:themeShade="A6"/>
               <w:right w:val="single" w:sz="4" w:space="0" w:color="A6A6A6" w:themeColor="background1" w:themeShade="A6"/>
             </w:tcBorders>
-            <w:shd w:val="clear" w:color="auto" w:fill="262626" w:themeFill="text1" w:themeFillTint="D9"/>
+            <w:shd w:val="clear" w:color="auto" w:fill="auto"/>
           </w:tcPr>
           <w:p>
             <w:pPr>
@@ -15474,6 +15507,7 @@
               <w:bottom w:val="single" w:sz="4" w:space="0" w:color="A6A6A6" w:themeColor="background1" w:themeShade="A6"/>
               <w:right w:val="single" w:sz="4" w:space="0" w:color="A6A6A6" w:themeColor="background1" w:themeShade="A6"/>
             </w:tcBorders>
+            <w:shd w:val="clear" w:color="auto" w:fill="auto"/>
           </w:tcPr>
           <w:p>
             <w:pPr>
@@ -15567,7 +15601,7 @@
         </w:tc>
         <w:tc>
           <w:tcPr>
-            <w:tcW w:w="291" w:type="pct"/>
+            <w:tcW w:w="290" w:type="pct"/>
             <w:tcBorders>
               <w:top w:val="single" w:sz="4" w:space="0" w:color="A6A6A6" w:themeColor="background1" w:themeShade="A6"/>
               <w:left w:val="single" w:sz="4" w:space="0" w:color="A6A6A6" w:themeColor="background1" w:themeShade="A6"/>
@@ -15591,7 +15625,7 @@
         </w:trPr>
         <w:tc>
           <w:tcPr>
-            <w:tcW w:w="1182" w:type="pct"/>
+            <w:tcW w:w="1183" w:type="pct"/>
             <w:vMerge w:val="restart"/>
             <w:vAlign w:val="center"/>
           </w:tcPr>
@@ -15633,7 +15667,7 @@
         </w:tc>
         <w:tc>
           <w:tcPr>
-            <w:tcW w:w="294" w:type="pct"/>
+            <w:tcW w:w="295" w:type="pct"/>
             <w:gridSpan w:val="2"/>
             <w:tcBorders>
               <w:top w:val="single" w:sz="4" w:space="0" w:color="A6A6A6" w:themeColor="background1" w:themeShade="A6"/>
@@ -15857,7 +15891,7 @@
         </w:tc>
         <w:tc>
           <w:tcPr>
-            <w:tcW w:w="291" w:type="pct"/>
+            <w:tcW w:w="290" w:type="pct"/>
             <w:tcBorders>
               <w:top w:val="single" w:sz="4" w:space="0" w:color="A6A6A6" w:themeColor="background1" w:themeShade="A6"/>
               <w:left w:val="single" w:sz="4" w:space="0" w:color="A6A6A6" w:themeColor="background1" w:themeShade="A6"/>
@@ -15882,7 +15916,7 @@
         </w:trPr>
         <w:tc>
           <w:tcPr>
-            <w:tcW w:w="1182" w:type="pct"/>
+            <w:tcW w:w="1183" w:type="pct"/>
             <w:vMerge/>
             <w:vAlign w:val="center"/>
           </w:tcPr>
@@ -15917,7 +15951,7 @@
         </w:tc>
         <w:tc>
           <w:tcPr>
-            <w:tcW w:w="294" w:type="pct"/>
+            <w:tcW w:w="295" w:type="pct"/>
             <w:gridSpan w:val="2"/>
             <w:tcBorders>
               <w:top w:val="single" w:sz="4" w:space="0" w:color="A6A6A6" w:themeColor="background1" w:themeShade="A6"/>
@@ -16138,7 +16172,7 @@
         </w:tc>
         <w:tc>
           <w:tcPr>
-            <w:tcW w:w="291" w:type="pct"/>
+            <w:tcW w:w="290" w:type="pct"/>
             <w:tcBorders>
               <w:top w:val="single" w:sz="4" w:space="0" w:color="A6A6A6" w:themeColor="background1" w:themeShade="A6"/>
               <w:left w:val="single" w:sz="4" w:space="0" w:color="A6A6A6" w:themeColor="background1" w:themeShade="A6"/>
@@ -16162,7 +16196,7 @@
         </w:trPr>
         <w:tc>
           <w:tcPr>
-            <w:tcW w:w="1182" w:type="pct"/>
+            <w:tcW w:w="1183" w:type="pct"/>
             <w:vMerge w:val="restart"/>
             <w:vAlign w:val="center"/>
           </w:tcPr>
@@ -16204,7 +16238,7 @@
         </w:tc>
         <w:tc>
           <w:tcPr>
-            <w:tcW w:w="294" w:type="pct"/>
+            <w:tcW w:w="295" w:type="pct"/>
             <w:gridSpan w:val="2"/>
             <w:tcBorders>
               <w:top w:val="single" w:sz="4" w:space="0" w:color="A6A6A6" w:themeColor="background1" w:themeShade="A6"/>
@@ -16429,7 +16463,7 @@
         </w:tc>
         <w:tc>
           <w:tcPr>
-            <w:tcW w:w="291" w:type="pct"/>
+            <w:tcW w:w="290" w:type="pct"/>
             <w:tcBorders>
               <w:top w:val="single" w:sz="4" w:space="0" w:color="A6A6A6" w:themeColor="background1" w:themeShade="A6"/>
               <w:left w:val="single" w:sz="4" w:space="0" w:color="A6A6A6" w:themeColor="background1" w:themeShade="A6"/>
@@ -16454,7 +16488,7 @@
         </w:trPr>
         <w:tc>
           <w:tcPr>
-            <w:tcW w:w="1182" w:type="pct"/>
+            <w:tcW w:w="1183" w:type="pct"/>
             <w:vMerge/>
             <w:vAlign w:val="center"/>
           </w:tcPr>
@@ -16489,7 +16523,7 @@
         </w:tc>
         <w:tc>
           <w:tcPr>
-            <w:tcW w:w="294" w:type="pct"/>
+            <w:tcW w:w="295" w:type="pct"/>
             <w:gridSpan w:val="2"/>
             <w:tcBorders>
               <w:top w:val="single" w:sz="4" w:space="0" w:color="A6A6A6" w:themeColor="background1" w:themeShade="A6"/>
@@ -16710,7 +16744,7 @@
         </w:tc>
         <w:tc>
           <w:tcPr>
-            <w:tcW w:w="291" w:type="pct"/>
+            <w:tcW w:w="290" w:type="pct"/>
             <w:tcBorders>
               <w:top w:val="single" w:sz="4" w:space="0" w:color="A6A6A6" w:themeColor="background1" w:themeShade="A6"/>
               <w:left w:val="single" w:sz="4" w:space="0" w:color="A6A6A6" w:themeColor="background1" w:themeShade="A6"/>
@@ -16734,7 +16768,7 @@
         </w:trPr>
         <w:tc>
           <w:tcPr>
-            <w:tcW w:w="1182" w:type="pct"/>
+            <w:tcW w:w="1183" w:type="pct"/>
             <w:vMerge w:val="restart"/>
             <w:vAlign w:val="center"/>
           </w:tcPr>
@@ -16777,7 +16811,7 @@
         </w:tc>
         <w:tc>
           <w:tcPr>
-            <w:tcW w:w="294" w:type="pct"/>
+            <w:tcW w:w="295" w:type="pct"/>
             <w:gridSpan w:val="2"/>
             <w:tcBorders>
               <w:top w:val="single" w:sz="4" w:space="0" w:color="A6A6A6" w:themeColor="background1" w:themeShade="A6"/>
@@ -17000,7 +17034,7 @@
         </w:tc>
         <w:tc>
           <w:tcPr>
-            <w:tcW w:w="291" w:type="pct"/>
+            <w:tcW w:w="290" w:type="pct"/>
             <w:tcBorders>
               <w:top w:val="single" w:sz="4" w:space="0" w:color="A6A6A6" w:themeColor="background1" w:themeShade="A6"/>
               <w:left w:val="single" w:sz="4" w:space="0" w:color="A6A6A6" w:themeColor="background1" w:themeShade="A6"/>
@@ -17025,7 +17059,7 @@
         </w:trPr>
         <w:tc>
           <w:tcPr>
-            <w:tcW w:w="1182" w:type="pct"/>
+            <w:tcW w:w="1183" w:type="pct"/>
             <w:vMerge/>
           </w:tcPr>
           <w:p>
@@ -17058,7 +17092,7 @@
         </w:tc>
         <w:tc>
           <w:tcPr>
-            <w:tcW w:w="294" w:type="pct"/>
+            <w:tcW w:w="295" w:type="pct"/>
             <w:gridSpan w:val="2"/>
             <w:tcBorders>
               <w:top w:val="single" w:sz="4" w:space="0" w:color="A6A6A6" w:themeColor="background1" w:themeShade="A6"/>
@@ -17268,7 +17302,7 @@
         </w:tc>
         <w:tc>
           <w:tcPr>
-            <w:tcW w:w="291" w:type="pct"/>
+            <w:tcW w:w="290" w:type="pct"/>
             <w:tcBorders>
               <w:top w:val="single" w:sz="4" w:space="0" w:color="A6A6A6" w:themeColor="background1" w:themeShade="A6"/>
               <w:left w:val="single" w:sz="4" w:space="0" w:color="A6A6A6" w:themeColor="background1" w:themeShade="A6"/>

--- a/系統文件/系統文件.docx
+++ b/系統文件/系統文件.docx
@@ -3579,24 +3579,7 @@
           <w:sz w:val="28"/>
           <w:szCs w:val="28"/>
         </w:rPr>
-        <w:t>環境的同時，給予使用者極高的</w:t>
-      </w:r>
-      <w:r>
-        <w:rPr>
-          <w:rFonts w:ascii="標楷體" w:eastAsia="標楷體" w:hAnsi="標楷體" w:hint="eastAsia"/>
-          <w:sz w:val="28"/>
-          <w:szCs w:val="28"/>
-          <w:highlight w:val="yellow"/>
-        </w:rPr>
-        <w:t>操作容錯率與</w:t>
-      </w:r>
-      <w:r>
-        <w:rPr>
-          <w:rFonts w:ascii="標楷體" w:eastAsia="標楷體" w:hAnsi="標楷體" w:hint="eastAsia"/>
-          <w:sz w:val="28"/>
-          <w:szCs w:val="28"/>
-        </w:rPr>
-        <w:t>便利性，高度滿足碎片化時間的學習需求。</w:t>
+        <w:t>環境的同時，給予使用者極高的便利性，高度滿足碎片化時間的學習需求。</w:t>
       </w:r>
     </w:p>
     <w:p>
@@ -3642,7 +3625,7 @@
           <w:rFonts w:ascii="標楷體" w:eastAsia="標楷體" w:hAnsi="標楷體" w:hint="eastAsia"/>
           <w:sz w:val="28"/>
           <w:szCs w:val="28"/>
-          <w:highlight w:val="yellow"/>
+          <w:highlight w:val="green"/>
         </w:rPr>
         <w:t>敏捷式開發與階段性交付</w:t>
       </w:r>
@@ -3670,7 +3653,31 @@
           <w:sz w:val="28"/>
           <w:szCs w:val="28"/>
         </w:rPr>
-        <w:t>敏捷開發（Agile Development）模式，</w:t>
+        <w:t>敏捷開發（Agile Development）模式</w:t>
+      </w:r>
+      <w:r>
+        <w:rPr>
+          <w:rFonts w:ascii="標楷體" w:eastAsia="標楷體" w:hAnsi="標楷體" w:hint="eastAsia"/>
+          <w:sz w:val="28"/>
+          <w:szCs w:val="28"/>
+        </w:rPr>
+        <w:t>，</w:t>
+      </w:r>
+      <w:r>
+        <w:rPr>
+          <w:rFonts w:ascii="標楷體" w:eastAsia="標楷體" w:hAnsi="標楷體" w:hint="eastAsia"/>
+          <w:sz w:val="28"/>
+          <w:szCs w:val="28"/>
+        </w:rPr>
+        <w:t>以人為本、循序漸進的軟體開發方法</w:t>
+      </w:r>
+      <w:r>
+        <w:rPr>
+          <w:rFonts w:ascii="標楷體" w:eastAsia="標楷體" w:hAnsi="標楷體" w:hint="eastAsia"/>
+          <w:sz w:val="28"/>
+          <w:szCs w:val="28"/>
+        </w:rPr>
+        <w:t>，</w:t>
       </w:r>
       <w:r>
         <w:rPr>
@@ -3737,6 +3744,7 @@
           <w:rFonts w:ascii="標楷體" w:eastAsia="標楷體" w:hAnsi="標楷體"/>
           <w:sz w:val="28"/>
           <w:szCs w:val="28"/>
+          <w:highlight w:val="green"/>
         </w:rPr>
       </w:pPr>
       <w:r>
@@ -3744,17 +3752,34 @@
           <w:rFonts w:ascii="標楷體" w:eastAsia="標楷體" w:hAnsi="標楷體" w:hint="eastAsia"/>
           <w:sz w:val="28"/>
           <w:szCs w:val="28"/>
-          <w:highlight w:val="yellow"/>
+          <w:highlight w:val="green"/>
         </w:rPr>
-        <w:t>風險控管機制</w:t>
+        <w:t>務實開發策略：優先完成「單字」與「對話」等核心功能，後續再擴充「學習小組」與「旅遊情境包」，確保專案準時產出。</w:t>
       </w:r>
+    </w:p>
+    <w:p>
+      <w:pPr>
+        <w:numPr>
+          <w:ilvl w:val="0"/>
+          <w:numId w:val="40"/>
+        </w:numPr>
+        <w:ind w:firstLineChars="0"/>
+        <w:jc w:val="both"/>
+        <w:rPr>
+          <w:rFonts w:ascii="標楷體" w:eastAsia="標楷體" w:hAnsi="標楷體"/>
+          <w:sz w:val="28"/>
+          <w:szCs w:val="28"/>
+          <w:highlight w:val="green"/>
+        </w:rPr>
+      </w:pPr>
       <w:r>
         <w:rPr>
           <w:rFonts w:ascii="標楷體" w:eastAsia="標楷體" w:hAnsi="標楷體" w:hint="eastAsia"/>
           <w:sz w:val="28"/>
           <w:szCs w:val="28"/>
+          <w:highlight w:val="green"/>
         </w:rPr>
-        <w:t>： 團隊透過甘特圖與版本控制系統（Git）進行進度與品質雙重控管。優先確保「單字萃取」與「基礎對話」等 MVP（最小可行性產品）功能準時交付，再逐步擴充「學習小組」與「進階旅遊情境包」等附加模組，確保專案能如期上架展示。</w:t>
+        <w:t>善用管理工具：使用甘特圖安排時程，並透過 Git 管理程式碼版本，確保開發過程順利且減少錯誤。</w:t>
       </w:r>
     </w:p>
     <w:p>
@@ -3947,7 +3972,16 @@
           <w:sz w:val="28"/>
           <w:szCs w:val="28"/>
         </w:rPr>
-        <w:t>點數消費循環：點數可用於加購拍照次數（30點/+5次）、 AI對話次數（30點/+5次）、擴充單字收藏空間（50點/+50個）， 以及學習小組押金（免費用戶20點、訂閱用戶10點）， 形成持續性的微型消費動機。</w:t>
+        <w:t>點數消費循環：點數可用於加購拍照次數（30點/+5次）、 AI對話次數（30點/+5次）、擴充單字收藏空間（50點/+50個）， 以及學習小組押金（免費用戶20點、</w:t>
+      </w:r>
+      <w:r>
+        <w:rPr>
+          <w:rFonts w:ascii="標楷體" w:eastAsia="標楷體" w:hAnsi="標楷體"/>
+          <w:sz w:val="28"/>
+          <w:szCs w:val="28"/>
+        </w:rPr>
+        <w:lastRenderedPageBreak/>
+        <w:t>訂閱用戶10點）， 形成持續性的微型消費動機。</w:t>
       </w:r>
     </w:p>
     <w:p>
@@ -3970,7 +4004,6 @@
           <w:sz w:val="28"/>
           <w:szCs w:val="28"/>
         </w:rPr>
-        <w:lastRenderedPageBreak/>
         <w:t>精</w:t>
       </w:r>
       <w:proofErr w:type="gramStart"/>
@@ -4148,7 +4181,7 @@
           <w:rFonts w:ascii="標楷體" w:eastAsia="標楷體" w:hAnsi="標楷體"/>
           <w:sz w:val="28"/>
           <w:szCs w:val="28"/>
-          <w:highlight w:val="yellow"/>
+          <w:highlight w:val="green"/>
         </w:rPr>
       </w:pPr>
       <w:r>
@@ -4156,9 +4189,34 @@
           <w:rFonts w:ascii="標楷體" w:eastAsia="標楷體" w:hAnsi="標楷體" w:hint="eastAsia"/>
           <w:sz w:val="28"/>
           <w:szCs w:val="28"/>
-          <w:highlight w:val="yellow"/>
+          <w:highlight w:val="green"/>
         </w:rPr>
-        <w:t>多維度資料處理能力： 系統已成功克服技術瓶頸，後端 API 具備穩定回傳多維度 JSON 資料結構的能力（包含回覆文字、語法糾正、標音與翻譯），配合關聯式資料庫處理社群排行榜與個人雷達圖數據，技術實作上具備高度穩定性與擴充性。</w:t>
+        <w:t>API 串接與資料傳輸：建置穩定後端系統，能一次打包並傳輸多種學習資料（含對話文字、語法糾正、發音與翻譯）至前端 App。</w:t>
+      </w:r>
+    </w:p>
+    <w:p>
+      <w:pPr>
+        <w:pStyle w:val="ac"/>
+        <w:numPr>
+          <w:ilvl w:val="0"/>
+          <w:numId w:val="43"/>
+        </w:numPr>
+        <w:ind w:leftChars="0" w:left="709" w:firstLineChars="0"/>
+        <w:rPr>
+          <w:rFonts w:ascii="標楷體" w:eastAsia="標楷體" w:hAnsi="標楷體"/>
+          <w:sz w:val="28"/>
+          <w:szCs w:val="28"/>
+          <w:highlight w:val="green"/>
+        </w:rPr>
+      </w:pPr>
+      <w:r>
+        <w:rPr>
+          <w:rFonts w:ascii="標楷體" w:eastAsia="標楷體" w:hAnsi="標楷體" w:hint="eastAsia"/>
+          <w:sz w:val="28"/>
+          <w:szCs w:val="28"/>
+          <w:highlight w:val="green"/>
+        </w:rPr>
+        <w:t>數據處理與視覺化：運用資料庫處理複雜數據，成功實作「社群排行榜」與「個人學習雷達圖」功能，系統具備高度穩定與擴充性。</w:t>
       </w:r>
     </w:p>
     <w:p>
@@ -4247,7 +4305,7 @@
           <w:sz w:val="28"/>
           <w:szCs w:val="28"/>
         </w:rPr>
-        <w:t>第三方服務授權： 系統串接之所有第三方服務（包含 Google 登入、AI 模型生成），皆完全遵循原廠之開發者協議與商業使用條款，確保系統在智慧財產權與</w:t>
+        <w:t>第三方服務授權： 系統串接之所有第三方服務（包含 Google 登入、AI 模型生</w:t>
       </w:r>
       <w:r>
         <w:rPr>
@@ -4256,7 +4314,7 @@
           <w:szCs w:val="28"/>
         </w:rPr>
         <w:lastRenderedPageBreak/>
-        <w:t>技術授權上具備絕對的合法性與可靠性。</w:t>
+        <w:t>成），皆完全遵循原廠之開發者協議與商業使用條款，確保系統在智慧財產權與技術授權上具備絕對的合法性與可靠性。</w:t>
       </w:r>
     </w:p>
     <w:p>
@@ -4404,9 +4462,36 @@
           <w:rFonts w:ascii="標楷體" w:eastAsia="標楷體" w:hAnsi="標楷體" w:hint="eastAsia"/>
           <w:sz w:val="28"/>
           <w:szCs w:val="28"/>
-          <w:highlight w:val="yellow"/>
+          <w:highlight w:val="green"/>
         </w:rPr>
-        <w:t>ACG</w:t>
+        <w:t xml:space="preserve">ACG </w:t>
+      </w:r>
+      <w:r>
+        <w:rPr>
+          <w:rFonts w:ascii="標楷體" w:eastAsia="標楷體" w:hAnsi="標楷體"/>
+          <w:sz w:val="28"/>
+          <w:szCs w:val="28"/>
+          <w:highlight w:val="green"/>
+        </w:rPr>
+        <w:t>(</w:t>
+      </w:r>
+      <w:r>
+        <w:rPr>
+          <w:rFonts w:ascii="標楷體" w:eastAsia="標楷體" w:hAnsi="標楷體" w:hint="eastAsia"/>
+          <w:sz w:val="28"/>
+          <w:szCs w:val="28"/>
+          <w:highlight w:val="green"/>
+        </w:rPr>
+        <w:t>Anime（日本動畫）、Comic（漫畫）、Game（遊戲） 的合稱</w:t>
+      </w:r>
+      <w:r>
+        <w:rPr>
+          <w:rFonts w:ascii="標楷體" w:eastAsia="標楷體" w:hAnsi="標楷體"/>
+          <w:sz w:val="28"/>
+          <w:szCs w:val="28"/>
+          <w:highlight w:val="green"/>
+        </w:rPr>
+        <w:t>)</w:t>
       </w:r>
       <w:r>
         <w:rPr>
@@ -4414,7 +4499,7 @@
           <w:sz w:val="28"/>
           <w:szCs w:val="28"/>
         </w:rPr>
-        <w:t xml:space="preserve"> 文化愛好者。</w:t>
+        <w:t>文化愛好者。</w:t>
       </w:r>
     </w:p>
     <w:p>
@@ -4534,7 +4619,7 @@
           <w:sz w:val="28"/>
           <w:szCs w:val="28"/>
         </w:rPr>
-        <w:t xml:space="preserve"> 透過 Flutter 跨平台技術與 Gemini 生成式 AI 的整合，解決傳統學習法「不敢開口」的痛點。提供 24 小時隨時隨地的高自由度 Roleplay 情境模擬，讓日語練習從死背文法轉化為解決實際需求（如旅遊生存、興趣交流）的實</w:t>
+        <w:t xml:space="preserve"> 透過 Flutter 跨平台技術與 Gemini 生成式 AI 的整合，解決傳統學</w:t>
       </w:r>
       <w:r>
         <w:rPr>
@@ -4543,7 +4628,7 @@
           <w:szCs w:val="28"/>
         </w:rPr>
         <w:lastRenderedPageBreak/>
-        <w:t>戰體驗。</w:t>
+        <w:t>習法「不敢開口」的痛點。提供 24 小時隨時隨地的高自由度 Roleplay 情境模擬，讓日語練習從死背文法轉化為解決實際需求（如旅遊生存、興趣交流）的實戰體驗。</w:t>
       </w:r>
     </w:p>
     <w:p>
@@ -4713,6 +4798,7 @@
           <w:sz w:val="28"/>
           <w:szCs w:val="28"/>
         </w:rPr>
+        <w:lastRenderedPageBreak/>
         <w:t>- 加購 AI 對話次數（30點/+5次，永久有效）</w:t>
       </w:r>
     </w:p>
@@ -4751,7 +4837,6 @@
           <w:sz w:val="28"/>
           <w:szCs w:val="28"/>
         </w:rPr>
-        <w:lastRenderedPageBreak/>
         <w:t>- 學習小組押金（免費用戶20點、訂閱用戶10點，達成任務退還並給予獎勵）</w:t>
       </w:r>
     </w:p>
@@ -5019,7 +5104,16 @@
           <w:sz w:val="28"/>
           <w:szCs w:val="28"/>
         </w:rPr>
-        <w:t>痛點區隔（缺乏輸出環境）： 無論是哪種學習者，在台灣普遍面臨「缺乏開口對話的對象」與「害怕說錯被笑的心理壓力」兩大痛點。</w:t>
+        <w:t>痛點區隔（缺乏輸出環境）： 無論是哪種學習者，在台灣普遍面臨「缺乏開口對</w:t>
+      </w:r>
+      <w:r>
+        <w:rPr>
+          <w:rFonts w:ascii="標楷體" w:eastAsia="標楷體" w:hAnsi="標楷體" w:hint="eastAsia"/>
+          <w:sz w:val="28"/>
+          <w:szCs w:val="28"/>
+        </w:rPr>
+        <w:lastRenderedPageBreak/>
+        <w:t>話的對象」與「害怕說錯被笑的心理壓力」兩大痛點。</w:t>
       </w:r>
     </w:p>
     <w:p>
@@ -5061,7 +5155,6 @@
           <w:sz w:val="28"/>
           <w:szCs w:val="28"/>
         </w:rPr>
-        <w:lastRenderedPageBreak/>
         <w:t>基於上述的市場區隔，並結合本團隊運用 Gemini AI 與 Flutter 開發的技術優勢，我們決定不與傳統的「單字文法題庫 App」正面競爭，而是精</w:t>
       </w:r>
       <w:proofErr w:type="gramStart"/>
@@ -5458,7 +5551,16 @@
           <w:sz w:val="28"/>
           <w:szCs w:val="28"/>
         </w:rPr>
-        <w:t>費」或「純廣告」模式，本產品透過彈性的 J-Pts 點數制度讓使用者「用多少付多少」，大幅降低消費門檻，同時透過訂閱制保障高頻用戶的極致體驗，形成清晰的免費→點數→訂閱用戶升級路徑。</w:t>
+        <w:t>費」或「純廣告」模式，本產品透過彈性的 J-Pts 點數制度讓使用者「用多少付多少」，大幅降低消費門檻，同時透過訂閱制保障高頻用戶的</w:t>
+      </w:r>
+      <w:r>
+        <w:rPr>
+          <w:rFonts w:ascii="標楷體" w:eastAsia="標楷體" w:hAnsi="標楷體" w:hint="eastAsia"/>
+          <w:sz w:val="28"/>
+          <w:szCs w:val="28"/>
+        </w:rPr>
+        <w:lastRenderedPageBreak/>
+        <w:t>極致體驗，形成清晰的免費→點數→訂閱用戶升級路徑。</w:t>
       </w:r>
       <w:bookmarkStart w:id="11" w:name="_Toc228180315"/>
     </w:p>
@@ -5518,7 +5620,6 @@
                 <w:sz w:val="28"/>
                 <w:szCs w:val="28"/>
               </w:rPr>
-              <w:lastRenderedPageBreak/>
               <w:t>優勢 (Strengths)</w:t>
             </w:r>
           </w:p>
@@ -6915,7 +7016,7 @@
           </mc:Choice>
           <mc:Fallback>
             <w:pict>
-              <v:rect w14:anchorId="1E585859" id="矩形 6" o:spid="_x0000_s1026" style="position:absolute;margin-left:453.6pt;margin-top:93pt;width:151.15pt;height:13.9pt;z-index:251659264;visibility:visible;mso-wrap-style:square;mso-width-percent:0;mso-height-percent:0;mso-wrap-distance-left:9pt;mso-wrap-distance-top:0;mso-wrap-distance-right:9pt;mso-wrap-distance-bottom:0;mso-position-horizontal:absolute;mso-position-horizontal-relative:text;mso-position-vertical:absolute;mso-position-vertical-relative:text;mso-width-percent:0;mso-height-percent:0;mso-width-relative:margin;mso-height-relative:margin;v-text-anchor:middle" o:gfxdata="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" fillcolor="#4472c4 [3204]" strokecolor="#1f3763 [1604]" strokeweight="1pt"/>
+              <v:rect w14:anchorId="1E9B25D1" id="矩形 6" o:spid="_x0000_s1026" style="position:absolute;margin-left:453.6pt;margin-top:93pt;width:151.15pt;height:13.9pt;z-index:251659264;visibility:visible;mso-wrap-style:square;mso-width-percent:0;mso-height-percent:0;mso-wrap-distance-left:9pt;mso-wrap-distance-top:0;mso-wrap-distance-right:9pt;mso-wrap-distance-bottom:0;mso-position-horizontal:absolute;mso-position-horizontal-relative:text;mso-position-vertical:absolute;mso-position-vertical-relative:text;mso-width-percent:0;mso-height-percent:0;mso-width-relative:margin;mso-height-relative:margin;v-text-anchor:middle" o:gfxdata="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" fillcolor="#4472c4 [3204]" strokecolor="#1f3763 [1604]" strokeweight="1pt"/>
             </w:pict>
           </mc:Fallback>
         </mc:AlternateContent>
@@ -50178,7 +50279,7 @@
       <w:lvlText w:val=""/>
       <w:lvlJc w:val="left"/>
       <w:pPr>
-        <w:ind w:left="1520" w:hanging="480"/>
+        <w:ind w:left="1332" w:hanging="480"/>
       </w:pPr>
       <w:rPr>
         <w:rFonts w:ascii="Wingdings" w:hAnsi="Wingdings" w:hint="default"/>

--- a/系統文件/系統文件.docx
+++ b/系統文件/系統文件.docx
@@ -2640,97 +2640,7 @@
           <w:sz w:val="28"/>
           <w:szCs w:val="28"/>
         </w:rPr>
-        <w:t>近年來，日本文化在台灣的影響力持續深化，</w:t>
-      </w:r>
-      <w:proofErr w:type="gramStart"/>
-      <w:r>
-        <w:rPr>
-          <w:rFonts w:ascii="標楷體" w:eastAsia="標楷體" w:hAnsi="標楷體" w:hint="eastAsia"/>
-          <w:sz w:val="28"/>
-          <w:szCs w:val="28"/>
-        </w:rPr>
-        <w:t>涵蓋動漫</w:t>
-      </w:r>
-      <w:proofErr w:type="gramEnd"/>
-      <w:r>
-        <w:rPr>
-          <w:rFonts w:ascii="標楷體" w:eastAsia="標楷體" w:hAnsi="標楷體" w:hint="eastAsia"/>
-          <w:sz w:val="28"/>
-          <w:szCs w:val="28"/>
-        </w:rPr>
-        <w:t>、影視、流行音樂、飲食及觀光旅遊等多元領域。根據交通部觀光署統計，日本常年位居國人出國目的地榜首；</w:t>
-      </w:r>
-      <w:proofErr w:type="gramStart"/>
-      <w:r>
-        <w:rPr>
-          <w:rFonts w:ascii="標楷體" w:eastAsia="標楷體" w:hAnsi="標楷體" w:hint="eastAsia"/>
-          <w:sz w:val="28"/>
-          <w:szCs w:val="28"/>
-        </w:rPr>
-        <w:t>此外，</w:t>
-      </w:r>
-      <w:proofErr w:type="gramEnd"/>
-      <w:r>
-        <w:rPr>
-          <w:rFonts w:ascii="標楷體" w:eastAsia="標楷體" w:hAnsi="標楷體" w:hint="eastAsia"/>
-          <w:sz w:val="28"/>
-          <w:szCs w:val="28"/>
-        </w:rPr>
-        <w:t>歷年台北國際</w:t>
-      </w:r>
-      <w:proofErr w:type="gramStart"/>
-      <w:r>
-        <w:rPr>
-          <w:rFonts w:ascii="標楷體" w:eastAsia="標楷體" w:hAnsi="標楷體" w:hint="eastAsia"/>
-          <w:sz w:val="28"/>
-          <w:szCs w:val="28"/>
-        </w:rPr>
-        <w:t>動漫節</w:t>
-      </w:r>
-      <w:proofErr w:type="gramEnd"/>
-      <w:r>
-        <w:rPr>
-          <w:rFonts w:ascii="標楷體" w:eastAsia="標楷體" w:hAnsi="標楷體" w:hint="eastAsia"/>
-          <w:sz w:val="28"/>
-          <w:szCs w:val="28"/>
-        </w:rPr>
-        <w:t>（</w:t>
-      </w:r>
-      <w:proofErr w:type="spellStart"/>
-      <w:r>
-        <w:rPr>
-          <w:rFonts w:ascii="標楷體" w:eastAsia="標楷體" w:hAnsi="標楷體" w:hint="eastAsia"/>
-          <w:sz w:val="28"/>
-          <w:szCs w:val="28"/>
-        </w:rPr>
-        <w:t>TiCA</w:t>
-      </w:r>
-      <w:proofErr w:type="spellEnd"/>
-      <w:r>
-        <w:rPr>
-          <w:rFonts w:ascii="標楷體" w:eastAsia="標楷體" w:hAnsi="標楷體" w:hint="eastAsia"/>
-          <w:sz w:val="28"/>
-          <w:szCs w:val="28"/>
-        </w:rPr>
-        <w:t>）參觀</w:t>
-      </w:r>
-      <w:proofErr w:type="gramStart"/>
-      <w:r>
-        <w:rPr>
-          <w:rFonts w:ascii="標楷體" w:eastAsia="標楷體" w:hAnsi="標楷體" w:hint="eastAsia"/>
-          <w:sz w:val="28"/>
-          <w:szCs w:val="28"/>
-        </w:rPr>
-        <w:t>人次屢</w:t>
-      </w:r>
-      <w:proofErr w:type="gramEnd"/>
-      <w:r>
-        <w:rPr>
-          <w:rFonts w:ascii="標楷體" w:eastAsia="標楷體" w:hAnsi="標楷體" w:hint="eastAsia"/>
-          <w:sz w:val="28"/>
-          <w:szCs w:val="28"/>
-        </w:rPr>
-        <w:t>創新高，皆客觀展現出國人對日本文化的高度熱忱，進而促使越來越多人對日語學習產生強烈需求。</w:t>
+        <w:t>近年來，日本文化在台灣的影響力持續深化，涵蓋動漫、影視、流行音樂、飲食及觀光旅遊等多元領域。根據交通部觀光署統計，日本常年位居國人出國目的地榜首；此外，歷年台北國際動漫節（TiCA）參觀人次屢創新高，皆客觀展現出國人對日本文化的高度熱忱，進而促使越來越多人對日語學習產生強烈需求。</w:t>
       </w:r>
     </w:p>
     <w:p>
@@ -2760,79 +2670,7 @@
           <w:sz w:val="28"/>
           <w:szCs w:val="28"/>
         </w:rPr>
-        <w:t>然而，教育心理學中的「情境學習理論（Situated Learning）」強調，知識必須在真實、具體的社會與物理情境中產生與應用，才能達到最佳的內化與學習效果。反觀傳統的日語學習途徑，多半仰賴實體教科書、補習班或制式化的單字</w:t>
-      </w:r>
-      <w:proofErr w:type="gramStart"/>
-      <w:r>
-        <w:rPr>
-          <w:rFonts w:ascii="標楷體" w:eastAsia="標楷體" w:hAnsi="標楷體" w:hint="eastAsia"/>
-          <w:sz w:val="28"/>
-          <w:szCs w:val="28"/>
-        </w:rPr>
-        <w:t>字</w:t>
-      </w:r>
-      <w:proofErr w:type="gramEnd"/>
-      <w:r>
-        <w:rPr>
-          <w:rFonts w:ascii="標楷體" w:eastAsia="標楷體" w:hAnsi="標楷體" w:hint="eastAsia"/>
-          <w:sz w:val="28"/>
-          <w:szCs w:val="28"/>
-        </w:rPr>
-        <w:t>卡，這種將「語言」與「真實生活」剝離的學習模式，導致學習者大腦難以建立深刻</w:t>
-      </w:r>
-      <w:proofErr w:type="gramStart"/>
-      <w:r>
-        <w:rPr>
-          <w:rFonts w:ascii="標楷體" w:eastAsia="標楷體" w:hAnsi="標楷體" w:hint="eastAsia"/>
-          <w:sz w:val="28"/>
-          <w:szCs w:val="28"/>
-        </w:rPr>
-        <w:t>的神境連結</w:t>
-      </w:r>
-      <w:proofErr w:type="gramEnd"/>
-      <w:r>
-        <w:rPr>
-          <w:rFonts w:ascii="標楷體" w:eastAsia="標楷體" w:hAnsi="標楷體" w:hint="eastAsia"/>
-          <w:sz w:val="28"/>
-          <w:szCs w:val="28"/>
-        </w:rPr>
-        <w:t>，容易陷入「死</w:t>
-      </w:r>
-      <w:proofErr w:type="gramStart"/>
-      <w:r>
-        <w:rPr>
-          <w:rFonts w:ascii="標楷體" w:eastAsia="標楷體" w:hAnsi="標楷體" w:hint="eastAsia"/>
-          <w:sz w:val="28"/>
-          <w:szCs w:val="28"/>
-        </w:rPr>
-        <w:t>背硬記</w:t>
-      </w:r>
-      <w:proofErr w:type="gramEnd"/>
-      <w:r>
-        <w:rPr>
-          <w:rFonts w:ascii="標楷體" w:eastAsia="標楷體" w:hAnsi="標楷體" w:hint="eastAsia"/>
-          <w:sz w:val="28"/>
-          <w:szCs w:val="28"/>
-        </w:rPr>
-        <w:t>、</w:t>
-      </w:r>
-      <w:proofErr w:type="gramStart"/>
-      <w:r>
-        <w:rPr>
-          <w:rFonts w:ascii="標楷體" w:eastAsia="標楷體" w:hAnsi="標楷體" w:hint="eastAsia"/>
-          <w:sz w:val="28"/>
-          <w:szCs w:val="28"/>
-        </w:rPr>
-        <w:t>考完即忘</w:t>
-      </w:r>
-      <w:proofErr w:type="gramEnd"/>
-      <w:r>
-        <w:rPr>
-          <w:rFonts w:ascii="標楷體" w:eastAsia="標楷體" w:hAnsi="標楷體" w:hint="eastAsia"/>
-          <w:sz w:val="28"/>
-          <w:szCs w:val="28"/>
-        </w:rPr>
-        <w:t>」的窘境。</w:t>
+        <w:t>然而，教育心理學中的「情境學習理論（Situated Learning）」強調，知識必須在真實、具體的社會與物理情境中產生與應用，才能達到最佳的內化與學習效果。反觀傳統的日語學習途徑，多半仰賴實體教科書、補習班或制式化的單字字卡，這種將「語言」與「真實生活」剝離的學習模式，導致學習者大腦難以建立深刻的神境連結，容易陷入「死背硬記、考完即忘」的窘境。</w:t>
       </w:r>
     </w:p>
     <w:p>
@@ -2862,43 +2700,7 @@
           <w:sz w:val="28"/>
           <w:szCs w:val="28"/>
         </w:rPr>
-        <w:t>因此，隨著智慧型手機的高度</w:t>
-      </w:r>
-      <w:proofErr w:type="gramStart"/>
-      <w:r>
-        <w:rPr>
-          <w:rFonts w:ascii="標楷體" w:eastAsia="標楷體" w:hAnsi="標楷體" w:hint="eastAsia"/>
-          <w:sz w:val="28"/>
-          <w:szCs w:val="28"/>
-        </w:rPr>
-        <w:t>普及，</w:t>
-      </w:r>
-      <w:proofErr w:type="gramEnd"/>
-      <w:r>
-        <w:rPr>
-          <w:rFonts w:ascii="標楷體" w:eastAsia="標楷體" w:hAnsi="標楷體" w:hint="eastAsia"/>
-          <w:sz w:val="28"/>
-          <w:szCs w:val="28"/>
-        </w:rPr>
-        <w:t>以及電腦視覺（Computer Vision）與人工智慧（AI）技術的日益成熟，若能透過影像辨識技術，將學習者生活周遭的實體物件與真實場景，即時轉化為客製化的學習素材，創造出「</w:t>
-      </w:r>
-      <w:proofErr w:type="gramStart"/>
-      <w:r>
-        <w:rPr>
-          <w:rFonts w:ascii="標楷體" w:eastAsia="標楷體" w:hAnsi="標楷體" w:hint="eastAsia"/>
-          <w:sz w:val="28"/>
-          <w:szCs w:val="28"/>
-        </w:rPr>
-        <w:t>即拍即</w:t>
-      </w:r>
-      <w:proofErr w:type="gramEnd"/>
-      <w:r>
-        <w:rPr>
-          <w:rFonts w:ascii="標楷體" w:eastAsia="標楷體" w:hAnsi="標楷體" w:hint="eastAsia"/>
-          <w:sz w:val="28"/>
-          <w:szCs w:val="28"/>
-        </w:rPr>
-        <w:t>學」的創新模式，便能徹底打破傳統教室與書本的框架，讓語言學習無縫融入日常軌跡中。</w:t>
+        <w:t>因此，隨著智慧型手機的高度普及，以及電腦視覺（Computer Vision）與人工智慧（AI）技術的日益成熟，若能透過影像辨識技術，將學習者生活周遭的實體物件與真實場景，即時轉化為客製化的學習素材，創造出「即拍即學」的創新模式，便能徹底打破傳統教室與書本的框架，讓語言學習無縫融入日常軌跡中。</w:t>
       </w:r>
     </w:p>
     <w:p>
@@ -2979,27 +2781,7 @@
           <w:sz w:val="28"/>
           <w:szCs w:val="28"/>
         </w:rPr>
-        <w:t>缺乏實際應用場景，導致動力削弱： 台灣缺乏全日語的環境，學習者「輸入」多於「輸出」，沒有實戰開口的機會。解決此問題需要創造一個</w:t>
-      </w:r>
-      <w:proofErr w:type="gramStart"/>
-      <w:r>
-        <w:rPr>
-          <w:rFonts w:ascii="標楷體" w:hAnsi="標楷體" w:cstheme="minorBidi" w:hint="eastAsia"/>
-          <w:bCs w:val="0"/>
-          <w:sz w:val="28"/>
-          <w:szCs w:val="28"/>
-        </w:rPr>
-        <w:t>低壓力且能</w:t>
-      </w:r>
-      <w:proofErr w:type="gramEnd"/>
-      <w:r>
-        <w:rPr>
-          <w:rFonts w:ascii="標楷體" w:hAnsi="標楷體" w:cstheme="minorBidi" w:hint="eastAsia"/>
-          <w:bCs w:val="0"/>
-          <w:sz w:val="28"/>
-          <w:szCs w:val="28"/>
-        </w:rPr>
-        <w:t>模擬真實生活情境的對答環境，讓學習者能隨時練習語言輸出。</w:t>
+        <w:t>缺乏實際應用場景，導致動力削弱： 台灣缺乏全日語的環境，學習者「輸入」多於「輸出」，沒有實戰開口的機會。解決此問題需要創造一個低壓力且能模擬真實生活情境的對答環境，讓學習者能隨時練習語言輸出。</w:t>
       </w:r>
     </w:p>
     <w:p>
@@ -3069,27 +2851,7 @@
           <w:sz w:val="28"/>
           <w:szCs w:val="28"/>
         </w:rPr>
-        <w:t>基於上述觀察，要有效提升學習成效與動力，必須跳脫傳統框架，提供一個能「將真實場景萃取為教材」、「提供</w:t>
-      </w:r>
-      <w:proofErr w:type="gramStart"/>
-      <w:r>
-        <w:rPr>
-          <w:rFonts w:ascii="標楷體" w:hAnsi="標楷體" w:cstheme="minorBidi" w:hint="eastAsia"/>
-          <w:bCs w:val="0"/>
-          <w:sz w:val="28"/>
-          <w:szCs w:val="28"/>
-        </w:rPr>
-        <w:t>沉</w:t>
-      </w:r>
-      <w:proofErr w:type="gramEnd"/>
-      <w:r>
-        <w:rPr>
-          <w:rFonts w:ascii="標楷體" w:hAnsi="標楷體" w:cstheme="minorBidi" w:hint="eastAsia"/>
-          <w:bCs w:val="0"/>
-          <w:sz w:val="28"/>
-          <w:szCs w:val="28"/>
-        </w:rPr>
-        <w:t>浸式輸出環境」並「具備正向社群回饋」的全新解決方案。</w:t>
+        <w:t>基於上述觀察，要有效提升學習成效與動力，必須跳脫傳統框架，提供一個能「將真實場景萃取為教材」、「提供沉浸式輸出環境」並「具備正向社群回饋」的全新解決方案。</w:t>
       </w:r>
     </w:p>
     <w:p>
@@ -3164,25 +2926,7 @@
           <w:sz w:val="28"/>
           <w:szCs w:val="28"/>
         </w:rPr>
-        <w:t>建構「</w:t>
-      </w:r>
-      <w:proofErr w:type="gramStart"/>
-      <w:r>
-        <w:rPr>
-          <w:rFonts w:ascii="標楷體" w:eastAsia="標楷體" w:hAnsi="標楷體" w:hint="eastAsia"/>
-          <w:sz w:val="28"/>
-          <w:szCs w:val="28"/>
-        </w:rPr>
-        <w:t>沉</w:t>
-      </w:r>
-      <w:proofErr w:type="gramEnd"/>
-      <w:r>
-        <w:rPr>
-          <w:rFonts w:ascii="標楷體" w:eastAsia="標楷體" w:hAnsi="標楷體" w:hint="eastAsia"/>
-          <w:sz w:val="28"/>
-          <w:szCs w:val="28"/>
-        </w:rPr>
-        <w:t>浸式 AI 情境對話」模組（對應痛點二）： 為解決缺乏應用場景的問題，整合 AI 角色扮演（Roleplay）對話功能。系統提供多樣化的生活任務（如點餐、</w:t>
+        <w:t>建構「沉浸式 AI 情境對話」模組（對應痛點二）： 為解決缺乏應用場景的問題，整合 AI 角色扮演（Roleplay）對話功能。系統提供多樣化的生活任務（如點餐、</w:t>
       </w:r>
       <w:r>
         <w:rPr>
@@ -3191,25 +2935,7 @@
           <w:szCs w:val="28"/>
         </w:rPr>
         <w:lastRenderedPageBreak/>
-        <w:t>問路），讓使用者透過對話練習</w:t>
-      </w:r>
-      <w:proofErr w:type="gramStart"/>
-      <w:r>
-        <w:rPr>
-          <w:rFonts w:ascii="標楷體" w:eastAsia="標楷體" w:hAnsi="標楷體" w:hint="eastAsia"/>
-          <w:sz w:val="28"/>
-          <w:szCs w:val="28"/>
-        </w:rPr>
-        <w:t>口說與聽力</w:t>
-      </w:r>
-      <w:proofErr w:type="gramEnd"/>
-      <w:r>
-        <w:rPr>
-          <w:rFonts w:ascii="標楷體" w:eastAsia="標楷體" w:hAnsi="標楷體" w:hint="eastAsia"/>
-          <w:sz w:val="28"/>
-          <w:szCs w:val="28"/>
-        </w:rPr>
-        <w:t>，並給予語法即時糾正與假名標音輔助。</w:t>
+        <w:t>問路），讓使用者透過對話練習口說與聽力，並給予語法即時糾正與假名標音輔助。</w:t>
       </w:r>
     </w:p>
     <w:p>
@@ -3315,25 +3041,7 @@
           <w:sz w:val="28"/>
           <w:szCs w:val="28"/>
         </w:rPr>
-        <w:t>創造「生活即教材」的創新學習價值： 運用 Google AI 視覺辨識技術與 Python 後端處理，實現「</w:t>
-      </w:r>
-      <w:proofErr w:type="gramStart"/>
-      <w:r>
-        <w:rPr>
-          <w:rFonts w:ascii="標楷體" w:eastAsia="標楷體" w:hAnsi="標楷體" w:hint="eastAsia"/>
-          <w:sz w:val="28"/>
-          <w:szCs w:val="28"/>
-        </w:rPr>
-        <w:t>即拍即</w:t>
-      </w:r>
-      <w:proofErr w:type="gramEnd"/>
-      <w:r>
-        <w:rPr>
-          <w:rFonts w:ascii="標楷體" w:eastAsia="標楷體" w:hAnsi="標楷體" w:hint="eastAsia"/>
-          <w:sz w:val="28"/>
-          <w:szCs w:val="28"/>
-        </w:rPr>
-        <w:t>學」功能。這將大幅改變傳統學習模式，將使用者的日常生活環境轉化為無限的客製化教材，提升單字記憶的留存率。</w:t>
+        <w:t>創造「生活即教材」的創新學習價值： 運用 Google AI 視覺辨識技術與 Python 後端處理，實現「即拍即學」功能。這將大幅改變傳統學習模式，將使用者的日常生活環境轉化為無限的客製化教材，提升單字記憶的留存率。</w:t>
       </w:r>
     </w:p>
     <w:p>
@@ -3380,25 +3088,7 @@
           <w:szCs w:val="28"/>
         </w:rPr>
         <w:lastRenderedPageBreak/>
-        <w:t>羈絆與具</w:t>
-      </w:r>
-      <w:proofErr w:type="gramStart"/>
-      <w:r>
-        <w:rPr>
-          <w:rFonts w:ascii="標楷體" w:eastAsia="標楷體" w:hAnsi="標楷體" w:hint="eastAsia"/>
-          <w:sz w:val="28"/>
-          <w:szCs w:val="28"/>
-        </w:rPr>
-        <w:t>象</w:t>
-      </w:r>
-      <w:proofErr w:type="gramEnd"/>
-      <w:r>
-        <w:rPr>
-          <w:rFonts w:ascii="標楷體" w:eastAsia="標楷體" w:hAnsi="標楷體" w:hint="eastAsia"/>
-          <w:sz w:val="28"/>
-          <w:szCs w:val="28"/>
-        </w:rPr>
-        <w:t>化的成長數據，預期能顯著提升使用者的 App 開啟率與長期黏著度。</w:t>
+        <w:t>羈絆與具象化的成長數據，預期能顯著提升使用者的 App 開啟率與長期黏著度。</w:t>
       </w:r>
     </w:p>
     <w:p>
@@ -3561,25 +3251,7 @@
           <w:sz w:val="28"/>
           <w:szCs w:val="28"/>
         </w:rPr>
-        <w:t>無縫融入生活情境： 系統打破傳統死背書本的枯燥流程，設計了「單句翻譯隱藏/顯示」、「假名標音切換（Furigana）」以及「快捷回覆籌碼（Quick Replies）」等輔助功能。在兼顧</w:t>
-      </w:r>
-      <w:proofErr w:type="gramStart"/>
-      <w:r>
-        <w:rPr>
-          <w:rFonts w:ascii="標楷體" w:eastAsia="標楷體" w:hAnsi="標楷體" w:hint="eastAsia"/>
-          <w:sz w:val="28"/>
-          <w:szCs w:val="28"/>
-        </w:rPr>
-        <w:t>沉浸式全日文</w:t>
-      </w:r>
-      <w:proofErr w:type="gramEnd"/>
-      <w:r>
-        <w:rPr>
-          <w:rFonts w:ascii="標楷體" w:eastAsia="標楷體" w:hAnsi="標楷體" w:hint="eastAsia"/>
-          <w:sz w:val="28"/>
-          <w:szCs w:val="28"/>
-        </w:rPr>
-        <w:t>環境的同時，給予使用者極高的便利性，高度滿足碎片化時間的學習需求。</w:t>
+        <w:t>無縫融入生活情境： 系統打破傳統死背書本的枯燥流程，設計了「單句翻譯隱藏/顯示」、「假名標音切換（Furigana）」以及「快捷回覆籌碼（Quick Replies）」等輔助功能。在兼顧沉浸式全日文環境的同時，給予使用者極高的便利性，高度滿足碎片化時間的學習需求。</w:t>
       </w:r>
     </w:p>
     <w:p>
@@ -3635,25 +3307,7 @@
           <w:sz w:val="28"/>
           <w:szCs w:val="28"/>
         </w:rPr>
-        <w:t>： 本專案</w:t>
-      </w:r>
-      <w:proofErr w:type="gramStart"/>
-      <w:r>
-        <w:rPr>
-          <w:rFonts w:ascii="標楷體" w:eastAsia="標楷體" w:hAnsi="標楷體" w:hint="eastAsia"/>
-          <w:sz w:val="28"/>
-          <w:szCs w:val="28"/>
-        </w:rPr>
-        <w:t>採</w:t>
-      </w:r>
-      <w:proofErr w:type="gramEnd"/>
-      <w:r>
-        <w:rPr>
-          <w:rFonts w:ascii="標楷體" w:eastAsia="標楷體" w:hAnsi="標楷體" w:hint="eastAsia"/>
-          <w:sz w:val="28"/>
-          <w:szCs w:val="28"/>
-        </w:rPr>
-        <w:t>敏捷開發（Agile Development）模式</w:t>
+        <w:t>： 本專案採敏捷開發（Agile Development）模式</w:t>
       </w:r>
       <w:r>
         <w:rPr>
@@ -3693,43 +3347,7 @@
           <w:sz w:val="28"/>
           <w:szCs w:val="28"/>
         </w:rPr>
-        <w:t>將整體</w:t>
-      </w:r>
-      <w:proofErr w:type="gramStart"/>
-      <w:r>
-        <w:rPr>
-          <w:rFonts w:ascii="標楷體" w:eastAsia="標楷體" w:hAnsi="標楷體" w:hint="eastAsia"/>
-          <w:sz w:val="28"/>
-          <w:szCs w:val="28"/>
-        </w:rPr>
-        <w:t>時程拆分為</w:t>
-      </w:r>
-      <w:proofErr w:type="gramEnd"/>
-      <w:r>
-        <w:rPr>
-          <w:rFonts w:ascii="標楷體" w:eastAsia="標楷體" w:hAnsi="標楷體" w:hint="eastAsia"/>
-          <w:sz w:val="28"/>
-          <w:szCs w:val="28"/>
-        </w:rPr>
-        <w:t xml:space="preserve">「需求分析、核心技術驗證（影像辨識與 LLM </w:t>
-      </w:r>
-      <w:proofErr w:type="gramStart"/>
-      <w:r>
-        <w:rPr>
-          <w:rFonts w:ascii="標楷體" w:eastAsia="標楷體" w:hAnsi="標楷體" w:hint="eastAsia"/>
-          <w:sz w:val="28"/>
-          <w:szCs w:val="28"/>
-        </w:rPr>
-        <w:t>介</w:t>
-      </w:r>
-      <w:proofErr w:type="gramEnd"/>
-      <w:r>
-        <w:rPr>
-          <w:rFonts w:ascii="標楷體" w:eastAsia="標楷體" w:hAnsi="標楷體" w:hint="eastAsia"/>
-          <w:sz w:val="28"/>
-          <w:szCs w:val="28"/>
-        </w:rPr>
-        <w:t>接）、前端介面實作、後端資料庫建置、系統整合與封測」五大階段。</w:t>
+        <w:t>將整體時程拆分為「需求分析、核心技術驗證（影像辨識與 LLM 介接）、前端介面實作、後端資料庫建置、系統整合與封測」五大階段。</w:t>
       </w:r>
     </w:p>
     <w:p>
@@ -4004,61 +3622,7 @@
           <w:sz w:val="28"/>
           <w:szCs w:val="28"/>
         </w:rPr>
-        <w:t>精</w:t>
-      </w:r>
-      <w:proofErr w:type="gramStart"/>
-      <w:r>
-        <w:rPr>
-          <w:rFonts w:ascii="標楷體" w:eastAsia="標楷體" w:hAnsi="標楷體"/>
-          <w:sz w:val="28"/>
-          <w:szCs w:val="28"/>
-        </w:rPr>
-        <w:t>準</w:t>
-      </w:r>
-      <w:proofErr w:type="gramEnd"/>
-      <w:r>
-        <w:rPr>
-          <w:rFonts w:ascii="標楷體" w:eastAsia="標楷體" w:hAnsi="標楷體"/>
-          <w:sz w:val="28"/>
-          <w:szCs w:val="28"/>
-        </w:rPr>
-        <w:t>的成本與</w:t>
-      </w:r>
-      <w:proofErr w:type="gramStart"/>
-      <w:r>
-        <w:rPr>
-          <w:rFonts w:ascii="標楷體" w:eastAsia="標楷體" w:hAnsi="標楷體"/>
-          <w:sz w:val="28"/>
-          <w:szCs w:val="28"/>
-        </w:rPr>
-        <w:t>收益投報</w:t>
-      </w:r>
-      <w:proofErr w:type="gramEnd"/>
-      <w:r>
-        <w:rPr>
-          <w:rFonts w:ascii="標楷體" w:eastAsia="標楷體" w:hAnsi="標楷體"/>
-          <w:sz w:val="28"/>
-          <w:szCs w:val="28"/>
-        </w:rPr>
-        <w:t>（ROI）：假設情境試算：100位活躍用戶中，20%選擇月訂閱（NT$99×20＝NT$1,980）、 5%選擇年訂閱</w:t>
-      </w:r>
-      <w:proofErr w:type="gramStart"/>
-      <w:r>
-        <w:rPr>
-          <w:rFonts w:ascii="標楷體" w:eastAsia="標楷體" w:hAnsi="標楷體"/>
-          <w:sz w:val="28"/>
-          <w:szCs w:val="28"/>
-        </w:rPr>
-        <w:t>（</w:t>
-      </w:r>
-      <w:proofErr w:type="gramEnd"/>
-      <w:r>
-        <w:rPr>
-          <w:rFonts w:ascii="標楷體" w:eastAsia="標楷體" w:hAnsi="標楷體"/>
-          <w:sz w:val="28"/>
-          <w:szCs w:val="28"/>
-        </w:rPr>
-        <w:t>NT$899÷12×5</w:t>
+        <w:t>精準的成本與收益投報（ROI）：假設情境試算：100位活躍用戶中，20%選擇月訂閱（NT$99×20＝NT$1,980）、 5%選擇年訂閱（NT$899÷12×5</w:t>
       </w:r>
       <w:r>
         <w:rPr>
@@ -4148,25 +3712,7 @@
           <w:sz w:val="28"/>
           <w:szCs w:val="28"/>
         </w:rPr>
-        <w:t>成熟的跨平台與 AI 整合架構： 本系統前端採用 Google 支援的 Flutter 跨平台框架，確保 iOS 與 Android 雙平台的原生級效能；後端架構以 Python 為核心，</w:t>
-      </w:r>
-      <w:proofErr w:type="gramStart"/>
-      <w:r>
-        <w:rPr>
-          <w:rFonts w:ascii="標楷體" w:eastAsia="標楷體" w:hAnsi="標楷體" w:hint="eastAsia"/>
-          <w:sz w:val="28"/>
-          <w:szCs w:val="28"/>
-        </w:rPr>
-        <w:t>穩定串</w:t>
-      </w:r>
-      <w:proofErr w:type="gramEnd"/>
-      <w:r>
-        <w:rPr>
-          <w:rFonts w:ascii="標楷體" w:eastAsia="標楷體" w:hAnsi="標楷體" w:hint="eastAsia"/>
-          <w:sz w:val="28"/>
-          <w:szCs w:val="28"/>
-        </w:rPr>
-        <w:t>接強大的生成式大型語言模型（LLM）與電腦視覺（Computer Vision）API。</w:t>
+        <w:t>成熟的跨平台與 AI 整合架構： 本系統前端採用 Google 支援的 Flutter 跨平台框架，確保 iOS 與 Android 雙平台的原生級效能；後端架構以 Python 為核心，穩定串接強大的生成式大型語言模型（LLM）與電腦視覺（Computer Vision）API。</w:t>
       </w:r>
     </w:p>
     <w:p>
@@ -4263,25 +3809,7 @@
           <w:sz w:val="28"/>
           <w:szCs w:val="28"/>
         </w:rPr>
-        <w:t>隱私保護與</w:t>
-      </w:r>
-      <w:proofErr w:type="gramStart"/>
-      <w:r>
-        <w:rPr>
-          <w:rFonts w:ascii="標楷體" w:eastAsia="標楷體" w:hAnsi="標楷體" w:hint="eastAsia"/>
-          <w:sz w:val="28"/>
-          <w:szCs w:val="28"/>
-        </w:rPr>
-        <w:t>資安合規</w:t>
-      </w:r>
-      <w:proofErr w:type="gramEnd"/>
-      <w:r>
-        <w:rPr>
-          <w:rFonts w:ascii="標楷體" w:eastAsia="標楷體" w:hAnsi="標楷體" w:hint="eastAsia"/>
-          <w:sz w:val="28"/>
-          <w:szCs w:val="28"/>
-        </w:rPr>
-        <w:t>： 專案實施嚴格遵守《個人資料保護法》（PDPA），使用者上傳之環境照片與語音對話紀錄，皆經過加密傳輸且不作為侵犯隱私之用途，並提供完善的帳戶刪除與資料清除機制。</w:t>
+        <w:t>隱私保護與資安合規： 專案實施嚴格遵守《個人資料保護法》（PDPA），使用者上傳之環境照片與語音對話紀錄，皆經過加密傳輸且不作為侵犯隱私之用途，並提供完善的帳戶刪除與資料清除機制。</w:t>
       </w:r>
     </w:p>
     <w:p>
@@ -4352,25 +3880,7 @@
           <w:sz w:val="28"/>
           <w:szCs w:val="28"/>
         </w:rPr>
-        <w:t>綜合</w:t>
-      </w:r>
-      <w:proofErr w:type="gramStart"/>
-      <w:r>
-        <w:rPr>
-          <w:rFonts w:ascii="標楷體" w:eastAsia="標楷體" w:hAnsi="標楷體" w:hint="eastAsia"/>
-          <w:sz w:val="28"/>
-          <w:szCs w:val="28"/>
-        </w:rPr>
-        <w:t>以上各維度</w:t>
-      </w:r>
-      <w:proofErr w:type="gramEnd"/>
-      <w:r>
-        <w:rPr>
-          <w:rFonts w:ascii="標楷體" w:eastAsia="標楷體" w:hAnsi="標楷體" w:hint="eastAsia"/>
-          <w:sz w:val="28"/>
-          <w:szCs w:val="28"/>
-        </w:rPr>
-        <w:t>因素之評估，本系統在操作上具有高度便利性，技術上具備實作成熟度，且具備明確的獲利模式。整體而言，本專案在技術與商業層面上均具備高度可行性，有望在日語學習市場中取得成功</w:t>
+        <w:t>綜合以上各維度因素之評估，本系統在操作上具有高度便利性，技術上具備實作成熟度，且具備明確的獲利模式。整體而言，本專案在技術與商業層面上均具備高度可行性，有望在日語學習市場中取得成功</w:t>
       </w:r>
       <w:r>
         <w:rPr>
@@ -4437,25 +3947,7 @@
           <w:sz w:val="28"/>
           <w:szCs w:val="28"/>
         </w:rPr>
-        <w:t>目標客群 具備基礎日語能力（如 N5～N4）但缺乏口說環境的語言學習者、準備前往日本（如京</w:t>
-      </w:r>
-      <w:proofErr w:type="gramStart"/>
-      <w:r>
-        <w:rPr>
-          <w:rFonts w:ascii="標楷體" w:eastAsia="標楷體" w:hAnsi="標楷體" w:hint="eastAsia"/>
-          <w:sz w:val="28"/>
-          <w:szCs w:val="28"/>
-        </w:rPr>
-        <w:t>阪</w:t>
-      </w:r>
-      <w:proofErr w:type="gramEnd"/>
-      <w:r>
-        <w:rPr>
-          <w:rFonts w:ascii="標楷體" w:eastAsia="標楷體" w:hAnsi="標楷體" w:hint="eastAsia"/>
-          <w:sz w:val="28"/>
-          <w:szCs w:val="28"/>
-        </w:rPr>
-        <w:t xml:space="preserve">神地區）自由行且需要實用會話的旅客，以及希望與特定設定角色（如關西腔、動漫屬性）進行情境互動的 </w:t>
+        <w:t xml:space="preserve">目標客群 具備基礎日語能力（如 N5～N4）但缺乏口說環境的語言學習者、準備前往日本（如京阪神地區）自由行且需要實用會話的旅客，以及希望與特定設定角色（如關西腔、動漫屬性）進行情境互動的 </w:t>
       </w:r>
       <w:r>
         <w:rPr>
@@ -4547,47 +4039,7 @@
           <w:szCs w:val="28"/>
           <w:highlight w:val="yellow"/>
         </w:rPr>
-        <w:t>通路主要透過 App Store 與 Google Play 雙平台發布。前期宣傳將利用大專院校校園社團與日語課程進行冷啟動推廣，</w:t>
-      </w:r>
-      <w:proofErr w:type="gramStart"/>
-      <w:r>
-        <w:rPr>
-          <w:rFonts w:ascii="標楷體" w:eastAsia="標楷體" w:hAnsi="標楷體" w:hint="eastAsia"/>
-          <w:sz w:val="28"/>
-          <w:szCs w:val="28"/>
-          <w:highlight w:val="yellow"/>
-        </w:rPr>
-        <w:t>線上則透過短影音</w:t>
-      </w:r>
-      <w:proofErr w:type="gramEnd"/>
-      <w:r>
-        <w:rPr>
-          <w:rFonts w:ascii="標楷體" w:eastAsia="標楷體" w:hAnsi="標楷體" w:hint="eastAsia"/>
-          <w:sz w:val="28"/>
-          <w:szCs w:val="28"/>
-          <w:highlight w:val="yellow"/>
-        </w:rPr>
-        <w:t>展示 AI 實際對話的有趣過程，精</w:t>
-      </w:r>
-      <w:proofErr w:type="gramStart"/>
-      <w:r>
-        <w:rPr>
-          <w:rFonts w:ascii="標楷體" w:eastAsia="標楷體" w:hAnsi="標楷體" w:hint="eastAsia"/>
-          <w:sz w:val="28"/>
-          <w:szCs w:val="28"/>
-          <w:highlight w:val="yellow"/>
-        </w:rPr>
-        <w:t>準</w:t>
-      </w:r>
-      <w:proofErr w:type="gramEnd"/>
-      <w:r>
-        <w:rPr>
-          <w:rFonts w:ascii="標楷體" w:eastAsia="標楷體" w:hAnsi="標楷體" w:hint="eastAsia"/>
-          <w:sz w:val="28"/>
-          <w:szCs w:val="28"/>
-          <w:highlight w:val="yellow"/>
-        </w:rPr>
-        <w:t>觸及對日本文化感興趣的潛在用戶。</w:t>
+        <w:t>通路主要透過 App Store 與 Google Play 雙平台發布。前期宣傳將利用大專院校校園社團與日語課程進行冷啟動推廣，線上則透過短影音展示 AI 實際對話的有趣過程，精準觸及對日本文化感興趣的潛在用戶。</w:t>
       </w:r>
     </w:p>
     <w:p>
@@ -5022,25 +4474,7 @@
           <w:sz w:val="28"/>
           <w:szCs w:val="28"/>
         </w:rPr>
-        <w:t>旅遊實用型： 為了赴日旅遊而學習，不需要艱澀文法，只求能</w:t>
-      </w:r>
-      <w:proofErr w:type="gramStart"/>
-      <w:r>
-        <w:rPr>
-          <w:rFonts w:ascii="標楷體" w:eastAsia="標楷體" w:hAnsi="標楷體" w:hint="eastAsia"/>
-          <w:sz w:val="28"/>
-          <w:szCs w:val="28"/>
-        </w:rPr>
-        <w:t>聽懂並開口</w:t>
-      </w:r>
-      <w:proofErr w:type="gramEnd"/>
-      <w:r>
-        <w:rPr>
-          <w:rFonts w:ascii="標楷體" w:eastAsia="標楷體" w:hAnsi="標楷體" w:hint="eastAsia"/>
-          <w:sz w:val="28"/>
-          <w:szCs w:val="28"/>
-        </w:rPr>
-        <w:t>解決「點餐、問路、購物」等實用生存需求。</w:t>
+        <w:t>旅遊實用型： 為了赴日旅遊而學習，不需要艱澀文法，只求能聽懂並開口解決「點餐、問路、購物」等實用生存需求。</w:t>
       </w:r>
     </w:p>
     <w:p>
@@ -5063,25 +4497,7 @@
           <w:sz w:val="28"/>
           <w:szCs w:val="28"/>
         </w:rPr>
-        <w:t>興趣驅動型（ACG/流行文化）： 熱愛</w:t>
-      </w:r>
-      <w:proofErr w:type="gramStart"/>
-      <w:r>
-        <w:rPr>
-          <w:rFonts w:ascii="標楷體" w:eastAsia="標楷體" w:hAnsi="標楷體" w:hint="eastAsia"/>
-          <w:sz w:val="28"/>
-          <w:szCs w:val="28"/>
-        </w:rPr>
-        <w:t>日本動漫</w:t>
-      </w:r>
-      <w:proofErr w:type="gramEnd"/>
-      <w:r>
-        <w:rPr>
-          <w:rFonts w:ascii="標楷體" w:eastAsia="標楷體" w:hAnsi="標楷體" w:hint="eastAsia"/>
-          <w:sz w:val="28"/>
-          <w:szCs w:val="28"/>
-        </w:rPr>
-        <w:t>、偶像或影視作品，希望能聽懂原文台詞，甚至幻想能與喜愛的角色進行對話互動。</w:t>
+        <w:t>興趣驅動型（ACG/流行文化）： 熱愛日本動漫、偶像或影視作品，希望能聽懂原文台詞，甚至幻想能與喜愛的角色進行對話互動。</w:t>
       </w:r>
     </w:p>
     <w:p>
@@ -5155,25 +4571,7 @@
           <w:sz w:val="28"/>
           <w:szCs w:val="28"/>
         </w:rPr>
-        <w:t>基於上述的市場區隔，並結合本團隊運用 Gemini AI 與 Flutter 開發的技術優勢，我們決定不與傳統的「單字文法題庫 App」正面競爭，而是精</w:t>
-      </w:r>
-      <w:proofErr w:type="gramStart"/>
-      <w:r>
-        <w:rPr>
-          <w:rFonts w:ascii="標楷體" w:eastAsia="標楷體" w:hAnsi="標楷體" w:hint="eastAsia"/>
-          <w:sz w:val="28"/>
-          <w:szCs w:val="28"/>
-        </w:rPr>
-        <w:t>準</w:t>
-      </w:r>
-      <w:proofErr w:type="gramEnd"/>
-      <w:r>
-        <w:rPr>
-          <w:rFonts w:ascii="標楷體" w:eastAsia="標楷體" w:hAnsi="標楷體" w:hint="eastAsia"/>
-          <w:sz w:val="28"/>
-          <w:szCs w:val="28"/>
-        </w:rPr>
-        <w:t>鎖定以下三個具備高度「口說互動需求」的目標市場：</w:t>
+        <w:t>基於上述的市場區隔，並結合本團隊運用 Gemini AI 與 Flutter 開發的技術優勢，我們決定不與傳統的「單字文法題庫 App」正面競爭，而是精準鎖定以下三個具備高度「口說互動需求」的目標市場：</w:t>
       </w:r>
     </w:p>
     <w:p>
@@ -5219,43 +4617,7 @@
           <w:sz w:val="28"/>
           <w:szCs w:val="28"/>
         </w:rPr>
-        <w:t>赴日自由行旅客： 計畫前往日本（如京</w:t>
-      </w:r>
-      <w:proofErr w:type="gramStart"/>
-      <w:r>
-        <w:rPr>
-          <w:rFonts w:ascii="標楷體" w:eastAsia="標楷體" w:hAnsi="標楷體" w:hint="eastAsia"/>
-          <w:sz w:val="28"/>
-          <w:szCs w:val="28"/>
-        </w:rPr>
-        <w:t>阪</w:t>
-      </w:r>
-      <w:proofErr w:type="gramEnd"/>
-      <w:r>
-        <w:rPr>
-          <w:rFonts w:ascii="標楷體" w:eastAsia="標楷體" w:hAnsi="標楷體" w:hint="eastAsia"/>
-          <w:sz w:val="28"/>
-          <w:szCs w:val="28"/>
-        </w:rPr>
-        <w:t>神），迫切需要「行前情境模擬訓練」的</w:t>
-      </w:r>
-      <w:proofErr w:type="gramStart"/>
-      <w:r>
-        <w:rPr>
-          <w:rFonts w:ascii="標楷體" w:eastAsia="標楷體" w:hAnsi="標楷體" w:hint="eastAsia"/>
-          <w:sz w:val="28"/>
-          <w:szCs w:val="28"/>
-        </w:rPr>
-        <w:t>實戰派受眾</w:t>
-      </w:r>
-      <w:proofErr w:type="gramEnd"/>
-      <w:r>
-        <w:rPr>
-          <w:rFonts w:ascii="標楷體" w:eastAsia="標楷體" w:hAnsi="標楷體" w:hint="eastAsia"/>
-          <w:sz w:val="28"/>
-          <w:szCs w:val="28"/>
-        </w:rPr>
-        <w:t>。</w:t>
+        <w:t>赴日自由行旅客： 計畫前往日本（如京阪神），迫切需要「行前情境模擬訓練」的實戰派受眾。</w:t>
       </w:r>
     </w:p>
     <w:p>
@@ -5320,89 +4682,7 @@
           <w:sz w:val="28"/>
           <w:szCs w:val="28"/>
         </w:rPr>
-        <w:t>相較於市面上單向輸入的單字 App</w:t>
-      </w:r>
-      <w:proofErr w:type="gramStart"/>
-      <w:r>
-        <w:rPr>
-          <w:rFonts w:ascii="標楷體" w:eastAsia="標楷體" w:hAnsi="標楷體" w:hint="eastAsia"/>
-          <w:sz w:val="28"/>
-          <w:szCs w:val="28"/>
-        </w:rPr>
-        <w:t>（</w:t>
-      </w:r>
-      <w:proofErr w:type="gramEnd"/>
-      <w:r>
-        <w:rPr>
-          <w:rFonts w:ascii="標楷體" w:eastAsia="標楷體" w:hAnsi="標楷體" w:hint="eastAsia"/>
-          <w:sz w:val="28"/>
-          <w:szCs w:val="28"/>
-        </w:rPr>
-        <w:t>如：五十音記憶、文法題庫</w:t>
-      </w:r>
-      <w:proofErr w:type="gramStart"/>
-      <w:r>
-        <w:rPr>
-          <w:rFonts w:ascii="標楷體" w:eastAsia="標楷體" w:hAnsi="標楷體" w:hint="eastAsia"/>
-          <w:sz w:val="28"/>
-          <w:szCs w:val="28"/>
-        </w:rPr>
-        <w:t>）</w:t>
-      </w:r>
-      <w:proofErr w:type="gramEnd"/>
-      <w:r>
-        <w:rPr>
-          <w:rFonts w:ascii="標楷體" w:eastAsia="標楷體" w:hAnsi="標楷體" w:hint="eastAsia"/>
-          <w:sz w:val="28"/>
-          <w:szCs w:val="28"/>
-        </w:rPr>
-        <w:t>或是費用高昂的</w:t>
-      </w:r>
-      <w:proofErr w:type="gramStart"/>
-      <w:r>
-        <w:rPr>
-          <w:rFonts w:ascii="標楷體" w:eastAsia="標楷體" w:hAnsi="標楷體" w:hint="eastAsia"/>
-          <w:sz w:val="28"/>
-          <w:szCs w:val="28"/>
-        </w:rPr>
-        <w:t>真人線上家教（</w:t>
-      </w:r>
-      <w:proofErr w:type="gramEnd"/>
-      <w:r>
-        <w:rPr>
-          <w:rFonts w:ascii="標楷體" w:eastAsia="標楷體" w:hAnsi="標楷體" w:hint="eastAsia"/>
-          <w:sz w:val="28"/>
-          <w:szCs w:val="28"/>
-        </w:rPr>
-        <w:t>如：</w:t>
-      </w:r>
-      <w:proofErr w:type="spellStart"/>
-      <w:r>
-        <w:rPr>
-          <w:rFonts w:ascii="標楷體" w:eastAsia="標楷體" w:hAnsi="標楷體" w:hint="eastAsia"/>
-          <w:sz w:val="28"/>
-          <w:szCs w:val="28"/>
-        </w:rPr>
-        <w:t>AmazingTalker</w:t>
-      </w:r>
-      <w:proofErr w:type="spellEnd"/>
-      <w:proofErr w:type="gramStart"/>
-      <w:r>
-        <w:rPr>
-          <w:rFonts w:ascii="標楷體" w:eastAsia="標楷體" w:hAnsi="標楷體" w:hint="eastAsia"/>
-          <w:sz w:val="28"/>
-          <w:szCs w:val="28"/>
-        </w:rPr>
-        <w:t>）</w:t>
-      </w:r>
-      <w:proofErr w:type="gramEnd"/>
-      <w:r>
-        <w:rPr>
-          <w:rFonts w:ascii="標楷體" w:eastAsia="標楷體" w:hAnsi="標楷體" w:hint="eastAsia"/>
-          <w:sz w:val="28"/>
-          <w:szCs w:val="28"/>
-        </w:rPr>
-        <w:t>，本產品的市場定位為： 「低門檻、高自由度、零壓力的專屬 AI 日語會話陪練員」。</w:t>
+        <w:t>相較於市面上單向輸入的單字 App（如：五十音記憶、文法題庫）或是費用高昂的真人線上家教（如：AmazingTalker），本產品的市場定位為： 「低門檻、高自由度、零壓力的專屬 AI 日語會話陪練員」。</w:t>
       </w:r>
     </w:p>
     <w:p>
@@ -5431,29 +4711,7 @@
           <w:sz w:val="28"/>
           <w:szCs w:val="28"/>
         </w:rPr>
-        <w:t>「非</w:t>
-      </w:r>
-      <w:proofErr w:type="gramStart"/>
-      <w:r>
-        <w:rPr>
-          <w:rFonts w:ascii="標楷體" w:eastAsia="標楷體" w:hAnsi="標楷體" w:hint="eastAsia"/>
-          <w:b/>
-          <w:bCs/>
-          <w:sz w:val="28"/>
-          <w:szCs w:val="28"/>
-        </w:rPr>
-        <w:t>腳本式的真實</w:t>
-      </w:r>
-      <w:proofErr w:type="gramEnd"/>
-      <w:r>
-        <w:rPr>
-          <w:rFonts w:ascii="標楷體" w:eastAsia="標楷體" w:hAnsi="標楷體" w:hint="eastAsia"/>
-          <w:b/>
-          <w:bCs/>
-          <w:sz w:val="28"/>
-          <w:szCs w:val="28"/>
-        </w:rPr>
-        <w:t>情境演練」</w:t>
+        <w:t>「非腳本式的真實情境演練」</w:t>
       </w:r>
       <w:r>
         <w:rPr>
@@ -5478,25 +4736,7 @@
           <w:sz w:val="28"/>
           <w:szCs w:val="28"/>
         </w:rPr>
-        <w:t>，填補「傳統 App」與「</w:t>
-      </w:r>
-      <w:proofErr w:type="gramStart"/>
-      <w:r>
-        <w:rPr>
-          <w:rFonts w:ascii="標楷體" w:eastAsia="標楷體" w:hAnsi="標楷體" w:hint="eastAsia"/>
-          <w:sz w:val="28"/>
-          <w:szCs w:val="28"/>
-        </w:rPr>
-        <w:t>真人外師</w:t>
-      </w:r>
-      <w:proofErr w:type="gramEnd"/>
-      <w:r>
-        <w:rPr>
-          <w:rFonts w:ascii="標楷體" w:eastAsia="標楷體" w:hAnsi="標楷體" w:hint="eastAsia"/>
-          <w:sz w:val="28"/>
-          <w:szCs w:val="28"/>
-        </w:rPr>
-        <w:t>」之間的巨大市場空缺。</w:t>
+        <w:t>，填補「傳統 App」與「真人外師」之間的巨大市場空缺。</w:t>
       </w:r>
     </w:p>
     <w:p>
@@ -5515,43 +4755,7 @@
           <w:sz w:val="28"/>
           <w:szCs w:val="28"/>
         </w:rPr>
-        <w:t>相較</w:t>
-      </w:r>
-      <w:proofErr w:type="gramStart"/>
-      <w:r>
-        <w:rPr>
-          <w:rFonts w:ascii="標楷體" w:eastAsia="標楷體" w:hAnsi="標楷體" w:hint="eastAsia"/>
-          <w:sz w:val="28"/>
-          <w:szCs w:val="28"/>
-        </w:rPr>
-        <w:t>於競品</w:t>
-      </w:r>
-      <w:proofErr w:type="gramEnd"/>
-      <w:r>
-        <w:rPr>
-          <w:rFonts w:ascii="標楷體" w:eastAsia="標楷體" w:hAnsi="標楷體" w:hint="eastAsia"/>
-          <w:sz w:val="28"/>
-          <w:szCs w:val="28"/>
-        </w:rPr>
-        <w:t>的「</w:t>
-      </w:r>
-      <w:proofErr w:type="gramStart"/>
-      <w:r>
-        <w:rPr>
-          <w:rFonts w:ascii="標楷體" w:eastAsia="標楷體" w:hAnsi="標楷體" w:hint="eastAsia"/>
-          <w:sz w:val="28"/>
-          <w:szCs w:val="28"/>
-        </w:rPr>
-        <w:t>全付</w:t>
-      </w:r>
-      <w:proofErr w:type="gramEnd"/>
-      <w:r>
-        <w:rPr>
-          <w:rFonts w:ascii="標楷體" w:eastAsia="標楷體" w:hAnsi="標楷體" w:hint="eastAsia"/>
-          <w:sz w:val="28"/>
-          <w:szCs w:val="28"/>
-        </w:rPr>
-        <w:t>費」或「純廣告」模式，本產品透過彈性的 J-Pts 點數制度讓使用者「用多少付多少」，大幅降低消費門檻，同時透過訂閱制保障高頻用戶的</w:t>
+        <w:t>相較於競品的「全付費」或「純廣告」模式，本產品透過彈性的 J-Pts 點數制度讓使用者「用多少付多少」，大幅降低消費門檻，同時透過訂閱制保障高頻用戶的</w:t>
       </w:r>
       <w:r>
         <w:rPr>
@@ -5699,25 +4903,7 @@
                 <w:sz w:val="28"/>
                 <w:szCs w:val="28"/>
               </w:rPr>
-              <w:t>情境化單字</w:t>
-            </w:r>
-            <w:proofErr w:type="gramStart"/>
-            <w:r>
-              <w:rPr>
-                <w:rFonts w:ascii="標楷體" w:eastAsia="標楷體" w:hAnsi="標楷體" w:hint="eastAsia"/>
-                <w:sz w:val="28"/>
-                <w:szCs w:val="28"/>
-              </w:rPr>
-              <w:t>記憶點強</w:t>
-            </w:r>
-            <w:proofErr w:type="gramEnd"/>
-            <w:r>
-              <w:rPr>
-                <w:rFonts w:ascii="標楷體" w:eastAsia="標楷體" w:hAnsi="標楷體" w:hint="eastAsia"/>
-                <w:sz w:val="28"/>
-                <w:szCs w:val="28"/>
-              </w:rPr>
-              <w:t>，優於傳統背單字</w:t>
+              <w:t>情境化單字記憶點強，優於傳統背單字</w:t>
             </w:r>
           </w:p>
           <w:p>
@@ -5898,25 +5084,7 @@
                 <w:sz w:val="28"/>
                 <w:szCs w:val="28"/>
               </w:rPr>
-              <w:t>需連網使用，</w:t>
-            </w:r>
-            <w:proofErr w:type="gramStart"/>
-            <w:r>
-              <w:rPr>
-                <w:rFonts w:ascii="標楷體" w:eastAsia="標楷體" w:hAnsi="標楷體" w:hint="eastAsia"/>
-                <w:sz w:val="28"/>
-                <w:szCs w:val="28"/>
-              </w:rPr>
-              <w:t>無離線</w:t>
-            </w:r>
-            <w:proofErr w:type="gramEnd"/>
-            <w:r>
-              <w:rPr>
-                <w:rFonts w:ascii="標楷體" w:eastAsia="標楷體" w:hAnsi="標楷體" w:hint="eastAsia"/>
-                <w:sz w:val="28"/>
-                <w:szCs w:val="28"/>
-              </w:rPr>
-              <w:t>學習功能</w:t>
+              <w:t>需連網使用，無離線學習功能</w:t>
             </w:r>
           </w:p>
           <w:p>
@@ -5960,25 +5128,7 @@
                 <w:sz w:val="28"/>
                 <w:szCs w:val="28"/>
               </w:rPr>
-              <w:t>訂閱金流</w:t>
-            </w:r>
-            <w:proofErr w:type="gramStart"/>
-            <w:r>
-              <w:rPr>
-                <w:rFonts w:ascii="標楷體" w:eastAsia="標楷體" w:hAnsi="標楷體" w:hint="eastAsia"/>
-                <w:sz w:val="28"/>
-                <w:szCs w:val="28"/>
-              </w:rPr>
-              <w:t>串接須符合</w:t>
-            </w:r>
-            <w:proofErr w:type="gramEnd"/>
-            <w:r>
-              <w:rPr>
-                <w:rFonts w:ascii="標楷體" w:eastAsia="標楷體" w:hAnsi="標楷體" w:hint="eastAsia"/>
-                <w:sz w:val="28"/>
-                <w:szCs w:val="28"/>
-              </w:rPr>
-              <w:t xml:space="preserve"> Apple / Google 平台審核規範，開發成本較高</w:t>
+              <w:t>訂閱金流串接須符合 Apple / Google 平台審核規範，開發成本較高</w:t>
             </w:r>
           </w:p>
           <w:p>
@@ -6226,23 +5376,13 @@
                 <w:szCs w:val="28"/>
               </w:rPr>
             </w:pPr>
-            <w:proofErr w:type="gramStart"/>
             <w:r>
               <w:rPr>
                 <w:rFonts w:ascii="標楷體" w:eastAsia="標楷體" w:hAnsi="標楷體" w:hint="eastAsia"/>
                 <w:sz w:val="28"/>
                 <w:szCs w:val="28"/>
               </w:rPr>
-              <w:t>競品可能</w:t>
-            </w:r>
-            <w:proofErr w:type="gramEnd"/>
-            <w:r>
-              <w:rPr>
-                <w:rFonts w:ascii="標楷體" w:eastAsia="標楷體" w:hAnsi="標楷體" w:hint="eastAsia"/>
-                <w:sz w:val="28"/>
-                <w:szCs w:val="28"/>
-              </w:rPr>
-              <w:t>推出更低價或完全免費的替代方案</w:t>
+              <w:t>競品可能推出更低價或完全免費的替代方案</w:t>
             </w:r>
           </w:p>
         </w:tc>
@@ -6704,25 +5844,7 @@
                 <w:szCs w:val="28"/>
                 <w:highlight w:val="green"/>
               </w:rPr>
-              <w:t>(</w:t>
-            </w:r>
-            <w:r>
-              <w:rPr>
-                <w:rFonts w:ascii="標楷體" w:eastAsia="標楷體" w:hAnsi="標楷體" w:hint="eastAsia"/>
-                <w:sz w:val="28"/>
-                <w:szCs w:val="28"/>
-                <w:highlight w:val="green"/>
-              </w:rPr>
-              <w:t>Firebase 是 Google 推出的一套行動與網頁應用程式開發平台</w:t>
-            </w:r>
-            <w:r>
-              <w:rPr>
-                <w:rFonts w:ascii="標楷體" w:eastAsia="標楷體" w:hAnsi="標楷體" w:hint="eastAsia"/>
-                <w:sz w:val="28"/>
-                <w:szCs w:val="28"/>
-                <w:highlight w:val="green"/>
-              </w:rPr>
-              <w:t>)</w:t>
+              <w:t>(Firebase 是 Google 推出的一套行動與網頁應用程式開發平台)</w:t>
             </w:r>
             <w:r>
               <w:rPr>
@@ -6753,25 +5875,7 @@
                 <w:sz w:val="28"/>
                 <w:szCs w:val="28"/>
               </w:rPr>
-              <w:t>設計</w:t>
-            </w:r>
-            <w:proofErr w:type="gramStart"/>
-            <w:r>
-              <w:rPr>
-                <w:rFonts w:ascii="標楷體" w:eastAsia="標楷體" w:hAnsi="標楷體" w:hint="eastAsia"/>
-                <w:sz w:val="28"/>
-                <w:szCs w:val="28"/>
-              </w:rPr>
-              <w:t>清楚的</w:t>
-            </w:r>
-            <w:proofErr w:type="gramEnd"/>
-            <w:r>
-              <w:rPr>
-                <w:rFonts w:ascii="標楷體" w:eastAsia="標楷體" w:hAnsi="標楷體" w:hint="eastAsia"/>
-                <w:sz w:val="28"/>
-                <w:szCs w:val="28"/>
-              </w:rPr>
-              <w:t>新手引導流程，降低點數系統的理解門檻</w:t>
+              <w:t>設計清楚的新手引導流程，降低點數系統的理解門檻</w:t>
             </w:r>
           </w:p>
         </w:tc>
@@ -8062,31 +7166,7 @@
                 <w:szCs w:val="28"/>
                 <w:bdr w:val="none" w:sz="0" w:space="0" w:color="auto" w:frame="1"/>
               </w:rPr>
-              <w:t>(</w:t>
-            </w:r>
-            <w:proofErr w:type="gramStart"/>
-            <w:r>
-              <w:rPr>
-                <w:rFonts w:ascii="標楷體" w:eastAsia="標楷體" w:hAnsi="標楷體" w:cs="新細明體"/>
-                <w:color w:val="1F1F1F"/>
-                <w:kern w:val="0"/>
-                <w:sz w:val="28"/>
-                <w:szCs w:val="28"/>
-                <w:bdr w:val="none" w:sz="0" w:space="0" w:color="auto" w:frame="1"/>
-              </w:rPr>
-              <w:t>註</w:t>
-            </w:r>
-            <w:proofErr w:type="gramEnd"/>
-            <w:r>
-              <w:rPr>
-                <w:rFonts w:ascii="標楷體" w:eastAsia="標楷體" w:hAnsi="標楷體" w:cs="新細明體"/>
-                <w:color w:val="1F1F1F"/>
-                <w:kern w:val="0"/>
-                <w:sz w:val="28"/>
-                <w:szCs w:val="28"/>
-                <w:bdr w:val="none" w:sz="0" w:space="0" w:color="auto" w:frame="1"/>
-              </w:rPr>
-              <w:t>：如果你的相機拍照功能有用到)</w:t>
+              <w:t>(註：如果你的相機拍照功能有用到)</w:t>
             </w:r>
           </w:p>
         </w:tc>
@@ -8820,7 +7900,6 @@
               </w:rPr>
               <w:t>、</w:t>
             </w:r>
-            <w:proofErr w:type="spellStart"/>
             <w:r>
               <w:rPr>
                 <w:rFonts w:ascii="Arial Unicode MS" w:eastAsia="標楷體" w:hAnsi="Arial Unicode MS" w:cs="Arial"/>
@@ -8829,7 +7908,6 @@
               </w:rPr>
               <w:t>flatpickr</w:t>
             </w:r>
-            <w:proofErr w:type="spellEnd"/>
             <w:r>
               <w:rPr>
                 <w:rFonts w:ascii="Arial Unicode MS" w:eastAsia="標楷體" w:hAnsi="Arial Unicode MS" w:cs="Arial" w:hint="eastAsia"/>
@@ -8844,25 +7922,7 @@
                 <w:kern w:val="0"/>
                 <w:szCs w:val="24"/>
               </w:rPr>
-              <w:t>python-</w:t>
-            </w:r>
-            <w:proofErr w:type="spellStart"/>
-            <w:r>
-              <w:rPr>
-                <w:rFonts w:ascii="Arial Unicode MS" w:eastAsia="標楷體" w:hAnsi="Arial Unicode MS" w:cs="Arial" w:hint="eastAsia"/>
-                <w:kern w:val="0"/>
-                <w:szCs w:val="24"/>
-              </w:rPr>
-              <w:t>dotenv</w:t>
-            </w:r>
-            <w:proofErr w:type="spellEnd"/>
-            <w:r>
-              <w:rPr>
-                <w:rFonts w:ascii="Arial Unicode MS" w:eastAsia="標楷體" w:hAnsi="Arial Unicode MS" w:cs="Arial" w:hint="eastAsia"/>
-                <w:kern w:val="0"/>
-                <w:szCs w:val="24"/>
-              </w:rPr>
-              <w:t xml:space="preserve"> (</w:t>
+              <w:t>python-dotenv (</w:t>
             </w:r>
             <w:r>
               <w:rPr>
@@ -17439,21 +16499,7 @@
         <w:rPr>
           <w:rFonts w:hint="eastAsia"/>
         </w:rPr>
-        <w:t>專案</w:t>
-      </w:r>
-      <w:proofErr w:type="gramStart"/>
-      <w:r>
-        <w:rPr>
-          <w:rFonts w:hint="eastAsia"/>
-        </w:rPr>
-        <w:t>時程甘特</w:t>
-      </w:r>
-      <w:proofErr w:type="gramEnd"/>
-      <w:r>
-        <w:rPr>
-          <w:rFonts w:hint="eastAsia"/>
-        </w:rPr>
-        <w:t>圖</w:t>
+        <w:t>專案時程甘特圖</w:t>
       </w:r>
     </w:p>
     <w:p>
@@ -17761,18 +16807,8 @@
                 <w:w w:val="90"/>
                 <w:sz w:val="28"/>
               </w:rPr>
-              <w:t>蘇品</w:t>
-            </w:r>
-            <w:proofErr w:type="gramStart"/>
-            <w:r>
-              <w:rPr>
-                <w:rFonts w:eastAsia="標楷體" w:hint="eastAsia"/>
-                <w:w w:val="90"/>
-                <w:sz w:val="28"/>
-              </w:rPr>
-              <w:t>璇</w:t>
-            </w:r>
-            <w:proofErr w:type="gramEnd"/>
+              <w:t>蘇品璇</w:t>
+            </w:r>
           </w:p>
         </w:tc>
         <w:tc>
@@ -24420,6 +23456,20 @@
                 <w:sz w:val="32"/>
               </w:rPr>
             </w:pPr>
+            <w:r>
+              <w:rPr>
+                <w:rFonts w:eastAsia="標楷體" w:hint="eastAsia"/>
+                <w:sz w:val="32"/>
+              </w:rPr>
+              <w:t xml:space="preserve"> </w:t>
+            </w:r>
+            <w:r>
+              <w:rPr>
+                <w:rFonts w:eastAsia="標楷體" w:hint="eastAsia"/>
+                <w:sz w:val="32"/>
+              </w:rPr>
+              <w:t>前後</w:t>
+            </w:r>
           </w:p>
         </w:tc>
         <w:tc>
@@ -24516,6 +23566,13 @@
                 <w:sz w:val="32"/>
               </w:rPr>
             </w:pPr>
+            <w:r>
+              <w:rPr>
+                <w:rFonts w:eastAsia="標楷體" w:hint="eastAsia"/>
+                <w:sz w:val="32"/>
+              </w:rPr>
+              <w:t>後</w:t>
+            </w:r>
           </w:p>
         </w:tc>
         <w:tc>
@@ -24596,18 +23653,111 @@
                 <w:sz w:val="32"/>
                 <w:u w:val="single"/>
               </w:rPr>
-              <w:t>蘇品</w:t>
-            </w:r>
-            <w:proofErr w:type="gramStart"/>
+              <w:t>蘇品璇</w:t>
+            </w:r>
+          </w:p>
+        </w:tc>
+        <w:tc>
+          <w:tcPr>
+            <w:tcW w:w="2697" w:type="pct"/>
+          </w:tcPr>
+          <w:p>
+            <w:pPr>
+              <w:ind w:firstLineChars="0" w:firstLine="0"/>
+              <w:rPr>
+                <w:rFonts w:eastAsia="標楷體"/>
+                <w:sz w:val="32"/>
+              </w:rPr>
+            </w:pPr>
+            <w:r>
+              <w:rPr>
+                <w:rFonts w:eastAsia="標楷體" w:hint="eastAsia"/>
+                <w:sz w:val="32"/>
+              </w:rPr>
+              <w:t>全</w:t>
+            </w:r>
+          </w:p>
+        </w:tc>
+        <w:tc>
+          <w:tcPr>
+            <w:tcW w:w="1004" w:type="pct"/>
+          </w:tcPr>
+          <w:p>
+            <w:pPr>
+              <w:ind w:firstLineChars="0" w:firstLine="0"/>
+              <w:jc w:val="center"/>
+              <w:rPr>
+                <w:rFonts w:eastAsia="標楷體"/>
+                <w:sz w:val="32"/>
+              </w:rPr>
+            </w:pPr>
+          </w:p>
+        </w:tc>
+      </w:tr>
+      <w:tr>
+        <w:tc>
+          <w:tcPr>
+            <w:tcW w:w="547" w:type="pct"/>
+            <w:vAlign w:val="center"/>
+          </w:tcPr>
+          <w:p>
+            <w:pPr>
+              <w:ind w:firstLineChars="0" w:firstLine="0"/>
+              <w:jc w:val="center"/>
+              <w:rPr>
+                <w:rFonts w:eastAsia="標楷體"/>
+                <w:sz w:val="32"/>
+              </w:rPr>
+            </w:pPr>
+            <w:r>
+              <w:rPr>
+                <w:rFonts w:eastAsia="標楷體" w:hint="eastAsia"/>
+                <w:sz w:val="32"/>
+              </w:rPr>
+              <w:t>4</w:t>
+            </w:r>
+          </w:p>
+        </w:tc>
+        <w:tc>
+          <w:tcPr>
+            <w:tcW w:w="751" w:type="pct"/>
+            <w:vAlign w:val="center"/>
+          </w:tcPr>
+          <w:p>
+            <w:pPr>
+              <w:ind w:firstLineChars="0" w:firstLine="0"/>
+              <w:jc w:val="center"/>
+              <w:rPr>
+                <w:rFonts w:eastAsia="標楷體"/>
+                <w:sz w:val="32"/>
+              </w:rPr>
+            </w:pPr>
+            <w:r>
+              <w:rPr>
+                <w:rFonts w:eastAsia="標楷體" w:hint="eastAsia"/>
+                <w:sz w:val="32"/>
+              </w:rPr>
+              <w:t>組員</w:t>
+            </w:r>
+          </w:p>
+          <w:p>
+            <w:pPr>
+              <w:ind w:firstLineChars="0" w:firstLine="0"/>
+              <w:jc w:val="center"/>
+              <w:rPr>
+                <w:rFonts w:eastAsia="標楷體"/>
+                <w:sz w:val="32"/>
+                <w:u w:val="single"/>
+              </w:rPr>
+            </w:pPr>
             <w:r>
               <w:rPr>
                 <w:rFonts w:eastAsia="標楷體" w:hint="eastAsia"/>
                 <w:sz w:val="32"/>
                 <w:u w:val="single"/>
               </w:rPr>
-              <w:t>璇</w:t>
-            </w:r>
-            <w:proofErr w:type="gramEnd"/>
+              <w:t>廖唯岑</w:t>
+            </w:r>
           </w:p>
         </w:tc>
         <w:tc>
@@ -24622,6 +23772,13 @@
                 <w:sz w:val="32"/>
               </w:rPr>
             </w:pPr>
+            <w:r>
+              <w:rPr>
+                <w:rFonts w:eastAsia="標楷體" w:hint="eastAsia"/>
+                <w:sz w:val="32"/>
+              </w:rPr>
+              <w:t>前</w:t>
+            </w:r>
           </w:p>
         </w:tc>
         <w:tc>
@@ -24660,7 +23817,7 @@
                 <w:rFonts w:eastAsia="標楷體" w:hint="eastAsia"/>
                 <w:sz w:val="32"/>
               </w:rPr>
-              <w:t>4</w:t>
+              <w:t>5</w:t>
             </w:r>
           </w:p>
         </w:tc>
@@ -24702,7 +23859,7 @@
                 <w:sz w:val="32"/>
                 <w:u w:val="single"/>
               </w:rPr>
-              <w:t>廖唯岑</w:t>
+              <w:t>施品妤</w:t>
             </w:r>
           </w:p>
         </w:tc>
@@ -24713,39 +23870,6 @@
           <w:p>
             <w:pPr>
               <w:ind w:firstLineChars="0" w:firstLine="0"/>
-              <w:rPr>
-                <w:rFonts w:eastAsia="標楷體"/>
-                <w:sz w:val="32"/>
-              </w:rPr>
-            </w:pPr>
-          </w:p>
-        </w:tc>
-        <w:tc>
-          <w:tcPr>
-            <w:tcW w:w="1004" w:type="pct"/>
-          </w:tcPr>
-          <w:p>
-            <w:pPr>
-              <w:ind w:firstLineChars="0" w:firstLine="0"/>
-              <w:jc w:val="center"/>
-              <w:rPr>
-                <w:rFonts w:eastAsia="標楷體"/>
-                <w:sz w:val="32"/>
-              </w:rPr>
-            </w:pPr>
-          </w:p>
-        </w:tc>
-      </w:tr>
-      <w:tr>
-        <w:tc>
-          <w:tcPr>
-            <w:tcW w:w="547" w:type="pct"/>
-            <w:vAlign w:val="center"/>
-          </w:tcPr>
-          <w:p>
-            <w:pPr>
-              <w:ind w:firstLineChars="0" w:firstLine="0"/>
-              <w:jc w:val="center"/>
               <w:rPr>
                 <w:rFonts w:eastAsia="標楷體"/>
                 <w:sz w:val="32"/>
@@ -24756,64 +23880,8 @@
                 <w:rFonts w:eastAsia="標楷體" w:hint="eastAsia"/>
                 <w:sz w:val="32"/>
               </w:rPr>
-              <w:t>5</w:t>
-            </w:r>
-          </w:p>
-        </w:tc>
-        <w:tc>
-          <w:tcPr>
-            <w:tcW w:w="751" w:type="pct"/>
-            <w:vAlign w:val="center"/>
-          </w:tcPr>
-          <w:p>
-            <w:pPr>
-              <w:ind w:firstLineChars="0" w:firstLine="0"/>
-              <w:jc w:val="center"/>
-              <w:rPr>
-                <w:rFonts w:eastAsia="標楷體"/>
-                <w:sz w:val="32"/>
-              </w:rPr>
-            </w:pPr>
-            <w:r>
-              <w:rPr>
-                <w:rFonts w:eastAsia="標楷體" w:hint="eastAsia"/>
-                <w:sz w:val="32"/>
-              </w:rPr>
-              <w:t>組員</w:t>
-            </w:r>
-          </w:p>
-          <w:p>
-            <w:pPr>
-              <w:ind w:firstLineChars="0" w:firstLine="0"/>
-              <w:jc w:val="center"/>
-              <w:rPr>
-                <w:rFonts w:eastAsia="標楷體"/>
-                <w:sz w:val="32"/>
-                <w:u w:val="single"/>
-              </w:rPr>
-            </w:pPr>
-            <w:r>
-              <w:rPr>
-                <w:rFonts w:eastAsia="標楷體" w:hint="eastAsia"/>
-                <w:sz w:val="32"/>
-                <w:u w:val="single"/>
-              </w:rPr>
-              <w:t>施品妤</w:t>
-            </w:r>
-          </w:p>
-        </w:tc>
-        <w:tc>
-          <w:tcPr>
-            <w:tcW w:w="2697" w:type="pct"/>
-          </w:tcPr>
-          <w:p>
-            <w:pPr>
-              <w:ind w:firstLineChars="0" w:firstLine="0"/>
-              <w:rPr>
-                <w:rFonts w:eastAsia="標楷體"/>
-                <w:sz w:val="32"/>
-              </w:rPr>
-            </w:pPr>
+              <w:t>前</w:t>
+            </w:r>
           </w:p>
         </w:tc>
         <w:tc>
@@ -25076,27 +24144,7 @@
           <w:sz w:val="28"/>
           <w:szCs w:val="24"/>
         </w:rPr>
-        <w:t>蘇品</w:t>
-      </w:r>
-      <w:proofErr w:type="gramStart"/>
-      <w:r>
-        <w:rPr>
-          <w:rFonts w:ascii="標楷體" w:eastAsia="標楷體" w:hAnsi="標楷體" w:hint="eastAsia"/>
-          <w:bCs/>
-          <w:sz w:val="28"/>
-          <w:szCs w:val="24"/>
-        </w:rPr>
-        <w:t>璇</w:t>
-      </w:r>
-      <w:proofErr w:type="gramEnd"/>
-      <w:r>
-        <w:rPr>
-          <w:rFonts w:ascii="標楷體" w:eastAsia="標楷體" w:hAnsi="標楷體" w:hint="eastAsia"/>
-          <w:bCs/>
-          <w:sz w:val="28"/>
-          <w:szCs w:val="24"/>
-        </w:rPr>
-        <w:t>上傳GitHub紀錄</w:t>
+        <w:t>蘇品璇上傳GitHub紀錄</w:t>
       </w:r>
     </w:p>
     <w:p>
@@ -26030,27 +25078,7 @@
                 <w:sz w:val="30"/>
                 <w:szCs w:val="30"/>
               </w:rPr>
-              <w:t>收藏夾顯示每</w:t>
-            </w:r>
-            <w:proofErr w:type="gramStart"/>
-            <w:r>
-              <w:rPr>
-                <w:rFonts w:ascii="標楷體" w:eastAsia="標楷體" w:hAnsi="標楷體" w:hint="eastAsia"/>
-                <w:color w:val="000000" w:themeColor="text1"/>
-                <w:sz w:val="30"/>
-                <w:szCs w:val="30"/>
-              </w:rPr>
-              <w:t>個</w:t>
-            </w:r>
-            <w:proofErr w:type="gramEnd"/>
-            <w:r>
-              <w:rPr>
-                <w:rFonts w:ascii="標楷體" w:eastAsia="標楷體" w:hAnsi="標楷體" w:hint="eastAsia"/>
-                <w:color w:val="000000" w:themeColor="text1"/>
-                <w:sz w:val="30"/>
-                <w:szCs w:val="30"/>
-              </w:rPr>
-              <w:t>資料夾的單字數量</w:t>
+              <w:t>收藏夾顯示每個資料夾的單字數量</w:t>
             </w:r>
           </w:p>
           <w:p>
@@ -27377,47 +26405,7 @@
                 <w:sz w:val="30"/>
                 <w:szCs w:val="30"/>
               </w:rPr>
-              <w:t>使用者密碼</w:t>
-            </w:r>
-            <w:proofErr w:type="gramStart"/>
-            <w:r>
-              <w:rPr>
-                <w:rFonts w:ascii="標楷體" w:eastAsia="標楷體" w:hAnsi="標楷體" w:hint="eastAsia"/>
-                <w:color w:val="000000" w:themeColor="text1"/>
-                <w:sz w:val="30"/>
-                <w:szCs w:val="30"/>
-              </w:rPr>
-              <w:t>採</w:t>
-            </w:r>
-            <w:proofErr w:type="gramEnd"/>
-            <w:r>
-              <w:rPr>
-                <w:rFonts w:ascii="標楷體" w:eastAsia="標楷體" w:hAnsi="標楷體" w:hint="eastAsia"/>
-                <w:color w:val="000000" w:themeColor="text1"/>
-                <w:sz w:val="30"/>
-                <w:szCs w:val="30"/>
-              </w:rPr>
-              <w:t>加密儲存（</w:t>
-            </w:r>
-            <w:proofErr w:type="spellStart"/>
-            <w:r>
-              <w:rPr>
-                <w:rFonts w:ascii="標楷體" w:eastAsia="標楷體" w:hAnsi="標楷體" w:hint="eastAsia"/>
-                <w:color w:val="000000" w:themeColor="text1"/>
-                <w:sz w:val="30"/>
-                <w:szCs w:val="30"/>
-              </w:rPr>
-              <w:t>password_hash</w:t>
-            </w:r>
-            <w:proofErr w:type="spellEnd"/>
-            <w:r>
-              <w:rPr>
-                <w:rFonts w:ascii="標楷體" w:eastAsia="標楷體" w:hAnsi="標楷體" w:hint="eastAsia"/>
-                <w:color w:val="000000" w:themeColor="text1"/>
-                <w:sz w:val="30"/>
-                <w:szCs w:val="30"/>
-              </w:rPr>
-              <w:t>）</w:t>
+              <w:t>使用者密碼採加密儲存（password_hash）</w:t>
             </w:r>
           </w:p>
           <w:p>
@@ -27810,7 +26798,6 @@
                 <w:szCs w:val="30"/>
               </w:rPr>
             </w:pPr>
-            <w:proofErr w:type="gramStart"/>
             <w:r>
               <w:rPr>
                 <w:rFonts w:ascii="標楷體" w:eastAsia="標楷體" w:hAnsi="標楷體" w:hint="eastAsia"/>
@@ -27818,17 +26805,7 @@
                 <w:sz w:val="30"/>
                 <w:szCs w:val="30"/>
               </w:rPr>
-              <w:t>採</w:t>
-            </w:r>
-            <w:proofErr w:type="gramEnd"/>
-            <w:r>
-              <w:rPr>
-                <w:rFonts w:ascii="標楷體" w:eastAsia="標楷體" w:hAnsi="標楷體" w:hint="eastAsia"/>
-                <w:color w:val="000000" w:themeColor="text1"/>
-                <w:sz w:val="30"/>
-                <w:szCs w:val="30"/>
-              </w:rPr>
-              <w:t>前後端分離架構，方便獨立維護</w:t>
+              <w:t>採前後端分離架構，方便獨立維護</w:t>
             </w:r>
           </w:p>
           <w:p>
@@ -28600,7 +27577,6 @@
                 <w:szCs w:val="24"/>
               </w:rPr>
             </w:pPr>
-            <w:proofErr w:type="spellStart"/>
             <w:r>
               <w:rPr>
                 <w:rFonts w:ascii="標楷體" w:eastAsia="標楷體" w:hAnsi="標楷體"/>
@@ -28608,7 +27584,6 @@
               </w:rPr>
               <w:t>quiz_question</w:t>
             </w:r>
-            <w:proofErr w:type="spellEnd"/>
           </w:p>
         </w:tc>
         <w:tc>
@@ -28683,7 +27658,6 @@
                 <w:szCs w:val="24"/>
               </w:rPr>
             </w:pPr>
-            <w:proofErr w:type="spellStart"/>
             <w:r>
               <w:rPr>
                 <w:rFonts w:ascii="標楷體" w:eastAsia="標楷體" w:hAnsi="標楷體"/>
@@ -28691,7 +27665,6 @@
               </w:rPr>
               <w:t>user_photo</w:t>
             </w:r>
-            <w:proofErr w:type="spellEnd"/>
           </w:p>
         </w:tc>
         <w:tc>
@@ -28766,7 +27739,6 @@
                 <w:szCs w:val="24"/>
               </w:rPr>
             </w:pPr>
-            <w:proofErr w:type="spellStart"/>
             <w:r>
               <w:rPr>
                 <w:rFonts w:ascii="標楷體" w:eastAsia="標楷體" w:hAnsi="標楷體"/>
@@ -28774,7 +27746,6 @@
               </w:rPr>
               <w:t>user_photo_vocab</w:t>
             </w:r>
-            <w:proofErr w:type="spellEnd"/>
           </w:p>
         </w:tc>
         <w:tc>
@@ -28849,7 +27820,6 @@
                 <w:szCs w:val="24"/>
               </w:rPr>
             </w:pPr>
-            <w:proofErr w:type="spellStart"/>
             <w:r>
               <w:rPr>
                 <w:rFonts w:ascii="標楷體" w:eastAsia="標楷體" w:hAnsi="標楷體"/>
@@ -28857,7 +27827,6 @@
               </w:rPr>
               <w:t>user_vocab</w:t>
             </w:r>
-            <w:proofErr w:type="spellEnd"/>
           </w:p>
         </w:tc>
         <w:tc>
@@ -28932,7 +27901,6 @@
                 <w:szCs w:val="24"/>
               </w:rPr>
             </w:pPr>
-            <w:proofErr w:type="spellStart"/>
             <w:r>
               <w:rPr>
                 <w:rFonts w:ascii="標楷體" w:eastAsia="標楷體" w:hAnsi="標楷體"/>
@@ -28940,7 +27908,6 @@
               </w:rPr>
               <w:t>user_folder</w:t>
             </w:r>
-            <w:proofErr w:type="spellEnd"/>
           </w:p>
         </w:tc>
         <w:tc>
@@ -29096,7 +28063,6 @@
                 <w:szCs w:val="24"/>
               </w:rPr>
             </w:pPr>
-            <w:proofErr w:type="spellStart"/>
             <w:r>
               <w:rPr>
                 <w:rFonts w:ascii="標楷體" w:eastAsia="標楷體" w:hAnsi="標楷體"/>
@@ -29104,7 +28070,6 @@
               </w:rPr>
               <w:t>user_achievement</w:t>
             </w:r>
-            <w:proofErr w:type="spellEnd"/>
           </w:p>
         </w:tc>
         <w:tc>
@@ -29179,7 +28144,6 @@
                 <w:szCs w:val="24"/>
               </w:rPr>
             </w:pPr>
-            <w:proofErr w:type="spellStart"/>
             <w:r>
               <w:rPr>
                 <w:rFonts w:ascii="標楷體" w:eastAsia="標楷體" w:hAnsi="標楷體"/>
@@ -29187,7 +28151,6 @@
               </w:rPr>
               <w:t>point_transaction</w:t>
             </w:r>
-            <w:proofErr w:type="spellEnd"/>
           </w:p>
         </w:tc>
         <w:tc>
@@ -29262,7 +28225,6 @@
                 <w:szCs w:val="24"/>
               </w:rPr>
             </w:pPr>
-            <w:proofErr w:type="spellStart"/>
             <w:r>
               <w:rPr>
                 <w:rFonts w:ascii="標楷體" w:eastAsia="標楷體" w:hAnsi="標楷體"/>
@@ -29270,7 +28232,6 @@
               </w:rPr>
               <w:t>friend_request</w:t>
             </w:r>
-            <w:proofErr w:type="spellEnd"/>
           </w:p>
         </w:tc>
         <w:tc>
@@ -29426,7 +28387,6 @@
                 <w:szCs w:val="24"/>
               </w:rPr>
             </w:pPr>
-            <w:proofErr w:type="spellStart"/>
             <w:r>
               <w:rPr>
                 <w:rFonts w:ascii="標楷體" w:eastAsia="標楷體" w:hAnsi="標楷體"/>
@@ -29434,7 +28394,6 @@
               </w:rPr>
               <w:t>study_group</w:t>
             </w:r>
-            <w:proofErr w:type="spellEnd"/>
           </w:p>
         </w:tc>
         <w:tc>
@@ -29509,7 +28468,6 @@
                 <w:szCs w:val="24"/>
               </w:rPr>
             </w:pPr>
-            <w:proofErr w:type="spellStart"/>
             <w:r>
               <w:rPr>
                 <w:rFonts w:ascii="標楷體" w:eastAsia="標楷體" w:hAnsi="標楷體"/>
@@ -29517,7 +28475,6 @@
               </w:rPr>
               <w:t>group_member</w:t>
             </w:r>
-            <w:proofErr w:type="spellEnd"/>
           </w:p>
         </w:tc>
         <w:tc>
@@ -29592,7 +28549,6 @@
                 <w:szCs w:val="24"/>
               </w:rPr>
             </w:pPr>
-            <w:proofErr w:type="spellStart"/>
             <w:r>
               <w:rPr>
                 <w:rFonts w:ascii="標楷體" w:eastAsia="標楷體" w:hAnsi="標楷體"/>
@@ -29600,7 +28556,6 @@
               </w:rPr>
               <w:t>group_invite</w:t>
             </w:r>
-            <w:proofErr w:type="spellEnd"/>
           </w:p>
         </w:tc>
         <w:tc>
@@ -30110,7 +29065,6 @@
                 <w:szCs w:val="24"/>
               </w:rPr>
             </w:pPr>
-            <w:proofErr w:type="gramStart"/>
             <w:r>
               <w:rPr>
                 <w:rFonts w:ascii="標楷體" w:eastAsia="標楷體" w:hAnsi="標楷體"/>
@@ -30118,7 +29072,6 @@
               </w:rPr>
               <w:t>外鍵</w:t>
             </w:r>
-            <w:proofErr w:type="gramEnd"/>
           </w:p>
         </w:tc>
       </w:tr>
@@ -30211,17 +29164,8 @@
                 <w:rFonts w:ascii="標楷體" w:eastAsia="標楷體" w:hAnsi="標楷體"/>
                 <w:szCs w:val="24"/>
               </w:rPr>
-              <w:t xml:space="preserve">4 </w:t>
-            </w:r>
-            <w:proofErr w:type="gramStart"/>
-            <w:r>
-              <w:rPr>
-                <w:rFonts w:ascii="標楷體" w:eastAsia="標楷體" w:hAnsi="標楷體"/>
-                <w:szCs w:val="24"/>
-              </w:rPr>
-              <w:t>byte</w:t>
-            </w:r>
-            <w:proofErr w:type="gramEnd"/>
+              <w:t>4 byte</w:t>
+            </w:r>
           </w:p>
         </w:tc>
         <w:tc>
@@ -30407,7 +29351,6 @@
                 <w:szCs w:val="24"/>
               </w:rPr>
             </w:pPr>
-            <w:proofErr w:type="spellStart"/>
             <w:r>
               <w:rPr>
                 <w:rFonts w:ascii="標楷體" w:eastAsia="標楷體" w:hAnsi="標楷體"/>
@@ -30415,7 +29358,6 @@
               </w:rPr>
               <w:t>password_hash</w:t>
             </w:r>
-            <w:proofErr w:type="spellEnd"/>
           </w:p>
         </w:tc>
         <w:tc>
@@ -30661,7 +29603,6 @@
                 <w:szCs w:val="24"/>
               </w:rPr>
             </w:pPr>
-            <w:proofErr w:type="spellStart"/>
             <w:r>
               <w:rPr>
                 <w:rFonts w:ascii="標楷體" w:eastAsia="標楷體" w:hAnsi="標楷體"/>
@@ -30669,7 +29610,6 @@
               </w:rPr>
               <w:t>friend_id</w:t>
             </w:r>
-            <w:proofErr w:type="spellEnd"/>
           </w:p>
         </w:tc>
         <w:tc>
@@ -30789,7 +29729,6 @@
                 <w:szCs w:val="24"/>
               </w:rPr>
             </w:pPr>
-            <w:proofErr w:type="spellStart"/>
             <w:r>
               <w:rPr>
                 <w:rFonts w:ascii="標楷體" w:eastAsia="標楷體" w:hAnsi="標楷體"/>
@@ -30797,7 +29736,6 @@
               </w:rPr>
               <w:t>japanese_level</w:t>
             </w:r>
-            <w:proofErr w:type="spellEnd"/>
           </w:p>
         </w:tc>
         <w:tc>
@@ -31043,7 +29981,6 @@
                 <w:szCs w:val="24"/>
               </w:rPr>
             </w:pPr>
-            <w:proofErr w:type="spellStart"/>
             <w:r>
               <w:rPr>
                 <w:rFonts w:ascii="標楷體" w:eastAsia="標楷體" w:hAnsi="標楷體"/>
@@ -31051,7 +29988,6 @@
               </w:rPr>
               <w:t>j_pts</w:t>
             </w:r>
-            <w:proofErr w:type="spellEnd"/>
           </w:p>
         </w:tc>
         <w:tc>
@@ -31119,17 +30055,8 @@
                 <w:rFonts w:ascii="標楷體" w:eastAsia="標楷體" w:hAnsi="標楷體"/>
                 <w:szCs w:val="24"/>
               </w:rPr>
-              <w:t xml:space="preserve">4 </w:t>
-            </w:r>
-            <w:proofErr w:type="gramStart"/>
-            <w:r>
-              <w:rPr>
-                <w:rFonts w:ascii="標楷體" w:eastAsia="標楷體" w:hAnsi="標楷體"/>
-                <w:szCs w:val="24"/>
-              </w:rPr>
-              <w:t>byte</w:t>
-            </w:r>
-            <w:proofErr w:type="gramEnd"/>
+              <w:t>4 byte</w:t>
+            </w:r>
           </w:p>
         </w:tc>
         <w:tc>
@@ -31180,7 +30107,6 @@
                 <w:szCs w:val="24"/>
               </w:rPr>
             </w:pPr>
-            <w:proofErr w:type="spellStart"/>
             <w:r>
               <w:rPr>
                 <w:rFonts w:ascii="標楷體" w:eastAsia="標楷體" w:hAnsi="標楷體"/>
@@ -31188,7 +30114,6 @@
               </w:rPr>
               <w:t>streak_days</w:t>
             </w:r>
-            <w:proofErr w:type="spellEnd"/>
           </w:p>
         </w:tc>
         <w:tc>
@@ -31256,17 +30181,8 @@
                 <w:rFonts w:ascii="標楷體" w:eastAsia="標楷體" w:hAnsi="標楷體"/>
                 <w:szCs w:val="24"/>
               </w:rPr>
-              <w:t xml:space="preserve">4 </w:t>
-            </w:r>
-            <w:proofErr w:type="gramStart"/>
-            <w:r>
-              <w:rPr>
-                <w:rFonts w:ascii="標楷體" w:eastAsia="標楷體" w:hAnsi="標楷體"/>
-                <w:szCs w:val="24"/>
-              </w:rPr>
-              <w:t>byte</w:t>
-            </w:r>
-            <w:proofErr w:type="gramEnd"/>
+              <w:t>4 byte</w:t>
+            </w:r>
           </w:p>
         </w:tc>
         <w:tc>
@@ -31317,7 +30233,6 @@
                 <w:szCs w:val="24"/>
               </w:rPr>
             </w:pPr>
-            <w:proofErr w:type="spellStart"/>
             <w:r>
               <w:rPr>
                 <w:rFonts w:ascii="標楷體" w:eastAsia="標楷體" w:hAnsi="標楷體"/>
@@ -31325,7 +30240,6 @@
               </w:rPr>
               <w:t>last_login_date</w:t>
             </w:r>
-            <w:proofErr w:type="spellEnd"/>
           </w:p>
         </w:tc>
         <w:tc>
@@ -31445,7 +30359,6 @@
                 <w:szCs w:val="24"/>
               </w:rPr>
             </w:pPr>
-            <w:proofErr w:type="spellStart"/>
             <w:r>
               <w:rPr>
                 <w:rFonts w:ascii="標楷體" w:eastAsia="標楷體" w:hAnsi="標楷體"/>
@@ -31453,7 +30366,6 @@
               </w:rPr>
               <w:t>created_at</w:t>
             </w:r>
-            <w:proofErr w:type="spellEnd"/>
           </w:p>
         </w:tc>
         <w:tc>
@@ -31573,7 +30485,6 @@
                 <w:szCs w:val="24"/>
               </w:rPr>
             </w:pPr>
-            <w:proofErr w:type="spellStart"/>
             <w:r>
               <w:rPr>
                 <w:rFonts w:ascii="標楷體" w:eastAsia="標楷體" w:hAnsi="標楷體"/>
@@ -31581,7 +30492,6 @@
               </w:rPr>
               <w:t>daily_scans</w:t>
             </w:r>
-            <w:proofErr w:type="spellEnd"/>
           </w:p>
         </w:tc>
         <w:tc>
@@ -31649,17 +30559,8 @@
                 <w:rFonts w:ascii="標楷體" w:eastAsia="標楷體" w:hAnsi="標楷體"/>
                 <w:szCs w:val="24"/>
               </w:rPr>
-              <w:t xml:space="preserve">4 </w:t>
-            </w:r>
-            <w:proofErr w:type="gramStart"/>
-            <w:r>
-              <w:rPr>
-                <w:rFonts w:ascii="標楷體" w:eastAsia="標楷體" w:hAnsi="標楷體"/>
-                <w:szCs w:val="24"/>
-              </w:rPr>
-              <w:t>byte</w:t>
-            </w:r>
-            <w:proofErr w:type="gramEnd"/>
+              <w:t>4 byte</w:t>
+            </w:r>
           </w:p>
         </w:tc>
         <w:tc>
@@ -31710,7 +30611,6 @@
                 <w:szCs w:val="24"/>
               </w:rPr>
             </w:pPr>
-            <w:proofErr w:type="spellStart"/>
             <w:r>
               <w:rPr>
                 <w:rFonts w:ascii="標楷體" w:eastAsia="標楷體" w:hAnsi="標楷體"/>
@@ -31718,7 +30618,6 @@
               </w:rPr>
               <w:t>last_scan_date</w:t>
             </w:r>
-            <w:proofErr w:type="spellEnd"/>
           </w:p>
         </w:tc>
         <w:tc>
@@ -31837,7 +30736,6 @@
                 <w:szCs w:val="24"/>
               </w:rPr>
             </w:pPr>
-            <w:proofErr w:type="spellStart"/>
             <w:r>
               <w:rPr>
                 <w:rFonts w:ascii="標楷體" w:eastAsia="標楷體" w:hAnsi="標楷體"/>
@@ -31845,7 +30743,6 @@
               </w:rPr>
               <w:t>total_active_days</w:t>
             </w:r>
-            <w:proofErr w:type="spellEnd"/>
           </w:p>
         </w:tc>
         <w:tc>
@@ -31910,17 +30807,8 @@
                 <w:rFonts w:ascii="標楷體" w:eastAsia="標楷體" w:hAnsi="標楷體"/>
                 <w:szCs w:val="24"/>
               </w:rPr>
-              <w:t xml:space="preserve">4 </w:t>
-            </w:r>
-            <w:proofErr w:type="gramStart"/>
-            <w:r>
-              <w:rPr>
-                <w:rFonts w:ascii="標楷體" w:eastAsia="標楷體" w:hAnsi="標楷體"/>
-                <w:szCs w:val="24"/>
-              </w:rPr>
-              <w:t>byte</w:t>
-            </w:r>
-            <w:proofErr w:type="gramEnd"/>
+              <w:t>4 byte</w:t>
+            </w:r>
           </w:p>
         </w:tc>
         <w:tc>
@@ -31968,7 +30856,6 @@
                 <w:szCs w:val="24"/>
               </w:rPr>
             </w:pPr>
-            <w:proofErr w:type="spellStart"/>
             <w:r>
               <w:rPr>
                 <w:rFonts w:ascii="標楷體" w:eastAsia="標楷體" w:hAnsi="標楷體"/>
@@ -31976,7 +30863,6 @@
               </w:rPr>
               <w:t>total_scans</w:t>
             </w:r>
-            <w:proofErr w:type="spellEnd"/>
           </w:p>
         </w:tc>
         <w:tc>
@@ -32041,17 +30927,8 @@
                 <w:rFonts w:ascii="標楷體" w:eastAsia="標楷體" w:hAnsi="標楷體"/>
                 <w:szCs w:val="24"/>
               </w:rPr>
-              <w:t xml:space="preserve">4 </w:t>
-            </w:r>
-            <w:proofErr w:type="gramStart"/>
-            <w:r>
-              <w:rPr>
-                <w:rFonts w:ascii="標楷體" w:eastAsia="標楷體" w:hAnsi="標楷體"/>
-                <w:szCs w:val="24"/>
-              </w:rPr>
-              <w:t>byte</w:t>
-            </w:r>
-            <w:proofErr w:type="gramEnd"/>
+              <w:t>4 byte</w:t>
+            </w:r>
           </w:p>
         </w:tc>
         <w:tc>
@@ -32099,7 +30976,6 @@
                 <w:szCs w:val="24"/>
               </w:rPr>
             </w:pPr>
-            <w:proofErr w:type="spellStart"/>
             <w:r>
               <w:rPr>
                 <w:rFonts w:ascii="標楷體" w:eastAsia="標楷體" w:hAnsi="標楷體"/>
@@ -32107,7 +30983,6 @@
               </w:rPr>
               <w:t>notified_levels</w:t>
             </w:r>
-            <w:proofErr w:type="spellEnd"/>
           </w:p>
         </w:tc>
         <w:tc>
@@ -32325,23 +31200,7 @@
                 <w:rFonts w:ascii="標楷體" w:eastAsia="標楷體" w:hAnsi="標楷體" w:hint="eastAsia"/>
                 <w:szCs w:val="24"/>
               </w:rPr>
-              <w:t xml:space="preserve"> scene</w:t>
-            </w:r>
-            <w:proofErr w:type="gramStart"/>
-            <w:r>
-              <w:rPr>
-                <w:rFonts w:ascii="標楷體" w:eastAsia="標楷體" w:hAnsi="標楷體" w:hint="eastAsia"/>
-                <w:szCs w:val="24"/>
-              </w:rPr>
-              <w:t>（</w:t>
-            </w:r>
-            <w:proofErr w:type="gramEnd"/>
-            <w:r>
-              <w:rPr>
-                <w:rFonts w:ascii="標楷體" w:eastAsia="標楷體" w:hAnsi="標楷體" w:hint="eastAsia"/>
-                <w:szCs w:val="24"/>
-              </w:rPr>
-              <w:t>場景)</w:t>
+              <w:t xml:space="preserve"> scene（場景)</w:t>
             </w:r>
           </w:p>
         </w:tc>
@@ -32501,7 +31360,6 @@
                 <w:szCs w:val="24"/>
               </w:rPr>
             </w:pPr>
-            <w:proofErr w:type="gramStart"/>
             <w:r>
               <w:rPr>
                 <w:rFonts w:ascii="標楷體" w:eastAsia="標楷體" w:hAnsi="標楷體"/>
@@ -32509,7 +31367,6 @@
               </w:rPr>
               <w:t>外鍵</w:t>
             </w:r>
-            <w:proofErr w:type="gramEnd"/>
           </w:p>
         </w:tc>
       </w:tr>
@@ -32602,17 +31459,8 @@
                 <w:rFonts w:ascii="標楷體" w:eastAsia="標楷體" w:hAnsi="標楷體"/>
                 <w:szCs w:val="24"/>
               </w:rPr>
-              <w:t xml:space="preserve">4 </w:t>
-            </w:r>
-            <w:proofErr w:type="gramStart"/>
-            <w:r>
-              <w:rPr>
-                <w:rFonts w:ascii="標楷體" w:eastAsia="標楷體" w:hAnsi="標楷體"/>
-                <w:szCs w:val="24"/>
-              </w:rPr>
-              <w:t>byte</w:t>
-            </w:r>
-            <w:proofErr w:type="gramEnd"/>
+              <w:t>4 byte</w:t>
+            </w:r>
           </w:p>
         </w:tc>
         <w:tc>
@@ -32797,7 +31645,6 @@
                 <w:szCs w:val="24"/>
               </w:rPr>
             </w:pPr>
-            <w:proofErr w:type="spellStart"/>
             <w:r>
               <w:rPr>
                 <w:rFonts w:ascii="標楷體" w:eastAsia="標楷體" w:hAnsi="標楷體"/>
@@ -32805,7 +31652,6 @@
               </w:rPr>
               <w:t>icon_name</w:t>
             </w:r>
-            <w:proofErr w:type="spellEnd"/>
           </w:p>
         </w:tc>
         <w:tc>
@@ -32998,23 +31844,7 @@
                 <w:rFonts w:ascii="標楷體" w:eastAsia="標楷體" w:hAnsi="標楷體" w:hint="eastAsia"/>
                 <w:szCs w:val="24"/>
               </w:rPr>
-              <w:t xml:space="preserve"> vocab</w:t>
-            </w:r>
-            <w:proofErr w:type="gramStart"/>
-            <w:r>
-              <w:rPr>
-                <w:rFonts w:ascii="標楷體" w:eastAsia="標楷體" w:hAnsi="標楷體" w:hint="eastAsia"/>
-                <w:szCs w:val="24"/>
-              </w:rPr>
-              <w:t>（</w:t>
-            </w:r>
-            <w:proofErr w:type="gramEnd"/>
-            <w:r>
-              <w:rPr>
-                <w:rFonts w:ascii="標楷體" w:eastAsia="標楷體" w:hAnsi="標楷體" w:hint="eastAsia"/>
-                <w:szCs w:val="24"/>
-              </w:rPr>
-              <w:t>單字字典)</w:t>
+              <w:t xml:space="preserve"> vocab（單字字典)</w:t>
             </w:r>
           </w:p>
         </w:tc>
@@ -33174,7 +32004,6 @@
                 <w:szCs w:val="24"/>
               </w:rPr>
             </w:pPr>
-            <w:proofErr w:type="gramStart"/>
             <w:r>
               <w:rPr>
                 <w:rFonts w:ascii="標楷體" w:eastAsia="標楷體" w:hAnsi="標楷體"/>
@@ -33182,7 +32011,6 @@
               </w:rPr>
               <w:t>外鍵</w:t>
             </w:r>
-            <w:proofErr w:type="gramEnd"/>
           </w:p>
         </w:tc>
       </w:tr>
@@ -33275,17 +32103,8 @@
                 <w:rFonts w:ascii="標楷體" w:eastAsia="標楷體" w:hAnsi="標楷體"/>
                 <w:szCs w:val="24"/>
               </w:rPr>
-              <w:t xml:space="preserve">4 </w:t>
-            </w:r>
-            <w:proofErr w:type="gramStart"/>
-            <w:r>
-              <w:rPr>
-                <w:rFonts w:ascii="標楷體" w:eastAsia="標楷體" w:hAnsi="標楷體"/>
-                <w:szCs w:val="24"/>
-              </w:rPr>
-              <w:t>byte</w:t>
-            </w:r>
-            <w:proofErr w:type="gramEnd"/>
+              <w:t>4 byte</w:t>
+            </w:r>
           </w:p>
         </w:tc>
         <w:tc>
@@ -33344,7 +32163,6 @@
                 <w:szCs w:val="24"/>
               </w:rPr>
             </w:pPr>
-            <w:proofErr w:type="spellStart"/>
             <w:r>
               <w:rPr>
                 <w:rFonts w:ascii="標楷體" w:eastAsia="標楷體" w:hAnsi="標楷體"/>
@@ -33352,7 +32170,6 @@
               </w:rPr>
               <w:t>scene_id</w:t>
             </w:r>
-            <w:proofErr w:type="spellEnd"/>
           </w:p>
         </w:tc>
         <w:tc>
@@ -33420,17 +32237,8 @@
                 <w:rFonts w:ascii="標楷體" w:eastAsia="標楷體" w:hAnsi="標楷體"/>
                 <w:szCs w:val="24"/>
               </w:rPr>
-              <w:t xml:space="preserve">4 </w:t>
-            </w:r>
-            <w:proofErr w:type="gramStart"/>
-            <w:r>
-              <w:rPr>
-                <w:rFonts w:ascii="標楷體" w:eastAsia="標楷體" w:hAnsi="標楷體"/>
-                <w:szCs w:val="24"/>
-              </w:rPr>
-              <w:t>byte</w:t>
-            </w:r>
-            <w:proofErr w:type="gramEnd"/>
+              <w:t>4 byte</w:t>
+            </w:r>
           </w:p>
         </w:tc>
         <w:tc>
@@ -33883,7 +32691,6 @@
                 <w:szCs w:val="24"/>
               </w:rPr>
             </w:pPr>
-            <w:proofErr w:type="spellStart"/>
             <w:r>
               <w:rPr>
                 <w:rFonts w:ascii="標楷體" w:eastAsia="標楷體" w:hAnsi="標楷體"/>
@@ -33891,7 +32698,6 @@
               </w:rPr>
               <w:t>sentence_basic</w:t>
             </w:r>
-            <w:proofErr w:type="spellEnd"/>
           </w:p>
         </w:tc>
         <w:tc>
@@ -34011,7 +32817,6 @@
                 <w:szCs w:val="24"/>
               </w:rPr>
             </w:pPr>
-            <w:proofErr w:type="spellStart"/>
             <w:r>
               <w:rPr>
                 <w:rFonts w:ascii="標楷體" w:eastAsia="標楷體" w:hAnsi="標楷體"/>
@@ -34019,7 +32824,6 @@
               </w:rPr>
               <w:t>sentence_inter</w:t>
             </w:r>
-            <w:proofErr w:type="spellEnd"/>
           </w:p>
         </w:tc>
         <w:tc>
@@ -34138,7 +32942,6 @@
                 <w:szCs w:val="24"/>
               </w:rPr>
             </w:pPr>
-            <w:proofErr w:type="spellStart"/>
             <w:r>
               <w:rPr>
                 <w:rFonts w:ascii="標楷體" w:eastAsia="標楷體" w:hAnsi="標楷體"/>
@@ -34146,7 +32949,6 @@
               </w:rPr>
               <w:t>sentence_upper_inter</w:t>
             </w:r>
-            <w:proofErr w:type="spellEnd"/>
           </w:p>
         </w:tc>
         <w:tc>
@@ -34260,7 +33062,6 @@
                 <w:szCs w:val="24"/>
               </w:rPr>
             </w:pPr>
-            <w:proofErr w:type="spellStart"/>
             <w:r>
               <w:rPr>
                 <w:rFonts w:ascii="標楷體" w:eastAsia="標楷體" w:hAnsi="標楷體"/>
@@ -34268,7 +33069,6 @@
               </w:rPr>
               <w:t>sentence_advanced</w:t>
             </w:r>
-            <w:proofErr w:type="spellEnd"/>
           </w:p>
         </w:tc>
         <w:tc>
@@ -34382,7 +33182,6 @@
                 <w:szCs w:val="24"/>
               </w:rPr>
             </w:pPr>
-            <w:proofErr w:type="spellStart"/>
             <w:r>
               <w:rPr>
                 <w:rFonts w:ascii="標楷體" w:eastAsia="標楷體" w:hAnsi="標楷體"/>
@@ -34390,7 +33189,6 @@
               </w:rPr>
               <w:t>audio_word</w:t>
             </w:r>
-            <w:proofErr w:type="spellEnd"/>
           </w:p>
         </w:tc>
         <w:tc>
@@ -34504,7 +33302,6 @@
                 <w:szCs w:val="24"/>
               </w:rPr>
             </w:pPr>
-            <w:proofErr w:type="spellStart"/>
             <w:r>
               <w:rPr>
                 <w:rFonts w:ascii="標楷體" w:eastAsia="標楷體" w:hAnsi="標楷體"/>
@@ -34512,7 +33309,6 @@
               </w:rPr>
               <w:t>audio_basic</w:t>
             </w:r>
-            <w:proofErr w:type="spellEnd"/>
           </w:p>
         </w:tc>
         <w:tc>
@@ -34643,7 +33439,6 @@
                 <w:szCs w:val="24"/>
               </w:rPr>
             </w:pPr>
-            <w:proofErr w:type="spellStart"/>
             <w:r>
               <w:rPr>
                 <w:rFonts w:ascii="標楷體" w:eastAsia="標楷體" w:hAnsi="標楷體"/>
@@ -34651,7 +33446,6 @@
               </w:rPr>
               <w:t>audio_inter</w:t>
             </w:r>
-            <w:proofErr w:type="spellEnd"/>
           </w:p>
         </w:tc>
         <w:tc>
@@ -34782,7 +33576,6 @@
                 <w:szCs w:val="24"/>
               </w:rPr>
             </w:pPr>
-            <w:proofErr w:type="spellStart"/>
             <w:r>
               <w:rPr>
                 <w:rFonts w:ascii="標楷體" w:eastAsia="標楷體" w:hAnsi="標楷體"/>
@@ -34791,7 +33584,6 @@
               <w:lastRenderedPageBreak/>
               <w:t>audio_upper</w:t>
             </w:r>
-            <w:proofErr w:type="spellEnd"/>
           </w:p>
         </w:tc>
         <w:tc>
@@ -34922,7 +33714,6 @@
                 <w:szCs w:val="24"/>
               </w:rPr>
             </w:pPr>
-            <w:proofErr w:type="spellStart"/>
             <w:r>
               <w:rPr>
                 <w:rFonts w:ascii="標楷體" w:eastAsia="標楷體" w:hAnsi="標楷體"/>
@@ -34930,7 +33721,6 @@
               </w:rPr>
               <w:t>audio_adv</w:t>
             </w:r>
-            <w:proofErr w:type="spellEnd"/>
           </w:p>
         </w:tc>
         <w:tc>
@@ -35133,18 +33923,8 @@
                 <w:rFonts w:ascii="標楷體" w:eastAsia="標楷體" w:hAnsi="標楷體"/>
                 <w:szCs w:val="24"/>
               </w:rPr>
-              <w:t xml:space="preserve"> </w:t>
-            </w:r>
-            <w:proofErr w:type="spellStart"/>
-            <w:r>
-              <w:rPr>
-                <w:rFonts w:ascii="標楷體" w:eastAsia="標楷體" w:hAnsi="標楷體"/>
-                <w:szCs w:val="24"/>
-              </w:rPr>
-              <w:t>quiz_question</w:t>
-            </w:r>
-            <w:proofErr w:type="spellEnd"/>
-            <w:proofErr w:type="gramStart"/>
+              <w:t xml:space="preserve"> quiz_question</w:t>
+            </w:r>
             <w:r>
               <w:rPr>
                 <w:rFonts w:ascii="標楷體" w:eastAsia="標楷體" w:hAnsi="標楷體" w:hint="eastAsia"/>
@@ -35152,7 +33932,6 @@
               </w:rPr>
               <w:t>（</w:t>
             </w:r>
-            <w:proofErr w:type="gramEnd"/>
             <w:r>
               <w:rPr>
                 <w:rFonts w:ascii="標楷體" w:eastAsia="標楷體" w:hAnsi="標楷體"/>
@@ -35325,7 +34104,6 @@
                 <w:szCs w:val="24"/>
               </w:rPr>
             </w:pPr>
-            <w:proofErr w:type="gramStart"/>
             <w:r>
               <w:rPr>
                 <w:rFonts w:ascii="標楷體" w:eastAsia="標楷體" w:hAnsi="標楷體"/>
@@ -35333,7 +34111,6 @@
               </w:rPr>
               <w:t>外鍵</w:t>
             </w:r>
-            <w:proofErr w:type="gramEnd"/>
           </w:p>
         </w:tc>
       </w:tr>
@@ -35426,17 +34203,8 @@
                 <w:rFonts w:ascii="標楷體" w:eastAsia="標楷體" w:hAnsi="標楷體"/>
                 <w:szCs w:val="24"/>
               </w:rPr>
-              <w:t xml:space="preserve">4 </w:t>
-            </w:r>
-            <w:proofErr w:type="gramStart"/>
-            <w:r>
-              <w:rPr>
-                <w:rFonts w:ascii="標楷體" w:eastAsia="標楷體" w:hAnsi="標楷體"/>
-                <w:szCs w:val="24"/>
-              </w:rPr>
-              <w:t>byte</w:t>
-            </w:r>
-            <w:proofErr w:type="gramEnd"/>
+              <w:t>4 byte</w:t>
+            </w:r>
           </w:p>
         </w:tc>
         <w:tc>
@@ -35621,7 +34389,6 @@
                 <w:szCs w:val="24"/>
               </w:rPr>
             </w:pPr>
-            <w:proofErr w:type="spellStart"/>
             <w:r>
               <w:rPr>
                 <w:rFonts w:ascii="標楷體" w:eastAsia="標楷體" w:hAnsi="標楷體"/>
@@ -35629,7 +34396,6 @@
               </w:rPr>
               <w:t>level_tag</w:t>
             </w:r>
-            <w:proofErr w:type="spellEnd"/>
           </w:p>
         </w:tc>
         <w:tc>
@@ -35868,7 +34634,6 @@
                 <w:szCs w:val="24"/>
               </w:rPr>
             </w:pPr>
-            <w:proofErr w:type="spellStart"/>
             <w:r>
               <w:rPr>
                 <w:rFonts w:ascii="標楷體" w:eastAsia="標楷體" w:hAnsi="標楷體"/>
@@ -35876,7 +34641,6 @@
               </w:rPr>
               <w:t>option_a</w:t>
             </w:r>
-            <w:proofErr w:type="spellEnd"/>
           </w:p>
         </w:tc>
         <w:tc>
@@ -35990,7 +34754,6 @@
                 <w:szCs w:val="24"/>
               </w:rPr>
             </w:pPr>
-            <w:proofErr w:type="spellStart"/>
             <w:r>
               <w:rPr>
                 <w:rFonts w:ascii="標楷體" w:eastAsia="標楷體" w:hAnsi="標楷體"/>
@@ -35998,7 +34761,6 @@
               </w:rPr>
               <w:t>option_b</w:t>
             </w:r>
-            <w:proofErr w:type="spellEnd"/>
           </w:p>
         </w:tc>
         <w:tc>
@@ -36112,7 +34874,6 @@
                 <w:szCs w:val="24"/>
               </w:rPr>
             </w:pPr>
-            <w:proofErr w:type="spellStart"/>
             <w:r>
               <w:rPr>
                 <w:rFonts w:ascii="標楷體" w:eastAsia="標楷體" w:hAnsi="標楷體"/>
@@ -36120,7 +34881,6 @@
               </w:rPr>
               <w:t>option_c</w:t>
             </w:r>
-            <w:proofErr w:type="spellEnd"/>
           </w:p>
         </w:tc>
         <w:tc>
@@ -36234,7 +34994,6 @@
                 <w:szCs w:val="24"/>
               </w:rPr>
             </w:pPr>
-            <w:proofErr w:type="spellStart"/>
             <w:r>
               <w:rPr>
                 <w:rFonts w:ascii="標楷體" w:eastAsia="標楷體" w:hAnsi="標楷體"/>
@@ -36242,7 +35001,6 @@
               </w:rPr>
               <w:t>option_d</w:t>
             </w:r>
-            <w:proofErr w:type="spellEnd"/>
           </w:p>
         </w:tc>
         <w:tc>
@@ -36356,7 +35114,6 @@
                 <w:szCs w:val="24"/>
               </w:rPr>
             </w:pPr>
-            <w:proofErr w:type="spellStart"/>
             <w:r>
               <w:rPr>
                 <w:rFonts w:ascii="標楷體" w:eastAsia="標楷體" w:hAnsi="標楷體"/>
@@ -36364,7 +35121,6 @@
               </w:rPr>
               <w:t>correct_answer</w:t>
             </w:r>
-            <w:proofErr w:type="spellEnd"/>
           </w:p>
         </w:tc>
         <w:tc>
@@ -36571,7 +35327,6 @@
               </w:rPr>
               <w:t xml:space="preserve"> </w:t>
             </w:r>
-            <w:proofErr w:type="spellStart"/>
             <w:r>
               <w:rPr>
                 <w:rFonts w:ascii="標楷體" w:eastAsia="標楷體" w:hAnsi="標楷體"/>
@@ -36579,22 +35334,12 @@
               </w:rPr>
               <w:t>user_photo</w:t>
             </w:r>
-            <w:proofErr w:type="spellEnd"/>
-            <w:proofErr w:type="gramStart"/>
             <w:r>
               <w:rPr>
                 <w:rFonts w:ascii="標楷體" w:eastAsia="標楷體" w:hAnsi="標楷體" w:hint="eastAsia"/>
                 <w:szCs w:val="24"/>
               </w:rPr>
-              <w:t>（</w:t>
-            </w:r>
-            <w:proofErr w:type="gramEnd"/>
-            <w:r>
-              <w:rPr>
-                <w:rFonts w:ascii="標楷體" w:eastAsia="標楷體" w:hAnsi="標楷體" w:hint="eastAsia"/>
-                <w:szCs w:val="24"/>
-              </w:rPr>
-              <w:t>使用者照片事件)</w:t>
+              <w:t>（使用者照片事件)</w:t>
             </w:r>
           </w:p>
         </w:tc>
@@ -36754,7 +35499,6 @@
                 <w:szCs w:val="24"/>
               </w:rPr>
             </w:pPr>
-            <w:proofErr w:type="gramStart"/>
             <w:r>
               <w:rPr>
                 <w:rFonts w:ascii="標楷體" w:eastAsia="標楷體" w:hAnsi="標楷體"/>
@@ -36762,7 +35506,6 @@
               </w:rPr>
               <w:t>外鍵</w:t>
             </w:r>
-            <w:proofErr w:type="gramEnd"/>
           </w:p>
         </w:tc>
       </w:tr>
@@ -36855,17 +35598,8 @@
                 <w:rFonts w:ascii="標楷體" w:eastAsia="標楷體" w:hAnsi="標楷體" w:hint="eastAsia"/>
                 <w:szCs w:val="24"/>
               </w:rPr>
-              <w:t xml:space="preserve">4 </w:t>
-            </w:r>
-            <w:proofErr w:type="gramStart"/>
-            <w:r>
-              <w:rPr>
-                <w:rFonts w:ascii="標楷體" w:eastAsia="標楷體" w:hAnsi="標楷體" w:hint="eastAsia"/>
-                <w:szCs w:val="24"/>
-              </w:rPr>
-              <w:t>byte</w:t>
-            </w:r>
-            <w:proofErr w:type="gramEnd"/>
+              <w:t>4 byte</w:t>
+            </w:r>
           </w:p>
         </w:tc>
         <w:tc>
@@ -36923,7 +35657,6 @@
                 <w:szCs w:val="24"/>
               </w:rPr>
             </w:pPr>
-            <w:proofErr w:type="spellStart"/>
             <w:r>
               <w:rPr>
                 <w:rFonts w:ascii="標楷體" w:eastAsia="標楷體" w:hAnsi="標楷體" w:hint="eastAsia"/>
@@ -36931,7 +35664,6 @@
               </w:rPr>
               <w:t>user_id</w:t>
             </w:r>
-            <w:proofErr w:type="spellEnd"/>
           </w:p>
         </w:tc>
         <w:tc>
@@ -36999,17 +35731,8 @@
                 <w:rFonts w:ascii="標楷體" w:eastAsia="標楷體" w:hAnsi="標楷體" w:hint="eastAsia"/>
                 <w:szCs w:val="24"/>
               </w:rPr>
-              <w:t xml:space="preserve">4 </w:t>
-            </w:r>
-            <w:proofErr w:type="gramStart"/>
-            <w:r>
-              <w:rPr>
-                <w:rFonts w:ascii="標楷體" w:eastAsia="標楷體" w:hAnsi="標楷體" w:hint="eastAsia"/>
-                <w:szCs w:val="24"/>
-              </w:rPr>
-              <w:t>byte</w:t>
-            </w:r>
-            <w:proofErr w:type="gramEnd"/>
+              <w:t>4 byte</w:t>
+            </w:r>
           </w:p>
         </w:tc>
         <w:tc>
@@ -37067,7 +35790,6 @@
                 <w:szCs w:val="24"/>
               </w:rPr>
             </w:pPr>
-            <w:proofErr w:type="spellStart"/>
             <w:r>
               <w:rPr>
                 <w:rFonts w:ascii="標楷體" w:eastAsia="標楷體" w:hAnsi="標楷體" w:hint="eastAsia"/>
@@ -37075,7 +35797,6 @@
               </w:rPr>
               <w:t>scene_id</w:t>
             </w:r>
-            <w:proofErr w:type="spellEnd"/>
           </w:p>
         </w:tc>
         <w:tc>
@@ -37143,17 +35864,8 @@
                 <w:rFonts w:ascii="標楷體" w:eastAsia="標楷體" w:hAnsi="標楷體" w:hint="eastAsia"/>
                 <w:szCs w:val="24"/>
               </w:rPr>
-              <w:t xml:space="preserve">4 </w:t>
-            </w:r>
-            <w:proofErr w:type="gramStart"/>
-            <w:r>
-              <w:rPr>
-                <w:rFonts w:ascii="標楷體" w:eastAsia="標楷體" w:hAnsi="標楷體" w:hint="eastAsia"/>
-                <w:szCs w:val="24"/>
-              </w:rPr>
-              <w:t>byte</w:t>
-            </w:r>
-            <w:proofErr w:type="gramEnd"/>
+              <w:t>4 byte</w:t>
+            </w:r>
           </w:p>
         </w:tc>
         <w:tc>
@@ -37211,7 +35923,6 @@
                 <w:szCs w:val="24"/>
               </w:rPr>
             </w:pPr>
-            <w:proofErr w:type="spellStart"/>
             <w:r>
               <w:rPr>
                 <w:rFonts w:ascii="標楷體" w:eastAsia="標楷體" w:hAnsi="標楷體" w:hint="eastAsia"/>
@@ -37219,7 +35930,6 @@
               </w:rPr>
               <w:t>image_path</w:t>
             </w:r>
-            <w:proofErr w:type="spellEnd"/>
           </w:p>
         </w:tc>
         <w:tc>
@@ -37339,7 +36049,6 @@
                 <w:szCs w:val="24"/>
               </w:rPr>
             </w:pPr>
-            <w:proofErr w:type="spellStart"/>
             <w:r>
               <w:rPr>
                 <w:rFonts w:ascii="標楷體" w:eastAsia="標楷體" w:hAnsi="標楷體" w:hint="eastAsia"/>
@@ -37347,7 +36056,6 @@
               </w:rPr>
               <w:t>custom_title</w:t>
             </w:r>
-            <w:proofErr w:type="spellEnd"/>
           </w:p>
         </w:tc>
         <w:tc>
@@ -37467,7 +36175,6 @@
                 <w:szCs w:val="24"/>
               </w:rPr>
             </w:pPr>
-            <w:proofErr w:type="spellStart"/>
             <w:r>
               <w:rPr>
                 <w:rFonts w:ascii="標楷體" w:eastAsia="標楷體" w:hAnsi="標楷體" w:hint="eastAsia"/>
@@ -37475,7 +36182,6 @@
               </w:rPr>
               <w:t>created_at</w:t>
             </w:r>
-            <w:proofErr w:type="spellEnd"/>
           </w:p>
         </w:tc>
         <w:tc>
@@ -37670,7 +36376,6 @@
               </w:rPr>
               <w:t xml:space="preserve"> </w:t>
             </w:r>
-            <w:proofErr w:type="spellStart"/>
             <w:r>
               <w:rPr>
                 <w:rFonts w:ascii="標楷體" w:eastAsia="標楷體" w:hAnsi="標楷體"/>
@@ -37678,22 +36383,12 @@
               </w:rPr>
               <w:t>user_photo_vocab</w:t>
             </w:r>
-            <w:proofErr w:type="spellEnd"/>
-            <w:proofErr w:type="gramStart"/>
             <w:r>
               <w:rPr>
                 <w:rFonts w:ascii="標楷體" w:eastAsia="標楷體" w:hAnsi="標楷體" w:hint="eastAsia"/>
                 <w:szCs w:val="24"/>
               </w:rPr>
-              <w:t>（</w:t>
-            </w:r>
-            <w:proofErr w:type="gramEnd"/>
-            <w:r>
-              <w:rPr>
-                <w:rFonts w:ascii="標楷體" w:eastAsia="標楷體" w:hAnsi="標楷體" w:hint="eastAsia"/>
-                <w:szCs w:val="24"/>
-              </w:rPr>
-              <w:t>照片辨識單字)</w:t>
+              <w:t>（照片辨識單字)</w:t>
             </w:r>
           </w:p>
         </w:tc>
@@ -37853,7 +36548,6 @@
                 <w:szCs w:val="24"/>
               </w:rPr>
             </w:pPr>
-            <w:proofErr w:type="gramStart"/>
             <w:r>
               <w:rPr>
                 <w:rFonts w:ascii="標楷體" w:eastAsia="標楷體" w:hAnsi="標楷體"/>
@@ -37861,7 +36555,6 @@
               </w:rPr>
               <w:t>外鍵</w:t>
             </w:r>
-            <w:proofErr w:type="gramEnd"/>
           </w:p>
         </w:tc>
       </w:tr>
@@ -37954,17 +36647,8 @@
                 <w:rFonts w:ascii="標楷體" w:eastAsia="標楷體" w:hAnsi="標楷體" w:hint="eastAsia"/>
                 <w:szCs w:val="24"/>
               </w:rPr>
-              <w:t xml:space="preserve">4 </w:t>
-            </w:r>
-            <w:proofErr w:type="gramStart"/>
-            <w:r>
-              <w:rPr>
-                <w:rFonts w:ascii="標楷體" w:eastAsia="標楷體" w:hAnsi="標楷體" w:hint="eastAsia"/>
-                <w:szCs w:val="24"/>
-              </w:rPr>
-              <w:t>byte</w:t>
-            </w:r>
-            <w:proofErr w:type="gramEnd"/>
+              <w:t>4 byte</w:t>
+            </w:r>
           </w:p>
         </w:tc>
         <w:tc>
@@ -38022,7 +36706,6 @@
                 <w:szCs w:val="24"/>
               </w:rPr>
             </w:pPr>
-            <w:proofErr w:type="spellStart"/>
             <w:r>
               <w:rPr>
                 <w:rFonts w:ascii="標楷體" w:eastAsia="標楷體" w:hAnsi="標楷體" w:hint="eastAsia"/>
@@ -38030,7 +36713,6 @@
               </w:rPr>
               <w:t>photo_id</w:t>
             </w:r>
-            <w:proofErr w:type="spellEnd"/>
           </w:p>
         </w:tc>
         <w:tc>
@@ -38098,17 +36780,8 @@
                 <w:rFonts w:ascii="標楷體" w:eastAsia="標楷體" w:hAnsi="標楷體" w:hint="eastAsia"/>
                 <w:szCs w:val="24"/>
               </w:rPr>
-              <w:t xml:space="preserve">4 </w:t>
-            </w:r>
-            <w:proofErr w:type="gramStart"/>
-            <w:r>
-              <w:rPr>
-                <w:rFonts w:ascii="標楷體" w:eastAsia="標楷體" w:hAnsi="標楷體" w:hint="eastAsia"/>
-                <w:szCs w:val="24"/>
-              </w:rPr>
-              <w:t>byte</w:t>
-            </w:r>
-            <w:proofErr w:type="gramEnd"/>
+              <w:t>4 byte</w:t>
+            </w:r>
           </w:p>
         </w:tc>
         <w:tc>
@@ -38166,7 +36839,6 @@
                 <w:szCs w:val="24"/>
               </w:rPr>
             </w:pPr>
-            <w:proofErr w:type="spellStart"/>
             <w:r>
               <w:rPr>
                 <w:rFonts w:ascii="標楷體" w:eastAsia="標楷體" w:hAnsi="標楷體" w:hint="eastAsia"/>
@@ -38174,7 +36846,6 @@
               </w:rPr>
               <w:t>vocab_id</w:t>
             </w:r>
-            <w:proofErr w:type="spellEnd"/>
           </w:p>
         </w:tc>
         <w:tc>
@@ -38242,17 +36913,8 @@
                 <w:rFonts w:ascii="標楷體" w:eastAsia="標楷體" w:hAnsi="標楷體" w:hint="eastAsia"/>
                 <w:szCs w:val="24"/>
               </w:rPr>
-              <w:t xml:space="preserve">4 </w:t>
-            </w:r>
-            <w:proofErr w:type="gramStart"/>
-            <w:r>
-              <w:rPr>
-                <w:rFonts w:ascii="標楷體" w:eastAsia="標楷體" w:hAnsi="標楷體" w:hint="eastAsia"/>
-                <w:szCs w:val="24"/>
-              </w:rPr>
-              <w:t>byte</w:t>
-            </w:r>
-            <w:proofErr w:type="gramEnd"/>
+              <w:t>4 byte</w:t>
+            </w:r>
           </w:p>
         </w:tc>
         <w:tc>
@@ -38383,7 +37045,6 @@
               </w:rPr>
               <w:t xml:space="preserve"> </w:t>
             </w:r>
-            <w:proofErr w:type="spellStart"/>
             <w:r>
               <w:rPr>
                 <w:rFonts w:ascii="標楷體" w:eastAsia="標楷體" w:hAnsi="標楷體"/>
@@ -38391,8 +37052,6 @@
               </w:rPr>
               <w:t>user_vocab</w:t>
             </w:r>
-            <w:proofErr w:type="spellEnd"/>
-            <w:proofErr w:type="gramStart"/>
             <w:r>
               <w:rPr>
                 <w:rFonts w:ascii="標楷體" w:eastAsia="標楷體" w:hAnsi="標楷體" w:hint="eastAsia"/>
@@ -38401,7 +37060,6 @@
               <w:t>（</w:t>
             </w:r>
             <w:bookmarkStart w:id="31" w:name="_Hlk226973461"/>
-            <w:proofErr w:type="gramEnd"/>
             <w:r>
               <w:rPr>
                 <w:rFonts w:ascii="標楷體" w:eastAsia="標楷體" w:hAnsi="標楷體"/>
@@ -38575,7 +37233,6 @@
                 <w:szCs w:val="24"/>
               </w:rPr>
             </w:pPr>
-            <w:proofErr w:type="gramStart"/>
             <w:r>
               <w:rPr>
                 <w:rFonts w:ascii="標楷體" w:eastAsia="標楷體" w:hAnsi="標楷體"/>
@@ -38583,7 +37240,6 @@
               </w:rPr>
               <w:t>外鍵</w:t>
             </w:r>
-            <w:proofErr w:type="gramEnd"/>
           </w:p>
         </w:tc>
       </w:tr>
@@ -38676,17 +37332,8 @@
                 <w:rFonts w:ascii="標楷體" w:eastAsia="標楷體" w:hAnsi="標楷體"/>
                 <w:szCs w:val="24"/>
               </w:rPr>
-              <w:t xml:space="preserve">4 </w:t>
-            </w:r>
-            <w:proofErr w:type="gramStart"/>
-            <w:r>
-              <w:rPr>
-                <w:rFonts w:ascii="標楷體" w:eastAsia="標楷體" w:hAnsi="標楷體"/>
-                <w:szCs w:val="24"/>
-              </w:rPr>
-              <w:t>byte</w:t>
-            </w:r>
-            <w:proofErr w:type="gramEnd"/>
+              <w:t>4 byte</w:t>
+            </w:r>
           </w:p>
         </w:tc>
         <w:tc>
@@ -38744,7 +37391,6 @@
                 <w:szCs w:val="24"/>
               </w:rPr>
             </w:pPr>
-            <w:proofErr w:type="spellStart"/>
             <w:r>
               <w:rPr>
                 <w:rFonts w:ascii="標楷體" w:eastAsia="標楷體" w:hAnsi="標楷體"/>
@@ -38752,7 +37398,6 @@
               </w:rPr>
               <w:t>user_id</w:t>
             </w:r>
-            <w:proofErr w:type="spellEnd"/>
           </w:p>
         </w:tc>
         <w:tc>
@@ -38820,17 +37465,8 @@
                 <w:rFonts w:ascii="標楷體" w:eastAsia="標楷體" w:hAnsi="標楷體"/>
                 <w:szCs w:val="24"/>
               </w:rPr>
-              <w:t xml:space="preserve">4 </w:t>
-            </w:r>
-            <w:proofErr w:type="gramStart"/>
-            <w:r>
-              <w:rPr>
-                <w:rFonts w:ascii="標楷體" w:eastAsia="標楷體" w:hAnsi="標楷體"/>
-                <w:szCs w:val="24"/>
-              </w:rPr>
-              <w:t>byte</w:t>
-            </w:r>
-            <w:proofErr w:type="gramEnd"/>
+              <w:t>4 byte</w:t>
+            </w:r>
           </w:p>
         </w:tc>
         <w:tc>
@@ -38888,7 +37524,6 @@
                 <w:szCs w:val="24"/>
               </w:rPr>
             </w:pPr>
-            <w:proofErr w:type="spellStart"/>
             <w:r>
               <w:rPr>
                 <w:rFonts w:ascii="標楷體" w:eastAsia="標楷體" w:hAnsi="標楷體"/>
@@ -38896,7 +37531,6 @@
               </w:rPr>
               <w:t>vocab_id</w:t>
             </w:r>
-            <w:proofErr w:type="spellEnd"/>
           </w:p>
         </w:tc>
         <w:tc>
@@ -38964,17 +37598,8 @@
                 <w:rFonts w:ascii="標楷體" w:eastAsia="標楷體" w:hAnsi="標楷體"/>
                 <w:szCs w:val="24"/>
               </w:rPr>
-              <w:t xml:space="preserve">4 </w:t>
-            </w:r>
-            <w:proofErr w:type="gramStart"/>
-            <w:r>
-              <w:rPr>
-                <w:rFonts w:ascii="標楷體" w:eastAsia="標楷體" w:hAnsi="標楷體"/>
-                <w:szCs w:val="24"/>
-              </w:rPr>
-              <w:t>byte</w:t>
-            </w:r>
-            <w:proofErr w:type="gramEnd"/>
+              <w:t>4 byte</w:t>
+            </w:r>
           </w:p>
         </w:tc>
         <w:tc>
@@ -39032,7 +37657,6 @@
                 <w:szCs w:val="24"/>
               </w:rPr>
             </w:pPr>
-            <w:proofErr w:type="spellStart"/>
             <w:r>
               <w:rPr>
                 <w:rFonts w:ascii="標楷體" w:eastAsia="標楷體" w:hAnsi="標楷體"/>
@@ -39040,7 +37664,6 @@
               </w:rPr>
               <w:t>folder_id</w:t>
             </w:r>
-            <w:proofErr w:type="spellEnd"/>
           </w:p>
         </w:tc>
         <w:tc>
@@ -39108,17 +37731,8 @@
                 <w:rFonts w:ascii="標楷體" w:eastAsia="標楷體" w:hAnsi="標楷體"/>
                 <w:szCs w:val="24"/>
               </w:rPr>
-              <w:t xml:space="preserve">4 </w:t>
-            </w:r>
-            <w:proofErr w:type="gramStart"/>
-            <w:r>
-              <w:rPr>
-                <w:rFonts w:ascii="標楷體" w:eastAsia="標楷體" w:hAnsi="標楷體"/>
-                <w:szCs w:val="24"/>
-              </w:rPr>
-              <w:t>byte</w:t>
-            </w:r>
-            <w:proofErr w:type="gramEnd"/>
+              <w:t>4 byte</w:t>
+            </w:r>
           </w:p>
         </w:tc>
         <w:tc>
@@ -39176,7 +37790,6 @@
                 <w:szCs w:val="24"/>
               </w:rPr>
             </w:pPr>
-            <w:proofErr w:type="spellStart"/>
             <w:r>
               <w:rPr>
                 <w:rFonts w:ascii="標楷體" w:eastAsia="標楷體" w:hAnsi="標楷體"/>
@@ -39184,7 +37797,6 @@
               </w:rPr>
               <w:t>collected_at</w:t>
             </w:r>
-            <w:proofErr w:type="spellEnd"/>
           </w:p>
         </w:tc>
         <w:tc>
@@ -39298,46 +37910,12 @@
           <w:szCs w:val="24"/>
         </w:rPr>
       </w:pPr>
-      <w:proofErr w:type="gramStart"/>
       <w:r>
         <w:rPr>
           <w:rFonts w:ascii="標楷體" w:eastAsia="標楷體" w:hAnsi="標楷體"/>
           <w:szCs w:val="24"/>
         </w:rPr>
-        <w:t>UNIQUE(</w:t>
-      </w:r>
-      <w:proofErr w:type="spellStart"/>
-      <w:proofErr w:type="gramEnd"/>
-      <w:r>
-        <w:rPr>
-          <w:rFonts w:ascii="標楷體" w:eastAsia="標楷體" w:hAnsi="標楷體"/>
-          <w:szCs w:val="24"/>
-        </w:rPr>
-        <w:t>user_id</w:t>
-      </w:r>
-      <w:proofErr w:type="spellEnd"/>
-      <w:r>
-        <w:rPr>
-          <w:rFonts w:ascii="標楷體" w:eastAsia="標楷體" w:hAnsi="標楷體"/>
-          <w:szCs w:val="24"/>
-        </w:rPr>
-        <w:t xml:space="preserve">, </w:t>
-      </w:r>
-      <w:proofErr w:type="spellStart"/>
-      <w:r>
-        <w:rPr>
-          <w:rFonts w:ascii="標楷體" w:eastAsia="標楷體" w:hAnsi="標楷體"/>
-          <w:szCs w:val="24"/>
-        </w:rPr>
-        <w:t>vocab_id</w:t>
-      </w:r>
-      <w:proofErr w:type="spellEnd"/>
-      <w:r>
-        <w:rPr>
-          <w:rFonts w:ascii="標楷體" w:eastAsia="標楷體" w:hAnsi="標楷體"/>
-          <w:szCs w:val="24"/>
-        </w:rPr>
-        <w:t>)</w:t>
+        <w:t>UNIQUE(user_id, vocab_id)</w:t>
       </w:r>
     </w:p>
     <w:p>
@@ -39436,7 +38014,6 @@
               </w:rPr>
               <w:t xml:space="preserve"> </w:t>
             </w:r>
-            <w:proofErr w:type="spellStart"/>
             <w:r>
               <w:rPr>
                 <w:rFonts w:ascii="標楷體" w:eastAsia="標楷體" w:hAnsi="標楷體"/>
@@ -39444,8 +38021,6 @@
               </w:rPr>
               <w:t>user_folder</w:t>
             </w:r>
-            <w:proofErr w:type="spellEnd"/>
-            <w:proofErr w:type="gramStart"/>
             <w:r>
               <w:rPr>
                 <w:rFonts w:ascii="標楷體" w:eastAsia="標楷體" w:hAnsi="標楷體" w:hint="eastAsia"/>
@@ -39453,7 +38028,6 @@
               </w:rPr>
               <w:t>（</w:t>
             </w:r>
-            <w:proofErr w:type="gramEnd"/>
             <w:r>
               <w:rPr>
                 <w:rFonts w:ascii="標楷體" w:eastAsia="標楷體" w:hAnsi="標楷體"/>
@@ -39640,7 +38214,6 @@
                 <w:szCs w:val="24"/>
               </w:rPr>
             </w:pPr>
-            <w:proofErr w:type="gramStart"/>
             <w:r>
               <w:rPr>
                 <w:rFonts w:ascii="標楷體" w:eastAsia="標楷體" w:hAnsi="標楷體"/>
@@ -39648,7 +38221,6 @@
               </w:rPr>
               <w:t>外鍵</w:t>
             </w:r>
-            <w:proofErr w:type="gramEnd"/>
           </w:p>
         </w:tc>
       </w:tr>
@@ -39741,17 +38313,8 @@
                 <w:rFonts w:ascii="標楷體" w:eastAsia="標楷體" w:hAnsi="標楷體"/>
                 <w:szCs w:val="24"/>
               </w:rPr>
-              <w:t xml:space="preserve">4 </w:t>
-            </w:r>
-            <w:proofErr w:type="gramStart"/>
-            <w:r>
-              <w:rPr>
-                <w:rFonts w:ascii="標楷體" w:eastAsia="標楷體" w:hAnsi="標楷體"/>
-                <w:szCs w:val="24"/>
-              </w:rPr>
-              <w:t>byte</w:t>
-            </w:r>
-            <w:proofErr w:type="gramEnd"/>
+              <w:t>4 byte</w:t>
+            </w:r>
           </w:p>
         </w:tc>
         <w:tc>
@@ -39809,7 +38372,6 @@
                 <w:szCs w:val="24"/>
               </w:rPr>
             </w:pPr>
-            <w:proofErr w:type="spellStart"/>
             <w:r>
               <w:rPr>
                 <w:rFonts w:ascii="標楷體" w:eastAsia="標楷體" w:hAnsi="標楷體"/>
@@ -39817,7 +38379,6 @@
               </w:rPr>
               <w:t>user_id</w:t>
             </w:r>
-            <w:proofErr w:type="spellEnd"/>
           </w:p>
         </w:tc>
         <w:tc>
@@ -39892,17 +38453,8 @@
                 <w:rFonts w:ascii="標楷體" w:eastAsia="標楷體" w:hAnsi="標楷體"/>
                 <w:szCs w:val="24"/>
               </w:rPr>
-              <w:t xml:space="preserve">4 </w:t>
-            </w:r>
-            <w:proofErr w:type="gramStart"/>
-            <w:r>
-              <w:rPr>
-                <w:rFonts w:ascii="標楷體" w:eastAsia="標楷體" w:hAnsi="標楷體"/>
-                <w:szCs w:val="24"/>
-              </w:rPr>
-              <w:t>byte</w:t>
-            </w:r>
-            <w:proofErr w:type="gramEnd"/>
+              <w:t>4 byte</w:t>
+            </w:r>
           </w:p>
         </w:tc>
         <w:tc>
@@ -40086,7 +38638,6 @@
                 <w:szCs w:val="24"/>
               </w:rPr>
             </w:pPr>
-            <w:proofErr w:type="spellStart"/>
             <w:r>
               <w:rPr>
                 <w:rFonts w:ascii="標楷體" w:eastAsia="標楷體" w:hAnsi="標楷體"/>
@@ -40094,7 +38645,6 @@
               </w:rPr>
               <w:t>created_at</w:t>
             </w:r>
-            <w:proofErr w:type="spellEnd"/>
           </w:p>
         </w:tc>
         <w:tc>
@@ -40298,7 +38848,6 @@
               </w:rPr>
               <w:t>achievement</w:t>
             </w:r>
-            <w:proofErr w:type="gramStart"/>
             <w:r>
               <w:rPr>
                 <w:rFonts w:ascii="標楷體" w:eastAsia="標楷體" w:hAnsi="標楷體" w:hint="eastAsia"/>
@@ -40306,7 +38855,6 @@
               </w:rPr>
               <w:t>（</w:t>
             </w:r>
-            <w:proofErr w:type="gramEnd"/>
             <w:r>
               <w:rPr>
                 <w:rFonts w:ascii="標楷體" w:eastAsia="標楷體" w:hAnsi="標楷體"/>
@@ -40479,7 +39027,6 @@
                 <w:szCs w:val="24"/>
               </w:rPr>
             </w:pPr>
-            <w:proofErr w:type="gramStart"/>
             <w:r>
               <w:rPr>
                 <w:rFonts w:ascii="標楷體" w:eastAsia="標楷體" w:hAnsi="標楷體"/>
@@ -40487,7 +39034,6 @@
               </w:rPr>
               <w:t>外鍵</w:t>
             </w:r>
-            <w:proofErr w:type="gramEnd"/>
           </w:p>
         </w:tc>
       </w:tr>
@@ -40580,17 +39126,8 @@
                 <w:rFonts w:ascii="標楷體" w:eastAsia="標楷體" w:hAnsi="標楷體"/>
                 <w:szCs w:val="24"/>
               </w:rPr>
-              <w:t xml:space="preserve">4 </w:t>
-            </w:r>
-            <w:proofErr w:type="gramStart"/>
-            <w:r>
-              <w:rPr>
-                <w:rFonts w:ascii="標楷體" w:eastAsia="標楷體" w:hAnsi="標楷體"/>
-                <w:szCs w:val="24"/>
-              </w:rPr>
-              <w:t>byte</w:t>
-            </w:r>
-            <w:proofErr w:type="gramEnd"/>
+              <w:t>4 byte</w:t>
+            </w:r>
           </w:p>
         </w:tc>
         <w:tc>
@@ -40986,7 +39523,6 @@
               </w:rPr>
               <w:t xml:space="preserve"> </w:t>
             </w:r>
-            <w:proofErr w:type="spellStart"/>
             <w:r>
               <w:rPr>
                 <w:rFonts w:ascii="標楷體" w:eastAsia="標楷體" w:hAnsi="標楷體"/>
@@ -40994,8 +39530,6 @@
               </w:rPr>
               <w:t>user_achievement</w:t>
             </w:r>
-            <w:proofErr w:type="spellEnd"/>
-            <w:proofErr w:type="gramStart"/>
             <w:r>
               <w:rPr>
                 <w:rFonts w:ascii="標楷體" w:eastAsia="標楷體" w:hAnsi="標楷體" w:hint="eastAsia"/>
@@ -41003,7 +39537,6 @@
               </w:rPr>
               <w:t>（</w:t>
             </w:r>
-            <w:proofErr w:type="gramEnd"/>
             <w:r>
               <w:rPr>
                 <w:rFonts w:ascii="標楷體" w:eastAsia="標楷體" w:hAnsi="標楷體"/>
@@ -41176,7 +39709,6 @@
                 <w:szCs w:val="24"/>
               </w:rPr>
             </w:pPr>
-            <w:proofErr w:type="gramStart"/>
             <w:r>
               <w:rPr>
                 <w:rFonts w:ascii="標楷體" w:eastAsia="標楷體" w:hAnsi="標楷體"/>
@@ -41184,7 +39716,6 @@
               </w:rPr>
               <w:t>外鍵</w:t>
             </w:r>
-            <w:proofErr w:type="gramEnd"/>
           </w:p>
         </w:tc>
       </w:tr>
@@ -41277,17 +39808,8 @@
                 <w:rFonts w:ascii="標楷體" w:eastAsia="標楷體" w:hAnsi="標楷體"/>
                 <w:szCs w:val="24"/>
               </w:rPr>
-              <w:t xml:space="preserve">4 </w:t>
-            </w:r>
-            <w:proofErr w:type="gramStart"/>
-            <w:r>
-              <w:rPr>
-                <w:rFonts w:ascii="標楷體" w:eastAsia="標楷體" w:hAnsi="標楷體"/>
-                <w:szCs w:val="24"/>
-              </w:rPr>
-              <w:t>byte</w:t>
-            </w:r>
-            <w:proofErr w:type="gramEnd"/>
+              <w:t>4 byte</w:t>
+            </w:r>
           </w:p>
         </w:tc>
         <w:tc>
@@ -41345,7 +39867,6 @@
                 <w:szCs w:val="24"/>
               </w:rPr>
             </w:pPr>
-            <w:proofErr w:type="spellStart"/>
             <w:r>
               <w:rPr>
                 <w:rFonts w:ascii="標楷體" w:eastAsia="標楷體" w:hAnsi="標楷體"/>
@@ -41353,7 +39874,6 @@
               </w:rPr>
               <w:t>user_id</w:t>
             </w:r>
-            <w:proofErr w:type="spellEnd"/>
           </w:p>
         </w:tc>
         <w:tc>
@@ -41421,17 +39941,8 @@
                 <w:rFonts w:ascii="標楷體" w:eastAsia="標楷體" w:hAnsi="標楷體"/>
                 <w:szCs w:val="24"/>
               </w:rPr>
-              <w:t xml:space="preserve">4 </w:t>
-            </w:r>
-            <w:proofErr w:type="gramStart"/>
-            <w:r>
-              <w:rPr>
-                <w:rFonts w:ascii="標楷體" w:eastAsia="標楷體" w:hAnsi="標楷體"/>
-                <w:szCs w:val="24"/>
-              </w:rPr>
-              <w:t>byte</w:t>
-            </w:r>
-            <w:proofErr w:type="gramEnd"/>
+              <w:t>4 byte</w:t>
+            </w:r>
           </w:p>
         </w:tc>
         <w:tc>
@@ -41489,7 +40000,6 @@
                 <w:szCs w:val="24"/>
               </w:rPr>
             </w:pPr>
-            <w:proofErr w:type="spellStart"/>
             <w:r>
               <w:rPr>
                 <w:rFonts w:ascii="標楷體" w:eastAsia="標楷體" w:hAnsi="標楷體"/>
@@ -41497,7 +40007,6 @@
               </w:rPr>
               <w:t>achievement_id</w:t>
             </w:r>
-            <w:proofErr w:type="spellEnd"/>
           </w:p>
         </w:tc>
         <w:tc>
@@ -41565,17 +40074,8 @@
                 <w:rFonts w:ascii="標楷體" w:eastAsia="標楷體" w:hAnsi="標楷體"/>
                 <w:szCs w:val="24"/>
               </w:rPr>
-              <w:t xml:space="preserve">4 </w:t>
-            </w:r>
-            <w:proofErr w:type="gramStart"/>
-            <w:r>
-              <w:rPr>
-                <w:rFonts w:ascii="標楷體" w:eastAsia="標楷體" w:hAnsi="標楷體"/>
-                <w:szCs w:val="24"/>
-              </w:rPr>
-              <w:t>byte</w:t>
-            </w:r>
-            <w:proofErr w:type="gramEnd"/>
+              <w:t>4 byte</w:t>
+            </w:r>
           </w:p>
         </w:tc>
         <w:tc>
@@ -41632,7 +40132,6 @@
                 <w:szCs w:val="24"/>
               </w:rPr>
             </w:pPr>
-            <w:proofErr w:type="spellStart"/>
             <w:r>
               <w:rPr>
                 <w:rFonts w:ascii="標楷體" w:eastAsia="標楷體" w:hAnsi="標楷體"/>
@@ -41640,7 +40139,6 @@
               </w:rPr>
               <w:t>unlocked_at</w:t>
             </w:r>
-            <w:proofErr w:type="spellEnd"/>
           </w:p>
         </w:tc>
         <w:tc>
@@ -41842,7 +40340,6 @@
               </w:rPr>
               <w:t xml:space="preserve"> </w:t>
             </w:r>
-            <w:proofErr w:type="spellStart"/>
             <w:r>
               <w:rPr>
                 <w:rFonts w:ascii="標楷體" w:eastAsia="標楷體" w:hAnsi="標楷體"/>
@@ -41850,8 +40347,6 @@
               </w:rPr>
               <w:t>point_transaction</w:t>
             </w:r>
-            <w:proofErr w:type="spellEnd"/>
-            <w:proofErr w:type="gramStart"/>
             <w:r>
               <w:rPr>
                 <w:rFonts w:ascii="標楷體" w:eastAsia="標楷體" w:hAnsi="標楷體" w:hint="eastAsia"/>
@@ -41859,7 +40354,6 @@
               </w:rPr>
               <w:t>（</w:t>
             </w:r>
-            <w:proofErr w:type="gramEnd"/>
             <w:r>
               <w:rPr>
                 <w:rFonts w:ascii="標楷體" w:eastAsia="標楷體" w:hAnsi="標楷體"/>
@@ -42032,7 +40526,6 @@
                 <w:szCs w:val="24"/>
               </w:rPr>
             </w:pPr>
-            <w:proofErr w:type="gramStart"/>
             <w:r>
               <w:rPr>
                 <w:rFonts w:ascii="標楷體" w:eastAsia="標楷體" w:hAnsi="標楷體"/>
@@ -42040,7 +40533,6 @@
               </w:rPr>
               <w:t>外鍵</w:t>
             </w:r>
-            <w:proofErr w:type="gramEnd"/>
           </w:p>
         </w:tc>
       </w:tr>
@@ -42133,17 +40625,8 @@
                 <w:rFonts w:ascii="標楷體" w:eastAsia="標楷體" w:hAnsi="標楷體"/>
                 <w:szCs w:val="24"/>
               </w:rPr>
-              <w:t xml:space="preserve">4 </w:t>
-            </w:r>
-            <w:proofErr w:type="gramStart"/>
-            <w:r>
-              <w:rPr>
-                <w:rFonts w:ascii="標楷體" w:eastAsia="標楷體" w:hAnsi="標楷體"/>
-                <w:szCs w:val="24"/>
-              </w:rPr>
-              <w:t>byte</w:t>
-            </w:r>
-            <w:proofErr w:type="gramEnd"/>
+              <w:t>4 byte</w:t>
+            </w:r>
           </w:p>
         </w:tc>
         <w:tc>
@@ -42201,7 +40684,6 @@
                 <w:szCs w:val="24"/>
               </w:rPr>
             </w:pPr>
-            <w:proofErr w:type="spellStart"/>
             <w:r>
               <w:rPr>
                 <w:rFonts w:ascii="標楷體" w:eastAsia="標楷體" w:hAnsi="標楷體"/>
@@ -42209,7 +40691,6 @@
               </w:rPr>
               <w:t>user_id</w:t>
             </w:r>
-            <w:proofErr w:type="spellEnd"/>
           </w:p>
         </w:tc>
         <w:tc>
@@ -42277,17 +40758,8 @@
                 <w:rFonts w:ascii="標楷體" w:eastAsia="標楷體" w:hAnsi="標楷體"/>
                 <w:szCs w:val="24"/>
               </w:rPr>
-              <w:t xml:space="preserve">4 </w:t>
-            </w:r>
-            <w:proofErr w:type="gramStart"/>
-            <w:r>
-              <w:rPr>
-                <w:rFonts w:ascii="標楷體" w:eastAsia="標楷體" w:hAnsi="標楷體"/>
-                <w:szCs w:val="24"/>
-              </w:rPr>
-              <w:t>byte</w:t>
-            </w:r>
-            <w:proofErr w:type="gramEnd"/>
+              <w:t>4 byte</w:t>
+            </w:r>
           </w:p>
         </w:tc>
         <w:tc>
@@ -42419,17 +40891,8 @@
                 <w:rFonts w:ascii="標楷體" w:eastAsia="標楷體" w:hAnsi="標楷體"/>
                 <w:szCs w:val="24"/>
               </w:rPr>
-              <w:t xml:space="preserve">4 </w:t>
-            </w:r>
-            <w:proofErr w:type="gramStart"/>
-            <w:r>
-              <w:rPr>
-                <w:rFonts w:ascii="標楷體" w:eastAsia="標楷體" w:hAnsi="標楷體"/>
-                <w:szCs w:val="24"/>
-              </w:rPr>
-              <w:t>byte</w:t>
-            </w:r>
-            <w:proofErr w:type="gramEnd"/>
+              <w:t>4 byte</w:t>
+            </w:r>
           </w:p>
         </w:tc>
         <w:tc>
@@ -42550,17 +41013,8 @@
                 <w:rFonts w:ascii="標楷體" w:eastAsia="標楷體" w:hAnsi="標楷體"/>
                 <w:szCs w:val="24"/>
               </w:rPr>
-              <w:t xml:space="preserve">4 </w:t>
-            </w:r>
-            <w:proofErr w:type="gramStart"/>
-            <w:r>
-              <w:rPr>
-                <w:rFonts w:ascii="標楷體" w:eastAsia="標楷體" w:hAnsi="標楷體"/>
-                <w:szCs w:val="24"/>
-              </w:rPr>
-              <w:t>byte</w:t>
-            </w:r>
-            <w:proofErr w:type="gramEnd"/>
+              <w:t>4 byte</w:t>
+            </w:r>
           </w:p>
         </w:tc>
         <w:tc>
@@ -42608,7 +41062,6 @@
                 <w:szCs w:val="24"/>
               </w:rPr>
             </w:pPr>
-            <w:proofErr w:type="spellStart"/>
             <w:r>
               <w:rPr>
                 <w:rFonts w:ascii="標楷體" w:eastAsia="標楷體" w:hAnsi="標楷體"/>
@@ -42616,7 +41069,6 @@
               </w:rPr>
               <w:t>payment_method</w:t>
             </w:r>
-            <w:proofErr w:type="spellEnd"/>
           </w:p>
         </w:tc>
         <w:tc>
@@ -42730,7 +41182,6 @@
                 <w:szCs w:val="24"/>
               </w:rPr>
             </w:pPr>
-            <w:proofErr w:type="spellStart"/>
             <w:r>
               <w:rPr>
                 <w:rFonts w:ascii="標楷體" w:eastAsia="標楷體" w:hAnsi="標楷體"/>
@@ -42738,7 +41189,6 @@
               </w:rPr>
               <w:t>created_at</w:t>
             </w:r>
-            <w:proofErr w:type="spellEnd"/>
           </w:p>
         </w:tc>
         <w:tc>
@@ -42869,15 +41319,7 @@
         <w:t>2</w:t>
       </w:r>
       <w:r>
-        <w:t xml:space="preserve"> </w:t>
-      </w:r>
-      <w:proofErr w:type="gramStart"/>
-      <w:r>
-        <w:t>–</w:t>
-      </w:r>
-      <w:proofErr w:type="gramEnd"/>
-      <w:r>
-        <w:t xml:space="preserve"> 好友邀請</w:t>
+        <w:t xml:space="preserve"> – 好友邀請</w:t>
       </w:r>
       <w:r>
         <w:rPr>
@@ -42939,23 +41381,7 @@
                 <w:rFonts w:ascii="標楷體" w:eastAsia="標楷體" w:hAnsi="標楷體" w:hint="eastAsia"/>
                 <w:szCs w:val="24"/>
               </w:rPr>
-              <w:t xml:space="preserve"> </w:t>
-            </w:r>
-            <w:proofErr w:type="spellStart"/>
-            <w:r>
-              <w:rPr>
-                <w:rFonts w:ascii="標楷體" w:eastAsia="標楷體" w:hAnsi="標楷體" w:hint="eastAsia"/>
-                <w:szCs w:val="24"/>
-              </w:rPr>
-              <w:t>friend_request</w:t>
-            </w:r>
-            <w:proofErr w:type="spellEnd"/>
-            <w:r>
-              <w:rPr>
-                <w:rFonts w:ascii="標楷體" w:eastAsia="標楷體" w:hAnsi="標楷體" w:hint="eastAsia"/>
-                <w:szCs w:val="24"/>
-              </w:rPr>
-              <w:t>（好友邀請）</w:t>
+              <w:t xml:space="preserve"> friend_request（好友邀請）</w:t>
             </w:r>
           </w:p>
         </w:tc>
@@ -43102,7 +41528,6 @@
                 <w:szCs w:val="24"/>
               </w:rPr>
             </w:pPr>
-            <w:proofErr w:type="gramStart"/>
             <w:r>
               <w:rPr>
                 <w:rFonts w:ascii="標楷體" w:eastAsia="標楷體" w:hAnsi="標楷體"/>
@@ -43110,7 +41535,6 @@
               </w:rPr>
               <w:t>外鍵</w:t>
             </w:r>
-            <w:proofErr w:type="gramEnd"/>
           </w:p>
         </w:tc>
       </w:tr>
@@ -43203,17 +41627,8 @@
                 <w:rFonts w:ascii="標楷體" w:eastAsia="標楷體" w:hAnsi="標楷體"/>
                 <w:szCs w:val="24"/>
               </w:rPr>
-              <w:t xml:space="preserve">4 </w:t>
-            </w:r>
-            <w:proofErr w:type="gramStart"/>
-            <w:r>
-              <w:rPr>
-                <w:rFonts w:ascii="標楷體" w:eastAsia="標楷體" w:hAnsi="標楷體"/>
-                <w:szCs w:val="24"/>
-              </w:rPr>
-              <w:t>byte</w:t>
-            </w:r>
-            <w:proofErr w:type="gramEnd"/>
+              <w:t>4 byte</w:t>
+            </w:r>
           </w:p>
         </w:tc>
         <w:tc>
@@ -43271,7 +41686,6 @@
                 <w:szCs w:val="24"/>
               </w:rPr>
             </w:pPr>
-            <w:proofErr w:type="spellStart"/>
             <w:r>
               <w:rPr>
                 <w:rFonts w:ascii="標楷體" w:eastAsia="標楷體" w:hAnsi="標楷體"/>
@@ -43279,7 +41693,6 @@
               </w:rPr>
               <w:t>sender_id</w:t>
             </w:r>
-            <w:proofErr w:type="spellEnd"/>
           </w:p>
         </w:tc>
         <w:tc>
@@ -43347,17 +41760,8 @@
                 <w:rFonts w:ascii="標楷體" w:eastAsia="標楷體" w:hAnsi="標楷體"/>
                 <w:szCs w:val="24"/>
               </w:rPr>
-              <w:t xml:space="preserve">4 </w:t>
-            </w:r>
-            <w:proofErr w:type="gramStart"/>
-            <w:r>
-              <w:rPr>
-                <w:rFonts w:ascii="標楷體" w:eastAsia="標楷體" w:hAnsi="標楷體"/>
-                <w:szCs w:val="24"/>
-              </w:rPr>
-              <w:t>byte</w:t>
-            </w:r>
-            <w:proofErr w:type="gramEnd"/>
+              <w:t>4 byte</w:t>
+            </w:r>
           </w:p>
         </w:tc>
         <w:tc>
@@ -43415,7 +41819,6 @@
                 <w:szCs w:val="24"/>
               </w:rPr>
             </w:pPr>
-            <w:proofErr w:type="spellStart"/>
             <w:r>
               <w:rPr>
                 <w:rFonts w:ascii="標楷體" w:eastAsia="標楷體" w:hAnsi="標楷體"/>
@@ -43423,7 +41826,6 @@
               </w:rPr>
               <w:t>receiver_id</w:t>
             </w:r>
-            <w:proofErr w:type="spellEnd"/>
           </w:p>
         </w:tc>
         <w:tc>
@@ -43491,17 +41893,8 @@
                 <w:rFonts w:ascii="標楷體" w:eastAsia="標楷體" w:hAnsi="標楷體"/>
                 <w:szCs w:val="24"/>
               </w:rPr>
-              <w:t xml:space="preserve">4 </w:t>
-            </w:r>
-            <w:proofErr w:type="gramStart"/>
-            <w:r>
-              <w:rPr>
-                <w:rFonts w:ascii="標楷體" w:eastAsia="標楷體" w:hAnsi="標楷體"/>
-                <w:szCs w:val="24"/>
-              </w:rPr>
-              <w:t>byte</w:t>
-            </w:r>
-            <w:proofErr w:type="gramEnd"/>
+              <w:t>4 byte</w:t>
+            </w:r>
           </w:p>
         </w:tc>
         <w:tc>
@@ -43685,7 +42078,6 @@
                 <w:szCs w:val="24"/>
               </w:rPr>
             </w:pPr>
-            <w:proofErr w:type="spellStart"/>
             <w:r>
               <w:rPr>
                 <w:rFonts w:ascii="標楷體" w:eastAsia="標楷體" w:hAnsi="標楷體"/>
@@ -43693,7 +42085,6 @@
               </w:rPr>
               <w:t>created_at</w:t>
             </w:r>
-            <w:proofErr w:type="spellEnd"/>
           </w:p>
         </w:tc>
         <w:tc>
@@ -43842,15 +42233,7 @@
         <w:t>3</w:t>
       </w:r>
       <w:r>
-        <w:t xml:space="preserve"> </w:t>
-      </w:r>
-      <w:proofErr w:type="gramStart"/>
-      <w:r>
-        <w:t>–</w:t>
-      </w:r>
-      <w:proofErr w:type="gramEnd"/>
-      <w:r>
-        <w:t xml:space="preserve"> </w:t>
+        <w:t xml:space="preserve"> – </w:t>
       </w:r>
       <w:r>
         <w:rPr>
@@ -44056,7 +42439,6 @@
                 <w:szCs w:val="24"/>
               </w:rPr>
             </w:pPr>
-            <w:proofErr w:type="gramStart"/>
             <w:r>
               <w:rPr>
                 <w:rFonts w:ascii="標楷體" w:eastAsia="標楷體" w:hAnsi="標楷體"/>
@@ -44064,7 +42446,6 @@
               </w:rPr>
               <w:t>外鍵</w:t>
             </w:r>
-            <w:proofErr w:type="gramEnd"/>
           </w:p>
         </w:tc>
       </w:tr>
@@ -44157,17 +42538,8 @@
                 <w:rFonts w:ascii="標楷體" w:eastAsia="標楷體" w:hAnsi="標楷體"/>
                 <w:szCs w:val="24"/>
               </w:rPr>
-              <w:t xml:space="preserve">4 </w:t>
-            </w:r>
-            <w:proofErr w:type="gramStart"/>
-            <w:r>
-              <w:rPr>
-                <w:rFonts w:ascii="標楷體" w:eastAsia="標楷體" w:hAnsi="標楷體"/>
-                <w:szCs w:val="24"/>
-              </w:rPr>
-              <w:t>byte</w:t>
-            </w:r>
-            <w:proofErr w:type="gramEnd"/>
+              <w:t>4 byte</w:t>
+            </w:r>
           </w:p>
         </w:tc>
         <w:tc>
@@ -44225,7 +42597,6 @@
                 <w:szCs w:val="24"/>
               </w:rPr>
             </w:pPr>
-            <w:proofErr w:type="spellStart"/>
             <w:r>
               <w:rPr>
                 <w:rFonts w:ascii="標楷體" w:eastAsia="標楷體" w:hAnsi="標楷體"/>
@@ -44233,7 +42604,6 @@
               </w:rPr>
               <w:t>user_id</w:t>
             </w:r>
-            <w:proofErr w:type="spellEnd"/>
           </w:p>
         </w:tc>
         <w:tc>
@@ -44301,17 +42671,8 @@
                 <w:rFonts w:ascii="標楷體" w:eastAsia="標楷體" w:hAnsi="標楷體"/>
                 <w:szCs w:val="24"/>
               </w:rPr>
-              <w:t xml:space="preserve">4 </w:t>
-            </w:r>
-            <w:proofErr w:type="gramStart"/>
-            <w:r>
-              <w:rPr>
-                <w:rFonts w:ascii="標楷體" w:eastAsia="標楷體" w:hAnsi="標楷體"/>
-                <w:szCs w:val="24"/>
-              </w:rPr>
-              <w:t>byte</w:t>
-            </w:r>
-            <w:proofErr w:type="gramEnd"/>
+              <w:t>4 byte</w:t>
+            </w:r>
           </w:p>
         </w:tc>
         <w:tc>
@@ -44369,7 +42730,6 @@
                 <w:szCs w:val="24"/>
               </w:rPr>
             </w:pPr>
-            <w:proofErr w:type="spellStart"/>
             <w:r>
               <w:rPr>
                 <w:rFonts w:ascii="標楷體" w:eastAsia="標楷體" w:hAnsi="標楷體"/>
@@ -44377,7 +42737,6 @@
               </w:rPr>
               <w:t>friend_id</w:t>
             </w:r>
-            <w:proofErr w:type="spellEnd"/>
           </w:p>
         </w:tc>
         <w:tc>
@@ -44445,17 +42804,8 @@
                 <w:rFonts w:ascii="標楷體" w:eastAsia="標楷體" w:hAnsi="標楷體"/>
                 <w:szCs w:val="24"/>
               </w:rPr>
-              <w:t xml:space="preserve">4 </w:t>
-            </w:r>
-            <w:proofErr w:type="gramStart"/>
-            <w:r>
-              <w:rPr>
-                <w:rFonts w:ascii="標楷體" w:eastAsia="標楷體" w:hAnsi="標楷體"/>
-                <w:szCs w:val="24"/>
-              </w:rPr>
-              <w:t>byte</w:t>
-            </w:r>
-            <w:proofErr w:type="gramEnd"/>
+              <w:t>4 byte</w:t>
+            </w:r>
           </w:p>
         </w:tc>
         <w:tc>
@@ -44513,7 +42863,6 @@
                 <w:szCs w:val="24"/>
               </w:rPr>
             </w:pPr>
-            <w:proofErr w:type="spellStart"/>
             <w:r>
               <w:rPr>
                 <w:rFonts w:ascii="標楷體" w:eastAsia="標楷體" w:hAnsi="標楷體"/>
@@ -44521,7 +42870,6 @@
               </w:rPr>
               <w:t>created_at</w:t>
             </w:r>
-            <w:proofErr w:type="spellEnd"/>
           </w:p>
         </w:tc>
         <w:tc>
@@ -44782,15 +43130,7 @@
         <w:t>4</w:t>
       </w:r>
       <w:r>
-        <w:t xml:space="preserve"> </w:t>
-      </w:r>
-      <w:proofErr w:type="gramStart"/>
-      <w:r>
-        <w:t>–</w:t>
-      </w:r>
-      <w:proofErr w:type="gramEnd"/>
-      <w:r>
-        <w:t xml:space="preserve"> </w:t>
+        <w:t xml:space="preserve"> – </w:t>
       </w:r>
       <w:r>
         <w:rPr>
@@ -44849,23 +43189,7 @@
                 <w:rFonts w:ascii="標楷體" w:eastAsia="標楷體" w:hAnsi="標楷體" w:hint="eastAsia"/>
                 <w:szCs w:val="24"/>
               </w:rPr>
-              <w:t xml:space="preserve"> </w:t>
-            </w:r>
-            <w:proofErr w:type="spellStart"/>
-            <w:r>
-              <w:rPr>
-                <w:rFonts w:ascii="標楷體" w:eastAsia="標楷體" w:hAnsi="標楷體" w:hint="eastAsia"/>
-                <w:szCs w:val="24"/>
-              </w:rPr>
-              <w:t>study_group</w:t>
-            </w:r>
-            <w:proofErr w:type="spellEnd"/>
-            <w:r>
-              <w:rPr>
-                <w:rFonts w:ascii="標楷體" w:eastAsia="標楷體" w:hAnsi="標楷體" w:hint="eastAsia"/>
-                <w:szCs w:val="24"/>
-              </w:rPr>
-              <w:t>（學習小組）</w:t>
+              <w:t xml:space="preserve"> study_group（學習小組）</w:t>
             </w:r>
           </w:p>
         </w:tc>
@@ -45012,7 +43336,6 @@
                 <w:szCs w:val="24"/>
               </w:rPr>
             </w:pPr>
-            <w:proofErr w:type="gramStart"/>
             <w:r>
               <w:rPr>
                 <w:rFonts w:ascii="標楷體" w:eastAsia="標楷體" w:hAnsi="標楷體"/>
@@ -45020,7 +43343,6 @@
               </w:rPr>
               <w:t>外鍵</w:t>
             </w:r>
-            <w:proofErr w:type="gramEnd"/>
           </w:p>
         </w:tc>
       </w:tr>
@@ -45113,17 +43435,8 @@
                 <w:rFonts w:ascii="標楷體" w:eastAsia="標楷體" w:hAnsi="標楷體"/>
                 <w:szCs w:val="24"/>
               </w:rPr>
-              <w:t xml:space="preserve">4 </w:t>
-            </w:r>
-            <w:proofErr w:type="gramStart"/>
-            <w:r>
-              <w:rPr>
-                <w:rFonts w:ascii="標楷體" w:eastAsia="標楷體" w:hAnsi="標楷體"/>
-                <w:szCs w:val="24"/>
-              </w:rPr>
-              <w:t>byte</w:t>
-            </w:r>
-            <w:proofErr w:type="gramEnd"/>
+              <w:t>4 byte</w:t>
+            </w:r>
           </w:p>
         </w:tc>
         <w:tc>
@@ -45307,7 +43620,6 @@
                 <w:szCs w:val="24"/>
               </w:rPr>
             </w:pPr>
-            <w:proofErr w:type="spellStart"/>
             <w:r>
               <w:rPr>
                 <w:rFonts w:ascii="標楷體" w:eastAsia="標楷體" w:hAnsi="標楷體"/>
@@ -45315,7 +43627,6 @@
               </w:rPr>
               <w:t>host_id</w:t>
             </w:r>
-            <w:proofErr w:type="spellEnd"/>
           </w:p>
         </w:tc>
         <w:tc>
@@ -45383,17 +43694,8 @@
                 <w:rFonts w:ascii="標楷體" w:eastAsia="標楷體" w:hAnsi="標楷體"/>
                 <w:szCs w:val="24"/>
               </w:rPr>
-              <w:t xml:space="preserve">4 </w:t>
-            </w:r>
-            <w:proofErr w:type="gramStart"/>
-            <w:r>
-              <w:rPr>
-                <w:rFonts w:ascii="標楷體" w:eastAsia="標楷體" w:hAnsi="標楷體"/>
-                <w:szCs w:val="24"/>
-              </w:rPr>
-              <w:t>byte</w:t>
-            </w:r>
-            <w:proofErr w:type="gramEnd"/>
+              <w:t>4 byte</w:t>
+            </w:r>
           </w:p>
         </w:tc>
         <w:tc>
@@ -45451,7 +43753,6 @@
                 <w:szCs w:val="24"/>
               </w:rPr>
             </w:pPr>
-            <w:proofErr w:type="spellStart"/>
             <w:r>
               <w:rPr>
                 <w:rFonts w:ascii="標楷體" w:eastAsia="標楷體" w:hAnsi="標楷體"/>
@@ -45459,7 +43760,6 @@
               </w:rPr>
               <w:t>created_at</w:t>
             </w:r>
-            <w:proofErr w:type="spellEnd"/>
           </w:p>
         </w:tc>
         <w:tc>
@@ -45579,7 +43879,6 @@
                 <w:szCs w:val="24"/>
               </w:rPr>
             </w:pPr>
-            <w:proofErr w:type="spellStart"/>
             <w:r>
               <w:rPr>
                 <w:rFonts w:ascii="標楷體" w:eastAsia="標楷體" w:hAnsi="標楷體"/>
@@ -45587,7 +43886,6 @@
               </w:rPr>
               <w:t>goal_type</w:t>
             </w:r>
-            <w:proofErr w:type="spellEnd"/>
           </w:p>
         </w:tc>
         <w:tc>
@@ -45707,7 +44005,6 @@
                 <w:szCs w:val="24"/>
               </w:rPr>
             </w:pPr>
-            <w:proofErr w:type="spellStart"/>
             <w:r>
               <w:rPr>
                 <w:rFonts w:ascii="標楷體" w:eastAsia="標楷體" w:hAnsi="標楷體"/>
@@ -45715,7 +44012,6 @@
               </w:rPr>
               <w:t>goal_target</w:t>
             </w:r>
-            <w:proofErr w:type="spellEnd"/>
           </w:p>
         </w:tc>
         <w:tc>
@@ -45783,17 +44079,8 @@
                 <w:rFonts w:ascii="標楷體" w:eastAsia="標楷體" w:hAnsi="標楷體"/>
                 <w:szCs w:val="24"/>
               </w:rPr>
-              <w:t xml:space="preserve">4 </w:t>
-            </w:r>
-            <w:proofErr w:type="gramStart"/>
-            <w:r>
-              <w:rPr>
-                <w:rFonts w:ascii="標楷體" w:eastAsia="標楷體" w:hAnsi="標楷體"/>
-                <w:szCs w:val="24"/>
-              </w:rPr>
-              <w:t>byte</w:t>
-            </w:r>
-            <w:proofErr w:type="gramEnd"/>
+              <w:t>4 byte</w:t>
+            </w:r>
           </w:p>
         </w:tc>
         <w:tc>
@@ -45844,7 +44131,6 @@
                 <w:szCs w:val="24"/>
               </w:rPr>
             </w:pPr>
-            <w:proofErr w:type="spellStart"/>
             <w:r>
               <w:rPr>
                 <w:rFonts w:ascii="標楷體" w:eastAsia="標楷體" w:hAnsi="標楷體"/>
@@ -45852,7 +44138,6 @@
               </w:rPr>
               <w:t>current_progress</w:t>
             </w:r>
-            <w:proofErr w:type="spellEnd"/>
           </w:p>
         </w:tc>
         <w:tc>
@@ -45920,17 +44205,8 @@
                 <w:rFonts w:ascii="標楷體" w:eastAsia="標楷體" w:hAnsi="標楷體"/>
                 <w:szCs w:val="24"/>
               </w:rPr>
-              <w:t xml:space="preserve">4 </w:t>
-            </w:r>
-            <w:proofErr w:type="gramStart"/>
-            <w:r>
-              <w:rPr>
-                <w:rFonts w:ascii="標楷體" w:eastAsia="標楷體" w:hAnsi="標楷體"/>
-                <w:szCs w:val="24"/>
-              </w:rPr>
-              <w:t>byte</w:t>
-            </w:r>
-            <w:proofErr w:type="gramEnd"/>
+              <w:t>4 byte</w:t>
+            </w:r>
           </w:p>
         </w:tc>
         <w:tc>
@@ -45981,7 +44257,6 @@
                 <w:szCs w:val="24"/>
               </w:rPr>
             </w:pPr>
-            <w:proofErr w:type="spellStart"/>
             <w:r>
               <w:rPr>
                 <w:rFonts w:ascii="標楷體" w:eastAsia="標楷體" w:hAnsi="標楷體"/>
@@ -45989,7 +44264,6 @@
               </w:rPr>
               <w:t>reward_points</w:t>
             </w:r>
-            <w:proofErr w:type="spellEnd"/>
           </w:p>
         </w:tc>
         <w:tc>
@@ -46057,17 +44331,8 @@
                 <w:rFonts w:ascii="標楷體" w:eastAsia="標楷體" w:hAnsi="標楷體"/>
                 <w:szCs w:val="24"/>
               </w:rPr>
-              <w:t xml:space="preserve">4 </w:t>
-            </w:r>
-            <w:proofErr w:type="gramStart"/>
-            <w:r>
-              <w:rPr>
-                <w:rFonts w:ascii="標楷體" w:eastAsia="標楷體" w:hAnsi="標楷體"/>
-                <w:szCs w:val="24"/>
-              </w:rPr>
-              <w:t>byte</w:t>
-            </w:r>
-            <w:proofErr w:type="gramEnd"/>
+              <w:t>4 byte</w:t>
+            </w:r>
           </w:p>
         </w:tc>
         <w:tc>
@@ -46118,7 +44383,6 @@
                 <w:szCs w:val="24"/>
               </w:rPr>
             </w:pPr>
-            <w:proofErr w:type="spellStart"/>
             <w:r>
               <w:rPr>
                 <w:rFonts w:ascii="標楷體" w:eastAsia="標楷體" w:hAnsi="標楷體"/>
@@ -46126,7 +44390,6 @@
               </w:rPr>
               <w:t>is_reward_claimed</w:t>
             </w:r>
-            <w:proofErr w:type="spellEnd"/>
           </w:p>
         </w:tc>
         <w:tc>
@@ -46275,15 +44538,7 @@
         <w:t>5</w:t>
       </w:r>
       <w:r>
-        <w:t xml:space="preserve"> </w:t>
-      </w:r>
-      <w:proofErr w:type="gramStart"/>
-      <w:r>
-        <w:t>–</w:t>
-      </w:r>
-      <w:proofErr w:type="gramEnd"/>
-      <w:r>
-        <w:t xml:space="preserve"> </w:t>
+        <w:t xml:space="preserve"> – </w:t>
       </w:r>
       <w:r>
         <w:rPr>
@@ -46342,23 +44597,7 @@
                 <w:rFonts w:ascii="標楷體" w:eastAsia="標楷體" w:hAnsi="標楷體" w:hint="eastAsia"/>
                 <w:szCs w:val="24"/>
               </w:rPr>
-              <w:t xml:space="preserve"> </w:t>
-            </w:r>
-            <w:proofErr w:type="spellStart"/>
-            <w:r>
-              <w:rPr>
-                <w:rFonts w:ascii="標楷體" w:eastAsia="標楷體" w:hAnsi="標楷體" w:hint="eastAsia"/>
-                <w:szCs w:val="24"/>
-              </w:rPr>
-              <w:t>group_member</w:t>
-            </w:r>
-            <w:proofErr w:type="spellEnd"/>
-            <w:r>
-              <w:rPr>
-                <w:rFonts w:ascii="標楷體" w:eastAsia="標楷體" w:hAnsi="標楷體" w:hint="eastAsia"/>
-                <w:szCs w:val="24"/>
-              </w:rPr>
-              <w:t xml:space="preserve"> 小組成員表</w:t>
+              <w:t xml:space="preserve"> group_member 小組成員表</w:t>
             </w:r>
           </w:p>
         </w:tc>
@@ -46505,7 +44744,6 @@
                 <w:szCs w:val="24"/>
               </w:rPr>
             </w:pPr>
-            <w:proofErr w:type="gramStart"/>
             <w:r>
               <w:rPr>
                 <w:rFonts w:ascii="標楷體" w:eastAsia="標楷體" w:hAnsi="標楷體"/>
@@ -46513,7 +44751,6 @@
               </w:rPr>
               <w:t>外鍵</w:t>
             </w:r>
-            <w:proofErr w:type="gramEnd"/>
           </w:p>
         </w:tc>
       </w:tr>
@@ -46606,17 +44843,8 @@
                 <w:rFonts w:ascii="標楷體" w:eastAsia="標楷體" w:hAnsi="標楷體"/>
                 <w:szCs w:val="24"/>
               </w:rPr>
-              <w:t xml:space="preserve">4 </w:t>
-            </w:r>
-            <w:proofErr w:type="gramStart"/>
-            <w:r>
-              <w:rPr>
-                <w:rFonts w:ascii="標楷體" w:eastAsia="標楷體" w:hAnsi="標楷體"/>
-                <w:szCs w:val="24"/>
-              </w:rPr>
-              <w:t>byte</w:t>
-            </w:r>
-            <w:proofErr w:type="gramEnd"/>
+              <w:t>4 byte</w:t>
+            </w:r>
           </w:p>
         </w:tc>
         <w:tc>
@@ -46674,7 +44902,6 @@
                 <w:szCs w:val="24"/>
               </w:rPr>
             </w:pPr>
-            <w:proofErr w:type="spellStart"/>
             <w:r>
               <w:rPr>
                 <w:rFonts w:ascii="標楷體" w:eastAsia="標楷體" w:hAnsi="標楷體"/>
@@ -46682,7 +44909,6 @@
               </w:rPr>
               <w:t>group_id</w:t>
             </w:r>
-            <w:proofErr w:type="spellEnd"/>
           </w:p>
         </w:tc>
         <w:tc>
@@ -46750,17 +44976,8 @@
                 <w:rFonts w:ascii="標楷體" w:eastAsia="標楷體" w:hAnsi="標楷體"/>
                 <w:szCs w:val="24"/>
               </w:rPr>
-              <w:t xml:space="preserve">4 </w:t>
-            </w:r>
-            <w:proofErr w:type="gramStart"/>
-            <w:r>
-              <w:rPr>
-                <w:rFonts w:ascii="標楷體" w:eastAsia="標楷體" w:hAnsi="標楷體"/>
-                <w:szCs w:val="24"/>
-              </w:rPr>
-              <w:t>byte</w:t>
-            </w:r>
-            <w:proofErr w:type="gramEnd"/>
+              <w:t>4 byte</w:t>
+            </w:r>
           </w:p>
         </w:tc>
         <w:tc>
@@ -46818,7 +45035,6 @@
                 <w:szCs w:val="24"/>
               </w:rPr>
             </w:pPr>
-            <w:proofErr w:type="spellStart"/>
             <w:r>
               <w:rPr>
                 <w:rFonts w:ascii="標楷體" w:eastAsia="標楷體" w:hAnsi="標楷體"/>
@@ -46826,7 +45042,6 @@
               </w:rPr>
               <w:t>user_id</w:t>
             </w:r>
-            <w:proofErr w:type="spellEnd"/>
           </w:p>
         </w:tc>
         <w:tc>
@@ -46894,17 +45109,8 @@
                 <w:rFonts w:ascii="標楷體" w:eastAsia="標楷體" w:hAnsi="標楷體"/>
                 <w:szCs w:val="24"/>
               </w:rPr>
-              <w:t xml:space="preserve">4 </w:t>
-            </w:r>
-            <w:proofErr w:type="gramStart"/>
-            <w:r>
-              <w:rPr>
-                <w:rFonts w:ascii="標楷體" w:eastAsia="標楷體" w:hAnsi="標楷體"/>
-                <w:szCs w:val="24"/>
-              </w:rPr>
-              <w:t>byte</w:t>
-            </w:r>
-            <w:proofErr w:type="gramEnd"/>
+              <w:t>4 byte</w:t>
+            </w:r>
           </w:p>
         </w:tc>
         <w:tc>
@@ -46962,7 +45168,6 @@
                 <w:szCs w:val="24"/>
               </w:rPr>
             </w:pPr>
-            <w:proofErr w:type="spellStart"/>
             <w:r>
               <w:rPr>
                 <w:rFonts w:ascii="標楷體" w:eastAsia="標楷體" w:hAnsi="標楷體"/>
@@ -46970,7 +45175,6 @@
               </w:rPr>
               <w:t>joined_at</w:t>
             </w:r>
-            <w:proofErr w:type="spellEnd"/>
           </w:p>
         </w:tc>
         <w:tc>
@@ -47090,7 +45294,6 @@
                 <w:szCs w:val="24"/>
               </w:rPr>
             </w:pPr>
-            <w:proofErr w:type="spellStart"/>
             <w:r>
               <w:rPr>
                 <w:rFonts w:ascii="標楷體" w:eastAsia="標楷體" w:hAnsi="標楷體"/>
@@ -47098,7 +45301,6 @@
               </w:rPr>
               <w:t>group_scans</w:t>
             </w:r>
-            <w:proofErr w:type="spellEnd"/>
           </w:p>
         </w:tc>
         <w:tc>
@@ -47166,17 +45368,8 @@
                 <w:rFonts w:ascii="標楷體" w:eastAsia="標楷體" w:hAnsi="標楷體"/>
                 <w:szCs w:val="24"/>
               </w:rPr>
-              <w:t xml:space="preserve">4 </w:t>
-            </w:r>
-            <w:proofErr w:type="gramStart"/>
-            <w:r>
-              <w:rPr>
-                <w:rFonts w:ascii="標楷體" w:eastAsia="標楷體" w:hAnsi="標楷體"/>
-                <w:szCs w:val="24"/>
-              </w:rPr>
-              <w:t>byte</w:t>
-            </w:r>
-            <w:proofErr w:type="gramEnd"/>
+              <w:t>4 byte</w:t>
+            </w:r>
           </w:p>
         </w:tc>
         <w:tc>
@@ -47227,7 +45420,6 @@
                 <w:szCs w:val="24"/>
               </w:rPr>
             </w:pPr>
-            <w:proofErr w:type="spellStart"/>
             <w:r>
               <w:rPr>
                 <w:rFonts w:ascii="標楷體" w:eastAsia="標楷體" w:hAnsi="標楷體"/>
@@ -47235,7 +45427,6 @@
               </w:rPr>
               <w:t>group_points</w:t>
             </w:r>
-            <w:proofErr w:type="spellEnd"/>
           </w:p>
         </w:tc>
         <w:tc>
@@ -47303,17 +45494,8 @@
                 <w:rFonts w:ascii="標楷體" w:eastAsia="標楷體" w:hAnsi="標楷體"/>
                 <w:szCs w:val="24"/>
               </w:rPr>
-              <w:t xml:space="preserve">4 </w:t>
-            </w:r>
-            <w:proofErr w:type="gramStart"/>
-            <w:r>
-              <w:rPr>
-                <w:rFonts w:ascii="標楷體" w:eastAsia="標楷體" w:hAnsi="標楷體"/>
-                <w:szCs w:val="24"/>
-              </w:rPr>
-              <w:t>byte</w:t>
-            </w:r>
-            <w:proofErr w:type="gramEnd"/>
+              <w:t>4 byte</w:t>
+            </w:r>
           </w:p>
         </w:tc>
         <w:tc>
@@ -47364,7 +45546,6 @@
                 <w:szCs w:val="24"/>
               </w:rPr>
             </w:pPr>
-            <w:proofErr w:type="spellStart"/>
             <w:r>
               <w:rPr>
                 <w:rFonts w:ascii="標楷體" w:eastAsia="標楷體" w:hAnsi="標楷體"/>
@@ -47372,7 +45553,6 @@
               </w:rPr>
               <w:t>group_logins</w:t>
             </w:r>
-            <w:proofErr w:type="spellEnd"/>
           </w:p>
         </w:tc>
         <w:tc>
@@ -47440,17 +45620,8 @@
                 <w:rFonts w:ascii="標楷體" w:eastAsia="標楷體" w:hAnsi="標楷體"/>
                 <w:szCs w:val="24"/>
               </w:rPr>
-              <w:t xml:space="preserve">4 </w:t>
-            </w:r>
-            <w:proofErr w:type="gramStart"/>
-            <w:r>
-              <w:rPr>
-                <w:rFonts w:ascii="標楷體" w:eastAsia="標楷體" w:hAnsi="標楷體"/>
-                <w:szCs w:val="24"/>
-              </w:rPr>
-              <w:t>byte</w:t>
-            </w:r>
-            <w:proofErr w:type="gramEnd"/>
+              <w:t>4 byte</w:t>
+            </w:r>
           </w:p>
         </w:tc>
         <w:tc>
@@ -47515,15 +45686,7 @@
         <w:t>6</w:t>
       </w:r>
       <w:r>
-        <w:t xml:space="preserve"> </w:t>
-      </w:r>
-      <w:proofErr w:type="gramStart"/>
-      <w:r>
-        <w:t>–</w:t>
-      </w:r>
-      <w:proofErr w:type="gramEnd"/>
-      <w:r>
-        <w:t xml:space="preserve"> </w:t>
+        <w:t xml:space="preserve"> – </w:t>
       </w:r>
       <w:r>
         <w:rPr>
@@ -47582,23 +45745,7 @@
                 <w:rFonts w:ascii="標楷體" w:eastAsia="標楷體" w:hAnsi="標楷體" w:hint="eastAsia"/>
                 <w:szCs w:val="24"/>
               </w:rPr>
-              <w:t xml:space="preserve"> </w:t>
-            </w:r>
-            <w:proofErr w:type="spellStart"/>
-            <w:r>
-              <w:rPr>
-                <w:rFonts w:ascii="標楷體" w:eastAsia="標楷體" w:hAnsi="標楷體" w:hint="eastAsia"/>
-                <w:szCs w:val="24"/>
-              </w:rPr>
-              <w:t>group_invite</w:t>
-            </w:r>
-            <w:proofErr w:type="spellEnd"/>
-            <w:r>
-              <w:rPr>
-                <w:rFonts w:ascii="標楷體" w:eastAsia="標楷體" w:hAnsi="標楷體" w:hint="eastAsia"/>
-                <w:szCs w:val="24"/>
-              </w:rPr>
-              <w:t>（小組邀請）</w:t>
+              <w:t xml:space="preserve"> group_invite（小組邀請）</w:t>
             </w:r>
           </w:p>
         </w:tc>
@@ -47745,7 +45892,6 @@
                 <w:szCs w:val="24"/>
               </w:rPr>
             </w:pPr>
-            <w:proofErr w:type="gramStart"/>
             <w:r>
               <w:rPr>
                 <w:rFonts w:ascii="標楷體" w:eastAsia="標楷體" w:hAnsi="標楷體"/>
@@ -47753,7 +45899,6 @@
               </w:rPr>
               <w:t>外鍵</w:t>
             </w:r>
-            <w:proofErr w:type="gramEnd"/>
           </w:p>
         </w:tc>
       </w:tr>
@@ -47846,17 +45991,8 @@
                 <w:rFonts w:ascii="標楷體" w:eastAsia="標楷體" w:hAnsi="標楷體"/>
                 <w:szCs w:val="24"/>
               </w:rPr>
-              <w:t xml:space="preserve">4 </w:t>
-            </w:r>
-            <w:proofErr w:type="gramStart"/>
-            <w:r>
-              <w:rPr>
-                <w:rFonts w:ascii="標楷體" w:eastAsia="標楷體" w:hAnsi="標楷體"/>
-                <w:szCs w:val="24"/>
-              </w:rPr>
-              <w:t>byte</w:t>
-            </w:r>
-            <w:proofErr w:type="gramEnd"/>
+              <w:t>4 byte</w:t>
+            </w:r>
           </w:p>
         </w:tc>
         <w:tc>
@@ -47914,7 +46050,6 @@
                 <w:szCs w:val="24"/>
               </w:rPr>
             </w:pPr>
-            <w:proofErr w:type="spellStart"/>
             <w:r>
               <w:rPr>
                 <w:rFonts w:ascii="標楷體" w:eastAsia="標楷體" w:hAnsi="標楷體"/>
@@ -47922,7 +46057,6 @@
               </w:rPr>
               <w:t>group_id</w:t>
             </w:r>
-            <w:proofErr w:type="spellEnd"/>
           </w:p>
         </w:tc>
         <w:tc>
@@ -47990,17 +46124,8 @@
                 <w:rFonts w:ascii="標楷體" w:eastAsia="標楷體" w:hAnsi="標楷體"/>
                 <w:szCs w:val="24"/>
               </w:rPr>
-              <w:t xml:space="preserve">4 </w:t>
-            </w:r>
-            <w:proofErr w:type="gramStart"/>
-            <w:r>
-              <w:rPr>
-                <w:rFonts w:ascii="標楷體" w:eastAsia="標楷體" w:hAnsi="標楷體"/>
-                <w:szCs w:val="24"/>
-              </w:rPr>
-              <w:t>byte</w:t>
-            </w:r>
-            <w:proofErr w:type="gramEnd"/>
+              <w:t>4 byte</w:t>
+            </w:r>
           </w:p>
         </w:tc>
         <w:tc>
@@ -48058,7 +46183,6 @@
                 <w:szCs w:val="24"/>
               </w:rPr>
             </w:pPr>
-            <w:proofErr w:type="spellStart"/>
             <w:r>
               <w:rPr>
                 <w:rFonts w:ascii="標楷體" w:eastAsia="標楷體" w:hAnsi="標楷體"/>
@@ -48066,7 +46190,6 @@
               </w:rPr>
               <w:t>sender_id</w:t>
             </w:r>
-            <w:proofErr w:type="spellEnd"/>
           </w:p>
         </w:tc>
         <w:tc>
@@ -48134,17 +46257,8 @@
                 <w:rFonts w:ascii="標楷體" w:eastAsia="標楷體" w:hAnsi="標楷體"/>
                 <w:szCs w:val="24"/>
               </w:rPr>
-              <w:t xml:space="preserve">4 </w:t>
-            </w:r>
-            <w:proofErr w:type="gramStart"/>
-            <w:r>
-              <w:rPr>
-                <w:rFonts w:ascii="標楷體" w:eastAsia="標楷體" w:hAnsi="標楷體"/>
-                <w:szCs w:val="24"/>
-              </w:rPr>
-              <w:t>byte</w:t>
-            </w:r>
-            <w:proofErr w:type="gramEnd"/>
+              <w:t>4 byte</w:t>
+            </w:r>
           </w:p>
         </w:tc>
         <w:tc>
@@ -48202,7 +46316,6 @@
                 <w:szCs w:val="24"/>
               </w:rPr>
             </w:pPr>
-            <w:proofErr w:type="spellStart"/>
             <w:r>
               <w:rPr>
                 <w:rFonts w:ascii="標楷體" w:eastAsia="標楷體" w:hAnsi="標楷體"/>
@@ -48210,7 +46323,6 @@
               </w:rPr>
               <w:t>receiver_id</w:t>
             </w:r>
-            <w:proofErr w:type="spellEnd"/>
           </w:p>
         </w:tc>
         <w:tc>
@@ -48278,17 +46390,8 @@
                 <w:rFonts w:ascii="標楷體" w:eastAsia="標楷體" w:hAnsi="標楷體"/>
                 <w:szCs w:val="24"/>
               </w:rPr>
-              <w:t xml:space="preserve">4 </w:t>
-            </w:r>
-            <w:proofErr w:type="gramStart"/>
-            <w:r>
-              <w:rPr>
-                <w:rFonts w:ascii="標楷體" w:eastAsia="標楷體" w:hAnsi="標楷體"/>
-                <w:szCs w:val="24"/>
-              </w:rPr>
-              <w:t>byte</w:t>
-            </w:r>
-            <w:proofErr w:type="gramEnd"/>
+              <w:t>4 byte</w:t>
+            </w:r>
           </w:p>
         </w:tc>
         <w:tc>
@@ -48472,7 +46575,6 @@
                 <w:szCs w:val="24"/>
               </w:rPr>
             </w:pPr>
-            <w:proofErr w:type="spellStart"/>
             <w:r>
               <w:rPr>
                 <w:rFonts w:ascii="標楷體" w:eastAsia="標楷體" w:hAnsi="標楷體"/>
@@ -48480,7 +46582,6 @@
               </w:rPr>
               <w:t>created_at</w:t>
             </w:r>
-            <w:proofErr w:type="spellEnd"/>
           </w:p>
         </w:tc>
         <w:tc>
@@ -48629,15 +46730,7 @@
         <w:t>7</w:t>
       </w:r>
       <w:r>
-        <w:t xml:space="preserve"> </w:t>
-      </w:r>
-      <w:proofErr w:type="gramStart"/>
-      <w:r>
-        <w:t>–</w:t>
-      </w:r>
-      <w:proofErr w:type="gramEnd"/>
-      <w:r>
-        <w:t xml:space="preserve"> </w:t>
+        <w:t xml:space="preserve"> – </w:t>
       </w:r>
       <w:r>
         <w:rPr>
@@ -48843,7 +46936,6 @@
                 <w:szCs w:val="24"/>
               </w:rPr>
             </w:pPr>
-            <w:proofErr w:type="gramStart"/>
             <w:r>
               <w:rPr>
                 <w:rFonts w:ascii="標楷體" w:eastAsia="標楷體" w:hAnsi="標楷體"/>
@@ -48851,7 +46943,6 @@
               </w:rPr>
               <w:t>外鍵</w:t>
             </w:r>
-            <w:proofErr w:type="gramEnd"/>
           </w:p>
         </w:tc>
       </w:tr>
@@ -48944,17 +47035,8 @@
                 <w:rFonts w:ascii="標楷體" w:eastAsia="標楷體" w:hAnsi="標楷體"/>
                 <w:szCs w:val="24"/>
               </w:rPr>
-              <w:t xml:space="preserve">4 </w:t>
-            </w:r>
-            <w:proofErr w:type="gramStart"/>
-            <w:r>
-              <w:rPr>
-                <w:rFonts w:ascii="標楷體" w:eastAsia="標楷體" w:hAnsi="標楷體"/>
-                <w:szCs w:val="24"/>
-              </w:rPr>
-              <w:t>byte</w:t>
-            </w:r>
-            <w:proofErr w:type="gramEnd"/>
+              <w:t>4 byte</w:t>
+            </w:r>
           </w:p>
         </w:tc>
         <w:tc>
@@ -49012,7 +47094,6 @@
                 <w:szCs w:val="24"/>
               </w:rPr>
             </w:pPr>
-            <w:proofErr w:type="spellStart"/>
             <w:r>
               <w:rPr>
                 <w:rFonts w:ascii="標楷體" w:eastAsia="標楷體" w:hAnsi="標楷體"/>
@@ -49020,7 +47101,6 @@
               </w:rPr>
               <w:t>user_id</w:t>
             </w:r>
-            <w:proofErr w:type="spellEnd"/>
           </w:p>
         </w:tc>
         <w:tc>
@@ -49088,17 +47168,8 @@
                 <w:rFonts w:ascii="標楷體" w:eastAsia="標楷體" w:hAnsi="標楷體"/>
                 <w:szCs w:val="24"/>
               </w:rPr>
-              <w:t xml:space="preserve">4 </w:t>
-            </w:r>
-            <w:proofErr w:type="gramStart"/>
-            <w:r>
-              <w:rPr>
-                <w:rFonts w:ascii="標楷體" w:eastAsia="標楷體" w:hAnsi="標楷體"/>
-                <w:szCs w:val="24"/>
-              </w:rPr>
-              <w:t>byte</w:t>
-            </w:r>
-            <w:proofErr w:type="gramEnd"/>
+              <w:t>4 byte</w:t>
+            </w:r>
           </w:p>
         </w:tc>
         <w:tc>
@@ -49282,7 +47353,6 @@
                 <w:szCs w:val="24"/>
               </w:rPr>
             </w:pPr>
-            <w:proofErr w:type="spellStart"/>
             <w:r>
               <w:rPr>
                 <w:rFonts w:ascii="標楷體" w:eastAsia="標楷體" w:hAnsi="標楷體"/>
@@ -49290,7 +47360,6 @@
               </w:rPr>
               <w:t>feedback_type</w:t>
             </w:r>
-            <w:proofErr w:type="spellEnd"/>
           </w:p>
         </w:tc>
         <w:tc>
@@ -49665,7 +47734,6 @@
                 <w:szCs w:val="24"/>
               </w:rPr>
             </w:pPr>
-            <w:proofErr w:type="spellStart"/>
             <w:r>
               <w:rPr>
                 <w:rFonts w:ascii="標楷體" w:eastAsia="標楷體" w:hAnsi="標楷體"/>
@@ -49673,7 +47741,6 @@
               </w:rPr>
               <w:t>replied_at</w:t>
             </w:r>
-            <w:proofErr w:type="spellEnd"/>
           </w:p>
         </w:tc>
         <w:tc>
@@ -49793,7 +47860,6 @@
                 <w:szCs w:val="24"/>
               </w:rPr>
             </w:pPr>
-            <w:proofErr w:type="spellStart"/>
             <w:r>
               <w:rPr>
                 <w:rFonts w:ascii="標楷體" w:eastAsia="標楷體" w:hAnsi="標楷體"/>
@@ -49801,7 +47867,6 @@
               </w:rPr>
               <w:t>created_at</w:t>
             </w:r>
-            <w:proofErr w:type="spellEnd"/>
           </w:p>
         </w:tc>
         <w:tc>

--- a/系統文件/系統文件.docx
+++ b/系統文件/系統文件.docx
@@ -2640,7 +2640,97 @@
           <w:sz w:val="28"/>
           <w:szCs w:val="28"/>
         </w:rPr>
-        <w:t>近年來，日本文化在台灣的影響力持續深化，涵蓋動漫、影視、流行音樂、飲食及觀光旅遊等多元領域。根據交通部觀光署統計，日本常年位居國人出國目的地榜首；此外，歷年台北國際動漫節（TiCA）參觀人次屢創新高，皆客觀展現出國人對日本文化的高度熱忱，進而促使越來越多人對日語學習產生強烈需求。</w:t>
+        <w:t>近年來，日本文化在台灣的影響力持續深化，</w:t>
+      </w:r>
+      <w:proofErr w:type="gramStart"/>
+      <w:r>
+        <w:rPr>
+          <w:rFonts w:ascii="標楷體" w:eastAsia="標楷體" w:hAnsi="標楷體" w:hint="eastAsia"/>
+          <w:sz w:val="28"/>
+          <w:szCs w:val="28"/>
+        </w:rPr>
+        <w:t>涵蓋動漫</w:t>
+      </w:r>
+      <w:proofErr w:type="gramEnd"/>
+      <w:r>
+        <w:rPr>
+          <w:rFonts w:ascii="標楷體" w:eastAsia="標楷體" w:hAnsi="標楷體" w:hint="eastAsia"/>
+          <w:sz w:val="28"/>
+          <w:szCs w:val="28"/>
+        </w:rPr>
+        <w:t>、影視、流行音樂、飲食及觀光旅遊等多元領域。根據交通部觀光署統計，日本常年位居國人出國目的地榜首；</w:t>
+      </w:r>
+      <w:proofErr w:type="gramStart"/>
+      <w:r>
+        <w:rPr>
+          <w:rFonts w:ascii="標楷體" w:eastAsia="標楷體" w:hAnsi="標楷體" w:hint="eastAsia"/>
+          <w:sz w:val="28"/>
+          <w:szCs w:val="28"/>
+        </w:rPr>
+        <w:t>此外，</w:t>
+      </w:r>
+      <w:proofErr w:type="gramEnd"/>
+      <w:r>
+        <w:rPr>
+          <w:rFonts w:ascii="標楷體" w:eastAsia="標楷體" w:hAnsi="標楷體" w:hint="eastAsia"/>
+          <w:sz w:val="28"/>
+          <w:szCs w:val="28"/>
+        </w:rPr>
+        <w:t>歷年台北國際</w:t>
+      </w:r>
+      <w:proofErr w:type="gramStart"/>
+      <w:r>
+        <w:rPr>
+          <w:rFonts w:ascii="標楷體" w:eastAsia="標楷體" w:hAnsi="標楷體" w:hint="eastAsia"/>
+          <w:sz w:val="28"/>
+          <w:szCs w:val="28"/>
+        </w:rPr>
+        <w:t>動漫節</w:t>
+      </w:r>
+      <w:proofErr w:type="gramEnd"/>
+      <w:r>
+        <w:rPr>
+          <w:rFonts w:ascii="標楷體" w:eastAsia="標楷體" w:hAnsi="標楷體" w:hint="eastAsia"/>
+          <w:sz w:val="28"/>
+          <w:szCs w:val="28"/>
+        </w:rPr>
+        <w:t>（</w:t>
+      </w:r>
+      <w:proofErr w:type="spellStart"/>
+      <w:r>
+        <w:rPr>
+          <w:rFonts w:ascii="標楷體" w:eastAsia="標楷體" w:hAnsi="標楷體" w:hint="eastAsia"/>
+          <w:sz w:val="28"/>
+          <w:szCs w:val="28"/>
+        </w:rPr>
+        <w:t>TiCA</w:t>
+      </w:r>
+      <w:proofErr w:type="spellEnd"/>
+      <w:r>
+        <w:rPr>
+          <w:rFonts w:ascii="標楷體" w:eastAsia="標楷體" w:hAnsi="標楷體" w:hint="eastAsia"/>
+          <w:sz w:val="28"/>
+          <w:szCs w:val="28"/>
+        </w:rPr>
+        <w:t>）參觀</w:t>
+      </w:r>
+      <w:proofErr w:type="gramStart"/>
+      <w:r>
+        <w:rPr>
+          <w:rFonts w:ascii="標楷體" w:eastAsia="標楷體" w:hAnsi="標楷體" w:hint="eastAsia"/>
+          <w:sz w:val="28"/>
+          <w:szCs w:val="28"/>
+        </w:rPr>
+        <w:t>人次屢</w:t>
+      </w:r>
+      <w:proofErr w:type="gramEnd"/>
+      <w:r>
+        <w:rPr>
+          <w:rFonts w:ascii="標楷體" w:eastAsia="標楷體" w:hAnsi="標楷體" w:hint="eastAsia"/>
+          <w:sz w:val="28"/>
+          <w:szCs w:val="28"/>
+        </w:rPr>
+        <w:t>創新高，皆客觀展現出國人對日本文化的高度熱忱，進而促使越來越多人對日語學習產生強烈需求。</w:t>
       </w:r>
     </w:p>
     <w:p>
@@ -2670,7 +2760,79 @@
           <w:sz w:val="28"/>
           <w:szCs w:val="28"/>
         </w:rPr>
-        <w:t>然而，教育心理學中的「情境學習理論（Situated Learning）」強調，知識必須在真實、具體的社會與物理情境中產生與應用，才能達到最佳的內化與學習效果。反觀傳統的日語學習途徑，多半仰賴實體教科書、補習班或制式化的單字字卡，這種將「語言」與「真實生活」剝離的學習模式，導致學習者大腦難以建立深刻的神境連結，容易陷入「死背硬記、考完即忘」的窘境。</w:t>
+        <w:t>然而，教育心理學中的「情境學習理論（Situated Learning）」強調，知識必須在真實、具體的社會與物理情境中產生與應用，才能達到最佳的內化與學習效果。反觀傳統的日語學習途徑，多半仰賴實體教科書、補習班或制式化的單字</w:t>
+      </w:r>
+      <w:proofErr w:type="gramStart"/>
+      <w:r>
+        <w:rPr>
+          <w:rFonts w:ascii="標楷體" w:eastAsia="標楷體" w:hAnsi="標楷體" w:hint="eastAsia"/>
+          <w:sz w:val="28"/>
+          <w:szCs w:val="28"/>
+        </w:rPr>
+        <w:t>字</w:t>
+      </w:r>
+      <w:proofErr w:type="gramEnd"/>
+      <w:r>
+        <w:rPr>
+          <w:rFonts w:ascii="標楷體" w:eastAsia="標楷體" w:hAnsi="標楷體" w:hint="eastAsia"/>
+          <w:sz w:val="28"/>
+          <w:szCs w:val="28"/>
+        </w:rPr>
+        <w:t>卡，這種將「語言」與「真實生活」剝離的學習模式，導致學習者大腦難以建立深刻</w:t>
+      </w:r>
+      <w:proofErr w:type="gramStart"/>
+      <w:r>
+        <w:rPr>
+          <w:rFonts w:ascii="標楷體" w:eastAsia="標楷體" w:hAnsi="標楷體" w:hint="eastAsia"/>
+          <w:sz w:val="28"/>
+          <w:szCs w:val="28"/>
+        </w:rPr>
+        <w:t>的神境連結</w:t>
+      </w:r>
+      <w:proofErr w:type="gramEnd"/>
+      <w:r>
+        <w:rPr>
+          <w:rFonts w:ascii="標楷體" w:eastAsia="標楷體" w:hAnsi="標楷體" w:hint="eastAsia"/>
+          <w:sz w:val="28"/>
+          <w:szCs w:val="28"/>
+        </w:rPr>
+        <w:t>，容易陷入「死</w:t>
+      </w:r>
+      <w:proofErr w:type="gramStart"/>
+      <w:r>
+        <w:rPr>
+          <w:rFonts w:ascii="標楷體" w:eastAsia="標楷體" w:hAnsi="標楷體" w:hint="eastAsia"/>
+          <w:sz w:val="28"/>
+          <w:szCs w:val="28"/>
+        </w:rPr>
+        <w:t>背硬記</w:t>
+      </w:r>
+      <w:proofErr w:type="gramEnd"/>
+      <w:r>
+        <w:rPr>
+          <w:rFonts w:ascii="標楷體" w:eastAsia="標楷體" w:hAnsi="標楷體" w:hint="eastAsia"/>
+          <w:sz w:val="28"/>
+          <w:szCs w:val="28"/>
+        </w:rPr>
+        <w:t>、</w:t>
+      </w:r>
+      <w:proofErr w:type="gramStart"/>
+      <w:r>
+        <w:rPr>
+          <w:rFonts w:ascii="標楷體" w:eastAsia="標楷體" w:hAnsi="標楷體" w:hint="eastAsia"/>
+          <w:sz w:val="28"/>
+          <w:szCs w:val="28"/>
+        </w:rPr>
+        <w:t>考完即忘</w:t>
+      </w:r>
+      <w:proofErr w:type="gramEnd"/>
+      <w:r>
+        <w:rPr>
+          <w:rFonts w:ascii="標楷體" w:eastAsia="標楷體" w:hAnsi="標楷體" w:hint="eastAsia"/>
+          <w:sz w:val="28"/>
+          <w:szCs w:val="28"/>
+        </w:rPr>
+        <w:t>」的窘境。</w:t>
       </w:r>
     </w:p>
     <w:p>
@@ -2700,7 +2862,43 @@
           <w:sz w:val="28"/>
           <w:szCs w:val="28"/>
         </w:rPr>
-        <w:t>因此，隨著智慧型手機的高度普及，以及電腦視覺（Computer Vision）與人工智慧（AI）技術的日益成熟，若能透過影像辨識技術，將學習者生活周遭的實體物件與真實場景，即時轉化為客製化的學習素材，創造出「即拍即學」的創新模式，便能徹底打破傳統教室與書本的框架，讓語言學習無縫融入日常軌跡中。</w:t>
+        <w:t>因此，隨著智慧型手機的高度</w:t>
+      </w:r>
+      <w:proofErr w:type="gramStart"/>
+      <w:r>
+        <w:rPr>
+          <w:rFonts w:ascii="標楷體" w:eastAsia="標楷體" w:hAnsi="標楷體" w:hint="eastAsia"/>
+          <w:sz w:val="28"/>
+          <w:szCs w:val="28"/>
+        </w:rPr>
+        <w:t>普及，</w:t>
+      </w:r>
+      <w:proofErr w:type="gramEnd"/>
+      <w:r>
+        <w:rPr>
+          <w:rFonts w:ascii="標楷體" w:eastAsia="標楷體" w:hAnsi="標楷體" w:hint="eastAsia"/>
+          <w:sz w:val="28"/>
+          <w:szCs w:val="28"/>
+        </w:rPr>
+        <w:t>以及電腦視覺（Computer Vision）與人工智慧（AI）技術的日益成熟，若能透過影像辨識技術，將學習者生活周遭的實體物件與真實場景，即時轉化為客製化的學習素材，創造出「</w:t>
+      </w:r>
+      <w:proofErr w:type="gramStart"/>
+      <w:r>
+        <w:rPr>
+          <w:rFonts w:ascii="標楷體" w:eastAsia="標楷體" w:hAnsi="標楷體" w:hint="eastAsia"/>
+          <w:sz w:val="28"/>
+          <w:szCs w:val="28"/>
+        </w:rPr>
+        <w:t>即拍即</w:t>
+      </w:r>
+      <w:proofErr w:type="gramEnd"/>
+      <w:r>
+        <w:rPr>
+          <w:rFonts w:ascii="標楷體" w:eastAsia="標楷體" w:hAnsi="標楷體" w:hint="eastAsia"/>
+          <w:sz w:val="28"/>
+          <w:szCs w:val="28"/>
+        </w:rPr>
+        <w:t>學」的創新模式，便能徹底打破傳統教室與書本的框架，讓語言學習無縫融入日常軌跡中。</w:t>
       </w:r>
     </w:p>
     <w:p>
@@ -2781,7 +2979,27 @@
           <w:sz w:val="28"/>
           <w:szCs w:val="28"/>
         </w:rPr>
-        <w:t>缺乏實際應用場景，導致動力削弱： 台灣缺乏全日語的環境，學習者「輸入」多於「輸出」，沒有實戰開口的機會。解決此問題需要創造一個低壓力且能模擬真實生活情境的對答環境，讓學習者能隨時練習語言輸出。</w:t>
+        <w:t>缺乏實際應用場景，導致動力削弱： 台灣缺乏全日語的環境，學習者「輸入」多於「輸出」，沒有實戰開口的機會。解決此問題需要創造一個</w:t>
+      </w:r>
+      <w:proofErr w:type="gramStart"/>
+      <w:r>
+        <w:rPr>
+          <w:rFonts w:ascii="標楷體" w:hAnsi="標楷體" w:cstheme="minorBidi" w:hint="eastAsia"/>
+          <w:bCs w:val="0"/>
+          <w:sz w:val="28"/>
+          <w:szCs w:val="28"/>
+        </w:rPr>
+        <w:t>低壓力且能</w:t>
+      </w:r>
+      <w:proofErr w:type="gramEnd"/>
+      <w:r>
+        <w:rPr>
+          <w:rFonts w:ascii="標楷體" w:hAnsi="標楷體" w:cstheme="minorBidi" w:hint="eastAsia"/>
+          <w:bCs w:val="0"/>
+          <w:sz w:val="28"/>
+          <w:szCs w:val="28"/>
+        </w:rPr>
+        <w:t>模擬真實生活情境的對答環境，讓學習者能隨時練習語言輸出。</w:t>
       </w:r>
     </w:p>
     <w:p>
@@ -2851,7 +3069,27 @@
           <w:sz w:val="28"/>
           <w:szCs w:val="28"/>
         </w:rPr>
-        <w:t>基於上述觀察，要有效提升學習成效與動力，必須跳脫傳統框架，提供一個能「將真實場景萃取為教材」、「提供沉浸式輸出環境」並「具備正向社群回饋」的全新解決方案。</w:t>
+        <w:t>基於上述觀察，要有效提升學習成效與動力，必須跳脫傳統框架，提供一個能「將真實場景萃取為教材」、「提供</w:t>
+      </w:r>
+      <w:proofErr w:type="gramStart"/>
+      <w:r>
+        <w:rPr>
+          <w:rFonts w:ascii="標楷體" w:hAnsi="標楷體" w:cstheme="minorBidi" w:hint="eastAsia"/>
+          <w:bCs w:val="0"/>
+          <w:sz w:val="28"/>
+          <w:szCs w:val="28"/>
+        </w:rPr>
+        <w:t>沉</w:t>
+      </w:r>
+      <w:proofErr w:type="gramEnd"/>
+      <w:r>
+        <w:rPr>
+          <w:rFonts w:ascii="標楷體" w:hAnsi="標楷體" w:cstheme="minorBidi" w:hint="eastAsia"/>
+          <w:bCs w:val="0"/>
+          <w:sz w:val="28"/>
+          <w:szCs w:val="28"/>
+        </w:rPr>
+        <w:t>浸式輸出環境」並「具備正向社群回饋」的全新解決方案。</w:t>
       </w:r>
     </w:p>
     <w:p>
@@ -2926,7 +3164,25 @@
           <w:sz w:val="28"/>
           <w:szCs w:val="28"/>
         </w:rPr>
-        <w:t>建構「沉浸式 AI 情境對話」模組（對應痛點二）： 為解決缺乏應用場景的問題，整合 AI 角色扮演（Roleplay）對話功能。系統提供多樣化的生活任務（如點餐、</w:t>
+        <w:t>建構「</w:t>
+      </w:r>
+      <w:proofErr w:type="gramStart"/>
+      <w:r>
+        <w:rPr>
+          <w:rFonts w:ascii="標楷體" w:eastAsia="標楷體" w:hAnsi="標楷體" w:hint="eastAsia"/>
+          <w:sz w:val="28"/>
+          <w:szCs w:val="28"/>
+        </w:rPr>
+        <w:t>沉</w:t>
+      </w:r>
+      <w:proofErr w:type="gramEnd"/>
+      <w:r>
+        <w:rPr>
+          <w:rFonts w:ascii="標楷體" w:eastAsia="標楷體" w:hAnsi="標楷體" w:hint="eastAsia"/>
+          <w:sz w:val="28"/>
+          <w:szCs w:val="28"/>
+        </w:rPr>
+        <w:t>浸式 AI 情境對話」模組（對應痛點二）： 為解決缺乏應用場景的問題，整合 AI 角色扮演（Roleplay）對話功能。系統提供多樣化的生活任務（如點餐、</w:t>
       </w:r>
       <w:r>
         <w:rPr>
@@ -2935,7 +3191,25 @@
           <w:szCs w:val="28"/>
         </w:rPr>
         <w:lastRenderedPageBreak/>
-        <w:t>問路），讓使用者透過對話練習口說與聽力，並給予語法即時糾正與假名標音輔助。</w:t>
+        <w:t>問路），讓使用者透過對話練習</w:t>
+      </w:r>
+      <w:proofErr w:type="gramStart"/>
+      <w:r>
+        <w:rPr>
+          <w:rFonts w:ascii="標楷體" w:eastAsia="標楷體" w:hAnsi="標楷體" w:hint="eastAsia"/>
+          <w:sz w:val="28"/>
+          <w:szCs w:val="28"/>
+        </w:rPr>
+        <w:t>口說與聽力</w:t>
+      </w:r>
+      <w:proofErr w:type="gramEnd"/>
+      <w:r>
+        <w:rPr>
+          <w:rFonts w:ascii="標楷體" w:eastAsia="標楷體" w:hAnsi="標楷體" w:hint="eastAsia"/>
+          <w:sz w:val="28"/>
+          <w:szCs w:val="28"/>
+        </w:rPr>
+        <w:t>，並給予語法即時糾正與假名標音輔助。</w:t>
       </w:r>
     </w:p>
     <w:p>
@@ -3041,7 +3315,25 @@
           <w:sz w:val="28"/>
           <w:szCs w:val="28"/>
         </w:rPr>
-        <w:t>創造「生活即教材」的創新學習價值： 運用 Google AI 視覺辨識技術與 Python 後端處理，實現「即拍即學」功能。這將大幅改變傳統學習模式，將使用者的日常生活環境轉化為無限的客製化教材，提升單字記憶的留存率。</w:t>
+        <w:t>創造「生活即教材」的創新學習價值： 運用 Google AI 視覺辨識技術與 Python 後端處理，實現「</w:t>
+      </w:r>
+      <w:proofErr w:type="gramStart"/>
+      <w:r>
+        <w:rPr>
+          <w:rFonts w:ascii="標楷體" w:eastAsia="標楷體" w:hAnsi="標楷體" w:hint="eastAsia"/>
+          <w:sz w:val="28"/>
+          <w:szCs w:val="28"/>
+        </w:rPr>
+        <w:t>即拍即</w:t>
+      </w:r>
+      <w:proofErr w:type="gramEnd"/>
+      <w:r>
+        <w:rPr>
+          <w:rFonts w:ascii="標楷體" w:eastAsia="標楷體" w:hAnsi="標楷體" w:hint="eastAsia"/>
+          <w:sz w:val="28"/>
+          <w:szCs w:val="28"/>
+        </w:rPr>
+        <w:t>學」功能。這將大幅改變傳統學習模式，將使用者的日常生活環境轉化為無限的客製化教材，提升單字記憶的留存率。</w:t>
       </w:r>
     </w:p>
     <w:p>
@@ -3088,7 +3380,25 @@
           <w:szCs w:val="28"/>
         </w:rPr>
         <w:lastRenderedPageBreak/>
-        <w:t>羈絆與具象化的成長數據，預期能顯著提升使用者的 App 開啟率與長期黏著度。</w:t>
+        <w:t>羈絆與具</w:t>
+      </w:r>
+      <w:proofErr w:type="gramStart"/>
+      <w:r>
+        <w:rPr>
+          <w:rFonts w:ascii="標楷體" w:eastAsia="標楷體" w:hAnsi="標楷體" w:hint="eastAsia"/>
+          <w:sz w:val="28"/>
+          <w:szCs w:val="28"/>
+        </w:rPr>
+        <w:t>象</w:t>
+      </w:r>
+      <w:proofErr w:type="gramEnd"/>
+      <w:r>
+        <w:rPr>
+          <w:rFonts w:ascii="標楷體" w:eastAsia="標楷體" w:hAnsi="標楷體" w:hint="eastAsia"/>
+          <w:sz w:val="28"/>
+          <w:szCs w:val="28"/>
+        </w:rPr>
+        <w:t>化的成長數據，預期能顯著提升使用者的 App 開啟率與長期黏著度。</w:t>
       </w:r>
     </w:p>
     <w:p>
@@ -3251,7 +3561,25 @@
           <w:sz w:val="28"/>
           <w:szCs w:val="28"/>
         </w:rPr>
-        <w:t>無縫融入生活情境： 系統打破傳統死背書本的枯燥流程，設計了「單句翻譯隱藏/顯示」、「假名標音切換（Furigana）」以及「快捷回覆籌碼（Quick Replies）」等輔助功能。在兼顧沉浸式全日文環境的同時，給予使用者極高的便利性，高度滿足碎片化時間的學習需求。</w:t>
+        <w:t>無縫融入生活情境： 系統打破傳統死背書本的枯燥流程，設計了「單句翻譯隱藏/顯示」、「假名標音切換（Furigana）」以及「快捷回覆籌碼（Quick Replies）」等輔助功能。在兼顧</w:t>
+      </w:r>
+      <w:proofErr w:type="gramStart"/>
+      <w:r>
+        <w:rPr>
+          <w:rFonts w:ascii="標楷體" w:eastAsia="標楷體" w:hAnsi="標楷體" w:hint="eastAsia"/>
+          <w:sz w:val="28"/>
+          <w:szCs w:val="28"/>
+        </w:rPr>
+        <w:t>沉浸式全日文</w:t>
+      </w:r>
+      <w:proofErr w:type="gramEnd"/>
+      <w:r>
+        <w:rPr>
+          <w:rFonts w:ascii="標楷體" w:eastAsia="標楷體" w:hAnsi="標楷體" w:hint="eastAsia"/>
+          <w:sz w:val="28"/>
+          <w:szCs w:val="28"/>
+        </w:rPr>
+        <w:t>環境的同時，給予使用者極高的便利性，高度滿足碎片化時間的學習需求。</w:t>
       </w:r>
     </w:p>
     <w:p>
@@ -3307,7 +3635,25 @@
           <w:sz w:val="28"/>
           <w:szCs w:val="28"/>
         </w:rPr>
-        <w:t>： 本專案採敏捷開發（Agile Development）模式</w:t>
+        <w:t>： 本專案</w:t>
+      </w:r>
+      <w:proofErr w:type="gramStart"/>
+      <w:r>
+        <w:rPr>
+          <w:rFonts w:ascii="標楷體" w:eastAsia="標楷體" w:hAnsi="標楷體" w:hint="eastAsia"/>
+          <w:sz w:val="28"/>
+          <w:szCs w:val="28"/>
+        </w:rPr>
+        <w:t>採</w:t>
+      </w:r>
+      <w:proofErr w:type="gramEnd"/>
+      <w:r>
+        <w:rPr>
+          <w:rFonts w:ascii="標楷體" w:eastAsia="標楷體" w:hAnsi="標楷體" w:hint="eastAsia"/>
+          <w:sz w:val="28"/>
+          <w:szCs w:val="28"/>
+        </w:rPr>
+        <w:t>敏捷開發（Agile Development）模式</w:t>
       </w:r>
       <w:r>
         <w:rPr>
@@ -3347,7 +3693,43 @@
           <w:sz w:val="28"/>
           <w:szCs w:val="28"/>
         </w:rPr>
-        <w:t>將整體時程拆分為「需求分析、核心技術驗證（影像辨識與 LLM 介接）、前端介面實作、後端資料庫建置、系統整合與封測」五大階段。</w:t>
+        <w:t>將整體</w:t>
+      </w:r>
+      <w:proofErr w:type="gramStart"/>
+      <w:r>
+        <w:rPr>
+          <w:rFonts w:ascii="標楷體" w:eastAsia="標楷體" w:hAnsi="標楷體" w:hint="eastAsia"/>
+          <w:sz w:val="28"/>
+          <w:szCs w:val="28"/>
+        </w:rPr>
+        <w:t>時程拆分為</w:t>
+      </w:r>
+      <w:proofErr w:type="gramEnd"/>
+      <w:r>
+        <w:rPr>
+          <w:rFonts w:ascii="標楷體" w:eastAsia="標楷體" w:hAnsi="標楷體" w:hint="eastAsia"/>
+          <w:sz w:val="28"/>
+          <w:szCs w:val="28"/>
+        </w:rPr>
+        <w:t xml:space="preserve">「需求分析、核心技術驗證（影像辨識與 LLM </w:t>
+      </w:r>
+      <w:proofErr w:type="gramStart"/>
+      <w:r>
+        <w:rPr>
+          <w:rFonts w:ascii="標楷體" w:eastAsia="標楷體" w:hAnsi="標楷體" w:hint="eastAsia"/>
+          <w:sz w:val="28"/>
+          <w:szCs w:val="28"/>
+        </w:rPr>
+        <w:t>介</w:t>
+      </w:r>
+      <w:proofErr w:type="gramEnd"/>
+      <w:r>
+        <w:rPr>
+          <w:rFonts w:ascii="標楷體" w:eastAsia="標楷體" w:hAnsi="標楷體" w:hint="eastAsia"/>
+          <w:sz w:val="28"/>
+          <w:szCs w:val="28"/>
+        </w:rPr>
+        <w:t>接）、前端介面實作、後端資料庫建置、系統整合與封測」五大階段。</w:t>
       </w:r>
     </w:p>
     <w:p>
@@ -3622,7 +4004,61 @@
           <w:sz w:val="28"/>
           <w:szCs w:val="28"/>
         </w:rPr>
-        <w:t>精準的成本與收益投報（ROI）：假設情境試算：100位活躍用戶中，20%選擇月訂閱（NT$99×20＝NT$1,980）、 5%選擇年訂閱（NT$899÷12×5</w:t>
+        <w:t>精</w:t>
+      </w:r>
+      <w:proofErr w:type="gramStart"/>
+      <w:r>
+        <w:rPr>
+          <w:rFonts w:ascii="標楷體" w:eastAsia="標楷體" w:hAnsi="標楷體"/>
+          <w:sz w:val="28"/>
+          <w:szCs w:val="28"/>
+        </w:rPr>
+        <w:t>準</w:t>
+      </w:r>
+      <w:proofErr w:type="gramEnd"/>
+      <w:r>
+        <w:rPr>
+          <w:rFonts w:ascii="標楷體" w:eastAsia="標楷體" w:hAnsi="標楷體"/>
+          <w:sz w:val="28"/>
+          <w:szCs w:val="28"/>
+        </w:rPr>
+        <w:t>的成本與</w:t>
+      </w:r>
+      <w:proofErr w:type="gramStart"/>
+      <w:r>
+        <w:rPr>
+          <w:rFonts w:ascii="標楷體" w:eastAsia="標楷體" w:hAnsi="標楷體"/>
+          <w:sz w:val="28"/>
+          <w:szCs w:val="28"/>
+        </w:rPr>
+        <w:t>收益投報</w:t>
+      </w:r>
+      <w:proofErr w:type="gramEnd"/>
+      <w:r>
+        <w:rPr>
+          <w:rFonts w:ascii="標楷體" w:eastAsia="標楷體" w:hAnsi="標楷體"/>
+          <w:sz w:val="28"/>
+          <w:szCs w:val="28"/>
+        </w:rPr>
+        <w:t>（ROI）：假設情境試算：100位活躍用戶中，20%選擇月訂閱（NT$99×20＝NT$1,980）、 5%選擇年訂閱</w:t>
+      </w:r>
+      <w:proofErr w:type="gramStart"/>
+      <w:r>
+        <w:rPr>
+          <w:rFonts w:ascii="標楷體" w:eastAsia="標楷體" w:hAnsi="標楷體"/>
+          <w:sz w:val="28"/>
+          <w:szCs w:val="28"/>
+        </w:rPr>
+        <w:t>（</w:t>
+      </w:r>
+      <w:proofErr w:type="gramEnd"/>
+      <w:r>
+        <w:rPr>
+          <w:rFonts w:ascii="標楷體" w:eastAsia="標楷體" w:hAnsi="標楷體"/>
+          <w:sz w:val="28"/>
+          <w:szCs w:val="28"/>
+        </w:rPr>
+        <w:t>NT$899÷12×5</w:t>
       </w:r>
       <w:r>
         <w:rPr>
@@ -3712,7 +4148,25 @@
           <w:sz w:val="28"/>
           <w:szCs w:val="28"/>
         </w:rPr>
-        <w:t>成熟的跨平台與 AI 整合架構： 本系統前端採用 Google 支援的 Flutter 跨平台框架，確保 iOS 與 Android 雙平台的原生級效能；後端架構以 Python 為核心，穩定串接強大的生成式大型語言模型（LLM）與電腦視覺（Computer Vision）API。</w:t>
+        <w:t>成熟的跨平台與 AI 整合架構： 本系統前端採用 Google 支援的 Flutter 跨平台框架，確保 iOS 與 Android 雙平台的原生級效能；後端架構以 Python 為核心，</w:t>
+      </w:r>
+      <w:proofErr w:type="gramStart"/>
+      <w:r>
+        <w:rPr>
+          <w:rFonts w:ascii="標楷體" w:eastAsia="標楷體" w:hAnsi="標楷體" w:hint="eastAsia"/>
+          <w:sz w:val="28"/>
+          <w:szCs w:val="28"/>
+        </w:rPr>
+        <w:t>穩定串</w:t>
+      </w:r>
+      <w:proofErr w:type="gramEnd"/>
+      <w:r>
+        <w:rPr>
+          <w:rFonts w:ascii="標楷體" w:eastAsia="標楷體" w:hAnsi="標楷體" w:hint="eastAsia"/>
+          <w:sz w:val="28"/>
+          <w:szCs w:val="28"/>
+        </w:rPr>
+        <w:t>接強大的生成式大型語言模型（LLM）與電腦視覺（Computer Vision）API。</w:t>
       </w:r>
     </w:p>
     <w:p>
@@ -3809,7 +4263,25 @@
           <w:sz w:val="28"/>
           <w:szCs w:val="28"/>
         </w:rPr>
-        <w:t>隱私保護與資安合規： 專案實施嚴格遵守《個人資料保護法》（PDPA），使用者上傳之環境照片與語音對話紀錄，皆經過加密傳輸且不作為侵犯隱私之用途，並提供完善的帳戶刪除與資料清除機制。</w:t>
+        <w:t>隱私保護與</w:t>
+      </w:r>
+      <w:proofErr w:type="gramStart"/>
+      <w:r>
+        <w:rPr>
+          <w:rFonts w:ascii="標楷體" w:eastAsia="標楷體" w:hAnsi="標楷體" w:hint="eastAsia"/>
+          <w:sz w:val="28"/>
+          <w:szCs w:val="28"/>
+        </w:rPr>
+        <w:t>資安合規</w:t>
+      </w:r>
+      <w:proofErr w:type="gramEnd"/>
+      <w:r>
+        <w:rPr>
+          <w:rFonts w:ascii="標楷體" w:eastAsia="標楷體" w:hAnsi="標楷體" w:hint="eastAsia"/>
+          <w:sz w:val="28"/>
+          <w:szCs w:val="28"/>
+        </w:rPr>
+        <w:t>： 專案實施嚴格遵守《個人資料保護法》（PDPA），使用者上傳之環境照片與語音對話紀錄，皆經過加密傳輸且不作為侵犯隱私之用途，並提供完善的帳戶刪除與資料清除機制。</w:t>
       </w:r>
     </w:p>
     <w:p>
@@ -3880,7 +4352,25 @@
           <w:sz w:val="28"/>
           <w:szCs w:val="28"/>
         </w:rPr>
-        <w:t>綜合以上各維度因素之評估，本系統在操作上具有高度便利性，技術上具備實作成熟度，且具備明確的獲利模式。整體而言，本專案在技術與商業層面上均具備高度可行性，有望在日語學習市場中取得成功</w:t>
+        <w:t>綜合</w:t>
+      </w:r>
+      <w:proofErr w:type="gramStart"/>
+      <w:r>
+        <w:rPr>
+          <w:rFonts w:ascii="標楷體" w:eastAsia="標楷體" w:hAnsi="標楷體" w:hint="eastAsia"/>
+          <w:sz w:val="28"/>
+          <w:szCs w:val="28"/>
+        </w:rPr>
+        <w:t>以上各維度</w:t>
+      </w:r>
+      <w:proofErr w:type="gramEnd"/>
+      <w:r>
+        <w:rPr>
+          <w:rFonts w:ascii="標楷體" w:eastAsia="標楷體" w:hAnsi="標楷體" w:hint="eastAsia"/>
+          <w:sz w:val="28"/>
+          <w:szCs w:val="28"/>
+        </w:rPr>
+        <w:t>因素之評估，本系統在操作上具有高度便利性，技術上具備實作成熟度，且具備明確的獲利模式。整體而言，本專案在技術與商業層面上均具備高度可行性，有望在日語學習市場中取得成功</w:t>
       </w:r>
       <w:r>
         <w:rPr>
@@ -3947,7 +4437,25 @@
           <w:sz w:val="28"/>
           <w:szCs w:val="28"/>
         </w:rPr>
-        <w:t xml:space="preserve">目標客群 具備基礎日語能力（如 N5～N4）但缺乏口說環境的語言學習者、準備前往日本（如京阪神地區）自由行且需要實用會話的旅客，以及希望與特定設定角色（如關西腔、動漫屬性）進行情境互動的 </w:t>
+        <w:t>目標客群 具備基礎日語能力（如 N5～N4）但缺乏口說環境的語言學習者、準備前往日本（如京</w:t>
+      </w:r>
+      <w:proofErr w:type="gramStart"/>
+      <w:r>
+        <w:rPr>
+          <w:rFonts w:ascii="標楷體" w:eastAsia="標楷體" w:hAnsi="標楷體" w:hint="eastAsia"/>
+          <w:sz w:val="28"/>
+          <w:szCs w:val="28"/>
+        </w:rPr>
+        <w:t>阪</w:t>
+      </w:r>
+      <w:proofErr w:type="gramEnd"/>
+      <w:r>
+        <w:rPr>
+          <w:rFonts w:ascii="標楷體" w:eastAsia="標楷體" w:hAnsi="標楷體" w:hint="eastAsia"/>
+          <w:sz w:val="28"/>
+          <w:szCs w:val="28"/>
+        </w:rPr>
+        <w:t xml:space="preserve">神地區）自由行且需要實用會話的旅客，以及希望與特定設定角色（如關西腔、動漫屬性）進行情境互動的 </w:t>
       </w:r>
       <w:r>
         <w:rPr>
@@ -4039,7 +4547,47 @@
           <w:szCs w:val="28"/>
           <w:highlight w:val="yellow"/>
         </w:rPr>
-        <w:t>通路主要透過 App Store 與 Google Play 雙平台發布。前期宣傳將利用大專院校校園社團與日語課程進行冷啟動推廣，線上則透過短影音展示 AI 實際對話的有趣過程，精準觸及對日本文化感興趣的潛在用戶。</w:t>
+        <w:t>通路主要透過 App Store 與 Google Play 雙平台發布。前期宣傳將利用大專院校校園社團與日語課程進行冷啟動推廣，</w:t>
+      </w:r>
+      <w:proofErr w:type="gramStart"/>
+      <w:r>
+        <w:rPr>
+          <w:rFonts w:ascii="標楷體" w:eastAsia="標楷體" w:hAnsi="標楷體" w:hint="eastAsia"/>
+          <w:sz w:val="28"/>
+          <w:szCs w:val="28"/>
+          <w:highlight w:val="yellow"/>
+        </w:rPr>
+        <w:t>線上則透過短影音</w:t>
+      </w:r>
+      <w:proofErr w:type="gramEnd"/>
+      <w:r>
+        <w:rPr>
+          <w:rFonts w:ascii="標楷體" w:eastAsia="標楷體" w:hAnsi="標楷體" w:hint="eastAsia"/>
+          <w:sz w:val="28"/>
+          <w:szCs w:val="28"/>
+          <w:highlight w:val="yellow"/>
+        </w:rPr>
+        <w:t>展示 AI 實際對話的有趣過程，精</w:t>
+      </w:r>
+      <w:proofErr w:type="gramStart"/>
+      <w:r>
+        <w:rPr>
+          <w:rFonts w:ascii="標楷體" w:eastAsia="標楷體" w:hAnsi="標楷體" w:hint="eastAsia"/>
+          <w:sz w:val="28"/>
+          <w:szCs w:val="28"/>
+          <w:highlight w:val="yellow"/>
+        </w:rPr>
+        <w:t>準</w:t>
+      </w:r>
+      <w:proofErr w:type="gramEnd"/>
+      <w:r>
+        <w:rPr>
+          <w:rFonts w:ascii="標楷體" w:eastAsia="標楷體" w:hAnsi="標楷體" w:hint="eastAsia"/>
+          <w:sz w:val="28"/>
+          <w:szCs w:val="28"/>
+          <w:highlight w:val="yellow"/>
+        </w:rPr>
+        <w:t>觸及對日本文化感興趣的潛在用戶。</w:t>
       </w:r>
     </w:p>
     <w:p>
@@ -4474,7 +5022,25 @@
           <w:sz w:val="28"/>
           <w:szCs w:val="28"/>
         </w:rPr>
-        <w:t>旅遊實用型： 為了赴日旅遊而學習，不需要艱澀文法，只求能聽懂並開口解決「點餐、問路、購物」等實用生存需求。</w:t>
+        <w:t>旅遊實用型： 為了赴日旅遊而學習，不需要艱澀文法，只求能</w:t>
+      </w:r>
+      <w:proofErr w:type="gramStart"/>
+      <w:r>
+        <w:rPr>
+          <w:rFonts w:ascii="標楷體" w:eastAsia="標楷體" w:hAnsi="標楷體" w:hint="eastAsia"/>
+          <w:sz w:val="28"/>
+          <w:szCs w:val="28"/>
+        </w:rPr>
+        <w:t>聽懂並開口</w:t>
+      </w:r>
+      <w:proofErr w:type="gramEnd"/>
+      <w:r>
+        <w:rPr>
+          <w:rFonts w:ascii="標楷體" w:eastAsia="標楷體" w:hAnsi="標楷體" w:hint="eastAsia"/>
+          <w:sz w:val="28"/>
+          <w:szCs w:val="28"/>
+        </w:rPr>
+        <w:t>解決「點餐、問路、購物」等實用生存需求。</w:t>
       </w:r>
     </w:p>
     <w:p>
@@ -4497,7 +5063,25 @@
           <w:sz w:val="28"/>
           <w:szCs w:val="28"/>
         </w:rPr>
-        <w:t>興趣驅動型（ACG/流行文化）： 熱愛日本動漫、偶像或影視作品，希望能聽懂原文台詞，甚至幻想能與喜愛的角色進行對話互動。</w:t>
+        <w:t>興趣驅動型（ACG/流行文化）： 熱愛</w:t>
+      </w:r>
+      <w:proofErr w:type="gramStart"/>
+      <w:r>
+        <w:rPr>
+          <w:rFonts w:ascii="標楷體" w:eastAsia="標楷體" w:hAnsi="標楷體" w:hint="eastAsia"/>
+          <w:sz w:val="28"/>
+          <w:szCs w:val="28"/>
+        </w:rPr>
+        <w:t>日本動漫</w:t>
+      </w:r>
+      <w:proofErr w:type="gramEnd"/>
+      <w:r>
+        <w:rPr>
+          <w:rFonts w:ascii="標楷體" w:eastAsia="標楷體" w:hAnsi="標楷體" w:hint="eastAsia"/>
+          <w:sz w:val="28"/>
+          <w:szCs w:val="28"/>
+        </w:rPr>
+        <w:t>、偶像或影視作品，希望能聽懂原文台詞，甚至幻想能與喜愛的角色進行對話互動。</w:t>
       </w:r>
     </w:p>
     <w:p>
@@ -4571,7 +5155,25 @@
           <w:sz w:val="28"/>
           <w:szCs w:val="28"/>
         </w:rPr>
-        <w:t>基於上述的市場區隔，並結合本團隊運用 Gemini AI 與 Flutter 開發的技術優勢，我們決定不與傳統的「單字文法題庫 App」正面競爭，而是精準鎖定以下三個具備高度「口說互動需求」的目標市場：</w:t>
+        <w:t>基於上述的市場區隔，並結合本團隊運用 Gemini AI 與 Flutter 開發的技術優勢，我們決定不與傳統的「單字文法題庫 App」正面競爭，而是精</w:t>
+      </w:r>
+      <w:proofErr w:type="gramStart"/>
+      <w:r>
+        <w:rPr>
+          <w:rFonts w:ascii="標楷體" w:eastAsia="標楷體" w:hAnsi="標楷體" w:hint="eastAsia"/>
+          <w:sz w:val="28"/>
+          <w:szCs w:val="28"/>
+        </w:rPr>
+        <w:t>準</w:t>
+      </w:r>
+      <w:proofErr w:type="gramEnd"/>
+      <w:r>
+        <w:rPr>
+          <w:rFonts w:ascii="標楷體" w:eastAsia="標楷體" w:hAnsi="標楷體" w:hint="eastAsia"/>
+          <w:sz w:val="28"/>
+          <w:szCs w:val="28"/>
+        </w:rPr>
+        <w:t>鎖定以下三個具備高度「口說互動需求」的目標市場：</w:t>
       </w:r>
     </w:p>
     <w:p>
@@ -4617,7 +5219,43 @@
           <w:sz w:val="28"/>
           <w:szCs w:val="28"/>
         </w:rPr>
-        <w:t>赴日自由行旅客： 計畫前往日本（如京阪神），迫切需要「行前情境模擬訓練」的實戰派受眾。</w:t>
+        <w:t>赴日自由行旅客： 計畫前往日本（如京</w:t>
+      </w:r>
+      <w:proofErr w:type="gramStart"/>
+      <w:r>
+        <w:rPr>
+          <w:rFonts w:ascii="標楷體" w:eastAsia="標楷體" w:hAnsi="標楷體" w:hint="eastAsia"/>
+          <w:sz w:val="28"/>
+          <w:szCs w:val="28"/>
+        </w:rPr>
+        <w:t>阪</w:t>
+      </w:r>
+      <w:proofErr w:type="gramEnd"/>
+      <w:r>
+        <w:rPr>
+          <w:rFonts w:ascii="標楷體" w:eastAsia="標楷體" w:hAnsi="標楷體" w:hint="eastAsia"/>
+          <w:sz w:val="28"/>
+          <w:szCs w:val="28"/>
+        </w:rPr>
+        <w:t>神），迫切需要「行前情境模擬訓練」的</w:t>
+      </w:r>
+      <w:proofErr w:type="gramStart"/>
+      <w:r>
+        <w:rPr>
+          <w:rFonts w:ascii="標楷體" w:eastAsia="標楷體" w:hAnsi="標楷體" w:hint="eastAsia"/>
+          <w:sz w:val="28"/>
+          <w:szCs w:val="28"/>
+        </w:rPr>
+        <w:t>實戰派受眾</w:t>
+      </w:r>
+      <w:proofErr w:type="gramEnd"/>
+      <w:r>
+        <w:rPr>
+          <w:rFonts w:ascii="標楷體" w:eastAsia="標楷體" w:hAnsi="標楷體" w:hint="eastAsia"/>
+          <w:sz w:val="28"/>
+          <w:szCs w:val="28"/>
+        </w:rPr>
+        <w:t>。</w:t>
       </w:r>
     </w:p>
     <w:p>
@@ -4682,7 +5320,89 @@
           <w:sz w:val="28"/>
           <w:szCs w:val="28"/>
         </w:rPr>
-        <w:t>相較於市面上單向輸入的單字 App（如：五十音記憶、文法題庫）或是費用高昂的真人線上家教（如：AmazingTalker），本產品的市場定位為： 「低門檻、高自由度、零壓力的專屬 AI 日語會話陪練員」。</w:t>
+        <w:t>相較於市面上單向輸入的單字 App</w:t>
+      </w:r>
+      <w:proofErr w:type="gramStart"/>
+      <w:r>
+        <w:rPr>
+          <w:rFonts w:ascii="標楷體" w:eastAsia="標楷體" w:hAnsi="標楷體" w:hint="eastAsia"/>
+          <w:sz w:val="28"/>
+          <w:szCs w:val="28"/>
+        </w:rPr>
+        <w:t>（</w:t>
+      </w:r>
+      <w:proofErr w:type="gramEnd"/>
+      <w:r>
+        <w:rPr>
+          <w:rFonts w:ascii="標楷體" w:eastAsia="標楷體" w:hAnsi="標楷體" w:hint="eastAsia"/>
+          <w:sz w:val="28"/>
+          <w:szCs w:val="28"/>
+        </w:rPr>
+        <w:t>如：五十音記憶、文法題庫</w:t>
+      </w:r>
+      <w:proofErr w:type="gramStart"/>
+      <w:r>
+        <w:rPr>
+          <w:rFonts w:ascii="標楷體" w:eastAsia="標楷體" w:hAnsi="標楷體" w:hint="eastAsia"/>
+          <w:sz w:val="28"/>
+          <w:szCs w:val="28"/>
+        </w:rPr>
+        <w:t>）</w:t>
+      </w:r>
+      <w:proofErr w:type="gramEnd"/>
+      <w:r>
+        <w:rPr>
+          <w:rFonts w:ascii="標楷體" w:eastAsia="標楷體" w:hAnsi="標楷體" w:hint="eastAsia"/>
+          <w:sz w:val="28"/>
+          <w:szCs w:val="28"/>
+        </w:rPr>
+        <w:t>或是費用高昂的</w:t>
+      </w:r>
+      <w:proofErr w:type="gramStart"/>
+      <w:r>
+        <w:rPr>
+          <w:rFonts w:ascii="標楷體" w:eastAsia="標楷體" w:hAnsi="標楷體" w:hint="eastAsia"/>
+          <w:sz w:val="28"/>
+          <w:szCs w:val="28"/>
+        </w:rPr>
+        <w:t>真人線上家教（</w:t>
+      </w:r>
+      <w:proofErr w:type="gramEnd"/>
+      <w:r>
+        <w:rPr>
+          <w:rFonts w:ascii="標楷體" w:eastAsia="標楷體" w:hAnsi="標楷體" w:hint="eastAsia"/>
+          <w:sz w:val="28"/>
+          <w:szCs w:val="28"/>
+        </w:rPr>
+        <w:t>如：</w:t>
+      </w:r>
+      <w:proofErr w:type="spellStart"/>
+      <w:r>
+        <w:rPr>
+          <w:rFonts w:ascii="標楷體" w:eastAsia="標楷體" w:hAnsi="標楷體" w:hint="eastAsia"/>
+          <w:sz w:val="28"/>
+          <w:szCs w:val="28"/>
+        </w:rPr>
+        <w:t>AmazingTalker</w:t>
+      </w:r>
+      <w:proofErr w:type="spellEnd"/>
+      <w:proofErr w:type="gramStart"/>
+      <w:r>
+        <w:rPr>
+          <w:rFonts w:ascii="標楷體" w:eastAsia="標楷體" w:hAnsi="標楷體" w:hint="eastAsia"/>
+          <w:sz w:val="28"/>
+          <w:szCs w:val="28"/>
+        </w:rPr>
+        <w:t>）</w:t>
+      </w:r>
+      <w:proofErr w:type="gramEnd"/>
+      <w:r>
+        <w:rPr>
+          <w:rFonts w:ascii="標楷體" w:eastAsia="標楷體" w:hAnsi="標楷體" w:hint="eastAsia"/>
+          <w:sz w:val="28"/>
+          <w:szCs w:val="28"/>
+        </w:rPr>
+        <w:t>，本產品的市場定位為： 「低門檻、高自由度、零壓力的專屬 AI 日語會話陪練員」。</w:t>
       </w:r>
     </w:p>
     <w:p>
@@ -4711,7 +5431,29 @@
           <w:sz w:val="28"/>
           <w:szCs w:val="28"/>
         </w:rPr>
-        <w:t>「非腳本式的真實情境演練」</w:t>
+        <w:t>「非</w:t>
+      </w:r>
+      <w:proofErr w:type="gramStart"/>
+      <w:r>
+        <w:rPr>
+          <w:rFonts w:ascii="標楷體" w:eastAsia="標楷體" w:hAnsi="標楷體" w:hint="eastAsia"/>
+          <w:b/>
+          <w:bCs/>
+          <w:sz w:val="28"/>
+          <w:szCs w:val="28"/>
+        </w:rPr>
+        <w:t>腳本式的真實</w:t>
+      </w:r>
+      <w:proofErr w:type="gramEnd"/>
+      <w:r>
+        <w:rPr>
+          <w:rFonts w:ascii="標楷體" w:eastAsia="標楷體" w:hAnsi="標楷體" w:hint="eastAsia"/>
+          <w:b/>
+          <w:bCs/>
+          <w:sz w:val="28"/>
+          <w:szCs w:val="28"/>
+        </w:rPr>
+        <w:t>情境演練」</w:t>
       </w:r>
       <w:r>
         <w:rPr>
@@ -4736,7 +5478,25 @@
           <w:sz w:val="28"/>
           <w:szCs w:val="28"/>
         </w:rPr>
-        <w:t>，填補「傳統 App」與「真人外師」之間的巨大市場空缺。</w:t>
+        <w:t>，填補「傳統 App」與「</w:t>
+      </w:r>
+      <w:proofErr w:type="gramStart"/>
+      <w:r>
+        <w:rPr>
+          <w:rFonts w:ascii="標楷體" w:eastAsia="標楷體" w:hAnsi="標楷體" w:hint="eastAsia"/>
+          <w:sz w:val="28"/>
+          <w:szCs w:val="28"/>
+        </w:rPr>
+        <w:t>真人外師</w:t>
+      </w:r>
+      <w:proofErr w:type="gramEnd"/>
+      <w:r>
+        <w:rPr>
+          <w:rFonts w:ascii="標楷體" w:eastAsia="標楷體" w:hAnsi="標楷體" w:hint="eastAsia"/>
+          <w:sz w:val="28"/>
+          <w:szCs w:val="28"/>
+        </w:rPr>
+        <w:t>」之間的巨大市場空缺。</w:t>
       </w:r>
     </w:p>
     <w:p>
@@ -4755,7 +5515,43 @@
           <w:sz w:val="28"/>
           <w:szCs w:val="28"/>
         </w:rPr>
-        <w:t>相較於競品的「全付費」或「純廣告」模式，本產品透過彈性的 J-Pts 點數制度讓使用者「用多少付多少」，大幅降低消費門檻，同時透過訂閱制保障高頻用戶的</w:t>
+        <w:t>相較</w:t>
+      </w:r>
+      <w:proofErr w:type="gramStart"/>
+      <w:r>
+        <w:rPr>
+          <w:rFonts w:ascii="標楷體" w:eastAsia="標楷體" w:hAnsi="標楷體" w:hint="eastAsia"/>
+          <w:sz w:val="28"/>
+          <w:szCs w:val="28"/>
+        </w:rPr>
+        <w:t>於競品</w:t>
+      </w:r>
+      <w:proofErr w:type="gramEnd"/>
+      <w:r>
+        <w:rPr>
+          <w:rFonts w:ascii="標楷體" w:eastAsia="標楷體" w:hAnsi="標楷體" w:hint="eastAsia"/>
+          <w:sz w:val="28"/>
+          <w:szCs w:val="28"/>
+        </w:rPr>
+        <w:t>的「</w:t>
+      </w:r>
+      <w:proofErr w:type="gramStart"/>
+      <w:r>
+        <w:rPr>
+          <w:rFonts w:ascii="標楷體" w:eastAsia="標楷體" w:hAnsi="標楷體" w:hint="eastAsia"/>
+          <w:sz w:val="28"/>
+          <w:szCs w:val="28"/>
+        </w:rPr>
+        <w:t>全付</w:t>
+      </w:r>
+      <w:proofErr w:type="gramEnd"/>
+      <w:r>
+        <w:rPr>
+          <w:rFonts w:ascii="標楷體" w:eastAsia="標楷體" w:hAnsi="標楷體" w:hint="eastAsia"/>
+          <w:sz w:val="28"/>
+          <w:szCs w:val="28"/>
+        </w:rPr>
+        <w:t>費」或「純廣告」模式，本產品透過彈性的 J-Pts 點數制度讓使用者「用多少付多少」，大幅降低消費門檻，同時透過訂閱制保障高頻用戶的</w:t>
       </w:r>
       <w:r>
         <w:rPr>
@@ -4903,7 +5699,25 @@
                 <w:sz w:val="28"/>
                 <w:szCs w:val="28"/>
               </w:rPr>
-              <w:t>情境化單字記憶點強，優於傳統背單字</w:t>
+              <w:t>情境化單字</w:t>
+            </w:r>
+            <w:proofErr w:type="gramStart"/>
+            <w:r>
+              <w:rPr>
+                <w:rFonts w:ascii="標楷體" w:eastAsia="標楷體" w:hAnsi="標楷體" w:hint="eastAsia"/>
+                <w:sz w:val="28"/>
+                <w:szCs w:val="28"/>
+              </w:rPr>
+              <w:t>記憶點強</w:t>
+            </w:r>
+            <w:proofErr w:type="gramEnd"/>
+            <w:r>
+              <w:rPr>
+                <w:rFonts w:ascii="標楷體" w:eastAsia="標楷體" w:hAnsi="標楷體" w:hint="eastAsia"/>
+                <w:sz w:val="28"/>
+                <w:szCs w:val="28"/>
+              </w:rPr>
+              <w:t>，優於傳統背單字</w:t>
             </w:r>
           </w:p>
           <w:p>
@@ -5084,7 +5898,25 @@
                 <w:sz w:val="28"/>
                 <w:szCs w:val="28"/>
               </w:rPr>
-              <w:t>需連網使用，無離線學習功能</w:t>
+              <w:t>需連網使用，</w:t>
+            </w:r>
+            <w:proofErr w:type="gramStart"/>
+            <w:r>
+              <w:rPr>
+                <w:rFonts w:ascii="標楷體" w:eastAsia="標楷體" w:hAnsi="標楷體" w:hint="eastAsia"/>
+                <w:sz w:val="28"/>
+                <w:szCs w:val="28"/>
+              </w:rPr>
+              <w:t>無離線</w:t>
+            </w:r>
+            <w:proofErr w:type="gramEnd"/>
+            <w:r>
+              <w:rPr>
+                <w:rFonts w:ascii="標楷體" w:eastAsia="標楷體" w:hAnsi="標楷體" w:hint="eastAsia"/>
+                <w:sz w:val="28"/>
+                <w:szCs w:val="28"/>
+              </w:rPr>
+              <w:t>學習功能</w:t>
             </w:r>
           </w:p>
           <w:p>
@@ -5128,7 +5960,25 @@
                 <w:sz w:val="28"/>
                 <w:szCs w:val="28"/>
               </w:rPr>
-              <w:t>訂閱金流串接須符合 Apple / Google 平台審核規範，開發成本較高</w:t>
+              <w:t>訂閱金流</w:t>
+            </w:r>
+            <w:proofErr w:type="gramStart"/>
+            <w:r>
+              <w:rPr>
+                <w:rFonts w:ascii="標楷體" w:eastAsia="標楷體" w:hAnsi="標楷體" w:hint="eastAsia"/>
+                <w:sz w:val="28"/>
+                <w:szCs w:val="28"/>
+              </w:rPr>
+              <w:t>串接須符合</w:t>
+            </w:r>
+            <w:proofErr w:type="gramEnd"/>
+            <w:r>
+              <w:rPr>
+                <w:rFonts w:ascii="標楷體" w:eastAsia="標楷體" w:hAnsi="標楷體" w:hint="eastAsia"/>
+                <w:sz w:val="28"/>
+                <w:szCs w:val="28"/>
+              </w:rPr>
+              <w:t xml:space="preserve"> Apple / Google 平台審核規範，開發成本較高</w:t>
             </w:r>
           </w:p>
           <w:p>
@@ -5376,13 +6226,23 @@
                 <w:szCs w:val="28"/>
               </w:rPr>
             </w:pPr>
+            <w:proofErr w:type="gramStart"/>
             <w:r>
               <w:rPr>
                 <w:rFonts w:ascii="標楷體" w:eastAsia="標楷體" w:hAnsi="標楷體" w:hint="eastAsia"/>
                 <w:sz w:val="28"/>
                 <w:szCs w:val="28"/>
               </w:rPr>
-              <w:t>競品可能推出更低價或完全免費的替代方案</w:t>
+              <w:t>競品可能</w:t>
+            </w:r>
+            <w:proofErr w:type="gramEnd"/>
+            <w:r>
+              <w:rPr>
+                <w:rFonts w:ascii="標楷體" w:eastAsia="標楷體" w:hAnsi="標楷體" w:hint="eastAsia"/>
+                <w:sz w:val="28"/>
+                <w:szCs w:val="28"/>
+              </w:rPr>
+              <w:t>推出更低價或完全免費的替代方案</w:t>
             </w:r>
           </w:p>
         </w:tc>
@@ -5875,7 +6735,25 @@
                 <w:sz w:val="28"/>
                 <w:szCs w:val="28"/>
               </w:rPr>
-              <w:t>設計清楚的新手引導流程，降低點數系統的理解門檻</w:t>
+              <w:t>設計</w:t>
+            </w:r>
+            <w:proofErr w:type="gramStart"/>
+            <w:r>
+              <w:rPr>
+                <w:rFonts w:ascii="標楷體" w:eastAsia="標楷體" w:hAnsi="標楷體" w:hint="eastAsia"/>
+                <w:sz w:val="28"/>
+                <w:szCs w:val="28"/>
+              </w:rPr>
+              <w:t>清楚的</w:t>
+            </w:r>
+            <w:proofErr w:type="gramEnd"/>
+            <w:r>
+              <w:rPr>
+                <w:rFonts w:ascii="標楷體" w:eastAsia="標楷體" w:hAnsi="標楷體" w:hint="eastAsia"/>
+                <w:sz w:val="28"/>
+                <w:szCs w:val="28"/>
+              </w:rPr>
+              <w:t>新手引導流程，降低點數系統的理解門檻</w:t>
             </w:r>
           </w:p>
         </w:tc>
@@ -7166,7 +8044,31 @@
                 <w:szCs w:val="28"/>
                 <w:bdr w:val="none" w:sz="0" w:space="0" w:color="auto" w:frame="1"/>
               </w:rPr>
-              <w:t>(註：如果你的相機拍照功能有用到)</w:t>
+              <w:t>(</w:t>
+            </w:r>
+            <w:proofErr w:type="gramStart"/>
+            <w:r>
+              <w:rPr>
+                <w:rFonts w:ascii="標楷體" w:eastAsia="標楷體" w:hAnsi="標楷體" w:cs="新細明體"/>
+                <w:color w:val="1F1F1F"/>
+                <w:kern w:val="0"/>
+                <w:sz w:val="28"/>
+                <w:szCs w:val="28"/>
+                <w:bdr w:val="none" w:sz="0" w:space="0" w:color="auto" w:frame="1"/>
+              </w:rPr>
+              <w:t>註</w:t>
+            </w:r>
+            <w:proofErr w:type="gramEnd"/>
+            <w:r>
+              <w:rPr>
+                <w:rFonts w:ascii="標楷體" w:eastAsia="標楷體" w:hAnsi="標楷體" w:cs="新細明體"/>
+                <w:color w:val="1F1F1F"/>
+                <w:kern w:val="0"/>
+                <w:sz w:val="28"/>
+                <w:szCs w:val="28"/>
+                <w:bdr w:val="none" w:sz="0" w:space="0" w:color="auto" w:frame="1"/>
+              </w:rPr>
+              <w:t>：如果你的相機拍照功能有用到)</w:t>
             </w:r>
           </w:p>
         </w:tc>
@@ -7900,6 +8802,7 @@
               </w:rPr>
               <w:t>、</w:t>
             </w:r>
+            <w:proofErr w:type="spellStart"/>
             <w:r>
               <w:rPr>
                 <w:rFonts w:ascii="Arial Unicode MS" w:eastAsia="標楷體" w:hAnsi="Arial Unicode MS" w:cs="Arial"/>
@@ -7908,6 +8811,7 @@
               </w:rPr>
               <w:t>flatpickr</w:t>
             </w:r>
+            <w:proofErr w:type="spellEnd"/>
             <w:r>
               <w:rPr>
                 <w:rFonts w:ascii="Arial Unicode MS" w:eastAsia="標楷體" w:hAnsi="Arial Unicode MS" w:cs="Arial" w:hint="eastAsia"/>
@@ -7922,7 +8826,25 @@
                 <w:kern w:val="0"/>
                 <w:szCs w:val="24"/>
               </w:rPr>
-              <w:t>python-dotenv (</w:t>
+              <w:t>python-</w:t>
+            </w:r>
+            <w:proofErr w:type="spellStart"/>
+            <w:r>
+              <w:rPr>
+                <w:rFonts w:ascii="Arial Unicode MS" w:eastAsia="標楷體" w:hAnsi="Arial Unicode MS" w:cs="Arial" w:hint="eastAsia"/>
+                <w:kern w:val="0"/>
+                <w:szCs w:val="24"/>
+              </w:rPr>
+              <w:t>dotenv</w:t>
+            </w:r>
+            <w:proofErr w:type="spellEnd"/>
+            <w:r>
+              <w:rPr>
+                <w:rFonts w:ascii="Arial Unicode MS" w:eastAsia="標楷體" w:hAnsi="Arial Unicode MS" w:cs="Arial" w:hint="eastAsia"/>
+                <w:kern w:val="0"/>
+                <w:szCs w:val="24"/>
+              </w:rPr>
+              <w:t xml:space="preserve"> (</w:t>
             </w:r>
             <w:r>
               <w:rPr>
@@ -16499,7 +17421,21 @@
         <w:rPr>
           <w:rFonts w:hint="eastAsia"/>
         </w:rPr>
-        <w:t>專案時程甘特圖</w:t>
+        <w:t>專案</w:t>
+      </w:r>
+      <w:proofErr w:type="gramStart"/>
+      <w:r>
+        <w:rPr>
+          <w:rFonts w:hint="eastAsia"/>
+        </w:rPr>
+        <w:t>時程甘特</w:t>
+      </w:r>
+      <w:proofErr w:type="gramEnd"/>
+      <w:r>
+        <w:rPr>
+          <w:rFonts w:hint="eastAsia"/>
+        </w:rPr>
+        <w:t>圖</w:t>
       </w:r>
     </w:p>
     <w:p>
@@ -16807,8 +17743,18 @@
                 <w:w w:val="90"/>
                 <w:sz w:val="28"/>
               </w:rPr>
-              <w:t>蘇品璇</w:t>
-            </w:r>
+              <w:t>蘇品</w:t>
+            </w:r>
+            <w:proofErr w:type="gramStart"/>
+            <w:r>
+              <w:rPr>
+                <w:rFonts w:eastAsia="標楷體" w:hint="eastAsia"/>
+                <w:w w:val="90"/>
+                <w:sz w:val="28"/>
+              </w:rPr>
+              <w:t>璇</w:t>
+            </w:r>
+            <w:proofErr w:type="gramEnd"/>
           </w:p>
         </w:tc>
         <w:tc>
@@ -23456,19 +24402,135 @@
                 <w:sz w:val="32"/>
               </w:rPr>
             </w:pPr>
+            <w:proofErr w:type="gramStart"/>
             <w:r>
               <w:rPr>
                 <w:rFonts w:eastAsia="標楷體" w:hint="eastAsia"/>
                 <w:sz w:val="32"/>
               </w:rPr>
-              <w:t xml:space="preserve"> </w:t>
-            </w:r>
+              <w:t>前端主架構</w:t>
+            </w:r>
+            <w:proofErr w:type="gramEnd"/>
             <w:r>
               <w:rPr>
                 <w:rFonts w:eastAsia="標楷體" w:hint="eastAsia"/>
                 <w:sz w:val="32"/>
               </w:rPr>
-              <w:t>前後</w:t>
+              <w:t>與</w:t>
+            </w:r>
+            <w:r>
+              <w:rPr>
+                <w:rFonts w:eastAsia="標楷體" w:hint="eastAsia"/>
+                <w:sz w:val="32"/>
+              </w:rPr>
+              <w:t xml:space="preserve"> AI </w:t>
+            </w:r>
+            <w:r>
+              <w:rPr>
+                <w:rFonts w:eastAsia="標楷體" w:hint="eastAsia"/>
+                <w:sz w:val="32"/>
+              </w:rPr>
+              <w:t>對話核心。</w:t>
+            </w:r>
+            <w:r>
+              <w:rPr>
+                <w:rFonts w:eastAsia="標楷體" w:hint="eastAsia"/>
+                <w:sz w:val="32"/>
+              </w:rPr>
+              <w:t xml:space="preserve"> </w:t>
+            </w:r>
+            <w:r>
+              <w:rPr>
+                <w:rFonts w:eastAsia="標楷體" w:hint="eastAsia"/>
+                <w:sz w:val="32"/>
+              </w:rPr>
+              <w:t>主導</w:t>
+            </w:r>
+            <w:r>
+              <w:rPr>
+                <w:rFonts w:eastAsia="標楷體" w:hint="eastAsia"/>
+                <w:sz w:val="32"/>
+              </w:rPr>
+              <w:t xml:space="preserve"> Figma </w:t>
+            </w:r>
+            <w:r>
+              <w:rPr>
+                <w:rFonts w:eastAsia="標楷體" w:hint="eastAsia"/>
+                <w:sz w:val="32"/>
+              </w:rPr>
+              <w:t>介面設計與八成</w:t>
+            </w:r>
+            <w:proofErr w:type="gramStart"/>
+            <w:r>
+              <w:rPr>
+                <w:rFonts w:eastAsia="標楷體" w:hint="eastAsia"/>
+                <w:sz w:val="32"/>
+              </w:rPr>
+              <w:t>前端頁面</w:t>
+            </w:r>
+            <w:proofErr w:type="gramEnd"/>
+            <w:r>
+              <w:rPr>
+                <w:rFonts w:eastAsia="標楷體" w:hint="eastAsia"/>
+                <w:sz w:val="32"/>
+              </w:rPr>
+              <w:t>（含</w:t>
+            </w:r>
+            <w:r>
+              <w:rPr>
+                <w:rFonts w:eastAsia="標楷體" w:hint="eastAsia"/>
+                <w:sz w:val="32"/>
+              </w:rPr>
+              <w:t xml:space="preserve"> Provider </w:t>
+            </w:r>
+            <w:r>
+              <w:rPr>
+                <w:rFonts w:eastAsia="標楷體" w:hint="eastAsia"/>
+                <w:sz w:val="32"/>
+              </w:rPr>
+              <w:t>狀態管理）。後端專責開發「</w:t>
+            </w:r>
+            <w:r>
+              <w:rPr>
+                <w:rFonts w:eastAsia="標楷體" w:hint="eastAsia"/>
+                <w:sz w:val="32"/>
+              </w:rPr>
+              <w:t xml:space="preserve">AI </w:t>
+            </w:r>
+            <w:r>
+              <w:rPr>
+                <w:rFonts w:eastAsia="標楷體" w:hint="eastAsia"/>
+                <w:sz w:val="32"/>
+              </w:rPr>
+              <w:t>情境對話（含文法糾正與</w:t>
+            </w:r>
+            <w:r>
+              <w:rPr>
+                <w:rFonts w:eastAsia="標楷體" w:hint="eastAsia"/>
+                <w:sz w:val="32"/>
+              </w:rPr>
+              <w:t xml:space="preserve"> JSON </w:t>
+            </w:r>
+            <w:r>
+              <w:rPr>
+                <w:rFonts w:eastAsia="標楷體" w:hint="eastAsia"/>
+                <w:sz w:val="32"/>
+              </w:rPr>
+              <w:t>解析）、首頁數據、單字探險」</w:t>
+            </w:r>
+            <w:r>
+              <w:rPr>
+                <w:rFonts w:eastAsia="標楷體" w:hint="eastAsia"/>
+                <w:sz w:val="32"/>
+              </w:rPr>
+              <w:t>API</w:t>
+            </w:r>
+            <w:r>
+              <w:rPr>
+                <w:rFonts w:eastAsia="標楷體" w:hint="eastAsia"/>
+                <w:sz w:val="32"/>
+              </w:rPr>
+              <w:t>，完美整合前後端互動體驗。</w:t>
             </w:r>
           </w:p>
         </w:tc>
@@ -23485,6 +24547,27 @@
                 <w:sz w:val="32"/>
               </w:rPr>
             </w:pPr>
+            <w:r>
+              <w:rPr>
+                <w:rFonts w:eastAsia="標楷體" w:hint="eastAsia"/>
+                <w:sz w:val="32"/>
+              </w:rPr>
+              <w:t>2</w:t>
+            </w:r>
+            <w:r>
+              <w:rPr>
+                <w:rFonts w:eastAsia="標楷體"/>
+                <w:sz w:val="32"/>
+              </w:rPr>
+              <w:t>4</w:t>
+            </w:r>
+            <w:r>
+              <w:rPr>
+                <w:rFonts w:eastAsia="標楷體" w:hint="eastAsia"/>
+                <w:sz w:val="32"/>
+              </w:rPr>
+              <w:t>%</w:t>
+            </w:r>
           </w:p>
         </w:tc>
       </w:tr>
@@ -23571,7 +24654,93 @@
                 <w:rFonts w:eastAsia="標楷體" w:hint="eastAsia"/>
                 <w:sz w:val="32"/>
               </w:rPr>
-              <w:t>後</w:t>
+              <w:t>專精電腦視覺與語音處理。</w:t>
+            </w:r>
+            <w:r>
+              <w:rPr>
+                <w:rFonts w:eastAsia="標楷體" w:hint="eastAsia"/>
+                <w:sz w:val="32"/>
+              </w:rPr>
+              <w:t xml:space="preserve"> </w:t>
+            </w:r>
+            <w:r>
+              <w:rPr>
+                <w:rFonts w:eastAsia="標楷體" w:hint="eastAsia"/>
+                <w:sz w:val="32"/>
+              </w:rPr>
+              <w:t>負責前端相機掃描與拍攝介面；後端主導技術門檻較高之「視覺影像辨識</w:t>
+            </w:r>
+            <w:r>
+              <w:rPr>
+                <w:rFonts w:eastAsia="標楷體" w:hint="eastAsia"/>
+                <w:sz w:val="32"/>
+              </w:rPr>
+              <w:t xml:space="preserve"> (</w:t>
+            </w:r>
+            <w:r>
+              <w:rPr>
+                <w:rFonts w:eastAsia="標楷體" w:hint="eastAsia"/>
+                <w:sz w:val="32"/>
+              </w:rPr>
+              <w:t>萃取單字</w:t>
+            </w:r>
+            <w:r>
+              <w:rPr>
+                <w:rFonts w:eastAsia="標楷體" w:hint="eastAsia"/>
+                <w:sz w:val="32"/>
+              </w:rPr>
+              <w:t>)</w:t>
+            </w:r>
+            <w:r>
+              <w:rPr>
+                <w:rFonts w:eastAsia="標楷體" w:hint="eastAsia"/>
+                <w:sz w:val="32"/>
+              </w:rPr>
+              <w:t>」與「文字轉語音</w:t>
+            </w:r>
+            <w:r>
+              <w:rPr>
+                <w:rFonts w:eastAsia="標楷體" w:hint="eastAsia"/>
+                <w:sz w:val="32"/>
+              </w:rPr>
+              <w:t xml:space="preserve"> (TTS)</w:t>
+            </w:r>
+            <w:r>
+              <w:rPr>
+                <w:rFonts w:eastAsia="標楷體" w:hint="eastAsia"/>
+                <w:sz w:val="32"/>
+              </w:rPr>
+              <w:t>」模組串接；並協同建置</w:t>
+            </w:r>
+            <w:r>
+              <w:rPr>
+                <w:rFonts w:eastAsia="標楷體" w:hint="eastAsia"/>
+                <w:sz w:val="32"/>
+              </w:rPr>
+              <w:t xml:space="preserve"> SQL </w:t>
+            </w:r>
+            <w:r>
+              <w:rPr>
+                <w:rFonts w:eastAsia="標楷體" w:hint="eastAsia"/>
+                <w:sz w:val="32"/>
+              </w:rPr>
+              <w:t>資料庫，成功</w:t>
+            </w:r>
+            <w:proofErr w:type="gramStart"/>
+            <w:r>
+              <w:rPr>
+                <w:rFonts w:eastAsia="標楷體" w:hint="eastAsia"/>
+                <w:sz w:val="32"/>
+              </w:rPr>
+              <w:t>實現即拍即</w:t>
+            </w:r>
+            <w:proofErr w:type="gramEnd"/>
+            <w:r>
+              <w:rPr>
+                <w:rFonts w:eastAsia="標楷體" w:hint="eastAsia"/>
+                <w:sz w:val="32"/>
+              </w:rPr>
+              <w:t>學功能。</w:t>
             </w:r>
           </w:p>
         </w:tc>
@@ -23588,6 +24757,20 @@
                 <w:sz w:val="32"/>
               </w:rPr>
             </w:pPr>
+            <w:r>
+              <w:rPr>
+                <w:rFonts w:eastAsia="標楷體" w:hint="eastAsia"/>
+                <w:sz w:val="32"/>
+              </w:rPr>
+              <w:t>2</w:t>
+            </w:r>
+            <w:r>
+              <w:rPr>
+                <w:rFonts w:eastAsia="標楷體"/>
+                <w:sz w:val="32"/>
+              </w:rPr>
+              <w:t>1%</w:t>
+            </w:r>
           </w:p>
         </w:tc>
       </w:tr>
@@ -23653,111 +24836,18 @@
                 <w:sz w:val="32"/>
                 <w:u w:val="single"/>
               </w:rPr>
-              <w:t>蘇品璇</w:t>
-            </w:r>
-          </w:p>
-        </w:tc>
-        <w:tc>
-          <w:tcPr>
-            <w:tcW w:w="2697" w:type="pct"/>
-          </w:tcPr>
-          <w:p>
-            <w:pPr>
-              <w:ind w:firstLineChars="0" w:firstLine="0"/>
-              <w:rPr>
-                <w:rFonts w:eastAsia="標楷體"/>
-                <w:sz w:val="32"/>
-              </w:rPr>
-            </w:pPr>
-            <w:r>
-              <w:rPr>
-                <w:rFonts w:eastAsia="標楷體" w:hint="eastAsia"/>
-                <w:sz w:val="32"/>
-              </w:rPr>
-              <w:t>全</w:t>
-            </w:r>
-          </w:p>
-        </w:tc>
-        <w:tc>
-          <w:tcPr>
-            <w:tcW w:w="1004" w:type="pct"/>
-          </w:tcPr>
-          <w:p>
-            <w:pPr>
-              <w:ind w:firstLineChars="0" w:firstLine="0"/>
-              <w:jc w:val="center"/>
-              <w:rPr>
-                <w:rFonts w:eastAsia="標楷體"/>
-                <w:sz w:val="32"/>
-              </w:rPr>
-            </w:pPr>
-          </w:p>
-        </w:tc>
-      </w:tr>
-      <w:tr>
-        <w:tc>
-          <w:tcPr>
-            <w:tcW w:w="547" w:type="pct"/>
-            <w:vAlign w:val="center"/>
-          </w:tcPr>
-          <w:p>
-            <w:pPr>
-              <w:ind w:firstLineChars="0" w:firstLine="0"/>
-              <w:jc w:val="center"/>
-              <w:rPr>
-                <w:rFonts w:eastAsia="標楷體"/>
-                <w:sz w:val="32"/>
-              </w:rPr>
-            </w:pPr>
-            <w:r>
-              <w:rPr>
-                <w:rFonts w:eastAsia="標楷體" w:hint="eastAsia"/>
-                <w:sz w:val="32"/>
-              </w:rPr>
-              <w:t>4</w:t>
-            </w:r>
-          </w:p>
-        </w:tc>
-        <w:tc>
-          <w:tcPr>
-            <w:tcW w:w="751" w:type="pct"/>
-            <w:vAlign w:val="center"/>
-          </w:tcPr>
-          <w:p>
-            <w:pPr>
-              <w:ind w:firstLineChars="0" w:firstLine="0"/>
-              <w:jc w:val="center"/>
-              <w:rPr>
-                <w:rFonts w:eastAsia="標楷體"/>
-                <w:sz w:val="32"/>
-              </w:rPr>
-            </w:pPr>
-            <w:r>
-              <w:rPr>
-                <w:rFonts w:eastAsia="標楷體" w:hint="eastAsia"/>
-                <w:sz w:val="32"/>
-              </w:rPr>
-              <w:t>組員</w:t>
-            </w:r>
-          </w:p>
-          <w:p>
-            <w:pPr>
-              <w:ind w:firstLineChars="0" w:firstLine="0"/>
-              <w:jc w:val="center"/>
-              <w:rPr>
-                <w:rFonts w:eastAsia="標楷體"/>
-                <w:sz w:val="32"/>
-                <w:u w:val="single"/>
-              </w:rPr>
-            </w:pPr>
+              <w:t>蘇品</w:t>
+            </w:r>
+            <w:proofErr w:type="gramStart"/>
             <w:r>
               <w:rPr>
                 <w:rFonts w:eastAsia="標楷體" w:hint="eastAsia"/>
                 <w:sz w:val="32"/>
                 <w:u w:val="single"/>
               </w:rPr>
-              <w:t>廖唯岑</w:t>
-            </w:r>
+              <w:t>璇</w:t>
+            </w:r>
+            <w:proofErr w:type="gramEnd"/>
           </w:p>
         </w:tc>
         <w:tc>
@@ -23777,7 +24867,79 @@
                 <w:rFonts w:eastAsia="標楷體" w:hint="eastAsia"/>
                 <w:sz w:val="32"/>
               </w:rPr>
-              <w:t>前</w:t>
+              <w:t>專案核心與資料庫主導者。</w:t>
+            </w:r>
+            <w:r>
+              <w:rPr>
+                <w:rFonts w:eastAsia="標楷體" w:hint="eastAsia"/>
+                <w:sz w:val="32"/>
+              </w:rPr>
+              <w:t xml:space="preserve"> </w:t>
+            </w:r>
+            <w:r>
+              <w:rPr>
+                <w:rFonts w:eastAsia="標楷體" w:hint="eastAsia"/>
+                <w:sz w:val="32"/>
+              </w:rPr>
+              <w:t>獨立規劃</w:t>
+            </w:r>
+            <w:r>
+              <w:rPr>
+                <w:rFonts w:eastAsia="標楷體" w:hint="eastAsia"/>
+                <w:sz w:val="32"/>
+              </w:rPr>
+              <w:t xml:space="preserve"> SQL </w:t>
+            </w:r>
+            <w:r>
+              <w:rPr>
+                <w:rFonts w:eastAsia="標楷體" w:hint="eastAsia"/>
+                <w:sz w:val="32"/>
+              </w:rPr>
+              <w:t>資料庫</w:t>
+            </w:r>
+            <w:r>
+              <w:rPr>
+                <w:rFonts w:eastAsia="標楷體" w:hint="eastAsia"/>
+                <w:sz w:val="32"/>
+              </w:rPr>
+              <w:t>(Schema)</w:t>
+            </w:r>
+            <w:r>
+              <w:rPr>
+                <w:rFonts w:eastAsia="標楷體" w:hint="eastAsia"/>
+                <w:sz w:val="32"/>
+              </w:rPr>
+              <w:t>架構；後端包辦最高</w:t>
+            </w:r>
+            <w:proofErr w:type="gramStart"/>
+            <w:r>
+              <w:rPr>
+                <w:rFonts w:eastAsia="標楷體" w:hint="eastAsia"/>
+                <w:sz w:val="32"/>
+              </w:rPr>
+              <w:t>佔</w:t>
+            </w:r>
+            <w:proofErr w:type="gramEnd"/>
+            <w:r>
+              <w:rPr>
+                <w:rFonts w:eastAsia="標楷體" w:hint="eastAsia"/>
+                <w:sz w:val="32"/>
+              </w:rPr>
+              <w:t>比之商業邏輯</w:t>
+            </w:r>
+            <w:r>
+              <w:rPr>
+                <w:rFonts w:eastAsia="標楷體" w:hint="eastAsia"/>
+                <w:sz w:val="32"/>
+              </w:rPr>
+              <w:t xml:space="preserve"> API</w:t>
+            </w:r>
+            <w:r>
+              <w:rPr>
+                <w:rFonts w:eastAsia="標楷體" w:hint="eastAsia"/>
+                <w:sz w:val="32"/>
+              </w:rPr>
+              <w:t>，涵蓋帳號註冊驗證、遊戲化成就徽章演算法、能力值判定；前端負責個人檔案與學習群組，貢獻度全組最高。</w:t>
             </w:r>
           </w:p>
         </w:tc>
@@ -23794,6 +24956,27 @@
                 <w:sz w:val="32"/>
               </w:rPr>
             </w:pPr>
+            <w:r>
+              <w:rPr>
+                <w:rFonts w:eastAsia="標楷體" w:hint="eastAsia"/>
+                <w:sz w:val="32"/>
+              </w:rPr>
+              <w:t>2</w:t>
+            </w:r>
+            <w:r>
+              <w:rPr>
+                <w:rFonts w:eastAsia="標楷體"/>
+                <w:sz w:val="32"/>
+              </w:rPr>
+              <w:t>6</w:t>
+            </w:r>
+            <w:r>
+              <w:rPr>
+                <w:rFonts w:eastAsia="標楷體" w:hint="eastAsia"/>
+                <w:sz w:val="32"/>
+              </w:rPr>
+              <w:t>%</w:t>
+            </w:r>
           </w:p>
         </w:tc>
       </w:tr>
@@ -23817,7 +25000,8 @@
                 <w:rFonts w:eastAsia="標楷體" w:hint="eastAsia"/>
                 <w:sz w:val="32"/>
               </w:rPr>
-              <w:t>5</w:t>
+              <w:lastRenderedPageBreak/>
+              <w:t>4</w:t>
             </w:r>
           </w:p>
         </w:tc>
@@ -23859,7 +25043,7 @@
                 <w:sz w:val="32"/>
                 <w:u w:val="single"/>
               </w:rPr>
-              <w:t>施品妤</w:t>
+              <w:t>廖唯岑</w:t>
             </w:r>
           </w:p>
         </w:tc>
@@ -23880,7 +25064,91 @@
                 <w:rFonts w:eastAsia="標楷體" w:hint="eastAsia"/>
                 <w:sz w:val="32"/>
               </w:rPr>
-              <w:t>前</w:t>
+              <w:t>專責管理者後台與系統</w:t>
+            </w:r>
+            <w:r>
+              <w:rPr>
+                <w:rFonts w:eastAsia="標楷體" w:hint="eastAsia"/>
+                <w:sz w:val="32"/>
+              </w:rPr>
+              <w:t xml:space="preserve"> QA</w:t>
+            </w:r>
+            <w:r>
+              <w:rPr>
+                <w:rFonts w:eastAsia="標楷體" w:hint="eastAsia"/>
+                <w:sz w:val="32"/>
+              </w:rPr>
+              <w:t>。</w:t>
+            </w:r>
+            <w:r>
+              <w:rPr>
+                <w:rFonts w:eastAsia="標楷體" w:hint="eastAsia"/>
+                <w:sz w:val="32"/>
+              </w:rPr>
+              <w:t xml:space="preserve"> </w:t>
+            </w:r>
+            <w:r>
+              <w:rPr>
+                <w:rFonts w:eastAsia="標楷體" w:hint="eastAsia"/>
+                <w:sz w:val="32"/>
+              </w:rPr>
+              <w:t>獨立開發管理者後台（</w:t>
+            </w:r>
+            <w:r>
+              <w:rPr>
+                <w:rFonts w:eastAsia="標楷體" w:hint="eastAsia"/>
+                <w:sz w:val="32"/>
+              </w:rPr>
+              <w:t>Admin Panel</w:t>
+            </w:r>
+            <w:r>
+              <w:rPr>
+                <w:rFonts w:eastAsia="標楷體" w:hint="eastAsia"/>
+                <w:sz w:val="32"/>
+              </w:rPr>
+              <w:t>）之前端視覺化與後端</w:t>
+            </w:r>
+            <w:r>
+              <w:rPr>
+                <w:rFonts w:eastAsia="標楷體" w:hint="eastAsia"/>
+                <w:sz w:val="32"/>
+              </w:rPr>
+              <w:t xml:space="preserve"> API</w:t>
+            </w:r>
+            <w:r>
+              <w:rPr>
+                <w:rFonts w:eastAsia="標楷體" w:hint="eastAsia"/>
+                <w:sz w:val="32"/>
+              </w:rPr>
+              <w:t>。協同製作「初始程度測驗」；專案後期主導全系統跨螢幕排版優化、</w:t>
+            </w:r>
+            <w:r>
+              <w:rPr>
+                <w:rFonts w:eastAsia="標楷體" w:hint="eastAsia"/>
+                <w:sz w:val="32"/>
+              </w:rPr>
+              <w:t xml:space="preserve">UI </w:t>
+            </w:r>
+            <w:r>
+              <w:rPr>
+                <w:rFonts w:eastAsia="標楷體" w:hint="eastAsia"/>
+                <w:sz w:val="32"/>
+              </w:rPr>
+              <w:t>細節微調與最終</w:t>
+            </w:r>
+            <w:r>
+              <w:rPr>
+                <w:rFonts w:eastAsia="標楷體" w:hint="eastAsia"/>
+                <w:sz w:val="32"/>
+              </w:rPr>
+              <w:t xml:space="preserve"> QA </w:t>
+            </w:r>
+            <w:r>
+              <w:rPr>
+                <w:rFonts w:eastAsia="標楷體" w:hint="eastAsia"/>
+                <w:sz w:val="32"/>
+              </w:rPr>
+              <w:t>除錯，把關系統穩定度。</w:t>
             </w:r>
           </w:p>
         </w:tc>
@@ -23897,6 +25165,216 @@
                 <w:sz w:val="32"/>
               </w:rPr>
             </w:pPr>
+            <w:r>
+              <w:rPr>
+                <w:rFonts w:eastAsia="標楷體"/>
+                <w:sz w:val="32"/>
+              </w:rPr>
+              <w:t>9</w:t>
+            </w:r>
+            <w:r>
+              <w:rPr>
+                <w:rFonts w:eastAsia="標楷體" w:hint="eastAsia"/>
+                <w:sz w:val="32"/>
+              </w:rPr>
+              <w:t>%</w:t>
+            </w:r>
+          </w:p>
+        </w:tc>
+      </w:tr>
+      <w:tr>
+        <w:tc>
+          <w:tcPr>
+            <w:tcW w:w="547" w:type="pct"/>
+            <w:vAlign w:val="center"/>
+          </w:tcPr>
+          <w:p>
+            <w:pPr>
+              <w:ind w:firstLineChars="0" w:firstLine="0"/>
+              <w:jc w:val="center"/>
+              <w:rPr>
+                <w:rFonts w:eastAsia="標楷體"/>
+                <w:sz w:val="32"/>
+              </w:rPr>
+            </w:pPr>
+            <w:r>
+              <w:rPr>
+                <w:rFonts w:eastAsia="標楷體" w:hint="eastAsia"/>
+                <w:sz w:val="32"/>
+              </w:rPr>
+              <w:t>5</w:t>
+            </w:r>
+          </w:p>
+        </w:tc>
+        <w:tc>
+          <w:tcPr>
+            <w:tcW w:w="751" w:type="pct"/>
+            <w:vAlign w:val="center"/>
+          </w:tcPr>
+          <w:p>
+            <w:pPr>
+              <w:ind w:firstLineChars="0" w:firstLine="0"/>
+              <w:jc w:val="center"/>
+              <w:rPr>
+                <w:rFonts w:eastAsia="標楷體"/>
+                <w:sz w:val="32"/>
+              </w:rPr>
+            </w:pPr>
+            <w:r>
+              <w:rPr>
+                <w:rFonts w:eastAsia="標楷體" w:hint="eastAsia"/>
+                <w:sz w:val="32"/>
+              </w:rPr>
+              <w:t>組員</w:t>
+            </w:r>
+          </w:p>
+          <w:p>
+            <w:pPr>
+              <w:ind w:firstLineChars="0" w:firstLine="0"/>
+              <w:jc w:val="center"/>
+              <w:rPr>
+                <w:rFonts w:eastAsia="標楷體"/>
+                <w:sz w:val="32"/>
+                <w:u w:val="single"/>
+              </w:rPr>
+            </w:pPr>
+            <w:r>
+              <w:rPr>
+                <w:rFonts w:eastAsia="標楷體" w:hint="eastAsia"/>
+                <w:sz w:val="32"/>
+                <w:u w:val="single"/>
+              </w:rPr>
+              <w:t>施品妤</w:t>
+            </w:r>
+          </w:p>
+        </w:tc>
+        <w:tc>
+          <w:tcPr>
+            <w:tcW w:w="2697" w:type="pct"/>
+          </w:tcPr>
+          <w:p>
+            <w:pPr>
+              <w:ind w:firstLineChars="0" w:firstLine="0"/>
+              <w:rPr>
+                <w:rFonts w:eastAsia="標楷體"/>
+                <w:sz w:val="32"/>
+              </w:rPr>
+            </w:pPr>
+            <w:r>
+              <w:rPr>
+                <w:rFonts w:eastAsia="標楷體" w:hint="eastAsia"/>
+                <w:sz w:val="32"/>
+              </w:rPr>
+              <w:t>主導系統部署與商業變現模組。</w:t>
+            </w:r>
+            <w:r>
+              <w:rPr>
+                <w:rFonts w:eastAsia="標楷體" w:hint="eastAsia"/>
+                <w:sz w:val="32"/>
+              </w:rPr>
+              <w:t xml:space="preserve"> </w:t>
+            </w:r>
+            <w:r>
+              <w:rPr>
+                <w:rFonts w:eastAsia="標楷體" w:hint="eastAsia"/>
+                <w:sz w:val="32"/>
+              </w:rPr>
+              <w:t>前端負責系統設定與訂閱點數商城；後端專責</w:t>
+            </w:r>
+            <w:r>
+              <w:rPr>
+                <w:rFonts w:eastAsia="標楷體" w:hint="eastAsia"/>
+                <w:sz w:val="32"/>
+              </w:rPr>
+              <w:t xml:space="preserve"> Google </w:t>
+            </w:r>
+            <w:r>
+              <w:rPr>
+                <w:rFonts w:eastAsia="標楷體" w:hint="eastAsia"/>
+                <w:sz w:val="32"/>
+              </w:rPr>
+              <w:t>第三方登入、點數</w:t>
+            </w:r>
+            <w:proofErr w:type="gramStart"/>
+            <w:r>
+              <w:rPr>
+                <w:rFonts w:eastAsia="標楷體" w:hint="eastAsia"/>
+                <w:sz w:val="32"/>
+              </w:rPr>
+              <w:t>扣抵與訂閱</w:t>
+            </w:r>
+            <w:proofErr w:type="gramEnd"/>
+            <w:r>
+              <w:rPr>
+                <w:rFonts w:eastAsia="標楷體" w:hint="eastAsia"/>
+                <w:sz w:val="32"/>
+              </w:rPr>
+              <w:t>機制</w:t>
+            </w:r>
+            <w:r>
+              <w:rPr>
+                <w:rFonts w:eastAsia="標楷體" w:hint="eastAsia"/>
+                <w:sz w:val="32"/>
+              </w:rPr>
+              <w:t xml:space="preserve"> API </w:t>
+            </w:r>
+            <w:r>
+              <w:rPr>
+                <w:rFonts w:eastAsia="標楷體" w:hint="eastAsia"/>
+                <w:sz w:val="32"/>
+              </w:rPr>
+              <w:t>串接；並獨立負責</w:t>
+            </w:r>
+            <w:r>
+              <w:rPr>
+                <w:rFonts w:eastAsia="標楷體" w:hint="eastAsia"/>
+                <w:sz w:val="32"/>
+              </w:rPr>
+              <w:t xml:space="preserve"> Firebase </w:t>
+            </w:r>
+            <w:r>
+              <w:rPr>
+                <w:rFonts w:eastAsia="標楷體" w:hint="eastAsia"/>
+                <w:sz w:val="32"/>
+              </w:rPr>
+              <w:t>雲端資料庫之架設與管理。</w:t>
+            </w:r>
+          </w:p>
+        </w:tc>
+        <w:tc>
+          <w:tcPr>
+            <w:tcW w:w="1004" w:type="pct"/>
+          </w:tcPr>
+          <w:p>
+            <w:pPr>
+              <w:ind w:firstLineChars="0" w:firstLine="0"/>
+              <w:jc w:val="center"/>
+              <w:rPr>
+                <w:rFonts w:eastAsia="標楷體"/>
+                <w:sz w:val="32"/>
+              </w:rPr>
+            </w:pPr>
+            <w:r>
+              <w:rPr>
+                <w:rFonts w:eastAsia="標楷體" w:hint="eastAsia"/>
+                <w:sz w:val="32"/>
+              </w:rPr>
+              <w:t>2</w:t>
+            </w:r>
+            <w:r>
+              <w:rPr>
+                <w:rFonts w:eastAsia="標楷體"/>
+                <w:sz w:val="32"/>
+              </w:rPr>
+              <w:t>0</w:t>
+            </w:r>
+            <w:r>
+              <w:rPr>
+                <w:rFonts w:eastAsia="標楷體" w:hint="eastAsia"/>
+                <w:sz w:val="32"/>
+              </w:rPr>
+              <w:t>%</w:t>
+            </w:r>
           </w:p>
         </w:tc>
       </w:tr>
@@ -24144,7 +25622,27 @@
           <w:sz w:val="28"/>
           <w:szCs w:val="24"/>
         </w:rPr>
-        <w:t>蘇品璇上傳GitHub紀錄</w:t>
+        <w:t>蘇品</w:t>
+      </w:r>
+      <w:proofErr w:type="gramStart"/>
+      <w:r>
+        <w:rPr>
+          <w:rFonts w:ascii="標楷體" w:eastAsia="標楷體" w:hAnsi="標楷體" w:hint="eastAsia"/>
+          <w:bCs/>
+          <w:sz w:val="28"/>
+          <w:szCs w:val="24"/>
+        </w:rPr>
+        <w:t>璇</w:t>
+      </w:r>
+      <w:proofErr w:type="gramEnd"/>
+      <w:r>
+        <w:rPr>
+          <w:rFonts w:ascii="標楷體" w:eastAsia="標楷體" w:hAnsi="標楷體" w:hint="eastAsia"/>
+          <w:bCs/>
+          <w:sz w:val="28"/>
+          <w:szCs w:val="24"/>
+        </w:rPr>
+        <w:t>上傳GitHub紀錄</w:t>
       </w:r>
     </w:p>
     <w:p>
@@ -25078,7 +26576,27 @@
                 <w:sz w:val="30"/>
                 <w:szCs w:val="30"/>
               </w:rPr>
-              <w:t>收藏夾顯示每個資料夾的單字數量</w:t>
+              <w:t>收藏夾顯示每</w:t>
+            </w:r>
+            <w:proofErr w:type="gramStart"/>
+            <w:r>
+              <w:rPr>
+                <w:rFonts w:ascii="標楷體" w:eastAsia="標楷體" w:hAnsi="標楷體" w:hint="eastAsia"/>
+                <w:color w:val="000000" w:themeColor="text1"/>
+                <w:sz w:val="30"/>
+                <w:szCs w:val="30"/>
+              </w:rPr>
+              <w:t>個</w:t>
+            </w:r>
+            <w:proofErr w:type="gramEnd"/>
+            <w:r>
+              <w:rPr>
+                <w:rFonts w:ascii="標楷體" w:eastAsia="標楷體" w:hAnsi="標楷體" w:hint="eastAsia"/>
+                <w:color w:val="000000" w:themeColor="text1"/>
+                <w:sz w:val="30"/>
+                <w:szCs w:val="30"/>
+              </w:rPr>
+              <w:t>資料夾的單字數量</w:t>
             </w:r>
           </w:p>
           <w:p>
@@ -26405,7 +27923,47 @@
                 <w:sz w:val="30"/>
                 <w:szCs w:val="30"/>
               </w:rPr>
-              <w:t>使用者密碼採加密儲存（password_hash）</w:t>
+              <w:t>使用者密碼</w:t>
+            </w:r>
+            <w:proofErr w:type="gramStart"/>
+            <w:r>
+              <w:rPr>
+                <w:rFonts w:ascii="標楷體" w:eastAsia="標楷體" w:hAnsi="標楷體" w:hint="eastAsia"/>
+                <w:color w:val="000000" w:themeColor="text1"/>
+                <w:sz w:val="30"/>
+                <w:szCs w:val="30"/>
+              </w:rPr>
+              <w:t>採</w:t>
+            </w:r>
+            <w:proofErr w:type="gramEnd"/>
+            <w:r>
+              <w:rPr>
+                <w:rFonts w:ascii="標楷體" w:eastAsia="標楷體" w:hAnsi="標楷體" w:hint="eastAsia"/>
+                <w:color w:val="000000" w:themeColor="text1"/>
+                <w:sz w:val="30"/>
+                <w:szCs w:val="30"/>
+              </w:rPr>
+              <w:t>加密儲存（</w:t>
+            </w:r>
+            <w:proofErr w:type="spellStart"/>
+            <w:r>
+              <w:rPr>
+                <w:rFonts w:ascii="標楷體" w:eastAsia="標楷體" w:hAnsi="標楷體" w:hint="eastAsia"/>
+                <w:color w:val="000000" w:themeColor="text1"/>
+                <w:sz w:val="30"/>
+                <w:szCs w:val="30"/>
+              </w:rPr>
+              <w:t>password_hash</w:t>
+            </w:r>
+            <w:proofErr w:type="spellEnd"/>
+            <w:r>
+              <w:rPr>
+                <w:rFonts w:ascii="標楷體" w:eastAsia="標楷體" w:hAnsi="標楷體" w:hint="eastAsia"/>
+                <w:color w:val="000000" w:themeColor="text1"/>
+                <w:sz w:val="30"/>
+                <w:szCs w:val="30"/>
+              </w:rPr>
+              <w:t>）</w:t>
             </w:r>
           </w:p>
           <w:p>
@@ -26798,6 +28356,7 @@
                 <w:szCs w:val="30"/>
               </w:rPr>
             </w:pPr>
+            <w:proofErr w:type="gramStart"/>
             <w:r>
               <w:rPr>
                 <w:rFonts w:ascii="標楷體" w:eastAsia="標楷體" w:hAnsi="標楷體" w:hint="eastAsia"/>
@@ -26805,7 +28364,17 @@
                 <w:sz w:val="30"/>
                 <w:szCs w:val="30"/>
               </w:rPr>
-              <w:t>採前後端分離架構，方便獨立維護</w:t>
+              <w:t>採</w:t>
+            </w:r>
+            <w:proofErr w:type="gramEnd"/>
+            <w:r>
+              <w:rPr>
+                <w:rFonts w:ascii="標楷體" w:eastAsia="標楷體" w:hAnsi="標楷體" w:hint="eastAsia"/>
+                <w:color w:val="000000" w:themeColor="text1"/>
+                <w:sz w:val="30"/>
+                <w:szCs w:val="30"/>
+              </w:rPr>
+              <w:t>前後端分離架構，方便獨立維護</w:t>
             </w:r>
           </w:p>
           <w:p>
@@ -27577,6 +29146,7 @@
                 <w:szCs w:val="24"/>
               </w:rPr>
             </w:pPr>
+            <w:proofErr w:type="spellStart"/>
             <w:r>
               <w:rPr>
                 <w:rFonts w:ascii="標楷體" w:eastAsia="標楷體" w:hAnsi="標楷體"/>
@@ -27584,6 +29154,7 @@
               </w:rPr>
               <w:t>quiz_question</w:t>
             </w:r>
+            <w:proofErr w:type="spellEnd"/>
           </w:p>
         </w:tc>
         <w:tc>
@@ -27658,6 +29229,7 @@
                 <w:szCs w:val="24"/>
               </w:rPr>
             </w:pPr>
+            <w:proofErr w:type="spellStart"/>
             <w:r>
               <w:rPr>
                 <w:rFonts w:ascii="標楷體" w:eastAsia="標楷體" w:hAnsi="標楷體"/>
@@ -27665,6 +29237,7 @@
               </w:rPr>
               <w:t>user_photo</w:t>
             </w:r>
+            <w:proofErr w:type="spellEnd"/>
           </w:p>
         </w:tc>
         <w:tc>
@@ -27739,6 +29312,7 @@
                 <w:szCs w:val="24"/>
               </w:rPr>
             </w:pPr>
+            <w:proofErr w:type="spellStart"/>
             <w:r>
               <w:rPr>
                 <w:rFonts w:ascii="標楷體" w:eastAsia="標楷體" w:hAnsi="標楷體"/>
@@ -27746,6 +29320,7 @@
               </w:rPr>
               <w:t>user_photo_vocab</w:t>
             </w:r>
+            <w:proofErr w:type="spellEnd"/>
           </w:p>
         </w:tc>
         <w:tc>
@@ -27820,6 +29395,7 @@
                 <w:szCs w:val="24"/>
               </w:rPr>
             </w:pPr>
+            <w:proofErr w:type="spellStart"/>
             <w:r>
               <w:rPr>
                 <w:rFonts w:ascii="標楷體" w:eastAsia="標楷體" w:hAnsi="標楷體"/>
@@ -27827,6 +29403,7 @@
               </w:rPr>
               <w:t>user_vocab</w:t>
             </w:r>
+            <w:proofErr w:type="spellEnd"/>
           </w:p>
         </w:tc>
         <w:tc>
@@ -27901,6 +29478,7 @@
                 <w:szCs w:val="24"/>
               </w:rPr>
             </w:pPr>
+            <w:proofErr w:type="spellStart"/>
             <w:r>
               <w:rPr>
                 <w:rFonts w:ascii="標楷體" w:eastAsia="標楷體" w:hAnsi="標楷體"/>
@@ -27908,6 +29486,7 @@
               </w:rPr>
               <w:t>user_folder</w:t>
             </w:r>
+            <w:proofErr w:type="spellEnd"/>
           </w:p>
         </w:tc>
         <w:tc>
@@ -28063,6 +29642,7 @@
                 <w:szCs w:val="24"/>
               </w:rPr>
             </w:pPr>
+            <w:proofErr w:type="spellStart"/>
             <w:r>
               <w:rPr>
                 <w:rFonts w:ascii="標楷體" w:eastAsia="標楷體" w:hAnsi="標楷體"/>
@@ -28070,6 +29650,7 @@
               </w:rPr>
               <w:t>user_achievement</w:t>
             </w:r>
+            <w:proofErr w:type="spellEnd"/>
           </w:p>
         </w:tc>
         <w:tc>
@@ -28144,6 +29725,7 @@
                 <w:szCs w:val="24"/>
               </w:rPr>
             </w:pPr>
+            <w:proofErr w:type="spellStart"/>
             <w:r>
               <w:rPr>
                 <w:rFonts w:ascii="標楷體" w:eastAsia="標楷體" w:hAnsi="標楷體"/>
@@ -28151,6 +29733,7 @@
               </w:rPr>
               <w:t>point_transaction</w:t>
             </w:r>
+            <w:proofErr w:type="spellEnd"/>
           </w:p>
         </w:tc>
         <w:tc>
@@ -28225,6 +29808,7 @@
                 <w:szCs w:val="24"/>
               </w:rPr>
             </w:pPr>
+            <w:proofErr w:type="spellStart"/>
             <w:r>
               <w:rPr>
                 <w:rFonts w:ascii="標楷體" w:eastAsia="標楷體" w:hAnsi="標楷體"/>
@@ -28232,6 +29816,7 @@
               </w:rPr>
               <w:t>friend_request</w:t>
             </w:r>
+            <w:proofErr w:type="spellEnd"/>
           </w:p>
         </w:tc>
         <w:tc>
@@ -28387,6 +29972,7 @@
                 <w:szCs w:val="24"/>
               </w:rPr>
             </w:pPr>
+            <w:proofErr w:type="spellStart"/>
             <w:r>
               <w:rPr>
                 <w:rFonts w:ascii="標楷體" w:eastAsia="標楷體" w:hAnsi="標楷體"/>
@@ -28394,6 +29980,7 @@
               </w:rPr>
               <w:t>study_group</w:t>
             </w:r>
+            <w:proofErr w:type="spellEnd"/>
           </w:p>
         </w:tc>
         <w:tc>
@@ -28468,6 +30055,7 @@
                 <w:szCs w:val="24"/>
               </w:rPr>
             </w:pPr>
+            <w:proofErr w:type="spellStart"/>
             <w:r>
               <w:rPr>
                 <w:rFonts w:ascii="標楷體" w:eastAsia="標楷體" w:hAnsi="標楷體"/>
@@ -28475,6 +30063,7 @@
               </w:rPr>
               <w:t>group_member</w:t>
             </w:r>
+            <w:proofErr w:type="spellEnd"/>
           </w:p>
         </w:tc>
         <w:tc>
@@ -28549,6 +30138,7 @@
                 <w:szCs w:val="24"/>
               </w:rPr>
             </w:pPr>
+            <w:proofErr w:type="spellStart"/>
             <w:r>
               <w:rPr>
                 <w:rFonts w:ascii="標楷體" w:eastAsia="標楷體" w:hAnsi="標楷體"/>
@@ -28556,6 +30146,7 @@
               </w:rPr>
               <w:t>group_invite</w:t>
             </w:r>
+            <w:proofErr w:type="spellEnd"/>
           </w:p>
         </w:tc>
         <w:tc>
@@ -29065,6 +30656,7 @@
                 <w:szCs w:val="24"/>
               </w:rPr>
             </w:pPr>
+            <w:proofErr w:type="gramStart"/>
             <w:r>
               <w:rPr>
                 <w:rFonts w:ascii="標楷體" w:eastAsia="標楷體" w:hAnsi="標楷體"/>
@@ -29072,6 +30664,7 @@
               </w:rPr>
               <w:t>外鍵</w:t>
             </w:r>
+            <w:proofErr w:type="gramEnd"/>
           </w:p>
         </w:tc>
       </w:tr>
@@ -29164,8 +30757,17 @@
                 <w:rFonts w:ascii="標楷體" w:eastAsia="標楷體" w:hAnsi="標楷體"/>
                 <w:szCs w:val="24"/>
               </w:rPr>
-              <w:t>4 byte</w:t>
-            </w:r>
+              <w:t xml:space="preserve">4 </w:t>
+            </w:r>
+            <w:proofErr w:type="gramStart"/>
+            <w:r>
+              <w:rPr>
+                <w:rFonts w:ascii="標楷體" w:eastAsia="標楷體" w:hAnsi="標楷體"/>
+                <w:szCs w:val="24"/>
+              </w:rPr>
+              <w:t>byte</w:t>
+            </w:r>
+            <w:proofErr w:type="gramEnd"/>
           </w:p>
         </w:tc>
         <w:tc>
@@ -29351,6 +30953,7 @@
                 <w:szCs w:val="24"/>
               </w:rPr>
             </w:pPr>
+            <w:proofErr w:type="spellStart"/>
             <w:r>
               <w:rPr>
                 <w:rFonts w:ascii="標楷體" w:eastAsia="標楷體" w:hAnsi="標楷體"/>
@@ -29358,6 +30961,7 @@
               </w:rPr>
               <w:t>password_hash</w:t>
             </w:r>
+            <w:proofErr w:type="spellEnd"/>
           </w:p>
         </w:tc>
         <w:tc>
@@ -29603,6 +31207,7 @@
                 <w:szCs w:val="24"/>
               </w:rPr>
             </w:pPr>
+            <w:proofErr w:type="spellStart"/>
             <w:r>
               <w:rPr>
                 <w:rFonts w:ascii="標楷體" w:eastAsia="標楷體" w:hAnsi="標楷體"/>
@@ -29610,6 +31215,7 @@
               </w:rPr>
               <w:t>friend_id</w:t>
             </w:r>
+            <w:proofErr w:type="spellEnd"/>
           </w:p>
         </w:tc>
         <w:tc>
@@ -29729,6 +31335,7 @@
                 <w:szCs w:val="24"/>
               </w:rPr>
             </w:pPr>
+            <w:proofErr w:type="spellStart"/>
             <w:r>
               <w:rPr>
                 <w:rFonts w:ascii="標楷體" w:eastAsia="標楷體" w:hAnsi="標楷體"/>
@@ -29736,6 +31343,7 @@
               </w:rPr>
               <w:t>japanese_level</w:t>
             </w:r>
+            <w:proofErr w:type="spellEnd"/>
           </w:p>
         </w:tc>
         <w:tc>
@@ -29981,6 +31589,7 @@
                 <w:szCs w:val="24"/>
               </w:rPr>
             </w:pPr>
+            <w:proofErr w:type="spellStart"/>
             <w:r>
               <w:rPr>
                 <w:rFonts w:ascii="標楷體" w:eastAsia="標楷體" w:hAnsi="標楷體"/>
@@ -29988,6 +31597,7 @@
               </w:rPr>
               <w:t>j_pts</w:t>
             </w:r>
+            <w:proofErr w:type="spellEnd"/>
           </w:p>
         </w:tc>
         <w:tc>
@@ -30055,8 +31665,17 @@
                 <w:rFonts w:ascii="標楷體" w:eastAsia="標楷體" w:hAnsi="標楷體"/>
                 <w:szCs w:val="24"/>
               </w:rPr>
-              <w:t>4 byte</w:t>
-            </w:r>
+              <w:t xml:space="preserve">4 </w:t>
+            </w:r>
+            <w:proofErr w:type="gramStart"/>
+            <w:r>
+              <w:rPr>
+                <w:rFonts w:ascii="標楷體" w:eastAsia="標楷體" w:hAnsi="標楷體"/>
+                <w:szCs w:val="24"/>
+              </w:rPr>
+              <w:t>byte</w:t>
+            </w:r>
+            <w:proofErr w:type="gramEnd"/>
           </w:p>
         </w:tc>
         <w:tc>
@@ -30107,6 +31726,7 @@
                 <w:szCs w:val="24"/>
               </w:rPr>
             </w:pPr>
+            <w:proofErr w:type="spellStart"/>
             <w:r>
               <w:rPr>
                 <w:rFonts w:ascii="標楷體" w:eastAsia="標楷體" w:hAnsi="標楷體"/>
@@ -30114,6 +31734,7 @@
               </w:rPr>
               <w:t>streak_days</w:t>
             </w:r>
+            <w:proofErr w:type="spellEnd"/>
           </w:p>
         </w:tc>
         <w:tc>
@@ -30181,8 +31802,17 @@
                 <w:rFonts w:ascii="標楷體" w:eastAsia="標楷體" w:hAnsi="標楷體"/>
                 <w:szCs w:val="24"/>
               </w:rPr>
-              <w:t>4 byte</w:t>
-            </w:r>
+              <w:t xml:space="preserve">4 </w:t>
+            </w:r>
+            <w:proofErr w:type="gramStart"/>
+            <w:r>
+              <w:rPr>
+                <w:rFonts w:ascii="標楷體" w:eastAsia="標楷體" w:hAnsi="標楷體"/>
+                <w:szCs w:val="24"/>
+              </w:rPr>
+              <w:t>byte</w:t>
+            </w:r>
+            <w:proofErr w:type="gramEnd"/>
           </w:p>
         </w:tc>
         <w:tc>
@@ -30233,6 +31863,7 @@
                 <w:szCs w:val="24"/>
               </w:rPr>
             </w:pPr>
+            <w:proofErr w:type="spellStart"/>
             <w:r>
               <w:rPr>
                 <w:rFonts w:ascii="標楷體" w:eastAsia="標楷體" w:hAnsi="標楷體"/>
@@ -30240,6 +31871,7 @@
               </w:rPr>
               <w:t>last_login_date</w:t>
             </w:r>
+            <w:proofErr w:type="spellEnd"/>
           </w:p>
         </w:tc>
         <w:tc>
@@ -30359,6 +31991,7 @@
                 <w:szCs w:val="24"/>
               </w:rPr>
             </w:pPr>
+            <w:proofErr w:type="spellStart"/>
             <w:r>
               <w:rPr>
                 <w:rFonts w:ascii="標楷體" w:eastAsia="標楷體" w:hAnsi="標楷體"/>
@@ -30366,6 +31999,7 @@
               </w:rPr>
               <w:t>created_at</w:t>
             </w:r>
+            <w:proofErr w:type="spellEnd"/>
           </w:p>
         </w:tc>
         <w:tc>
@@ -30485,6 +32119,7 @@
                 <w:szCs w:val="24"/>
               </w:rPr>
             </w:pPr>
+            <w:proofErr w:type="spellStart"/>
             <w:r>
               <w:rPr>
                 <w:rFonts w:ascii="標楷體" w:eastAsia="標楷體" w:hAnsi="標楷體"/>
@@ -30492,6 +32127,7 @@
               </w:rPr>
               <w:t>daily_scans</w:t>
             </w:r>
+            <w:proofErr w:type="spellEnd"/>
           </w:p>
         </w:tc>
         <w:tc>
@@ -30559,8 +32195,17 @@
                 <w:rFonts w:ascii="標楷體" w:eastAsia="標楷體" w:hAnsi="標楷體"/>
                 <w:szCs w:val="24"/>
               </w:rPr>
-              <w:t>4 byte</w:t>
-            </w:r>
+              <w:t xml:space="preserve">4 </w:t>
+            </w:r>
+            <w:proofErr w:type="gramStart"/>
+            <w:r>
+              <w:rPr>
+                <w:rFonts w:ascii="標楷體" w:eastAsia="標楷體" w:hAnsi="標楷體"/>
+                <w:szCs w:val="24"/>
+              </w:rPr>
+              <w:t>byte</w:t>
+            </w:r>
+            <w:proofErr w:type="gramEnd"/>
           </w:p>
         </w:tc>
         <w:tc>
@@ -30611,6 +32256,7 @@
                 <w:szCs w:val="24"/>
               </w:rPr>
             </w:pPr>
+            <w:proofErr w:type="spellStart"/>
             <w:r>
               <w:rPr>
                 <w:rFonts w:ascii="標楷體" w:eastAsia="標楷體" w:hAnsi="標楷體"/>
@@ -30618,6 +32264,7 @@
               </w:rPr>
               <w:t>last_scan_date</w:t>
             </w:r>
+            <w:proofErr w:type="spellEnd"/>
           </w:p>
         </w:tc>
         <w:tc>
@@ -30736,6 +32383,7 @@
                 <w:szCs w:val="24"/>
               </w:rPr>
             </w:pPr>
+            <w:proofErr w:type="spellStart"/>
             <w:r>
               <w:rPr>
                 <w:rFonts w:ascii="標楷體" w:eastAsia="標楷體" w:hAnsi="標楷體"/>
@@ -30743,6 +32391,7 @@
               </w:rPr>
               <w:t>total_active_days</w:t>
             </w:r>
+            <w:proofErr w:type="spellEnd"/>
           </w:p>
         </w:tc>
         <w:tc>
@@ -30807,8 +32456,17 @@
                 <w:rFonts w:ascii="標楷體" w:eastAsia="標楷體" w:hAnsi="標楷體"/>
                 <w:szCs w:val="24"/>
               </w:rPr>
-              <w:t>4 byte</w:t>
-            </w:r>
+              <w:t xml:space="preserve">4 </w:t>
+            </w:r>
+            <w:proofErr w:type="gramStart"/>
+            <w:r>
+              <w:rPr>
+                <w:rFonts w:ascii="標楷體" w:eastAsia="標楷體" w:hAnsi="標楷體"/>
+                <w:szCs w:val="24"/>
+              </w:rPr>
+              <w:t>byte</w:t>
+            </w:r>
+            <w:proofErr w:type="gramEnd"/>
           </w:p>
         </w:tc>
         <w:tc>
@@ -30856,6 +32514,7 @@
                 <w:szCs w:val="24"/>
               </w:rPr>
             </w:pPr>
+            <w:proofErr w:type="spellStart"/>
             <w:r>
               <w:rPr>
                 <w:rFonts w:ascii="標楷體" w:eastAsia="標楷體" w:hAnsi="標楷體"/>
@@ -30863,6 +32522,7 @@
               </w:rPr>
               <w:t>total_scans</w:t>
             </w:r>
+            <w:proofErr w:type="spellEnd"/>
           </w:p>
         </w:tc>
         <w:tc>
@@ -30927,8 +32587,17 @@
                 <w:rFonts w:ascii="標楷體" w:eastAsia="標楷體" w:hAnsi="標楷體"/>
                 <w:szCs w:val="24"/>
               </w:rPr>
-              <w:t>4 byte</w:t>
-            </w:r>
+              <w:t xml:space="preserve">4 </w:t>
+            </w:r>
+            <w:proofErr w:type="gramStart"/>
+            <w:r>
+              <w:rPr>
+                <w:rFonts w:ascii="標楷體" w:eastAsia="標楷體" w:hAnsi="標楷體"/>
+                <w:szCs w:val="24"/>
+              </w:rPr>
+              <w:t>byte</w:t>
+            </w:r>
+            <w:proofErr w:type="gramEnd"/>
           </w:p>
         </w:tc>
         <w:tc>
@@ -30976,6 +32645,7 @@
                 <w:szCs w:val="24"/>
               </w:rPr>
             </w:pPr>
+            <w:proofErr w:type="spellStart"/>
             <w:r>
               <w:rPr>
                 <w:rFonts w:ascii="標楷體" w:eastAsia="標楷體" w:hAnsi="標楷體"/>
@@ -30983,6 +32653,7 @@
               </w:rPr>
               <w:t>notified_levels</w:t>
             </w:r>
+            <w:proofErr w:type="spellEnd"/>
           </w:p>
         </w:tc>
         <w:tc>
@@ -31200,7 +32871,23 @@
                 <w:rFonts w:ascii="標楷體" w:eastAsia="標楷體" w:hAnsi="標楷體" w:hint="eastAsia"/>
                 <w:szCs w:val="24"/>
               </w:rPr>
-              <w:t xml:space="preserve"> scene（場景)</w:t>
+              <w:t xml:space="preserve"> scene</w:t>
+            </w:r>
+            <w:proofErr w:type="gramStart"/>
+            <w:r>
+              <w:rPr>
+                <w:rFonts w:ascii="標楷體" w:eastAsia="標楷體" w:hAnsi="標楷體" w:hint="eastAsia"/>
+                <w:szCs w:val="24"/>
+              </w:rPr>
+              <w:t>（</w:t>
+            </w:r>
+            <w:proofErr w:type="gramEnd"/>
+            <w:r>
+              <w:rPr>
+                <w:rFonts w:ascii="標楷體" w:eastAsia="標楷體" w:hAnsi="標楷體" w:hint="eastAsia"/>
+                <w:szCs w:val="24"/>
+              </w:rPr>
+              <w:t>場景)</w:t>
             </w:r>
           </w:p>
         </w:tc>
@@ -31360,6 +33047,7 @@
                 <w:szCs w:val="24"/>
               </w:rPr>
             </w:pPr>
+            <w:proofErr w:type="gramStart"/>
             <w:r>
               <w:rPr>
                 <w:rFonts w:ascii="標楷體" w:eastAsia="標楷體" w:hAnsi="標楷體"/>
@@ -31367,6 +33055,7 @@
               </w:rPr>
               <w:t>外鍵</w:t>
             </w:r>
+            <w:proofErr w:type="gramEnd"/>
           </w:p>
         </w:tc>
       </w:tr>
@@ -31459,8 +33148,17 @@
                 <w:rFonts w:ascii="標楷體" w:eastAsia="標楷體" w:hAnsi="標楷體"/>
                 <w:szCs w:val="24"/>
               </w:rPr>
-              <w:t>4 byte</w:t>
-            </w:r>
+              <w:t xml:space="preserve">4 </w:t>
+            </w:r>
+            <w:proofErr w:type="gramStart"/>
+            <w:r>
+              <w:rPr>
+                <w:rFonts w:ascii="標楷體" w:eastAsia="標楷體" w:hAnsi="標楷體"/>
+                <w:szCs w:val="24"/>
+              </w:rPr>
+              <w:t>byte</w:t>
+            </w:r>
+            <w:proofErr w:type="gramEnd"/>
           </w:p>
         </w:tc>
         <w:tc>
@@ -31645,6 +33343,7 @@
                 <w:szCs w:val="24"/>
               </w:rPr>
             </w:pPr>
+            <w:proofErr w:type="spellStart"/>
             <w:r>
               <w:rPr>
                 <w:rFonts w:ascii="標楷體" w:eastAsia="標楷體" w:hAnsi="標楷體"/>
@@ -31652,6 +33351,7 @@
               </w:rPr>
               <w:t>icon_name</w:t>
             </w:r>
+            <w:proofErr w:type="spellEnd"/>
           </w:p>
         </w:tc>
         <w:tc>
@@ -31844,7 +33544,23 @@
                 <w:rFonts w:ascii="標楷體" w:eastAsia="標楷體" w:hAnsi="標楷體" w:hint="eastAsia"/>
                 <w:szCs w:val="24"/>
               </w:rPr>
-              <w:t xml:space="preserve"> vocab（單字字典)</w:t>
+              <w:t xml:space="preserve"> vocab</w:t>
+            </w:r>
+            <w:proofErr w:type="gramStart"/>
+            <w:r>
+              <w:rPr>
+                <w:rFonts w:ascii="標楷體" w:eastAsia="標楷體" w:hAnsi="標楷體" w:hint="eastAsia"/>
+                <w:szCs w:val="24"/>
+              </w:rPr>
+              <w:t>（</w:t>
+            </w:r>
+            <w:proofErr w:type="gramEnd"/>
+            <w:r>
+              <w:rPr>
+                <w:rFonts w:ascii="標楷體" w:eastAsia="標楷體" w:hAnsi="標楷體" w:hint="eastAsia"/>
+                <w:szCs w:val="24"/>
+              </w:rPr>
+              <w:t>單字字典)</w:t>
             </w:r>
           </w:p>
         </w:tc>
@@ -32004,6 +33720,7 @@
                 <w:szCs w:val="24"/>
               </w:rPr>
             </w:pPr>
+            <w:proofErr w:type="gramStart"/>
             <w:r>
               <w:rPr>
                 <w:rFonts w:ascii="標楷體" w:eastAsia="標楷體" w:hAnsi="標楷體"/>
@@ -32011,6 +33728,7 @@
               </w:rPr>
               <w:t>外鍵</w:t>
             </w:r>
+            <w:proofErr w:type="gramEnd"/>
           </w:p>
         </w:tc>
       </w:tr>
@@ -32103,8 +33821,17 @@
                 <w:rFonts w:ascii="標楷體" w:eastAsia="標楷體" w:hAnsi="標楷體"/>
                 <w:szCs w:val="24"/>
               </w:rPr>
-              <w:t>4 byte</w:t>
-            </w:r>
+              <w:t xml:space="preserve">4 </w:t>
+            </w:r>
+            <w:proofErr w:type="gramStart"/>
+            <w:r>
+              <w:rPr>
+                <w:rFonts w:ascii="標楷體" w:eastAsia="標楷體" w:hAnsi="標楷體"/>
+                <w:szCs w:val="24"/>
+              </w:rPr>
+              <w:t>byte</w:t>
+            </w:r>
+            <w:proofErr w:type="gramEnd"/>
           </w:p>
         </w:tc>
         <w:tc>
@@ -32163,6 +33890,7 @@
                 <w:szCs w:val="24"/>
               </w:rPr>
             </w:pPr>
+            <w:proofErr w:type="spellStart"/>
             <w:r>
               <w:rPr>
                 <w:rFonts w:ascii="標楷體" w:eastAsia="標楷體" w:hAnsi="標楷體"/>
@@ -32170,6 +33898,7 @@
               </w:rPr>
               <w:t>scene_id</w:t>
             </w:r>
+            <w:proofErr w:type="spellEnd"/>
           </w:p>
         </w:tc>
         <w:tc>
@@ -32237,8 +33966,17 @@
                 <w:rFonts w:ascii="標楷體" w:eastAsia="標楷體" w:hAnsi="標楷體"/>
                 <w:szCs w:val="24"/>
               </w:rPr>
-              <w:t>4 byte</w:t>
-            </w:r>
+              <w:t xml:space="preserve">4 </w:t>
+            </w:r>
+            <w:proofErr w:type="gramStart"/>
+            <w:r>
+              <w:rPr>
+                <w:rFonts w:ascii="標楷體" w:eastAsia="標楷體" w:hAnsi="標楷體"/>
+                <w:szCs w:val="24"/>
+              </w:rPr>
+              <w:t>byte</w:t>
+            </w:r>
+            <w:proofErr w:type="gramEnd"/>
           </w:p>
         </w:tc>
         <w:tc>
@@ -32691,6 +34429,7 @@
                 <w:szCs w:val="24"/>
               </w:rPr>
             </w:pPr>
+            <w:proofErr w:type="spellStart"/>
             <w:r>
               <w:rPr>
                 <w:rFonts w:ascii="標楷體" w:eastAsia="標楷體" w:hAnsi="標楷體"/>
@@ -32698,6 +34437,7 @@
               </w:rPr>
               <w:t>sentence_basic</w:t>
             </w:r>
+            <w:proofErr w:type="spellEnd"/>
           </w:p>
         </w:tc>
         <w:tc>
@@ -32817,6 +34557,7 @@
                 <w:szCs w:val="24"/>
               </w:rPr>
             </w:pPr>
+            <w:proofErr w:type="spellStart"/>
             <w:r>
               <w:rPr>
                 <w:rFonts w:ascii="標楷體" w:eastAsia="標楷體" w:hAnsi="標楷體"/>
@@ -32824,6 +34565,7 @@
               </w:rPr>
               <w:t>sentence_inter</w:t>
             </w:r>
+            <w:proofErr w:type="spellEnd"/>
           </w:p>
         </w:tc>
         <w:tc>
@@ -32942,6 +34684,7 @@
                 <w:szCs w:val="24"/>
               </w:rPr>
             </w:pPr>
+            <w:proofErr w:type="spellStart"/>
             <w:r>
               <w:rPr>
                 <w:rFonts w:ascii="標楷體" w:eastAsia="標楷體" w:hAnsi="標楷體"/>
@@ -32949,6 +34692,7 @@
               </w:rPr>
               <w:t>sentence_upper_inter</w:t>
             </w:r>
+            <w:proofErr w:type="spellEnd"/>
           </w:p>
         </w:tc>
         <w:tc>
@@ -33062,6 +34806,7 @@
                 <w:szCs w:val="24"/>
               </w:rPr>
             </w:pPr>
+            <w:proofErr w:type="spellStart"/>
             <w:r>
               <w:rPr>
                 <w:rFonts w:ascii="標楷體" w:eastAsia="標楷體" w:hAnsi="標楷體"/>
@@ -33069,6 +34814,7 @@
               </w:rPr>
               <w:t>sentence_advanced</w:t>
             </w:r>
+            <w:proofErr w:type="spellEnd"/>
           </w:p>
         </w:tc>
         <w:tc>
@@ -33182,6 +34928,7 @@
                 <w:szCs w:val="24"/>
               </w:rPr>
             </w:pPr>
+            <w:proofErr w:type="spellStart"/>
             <w:r>
               <w:rPr>
                 <w:rFonts w:ascii="標楷體" w:eastAsia="標楷體" w:hAnsi="標楷體"/>
@@ -33189,6 +34936,7 @@
               </w:rPr>
               <w:t>audio_word</w:t>
             </w:r>
+            <w:proofErr w:type="spellEnd"/>
           </w:p>
         </w:tc>
         <w:tc>
@@ -33302,6 +35050,7 @@
                 <w:szCs w:val="24"/>
               </w:rPr>
             </w:pPr>
+            <w:proofErr w:type="spellStart"/>
             <w:r>
               <w:rPr>
                 <w:rFonts w:ascii="標楷體" w:eastAsia="標楷體" w:hAnsi="標楷體"/>
@@ -33309,6 +35058,7 @@
               </w:rPr>
               <w:t>audio_basic</w:t>
             </w:r>
+            <w:proofErr w:type="spellEnd"/>
           </w:p>
         </w:tc>
         <w:tc>
@@ -33439,6 +35189,7 @@
                 <w:szCs w:val="24"/>
               </w:rPr>
             </w:pPr>
+            <w:proofErr w:type="spellStart"/>
             <w:r>
               <w:rPr>
                 <w:rFonts w:ascii="標楷體" w:eastAsia="標楷體" w:hAnsi="標楷體"/>
@@ -33446,6 +35197,7 @@
               </w:rPr>
               <w:t>audio_inter</w:t>
             </w:r>
+            <w:proofErr w:type="spellEnd"/>
           </w:p>
         </w:tc>
         <w:tc>
@@ -33576,6 +35328,7 @@
                 <w:szCs w:val="24"/>
               </w:rPr>
             </w:pPr>
+            <w:proofErr w:type="spellStart"/>
             <w:r>
               <w:rPr>
                 <w:rFonts w:ascii="標楷體" w:eastAsia="標楷體" w:hAnsi="標楷體"/>
@@ -33584,6 +35337,7 @@
               <w:lastRenderedPageBreak/>
               <w:t>audio_upper</w:t>
             </w:r>
+            <w:proofErr w:type="spellEnd"/>
           </w:p>
         </w:tc>
         <w:tc>
@@ -33714,6 +35468,7 @@
                 <w:szCs w:val="24"/>
               </w:rPr>
             </w:pPr>
+            <w:proofErr w:type="spellStart"/>
             <w:r>
               <w:rPr>
                 <w:rFonts w:ascii="標楷體" w:eastAsia="標楷體" w:hAnsi="標楷體"/>
@@ -33721,6 +35476,7 @@
               </w:rPr>
               <w:t>audio_adv</w:t>
             </w:r>
+            <w:proofErr w:type="spellEnd"/>
           </w:p>
         </w:tc>
         <w:tc>
@@ -33923,8 +35679,18 @@
                 <w:rFonts w:ascii="標楷體" w:eastAsia="標楷體" w:hAnsi="標楷體"/>
                 <w:szCs w:val="24"/>
               </w:rPr>
-              <w:t xml:space="preserve"> quiz_question</w:t>
-            </w:r>
+              <w:t xml:space="preserve"> </w:t>
+            </w:r>
+            <w:proofErr w:type="spellStart"/>
+            <w:r>
+              <w:rPr>
+                <w:rFonts w:ascii="標楷體" w:eastAsia="標楷體" w:hAnsi="標楷體"/>
+                <w:szCs w:val="24"/>
+              </w:rPr>
+              <w:t>quiz_question</w:t>
+            </w:r>
+            <w:proofErr w:type="spellEnd"/>
+            <w:proofErr w:type="gramStart"/>
             <w:r>
               <w:rPr>
                 <w:rFonts w:ascii="標楷體" w:eastAsia="標楷體" w:hAnsi="標楷體" w:hint="eastAsia"/>
@@ -33932,6 +35698,7 @@
               </w:rPr>
               <w:t>（</w:t>
             </w:r>
+            <w:proofErr w:type="gramEnd"/>
             <w:r>
               <w:rPr>
                 <w:rFonts w:ascii="標楷體" w:eastAsia="標楷體" w:hAnsi="標楷體"/>
@@ -34104,6 +35871,7 @@
                 <w:szCs w:val="24"/>
               </w:rPr>
             </w:pPr>
+            <w:proofErr w:type="gramStart"/>
             <w:r>
               <w:rPr>
                 <w:rFonts w:ascii="標楷體" w:eastAsia="標楷體" w:hAnsi="標楷體"/>
@@ -34111,6 +35879,7 @@
               </w:rPr>
               <w:t>外鍵</w:t>
             </w:r>
+            <w:proofErr w:type="gramEnd"/>
           </w:p>
         </w:tc>
       </w:tr>
@@ -34203,8 +35972,17 @@
                 <w:rFonts w:ascii="標楷體" w:eastAsia="標楷體" w:hAnsi="標楷體"/>
                 <w:szCs w:val="24"/>
               </w:rPr>
-              <w:t>4 byte</w:t>
-            </w:r>
+              <w:t xml:space="preserve">4 </w:t>
+            </w:r>
+            <w:proofErr w:type="gramStart"/>
+            <w:r>
+              <w:rPr>
+                <w:rFonts w:ascii="標楷體" w:eastAsia="標楷體" w:hAnsi="標楷體"/>
+                <w:szCs w:val="24"/>
+              </w:rPr>
+              <w:t>byte</w:t>
+            </w:r>
+            <w:proofErr w:type="gramEnd"/>
           </w:p>
         </w:tc>
         <w:tc>
@@ -34389,6 +36167,7 @@
                 <w:szCs w:val="24"/>
               </w:rPr>
             </w:pPr>
+            <w:proofErr w:type="spellStart"/>
             <w:r>
               <w:rPr>
                 <w:rFonts w:ascii="標楷體" w:eastAsia="標楷體" w:hAnsi="標楷體"/>
@@ -34396,6 +36175,7 @@
               </w:rPr>
               <w:t>level_tag</w:t>
             </w:r>
+            <w:proofErr w:type="spellEnd"/>
           </w:p>
         </w:tc>
         <w:tc>
@@ -34634,6 +36414,7 @@
                 <w:szCs w:val="24"/>
               </w:rPr>
             </w:pPr>
+            <w:proofErr w:type="spellStart"/>
             <w:r>
               <w:rPr>
                 <w:rFonts w:ascii="標楷體" w:eastAsia="標楷體" w:hAnsi="標楷體"/>
@@ -34641,6 +36422,7 @@
               </w:rPr>
               <w:t>option_a</w:t>
             </w:r>
+            <w:proofErr w:type="spellEnd"/>
           </w:p>
         </w:tc>
         <w:tc>
@@ -34754,6 +36536,7 @@
                 <w:szCs w:val="24"/>
               </w:rPr>
             </w:pPr>
+            <w:proofErr w:type="spellStart"/>
             <w:r>
               <w:rPr>
                 <w:rFonts w:ascii="標楷體" w:eastAsia="標楷體" w:hAnsi="標楷體"/>
@@ -34761,6 +36544,7 @@
               </w:rPr>
               <w:t>option_b</w:t>
             </w:r>
+            <w:proofErr w:type="spellEnd"/>
           </w:p>
         </w:tc>
         <w:tc>
@@ -34874,6 +36658,7 @@
                 <w:szCs w:val="24"/>
               </w:rPr>
             </w:pPr>
+            <w:proofErr w:type="spellStart"/>
             <w:r>
               <w:rPr>
                 <w:rFonts w:ascii="標楷體" w:eastAsia="標楷體" w:hAnsi="標楷體"/>
@@ -34881,6 +36666,7 @@
               </w:rPr>
               <w:t>option_c</w:t>
             </w:r>
+            <w:proofErr w:type="spellEnd"/>
           </w:p>
         </w:tc>
         <w:tc>
@@ -34994,6 +36780,7 @@
                 <w:szCs w:val="24"/>
               </w:rPr>
             </w:pPr>
+            <w:proofErr w:type="spellStart"/>
             <w:r>
               <w:rPr>
                 <w:rFonts w:ascii="標楷體" w:eastAsia="標楷體" w:hAnsi="標楷體"/>
@@ -35001,6 +36788,7 @@
               </w:rPr>
               <w:t>option_d</w:t>
             </w:r>
+            <w:proofErr w:type="spellEnd"/>
           </w:p>
         </w:tc>
         <w:tc>
@@ -35114,6 +36902,7 @@
                 <w:szCs w:val="24"/>
               </w:rPr>
             </w:pPr>
+            <w:proofErr w:type="spellStart"/>
             <w:r>
               <w:rPr>
                 <w:rFonts w:ascii="標楷體" w:eastAsia="標楷體" w:hAnsi="標楷體"/>
@@ -35121,6 +36910,7 @@
               </w:rPr>
               <w:t>correct_answer</w:t>
             </w:r>
+            <w:proofErr w:type="spellEnd"/>
           </w:p>
         </w:tc>
         <w:tc>
@@ -35327,6 +37117,7 @@
               </w:rPr>
               <w:t xml:space="preserve"> </w:t>
             </w:r>
+            <w:proofErr w:type="spellStart"/>
             <w:r>
               <w:rPr>
                 <w:rFonts w:ascii="標楷體" w:eastAsia="標楷體" w:hAnsi="標楷體"/>
@@ -35334,12 +37125,22 @@
               </w:rPr>
               <w:t>user_photo</w:t>
             </w:r>
+            <w:proofErr w:type="spellEnd"/>
+            <w:proofErr w:type="gramStart"/>
             <w:r>
               <w:rPr>
                 <w:rFonts w:ascii="標楷體" w:eastAsia="標楷體" w:hAnsi="標楷體" w:hint="eastAsia"/>
                 <w:szCs w:val="24"/>
               </w:rPr>
-              <w:t>（使用者照片事件)</w:t>
+              <w:t>（</w:t>
+            </w:r>
+            <w:proofErr w:type="gramEnd"/>
+            <w:r>
+              <w:rPr>
+                <w:rFonts w:ascii="標楷體" w:eastAsia="標楷體" w:hAnsi="標楷體" w:hint="eastAsia"/>
+                <w:szCs w:val="24"/>
+              </w:rPr>
+              <w:t>使用者照片事件)</w:t>
             </w:r>
           </w:p>
         </w:tc>
@@ -35499,6 +37300,7 @@
                 <w:szCs w:val="24"/>
               </w:rPr>
             </w:pPr>
+            <w:proofErr w:type="gramStart"/>
             <w:r>
               <w:rPr>
                 <w:rFonts w:ascii="標楷體" w:eastAsia="標楷體" w:hAnsi="標楷體"/>
@@ -35506,6 +37308,7 @@
               </w:rPr>
               <w:t>外鍵</w:t>
             </w:r>
+            <w:proofErr w:type="gramEnd"/>
           </w:p>
         </w:tc>
       </w:tr>
@@ -35598,8 +37401,17 @@
                 <w:rFonts w:ascii="標楷體" w:eastAsia="標楷體" w:hAnsi="標楷體" w:hint="eastAsia"/>
                 <w:szCs w:val="24"/>
               </w:rPr>
-              <w:t>4 byte</w:t>
-            </w:r>
+              <w:t xml:space="preserve">4 </w:t>
+            </w:r>
+            <w:proofErr w:type="gramStart"/>
+            <w:r>
+              <w:rPr>
+                <w:rFonts w:ascii="標楷體" w:eastAsia="標楷體" w:hAnsi="標楷體" w:hint="eastAsia"/>
+                <w:szCs w:val="24"/>
+              </w:rPr>
+              <w:t>byte</w:t>
+            </w:r>
+            <w:proofErr w:type="gramEnd"/>
           </w:p>
         </w:tc>
         <w:tc>
@@ -35657,6 +37469,7 @@
                 <w:szCs w:val="24"/>
               </w:rPr>
             </w:pPr>
+            <w:proofErr w:type="spellStart"/>
             <w:r>
               <w:rPr>
                 <w:rFonts w:ascii="標楷體" w:eastAsia="標楷體" w:hAnsi="標楷體" w:hint="eastAsia"/>
@@ -35664,6 +37477,7 @@
               </w:rPr>
               <w:t>user_id</w:t>
             </w:r>
+            <w:proofErr w:type="spellEnd"/>
           </w:p>
         </w:tc>
         <w:tc>
@@ -35731,8 +37545,17 @@
                 <w:rFonts w:ascii="標楷體" w:eastAsia="標楷體" w:hAnsi="標楷體" w:hint="eastAsia"/>
                 <w:szCs w:val="24"/>
               </w:rPr>
-              <w:t>4 byte</w:t>
-            </w:r>
+              <w:t xml:space="preserve">4 </w:t>
+            </w:r>
+            <w:proofErr w:type="gramStart"/>
+            <w:r>
+              <w:rPr>
+                <w:rFonts w:ascii="標楷體" w:eastAsia="標楷體" w:hAnsi="標楷體" w:hint="eastAsia"/>
+                <w:szCs w:val="24"/>
+              </w:rPr>
+              <w:t>byte</w:t>
+            </w:r>
+            <w:proofErr w:type="gramEnd"/>
           </w:p>
         </w:tc>
         <w:tc>
@@ -35790,6 +37613,7 @@
                 <w:szCs w:val="24"/>
               </w:rPr>
             </w:pPr>
+            <w:proofErr w:type="spellStart"/>
             <w:r>
               <w:rPr>
                 <w:rFonts w:ascii="標楷體" w:eastAsia="標楷體" w:hAnsi="標楷體" w:hint="eastAsia"/>
@@ -35797,6 +37621,7 @@
               </w:rPr>
               <w:t>scene_id</w:t>
             </w:r>
+            <w:proofErr w:type="spellEnd"/>
           </w:p>
         </w:tc>
         <w:tc>
@@ -35864,8 +37689,17 @@
                 <w:rFonts w:ascii="標楷體" w:eastAsia="標楷體" w:hAnsi="標楷體" w:hint="eastAsia"/>
                 <w:szCs w:val="24"/>
               </w:rPr>
-              <w:t>4 byte</w:t>
-            </w:r>
+              <w:t xml:space="preserve">4 </w:t>
+            </w:r>
+            <w:proofErr w:type="gramStart"/>
+            <w:r>
+              <w:rPr>
+                <w:rFonts w:ascii="標楷體" w:eastAsia="標楷體" w:hAnsi="標楷體" w:hint="eastAsia"/>
+                <w:szCs w:val="24"/>
+              </w:rPr>
+              <w:t>byte</w:t>
+            </w:r>
+            <w:proofErr w:type="gramEnd"/>
           </w:p>
         </w:tc>
         <w:tc>
@@ -35923,6 +37757,7 @@
                 <w:szCs w:val="24"/>
               </w:rPr>
             </w:pPr>
+            <w:proofErr w:type="spellStart"/>
             <w:r>
               <w:rPr>
                 <w:rFonts w:ascii="標楷體" w:eastAsia="標楷體" w:hAnsi="標楷體" w:hint="eastAsia"/>
@@ -35930,6 +37765,7 @@
               </w:rPr>
               <w:t>image_path</w:t>
             </w:r>
+            <w:proofErr w:type="spellEnd"/>
           </w:p>
         </w:tc>
         <w:tc>
@@ -36049,6 +37885,7 @@
                 <w:szCs w:val="24"/>
               </w:rPr>
             </w:pPr>
+            <w:proofErr w:type="spellStart"/>
             <w:r>
               <w:rPr>
                 <w:rFonts w:ascii="標楷體" w:eastAsia="標楷體" w:hAnsi="標楷體" w:hint="eastAsia"/>
@@ -36056,6 +37893,7 @@
               </w:rPr>
               <w:t>custom_title</w:t>
             </w:r>
+            <w:proofErr w:type="spellEnd"/>
           </w:p>
         </w:tc>
         <w:tc>
@@ -36175,6 +38013,7 @@
                 <w:szCs w:val="24"/>
               </w:rPr>
             </w:pPr>
+            <w:proofErr w:type="spellStart"/>
             <w:r>
               <w:rPr>
                 <w:rFonts w:ascii="標楷體" w:eastAsia="標楷體" w:hAnsi="標楷體" w:hint="eastAsia"/>
@@ -36182,6 +38021,7 @@
               </w:rPr>
               <w:t>created_at</w:t>
             </w:r>
+            <w:proofErr w:type="spellEnd"/>
           </w:p>
         </w:tc>
         <w:tc>
@@ -36376,6 +38216,7 @@
               </w:rPr>
               <w:t xml:space="preserve"> </w:t>
             </w:r>
+            <w:proofErr w:type="spellStart"/>
             <w:r>
               <w:rPr>
                 <w:rFonts w:ascii="標楷體" w:eastAsia="標楷體" w:hAnsi="標楷體"/>
@@ -36383,12 +38224,22 @@
               </w:rPr>
               <w:t>user_photo_vocab</w:t>
             </w:r>
+            <w:proofErr w:type="spellEnd"/>
+            <w:proofErr w:type="gramStart"/>
             <w:r>
               <w:rPr>
                 <w:rFonts w:ascii="標楷體" w:eastAsia="標楷體" w:hAnsi="標楷體" w:hint="eastAsia"/>
                 <w:szCs w:val="24"/>
               </w:rPr>
-              <w:t>（照片辨識單字)</w:t>
+              <w:t>（</w:t>
+            </w:r>
+            <w:proofErr w:type="gramEnd"/>
+            <w:r>
+              <w:rPr>
+                <w:rFonts w:ascii="標楷體" w:eastAsia="標楷體" w:hAnsi="標楷體" w:hint="eastAsia"/>
+                <w:szCs w:val="24"/>
+              </w:rPr>
+              <w:t>照片辨識單字)</w:t>
             </w:r>
           </w:p>
         </w:tc>
@@ -36548,6 +38399,7 @@
                 <w:szCs w:val="24"/>
               </w:rPr>
             </w:pPr>
+            <w:proofErr w:type="gramStart"/>
             <w:r>
               <w:rPr>
                 <w:rFonts w:ascii="標楷體" w:eastAsia="標楷體" w:hAnsi="標楷體"/>
@@ -36555,6 +38407,7 @@
               </w:rPr>
               <w:t>外鍵</w:t>
             </w:r>
+            <w:proofErr w:type="gramEnd"/>
           </w:p>
         </w:tc>
       </w:tr>
@@ -36647,8 +38500,17 @@
                 <w:rFonts w:ascii="標楷體" w:eastAsia="標楷體" w:hAnsi="標楷體" w:hint="eastAsia"/>
                 <w:szCs w:val="24"/>
               </w:rPr>
-              <w:t>4 byte</w:t>
-            </w:r>
+              <w:t xml:space="preserve">4 </w:t>
+            </w:r>
+            <w:proofErr w:type="gramStart"/>
+            <w:r>
+              <w:rPr>
+                <w:rFonts w:ascii="標楷體" w:eastAsia="標楷體" w:hAnsi="標楷體" w:hint="eastAsia"/>
+                <w:szCs w:val="24"/>
+              </w:rPr>
+              <w:t>byte</w:t>
+            </w:r>
+            <w:proofErr w:type="gramEnd"/>
           </w:p>
         </w:tc>
         <w:tc>
@@ -36706,6 +38568,7 @@
                 <w:szCs w:val="24"/>
               </w:rPr>
             </w:pPr>
+            <w:proofErr w:type="spellStart"/>
             <w:r>
               <w:rPr>
                 <w:rFonts w:ascii="標楷體" w:eastAsia="標楷體" w:hAnsi="標楷體" w:hint="eastAsia"/>
@@ -36713,6 +38576,7 @@
               </w:rPr>
               <w:t>photo_id</w:t>
             </w:r>
+            <w:proofErr w:type="spellEnd"/>
           </w:p>
         </w:tc>
         <w:tc>
@@ -36780,8 +38644,17 @@
                 <w:rFonts w:ascii="標楷體" w:eastAsia="標楷體" w:hAnsi="標楷體" w:hint="eastAsia"/>
                 <w:szCs w:val="24"/>
               </w:rPr>
-              <w:t>4 byte</w:t>
-            </w:r>
+              <w:t xml:space="preserve">4 </w:t>
+            </w:r>
+            <w:proofErr w:type="gramStart"/>
+            <w:r>
+              <w:rPr>
+                <w:rFonts w:ascii="標楷體" w:eastAsia="標楷體" w:hAnsi="標楷體" w:hint="eastAsia"/>
+                <w:szCs w:val="24"/>
+              </w:rPr>
+              <w:t>byte</w:t>
+            </w:r>
+            <w:proofErr w:type="gramEnd"/>
           </w:p>
         </w:tc>
         <w:tc>
@@ -36839,6 +38712,7 @@
                 <w:szCs w:val="24"/>
               </w:rPr>
             </w:pPr>
+            <w:proofErr w:type="spellStart"/>
             <w:r>
               <w:rPr>
                 <w:rFonts w:ascii="標楷體" w:eastAsia="標楷體" w:hAnsi="標楷體" w:hint="eastAsia"/>
@@ -36846,6 +38720,7 @@
               </w:rPr>
               <w:t>vocab_id</w:t>
             </w:r>
+            <w:proofErr w:type="spellEnd"/>
           </w:p>
         </w:tc>
         <w:tc>
@@ -36913,8 +38788,17 @@
                 <w:rFonts w:ascii="標楷體" w:eastAsia="標楷體" w:hAnsi="標楷體" w:hint="eastAsia"/>
                 <w:szCs w:val="24"/>
               </w:rPr>
-              <w:t>4 byte</w:t>
-            </w:r>
+              <w:t xml:space="preserve">4 </w:t>
+            </w:r>
+            <w:proofErr w:type="gramStart"/>
+            <w:r>
+              <w:rPr>
+                <w:rFonts w:ascii="標楷體" w:eastAsia="標楷體" w:hAnsi="標楷體" w:hint="eastAsia"/>
+                <w:szCs w:val="24"/>
+              </w:rPr>
+              <w:t>byte</w:t>
+            </w:r>
+            <w:proofErr w:type="gramEnd"/>
           </w:p>
         </w:tc>
         <w:tc>
@@ -37045,6 +38929,7 @@
               </w:rPr>
               <w:t xml:space="preserve"> </w:t>
             </w:r>
+            <w:proofErr w:type="spellStart"/>
             <w:r>
               <w:rPr>
                 <w:rFonts w:ascii="標楷體" w:eastAsia="標楷體" w:hAnsi="標楷體"/>
@@ -37052,6 +38937,8 @@
               </w:rPr>
               <w:t>user_vocab</w:t>
             </w:r>
+            <w:proofErr w:type="spellEnd"/>
+            <w:proofErr w:type="gramStart"/>
             <w:r>
               <w:rPr>
                 <w:rFonts w:ascii="標楷體" w:eastAsia="標楷體" w:hAnsi="標楷體" w:hint="eastAsia"/>
@@ -37060,6 +38947,7 @@
               <w:t>（</w:t>
             </w:r>
             <w:bookmarkStart w:id="31" w:name="_Hlk226973461"/>
+            <w:proofErr w:type="gramEnd"/>
             <w:r>
               <w:rPr>
                 <w:rFonts w:ascii="標楷體" w:eastAsia="標楷體" w:hAnsi="標楷體"/>
@@ -37233,6 +39121,7 @@
                 <w:szCs w:val="24"/>
               </w:rPr>
             </w:pPr>
+            <w:proofErr w:type="gramStart"/>
             <w:r>
               <w:rPr>
                 <w:rFonts w:ascii="標楷體" w:eastAsia="標楷體" w:hAnsi="標楷體"/>
@@ -37240,6 +39129,7 @@
               </w:rPr>
               <w:t>外鍵</w:t>
             </w:r>
+            <w:proofErr w:type="gramEnd"/>
           </w:p>
         </w:tc>
       </w:tr>
@@ -37332,8 +39222,17 @@
                 <w:rFonts w:ascii="標楷體" w:eastAsia="標楷體" w:hAnsi="標楷體"/>
                 <w:szCs w:val="24"/>
               </w:rPr>
-              <w:t>4 byte</w:t>
-            </w:r>
+              <w:t xml:space="preserve">4 </w:t>
+            </w:r>
+            <w:proofErr w:type="gramStart"/>
+            <w:r>
+              <w:rPr>
+                <w:rFonts w:ascii="標楷體" w:eastAsia="標楷體" w:hAnsi="標楷體"/>
+                <w:szCs w:val="24"/>
+              </w:rPr>
+              <w:t>byte</w:t>
+            </w:r>
+            <w:proofErr w:type="gramEnd"/>
           </w:p>
         </w:tc>
         <w:tc>
@@ -37391,6 +39290,7 @@
                 <w:szCs w:val="24"/>
               </w:rPr>
             </w:pPr>
+            <w:proofErr w:type="spellStart"/>
             <w:r>
               <w:rPr>
                 <w:rFonts w:ascii="標楷體" w:eastAsia="標楷體" w:hAnsi="標楷體"/>
@@ -37398,6 +39298,7 @@
               </w:rPr>
               <w:t>user_id</w:t>
             </w:r>
+            <w:proofErr w:type="spellEnd"/>
           </w:p>
         </w:tc>
         <w:tc>
@@ -37465,8 +39366,17 @@
                 <w:rFonts w:ascii="標楷體" w:eastAsia="標楷體" w:hAnsi="標楷體"/>
                 <w:szCs w:val="24"/>
               </w:rPr>
-              <w:t>4 byte</w:t>
-            </w:r>
+              <w:t xml:space="preserve">4 </w:t>
+            </w:r>
+            <w:proofErr w:type="gramStart"/>
+            <w:r>
+              <w:rPr>
+                <w:rFonts w:ascii="標楷體" w:eastAsia="標楷體" w:hAnsi="標楷體"/>
+                <w:szCs w:val="24"/>
+              </w:rPr>
+              <w:t>byte</w:t>
+            </w:r>
+            <w:proofErr w:type="gramEnd"/>
           </w:p>
         </w:tc>
         <w:tc>
@@ -37524,6 +39434,7 @@
                 <w:szCs w:val="24"/>
               </w:rPr>
             </w:pPr>
+            <w:proofErr w:type="spellStart"/>
             <w:r>
               <w:rPr>
                 <w:rFonts w:ascii="標楷體" w:eastAsia="標楷體" w:hAnsi="標楷體"/>
@@ -37531,6 +39442,7 @@
               </w:rPr>
               <w:t>vocab_id</w:t>
             </w:r>
+            <w:proofErr w:type="spellEnd"/>
           </w:p>
         </w:tc>
         <w:tc>
@@ -37598,8 +39510,17 @@
                 <w:rFonts w:ascii="標楷體" w:eastAsia="標楷體" w:hAnsi="標楷體"/>
                 <w:szCs w:val="24"/>
               </w:rPr>
-              <w:t>4 byte</w:t>
-            </w:r>
+              <w:t xml:space="preserve">4 </w:t>
+            </w:r>
+            <w:proofErr w:type="gramStart"/>
+            <w:r>
+              <w:rPr>
+                <w:rFonts w:ascii="標楷體" w:eastAsia="標楷體" w:hAnsi="標楷體"/>
+                <w:szCs w:val="24"/>
+              </w:rPr>
+              <w:t>byte</w:t>
+            </w:r>
+            <w:proofErr w:type="gramEnd"/>
           </w:p>
         </w:tc>
         <w:tc>
@@ -37657,6 +39578,7 @@
                 <w:szCs w:val="24"/>
               </w:rPr>
             </w:pPr>
+            <w:proofErr w:type="spellStart"/>
             <w:r>
               <w:rPr>
                 <w:rFonts w:ascii="標楷體" w:eastAsia="標楷體" w:hAnsi="標楷體"/>
@@ -37664,6 +39586,7 @@
               </w:rPr>
               <w:t>folder_id</w:t>
             </w:r>
+            <w:proofErr w:type="spellEnd"/>
           </w:p>
         </w:tc>
         <w:tc>
@@ -37731,8 +39654,17 @@
                 <w:rFonts w:ascii="標楷體" w:eastAsia="標楷體" w:hAnsi="標楷體"/>
                 <w:szCs w:val="24"/>
               </w:rPr>
-              <w:t>4 byte</w:t>
-            </w:r>
+              <w:t xml:space="preserve">4 </w:t>
+            </w:r>
+            <w:proofErr w:type="gramStart"/>
+            <w:r>
+              <w:rPr>
+                <w:rFonts w:ascii="標楷體" w:eastAsia="標楷體" w:hAnsi="標楷體"/>
+                <w:szCs w:val="24"/>
+              </w:rPr>
+              <w:t>byte</w:t>
+            </w:r>
+            <w:proofErr w:type="gramEnd"/>
           </w:p>
         </w:tc>
         <w:tc>
@@ -37790,6 +39722,7 @@
                 <w:szCs w:val="24"/>
               </w:rPr>
             </w:pPr>
+            <w:proofErr w:type="spellStart"/>
             <w:r>
               <w:rPr>
                 <w:rFonts w:ascii="標楷體" w:eastAsia="標楷體" w:hAnsi="標楷體"/>
@@ -37797,6 +39730,7 @@
               </w:rPr>
               <w:t>collected_at</w:t>
             </w:r>
+            <w:proofErr w:type="spellEnd"/>
           </w:p>
         </w:tc>
         <w:tc>
@@ -37910,12 +39844,46 @@
           <w:szCs w:val="24"/>
         </w:rPr>
       </w:pPr>
+      <w:proofErr w:type="gramStart"/>
       <w:r>
         <w:rPr>
           <w:rFonts w:ascii="標楷體" w:eastAsia="標楷體" w:hAnsi="標楷體"/>
           <w:szCs w:val="24"/>
         </w:rPr>
-        <w:t>UNIQUE(user_id, vocab_id)</w:t>
+        <w:t>UNIQUE(</w:t>
+      </w:r>
+      <w:proofErr w:type="spellStart"/>
+      <w:proofErr w:type="gramEnd"/>
+      <w:r>
+        <w:rPr>
+          <w:rFonts w:ascii="標楷體" w:eastAsia="標楷體" w:hAnsi="標楷體"/>
+          <w:szCs w:val="24"/>
+        </w:rPr>
+        <w:t>user_id</w:t>
+      </w:r>
+      <w:proofErr w:type="spellEnd"/>
+      <w:r>
+        <w:rPr>
+          <w:rFonts w:ascii="標楷體" w:eastAsia="標楷體" w:hAnsi="標楷體"/>
+          <w:szCs w:val="24"/>
+        </w:rPr>
+        <w:t xml:space="preserve">, </w:t>
+      </w:r>
+      <w:proofErr w:type="spellStart"/>
+      <w:r>
+        <w:rPr>
+          <w:rFonts w:ascii="標楷體" w:eastAsia="標楷體" w:hAnsi="標楷體"/>
+          <w:szCs w:val="24"/>
+        </w:rPr>
+        <w:t>vocab_id</w:t>
+      </w:r>
+      <w:proofErr w:type="spellEnd"/>
+      <w:r>
+        <w:rPr>
+          <w:rFonts w:ascii="標楷體" w:eastAsia="標楷體" w:hAnsi="標楷體"/>
+          <w:szCs w:val="24"/>
+        </w:rPr>
+        <w:t>)</w:t>
       </w:r>
     </w:p>
     <w:p>
@@ -38014,6 +39982,7 @@
               </w:rPr>
               <w:t xml:space="preserve"> </w:t>
             </w:r>
+            <w:proofErr w:type="spellStart"/>
             <w:r>
               <w:rPr>
                 <w:rFonts w:ascii="標楷體" w:eastAsia="標楷體" w:hAnsi="標楷體"/>
@@ -38021,6 +39990,8 @@
               </w:rPr>
               <w:t>user_folder</w:t>
             </w:r>
+            <w:proofErr w:type="spellEnd"/>
+            <w:proofErr w:type="gramStart"/>
             <w:r>
               <w:rPr>
                 <w:rFonts w:ascii="標楷體" w:eastAsia="標楷體" w:hAnsi="標楷體" w:hint="eastAsia"/>
@@ -38028,6 +39999,7 @@
               </w:rPr>
               <w:t>（</w:t>
             </w:r>
+            <w:proofErr w:type="gramEnd"/>
             <w:r>
               <w:rPr>
                 <w:rFonts w:ascii="標楷體" w:eastAsia="標楷體" w:hAnsi="標楷體"/>
@@ -38214,6 +40186,7 @@
                 <w:szCs w:val="24"/>
               </w:rPr>
             </w:pPr>
+            <w:proofErr w:type="gramStart"/>
             <w:r>
               <w:rPr>
                 <w:rFonts w:ascii="標楷體" w:eastAsia="標楷體" w:hAnsi="標楷體"/>
@@ -38221,6 +40194,7 @@
               </w:rPr>
               <w:t>外鍵</w:t>
             </w:r>
+            <w:proofErr w:type="gramEnd"/>
           </w:p>
         </w:tc>
       </w:tr>
@@ -38313,8 +40287,17 @@
                 <w:rFonts w:ascii="標楷體" w:eastAsia="標楷體" w:hAnsi="標楷體"/>
                 <w:szCs w:val="24"/>
               </w:rPr>
-              <w:t>4 byte</w:t>
-            </w:r>
+              <w:t xml:space="preserve">4 </w:t>
+            </w:r>
+            <w:proofErr w:type="gramStart"/>
+            <w:r>
+              <w:rPr>
+                <w:rFonts w:ascii="標楷體" w:eastAsia="標楷體" w:hAnsi="標楷體"/>
+                <w:szCs w:val="24"/>
+              </w:rPr>
+              <w:t>byte</w:t>
+            </w:r>
+            <w:proofErr w:type="gramEnd"/>
           </w:p>
         </w:tc>
         <w:tc>
@@ -38372,6 +40355,7 @@
                 <w:szCs w:val="24"/>
               </w:rPr>
             </w:pPr>
+            <w:proofErr w:type="spellStart"/>
             <w:r>
               <w:rPr>
                 <w:rFonts w:ascii="標楷體" w:eastAsia="標楷體" w:hAnsi="標楷體"/>
@@ -38379,6 +40363,7 @@
               </w:rPr>
               <w:t>user_id</w:t>
             </w:r>
+            <w:proofErr w:type="spellEnd"/>
           </w:p>
         </w:tc>
         <w:tc>
@@ -38453,8 +40438,17 @@
                 <w:rFonts w:ascii="標楷體" w:eastAsia="標楷體" w:hAnsi="標楷體"/>
                 <w:szCs w:val="24"/>
               </w:rPr>
-              <w:t>4 byte</w:t>
-            </w:r>
+              <w:t xml:space="preserve">4 </w:t>
+            </w:r>
+            <w:proofErr w:type="gramStart"/>
+            <w:r>
+              <w:rPr>
+                <w:rFonts w:ascii="標楷體" w:eastAsia="標楷體" w:hAnsi="標楷體"/>
+                <w:szCs w:val="24"/>
+              </w:rPr>
+              <w:t>byte</w:t>
+            </w:r>
+            <w:proofErr w:type="gramEnd"/>
           </w:p>
         </w:tc>
         <w:tc>
@@ -38638,6 +40632,7 @@
                 <w:szCs w:val="24"/>
               </w:rPr>
             </w:pPr>
+            <w:proofErr w:type="spellStart"/>
             <w:r>
               <w:rPr>
                 <w:rFonts w:ascii="標楷體" w:eastAsia="標楷體" w:hAnsi="標楷體"/>
@@ -38645,6 +40640,7 @@
               </w:rPr>
               <w:t>created_at</w:t>
             </w:r>
+            <w:proofErr w:type="spellEnd"/>
           </w:p>
         </w:tc>
         <w:tc>
@@ -38848,6 +40844,7 @@
               </w:rPr>
               <w:t>achievement</w:t>
             </w:r>
+            <w:proofErr w:type="gramStart"/>
             <w:r>
               <w:rPr>
                 <w:rFonts w:ascii="標楷體" w:eastAsia="標楷體" w:hAnsi="標楷體" w:hint="eastAsia"/>
@@ -38855,6 +40852,7 @@
               </w:rPr>
               <w:t>（</w:t>
             </w:r>
+            <w:proofErr w:type="gramEnd"/>
             <w:r>
               <w:rPr>
                 <w:rFonts w:ascii="標楷體" w:eastAsia="標楷體" w:hAnsi="標楷體"/>
@@ -39027,6 +41025,7 @@
                 <w:szCs w:val="24"/>
               </w:rPr>
             </w:pPr>
+            <w:proofErr w:type="gramStart"/>
             <w:r>
               <w:rPr>
                 <w:rFonts w:ascii="標楷體" w:eastAsia="標楷體" w:hAnsi="標楷體"/>
@@ -39034,6 +41033,7 @@
               </w:rPr>
               <w:t>外鍵</w:t>
             </w:r>
+            <w:proofErr w:type="gramEnd"/>
           </w:p>
         </w:tc>
       </w:tr>
@@ -39126,8 +41126,17 @@
                 <w:rFonts w:ascii="標楷體" w:eastAsia="標楷體" w:hAnsi="標楷體"/>
                 <w:szCs w:val="24"/>
               </w:rPr>
-              <w:t>4 byte</w:t>
-            </w:r>
+              <w:t xml:space="preserve">4 </w:t>
+            </w:r>
+            <w:proofErr w:type="gramStart"/>
+            <w:r>
+              <w:rPr>
+                <w:rFonts w:ascii="標楷體" w:eastAsia="標楷體" w:hAnsi="標楷體"/>
+                <w:szCs w:val="24"/>
+              </w:rPr>
+              <w:t>byte</w:t>
+            </w:r>
+            <w:proofErr w:type="gramEnd"/>
           </w:p>
         </w:tc>
         <w:tc>
@@ -39523,6 +41532,7 @@
               </w:rPr>
               <w:t xml:space="preserve"> </w:t>
             </w:r>
+            <w:proofErr w:type="spellStart"/>
             <w:r>
               <w:rPr>
                 <w:rFonts w:ascii="標楷體" w:eastAsia="標楷體" w:hAnsi="標楷體"/>
@@ -39530,6 +41540,8 @@
               </w:rPr>
               <w:t>user_achievement</w:t>
             </w:r>
+            <w:proofErr w:type="spellEnd"/>
+            <w:proofErr w:type="gramStart"/>
             <w:r>
               <w:rPr>
                 <w:rFonts w:ascii="標楷體" w:eastAsia="標楷體" w:hAnsi="標楷體" w:hint="eastAsia"/>
@@ -39537,6 +41549,7 @@
               </w:rPr>
               <w:t>（</w:t>
             </w:r>
+            <w:proofErr w:type="gramEnd"/>
             <w:r>
               <w:rPr>
                 <w:rFonts w:ascii="標楷體" w:eastAsia="標楷體" w:hAnsi="標楷體"/>
@@ -39709,6 +41722,7 @@
                 <w:szCs w:val="24"/>
               </w:rPr>
             </w:pPr>
+            <w:proofErr w:type="gramStart"/>
             <w:r>
               <w:rPr>
                 <w:rFonts w:ascii="標楷體" w:eastAsia="標楷體" w:hAnsi="標楷體"/>
@@ -39716,6 +41730,7 @@
               </w:rPr>
               <w:t>外鍵</w:t>
             </w:r>
+            <w:proofErr w:type="gramEnd"/>
           </w:p>
         </w:tc>
       </w:tr>
@@ -39808,8 +41823,17 @@
                 <w:rFonts w:ascii="標楷體" w:eastAsia="標楷體" w:hAnsi="標楷體"/>
                 <w:szCs w:val="24"/>
               </w:rPr>
-              <w:t>4 byte</w:t>
-            </w:r>
+              <w:t xml:space="preserve">4 </w:t>
+            </w:r>
+            <w:proofErr w:type="gramStart"/>
+            <w:r>
+              <w:rPr>
+                <w:rFonts w:ascii="標楷體" w:eastAsia="標楷體" w:hAnsi="標楷體"/>
+                <w:szCs w:val="24"/>
+              </w:rPr>
+              <w:t>byte</w:t>
+            </w:r>
+            <w:proofErr w:type="gramEnd"/>
           </w:p>
         </w:tc>
         <w:tc>
@@ -39867,6 +41891,7 @@
                 <w:szCs w:val="24"/>
               </w:rPr>
             </w:pPr>
+            <w:proofErr w:type="spellStart"/>
             <w:r>
               <w:rPr>
                 <w:rFonts w:ascii="標楷體" w:eastAsia="標楷體" w:hAnsi="標楷體"/>
@@ -39874,6 +41899,7 @@
               </w:rPr>
               <w:t>user_id</w:t>
             </w:r>
+            <w:proofErr w:type="spellEnd"/>
           </w:p>
         </w:tc>
         <w:tc>
@@ -39941,8 +41967,17 @@
                 <w:rFonts w:ascii="標楷體" w:eastAsia="標楷體" w:hAnsi="標楷體"/>
                 <w:szCs w:val="24"/>
               </w:rPr>
-              <w:t>4 byte</w:t>
-            </w:r>
+              <w:t xml:space="preserve">4 </w:t>
+            </w:r>
+            <w:proofErr w:type="gramStart"/>
+            <w:r>
+              <w:rPr>
+                <w:rFonts w:ascii="標楷體" w:eastAsia="標楷體" w:hAnsi="標楷體"/>
+                <w:szCs w:val="24"/>
+              </w:rPr>
+              <w:t>byte</w:t>
+            </w:r>
+            <w:proofErr w:type="gramEnd"/>
           </w:p>
         </w:tc>
         <w:tc>
@@ -40000,6 +42035,7 @@
                 <w:szCs w:val="24"/>
               </w:rPr>
             </w:pPr>
+            <w:proofErr w:type="spellStart"/>
             <w:r>
               <w:rPr>
                 <w:rFonts w:ascii="標楷體" w:eastAsia="標楷體" w:hAnsi="標楷體"/>
@@ -40007,6 +42043,7 @@
               </w:rPr>
               <w:t>achievement_id</w:t>
             </w:r>
+            <w:proofErr w:type="spellEnd"/>
           </w:p>
         </w:tc>
         <w:tc>
@@ -40074,8 +42111,17 @@
                 <w:rFonts w:ascii="標楷體" w:eastAsia="標楷體" w:hAnsi="標楷體"/>
                 <w:szCs w:val="24"/>
               </w:rPr>
-              <w:t>4 byte</w:t>
-            </w:r>
+              <w:t xml:space="preserve">4 </w:t>
+            </w:r>
+            <w:proofErr w:type="gramStart"/>
+            <w:r>
+              <w:rPr>
+                <w:rFonts w:ascii="標楷體" w:eastAsia="標楷體" w:hAnsi="標楷體"/>
+                <w:szCs w:val="24"/>
+              </w:rPr>
+              <w:t>byte</w:t>
+            </w:r>
+            <w:proofErr w:type="gramEnd"/>
           </w:p>
         </w:tc>
         <w:tc>
@@ -40132,6 +42178,7 @@
                 <w:szCs w:val="24"/>
               </w:rPr>
             </w:pPr>
+            <w:proofErr w:type="spellStart"/>
             <w:r>
               <w:rPr>
                 <w:rFonts w:ascii="標楷體" w:eastAsia="標楷體" w:hAnsi="標楷體"/>
@@ -40139,6 +42186,7 @@
               </w:rPr>
               <w:t>unlocked_at</w:t>
             </w:r>
+            <w:proofErr w:type="spellEnd"/>
           </w:p>
         </w:tc>
         <w:tc>
@@ -40340,6 +42388,7 @@
               </w:rPr>
               <w:t xml:space="preserve"> </w:t>
             </w:r>
+            <w:proofErr w:type="spellStart"/>
             <w:r>
               <w:rPr>
                 <w:rFonts w:ascii="標楷體" w:eastAsia="標楷體" w:hAnsi="標楷體"/>
@@ -40347,6 +42396,8 @@
               </w:rPr>
               <w:t>point_transaction</w:t>
             </w:r>
+            <w:proofErr w:type="spellEnd"/>
+            <w:proofErr w:type="gramStart"/>
             <w:r>
               <w:rPr>
                 <w:rFonts w:ascii="標楷體" w:eastAsia="標楷體" w:hAnsi="標楷體" w:hint="eastAsia"/>
@@ -40354,6 +42405,7 @@
               </w:rPr>
               <w:t>（</w:t>
             </w:r>
+            <w:proofErr w:type="gramEnd"/>
             <w:r>
               <w:rPr>
                 <w:rFonts w:ascii="標楷體" w:eastAsia="標楷體" w:hAnsi="標楷體"/>
@@ -40526,6 +42578,7 @@
                 <w:szCs w:val="24"/>
               </w:rPr>
             </w:pPr>
+            <w:proofErr w:type="gramStart"/>
             <w:r>
               <w:rPr>
                 <w:rFonts w:ascii="標楷體" w:eastAsia="標楷體" w:hAnsi="標楷體"/>
@@ -40533,6 +42586,7 @@
               </w:rPr>
               <w:t>外鍵</w:t>
             </w:r>
+            <w:proofErr w:type="gramEnd"/>
           </w:p>
         </w:tc>
       </w:tr>
@@ -40625,8 +42679,17 @@
                 <w:rFonts w:ascii="標楷體" w:eastAsia="標楷體" w:hAnsi="標楷體"/>
                 <w:szCs w:val="24"/>
               </w:rPr>
-              <w:t>4 byte</w:t>
-            </w:r>
+              <w:t xml:space="preserve">4 </w:t>
+            </w:r>
+            <w:proofErr w:type="gramStart"/>
+            <w:r>
+              <w:rPr>
+                <w:rFonts w:ascii="標楷體" w:eastAsia="標楷體" w:hAnsi="標楷體"/>
+                <w:szCs w:val="24"/>
+              </w:rPr>
+              <w:t>byte</w:t>
+            </w:r>
+            <w:proofErr w:type="gramEnd"/>
           </w:p>
         </w:tc>
         <w:tc>
@@ -40684,6 +42747,7 @@
                 <w:szCs w:val="24"/>
               </w:rPr>
             </w:pPr>
+            <w:proofErr w:type="spellStart"/>
             <w:r>
               <w:rPr>
                 <w:rFonts w:ascii="標楷體" w:eastAsia="標楷體" w:hAnsi="標楷體"/>
@@ -40691,6 +42755,7 @@
               </w:rPr>
               <w:t>user_id</w:t>
             </w:r>
+            <w:proofErr w:type="spellEnd"/>
           </w:p>
         </w:tc>
         <w:tc>
@@ -40758,8 +42823,17 @@
                 <w:rFonts w:ascii="標楷體" w:eastAsia="標楷體" w:hAnsi="標楷體"/>
                 <w:szCs w:val="24"/>
               </w:rPr>
-              <w:t>4 byte</w:t>
-            </w:r>
+              <w:t xml:space="preserve">4 </w:t>
+            </w:r>
+            <w:proofErr w:type="gramStart"/>
+            <w:r>
+              <w:rPr>
+                <w:rFonts w:ascii="標楷體" w:eastAsia="標楷體" w:hAnsi="標楷體"/>
+                <w:szCs w:val="24"/>
+              </w:rPr>
+              <w:t>byte</w:t>
+            </w:r>
+            <w:proofErr w:type="gramEnd"/>
           </w:p>
         </w:tc>
         <w:tc>
@@ -40891,8 +42965,17 @@
                 <w:rFonts w:ascii="標楷體" w:eastAsia="標楷體" w:hAnsi="標楷體"/>
                 <w:szCs w:val="24"/>
               </w:rPr>
-              <w:t>4 byte</w:t>
-            </w:r>
+              <w:t xml:space="preserve">4 </w:t>
+            </w:r>
+            <w:proofErr w:type="gramStart"/>
+            <w:r>
+              <w:rPr>
+                <w:rFonts w:ascii="標楷體" w:eastAsia="標楷體" w:hAnsi="標楷體"/>
+                <w:szCs w:val="24"/>
+              </w:rPr>
+              <w:t>byte</w:t>
+            </w:r>
+            <w:proofErr w:type="gramEnd"/>
           </w:p>
         </w:tc>
         <w:tc>
@@ -41013,8 +43096,17 @@
                 <w:rFonts w:ascii="標楷體" w:eastAsia="標楷體" w:hAnsi="標楷體"/>
                 <w:szCs w:val="24"/>
               </w:rPr>
-              <w:t>4 byte</w:t>
-            </w:r>
+              <w:t xml:space="preserve">4 </w:t>
+            </w:r>
+            <w:proofErr w:type="gramStart"/>
+            <w:r>
+              <w:rPr>
+                <w:rFonts w:ascii="標楷體" w:eastAsia="標楷體" w:hAnsi="標楷體"/>
+                <w:szCs w:val="24"/>
+              </w:rPr>
+              <w:t>byte</w:t>
+            </w:r>
+            <w:proofErr w:type="gramEnd"/>
           </w:p>
         </w:tc>
         <w:tc>
@@ -41062,6 +43154,7 @@
                 <w:szCs w:val="24"/>
               </w:rPr>
             </w:pPr>
+            <w:proofErr w:type="spellStart"/>
             <w:r>
               <w:rPr>
                 <w:rFonts w:ascii="標楷體" w:eastAsia="標楷體" w:hAnsi="標楷體"/>
@@ -41069,6 +43162,7 @@
               </w:rPr>
               <w:t>payment_method</w:t>
             </w:r>
+            <w:proofErr w:type="spellEnd"/>
           </w:p>
         </w:tc>
         <w:tc>
@@ -41182,6 +43276,7 @@
                 <w:szCs w:val="24"/>
               </w:rPr>
             </w:pPr>
+            <w:proofErr w:type="spellStart"/>
             <w:r>
               <w:rPr>
                 <w:rFonts w:ascii="標楷體" w:eastAsia="標楷體" w:hAnsi="標楷體"/>
@@ -41189,6 +43284,7 @@
               </w:rPr>
               <w:t>created_at</w:t>
             </w:r>
+            <w:proofErr w:type="spellEnd"/>
           </w:p>
         </w:tc>
         <w:tc>
@@ -41319,7 +43415,15 @@
         <w:t>2</w:t>
       </w:r>
       <w:r>
-        <w:t xml:space="preserve"> – 好友邀請</w:t>
+        <w:t xml:space="preserve"> </w:t>
+      </w:r>
+      <w:proofErr w:type="gramStart"/>
+      <w:r>
+        <w:t>–</w:t>
+      </w:r>
+      <w:proofErr w:type="gramEnd"/>
+      <w:r>
+        <w:t xml:space="preserve"> 好友邀請</w:t>
       </w:r>
       <w:r>
         <w:rPr>
@@ -41381,7 +43485,23 @@
                 <w:rFonts w:ascii="標楷體" w:eastAsia="標楷體" w:hAnsi="標楷體" w:hint="eastAsia"/>
                 <w:szCs w:val="24"/>
               </w:rPr>
-              <w:t xml:space="preserve"> friend_request（好友邀請）</w:t>
+              <w:t xml:space="preserve"> </w:t>
+            </w:r>
+            <w:proofErr w:type="spellStart"/>
+            <w:r>
+              <w:rPr>
+                <w:rFonts w:ascii="標楷體" w:eastAsia="標楷體" w:hAnsi="標楷體" w:hint="eastAsia"/>
+                <w:szCs w:val="24"/>
+              </w:rPr>
+              <w:t>friend_request</w:t>
+            </w:r>
+            <w:proofErr w:type="spellEnd"/>
+            <w:r>
+              <w:rPr>
+                <w:rFonts w:ascii="標楷體" w:eastAsia="標楷體" w:hAnsi="標楷體" w:hint="eastAsia"/>
+                <w:szCs w:val="24"/>
+              </w:rPr>
+              <w:t>（好友邀請）</w:t>
             </w:r>
           </w:p>
         </w:tc>
@@ -41528,6 +43648,7 @@
                 <w:szCs w:val="24"/>
               </w:rPr>
             </w:pPr>
+            <w:proofErr w:type="gramStart"/>
             <w:r>
               <w:rPr>
                 <w:rFonts w:ascii="標楷體" w:eastAsia="標楷體" w:hAnsi="標楷體"/>
@@ -41535,6 +43656,7 @@
               </w:rPr>
               <w:t>外鍵</w:t>
             </w:r>
+            <w:proofErr w:type="gramEnd"/>
           </w:p>
         </w:tc>
       </w:tr>
@@ -41627,8 +43749,17 @@
                 <w:rFonts w:ascii="標楷體" w:eastAsia="標楷體" w:hAnsi="標楷體"/>
                 <w:szCs w:val="24"/>
               </w:rPr>
-              <w:t>4 byte</w:t>
-            </w:r>
+              <w:t xml:space="preserve">4 </w:t>
+            </w:r>
+            <w:proofErr w:type="gramStart"/>
+            <w:r>
+              <w:rPr>
+                <w:rFonts w:ascii="標楷體" w:eastAsia="標楷體" w:hAnsi="標楷體"/>
+                <w:szCs w:val="24"/>
+              </w:rPr>
+              <w:t>byte</w:t>
+            </w:r>
+            <w:proofErr w:type="gramEnd"/>
           </w:p>
         </w:tc>
         <w:tc>
@@ -41686,6 +43817,7 @@
                 <w:szCs w:val="24"/>
               </w:rPr>
             </w:pPr>
+            <w:proofErr w:type="spellStart"/>
             <w:r>
               <w:rPr>
                 <w:rFonts w:ascii="標楷體" w:eastAsia="標楷體" w:hAnsi="標楷體"/>
@@ -41693,6 +43825,7 @@
               </w:rPr>
               <w:t>sender_id</w:t>
             </w:r>
+            <w:proofErr w:type="spellEnd"/>
           </w:p>
         </w:tc>
         <w:tc>
@@ -41760,8 +43893,17 @@
                 <w:rFonts w:ascii="標楷體" w:eastAsia="標楷體" w:hAnsi="標楷體"/>
                 <w:szCs w:val="24"/>
               </w:rPr>
-              <w:t>4 byte</w:t>
-            </w:r>
+              <w:t xml:space="preserve">4 </w:t>
+            </w:r>
+            <w:proofErr w:type="gramStart"/>
+            <w:r>
+              <w:rPr>
+                <w:rFonts w:ascii="標楷體" w:eastAsia="標楷體" w:hAnsi="標楷體"/>
+                <w:szCs w:val="24"/>
+              </w:rPr>
+              <w:t>byte</w:t>
+            </w:r>
+            <w:proofErr w:type="gramEnd"/>
           </w:p>
         </w:tc>
         <w:tc>
@@ -41819,6 +43961,7 @@
                 <w:szCs w:val="24"/>
               </w:rPr>
             </w:pPr>
+            <w:proofErr w:type="spellStart"/>
             <w:r>
               <w:rPr>
                 <w:rFonts w:ascii="標楷體" w:eastAsia="標楷體" w:hAnsi="標楷體"/>
@@ -41826,6 +43969,7 @@
               </w:rPr>
               <w:t>receiver_id</w:t>
             </w:r>
+            <w:proofErr w:type="spellEnd"/>
           </w:p>
         </w:tc>
         <w:tc>
@@ -41893,8 +44037,17 @@
                 <w:rFonts w:ascii="標楷體" w:eastAsia="標楷體" w:hAnsi="標楷體"/>
                 <w:szCs w:val="24"/>
               </w:rPr>
-              <w:t>4 byte</w:t>
-            </w:r>
+              <w:t xml:space="preserve">4 </w:t>
+            </w:r>
+            <w:proofErr w:type="gramStart"/>
+            <w:r>
+              <w:rPr>
+                <w:rFonts w:ascii="標楷體" w:eastAsia="標楷體" w:hAnsi="標楷體"/>
+                <w:szCs w:val="24"/>
+              </w:rPr>
+              <w:t>byte</w:t>
+            </w:r>
+            <w:proofErr w:type="gramEnd"/>
           </w:p>
         </w:tc>
         <w:tc>
@@ -42078,6 +44231,7 @@
                 <w:szCs w:val="24"/>
               </w:rPr>
             </w:pPr>
+            <w:proofErr w:type="spellStart"/>
             <w:r>
               <w:rPr>
                 <w:rFonts w:ascii="標楷體" w:eastAsia="標楷體" w:hAnsi="標楷體"/>
@@ -42085,6 +44239,7 @@
               </w:rPr>
               <w:t>created_at</w:t>
             </w:r>
+            <w:proofErr w:type="spellEnd"/>
           </w:p>
         </w:tc>
         <w:tc>
@@ -42233,7 +44388,15 @@
         <w:t>3</w:t>
       </w:r>
       <w:r>
-        <w:t xml:space="preserve"> – </w:t>
+        <w:t xml:space="preserve"> </w:t>
+      </w:r>
+      <w:proofErr w:type="gramStart"/>
+      <w:r>
+        <w:t>–</w:t>
+      </w:r>
+      <w:proofErr w:type="gramEnd"/>
+      <w:r>
+        <w:t xml:space="preserve"> </w:t>
       </w:r>
       <w:r>
         <w:rPr>
@@ -42439,6 +44602,7 @@
                 <w:szCs w:val="24"/>
               </w:rPr>
             </w:pPr>
+            <w:proofErr w:type="gramStart"/>
             <w:r>
               <w:rPr>
                 <w:rFonts w:ascii="標楷體" w:eastAsia="標楷體" w:hAnsi="標楷體"/>
@@ -42446,6 +44610,7 @@
               </w:rPr>
               <w:t>外鍵</w:t>
             </w:r>
+            <w:proofErr w:type="gramEnd"/>
           </w:p>
         </w:tc>
       </w:tr>
@@ -42538,8 +44703,17 @@
                 <w:rFonts w:ascii="標楷體" w:eastAsia="標楷體" w:hAnsi="標楷體"/>
                 <w:szCs w:val="24"/>
               </w:rPr>
-              <w:t>4 byte</w:t>
-            </w:r>
+              <w:t xml:space="preserve">4 </w:t>
+            </w:r>
+            <w:proofErr w:type="gramStart"/>
+            <w:r>
+              <w:rPr>
+                <w:rFonts w:ascii="標楷體" w:eastAsia="標楷體" w:hAnsi="標楷體"/>
+                <w:szCs w:val="24"/>
+              </w:rPr>
+              <w:t>byte</w:t>
+            </w:r>
+            <w:proofErr w:type="gramEnd"/>
           </w:p>
         </w:tc>
         <w:tc>
@@ -42597,6 +44771,7 @@
                 <w:szCs w:val="24"/>
               </w:rPr>
             </w:pPr>
+            <w:proofErr w:type="spellStart"/>
             <w:r>
               <w:rPr>
                 <w:rFonts w:ascii="標楷體" w:eastAsia="標楷體" w:hAnsi="標楷體"/>
@@ -42604,6 +44779,7 @@
               </w:rPr>
               <w:t>user_id</w:t>
             </w:r>
+            <w:proofErr w:type="spellEnd"/>
           </w:p>
         </w:tc>
         <w:tc>
@@ -42671,8 +44847,17 @@
                 <w:rFonts w:ascii="標楷體" w:eastAsia="標楷體" w:hAnsi="標楷體"/>
                 <w:szCs w:val="24"/>
               </w:rPr>
-              <w:t>4 byte</w:t>
-            </w:r>
+              <w:t xml:space="preserve">4 </w:t>
+            </w:r>
+            <w:proofErr w:type="gramStart"/>
+            <w:r>
+              <w:rPr>
+                <w:rFonts w:ascii="標楷體" w:eastAsia="標楷體" w:hAnsi="標楷體"/>
+                <w:szCs w:val="24"/>
+              </w:rPr>
+              <w:t>byte</w:t>
+            </w:r>
+            <w:proofErr w:type="gramEnd"/>
           </w:p>
         </w:tc>
         <w:tc>
@@ -42730,6 +44915,7 @@
                 <w:szCs w:val="24"/>
               </w:rPr>
             </w:pPr>
+            <w:proofErr w:type="spellStart"/>
             <w:r>
               <w:rPr>
                 <w:rFonts w:ascii="標楷體" w:eastAsia="標楷體" w:hAnsi="標楷體"/>
@@ -42737,6 +44923,7 @@
               </w:rPr>
               <w:t>friend_id</w:t>
             </w:r>
+            <w:proofErr w:type="spellEnd"/>
           </w:p>
         </w:tc>
         <w:tc>
@@ -42804,8 +44991,17 @@
                 <w:rFonts w:ascii="標楷體" w:eastAsia="標楷體" w:hAnsi="標楷體"/>
                 <w:szCs w:val="24"/>
               </w:rPr>
-              <w:t>4 byte</w:t>
-            </w:r>
+              <w:t xml:space="preserve">4 </w:t>
+            </w:r>
+            <w:proofErr w:type="gramStart"/>
+            <w:r>
+              <w:rPr>
+                <w:rFonts w:ascii="標楷體" w:eastAsia="標楷體" w:hAnsi="標楷體"/>
+                <w:szCs w:val="24"/>
+              </w:rPr>
+              <w:t>byte</w:t>
+            </w:r>
+            <w:proofErr w:type="gramEnd"/>
           </w:p>
         </w:tc>
         <w:tc>
@@ -42863,6 +45059,7 @@
                 <w:szCs w:val="24"/>
               </w:rPr>
             </w:pPr>
+            <w:proofErr w:type="spellStart"/>
             <w:r>
               <w:rPr>
                 <w:rFonts w:ascii="標楷體" w:eastAsia="標楷體" w:hAnsi="標楷體"/>
@@ -42870,6 +45067,7 @@
               </w:rPr>
               <w:t>created_at</w:t>
             </w:r>
+            <w:proofErr w:type="spellEnd"/>
           </w:p>
         </w:tc>
         <w:tc>
@@ -43130,7 +45328,15 @@
         <w:t>4</w:t>
       </w:r>
       <w:r>
-        <w:t xml:space="preserve"> – </w:t>
+        <w:t xml:space="preserve"> </w:t>
+      </w:r>
+      <w:proofErr w:type="gramStart"/>
+      <w:r>
+        <w:t>–</w:t>
+      </w:r>
+      <w:proofErr w:type="gramEnd"/>
+      <w:r>
+        <w:t xml:space="preserve"> </w:t>
       </w:r>
       <w:r>
         <w:rPr>
@@ -43189,7 +45395,23 @@
                 <w:rFonts w:ascii="標楷體" w:eastAsia="標楷體" w:hAnsi="標楷體" w:hint="eastAsia"/>
                 <w:szCs w:val="24"/>
               </w:rPr>
-              <w:t xml:space="preserve"> study_group（學習小組）</w:t>
+              <w:t xml:space="preserve"> </w:t>
+            </w:r>
+            <w:proofErr w:type="spellStart"/>
+            <w:r>
+              <w:rPr>
+                <w:rFonts w:ascii="標楷體" w:eastAsia="標楷體" w:hAnsi="標楷體" w:hint="eastAsia"/>
+                <w:szCs w:val="24"/>
+              </w:rPr>
+              <w:t>study_group</w:t>
+            </w:r>
+            <w:proofErr w:type="spellEnd"/>
+            <w:r>
+              <w:rPr>
+                <w:rFonts w:ascii="標楷體" w:eastAsia="標楷體" w:hAnsi="標楷體" w:hint="eastAsia"/>
+                <w:szCs w:val="24"/>
+              </w:rPr>
+              <w:t>（學習小組）</w:t>
             </w:r>
           </w:p>
         </w:tc>
@@ -43336,6 +45558,7 @@
                 <w:szCs w:val="24"/>
               </w:rPr>
             </w:pPr>
+            <w:proofErr w:type="gramStart"/>
             <w:r>
               <w:rPr>
                 <w:rFonts w:ascii="標楷體" w:eastAsia="標楷體" w:hAnsi="標楷體"/>
@@ -43343,6 +45566,7 @@
               </w:rPr>
               <w:t>外鍵</w:t>
             </w:r>
+            <w:proofErr w:type="gramEnd"/>
           </w:p>
         </w:tc>
       </w:tr>
@@ -43435,8 +45659,17 @@
                 <w:rFonts w:ascii="標楷體" w:eastAsia="標楷體" w:hAnsi="標楷體"/>
                 <w:szCs w:val="24"/>
               </w:rPr>
-              <w:t>4 byte</w:t>
-            </w:r>
+              <w:t xml:space="preserve">4 </w:t>
+            </w:r>
+            <w:proofErr w:type="gramStart"/>
+            <w:r>
+              <w:rPr>
+                <w:rFonts w:ascii="標楷體" w:eastAsia="標楷體" w:hAnsi="標楷體"/>
+                <w:szCs w:val="24"/>
+              </w:rPr>
+              <w:t>byte</w:t>
+            </w:r>
+            <w:proofErr w:type="gramEnd"/>
           </w:p>
         </w:tc>
         <w:tc>
@@ -43620,6 +45853,7 @@
                 <w:szCs w:val="24"/>
               </w:rPr>
             </w:pPr>
+            <w:proofErr w:type="spellStart"/>
             <w:r>
               <w:rPr>
                 <w:rFonts w:ascii="標楷體" w:eastAsia="標楷體" w:hAnsi="標楷體"/>
@@ -43627,6 +45861,7 @@
               </w:rPr>
               <w:t>host_id</w:t>
             </w:r>
+            <w:proofErr w:type="spellEnd"/>
           </w:p>
         </w:tc>
         <w:tc>
@@ -43694,8 +45929,17 @@
                 <w:rFonts w:ascii="標楷體" w:eastAsia="標楷體" w:hAnsi="標楷體"/>
                 <w:szCs w:val="24"/>
               </w:rPr>
-              <w:t>4 byte</w:t>
-            </w:r>
+              <w:t xml:space="preserve">4 </w:t>
+            </w:r>
+            <w:proofErr w:type="gramStart"/>
+            <w:r>
+              <w:rPr>
+                <w:rFonts w:ascii="標楷體" w:eastAsia="標楷體" w:hAnsi="標楷體"/>
+                <w:szCs w:val="24"/>
+              </w:rPr>
+              <w:t>byte</w:t>
+            </w:r>
+            <w:proofErr w:type="gramEnd"/>
           </w:p>
         </w:tc>
         <w:tc>
@@ -43753,6 +45997,7 @@
                 <w:szCs w:val="24"/>
               </w:rPr>
             </w:pPr>
+            <w:proofErr w:type="spellStart"/>
             <w:r>
               <w:rPr>
                 <w:rFonts w:ascii="標楷體" w:eastAsia="標楷體" w:hAnsi="標楷體"/>
@@ -43760,6 +46005,7 @@
               </w:rPr>
               <w:t>created_at</w:t>
             </w:r>
+            <w:proofErr w:type="spellEnd"/>
           </w:p>
         </w:tc>
         <w:tc>
@@ -43879,6 +46125,7 @@
                 <w:szCs w:val="24"/>
               </w:rPr>
             </w:pPr>
+            <w:proofErr w:type="spellStart"/>
             <w:r>
               <w:rPr>
                 <w:rFonts w:ascii="標楷體" w:eastAsia="標楷體" w:hAnsi="標楷體"/>
@@ -43886,6 +46133,7 @@
               </w:rPr>
               <w:t>goal_type</w:t>
             </w:r>
+            <w:proofErr w:type="spellEnd"/>
           </w:p>
         </w:tc>
         <w:tc>
@@ -44005,6 +46253,7 @@
                 <w:szCs w:val="24"/>
               </w:rPr>
             </w:pPr>
+            <w:proofErr w:type="spellStart"/>
             <w:r>
               <w:rPr>
                 <w:rFonts w:ascii="標楷體" w:eastAsia="標楷體" w:hAnsi="標楷體"/>
@@ -44012,6 +46261,7 @@
               </w:rPr>
               <w:t>goal_target</w:t>
             </w:r>
+            <w:proofErr w:type="spellEnd"/>
           </w:p>
         </w:tc>
         <w:tc>
@@ -44079,8 +46329,17 @@
                 <w:rFonts w:ascii="標楷體" w:eastAsia="標楷體" w:hAnsi="標楷體"/>
                 <w:szCs w:val="24"/>
               </w:rPr>
-              <w:t>4 byte</w:t>
-            </w:r>
+              <w:t xml:space="preserve">4 </w:t>
+            </w:r>
+            <w:proofErr w:type="gramStart"/>
+            <w:r>
+              <w:rPr>
+                <w:rFonts w:ascii="標楷體" w:eastAsia="標楷體" w:hAnsi="標楷體"/>
+                <w:szCs w:val="24"/>
+              </w:rPr>
+              <w:t>byte</w:t>
+            </w:r>
+            <w:proofErr w:type="gramEnd"/>
           </w:p>
         </w:tc>
         <w:tc>
@@ -44131,6 +46390,7 @@
                 <w:szCs w:val="24"/>
               </w:rPr>
             </w:pPr>
+            <w:proofErr w:type="spellStart"/>
             <w:r>
               <w:rPr>
                 <w:rFonts w:ascii="標楷體" w:eastAsia="標楷體" w:hAnsi="標楷體"/>
@@ -44138,6 +46398,7 @@
               </w:rPr>
               <w:t>current_progress</w:t>
             </w:r>
+            <w:proofErr w:type="spellEnd"/>
           </w:p>
         </w:tc>
         <w:tc>
@@ -44205,8 +46466,17 @@
                 <w:rFonts w:ascii="標楷體" w:eastAsia="標楷體" w:hAnsi="標楷體"/>
                 <w:szCs w:val="24"/>
               </w:rPr>
-              <w:t>4 byte</w:t>
-            </w:r>
+              <w:t xml:space="preserve">4 </w:t>
+            </w:r>
+            <w:proofErr w:type="gramStart"/>
+            <w:r>
+              <w:rPr>
+                <w:rFonts w:ascii="標楷體" w:eastAsia="標楷體" w:hAnsi="標楷體"/>
+                <w:szCs w:val="24"/>
+              </w:rPr>
+              <w:t>byte</w:t>
+            </w:r>
+            <w:proofErr w:type="gramEnd"/>
           </w:p>
         </w:tc>
         <w:tc>
@@ -44257,6 +46527,7 @@
                 <w:szCs w:val="24"/>
               </w:rPr>
             </w:pPr>
+            <w:proofErr w:type="spellStart"/>
             <w:r>
               <w:rPr>
                 <w:rFonts w:ascii="標楷體" w:eastAsia="標楷體" w:hAnsi="標楷體"/>
@@ -44264,6 +46535,7 @@
               </w:rPr>
               <w:t>reward_points</w:t>
             </w:r>
+            <w:proofErr w:type="spellEnd"/>
           </w:p>
         </w:tc>
         <w:tc>
@@ -44331,8 +46603,17 @@
                 <w:rFonts w:ascii="標楷體" w:eastAsia="標楷體" w:hAnsi="標楷體"/>
                 <w:szCs w:val="24"/>
               </w:rPr>
-              <w:t>4 byte</w:t>
-            </w:r>
+              <w:t xml:space="preserve">4 </w:t>
+            </w:r>
+            <w:proofErr w:type="gramStart"/>
+            <w:r>
+              <w:rPr>
+                <w:rFonts w:ascii="標楷體" w:eastAsia="標楷體" w:hAnsi="標楷體"/>
+                <w:szCs w:val="24"/>
+              </w:rPr>
+              <w:t>byte</w:t>
+            </w:r>
+            <w:proofErr w:type="gramEnd"/>
           </w:p>
         </w:tc>
         <w:tc>
@@ -44383,6 +46664,7 @@
                 <w:szCs w:val="24"/>
               </w:rPr>
             </w:pPr>
+            <w:proofErr w:type="spellStart"/>
             <w:r>
               <w:rPr>
                 <w:rFonts w:ascii="標楷體" w:eastAsia="標楷體" w:hAnsi="標楷體"/>
@@ -44390,6 +46672,7 @@
               </w:rPr>
               <w:t>is_reward_claimed</w:t>
             </w:r>
+            <w:proofErr w:type="spellEnd"/>
           </w:p>
         </w:tc>
         <w:tc>
@@ -44538,7 +46821,15 @@
         <w:t>5</w:t>
       </w:r>
       <w:r>
-        <w:t xml:space="preserve"> – </w:t>
+        <w:t xml:space="preserve"> </w:t>
+      </w:r>
+      <w:proofErr w:type="gramStart"/>
+      <w:r>
+        <w:t>–</w:t>
+      </w:r>
+      <w:proofErr w:type="gramEnd"/>
+      <w:r>
+        <w:t xml:space="preserve"> </w:t>
       </w:r>
       <w:r>
         <w:rPr>
@@ -44597,7 +46888,23 @@
                 <w:rFonts w:ascii="標楷體" w:eastAsia="標楷體" w:hAnsi="標楷體" w:hint="eastAsia"/>
                 <w:szCs w:val="24"/>
               </w:rPr>
-              <w:t xml:space="preserve"> group_member 小組成員表</w:t>
+              <w:t xml:space="preserve"> </w:t>
+            </w:r>
+            <w:proofErr w:type="spellStart"/>
+            <w:r>
+              <w:rPr>
+                <w:rFonts w:ascii="標楷體" w:eastAsia="標楷體" w:hAnsi="標楷體" w:hint="eastAsia"/>
+                <w:szCs w:val="24"/>
+              </w:rPr>
+              <w:t>group_member</w:t>
+            </w:r>
+            <w:proofErr w:type="spellEnd"/>
+            <w:r>
+              <w:rPr>
+                <w:rFonts w:ascii="標楷體" w:eastAsia="標楷體" w:hAnsi="標楷體" w:hint="eastAsia"/>
+                <w:szCs w:val="24"/>
+              </w:rPr>
+              <w:t xml:space="preserve"> 小組成員表</w:t>
             </w:r>
           </w:p>
         </w:tc>
@@ -44744,6 +47051,7 @@
                 <w:szCs w:val="24"/>
               </w:rPr>
             </w:pPr>
+            <w:proofErr w:type="gramStart"/>
             <w:r>
               <w:rPr>
                 <w:rFonts w:ascii="標楷體" w:eastAsia="標楷體" w:hAnsi="標楷體"/>
@@ -44751,6 +47059,7 @@
               </w:rPr>
               <w:t>外鍵</w:t>
             </w:r>
+            <w:proofErr w:type="gramEnd"/>
           </w:p>
         </w:tc>
       </w:tr>
@@ -44843,8 +47152,17 @@
                 <w:rFonts w:ascii="標楷體" w:eastAsia="標楷體" w:hAnsi="標楷體"/>
                 <w:szCs w:val="24"/>
               </w:rPr>
-              <w:t>4 byte</w:t>
-            </w:r>
+              <w:t xml:space="preserve">4 </w:t>
+            </w:r>
+            <w:proofErr w:type="gramStart"/>
+            <w:r>
+              <w:rPr>
+                <w:rFonts w:ascii="標楷體" w:eastAsia="標楷體" w:hAnsi="標楷體"/>
+                <w:szCs w:val="24"/>
+              </w:rPr>
+              <w:t>byte</w:t>
+            </w:r>
+            <w:proofErr w:type="gramEnd"/>
           </w:p>
         </w:tc>
         <w:tc>
@@ -44902,6 +47220,7 @@
                 <w:szCs w:val="24"/>
               </w:rPr>
             </w:pPr>
+            <w:proofErr w:type="spellStart"/>
             <w:r>
               <w:rPr>
                 <w:rFonts w:ascii="標楷體" w:eastAsia="標楷體" w:hAnsi="標楷體"/>
@@ -44909,6 +47228,7 @@
               </w:rPr>
               <w:t>group_id</w:t>
             </w:r>
+            <w:proofErr w:type="spellEnd"/>
           </w:p>
         </w:tc>
         <w:tc>
@@ -44976,8 +47296,17 @@
                 <w:rFonts w:ascii="標楷體" w:eastAsia="標楷體" w:hAnsi="標楷體"/>
                 <w:szCs w:val="24"/>
               </w:rPr>
-              <w:t>4 byte</w:t>
-            </w:r>
+              <w:t xml:space="preserve">4 </w:t>
+            </w:r>
+            <w:proofErr w:type="gramStart"/>
+            <w:r>
+              <w:rPr>
+                <w:rFonts w:ascii="標楷體" w:eastAsia="標楷體" w:hAnsi="標楷體"/>
+                <w:szCs w:val="24"/>
+              </w:rPr>
+              <w:t>byte</w:t>
+            </w:r>
+            <w:proofErr w:type="gramEnd"/>
           </w:p>
         </w:tc>
         <w:tc>
@@ -45035,6 +47364,7 @@
                 <w:szCs w:val="24"/>
               </w:rPr>
             </w:pPr>
+            <w:proofErr w:type="spellStart"/>
             <w:r>
               <w:rPr>
                 <w:rFonts w:ascii="標楷體" w:eastAsia="標楷體" w:hAnsi="標楷體"/>
@@ -45042,6 +47372,7 @@
               </w:rPr>
               <w:t>user_id</w:t>
             </w:r>
+            <w:proofErr w:type="spellEnd"/>
           </w:p>
         </w:tc>
         <w:tc>
@@ -45109,8 +47440,17 @@
                 <w:rFonts w:ascii="標楷體" w:eastAsia="標楷體" w:hAnsi="標楷體"/>
                 <w:szCs w:val="24"/>
               </w:rPr>
-              <w:t>4 byte</w:t>
-            </w:r>
+              <w:t xml:space="preserve">4 </w:t>
+            </w:r>
+            <w:proofErr w:type="gramStart"/>
+            <w:r>
+              <w:rPr>
+                <w:rFonts w:ascii="標楷體" w:eastAsia="標楷體" w:hAnsi="標楷體"/>
+                <w:szCs w:val="24"/>
+              </w:rPr>
+              <w:t>byte</w:t>
+            </w:r>
+            <w:proofErr w:type="gramEnd"/>
           </w:p>
         </w:tc>
         <w:tc>
@@ -45168,6 +47508,7 @@
                 <w:szCs w:val="24"/>
               </w:rPr>
             </w:pPr>
+            <w:proofErr w:type="spellStart"/>
             <w:r>
               <w:rPr>
                 <w:rFonts w:ascii="標楷體" w:eastAsia="標楷體" w:hAnsi="標楷體"/>
@@ -45175,6 +47516,7 @@
               </w:rPr>
               <w:t>joined_at</w:t>
             </w:r>
+            <w:proofErr w:type="spellEnd"/>
           </w:p>
         </w:tc>
         <w:tc>
@@ -45294,6 +47636,7 @@
                 <w:szCs w:val="24"/>
               </w:rPr>
             </w:pPr>
+            <w:proofErr w:type="spellStart"/>
             <w:r>
               <w:rPr>
                 <w:rFonts w:ascii="標楷體" w:eastAsia="標楷體" w:hAnsi="標楷體"/>
@@ -45301,6 +47644,7 @@
               </w:rPr>
               <w:t>group_scans</w:t>
             </w:r>
+            <w:proofErr w:type="spellEnd"/>
           </w:p>
         </w:tc>
         <w:tc>
@@ -45368,8 +47712,17 @@
                 <w:rFonts w:ascii="標楷體" w:eastAsia="標楷體" w:hAnsi="標楷體"/>
                 <w:szCs w:val="24"/>
               </w:rPr>
-              <w:t>4 byte</w:t>
-            </w:r>
+              <w:t xml:space="preserve">4 </w:t>
+            </w:r>
+            <w:proofErr w:type="gramStart"/>
+            <w:r>
+              <w:rPr>
+                <w:rFonts w:ascii="標楷體" w:eastAsia="標楷體" w:hAnsi="標楷體"/>
+                <w:szCs w:val="24"/>
+              </w:rPr>
+              <w:t>byte</w:t>
+            </w:r>
+            <w:proofErr w:type="gramEnd"/>
           </w:p>
         </w:tc>
         <w:tc>
@@ -45420,6 +47773,7 @@
                 <w:szCs w:val="24"/>
               </w:rPr>
             </w:pPr>
+            <w:proofErr w:type="spellStart"/>
             <w:r>
               <w:rPr>
                 <w:rFonts w:ascii="標楷體" w:eastAsia="標楷體" w:hAnsi="標楷體"/>
@@ -45427,6 +47781,7 @@
               </w:rPr>
               <w:t>group_points</w:t>
             </w:r>
+            <w:proofErr w:type="spellEnd"/>
           </w:p>
         </w:tc>
         <w:tc>
@@ -45494,8 +47849,17 @@
                 <w:rFonts w:ascii="標楷體" w:eastAsia="標楷體" w:hAnsi="標楷體"/>
                 <w:szCs w:val="24"/>
               </w:rPr>
-              <w:t>4 byte</w:t>
-            </w:r>
+              <w:t xml:space="preserve">4 </w:t>
+            </w:r>
+            <w:proofErr w:type="gramStart"/>
+            <w:r>
+              <w:rPr>
+                <w:rFonts w:ascii="標楷體" w:eastAsia="標楷體" w:hAnsi="標楷體"/>
+                <w:szCs w:val="24"/>
+              </w:rPr>
+              <w:t>byte</w:t>
+            </w:r>
+            <w:proofErr w:type="gramEnd"/>
           </w:p>
         </w:tc>
         <w:tc>
@@ -45546,6 +47910,7 @@
                 <w:szCs w:val="24"/>
               </w:rPr>
             </w:pPr>
+            <w:proofErr w:type="spellStart"/>
             <w:r>
               <w:rPr>
                 <w:rFonts w:ascii="標楷體" w:eastAsia="標楷體" w:hAnsi="標楷體"/>
@@ -45553,6 +47918,7 @@
               </w:rPr>
               <w:t>group_logins</w:t>
             </w:r>
+            <w:proofErr w:type="spellEnd"/>
           </w:p>
         </w:tc>
         <w:tc>
@@ -45620,8 +47986,17 @@
                 <w:rFonts w:ascii="標楷體" w:eastAsia="標楷體" w:hAnsi="標楷體"/>
                 <w:szCs w:val="24"/>
               </w:rPr>
-              <w:t>4 byte</w:t>
-            </w:r>
+              <w:t xml:space="preserve">4 </w:t>
+            </w:r>
+            <w:proofErr w:type="gramStart"/>
+            <w:r>
+              <w:rPr>
+                <w:rFonts w:ascii="標楷體" w:eastAsia="標楷體" w:hAnsi="標楷體"/>
+                <w:szCs w:val="24"/>
+              </w:rPr>
+              <w:t>byte</w:t>
+            </w:r>
+            <w:proofErr w:type="gramEnd"/>
           </w:p>
         </w:tc>
         <w:tc>
@@ -45686,7 +48061,15 @@
         <w:t>6</w:t>
       </w:r>
       <w:r>
-        <w:t xml:space="preserve"> – </w:t>
+        <w:t xml:space="preserve"> </w:t>
+      </w:r>
+      <w:proofErr w:type="gramStart"/>
+      <w:r>
+        <w:t>–</w:t>
+      </w:r>
+      <w:proofErr w:type="gramEnd"/>
+      <w:r>
+        <w:t xml:space="preserve"> </w:t>
       </w:r>
       <w:r>
         <w:rPr>
@@ -45745,7 +48128,23 @@
                 <w:rFonts w:ascii="標楷體" w:eastAsia="標楷體" w:hAnsi="標楷體" w:hint="eastAsia"/>
                 <w:szCs w:val="24"/>
               </w:rPr>
-              <w:t xml:space="preserve"> group_invite（小組邀請）</w:t>
+              <w:t xml:space="preserve"> </w:t>
+            </w:r>
+            <w:proofErr w:type="spellStart"/>
+            <w:r>
+              <w:rPr>
+                <w:rFonts w:ascii="標楷體" w:eastAsia="標楷體" w:hAnsi="標楷體" w:hint="eastAsia"/>
+                <w:szCs w:val="24"/>
+              </w:rPr>
+              <w:t>group_invite</w:t>
+            </w:r>
+            <w:proofErr w:type="spellEnd"/>
+            <w:r>
+              <w:rPr>
+                <w:rFonts w:ascii="標楷體" w:eastAsia="標楷體" w:hAnsi="標楷體" w:hint="eastAsia"/>
+                <w:szCs w:val="24"/>
+              </w:rPr>
+              <w:t>（小組邀請）</w:t>
             </w:r>
           </w:p>
         </w:tc>
@@ -45892,6 +48291,7 @@
                 <w:szCs w:val="24"/>
               </w:rPr>
             </w:pPr>
+            <w:proofErr w:type="gramStart"/>
             <w:r>
               <w:rPr>
                 <w:rFonts w:ascii="標楷體" w:eastAsia="標楷體" w:hAnsi="標楷體"/>
@@ -45899,6 +48299,7 @@
               </w:rPr>
               <w:t>外鍵</w:t>
             </w:r>
+            <w:proofErr w:type="gramEnd"/>
           </w:p>
         </w:tc>
       </w:tr>
@@ -45991,8 +48392,17 @@
                 <w:rFonts w:ascii="標楷體" w:eastAsia="標楷體" w:hAnsi="標楷體"/>
                 <w:szCs w:val="24"/>
               </w:rPr>
-              <w:t>4 byte</w:t>
-            </w:r>
+              <w:t xml:space="preserve">4 </w:t>
+            </w:r>
+            <w:proofErr w:type="gramStart"/>
+            <w:r>
+              <w:rPr>
+                <w:rFonts w:ascii="標楷體" w:eastAsia="標楷體" w:hAnsi="標楷體"/>
+                <w:szCs w:val="24"/>
+              </w:rPr>
+              <w:t>byte</w:t>
+            </w:r>
+            <w:proofErr w:type="gramEnd"/>
           </w:p>
         </w:tc>
         <w:tc>
@@ -46050,6 +48460,7 @@
                 <w:szCs w:val="24"/>
               </w:rPr>
             </w:pPr>
+            <w:proofErr w:type="spellStart"/>
             <w:r>
               <w:rPr>
                 <w:rFonts w:ascii="標楷體" w:eastAsia="標楷體" w:hAnsi="標楷體"/>
@@ -46057,6 +48468,7 @@
               </w:rPr>
               <w:t>group_id</w:t>
             </w:r>
+            <w:proofErr w:type="spellEnd"/>
           </w:p>
         </w:tc>
         <w:tc>
@@ -46124,8 +48536,17 @@
                 <w:rFonts w:ascii="標楷體" w:eastAsia="標楷體" w:hAnsi="標楷體"/>
                 <w:szCs w:val="24"/>
               </w:rPr>
-              <w:t>4 byte</w:t>
-            </w:r>
+              <w:t xml:space="preserve">4 </w:t>
+            </w:r>
+            <w:proofErr w:type="gramStart"/>
+            <w:r>
+              <w:rPr>
+                <w:rFonts w:ascii="標楷體" w:eastAsia="標楷體" w:hAnsi="標楷體"/>
+                <w:szCs w:val="24"/>
+              </w:rPr>
+              <w:t>byte</w:t>
+            </w:r>
+            <w:proofErr w:type="gramEnd"/>
           </w:p>
         </w:tc>
         <w:tc>
@@ -46183,6 +48604,7 @@
                 <w:szCs w:val="24"/>
               </w:rPr>
             </w:pPr>
+            <w:proofErr w:type="spellStart"/>
             <w:r>
               <w:rPr>
                 <w:rFonts w:ascii="標楷體" w:eastAsia="標楷體" w:hAnsi="標楷體"/>
@@ -46190,6 +48612,7 @@
               </w:rPr>
               <w:t>sender_id</w:t>
             </w:r>
+            <w:proofErr w:type="spellEnd"/>
           </w:p>
         </w:tc>
         <w:tc>
@@ -46257,8 +48680,17 @@
                 <w:rFonts w:ascii="標楷體" w:eastAsia="標楷體" w:hAnsi="標楷體"/>
                 <w:szCs w:val="24"/>
               </w:rPr>
-              <w:t>4 byte</w:t>
-            </w:r>
+              <w:t xml:space="preserve">4 </w:t>
+            </w:r>
+            <w:proofErr w:type="gramStart"/>
+            <w:r>
+              <w:rPr>
+                <w:rFonts w:ascii="標楷體" w:eastAsia="標楷體" w:hAnsi="標楷體"/>
+                <w:szCs w:val="24"/>
+              </w:rPr>
+              <w:t>byte</w:t>
+            </w:r>
+            <w:proofErr w:type="gramEnd"/>
           </w:p>
         </w:tc>
         <w:tc>
@@ -46316,6 +48748,7 @@
                 <w:szCs w:val="24"/>
               </w:rPr>
             </w:pPr>
+            <w:proofErr w:type="spellStart"/>
             <w:r>
               <w:rPr>
                 <w:rFonts w:ascii="標楷體" w:eastAsia="標楷體" w:hAnsi="標楷體"/>
@@ -46323,6 +48756,7 @@
               </w:rPr>
               <w:t>receiver_id</w:t>
             </w:r>
+            <w:proofErr w:type="spellEnd"/>
           </w:p>
         </w:tc>
         <w:tc>
@@ -46390,8 +48824,17 @@
                 <w:rFonts w:ascii="標楷體" w:eastAsia="標楷體" w:hAnsi="標楷體"/>
                 <w:szCs w:val="24"/>
               </w:rPr>
-              <w:t>4 byte</w:t>
-            </w:r>
+              <w:t xml:space="preserve">4 </w:t>
+            </w:r>
+            <w:proofErr w:type="gramStart"/>
+            <w:r>
+              <w:rPr>
+                <w:rFonts w:ascii="標楷體" w:eastAsia="標楷體" w:hAnsi="標楷體"/>
+                <w:szCs w:val="24"/>
+              </w:rPr>
+              <w:t>byte</w:t>
+            </w:r>
+            <w:proofErr w:type="gramEnd"/>
           </w:p>
         </w:tc>
         <w:tc>
@@ -46575,6 +49018,7 @@
                 <w:szCs w:val="24"/>
               </w:rPr>
             </w:pPr>
+            <w:proofErr w:type="spellStart"/>
             <w:r>
               <w:rPr>
                 <w:rFonts w:ascii="標楷體" w:eastAsia="標楷體" w:hAnsi="標楷體"/>
@@ -46582,6 +49026,7 @@
               </w:rPr>
               <w:t>created_at</w:t>
             </w:r>
+            <w:proofErr w:type="spellEnd"/>
           </w:p>
         </w:tc>
         <w:tc>
@@ -46730,7 +49175,15 @@
         <w:t>7</w:t>
       </w:r>
       <w:r>
-        <w:t xml:space="preserve"> – </w:t>
+        <w:t xml:space="preserve"> </w:t>
+      </w:r>
+      <w:proofErr w:type="gramStart"/>
+      <w:r>
+        <w:t>–</w:t>
+      </w:r>
+      <w:proofErr w:type="gramEnd"/>
+      <w:r>
+        <w:t xml:space="preserve"> </w:t>
       </w:r>
       <w:r>
         <w:rPr>
@@ -46936,6 +49389,7 @@
                 <w:szCs w:val="24"/>
               </w:rPr>
             </w:pPr>
+            <w:proofErr w:type="gramStart"/>
             <w:r>
               <w:rPr>
                 <w:rFonts w:ascii="標楷體" w:eastAsia="標楷體" w:hAnsi="標楷體"/>
@@ -46943,6 +49397,7 @@
               </w:rPr>
               <w:t>外鍵</w:t>
             </w:r>
+            <w:proofErr w:type="gramEnd"/>
           </w:p>
         </w:tc>
       </w:tr>
@@ -47035,8 +49490,17 @@
                 <w:rFonts w:ascii="標楷體" w:eastAsia="標楷體" w:hAnsi="標楷體"/>
                 <w:szCs w:val="24"/>
               </w:rPr>
-              <w:t>4 byte</w:t>
-            </w:r>
+              <w:t xml:space="preserve">4 </w:t>
+            </w:r>
+            <w:proofErr w:type="gramStart"/>
+            <w:r>
+              <w:rPr>
+                <w:rFonts w:ascii="標楷體" w:eastAsia="標楷體" w:hAnsi="標楷體"/>
+                <w:szCs w:val="24"/>
+              </w:rPr>
+              <w:t>byte</w:t>
+            </w:r>
+            <w:proofErr w:type="gramEnd"/>
           </w:p>
         </w:tc>
         <w:tc>
@@ -47094,6 +49558,7 @@
                 <w:szCs w:val="24"/>
               </w:rPr>
             </w:pPr>
+            <w:proofErr w:type="spellStart"/>
             <w:r>
               <w:rPr>
                 <w:rFonts w:ascii="標楷體" w:eastAsia="標楷體" w:hAnsi="標楷體"/>
@@ -47101,6 +49566,7 @@
               </w:rPr>
               <w:t>user_id</w:t>
             </w:r>
+            <w:proofErr w:type="spellEnd"/>
           </w:p>
         </w:tc>
         <w:tc>
@@ -47168,8 +49634,17 @@
                 <w:rFonts w:ascii="標楷體" w:eastAsia="標楷體" w:hAnsi="標楷體"/>
                 <w:szCs w:val="24"/>
               </w:rPr>
-              <w:t>4 byte</w:t>
-            </w:r>
+              <w:t xml:space="preserve">4 </w:t>
+            </w:r>
+            <w:proofErr w:type="gramStart"/>
+            <w:r>
+              <w:rPr>
+                <w:rFonts w:ascii="標楷體" w:eastAsia="標楷體" w:hAnsi="標楷體"/>
+                <w:szCs w:val="24"/>
+              </w:rPr>
+              <w:t>byte</w:t>
+            </w:r>
+            <w:proofErr w:type="gramEnd"/>
           </w:p>
         </w:tc>
         <w:tc>
@@ -47353,6 +49828,7 @@
                 <w:szCs w:val="24"/>
               </w:rPr>
             </w:pPr>
+            <w:proofErr w:type="spellStart"/>
             <w:r>
               <w:rPr>
                 <w:rFonts w:ascii="標楷體" w:eastAsia="標楷體" w:hAnsi="標楷體"/>
@@ -47360,6 +49836,7 @@
               </w:rPr>
               <w:t>feedback_type</w:t>
             </w:r>
+            <w:proofErr w:type="spellEnd"/>
           </w:p>
         </w:tc>
         <w:tc>
@@ -47734,6 +50211,7 @@
                 <w:szCs w:val="24"/>
               </w:rPr>
             </w:pPr>
+            <w:proofErr w:type="spellStart"/>
             <w:r>
               <w:rPr>
                 <w:rFonts w:ascii="標楷體" w:eastAsia="標楷體" w:hAnsi="標楷體"/>
@@ -47741,6 +50219,7 @@
               </w:rPr>
               <w:t>replied_at</w:t>
             </w:r>
+            <w:proofErr w:type="spellEnd"/>
           </w:p>
         </w:tc>
         <w:tc>
@@ -47860,6 +50339,7 @@
                 <w:szCs w:val="24"/>
               </w:rPr>
             </w:pPr>
+            <w:proofErr w:type="spellStart"/>
             <w:r>
               <w:rPr>
                 <w:rFonts w:ascii="標楷體" w:eastAsia="標楷體" w:hAnsi="標楷體"/>
@@ -47867,6 +50347,7 @@
               </w:rPr>
               <w:t>created_at</w:t>
             </w:r>
+            <w:proofErr w:type="spellEnd"/>
           </w:p>
         </w:tc>
         <w:tc>

--- a/系統文件/系統文件.docx
+++ b/系統文件/系統文件.docx
@@ -1,6 +1,6 @@
 
 <file path=word/document.xml><?xml version="1.0" encoding="utf-8"?>
-<w:document xmlns:wpc="http://schemas.microsoft.com/office/word/2010/wordprocessingCanvas" xmlns:cx="http://schemas.microsoft.com/office/drawing/2014/chartex" xmlns:cx1="http://schemas.microsoft.com/office/drawing/2015/9/8/chartex" xmlns:cx2="http://schemas.microsoft.com/office/drawing/2015/10/21/chartex" xmlns:cx3="http://schemas.microsoft.com/office/drawing/2016/5/9/chartex" xmlns:cx4="http://schemas.microsoft.com/office/drawing/2016/5/10/chartex" xmlns:cx5="http://schemas.microsoft.com/office/drawing/2016/5/11/chartex" xmlns:cx6="http://schemas.microsoft.com/office/drawing/2016/5/12/chartex" xmlns:cx7="http://schemas.microsoft.com/office/drawing/2016/5/13/chartex" xmlns:cx8="http://schemas.microsoft.com/office/drawing/2016/5/14/chartex" xmlns:mc="http://schemas.openxmlformats.org/markup-compatibility/2006" xmlns:aink="http://schemas.microsoft.com/office/drawing/2016/ink" xmlns:am3d="http://schemas.microsoft.com/office/drawing/2017/model3d" xmlns:o="urn:schemas-microsoft-com:office:office" xmlns:r="http://schemas.openxmlformats.org/officeDocument/2006/relationships" xmlns:m="http://schemas.openxmlformats.org/officeDocument/2006/math" xmlns:v="urn:schemas-microsoft-com:vml" xmlns:wp14="http://schemas.microsoft.com/office/word/2010/wordprocessingDrawing" xmlns:wp="http://schemas.openxmlformats.org/drawingml/2006/wordprocessingDrawing" xmlns:w10="urn:schemas-microsoft-com:office:word" xmlns:w="http://schemas.openxmlformats.org/wordprocessingml/2006/main" xmlns:w14="http://schemas.microsoft.com/office/word/2010/wordml" xmlns:w15="http://schemas.microsoft.com/office/word/2012/wordml" xmlns:w16cex="http://schemas.microsoft.com/office/word/2018/wordml/cex" xmlns:w16cid="http://schemas.microsoft.com/office/word/2016/wordml/cid" xmlns:w16="http://schemas.microsoft.com/office/word/2018/wordml" xmlns:w16sdtdh="http://schemas.microsoft.com/office/word/2020/wordml/sdtdatahash" xmlns:w16se="http://schemas.microsoft.com/office/word/2015/wordml/symex" xmlns:wpg="http://schemas.microsoft.com/office/word/2010/wordprocessingGroup" xmlns:wpi="http://schemas.microsoft.com/office/word/2010/wordprocessingInk" xmlns:wne="http://schemas.microsoft.com/office/word/2006/wordml" xmlns:wps="http://schemas.microsoft.com/office/word/2010/wordprocessingShape" mc:Ignorable="w14 w15 w16se w16cid w16 w16cex w16sdtdh wp14">
+<w:document xmlns:wpc="http://schemas.microsoft.com/office/word/2010/wordprocessingCanvas" xmlns:cx="http://schemas.microsoft.com/office/drawing/2014/chartex" xmlns:cx1="http://schemas.microsoft.com/office/drawing/2015/9/8/chartex" xmlns:cx2="http://schemas.microsoft.com/office/drawing/2015/10/21/chartex" xmlns:cx3="http://schemas.microsoft.com/office/drawing/2016/5/9/chartex" xmlns:cx4="http://schemas.microsoft.com/office/drawing/2016/5/10/chartex" xmlns:cx5="http://schemas.microsoft.com/office/drawing/2016/5/11/chartex" xmlns:cx6="http://schemas.microsoft.com/office/drawing/2016/5/12/chartex" xmlns:cx7="http://schemas.microsoft.com/office/drawing/2016/5/13/chartex" xmlns:cx8="http://schemas.microsoft.com/office/drawing/2016/5/14/chartex" xmlns:mc="http://schemas.openxmlformats.org/markup-compatibility/2006" xmlns:aink="http://schemas.microsoft.com/office/drawing/2016/ink" xmlns:am3d="http://schemas.microsoft.com/office/drawing/2017/model3d" xmlns:o="urn:schemas-microsoft-com:office:office" xmlns:oel="http://schemas.microsoft.com/office/2019/extlst" xmlns:r="http://schemas.openxmlformats.org/officeDocument/2006/relationships" xmlns:m="http://schemas.openxmlformats.org/officeDocument/2006/math" xmlns:v="urn:schemas-microsoft-com:vml" xmlns:wp14="http://schemas.microsoft.com/office/word/2010/wordprocessingDrawing" xmlns:wp="http://schemas.openxmlformats.org/drawingml/2006/wordprocessingDrawing" xmlns:w10="urn:schemas-microsoft-com:office:word" xmlns:w="http://schemas.openxmlformats.org/wordprocessingml/2006/main" xmlns:w14="http://schemas.microsoft.com/office/word/2010/wordml" xmlns:w15="http://schemas.microsoft.com/office/word/2012/wordml" xmlns:w16cex="http://schemas.microsoft.com/office/word/2018/wordml/cex" xmlns:w16cid="http://schemas.microsoft.com/office/word/2016/wordml/cid" xmlns:w16="http://schemas.microsoft.com/office/word/2018/wordml" xmlns:w16sdtdh="http://schemas.microsoft.com/office/word/2020/wordml/sdtdatahash" xmlns:w16se="http://schemas.microsoft.com/office/word/2015/wordml/symex" xmlns:wpg="http://schemas.microsoft.com/office/word/2010/wordprocessingGroup" xmlns:wpi="http://schemas.microsoft.com/office/word/2010/wordprocessingInk" xmlns:wne="http://schemas.microsoft.com/office/word/2006/wordml" xmlns:wps="http://schemas.microsoft.com/office/word/2010/wordprocessingShape" mc:Ignorable="w14 w15 w16se w16cid w16 w16cex w16sdtdh wp14">
   <w:body>
     <w:p>
       <w:pPr>
@@ -6849,9 +6849,17 @@
         <w:rPr>
           <w:rFonts w:hint="eastAsia"/>
         </w:rPr>
-        <w:t>：最好以圖示方式說明</w:t>
+        <w:t>：</w:t>
       </w:r>
       <w:bookmarkEnd w:id="13"/>
+      <w:r>
+        <w:rPr>
+          <w:rFonts w:ascii="標楷體" w:hAnsi="標楷體"/>
+          <w:sz w:val="36"/>
+          <w:szCs w:val="36"/>
+        </w:rPr>
+        <w:t xml:space="preserve"> </w:t>
+      </w:r>
     </w:p>
     <w:p>
       <w:pPr>
@@ -8508,18 +8516,50 @@
               <w:ind w:firstLineChars="0" w:firstLine="0"/>
               <w:jc w:val="center"/>
               <w:rPr>
+                <w:rFonts w:ascii="Arial Unicode MS" w:eastAsia="標楷體" w:hAnsi="Arial Unicode MS" w:cs="Arial" w:hint="eastAsia"/>
+                <w:kern w:val="0"/>
+                <w:szCs w:val="24"/>
+              </w:rPr>
+            </w:pPr>
+            <w:r>
+              <w:rPr>
                 <w:rFonts w:ascii="Arial Unicode MS" w:eastAsia="標楷體" w:hAnsi="Arial Unicode MS" w:cs="Arial"/>
                 <w:kern w:val="0"/>
                 <w:szCs w:val="24"/>
               </w:rPr>
-            </w:pPr>
+              <w:t>Visual Studio Code</w:t>
+            </w:r>
+            <w:r>
+              <w:rPr>
+                <w:rFonts w:ascii="Arial Unicode MS" w:eastAsia="標楷體" w:hAnsi="Arial Unicode MS" w:cs="Arial" w:hint="eastAsia"/>
+                <w:kern w:val="0"/>
+                <w:szCs w:val="24"/>
+              </w:rPr>
+              <w:t>、</w:t>
+            </w:r>
+            <w:r>
+              <w:rPr>
+                <w:rFonts w:ascii="Arial Unicode MS" w:eastAsia="標楷體" w:hAnsi="Arial Unicode MS" w:cs="Arial" w:hint="eastAsia"/>
+                <w:kern w:val="0"/>
+                <w:szCs w:val="24"/>
+              </w:rPr>
+              <w:t>A</w:t>
+            </w:r>
             <w:r>
               <w:rPr>
                 <w:rFonts w:ascii="Arial Unicode MS" w:eastAsia="標楷體" w:hAnsi="Arial Unicode MS" w:cs="Arial"/>
                 <w:kern w:val="0"/>
                 <w:szCs w:val="24"/>
               </w:rPr>
-              <w:t>Visual Studio Code</w:t>
+              <w:t>n</w:t>
+            </w:r>
+            <w:r>
+              <w:rPr>
+                <w:rFonts w:ascii="Arial Unicode MS" w:eastAsia="標楷體" w:hAnsi="Arial Unicode MS" w:cs="Arial" w:hint="eastAsia"/>
+                <w:kern w:val="0"/>
+                <w:szCs w:val="24"/>
+              </w:rPr>
+              <w:t>tigravity</w:t>
             </w:r>
           </w:p>
         </w:tc>
@@ -50475,7 +50515,7 @@
 </file>
 
 <file path=word/endnotes.xml><?xml version="1.0" encoding="utf-8"?>
-<w:endnotes xmlns:wpc="http://schemas.microsoft.com/office/word/2010/wordprocessingCanvas" xmlns:cx="http://schemas.microsoft.com/office/drawing/2014/chartex" xmlns:cx1="http://schemas.microsoft.com/office/drawing/2015/9/8/chartex" xmlns:cx2="http://schemas.microsoft.com/office/drawing/2015/10/21/chartex" xmlns:cx3="http://schemas.microsoft.com/office/drawing/2016/5/9/chartex" xmlns:cx4="http://schemas.microsoft.com/office/drawing/2016/5/10/chartex" xmlns:cx5="http://schemas.microsoft.com/office/drawing/2016/5/11/chartex" xmlns:cx6="http://schemas.microsoft.com/office/drawing/2016/5/12/chartex" xmlns:cx7="http://schemas.microsoft.com/office/drawing/2016/5/13/chartex" xmlns:cx8="http://schemas.microsoft.com/office/drawing/2016/5/14/chartex" xmlns:mc="http://schemas.openxmlformats.org/markup-compatibility/2006" xmlns:aink="http://schemas.microsoft.com/office/drawing/2016/ink" xmlns:am3d="http://schemas.microsoft.com/office/drawing/2017/model3d" xmlns:o="urn:schemas-microsoft-com:office:office" xmlns:r="http://schemas.openxmlformats.org/officeDocument/2006/relationships" xmlns:m="http://schemas.openxmlformats.org/officeDocument/2006/math" xmlns:v="urn:schemas-microsoft-com:vml" xmlns:wp14="http://schemas.microsoft.com/office/word/2010/wordprocessingDrawing" xmlns:wp="http://schemas.openxmlformats.org/drawingml/2006/wordprocessingDrawing" xmlns:w10="urn:schemas-microsoft-com:office:word" xmlns:w="http://schemas.openxmlformats.org/wordprocessingml/2006/main" xmlns:w14="http://schemas.microsoft.com/office/word/2010/wordml" xmlns:w15="http://schemas.microsoft.com/office/word/2012/wordml" xmlns:w16cex="http://schemas.microsoft.com/office/word/2018/wordml/cex" xmlns:w16cid="http://schemas.microsoft.com/office/word/2016/wordml/cid" xmlns:w16="http://schemas.microsoft.com/office/word/2018/wordml" xmlns:w16sdtdh="http://schemas.microsoft.com/office/word/2020/wordml/sdtdatahash" xmlns:w16se="http://schemas.microsoft.com/office/word/2015/wordml/symex" xmlns:wpg="http://schemas.microsoft.com/office/word/2010/wordprocessingGroup" xmlns:wpi="http://schemas.microsoft.com/office/word/2010/wordprocessingInk" xmlns:wne="http://schemas.microsoft.com/office/word/2006/wordml" xmlns:wps="http://schemas.microsoft.com/office/word/2010/wordprocessingShape" mc:Ignorable="w14 w15 w16se w16cid w16 w16cex w16sdtdh wp14">
+<w:endnotes xmlns:wpc="http://schemas.microsoft.com/office/word/2010/wordprocessingCanvas" xmlns:cx="http://schemas.microsoft.com/office/drawing/2014/chartex" xmlns:cx1="http://schemas.microsoft.com/office/drawing/2015/9/8/chartex" xmlns:cx2="http://schemas.microsoft.com/office/drawing/2015/10/21/chartex" xmlns:cx3="http://schemas.microsoft.com/office/drawing/2016/5/9/chartex" xmlns:cx4="http://schemas.microsoft.com/office/drawing/2016/5/10/chartex" xmlns:cx5="http://schemas.microsoft.com/office/drawing/2016/5/11/chartex" xmlns:cx6="http://schemas.microsoft.com/office/drawing/2016/5/12/chartex" xmlns:cx7="http://schemas.microsoft.com/office/drawing/2016/5/13/chartex" xmlns:cx8="http://schemas.microsoft.com/office/drawing/2016/5/14/chartex" xmlns:mc="http://schemas.openxmlformats.org/markup-compatibility/2006" xmlns:aink="http://schemas.microsoft.com/office/drawing/2016/ink" xmlns:am3d="http://schemas.microsoft.com/office/drawing/2017/model3d" xmlns:o="urn:schemas-microsoft-com:office:office" xmlns:oel="http://schemas.microsoft.com/office/2019/extlst" xmlns:r="http://schemas.openxmlformats.org/officeDocument/2006/relationships" xmlns:m="http://schemas.openxmlformats.org/officeDocument/2006/math" xmlns:v="urn:schemas-microsoft-com:vml" xmlns:wp14="http://schemas.microsoft.com/office/word/2010/wordprocessingDrawing" xmlns:wp="http://schemas.openxmlformats.org/drawingml/2006/wordprocessingDrawing" xmlns:w10="urn:schemas-microsoft-com:office:word" xmlns:w="http://schemas.openxmlformats.org/wordprocessingml/2006/main" xmlns:w14="http://schemas.microsoft.com/office/word/2010/wordml" xmlns:w15="http://schemas.microsoft.com/office/word/2012/wordml" xmlns:w16cex="http://schemas.microsoft.com/office/word/2018/wordml/cex" xmlns:w16cid="http://schemas.microsoft.com/office/word/2016/wordml/cid" xmlns:w16="http://schemas.microsoft.com/office/word/2018/wordml" xmlns:w16sdtdh="http://schemas.microsoft.com/office/word/2020/wordml/sdtdatahash" xmlns:w16se="http://schemas.microsoft.com/office/word/2015/wordml/symex" xmlns:wpg="http://schemas.microsoft.com/office/word/2010/wordprocessingGroup" xmlns:wpi="http://schemas.microsoft.com/office/word/2010/wordprocessingInk" xmlns:wne="http://schemas.microsoft.com/office/word/2006/wordml" xmlns:wps="http://schemas.microsoft.com/office/word/2010/wordprocessingShape" mc:Ignorable="w14 w15 w16se w16cid w16 w16cex w16sdtdh wp14">
   <w:endnote w:type="separator" w:id="-1">
     <w:p>
       <w:pPr>
@@ -50500,7 +50540,7 @@
 </file>
 
 <file path=word/footer1.xml><?xml version="1.0" encoding="utf-8"?>
-<w:ftr xmlns:wpc="http://schemas.microsoft.com/office/word/2010/wordprocessingCanvas" xmlns:cx="http://schemas.microsoft.com/office/drawing/2014/chartex" xmlns:cx1="http://schemas.microsoft.com/office/drawing/2015/9/8/chartex" xmlns:cx2="http://schemas.microsoft.com/office/drawing/2015/10/21/chartex" xmlns:cx3="http://schemas.microsoft.com/office/drawing/2016/5/9/chartex" xmlns:cx4="http://schemas.microsoft.com/office/drawing/2016/5/10/chartex" xmlns:cx5="http://schemas.microsoft.com/office/drawing/2016/5/11/chartex" xmlns:cx6="http://schemas.microsoft.com/office/drawing/2016/5/12/chartex" xmlns:cx7="http://schemas.microsoft.com/office/drawing/2016/5/13/chartex" xmlns:cx8="http://schemas.microsoft.com/office/drawing/2016/5/14/chartex" xmlns:mc="http://schemas.openxmlformats.org/markup-compatibility/2006" xmlns:aink="http://schemas.microsoft.com/office/drawing/2016/ink" xmlns:am3d="http://schemas.microsoft.com/office/drawing/2017/model3d" xmlns:o="urn:schemas-microsoft-com:office:office" xmlns:r="http://schemas.openxmlformats.org/officeDocument/2006/relationships" xmlns:m="http://schemas.openxmlformats.org/officeDocument/2006/math" xmlns:v="urn:schemas-microsoft-com:vml" xmlns:wp14="http://schemas.microsoft.com/office/word/2010/wordprocessingDrawing" xmlns:wp="http://schemas.openxmlformats.org/drawingml/2006/wordprocessingDrawing" xmlns:w10="urn:schemas-microsoft-com:office:word" xmlns:w="http://schemas.openxmlformats.org/wordprocessingml/2006/main" xmlns:w14="http://schemas.microsoft.com/office/word/2010/wordml" xmlns:w15="http://schemas.microsoft.com/office/word/2012/wordml" xmlns:w16cex="http://schemas.microsoft.com/office/word/2018/wordml/cex" xmlns:w16cid="http://schemas.microsoft.com/office/word/2016/wordml/cid" xmlns:w16="http://schemas.microsoft.com/office/word/2018/wordml" xmlns:w16sdtdh="http://schemas.microsoft.com/office/word/2020/wordml/sdtdatahash" xmlns:w16se="http://schemas.microsoft.com/office/word/2015/wordml/symex" xmlns:wpg="http://schemas.microsoft.com/office/word/2010/wordprocessingGroup" xmlns:wpi="http://schemas.microsoft.com/office/word/2010/wordprocessingInk" xmlns:wne="http://schemas.microsoft.com/office/word/2006/wordml" xmlns:wps="http://schemas.microsoft.com/office/word/2010/wordprocessingShape" mc:Ignorable="w14 w15 w16se w16cid w16 w16cex w16sdtdh wp14">
+<w:ftr xmlns:wpc="http://schemas.microsoft.com/office/word/2010/wordprocessingCanvas" xmlns:cx="http://schemas.microsoft.com/office/drawing/2014/chartex" xmlns:cx1="http://schemas.microsoft.com/office/drawing/2015/9/8/chartex" xmlns:cx2="http://schemas.microsoft.com/office/drawing/2015/10/21/chartex" xmlns:cx3="http://schemas.microsoft.com/office/drawing/2016/5/9/chartex" xmlns:cx4="http://schemas.microsoft.com/office/drawing/2016/5/10/chartex" xmlns:cx5="http://schemas.microsoft.com/office/drawing/2016/5/11/chartex" xmlns:cx6="http://schemas.microsoft.com/office/drawing/2016/5/12/chartex" xmlns:cx7="http://schemas.microsoft.com/office/drawing/2016/5/13/chartex" xmlns:cx8="http://schemas.microsoft.com/office/drawing/2016/5/14/chartex" xmlns:mc="http://schemas.openxmlformats.org/markup-compatibility/2006" xmlns:aink="http://schemas.microsoft.com/office/drawing/2016/ink" xmlns:am3d="http://schemas.microsoft.com/office/drawing/2017/model3d" xmlns:o="urn:schemas-microsoft-com:office:office" xmlns:oel="http://schemas.microsoft.com/office/2019/extlst" xmlns:r="http://schemas.openxmlformats.org/officeDocument/2006/relationships" xmlns:m="http://schemas.openxmlformats.org/officeDocument/2006/math" xmlns:v="urn:schemas-microsoft-com:vml" xmlns:wp14="http://schemas.microsoft.com/office/word/2010/wordprocessingDrawing" xmlns:wp="http://schemas.openxmlformats.org/drawingml/2006/wordprocessingDrawing" xmlns:w10="urn:schemas-microsoft-com:office:word" xmlns:w="http://schemas.openxmlformats.org/wordprocessingml/2006/main" xmlns:w14="http://schemas.microsoft.com/office/word/2010/wordml" xmlns:w15="http://schemas.microsoft.com/office/word/2012/wordml" xmlns:w16cex="http://schemas.microsoft.com/office/word/2018/wordml/cex" xmlns:w16cid="http://schemas.microsoft.com/office/word/2016/wordml/cid" xmlns:w16="http://schemas.microsoft.com/office/word/2018/wordml" xmlns:w16sdtdh="http://schemas.microsoft.com/office/word/2020/wordml/sdtdatahash" xmlns:w16se="http://schemas.microsoft.com/office/word/2015/wordml/symex" xmlns:wpg="http://schemas.microsoft.com/office/word/2010/wordprocessingGroup" xmlns:wpi="http://schemas.microsoft.com/office/word/2010/wordprocessingInk" xmlns:wne="http://schemas.microsoft.com/office/word/2006/wordml" xmlns:wps="http://schemas.microsoft.com/office/word/2010/wordprocessingShape" mc:Ignorable="w14 w15 w16se w16cid w16 w16cex w16sdtdh wp14">
   <w:p>
     <w:pPr>
       <w:pStyle w:val="af0"/>
@@ -50511,7 +50551,7 @@
 </file>
 
 <file path=word/footer2.xml><?xml version="1.0" encoding="utf-8"?>
-<w:ftr xmlns:wpc="http://schemas.microsoft.com/office/word/2010/wordprocessingCanvas" xmlns:cx="http://schemas.microsoft.com/office/drawing/2014/chartex" xmlns:cx1="http://schemas.microsoft.com/office/drawing/2015/9/8/chartex" xmlns:cx2="http://schemas.microsoft.com/office/drawing/2015/10/21/chartex" xmlns:cx3="http://schemas.microsoft.com/office/drawing/2016/5/9/chartex" xmlns:cx4="http://schemas.microsoft.com/office/drawing/2016/5/10/chartex" xmlns:cx5="http://schemas.microsoft.com/office/drawing/2016/5/11/chartex" xmlns:cx6="http://schemas.microsoft.com/office/drawing/2016/5/12/chartex" xmlns:cx7="http://schemas.microsoft.com/office/drawing/2016/5/13/chartex" xmlns:cx8="http://schemas.microsoft.com/office/drawing/2016/5/14/chartex" xmlns:mc="http://schemas.openxmlformats.org/markup-compatibility/2006" xmlns:aink="http://schemas.microsoft.com/office/drawing/2016/ink" xmlns:am3d="http://schemas.microsoft.com/office/drawing/2017/model3d" xmlns:o="urn:schemas-microsoft-com:office:office" xmlns:r="http://schemas.openxmlformats.org/officeDocument/2006/relationships" xmlns:m="http://schemas.openxmlformats.org/officeDocument/2006/math" xmlns:v="urn:schemas-microsoft-com:vml" xmlns:wp14="http://schemas.microsoft.com/office/word/2010/wordprocessingDrawing" xmlns:wp="http://schemas.openxmlformats.org/drawingml/2006/wordprocessingDrawing" xmlns:w10="urn:schemas-microsoft-com:office:word" xmlns:w="http://schemas.openxmlformats.org/wordprocessingml/2006/main" xmlns:w14="http://schemas.microsoft.com/office/word/2010/wordml" xmlns:w15="http://schemas.microsoft.com/office/word/2012/wordml" xmlns:w16cex="http://schemas.microsoft.com/office/word/2018/wordml/cex" xmlns:w16cid="http://schemas.microsoft.com/office/word/2016/wordml/cid" xmlns:w16="http://schemas.microsoft.com/office/word/2018/wordml" xmlns:w16sdtdh="http://schemas.microsoft.com/office/word/2020/wordml/sdtdatahash" xmlns:w16se="http://schemas.microsoft.com/office/word/2015/wordml/symex" xmlns:wpg="http://schemas.microsoft.com/office/word/2010/wordprocessingGroup" xmlns:wpi="http://schemas.microsoft.com/office/word/2010/wordprocessingInk" xmlns:wne="http://schemas.microsoft.com/office/word/2006/wordml" xmlns:wps="http://schemas.microsoft.com/office/word/2010/wordprocessingShape" mc:Ignorable="w14 w15 w16se w16cid w16 w16cex w16sdtdh wp14">
+<w:ftr xmlns:wpc="http://schemas.microsoft.com/office/word/2010/wordprocessingCanvas" xmlns:cx="http://schemas.microsoft.com/office/drawing/2014/chartex" xmlns:cx1="http://schemas.microsoft.com/office/drawing/2015/9/8/chartex" xmlns:cx2="http://schemas.microsoft.com/office/drawing/2015/10/21/chartex" xmlns:cx3="http://schemas.microsoft.com/office/drawing/2016/5/9/chartex" xmlns:cx4="http://schemas.microsoft.com/office/drawing/2016/5/10/chartex" xmlns:cx5="http://schemas.microsoft.com/office/drawing/2016/5/11/chartex" xmlns:cx6="http://schemas.microsoft.com/office/drawing/2016/5/12/chartex" xmlns:cx7="http://schemas.microsoft.com/office/drawing/2016/5/13/chartex" xmlns:cx8="http://schemas.microsoft.com/office/drawing/2016/5/14/chartex" xmlns:mc="http://schemas.openxmlformats.org/markup-compatibility/2006" xmlns:aink="http://schemas.microsoft.com/office/drawing/2016/ink" xmlns:am3d="http://schemas.microsoft.com/office/drawing/2017/model3d" xmlns:o="urn:schemas-microsoft-com:office:office" xmlns:oel="http://schemas.microsoft.com/office/2019/extlst" xmlns:r="http://schemas.openxmlformats.org/officeDocument/2006/relationships" xmlns:m="http://schemas.openxmlformats.org/officeDocument/2006/math" xmlns:v="urn:schemas-microsoft-com:vml" xmlns:wp14="http://schemas.microsoft.com/office/word/2010/wordprocessingDrawing" xmlns:wp="http://schemas.openxmlformats.org/drawingml/2006/wordprocessingDrawing" xmlns:w10="urn:schemas-microsoft-com:office:word" xmlns:w="http://schemas.openxmlformats.org/wordprocessingml/2006/main" xmlns:w14="http://schemas.microsoft.com/office/word/2010/wordml" xmlns:w15="http://schemas.microsoft.com/office/word/2012/wordml" xmlns:w16cex="http://schemas.microsoft.com/office/word/2018/wordml/cex" xmlns:w16cid="http://schemas.microsoft.com/office/word/2016/wordml/cid" xmlns:w16="http://schemas.microsoft.com/office/word/2018/wordml" xmlns:w16sdtdh="http://schemas.microsoft.com/office/word/2020/wordml/sdtdatahash" xmlns:w16se="http://schemas.microsoft.com/office/word/2015/wordml/symex" xmlns:wpg="http://schemas.microsoft.com/office/word/2010/wordprocessingGroup" xmlns:wpi="http://schemas.microsoft.com/office/word/2010/wordprocessingInk" xmlns:wne="http://schemas.microsoft.com/office/word/2006/wordml" xmlns:wps="http://schemas.microsoft.com/office/word/2010/wordprocessingShape" mc:Ignorable="w14 w15 w16se w16cid w16 w16cex w16sdtdh wp14">
   <w:p>
     <w:pPr>
       <w:pStyle w:val="af0"/>
@@ -50541,7 +50581,7 @@
 </file>
 
 <file path=word/footer3.xml><?xml version="1.0" encoding="utf-8"?>
-<w:ftr xmlns:wpc="http://schemas.microsoft.com/office/word/2010/wordprocessingCanvas" xmlns:cx="http://schemas.microsoft.com/office/drawing/2014/chartex" xmlns:cx1="http://schemas.microsoft.com/office/drawing/2015/9/8/chartex" xmlns:cx2="http://schemas.microsoft.com/office/drawing/2015/10/21/chartex" xmlns:cx3="http://schemas.microsoft.com/office/drawing/2016/5/9/chartex" xmlns:cx4="http://schemas.microsoft.com/office/drawing/2016/5/10/chartex" xmlns:cx5="http://schemas.microsoft.com/office/drawing/2016/5/11/chartex" xmlns:cx6="http://schemas.microsoft.com/office/drawing/2016/5/12/chartex" xmlns:cx7="http://schemas.microsoft.com/office/drawing/2016/5/13/chartex" xmlns:cx8="http://schemas.microsoft.com/office/drawing/2016/5/14/chartex" xmlns:mc="http://schemas.openxmlformats.org/markup-compatibility/2006" xmlns:aink="http://schemas.microsoft.com/office/drawing/2016/ink" xmlns:am3d="http://schemas.microsoft.com/office/drawing/2017/model3d" xmlns:o="urn:schemas-microsoft-com:office:office" xmlns:r="http://schemas.openxmlformats.org/officeDocument/2006/relationships" xmlns:m="http://schemas.openxmlformats.org/officeDocument/2006/math" xmlns:v="urn:schemas-microsoft-com:vml" xmlns:wp14="http://schemas.microsoft.com/office/word/2010/wordprocessingDrawing" xmlns:wp="http://schemas.openxmlformats.org/drawingml/2006/wordprocessingDrawing" xmlns:w10="urn:schemas-microsoft-com:office:word" xmlns:w="http://schemas.openxmlformats.org/wordprocessingml/2006/main" xmlns:w14="http://schemas.microsoft.com/office/word/2010/wordml" xmlns:w15="http://schemas.microsoft.com/office/word/2012/wordml" xmlns:w16cex="http://schemas.microsoft.com/office/word/2018/wordml/cex" xmlns:w16cid="http://schemas.microsoft.com/office/word/2016/wordml/cid" xmlns:w16="http://schemas.microsoft.com/office/word/2018/wordml" xmlns:w16sdtdh="http://schemas.microsoft.com/office/word/2020/wordml/sdtdatahash" xmlns:w16se="http://schemas.microsoft.com/office/word/2015/wordml/symex" xmlns:wpg="http://schemas.microsoft.com/office/word/2010/wordprocessingGroup" xmlns:wpi="http://schemas.microsoft.com/office/word/2010/wordprocessingInk" xmlns:wne="http://schemas.microsoft.com/office/word/2006/wordml" xmlns:wps="http://schemas.microsoft.com/office/word/2010/wordprocessingShape" mc:Ignorable="w14 w15 w16se w16cid w16 w16cex w16sdtdh wp14">
+<w:ftr xmlns:wpc="http://schemas.microsoft.com/office/word/2010/wordprocessingCanvas" xmlns:cx="http://schemas.microsoft.com/office/drawing/2014/chartex" xmlns:cx1="http://schemas.microsoft.com/office/drawing/2015/9/8/chartex" xmlns:cx2="http://schemas.microsoft.com/office/drawing/2015/10/21/chartex" xmlns:cx3="http://schemas.microsoft.com/office/drawing/2016/5/9/chartex" xmlns:cx4="http://schemas.microsoft.com/office/drawing/2016/5/10/chartex" xmlns:cx5="http://schemas.microsoft.com/office/drawing/2016/5/11/chartex" xmlns:cx6="http://schemas.microsoft.com/office/drawing/2016/5/12/chartex" xmlns:cx7="http://schemas.microsoft.com/office/drawing/2016/5/13/chartex" xmlns:cx8="http://schemas.microsoft.com/office/drawing/2016/5/14/chartex" xmlns:mc="http://schemas.openxmlformats.org/markup-compatibility/2006" xmlns:aink="http://schemas.microsoft.com/office/drawing/2016/ink" xmlns:am3d="http://schemas.microsoft.com/office/drawing/2017/model3d" xmlns:o="urn:schemas-microsoft-com:office:office" xmlns:oel="http://schemas.microsoft.com/office/2019/extlst" xmlns:r="http://schemas.openxmlformats.org/officeDocument/2006/relationships" xmlns:m="http://schemas.openxmlformats.org/officeDocument/2006/math" xmlns:v="urn:schemas-microsoft-com:vml" xmlns:wp14="http://schemas.microsoft.com/office/word/2010/wordprocessingDrawing" xmlns:wp="http://schemas.openxmlformats.org/drawingml/2006/wordprocessingDrawing" xmlns:w10="urn:schemas-microsoft-com:office:word" xmlns:w="http://schemas.openxmlformats.org/wordprocessingml/2006/main" xmlns:w14="http://schemas.microsoft.com/office/word/2010/wordml" xmlns:w15="http://schemas.microsoft.com/office/word/2012/wordml" xmlns:w16cex="http://schemas.microsoft.com/office/word/2018/wordml/cex" xmlns:w16cid="http://schemas.microsoft.com/office/word/2016/wordml/cid" xmlns:w16="http://schemas.microsoft.com/office/word/2018/wordml" xmlns:w16sdtdh="http://schemas.microsoft.com/office/word/2020/wordml/sdtdatahash" xmlns:w16se="http://schemas.microsoft.com/office/word/2015/wordml/symex" xmlns:wpg="http://schemas.microsoft.com/office/word/2010/wordprocessingGroup" xmlns:wpi="http://schemas.microsoft.com/office/word/2010/wordprocessingInk" xmlns:wne="http://schemas.microsoft.com/office/word/2006/wordml" xmlns:wps="http://schemas.microsoft.com/office/word/2010/wordprocessingShape" mc:Ignorable="w14 w15 w16se w16cid w16 w16cex w16sdtdh wp14">
   <w:p>
     <w:pPr>
       <w:pStyle w:val="af0"/>
@@ -50552,7 +50592,7 @@
 </file>
 
 <file path=word/footnotes.xml><?xml version="1.0" encoding="utf-8"?>
-<w:footnotes xmlns:wpc="http://schemas.microsoft.com/office/word/2010/wordprocessingCanvas" xmlns:cx="http://schemas.microsoft.com/office/drawing/2014/chartex" xmlns:cx1="http://schemas.microsoft.com/office/drawing/2015/9/8/chartex" xmlns:cx2="http://schemas.microsoft.com/office/drawing/2015/10/21/chartex" xmlns:cx3="http://schemas.microsoft.com/office/drawing/2016/5/9/chartex" xmlns:cx4="http://schemas.microsoft.com/office/drawing/2016/5/10/chartex" xmlns:cx5="http://schemas.microsoft.com/office/drawing/2016/5/11/chartex" xmlns:cx6="http://schemas.microsoft.com/office/drawing/2016/5/12/chartex" xmlns:cx7="http://schemas.microsoft.com/office/drawing/2016/5/13/chartex" xmlns:cx8="http://schemas.microsoft.com/office/drawing/2016/5/14/chartex" xmlns:mc="http://schemas.openxmlformats.org/markup-compatibility/2006" xmlns:aink="http://schemas.microsoft.com/office/drawing/2016/ink" xmlns:am3d="http://schemas.microsoft.com/office/drawing/2017/model3d" xmlns:o="urn:schemas-microsoft-com:office:office" xmlns:r="http://schemas.openxmlformats.org/officeDocument/2006/relationships" xmlns:m="http://schemas.openxmlformats.org/officeDocument/2006/math" xmlns:v="urn:schemas-microsoft-com:vml" xmlns:wp14="http://schemas.microsoft.com/office/word/2010/wordprocessingDrawing" xmlns:wp="http://schemas.openxmlformats.org/drawingml/2006/wordprocessingDrawing" xmlns:w10="urn:schemas-microsoft-com:office:word" xmlns:w="http://schemas.openxmlformats.org/wordprocessingml/2006/main" xmlns:w14="http://schemas.microsoft.com/office/word/2010/wordml" xmlns:w15="http://schemas.microsoft.com/office/word/2012/wordml" xmlns:w16cex="http://schemas.microsoft.com/office/word/2018/wordml/cex" xmlns:w16cid="http://schemas.microsoft.com/office/word/2016/wordml/cid" xmlns:w16="http://schemas.microsoft.com/office/word/2018/wordml" xmlns:w16sdtdh="http://schemas.microsoft.com/office/word/2020/wordml/sdtdatahash" xmlns:w16se="http://schemas.microsoft.com/office/word/2015/wordml/symex" xmlns:wpg="http://schemas.microsoft.com/office/word/2010/wordprocessingGroup" xmlns:wpi="http://schemas.microsoft.com/office/word/2010/wordprocessingInk" xmlns:wne="http://schemas.microsoft.com/office/word/2006/wordml" xmlns:wps="http://schemas.microsoft.com/office/word/2010/wordprocessingShape" mc:Ignorable="w14 w15 w16se w16cid w16 w16cex w16sdtdh wp14">
+<w:footnotes xmlns:wpc="http://schemas.microsoft.com/office/word/2010/wordprocessingCanvas" xmlns:cx="http://schemas.microsoft.com/office/drawing/2014/chartex" xmlns:cx1="http://schemas.microsoft.com/office/drawing/2015/9/8/chartex" xmlns:cx2="http://schemas.microsoft.com/office/drawing/2015/10/21/chartex" xmlns:cx3="http://schemas.microsoft.com/office/drawing/2016/5/9/chartex" xmlns:cx4="http://schemas.microsoft.com/office/drawing/2016/5/10/chartex" xmlns:cx5="http://schemas.microsoft.com/office/drawing/2016/5/11/chartex" xmlns:cx6="http://schemas.microsoft.com/office/drawing/2016/5/12/chartex" xmlns:cx7="http://schemas.microsoft.com/office/drawing/2016/5/13/chartex" xmlns:cx8="http://schemas.microsoft.com/office/drawing/2016/5/14/chartex" xmlns:mc="http://schemas.openxmlformats.org/markup-compatibility/2006" xmlns:aink="http://schemas.microsoft.com/office/drawing/2016/ink" xmlns:am3d="http://schemas.microsoft.com/office/drawing/2017/model3d" xmlns:o="urn:schemas-microsoft-com:office:office" xmlns:oel="http://schemas.microsoft.com/office/2019/extlst" xmlns:r="http://schemas.openxmlformats.org/officeDocument/2006/relationships" xmlns:m="http://schemas.openxmlformats.org/officeDocument/2006/math" xmlns:v="urn:schemas-microsoft-com:vml" xmlns:wp14="http://schemas.microsoft.com/office/word/2010/wordprocessingDrawing" xmlns:wp="http://schemas.openxmlformats.org/drawingml/2006/wordprocessingDrawing" xmlns:w10="urn:schemas-microsoft-com:office:word" xmlns:w="http://schemas.openxmlformats.org/wordprocessingml/2006/main" xmlns:w14="http://schemas.microsoft.com/office/word/2010/wordml" xmlns:w15="http://schemas.microsoft.com/office/word/2012/wordml" xmlns:w16cex="http://schemas.microsoft.com/office/word/2018/wordml/cex" xmlns:w16cid="http://schemas.microsoft.com/office/word/2016/wordml/cid" xmlns:w16="http://schemas.microsoft.com/office/word/2018/wordml" xmlns:w16sdtdh="http://schemas.microsoft.com/office/word/2020/wordml/sdtdatahash" xmlns:w16se="http://schemas.microsoft.com/office/word/2015/wordml/symex" xmlns:wpg="http://schemas.microsoft.com/office/word/2010/wordprocessingGroup" xmlns:wpi="http://schemas.microsoft.com/office/word/2010/wordprocessingInk" xmlns:wne="http://schemas.microsoft.com/office/word/2006/wordml" xmlns:wps="http://schemas.microsoft.com/office/word/2010/wordprocessingShape" mc:Ignorable="w14 w15 w16se w16cid w16 w16cex w16sdtdh wp14">
   <w:footnote w:type="separator" w:id="-1">
     <w:p>
       <w:pPr>
@@ -50577,7 +50617,7 @@
 </file>
 
 <file path=word/header1.xml><?xml version="1.0" encoding="utf-8"?>
-<w:hdr xmlns:wpc="http://schemas.microsoft.com/office/word/2010/wordprocessingCanvas" xmlns:cx="http://schemas.microsoft.com/office/drawing/2014/chartex" xmlns:cx1="http://schemas.microsoft.com/office/drawing/2015/9/8/chartex" xmlns:cx2="http://schemas.microsoft.com/office/drawing/2015/10/21/chartex" xmlns:cx3="http://schemas.microsoft.com/office/drawing/2016/5/9/chartex" xmlns:cx4="http://schemas.microsoft.com/office/drawing/2016/5/10/chartex" xmlns:cx5="http://schemas.microsoft.com/office/drawing/2016/5/11/chartex" xmlns:cx6="http://schemas.microsoft.com/office/drawing/2016/5/12/chartex" xmlns:cx7="http://schemas.microsoft.com/office/drawing/2016/5/13/chartex" xmlns:cx8="http://schemas.microsoft.com/office/drawing/2016/5/14/chartex" xmlns:mc="http://schemas.openxmlformats.org/markup-compatibility/2006" xmlns:aink="http://schemas.microsoft.com/office/drawing/2016/ink" xmlns:am3d="http://schemas.microsoft.com/office/drawing/2017/model3d" xmlns:o="urn:schemas-microsoft-com:office:office" xmlns:r="http://schemas.openxmlformats.org/officeDocument/2006/relationships" xmlns:m="http://schemas.openxmlformats.org/officeDocument/2006/math" xmlns:v="urn:schemas-microsoft-com:vml" xmlns:wp14="http://schemas.microsoft.com/office/word/2010/wordprocessingDrawing" xmlns:wp="http://schemas.openxmlformats.org/drawingml/2006/wordprocessingDrawing" xmlns:w10="urn:schemas-microsoft-com:office:word" xmlns:w="http://schemas.openxmlformats.org/wordprocessingml/2006/main" xmlns:w14="http://schemas.microsoft.com/office/word/2010/wordml" xmlns:w15="http://schemas.microsoft.com/office/word/2012/wordml" xmlns:w16cex="http://schemas.microsoft.com/office/word/2018/wordml/cex" xmlns:w16cid="http://schemas.microsoft.com/office/word/2016/wordml/cid" xmlns:w16="http://schemas.microsoft.com/office/word/2018/wordml" xmlns:w16sdtdh="http://schemas.microsoft.com/office/word/2020/wordml/sdtdatahash" xmlns:w16se="http://schemas.microsoft.com/office/word/2015/wordml/symex" xmlns:wpg="http://schemas.microsoft.com/office/word/2010/wordprocessingGroup" xmlns:wpi="http://schemas.microsoft.com/office/word/2010/wordprocessingInk" xmlns:wne="http://schemas.microsoft.com/office/word/2006/wordml" xmlns:wps="http://schemas.microsoft.com/office/word/2010/wordprocessingShape" mc:Ignorable="w14 w15 w16se w16cid w16 w16cex w16sdtdh wp14">
+<w:hdr xmlns:wpc="http://schemas.microsoft.com/office/word/2010/wordprocessingCanvas" xmlns:cx="http://schemas.microsoft.com/office/drawing/2014/chartex" xmlns:cx1="http://schemas.microsoft.com/office/drawing/2015/9/8/chartex" xmlns:cx2="http://schemas.microsoft.com/office/drawing/2015/10/21/chartex" xmlns:cx3="http://schemas.microsoft.com/office/drawing/2016/5/9/chartex" xmlns:cx4="http://schemas.microsoft.com/office/drawing/2016/5/10/chartex" xmlns:cx5="http://schemas.microsoft.com/office/drawing/2016/5/11/chartex" xmlns:cx6="http://schemas.microsoft.com/office/drawing/2016/5/12/chartex" xmlns:cx7="http://schemas.microsoft.com/office/drawing/2016/5/13/chartex" xmlns:cx8="http://schemas.microsoft.com/office/drawing/2016/5/14/chartex" xmlns:mc="http://schemas.openxmlformats.org/markup-compatibility/2006" xmlns:aink="http://schemas.microsoft.com/office/drawing/2016/ink" xmlns:am3d="http://schemas.microsoft.com/office/drawing/2017/model3d" xmlns:o="urn:schemas-microsoft-com:office:office" xmlns:oel="http://schemas.microsoft.com/office/2019/extlst" xmlns:r="http://schemas.openxmlformats.org/officeDocument/2006/relationships" xmlns:m="http://schemas.openxmlformats.org/officeDocument/2006/math" xmlns:v="urn:schemas-microsoft-com:vml" xmlns:wp14="http://schemas.microsoft.com/office/word/2010/wordprocessingDrawing" xmlns:wp="http://schemas.openxmlformats.org/drawingml/2006/wordprocessingDrawing" xmlns:w10="urn:schemas-microsoft-com:office:word" xmlns:w="http://schemas.openxmlformats.org/wordprocessingml/2006/main" xmlns:w14="http://schemas.microsoft.com/office/word/2010/wordml" xmlns:w15="http://schemas.microsoft.com/office/word/2012/wordml" xmlns:w16cex="http://schemas.microsoft.com/office/word/2018/wordml/cex" xmlns:w16cid="http://schemas.microsoft.com/office/word/2016/wordml/cid" xmlns:w16="http://schemas.microsoft.com/office/word/2018/wordml" xmlns:w16sdtdh="http://schemas.microsoft.com/office/word/2020/wordml/sdtdatahash" xmlns:w16se="http://schemas.microsoft.com/office/word/2015/wordml/symex" xmlns:wpg="http://schemas.microsoft.com/office/word/2010/wordprocessingGroup" xmlns:wpi="http://schemas.microsoft.com/office/word/2010/wordprocessingInk" xmlns:wne="http://schemas.microsoft.com/office/word/2006/wordml" xmlns:wps="http://schemas.microsoft.com/office/word/2010/wordprocessingShape" mc:Ignorable="w14 w15 w16se w16cid w16 w16cex w16sdtdh wp14">
   <w:p>
     <w:pPr>
       <w:pStyle w:val="ae"/>
@@ -50588,7 +50628,7 @@
 </file>
 
 <file path=word/header2.xml><?xml version="1.0" encoding="utf-8"?>
-<w:hdr xmlns:wpc="http://schemas.microsoft.com/office/word/2010/wordprocessingCanvas" xmlns:cx="http://schemas.microsoft.com/office/drawing/2014/chartex" xmlns:cx1="http://schemas.microsoft.com/office/drawing/2015/9/8/chartex" xmlns:cx2="http://schemas.microsoft.com/office/drawing/2015/10/21/chartex" xmlns:cx3="http://schemas.microsoft.com/office/drawing/2016/5/9/chartex" xmlns:cx4="http://schemas.microsoft.com/office/drawing/2016/5/10/chartex" xmlns:cx5="http://schemas.microsoft.com/office/drawing/2016/5/11/chartex" xmlns:cx6="http://schemas.microsoft.com/office/drawing/2016/5/12/chartex" xmlns:cx7="http://schemas.microsoft.com/office/drawing/2016/5/13/chartex" xmlns:cx8="http://schemas.microsoft.com/office/drawing/2016/5/14/chartex" xmlns:mc="http://schemas.openxmlformats.org/markup-compatibility/2006" xmlns:aink="http://schemas.microsoft.com/office/drawing/2016/ink" xmlns:am3d="http://schemas.microsoft.com/office/drawing/2017/model3d" xmlns:o="urn:schemas-microsoft-com:office:office" xmlns:r="http://schemas.openxmlformats.org/officeDocument/2006/relationships" xmlns:m="http://schemas.openxmlformats.org/officeDocument/2006/math" xmlns:v="urn:schemas-microsoft-com:vml" xmlns:wp14="http://schemas.microsoft.com/office/word/2010/wordprocessingDrawing" xmlns:wp="http://schemas.openxmlformats.org/drawingml/2006/wordprocessingDrawing" xmlns:w10="urn:schemas-microsoft-com:office:word" xmlns:w="http://schemas.openxmlformats.org/wordprocessingml/2006/main" xmlns:w14="http://schemas.microsoft.com/office/word/2010/wordml" xmlns:w15="http://schemas.microsoft.com/office/word/2012/wordml" xmlns:w16cex="http://schemas.microsoft.com/office/word/2018/wordml/cex" xmlns:w16cid="http://schemas.microsoft.com/office/word/2016/wordml/cid" xmlns:w16="http://schemas.microsoft.com/office/word/2018/wordml" xmlns:w16sdtdh="http://schemas.microsoft.com/office/word/2020/wordml/sdtdatahash" xmlns:w16se="http://schemas.microsoft.com/office/word/2015/wordml/symex" xmlns:wpg="http://schemas.microsoft.com/office/word/2010/wordprocessingGroup" xmlns:wpi="http://schemas.microsoft.com/office/word/2010/wordprocessingInk" xmlns:wne="http://schemas.microsoft.com/office/word/2006/wordml" xmlns:wps="http://schemas.microsoft.com/office/word/2010/wordprocessingShape" mc:Ignorable="w14 w15 w16se w16cid w16 w16cex w16sdtdh wp14">
+<w:hdr xmlns:wpc="http://schemas.microsoft.com/office/word/2010/wordprocessingCanvas" xmlns:cx="http://schemas.microsoft.com/office/drawing/2014/chartex" xmlns:cx1="http://schemas.microsoft.com/office/drawing/2015/9/8/chartex" xmlns:cx2="http://schemas.microsoft.com/office/drawing/2015/10/21/chartex" xmlns:cx3="http://schemas.microsoft.com/office/drawing/2016/5/9/chartex" xmlns:cx4="http://schemas.microsoft.com/office/drawing/2016/5/10/chartex" xmlns:cx5="http://schemas.microsoft.com/office/drawing/2016/5/11/chartex" xmlns:cx6="http://schemas.microsoft.com/office/drawing/2016/5/12/chartex" xmlns:cx7="http://schemas.microsoft.com/office/drawing/2016/5/13/chartex" xmlns:cx8="http://schemas.microsoft.com/office/drawing/2016/5/14/chartex" xmlns:mc="http://schemas.openxmlformats.org/markup-compatibility/2006" xmlns:aink="http://schemas.microsoft.com/office/drawing/2016/ink" xmlns:am3d="http://schemas.microsoft.com/office/drawing/2017/model3d" xmlns:o="urn:schemas-microsoft-com:office:office" xmlns:oel="http://schemas.microsoft.com/office/2019/extlst" xmlns:r="http://schemas.openxmlformats.org/officeDocument/2006/relationships" xmlns:m="http://schemas.openxmlformats.org/officeDocument/2006/math" xmlns:v="urn:schemas-microsoft-com:vml" xmlns:wp14="http://schemas.microsoft.com/office/word/2010/wordprocessingDrawing" xmlns:wp="http://schemas.openxmlformats.org/drawingml/2006/wordprocessingDrawing" xmlns:w10="urn:schemas-microsoft-com:office:word" xmlns:w="http://schemas.openxmlformats.org/wordprocessingml/2006/main" xmlns:w14="http://schemas.microsoft.com/office/word/2010/wordml" xmlns:w15="http://schemas.microsoft.com/office/word/2012/wordml" xmlns:w16cex="http://schemas.microsoft.com/office/word/2018/wordml/cex" xmlns:w16cid="http://schemas.microsoft.com/office/word/2016/wordml/cid" xmlns:w16="http://schemas.microsoft.com/office/word/2018/wordml" xmlns:w16sdtdh="http://schemas.microsoft.com/office/word/2020/wordml/sdtdatahash" xmlns:w16se="http://schemas.microsoft.com/office/word/2015/wordml/symex" xmlns:wpg="http://schemas.microsoft.com/office/word/2010/wordprocessingGroup" xmlns:wpi="http://schemas.microsoft.com/office/word/2010/wordprocessingInk" xmlns:wne="http://schemas.microsoft.com/office/word/2006/wordml" xmlns:wps="http://schemas.microsoft.com/office/word/2010/wordprocessingShape" mc:Ignorable="w14 w15 w16se w16cid w16 w16cex w16sdtdh wp14">
   <w:p>
     <w:pPr>
       <w:pStyle w:val="ae"/>
@@ -50599,7 +50639,7 @@
 </file>
 
 <file path=word/header3.xml><?xml version="1.0" encoding="utf-8"?>
-<w:hdr xmlns:wpc="http://schemas.microsoft.com/office/word/2010/wordprocessingCanvas" xmlns:cx="http://schemas.microsoft.com/office/drawing/2014/chartex" xmlns:cx1="http://schemas.microsoft.com/office/drawing/2015/9/8/chartex" xmlns:cx2="http://schemas.microsoft.com/office/drawing/2015/10/21/chartex" xmlns:cx3="http://schemas.microsoft.com/office/drawing/2016/5/9/chartex" xmlns:cx4="http://schemas.microsoft.com/office/drawing/2016/5/10/chartex" xmlns:cx5="http://schemas.microsoft.com/office/drawing/2016/5/11/chartex" xmlns:cx6="http://schemas.microsoft.com/office/drawing/2016/5/12/chartex" xmlns:cx7="http://schemas.microsoft.com/office/drawing/2016/5/13/chartex" xmlns:cx8="http://schemas.microsoft.com/office/drawing/2016/5/14/chartex" xmlns:mc="http://schemas.openxmlformats.org/markup-compatibility/2006" xmlns:aink="http://schemas.microsoft.com/office/drawing/2016/ink" xmlns:am3d="http://schemas.microsoft.com/office/drawing/2017/model3d" xmlns:o="urn:schemas-microsoft-com:office:office" xmlns:r="http://schemas.openxmlformats.org/officeDocument/2006/relationships" xmlns:m="http://schemas.openxmlformats.org/officeDocument/2006/math" xmlns:v="urn:schemas-microsoft-com:vml" xmlns:wp14="http://schemas.microsoft.com/office/word/2010/wordprocessingDrawing" xmlns:wp="http://schemas.openxmlformats.org/drawingml/2006/wordprocessingDrawing" xmlns:w10="urn:schemas-microsoft-com:office:word" xmlns:w="http://schemas.openxmlformats.org/wordprocessingml/2006/main" xmlns:w14="http://schemas.microsoft.com/office/word/2010/wordml" xmlns:w15="http://schemas.microsoft.com/office/word/2012/wordml" xmlns:w16cex="http://schemas.microsoft.com/office/word/2018/wordml/cex" xmlns:w16cid="http://schemas.microsoft.com/office/word/2016/wordml/cid" xmlns:w16="http://schemas.microsoft.com/office/word/2018/wordml" xmlns:w16sdtdh="http://schemas.microsoft.com/office/word/2020/wordml/sdtdatahash" xmlns:w16se="http://schemas.microsoft.com/office/word/2015/wordml/symex" xmlns:wpg="http://schemas.microsoft.com/office/word/2010/wordprocessingGroup" xmlns:wpi="http://schemas.microsoft.com/office/word/2010/wordprocessingInk" xmlns:wne="http://schemas.microsoft.com/office/word/2006/wordml" xmlns:wps="http://schemas.microsoft.com/office/word/2010/wordprocessingShape" mc:Ignorable="w14 w15 w16se w16cid w16 w16cex w16sdtdh wp14">
+<w:hdr xmlns:wpc="http://schemas.microsoft.com/office/word/2010/wordprocessingCanvas" xmlns:cx="http://schemas.microsoft.com/office/drawing/2014/chartex" xmlns:cx1="http://schemas.microsoft.com/office/drawing/2015/9/8/chartex" xmlns:cx2="http://schemas.microsoft.com/office/drawing/2015/10/21/chartex" xmlns:cx3="http://schemas.microsoft.com/office/drawing/2016/5/9/chartex" xmlns:cx4="http://schemas.microsoft.com/office/drawing/2016/5/10/chartex" xmlns:cx5="http://schemas.microsoft.com/office/drawing/2016/5/11/chartex" xmlns:cx6="http://schemas.microsoft.com/office/drawing/2016/5/12/chartex" xmlns:cx7="http://schemas.microsoft.com/office/drawing/2016/5/13/chartex" xmlns:cx8="http://schemas.microsoft.com/office/drawing/2016/5/14/chartex" xmlns:mc="http://schemas.openxmlformats.org/markup-compatibility/2006" xmlns:aink="http://schemas.microsoft.com/office/drawing/2016/ink" xmlns:am3d="http://schemas.microsoft.com/office/drawing/2017/model3d" xmlns:o="urn:schemas-microsoft-com:office:office" xmlns:oel="http://schemas.microsoft.com/office/2019/extlst" xmlns:r="http://schemas.openxmlformats.org/officeDocument/2006/relationships" xmlns:m="http://schemas.openxmlformats.org/officeDocument/2006/math" xmlns:v="urn:schemas-microsoft-com:vml" xmlns:wp14="http://schemas.microsoft.com/office/word/2010/wordprocessingDrawing" xmlns:wp="http://schemas.openxmlformats.org/drawingml/2006/wordprocessingDrawing" xmlns:w10="urn:schemas-microsoft-com:office:word" xmlns:w="http://schemas.openxmlformats.org/wordprocessingml/2006/main" xmlns:w14="http://schemas.microsoft.com/office/word/2010/wordml" xmlns:w15="http://schemas.microsoft.com/office/word/2012/wordml" xmlns:w16cex="http://schemas.microsoft.com/office/word/2018/wordml/cex" xmlns:w16cid="http://schemas.microsoft.com/office/word/2016/wordml/cid" xmlns:w16="http://schemas.microsoft.com/office/word/2018/wordml" xmlns:w16sdtdh="http://schemas.microsoft.com/office/word/2020/wordml/sdtdatahash" xmlns:w16se="http://schemas.microsoft.com/office/word/2015/wordml/symex" xmlns:wpg="http://schemas.microsoft.com/office/word/2010/wordprocessingGroup" xmlns:wpi="http://schemas.microsoft.com/office/word/2010/wordprocessingInk" xmlns:wne="http://schemas.microsoft.com/office/word/2006/wordml" xmlns:wps="http://schemas.microsoft.com/office/word/2010/wordprocessingShape" mc:Ignorable="w14 w15 w16se w16cid w16 w16cex w16sdtdh wp14">
   <w:p>
     <w:pPr>
       <w:pStyle w:val="ae"/>
@@ -50610,7 +50650,7 @@
 </file>
 
 <file path=word/numbering.xml><?xml version="1.0" encoding="utf-8"?>
-<w:numbering xmlns:wpc="http://schemas.microsoft.com/office/word/2010/wordprocessingCanvas" xmlns:cx="http://schemas.microsoft.com/office/drawing/2014/chartex" xmlns:cx1="http://schemas.microsoft.com/office/drawing/2015/9/8/chartex" xmlns:cx2="http://schemas.microsoft.com/office/drawing/2015/10/21/chartex" xmlns:cx3="http://schemas.microsoft.com/office/drawing/2016/5/9/chartex" xmlns:cx4="http://schemas.microsoft.com/office/drawing/2016/5/10/chartex" xmlns:cx5="http://schemas.microsoft.com/office/drawing/2016/5/11/chartex" xmlns:cx6="http://schemas.microsoft.com/office/drawing/2016/5/12/chartex" xmlns:cx7="http://schemas.microsoft.com/office/drawing/2016/5/13/chartex" xmlns:cx8="http://schemas.microsoft.com/office/drawing/2016/5/14/chartex" xmlns:mc="http://schemas.openxmlformats.org/markup-compatibility/2006" xmlns:aink="http://schemas.microsoft.com/office/drawing/2016/ink" xmlns:am3d="http://schemas.microsoft.com/office/drawing/2017/model3d" xmlns:o="urn:schemas-microsoft-com:office:office" xmlns:r="http://schemas.openxmlformats.org/officeDocument/2006/relationships" xmlns:m="http://schemas.openxmlformats.org/officeDocument/2006/math" xmlns:v="urn:schemas-microsoft-com:vml" xmlns:wp14="http://schemas.microsoft.com/office/word/2010/wordprocessingDrawing" xmlns:wp="http://schemas.openxmlformats.org/drawingml/2006/wordprocessingDrawing" xmlns:w10="urn:schemas-microsoft-com:office:word" xmlns:w="http://schemas.openxmlformats.org/wordprocessingml/2006/main" xmlns:w14="http://schemas.microsoft.com/office/word/2010/wordml" xmlns:w15="http://schemas.microsoft.com/office/word/2012/wordml" xmlns:w16cex="http://schemas.microsoft.com/office/word/2018/wordml/cex" xmlns:w16cid="http://schemas.microsoft.com/office/word/2016/wordml/cid" xmlns:w16="http://schemas.microsoft.com/office/word/2018/wordml" xmlns:w16sdtdh="http://schemas.microsoft.com/office/word/2020/wordml/sdtdatahash" xmlns:w16se="http://schemas.microsoft.com/office/word/2015/wordml/symex" xmlns:wpg="http://schemas.microsoft.com/office/word/2010/wordprocessingGroup" xmlns:wpi="http://schemas.microsoft.com/office/word/2010/wordprocessingInk" xmlns:wne="http://schemas.microsoft.com/office/word/2006/wordml" xmlns:wps="http://schemas.microsoft.com/office/word/2010/wordprocessingShape" mc:Ignorable="w14 w15 w16se w16cid w16 w16cex w16sdtdh wp14">
+<w:numbering xmlns:wpc="http://schemas.microsoft.com/office/word/2010/wordprocessingCanvas" xmlns:cx="http://schemas.microsoft.com/office/drawing/2014/chartex" xmlns:cx1="http://schemas.microsoft.com/office/drawing/2015/9/8/chartex" xmlns:cx2="http://schemas.microsoft.com/office/drawing/2015/10/21/chartex" xmlns:cx3="http://schemas.microsoft.com/office/drawing/2016/5/9/chartex" xmlns:cx4="http://schemas.microsoft.com/office/drawing/2016/5/10/chartex" xmlns:cx5="http://schemas.microsoft.com/office/drawing/2016/5/11/chartex" xmlns:cx6="http://schemas.microsoft.com/office/drawing/2016/5/12/chartex" xmlns:cx7="http://schemas.microsoft.com/office/drawing/2016/5/13/chartex" xmlns:cx8="http://schemas.microsoft.com/office/drawing/2016/5/14/chartex" xmlns:mc="http://schemas.openxmlformats.org/markup-compatibility/2006" xmlns:aink="http://schemas.microsoft.com/office/drawing/2016/ink" xmlns:am3d="http://schemas.microsoft.com/office/drawing/2017/model3d" xmlns:o="urn:schemas-microsoft-com:office:office" xmlns:oel="http://schemas.microsoft.com/office/2019/extlst" xmlns:r="http://schemas.openxmlformats.org/officeDocument/2006/relationships" xmlns:m="http://schemas.openxmlformats.org/officeDocument/2006/math" xmlns:v="urn:schemas-microsoft-com:vml" xmlns:wp14="http://schemas.microsoft.com/office/word/2010/wordprocessingDrawing" xmlns:wp="http://schemas.openxmlformats.org/drawingml/2006/wordprocessingDrawing" xmlns:w10="urn:schemas-microsoft-com:office:word" xmlns:w="http://schemas.openxmlformats.org/wordprocessingml/2006/main" xmlns:w14="http://schemas.microsoft.com/office/word/2010/wordml" xmlns:w15="http://schemas.microsoft.com/office/word/2012/wordml" xmlns:w16cex="http://schemas.microsoft.com/office/word/2018/wordml/cex" xmlns:w16cid="http://schemas.microsoft.com/office/word/2016/wordml/cid" xmlns:w16="http://schemas.microsoft.com/office/word/2018/wordml" xmlns:w16sdtdh="http://schemas.microsoft.com/office/word/2020/wordml/sdtdatahash" xmlns:w16se="http://schemas.microsoft.com/office/word/2015/wordml/symex" xmlns:wpg="http://schemas.microsoft.com/office/word/2010/wordprocessingGroup" xmlns:wpi="http://schemas.microsoft.com/office/word/2010/wordprocessingInk" xmlns:wne="http://schemas.microsoft.com/office/word/2006/wordml" xmlns:wps="http://schemas.microsoft.com/office/word/2010/wordprocessingShape" mc:Ignorable="w14 w15 w16se w16cid w16 w16cex w16sdtdh wp14">
   <w:abstractNum w:abstractNumId="0" w15:restartNumberingAfterBreak="0">
     <w:nsid w:val="0A72629B"/>
     <w:multiLevelType w:val="hybridMultilevel"/>
@@ -55222,136 +55262,136 @@
       </w:rPr>
     </w:lvl>
   </w:abstractNum>
-  <w:num w:numId="1">
+  <w:num w:numId="1" w16cid:durableId="1495730455">
     <w:abstractNumId w:val="15"/>
   </w:num>
-  <w:num w:numId="2">
+  <w:num w:numId="2" w16cid:durableId="1066685724">
     <w:abstractNumId w:val="7"/>
   </w:num>
-  <w:num w:numId="3">
+  <w:num w:numId="3" w16cid:durableId="354773576">
     <w:abstractNumId w:val="25"/>
   </w:num>
-  <w:num w:numId="4">
+  <w:num w:numId="4" w16cid:durableId="415787301">
     <w:abstractNumId w:val="9"/>
   </w:num>
-  <w:num w:numId="5">
+  <w:num w:numId="5" w16cid:durableId="458186287">
     <w:abstractNumId w:val="11"/>
   </w:num>
-  <w:num w:numId="6">
+  <w:num w:numId="6" w16cid:durableId="231040614">
     <w:abstractNumId w:val="31"/>
   </w:num>
-  <w:num w:numId="7">
+  <w:num w:numId="7" w16cid:durableId="420684536">
     <w:abstractNumId w:val="32"/>
   </w:num>
-  <w:num w:numId="8">
+  <w:num w:numId="8" w16cid:durableId="1037392325">
     <w:abstractNumId w:val="42"/>
   </w:num>
-  <w:num w:numId="9">
+  <w:num w:numId="9" w16cid:durableId="1272670232">
     <w:abstractNumId w:val="8"/>
   </w:num>
-  <w:num w:numId="10">
+  <w:num w:numId="10" w16cid:durableId="1053308175">
     <w:abstractNumId w:val="5"/>
   </w:num>
-  <w:num w:numId="11">
+  <w:num w:numId="11" w16cid:durableId="104544413">
     <w:abstractNumId w:val="39"/>
   </w:num>
-  <w:num w:numId="12">
+  <w:num w:numId="12" w16cid:durableId="637150744">
     <w:abstractNumId w:val="12"/>
   </w:num>
-  <w:num w:numId="13">
+  <w:num w:numId="13" w16cid:durableId="347488776">
     <w:abstractNumId w:val="21"/>
   </w:num>
-  <w:num w:numId="14">
+  <w:num w:numId="14" w16cid:durableId="272254635">
     <w:abstractNumId w:val="16"/>
   </w:num>
-  <w:num w:numId="15">
+  <w:num w:numId="15" w16cid:durableId="1744136217">
     <w:abstractNumId w:val="0"/>
   </w:num>
-  <w:num w:numId="16">
+  <w:num w:numId="16" w16cid:durableId="640233316">
     <w:abstractNumId w:val="24"/>
   </w:num>
-  <w:num w:numId="17">
+  <w:num w:numId="17" w16cid:durableId="1324120277">
     <w:abstractNumId w:val="3"/>
   </w:num>
-  <w:num w:numId="18">
+  <w:num w:numId="18" w16cid:durableId="1157380230">
     <w:abstractNumId w:val="10"/>
   </w:num>
-  <w:num w:numId="19">
+  <w:num w:numId="19" w16cid:durableId="1390614813">
     <w:abstractNumId w:val="28"/>
   </w:num>
-  <w:num w:numId="20">
+  <w:num w:numId="20" w16cid:durableId="1913080859">
     <w:abstractNumId w:val="23"/>
   </w:num>
-  <w:num w:numId="21">
+  <w:num w:numId="21" w16cid:durableId="453670345">
     <w:abstractNumId w:val="19"/>
   </w:num>
-  <w:num w:numId="22">
+  <w:num w:numId="22" w16cid:durableId="1064450585">
     <w:abstractNumId w:val="41"/>
   </w:num>
-  <w:num w:numId="23">
+  <w:num w:numId="23" w16cid:durableId="1988196959">
     <w:abstractNumId w:val="37"/>
   </w:num>
-  <w:num w:numId="24">
+  <w:num w:numId="24" w16cid:durableId="1638686895">
     <w:abstractNumId w:val="27"/>
   </w:num>
-  <w:num w:numId="25">
+  <w:num w:numId="25" w16cid:durableId="1190021666">
     <w:abstractNumId w:val="26"/>
   </w:num>
-  <w:num w:numId="26">
+  <w:num w:numId="26" w16cid:durableId="220792503">
     <w:abstractNumId w:val="14"/>
   </w:num>
-  <w:num w:numId="27">
+  <w:num w:numId="27" w16cid:durableId="1189444830">
     <w:abstractNumId w:val="6"/>
   </w:num>
-  <w:num w:numId="28">
+  <w:num w:numId="28" w16cid:durableId="1134257530">
     <w:abstractNumId w:val="38"/>
   </w:num>
-  <w:num w:numId="29">
+  <w:num w:numId="29" w16cid:durableId="1014067686">
     <w:abstractNumId w:val="33"/>
   </w:num>
-  <w:num w:numId="30">
+  <w:num w:numId="30" w16cid:durableId="720834708">
     <w:abstractNumId w:val="13"/>
   </w:num>
-  <w:num w:numId="31">
+  <w:num w:numId="31" w16cid:durableId="2118409043">
     <w:abstractNumId w:val="34"/>
   </w:num>
-  <w:num w:numId="32">
+  <w:num w:numId="32" w16cid:durableId="1121536952">
     <w:abstractNumId w:val="36"/>
   </w:num>
-  <w:num w:numId="33">
+  <w:num w:numId="33" w16cid:durableId="953054261">
     <w:abstractNumId w:val="4"/>
   </w:num>
-  <w:num w:numId="34">
+  <w:num w:numId="34" w16cid:durableId="554007693">
     <w:abstractNumId w:val="40"/>
   </w:num>
-  <w:num w:numId="35">
+  <w:num w:numId="35" w16cid:durableId="1060061204">
     <w:abstractNumId w:val="22"/>
   </w:num>
-  <w:num w:numId="36">
+  <w:num w:numId="36" w16cid:durableId="227376351">
     <w:abstractNumId w:val="20"/>
   </w:num>
-  <w:num w:numId="37">
+  <w:num w:numId="37" w16cid:durableId="826435008">
     <w:abstractNumId w:val="30"/>
   </w:num>
-  <w:num w:numId="38">
+  <w:num w:numId="38" w16cid:durableId="1428235119">
     <w:abstractNumId w:val="1"/>
   </w:num>
-  <w:num w:numId="39">
+  <w:num w:numId="39" w16cid:durableId="1453482004">
     <w:abstractNumId w:val="17"/>
   </w:num>
-  <w:num w:numId="40">
+  <w:num w:numId="40" w16cid:durableId="882864720">
     <w:abstractNumId w:val="29"/>
   </w:num>
-  <w:num w:numId="41">
+  <w:num w:numId="41" w16cid:durableId="840966236">
     <w:abstractNumId w:val="35"/>
   </w:num>
-  <w:num w:numId="42">
+  <w:num w:numId="42" w16cid:durableId="1088775085">
     <w:abstractNumId w:val="43"/>
   </w:num>
-  <w:num w:numId="43">
+  <w:num w:numId="43" w16cid:durableId="946734681">
     <w:abstractNumId w:val="2"/>
   </w:num>
-  <w:num w:numId="44">
+  <w:num w:numId="44" w16cid:durableId="1833787501">
     <w:abstractNumId w:val="18"/>
   </w:num>
 </w:numbering>

--- a/系統文件/系統文件.docx
+++ b/系統文件/系統文件.docx
@@ -7312,7 +7312,7 @@
               <w:pStyle w:val="aa"/>
               <w:ind w:firstLineChars="0" w:firstLine="0"/>
               <w:rPr>
-                <w:rFonts w:ascii="標楷體" w:hAnsi="標楷體"/>
+                <w:rFonts w:ascii="標楷體" w:hAnsi="標楷體" w:hint="eastAsia"/>
                 <w:szCs w:val="28"/>
               </w:rPr>
             </w:pPr>
@@ -8516,7 +8516,7 @@
               <w:ind w:firstLineChars="0" w:firstLine="0"/>
               <w:jc w:val="center"/>
               <w:rPr>
-                <w:rFonts w:ascii="Arial Unicode MS" w:eastAsia="標楷體" w:hAnsi="Arial Unicode MS" w:cs="Arial" w:hint="eastAsia"/>
+                <w:rFonts w:ascii="Arial Unicode MS" w:eastAsia="標楷體" w:hAnsi="Arial Unicode MS" w:cs="Arial"/>
                 <w:kern w:val="0"/>
                 <w:szCs w:val="24"/>
               </w:rPr>
@@ -9056,6 +9056,7 @@
                 <w:rFonts w:ascii="Arial Unicode MS" w:eastAsia="標楷體" w:hAnsi="Arial Unicode MS" w:cs="Arial"/>
                 <w:kern w:val="0"/>
                 <w:szCs w:val="24"/>
+                <w:highlight w:val="yellow"/>
               </w:rPr>
               <w:t>資料庫</w:t>
             </w:r>
@@ -9112,6 +9113,7 @@
                 <w:rFonts w:ascii="Arial Unicode MS" w:eastAsia="標楷體" w:hAnsi="Arial Unicode MS" w:cs="Arial"/>
                 <w:kern w:val="0"/>
                 <w:szCs w:val="24"/>
+                <w:highlight w:val="yellow"/>
               </w:rPr>
               <w:t>資料庫管理工具</w:t>
             </w:r>
@@ -9129,19 +9131,45 @@
               <w:ind w:firstLineChars="0" w:firstLine="0"/>
               <w:jc w:val="center"/>
               <w:rPr>
+                <w:rFonts w:ascii="Arial Unicode MS" w:eastAsia="標楷體" w:hAnsi="Arial Unicode MS" w:cs="Arial" w:hint="eastAsia"/>
+                <w:kern w:val="0"/>
+                <w:szCs w:val="24"/>
+              </w:rPr>
+            </w:pPr>
+            <w:r>
+              <w:rPr>
                 <w:rFonts w:ascii="Arial Unicode MS" w:eastAsia="標楷體" w:hAnsi="Arial Unicode MS" w:cs="Arial"/>
                 <w:kern w:val="0"/>
                 <w:szCs w:val="24"/>
               </w:rPr>
-            </w:pPr>
+              <w:t>MySQL Workbench</w:t>
+            </w:r>
+            <w:r>
+              <w:rPr>
+                <w:rFonts w:ascii="Arial Unicode MS" w:eastAsia="標楷體" w:hAnsi="Arial Unicode MS" w:cs="Arial" w:hint="eastAsia"/>
+                <w:kern w:val="0"/>
+                <w:szCs w:val="24"/>
+              </w:rPr>
+              <w:t>、</w:t>
+            </w:r>
+            <w:proofErr w:type="spellStart"/>
             <w:r>
               <w:rPr>
                 <w:rFonts w:ascii="Arial Unicode MS" w:eastAsia="標楷體" w:hAnsi="Arial Unicode MS" w:cs="Arial"/>
                 <w:kern w:val="0"/>
                 <w:szCs w:val="24"/>
               </w:rPr>
-              <w:t>MySQL Workbench</w:t>
-            </w:r>
+              <w:t>d</w:t>
+            </w:r>
+            <w:r>
+              <w:rPr>
+                <w:rFonts w:ascii="Arial Unicode MS" w:eastAsia="標楷體" w:hAnsi="Arial Unicode MS" w:cs="Arial" w:hint="eastAsia"/>
+                <w:kern w:val="0"/>
+                <w:szCs w:val="24"/>
+              </w:rPr>
+              <w:t>beaver</w:t>
+            </w:r>
+            <w:proofErr w:type="spellEnd"/>
           </w:p>
         </w:tc>
       </w:tr>
